--- a/Bahamonde_Sarpila.docx
+++ b/Bahamonde_Sarpila.docx
@@ -708,7 +708,21 @@
           <w:noProof/>
           <w:lang w:val="en-US"/>
         </w:rPr>
-        <w:t xml:space="preserve"> we suggest that previous research has concentrated almost exclusively on the effect of physical attractiveness on turnout. That is, notwithstanding the increasing interest </w:t>
+        <w:t xml:space="preserve"> we suggest that previous research has concentrated almost exclusively on the effect of physical attractiveness on </w:t>
+      </w:r>
+      <w:r>
+        <w:rPr>
+          <w:noProof/>
+          <w:lang w:val="en-US"/>
+        </w:rPr>
+        <w:t>voting</w:t>
+      </w:r>
+      <w:r>
+        <w:rPr>
+          <w:noProof/>
+          <w:lang w:val="en-US"/>
+        </w:rPr>
+        <w:t xml:space="preserve">. That is, notwithstanding the increasing interest </w:t>
       </w:r>
       <w:r>
         <w:rPr>
@@ -729,7 +743,21 @@
           <w:noProof/>
           <w:lang w:val="en-US"/>
         </w:rPr>
-        <w:t>the positive effects of physical attractiveness on turnout, the effect of physical appearance</w:t>
+        <w:t xml:space="preserve">the positive effects of physical attractiveness on </w:t>
+      </w:r>
+      <w:r>
+        <w:rPr>
+          <w:noProof/>
+          <w:lang w:val="en-US"/>
+        </w:rPr>
+        <w:t>voting</w:t>
+      </w:r>
+      <w:r>
+        <w:rPr>
+          <w:noProof/>
+          <w:lang w:val="en-US"/>
+        </w:rPr>
+        <w:t>, the effect of physical appearance</w:t>
       </w:r>
       <w:r>
         <w:rPr>
@@ -1405,28 +1433,14 @@
           <w:noProof/>
           <w:lang w:val="en-US"/>
         </w:rPr>
-        <w:t xml:space="preserve">political science </w:t>
-      </w:r>
-      <w:r>
-        <w:rPr>
-          <w:noProof/>
-          <w:lang w:val="en-US"/>
-        </w:rPr>
-        <w:t xml:space="preserve">studies </w:t>
-      </w:r>
-      <w:r>
-        <w:rPr>
-          <w:noProof/>
-          <w:lang w:val="en-US"/>
-        </w:rPr>
-        <w:t>of</w:t>
-      </w:r>
-      <w:r>
-        <w:rPr>
-          <w:noProof/>
-          <w:lang w:val="en-US"/>
-        </w:rPr>
-        <w:t xml:space="preserve"> the use of heuristics in elections </w:t>
+        <w:t xml:space="preserve">the literature on </w:t>
+      </w:r>
+      <w:r>
+        <w:rPr>
+          <w:noProof/>
+          <w:lang w:val="en-US"/>
+        </w:rPr>
+        <w:t xml:space="preserve">the use of heuristics in elections </w:t>
       </w:r>
       <w:hyperlink r:id="rId18">
         <w:r>
@@ -1562,7 +1576,15 @@
           <w:noProof/>
           <w:lang w:val="en-US"/>
         </w:rPr>
-        <w:t>, we also take a gender perspective and study these dynamics</w:t>
+        <w:t xml:space="preserve">, we also take a </w:t>
+      </w:r>
+      <w:r>
+        <w:rPr>
+          <w:noProof/>
+          <w:lang w:val="en-US"/>
+        </w:rPr>
+        <w:lastRenderedPageBreak/>
+        <w:t>gender perspective and study these dynamics</w:t>
       </w:r>
       <w:r>
         <w:rPr>
@@ -14220,7 +14242,25 @@
           <w:shd w:val="clear" w:color="auto" w:fill="FCFCFC"/>
           <w:lang w:val="en-US"/>
         </w:rPr>
-        <w:t xml:space="preserve">the significance of physical appearance in voting and election research. </w:t>
+        <w:t xml:space="preserve">the significance of physical appearance </w:t>
+      </w:r>
+      <w:r>
+        <w:rPr>
+          <w:noProof/>
+          <w:color w:val="202124"/>
+          <w:shd w:val="clear" w:color="auto" w:fill="FCFCFC"/>
+          <w:lang w:val="en-US"/>
+        </w:rPr>
+        <w:t>on the likelihood of votes</w:t>
+      </w:r>
+      <w:r>
+        <w:rPr>
+          <w:noProof/>
+          <w:color w:val="202124"/>
+          <w:shd w:val="clear" w:color="auto" w:fill="FCFCFC"/>
+          <w:lang w:val="en-US"/>
+        </w:rPr>
+        <w:t xml:space="preserve">. </w:t>
       </w:r>
     </w:p>
     <w:p>
@@ -20837,7 +20877,25 @@
           <w:szCs w:val="20"/>
           <w:lang w:val="en-US"/>
         </w:rPr>
-        <w:t>uthors are listed in alphabetical order. Hector Bahamonde is a Senior Researcher at the University of Turku</w:t>
+        <w:t xml:space="preserve">uthors are listed in alphabetical order. Hector </w:t>
+      </w:r>
+      <w:proofErr w:type="spellStart"/>
+      <w:r>
+        <w:rPr>
+          <w:sz w:val="20"/>
+          <w:szCs w:val="20"/>
+          <w:lang w:val="en-US"/>
+        </w:rPr>
+        <w:t>Bahamonde</w:t>
+      </w:r>
+      <w:proofErr w:type="spellEnd"/>
+      <w:r>
+        <w:rPr>
+          <w:sz w:val="20"/>
+          <w:szCs w:val="20"/>
+          <w:lang w:val="en-US"/>
+        </w:rPr>
+        <w:t xml:space="preserve"> is a Senior Researcher at the University of Turku</w:t>
       </w:r>
       <w:r>
         <w:rPr>
@@ -20909,7 +20967,43 @@
           <w:szCs w:val="20"/>
           <w:lang w:val="en-US"/>
         </w:rPr>
-        <w:t>). Outi Sarpila (</w:t>
+        <w:t xml:space="preserve">). </w:t>
+      </w:r>
+      <w:proofErr w:type="spellStart"/>
+      <w:r>
+        <w:rPr>
+          <w:sz w:val="20"/>
+          <w:szCs w:val="20"/>
+          <w:lang w:val="en-US"/>
+        </w:rPr>
+        <w:t>Outi</w:t>
+      </w:r>
+      <w:proofErr w:type="spellEnd"/>
+      <w:r>
+        <w:rPr>
+          <w:sz w:val="20"/>
+          <w:szCs w:val="20"/>
+          <w:lang w:val="en-US"/>
+        </w:rPr>
+        <w:t xml:space="preserve"> </w:t>
+      </w:r>
+      <w:proofErr w:type="spellStart"/>
+      <w:r>
+        <w:rPr>
+          <w:sz w:val="20"/>
+          <w:szCs w:val="20"/>
+          <w:lang w:val="en-US"/>
+        </w:rPr>
+        <w:t>Sarpila</w:t>
+      </w:r>
+      <w:proofErr w:type="spellEnd"/>
+      <w:r>
+        <w:rPr>
+          <w:sz w:val="20"/>
+          <w:szCs w:val="20"/>
+          <w:lang w:val="en-US"/>
+        </w:rPr>
+        <w:t xml:space="preserve"> (</w:t>
       </w:r>
       <w:hyperlink r:id="rId3">
         <w:r>
@@ -20953,23 +21047,25 @@
           <w:szCs w:val="20"/>
           <w:lang w:val="en-US"/>
         </w:rPr>
-        <w:t xml:space="preserve"> Richard Lau, David Redlawsk, Tessa di Tonto, and</w:t>
-      </w:r>
+        <w:t xml:space="preserve"> Richard Lau, David </w:t>
+      </w:r>
+      <w:proofErr w:type="spellStart"/>
       <w:r>
         <w:rPr>
           <w:sz w:val="20"/>
           <w:szCs w:val="20"/>
           <w:lang w:val="en-US"/>
         </w:rPr>
-        <w:t xml:space="preserve"> the participants and organizers of the talks at the 2022 INVEST Research Seminar (Turku, Finland), the 2022 SOMA Workshop (Svartå, Finland), and the 2022 Nordic Sociological Association Conference (Reykjavik, Iceland). This project was funded by Sarpila’s Academy of Finland </w:t>
-      </w:r>
+        <w:t>Redlawsk</w:t>
+      </w:r>
+      <w:proofErr w:type="spellEnd"/>
       <w:r>
         <w:rPr>
           <w:sz w:val="20"/>
           <w:szCs w:val="20"/>
           <w:lang w:val="en-US"/>
         </w:rPr>
-        <w:t>(</w:t>
+        <w:t>, Tessa di Tonto, and</w:t>
       </w:r>
       <w:r>
         <w:rPr>
@@ -20977,15 +21073,127 @@
           <w:szCs w:val="20"/>
           <w:lang w:val="en-US"/>
         </w:rPr>
-        <w:t>decision number 325813</w:t>
-      </w:r>
+        <w:t xml:space="preserve"> the participants and organizers of the talks at the 2022 INVEST Research Seminar (Turku, Finland), the 2022 SOMA Workshop (</w:t>
+      </w:r>
+      <w:proofErr w:type="spellStart"/>
       <w:r>
         <w:rPr>
           <w:sz w:val="20"/>
           <w:szCs w:val="20"/>
           <w:lang w:val="en-US"/>
         </w:rPr>
-        <w:t xml:space="preserve">) and by Bahamonde’s ANID Fondecyt Iniciación, number </w:t>
+        <w:t>Svartå</w:t>
+      </w:r>
+      <w:proofErr w:type="spellEnd"/>
+      <w:r>
+        <w:rPr>
+          <w:sz w:val="20"/>
+          <w:szCs w:val="20"/>
+          <w:lang w:val="en-US"/>
+        </w:rPr>
+        <w:t xml:space="preserve">, Finland), and the 2022 Nordic Sociological Association Conference (Reykjavik, Iceland). This project was funded by </w:t>
+      </w:r>
+      <w:proofErr w:type="spellStart"/>
+      <w:r>
+        <w:rPr>
+          <w:sz w:val="20"/>
+          <w:szCs w:val="20"/>
+          <w:lang w:val="en-US"/>
+        </w:rPr>
+        <w:t>Sarpila’s</w:t>
+      </w:r>
+      <w:proofErr w:type="spellEnd"/>
+      <w:r>
+        <w:rPr>
+          <w:sz w:val="20"/>
+          <w:szCs w:val="20"/>
+          <w:lang w:val="en-US"/>
+        </w:rPr>
+        <w:t xml:space="preserve"> Academy of Finland </w:t>
+      </w:r>
+      <w:r>
+        <w:rPr>
+          <w:sz w:val="20"/>
+          <w:szCs w:val="20"/>
+          <w:lang w:val="en-US"/>
+        </w:rPr>
+        <w:t>(</w:t>
+      </w:r>
+      <w:r>
+        <w:rPr>
+          <w:sz w:val="20"/>
+          <w:szCs w:val="20"/>
+          <w:lang w:val="en-US"/>
+        </w:rPr>
+        <w:t>decision number 325813</w:t>
+      </w:r>
+      <w:r>
+        <w:rPr>
+          <w:sz w:val="20"/>
+          <w:szCs w:val="20"/>
+          <w:lang w:val="en-US"/>
+        </w:rPr>
+        <w:t xml:space="preserve">) and by </w:t>
+      </w:r>
+      <w:proofErr w:type="spellStart"/>
+      <w:r>
+        <w:rPr>
+          <w:sz w:val="20"/>
+          <w:szCs w:val="20"/>
+          <w:lang w:val="en-US"/>
+        </w:rPr>
+        <w:t>Bahamonde’s</w:t>
+      </w:r>
+      <w:proofErr w:type="spellEnd"/>
+      <w:r>
+        <w:rPr>
+          <w:sz w:val="20"/>
+          <w:szCs w:val="20"/>
+          <w:lang w:val="en-US"/>
+        </w:rPr>
+        <w:t xml:space="preserve"> ANID </w:t>
+      </w:r>
+      <w:proofErr w:type="spellStart"/>
+      <w:r>
+        <w:rPr>
+          <w:i/>
+          <w:iCs/>
+          <w:sz w:val="20"/>
+          <w:szCs w:val="20"/>
+          <w:lang w:val="en-US"/>
+        </w:rPr>
+        <w:t>Fondecyt</w:t>
+      </w:r>
+      <w:proofErr w:type="spellEnd"/>
+      <w:r>
+        <w:rPr>
+          <w:i/>
+          <w:iCs/>
+          <w:sz w:val="20"/>
+          <w:szCs w:val="20"/>
+          <w:lang w:val="en-US"/>
+        </w:rPr>
+        <w:t xml:space="preserve"> </w:t>
+      </w:r>
+      <w:proofErr w:type="spellStart"/>
+      <w:r>
+        <w:rPr>
+          <w:i/>
+          <w:iCs/>
+          <w:sz w:val="20"/>
+          <w:szCs w:val="20"/>
+          <w:lang w:val="en-US"/>
+        </w:rPr>
+        <w:t>Iniciación</w:t>
+      </w:r>
+      <w:proofErr w:type="spellEnd"/>
+      <w:r>
+        <w:rPr>
+          <w:sz w:val="20"/>
+          <w:szCs w:val="20"/>
+          <w:lang w:val="en-US"/>
+        </w:rPr>
+        <w:t xml:space="preserve">, number </w:t>
       </w:r>
       <w:r>
         <w:rPr>
@@ -21264,7 +21472,25 @@
             <w:szCs w:val="20"/>
             <w:lang w:val="en-US"/>
           </w:rPr>
-          <w:t>Scholz &amp; Sicinski, 2015)</w:t>
+          <w:t xml:space="preserve">Scholz &amp; </w:t>
+        </w:r>
+        <w:proofErr w:type="spellStart"/>
+        <w:r>
+          <w:rPr>
+            <w:sz w:val="20"/>
+            <w:szCs w:val="20"/>
+            <w:lang w:val="en-US"/>
+          </w:rPr>
+          <w:t>Sicinski</w:t>
+        </w:r>
+        <w:proofErr w:type="spellEnd"/>
+        <w:r>
+          <w:rPr>
+            <w:sz w:val="20"/>
+            <w:szCs w:val="20"/>
+            <w:lang w:val="en-US"/>
+          </w:rPr>
+          <w:t>, 2015)</w:t>
         </w:r>
       </w:hyperlink>
       <w:r>
@@ -21367,7 +21593,25 @@
           <w:szCs w:val="20"/>
           <w:lang w:val="en-US"/>
         </w:rPr>
-        <w:t xml:space="preserve">the Åland region </w:t>
+        <w:t xml:space="preserve">the </w:t>
+      </w:r>
+      <w:proofErr w:type="spellStart"/>
+      <w:r>
+        <w:rPr>
+          <w:sz w:val="20"/>
+          <w:szCs w:val="20"/>
+          <w:lang w:val="en-US"/>
+        </w:rPr>
+        <w:t>Åland</w:t>
+      </w:r>
+      <w:proofErr w:type="spellEnd"/>
+      <w:r>
+        <w:rPr>
+          <w:sz w:val="20"/>
+          <w:szCs w:val="20"/>
+          <w:lang w:val="en-US"/>
+        </w:rPr>
+        <w:t xml:space="preserve"> region </w:t>
       </w:r>
       <w:r>
         <w:rPr>
@@ -21617,6 +21861,7 @@
         </w:rPr>
         <w:t xml:space="preserve"> (</w:t>
       </w:r>
+      <w:proofErr w:type="spellStart"/>
       <w:r>
         <w:rPr>
           <w:i/>
@@ -21624,8 +21869,29 @@
           <w:szCs w:val="20"/>
           <w:lang w:val="en-US"/>
         </w:rPr>
-        <w:t>Kielitoimiston sanakirja</w:t>
-      </w:r>
+        <w:t>Kielitoimiston</w:t>
+      </w:r>
+      <w:proofErr w:type="spellEnd"/>
+      <w:r>
+        <w:rPr>
+          <w:i/>
+          <w:sz w:val="20"/>
+          <w:szCs w:val="20"/>
+          <w:lang w:val="en-US"/>
+        </w:rPr>
+        <w:t xml:space="preserve"> </w:t>
+      </w:r>
+      <w:proofErr w:type="spellStart"/>
+      <w:r>
+        <w:rPr>
+          <w:i/>
+          <w:sz w:val="20"/>
+          <w:szCs w:val="20"/>
+          <w:lang w:val="en-US"/>
+        </w:rPr>
+        <w:t>sanakirja</w:t>
+      </w:r>
+      <w:proofErr w:type="spellEnd"/>
       <w:r>
         <w:rPr>
           <w:sz w:val="20"/>
@@ -21827,7 +22093,43 @@
             <w:szCs w:val="20"/>
             <w:lang w:val="en-US"/>
           </w:rPr>
-          <w:t>(Berggren et al., 2010, 2017; see also, Price et al., 2011; Belmi &amp; Neale, 2014; Olivola et al., 2018)</w:t>
+          <w:t xml:space="preserve">(Berggren et al., 2010, 2017; see also, Price et al., 2011; </w:t>
+        </w:r>
+        <w:proofErr w:type="spellStart"/>
+        <w:r>
+          <w:rPr>
+            <w:sz w:val="20"/>
+            <w:szCs w:val="20"/>
+            <w:lang w:val="en-US"/>
+          </w:rPr>
+          <w:t>Belmi</w:t>
+        </w:r>
+        <w:proofErr w:type="spellEnd"/>
+        <w:r>
+          <w:rPr>
+            <w:sz w:val="20"/>
+            <w:szCs w:val="20"/>
+            <w:lang w:val="en-US"/>
+          </w:rPr>
+          <w:t xml:space="preserve"> &amp; Neale, 2014; </w:t>
+        </w:r>
+        <w:proofErr w:type="spellStart"/>
+        <w:r>
+          <w:rPr>
+            <w:sz w:val="20"/>
+            <w:szCs w:val="20"/>
+            <w:lang w:val="en-US"/>
+          </w:rPr>
+          <w:t>Olivola</w:t>
+        </w:r>
+        <w:proofErr w:type="spellEnd"/>
+        <w:r>
+          <w:rPr>
+            <w:sz w:val="20"/>
+            <w:szCs w:val="20"/>
+            <w:lang w:val="en-US"/>
+          </w:rPr>
+          <w:t xml:space="preserve"> et al., 2018)</w:t>
         </w:r>
       </w:hyperlink>
       <w:r>
@@ -21930,7 +22232,25 @@
           <w:szCs w:val="20"/>
           <w:lang w:val="en-US"/>
         </w:rPr>
-        <w:t xml:space="preserve"> overdispersion. To relax the equidispersion assumption, both negative binomial and quasi-Poisson specifications were estimated </w:t>
+        <w:t xml:space="preserve"> overdispersion. To relax the </w:t>
+      </w:r>
+      <w:proofErr w:type="spellStart"/>
+      <w:r>
+        <w:rPr>
+          <w:sz w:val="20"/>
+          <w:szCs w:val="20"/>
+          <w:lang w:val="en-US"/>
+        </w:rPr>
+        <w:t>equidispersion</w:t>
+      </w:r>
+      <w:proofErr w:type="spellEnd"/>
+      <w:r>
+        <w:rPr>
+          <w:sz w:val="20"/>
+          <w:szCs w:val="20"/>
+          <w:lang w:val="en-US"/>
+        </w:rPr>
+        <w:t xml:space="preserve"> assumption, both negative binomial and quasi-Poisson specifications were estimated </w:t>
       </w:r>
       <w:hyperlink r:id="rId10">
         <w:r>

--- a/Bahamonde_Sarpila.docx
+++ b/Bahamonde_Sarpila.docx
@@ -1924,14 +1924,49 @@
           <w:noProof/>
           <w:lang w:val="en-US"/>
         </w:rPr>
-        <w:t>affects turnout</w:t>
-      </w:r>
-      <w:r>
-        <w:rPr>
-          <w:noProof/>
-          <w:lang w:val="en-US"/>
-        </w:rPr>
-        <w:t xml:space="preserve"> for a candidate</w:t>
+        <w:t xml:space="preserve">affects </w:t>
+      </w:r>
+      <w:r>
+        <w:rPr>
+          <w:noProof/>
+          <w:lang w:val="en-US"/>
+        </w:rPr>
+        <w:t xml:space="preserve">the number of votes cast </w:t>
+      </w:r>
+      <w:r>
+        <w:rPr>
+          <w:noProof/>
+          <w:lang w:val="en-US"/>
+        </w:rPr>
+        <w:t xml:space="preserve">in favor </w:t>
+      </w:r>
+      <w:r>
+        <w:rPr>
+          <w:noProof/>
+          <w:lang w:val="en-US"/>
+        </w:rPr>
+        <w:t>of</w:t>
+      </w:r>
+      <w:r>
+        <w:rPr>
+          <w:noProof/>
+          <w:lang w:val="en-US"/>
+        </w:rPr>
+        <w:t xml:space="preserve"> a </w:t>
+      </w:r>
+      <w:r>
+        <w:rPr>
+          <w:noProof/>
+          <w:lang w:val="en-US"/>
+        </w:rPr>
+        <w:t xml:space="preserve">particular </w:t>
+      </w:r>
+      <w:r>
+        <w:rPr>
+          <w:noProof/>
+          <w:lang w:val="en-US"/>
+        </w:rPr>
+        <w:t>candidate</w:t>
       </w:r>
       <w:r>
         <w:rPr>
@@ -2288,21 +2323,7 @@
           <w:noProof/>
           <w:lang w:val="en-US"/>
         </w:rPr>
-        <w:t xml:space="preserve">. That is, Finns systematically punish working-class candidates in the voting booth, but even more so if the candidate is female </w:t>
-      </w:r>
-      <w:r>
-        <w:rPr>
-          <w:noProof/>
-          <w:lang w:val="en-US"/>
-        </w:rPr>
-        <w:t xml:space="preserve">and </w:t>
-      </w:r>
-      <w:r>
-        <w:rPr>
-          <w:noProof/>
-          <w:lang w:val="en-US"/>
-        </w:rPr>
-        <w:t xml:space="preserve">working-class. </w:t>
+        <w:t xml:space="preserve">. That is, Finns systematically punish working-class candidates in the voting booth, but even more so if the candidate is female. </w:t>
       </w:r>
     </w:p>
     <w:p>
@@ -2467,7 +2488,7 @@
           <w:noProof/>
           <w:lang w:val="en-US"/>
         </w:rPr>
-        <w:t xml:space="preserve"> into the political science literature, we hope to bridge the current gap between physical appearance and inequality </w:t>
+        <w:t xml:space="preserve">, we hope to bridge the current gap between physical appearance and inequality </w:t>
       </w:r>
       <w:hyperlink r:id="rId26">
         <w:r>
@@ -2483,7 +2504,7 @@
           <w:noProof/>
           <w:lang w:val="en-US"/>
         </w:rPr>
-        <w:t xml:space="preserve">. Second, this paper seeks to contribute to the candidate evaluation literature in political science, particularly by presenting an alternative framework used by voters, </w:t>
+        <w:t xml:space="preserve">. Second, this paper seeks to contribute to the candidate evaluation literature, particularly by presenting an alternative framework used by voters, </w:t>
       </w:r>
       <w:r>
         <w:rPr>
@@ -2900,21 +2921,7 @@
           <w:noProof/>
           <w:lang w:val="en-US"/>
         </w:rPr>
-        <w:t xml:space="preserve">The </w:t>
-      </w:r>
-      <w:r>
-        <w:rPr>
-          <w:noProof/>
-          <w:lang w:val="en-US"/>
-        </w:rPr>
-        <w:t xml:space="preserve">political science </w:t>
-      </w:r>
-      <w:r>
-        <w:rPr>
-          <w:noProof/>
-          <w:lang w:val="en-US"/>
-        </w:rPr>
-        <w:t xml:space="preserve">literature confirmed long ago the stylized fact that physically attractive political candidates </w:t>
+        <w:t xml:space="preserve">The literature confirmed long ago the stylized fact that physically attractive political candidates </w:t>
       </w:r>
       <w:r>
         <w:rPr>
@@ -3075,7 +3082,21 @@
           <w:noProof/>
           <w:lang w:val="en-US"/>
         </w:rPr>
-        <w:t xml:space="preserve">, the relationship between looks and turnout is not only old </w:t>
+        <w:t xml:space="preserve">, the relationship between looks and </w:t>
+      </w:r>
+      <w:r>
+        <w:rPr>
+          <w:noProof/>
+          <w:lang w:val="en-US"/>
+        </w:rPr>
+        <w:t>electoral sucess</w:t>
+      </w:r>
+      <w:r>
+        <w:rPr>
+          <w:noProof/>
+          <w:lang w:val="en-US"/>
+        </w:rPr>
+        <w:t xml:space="preserve"> is not only old </w:t>
       </w:r>
       <w:hyperlink r:id="rId33">
         <w:r>
@@ -3261,7 +3282,6 @@
           <w:noProof/>
           <w:lang w:val="en-US"/>
         </w:rPr>
-        <w:lastRenderedPageBreak/>
         <w:t xml:space="preserve">This idea </w:t>
       </w:r>
       <w:r>
@@ -3372,7 +3392,15 @@
             <w:noProof/>
             <w:lang w:val="en-US"/>
           </w:rPr>
-          <w:t>(see also Hamermesh &amp; Biddle, 1994; Scholz &amp; Sicinski, 2015)</w:t>
+          <w:t xml:space="preserve">(see </w:t>
+        </w:r>
+        <w:r>
+          <w:rPr>
+            <w:noProof/>
+            <w:lang w:val="en-US"/>
+          </w:rPr>
+          <w:lastRenderedPageBreak/>
+          <w:t>also Hamermesh &amp; Biddle, 1994; Scholz &amp; Sicinski, 2015)</w:t>
         </w:r>
       </w:hyperlink>
       <w:r>
@@ -4384,15 +4412,7 @@
           <w:noProof/>
           <w:lang w:val="en-US"/>
         </w:rPr>
-        <w:t xml:space="preserve">. All in all, voters use heuristics because it allows them to make reasonable voting decisions with minimal cognitive effort and makes them “vote correctly,” </w:t>
-      </w:r>
-      <w:r>
-        <w:rPr>
-          <w:noProof/>
-          <w:lang w:val="en-US"/>
-        </w:rPr>
-        <w:lastRenderedPageBreak/>
-        <w:t xml:space="preserve">especially </w:t>
+        <w:t xml:space="preserve">. All in all, voters use heuristics because it allows them to make reasonable voting decisions with minimal cognitive effort and makes them “vote correctly,” especially </w:t>
       </w:r>
       <w:r>
         <w:rPr>
@@ -4474,6 +4494,7 @@
           <w:noProof/>
           <w:lang w:val="en-US"/>
         </w:rPr>
+        <w:lastRenderedPageBreak/>
         <w:t xml:space="preserve">We posit that “voters vote beautiful” </w:t>
       </w:r>
       <w:hyperlink r:id="rId65">
@@ -4673,7 +4694,7 @@
           <w:noProof/>
           <w:lang w:val="en-US"/>
         </w:rPr>
-        <w:t xml:space="preserve">Unfortunately, most studies in political science fail to see this association as it relates to inequality and social stratification. </w:t>
+        <w:t xml:space="preserve">Unfortunately, most studies fail to see this association as it relates to inequality and social stratification. </w:t>
       </w:r>
       <w:r>
         <w:rPr>
@@ -4813,7 +4834,21 @@
           <w:noProof/>
           <w:lang w:val="en-US"/>
         </w:rPr>
-        <w:t>physical attractiveness, neglecting other aspects of physical appearance that might also explain turnout. In this paper</w:t>
+        <w:t xml:space="preserve">physical attractiveness, neglecting other aspects of physical appearance that might also explain </w:t>
+      </w:r>
+      <w:r>
+        <w:rPr>
+          <w:noProof/>
+          <w:lang w:val="en-US"/>
+        </w:rPr>
+        <w:t>voting choices</w:t>
+      </w:r>
+      <w:r>
+        <w:rPr>
+          <w:noProof/>
+          <w:lang w:val="en-US"/>
+        </w:rPr>
+        <w:t>. In this paper</w:t>
       </w:r>
       <w:r>
         <w:rPr>
@@ -4841,7 +4876,49 @@
           <w:noProof/>
           <w:lang w:val="en-US"/>
         </w:rPr>
-        <w:t xml:space="preserve"> and inequality. The idea is to contribute to the political science literature by expanding the conceptual framework exploited in the paper.</w:t>
+        <w:t xml:space="preserve"> and inequality. The idea is to contribute to the literature by </w:t>
+      </w:r>
+      <w:r>
+        <w:rPr>
+          <w:noProof/>
+          <w:lang w:val="en-US"/>
+        </w:rPr>
+        <w:t xml:space="preserve">presenting </w:t>
+      </w:r>
+      <w:r>
+        <w:rPr>
+          <w:noProof/>
+          <w:lang w:val="en-US"/>
+        </w:rPr>
+        <w:t xml:space="preserve">the conceptual framework </w:t>
+      </w:r>
+      <w:r>
+        <w:rPr>
+          <w:noProof/>
+          <w:lang w:val="en-US"/>
+        </w:rPr>
+        <w:t>leveraged</w:t>
+      </w:r>
+      <w:r>
+        <w:rPr>
+          <w:noProof/>
+          <w:lang w:val="en-US"/>
+        </w:rPr>
+        <w:t xml:space="preserve"> in </w:t>
+      </w:r>
+      <w:r>
+        <w:rPr>
+          <w:noProof/>
+          <w:lang w:val="en-US"/>
+        </w:rPr>
+        <w:t xml:space="preserve">this </w:t>
+      </w:r>
+      <w:r>
+        <w:rPr>
+          <w:noProof/>
+          <w:lang w:val="en-US"/>
+        </w:rPr>
+        <w:t>paper.</w:t>
       </w:r>
     </w:p>
     <w:p>
@@ -5147,7 +5224,21 @@
           <w:noProof/>
           <w:lang w:val="en-US"/>
         </w:rPr>
-        <w:t xml:space="preserve">producing mechanism of status takes place in social interactions, where cultural beliefs </w:t>
+        <w:t xml:space="preserve">producing mechanism of status takes place in social interactions, where </w:t>
+      </w:r>
+      <w:r>
+        <w:rPr>
+          <w:noProof/>
+          <w:lang w:val="en-US"/>
+        </w:rPr>
+        <w:t>norms</w:t>
+      </w:r>
+      <w:r>
+        <w:rPr>
+          <w:noProof/>
+          <w:lang w:val="en-US"/>
+        </w:rPr>
+        <w:t xml:space="preserve"> </w:t>
       </w:r>
       <w:r>
         <w:rPr>
@@ -5184,7 +5275,21 @@
           <w:noProof/>
           <w:lang w:val="en-US"/>
         </w:rPr>
-        <w:t>. Cultural beliefs are shared stereotypes</w:t>
+        <w:t xml:space="preserve">. </w:t>
+      </w:r>
+      <w:r>
+        <w:rPr>
+          <w:noProof/>
+          <w:lang w:val="en-US"/>
+        </w:rPr>
+        <w:t>Social norms</w:t>
+      </w:r>
+      <w:r>
+        <w:rPr>
+          <w:noProof/>
+          <w:lang w:val="en-US"/>
+        </w:rPr>
+        <w:t xml:space="preserve"> are shared stereotypes</w:t>
       </w:r>
       <w:r>
         <w:rPr>
@@ -5234,15 +5339,7 @@
             <w:noProof/>
             <w:lang w:val="en-US"/>
           </w:rPr>
-          <w:t xml:space="preserve">(Ridgeway, </w:t>
-        </w:r>
-        <w:r>
-          <w:rPr>
-            <w:noProof/>
-            <w:lang w:val="en-US"/>
-          </w:rPr>
-          <w:lastRenderedPageBreak/>
-          <w:t>2011, 2014; Ridgeway &amp; Correll, 2004)</w:t>
+          <w:t>(Ridgeway, 2011, 2014; Ridgeway &amp; Correll, 2004)</w:t>
         </w:r>
       </w:hyperlink>
       <w:r>
@@ -5299,7 +5396,15 @@
           <w:noProof/>
           <w:lang w:val="en-US"/>
         </w:rPr>
-        <w:t xml:space="preserve"> lower performance, that is, lower turnout. Thus, they are also less likely to be given opportunities to perform and take care of collective tasks, </w:t>
+        <w:t xml:space="preserve"> lower performance, that is, lower turnout. </w:t>
+      </w:r>
+      <w:r>
+        <w:rPr>
+          <w:noProof/>
+          <w:lang w:val="en-US"/>
+        </w:rPr>
+        <w:lastRenderedPageBreak/>
+        <w:t xml:space="preserve">Thus, they are also less likely to be given opportunities to perform and take care of collective tasks, </w:t>
       </w:r>
       <w:r>
         <w:rPr>
@@ -5343,8 +5448,6 @@
         <w:jc w:val="both"/>
         <w:rPr>
           <w:noProof/>
-          <w:sz w:val="16"/>
-          <w:szCs w:val="16"/>
           <w:lang w:val="en-US"/>
         </w:rPr>
       </w:pPr>
@@ -5690,21 +5793,7 @@
           <w:noProof/>
           <w:lang w:val="en-US"/>
         </w:rPr>
-        <w:t xml:space="preserve"> projects. What sociologists in the field of social stratification have neglected,</w:t>
-      </w:r>
-      <w:r>
-        <w:rPr>
-          <w:noProof/>
-          <w:lang w:val="en-US"/>
-        </w:rPr>
-        <w:t xml:space="preserve"> however,</w:t>
-      </w:r>
-      <w:r>
-        <w:rPr>
-          <w:noProof/>
-          <w:lang w:val="en-US"/>
-        </w:rPr>
-        <w:t xml:space="preserve"> is the physical component of occupational status. </w:t>
+        <w:t xml:space="preserve"> projects.</w:t>
       </w:r>
     </w:p>
     <w:p>
@@ -6475,7 +6564,121 @@
           <w:noProof/>
           <w:lang w:val="en-US"/>
         </w:rPr>
-        <w:t xml:space="preserve">suggested that attractiveness is a gender-specific status </w:t>
+        <w:t xml:space="preserve">suggested that attractiveness is a gender-specific status symbol, </w:t>
+      </w:r>
+      <w:r>
+        <w:rPr>
+          <w:noProof/>
+          <w:lang w:val="en-US"/>
+        </w:rPr>
+        <w:t>whose</w:t>
+      </w:r>
+      <w:r>
+        <w:rPr>
+          <w:noProof/>
+          <w:lang w:val="en-US"/>
+        </w:rPr>
+        <w:t xml:space="preserve"> </w:t>
+      </w:r>
+      <w:r>
+        <w:rPr>
+          <w:noProof/>
+          <w:lang w:val="en-US"/>
+        </w:rPr>
+        <w:t xml:space="preserve">use is </w:t>
+      </w:r>
+      <w:r>
+        <w:rPr>
+          <w:noProof/>
+          <w:lang w:val="en-US"/>
+        </w:rPr>
+        <w:t>nonetheless</w:t>
+      </w:r>
+      <w:r>
+        <w:rPr>
+          <w:noProof/>
+          <w:lang w:val="en-US"/>
+        </w:rPr>
+        <w:t xml:space="preserve"> </w:t>
+      </w:r>
+      <w:r>
+        <w:rPr>
+          <w:noProof/>
+          <w:lang w:val="en-US"/>
+        </w:rPr>
+        <w:t xml:space="preserve">limited </w:t>
+      </w:r>
+      <w:r>
+        <w:rPr>
+          <w:noProof/>
+          <w:lang w:val="en-US"/>
+        </w:rPr>
+        <w:t>by</w:t>
+      </w:r>
+      <w:r>
+        <w:rPr>
+          <w:noProof/>
+          <w:lang w:val="en-US"/>
+        </w:rPr>
+        <w:t xml:space="preserve"> moral restrictions. More recent empirical research has shown that physical attractiveness intersects with gender</w:t>
+      </w:r>
+      <w:r>
+        <w:rPr>
+          <w:noProof/>
+          <w:lang w:val="en-US"/>
+        </w:rPr>
+        <w:t>,</w:t>
+      </w:r>
+      <w:r>
+        <w:rPr>
+          <w:noProof/>
+          <w:lang w:val="en-US"/>
+        </w:rPr>
+        <w:t xml:space="preserve"> producing unfavorable outcomes for women </w:t>
+      </w:r>
+      <w:hyperlink r:id="rId94">
+        <w:r>
+          <w:rPr>
+            <w:noProof/>
+            <w:lang w:val="en-US"/>
+          </w:rPr>
+          <w:t>(Frevert &amp; Walker, 2014; Heilman &amp; Eagly, 2008; Kuwabara &amp; Thébaud, 2017)</w:t>
+        </w:r>
+      </w:hyperlink>
+      <w:r>
+        <w:rPr>
+          <w:noProof/>
+          <w:lang w:val="en-US"/>
+        </w:rPr>
+        <w:t xml:space="preserve">. More specifically, a recent review </w:t>
+      </w:r>
+      <w:r>
+        <w:rPr>
+          <w:noProof/>
+          <w:lang w:val="en-US"/>
+        </w:rPr>
+        <w:t>of</w:t>
+      </w:r>
+      <w:r>
+        <w:rPr>
+          <w:noProof/>
+          <w:lang w:val="en-US"/>
+        </w:rPr>
+        <w:t xml:space="preserve"> </w:t>
+      </w:r>
+      <w:r>
+        <w:rPr>
+          <w:noProof/>
+          <w:lang w:val="en-US"/>
+        </w:rPr>
+        <w:t xml:space="preserve">the </w:t>
+      </w:r>
+      <w:r>
+        <w:rPr>
+          <w:noProof/>
+          <w:lang w:val="en-US"/>
+        </w:rPr>
+        <w:t xml:space="preserve">socio-economic outcomes of physical </w:t>
       </w:r>
       <w:r>
         <w:rPr>
@@ -6483,121 +6686,7 @@
           <w:lang w:val="en-US"/>
         </w:rPr>
         <w:lastRenderedPageBreak/>
-        <w:t xml:space="preserve">symbol, </w:t>
-      </w:r>
-      <w:r>
-        <w:rPr>
-          <w:noProof/>
-          <w:lang w:val="en-US"/>
-        </w:rPr>
-        <w:t>whose</w:t>
-      </w:r>
-      <w:r>
-        <w:rPr>
-          <w:noProof/>
-          <w:lang w:val="en-US"/>
-        </w:rPr>
-        <w:t xml:space="preserve"> </w:t>
-      </w:r>
-      <w:r>
-        <w:rPr>
-          <w:noProof/>
-          <w:lang w:val="en-US"/>
-        </w:rPr>
-        <w:t xml:space="preserve">use is </w:t>
-      </w:r>
-      <w:r>
-        <w:rPr>
-          <w:noProof/>
-          <w:lang w:val="en-US"/>
-        </w:rPr>
-        <w:t>nonetheless</w:t>
-      </w:r>
-      <w:r>
-        <w:rPr>
-          <w:noProof/>
-          <w:lang w:val="en-US"/>
-        </w:rPr>
-        <w:t xml:space="preserve"> </w:t>
-      </w:r>
-      <w:r>
-        <w:rPr>
-          <w:noProof/>
-          <w:lang w:val="en-US"/>
-        </w:rPr>
-        <w:t xml:space="preserve">limited </w:t>
-      </w:r>
-      <w:r>
-        <w:rPr>
-          <w:noProof/>
-          <w:lang w:val="en-US"/>
-        </w:rPr>
-        <w:t>by</w:t>
-      </w:r>
-      <w:r>
-        <w:rPr>
-          <w:noProof/>
-          <w:lang w:val="en-US"/>
-        </w:rPr>
-        <w:t xml:space="preserve"> moral restrictions. More recent empirical research has shown that physical attractiveness intersects with gender</w:t>
-      </w:r>
-      <w:r>
-        <w:rPr>
-          <w:noProof/>
-          <w:lang w:val="en-US"/>
-        </w:rPr>
-        <w:t>,</w:t>
-      </w:r>
-      <w:r>
-        <w:rPr>
-          <w:noProof/>
-          <w:lang w:val="en-US"/>
-        </w:rPr>
-        <w:t xml:space="preserve"> producing unfavorable outcomes for women </w:t>
-      </w:r>
-      <w:hyperlink r:id="rId94">
-        <w:r>
-          <w:rPr>
-            <w:noProof/>
-            <w:lang w:val="en-US"/>
-          </w:rPr>
-          <w:t>(Frevert &amp; Walker, 2014; Heilman &amp; Eagly, 2008; Kuwabara &amp; Thébaud, 2017)</w:t>
-        </w:r>
-      </w:hyperlink>
-      <w:r>
-        <w:rPr>
-          <w:noProof/>
-          <w:lang w:val="en-US"/>
-        </w:rPr>
-        <w:t xml:space="preserve">. More specifically, a recent review </w:t>
-      </w:r>
-      <w:r>
-        <w:rPr>
-          <w:noProof/>
-          <w:lang w:val="en-US"/>
-        </w:rPr>
-        <w:t>of</w:t>
-      </w:r>
-      <w:r>
-        <w:rPr>
-          <w:noProof/>
-          <w:lang w:val="en-US"/>
-        </w:rPr>
-        <w:t xml:space="preserve"> </w:t>
-      </w:r>
-      <w:r>
-        <w:rPr>
-          <w:noProof/>
-          <w:lang w:val="en-US"/>
-        </w:rPr>
-        <w:t xml:space="preserve">the </w:t>
-      </w:r>
-      <w:r>
-        <w:rPr>
-          <w:noProof/>
-          <w:lang w:val="en-US"/>
-        </w:rPr>
-        <w:t xml:space="preserve">socio-economic outcomes of physical attractiveness </w:t>
+        <w:t xml:space="preserve">attractiveness </w:t>
       </w:r>
       <w:r>
         <w:rPr>
@@ -7794,7 +7883,75 @@
           <w:noProof/>
           <w:lang w:val="en-US"/>
         </w:rPr>
-        <w:t xml:space="preserve"> of the candidates running for office along with their name </w:t>
+        <w:t xml:space="preserve"> of the candidates running for office along with their name and party affiliation. This information is public and shown in city centers, bus stops, public squares</w:t>
+      </w:r>
+      <w:r>
+        <w:rPr>
+          <w:noProof/>
+          <w:lang w:val="en-US"/>
+        </w:rPr>
+        <w:t>,</w:t>
+      </w:r>
+      <w:r>
+        <w:rPr>
+          <w:noProof/>
+          <w:lang w:val="en-US"/>
+        </w:rPr>
+        <w:t xml:space="preserve"> and other highly frequented places, including voting booths </w:t>
+      </w:r>
+      <w:hyperlink r:id="rId104">
+        <w:r>
+          <w:rPr>
+            <w:noProof/>
+            <w:lang w:val="en-US"/>
+          </w:rPr>
+          <w:t>(Berggren et al., 2010, p. 12)</w:t>
+        </w:r>
+      </w:hyperlink>
+      <w:r>
+        <w:rPr>
+          <w:noProof/>
+          <w:lang w:val="en-US"/>
+        </w:rPr>
+        <w:t xml:space="preserve">. Importantly, the </w:t>
+      </w:r>
+      <w:r>
+        <w:rPr>
+          <w:i/>
+          <w:noProof/>
+          <w:lang w:val="en-US"/>
+        </w:rPr>
+        <w:t>same</w:t>
+      </w:r>
+      <w:r>
+        <w:rPr>
+          <w:noProof/>
+          <w:lang w:val="en-US"/>
+        </w:rPr>
+        <w:t xml:space="preserve"> photos are also displayed in newspaper ads </w:t>
+      </w:r>
+      <w:hyperlink r:id="rId105">
+        <w:r>
+          <w:rPr>
+            <w:noProof/>
+            <w:lang w:val="en-US"/>
+          </w:rPr>
+          <w:t>(Berggren et al., 2010, p. 10)</w:t>
+        </w:r>
+      </w:hyperlink>
+      <w:r>
+        <w:rPr>
+          <w:noProof/>
+          <w:lang w:val="en-US"/>
+        </w:rPr>
+        <w:t>,</w:t>
+      </w:r>
+      <w:r>
+        <w:rPr>
+          <w:noProof/>
+          <w:lang w:val="en-US"/>
+        </w:rPr>
+        <w:t xml:space="preserve"> and “each municipality is obliged by law to provide each party with the same </w:t>
       </w:r>
       <w:r>
         <w:rPr>
@@ -7802,75 +7959,7 @@
           <w:lang w:val="en-US"/>
         </w:rPr>
         <w:lastRenderedPageBreak/>
-        <w:t>and party affiliation. This information is public and shown in city centers, bus stops, public squares</w:t>
-      </w:r>
-      <w:r>
-        <w:rPr>
-          <w:noProof/>
-          <w:lang w:val="en-US"/>
-        </w:rPr>
-        <w:t>,</w:t>
-      </w:r>
-      <w:r>
-        <w:rPr>
-          <w:noProof/>
-          <w:lang w:val="en-US"/>
-        </w:rPr>
-        <w:t xml:space="preserve"> and other highly frequented places, including voting booths </w:t>
-      </w:r>
-      <w:hyperlink r:id="rId104">
-        <w:r>
-          <w:rPr>
-            <w:noProof/>
-            <w:lang w:val="en-US"/>
-          </w:rPr>
-          <w:t>(Berggren et al., 2010, p. 12)</w:t>
-        </w:r>
-      </w:hyperlink>
-      <w:r>
-        <w:rPr>
-          <w:noProof/>
-          <w:lang w:val="en-US"/>
-        </w:rPr>
-        <w:t xml:space="preserve">. Importantly, the </w:t>
-      </w:r>
-      <w:r>
-        <w:rPr>
-          <w:i/>
-          <w:noProof/>
-          <w:lang w:val="en-US"/>
-        </w:rPr>
-        <w:t>same</w:t>
-      </w:r>
-      <w:r>
-        <w:rPr>
-          <w:noProof/>
-          <w:lang w:val="en-US"/>
-        </w:rPr>
-        <w:t xml:space="preserve"> photos are also displayed in newspaper ads </w:t>
-      </w:r>
-      <w:hyperlink r:id="rId105">
-        <w:r>
-          <w:rPr>
-            <w:noProof/>
-            <w:lang w:val="en-US"/>
-          </w:rPr>
-          <w:t>(Berggren et al., 2010, p. 10)</w:t>
-        </w:r>
-      </w:hyperlink>
-      <w:r>
-        <w:rPr>
-          <w:noProof/>
-          <w:lang w:val="en-US"/>
-        </w:rPr>
-        <w:t>,</w:t>
-      </w:r>
-      <w:r>
-        <w:rPr>
-          <w:noProof/>
-          <w:lang w:val="en-US"/>
-        </w:rPr>
-        <w:t xml:space="preserve"> and “each municipality is obliged by law to provide each party with the same number of slots for posters” </w:t>
+        <w:t xml:space="preserve">number of slots for posters” </w:t>
       </w:r>
       <w:hyperlink r:id="rId106">
         <w:r>
@@ -20877,25 +20966,7 @@
           <w:szCs w:val="20"/>
           <w:lang w:val="en-US"/>
         </w:rPr>
-        <w:t xml:space="preserve">uthors are listed in alphabetical order. Hector </w:t>
-      </w:r>
-      <w:proofErr w:type="spellStart"/>
-      <w:r>
-        <w:rPr>
-          <w:sz w:val="20"/>
-          <w:szCs w:val="20"/>
-          <w:lang w:val="en-US"/>
-        </w:rPr>
-        <w:t>Bahamonde</w:t>
-      </w:r>
-      <w:proofErr w:type="spellEnd"/>
-      <w:r>
-        <w:rPr>
-          <w:sz w:val="20"/>
-          <w:szCs w:val="20"/>
-          <w:lang w:val="en-US"/>
-        </w:rPr>
-        <w:t xml:space="preserve"> is a Senior Researcher at the University of Turku</w:t>
+        <w:t>uthors are listed in alphabetical order. Hector Bahamonde is a Senior Researcher at the University of Turku</w:t>
       </w:r>
       <w:r>
         <w:rPr>
@@ -20967,43 +21038,7 @@
           <w:szCs w:val="20"/>
           <w:lang w:val="en-US"/>
         </w:rPr>
-        <w:t xml:space="preserve">). </w:t>
-      </w:r>
-      <w:proofErr w:type="spellStart"/>
-      <w:r>
-        <w:rPr>
-          <w:sz w:val="20"/>
-          <w:szCs w:val="20"/>
-          <w:lang w:val="en-US"/>
-        </w:rPr>
-        <w:t>Outi</w:t>
-      </w:r>
-      <w:proofErr w:type="spellEnd"/>
-      <w:r>
-        <w:rPr>
-          <w:sz w:val="20"/>
-          <w:szCs w:val="20"/>
-          <w:lang w:val="en-US"/>
-        </w:rPr>
-        <w:t xml:space="preserve"> </w:t>
-      </w:r>
-      <w:proofErr w:type="spellStart"/>
-      <w:r>
-        <w:rPr>
-          <w:sz w:val="20"/>
-          <w:szCs w:val="20"/>
-          <w:lang w:val="en-US"/>
-        </w:rPr>
-        <w:t>Sarpila</w:t>
-      </w:r>
-      <w:proofErr w:type="spellEnd"/>
-      <w:r>
-        <w:rPr>
-          <w:sz w:val="20"/>
-          <w:szCs w:val="20"/>
-          <w:lang w:val="en-US"/>
-        </w:rPr>
-        <w:t xml:space="preserve"> (</w:t>
+        <w:t>). Outi Sarpila (</w:t>
       </w:r>
       <w:hyperlink r:id="rId3">
         <w:r>
@@ -21047,25 +21082,23 @@
           <w:szCs w:val="20"/>
           <w:lang w:val="en-US"/>
         </w:rPr>
-        <w:t xml:space="preserve"> Richard Lau, David </w:t>
-      </w:r>
-      <w:proofErr w:type="spellStart"/>
+        <w:t xml:space="preserve"> Richard Lau, David Redlawsk, Tessa di Tonto, and</w:t>
+      </w:r>
       <w:r>
         <w:rPr>
           <w:sz w:val="20"/>
           <w:szCs w:val="20"/>
           <w:lang w:val="en-US"/>
         </w:rPr>
-        <w:t>Redlawsk</w:t>
-      </w:r>
-      <w:proofErr w:type="spellEnd"/>
+        <w:t xml:space="preserve"> the participants and organizers of the talks at the 2022 INVEST Research Seminar (Turku, Finland), the 2022 SOMA Workshop (Svartå, Finland), and the 2022 Nordic Sociological Association Conference (Reykjavik, Iceland). This project was funded by Sarpila’s Academy of Finland </w:t>
+      </w:r>
       <w:r>
         <w:rPr>
           <w:sz w:val="20"/>
           <w:szCs w:val="20"/>
           <w:lang w:val="en-US"/>
         </w:rPr>
-        <w:t>, Tessa di Tonto, and</w:t>
+        <w:t>(</w:t>
       </w:r>
       <w:r>
         <w:rPr>
@@ -21073,87 +21106,16 @@
           <w:szCs w:val="20"/>
           <w:lang w:val="en-US"/>
         </w:rPr>
-        <w:t xml:space="preserve"> the participants and organizers of the talks at the 2022 INVEST Research Seminar (Turku, Finland), the 2022 SOMA Workshop (</w:t>
-      </w:r>
-      <w:proofErr w:type="spellStart"/>
+        <w:t>decision number 325813</w:t>
+      </w:r>
       <w:r>
         <w:rPr>
           <w:sz w:val="20"/>
           <w:szCs w:val="20"/>
           <w:lang w:val="en-US"/>
         </w:rPr>
-        <w:t>Svartå</w:t>
-      </w:r>
-      <w:proofErr w:type="spellEnd"/>
-      <w:r>
-        <w:rPr>
-          <w:sz w:val="20"/>
-          <w:szCs w:val="20"/>
-          <w:lang w:val="en-US"/>
-        </w:rPr>
-        <w:t xml:space="preserve">, Finland), and the 2022 Nordic Sociological Association Conference (Reykjavik, Iceland). This project was funded by </w:t>
-      </w:r>
-      <w:proofErr w:type="spellStart"/>
-      <w:r>
-        <w:rPr>
-          <w:sz w:val="20"/>
-          <w:szCs w:val="20"/>
-          <w:lang w:val="en-US"/>
-        </w:rPr>
-        <w:t>Sarpila’s</w:t>
-      </w:r>
-      <w:proofErr w:type="spellEnd"/>
-      <w:r>
-        <w:rPr>
-          <w:sz w:val="20"/>
-          <w:szCs w:val="20"/>
-          <w:lang w:val="en-US"/>
-        </w:rPr>
-        <w:t xml:space="preserve"> Academy of Finland </w:t>
-      </w:r>
-      <w:r>
-        <w:rPr>
-          <w:sz w:val="20"/>
-          <w:szCs w:val="20"/>
-          <w:lang w:val="en-US"/>
-        </w:rPr>
-        <w:t>(</w:t>
-      </w:r>
-      <w:r>
-        <w:rPr>
-          <w:sz w:val="20"/>
-          <w:szCs w:val="20"/>
-          <w:lang w:val="en-US"/>
-        </w:rPr>
-        <w:t>decision number 325813</w:t>
-      </w:r>
-      <w:r>
-        <w:rPr>
-          <w:sz w:val="20"/>
-          <w:szCs w:val="20"/>
-          <w:lang w:val="en-US"/>
-        </w:rPr>
-        <w:t xml:space="preserve">) and by </w:t>
-      </w:r>
-      <w:proofErr w:type="spellStart"/>
-      <w:r>
-        <w:rPr>
-          <w:sz w:val="20"/>
-          <w:szCs w:val="20"/>
-          <w:lang w:val="en-US"/>
-        </w:rPr>
-        <w:t>Bahamonde’s</w:t>
-      </w:r>
-      <w:proofErr w:type="spellEnd"/>
-      <w:r>
-        <w:rPr>
-          <w:sz w:val="20"/>
-          <w:szCs w:val="20"/>
-          <w:lang w:val="en-US"/>
-        </w:rPr>
-        <w:t xml:space="preserve"> ANID </w:t>
-      </w:r>
-      <w:proofErr w:type="spellStart"/>
+        <w:t xml:space="preserve">) and by Bahamonde’s ANID </w:t>
+      </w:r>
       <w:r>
         <w:rPr>
           <w:i/>
@@ -21162,31 +21124,8 @@
           <w:szCs w:val="20"/>
           <w:lang w:val="en-US"/>
         </w:rPr>
-        <w:t>Fondecyt</w:t>
-      </w:r>
-      <w:proofErr w:type="spellEnd"/>
-      <w:r>
-        <w:rPr>
-          <w:i/>
-          <w:iCs/>
-          <w:sz w:val="20"/>
-          <w:szCs w:val="20"/>
-          <w:lang w:val="en-US"/>
-        </w:rPr>
-        <w:t xml:space="preserve"> </w:t>
-      </w:r>
-      <w:proofErr w:type="spellStart"/>
-      <w:r>
-        <w:rPr>
-          <w:i/>
-          <w:iCs/>
-          <w:sz w:val="20"/>
-          <w:szCs w:val="20"/>
-          <w:lang w:val="en-US"/>
-        </w:rPr>
-        <w:t>Iniciación</w:t>
-      </w:r>
-      <w:proofErr w:type="spellEnd"/>
+        <w:t>Fondecyt Iniciación</w:t>
+      </w:r>
       <w:r>
         <w:rPr>
           <w:sz w:val="20"/>
@@ -21472,25 +21411,7 @@
             <w:szCs w:val="20"/>
             <w:lang w:val="en-US"/>
           </w:rPr>
-          <w:t xml:space="preserve">Scholz &amp; </w:t>
-        </w:r>
-        <w:proofErr w:type="spellStart"/>
-        <w:r>
-          <w:rPr>
-            <w:sz w:val="20"/>
-            <w:szCs w:val="20"/>
-            <w:lang w:val="en-US"/>
-          </w:rPr>
-          <w:t>Sicinski</w:t>
-        </w:r>
-        <w:proofErr w:type="spellEnd"/>
-        <w:r>
-          <w:rPr>
-            <w:sz w:val="20"/>
-            <w:szCs w:val="20"/>
-            <w:lang w:val="en-US"/>
-          </w:rPr>
-          <w:t>, 2015)</w:t>
+          <w:t>Scholz &amp; Sicinski, 2015)</w:t>
         </w:r>
       </w:hyperlink>
       <w:r>
@@ -21593,25 +21514,7 @@
           <w:szCs w:val="20"/>
           <w:lang w:val="en-US"/>
         </w:rPr>
-        <w:t xml:space="preserve">the </w:t>
-      </w:r>
-      <w:proofErr w:type="spellStart"/>
-      <w:r>
-        <w:rPr>
-          <w:sz w:val="20"/>
-          <w:szCs w:val="20"/>
-          <w:lang w:val="en-US"/>
-        </w:rPr>
-        <w:t>Åland</w:t>
-      </w:r>
-      <w:proofErr w:type="spellEnd"/>
-      <w:r>
-        <w:rPr>
-          <w:sz w:val="20"/>
-          <w:szCs w:val="20"/>
-          <w:lang w:val="en-US"/>
-        </w:rPr>
-        <w:t xml:space="preserve"> region </w:t>
+        <w:t xml:space="preserve">the Åland region </w:t>
       </w:r>
       <w:r>
         <w:rPr>
@@ -21861,7 +21764,6 @@
         </w:rPr>
         <w:t xml:space="preserve"> (</w:t>
       </w:r>
-      <w:proofErr w:type="spellStart"/>
       <w:r>
         <w:rPr>
           <w:i/>
@@ -21869,29 +21771,8 @@
           <w:szCs w:val="20"/>
           <w:lang w:val="en-US"/>
         </w:rPr>
-        <w:t>Kielitoimiston</w:t>
-      </w:r>
-      <w:proofErr w:type="spellEnd"/>
-      <w:r>
-        <w:rPr>
-          <w:i/>
-          <w:sz w:val="20"/>
-          <w:szCs w:val="20"/>
-          <w:lang w:val="en-US"/>
-        </w:rPr>
-        <w:t xml:space="preserve"> </w:t>
-      </w:r>
-      <w:proofErr w:type="spellStart"/>
-      <w:r>
-        <w:rPr>
-          <w:i/>
-          <w:sz w:val="20"/>
-          <w:szCs w:val="20"/>
-          <w:lang w:val="en-US"/>
-        </w:rPr>
-        <w:t>sanakirja</w:t>
-      </w:r>
-      <w:proofErr w:type="spellEnd"/>
+        <w:t>Kielitoimiston sanakirja</w:t>
+      </w:r>
       <w:r>
         <w:rPr>
           <w:sz w:val="20"/>
@@ -22093,43 +21974,7 @@
             <w:szCs w:val="20"/>
             <w:lang w:val="en-US"/>
           </w:rPr>
-          <w:t xml:space="preserve">(Berggren et al., 2010, 2017; see also, Price et al., 2011; </w:t>
-        </w:r>
-        <w:proofErr w:type="spellStart"/>
-        <w:r>
-          <w:rPr>
-            <w:sz w:val="20"/>
-            <w:szCs w:val="20"/>
-            <w:lang w:val="en-US"/>
-          </w:rPr>
-          <w:t>Belmi</w:t>
-        </w:r>
-        <w:proofErr w:type="spellEnd"/>
-        <w:r>
-          <w:rPr>
-            <w:sz w:val="20"/>
-            <w:szCs w:val="20"/>
-            <w:lang w:val="en-US"/>
-          </w:rPr>
-          <w:t xml:space="preserve"> &amp; Neale, 2014; </w:t>
-        </w:r>
-        <w:proofErr w:type="spellStart"/>
-        <w:r>
-          <w:rPr>
-            <w:sz w:val="20"/>
-            <w:szCs w:val="20"/>
-            <w:lang w:val="en-US"/>
-          </w:rPr>
-          <w:t>Olivola</w:t>
-        </w:r>
-        <w:proofErr w:type="spellEnd"/>
-        <w:r>
-          <w:rPr>
-            <w:sz w:val="20"/>
-            <w:szCs w:val="20"/>
-            <w:lang w:val="en-US"/>
-          </w:rPr>
-          <w:t xml:space="preserve"> et al., 2018)</w:t>
+          <w:t>(Berggren et al., 2010, 2017; see also, Price et al., 2011; Belmi &amp; Neale, 2014; Olivola et al., 2018)</w:t>
         </w:r>
       </w:hyperlink>
       <w:r>
@@ -22232,25 +22077,7 @@
           <w:szCs w:val="20"/>
           <w:lang w:val="en-US"/>
         </w:rPr>
-        <w:t xml:space="preserve"> overdispersion. To relax the </w:t>
-      </w:r>
-      <w:proofErr w:type="spellStart"/>
-      <w:r>
-        <w:rPr>
-          <w:sz w:val="20"/>
-          <w:szCs w:val="20"/>
-          <w:lang w:val="en-US"/>
-        </w:rPr>
-        <w:t>equidispersion</w:t>
-      </w:r>
-      <w:proofErr w:type="spellEnd"/>
-      <w:r>
-        <w:rPr>
-          <w:sz w:val="20"/>
-          <w:szCs w:val="20"/>
-          <w:lang w:val="en-US"/>
-        </w:rPr>
-        <w:t xml:space="preserve"> assumption, both negative binomial and quasi-Poisson specifications were estimated </w:t>
+        <w:t xml:space="preserve"> overdispersion. To relax the equidispersion assumption, both negative binomial and quasi-Poisson specifications were estimated </w:t>
       </w:r>
       <w:hyperlink r:id="rId10">
         <w:r>

--- a/Bahamonde_Sarpila.docx
+++ b/Bahamonde_Sarpila.docx
@@ -1700,19 +1700,9 @@
       <w:r>
         <w:t xml:space="preserve">: </w:t>
       </w:r>
-      <w:proofErr w:type="spellStart"/>
-      <w:r>
-        <w:t>Empirical</w:t>
-      </w:r>
-      <w:proofErr w:type="spellEnd"/>
-      <w:r>
-        <w:t xml:space="preserve"> </w:t>
-      </w:r>
-      <w:proofErr w:type="spellStart"/>
-      <w:r>
-        <w:t>Expectations</w:t>
-      </w:r>
-      <w:proofErr w:type="spellEnd"/>
+      <w:r>
+        <w:t>Empirical Expectations</w:t>
+      </w:r>
     </w:p>
     <w:p>
       <w:pPr>
@@ -8604,69 +8594,8 @@
       <w:r>
         <w:t xml:space="preserve">: </w:t>
       </w:r>
-      <w:proofErr w:type="spellStart"/>
-      <w:r>
-        <w:t>Attributes</w:t>
-      </w:r>
-      <w:proofErr w:type="spellEnd"/>
-      <w:r>
-        <w:t xml:space="preserve"> </w:t>
-      </w:r>
-      <w:proofErr w:type="spellStart"/>
-      <w:r>
-        <w:t>Assigned</w:t>
-      </w:r>
-      <w:proofErr w:type="spellEnd"/>
-      <w:r>
-        <w:t xml:space="preserve"> </w:t>
-      </w:r>
-      <w:proofErr w:type="spellStart"/>
-      <w:r>
-        <w:t>to</w:t>
-      </w:r>
-      <w:proofErr w:type="spellEnd"/>
-      <w:r>
-        <w:t xml:space="preserve"> </w:t>
-      </w:r>
-      <w:proofErr w:type="spellStart"/>
-      <w:r>
-        <w:t>Raters</w:t>
-      </w:r>
-      <w:proofErr w:type="spellEnd"/>
-      <w:r>
-        <w:t xml:space="preserve"> </w:t>
-      </w:r>
-      <w:proofErr w:type="spellStart"/>
-      <w:r>
-        <w:t>by</w:t>
-      </w:r>
-      <w:proofErr w:type="spellEnd"/>
-      <w:r>
-        <w:t xml:space="preserve"> </w:t>
-      </w:r>
-      <w:proofErr w:type="spellStart"/>
-      <w:r>
-        <w:t>Sampling</w:t>
-      </w:r>
-      <w:proofErr w:type="spellEnd"/>
-      <w:r>
-        <w:t xml:space="preserve"> </w:t>
-      </w:r>
-      <w:proofErr w:type="spellStart"/>
-      <w:r>
-        <w:t>Criteria</w:t>
-      </w:r>
-      <w:proofErr w:type="spellEnd"/>
-      <w:r>
-        <w:t xml:space="preserve"> and </w:t>
-      </w:r>
-      <w:proofErr w:type="spellStart"/>
-      <w:r>
-        <w:t>Answer</w:t>
-      </w:r>
-      <w:proofErr w:type="spellEnd"/>
-      <w:r>
-        <w:t xml:space="preserve"> Set</w:t>
+      <w:r>
+        <w:t>Attributes Assigned to Raters by Sampling Criteria and Answer Set</w:t>
       </w:r>
     </w:p>
     <w:tbl>
@@ -11332,67 +11261,9 @@
       <w:r>
         <w:t xml:space="preserve">: </w:t>
       </w:r>
-      <w:proofErr w:type="spellStart"/>
-      <w:r>
-        <w:t>Distribution</w:t>
-      </w:r>
-      <w:proofErr w:type="spellEnd"/>
-      <w:r>
-        <w:t xml:space="preserve"> </w:t>
-      </w:r>
-      <w:proofErr w:type="spellStart"/>
-      <w:r>
-        <w:t>of</w:t>
-      </w:r>
-      <w:proofErr w:type="spellEnd"/>
-      <w:r>
-        <w:t xml:space="preserve"> </w:t>
-      </w:r>
-      <w:proofErr w:type="spellStart"/>
-      <w:r>
-        <w:t>Physical</w:t>
-      </w:r>
-      <w:proofErr w:type="spellEnd"/>
-      <w:r>
-        <w:t xml:space="preserve"> </w:t>
-      </w:r>
-      <w:proofErr w:type="spellStart"/>
-      <w:r>
-        <w:t>Appearance</w:t>
-      </w:r>
-      <w:proofErr w:type="spellEnd"/>
-      <w:r>
-        <w:t xml:space="preserve"> Indexes </w:t>
-      </w:r>
-      <w:proofErr w:type="spellStart"/>
-      <w:r>
-        <w:t>Broken</w:t>
-      </w:r>
-      <w:proofErr w:type="spellEnd"/>
-      <w:r>
-        <w:t xml:space="preserve"> Down </w:t>
-      </w:r>
-      <w:proofErr w:type="spellStart"/>
-      <w:r>
-        <w:t>by</w:t>
-      </w:r>
-      <w:proofErr w:type="spellEnd"/>
-      <w:r>
-        <w:t xml:space="preserve"> </w:t>
-      </w:r>
-      <w:proofErr w:type="spellStart"/>
-      <w:r>
-        <w:t>Relevant</w:t>
-      </w:r>
-      <w:proofErr w:type="spellEnd"/>
-      <w:r>
-        <w:t xml:space="preserve"> </w:t>
-      </w:r>
-      <w:proofErr w:type="spellStart"/>
-      <w:r>
-        <w:t>Criteria</w:t>
-      </w:r>
-      <w:proofErr w:type="spellEnd"/>
+      <w:r>
+        <w:t>Distribution of Physical Appearance Indexes Broken Down by Relevant Criteria</w:t>
+      </w:r>
     </w:p>
     <w:p>
       <w:r>
@@ -14062,43 +13933,39 @@
         </w:rPr>
         <w:t>.</w:t>
       </w:r>
+      <w:bookmarkStart w:id="9" w:name="_22gdk058euc5" w:colFirst="0" w:colLast="0"/>
+      <w:bookmarkEnd w:id="9"/>
     </w:p>
     <w:p>
       <w:pPr>
-        <w:pStyle w:val="Heading4"/>
-        <w:spacing w:before="200" w:after="200"/>
+        <w:pStyle w:val="Caption"/>
+        <w:keepNext/>
         <w:jc w:val="both"/>
-        <w:rPr>
-          <w:noProof/>
-          <w:lang w:val="en-US"/>
-        </w:rPr>
       </w:pPr>
-      <w:bookmarkStart w:id="9" w:name="_22gdk058euc5" w:colFirst="0" w:colLast="0"/>
-      <w:bookmarkEnd w:id="9"/>
-      <w:r>
-        <w:rPr>
-          <w:noProof/>
-          <w:lang w:val="en-US"/>
-        </w:rPr>
-        <w:t xml:space="preserve">Table 2: Physical Appearance and </w:t>
-      </w:r>
-      <w:r>
-        <w:rPr>
-          <w:noProof/>
-          <w:lang w:val="en-US"/>
-        </w:rPr>
-        <w:t>Voting</w:t>
-      </w:r>
-      <w:r>
-        <w:rPr>
-          <w:noProof/>
-          <w:lang w:val="en-US"/>
-        </w:rPr>
-        <w:t xml:space="preserve"> in the 2017 Finnish Municipal Elections</w:t>
+      <w:r>
+        <w:t xml:space="preserve">Figure </w:t>
+      </w:r>
+      <w:fldSimple w:instr=" SEQ Figure \* ARABIC ">
+        <w:r>
+          <w:rPr>
+            <w:noProof/>
+          </w:rPr>
+          <w:t>3</w:t>
+        </w:r>
+      </w:fldSimple>
+      <w:r>
+        <w:t xml:space="preserve">: </w:t>
+      </w:r>
+      <w:r>
+        <w:t xml:space="preserve">Predicted Marginal Effects of the Combined Effects of Physical Appearance-Occupation Congruence and Social Class on </w:t>
+      </w:r>
+      <w:r>
+        <w:t>Votes Received</w:t>
       </w:r>
     </w:p>
     <w:p>
       <w:pPr>
+        <w:spacing w:before="200" w:after="200"/>
         <w:jc w:val="both"/>
         <w:rPr>
           <w:noProof/>
@@ -14111,21 +13978,28 @@
           <w:lang w:val="en-US"/>
         </w:rPr>
         <w:drawing>
-          <wp:inline distT="114300" distB="114300" distL="114300" distR="114300" wp14:anchorId="55288383" wp14:editId="0E4A161B">
-            <wp:extent cx="5731200" cy="1917700"/>
-            <wp:effectExtent l="0" t="0" r="0" b="0"/>
-            <wp:docPr id="2" name="image2.png"/>
-            <wp:cNvGraphicFramePr/>
+          <wp:inline distT="0" distB="0" distL="0" distR="0" wp14:anchorId="4DDFA902" wp14:editId="3199E9FD">
+            <wp:extent cx="5733415" cy="2867025"/>
+            <wp:effectExtent l="0" t="0" r="0" b="3175"/>
+            <wp:docPr id="10" name="Picture 10"/>
+            <wp:cNvGraphicFramePr>
+              <a:graphicFrameLocks xmlns:a="http://schemas.openxmlformats.org/drawingml/2006/main" noChangeAspect="1"/>
+            </wp:cNvGraphicFramePr>
             <a:graphic xmlns:a="http://schemas.openxmlformats.org/drawingml/2006/main">
               <a:graphicData uri="http://schemas.openxmlformats.org/drawingml/2006/picture">
                 <pic:pic xmlns:pic="http://schemas.openxmlformats.org/drawingml/2006/picture">
                   <pic:nvPicPr>
-                    <pic:cNvPr id="0" name="image2.png"/>
-                    <pic:cNvPicPr preferRelativeResize="0"/>
+                    <pic:cNvPr id="10" name="Picture 10"/>
+                    <pic:cNvPicPr/>
                   </pic:nvPicPr>
                   <pic:blipFill>
-                    <a:blip r:embed="rId137"/>
-                    <a:srcRect/>
+                    <a:blip r:embed="rId137">
+                      <a:extLst>
+                        <a:ext uri="{28A0092B-C50C-407E-A947-70E740481C1C}">
+                          <a14:useLocalDpi xmlns:a14="http://schemas.microsoft.com/office/drawing/2010/main" val="0"/>
+                        </a:ext>
+                      </a:extLst>
+                    </a:blip>
                     <a:stretch>
                       <a:fillRect/>
                     </a:stretch>
@@ -14133,12 +14007,11 @@
                   <pic:spPr>
                     <a:xfrm>
                       <a:off x="0" y="0"/>
-                      <a:ext cx="5731200" cy="1917700"/>
+                      <a:ext cx="5733415" cy="2867025"/>
                     </a:xfrm>
                     <a:prstGeom prst="rect">
                       <a:avLst/>
                     </a:prstGeom>
-                    <a:ln/>
                   </pic:spPr>
                 </pic:pic>
               </a:graphicData>
@@ -14149,22 +14022,34 @@
     </w:p>
     <w:p>
       <w:pPr>
-        <w:pStyle w:val="Heading4"/>
         <w:spacing w:before="200" w:after="200"/>
         <w:jc w:val="both"/>
         <w:rPr>
           <w:noProof/>
           <w:lang w:val="en-US"/>
         </w:rPr>
+        <w:sectPr>
+          <w:footerReference w:type="default" r:id="rId138"/>
+          <w:pgSz w:w="11909" w:h="16834"/>
+          <w:pgMar w:top="1440" w:right="1440" w:bottom="1440" w:left="1440" w:header="720" w:footer="720" w:gutter="0"/>
+          <w:pgNumType w:start="1"/>
+          <w:cols w:space="720"/>
+        </w:sectPr>
       </w:pPr>
-      <w:bookmarkStart w:id="10" w:name="_luhalnurun47" w:colFirst="0" w:colLast="0"/>
-      <w:bookmarkEnd w:id="10"/>
-      <w:r>
-        <w:rPr>
-          <w:noProof/>
-          <w:lang w:val="en-US"/>
-        </w:rPr>
-        <w:t>Figure 3: Predicted Marginal Effects of the Combined Effect</w:t>
+      <w:r>
+        <w:rPr>
+          <w:b/>
+          <w:noProof/>
+          <w:lang w:val="en-US"/>
+        </w:rPr>
+        <w:t>Figure 1 Note</w:t>
+      </w:r>
+      <w:r>
+        <w:rPr>
+          <w:noProof/>
+          <w:lang w:val="en-US"/>
+        </w:rPr>
+        <w:t>: The figure shows the predicted marginal effects of the combined effect</w:t>
       </w:r>
       <w:r>
         <w:rPr>
@@ -14178,14 +14063,14 @@
           <w:noProof/>
           <w:lang w:val="en-US"/>
         </w:rPr>
-        <w:t xml:space="preserve"> of Physical</w:t>
-      </w:r>
-      <w:r>
-        <w:rPr>
-          <w:noProof/>
-          <w:lang w:val="en-US"/>
-        </w:rPr>
-        <w:t xml:space="preserve"> Appearance</w:t>
+        <w:t xml:space="preserve"> of physical</w:t>
+      </w:r>
+      <w:r>
+        <w:rPr>
+          <w:noProof/>
+          <w:lang w:val="en-US"/>
+        </w:rPr>
+        <w:t xml:space="preserve"> appearance</w:t>
       </w:r>
       <w:r>
         <w:rPr>
@@ -14199,13 +14084,297 @@
           <w:noProof/>
           <w:lang w:val="en-US"/>
         </w:rPr>
-        <w:t>Occupation Congruence and Social Class on Turnout</w:t>
+        <w:t xml:space="preserve">occupation congruence and social class on </w:t>
+      </w:r>
+      <w:r>
+        <w:rPr>
+          <w:noProof/>
+          <w:lang w:val="en-US"/>
+        </w:rPr>
+        <w:t>the candidate’s poll</w:t>
+      </w:r>
+      <w:r>
+        <w:rPr>
+          <w:noProof/>
+          <w:lang w:val="en-US"/>
+        </w:rPr>
+        <w:t>. These predictions were obtained from the main model exploiting the full dataset, as well as the men-only and women-only datasets (in Table 2, model</w:t>
+      </w:r>
+      <w:r>
+        <w:rPr>
+          <w:noProof/>
+          <w:lang w:val="en-US"/>
+        </w:rPr>
+        <w:t>s</w:t>
+      </w:r>
+      <w:r>
+        <w:rPr>
+          <w:noProof/>
+          <w:lang w:val="en-US"/>
+        </w:rPr>
+        <w:t xml:space="preserve"> 1, 2, and 3, respectively). Substantively, the figure shows that Finnish citizens systematically vote for candidates </w:t>
+      </w:r>
+      <w:r>
+        <w:rPr>
+          <w:noProof/>
+          <w:lang w:val="en-US"/>
+        </w:rPr>
+        <w:t>with</w:t>
+      </w:r>
+      <w:r>
+        <w:rPr>
+          <w:noProof/>
+          <w:lang w:val="en-US"/>
+        </w:rPr>
+        <w:t xml:space="preserve"> higher degrees of congruence between physical appearance and occupation, particularly candidates that look</w:t>
+      </w:r>
+      <w:r>
+        <w:rPr>
+          <w:noProof/>
+          <w:lang w:val="en-US"/>
+        </w:rPr>
+        <w:t xml:space="preserve"> </w:t>
+      </w:r>
+      <w:r>
+        <w:rPr>
+          <w:noProof/>
+          <w:lang w:val="en-US"/>
+        </w:rPr>
+        <w:t>like</w:t>
+      </w:r>
+      <w:r>
+        <w:rPr>
+          <w:noProof/>
+          <w:lang w:val="en-US"/>
+        </w:rPr>
+        <w:t xml:space="preserve"> they have</w:t>
+      </w:r>
+      <w:r>
+        <w:rPr>
+          <w:noProof/>
+          <w:lang w:val="en-US"/>
+        </w:rPr>
+        <w:t xml:space="preserve"> and </w:t>
+      </w:r>
+      <w:r>
+        <w:rPr>
+          <w:noProof/>
+          <w:lang w:val="en-US"/>
+        </w:rPr>
+        <w:t xml:space="preserve">do </w:t>
+      </w:r>
+      <w:r>
+        <w:rPr>
+          <w:noProof/>
+          <w:lang w:val="en-US"/>
+        </w:rPr>
+        <w:t>have</w:t>
+      </w:r>
+      <w:r>
+        <w:rPr>
+          <w:noProof/>
+          <w:lang w:val="en-US"/>
+        </w:rPr>
+        <w:t xml:space="preserve"> </w:t>
+      </w:r>
+      <w:r>
+        <w:rPr>
+          <w:noProof/>
+          <w:lang w:val="en-US"/>
+        </w:rPr>
+        <w:t xml:space="preserve">upper-class occupations. Furthermore, the analyses </w:t>
+      </w:r>
+      <w:r>
+        <w:rPr>
+          <w:noProof/>
+          <w:lang w:val="en-US"/>
+        </w:rPr>
+        <w:t>indicate</w:t>
+      </w:r>
+      <w:r>
+        <w:rPr>
+          <w:noProof/>
+          <w:lang w:val="en-US"/>
+        </w:rPr>
+        <w:t xml:space="preserve"> </w:t>
+      </w:r>
+      <w:r>
+        <w:rPr>
+          <w:noProof/>
+          <w:lang w:val="en-US"/>
+        </w:rPr>
+        <w:t>that there exists a systematic electoral penalty, particularly for female candidates</w:t>
+      </w:r>
+      <w:r>
+        <w:rPr>
+          <w:noProof/>
+          <w:lang w:val="en-US"/>
+        </w:rPr>
+        <w:t xml:space="preserve"> who</w:t>
+      </w:r>
+      <w:r>
+        <w:rPr>
+          <w:noProof/>
+          <w:lang w:val="en-US"/>
+        </w:rPr>
+        <w:t xml:space="preserve"> look</w:t>
+      </w:r>
+      <w:r>
+        <w:rPr>
+          <w:noProof/>
+          <w:lang w:val="en-US"/>
+        </w:rPr>
+        <w:t xml:space="preserve"> </w:t>
+      </w:r>
+      <w:r>
+        <w:rPr>
+          <w:noProof/>
+          <w:lang w:val="en-US"/>
+        </w:rPr>
+        <w:t xml:space="preserve">like </w:t>
+      </w:r>
+      <w:r>
+        <w:rPr>
+          <w:noProof/>
+          <w:lang w:val="en-US"/>
+        </w:rPr>
+        <w:t xml:space="preserve">they have </w:t>
+      </w:r>
+      <w:r>
+        <w:rPr>
+          <w:noProof/>
+          <w:lang w:val="en-US"/>
+        </w:rPr>
+        <w:t xml:space="preserve">and </w:t>
+      </w:r>
+      <w:r>
+        <w:rPr>
+          <w:noProof/>
+          <w:lang w:val="en-US"/>
+        </w:rPr>
+        <w:t xml:space="preserve">do </w:t>
+      </w:r>
+      <w:r>
+        <w:rPr>
+          <w:noProof/>
+          <w:lang w:val="en-US"/>
+        </w:rPr>
+        <w:t xml:space="preserve">have </w:t>
+      </w:r>
+      <w:r>
+        <w:rPr>
+          <w:noProof/>
+          <w:lang w:val="en-US"/>
+        </w:rPr>
+        <w:t xml:space="preserve">working-class occupations. In fact, women candidates that </w:t>
+      </w:r>
+      <w:r>
+        <w:rPr>
+          <w:noProof/>
+          <w:lang w:val="en-US"/>
+        </w:rPr>
+        <w:t>have</w:t>
+      </w:r>
+      <w:r>
+        <w:rPr>
+          <w:noProof/>
+          <w:lang w:val="en-US"/>
+        </w:rPr>
+        <w:t xml:space="preserve"> </w:t>
+      </w:r>
+      <w:r>
+        <w:rPr>
+          <w:noProof/>
+          <w:lang w:val="en-US"/>
+        </w:rPr>
+        <w:t xml:space="preserve">working-class occupations but do not look like they do have a predicted count of 154 votes, </w:t>
+      </w:r>
+      <w:r>
+        <w:rPr>
+          <w:noProof/>
+          <w:lang w:val="en-US"/>
+        </w:rPr>
+        <w:t xml:space="preserve">whereas </w:t>
+      </w:r>
+      <w:r>
+        <w:rPr>
+          <w:noProof/>
+          <w:lang w:val="en-US"/>
+        </w:rPr>
+        <w:t xml:space="preserve">under the exact same circumstances, a similar woman </w:t>
+      </w:r>
+      <w:r>
+        <w:rPr>
+          <w:noProof/>
+          <w:lang w:val="en-US"/>
+        </w:rPr>
+        <w:t>who</w:t>
+      </w:r>
+      <w:r>
+        <w:rPr>
+          <w:noProof/>
+          <w:lang w:val="en-US"/>
+        </w:rPr>
+        <w:t xml:space="preserve"> </w:t>
+      </w:r>
+      <w:r>
+        <w:rPr>
+          <w:noProof/>
+          <w:lang w:val="en-US"/>
+        </w:rPr>
+        <w:t xml:space="preserve">does look like </w:t>
+      </w:r>
+      <w:r>
+        <w:rPr>
+          <w:noProof/>
+          <w:lang w:val="en-US"/>
+        </w:rPr>
+        <w:t>she has</w:t>
+      </w:r>
+      <w:r>
+        <w:rPr>
+          <w:noProof/>
+          <w:lang w:val="en-US"/>
+        </w:rPr>
+        <w:t xml:space="preserve"> </w:t>
+      </w:r>
+      <w:r>
+        <w:rPr>
+          <w:noProof/>
+          <w:lang w:val="en-US"/>
+        </w:rPr>
+        <w:t>a working-class occupation has a predicted count of 99 votes. This change is statistically significant (p-value &lt; 0.001).</w:t>
+      </w:r>
+    </w:p>
+    <w:p>
+      <w:pPr>
+        <w:pStyle w:val="Caption"/>
+        <w:keepNext/>
+        <w:jc w:val="center"/>
+      </w:pPr>
+      <w:r>
+        <w:lastRenderedPageBreak/>
+        <w:t xml:space="preserve">Figure </w:t>
+      </w:r>
+      <w:fldSimple w:instr=" SEQ Figure \* ARABIC ">
+        <w:r>
+          <w:rPr>
+            <w:noProof/>
+          </w:rPr>
+          <w:t>4</w:t>
+        </w:r>
+      </w:fldSimple>
+      <w:r>
+        <w:t xml:space="preserve">: </w:t>
+      </w:r>
+      <w:r>
+        <w:t>Physical Appearance and Voting in the 2017 Finnish Municipal Elections</w:t>
       </w:r>
     </w:p>
     <w:p>
       <w:pPr>
         <w:spacing w:before="200" w:after="200"/>
-        <w:jc w:val="both"/>
+        <w:jc w:val="center"/>
         <w:rPr>
           <w:noProof/>
           <w:lang w:val="en-US"/>
@@ -14217,21 +14386,28 @@
           <w:lang w:val="en-US"/>
         </w:rPr>
         <w:drawing>
-          <wp:inline distT="114300" distB="114300" distL="114300" distR="114300" wp14:anchorId="4B3EB14C" wp14:editId="3F247FE2">
-            <wp:extent cx="5731200" cy="2870200"/>
+          <wp:inline distT="0" distB="0" distL="0" distR="0" wp14:anchorId="759CA8C5" wp14:editId="1E4DAFEF">
+            <wp:extent cx="9169400" cy="3025364"/>
             <wp:effectExtent l="0" t="0" r="0" b="0"/>
-            <wp:docPr id="3" name="image4.jpg"/>
-            <wp:cNvGraphicFramePr/>
+            <wp:docPr id="12" name="Picture 12"/>
+            <wp:cNvGraphicFramePr>
+              <a:graphicFrameLocks xmlns:a="http://schemas.openxmlformats.org/drawingml/2006/main" noChangeAspect="1"/>
+            </wp:cNvGraphicFramePr>
             <a:graphic xmlns:a="http://schemas.openxmlformats.org/drawingml/2006/main">
               <a:graphicData uri="http://schemas.openxmlformats.org/drawingml/2006/picture">
                 <pic:pic xmlns:pic="http://schemas.openxmlformats.org/drawingml/2006/picture">
                   <pic:nvPicPr>
-                    <pic:cNvPr id="0" name="image4.jpg"/>
-                    <pic:cNvPicPr preferRelativeResize="0"/>
+                    <pic:cNvPr id="12" name="Picture 12"/>
+                    <pic:cNvPicPr/>
                   </pic:nvPicPr>
                   <pic:blipFill>
-                    <a:blip r:embed="rId138"/>
-                    <a:srcRect/>
+                    <a:blip r:embed="rId139">
+                      <a:extLst>
+                        <a:ext uri="{28A0092B-C50C-407E-A947-70E740481C1C}">
+                          <a14:useLocalDpi xmlns:a14="http://schemas.microsoft.com/office/drawing/2010/main" val="0"/>
+                        </a:ext>
+                      </a:extLst>
+                    </a:blip>
                     <a:stretch>
                       <a:fillRect/>
                     </a:stretch>
@@ -14239,12 +14415,11 @@
                   <pic:spPr>
                     <a:xfrm>
                       <a:off x="0" y="0"/>
-                      <a:ext cx="5731200" cy="2870200"/>
+                      <a:ext cx="9275442" cy="3060352"/>
                     </a:xfrm>
                     <a:prstGeom prst="rect">
                       <a:avLst/>
                     </a:prstGeom>
-                    <a:ln/>
                   </pic:spPr>
                 </pic:pic>
               </a:graphicData>
@@ -14262,295 +14437,23 @@
           <w:lang w:val="en-US"/>
         </w:rPr>
       </w:pPr>
-      <w:r>
-        <w:rPr>
-          <w:b/>
-          <w:noProof/>
-          <w:lang w:val="en-US"/>
-        </w:rPr>
-        <w:t>Figure 1 Note</w:t>
-      </w:r>
-      <w:r>
-        <w:rPr>
-          <w:noProof/>
-          <w:lang w:val="en-US"/>
-        </w:rPr>
-        <w:t>: The figure shows the predicted marginal effects of the combined effect</w:t>
-      </w:r>
-      <w:r>
-        <w:rPr>
-          <w:noProof/>
-          <w:lang w:val="en-US"/>
-        </w:rPr>
-        <w:t>s</w:t>
-      </w:r>
-      <w:r>
-        <w:rPr>
-          <w:noProof/>
-          <w:lang w:val="en-US"/>
-        </w:rPr>
-        <w:t xml:space="preserve"> of physical</w:t>
-      </w:r>
-      <w:r>
-        <w:rPr>
-          <w:noProof/>
-          <w:lang w:val="en-US"/>
-        </w:rPr>
-        <w:t xml:space="preserve"> appearance</w:t>
-      </w:r>
-      <w:r>
-        <w:rPr>
-          <w:noProof/>
-          <w:lang w:val="en-US"/>
-        </w:rPr>
-        <w:t>-</w:t>
-      </w:r>
-      <w:r>
-        <w:rPr>
-          <w:noProof/>
-          <w:lang w:val="en-US"/>
-        </w:rPr>
-        <w:t xml:space="preserve">occupation congruence and social class on turnout. These predictions were obtained from the main model exploiting the full dataset, as well as the men-only and women-only datasets (in Table 2, model 1, 2, and 3, respectively). Substantively, the figure </w:t>
-      </w:r>
-      <w:r>
-        <w:rPr>
-          <w:noProof/>
-          <w:lang w:val="en-US"/>
-        </w:rPr>
-        <w:lastRenderedPageBreak/>
-        <w:t xml:space="preserve">shows that Finnish citizens systematically vote for candidates </w:t>
-      </w:r>
-      <w:r>
-        <w:rPr>
-          <w:noProof/>
-          <w:lang w:val="en-US"/>
-        </w:rPr>
-        <w:t>with</w:t>
-      </w:r>
-      <w:r>
-        <w:rPr>
-          <w:noProof/>
-          <w:lang w:val="en-US"/>
-        </w:rPr>
-        <w:t xml:space="preserve"> higher degrees of congruence between physical appearance and occupation, particularly candidates that look</w:t>
-      </w:r>
-      <w:r>
-        <w:rPr>
-          <w:noProof/>
-          <w:lang w:val="en-US"/>
-        </w:rPr>
-        <w:t xml:space="preserve"> </w:t>
-      </w:r>
-      <w:r>
-        <w:rPr>
-          <w:noProof/>
-          <w:lang w:val="en-US"/>
-        </w:rPr>
-        <w:t>like</w:t>
-      </w:r>
-      <w:r>
-        <w:rPr>
-          <w:noProof/>
-          <w:lang w:val="en-US"/>
-        </w:rPr>
-        <w:t xml:space="preserve"> they have</w:t>
-      </w:r>
-      <w:r>
-        <w:rPr>
-          <w:noProof/>
-          <w:lang w:val="en-US"/>
-        </w:rPr>
-        <w:t xml:space="preserve"> and </w:t>
-      </w:r>
-      <w:r>
-        <w:rPr>
-          <w:noProof/>
-          <w:lang w:val="en-US"/>
-        </w:rPr>
-        <w:t xml:space="preserve">do </w:t>
-      </w:r>
-      <w:r>
-        <w:rPr>
-          <w:noProof/>
-          <w:lang w:val="en-US"/>
-        </w:rPr>
-        <w:t>have</w:t>
-      </w:r>
-      <w:r>
-        <w:rPr>
-          <w:noProof/>
-          <w:lang w:val="en-US"/>
-        </w:rPr>
-        <w:t xml:space="preserve"> </w:t>
-      </w:r>
-      <w:r>
-        <w:rPr>
-          <w:noProof/>
-          <w:lang w:val="en-US"/>
-        </w:rPr>
-        <w:t xml:space="preserve">upper-class occupations. Furthermore, the analyses </w:t>
-      </w:r>
-      <w:r>
-        <w:rPr>
-          <w:noProof/>
-          <w:lang w:val="en-US"/>
-        </w:rPr>
-        <w:t>indicate</w:t>
-      </w:r>
-      <w:r>
-        <w:rPr>
-          <w:noProof/>
-          <w:lang w:val="en-US"/>
-        </w:rPr>
-        <w:t xml:space="preserve"> </w:t>
-      </w:r>
-      <w:r>
-        <w:rPr>
-          <w:noProof/>
-          <w:lang w:val="en-US"/>
-        </w:rPr>
-        <w:t>that there exists a systematic electoral penalty, particularly for female candidates</w:t>
-      </w:r>
-      <w:r>
-        <w:rPr>
-          <w:noProof/>
-          <w:lang w:val="en-US"/>
-        </w:rPr>
-        <w:t xml:space="preserve"> who</w:t>
-      </w:r>
-      <w:r>
-        <w:rPr>
-          <w:noProof/>
-          <w:lang w:val="en-US"/>
-        </w:rPr>
-        <w:t xml:space="preserve"> look</w:t>
-      </w:r>
-      <w:r>
-        <w:rPr>
-          <w:noProof/>
-          <w:lang w:val="en-US"/>
-        </w:rPr>
-        <w:t xml:space="preserve"> </w:t>
-      </w:r>
-      <w:r>
-        <w:rPr>
-          <w:noProof/>
-          <w:lang w:val="en-US"/>
-        </w:rPr>
-        <w:t xml:space="preserve">like </w:t>
-      </w:r>
-      <w:r>
-        <w:rPr>
-          <w:noProof/>
-          <w:lang w:val="en-US"/>
-        </w:rPr>
-        <w:t xml:space="preserve">they have </w:t>
-      </w:r>
-      <w:r>
-        <w:rPr>
-          <w:noProof/>
-          <w:lang w:val="en-US"/>
-        </w:rPr>
-        <w:t xml:space="preserve">and </w:t>
-      </w:r>
-      <w:r>
-        <w:rPr>
-          <w:noProof/>
-          <w:lang w:val="en-US"/>
-        </w:rPr>
-        <w:t xml:space="preserve">do </w:t>
-      </w:r>
-      <w:r>
-        <w:rPr>
-          <w:noProof/>
-          <w:lang w:val="en-US"/>
-        </w:rPr>
-        <w:t xml:space="preserve">have </w:t>
-      </w:r>
-      <w:r>
-        <w:rPr>
-          <w:noProof/>
-          <w:lang w:val="en-US"/>
-        </w:rPr>
-        <w:t xml:space="preserve">working-class occupations. In fact, women candidates that </w:t>
-      </w:r>
-      <w:r>
-        <w:rPr>
-          <w:noProof/>
-          <w:lang w:val="en-US"/>
-        </w:rPr>
-        <w:t>have</w:t>
-      </w:r>
-      <w:r>
-        <w:rPr>
-          <w:noProof/>
-          <w:lang w:val="en-US"/>
-        </w:rPr>
-        <w:t xml:space="preserve"> </w:t>
-      </w:r>
-      <w:r>
-        <w:rPr>
-          <w:noProof/>
-          <w:lang w:val="en-US"/>
-        </w:rPr>
-        <w:t xml:space="preserve">working-class occupations but do not look like they do have a predicted count of 154 votes, </w:t>
-      </w:r>
-      <w:r>
-        <w:rPr>
-          <w:noProof/>
-          <w:lang w:val="en-US"/>
-        </w:rPr>
-        <w:t xml:space="preserve">whereas </w:t>
-      </w:r>
-      <w:r>
-        <w:rPr>
-          <w:noProof/>
-          <w:lang w:val="en-US"/>
-        </w:rPr>
-        <w:t xml:space="preserve">under the exact same circumstances, a similar woman </w:t>
-      </w:r>
-      <w:r>
-        <w:rPr>
-          <w:noProof/>
-          <w:lang w:val="en-US"/>
-        </w:rPr>
-        <w:t>who</w:t>
-      </w:r>
-      <w:r>
-        <w:rPr>
-          <w:noProof/>
-          <w:lang w:val="en-US"/>
-        </w:rPr>
-        <w:t xml:space="preserve"> </w:t>
-      </w:r>
-      <w:r>
-        <w:rPr>
-          <w:noProof/>
-          <w:lang w:val="en-US"/>
-        </w:rPr>
-        <w:t xml:space="preserve">does look like </w:t>
-      </w:r>
-      <w:r>
-        <w:rPr>
-          <w:noProof/>
-          <w:lang w:val="en-US"/>
-        </w:rPr>
-        <w:t>she has</w:t>
-      </w:r>
-      <w:r>
-        <w:rPr>
-          <w:noProof/>
-          <w:lang w:val="en-US"/>
-        </w:rPr>
-        <w:t xml:space="preserve"> </w:t>
-      </w:r>
-      <w:r>
-        <w:rPr>
-          <w:noProof/>
-          <w:lang w:val="en-US"/>
-        </w:rPr>
-        <w:t>a working-class occupation has a predicted count of 99 votes. This change is statistically significant (p-value &lt; 0.001).</w:t>
-      </w:r>
+    </w:p>
+    <w:p>
+      <w:pPr>
+        <w:spacing w:before="200" w:after="200"/>
+        <w:jc w:val="both"/>
+        <w:rPr>
+          <w:noProof/>
+          <w:lang w:val="en-US"/>
+        </w:rPr>
+        <w:sectPr>
+          <w:pgSz w:w="16834" w:h="11909" w:orient="landscape"/>
+          <w:pgMar w:top="1440" w:right="1440" w:bottom="1440" w:left="1440" w:header="720" w:footer="720" w:gutter="0"/>
+          <w:pgNumType w:start="1"/>
+          <w:cols w:space="720"/>
+          <w:docGrid w:linePitch="299"/>
+        </w:sectPr>
+      </w:pPr>
     </w:p>
     <w:p>
       <w:pPr>
@@ -14562,13 +14465,14 @@
           <w:lang w:val="en-US"/>
         </w:rPr>
       </w:pPr>
-      <w:bookmarkStart w:id="11" w:name="_59cpj0ywa3ne" w:colFirst="0" w:colLast="0"/>
-      <w:bookmarkEnd w:id="11"/>
-      <w:r>
-        <w:rPr>
-          <w:noProof/>
-          <w:lang w:val="en-US"/>
-        </w:rPr>
+      <w:bookmarkStart w:id="10" w:name="_59cpj0ywa3ne" w:colFirst="0" w:colLast="0"/>
+      <w:bookmarkEnd w:id="10"/>
+      <w:r>
+        <w:rPr>
+          <w:noProof/>
+          <w:lang w:val="en-US"/>
+        </w:rPr>
+        <w:lastRenderedPageBreak/>
         <w:t>Conclusion</w:t>
       </w:r>
     </w:p>
@@ -14590,7 +14494,25 @@
           <w:shd w:val="clear" w:color="auto" w:fill="FCFCFC"/>
           <w:lang w:val="en-US"/>
         </w:rPr>
-        <w:t xml:space="preserve">The study of turnout has long recognized the importance of candidates' physical attractiveness. However, very little attention has been paid to other aspects of physical appearance. This paper provides evidence that such emphasis </w:t>
+        <w:t xml:space="preserve">The study of </w:t>
+      </w:r>
+      <w:r>
+        <w:rPr>
+          <w:noProof/>
+          <w:color w:val="202124"/>
+          <w:shd w:val="clear" w:color="auto" w:fill="FCFCFC"/>
+          <w:lang w:val="en-US"/>
+        </w:rPr>
+        <w:t>electoral prefferences</w:t>
+      </w:r>
+      <w:r>
+        <w:rPr>
+          <w:noProof/>
+          <w:color w:val="202124"/>
+          <w:shd w:val="clear" w:color="auto" w:fill="FCFCFC"/>
+          <w:lang w:val="en-US"/>
+        </w:rPr>
+        <w:t xml:space="preserve"> has long recognized the importance of candidates' physical attractiveness. However, very little attention has been paid to other aspects of physical appearance. This paper provides evidence that such emphasis </w:t>
       </w:r>
       <w:r>
         <w:rPr>
@@ -15017,7 +14939,7 @@
         </w:rPr>
         <w:t xml:space="preserve"> and severe at the same time </w:t>
       </w:r>
-      <w:hyperlink r:id="rId139">
+      <w:hyperlink r:id="rId140">
         <w:r>
           <w:rPr>
             <w:noProof/>
@@ -15075,7 +14997,7 @@
         </w:rPr>
         <w:t xml:space="preserve">that attractiveness as a dimension of physical appearance matters more for female than for male candidates </w:t>
       </w:r>
-      <w:hyperlink r:id="rId140">
+      <w:hyperlink r:id="rId141">
         <w:r>
           <w:rPr>
             <w:noProof/>
@@ -15301,7 +15223,7 @@
         </w:rPr>
         <w:t xml:space="preserve"> </w:t>
       </w:r>
-      <w:hyperlink r:id="rId141">
+      <w:hyperlink r:id="rId142">
         <w:r>
           <w:rPr>
             <w:noProof/>
@@ -15411,7 +15333,7 @@
         </w:rPr>
         <w:t xml:space="preserve">In terms of social inequalities and democracy, the results raise serious concerns. Official statistics show that women and elected representatives with working-class occupations are already underrepresented in municipal councils </w:t>
       </w:r>
-      <w:hyperlink r:id="rId142">
+      <w:hyperlink r:id="rId143">
         <w:r>
           <w:rPr>
             <w:noProof/>
@@ -15446,7 +15368,6 @@
           <w:noProof/>
           <w:lang w:val="en-US"/>
         </w:rPr>
-        <w:lastRenderedPageBreak/>
         <w:t xml:space="preserve">lowers </w:t>
       </w:r>
       <w:r>
@@ -15641,7 +15562,7 @@
         </w:rPr>
         <w:t xml:space="preserve">representative of the same social class </w:t>
       </w:r>
-      <w:hyperlink r:id="rId143">
+      <w:hyperlink r:id="rId144">
         <w:r>
           <w:rPr>
             <w:noProof/>
@@ -15707,6 +15628,7 @@
           <w:noProof/>
           <w:lang w:val="en-US"/>
         </w:rPr>
+        <w:lastRenderedPageBreak/>
         <w:t>W</w:t>
       </w:r>
       <w:r>
@@ -15716,7 +15638,7 @@
         </w:rPr>
         <w:t xml:space="preserve">e also propose cross-context examinations for future research. These would include comparisons of different country contexts and electoral contexts (high versus low information elections). For example, in countries with higher income inequality and status competition, physical appearance might be even more decisive in electoral success than in more equal countries like Finland </w:t>
       </w:r>
-      <w:hyperlink r:id="rId144">
+      <w:hyperlink r:id="rId145">
         <w:r>
           <w:rPr>
             <w:noProof/>
@@ -15764,8 +15686,8 @@
           <w:lang w:val="en-US"/>
         </w:rPr>
       </w:pPr>
-      <w:bookmarkStart w:id="12" w:name="_jwas0bmnwyjs" w:colFirst="0" w:colLast="0"/>
-      <w:bookmarkEnd w:id="12"/>
+      <w:bookmarkStart w:id="11" w:name="_jwas0bmnwyjs" w:colFirst="0" w:colLast="0"/>
+      <w:bookmarkEnd w:id="11"/>
       <w:r>
         <w:rPr>
           <w:b/>
@@ -15788,7 +15710,7 @@
           <w:lang w:val="en-US"/>
         </w:rPr>
       </w:pPr>
-      <w:hyperlink r:id="rId145">
+      <w:hyperlink r:id="rId146">
         <w:r>
           <w:rPr>
             <w:noProof/>
@@ -15797,7 +15719,7 @@
           <w:t xml:space="preserve">Ai, C., &amp; Norton, E. (2003). Interaction Terms in Logit and Probit Models. </w:t>
         </w:r>
       </w:hyperlink>
-      <w:hyperlink r:id="rId146">
+      <w:hyperlink r:id="rId147">
         <w:r>
           <w:rPr>
             <w:i/>
@@ -15807,7 +15729,7 @@
           <w:t>Economics Letters</w:t>
         </w:r>
       </w:hyperlink>
-      <w:hyperlink r:id="rId147">
+      <w:hyperlink r:id="rId148">
         <w:r>
           <w:rPr>
             <w:noProof/>
@@ -15816,7 +15738,7 @@
           <w:t xml:space="preserve">, </w:t>
         </w:r>
       </w:hyperlink>
-      <w:hyperlink r:id="rId148">
+      <w:hyperlink r:id="rId149">
         <w:r>
           <w:rPr>
             <w:i/>
@@ -15826,7 +15748,7 @@
           <w:t>80</w:t>
         </w:r>
       </w:hyperlink>
-      <w:hyperlink r:id="rId149">
+      <w:hyperlink r:id="rId150">
         <w:r>
           <w:rPr>
             <w:noProof/>
@@ -15848,7 +15770,7 @@
           <w:lang w:val="en-US"/>
         </w:rPr>
       </w:pPr>
-      <w:hyperlink r:id="rId150">
+      <w:hyperlink r:id="rId151">
         <w:r>
           <w:rPr>
             <w:noProof/>
@@ -15857,7 +15779,7 @@
           <w:t xml:space="preserve">Angrist, J., &amp; Pischke, J.-S. (2009). </w:t>
         </w:r>
       </w:hyperlink>
-      <w:hyperlink r:id="rId151">
+      <w:hyperlink r:id="rId152">
         <w:r>
           <w:rPr>
             <w:i/>
@@ -15867,7 +15789,7 @@
           <w:t>Mostly Harmless Econometrics: An Empiricist’s Companion</w:t>
         </w:r>
       </w:hyperlink>
-      <w:hyperlink r:id="rId152">
+      <w:hyperlink r:id="rId153">
         <w:r>
           <w:rPr>
             <w:noProof/>
@@ -15889,7 +15811,7 @@
           <w:lang w:val="en-US"/>
         </w:rPr>
       </w:pPr>
-      <w:hyperlink r:id="rId153">
+      <w:hyperlink r:id="rId154">
         <w:r>
           <w:rPr>
             <w:noProof/>
@@ -15898,7 +15820,7 @@
           <w:t xml:space="preserve">Antonakis, J., &amp; Dalgas, O. (2009). Predicting Elections: Child’s Play! </w:t>
         </w:r>
       </w:hyperlink>
-      <w:hyperlink r:id="rId154">
+      <w:hyperlink r:id="rId155">
         <w:r>
           <w:rPr>
             <w:i/>
@@ -15908,7 +15830,7 @@
           <w:t>Science</w:t>
         </w:r>
       </w:hyperlink>
-      <w:hyperlink r:id="rId155">
+      <w:hyperlink r:id="rId156">
         <w:r>
           <w:rPr>
             <w:noProof/>
@@ -15917,7 +15839,7 @@
           <w:t xml:space="preserve">, </w:t>
         </w:r>
       </w:hyperlink>
-      <w:hyperlink r:id="rId156">
+      <w:hyperlink r:id="rId157">
         <w:r>
           <w:rPr>
             <w:i/>
@@ -15927,7 +15849,7 @@
           <w:t>323</w:t>
         </w:r>
       </w:hyperlink>
-      <w:hyperlink r:id="rId157">
+      <w:hyperlink r:id="rId158">
         <w:r>
           <w:rPr>
             <w:noProof/>
@@ -15949,7 +15871,7 @@
           <w:lang w:val="en-US"/>
         </w:rPr>
       </w:pPr>
-      <w:hyperlink r:id="rId158">
+      <w:hyperlink r:id="rId159">
         <w:r>
           <w:rPr>
             <w:noProof/>
@@ -15958,7 +15880,7 @@
           <w:t xml:space="preserve">Banducci, S., Karp, J., Thrasher, M., &amp; Rallings, C. (2008). Ballot Photographs as Cues in Low-Information Elections. </w:t>
         </w:r>
       </w:hyperlink>
-      <w:hyperlink r:id="rId159">
+      <w:hyperlink r:id="rId160">
         <w:r>
           <w:rPr>
             <w:i/>
@@ -15968,7 +15890,7 @@
           <w:t>Political Psychology</w:t>
         </w:r>
       </w:hyperlink>
-      <w:hyperlink r:id="rId160">
+      <w:hyperlink r:id="rId161">
         <w:r>
           <w:rPr>
             <w:noProof/>
@@ -15977,7 +15899,7 @@
           <w:t xml:space="preserve">, </w:t>
         </w:r>
       </w:hyperlink>
-      <w:hyperlink r:id="rId161">
+      <w:hyperlink r:id="rId162">
         <w:r>
           <w:rPr>
             <w:i/>
@@ -15987,7 +15909,7 @@
           <w:t>29</w:t>
         </w:r>
       </w:hyperlink>
-      <w:hyperlink r:id="rId162">
+      <w:hyperlink r:id="rId163">
         <w:r>
           <w:rPr>
             <w:noProof/>
@@ -16009,7 +15931,7 @@
           <w:lang w:val="en-US"/>
         </w:rPr>
       </w:pPr>
-      <w:hyperlink r:id="rId163">
+      <w:hyperlink r:id="rId164">
         <w:r>
           <w:rPr>
             <w:noProof/>
@@ -16018,7 +15940,7 @@
           <w:t xml:space="preserve">Bartels, L. (1996). Uninformed Votes: Information Effects in Presidential Elections. </w:t>
         </w:r>
       </w:hyperlink>
-      <w:hyperlink r:id="rId164">
+      <w:hyperlink r:id="rId165">
         <w:r>
           <w:rPr>
             <w:i/>
@@ -16028,7 +15950,7 @@
           <w:t>American Journal of Political Science</w:t>
         </w:r>
       </w:hyperlink>
-      <w:hyperlink r:id="rId165">
+      <w:hyperlink r:id="rId166">
         <w:r>
           <w:rPr>
             <w:noProof/>
@@ -16037,7 +15959,7 @@
           <w:t xml:space="preserve">, </w:t>
         </w:r>
       </w:hyperlink>
-      <w:hyperlink r:id="rId166">
+      <w:hyperlink r:id="rId167">
         <w:r>
           <w:rPr>
             <w:i/>
@@ -16047,16 +15969,13 @@
           <w:t>40</w:t>
         </w:r>
       </w:hyperlink>
-      <w:hyperlink r:id="rId167" w:history="1">
-        <w:r>
-          <w:rPr>
-            <w:rStyle w:val="Hyperlink"/>
-            <w:noProof/>
-            <w:lang w:val="en-US"/>
-          </w:rPr>
-          <w:t>(1), 194–230. https://doi.org/10.2307/2111700</w:t>
-        </w:r>
-      </w:hyperlink>
+      <w:r>
+        <w:rPr>
+          <w:noProof/>
+          <w:lang w:val="en-US"/>
+        </w:rPr>
+        <w:t xml:space="preserve">(1), 194–230. </w:t>
+      </w:r>
     </w:p>
     <w:p>
       <w:pPr>
@@ -16455,7 +16374,7 @@
             <w:noProof/>
             <w:lang w:val="en-US"/>
           </w:rPr>
-          <w:t>(01), 63–82. https://doi.org/10.1093/pan/mpi014</w:t>
+          <w:t>(01), 63–82.</w:t>
         </w:r>
       </w:hyperlink>
     </w:p>
@@ -16615,7 +16534,16 @@
             <w:noProof/>
             <w:lang w:val="en-US"/>
           </w:rPr>
-          <w:t>Journal of Personality and Social Psychology</w:t>
+          <w:t xml:space="preserve">Journal of Personality </w:t>
+        </w:r>
+        <w:r>
+          <w:rPr>
+            <w:i/>
+            <w:noProof/>
+            <w:lang w:val="en-US"/>
+          </w:rPr>
+          <w:lastRenderedPageBreak/>
+          <w:t>and Social Psychology</w:t>
         </w:r>
       </w:hyperlink>
       <w:hyperlink r:id="rId209">
@@ -16703,7 +16631,7 @@
             <w:noProof/>
             <w:lang w:val="en-US"/>
           </w:rPr>
-          <w:t>(4), 430–450. https://doi.org/10.1080/1554477X.2018.1506206</w:t>
+          <w:t>(4), 430–450.</w:t>
         </w:r>
       </w:hyperlink>
     </w:p>
@@ -16763,7 +16691,7 @@
             <w:noProof/>
             <w:lang w:val="en-US"/>
           </w:rPr>
-          <w:t>(4), 352–356. https://doi.org/10.1037/h0081881</w:t>
+          <w:t>(4), 352–356.</w:t>
         </w:r>
       </w:hyperlink>
     </w:p>
@@ -17241,7 +17169,7 @@
             <w:noProof/>
             <w:lang w:val="en-US"/>
           </w:rPr>
-          <w:t>(3), 201–239. https://doi.org/10.1006/ssre.1996.0010</w:t>
+          <w:t>(3), 201–239.</w:t>
         </w:r>
       </w:hyperlink>
     </w:p>
@@ -17462,7 +17390,7 @@
             <w:noProof/>
             <w:lang w:val="en-US"/>
           </w:rPr>
-          <w:t>. Princeton University Press. https://doi.org/10.1515/9781400839445</w:t>
+          <w:t>. Princeton University Press.</w:t>
         </w:r>
       </w:hyperlink>
     </w:p>
@@ -17563,7 +17491,7 @@
             <w:noProof/>
             <w:lang w:val="en-US"/>
           </w:rPr>
-          <w:t>(2), 181–203. https://doi.org/10.1111/j.1467-9221.2010.00812.x</w:t>
+          <w:t>(2), 181–203.</w:t>
         </w:r>
       </w:hyperlink>
     </w:p>
@@ -17585,7 +17513,15 @@
             <w:noProof/>
             <w:lang w:val="en-US"/>
           </w:rPr>
-          <w:t xml:space="preserve">Heilman, M. E., &amp; Eagly, A. H. (2008). Gender stereotypes are alive, well, and busy producing workplace discrimination. </w:t>
+          <w:t xml:space="preserve">Heilman, M. E., &amp; Eagly, A. H. (2008). Gender stereotypes are alive, well, and busy producing </w:t>
+        </w:r>
+        <w:r>
+          <w:rPr>
+            <w:noProof/>
+            <w:lang w:val="en-US"/>
+          </w:rPr>
+          <w:lastRenderedPageBreak/>
+          <w:t xml:space="preserve">workplace discrimination. </w:t>
         </w:r>
       </w:hyperlink>
       <w:hyperlink r:id="rId286">
@@ -17683,7 +17619,7 @@
             <w:noProof/>
             <w:lang w:val="en-US"/>
           </w:rPr>
-          <w:t>(3), 416–427. https://doi.org/10.1037/0021-9010.89.3.416</w:t>
+          <w:t>(3), 416–427.</w:t>
         </w:r>
       </w:hyperlink>
     </w:p>
@@ -17743,7 +17679,7 @@
             <w:noProof/>
             <w:lang w:val="en-US"/>
           </w:rPr>
-          <w:t>(3), 401–417. https://doi.org/10.1111/pops.12256</w:t>
+          <w:t>(3), 401–417.</w:t>
         </w:r>
       </w:hyperlink>
     </w:p>
@@ -17863,7 +17799,7 @@
             <w:noProof/>
             <w:lang w:val="en-US"/>
           </w:rPr>
-          <w:t>(3), 983–1003. https://doi.org/10.1093/sf/89.3.983</w:t>
+          <w:t>(3), 983–1003.</w:t>
         </w:r>
       </w:hyperlink>
     </w:p>
@@ -17923,7 +17859,7 @@
             <w:noProof/>
             <w:lang w:val="en-US"/>
           </w:rPr>
-          <w:t>(6), 469–489. https://doi.org/10.1016/0022-1031(88)90047-9</w:t>
+          <w:t>(6), 469–489.</w:t>
         </w:r>
       </w:hyperlink>
     </w:p>
@@ -17983,7 +17919,7 @@
             <w:noProof/>
             <w:lang w:val="en-US"/>
           </w:rPr>
-          <w:t>(3), 593–610. https://doi.org/10.1111/0162-895X.00158</w:t>
+          <w:t>(3), 593–610.</w:t>
         </w:r>
       </w:hyperlink>
     </w:p>
@@ -18043,7 +17979,7 @@
             <w:noProof/>
             <w:lang w:val="en-US"/>
           </w:rPr>
-          <w:t>(3), 740–755. https://doi.org/10.1017/S1537592719001397</w:t>
+          <w:t>(3), 740–755.</w:t>
         </w:r>
       </w:hyperlink>
     </w:p>
@@ -18220,7 +18156,7 @@
             <w:noProof/>
             <w:lang w:val="en-US"/>
           </w:rPr>
-          <w:t>(4), 1371–1398. https://doi.org/10.1093/sf/sox020</w:t>
+          <w:t>(4), 1371–1398.</w:t>
         </w:r>
       </w:hyperlink>
     </w:p>
@@ -18280,7 +18216,7 @@
             <w:noProof/>
             <w:lang w:val="en-US"/>
           </w:rPr>
-          <w:t>(4), 951–971. https://doi.org/10.2307/2669334</w:t>
+          <w:t>(4), 951–971.</w:t>
         </w:r>
       </w:hyperlink>
     </w:p>
@@ -18312,16 +18248,7 @@
             <w:noProof/>
             <w:lang w:val="en-US"/>
           </w:rPr>
-          <w:t xml:space="preserve">How Voters Decide, Information Processing in Election </w:t>
-        </w:r>
-        <w:r>
-          <w:rPr>
-            <w:i/>
-            <w:noProof/>
-            <w:lang w:val="en-US"/>
-          </w:rPr>
-          <w:lastRenderedPageBreak/>
-          <w:t>Campaigns</w:t>
+          <w:t>How Voters Decide, Information Processing in Election Campaigns</w:t>
         </w:r>
       </w:hyperlink>
       <w:hyperlink r:id="rId345">
@@ -18390,7 +18317,7 @@
             <w:noProof/>
             <w:lang w:val="en-US"/>
           </w:rPr>
-          <w:t>(4), 561–593. https://doi.org/10.1017/S0043887110000195</w:t>
+          <w:t>(4), 561–593.</w:t>
         </w:r>
       </w:hyperlink>
     </w:p>
@@ -18450,7 +18377,7 @@
             <w:noProof/>
             <w:lang w:val="en-US"/>
           </w:rPr>
-          <w:t>(3), 574–589. https://doi.org/10.1111/j.1540-5907.2011.00511.x</w:t>
+          <w:t>(3), 574–589.</w:t>
         </w:r>
       </w:hyperlink>
     </w:p>
@@ -18510,7 +18437,7 @@
             <w:noProof/>
             <w:lang w:val="en-US"/>
           </w:rPr>
-          <w:t>(1), 1–18. https://doi.org/10.1080/07388940701860318</w:t>
+          <w:t>(1), 1–18.</w:t>
         </w:r>
       </w:hyperlink>
     </w:p>
@@ -18532,7 +18459,15 @@
             <w:noProof/>
             <w:lang w:val="en-US"/>
           </w:rPr>
-          <w:t xml:space="preserve">Lohmann, H., &amp; Zagel, H. (2016). Family policy in comparative perspective: The concepts and measurement of familization and defamilization. </w:t>
+          <w:t xml:space="preserve">Lohmann, H., &amp; Zagel, H. (2016). Family policy in comparative perspective: The concepts and </w:t>
+        </w:r>
+        <w:r>
+          <w:rPr>
+            <w:noProof/>
+            <w:lang w:val="en-US"/>
+          </w:rPr>
+          <w:lastRenderedPageBreak/>
+          <w:t xml:space="preserve">measurement of familization and defamilization. </w:t>
         </w:r>
       </w:hyperlink>
       <w:hyperlink r:id="rId362">
@@ -18731,7 +18666,7 @@
             <w:noProof/>
             <w:lang w:val="en-US"/>
           </w:rPr>
-          <w:t>(3), 672–685. https://doi.org/10.2307/2938743</w:t>
+          <w:t>(3), 672–685.</w:t>
         </w:r>
       </w:hyperlink>
     </w:p>
@@ -18846,7 +18781,7 @@
             <w:noProof/>
             <w:lang w:val="en-US"/>
           </w:rPr>
-          <w:t>(1), 41–58. https://doi.org/10.1111/j.1467-9221.2009.00745.x</w:t>
+          <w:t>(1), 41–58.</w:t>
         </w:r>
       </w:hyperlink>
     </w:p>
@@ -18906,7 +18841,7 @@
             <w:noProof/>
             <w:lang w:val="en-US"/>
           </w:rPr>
-          <w:t>(4), 575–604. https://doi.org/10.1177/0003122414536391</w:t>
+          <w:t>(4), 575–604.</w:t>
         </w:r>
       </w:hyperlink>
     </w:p>
@@ -19053,15 +18988,7 @@
             <w:noProof/>
             <w:lang w:val="en-US"/>
           </w:rPr>
-          <w:t xml:space="preserve">Miller, A., Wattenberg, M., &amp; Malanchuk, O. (1986). Schematic Assessments of Presidential </w:t>
-        </w:r>
-        <w:r>
-          <w:rPr>
-            <w:noProof/>
-            <w:lang w:val="en-US"/>
-          </w:rPr>
-          <w:lastRenderedPageBreak/>
-          <w:t xml:space="preserve">Candidates. </w:t>
+          <w:t xml:space="preserve">Miller, A., Wattenberg, M., &amp; Malanchuk, O. (1986). Schematic Assessments of Presidential Candidates. </w:t>
         </w:r>
       </w:hyperlink>
       <w:hyperlink r:id="rId402">
@@ -19099,7 +19026,7 @@
             <w:noProof/>
             <w:lang w:val="en-US"/>
           </w:rPr>
-          <w:t>(2), 521–540. https://doi.org/10.2307/1958272</w:t>
+          <w:t xml:space="preserve">(2), 521–540. </w:t>
         </w:r>
       </w:hyperlink>
     </w:p>
@@ -19276,7 +19203,7 @@
             <w:noProof/>
             <w:lang w:val="en-US"/>
           </w:rPr>
-          <w:t>(5), 1157–1171. https://doi.org/10.1111/pops.12489</w:t>
+          <w:t>(5), 1157–1171.</w:t>
         </w:r>
       </w:hyperlink>
     </w:p>
@@ -19317,7 +19244,15 @@
             <w:noProof/>
             <w:lang w:val="en-US"/>
           </w:rPr>
-          <w:t>. SocArXiv. https://doi.org/10.31235/osf.io/rmcqh</w:t>
+          <w:t xml:space="preserve">. SocArXiv. </w:t>
+        </w:r>
+        <w:r>
+          <w:rPr>
+            <w:noProof/>
+            <w:lang w:val="en-US"/>
+          </w:rPr>
+          <w:lastRenderedPageBreak/>
+          <w:t>https://doi.org/10.31235/osf.io/rmcqh</w:t>
         </w:r>
       </w:hyperlink>
     </w:p>
@@ -19800,15 +19735,7 @@
             <w:noProof/>
             <w:lang w:val="en-US"/>
           </w:rPr>
-          <w:t xml:space="preserve">Rose, D., &amp; Harrison, E. (2007). The European socio-economic classification: A new social </w:t>
-        </w:r>
-        <w:r>
-          <w:rPr>
-            <w:noProof/>
-            <w:lang w:val="en-US"/>
-          </w:rPr>
-          <w:lastRenderedPageBreak/>
-          <w:t xml:space="preserve">class schema for comparative European research. </w:t>
+          <w:t xml:space="preserve">Rose, D., &amp; Harrison, E. (2007). The European socio-economic classification: A new social class schema for comparative European research. </w:t>
         </w:r>
       </w:hyperlink>
       <w:hyperlink r:id="rId461">
@@ -20150,7 +20077,15 @@
             <w:noProof/>
             <w:lang w:val="en-US"/>
           </w:rPr>
-          <w:t>(1), 33–49. https://doi.org/10.2990/30_1_33</w:t>
+          <w:t xml:space="preserve">(1), </w:t>
+        </w:r>
+        <w:r>
+          <w:rPr>
+            <w:noProof/>
+            <w:lang w:val="en-US"/>
+          </w:rPr>
+          <w:lastRenderedPageBreak/>
+          <w:t>33–49. https://doi.org/10.2990/30_1_33</w:t>
         </w:r>
       </w:hyperlink>
     </w:p>
@@ -21178,7 +21113,6 @@
       </w:hyperlink>
     </w:p>
     <w:sectPr>
-      <w:footerReference w:type="default" r:id="rId562"/>
       <w:pgSz w:w="11909" w:h="16834"/>
       <w:pgMar w:top="1440" w:right="1440" w:bottom="1440" w:left="1440" w:header="720" w:footer="720" w:gutter="0"/>
       <w:pgNumType w:start="1"/>
@@ -21281,25 +21215,7 @@
           <w:szCs w:val="20"/>
           <w:lang w:val="en-US"/>
         </w:rPr>
-        <w:t xml:space="preserve">uthors are listed in alphabetical order. Hector </w:t>
-      </w:r>
-      <w:proofErr w:type="spellStart"/>
-      <w:r>
-        <w:rPr>
-          <w:sz w:val="20"/>
-          <w:szCs w:val="20"/>
-          <w:lang w:val="en-US"/>
-        </w:rPr>
-        <w:t>Bahamonde</w:t>
-      </w:r>
-      <w:proofErr w:type="spellEnd"/>
-      <w:r>
-        <w:rPr>
-          <w:sz w:val="20"/>
-          <w:szCs w:val="20"/>
-          <w:lang w:val="en-US"/>
-        </w:rPr>
-        <w:t xml:space="preserve"> is a Senior Researcher at the University of Turku</w:t>
+        <w:t>uthors are listed in alphabetical order. Hector Bahamonde is a Senior Researcher at the University of Turku</w:t>
       </w:r>
       <w:r>
         <w:rPr>
@@ -21371,43 +21287,7 @@
           <w:szCs w:val="20"/>
           <w:lang w:val="en-US"/>
         </w:rPr>
-        <w:t xml:space="preserve">). </w:t>
-      </w:r>
-      <w:proofErr w:type="spellStart"/>
-      <w:r>
-        <w:rPr>
-          <w:sz w:val="20"/>
-          <w:szCs w:val="20"/>
-          <w:lang w:val="en-US"/>
-        </w:rPr>
-        <w:t>Outi</w:t>
-      </w:r>
-      <w:proofErr w:type="spellEnd"/>
-      <w:r>
-        <w:rPr>
-          <w:sz w:val="20"/>
-          <w:szCs w:val="20"/>
-          <w:lang w:val="en-US"/>
-        </w:rPr>
-        <w:t xml:space="preserve"> </w:t>
-      </w:r>
-      <w:proofErr w:type="spellStart"/>
-      <w:r>
-        <w:rPr>
-          <w:sz w:val="20"/>
-          <w:szCs w:val="20"/>
-          <w:lang w:val="en-US"/>
-        </w:rPr>
-        <w:t>Sarpila</w:t>
-      </w:r>
-      <w:proofErr w:type="spellEnd"/>
-      <w:r>
-        <w:rPr>
-          <w:sz w:val="20"/>
-          <w:szCs w:val="20"/>
-          <w:lang w:val="en-US"/>
-        </w:rPr>
-        <w:t xml:space="preserve"> (</w:t>
+        <w:t>). Outi Sarpila (</w:t>
       </w:r>
       <w:hyperlink r:id="rId3">
         <w:r>
@@ -21451,25 +21331,23 @@
           <w:szCs w:val="20"/>
           <w:lang w:val="en-US"/>
         </w:rPr>
-        <w:t xml:space="preserve"> Richard Lau, David </w:t>
-      </w:r>
-      <w:proofErr w:type="spellStart"/>
+        <w:t xml:space="preserve"> Richard Lau, David Redlawsk, Tessa di Tonto, and</w:t>
+      </w:r>
       <w:r>
         <w:rPr>
           <w:sz w:val="20"/>
           <w:szCs w:val="20"/>
           <w:lang w:val="en-US"/>
         </w:rPr>
-        <w:t>Redlawsk</w:t>
-      </w:r>
-      <w:proofErr w:type="spellEnd"/>
+        <w:t xml:space="preserve"> the participants and organizers of the talks at the 2022 INVEST Research Seminar (Turku, Finland), the 2022 SOMA Workshop (Svartå, Finland), and the 2022 Nordic Sociological Association Conference (Reykjavik, Iceland). This project was funded by Sarpila’s Academy of Finland </w:t>
+      </w:r>
       <w:r>
         <w:rPr>
           <w:sz w:val="20"/>
           <w:szCs w:val="20"/>
           <w:lang w:val="en-US"/>
         </w:rPr>
-        <w:t>, Tessa di Tonto, and</w:t>
+        <w:t>(</w:t>
       </w:r>
       <w:r>
         <w:rPr>
@@ -21477,87 +21355,16 @@
           <w:szCs w:val="20"/>
           <w:lang w:val="en-US"/>
         </w:rPr>
-        <w:t xml:space="preserve"> the participants and organizers of the talks at the 2022 INVEST Research Seminar (Turku, Finland), the 2022 SOMA Workshop (</w:t>
-      </w:r>
-      <w:proofErr w:type="spellStart"/>
+        <w:t>decision number 325813</w:t>
+      </w:r>
       <w:r>
         <w:rPr>
           <w:sz w:val="20"/>
           <w:szCs w:val="20"/>
           <w:lang w:val="en-US"/>
         </w:rPr>
-        <w:t>Svartå</w:t>
-      </w:r>
-      <w:proofErr w:type="spellEnd"/>
-      <w:r>
-        <w:rPr>
-          <w:sz w:val="20"/>
-          <w:szCs w:val="20"/>
-          <w:lang w:val="en-US"/>
-        </w:rPr>
-        <w:t xml:space="preserve">, Finland), and the 2022 Nordic Sociological Association Conference (Reykjavik, Iceland). This project was funded by </w:t>
-      </w:r>
-      <w:proofErr w:type="spellStart"/>
-      <w:r>
-        <w:rPr>
-          <w:sz w:val="20"/>
-          <w:szCs w:val="20"/>
-          <w:lang w:val="en-US"/>
-        </w:rPr>
-        <w:t>Sarpila’s</w:t>
-      </w:r>
-      <w:proofErr w:type="spellEnd"/>
-      <w:r>
-        <w:rPr>
-          <w:sz w:val="20"/>
-          <w:szCs w:val="20"/>
-          <w:lang w:val="en-US"/>
-        </w:rPr>
-        <w:t xml:space="preserve"> Academy of Finland </w:t>
-      </w:r>
-      <w:r>
-        <w:rPr>
-          <w:sz w:val="20"/>
-          <w:szCs w:val="20"/>
-          <w:lang w:val="en-US"/>
-        </w:rPr>
-        <w:t>(</w:t>
-      </w:r>
-      <w:r>
-        <w:rPr>
-          <w:sz w:val="20"/>
-          <w:szCs w:val="20"/>
-          <w:lang w:val="en-US"/>
-        </w:rPr>
-        <w:t>decision number 325813</w:t>
-      </w:r>
-      <w:r>
-        <w:rPr>
-          <w:sz w:val="20"/>
-          <w:szCs w:val="20"/>
-          <w:lang w:val="en-US"/>
-        </w:rPr>
-        <w:t xml:space="preserve">) and by </w:t>
-      </w:r>
-      <w:proofErr w:type="spellStart"/>
-      <w:r>
-        <w:rPr>
-          <w:sz w:val="20"/>
-          <w:szCs w:val="20"/>
-          <w:lang w:val="en-US"/>
-        </w:rPr>
-        <w:t>Bahamonde’s</w:t>
-      </w:r>
-      <w:proofErr w:type="spellEnd"/>
-      <w:r>
-        <w:rPr>
-          <w:sz w:val="20"/>
-          <w:szCs w:val="20"/>
-          <w:lang w:val="en-US"/>
-        </w:rPr>
-        <w:t xml:space="preserve"> ANID </w:t>
-      </w:r>
-      <w:proofErr w:type="spellStart"/>
+        <w:t xml:space="preserve">) and by Bahamonde’s ANID </w:t>
+      </w:r>
       <w:r>
         <w:rPr>
           <w:i/>
@@ -21566,31 +21373,8 @@
           <w:szCs w:val="20"/>
           <w:lang w:val="en-US"/>
         </w:rPr>
-        <w:t>Fondecyt</w:t>
-      </w:r>
-      <w:proofErr w:type="spellEnd"/>
-      <w:r>
-        <w:rPr>
-          <w:i/>
-          <w:iCs/>
-          <w:sz w:val="20"/>
-          <w:szCs w:val="20"/>
-          <w:lang w:val="en-US"/>
-        </w:rPr>
-        <w:t xml:space="preserve"> </w:t>
-      </w:r>
-      <w:proofErr w:type="spellStart"/>
-      <w:r>
-        <w:rPr>
-          <w:i/>
-          <w:iCs/>
-          <w:sz w:val="20"/>
-          <w:szCs w:val="20"/>
-          <w:lang w:val="en-US"/>
-        </w:rPr>
-        <w:t>Iniciación</w:t>
-      </w:r>
-      <w:proofErr w:type="spellEnd"/>
+        <w:t>Fondecyt Iniciación</w:t>
+      </w:r>
       <w:r>
         <w:rPr>
           <w:sz w:val="20"/>
@@ -21876,25 +21660,7 @@
             <w:szCs w:val="20"/>
             <w:lang w:val="en-US"/>
           </w:rPr>
-          <w:t xml:space="preserve">Scholz &amp; </w:t>
-        </w:r>
-        <w:proofErr w:type="spellStart"/>
-        <w:r>
-          <w:rPr>
-            <w:sz w:val="20"/>
-            <w:szCs w:val="20"/>
-            <w:lang w:val="en-US"/>
-          </w:rPr>
-          <w:t>Sicinski</w:t>
-        </w:r>
-        <w:proofErr w:type="spellEnd"/>
-        <w:r>
-          <w:rPr>
-            <w:sz w:val="20"/>
-            <w:szCs w:val="20"/>
-            <w:lang w:val="en-US"/>
-          </w:rPr>
-          <w:t>, 2015)</w:t>
+          <w:t>Scholz &amp; Sicinski, 2015)</w:t>
         </w:r>
       </w:hyperlink>
       <w:r>
@@ -21997,25 +21763,7 @@
           <w:szCs w:val="20"/>
           <w:lang w:val="en-US"/>
         </w:rPr>
-        <w:t xml:space="preserve">the </w:t>
-      </w:r>
-      <w:proofErr w:type="spellStart"/>
-      <w:r>
-        <w:rPr>
-          <w:sz w:val="20"/>
-          <w:szCs w:val="20"/>
-          <w:lang w:val="en-US"/>
-        </w:rPr>
-        <w:t>Åland</w:t>
-      </w:r>
-      <w:proofErr w:type="spellEnd"/>
-      <w:r>
-        <w:rPr>
-          <w:sz w:val="20"/>
-          <w:szCs w:val="20"/>
-          <w:lang w:val="en-US"/>
-        </w:rPr>
-        <w:t xml:space="preserve"> region </w:t>
+        <w:t xml:space="preserve">the Åland region </w:t>
       </w:r>
       <w:r>
         <w:rPr>
@@ -22265,7 +22013,6 @@
         </w:rPr>
         <w:t xml:space="preserve"> (</w:t>
       </w:r>
-      <w:proofErr w:type="spellStart"/>
       <w:r>
         <w:rPr>
           <w:i/>
@@ -22273,29 +22020,8 @@
           <w:szCs w:val="20"/>
           <w:lang w:val="en-US"/>
         </w:rPr>
-        <w:t>Kielitoimiston</w:t>
-      </w:r>
-      <w:proofErr w:type="spellEnd"/>
-      <w:r>
-        <w:rPr>
-          <w:i/>
-          <w:sz w:val="20"/>
-          <w:szCs w:val="20"/>
-          <w:lang w:val="en-US"/>
-        </w:rPr>
-        <w:t xml:space="preserve"> </w:t>
-      </w:r>
-      <w:proofErr w:type="spellStart"/>
-      <w:r>
-        <w:rPr>
-          <w:i/>
-          <w:sz w:val="20"/>
-          <w:szCs w:val="20"/>
-          <w:lang w:val="en-US"/>
-        </w:rPr>
-        <w:t>sanakirja</w:t>
-      </w:r>
-      <w:proofErr w:type="spellEnd"/>
+        <w:t>Kielitoimiston sanakirja</w:t>
+      </w:r>
       <w:r>
         <w:rPr>
           <w:sz w:val="20"/>
@@ -22497,43 +22223,7 @@
             <w:szCs w:val="20"/>
             <w:lang w:val="en-US"/>
           </w:rPr>
-          <w:t xml:space="preserve">(Berggren et al., 2010, 2017; see also, Price et al., 2011; </w:t>
-        </w:r>
-        <w:proofErr w:type="spellStart"/>
-        <w:r>
-          <w:rPr>
-            <w:sz w:val="20"/>
-            <w:szCs w:val="20"/>
-            <w:lang w:val="en-US"/>
-          </w:rPr>
-          <w:t>Belmi</w:t>
-        </w:r>
-        <w:proofErr w:type="spellEnd"/>
-        <w:r>
-          <w:rPr>
-            <w:sz w:val="20"/>
-            <w:szCs w:val="20"/>
-            <w:lang w:val="en-US"/>
-          </w:rPr>
-          <w:t xml:space="preserve"> &amp; Neale, 2014; </w:t>
-        </w:r>
-        <w:proofErr w:type="spellStart"/>
-        <w:r>
-          <w:rPr>
-            <w:sz w:val="20"/>
-            <w:szCs w:val="20"/>
-            <w:lang w:val="en-US"/>
-          </w:rPr>
-          <w:t>Olivola</w:t>
-        </w:r>
-        <w:proofErr w:type="spellEnd"/>
-        <w:r>
-          <w:rPr>
-            <w:sz w:val="20"/>
-            <w:szCs w:val="20"/>
-            <w:lang w:val="en-US"/>
-          </w:rPr>
-          <w:t xml:space="preserve"> et al., 2018)</w:t>
+          <w:t>(Berggren et al., 2010, 2017; see also, Price et al., 2011; Belmi &amp; Neale, 2014; Olivola et al., 2018)</w:t>
         </w:r>
       </w:hyperlink>
       <w:r>
@@ -22636,25 +22326,7 @@
           <w:szCs w:val="20"/>
           <w:lang w:val="en-US"/>
         </w:rPr>
-        <w:t xml:space="preserve"> overdispersion. To relax the </w:t>
-      </w:r>
-      <w:proofErr w:type="spellStart"/>
-      <w:r>
-        <w:rPr>
-          <w:sz w:val="20"/>
-          <w:szCs w:val="20"/>
-          <w:lang w:val="en-US"/>
-        </w:rPr>
-        <w:t>equidispersion</w:t>
-      </w:r>
-      <w:proofErr w:type="spellEnd"/>
-      <w:r>
-        <w:rPr>
-          <w:sz w:val="20"/>
-          <w:szCs w:val="20"/>
-          <w:lang w:val="en-US"/>
-        </w:rPr>
-        <w:t xml:space="preserve"> assumption, both negative binomial and quasi-Poisson specifications were estimated </w:t>
+        <w:t xml:space="preserve"> overdispersion. To relax the equidispersion assumption, both negative binomial and quasi-Poisson specifications were estimated </w:t>
       </w:r>
       <w:hyperlink r:id="rId10">
         <w:r>
@@ -22781,13 +22453,7 @@
         <w:rPr>
           <w:lang w:val="en-US"/>
         </w:rPr>
-        <w:t xml:space="preserve">. </w:t>
-      </w:r>
-      <w:r>
-        <w:rPr>
-          <w:lang w:val="en-US"/>
-        </w:rPr>
-        <w:t xml:space="preserve">However, </w:t>
+        <w:t xml:space="preserve">. However, </w:t>
       </w:r>
       <w:r>
         <w:rPr>

--- a/Bahamonde_Sarpila.docx
+++ b/Bahamonde_Sarpila.docx
@@ -11,8 +11,6 @@
           <w:lang w:val="en-US"/>
         </w:rPr>
       </w:pPr>
-      <w:bookmarkStart w:id="0" w:name="_tw9vafzcofvn" w:colFirst="0" w:colLast="0"/>
-      <w:bookmarkEnd w:id="0"/>
       <w:r>
         <w:rPr>
           <w:noProof/>
@@ -149,7 +147,21 @@
           <w:noProof/>
           <w:lang w:val="en-US"/>
         </w:rPr>
-        <w:t>There seems to be a consensus that physically attractive individuals earn more and win elections more often. Unfortunately, very little is known about how voters evaluate candidates with socioeconomically unequal “looks.” To bridge this gap, we study the electoral consequences of looking upper-class, middle-class</w:t>
+        <w:t xml:space="preserve">There seems to be a consensus that physically attractive </w:t>
+      </w:r>
+      <w:r>
+        <w:rPr>
+          <w:noProof/>
+          <w:lang w:val="en-US"/>
+        </w:rPr>
+        <w:t xml:space="preserve">candidates </w:t>
+      </w:r>
+      <w:r>
+        <w:rPr>
+          <w:noProof/>
+          <w:lang w:val="en-US"/>
+        </w:rPr>
+        <w:t>win elections more often. Unfortunately, very little is known about how voters evaluate candidates with socioeconomically unequal “looks.” To bridge this gap, we study the electoral consequences of looking upper-class, middle-class</w:t>
       </w:r>
       <w:r>
         <w:rPr>
@@ -481,8 +493,8 @@
           <w:lang w:val="en-US"/>
         </w:rPr>
       </w:pPr>
-      <w:bookmarkStart w:id="1" w:name="_7vk70gu4q5i7" w:colFirst="0" w:colLast="0"/>
-      <w:bookmarkEnd w:id="1"/>
+      <w:bookmarkStart w:id="0" w:name="_7vk70gu4q5i7" w:colFirst="0" w:colLast="0"/>
+      <w:bookmarkEnd w:id="0"/>
       <w:r>
         <w:rPr>
           <w:noProof/>
@@ -1684,8 +1696,8 @@
         <w:keepNext/>
         <w:jc w:val="center"/>
       </w:pPr>
-      <w:bookmarkStart w:id="2" w:name="_u0o3beokjof5" w:colFirst="0" w:colLast="0"/>
-      <w:bookmarkEnd w:id="2"/>
+      <w:bookmarkStart w:id="1" w:name="_u0o3beokjof5" w:colFirst="0" w:colLast="0"/>
+      <w:bookmarkEnd w:id="1"/>
       <w:r>
         <w:t xml:space="preserve">Figure </w:t>
       </w:r>
@@ -1700,9 +1712,19 @@
       <w:r>
         <w:t xml:space="preserve">: </w:t>
       </w:r>
-      <w:r>
-        <w:t>Empirical Expectations</w:t>
-      </w:r>
+      <w:proofErr w:type="spellStart"/>
+      <w:r>
+        <w:t>Empirical</w:t>
+      </w:r>
+      <w:proofErr w:type="spellEnd"/>
+      <w:r>
+        <w:t xml:space="preserve"> </w:t>
+      </w:r>
+      <w:proofErr w:type="spellStart"/>
+      <w:r>
+        <w:t>Expectations</w:t>
+      </w:r>
+      <w:proofErr w:type="spellEnd"/>
     </w:p>
     <w:p>
       <w:pPr>
@@ -2903,8 +2925,8 @@
           <w:lang w:val="en-US"/>
         </w:rPr>
       </w:pPr>
-      <w:bookmarkStart w:id="3" w:name="_74lpubkxjckb" w:colFirst="0" w:colLast="0"/>
-      <w:bookmarkEnd w:id="3"/>
+      <w:bookmarkStart w:id="2" w:name="_74lpubkxjckb" w:colFirst="0" w:colLast="0"/>
+      <w:bookmarkEnd w:id="2"/>
       <w:r>
         <w:rPr>
           <w:noProof/>
@@ -4936,8 +4958,8 @@
           <w:lang w:val="en-US"/>
         </w:rPr>
       </w:pPr>
-      <w:bookmarkStart w:id="4" w:name="_fy4douaonbmw" w:colFirst="0" w:colLast="0"/>
-      <w:bookmarkEnd w:id="4"/>
+      <w:bookmarkStart w:id="3" w:name="_fy4douaonbmw" w:colFirst="0" w:colLast="0"/>
+      <w:bookmarkEnd w:id="3"/>
       <w:r>
         <w:rPr>
           <w:noProof/>
@@ -6367,29 +6389,15 @@
         </w:rPr>
         <w:t xml:space="preserve">able to classify other people into occupational status categories using attributes of physical appearance as cues </w:t>
       </w:r>
-      <w:r>
-        <w:fldChar w:fldCharType="begin"/>
-      </w:r>
-      <w:r>
-        <w:instrText xml:space="preserve"> HYPERLINK "https://www.zotero.org/google-docs/?LFAZpE" \h </w:instrText>
-      </w:r>
-      <w:r>
-        <w:fldChar w:fldCharType="separate"/>
-      </w:r>
-      <w:r>
-        <w:rPr>
-          <w:noProof/>
-          <w:lang w:val="en-US"/>
-        </w:rPr>
-        <w:t>(Vandebroeck, 2021)</w:t>
-      </w:r>
-      <w:r>
-        <w:rPr>
-          <w:noProof/>
-          <w:lang w:val="en-US"/>
-        </w:rPr>
-        <w:fldChar w:fldCharType="end"/>
-      </w:r>
+      <w:hyperlink r:id="rId91">
+        <w:r>
+          <w:rPr>
+            <w:noProof/>
+            <w:lang w:val="en-US"/>
+          </w:rPr>
+          <w:t>(Vandebroeck, 2021)</w:t>
+        </w:r>
+      </w:hyperlink>
       <w:r>
         <w:rPr>
           <w:noProof/>
@@ -6456,7 +6464,7 @@
         </w:rPr>
         <w:t xml:space="preserve"> cannot be examined without taking gender into account </w:t>
       </w:r>
-      <w:hyperlink r:id="rId91">
+      <w:hyperlink r:id="rId92">
         <w:r>
           <w:rPr>
             <w:noProof/>
@@ -6514,7 +6522,7 @@
         </w:rPr>
         <w:t xml:space="preserve">classify each other </w:t>
       </w:r>
-      <w:hyperlink r:id="rId92">
+      <w:hyperlink r:id="rId93">
         <w:r>
           <w:rPr>
             <w:noProof/>
@@ -6614,7 +6622,7 @@
         </w:rPr>
         <w:t xml:space="preserve"> producing unfavorable outcomes for women </w:t>
       </w:r>
-      <w:hyperlink r:id="rId93">
+      <w:hyperlink r:id="rId94">
         <w:r>
           <w:rPr>
             <w:noProof/>
@@ -6763,7 +6771,7 @@
         </w:rPr>
         <w:t xml:space="preserve">penalized because of how they look </w:t>
       </w:r>
-      <w:hyperlink r:id="rId94">
+      <w:hyperlink r:id="rId95">
         <w:r>
           <w:rPr>
             <w:noProof/>
@@ -6878,7 +6886,7 @@
         </w:rPr>
         <w:t xml:space="preserve">the same behavior </w:t>
       </w:r>
-      <w:hyperlink r:id="rId95">
+      <w:hyperlink r:id="rId96">
         <w:r>
           <w:rPr>
             <w:noProof/>
@@ -6919,8 +6927,8 @@
           <w:lang w:val="en-US"/>
         </w:rPr>
       </w:pPr>
-      <w:bookmarkStart w:id="5" w:name="_ko5vpsxpjt80" w:colFirst="0" w:colLast="0"/>
-      <w:bookmarkEnd w:id="5"/>
+      <w:bookmarkStart w:id="4" w:name="_ko5vpsxpjt80" w:colFirst="0" w:colLast="0"/>
+      <w:bookmarkEnd w:id="4"/>
       <w:r>
         <w:rPr>
           <w:noProof/>
@@ -6939,8 +6947,8 @@
           <w:lang w:val="en-US"/>
         </w:rPr>
       </w:pPr>
-      <w:bookmarkStart w:id="6" w:name="_koo45tdgsvg0" w:colFirst="0" w:colLast="0"/>
-      <w:bookmarkEnd w:id="6"/>
+      <w:bookmarkStart w:id="5" w:name="_koo45tdgsvg0" w:colFirst="0" w:colLast="0"/>
+      <w:bookmarkEnd w:id="5"/>
       <w:r>
         <w:rPr>
           <w:noProof/>
@@ -7377,7 +7385,7 @@
         </w:rPr>
         <w:t xml:space="preserve">media coverage </w:t>
       </w:r>
-      <w:hyperlink r:id="rId96">
+      <w:hyperlink r:id="rId97">
         <w:r>
           <w:rPr>
             <w:noProof/>
@@ -7393,7 +7401,7 @@
         </w:rPr>
         <w:t xml:space="preserve">. Second, as </w:t>
       </w:r>
-      <w:hyperlink r:id="rId97">
+      <w:hyperlink r:id="rId98">
         <w:r>
           <w:rPr>
             <w:noProof/>
@@ -7605,7 +7613,7 @@
         </w:rPr>
         <w:t xml:space="preserve">Third, Finland has been consistently considered a democratic country </w:t>
       </w:r>
-      <w:hyperlink r:id="rId98">
+      <w:hyperlink r:id="rId99">
         <w:r>
           <w:rPr>
             <w:noProof/>
@@ -7621,7 +7629,7 @@
         </w:rPr>
         <w:t xml:space="preserve">, as well as a country with high levels of economic equality </w:t>
       </w:r>
-      <w:hyperlink r:id="rId99">
+      <w:hyperlink r:id="rId100">
         <w:r>
           <w:rPr>
             <w:noProof/>
@@ -7637,7 +7645,7 @@
         </w:rPr>
         <w:t xml:space="preserve">, gender equality </w:t>
       </w:r>
-      <w:hyperlink r:id="rId100">
+      <w:hyperlink r:id="rId101">
         <w:r>
           <w:rPr>
             <w:noProof/>
@@ -7674,7 +7682,7 @@
         </w:rPr>
         <w:t xml:space="preserve"> social mobility between parents and children </w:t>
       </w:r>
-      <w:hyperlink r:id="rId101">
+      <w:hyperlink r:id="rId102">
         <w:r>
           <w:rPr>
             <w:noProof/>
@@ -7753,7 +7761,7 @@
         </w:rPr>
         <w:t xml:space="preserve"> any correlation between class-congruent physical appearance and turnout. We believe that exploiting a “least-likely case design” </w:t>
       </w:r>
-      <w:hyperlink r:id="rId102">
+      <w:hyperlink r:id="rId103">
         <w:r>
           <w:rPr>
             <w:noProof/>
@@ -7877,7 +7885,7 @@
         </w:rPr>
         <w:t xml:space="preserve"> and other highly frequented places, including voting booths </w:t>
       </w:r>
-      <w:hyperlink r:id="rId103">
+      <w:hyperlink r:id="rId104">
         <w:r>
           <w:rPr>
             <w:noProof/>
@@ -7908,7 +7916,7 @@
         </w:rPr>
         <w:t xml:space="preserve"> photos are also displayed in newspaper ads </w:t>
       </w:r>
-      <w:hyperlink r:id="rId104">
+      <w:hyperlink r:id="rId105">
         <w:r>
           <w:rPr>
             <w:noProof/>
@@ -7931,7 +7939,7 @@
         </w:rPr>
         <w:t xml:space="preserve"> and “each municipality is obliged by law to provide each party with the same number of slots for posters” </w:t>
       </w:r>
-      <w:hyperlink r:id="rId105">
+      <w:hyperlink r:id="rId106">
         <w:r>
           <w:rPr>
             <w:noProof/>
@@ -8244,7 +8252,7 @@
         </w:rPr>
         <w:t xml:space="preserve"> data as a starting point, and following the ESeC </w:t>
       </w:r>
-      <w:hyperlink r:id="rId106">
+      <w:hyperlink r:id="rId107">
         <w:r>
           <w:rPr>
             <w:noProof/>
@@ -8312,7 +8320,7 @@
         </w:rPr>
         <w:t xml:space="preserve">Most if not all politicians know that “physical appearance has a meaningful impact on political power” </w:t>
       </w:r>
-      <w:hyperlink r:id="rId107">
+      <w:hyperlink r:id="rId108">
         <w:r>
           <w:rPr>
             <w:noProof/>
@@ -8370,7 +8378,7 @@
         </w:rPr>
         <w:t xml:space="preserve"> “[a]ll parties make extensive use of posters that display the names and photos of all candidates in the district” </w:t>
       </w:r>
-      <w:hyperlink r:id="rId108">
+      <w:hyperlink r:id="rId109">
         <w:r>
           <w:rPr>
             <w:noProof/>
@@ -8571,8 +8579,8 @@
         </w:rPr>
         <w:t xml:space="preserve"> </w:t>
       </w:r>
-      <w:bookmarkStart w:id="7" w:name="_o6n0lgaar477" w:colFirst="0" w:colLast="0"/>
-      <w:bookmarkEnd w:id="7"/>
+      <w:bookmarkStart w:id="6" w:name="_o6n0lgaar477" w:colFirst="0" w:colLast="0"/>
+      <w:bookmarkEnd w:id="6"/>
     </w:p>
     <w:p>
       <w:pPr>
@@ -8594,8 +8602,69 @@
       <w:r>
         <w:t xml:space="preserve">: </w:t>
       </w:r>
-      <w:r>
-        <w:t>Attributes Assigned to Raters by Sampling Criteria and Answer Set</w:t>
+      <w:proofErr w:type="spellStart"/>
+      <w:r>
+        <w:t>Attributes</w:t>
+      </w:r>
+      <w:proofErr w:type="spellEnd"/>
+      <w:r>
+        <w:t xml:space="preserve"> </w:t>
+      </w:r>
+      <w:proofErr w:type="spellStart"/>
+      <w:r>
+        <w:t>Assigned</w:t>
+      </w:r>
+      <w:proofErr w:type="spellEnd"/>
+      <w:r>
+        <w:t xml:space="preserve"> </w:t>
+      </w:r>
+      <w:proofErr w:type="spellStart"/>
+      <w:r>
+        <w:t>to</w:t>
+      </w:r>
+      <w:proofErr w:type="spellEnd"/>
+      <w:r>
+        <w:t xml:space="preserve"> </w:t>
+      </w:r>
+      <w:proofErr w:type="spellStart"/>
+      <w:r>
+        <w:t>Raters</w:t>
+      </w:r>
+      <w:proofErr w:type="spellEnd"/>
+      <w:r>
+        <w:t xml:space="preserve"> </w:t>
+      </w:r>
+      <w:proofErr w:type="spellStart"/>
+      <w:r>
+        <w:t>by</w:t>
+      </w:r>
+      <w:proofErr w:type="spellEnd"/>
+      <w:r>
+        <w:t xml:space="preserve"> </w:t>
+      </w:r>
+      <w:proofErr w:type="spellStart"/>
+      <w:r>
+        <w:t>Sampling</w:t>
+      </w:r>
+      <w:proofErr w:type="spellEnd"/>
+      <w:r>
+        <w:t xml:space="preserve"> </w:t>
+      </w:r>
+      <w:proofErr w:type="spellStart"/>
+      <w:r>
+        <w:t>Criteria</w:t>
+      </w:r>
+      <w:proofErr w:type="spellEnd"/>
+      <w:r>
+        <w:t xml:space="preserve"> and </w:t>
+      </w:r>
+      <w:proofErr w:type="spellStart"/>
+      <w:r>
+        <w:t>Answer</w:t>
+      </w:r>
+      <w:proofErr w:type="spellEnd"/>
+      <w:r>
+        <w:t xml:space="preserve"> Set</w:t>
       </w:r>
     </w:p>
     <w:tbl>
@@ -9725,7 +9794,7 @@
               </w:rPr>
               <w:t xml:space="preserve"> </w:t>
             </w:r>
-            <w:hyperlink r:id="rId109">
+            <w:hyperlink r:id="rId110">
               <w:r>
                 <w:rPr>
                   <w:noProof/>
@@ -10010,7 +10079,7 @@
               </w:rPr>
               <w:t xml:space="preserve">very masculine </w:t>
             </w:r>
-            <w:hyperlink r:id="rId110">
+            <w:hyperlink r:id="rId111">
               <w:r>
                 <w:rPr>
                   <w:noProof/>
@@ -10547,7 +10616,7 @@
         </w:rPr>
         <w:t xml:space="preserve">the distribution after averaging the 7,920 scores of the 1,415 candidates </w:t>
       </w:r>
-      <w:hyperlink r:id="rId111">
+      <w:hyperlink r:id="rId112">
         <w:r>
           <w:rPr>
             <w:noProof/>
@@ -10806,7 +10875,7 @@
         </w:rPr>
         <w:t xml:space="preserve">that “photographs allow voters to form first impressions” about candidates </w:t>
       </w:r>
-      <w:hyperlink r:id="rId112">
+      <w:hyperlink r:id="rId113">
         <w:r>
           <w:rPr>
             <w:noProof/>
@@ -10836,7 +10905,7 @@
         </w:rPr>
         <w:t xml:space="preserve"> voters do not update their initial inferences even when new information is available </w:t>
       </w:r>
-      <w:hyperlink r:id="rId113">
+      <w:hyperlink r:id="rId114">
         <w:r>
           <w:rPr>
             <w:noProof/>
@@ -10873,7 +10942,7 @@
         </w:rPr>
         <w:t xml:space="preserve">in studies with 1-second exposure to facial appearance </w:t>
       </w:r>
-      <w:hyperlink r:id="rId114">
+      <w:hyperlink r:id="rId115">
         <w:r>
           <w:rPr>
             <w:noProof/>
@@ -10896,7 +10965,7 @@
         </w:rPr>
         <w:t xml:space="preserve">In fact, </w:t>
       </w:r>
-      <w:hyperlink r:id="rId115">
+      <w:hyperlink r:id="rId116">
         <w:r>
           <w:rPr>
             <w:noProof/>
@@ -10912,7 +10981,7 @@
         </w:rPr>
         <w:t xml:space="preserve"> find that “judgments made at 100 milliseconds correlated highly with judgments with no time constraints,” while </w:t>
       </w:r>
-      <w:hyperlink r:id="rId116">
+      <w:hyperlink r:id="rId117">
         <w:r>
           <w:rPr>
             <w:noProof/>
@@ -11128,7 +11197,7 @@
         </w:rPr>
         <w:t xml:space="preserve">physical appearance </w:t>
       </w:r>
-      <w:hyperlink r:id="rId117">
+      <w:hyperlink r:id="rId118">
         <w:r>
           <w:rPr>
             <w:noProof/>
@@ -11172,7 +11241,7 @@
         </w:rPr>
         <w:t xml:space="preserve">hile the relationship between physical appearance and turnout has already been studied in Finland </w:t>
       </w:r>
-      <w:hyperlink r:id="rId118">
+      <w:hyperlink r:id="rId119">
         <w:r>
           <w:rPr>
             <w:noProof/>
@@ -11244,8 +11313,8 @@
         <w:keepNext/>
         <w:jc w:val="both"/>
       </w:pPr>
-      <w:bookmarkStart w:id="8" w:name="_ynlnj1fnswm" w:colFirst="0" w:colLast="0"/>
-      <w:bookmarkEnd w:id="8"/>
+      <w:bookmarkStart w:id="7" w:name="_ynlnj1fnswm" w:colFirst="0" w:colLast="0"/>
+      <w:bookmarkEnd w:id="7"/>
       <w:r>
         <w:lastRenderedPageBreak/>
         <w:t xml:space="preserve">Figure </w:t>
@@ -11261,9 +11330,67 @@
       <w:r>
         <w:t xml:space="preserve">: </w:t>
       </w:r>
-      <w:r>
-        <w:t>Distribution of Physical Appearance Indexes Broken Down by Relevant Criteria</w:t>
-      </w:r>
+      <w:proofErr w:type="spellStart"/>
+      <w:r>
+        <w:t>Distribution</w:t>
+      </w:r>
+      <w:proofErr w:type="spellEnd"/>
+      <w:r>
+        <w:t xml:space="preserve"> </w:t>
+      </w:r>
+      <w:proofErr w:type="spellStart"/>
+      <w:r>
+        <w:t>of</w:t>
+      </w:r>
+      <w:proofErr w:type="spellEnd"/>
+      <w:r>
+        <w:t xml:space="preserve"> </w:t>
+      </w:r>
+      <w:proofErr w:type="spellStart"/>
+      <w:r>
+        <w:t>Physical</w:t>
+      </w:r>
+      <w:proofErr w:type="spellEnd"/>
+      <w:r>
+        <w:t xml:space="preserve"> </w:t>
+      </w:r>
+      <w:proofErr w:type="spellStart"/>
+      <w:r>
+        <w:t>Appearance</w:t>
+      </w:r>
+      <w:proofErr w:type="spellEnd"/>
+      <w:r>
+        <w:t xml:space="preserve"> Indexes </w:t>
+      </w:r>
+      <w:proofErr w:type="spellStart"/>
+      <w:r>
+        <w:t>Broken</w:t>
+      </w:r>
+      <w:proofErr w:type="spellEnd"/>
+      <w:r>
+        <w:t xml:space="preserve"> Down </w:t>
+      </w:r>
+      <w:proofErr w:type="spellStart"/>
+      <w:r>
+        <w:t>by</w:t>
+      </w:r>
+      <w:proofErr w:type="spellEnd"/>
+      <w:r>
+        <w:t xml:space="preserve"> </w:t>
+      </w:r>
+      <w:proofErr w:type="spellStart"/>
+      <w:r>
+        <w:t>Relevant</w:t>
+      </w:r>
+      <w:proofErr w:type="spellEnd"/>
+      <w:r>
+        <w:t xml:space="preserve"> </w:t>
+      </w:r>
+      <w:proofErr w:type="spellStart"/>
+      <w:r>
+        <w:t>Criteria</w:t>
+      </w:r>
+      <w:proofErr w:type="spellEnd"/>
     </w:p>
     <w:p>
       <w:r>
@@ -11286,7 +11413,7 @@
                     <pic:cNvPicPr/>
                   </pic:nvPicPr>
                   <pic:blipFill>
-                    <a:blip r:embed="rId119" cstate="print">
+                    <a:blip r:embed="rId120" cstate="print">
                       <a:extLst>
                         <a:ext uri="{28A0092B-C50C-407E-A947-70E740481C1C}">
                           <a14:useLocalDpi xmlns:a14="http://schemas.microsoft.com/office/drawing/2010/main" val="0"/>
@@ -11452,7 +11579,7 @@
         </w:rPr>
         <w:t xml:space="preserve">candidate received. From a substantive point of view, this kind of variable has already been studied in the same form, also in the context of physical appearance </w:t>
       </w:r>
-      <w:hyperlink r:id="rId120">
+      <w:hyperlink r:id="rId121">
         <w:r>
           <w:rPr>
             <w:noProof/>
@@ -11510,7 +11637,7 @@
         </w:rPr>
         <w:t xml:space="preserve">as a Poisson distribution </w:t>
       </w:r>
-      <w:hyperlink r:id="rId121">
+      <w:hyperlink r:id="rId122">
         <w:r>
           <w:rPr>
             <w:noProof/>
@@ -11617,7 +11744,7 @@
         </w:rPr>
         <w:t xml:space="preserve"> social class, the main independent variable is an interaction term between these two covariates. Following </w:t>
       </w:r>
-      <w:hyperlink r:id="rId122">
+      <w:hyperlink r:id="rId123">
         <w:r>
           <w:rPr>
             <w:noProof/>
@@ -11682,7 +11809,7 @@
         </w:rPr>
         <w:t xml:space="preserve">not the regression table </w:t>
       </w:r>
-      <w:hyperlink r:id="rId123">
+      <w:hyperlink r:id="rId124">
         <w:r>
           <w:rPr>
             <w:noProof/>
@@ -11726,7 +11853,7 @@
         </w:rPr>
         <w:t xml:space="preserve"> it is zero, and (2) the statistical significance of the interaction effect cannot be tested with a simple t-test on the coefficient of the interaction term </w:t>
       </w:r>
-      <w:hyperlink r:id="rId124">
+      <w:hyperlink r:id="rId125">
         <w:r>
           <w:rPr>
             <w:noProof/>
@@ -11883,7 +12010,7 @@
         </w:rPr>
         <w:t xml:space="preserve"> </w:t>
       </w:r>
-      <w:hyperlink r:id="rId125">
+      <w:hyperlink r:id="rId126">
         <w:r>
           <w:rPr>
             <w:noProof/>
@@ -12040,7 +12167,7 @@
         </w:rPr>
         <w:t xml:space="preserve">particularly relevant because physiognomic cues—such as age—set in motion social and political expectations, effectively signaling “traits that accompany the status of age, including dominance and strength” </w:t>
       </w:r>
-      <w:hyperlink r:id="rId126">
+      <w:hyperlink r:id="rId127">
         <w:r>
           <w:rPr>
             <w:noProof/>
@@ -12084,7 +12211,7 @@
         </w:rPr>
         <w:t xml:space="preserve"> as well as possible incumbency/contestation dynamics, among other hard-to-measure confounding factors </w:t>
       </w:r>
-      <w:hyperlink r:id="rId127">
+      <w:hyperlink r:id="rId128">
         <w:r>
           <w:rPr>
             <w:noProof/>
@@ -12159,7 +12286,7 @@
         </w:rPr>
         <w:t xml:space="preserve">at the gender level. Given that “the gender of candidates might interact with perceptions of physical appearance” </w:t>
       </w:r>
-      <w:hyperlink r:id="rId128">
+      <w:hyperlink r:id="rId129">
         <w:r>
           <w:rPr>
             <w:noProof/>
@@ -12189,7 +12316,7 @@
         </w:rPr>
         <w:t xml:space="preserve">“attractiveness matters most for women candidates” </w:t>
       </w:r>
-      <w:hyperlink r:id="rId129">
+      <w:hyperlink r:id="rId130">
         <w:r>
           <w:rPr>
             <w:noProof/>
@@ -12262,7 +12389,7 @@
         </w:rPr>
         <w:t xml:space="preserve"> an excellent case because “Finnish elections are unusually suited for gender analysis, since there is a sizable number of both male and female candidates in all districts” </w:t>
       </w:r>
-      <w:hyperlink r:id="rId130">
+      <w:hyperlink r:id="rId131">
         <w:r>
           <w:rPr>
             <w:noProof/>
@@ -12398,7 +12525,7 @@
         <w:lastRenderedPageBreak/>
         <w:t>physical appearance and voting research “do not systematically consider the gender of the candidates involved” (</w:t>
       </w:r>
-      <w:hyperlink r:id="rId131">
+      <w:hyperlink r:id="rId132">
         <w:r>
           <w:rPr>
             <w:noProof/>
@@ -12898,7 +13025,7 @@
         </w:rPr>
         <w:t xml:space="preserve">in line with </w:t>
       </w:r>
-      <w:hyperlink r:id="rId132">
+      <w:hyperlink r:id="rId133">
         <w:r>
           <w:rPr>
             <w:noProof/>
@@ -13153,7 +13280,7 @@
         </w:rPr>
         <w:t xml:space="preserve">“man’s work” </w:t>
       </w:r>
-      <w:hyperlink r:id="rId133">
+      <w:hyperlink r:id="rId134">
         <w:r>
           <w:rPr>
             <w:noProof/>
@@ -13744,7 +13871,7 @@
         </w:rPr>
         <w:t xml:space="preserve">in line with prior findings </w:t>
       </w:r>
-      <w:hyperlink r:id="rId134">
+      <w:hyperlink r:id="rId135">
         <w:r>
           <w:rPr>
             <w:noProof/>
@@ -13774,7 +13901,7 @@
         </w:rPr>
         <w:t xml:space="preserve">. For example, </w:t>
       </w:r>
-      <w:hyperlink r:id="rId135">
+      <w:hyperlink r:id="rId136">
         <w:r>
           <w:rPr>
             <w:noProof/>
@@ -13917,7 +14044,7 @@
         </w:rPr>
         <w:t xml:space="preserve">both rewarded and penalized because of how they look </w:t>
       </w:r>
-      <w:hyperlink r:id="rId136">
+      <w:hyperlink r:id="rId137">
         <w:r>
           <w:rPr>
             <w:noProof/>
@@ -13933,8 +14060,8 @@
         </w:rPr>
         <w:t>.</w:t>
       </w:r>
-      <w:bookmarkStart w:id="9" w:name="_22gdk058euc5" w:colFirst="0" w:colLast="0"/>
-      <w:bookmarkEnd w:id="9"/>
+      <w:bookmarkStart w:id="8" w:name="_22gdk058euc5" w:colFirst="0" w:colLast="0"/>
+      <w:bookmarkEnd w:id="8"/>
     </w:p>
     <w:p>
       <w:pPr>
@@ -13956,12 +14083,110 @@
       <w:r>
         <w:t xml:space="preserve">: </w:t>
       </w:r>
-      <w:r>
-        <w:t xml:space="preserve">Predicted Marginal Effects of the Combined Effects of Physical Appearance-Occupation Congruence and Social Class on </w:t>
-      </w:r>
-      <w:r>
-        <w:t>Votes Received</w:t>
-      </w:r>
+      <w:proofErr w:type="spellStart"/>
+      <w:r>
+        <w:t>Predicted</w:t>
+      </w:r>
+      <w:proofErr w:type="spellEnd"/>
+      <w:r>
+        <w:t xml:space="preserve"> Marginal </w:t>
+      </w:r>
+      <w:proofErr w:type="spellStart"/>
+      <w:r>
+        <w:t>Effects</w:t>
+      </w:r>
+      <w:proofErr w:type="spellEnd"/>
+      <w:r>
+        <w:t xml:space="preserve"> </w:t>
+      </w:r>
+      <w:proofErr w:type="spellStart"/>
+      <w:r>
+        <w:t>of</w:t>
+      </w:r>
+      <w:proofErr w:type="spellEnd"/>
+      <w:r>
+        <w:t xml:space="preserve"> </w:t>
+      </w:r>
+      <w:proofErr w:type="spellStart"/>
+      <w:r>
+        <w:t>the</w:t>
+      </w:r>
+      <w:proofErr w:type="spellEnd"/>
+      <w:r>
+        <w:t xml:space="preserve"> </w:t>
+      </w:r>
+      <w:proofErr w:type="spellStart"/>
+      <w:r>
+        <w:t>Combined</w:t>
+      </w:r>
+      <w:proofErr w:type="spellEnd"/>
+      <w:r>
+        <w:t xml:space="preserve"> </w:t>
+      </w:r>
+      <w:proofErr w:type="spellStart"/>
+      <w:r>
+        <w:t>Effects</w:t>
+      </w:r>
+      <w:proofErr w:type="spellEnd"/>
+      <w:r>
+        <w:t xml:space="preserve"> </w:t>
+      </w:r>
+      <w:proofErr w:type="spellStart"/>
+      <w:r>
+        <w:t>of</w:t>
+      </w:r>
+      <w:proofErr w:type="spellEnd"/>
+      <w:r>
+        <w:t xml:space="preserve"> </w:t>
+      </w:r>
+      <w:proofErr w:type="spellStart"/>
+      <w:r>
+        <w:t>Physical</w:t>
+      </w:r>
+      <w:proofErr w:type="spellEnd"/>
+      <w:r>
+        <w:t xml:space="preserve"> </w:t>
+      </w:r>
+      <w:proofErr w:type="spellStart"/>
+      <w:r>
+        <w:t>Appearance-Occupation</w:t>
+      </w:r>
+      <w:proofErr w:type="spellEnd"/>
+      <w:r>
+        <w:t xml:space="preserve"> </w:t>
+      </w:r>
+      <w:proofErr w:type="spellStart"/>
+      <w:r>
+        <w:t>Congruence</w:t>
+      </w:r>
+      <w:proofErr w:type="spellEnd"/>
+      <w:r>
+        <w:t xml:space="preserve"> and Social </w:t>
+      </w:r>
+      <w:proofErr w:type="spellStart"/>
+      <w:r>
+        <w:t>Class</w:t>
+      </w:r>
+      <w:proofErr w:type="spellEnd"/>
+      <w:r>
+        <w:t xml:space="preserve"> </w:t>
+      </w:r>
+      <w:proofErr w:type="spellStart"/>
+      <w:r>
+        <w:t>on</w:t>
+      </w:r>
+      <w:proofErr w:type="spellEnd"/>
+      <w:r>
+        <w:t xml:space="preserve"> </w:t>
+      </w:r>
+      <w:r>
+        <w:t xml:space="preserve">Votes </w:t>
+      </w:r>
+      <w:proofErr w:type="spellStart"/>
+      <w:r>
+        <w:t>Received</w:t>
+      </w:r>
+      <w:proofErr w:type="spellEnd"/>
     </w:p>
     <w:p>
       <w:pPr>
@@ -13993,7 +14218,7 @@
                     <pic:cNvPicPr/>
                   </pic:nvPicPr>
                   <pic:blipFill>
-                    <a:blip r:embed="rId137">
+                    <a:blip r:embed="rId138">
                       <a:extLst>
                         <a:ext uri="{28A0092B-C50C-407E-A947-70E740481C1C}">
                           <a14:useLocalDpi xmlns:a14="http://schemas.microsoft.com/office/drawing/2010/main" val="0"/>
@@ -14029,7 +14254,7 @@
           <w:lang w:val="en-US"/>
         </w:rPr>
         <w:sectPr>
-          <w:footerReference w:type="default" r:id="rId138"/>
+          <w:footerReference w:type="default" r:id="rId139"/>
           <w:pgSz w:w="11909" w:h="16834"/>
           <w:pgMar w:top="1440" w:right="1440" w:bottom="1440" w:left="1440" w:header="720" w:footer="720" w:gutter="0"/>
           <w:pgNumType w:start="1"/>
@@ -14367,9 +14592,51 @@
       <w:r>
         <w:t xml:space="preserve">: </w:t>
       </w:r>
-      <w:r>
-        <w:t>Physical Appearance and Voting in the 2017 Finnish Municipal Elections</w:t>
-      </w:r>
+      <w:proofErr w:type="spellStart"/>
+      <w:r>
+        <w:t>Physical</w:t>
+      </w:r>
+      <w:proofErr w:type="spellEnd"/>
+      <w:r>
+        <w:t xml:space="preserve"> </w:t>
+      </w:r>
+      <w:proofErr w:type="spellStart"/>
+      <w:r>
+        <w:t>Appearance</w:t>
+      </w:r>
+      <w:proofErr w:type="spellEnd"/>
+      <w:r>
+        <w:t xml:space="preserve"> and </w:t>
+      </w:r>
+      <w:proofErr w:type="spellStart"/>
+      <w:r>
+        <w:t>Voting</w:t>
+      </w:r>
+      <w:proofErr w:type="spellEnd"/>
+      <w:r>
+        <w:t xml:space="preserve"> in </w:t>
+      </w:r>
+      <w:proofErr w:type="spellStart"/>
+      <w:r>
+        <w:t>the</w:t>
+      </w:r>
+      <w:proofErr w:type="spellEnd"/>
+      <w:r>
+        <w:t xml:space="preserve"> 2017 </w:t>
+      </w:r>
+      <w:proofErr w:type="spellStart"/>
+      <w:r>
+        <w:t>Finnish</w:t>
+      </w:r>
+      <w:proofErr w:type="spellEnd"/>
+      <w:r>
+        <w:t xml:space="preserve"> Municipal </w:t>
+      </w:r>
+      <w:proofErr w:type="spellStart"/>
+      <w:r>
+        <w:t>Elections</w:t>
+      </w:r>
+      <w:proofErr w:type="spellEnd"/>
     </w:p>
     <w:p>
       <w:pPr>
@@ -14401,7 +14668,7 @@
                     <pic:cNvPicPr/>
                   </pic:nvPicPr>
                   <pic:blipFill>
-                    <a:blip r:embed="rId139">
+                    <a:blip r:embed="rId140">
                       <a:extLst>
                         <a:ext uri="{28A0092B-C50C-407E-A947-70E740481C1C}">
                           <a14:useLocalDpi xmlns:a14="http://schemas.microsoft.com/office/drawing/2010/main" val="0"/>
@@ -14465,8 +14732,8 @@
           <w:lang w:val="en-US"/>
         </w:rPr>
       </w:pPr>
-      <w:bookmarkStart w:id="10" w:name="_59cpj0ywa3ne" w:colFirst="0" w:colLast="0"/>
-      <w:bookmarkEnd w:id="10"/>
+      <w:bookmarkStart w:id="9" w:name="_59cpj0ywa3ne" w:colFirst="0" w:colLast="0"/>
+      <w:bookmarkEnd w:id="9"/>
       <w:r>
         <w:rPr>
           <w:noProof/>
@@ -14939,7 +15206,7 @@
         </w:rPr>
         <w:t xml:space="preserve"> and severe at the same time </w:t>
       </w:r>
-      <w:hyperlink r:id="rId140">
+      <w:hyperlink r:id="rId141">
         <w:r>
           <w:rPr>
             <w:noProof/>
@@ -14997,7 +15264,7 @@
         </w:rPr>
         <w:t xml:space="preserve">that attractiveness as a dimension of physical appearance matters more for female than for male candidates </w:t>
       </w:r>
-      <w:hyperlink r:id="rId141">
+      <w:hyperlink r:id="rId142">
         <w:r>
           <w:rPr>
             <w:noProof/>
@@ -15223,7 +15490,7 @@
         </w:rPr>
         <w:t xml:space="preserve"> </w:t>
       </w:r>
-      <w:hyperlink r:id="rId142">
+      <w:hyperlink r:id="rId143">
         <w:r>
           <w:rPr>
             <w:noProof/>
@@ -15333,7 +15600,7 @@
         </w:rPr>
         <w:t xml:space="preserve">In terms of social inequalities and democracy, the results raise serious concerns. Official statistics show that women and elected representatives with working-class occupations are already underrepresented in municipal councils </w:t>
       </w:r>
-      <w:hyperlink r:id="rId143">
+      <w:hyperlink r:id="rId144">
         <w:r>
           <w:rPr>
             <w:noProof/>
@@ -15562,7 +15829,7 @@
         </w:rPr>
         <w:t xml:space="preserve">representative of the same social class </w:t>
       </w:r>
-      <w:hyperlink r:id="rId144">
+      <w:hyperlink r:id="rId145">
         <w:r>
           <w:rPr>
             <w:noProof/>
@@ -15638,7 +15905,7 @@
         </w:rPr>
         <w:t xml:space="preserve">e also propose cross-context examinations for future research. These would include comparisons of different country contexts and electoral contexts (high versus low information elections). For example, in countries with higher income inequality and status competition, physical appearance might be even more decisive in electoral success than in more equal countries like Finland </w:t>
       </w:r>
-      <w:hyperlink r:id="rId145">
+      <w:hyperlink r:id="rId146">
         <w:r>
           <w:rPr>
             <w:noProof/>
@@ -15686,8 +15953,8 @@
           <w:lang w:val="en-US"/>
         </w:rPr>
       </w:pPr>
-      <w:bookmarkStart w:id="11" w:name="_jwas0bmnwyjs" w:colFirst="0" w:colLast="0"/>
-      <w:bookmarkEnd w:id="11"/>
+      <w:bookmarkStart w:id="10" w:name="_jwas0bmnwyjs" w:colFirst="0" w:colLast="0"/>
+      <w:bookmarkEnd w:id="10"/>
       <w:r>
         <w:rPr>
           <w:b/>
@@ -15710,7 +15977,7 @@
           <w:lang w:val="en-US"/>
         </w:rPr>
       </w:pPr>
-      <w:hyperlink r:id="rId146">
+      <w:hyperlink r:id="rId147">
         <w:r>
           <w:rPr>
             <w:noProof/>
@@ -15719,7 +15986,7 @@
           <w:t xml:space="preserve">Ai, C., &amp; Norton, E. (2003). Interaction Terms in Logit and Probit Models. </w:t>
         </w:r>
       </w:hyperlink>
-      <w:hyperlink r:id="rId147">
+      <w:hyperlink r:id="rId148">
         <w:r>
           <w:rPr>
             <w:i/>
@@ -15729,7 +15996,7 @@
           <w:t>Economics Letters</w:t>
         </w:r>
       </w:hyperlink>
-      <w:hyperlink r:id="rId148">
+      <w:hyperlink r:id="rId149">
         <w:r>
           <w:rPr>
             <w:noProof/>
@@ -15738,7 +16005,7 @@
           <w:t xml:space="preserve">, </w:t>
         </w:r>
       </w:hyperlink>
-      <w:hyperlink r:id="rId149">
+      <w:hyperlink r:id="rId150">
         <w:r>
           <w:rPr>
             <w:i/>
@@ -15748,7 +16015,7 @@
           <w:t>80</w:t>
         </w:r>
       </w:hyperlink>
-      <w:hyperlink r:id="rId150">
+      <w:hyperlink r:id="rId151">
         <w:r>
           <w:rPr>
             <w:noProof/>
@@ -15770,7 +16037,7 @@
           <w:lang w:val="en-US"/>
         </w:rPr>
       </w:pPr>
-      <w:hyperlink r:id="rId151">
+      <w:hyperlink r:id="rId152">
         <w:r>
           <w:rPr>
             <w:noProof/>
@@ -15779,7 +16046,7 @@
           <w:t xml:space="preserve">Angrist, J., &amp; Pischke, J.-S. (2009). </w:t>
         </w:r>
       </w:hyperlink>
-      <w:hyperlink r:id="rId152">
+      <w:hyperlink r:id="rId153">
         <w:r>
           <w:rPr>
             <w:i/>
@@ -15789,7 +16056,7 @@
           <w:t>Mostly Harmless Econometrics: An Empiricist’s Companion</w:t>
         </w:r>
       </w:hyperlink>
-      <w:hyperlink r:id="rId153">
+      <w:hyperlink r:id="rId154">
         <w:r>
           <w:rPr>
             <w:noProof/>
@@ -15811,7 +16078,7 @@
           <w:lang w:val="en-US"/>
         </w:rPr>
       </w:pPr>
-      <w:hyperlink r:id="rId154">
+      <w:hyperlink r:id="rId155">
         <w:r>
           <w:rPr>
             <w:noProof/>
@@ -15820,7 +16087,7 @@
           <w:t xml:space="preserve">Antonakis, J., &amp; Dalgas, O. (2009). Predicting Elections: Child’s Play! </w:t>
         </w:r>
       </w:hyperlink>
-      <w:hyperlink r:id="rId155">
+      <w:hyperlink r:id="rId156">
         <w:r>
           <w:rPr>
             <w:i/>
@@ -15830,7 +16097,7 @@
           <w:t>Science</w:t>
         </w:r>
       </w:hyperlink>
-      <w:hyperlink r:id="rId156">
+      <w:hyperlink r:id="rId157">
         <w:r>
           <w:rPr>
             <w:noProof/>
@@ -15839,7 +16106,7 @@
           <w:t xml:space="preserve">, </w:t>
         </w:r>
       </w:hyperlink>
-      <w:hyperlink r:id="rId157">
+      <w:hyperlink r:id="rId158">
         <w:r>
           <w:rPr>
             <w:i/>
@@ -15849,7 +16116,7 @@
           <w:t>323</w:t>
         </w:r>
       </w:hyperlink>
-      <w:hyperlink r:id="rId158">
+      <w:hyperlink r:id="rId159">
         <w:r>
           <w:rPr>
             <w:noProof/>
@@ -15871,7 +16138,7 @@
           <w:lang w:val="en-US"/>
         </w:rPr>
       </w:pPr>
-      <w:hyperlink r:id="rId159">
+      <w:hyperlink r:id="rId160">
         <w:r>
           <w:rPr>
             <w:noProof/>
@@ -15880,7 +16147,7 @@
           <w:t xml:space="preserve">Banducci, S., Karp, J., Thrasher, M., &amp; Rallings, C. (2008). Ballot Photographs as Cues in Low-Information Elections. </w:t>
         </w:r>
       </w:hyperlink>
-      <w:hyperlink r:id="rId160">
+      <w:hyperlink r:id="rId161">
         <w:r>
           <w:rPr>
             <w:i/>
@@ -15890,7 +16157,7 @@
           <w:t>Political Psychology</w:t>
         </w:r>
       </w:hyperlink>
-      <w:hyperlink r:id="rId161">
+      <w:hyperlink r:id="rId162">
         <w:r>
           <w:rPr>
             <w:noProof/>
@@ -15899,7 +16166,7 @@
           <w:t xml:space="preserve">, </w:t>
         </w:r>
       </w:hyperlink>
-      <w:hyperlink r:id="rId162">
+      <w:hyperlink r:id="rId163">
         <w:r>
           <w:rPr>
             <w:i/>
@@ -15909,7 +16176,7 @@
           <w:t>29</w:t>
         </w:r>
       </w:hyperlink>
-      <w:hyperlink r:id="rId163">
+      <w:hyperlink r:id="rId164">
         <w:r>
           <w:rPr>
             <w:noProof/>
@@ -15931,7 +16198,7 @@
           <w:lang w:val="en-US"/>
         </w:rPr>
       </w:pPr>
-      <w:hyperlink r:id="rId164">
+      <w:hyperlink r:id="rId165">
         <w:r>
           <w:rPr>
             <w:noProof/>
@@ -15940,7 +16207,7 @@
           <w:t xml:space="preserve">Bartels, L. (1996). Uninformed Votes: Information Effects in Presidential Elections. </w:t>
         </w:r>
       </w:hyperlink>
-      <w:hyperlink r:id="rId165">
+      <w:hyperlink r:id="rId166">
         <w:r>
           <w:rPr>
             <w:i/>
@@ -15950,7 +16217,7 @@
           <w:t>American Journal of Political Science</w:t>
         </w:r>
       </w:hyperlink>
-      <w:hyperlink r:id="rId166">
+      <w:hyperlink r:id="rId167">
         <w:r>
           <w:rPr>
             <w:noProof/>
@@ -15959,7 +16226,7 @@
           <w:t xml:space="preserve">, </w:t>
         </w:r>
       </w:hyperlink>
-      <w:hyperlink r:id="rId167">
+      <w:hyperlink r:id="rId168">
         <w:r>
           <w:rPr>
             <w:i/>
@@ -15989,7 +16256,7 @@
           <w:lang w:val="en-US"/>
         </w:rPr>
       </w:pPr>
-      <w:hyperlink r:id="rId168">
+      <w:hyperlink r:id="rId169">
         <w:r>
           <w:rPr>
             <w:noProof/>
@@ -15998,7 +16265,7 @@
           <w:t xml:space="preserve">Bartels, L. (2000). Partisanship and Voting Behavior, 1952-1996. </w:t>
         </w:r>
       </w:hyperlink>
-      <w:hyperlink r:id="rId169">
+      <w:hyperlink r:id="rId170">
         <w:r>
           <w:rPr>
             <w:i/>
@@ -16008,7 +16275,7 @@
           <w:t>American Journal of Political Science</w:t>
         </w:r>
       </w:hyperlink>
-      <w:hyperlink r:id="rId170">
+      <w:hyperlink r:id="rId171">
         <w:r>
           <w:rPr>
             <w:noProof/>
@@ -16017,7 +16284,7 @@
           <w:t xml:space="preserve">, </w:t>
         </w:r>
       </w:hyperlink>
-      <w:hyperlink r:id="rId171">
+      <w:hyperlink r:id="rId172">
         <w:r>
           <w:rPr>
             <w:i/>
@@ -16027,7 +16294,7 @@
           <w:t>44</w:t>
         </w:r>
       </w:hyperlink>
-      <w:hyperlink r:id="rId172">
+      <w:hyperlink r:id="rId173">
         <w:r>
           <w:rPr>
             <w:noProof/>
@@ -16049,7 +16316,7 @@
           <w:lang w:val="en-US"/>
         </w:rPr>
       </w:pPr>
-      <w:hyperlink r:id="rId173">
+      <w:hyperlink r:id="rId174">
         <w:r>
           <w:rPr>
             <w:noProof/>
@@ -16058,7 +16325,7 @@
           <w:t xml:space="preserve">Belmi, P., &amp; Neale, M. (2014). Mirror, Mirror on the Wall, Who’s the Fairest of Them All? Thinking that One is Attractive Increases the Tendency to Support Inequality. </w:t>
         </w:r>
       </w:hyperlink>
-      <w:hyperlink r:id="rId174">
+      <w:hyperlink r:id="rId175">
         <w:r>
           <w:rPr>
             <w:i/>
@@ -16068,7 +16335,7 @@
           <w:t>Organizational Behavior and Human Decision Processes</w:t>
         </w:r>
       </w:hyperlink>
-      <w:hyperlink r:id="rId175">
+      <w:hyperlink r:id="rId176">
         <w:r>
           <w:rPr>
             <w:noProof/>
@@ -16077,7 +16344,7 @@
           <w:t xml:space="preserve">, </w:t>
         </w:r>
       </w:hyperlink>
-      <w:hyperlink r:id="rId176">
+      <w:hyperlink r:id="rId177">
         <w:r>
           <w:rPr>
             <w:i/>
@@ -16087,7 +16354,7 @@
           <w:t>124</w:t>
         </w:r>
       </w:hyperlink>
-      <w:hyperlink r:id="rId177">
+      <w:hyperlink r:id="rId178">
         <w:r>
           <w:rPr>
             <w:noProof/>
@@ -16109,7 +16376,7 @@
           <w:lang w:val="en-US"/>
         </w:rPr>
       </w:pPr>
-      <w:hyperlink r:id="rId178">
+      <w:hyperlink r:id="rId179">
         <w:r>
           <w:rPr>
             <w:noProof/>
@@ -16118,7 +16385,7 @@
           <w:t xml:space="preserve">Berggren, N., Jordahl, H., &amp; Poutvaara, P. (2010). The Looks of a Winner: Beauty and Electoral Success. </w:t>
         </w:r>
       </w:hyperlink>
-      <w:hyperlink r:id="rId179">
+      <w:hyperlink r:id="rId180">
         <w:r>
           <w:rPr>
             <w:i/>
@@ -16128,7 +16395,7 @@
           <w:t>Journal of Public Economics</w:t>
         </w:r>
       </w:hyperlink>
-      <w:hyperlink r:id="rId180">
+      <w:hyperlink r:id="rId181">
         <w:r>
           <w:rPr>
             <w:noProof/>
@@ -16137,7 +16404,7 @@
           <w:t xml:space="preserve">, </w:t>
         </w:r>
       </w:hyperlink>
-      <w:hyperlink r:id="rId181">
+      <w:hyperlink r:id="rId182">
         <w:r>
           <w:rPr>
             <w:i/>
@@ -16147,7 +16414,7 @@
           <w:t>94</w:t>
         </w:r>
       </w:hyperlink>
-      <w:hyperlink r:id="rId182">
+      <w:hyperlink r:id="rId183">
         <w:r>
           <w:rPr>
             <w:noProof/>
@@ -16169,7 +16436,7 @@
           <w:lang w:val="en-US"/>
         </w:rPr>
       </w:pPr>
-      <w:hyperlink r:id="rId183">
+      <w:hyperlink r:id="rId184">
         <w:r>
           <w:rPr>
             <w:noProof/>
@@ -16178,7 +16445,7 @@
           <w:t xml:space="preserve">Berggren, N., Jordahl, H., &amp; Poutvaara, P. (2017). The Right Look: Conservative Politicians Look Better and Voters Reward It. </w:t>
         </w:r>
       </w:hyperlink>
-      <w:hyperlink r:id="rId184">
+      <w:hyperlink r:id="rId185">
         <w:r>
           <w:rPr>
             <w:i/>
@@ -16188,7 +16455,7 @@
           <w:t>Journal of Public Economics</w:t>
         </w:r>
       </w:hyperlink>
-      <w:hyperlink r:id="rId185">
+      <w:hyperlink r:id="rId186">
         <w:r>
           <w:rPr>
             <w:noProof/>
@@ -16197,7 +16464,7 @@
           <w:t xml:space="preserve">, </w:t>
         </w:r>
       </w:hyperlink>
-      <w:hyperlink r:id="rId186">
+      <w:hyperlink r:id="rId187">
         <w:r>
           <w:rPr>
             <w:i/>
@@ -16207,7 +16474,7 @@
           <w:t>146</w:t>
         </w:r>
       </w:hyperlink>
-      <w:hyperlink r:id="rId187">
+      <w:hyperlink r:id="rId188">
         <w:r>
           <w:rPr>
             <w:noProof/>
@@ -16229,7 +16496,7 @@
           <w:lang w:val="en-US"/>
         </w:rPr>
       </w:pPr>
-      <w:hyperlink r:id="rId188">
+      <w:hyperlink r:id="rId189">
         <w:r>
           <w:rPr>
             <w:noProof/>
@@ -16238,7 +16505,7 @@
           <w:t xml:space="preserve">Bono, J. E., Braddy, P. W., Liu, Y., Gilbert, E. K., Fleenor, J. W., Quast, L. N., &amp; Center, B. A. (2017). Dropped on the way to the top: Gender and managerial derailment. </w:t>
         </w:r>
       </w:hyperlink>
-      <w:hyperlink r:id="rId189">
+      <w:hyperlink r:id="rId190">
         <w:r>
           <w:rPr>
             <w:i/>
@@ -16248,7 +16515,7 @@
           <w:t>Personnel Psychology</w:t>
         </w:r>
       </w:hyperlink>
-      <w:hyperlink r:id="rId190">
+      <w:hyperlink r:id="rId191">
         <w:r>
           <w:rPr>
             <w:noProof/>
@@ -16257,7 +16524,7 @@
           <w:t xml:space="preserve">, </w:t>
         </w:r>
       </w:hyperlink>
-      <w:hyperlink r:id="rId191">
+      <w:hyperlink r:id="rId192">
         <w:r>
           <w:rPr>
             <w:i/>
@@ -16267,7 +16534,7 @@
           <w:t>70</w:t>
         </w:r>
       </w:hyperlink>
-      <w:hyperlink r:id="rId192">
+      <w:hyperlink r:id="rId193">
         <w:r>
           <w:rPr>
             <w:noProof/>
@@ -16289,7 +16556,7 @@
           <w:lang w:val="en-US"/>
         </w:rPr>
       </w:pPr>
-      <w:hyperlink r:id="rId193">
+      <w:hyperlink r:id="rId194">
         <w:r>
           <w:rPr>
             <w:noProof/>
@@ -16298,7 +16565,7 @@
           <w:t xml:space="preserve">Bourdieu, P. (1984). </w:t>
         </w:r>
       </w:hyperlink>
-      <w:hyperlink r:id="rId194">
+      <w:hyperlink r:id="rId195">
         <w:r>
           <w:rPr>
             <w:i/>
@@ -16308,7 +16575,7 @@
           <w:t>Distinction: A social critique of the judgement of taste</w:t>
         </w:r>
       </w:hyperlink>
-      <w:hyperlink r:id="rId195">
+      <w:hyperlink r:id="rId196">
         <w:r>
           <w:rPr>
             <w:noProof/>
@@ -16330,7 +16597,7 @@
           <w:lang w:val="en-US"/>
         </w:rPr>
       </w:pPr>
-      <w:hyperlink r:id="rId196">
+      <w:hyperlink r:id="rId197">
         <w:r>
           <w:rPr>
             <w:noProof/>
@@ -16339,7 +16606,7 @@
           <w:t xml:space="preserve">Brambor, T., Clark, W., &amp; Golder, M. (2006). Understanding Interaction Models: Improving Empirical Analyses. </w:t>
         </w:r>
       </w:hyperlink>
-      <w:hyperlink r:id="rId197">
+      <w:hyperlink r:id="rId198">
         <w:r>
           <w:rPr>
             <w:i/>
@@ -16349,7 +16616,7 @@
           <w:t>Political Analysis</w:t>
         </w:r>
       </w:hyperlink>
-      <w:hyperlink r:id="rId198">
+      <w:hyperlink r:id="rId199">
         <w:r>
           <w:rPr>
             <w:noProof/>
@@ -16358,7 +16625,7 @@
           <w:t xml:space="preserve">, </w:t>
         </w:r>
       </w:hyperlink>
-      <w:hyperlink r:id="rId199">
+      <w:hyperlink r:id="rId200">
         <w:r>
           <w:rPr>
             <w:i/>
@@ -16368,7 +16635,7 @@
           <w:t>14</w:t>
         </w:r>
       </w:hyperlink>
-      <w:hyperlink r:id="rId200">
+      <w:hyperlink r:id="rId201">
         <w:r>
           <w:rPr>
             <w:noProof/>
@@ -16390,7 +16657,7 @@
           <w:lang w:val="en-US"/>
         </w:rPr>
       </w:pPr>
-      <w:hyperlink r:id="rId201">
+      <w:hyperlink r:id="rId202">
         <w:r>
           <w:rPr>
             <w:noProof/>
@@ -16413,7 +16680,7 @@
           <w:t xml:space="preserve"> </w:t>
         </w:r>
       </w:hyperlink>
-      <w:hyperlink r:id="rId202">
+      <w:hyperlink r:id="rId203">
         <w:r>
           <w:rPr>
             <w:i/>
@@ -16455,7 +16722,7 @@
           <w:t>sychology</w:t>
         </w:r>
       </w:hyperlink>
-      <w:hyperlink r:id="rId203">
+      <w:hyperlink r:id="rId204">
         <w:r>
           <w:rPr>
             <w:noProof/>
@@ -16477,7 +16744,7 @@
           <w:lang w:val="en-US"/>
         </w:rPr>
       </w:pPr>
-      <w:hyperlink r:id="rId204">
+      <w:hyperlink r:id="rId205">
         <w:r>
           <w:rPr>
             <w:noProof/>
@@ -16486,7 +16753,7 @@
           <w:t xml:space="preserve">De Keere, K. (2021). Evaluating Self-Presentation: Gatekeeping Recognition Work in Hiring. </w:t>
         </w:r>
       </w:hyperlink>
-      <w:hyperlink r:id="rId205">
+      <w:hyperlink r:id="rId206">
         <w:r>
           <w:rPr>
             <w:i/>
@@ -16496,7 +16763,7 @@
           <w:t>Cultural Sociology</w:t>
         </w:r>
       </w:hyperlink>
-      <w:hyperlink r:id="rId206">
+      <w:hyperlink r:id="rId207">
         <w:r>
           <w:rPr>
             <w:noProof/>
@@ -16518,7 +16785,7 @@
           <w:lang w:val="en-US"/>
         </w:rPr>
       </w:pPr>
-      <w:hyperlink r:id="rId207">
+      <w:hyperlink r:id="rId208">
         <w:r>
           <w:rPr>
             <w:noProof/>
@@ -16527,7 +16794,7 @@
           <w:t xml:space="preserve">Dion, K., Berscheid, E., &amp; Walster, E. (1972). What is Beautiful is Good. </w:t>
         </w:r>
       </w:hyperlink>
-      <w:hyperlink r:id="rId208">
+      <w:hyperlink r:id="rId209">
         <w:r>
           <w:rPr>
             <w:i/>
@@ -16546,7 +16813,7 @@
           <w:t>and Social Psychology</w:t>
         </w:r>
       </w:hyperlink>
-      <w:hyperlink r:id="rId209">
+      <w:hyperlink r:id="rId210">
         <w:r>
           <w:rPr>
             <w:noProof/>
@@ -16555,7 +16822,7 @@
           <w:t xml:space="preserve">, </w:t>
         </w:r>
       </w:hyperlink>
-      <w:hyperlink r:id="rId210">
+      <w:hyperlink r:id="rId211">
         <w:r>
           <w:rPr>
             <w:i/>
@@ -16565,7 +16832,7 @@
           <w:t>24</w:t>
         </w:r>
       </w:hyperlink>
-      <w:hyperlink r:id="rId211">
+      <w:hyperlink r:id="rId212">
         <w:r>
           <w:rPr>
             <w:noProof/>
@@ -16587,7 +16854,7 @@
           <w:lang w:val="en-US"/>
         </w:rPr>
       </w:pPr>
-      <w:hyperlink r:id="rId212">
+      <w:hyperlink r:id="rId213">
         <w:r>
           <w:rPr>
             <w:noProof/>
@@ -16596,7 +16863,7 @@
           <w:t xml:space="preserve">Ditonto, T., &amp; Mattes, K. (2018). Differences in Appearance-Based Trait Inferences for Male and Female Political Candidates. </w:t>
         </w:r>
       </w:hyperlink>
-      <w:hyperlink r:id="rId213">
+      <w:hyperlink r:id="rId214">
         <w:r>
           <w:rPr>
             <w:i/>
@@ -16606,7 +16873,7 @@
           <w:t>Journal of Women, Politics &amp; Policy</w:t>
         </w:r>
       </w:hyperlink>
-      <w:hyperlink r:id="rId214">
+      <w:hyperlink r:id="rId215">
         <w:r>
           <w:rPr>
             <w:noProof/>
@@ -16615,7 +16882,7 @@
           <w:t xml:space="preserve">, </w:t>
         </w:r>
       </w:hyperlink>
-      <w:hyperlink r:id="rId215">
+      <w:hyperlink r:id="rId216">
         <w:r>
           <w:rPr>
             <w:i/>
@@ -16625,7 +16892,7 @@
           <w:t>39</w:t>
         </w:r>
       </w:hyperlink>
-      <w:hyperlink r:id="rId216">
+      <w:hyperlink r:id="rId217">
         <w:r>
           <w:rPr>
             <w:noProof/>
@@ -16647,7 +16914,7 @@
           <w:lang w:val="en-US"/>
         </w:rPr>
       </w:pPr>
-      <w:hyperlink r:id="rId217">
+      <w:hyperlink r:id="rId218">
         <w:r>
           <w:rPr>
             <w:noProof/>
@@ -16656,7 +16923,7 @@
           <w:t xml:space="preserve">Efrain, M., &amp; Patterson, E. (1974). Voters Vote Beautiful: The Effect of Physical Appearance on a National Election. </w:t>
         </w:r>
       </w:hyperlink>
-      <w:hyperlink r:id="rId218">
+      <w:hyperlink r:id="rId219">
         <w:r>
           <w:rPr>
             <w:i/>
@@ -16666,7 +16933,7 @@
           <w:t>Canadian Journal of Behavioural Science</w:t>
         </w:r>
       </w:hyperlink>
-      <w:hyperlink r:id="rId219">
+      <w:hyperlink r:id="rId220">
         <w:r>
           <w:rPr>
             <w:noProof/>
@@ -16675,7 +16942,7 @@
           <w:t xml:space="preserve">, </w:t>
         </w:r>
       </w:hyperlink>
-      <w:hyperlink r:id="rId220">
+      <w:hyperlink r:id="rId221">
         <w:r>
           <w:rPr>
             <w:i/>
@@ -16685,7 +16952,7 @@
           <w:t>6</w:t>
         </w:r>
       </w:hyperlink>
-      <w:hyperlink r:id="rId221">
+      <w:hyperlink r:id="rId222">
         <w:r>
           <w:rPr>
             <w:noProof/>
@@ -16707,7 +16974,7 @@
           <w:lang w:val="en-US"/>
         </w:rPr>
       </w:pPr>
-      <w:hyperlink r:id="rId222">
+      <w:hyperlink r:id="rId223">
         <w:r>
           <w:rPr>
             <w:noProof/>
@@ -16716,7 +16983,7 @@
           <w:t xml:space="preserve">Erikson, R., &amp; Goldthorpe, J. H. (1992). </w:t>
         </w:r>
       </w:hyperlink>
-      <w:hyperlink r:id="rId223">
+      <w:hyperlink r:id="rId224">
         <w:r>
           <w:rPr>
             <w:i/>
@@ -16726,7 +16993,7 @@
           <w:t>The Constant Flux: A Study of Class Mobility in Industrial Societies</w:t>
         </w:r>
       </w:hyperlink>
-      <w:hyperlink r:id="rId224">
+      <w:hyperlink r:id="rId225">
         <w:r>
           <w:rPr>
             <w:noProof/>
@@ -16748,7 +17015,7 @@
           <w:lang w:val="en-US"/>
         </w:rPr>
       </w:pPr>
-      <w:hyperlink r:id="rId225">
+      <w:hyperlink r:id="rId226">
         <w:r>
           <w:rPr>
             <w:noProof/>
@@ -16757,7 +17024,7 @@
           <w:t xml:space="preserve">Erola, J. (2009). Social Mobility and Education of Finnish Cohorts Born 1936—75: Succeeding While Failing in Equality of Opportunity? </w:t>
         </w:r>
       </w:hyperlink>
-      <w:hyperlink r:id="rId226">
+      <w:hyperlink r:id="rId227">
         <w:r>
           <w:rPr>
             <w:i/>
@@ -16767,7 +17034,7 @@
           <w:t>Acta Sociologica</w:t>
         </w:r>
       </w:hyperlink>
-      <w:hyperlink r:id="rId227">
+      <w:hyperlink r:id="rId228">
         <w:r>
           <w:rPr>
             <w:noProof/>
@@ -16776,7 +17043,7 @@
           <w:t xml:space="preserve">, </w:t>
         </w:r>
       </w:hyperlink>
-      <w:hyperlink r:id="rId228">
+      <w:hyperlink r:id="rId229">
         <w:r>
           <w:rPr>
             <w:i/>
@@ -16786,7 +17053,7 @@
           <w:t>52</w:t>
         </w:r>
       </w:hyperlink>
-      <w:hyperlink r:id="rId229">
+      <w:hyperlink r:id="rId230">
         <w:r>
           <w:rPr>
             <w:noProof/>
@@ -16808,7 +17075,7 @@
           <w:lang w:val="en-US"/>
         </w:rPr>
       </w:pPr>
-      <w:hyperlink r:id="rId230">
+      <w:hyperlink r:id="rId231">
         <w:r>
           <w:rPr>
             <w:noProof/>
@@ -16817,7 +17084,7 @@
           <w:t xml:space="preserve">Evans, G. (2000). The continued significance of class voting. </w:t>
         </w:r>
       </w:hyperlink>
-      <w:hyperlink r:id="rId231">
+      <w:hyperlink r:id="rId232">
         <w:r>
           <w:rPr>
             <w:i/>
@@ -16827,7 +17094,7 @@
           <w:t>Annual Review of Political Science</w:t>
         </w:r>
       </w:hyperlink>
-      <w:hyperlink r:id="rId232">
+      <w:hyperlink r:id="rId233">
         <w:r>
           <w:rPr>
             <w:noProof/>
@@ -16836,7 +17103,7 @@
           <w:t xml:space="preserve">, </w:t>
         </w:r>
       </w:hyperlink>
-      <w:hyperlink r:id="rId233">
+      <w:hyperlink r:id="rId234">
         <w:r>
           <w:rPr>
             <w:i/>
@@ -16846,7 +17113,7 @@
           <w:t>3</w:t>
         </w:r>
       </w:hyperlink>
-      <w:hyperlink r:id="rId234">
+      <w:hyperlink r:id="rId235">
         <w:r>
           <w:rPr>
             <w:noProof/>
@@ -16868,7 +17135,7 @@
           <w:lang w:val="en-US"/>
         </w:rPr>
       </w:pPr>
-      <w:hyperlink r:id="rId235">
+      <w:hyperlink r:id="rId236">
         <w:r>
           <w:rPr>
             <w:noProof/>
@@ -16877,7 +17144,7 @@
           <w:t xml:space="preserve">Fox, J., &amp; Weisberg, S. (2011). </w:t>
         </w:r>
       </w:hyperlink>
-      <w:hyperlink r:id="rId236">
+      <w:hyperlink r:id="rId237">
         <w:r>
           <w:rPr>
             <w:i/>
@@ -16887,7 +17154,7 @@
           <w:t>An R Companion to Applied Regression</w:t>
         </w:r>
       </w:hyperlink>
-      <w:hyperlink r:id="rId237">
+      <w:hyperlink r:id="rId238">
         <w:r>
           <w:rPr>
             <w:noProof/>
@@ -16909,7 +17176,7 @@
           <w:lang w:val="en-US"/>
         </w:rPr>
       </w:pPr>
-      <w:hyperlink r:id="rId238">
+      <w:hyperlink r:id="rId239">
         <w:r>
           <w:rPr>
             <w:noProof/>
@@ -16918,7 +17185,7 @@
           <w:t xml:space="preserve">Frevert, T. K., &amp; Walker, L. S. (2014). Physical attractiveness and social status. </w:t>
         </w:r>
       </w:hyperlink>
-      <w:hyperlink r:id="rId239">
+      <w:hyperlink r:id="rId240">
         <w:r>
           <w:rPr>
             <w:i/>
@@ -16928,7 +17195,7 @@
           <w:t>Sociology Compass</w:t>
         </w:r>
       </w:hyperlink>
-      <w:hyperlink r:id="rId240">
+      <w:hyperlink r:id="rId241">
         <w:r>
           <w:rPr>
             <w:noProof/>
@@ -16937,7 +17204,7 @@
           <w:t xml:space="preserve">, </w:t>
         </w:r>
       </w:hyperlink>
-      <w:hyperlink r:id="rId241">
+      <w:hyperlink r:id="rId242">
         <w:r>
           <w:rPr>
             <w:i/>
@@ -16947,7 +17214,7 @@
           <w:t>8</w:t>
         </w:r>
       </w:hyperlink>
-      <w:hyperlink r:id="rId242">
+      <w:hyperlink r:id="rId243">
         <w:r>
           <w:rPr>
             <w:noProof/>
@@ -16969,7 +17236,7 @@
           <w:lang w:val="en-US"/>
         </w:rPr>
       </w:pPr>
-      <w:hyperlink r:id="rId243">
+      <w:hyperlink r:id="rId244">
         <w:r>
           <w:rPr>
             <w:noProof/>
@@ -16978,7 +17245,7 @@
           <w:t xml:space="preserve">Friedman, S., &amp; Laurison, D. (2020). </w:t>
         </w:r>
       </w:hyperlink>
-      <w:hyperlink r:id="rId244">
+      <w:hyperlink r:id="rId245">
         <w:r>
           <w:rPr>
             <w:i/>
@@ -16988,7 +17255,7 @@
           <w:t>The class ceiling: Why it pays to be privileged</w:t>
         </w:r>
       </w:hyperlink>
-      <w:hyperlink r:id="rId245">
+      <w:hyperlink r:id="rId246">
         <w:r>
           <w:rPr>
             <w:noProof/>
@@ -17017,7 +17284,7 @@
           <w:lang w:val="en-US"/>
         </w:rPr>
       </w:pPr>
-      <w:hyperlink r:id="rId246">
+      <w:hyperlink r:id="rId247">
         <w:r>
           <w:rPr>
             <w:noProof/>
@@ -17026,7 +17293,7 @@
           <w:t xml:space="preserve">Ganzeboom, H. B. (2010). </w:t>
         </w:r>
       </w:hyperlink>
-      <w:hyperlink r:id="rId247">
+      <w:hyperlink r:id="rId248">
         <w:r>
           <w:rPr>
             <w:i/>
@@ -17036,7 +17303,7 @@
           <w:t>A new International Socio-Economic Index (ISEI) of occupational status for the International Standard Classification of Occupation 2008 (ISCO-08) constructed with data from the ISSP 2002–2007</w:t>
         </w:r>
       </w:hyperlink>
-      <w:hyperlink r:id="rId248">
+      <w:hyperlink r:id="rId249">
         <w:r>
           <w:rPr>
             <w:noProof/>
@@ -17065,7 +17332,7 @@
           <w:lang w:val="en-US"/>
         </w:rPr>
       </w:pPr>
-      <w:hyperlink r:id="rId249">
+      <w:hyperlink r:id="rId250">
         <w:r>
           <w:rPr>
             <w:noProof/>
@@ -17074,7 +17341,7 @@
           <w:t xml:space="preserve">Ganzeboom, H. B., De Graaf, P. M., &amp; Treiman, D. J. (1992). A standard international socio-economic index of occupational status. </w:t>
         </w:r>
       </w:hyperlink>
-      <w:hyperlink r:id="rId250">
+      <w:hyperlink r:id="rId251">
         <w:r>
           <w:rPr>
             <w:i/>
@@ -17084,7 +17351,7 @@
           <w:t>Social Science Research</w:t>
         </w:r>
       </w:hyperlink>
-      <w:hyperlink r:id="rId251">
+      <w:hyperlink r:id="rId252">
         <w:r>
           <w:rPr>
             <w:noProof/>
@@ -17093,7 +17360,7 @@
           <w:t xml:space="preserve">, </w:t>
         </w:r>
       </w:hyperlink>
-      <w:hyperlink r:id="rId252">
+      <w:hyperlink r:id="rId253">
         <w:r>
           <w:rPr>
             <w:i/>
@@ -17103,7 +17370,7 @@
           <w:t>21</w:t>
         </w:r>
       </w:hyperlink>
-      <w:hyperlink r:id="rId253">
+      <w:hyperlink r:id="rId254">
         <w:r>
           <w:rPr>
             <w:noProof/>
@@ -17125,7 +17392,7 @@
           <w:lang w:val="en-US"/>
         </w:rPr>
       </w:pPr>
-      <w:hyperlink r:id="rId254">
+      <w:hyperlink r:id="rId255">
         <w:r>
           <w:rPr>
             <w:noProof/>
@@ -17134,7 +17401,7 @@
           <w:t xml:space="preserve">Ganzeboom, H. B. G., &amp; Treiman, D. J. (1996). Internationally Comparable Measures of Occupational Status for the 1988 International Standard Classification of Occupations. </w:t>
         </w:r>
       </w:hyperlink>
-      <w:hyperlink r:id="rId255">
+      <w:hyperlink r:id="rId256">
         <w:r>
           <w:rPr>
             <w:i/>
@@ -17144,7 +17411,7 @@
           <w:t>Social Science Research</w:t>
         </w:r>
       </w:hyperlink>
-      <w:hyperlink r:id="rId256">
+      <w:hyperlink r:id="rId257">
         <w:r>
           <w:rPr>
             <w:noProof/>
@@ -17153,7 +17420,7 @@
           <w:t xml:space="preserve">, </w:t>
         </w:r>
       </w:hyperlink>
-      <w:hyperlink r:id="rId257">
+      <w:hyperlink r:id="rId258">
         <w:r>
           <w:rPr>
             <w:i/>
@@ -17163,7 +17430,7 @@
           <w:t>25</w:t>
         </w:r>
       </w:hyperlink>
-      <w:hyperlink r:id="rId258">
+      <w:hyperlink r:id="rId259">
         <w:r>
           <w:rPr>
             <w:noProof/>
@@ -17185,7 +17452,7 @@
           <w:lang w:val="en-US"/>
         </w:rPr>
       </w:pPr>
-      <w:hyperlink r:id="rId259">
+      <w:hyperlink r:id="rId260">
         <w:r>
           <w:rPr>
             <w:noProof/>
@@ -17194,7 +17461,7 @@
           <w:t xml:space="preserve">Goffman, E. (1951). Symbols of class status. </w:t>
         </w:r>
       </w:hyperlink>
-      <w:hyperlink r:id="rId260">
+      <w:hyperlink r:id="rId261">
         <w:r>
           <w:rPr>
             <w:i/>
@@ -17204,7 +17471,7 @@
           <w:t>The British Journal of Sociology</w:t>
         </w:r>
       </w:hyperlink>
-      <w:hyperlink r:id="rId261">
+      <w:hyperlink r:id="rId262">
         <w:r>
           <w:rPr>
             <w:noProof/>
@@ -17213,7 +17480,7 @@
           <w:t xml:space="preserve">, </w:t>
         </w:r>
       </w:hyperlink>
-      <w:hyperlink r:id="rId262">
+      <w:hyperlink r:id="rId263">
         <w:r>
           <w:rPr>
             <w:i/>
@@ -17223,7 +17490,7 @@
           <w:t>2</w:t>
         </w:r>
       </w:hyperlink>
-      <w:hyperlink r:id="rId263">
+      <w:hyperlink r:id="rId264">
         <w:r>
           <w:rPr>
             <w:noProof/>
@@ -17245,7 +17512,7 @@
           <w:lang w:val="en-US"/>
         </w:rPr>
       </w:pPr>
-      <w:hyperlink r:id="rId264">
+      <w:hyperlink r:id="rId265">
         <w:r>
           <w:rPr>
             <w:noProof/>
@@ -17254,7 +17521,7 @@
           <w:t xml:space="preserve">Griffin, A. M., &amp; Langlois, J. H. (2006). Stereotype directionality and attractiveness stereotyping: Is beauty good or is ugly bad? </w:t>
         </w:r>
       </w:hyperlink>
-      <w:hyperlink r:id="rId265">
+      <w:hyperlink r:id="rId266">
         <w:r>
           <w:rPr>
             <w:i/>
@@ -17264,7 +17531,7 @@
           <w:t>Social Cognition</w:t>
         </w:r>
       </w:hyperlink>
-      <w:hyperlink r:id="rId266">
+      <w:hyperlink r:id="rId267">
         <w:r>
           <w:rPr>
             <w:noProof/>
@@ -17273,7 +17540,7 @@
           <w:t xml:space="preserve">, </w:t>
         </w:r>
       </w:hyperlink>
-      <w:hyperlink r:id="rId267">
+      <w:hyperlink r:id="rId268">
         <w:r>
           <w:rPr>
             <w:i/>
@@ -17283,7 +17550,7 @@
           <w:t>24</w:t>
         </w:r>
       </w:hyperlink>
-      <w:hyperlink r:id="rId268">
+      <w:hyperlink r:id="rId269">
         <w:r>
           <w:rPr>
             <w:noProof/>
@@ -17305,7 +17572,7 @@
           <w:lang w:val="en-US"/>
         </w:rPr>
       </w:pPr>
-      <w:hyperlink r:id="rId269">
+      <w:hyperlink r:id="rId270">
         <w:r>
           <w:rPr>
             <w:noProof/>
@@ -17314,7 +17581,7 @@
           <w:t xml:space="preserve">Hamermesh, D., &amp; Biddle, J. (1994). Beauty and the Labor Market. </w:t>
         </w:r>
       </w:hyperlink>
-      <w:hyperlink r:id="rId270">
+      <w:hyperlink r:id="rId271">
         <w:r>
           <w:rPr>
             <w:i/>
@@ -17324,7 +17591,7 @@
           <w:t>American Economic Review</w:t>
         </w:r>
       </w:hyperlink>
-      <w:hyperlink r:id="rId271">
+      <w:hyperlink r:id="rId272">
         <w:r>
           <w:rPr>
             <w:noProof/>
@@ -17333,7 +17600,7 @@
           <w:t xml:space="preserve">, </w:t>
         </w:r>
       </w:hyperlink>
-      <w:hyperlink r:id="rId272">
+      <w:hyperlink r:id="rId273">
         <w:r>
           <w:rPr>
             <w:i/>
@@ -17343,7 +17610,7 @@
           <w:t>84</w:t>
         </w:r>
       </w:hyperlink>
-      <w:hyperlink r:id="rId273">
+      <w:hyperlink r:id="rId274">
         <w:r>
           <w:rPr>
             <w:noProof/>
@@ -17365,7 +17632,7 @@
           <w:lang w:val="en-US"/>
         </w:rPr>
       </w:pPr>
-      <w:hyperlink r:id="rId274">
+      <w:hyperlink r:id="rId275">
         <w:r>
           <w:rPr>
             <w:noProof/>
@@ -17374,7 +17641,7 @@
           <w:t xml:space="preserve">Hamermesh, D. (2011). Beauty Pays: Why Attractive People Are More Successful. In </w:t>
         </w:r>
       </w:hyperlink>
-      <w:hyperlink r:id="rId275">
+      <w:hyperlink r:id="rId276">
         <w:r>
           <w:rPr>
             <w:i/>
@@ -17384,7 +17651,7 @@
           <w:t>Beauty Pays</w:t>
         </w:r>
       </w:hyperlink>
-      <w:hyperlink r:id="rId276">
+      <w:hyperlink r:id="rId277">
         <w:r>
           <w:rPr>
             <w:noProof/>
@@ -17406,7 +17673,7 @@
           <w:lang w:val="en-US"/>
         </w:rPr>
       </w:pPr>
-      <w:hyperlink r:id="rId277">
+      <w:hyperlink r:id="rId278">
         <w:r>
           <w:rPr>
             <w:noProof/>
@@ -17415,7 +17682,7 @@
           <w:t xml:space="preserve">Harrison, E., &amp; Rose, D. (2006). The European socio-economic classification (ESeC) user guide. </w:t>
         </w:r>
       </w:hyperlink>
-      <w:hyperlink r:id="rId278">
+      <w:hyperlink r:id="rId279">
         <w:r>
           <w:rPr>
             <w:i/>
@@ -17425,7 +17692,7 @@
           <w:t>Colchester: Institute for Social and Economic Research, University of Essex</w:t>
         </w:r>
       </w:hyperlink>
-      <w:hyperlink r:id="rId279">
+      <w:hyperlink r:id="rId280">
         <w:r>
           <w:rPr>
             <w:noProof/>
@@ -17447,7 +17714,7 @@
           <w:lang w:val="en-US"/>
         </w:rPr>
       </w:pPr>
-      <w:hyperlink r:id="rId280">
+      <w:hyperlink r:id="rId281">
         <w:r>
           <w:rPr>
             <w:noProof/>
@@ -17456,7 +17723,7 @@
           <w:t xml:space="preserve">Hart, W., Ottati, V., &amp; Krumdick, N. (2011). Physical Attractiveness and Candidate Evaluation: A Model of Correction. </w:t>
         </w:r>
       </w:hyperlink>
-      <w:hyperlink r:id="rId281">
+      <w:hyperlink r:id="rId282">
         <w:r>
           <w:rPr>
             <w:i/>
@@ -17466,7 +17733,7 @@
           <w:t>Political Psychology</w:t>
         </w:r>
       </w:hyperlink>
-      <w:hyperlink r:id="rId282">
+      <w:hyperlink r:id="rId283">
         <w:r>
           <w:rPr>
             <w:noProof/>
@@ -17475,7 +17742,7 @@
           <w:t xml:space="preserve">, </w:t>
         </w:r>
       </w:hyperlink>
-      <w:hyperlink r:id="rId283">
+      <w:hyperlink r:id="rId284">
         <w:r>
           <w:rPr>
             <w:i/>
@@ -17485,7 +17752,7 @@
           <w:t>32</w:t>
         </w:r>
       </w:hyperlink>
-      <w:hyperlink r:id="rId284">
+      <w:hyperlink r:id="rId285">
         <w:r>
           <w:rPr>
             <w:noProof/>
@@ -17507,7 +17774,7 @@
           <w:lang w:val="en-US"/>
         </w:rPr>
       </w:pPr>
-      <w:hyperlink r:id="rId285">
+      <w:hyperlink r:id="rId286">
         <w:r>
           <w:rPr>
             <w:noProof/>
@@ -17524,7 +17791,7 @@
           <w:t xml:space="preserve">workplace discrimination. </w:t>
         </w:r>
       </w:hyperlink>
-      <w:hyperlink r:id="rId286">
+      <w:hyperlink r:id="rId287">
         <w:r>
           <w:rPr>
             <w:i/>
@@ -17534,7 +17801,7 @@
           <w:t>Industrial and Organizational Psychology</w:t>
         </w:r>
       </w:hyperlink>
-      <w:hyperlink r:id="rId287">
+      <w:hyperlink r:id="rId288">
         <w:r>
           <w:rPr>
             <w:noProof/>
@@ -17543,7 +17810,7 @@
           <w:t xml:space="preserve">, </w:t>
         </w:r>
       </w:hyperlink>
-      <w:hyperlink r:id="rId288">
+      <w:hyperlink r:id="rId289">
         <w:r>
           <w:rPr>
             <w:i/>
@@ -17553,7 +17820,7 @@
           <w:t>1</w:t>
         </w:r>
       </w:hyperlink>
-      <w:hyperlink r:id="rId289">
+      <w:hyperlink r:id="rId290">
         <w:r>
           <w:rPr>
             <w:noProof/>
@@ -17575,7 +17842,7 @@
           <w:lang w:val="en-US"/>
         </w:rPr>
       </w:pPr>
-      <w:hyperlink r:id="rId290">
+      <w:hyperlink r:id="rId291">
         <w:r>
           <w:rPr>
             <w:noProof/>
@@ -17584,7 +17851,7 @@
           <w:t xml:space="preserve">Heilman, M., Wallen, A., Fuchs, D., &amp; Tamkins, M. (2004). Penalties for Success: Reactions to Women Who Succeed at Male Gender-Typed Tasks. </w:t>
         </w:r>
       </w:hyperlink>
-      <w:hyperlink r:id="rId291">
+      <w:hyperlink r:id="rId292">
         <w:r>
           <w:rPr>
             <w:i/>
@@ -17594,7 +17861,7 @@
           <w:t>Journal of Applied Psychology</w:t>
         </w:r>
       </w:hyperlink>
-      <w:hyperlink r:id="rId292">
+      <w:hyperlink r:id="rId293">
         <w:r>
           <w:rPr>
             <w:noProof/>
@@ -17603,7 +17870,7 @@
           <w:t xml:space="preserve">, </w:t>
         </w:r>
       </w:hyperlink>
-      <w:hyperlink r:id="rId293">
+      <w:hyperlink r:id="rId294">
         <w:r>
           <w:rPr>
             <w:i/>
@@ -17613,7 +17880,7 @@
           <w:t>89</w:t>
         </w:r>
       </w:hyperlink>
-      <w:hyperlink r:id="rId294">
+      <w:hyperlink r:id="rId295">
         <w:r>
           <w:rPr>
             <w:noProof/>
@@ -17635,7 +17902,7 @@
           <w:lang w:val="en-US"/>
         </w:rPr>
       </w:pPr>
-      <w:hyperlink r:id="rId295">
+      <w:hyperlink r:id="rId296">
         <w:r>
           <w:rPr>
             <w:noProof/>
@@ -17644,7 +17911,7 @@
           <w:t xml:space="preserve">Herrmann, M., &amp; Shikano, S. (2016). Attractiveness and Facial Competence Bias Face-Based Inferences of Candidate Ideology. </w:t>
         </w:r>
       </w:hyperlink>
-      <w:hyperlink r:id="rId296">
+      <w:hyperlink r:id="rId297">
         <w:r>
           <w:rPr>
             <w:i/>
@@ -17654,7 +17921,7 @@
           <w:t>Political Psychology</w:t>
         </w:r>
       </w:hyperlink>
-      <w:hyperlink r:id="rId297">
+      <w:hyperlink r:id="rId298">
         <w:r>
           <w:rPr>
             <w:noProof/>
@@ -17663,7 +17930,7 @@
           <w:t xml:space="preserve">, </w:t>
         </w:r>
       </w:hyperlink>
-      <w:hyperlink r:id="rId298">
+      <w:hyperlink r:id="rId299">
         <w:r>
           <w:rPr>
             <w:i/>
@@ -17673,7 +17940,7 @@
           <w:t>37</w:t>
         </w:r>
       </w:hyperlink>
-      <w:hyperlink r:id="rId299">
+      <w:hyperlink r:id="rId300">
         <w:r>
           <w:rPr>
             <w:noProof/>
@@ -17695,7 +17962,7 @@
           <w:lang w:val="en-US"/>
         </w:rPr>
       </w:pPr>
-      <w:hyperlink r:id="rId300">
+      <w:hyperlink r:id="rId301">
         <w:r>
           <w:rPr>
             <w:noProof/>
@@ -17704,7 +17971,7 @@
           <w:t xml:space="preserve">Hoss, R. A., Ramsey, J. L., Griffin, A. M., &amp; Langlois, J. H. (2005). The role of facial attractiveness and facial masculinity/femininity in sex classification of faces. </w:t>
         </w:r>
       </w:hyperlink>
-      <w:hyperlink r:id="rId301">
+      <w:hyperlink r:id="rId302">
         <w:r>
           <w:rPr>
             <w:i/>
@@ -17714,7 +17981,7 @@
           <w:t>Perception</w:t>
         </w:r>
       </w:hyperlink>
-      <w:hyperlink r:id="rId302">
+      <w:hyperlink r:id="rId303">
         <w:r>
           <w:rPr>
             <w:noProof/>
@@ -17723,7 +17990,7 @@
           <w:t xml:space="preserve">, </w:t>
         </w:r>
       </w:hyperlink>
-      <w:hyperlink r:id="rId303">
+      <w:hyperlink r:id="rId304">
         <w:r>
           <w:rPr>
             <w:i/>
@@ -17733,7 +18000,7 @@
           <w:t>34</w:t>
         </w:r>
       </w:hyperlink>
-      <w:hyperlink r:id="rId304">
+      <w:hyperlink r:id="rId305">
         <w:r>
           <w:rPr>
             <w:noProof/>
@@ -17755,7 +18022,7 @@
           <w:lang w:val="en-US"/>
         </w:rPr>
       </w:pPr>
-      <w:hyperlink r:id="rId305">
+      <w:hyperlink r:id="rId306">
         <w:r>
           <w:rPr>
             <w:noProof/>
@@ -17764,7 +18031,7 @@
           <w:t xml:space="preserve">Jæger, M. M. (2011). “A Thing of Beauty is a Joy Forever”? Returns to Physical Attractiveness over the Life Course. </w:t>
         </w:r>
       </w:hyperlink>
-      <w:hyperlink r:id="rId306">
+      <w:hyperlink r:id="rId307">
         <w:r>
           <w:rPr>
             <w:i/>
@@ -17774,7 +18041,7 @@
           <w:t>Social Forces</w:t>
         </w:r>
       </w:hyperlink>
-      <w:hyperlink r:id="rId307">
+      <w:hyperlink r:id="rId308">
         <w:r>
           <w:rPr>
             <w:noProof/>
@@ -17783,7 +18050,7 @@
           <w:t xml:space="preserve">, </w:t>
         </w:r>
       </w:hyperlink>
-      <w:hyperlink r:id="rId308">
+      <w:hyperlink r:id="rId309">
         <w:r>
           <w:rPr>
             <w:i/>
@@ -17793,7 +18060,7 @@
           <w:t>89</w:t>
         </w:r>
       </w:hyperlink>
-      <w:hyperlink r:id="rId309">
+      <w:hyperlink r:id="rId310">
         <w:r>
           <w:rPr>
             <w:noProof/>
@@ -17815,7 +18082,7 @@
           <w:lang w:val="en-US"/>
         </w:rPr>
       </w:pPr>
-      <w:hyperlink r:id="rId310">
+      <w:hyperlink r:id="rId311">
         <w:r>
           <w:rPr>
             <w:noProof/>
@@ -17824,7 +18091,7 @@
           <w:t xml:space="preserve">Kalick, M. (1988). Physical Attractiveness as a Status Cue. </w:t>
         </w:r>
       </w:hyperlink>
-      <w:hyperlink r:id="rId311">
+      <w:hyperlink r:id="rId312">
         <w:r>
           <w:rPr>
             <w:i/>
@@ -17834,7 +18101,7 @@
           <w:t>Journal of Experimental Social Psychology</w:t>
         </w:r>
       </w:hyperlink>
-      <w:hyperlink r:id="rId312">
+      <w:hyperlink r:id="rId313">
         <w:r>
           <w:rPr>
             <w:noProof/>
@@ -17843,7 +18110,7 @@
           <w:t xml:space="preserve">, </w:t>
         </w:r>
       </w:hyperlink>
-      <w:hyperlink r:id="rId313">
+      <w:hyperlink r:id="rId314">
         <w:r>
           <w:rPr>
             <w:i/>
@@ -17853,7 +18120,7 @@
           <w:t>24</w:t>
         </w:r>
       </w:hyperlink>
-      <w:hyperlink r:id="rId314">
+      <w:hyperlink r:id="rId315">
         <w:r>
           <w:rPr>
             <w:noProof/>
@@ -17875,7 +18142,7 @@
           <w:lang w:val="en-US"/>
         </w:rPr>
       </w:pPr>
-      <w:hyperlink r:id="rId315">
+      <w:hyperlink r:id="rId316">
         <w:r>
           <w:rPr>
             <w:noProof/>
@@ -17884,7 +18151,7 @@
           <w:t xml:space="preserve">Keating, C., Randall, D., &amp; Kendrick, T. (1999). Presidential Physiognomies: Altered Images, Altered Perceptions. </w:t>
         </w:r>
       </w:hyperlink>
-      <w:hyperlink r:id="rId316">
+      <w:hyperlink r:id="rId317">
         <w:r>
           <w:rPr>
             <w:i/>
@@ -17894,7 +18161,7 @@
           <w:t>Political Psychology</w:t>
         </w:r>
       </w:hyperlink>
-      <w:hyperlink r:id="rId317">
+      <w:hyperlink r:id="rId318">
         <w:r>
           <w:rPr>
             <w:noProof/>
@@ -17903,7 +18170,7 @@
           <w:t xml:space="preserve">, </w:t>
         </w:r>
       </w:hyperlink>
-      <w:hyperlink r:id="rId318">
+      <w:hyperlink r:id="rId319">
         <w:r>
           <w:rPr>
             <w:i/>
@@ -17913,7 +18180,7 @@
           <w:t>20</w:t>
         </w:r>
       </w:hyperlink>
-      <w:hyperlink r:id="rId319">
+      <w:hyperlink r:id="rId320">
         <w:r>
           <w:rPr>
             <w:noProof/>
@@ -17935,7 +18202,7 @@
           <w:lang w:val="en-US"/>
         </w:rPr>
       </w:pPr>
-      <w:hyperlink r:id="rId320">
+      <w:hyperlink r:id="rId321">
         <w:r>
           <w:rPr>
             <w:noProof/>
@@ -17944,7 +18211,7 @@
           <w:t xml:space="preserve">Krook, M. L., &amp; Restrepo Sanín, J. (2020). The Cost of Doing Politics? Analyzing Violence and Harassment against Female Politicians. </w:t>
         </w:r>
       </w:hyperlink>
-      <w:hyperlink r:id="rId321">
+      <w:hyperlink r:id="rId322">
         <w:r>
           <w:rPr>
             <w:i/>
@@ -17954,7 +18221,7 @@
           <w:t>Perspectives on Politics</w:t>
         </w:r>
       </w:hyperlink>
-      <w:hyperlink r:id="rId322">
+      <w:hyperlink r:id="rId323">
         <w:r>
           <w:rPr>
             <w:noProof/>
@@ -17963,7 +18230,7 @@
           <w:t xml:space="preserve">, </w:t>
         </w:r>
       </w:hyperlink>
-      <w:hyperlink r:id="rId323">
+      <w:hyperlink r:id="rId324">
         <w:r>
           <w:rPr>
             <w:i/>
@@ -17973,7 +18240,7 @@
           <w:t>18</w:t>
         </w:r>
       </w:hyperlink>
-      <w:hyperlink r:id="rId324">
+      <w:hyperlink r:id="rId325">
         <w:r>
           <w:rPr>
             <w:noProof/>
@@ -17995,7 +18262,7 @@
           <w:lang w:val="en-US"/>
         </w:rPr>
       </w:pPr>
-      <w:hyperlink r:id="rId325">
+      <w:hyperlink r:id="rId326">
         <w:r>
           <w:rPr>
             <w:noProof/>
@@ -18004,7 +18271,7 @@
           <w:t xml:space="preserve">Kuipers, G. (2015). Beauty and distinction? The evaluation of appearance and cultural capital in five European countries. </w:t>
         </w:r>
       </w:hyperlink>
-      <w:hyperlink r:id="rId326">
+      <w:hyperlink r:id="rId327">
         <w:r>
           <w:rPr>
             <w:i/>
@@ -18014,7 +18281,7 @@
           <w:t>Poetics</w:t>
         </w:r>
       </w:hyperlink>
-      <w:hyperlink r:id="rId327">
+      <w:hyperlink r:id="rId328">
         <w:r>
           <w:rPr>
             <w:noProof/>
@@ -18023,7 +18290,7 @@
           <w:t xml:space="preserve">, </w:t>
         </w:r>
       </w:hyperlink>
-      <w:hyperlink r:id="rId328">
+      <w:hyperlink r:id="rId329">
         <w:r>
           <w:rPr>
             <w:i/>
@@ -18033,7 +18300,7 @@
           <w:t>53</w:t>
         </w:r>
       </w:hyperlink>
-      <w:hyperlink r:id="rId329">
+      <w:hyperlink r:id="rId330">
         <w:r>
           <w:rPr>
             <w:noProof/>
@@ -18055,7 +18322,7 @@
           <w:lang w:val="en-US"/>
         </w:rPr>
       </w:pPr>
-      <w:hyperlink r:id="rId330">
+      <w:hyperlink r:id="rId331">
         <w:r>
           <w:rPr>
             <w:noProof/>
@@ -18064,7 +18331,7 @@
           <w:t xml:space="preserve">Kukkonen, I., Åberg, E., Sarpila, O., &amp; Pajunen, T. (2018). Exploitation of aesthetic capital–disapproved by whom? </w:t>
         </w:r>
       </w:hyperlink>
-      <w:hyperlink r:id="rId331">
+      <w:hyperlink r:id="rId332">
         <w:r>
           <w:rPr>
             <w:i/>
@@ -18090,7 +18357,7 @@
         </w:rPr>
         <w:t>(3–4), 312–328</w:t>
       </w:r>
-      <w:hyperlink r:id="rId332">
+      <w:hyperlink r:id="rId333">
         <w:r>
           <w:rPr>
             <w:noProof/>
@@ -18112,7 +18379,7 @@
           <w:lang w:val="en-US"/>
         </w:rPr>
       </w:pPr>
-      <w:hyperlink r:id="rId333">
+      <w:hyperlink r:id="rId334">
         <w:r>
           <w:rPr>
             <w:noProof/>
@@ -18121,7 +18388,7 @@
           <w:t xml:space="preserve">Kuwabara, K., &amp; Thébaud, S. (2017). When Beauty Doesn’t Pay: Gender and Beauty Biases in a Peer-to-Peer Loan Market. </w:t>
         </w:r>
       </w:hyperlink>
-      <w:hyperlink r:id="rId334">
+      <w:hyperlink r:id="rId335">
         <w:r>
           <w:rPr>
             <w:i/>
@@ -18131,7 +18398,7 @@
           <w:t>Social Forces</w:t>
         </w:r>
       </w:hyperlink>
-      <w:hyperlink r:id="rId335">
+      <w:hyperlink r:id="rId336">
         <w:r>
           <w:rPr>
             <w:noProof/>
@@ -18140,7 +18407,7 @@
           <w:t xml:space="preserve">, </w:t>
         </w:r>
       </w:hyperlink>
-      <w:hyperlink r:id="rId336">
+      <w:hyperlink r:id="rId337">
         <w:r>
           <w:rPr>
             <w:i/>
@@ -18150,7 +18417,7 @@
           <w:t>95</w:t>
         </w:r>
       </w:hyperlink>
-      <w:hyperlink r:id="rId337">
+      <w:hyperlink r:id="rId338">
         <w:r>
           <w:rPr>
             <w:noProof/>
@@ -18172,7 +18439,7 @@
           <w:lang w:val="en-US"/>
         </w:rPr>
       </w:pPr>
-      <w:hyperlink r:id="rId338">
+      <w:hyperlink r:id="rId339">
         <w:r>
           <w:rPr>
             <w:noProof/>
@@ -18181,7 +18448,7 @@
           <w:t xml:space="preserve">Lau, R., &amp; Redlawsk, D. (2001). Advantages and Disadvantages of Cognitive Heuristics in Political Decision Making. </w:t>
         </w:r>
       </w:hyperlink>
-      <w:hyperlink r:id="rId339">
+      <w:hyperlink r:id="rId340">
         <w:r>
           <w:rPr>
             <w:i/>
@@ -18191,7 +18458,7 @@
           <w:t>American Journal of Political Science</w:t>
         </w:r>
       </w:hyperlink>
-      <w:hyperlink r:id="rId340">
+      <w:hyperlink r:id="rId341">
         <w:r>
           <w:rPr>
             <w:noProof/>
@@ -18200,7 +18467,7 @@
           <w:t xml:space="preserve">, </w:t>
         </w:r>
       </w:hyperlink>
-      <w:hyperlink r:id="rId341">
+      <w:hyperlink r:id="rId342">
         <w:r>
           <w:rPr>
             <w:i/>
@@ -18210,7 +18477,7 @@
           <w:t>45</w:t>
         </w:r>
       </w:hyperlink>
-      <w:hyperlink r:id="rId342">
+      <w:hyperlink r:id="rId343">
         <w:r>
           <w:rPr>
             <w:noProof/>
@@ -18232,7 +18499,7 @@
           <w:lang w:val="en-US"/>
         </w:rPr>
       </w:pPr>
-      <w:hyperlink r:id="rId343">
+      <w:hyperlink r:id="rId344">
         <w:r>
           <w:rPr>
             <w:noProof/>
@@ -18241,7 +18508,7 @@
           <w:t xml:space="preserve">Lau, R., &amp; Redlawsk, D. (2006). </w:t>
         </w:r>
       </w:hyperlink>
-      <w:hyperlink r:id="rId344">
+      <w:hyperlink r:id="rId345">
         <w:r>
           <w:rPr>
             <w:i/>
@@ -18251,7 +18518,7 @@
           <w:t>How Voters Decide, Information Processing in Election Campaigns</w:t>
         </w:r>
       </w:hyperlink>
-      <w:hyperlink r:id="rId345">
+      <w:hyperlink r:id="rId346">
         <w:r>
           <w:rPr>
             <w:noProof/>
@@ -18273,7 +18540,7 @@
           <w:lang w:val="en-US"/>
         </w:rPr>
       </w:pPr>
-      <w:hyperlink r:id="rId346">
+      <w:hyperlink r:id="rId347">
         <w:r>
           <w:rPr>
             <w:noProof/>
@@ -18282,7 +18549,7 @@
           <w:t xml:space="preserve">Lawson, C., Lenz, G., Baker, A., &amp; Myers, M. (2010). Looking Like a Winner: Candidate Appearance and Electoral Success in New Democracies. </w:t>
         </w:r>
       </w:hyperlink>
-      <w:hyperlink r:id="rId347">
+      <w:hyperlink r:id="rId348">
         <w:r>
           <w:rPr>
             <w:i/>
@@ -18292,7 +18559,7 @@
           <w:t>World Politics</w:t>
         </w:r>
       </w:hyperlink>
-      <w:hyperlink r:id="rId348">
+      <w:hyperlink r:id="rId349">
         <w:r>
           <w:rPr>
             <w:noProof/>
@@ -18301,7 +18568,7 @@
           <w:t xml:space="preserve">, </w:t>
         </w:r>
       </w:hyperlink>
-      <w:hyperlink r:id="rId349">
+      <w:hyperlink r:id="rId350">
         <w:r>
           <w:rPr>
             <w:i/>
@@ -18311,7 +18578,7 @@
           <w:t>62</w:t>
         </w:r>
       </w:hyperlink>
-      <w:hyperlink r:id="rId350">
+      <w:hyperlink r:id="rId351">
         <w:r>
           <w:rPr>
             <w:noProof/>
@@ -18333,7 +18600,7 @@
           <w:lang w:val="en-US"/>
         </w:rPr>
       </w:pPr>
-      <w:hyperlink r:id="rId351">
+      <w:hyperlink r:id="rId352">
         <w:r>
           <w:rPr>
             <w:noProof/>
@@ -18342,7 +18609,7 @@
           <w:t xml:space="preserve">Lenz, G., &amp; Lawson, C. (2011). Looking the Part: Television Leads Less Informed Citizens to Vote Based on Candidates’ Appearance. </w:t>
         </w:r>
       </w:hyperlink>
-      <w:hyperlink r:id="rId352">
+      <w:hyperlink r:id="rId353">
         <w:r>
           <w:rPr>
             <w:i/>
@@ -18352,7 +18619,7 @@
           <w:t>American Journal of Political Science</w:t>
         </w:r>
       </w:hyperlink>
-      <w:hyperlink r:id="rId353">
+      <w:hyperlink r:id="rId354">
         <w:r>
           <w:rPr>
             <w:noProof/>
@@ -18361,7 +18628,7 @@
           <w:t xml:space="preserve">, </w:t>
         </w:r>
       </w:hyperlink>
-      <w:hyperlink r:id="rId354">
+      <w:hyperlink r:id="rId355">
         <w:r>
           <w:rPr>
             <w:i/>
@@ -18371,7 +18638,7 @@
           <w:t>55</w:t>
         </w:r>
       </w:hyperlink>
-      <w:hyperlink r:id="rId355">
+      <w:hyperlink r:id="rId356">
         <w:r>
           <w:rPr>
             <w:noProof/>
@@ -18393,7 +18660,7 @@
           <w:lang w:val="en-US"/>
         </w:rPr>
       </w:pPr>
-      <w:hyperlink r:id="rId356">
+      <w:hyperlink r:id="rId357">
         <w:r>
           <w:rPr>
             <w:noProof/>
@@ -18402,7 +18669,7 @@
           <w:t xml:space="preserve">Levy, J. (2008). Case Studies: Types, Designs, and Logics of Inference. </w:t>
         </w:r>
       </w:hyperlink>
-      <w:hyperlink r:id="rId357">
+      <w:hyperlink r:id="rId358">
         <w:r>
           <w:rPr>
             <w:i/>
@@ -18412,7 +18679,7 @@
           <w:t>Conflict Management and Peace Science</w:t>
         </w:r>
       </w:hyperlink>
-      <w:hyperlink r:id="rId358">
+      <w:hyperlink r:id="rId359">
         <w:r>
           <w:rPr>
             <w:noProof/>
@@ -18421,7 +18688,7 @@
           <w:t xml:space="preserve">, </w:t>
         </w:r>
       </w:hyperlink>
-      <w:hyperlink r:id="rId359">
+      <w:hyperlink r:id="rId360">
         <w:r>
           <w:rPr>
             <w:i/>
@@ -18431,7 +18698,7 @@
           <w:t>25</w:t>
         </w:r>
       </w:hyperlink>
-      <w:hyperlink r:id="rId360">
+      <w:hyperlink r:id="rId361">
         <w:r>
           <w:rPr>
             <w:noProof/>
@@ -18453,7 +18720,7 @@
           <w:lang w:val="en-US"/>
         </w:rPr>
       </w:pPr>
-      <w:hyperlink r:id="rId361">
+      <w:hyperlink r:id="rId362">
         <w:r>
           <w:rPr>
             <w:noProof/>
@@ -18470,7 +18737,7 @@
           <w:t xml:space="preserve">measurement of familization and defamilization. </w:t>
         </w:r>
       </w:hyperlink>
-      <w:hyperlink r:id="rId362">
+      <w:hyperlink r:id="rId363">
         <w:r>
           <w:rPr>
             <w:i/>
@@ -18480,7 +18747,7 @@
           <w:t>Journal of European Social Policy</w:t>
         </w:r>
       </w:hyperlink>
-      <w:hyperlink r:id="rId363">
+      <w:hyperlink r:id="rId364">
         <w:r>
           <w:rPr>
             <w:noProof/>
@@ -18489,7 +18756,7 @@
           <w:t xml:space="preserve">, </w:t>
         </w:r>
       </w:hyperlink>
-      <w:hyperlink r:id="rId364">
+      <w:hyperlink r:id="rId365">
         <w:r>
           <w:rPr>
             <w:i/>
@@ -18499,7 +18766,7 @@
           <w:t>26</w:t>
         </w:r>
       </w:hyperlink>
-      <w:hyperlink r:id="rId365">
+      <w:hyperlink r:id="rId366">
         <w:r>
           <w:rPr>
             <w:noProof/>
@@ -18521,7 +18788,7 @@
           <w:lang w:val="en-US"/>
         </w:rPr>
       </w:pPr>
-      <w:hyperlink r:id="rId366">
+      <w:hyperlink r:id="rId367">
         <w:r>
           <w:rPr>
             <w:noProof/>
@@ -18530,7 +18797,7 @@
           <w:t xml:space="preserve">Long, S. (1997). </w:t>
         </w:r>
       </w:hyperlink>
-      <w:hyperlink r:id="rId367">
+      <w:hyperlink r:id="rId368">
         <w:r>
           <w:rPr>
             <w:i/>
@@ -18540,7 +18807,7 @@
           <w:t>Regression Models for Categorical and Limited Dependent Variables</w:t>
         </w:r>
       </w:hyperlink>
-      <w:hyperlink r:id="rId368">
+      <w:hyperlink r:id="rId369">
         <w:r>
           <w:rPr>
             <w:noProof/>
@@ -18562,7 +18829,7 @@
           <w:lang w:val="en-US"/>
         </w:rPr>
       </w:pPr>
-      <w:hyperlink r:id="rId369">
+      <w:hyperlink r:id="rId370">
         <w:r>
           <w:rPr>
             <w:noProof/>
@@ -18571,7 +18838,7 @@
           <w:t xml:space="preserve">Maestripieri, D., Henry, A., &amp; Nickels, N. (2017). Explaining financial and prosocial biases in favor of attractive people: Interdisciplinary perspectives from economics, social psychology, and evolutionary psychology. </w:t>
         </w:r>
       </w:hyperlink>
-      <w:hyperlink r:id="rId370">
+      <w:hyperlink r:id="rId371">
         <w:r>
           <w:rPr>
             <w:i/>
@@ -18581,7 +18848,7 @@
           <w:t>Behavioral and Brain Sciences</w:t>
         </w:r>
       </w:hyperlink>
-      <w:hyperlink r:id="rId371">
+      <w:hyperlink r:id="rId372">
         <w:r>
           <w:rPr>
             <w:noProof/>
@@ -18590,7 +18857,7 @@
           <w:t xml:space="preserve">, </w:t>
         </w:r>
       </w:hyperlink>
-      <w:hyperlink r:id="rId372">
+      <w:hyperlink r:id="rId373">
         <w:r>
           <w:rPr>
             <w:i/>
@@ -18600,7 +18867,7 @@
           <w:t>40</w:t>
         </w:r>
       </w:hyperlink>
-      <w:hyperlink r:id="rId373">
+      <w:hyperlink r:id="rId374">
         <w:r>
           <w:rPr>
             <w:noProof/>
@@ -18622,7 +18889,7 @@
           <w:lang w:val="en-US"/>
         </w:rPr>
       </w:pPr>
-      <w:hyperlink r:id="rId374">
+      <w:hyperlink r:id="rId375">
         <w:r>
           <w:rPr>
             <w:noProof/>
@@ -18631,7 +18898,7 @@
           <w:t xml:space="preserve">Marcus, G., &amp; MacKuen, M. (1993). Anxiety, Enthusiasm, and the Vote: The Emotional Underpinnings of Learning and Involvement During Presidential Campaigns. </w:t>
         </w:r>
       </w:hyperlink>
-      <w:hyperlink r:id="rId375">
+      <w:hyperlink r:id="rId376">
         <w:r>
           <w:rPr>
             <w:i/>
@@ -18641,7 +18908,7 @@
           <w:t>American Political Science Review</w:t>
         </w:r>
       </w:hyperlink>
-      <w:hyperlink r:id="rId376">
+      <w:hyperlink r:id="rId377">
         <w:r>
           <w:rPr>
             <w:noProof/>
@@ -18650,7 +18917,7 @@
           <w:t xml:space="preserve">, </w:t>
         </w:r>
       </w:hyperlink>
-      <w:hyperlink r:id="rId377">
+      <w:hyperlink r:id="rId378">
         <w:r>
           <w:rPr>
             <w:i/>
@@ -18660,7 +18927,7 @@
           <w:t>87</w:t>
         </w:r>
       </w:hyperlink>
-      <w:hyperlink r:id="rId378">
+      <w:hyperlink r:id="rId379">
         <w:r>
           <w:rPr>
             <w:noProof/>
@@ -18682,7 +18949,7 @@
           <w:lang w:val="en-US"/>
         </w:rPr>
       </w:pPr>
-      <w:hyperlink r:id="rId379">
+      <w:hyperlink r:id="rId380">
         <w:r>
           <w:rPr>
             <w:noProof/>
@@ -18691,7 +18958,7 @@
           <w:t xml:space="preserve">Marshall, M., &amp; Jaggers, K. (2020). </w:t>
         </w:r>
       </w:hyperlink>
-      <w:hyperlink r:id="rId380">
+      <w:hyperlink r:id="rId381">
         <w:r>
           <w:rPr>
             <w:i/>
@@ -18701,7 +18968,7 @@
           <w:t>POLITY V PROJECT Political Regime Characteristics and Transitions, 1800-2018 Dataset Users’ Manual</w:t>
         </w:r>
       </w:hyperlink>
-      <w:hyperlink r:id="rId381">
+      <w:hyperlink r:id="rId382">
         <w:r>
           <w:rPr>
             <w:noProof/>
@@ -18737,7 +19004,7 @@
           <w:lang w:val="en-US"/>
         </w:rPr>
       </w:pPr>
-      <w:hyperlink r:id="rId382">
+      <w:hyperlink r:id="rId383">
         <w:r>
           <w:rPr>
             <w:noProof/>
@@ -18746,7 +19013,7 @@
           <w:t xml:space="preserve">Mattes, K., Spezio, M., Kim, H., Todorov, A., Adolphs, R., &amp; Alvarez, M. (2010). Predicting Election Outcomes from Positive and Negative Trait Assessments of Candidate Images. </w:t>
         </w:r>
       </w:hyperlink>
-      <w:hyperlink r:id="rId383">
+      <w:hyperlink r:id="rId384">
         <w:r>
           <w:rPr>
             <w:i/>
@@ -18756,7 +19023,7 @@
           <w:t>Political Psychology</w:t>
         </w:r>
       </w:hyperlink>
-      <w:hyperlink r:id="rId384">
+      <w:hyperlink r:id="rId385">
         <w:r>
           <w:rPr>
             <w:noProof/>
@@ -18765,7 +19032,7 @@
           <w:t xml:space="preserve">, </w:t>
         </w:r>
       </w:hyperlink>
-      <w:hyperlink r:id="rId385">
+      <w:hyperlink r:id="rId386">
         <w:r>
           <w:rPr>
             <w:i/>
@@ -18775,7 +19042,7 @@
           <w:t>31</w:t>
         </w:r>
       </w:hyperlink>
-      <w:hyperlink r:id="rId386">
+      <w:hyperlink r:id="rId387">
         <w:r>
           <w:rPr>
             <w:noProof/>
@@ -18797,7 +19064,7 @@
           <w:lang w:val="en-US"/>
         </w:rPr>
       </w:pPr>
-      <w:hyperlink r:id="rId387">
+      <w:hyperlink r:id="rId388">
         <w:r>
           <w:rPr>
             <w:noProof/>
@@ -18806,7 +19073,7 @@
           <w:t xml:space="preserve">McClintock, E. A. (2014). Beauty and Status: The Illusion of Exchange in Partner Selection? </w:t>
         </w:r>
       </w:hyperlink>
-      <w:hyperlink r:id="rId388">
+      <w:hyperlink r:id="rId389">
         <w:r>
           <w:rPr>
             <w:i/>
@@ -18816,7 +19083,7 @@
           <w:t>American Sociological Review</w:t>
         </w:r>
       </w:hyperlink>
-      <w:hyperlink r:id="rId389">
+      <w:hyperlink r:id="rId390">
         <w:r>
           <w:rPr>
             <w:noProof/>
@@ -18825,7 +19092,7 @@
           <w:t xml:space="preserve">, </w:t>
         </w:r>
       </w:hyperlink>
-      <w:hyperlink r:id="rId390">
+      <w:hyperlink r:id="rId391">
         <w:r>
           <w:rPr>
             <w:i/>
@@ -18835,7 +19102,7 @@
           <w:t>79</w:t>
         </w:r>
       </w:hyperlink>
-      <w:hyperlink r:id="rId391">
+      <w:hyperlink r:id="rId392">
         <w:r>
           <w:rPr>
             <w:noProof/>
@@ -18857,7 +19124,7 @@
           <w:lang w:val="en-US"/>
         </w:rPr>
       </w:pPr>
-      <w:hyperlink r:id="rId392">
+      <w:hyperlink r:id="rId393">
         <w:r>
           <w:rPr>
             <w:noProof/>
@@ -18866,7 +19133,7 @@
           <w:t xml:space="preserve">Mears, A. (2011). </w:t>
         </w:r>
       </w:hyperlink>
-      <w:hyperlink r:id="rId393">
+      <w:hyperlink r:id="rId394">
         <w:r>
           <w:rPr>
             <w:i/>
@@ -18876,7 +19143,7 @@
           <w:t>Pricing Beauty</w:t>
         </w:r>
       </w:hyperlink>
-      <w:hyperlink r:id="rId394">
+      <w:hyperlink r:id="rId395">
         <w:r>
           <w:rPr>
             <w:noProof/>
@@ -18897,7 +19164,7 @@
           <w:noProof/>
         </w:rPr>
       </w:pPr>
-      <w:hyperlink r:id="rId395">
+      <w:hyperlink r:id="rId396">
         <w:r>
           <w:rPr>
             <w:noProof/>
@@ -18906,7 +19173,7 @@
           <w:t xml:space="preserve">Mears, A. (2015). Girls as elite distinction: The appropriation of bodily capital. </w:t>
         </w:r>
       </w:hyperlink>
-      <w:hyperlink r:id="rId396">
+      <w:hyperlink r:id="rId397">
         <w:r>
           <w:rPr>
             <w:i/>
@@ -18915,7 +19182,7 @@
           <w:t>Poetics</w:t>
         </w:r>
       </w:hyperlink>
-      <w:hyperlink r:id="rId397">
+      <w:hyperlink r:id="rId398">
         <w:r>
           <w:rPr>
             <w:noProof/>
@@ -18923,7 +19190,7 @@
           <w:t xml:space="preserve">, </w:t>
         </w:r>
       </w:hyperlink>
-      <w:hyperlink r:id="rId398">
+      <w:hyperlink r:id="rId399">
         <w:r>
           <w:rPr>
             <w:i/>
@@ -18932,7 +19199,7 @@
           <w:t>53</w:t>
         </w:r>
       </w:hyperlink>
-      <w:hyperlink r:id="rId399">
+      <w:hyperlink r:id="rId400">
         <w:r>
           <w:rPr>
             <w:noProof/>
@@ -18953,7 +19220,7 @@
           <w:lang w:val="en-US"/>
         </w:rPr>
       </w:pPr>
-      <w:hyperlink r:id="rId400">
+      <w:hyperlink r:id="rId401">
         <w:r>
           <w:rPr>
             <w:noProof/>
@@ -18982,7 +19249,7 @@
           <w:lang w:val="en-US"/>
         </w:rPr>
       </w:pPr>
-      <w:hyperlink r:id="rId401">
+      <w:hyperlink r:id="rId402">
         <w:r>
           <w:rPr>
             <w:noProof/>
@@ -18991,7 +19258,7 @@
           <w:t xml:space="preserve">Miller, A., Wattenberg, M., &amp; Malanchuk, O. (1986). Schematic Assessments of Presidential Candidates. </w:t>
         </w:r>
       </w:hyperlink>
-      <w:hyperlink r:id="rId402">
+      <w:hyperlink r:id="rId403">
         <w:r>
           <w:rPr>
             <w:i/>
@@ -19001,7 +19268,7 @@
           <w:t>American Political Science Review</w:t>
         </w:r>
       </w:hyperlink>
-      <w:hyperlink r:id="rId403">
+      <w:hyperlink r:id="rId404">
         <w:r>
           <w:rPr>
             <w:noProof/>
@@ -19010,7 +19277,7 @@
           <w:t xml:space="preserve">, </w:t>
         </w:r>
       </w:hyperlink>
-      <w:hyperlink r:id="rId404">
+      <w:hyperlink r:id="rId405">
         <w:r>
           <w:rPr>
             <w:i/>
@@ -19020,7 +19287,7 @@
           <w:t>80</w:t>
         </w:r>
       </w:hyperlink>
-      <w:hyperlink r:id="rId405">
+      <w:hyperlink r:id="rId406">
         <w:r>
           <w:rPr>
             <w:noProof/>
@@ -19042,7 +19309,7 @@
           <w:lang w:val="en-US"/>
         </w:rPr>
       </w:pPr>
-      <w:hyperlink r:id="rId406">
+      <w:hyperlink r:id="rId407">
         <w:r>
           <w:rPr>
             <w:noProof/>
@@ -19051,7 +19318,7 @@
           <w:t xml:space="preserve">Monk, E. P., Esposito, M. H., &amp; Lee, H. (2021). Beholding inequality: Race, gender, and returns to physical attractiveness in the United States. </w:t>
         </w:r>
       </w:hyperlink>
-      <w:hyperlink r:id="rId407">
+      <w:hyperlink r:id="rId408">
         <w:r>
           <w:rPr>
             <w:i/>
@@ -19061,7 +19328,7 @@
           <w:t>American Journal of Sociology</w:t>
         </w:r>
       </w:hyperlink>
-      <w:hyperlink r:id="rId408">
+      <w:hyperlink r:id="rId409">
         <w:r>
           <w:rPr>
             <w:noProof/>
@@ -19070,7 +19337,7 @@
           <w:t xml:space="preserve">, </w:t>
         </w:r>
       </w:hyperlink>
-      <w:hyperlink r:id="rId409">
+      <w:hyperlink r:id="rId410">
         <w:r>
           <w:rPr>
             <w:i/>
@@ -19080,7 +19347,7 @@
           <w:t>127</w:t>
         </w:r>
       </w:hyperlink>
-      <w:hyperlink r:id="rId410">
+      <w:hyperlink r:id="rId411">
         <w:r>
           <w:rPr>
             <w:noProof/>
@@ -19101,7 +19368,7 @@
           <w:lang w:val="en-US"/>
         </w:rPr>
       </w:pPr>
-      <w:hyperlink r:id="rId411">
+      <w:hyperlink r:id="rId412">
         <w:r>
           <w:rPr>
             <w:noProof/>
@@ -19110,7 +19377,7 @@
           <w:t xml:space="preserve">Official Statistics Finland (OSF), S. (2017). </w:t>
         </w:r>
       </w:hyperlink>
-      <w:hyperlink r:id="rId412">
+      <w:hyperlink r:id="rId413">
         <w:r>
           <w:rPr>
             <w:i/>
@@ -19127,7 +19394,7 @@
         </w:rPr>
         <w:t xml:space="preserve">. Statistics Finland. </w:t>
       </w:r>
-      <w:hyperlink r:id="rId413" w:history="1">
+      <w:hyperlink r:id="rId414" w:history="1">
         <w:r>
           <w:rPr>
             <w:rStyle w:val="Hyperlink"/>
@@ -19159,7 +19426,7 @@
           <w:lang w:val="en-US"/>
         </w:rPr>
       </w:pPr>
-      <w:hyperlink r:id="rId414">
+      <w:hyperlink r:id="rId415">
         <w:r>
           <w:rPr>
             <w:noProof/>
@@ -19168,7 +19435,7 @@
           <w:t xml:space="preserve">Olivola, C., Tingley, D., &amp; Todorov, A. (2018). Republican Voters Prefer Candidates Who Have Conservative-Looking Faces: New Evidence From Exit Polls. </w:t>
         </w:r>
       </w:hyperlink>
-      <w:hyperlink r:id="rId415">
+      <w:hyperlink r:id="rId416">
         <w:r>
           <w:rPr>
             <w:i/>
@@ -19178,7 +19445,7 @@
           <w:t>Political Psychology</w:t>
         </w:r>
       </w:hyperlink>
-      <w:hyperlink r:id="rId416">
+      <w:hyperlink r:id="rId417">
         <w:r>
           <w:rPr>
             <w:noProof/>
@@ -19187,7 +19454,7 @@
           <w:t xml:space="preserve">, </w:t>
         </w:r>
       </w:hyperlink>
-      <w:hyperlink r:id="rId417">
+      <w:hyperlink r:id="rId418">
         <w:r>
           <w:rPr>
             <w:i/>
@@ -19197,7 +19464,7 @@
           <w:t>39</w:t>
         </w:r>
       </w:hyperlink>
-      <w:hyperlink r:id="rId418">
+      <w:hyperlink r:id="rId419">
         <w:r>
           <w:rPr>
             <w:noProof/>
@@ -19219,7 +19486,7 @@
           <w:lang w:val="en-US"/>
         </w:rPr>
       </w:pPr>
-      <w:hyperlink r:id="rId419">
+      <w:hyperlink r:id="rId420">
         <w:r>
           <w:rPr>
             <w:noProof/>
@@ -19228,7 +19495,7 @@
           <w:t xml:space="preserve">Pajunen, T., Kukkonen, I., Sarpila, O., &amp; Åberg, E. (2021). </w:t>
         </w:r>
       </w:hyperlink>
-      <w:hyperlink r:id="rId420">
+      <w:hyperlink r:id="rId421">
         <w:r>
           <w:rPr>
             <w:i/>
@@ -19238,7 +19505,7 @@
           <w:t>Systematic Review of Differences in Socioeconomic Outcomes of Attractiveness Between Men and Women</w:t>
         </w:r>
       </w:hyperlink>
-      <w:hyperlink r:id="rId421">
+      <w:hyperlink r:id="rId422">
         <w:r>
           <w:rPr>
             <w:noProof/>
@@ -19268,7 +19535,7 @@
           <w:lang w:val="en-US"/>
         </w:rPr>
       </w:pPr>
-      <w:hyperlink r:id="rId422">
+      <w:hyperlink r:id="rId423">
         <w:r>
           <w:rPr>
             <w:noProof/>
@@ -19277,7 +19544,7 @@
           <w:t xml:space="preserve">Praino, R., &amp; Stockemer, D. (2019). What Are Good-Looking Candidates, and Can They Sway Election Results? </w:t>
         </w:r>
       </w:hyperlink>
-      <w:hyperlink r:id="rId423">
+      <w:hyperlink r:id="rId424">
         <w:r>
           <w:rPr>
             <w:i/>
@@ -19287,7 +19554,7 @@
           <w:t>Social Science Quarterly</w:t>
         </w:r>
       </w:hyperlink>
-      <w:hyperlink r:id="rId424">
+      <w:hyperlink r:id="rId425">
         <w:r>
           <w:rPr>
             <w:noProof/>
@@ -19296,7 +19563,7 @@
           <w:t xml:space="preserve">, </w:t>
         </w:r>
       </w:hyperlink>
-      <w:hyperlink r:id="rId425">
+      <w:hyperlink r:id="rId426">
         <w:r>
           <w:rPr>
             <w:i/>
@@ -19306,7 +19573,7 @@
           <w:t>100</w:t>
         </w:r>
       </w:hyperlink>
-      <w:hyperlink r:id="rId426">
+      <w:hyperlink r:id="rId427">
         <w:r>
           <w:rPr>
             <w:noProof/>
@@ -19328,7 +19595,7 @@
           <w:lang w:val="en-US"/>
         </w:rPr>
       </w:pPr>
-      <w:hyperlink r:id="rId427">
+      <w:hyperlink r:id="rId428">
         <w:r>
           <w:rPr>
             <w:noProof/>
@@ -19337,7 +19604,7 @@
           <w:t xml:space="preserve">Praino, R., Stockemer, D., &amp; Ratis, J. (2014). Looking Good or Looking Competent? Physical Appearance and Electoral Success in the 2008 Congressional Elections. </w:t>
         </w:r>
       </w:hyperlink>
-      <w:hyperlink r:id="rId428">
+      <w:hyperlink r:id="rId429">
         <w:r>
           <w:rPr>
             <w:i/>
@@ -19347,7 +19614,7 @@
           <w:t>American Politics Research</w:t>
         </w:r>
       </w:hyperlink>
-      <w:hyperlink r:id="rId429">
+      <w:hyperlink r:id="rId430">
         <w:r>
           <w:rPr>
             <w:noProof/>
@@ -19356,7 +19623,7 @@
           <w:t xml:space="preserve">, </w:t>
         </w:r>
       </w:hyperlink>
-      <w:hyperlink r:id="rId430">
+      <w:hyperlink r:id="rId431">
         <w:r>
           <w:rPr>
             <w:i/>
@@ -19366,7 +19633,7 @@
           <w:t>42</w:t>
         </w:r>
       </w:hyperlink>
-      <w:hyperlink r:id="rId431">
+      <w:hyperlink r:id="rId432">
         <w:r>
           <w:rPr>
             <w:noProof/>
@@ -19388,7 +19655,7 @@
           <w:lang w:val="en-US"/>
         </w:rPr>
       </w:pPr>
-      <w:hyperlink r:id="rId432">
+      <w:hyperlink r:id="rId433">
         <w:r>
           <w:rPr>
             <w:noProof/>
@@ -19397,7 +19664,7 @@
           <w:t xml:space="preserve">Price, M., Kang, J., Dunn, J., &amp; Hopkins, S. (2011). Muscularity and Attractiveness as Predictors of Human Egalitarianism. </w:t>
         </w:r>
       </w:hyperlink>
-      <w:hyperlink r:id="rId433">
+      <w:hyperlink r:id="rId434">
         <w:r>
           <w:rPr>
             <w:i/>
@@ -19407,7 +19674,7 @@
           <w:t>Personality and Individual Differences</w:t>
         </w:r>
       </w:hyperlink>
-      <w:hyperlink r:id="rId434">
+      <w:hyperlink r:id="rId435">
         <w:r>
           <w:rPr>
             <w:noProof/>
@@ -19416,7 +19683,7 @@
           <w:t xml:space="preserve">, </w:t>
         </w:r>
       </w:hyperlink>
-      <w:hyperlink r:id="rId435">
+      <w:hyperlink r:id="rId436">
         <w:r>
           <w:rPr>
             <w:i/>
@@ -19426,7 +19693,7 @@
           <w:t>50</w:t>
         </w:r>
       </w:hyperlink>
-      <w:hyperlink r:id="rId436">
+      <w:hyperlink r:id="rId437">
         <w:r>
           <w:rPr>
             <w:noProof/>
@@ -19448,7 +19715,7 @@
           <w:lang w:val="en-US"/>
         </w:rPr>
       </w:pPr>
-      <w:hyperlink r:id="rId437">
+      <w:hyperlink r:id="rId438">
         <w:r>
           <w:rPr>
             <w:noProof/>
@@ -19457,7 +19724,7 @@
           <w:t xml:space="preserve">Ridgeway, C. L. (2011). </w:t>
         </w:r>
       </w:hyperlink>
-      <w:hyperlink r:id="rId438">
+      <w:hyperlink r:id="rId439">
         <w:r>
           <w:rPr>
             <w:i/>
@@ -19467,7 +19734,7 @@
           <w:t>Framed by gender: How gender inequality persists in the modern world</w:t>
         </w:r>
       </w:hyperlink>
-      <w:hyperlink r:id="rId439">
+      <w:hyperlink r:id="rId440">
         <w:r>
           <w:rPr>
             <w:noProof/>
@@ -19489,7 +19756,7 @@
           <w:lang w:val="en-US"/>
         </w:rPr>
       </w:pPr>
-      <w:hyperlink r:id="rId440">
+      <w:hyperlink r:id="rId441">
         <w:r>
           <w:rPr>
             <w:noProof/>
@@ -19498,7 +19765,7 @@
           <w:t xml:space="preserve">Ridgeway, C. L. (2014). Why status matters for inequality. </w:t>
         </w:r>
       </w:hyperlink>
-      <w:hyperlink r:id="rId441">
+      <w:hyperlink r:id="rId442">
         <w:r>
           <w:rPr>
             <w:i/>
@@ -19508,7 +19775,7 @@
           <w:t>American Sociological Review</w:t>
         </w:r>
       </w:hyperlink>
-      <w:hyperlink r:id="rId442">
+      <w:hyperlink r:id="rId443">
         <w:r>
           <w:rPr>
             <w:noProof/>
@@ -19517,7 +19784,7 @@
           <w:t xml:space="preserve">, </w:t>
         </w:r>
       </w:hyperlink>
-      <w:hyperlink r:id="rId443">
+      <w:hyperlink r:id="rId444">
         <w:r>
           <w:rPr>
             <w:i/>
@@ -19527,7 +19794,7 @@
           <w:t>79</w:t>
         </w:r>
       </w:hyperlink>
-      <w:hyperlink r:id="rId444">
+      <w:hyperlink r:id="rId445">
         <w:r>
           <w:rPr>
             <w:noProof/>
@@ -19549,7 +19816,7 @@
           <w:lang w:val="en-US"/>
         </w:rPr>
       </w:pPr>
-      <w:hyperlink r:id="rId445">
+      <w:hyperlink r:id="rId446">
         <w:r>
           <w:rPr>
             <w:noProof/>
@@ -19558,7 +19825,7 @@
           <w:t xml:space="preserve">Ridgeway, C. L., &amp; Correll, S. J. (2004). Unpacking the gender system: A theoretical perspective on gender beliefs and social relations. </w:t>
         </w:r>
       </w:hyperlink>
-      <w:hyperlink r:id="rId446">
+      <w:hyperlink r:id="rId447">
         <w:r>
           <w:rPr>
             <w:i/>
@@ -19568,7 +19835,7 @@
           <w:t>Gender &amp; Society</w:t>
         </w:r>
       </w:hyperlink>
-      <w:hyperlink r:id="rId447">
+      <w:hyperlink r:id="rId448">
         <w:r>
           <w:rPr>
             <w:noProof/>
@@ -19577,7 +19844,7 @@
           <w:t xml:space="preserve">, </w:t>
         </w:r>
       </w:hyperlink>
-      <w:hyperlink r:id="rId448">
+      <w:hyperlink r:id="rId449">
         <w:r>
           <w:rPr>
             <w:i/>
@@ -19587,7 +19854,7 @@
           <w:t>18</w:t>
         </w:r>
       </w:hyperlink>
-      <w:hyperlink r:id="rId449">
+      <w:hyperlink r:id="rId450">
         <w:r>
           <w:rPr>
             <w:noProof/>
@@ -19609,7 +19876,7 @@
           <w:lang w:val="en-US"/>
         </w:rPr>
       </w:pPr>
-      <w:hyperlink r:id="rId450">
+      <w:hyperlink r:id="rId451">
         <w:r>
           <w:rPr>
             <w:noProof/>
@@ -19618,7 +19885,7 @@
           <w:t xml:space="preserve">Riggle, E., Ottati, V., Wyer, R., Kuklinski, J., &amp; Schwarz, N. (1992). Bases of Political Judgments: The Role of Stereotypic and Nonstereotypic Information. </w:t>
         </w:r>
       </w:hyperlink>
-      <w:hyperlink r:id="rId451">
+      <w:hyperlink r:id="rId452">
         <w:r>
           <w:rPr>
             <w:i/>
@@ -19628,7 +19895,7 @@
           <w:t>Political Behavior</w:t>
         </w:r>
       </w:hyperlink>
-      <w:hyperlink r:id="rId452">
+      <w:hyperlink r:id="rId453">
         <w:r>
           <w:rPr>
             <w:noProof/>
@@ -19637,7 +19904,7 @@
           <w:t xml:space="preserve">, </w:t>
         </w:r>
       </w:hyperlink>
-      <w:hyperlink r:id="rId453">
+      <w:hyperlink r:id="rId454">
         <w:r>
           <w:rPr>
             <w:i/>
@@ -19647,7 +19914,7 @@
           <w:t>14</w:t>
         </w:r>
       </w:hyperlink>
-      <w:hyperlink r:id="rId454">
+      <w:hyperlink r:id="rId455">
         <w:r>
           <w:rPr>
             <w:noProof/>
@@ -19669,7 +19936,7 @@
           <w:lang w:val="en-US"/>
         </w:rPr>
       </w:pPr>
-      <w:hyperlink r:id="rId455">
+      <w:hyperlink r:id="rId456">
         <w:r>
           <w:rPr>
             <w:noProof/>
@@ -19678,7 +19945,7 @@
           <w:t xml:space="preserve">Rosar, U., Klein, M., &amp; Beckers, T. (2008). The Frog Pond Beauty Contest: Physical Attractiveness and Electoral Success of the Constituency Candidates at the North Rhine-Westphalia State Election of 2005. </w:t>
         </w:r>
       </w:hyperlink>
-      <w:hyperlink r:id="rId456">
+      <w:hyperlink r:id="rId457">
         <w:r>
           <w:rPr>
             <w:i/>
@@ -19688,7 +19955,7 @@
           <w:t>European Journal of Political Research</w:t>
         </w:r>
       </w:hyperlink>
-      <w:hyperlink r:id="rId457">
+      <w:hyperlink r:id="rId458">
         <w:r>
           <w:rPr>
             <w:noProof/>
@@ -19697,7 +19964,7 @@
           <w:t xml:space="preserve">, </w:t>
         </w:r>
       </w:hyperlink>
-      <w:hyperlink r:id="rId458">
+      <w:hyperlink r:id="rId459">
         <w:r>
           <w:rPr>
             <w:i/>
@@ -19707,7 +19974,7 @@
           <w:t>47</w:t>
         </w:r>
       </w:hyperlink>
-      <w:hyperlink r:id="rId459">
+      <w:hyperlink r:id="rId460">
         <w:r>
           <w:rPr>
             <w:noProof/>
@@ -19729,7 +19996,7 @@
           <w:lang w:val="en-US"/>
         </w:rPr>
       </w:pPr>
-      <w:hyperlink r:id="rId460">
+      <w:hyperlink r:id="rId461">
         <w:r>
           <w:rPr>
             <w:noProof/>
@@ -19738,7 +20005,7 @@
           <w:t xml:space="preserve">Rose, D., &amp; Harrison, E. (2007). The European socio-economic classification: A new social class schema for comparative European research. </w:t>
         </w:r>
       </w:hyperlink>
-      <w:hyperlink r:id="rId461">
+      <w:hyperlink r:id="rId462">
         <w:r>
           <w:rPr>
             <w:i/>
@@ -19748,7 +20015,7 @@
           <w:t>European Societies</w:t>
         </w:r>
       </w:hyperlink>
-      <w:hyperlink r:id="rId462">
+      <w:hyperlink r:id="rId463">
         <w:r>
           <w:rPr>
             <w:noProof/>
@@ -19757,7 +20024,7 @@
           <w:t xml:space="preserve">, </w:t>
         </w:r>
       </w:hyperlink>
-      <w:hyperlink r:id="rId463">
+      <w:hyperlink r:id="rId464">
         <w:r>
           <w:rPr>
             <w:i/>
@@ -19767,7 +20034,7 @@
           <w:t>9</w:t>
         </w:r>
       </w:hyperlink>
-      <w:hyperlink r:id="rId464">
+      <w:hyperlink r:id="rId465">
         <w:r>
           <w:rPr>
             <w:noProof/>
@@ -19789,7 +20056,7 @@
           <w:lang w:val="fi-FI"/>
         </w:rPr>
       </w:pPr>
-      <w:hyperlink r:id="rId465">
+      <w:hyperlink r:id="rId466">
         <w:r>
           <w:rPr>
             <w:noProof/>
@@ -19798,7 +20065,7 @@
           <w:t xml:space="preserve">Sarpila, O., Koivula, A., &amp; Kukkonen, I. (2021). </w:t>
         </w:r>
       </w:hyperlink>
-      <w:hyperlink r:id="rId466">
+      <w:hyperlink r:id="rId467">
         <w:r>
           <w:rPr>
             <w:i/>
@@ -19808,7 +20075,7 @@
           <w:t>Occupation-congruent appearance: A measuremental approach</w:t>
         </w:r>
       </w:hyperlink>
-      <w:hyperlink r:id="rId467">
+      <w:hyperlink r:id="rId468">
         <w:r>
           <w:rPr>
             <w:noProof/>
@@ -19837,7 +20104,7 @@
           <w:lang w:val="en-US"/>
         </w:rPr>
       </w:pPr>
-      <w:hyperlink r:id="rId468">
+      <w:hyperlink r:id="rId469">
         <w:r>
           <w:rPr>
             <w:noProof/>
@@ -19881,7 +20148,7 @@
           <w:t xml:space="preserve"> </w:t>
         </w:r>
       </w:hyperlink>
-      <w:hyperlink r:id="rId469">
+      <w:hyperlink r:id="rId470">
         <w:r>
           <w:rPr>
             <w:i/>
@@ -19891,7 +20158,7 @@
           <w:t>Poetics</w:t>
         </w:r>
       </w:hyperlink>
-      <w:hyperlink r:id="rId470">
+      <w:hyperlink r:id="rId471">
         <w:r>
           <w:rPr>
             <w:noProof/>
@@ -19900,7 +20167,7 @@
           <w:t xml:space="preserve">, </w:t>
         </w:r>
       </w:hyperlink>
-      <w:hyperlink r:id="rId471">
+      <w:hyperlink r:id="rId472">
         <w:r>
           <w:rPr>
             <w:i/>
@@ -19910,7 +20177,7 @@
           <w:t>82</w:t>
         </w:r>
       </w:hyperlink>
-      <w:hyperlink r:id="rId472">
+      <w:hyperlink r:id="rId473">
         <w:r>
           <w:rPr>
             <w:noProof/>
@@ -19932,7 +20199,7 @@
           <w:lang w:val="en-US"/>
         </w:rPr>
       </w:pPr>
-      <w:hyperlink r:id="rId473">
+      <w:hyperlink r:id="rId474">
         <w:r>
           <w:rPr>
             <w:noProof/>
@@ -19941,7 +20208,7 @@
           <w:t xml:space="preserve">Sarpila, O., Kukkonen, I., Pajunen, T., &amp; Åberg, E. (2021). </w:t>
         </w:r>
       </w:hyperlink>
-      <w:hyperlink r:id="rId474">
+      <w:hyperlink r:id="rId475">
         <w:r>
           <w:rPr>
             <w:i/>
@@ -19951,7 +20218,7 @@
           <w:t>Appearance as Capital: The Normative Regulation of Aesthetic Capital Accumulation and Conversion</w:t>
         </w:r>
       </w:hyperlink>
-      <w:hyperlink r:id="rId475">
+      <w:hyperlink r:id="rId476">
         <w:r>
           <w:rPr>
             <w:noProof/>
@@ -19973,7 +20240,7 @@
           <w:lang w:val="en-US"/>
         </w:rPr>
       </w:pPr>
-      <w:hyperlink r:id="rId476">
+      <w:hyperlink r:id="rId477">
         <w:r>
           <w:rPr>
             <w:noProof/>
@@ -19982,7 +20249,7 @@
           <w:t xml:space="preserve">Scholz, J., &amp; Sicinski, K. (2015). Facial Attractiveness and Lifetime Earnings: Evidence from a Cohort Study. </w:t>
         </w:r>
       </w:hyperlink>
-      <w:hyperlink r:id="rId477">
+      <w:hyperlink r:id="rId478">
         <w:r>
           <w:rPr>
             <w:i/>
@@ -19992,7 +20259,7 @@
           <w:t>Review of Economics and Statistics</w:t>
         </w:r>
       </w:hyperlink>
-      <w:hyperlink r:id="rId478">
+      <w:hyperlink r:id="rId479">
         <w:r>
           <w:rPr>
             <w:noProof/>
@@ -20001,7 +20268,7 @@
           <w:t xml:space="preserve">, </w:t>
         </w:r>
       </w:hyperlink>
-      <w:hyperlink r:id="rId479">
+      <w:hyperlink r:id="rId480">
         <w:r>
           <w:rPr>
             <w:i/>
@@ -20011,7 +20278,7 @@
           <w:t>97</w:t>
         </w:r>
       </w:hyperlink>
-      <w:hyperlink r:id="rId480">
+      <w:hyperlink r:id="rId481">
         <w:r>
           <w:rPr>
             <w:noProof/>
@@ -20033,7 +20300,7 @@
           <w:lang w:val="en-US"/>
         </w:rPr>
       </w:pPr>
-      <w:hyperlink r:id="rId481">
+      <w:hyperlink r:id="rId482">
         <w:r>
           <w:rPr>
             <w:noProof/>
@@ -20042,7 +20309,7 @@
           <w:t xml:space="preserve">Schubert, J., Curran, M. A., &amp; Strungaru, C. (2011). Physical Attractiveness, Issue Agreement, and Assimilation Effects in Candidate Appraisal. </w:t>
         </w:r>
       </w:hyperlink>
-      <w:hyperlink r:id="rId482">
+      <w:hyperlink r:id="rId483">
         <w:r>
           <w:rPr>
             <w:i/>
@@ -20052,7 +20319,7 @@
           <w:t>Politics and the Life Sciences</w:t>
         </w:r>
       </w:hyperlink>
-      <w:hyperlink r:id="rId483">
+      <w:hyperlink r:id="rId484">
         <w:r>
           <w:rPr>
             <w:noProof/>
@@ -20061,7 +20328,7 @@
           <w:t xml:space="preserve">, </w:t>
         </w:r>
       </w:hyperlink>
-      <w:hyperlink r:id="rId484">
+      <w:hyperlink r:id="rId485">
         <w:r>
           <w:rPr>
             <w:i/>
@@ -20071,7 +20338,7 @@
           <w:t>30</w:t>
         </w:r>
       </w:hyperlink>
-      <w:hyperlink r:id="rId485">
+      <w:hyperlink r:id="rId486">
         <w:r>
           <w:rPr>
             <w:noProof/>
@@ -20101,7 +20368,7 @@
           <w:lang w:val="en-US"/>
         </w:rPr>
       </w:pPr>
-      <w:hyperlink r:id="rId486">
+      <w:hyperlink r:id="rId487">
         <w:r>
           <w:rPr>
             <w:noProof/>
@@ -20110,7 +20377,7 @@
           <w:t xml:space="preserve">Shepsle, K. (1997). </w:t>
         </w:r>
       </w:hyperlink>
-      <w:hyperlink r:id="rId487">
+      <w:hyperlink r:id="rId488">
         <w:r>
           <w:rPr>
             <w:i/>
@@ -20120,7 +20387,7 @@
           <w:t xml:space="preserve">Analyzing Politics: Rationality, Behavior and </w:t>
         </w:r>
       </w:hyperlink>
-      <w:hyperlink r:id="rId488">
+      <w:hyperlink r:id="rId489">
         <w:r>
           <w:rPr>
             <w:i/>
@@ -20130,7 +20397,7 @@
           <w:t>Institutions</w:t>
         </w:r>
       </w:hyperlink>
-      <w:hyperlink r:id="rId489">
+      <w:hyperlink r:id="rId490">
         <w:r>
           <w:rPr>
             <w:noProof/>
@@ -20152,7 +20419,7 @@
           <w:lang w:val="en-US"/>
         </w:rPr>
       </w:pPr>
-      <w:hyperlink r:id="rId490">
+      <w:hyperlink r:id="rId491">
         <w:r>
           <w:rPr>
             <w:noProof/>
@@ -20161,7 +20428,7 @@
           <w:t xml:space="preserve">Sigelman, L., Sigelman, C., &amp; Fowler, C. (1987). A Bird of a Different Feather? An Experimental Investigation of Physical Attractiveness and the Electability of Female Candidates. </w:t>
         </w:r>
       </w:hyperlink>
-      <w:hyperlink r:id="rId491">
+      <w:hyperlink r:id="rId492">
         <w:r>
           <w:rPr>
             <w:i/>
@@ -20171,7 +20438,7 @@
           <w:t>Social Psychology Quarterly</w:t>
         </w:r>
       </w:hyperlink>
-      <w:hyperlink r:id="rId492">
+      <w:hyperlink r:id="rId493">
         <w:r>
           <w:rPr>
             <w:noProof/>
@@ -20180,7 +20447,7 @@
           <w:t xml:space="preserve">, </w:t>
         </w:r>
       </w:hyperlink>
-      <w:hyperlink r:id="rId493">
+      <w:hyperlink r:id="rId494">
         <w:r>
           <w:rPr>
             <w:i/>
@@ -20190,7 +20457,7 @@
           <w:t>50</w:t>
         </w:r>
       </w:hyperlink>
-      <w:hyperlink r:id="rId494">
+      <w:hyperlink r:id="rId495">
         <w:r>
           <w:rPr>
             <w:noProof/>
@@ -20212,7 +20479,7 @@
           <w:lang w:val="en-US"/>
         </w:rPr>
       </w:pPr>
-      <w:hyperlink r:id="rId495">
+      <w:hyperlink r:id="rId496">
         <w:r>
           <w:rPr>
             <w:noProof/>
@@ -20221,7 +20488,7 @@
           <w:t xml:space="preserve">Stockemer, D., &amp; Praino, R. (2019). The Good, the Bad and the Ugly: Do Attractive Politicians Get a “Break” When They are Involved in Scandals? </w:t>
         </w:r>
       </w:hyperlink>
-      <w:hyperlink r:id="rId496">
+      <w:hyperlink r:id="rId497">
         <w:r>
           <w:rPr>
             <w:i/>
@@ -20231,7 +20498,7 @@
           <w:t>Political Behavior</w:t>
         </w:r>
       </w:hyperlink>
-      <w:hyperlink r:id="rId497">
+      <w:hyperlink r:id="rId498">
         <w:r>
           <w:rPr>
             <w:noProof/>
@@ -20240,7 +20507,7 @@
           <w:t xml:space="preserve">, </w:t>
         </w:r>
       </w:hyperlink>
-      <w:hyperlink r:id="rId498">
+      <w:hyperlink r:id="rId499">
         <w:r>
           <w:rPr>
             <w:i/>
@@ -20250,7 +20517,7 @@
           <w:t>41</w:t>
         </w:r>
       </w:hyperlink>
-      <w:hyperlink r:id="rId499">
+      <w:hyperlink r:id="rId500">
         <w:r>
           <w:rPr>
             <w:noProof/>
@@ -20272,7 +20539,7 @@
           <w:lang w:val="en-US"/>
         </w:rPr>
       </w:pPr>
-      <w:hyperlink r:id="rId500">
+      <w:hyperlink r:id="rId501">
         <w:r>
           <w:rPr>
             <w:noProof/>
@@ -20281,7 +20548,7 @@
           <w:t xml:space="preserve">Todorov, A., Mandisodza, A., Goren, A., &amp; Hall, C. (2005). Inferences of Competence from Faces Predict Election Outcomes. </w:t>
         </w:r>
       </w:hyperlink>
-      <w:hyperlink r:id="rId501">
+      <w:hyperlink r:id="rId502">
         <w:r>
           <w:rPr>
             <w:i/>
@@ -20291,7 +20558,7 @@
           <w:t>Science</w:t>
         </w:r>
       </w:hyperlink>
-      <w:hyperlink r:id="rId502">
+      <w:hyperlink r:id="rId503">
         <w:r>
           <w:rPr>
             <w:noProof/>
@@ -20300,7 +20567,7 @@
           <w:t xml:space="preserve">, </w:t>
         </w:r>
       </w:hyperlink>
-      <w:hyperlink r:id="rId503">
+      <w:hyperlink r:id="rId504">
         <w:r>
           <w:rPr>
             <w:i/>
@@ -20310,7 +20577,7 @@
           <w:t>308</w:t>
         </w:r>
       </w:hyperlink>
-      <w:hyperlink r:id="rId504">
+      <w:hyperlink r:id="rId505">
         <w:r>
           <w:rPr>
             <w:noProof/>
@@ -20332,7 +20599,7 @@
           <w:lang w:val="en-US"/>
         </w:rPr>
       </w:pPr>
-      <w:hyperlink r:id="rId505">
+      <w:hyperlink r:id="rId506">
         <w:r>
           <w:rPr>
             <w:noProof/>
@@ -20341,7 +20608,7 @@
           <w:t xml:space="preserve">Treiman, D. J. (1977). </w:t>
         </w:r>
       </w:hyperlink>
-      <w:hyperlink r:id="rId506">
+      <w:hyperlink r:id="rId507">
         <w:r>
           <w:rPr>
             <w:i/>
@@ -20351,7 +20618,7 @@
           <w:t>Occupational Prestige in Comparative Perspective.</w:t>
         </w:r>
       </w:hyperlink>
-      <w:hyperlink r:id="rId507">
+      <w:hyperlink r:id="rId508">
         <w:r>
           <w:rPr>
             <w:noProof/>
@@ -20360,7 +20627,7 @@
           <w:t xml:space="preserve"> Academic </w:t>
         </w:r>
       </w:hyperlink>
-      <w:hyperlink r:id="rId508">
+      <w:hyperlink r:id="rId509">
         <w:r>
           <w:rPr>
             <w:noProof/>
@@ -20369,7 +20636,7 @@
           <w:t>Press</w:t>
         </w:r>
       </w:hyperlink>
-      <w:hyperlink r:id="rId509">
+      <w:hyperlink r:id="rId510">
         <w:r>
           <w:rPr>
             <w:noProof/>
@@ -20391,7 +20658,7 @@
           <w:lang w:val="en-US"/>
         </w:rPr>
       </w:pPr>
-      <w:hyperlink r:id="rId510">
+      <w:hyperlink r:id="rId511">
         <w:r>
           <w:rPr>
             <w:noProof/>
@@ -20400,7 +20667,7 @@
           <w:t xml:space="preserve">Tu, M., Gilbert, E. K., &amp; Bono, J. E. (2022). Is beauty more than skin deep? Attractiveness, power, and nonverbal presence in evaluations of </w:t>
         </w:r>
       </w:hyperlink>
-      <w:hyperlink r:id="rId511">
+      <w:hyperlink r:id="rId512">
         <w:r>
           <w:rPr>
             <w:noProof/>
@@ -20409,7 +20676,7 @@
           <w:t>hireability</w:t>
         </w:r>
       </w:hyperlink>
-      <w:hyperlink r:id="rId512">
+      <w:hyperlink r:id="rId513">
         <w:r>
           <w:rPr>
             <w:noProof/>
@@ -20418,7 +20685,7 @@
           <w:t xml:space="preserve">. </w:t>
         </w:r>
       </w:hyperlink>
-      <w:hyperlink r:id="rId513">
+      <w:hyperlink r:id="rId514">
         <w:r>
           <w:rPr>
             <w:i/>
@@ -20428,7 +20695,7 @@
           <w:t>Personnel Psychology</w:t>
         </w:r>
       </w:hyperlink>
-      <w:hyperlink r:id="rId514">
+      <w:hyperlink r:id="rId515">
         <w:r>
           <w:rPr>
             <w:noProof/>
@@ -20437,7 +20704,7 @@
           <w:t xml:space="preserve">, </w:t>
         </w:r>
       </w:hyperlink>
-      <w:hyperlink r:id="rId515">
+      <w:hyperlink r:id="rId516">
         <w:r>
           <w:rPr>
             <w:i/>
@@ -20447,7 +20714,7 @@
           <w:t>75</w:t>
         </w:r>
       </w:hyperlink>
-      <w:hyperlink r:id="rId516">
+      <w:hyperlink r:id="rId517">
         <w:r>
           <w:rPr>
             <w:noProof/>
@@ -20469,7 +20736,7 @@
           <w:lang w:val="en-US"/>
         </w:rPr>
       </w:pPr>
-      <w:hyperlink r:id="rId517">
+      <w:hyperlink r:id="rId518">
         <w:r>
           <w:rPr>
             <w:noProof/>
@@ -20478,7 +20745,7 @@
           <w:t xml:space="preserve">Tversky, A., &amp; Kahneman, D. (1973). Availability: A heuristic for judging frequency and probability. </w:t>
         </w:r>
       </w:hyperlink>
-      <w:hyperlink r:id="rId518">
+      <w:hyperlink r:id="rId519">
         <w:r>
           <w:rPr>
             <w:i/>
@@ -20488,7 +20755,7 @@
           <w:t>Cognitive Psychology</w:t>
         </w:r>
       </w:hyperlink>
-      <w:hyperlink r:id="rId519">
+      <w:hyperlink r:id="rId520">
         <w:r>
           <w:rPr>
             <w:noProof/>
@@ -20497,7 +20764,7 @@
           <w:t xml:space="preserve">, </w:t>
         </w:r>
       </w:hyperlink>
-      <w:hyperlink r:id="rId520">
+      <w:hyperlink r:id="rId521">
         <w:r>
           <w:rPr>
             <w:i/>
@@ -20507,7 +20774,7 @@
           <w:t>5</w:t>
         </w:r>
       </w:hyperlink>
-      <w:hyperlink r:id="rId521">
+      <w:hyperlink r:id="rId522">
         <w:r>
           <w:rPr>
             <w:noProof/>
@@ -20529,7 +20796,7 @@
           <w:lang w:val="en-US"/>
         </w:rPr>
       </w:pPr>
-      <w:hyperlink r:id="rId522">
+      <w:hyperlink r:id="rId523">
         <w:r>
           <w:rPr>
             <w:noProof/>
@@ -20538,7 +20805,7 @@
           <w:t xml:space="preserve">Tversky, A., &amp; Kahneman, D. (1974). Judgment under uncertainty: Heuristics and biases. </w:t>
         </w:r>
       </w:hyperlink>
-      <w:hyperlink r:id="rId523">
+      <w:hyperlink r:id="rId524">
         <w:r>
           <w:rPr>
             <w:i/>
@@ -20548,7 +20815,7 @@
           <w:t>Science</w:t>
         </w:r>
       </w:hyperlink>
-      <w:hyperlink r:id="rId524">
+      <w:hyperlink r:id="rId525">
         <w:r>
           <w:rPr>
             <w:noProof/>
@@ -20557,7 +20824,7 @@
           <w:t xml:space="preserve">, </w:t>
         </w:r>
       </w:hyperlink>
-      <w:hyperlink r:id="rId525">
+      <w:hyperlink r:id="rId526">
         <w:r>
           <w:rPr>
             <w:i/>
@@ -20567,7 +20834,7 @@
           <w:t>185</w:t>
         </w:r>
       </w:hyperlink>
-      <w:hyperlink r:id="rId526">
+      <w:hyperlink r:id="rId527">
         <w:r>
           <w:rPr>
             <w:noProof/>
@@ -20589,7 +20856,7 @@
           <w:lang w:val="en-US"/>
         </w:rPr>
       </w:pPr>
-      <w:hyperlink r:id="rId527">
+      <w:hyperlink r:id="rId528">
         <w:r>
           <w:rPr>
             <w:noProof/>
@@ -20626,7 +20893,7 @@
           <w:t xml:space="preserve">: The Development of Children’s Perception and </w:t>
         </w:r>
       </w:hyperlink>
-      <w:hyperlink r:id="rId528">
+      <w:hyperlink r:id="rId529">
         <w:r>
           <w:rPr>
             <w:noProof/>
@@ -20635,7 +20902,7 @@
           <w:t>Judgment</w:t>
         </w:r>
       </w:hyperlink>
-      <w:hyperlink r:id="rId529">
+      <w:hyperlink r:id="rId530">
         <w:r>
           <w:rPr>
             <w:noProof/>
@@ -20644,7 +20911,7 @@
           <w:t xml:space="preserve"> of Social Class. </w:t>
         </w:r>
       </w:hyperlink>
-      <w:hyperlink r:id="rId530">
+      <w:hyperlink r:id="rId531">
         <w:r>
           <w:rPr>
             <w:i/>
@@ -20654,7 +20921,7 @@
           <w:t>Sociology</w:t>
         </w:r>
       </w:hyperlink>
-      <w:hyperlink r:id="rId531">
+      <w:hyperlink r:id="rId532">
         <w:r>
           <w:rPr>
             <w:noProof/>
@@ -20663,7 +20930,7 @@
           <w:t xml:space="preserve">, </w:t>
         </w:r>
       </w:hyperlink>
-      <w:hyperlink r:id="rId532">
+      <w:hyperlink r:id="rId533">
         <w:r>
           <w:rPr>
             <w:i/>
@@ -20673,7 +20940,7 @@
           <w:t>55</w:t>
         </w:r>
       </w:hyperlink>
-      <w:hyperlink r:id="rId533">
+      <w:hyperlink r:id="rId534">
         <w:r>
           <w:rPr>
             <w:noProof/>
@@ -20695,7 +20962,7 @@
           <w:lang w:val="en-US"/>
         </w:rPr>
       </w:pPr>
-      <w:hyperlink r:id="rId534">
+      <w:hyperlink r:id="rId535">
         <w:r>
           <w:rPr>
             <w:noProof/>
@@ -20704,7 +20971,7 @@
           <w:t xml:space="preserve">Veblen, T. (1994). </w:t>
         </w:r>
       </w:hyperlink>
-      <w:hyperlink r:id="rId535">
+      <w:hyperlink r:id="rId536">
         <w:r>
           <w:rPr>
             <w:i/>
@@ -20788,7 +21055,7 @@
           <w:lang w:val="en-US"/>
         </w:rPr>
       </w:pPr>
-      <w:hyperlink r:id="rId536">
+      <w:hyperlink r:id="rId537">
         <w:r>
           <w:rPr>
             <w:noProof/>
@@ -20797,7 +21064,7 @@
           <w:t xml:space="preserve">Waltl, S. (2022). Wealth Inequality: A Hybrid Approach Toward Multidimensional Distributional National Accounts In Europe. </w:t>
         </w:r>
       </w:hyperlink>
-      <w:hyperlink r:id="rId537">
+      <w:hyperlink r:id="rId538">
         <w:r>
           <w:rPr>
             <w:i/>
@@ -20807,7 +21074,7 @@
           <w:t>Review of Income and Wealth</w:t>
         </w:r>
       </w:hyperlink>
-      <w:hyperlink r:id="rId538">
+      <w:hyperlink r:id="rId539">
         <w:r>
           <w:rPr>
             <w:noProof/>
@@ -20816,7 +21083,7 @@
           <w:t xml:space="preserve">, </w:t>
         </w:r>
       </w:hyperlink>
-      <w:hyperlink r:id="rId539">
+      <w:hyperlink r:id="rId540">
         <w:r>
           <w:rPr>
             <w:i/>
@@ -20826,7 +21093,7 @@
           <w:t>68</w:t>
         </w:r>
       </w:hyperlink>
-      <w:hyperlink r:id="rId540">
+      <w:hyperlink r:id="rId541">
         <w:r>
           <w:rPr>
             <w:noProof/>
@@ -20848,7 +21115,7 @@
           <w:lang w:val="en-US"/>
         </w:rPr>
       </w:pPr>
-      <w:hyperlink r:id="rId541">
+      <w:hyperlink r:id="rId542">
         <w:r>
           <w:rPr>
             <w:noProof/>
@@ -20857,7 +21124,7 @@
           <w:t xml:space="preserve">Weber, M. (1978). </w:t>
         </w:r>
       </w:hyperlink>
-      <w:hyperlink r:id="rId542">
+      <w:hyperlink r:id="rId543">
         <w:r>
           <w:rPr>
             <w:i/>
@@ -20867,7 +21134,7 @@
           <w:t>Economy and society: An outline of interpretive sociology</w:t>
         </w:r>
       </w:hyperlink>
-      <w:hyperlink r:id="rId543">
+      <w:hyperlink r:id="rId544">
         <w:r>
           <w:rPr>
             <w:noProof/>
@@ -20903,7 +21170,7 @@
           <w:lang w:val="en-US"/>
         </w:rPr>
       </w:pPr>
-      <w:hyperlink r:id="rId544">
+      <w:hyperlink r:id="rId545">
         <w:r>
           <w:rPr>
             <w:noProof/>
@@ -20912,7 +21179,7 @@
           <w:t xml:space="preserve">Webster, M., &amp; Driskell, J. E. (1983). Beauty as status. </w:t>
         </w:r>
       </w:hyperlink>
-      <w:hyperlink r:id="rId545">
+      <w:hyperlink r:id="rId546">
         <w:r>
           <w:rPr>
             <w:i/>
@@ -20922,7 +21189,7 @@
           <w:t>American Journal of Sociology</w:t>
         </w:r>
       </w:hyperlink>
-      <w:hyperlink r:id="rId546">
+      <w:hyperlink r:id="rId547">
         <w:r>
           <w:rPr>
             <w:noProof/>
@@ -20931,7 +21198,7 @@
           <w:t xml:space="preserve">, </w:t>
         </w:r>
       </w:hyperlink>
-      <w:hyperlink r:id="rId547">
+      <w:hyperlink r:id="rId548">
         <w:r>
           <w:rPr>
             <w:i/>
@@ -20941,7 +21208,7 @@
           <w:t>89</w:t>
         </w:r>
       </w:hyperlink>
-      <w:hyperlink r:id="rId548">
+      <w:hyperlink r:id="rId549">
         <w:r>
           <w:rPr>
             <w:noProof/>
@@ -20963,7 +21230,7 @@
           <w:lang w:val="en-US"/>
         </w:rPr>
       </w:pPr>
-      <w:hyperlink r:id="rId549">
+      <w:hyperlink r:id="rId550">
         <w:r>
           <w:rPr>
             <w:noProof/>
@@ -20972,7 +21239,7 @@
           <w:t xml:space="preserve">Wigginton, M., &amp; Stockemer, D. (2021). The Limits of the Attractiveness Premium in Elections. </w:t>
         </w:r>
       </w:hyperlink>
-      <w:hyperlink r:id="rId550">
+      <w:hyperlink r:id="rId551">
         <w:r>
           <w:rPr>
             <w:i/>
@@ -20982,7 +21249,7 @@
           <w:t>Electoral Studies</w:t>
         </w:r>
       </w:hyperlink>
-      <w:hyperlink r:id="rId551">
+      <w:hyperlink r:id="rId552">
         <w:r>
           <w:rPr>
             <w:noProof/>
@@ -20991,7 +21258,7 @@
           <w:t xml:space="preserve">, </w:t>
         </w:r>
       </w:hyperlink>
-      <w:hyperlink r:id="rId552">
+      <w:hyperlink r:id="rId553">
         <w:r>
           <w:rPr>
             <w:i/>
@@ -21001,7 +21268,7 @@
           <w:t>70</w:t>
         </w:r>
       </w:hyperlink>
-      <w:hyperlink r:id="rId553">
+      <w:hyperlink r:id="rId554">
         <w:r>
           <w:rPr>
             <w:noProof/>
@@ -21023,7 +21290,7 @@
           <w:lang w:val="en-US"/>
         </w:rPr>
       </w:pPr>
-      <w:hyperlink r:id="rId554">
+      <w:hyperlink r:id="rId555">
         <w:r>
           <w:rPr>
             <w:noProof/>
@@ -21032,7 +21299,7 @@
           <w:t xml:space="preserve">Wilkinson, R., &amp; Pickett, K. (2020). </w:t>
         </w:r>
       </w:hyperlink>
-      <w:hyperlink r:id="rId555">
+      <w:hyperlink r:id="rId556">
         <w:r>
           <w:rPr>
             <w:i/>
@@ -21042,7 +21309,7 @@
           <w:t>The inner level: How more equal societies reduce stress, restore sanity and improve everyone’s well-being</w:t>
         </w:r>
       </w:hyperlink>
-      <w:hyperlink r:id="rId556">
+      <w:hyperlink r:id="rId557">
         <w:r>
           <w:rPr>
             <w:noProof/>
@@ -21064,7 +21331,7 @@
           <w:lang w:val="en-US"/>
         </w:rPr>
       </w:pPr>
-      <w:hyperlink r:id="rId557">
+      <w:hyperlink r:id="rId558">
         <w:r>
           <w:rPr>
             <w:noProof/>
@@ -21073,7 +21340,7 @@
           <w:t xml:space="preserve">Wong, J. S., &amp; Penner, A. M. (2016). Gender and the returns to attractiveness. </w:t>
         </w:r>
       </w:hyperlink>
-      <w:hyperlink r:id="rId558">
+      <w:hyperlink r:id="rId559">
         <w:r>
           <w:rPr>
             <w:i/>
@@ -21083,7 +21350,7 @@
           <w:t>Research in Social Stratification and Mobility</w:t>
         </w:r>
       </w:hyperlink>
-      <w:hyperlink r:id="rId559">
+      <w:hyperlink r:id="rId560">
         <w:r>
           <w:rPr>
             <w:noProof/>
@@ -21092,7 +21359,7 @@
           <w:t xml:space="preserve">, </w:t>
         </w:r>
       </w:hyperlink>
-      <w:hyperlink r:id="rId560">
+      <w:hyperlink r:id="rId561">
         <w:r>
           <w:rPr>
             <w:i/>
@@ -21102,7 +21369,7 @@
           <w:t>44</w:t>
         </w:r>
       </w:hyperlink>
-      <w:hyperlink r:id="rId561">
+      <w:hyperlink r:id="rId562">
         <w:r>
           <w:rPr>
             <w:noProof/>
@@ -21215,7 +21482,25 @@
           <w:szCs w:val="20"/>
           <w:lang w:val="en-US"/>
         </w:rPr>
-        <w:t>uthors are listed in alphabetical order. Hector Bahamonde is a Senior Researcher at the University of Turku</w:t>
+        <w:t xml:space="preserve">uthors are listed in alphabetical order. Hector </w:t>
+      </w:r>
+      <w:proofErr w:type="spellStart"/>
+      <w:r>
+        <w:rPr>
+          <w:sz w:val="20"/>
+          <w:szCs w:val="20"/>
+          <w:lang w:val="en-US"/>
+        </w:rPr>
+        <w:t>Bahamonde</w:t>
+      </w:r>
+      <w:proofErr w:type="spellEnd"/>
+      <w:r>
+        <w:rPr>
+          <w:sz w:val="20"/>
+          <w:szCs w:val="20"/>
+          <w:lang w:val="en-US"/>
+        </w:rPr>
+        <w:t xml:space="preserve"> is a Senior Researcher at the University of Turku</w:t>
       </w:r>
       <w:r>
         <w:rPr>
@@ -21287,7 +21572,43 @@
           <w:szCs w:val="20"/>
           <w:lang w:val="en-US"/>
         </w:rPr>
-        <w:t>). Outi Sarpila (</w:t>
+        <w:t xml:space="preserve">). </w:t>
+      </w:r>
+      <w:proofErr w:type="spellStart"/>
+      <w:r>
+        <w:rPr>
+          <w:sz w:val="20"/>
+          <w:szCs w:val="20"/>
+          <w:lang w:val="en-US"/>
+        </w:rPr>
+        <w:t>Outi</w:t>
+      </w:r>
+      <w:proofErr w:type="spellEnd"/>
+      <w:r>
+        <w:rPr>
+          <w:sz w:val="20"/>
+          <w:szCs w:val="20"/>
+          <w:lang w:val="en-US"/>
+        </w:rPr>
+        <w:t xml:space="preserve"> </w:t>
+      </w:r>
+      <w:proofErr w:type="spellStart"/>
+      <w:r>
+        <w:rPr>
+          <w:sz w:val="20"/>
+          <w:szCs w:val="20"/>
+          <w:lang w:val="en-US"/>
+        </w:rPr>
+        <w:t>Sarpila</w:t>
+      </w:r>
+      <w:proofErr w:type="spellEnd"/>
+      <w:r>
+        <w:rPr>
+          <w:sz w:val="20"/>
+          <w:szCs w:val="20"/>
+          <w:lang w:val="en-US"/>
+        </w:rPr>
+        <w:t xml:space="preserve"> (</w:t>
       </w:r>
       <w:hyperlink r:id="rId3">
         <w:r>
@@ -21331,23 +21652,25 @@
           <w:szCs w:val="20"/>
           <w:lang w:val="en-US"/>
         </w:rPr>
-        <w:t xml:space="preserve"> Richard Lau, David Redlawsk, Tessa di Tonto, and</w:t>
-      </w:r>
+        <w:t xml:space="preserve"> Richard Lau, David </w:t>
+      </w:r>
+      <w:proofErr w:type="spellStart"/>
       <w:r>
         <w:rPr>
           <w:sz w:val="20"/>
           <w:szCs w:val="20"/>
           <w:lang w:val="en-US"/>
         </w:rPr>
-        <w:t xml:space="preserve"> the participants and organizers of the talks at the 2022 INVEST Research Seminar (Turku, Finland), the 2022 SOMA Workshop (Svartå, Finland), and the 2022 Nordic Sociological Association Conference (Reykjavik, Iceland). This project was funded by Sarpila’s Academy of Finland </w:t>
-      </w:r>
+        <w:t>Redlawsk</w:t>
+      </w:r>
+      <w:proofErr w:type="spellEnd"/>
       <w:r>
         <w:rPr>
           <w:sz w:val="20"/>
           <w:szCs w:val="20"/>
           <w:lang w:val="en-US"/>
         </w:rPr>
-        <w:t>(</w:t>
+        <w:t>, Tessa di Tonto, and</w:t>
       </w:r>
       <w:r>
         <w:rPr>
@@ -21355,16 +21678,87 @@
           <w:szCs w:val="20"/>
           <w:lang w:val="en-US"/>
         </w:rPr>
-        <w:t>decision number 325813</w:t>
-      </w:r>
+        <w:t xml:space="preserve"> the participants and organizers of the talks at the 2022 INVEST Research Seminar (Turku, Finland), the 2022 SOMA Workshop (</w:t>
+      </w:r>
+      <w:proofErr w:type="spellStart"/>
       <w:r>
         <w:rPr>
           <w:sz w:val="20"/>
           <w:szCs w:val="20"/>
           <w:lang w:val="en-US"/>
         </w:rPr>
-        <w:t xml:space="preserve">) and by Bahamonde’s ANID </w:t>
-      </w:r>
+        <w:t>Svartå</w:t>
+      </w:r>
+      <w:proofErr w:type="spellEnd"/>
+      <w:r>
+        <w:rPr>
+          <w:sz w:val="20"/>
+          <w:szCs w:val="20"/>
+          <w:lang w:val="en-US"/>
+        </w:rPr>
+        <w:t xml:space="preserve">, Finland), and the 2022 Nordic Sociological Association Conference (Reykjavik, Iceland). This project was funded by </w:t>
+      </w:r>
+      <w:proofErr w:type="spellStart"/>
+      <w:r>
+        <w:rPr>
+          <w:sz w:val="20"/>
+          <w:szCs w:val="20"/>
+          <w:lang w:val="en-US"/>
+        </w:rPr>
+        <w:t>Sarpila’s</w:t>
+      </w:r>
+      <w:proofErr w:type="spellEnd"/>
+      <w:r>
+        <w:rPr>
+          <w:sz w:val="20"/>
+          <w:szCs w:val="20"/>
+          <w:lang w:val="en-US"/>
+        </w:rPr>
+        <w:t xml:space="preserve"> Academy of Finland </w:t>
+      </w:r>
+      <w:r>
+        <w:rPr>
+          <w:sz w:val="20"/>
+          <w:szCs w:val="20"/>
+          <w:lang w:val="en-US"/>
+        </w:rPr>
+        <w:t>(</w:t>
+      </w:r>
+      <w:r>
+        <w:rPr>
+          <w:sz w:val="20"/>
+          <w:szCs w:val="20"/>
+          <w:lang w:val="en-US"/>
+        </w:rPr>
+        <w:t>decision number 325813</w:t>
+      </w:r>
+      <w:r>
+        <w:rPr>
+          <w:sz w:val="20"/>
+          <w:szCs w:val="20"/>
+          <w:lang w:val="en-US"/>
+        </w:rPr>
+        <w:t xml:space="preserve">) and by </w:t>
+      </w:r>
+      <w:proofErr w:type="spellStart"/>
+      <w:r>
+        <w:rPr>
+          <w:sz w:val="20"/>
+          <w:szCs w:val="20"/>
+          <w:lang w:val="en-US"/>
+        </w:rPr>
+        <w:t>Bahamonde’s</w:t>
+      </w:r>
+      <w:proofErr w:type="spellEnd"/>
+      <w:r>
+        <w:rPr>
+          <w:sz w:val="20"/>
+          <w:szCs w:val="20"/>
+          <w:lang w:val="en-US"/>
+        </w:rPr>
+        <w:t xml:space="preserve"> ANID </w:t>
+      </w:r>
+      <w:proofErr w:type="spellStart"/>
       <w:r>
         <w:rPr>
           <w:i/>
@@ -21373,8 +21767,31 @@
           <w:szCs w:val="20"/>
           <w:lang w:val="en-US"/>
         </w:rPr>
-        <w:t>Fondecyt Iniciación</w:t>
-      </w:r>
+        <w:t>Fondecyt</w:t>
+      </w:r>
+      <w:proofErr w:type="spellEnd"/>
+      <w:r>
+        <w:rPr>
+          <w:i/>
+          <w:iCs/>
+          <w:sz w:val="20"/>
+          <w:szCs w:val="20"/>
+          <w:lang w:val="en-US"/>
+        </w:rPr>
+        <w:t xml:space="preserve"> </w:t>
+      </w:r>
+      <w:proofErr w:type="spellStart"/>
+      <w:r>
+        <w:rPr>
+          <w:i/>
+          <w:iCs/>
+          <w:sz w:val="20"/>
+          <w:szCs w:val="20"/>
+          <w:lang w:val="en-US"/>
+        </w:rPr>
+        <w:t>Iniciación</w:t>
+      </w:r>
+      <w:proofErr w:type="spellEnd"/>
       <w:r>
         <w:rPr>
           <w:sz w:val="20"/>
@@ -21660,7 +22077,25 @@
             <w:szCs w:val="20"/>
             <w:lang w:val="en-US"/>
           </w:rPr>
-          <w:t>Scholz &amp; Sicinski, 2015)</w:t>
+          <w:t xml:space="preserve">Scholz &amp; </w:t>
+        </w:r>
+        <w:proofErr w:type="spellStart"/>
+        <w:r>
+          <w:rPr>
+            <w:sz w:val="20"/>
+            <w:szCs w:val="20"/>
+            <w:lang w:val="en-US"/>
+          </w:rPr>
+          <w:t>Sicinski</w:t>
+        </w:r>
+        <w:proofErr w:type="spellEnd"/>
+        <w:r>
+          <w:rPr>
+            <w:sz w:val="20"/>
+            <w:szCs w:val="20"/>
+            <w:lang w:val="en-US"/>
+          </w:rPr>
+          <w:t>, 2015)</w:t>
         </w:r>
       </w:hyperlink>
       <w:r>
@@ -21763,7 +22198,25 @@
           <w:szCs w:val="20"/>
           <w:lang w:val="en-US"/>
         </w:rPr>
-        <w:t xml:space="preserve">the Åland region </w:t>
+        <w:t xml:space="preserve">the </w:t>
+      </w:r>
+      <w:proofErr w:type="spellStart"/>
+      <w:r>
+        <w:rPr>
+          <w:sz w:val="20"/>
+          <w:szCs w:val="20"/>
+          <w:lang w:val="en-US"/>
+        </w:rPr>
+        <w:t>Åland</w:t>
+      </w:r>
+      <w:proofErr w:type="spellEnd"/>
+      <w:r>
+        <w:rPr>
+          <w:sz w:val="20"/>
+          <w:szCs w:val="20"/>
+          <w:lang w:val="en-US"/>
+        </w:rPr>
+        <w:t xml:space="preserve"> region </w:t>
       </w:r>
       <w:r>
         <w:rPr>
@@ -22013,6 +22466,7 @@
         </w:rPr>
         <w:t xml:space="preserve"> (</w:t>
       </w:r>
+      <w:proofErr w:type="spellStart"/>
       <w:r>
         <w:rPr>
           <w:i/>
@@ -22020,8 +22474,29 @@
           <w:szCs w:val="20"/>
           <w:lang w:val="en-US"/>
         </w:rPr>
-        <w:t>Kielitoimiston sanakirja</w:t>
-      </w:r>
+        <w:t>Kielitoimiston</w:t>
+      </w:r>
+      <w:proofErr w:type="spellEnd"/>
+      <w:r>
+        <w:rPr>
+          <w:i/>
+          <w:sz w:val="20"/>
+          <w:szCs w:val="20"/>
+          <w:lang w:val="en-US"/>
+        </w:rPr>
+        <w:t xml:space="preserve"> </w:t>
+      </w:r>
+      <w:proofErr w:type="spellStart"/>
+      <w:r>
+        <w:rPr>
+          <w:i/>
+          <w:sz w:val="20"/>
+          <w:szCs w:val="20"/>
+          <w:lang w:val="en-US"/>
+        </w:rPr>
+        <w:t>sanakirja</w:t>
+      </w:r>
+      <w:proofErr w:type="spellEnd"/>
       <w:r>
         <w:rPr>
           <w:sz w:val="20"/>
@@ -22223,7 +22698,43 @@
             <w:szCs w:val="20"/>
             <w:lang w:val="en-US"/>
           </w:rPr>
-          <w:t>(Berggren et al., 2010, 2017; see also, Price et al., 2011; Belmi &amp; Neale, 2014; Olivola et al., 2018)</w:t>
+          <w:t xml:space="preserve">(Berggren et al., 2010, 2017; see also, Price et al., 2011; </w:t>
+        </w:r>
+        <w:proofErr w:type="spellStart"/>
+        <w:r>
+          <w:rPr>
+            <w:sz w:val="20"/>
+            <w:szCs w:val="20"/>
+            <w:lang w:val="en-US"/>
+          </w:rPr>
+          <w:t>Belmi</w:t>
+        </w:r>
+        <w:proofErr w:type="spellEnd"/>
+        <w:r>
+          <w:rPr>
+            <w:sz w:val="20"/>
+            <w:szCs w:val="20"/>
+            <w:lang w:val="en-US"/>
+          </w:rPr>
+          <w:t xml:space="preserve"> &amp; Neale, 2014; </w:t>
+        </w:r>
+        <w:proofErr w:type="spellStart"/>
+        <w:r>
+          <w:rPr>
+            <w:sz w:val="20"/>
+            <w:szCs w:val="20"/>
+            <w:lang w:val="en-US"/>
+          </w:rPr>
+          <w:t>Olivola</w:t>
+        </w:r>
+        <w:proofErr w:type="spellEnd"/>
+        <w:r>
+          <w:rPr>
+            <w:sz w:val="20"/>
+            <w:szCs w:val="20"/>
+            <w:lang w:val="en-US"/>
+          </w:rPr>
+          <w:t xml:space="preserve"> et al., 2018)</w:t>
         </w:r>
       </w:hyperlink>
       <w:r>
@@ -22326,7 +22837,25 @@
           <w:szCs w:val="20"/>
           <w:lang w:val="en-US"/>
         </w:rPr>
-        <w:t xml:space="preserve"> overdispersion. To relax the equidispersion assumption, both negative binomial and quasi-Poisson specifications were estimated </w:t>
+        <w:t xml:space="preserve"> overdispersion. To relax the </w:t>
+      </w:r>
+      <w:proofErr w:type="spellStart"/>
+      <w:r>
+        <w:rPr>
+          <w:sz w:val="20"/>
+          <w:szCs w:val="20"/>
+          <w:lang w:val="en-US"/>
+        </w:rPr>
+        <w:t>equidispersion</w:t>
+      </w:r>
+      <w:proofErr w:type="spellEnd"/>
+      <w:r>
+        <w:rPr>
+          <w:sz w:val="20"/>
+          <w:szCs w:val="20"/>
+          <w:lang w:val="en-US"/>
+        </w:rPr>
+        <w:t xml:space="preserve"> assumption, both negative binomial and quasi-Poisson specifications were estimated </w:t>
       </w:r>
       <w:hyperlink r:id="rId10">
         <w:r>
@@ -22441,19 +22970,7 @@
         <w:rPr>
           <w:lang w:val="en-US"/>
         </w:rPr>
-        <w:t xml:space="preserve">to estimate a </w:t>
-      </w:r>
-      <w:r>
-        <w:rPr>
-          <w:lang w:val="en-US"/>
-        </w:rPr>
-        <w:t>three-way interaction term</w:t>
-      </w:r>
-      <w:r>
-        <w:rPr>
-          <w:lang w:val="en-US"/>
-        </w:rPr>
-        <w:t xml:space="preserve">. However, </w:t>
+        <w:t xml:space="preserve">to estimate a three-way interaction term. However, </w:t>
       </w:r>
       <w:r>
         <w:rPr>

--- a/Bahamonde_Sarpila.docx
+++ b/Bahamonde_Sarpila.docx
@@ -2260,7 +2260,248 @@
           <w:noProof/>
           <w:lang w:val="en-US"/>
         </w:rPr>
-        <w:t># HERE</w:t>
+        <w:t>We contribute to the field in several ways. First, by introducing the expectation</w:t>
+      </w:r>
+      <w:r>
+        <w:rPr>
+          <w:noProof/>
+          <w:lang w:val="en-US"/>
+        </w:rPr>
+        <w:t>-</w:t>
+      </w:r>
+      <w:r>
+        <w:rPr>
+          <w:noProof/>
+          <w:lang w:val="en-US"/>
+        </w:rPr>
+        <w:t xml:space="preserve">states theory </w:t>
+      </w:r>
+      <w:hyperlink r:id="rId24">
+        <w:r>
+          <w:rPr>
+            <w:noProof/>
+            <w:lang w:val="en-US"/>
+          </w:rPr>
+          <w:t>(Webster &amp; Driskell, 1983)</w:t>
+        </w:r>
+      </w:hyperlink>
+      <w:r>
+        <w:rPr>
+          <w:noProof/>
+          <w:lang w:val="en-US"/>
+        </w:rPr>
+        <w:t xml:space="preserve">, we hope to bridge the current gap between physical appearance and inequality </w:t>
+      </w:r>
+      <w:hyperlink r:id="rId25">
+        <w:r>
+          <w:rPr>
+            <w:noProof/>
+            <w:lang w:val="en-US"/>
+          </w:rPr>
+          <w:t>(Kalick, 1988; Hamermesh &amp; Biddle, 1994; Belmi &amp; Neale, 2014)</w:t>
+        </w:r>
+      </w:hyperlink>
+      <w:r>
+        <w:rPr>
+          <w:noProof/>
+          <w:lang w:val="en-US"/>
+        </w:rPr>
+        <w:t xml:space="preserve">. Second, this paper seeks to contribute to the candidate evaluation literature, particularly by presenting an alternative framework used by voters, </w:t>
+      </w:r>
+      <w:r>
+        <w:rPr>
+          <w:noProof/>
+          <w:lang w:val="en-US"/>
+        </w:rPr>
+        <w:t xml:space="preserve">namely, </w:t>
+      </w:r>
+      <w:r>
+        <w:rPr>
+          <w:noProof/>
+          <w:lang w:val="en-US"/>
+        </w:rPr>
+        <w:t xml:space="preserve">evaluations based on cues that go beyond physical attractiveness </w:t>
+      </w:r>
+      <w:hyperlink r:id="rId26">
+        <w:r>
+          <w:rPr>
+            <w:noProof/>
+            <w:lang w:val="en-US"/>
+          </w:rPr>
+          <w:t>(Berggren et al., 2010)</w:t>
+        </w:r>
+      </w:hyperlink>
+      <w:r>
+        <w:rPr>
+          <w:noProof/>
+          <w:lang w:val="en-US"/>
+        </w:rPr>
+        <w:t xml:space="preserve">. </w:t>
+      </w:r>
+      <w:r>
+        <w:rPr>
+          <w:noProof/>
+          <w:lang w:val="en-US"/>
+        </w:rPr>
+        <w:t>T</w:t>
+      </w:r>
+      <w:r>
+        <w:rPr>
+          <w:noProof/>
+          <w:lang w:val="en-US"/>
+        </w:rPr>
+        <w:t xml:space="preserve">hird, given that this paper takes into account gender differences, our results contribute to the study of social discrimination </w:t>
+      </w:r>
+      <w:r>
+        <w:rPr>
+          <w:noProof/>
+          <w:lang w:val="en-US"/>
+        </w:rPr>
+        <w:t>against</w:t>
+      </w:r>
+      <w:r>
+        <w:rPr>
+          <w:noProof/>
+          <w:lang w:val="en-US"/>
+        </w:rPr>
+        <w:t xml:space="preserve"> </w:t>
+      </w:r>
+      <w:r>
+        <w:rPr>
+          <w:noProof/>
+          <w:lang w:val="en-US"/>
+        </w:rPr>
+        <w:t xml:space="preserve">women in politics </w:t>
+      </w:r>
+      <w:hyperlink r:id="rId27">
+        <w:r>
+          <w:rPr>
+            <w:noProof/>
+            <w:lang w:val="en-US"/>
+          </w:rPr>
+          <w:t>(Ditonto &amp; Mattes, 2018; Krook &amp; Restrepo Sanín, 2020)</w:t>
+        </w:r>
+      </w:hyperlink>
+      <w:r>
+        <w:rPr>
+          <w:noProof/>
+          <w:lang w:val="en-US"/>
+        </w:rPr>
+        <w:t xml:space="preserve">. Finally, from a measurement perspective, this paper introduces a new method </w:t>
+      </w:r>
+      <w:r>
+        <w:rPr>
+          <w:noProof/>
+          <w:lang w:val="en-US"/>
+        </w:rPr>
+        <w:t>for</w:t>
+      </w:r>
+      <w:r>
+        <w:rPr>
+          <w:noProof/>
+          <w:lang w:val="en-US"/>
+        </w:rPr>
+        <w:t xml:space="preserve"> </w:t>
+      </w:r>
+      <w:r>
+        <w:rPr>
+          <w:noProof/>
+          <w:lang w:val="en-US"/>
+        </w:rPr>
+        <w:t>measur</w:t>
+      </w:r>
+      <w:r>
+        <w:rPr>
+          <w:noProof/>
+          <w:lang w:val="en-US"/>
+        </w:rPr>
+        <w:t>ing</w:t>
+      </w:r>
+      <w:r>
+        <w:rPr>
+          <w:noProof/>
+          <w:lang w:val="en-US"/>
+        </w:rPr>
+        <w:t xml:space="preserve"> </w:t>
+      </w:r>
+      <w:r>
+        <w:rPr>
+          <w:noProof/>
+          <w:lang w:val="en-US"/>
+        </w:rPr>
+        <w:t xml:space="preserve">congruence between </w:t>
+      </w:r>
+      <w:r>
+        <w:rPr>
+          <w:noProof/>
+          <w:lang w:val="en-US"/>
+        </w:rPr>
+        <w:t xml:space="preserve">physical </w:t>
+      </w:r>
+      <w:r>
+        <w:rPr>
+          <w:noProof/>
+          <w:lang w:val="en-US"/>
+        </w:rPr>
+        <w:t xml:space="preserve">appearance and </w:t>
+      </w:r>
+      <w:r>
+        <w:rPr>
+          <w:noProof/>
+          <w:lang w:val="en-US"/>
+        </w:rPr>
+        <w:t xml:space="preserve">occupation </w:t>
+      </w:r>
+      <w:hyperlink r:id="rId28">
+        <w:r>
+          <w:rPr>
+            <w:noProof/>
+            <w:lang w:val="en-US"/>
+          </w:rPr>
+          <w:t>(Sarpila et al., 2021)</w:t>
+        </w:r>
+      </w:hyperlink>
+      <w:r>
+        <w:rPr>
+          <w:noProof/>
+          <w:lang w:val="en-US"/>
+        </w:rPr>
+        <w:t xml:space="preserve">, a </w:t>
+      </w:r>
+      <w:r>
+        <w:rPr>
+          <w:noProof/>
+          <w:lang w:val="en-US"/>
+        </w:rPr>
+        <w:t xml:space="preserve">concept </w:t>
+      </w:r>
+      <w:r>
+        <w:rPr>
+          <w:noProof/>
+          <w:lang w:val="en-US"/>
+        </w:rPr>
+        <w:t xml:space="preserve">largely ignored in the literature </w:t>
+      </w:r>
+      <w:r>
+        <w:rPr>
+          <w:noProof/>
+          <w:lang w:val="en-US"/>
+        </w:rPr>
+        <w:t>on</w:t>
+      </w:r>
+      <w:r>
+        <w:rPr>
+          <w:noProof/>
+          <w:lang w:val="en-US"/>
+        </w:rPr>
+        <w:t xml:space="preserve"> </w:t>
+      </w:r>
+      <w:r>
+        <w:rPr>
+          <w:noProof/>
+          <w:lang w:val="en-US"/>
+        </w:rPr>
+        <w:t xml:space="preserve">physical appearance and candidate evaluation. </w:t>
       </w:r>
     </w:p>
     <w:p>
@@ -2277,7 +2518,49 @@
           <w:noProof/>
           <w:lang w:val="en-US"/>
         </w:rPr>
-        <w:t>We contribute to the field in several ways. First, by introducing the expectation</w:t>
+        <w:t xml:space="preserve">This paper is organized as follows. First, we discuss the literature on heuristics and candidate evaluation to frame physical appearance as one of the main heuristics </w:t>
+      </w:r>
+      <w:r>
+        <w:rPr>
+          <w:noProof/>
+          <w:lang w:val="en-US"/>
+        </w:rPr>
+        <w:t xml:space="preserve">available to </w:t>
+      </w:r>
+      <w:r>
+        <w:rPr>
+          <w:noProof/>
+          <w:lang w:val="en-US"/>
+        </w:rPr>
+        <w:t xml:space="preserve">voters </w:t>
+      </w:r>
+      <w:r>
+        <w:rPr>
+          <w:noProof/>
+          <w:lang w:val="en-US"/>
+        </w:rPr>
+        <w:t>for</w:t>
+      </w:r>
+      <w:r>
+        <w:rPr>
+          <w:noProof/>
+          <w:lang w:val="en-US"/>
+        </w:rPr>
+        <w:t xml:space="preserve"> evaluat</w:t>
+      </w:r>
+      <w:r>
+        <w:rPr>
+          <w:noProof/>
+          <w:lang w:val="en-US"/>
+        </w:rPr>
+        <w:t>ing</w:t>
+      </w:r>
+      <w:r>
+        <w:rPr>
+          <w:noProof/>
+          <w:lang w:val="en-US"/>
+        </w:rPr>
+        <w:t xml:space="preserve"> candidates. Second, we introduce the expectation</w:t>
       </w:r>
       <w:r>
         <w:rPr>
@@ -2291,307 +2574,7 @@
           <w:noProof/>
           <w:lang w:val="en-US"/>
         </w:rPr>
-        <w:t xml:space="preserve">states theory </w:t>
-      </w:r>
-      <w:hyperlink r:id="rId24">
-        <w:r>
-          <w:rPr>
-            <w:noProof/>
-            <w:lang w:val="en-US"/>
-          </w:rPr>
-          <w:t>(Webster &amp; Driskell, 1983)</w:t>
-        </w:r>
-      </w:hyperlink>
-      <w:r>
-        <w:rPr>
-          <w:noProof/>
-          <w:lang w:val="en-US"/>
-        </w:rPr>
-        <w:t xml:space="preserve">, we hope to bridge the current gap between physical appearance and inequality </w:t>
-      </w:r>
-      <w:hyperlink r:id="rId25">
-        <w:r>
-          <w:rPr>
-            <w:noProof/>
-            <w:lang w:val="en-US"/>
-          </w:rPr>
-          <w:t>(Kalick, 1988; Hamermesh &amp; Biddle, 1994; Belmi &amp; Neale, 2014)</w:t>
-        </w:r>
-      </w:hyperlink>
-      <w:r>
-        <w:rPr>
-          <w:noProof/>
-          <w:lang w:val="en-US"/>
-        </w:rPr>
-        <w:t xml:space="preserve">. Second, this paper seeks to contribute to the candidate evaluation literature, particularly by presenting an alternative framework used by voters, </w:t>
-      </w:r>
-      <w:r>
-        <w:rPr>
-          <w:noProof/>
-          <w:lang w:val="en-US"/>
-        </w:rPr>
-        <w:t xml:space="preserve">namely, </w:t>
-      </w:r>
-      <w:r>
-        <w:rPr>
-          <w:noProof/>
-          <w:lang w:val="en-US"/>
-        </w:rPr>
-        <w:t xml:space="preserve">evaluations based on cues that go beyond physical attractiveness </w:t>
-      </w:r>
-      <w:hyperlink r:id="rId26">
-        <w:r>
-          <w:rPr>
-            <w:noProof/>
-            <w:lang w:val="en-US"/>
-          </w:rPr>
-          <w:t>(Berggren et al., 2010)</w:t>
-        </w:r>
-      </w:hyperlink>
-      <w:r>
-        <w:rPr>
-          <w:noProof/>
-          <w:lang w:val="en-US"/>
-        </w:rPr>
-        <w:t xml:space="preserve">. </w:t>
-      </w:r>
-      <w:r>
-        <w:rPr>
-          <w:noProof/>
-          <w:lang w:val="en-US"/>
-        </w:rPr>
-        <w:t>T</w:t>
-      </w:r>
-      <w:r>
-        <w:rPr>
-          <w:noProof/>
-          <w:lang w:val="en-US"/>
-        </w:rPr>
-        <w:t xml:space="preserve">hird, given that this paper takes into account gender differences, our results contribute to the study of social discrimination </w:t>
-      </w:r>
-      <w:r>
-        <w:rPr>
-          <w:noProof/>
-          <w:lang w:val="en-US"/>
-        </w:rPr>
-        <w:t>against</w:t>
-      </w:r>
-      <w:r>
-        <w:rPr>
-          <w:noProof/>
-          <w:lang w:val="en-US"/>
-        </w:rPr>
-        <w:t xml:space="preserve"> </w:t>
-      </w:r>
-      <w:r>
-        <w:rPr>
-          <w:noProof/>
-          <w:lang w:val="en-US"/>
-        </w:rPr>
-        <w:t xml:space="preserve">women in politics </w:t>
-      </w:r>
-      <w:hyperlink r:id="rId27">
-        <w:r>
-          <w:rPr>
-            <w:noProof/>
-            <w:lang w:val="en-US"/>
-          </w:rPr>
-          <w:t>(Ditonto &amp; Mattes, 2018; Krook &amp; Restrepo Sanín, 2020)</w:t>
-        </w:r>
-      </w:hyperlink>
-      <w:r>
-        <w:rPr>
-          <w:noProof/>
-          <w:lang w:val="en-US"/>
-        </w:rPr>
-        <w:t xml:space="preserve">. Finally, from a measurement perspective, this paper introduces a new method </w:t>
-      </w:r>
-      <w:r>
-        <w:rPr>
-          <w:noProof/>
-          <w:lang w:val="en-US"/>
-        </w:rPr>
-        <w:t>for</w:t>
-      </w:r>
-      <w:r>
-        <w:rPr>
-          <w:noProof/>
-          <w:lang w:val="en-US"/>
-        </w:rPr>
-        <w:t xml:space="preserve"> </w:t>
-      </w:r>
-      <w:r>
-        <w:rPr>
-          <w:noProof/>
-          <w:lang w:val="en-US"/>
-        </w:rPr>
-        <w:t>measur</w:t>
-      </w:r>
-      <w:r>
-        <w:rPr>
-          <w:noProof/>
-          <w:lang w:val="en-US"/>
-        </w:rPr>
-        <w:t>ing</w:t>
-      </w:r>
-      <w:r>
-        <w:rPr>
-          <w:noProof/>
-          <w:lang w:val="en-US"/>
-        </w:rPr>
-        <w:t xml:space="preserve"> </w:t>
-      </w:r>
-      <w:r>
-        <w:rPr>
-          <w:noProof/>
-          <w:lang w:val="en-US"/>
-        </w:rPr>
-        <w:t xml:space="preserve">congruence between </w:t>
-      </w:r>
-      <w:r>
-        <w:rPr>
-          <w:noProof/>
-          <w:lang w:val="en-US"/>
-        </w:rPr>
-        <w:t xml:space="preserve">physical </w:t>
-      </w:r>
-      <w:r>
-        <w:rPr>
-          <w:noProof/>
-          <w:lang w:val="en-US"/>
-        </w:rPr>
-        <w:t xml:space="preserve">appearance and </w:t>
-      </w:r>
-      <w:r>
-        <w:rPr>
-          <w:noProof/>
-          <w:lang w:val="en-US"/>
-        </w:rPr>
-        <w:t xml:space="preserve">occupation </w:t>
-      </w:r>
-      <w:hyperlink r:id="rId28">
-        <w:r>
-          <w:rPr>
-            <w:noProof/>
-            <w:lang w:val="en-US"/>
-          </w:rPr>
-          <w:t>(Sarpila et al., 2021)</w:t>
-        </w:r>
-      </w:hyperlink>
-      <w:r>
-        <w:rPr>
-          <w:noProof/>
-          <w:lang w:val="en-US"/>
-        </w:rPr>
-        <w:t xml:space="preserve">, a </w:t>
-      </w:r>
-      <w:r>
-        <w:rPr>
-          <w:noProof/>
-          <w:lang w:val="en-US"/>
-        </w:rPr>
-        <w:t xml:space="preserve">concept </w:t>
-      </w:r>
-      <w:r>
-        <w:rPr>
-          <w:noProof/>
-          <w:lang w:val="en-US"/>
-        </w:rPr>
-        <w:t xml:space="preserve">largely ignored in the literature </w:t>
-      </w:r>
-      <w:r>
-        <w:rPr>
-          <w:noProof/>
-          <w:lang w:val="en-US"/>
-        </w:rPr>
-        <w:t>on</w:t>
-      </w:r>
-      <w:r>
-        <w:rPr>
-          <w:noProof/>
-          <w:lang w:val="en-US"/>
-        </w:rPr>
-        <w:t xml:space="preserve"> </w:t>
-      </w:r>
-      <w:r>
-        <w:rPr>
-          <w:noProof/>
-          <w:lang w:val="en-US"/>
-        </w:rPr>
-        <w:t xml:space="preserve">physical appearance and candidate evaluation. </w:t>
-      </w:r>
-    </w:p>
-    <w:p>
-      <w:pPr>
-        <w:spacing w:before="200" w:after="200"/>
-        <w:jc w:val="both"/>
-        <w:rPr>
-          <w:noProof/>
-          <w:lang w:val="en-US"/>
-        </w:rPr>
-      </w:pPr>
-      <w:r>
-        <w:rPr>
-          <w:noProof/>
-          <w:lang w:val="en-US"/>
-        </w:rPr>
-        <w:t xml:space="preserve">This paper is organized as follows. First, we discuss the literature on heuristics and candidate evaluation to frame physical appearance as one of the main heuristics </w:t>
-      </w:r>
-      <w:r>
-        <w:rPr>
-          <w:noProof/>
-          <w:lang w:val="en-US"/>
-        </w:rPr>
-        <w:t xml:space="preserve">available to </w:t>
-      </w:r>
-      <w:r>
-        <w:rPr>
-          <w:noProof/>
-          <w:lang w:val="en-US"/>
-        </w:rPr>
-        <w:t xml:space="preserve">voters </w:t>
-      </w:r>
-      <w:r>
-        <w:rPr>
-          <w:noProof/>
-          <w:lang w:val="en-US"/>
-        </w:rPr>
-        <w:t>for</w:t>
-      </w:r>
-      <w:r>
-        <w:rPr>
-          <w:noProof/>
-          <w:lang w:val="en-US"/>
-        </w:rPr>
-        <w:t xml:space="preserve"> evaluat</w:t>
-      </w:r>
-      <w:r>
-        <w:rPr>
-          <w:noProof/>
-          <w:lang w:val="en-US"/>
-        </w:rPr>
-        <w:t>ing</w:t>
-      </w:r>
-      <w:r>
-        <w:rPr>
-          <w:noProof/>
-          <w:lang w:val="en-US"/>
-        </w:rPr>
-        <w:t xml:space="preserve"> candidates. Second, we introduce the expectation</w:t>
-      </w:r>
-      <w:r>
-        <w:rPr>
-          <w:noProof/>
-          <w:lang w:val="en-US"/>
-        </w:rPr>
-        <w:t>-</w:t>
-      </w:r>
-      <w:r>
-        <w:rPr>
-          <w:noProof/>
-          <w:lang w:val="en-US"/>
-        </w:rPr>
-        <w:t xml:space="preserve">states theory, a theoretical framework developed by sociologists to explain the relationship between physical appearance and inequality. This section links appearance with social class and economic inequality. </w:t>
+        <w:t xml:space="preserve">states theory, a theoretical framework developed to explain the relationship between physical appearance and inequality. This section links appearance with social class and economic inequality. </w:t>
       </w:r>
       <w:r>
         <w:rPr>
@@ -2826,13 +2809,6 @@
       </w:r>
       <w:r>
         <w:rPr>
-          <w:noProof/>
-          <w:lang w:val="en-US"/>
-        </w:rPr>
-        <w:t xml:space="preserve">then </w:t>
-      </w:r>
-      <w:r>
-        <w:rPr>
           <w:i/>
           <w:noProof/>
           <w:lang w:val="en-US"/>
@@ -3102,28 +3078,14 @@
           <w:noProof/>
           <w:lang w:val="en-US"/>
         </w:rPr>
-        <w:t xml:space="preserve">This idea </w:t>
-      </w:r>
-      <w:r>
-        <w:rPr>
-          <w:noProof/>
-          <w:lang w:val="en-US"/>
-        </w:rPr>
-        <w:t>is</w:t>
-      </w:r>
-      <w:r>
-        <w:rPr>
-          <w:noProof/>
-          <w:lang w:val="en-US"/>
-        </w:rPr>
-        <w:t xml:space="preserve"> well established </w:t>
-      </w:r>
-      <w:r>
-        <w:rPr>
-          <w:noProof/>
-          <w:lang w:val="en-US"/>
-        </w:rPr>
-        <w:t>in</w:t>
+        <w:t xml:space="preserve">Overall, the reason why physically attractive political candidates </w:t>
+      </w:r>
+      <w:r>
+        <w:rPr>
+          <w:noProof/>
+          <w:lang w:val="en-US"/>
+        </w:rPr>
+        <w:t>fare</w:t>
       </w:r>
       <w:r>
         <w:rPr>
@@ -3137,30 +3099,14 @@
           <w:noProof/>
           <w:lang w:val="en-US"/>
         </w:rPr>
-        <w:t>other disciplines as well. Daniel Hamermesh</w:t>
-      </w:r>
-      <w:r>
-        <w:rPr>
-          <w:noProof/>
-          <w:lang w:val="en-US"/>
-        </w:rPr>
-        <w:t>’s</w:t>
-      </w:r>
-      <w:r>
-        <w:rPr>
-          <w:noProof/>
-          <w:lang w:val="en-US"/>
-        </w:rPr>
-        <w:t xml:space="preserve"> bestseller </w:t>
-      </w:r>
-      <w:r>
-        <w:rPr>
-          <w:i/>
-          <w:iCs/>
-          <w:noProof/>
-          <w:lang w:val="en-US"/>
-        </w:rPr>
-        <w:t>Beauty Pays</w:t>
+        <w:t xml:space="preserve">better in elections is </w:t>
+      </w:r>
+      <w:r>
+        <w:rPr>
+          <w:noProof/>
+          <w:lang w:val="en-US"/>
+        </w:rPr>
+        <w:t>partly that</w:t>
       </w:r>
       <w:r>
         <w:rPr>
@@ -3169,27 +3115,20 @@
         </w:rPr>
         <w:t xml:space="preserve"> </w:t>
       </w:r>
+      <w:r>
+        <w:rPr>
+          <w:noProof/>
+          <w:lang w:val="en-US"/>
+        </w:rPr>
+        <w:t xml:space="preserve">voters inevitably make inferences about political candidates based on their physical appearance. For example, </w:t>
+      </w:r>
       <w:hyperlink r:id="rId36">
         <w:r>
           <w:rPr>
             <w:noProof/>
             <w:lang w:val="en-US"/>
           </w:rPr>
-          <w:t>(201</w:t>
-        </w:r>
-        <w:r>
-          <w:rPr>
-            <w:noProof/>
-            <w:lang w:val="en-US"/>
-          </w:rPr>
-          <w:t>1</w:t>
-        </w:r>
-        <w:r>
-          <w:rPr>
-            <w:noProof/>
-            <w:lang w:val="en-US"/>
-          </w:rPr>
-          <w:t>)</w:t>
+          <w:t>Mattes et al. (2010, p. 41)</w:t>
         </w:r>
       </w:hyperlink>
       <w:r>
@@ -3204,7 +3143,63 @@
           <w:noProof/>
           <w:lang w:val="en-US"/>
         </w:rPr>
-        <w:t xml:space="preserve">explains that attractive people are systematically more successful </w:t>
+        <w:t>note</w:t>
+      </w:r>
+      <w:r>
+        <w:rPr>
+          <w:noProof/>
+          <w:lang w:val="en-US"/>
+        </w:rPr>
+        <w:t xml:space="preserve"> </w:t>
+      </w:r>
+      <w:r>
+        <w:rPr>
+          <w:noProof/>
+          <w:lang w:val="en-US"/>
+        </w:rPr>
+        <w:t xml:space="preserve">that candidates that look more likely to be physically threatening lost 65% of real elections. </w:t>
+      </w:r>
+      <w:r>
+        <w:rPr>
+          <w:noProof/>
+          <w:lang w:val="en-US"/>
+        </w:rPr>
+        <w:t>S</w:t>
+      </w:r>
+      <w:r>
+        <w:rPr>
+          <w:noProof/>
+          <w:lang w:val="en-US"/>
+        </w:rPr>
+        <w:t xml:space="preserve">ome </w:t>
+      </w:r>
+      <w:r>
+        <w:rPr>
+          <w:noProof/>
+          <w:lang w:val="en-US"/>
+        </w:rPr>
+        <w:t xml:space="preserve">others </w:t>
+      </w:r>
+      <w:r>
+        <w:rPr>
+          <w:noProof/>
+          <w:lang w:val="en-US"/>
+        </w:rPr>
+        <w:t>have</w:t>
+      </w:r>
+      <w:r>
+        <w:rPr>
+          <w:noProof/>
+          <w:lang w:val="en-US"/>
+        </w:rPr>
+        <w:t xml:space="preserve"> even</w:t>
+      </w:r>
+      <w:r>
+        <w:rPr>
+          <w:noProof/>
+          <w:lang w:val="en-US"/>
+        </w:rPr>
+        <w:t xml:space="preserve"> argued that “perceptions of candidates are generally focused on ‘personality’ characteristics rather than on issue concerns or partisan group connections” </w:t>
       </w:r>
       <w:hyperlink r:id="rId37">
         <w:r>
@@ -3212,15 +3207,15 @@
             <w:noProof/>
             <w:lang w:val="en-US"/>
           </w:rPr>
-          <w:t>(see also Hamermesh &amp; Biddle, 1994; Scholz &amp; Sicinski, 2015)</w:t>
-        </w:r>
-      </w:hyperlink>
-      <w:r>
-        <w:rPr>
-          <w:noProof/>
-          <w:lang w:val="en-US"/>
-        </w:rPr>
-        <w:t xml:space="preserve">. In a similar vein, within sociology, social stratification researchers have analyzed the link between attractiveness and income </w:t>
+          <w:t>(Miller et al., 1986, p. 521)</w:t>
+        </w:r>
+      </w:hyperlink>
+      <w:r>
+        <w:rPr>
+          <w:noProof/>
+          <w:lang w:val="en-US"/>
+        </w:rPr>
+        <w:t xml:space="preserve">, a trait that tends to hold across different cultures. For instance, </w:t>
       </w:r>
       <w:hyperlink r:id="rId38">
         <w:r>
@@ -3228,29 +3223,50 @@
             <w:noProof/>
             <w:lang w:val="en-US"/>
           </w:rPr>
-          <w:t>(e.g.</w:t>
-        </w:r>
-        <w:r>
-          <w:rPr>
-            <w:noProof/>
-            <w:lang w:val="en-US"/>
-          </w:rPr>
-          <w:t>,</w:t>
-        </w:r>
-        <w:r>
-          <w:rPr>
-            <w:noProof/>
-            <w:lang w:val="en-US"/>
-          </w:rPr>
-          <w:t xml:space="preserve"> Jæger, 2011; Kuwabara &amp; Thébaud, 2017; McClintock, 2014; Monk et al., 2021; Wong &amp; Penner, 2016)</w:t>
-        </w:r>
-      </w:hyperlink>
-      <w:r>
-        <w:rPr>
-          <w:noProof/>
-          <w:lang w:val="en-US"/>
-        </w:rPr>
-        <w:t xml:space="preserve">, as well as </w:t>
+          <w:t>Lawson et al. (2010)</w:t>
+        </w:r>
+      </w:hyperlink>
+      <w:r>
+        <w:rPr>
+          <w:noProof/>
+          <w:lang w:val="en-US"/>
+        </w:rPr>
+        <w:t xml:space="preserve"> </w:t>
+      </w:r>
+      <w:r>
+        <w:rPr>
+          <w:noProof/>
+          <w:lang w:val="en-US"/>
+        </w:rPr>
+        <w:t>report</w:t>
+      </w:r>
+      <w:r>
+        <w:rPr>
+          <w:noProof/>
+          <w:lang w:val="en-US"/>
+        </w:rPr>
+        <w:t xml:space="preserve"> </w:t>
+      </w:r>
+      <w:r>
+        <w:rPr>
+          <w:noProof/>
+          <w:lang w:val="en-US"/>
+        </w:rPr>
+        <w:t>that American and Indian experimental subjects predicted election</w:t>
+      </w:r>
+      <w:r>
+        <w:rPr>
+          <w:noProof/>
+          <w:lang w:val="en-US"/>
+        </w:rPr>
+        <w:t xml:space="preserve"> result</w:t>
+      </w:r>
+      <w:r>
+        <w:rPr>
+          <w:noProof/>
+          <w:lang w:val="en-US"/>
+        </w:rPr>
+        <w:t xml:space="preserve">s in Mexico and Brazil purely based on pictures of </w:t>
       </w:r>
       <w:r>
         <w:rPr>
@@ -3264,65 +3280,7 @@
           <w:noProof/>
           <w:lang w:val="en-US"/>
         </w:rPr>
-        <w:t xml:space="preserve">unequal treatment of individuals and socio-economic discrimination </w:t>
-      </w:r>
-      <w:hyperlink r:id="rId39">
-        <w:r>
-          <w:rPr>
-            <w:noProof/>
-            <w:lang w:val="en-US"/>
-          </w:rPr>
-          <w:t>(for</w:t>
-        </w:r>
-        <w:r>
-          <w:rPr>
-            <w:noProof/>
-            <w:lang w:val="en-US"/>
-          </w:rPr>
-          <w:t xml:space="preserve"> a</w:t>
-        </w:r>
-        <w:r>
-          <w:rPr>
-            <w:noProof/>
-            <w:lang w:val="en-US"/>
-          </w:rPr>
-          <w:t xml:space="preserve"> discussion, see</w:t>
-        </w:r>
-        <w:r>
-          <w:rPr>
-            <w:noProof/>
-            <w:lang w:val="en-US"/>
-          </w:rPr>
-          <w:t>,</w:t>
-        </w:r>
-        <w:r>
-          <w:rPr>
-            <w:noProof/>
-            <w:lang w:val="en-US"/>
-          </w:rPr>
-          <w:t xml:space="preserve"> e.g.</w:t>
-        </w:r>
-        <w:r>
-          <w:rPr>
-            <w:noProof/>
-            <w:lang w:val="en-US"/>
-          </w:rPr>
-          <w:t>,</w:t>
-        </w:r>
-        <w:r>
-          <w:rPr>
-            <w:noProof/>
-            <w:lang w:val="en-US"/>
-          </w:rPr>
-          <w:t xml:space="preserve"> Hamermesh, 2011)</w:t>
-        </w:r>
-      </w:hyperlink>
-      <w:r>
-        <w:rPr>
-          <w:noProof/>
-          <w:lang w:val="en-US"/>
-        </w:rPr>
-        <w:t>.</w:t>
+        <w:t xml:space="preserve">candidates. </w:t>
       </w:r>
     </w:p>
     <w:p>
@@ -3339,14 +3297,159 @@
           <w:noProof/>
           <w:lang w:val="en-US"/>
         </w:rPr>
-        <w:t xml:space="preserve">Overall, the reason why physically attractive political candidates </w:t>
-      </w:r>
-      <w:r>
-        <w:rPr>
-          <w:noProof/>
-          <w:lang w:val="en-US"/>
-        </w:rPr>
-        <w:t>fare</w:t>
+        <w:t>Thus,</w:t>
+      </w:r>
+      <w:r>
+        <w:rPr>
+          <w:noProof/>
+          <w:lang w:val="en-US"/>
+        </w:rPr>
+        <w:t xml:space="preserve"> it is </w:t>
+      </w:r>
+      <w:r>
+        <w:rPr>
+          <w:noProof/>
+          <w:lang w:val="en-US"/>
+        </w:rPr>
+        <w:t xml:space="preserve">generally </w:t>
+      </w:r>
+      <w:r>
+        <w:rPr>
+          <w:noProof/>
+          <w:lang w:val="en-US"/>
+        </w:rPr>
+        <w:t xml:space="preserve">argued that physical appearance is used as a “heuristic” by voters to make inferences about political candidates. Heuristics are “problem-solving strategies'' used by voters </w:t>
+      </w:r>
+      <w:hyperlink r:id="rId39">
+        <w:r>
+          <w:rPr>
+            <w:noProof/>
+            <w:lang w:val="en-US"/>
+          </w:rPr>
+          <w:t>(Lau &amp; Redlawsk, 2001, p. 952)</w:t>
+        </w:r>
+      </w:hyperlink>
+      <w:r>
+        <w:rPr>
+          <w:noProof/>
+          <w:lang w:val="en-US"/>
+        </w:rPr>
+        <w:t xml:space="preserve"> to reduce the complex tasks of assessing political information, mainly due to the limits of the human cognitive capacity </w:t>
+      </w:r>
+      <w:hyperlink r:id="rId40">
+        <w:r>
+          <w:rPr>
+            <w:noProof/>
+            <w:lang w:val="en-US"/>
+          </w:rPr>
+          <w:t>(Tversky &amp; Kahneman, 1974, p. 3; Miller et al., 1986, p. 523)</w:t>
+        </w:r>
+      </w:hyperlink>
+      <w:r>
+        <w:rPr>
+          <w:noProof/>
+          <w:lang w:val="en-US"/>
+        </w:rPr>
+        <w:t xml:space="preserve">. In fact, a candidate’s physical appearance is “the most important” </w:t>
+      </w:r>
+      <w:hyperlink r:id="rId41">
+        <w:r>
+          <w:rPr>
+            <w:noProof/>
+            <w:lang w:val="en-US"/>
+          </w:rPr>
+          <w:t>(Lau &amp; Redlawsk, 2001, p. 954)</w:t>
+        </w:r>
+      </w:hyperlink>
+      <w:r>
+        <w:rPr>
+          <w:noProof/>
+          <w:lang w:val="en-US"/>
+        </w:rPr>
+        <w:t xml:space="preserve"> and the “most obvious and accessible” </w:t>
+      </w:r>
+      <w:hyperlink r:id="rId42">
+        <w:r>
+          <w:rPr>
+            <w:noProof/>
+            <w:lang w:val="en-US"/>
+          </w:rPr>
+          <w:t>(Dion et al., 1972, p. 285)</w:t>
+        </w:r>
+      </w:hyperlink>
+      <w:r>
+        <w:rPr>
+          <w:noProof/>
+          <w:lang w:val="en-US"/>
+        </w:rPr>
+        <w:t xml:space="preserve"> heuristic available to voters and</w:t>
+      </w:r>
+      <w:r>
+        <w:rPr>
+          <w:noProof/>
+          <w:lang w:val="en-US"/>
+        </w:rPr>
+        <w:t>,</w:t>
+      </w:r>
+      <w:r>
+        <w:rPr>
+          <w:noProof/>
+          <w:lang w:val="en-US"/>
+        </w:rPr>
+        <w:t xml:space="preserve"> overall</w:t>
+      </w:r>
+      <w:r>
+        <w:rPr>
+          <w:noProof/>
+          <w:lang w:val="en-US"/>
+        </w:rPr>
+        <w:t>,</w:t>
+      </w:r>
+      <w:r>
+        <w:rPr>
+          <w:noProof/>
+          <w:lang w:val="en-US"/>
+        </w:rPr>
+        <w:t xml:space="preserve"> the “major source of information” </w:t>
+      </w:r>
+      <w:hyperlink r:id="rId43">
+        <w:r>
+          <w:rPr>
+            <w:noProof/>
+            <w:lang w:val="en-US"/>
+          </w:rPr>
+          <w:t>(Todorov et al., 2005, p. 1623)</w:t>
+        </w:r>
+      </w:hyperlink>
+      <w:r>
+        <w:rPr>
+          <w:noProof/>
+          <w:lang w:val="en-US"/>
+        </w:rPr>
+        <w:t xml:space="preserve"> when evaluating candidates </w:t>
+      </w:r>
+      <w:hyperlink r:id="rId44">
+        <w:r>
+          <w:rPr>
+            <w:noProof/>
+            <w:lang w:val="en-US"/>
+          </w:rPr>
+          <w:t>(Lawson et al., 2010, p. 563)</w:t>
+        </w:r>
+      </w:hyperlink>
+      <w:r>
+        <w:rPr>
+          <w:noProof/>
+          <w:lang w:val="en-US"/>
+        </w:rPr>
+        <w:t xml:space="preserve">. Part of the reason why physical appearance is the most used heuristic is </w:t>
+      </w:r>
+      <w:r>
+        <w:rPr>
+          <w:noProof/>
+          <w:lang w:val="en-US"/>
+        </w:rPr>
+        <w:t>that</w:t>
       </w:r>
       <w:r>
         <w:rPr>
@@ -3360,14 +3463,14 @@
           <w:noProof/>
           <w:lang w:val="en-US"/>
         </w:rPr>
-        <w:t xml:space="preserve">better in elections is </w:t>
-      </w:r>
-      <w:r>
-        <w:rPr>
-          <w:noProof/>
-          <w:lang w:val="en-US"/>
-        </w:rPr>
-        <w:t>partly that</w:t>
+        <w:t xml:space="preserve">voters can easily use it as a cognitive shortcut to compensate for </w:t>
+      </w:r>
+      <w:r>
+        <w:rPr>
+          <w:noProof/>
+          <w:lang w:val="en-US"/>
+        </w:rPr>
+        <w:t>a</w:t>
       </w:r>
       <w:r>
         <w:rPr>
@@ -3381,17 +3484,114 @@
           <w:noProof/>
           <w:lang w:val="en-US"/>
         </w:rPr>
-        <w:t xml:space="preserve">voters inevitably make inferences about political candidates based on their physical appearance. For example, </w:t>
-      </w:r>
-      <w:hyperlink r:id="rId40">
-        <w:r>
-          <w:rPr>
-            <w:noProof/>
-            <w:lang w:val="en-US"/>
-          </w:rPr>
-          <w:t>Mattes et al. (2010, p. 41)</w:t>
-        </w:r>
-      </w:hyperlink>
+        <w:t xml:space="preserve">lack of information </w:t>
+      </w:r>
+      <w:hyperlink r:id="rId45">
+        <w:r>
+          <w:rPr>
+            <w:noProof/>
+            <w:lang w:val="en-US"/>
+          </w:rPr>
+          <w:t>(Rosar et al</w:t>
+        </w:r>
+      </w:hyperlink>
+      <w:hyperlink r:id="rId46">
+        <w:r>
+          <w:rPr>
+            <w:noProof/>
+            <w:lang w:val="en-US"/>
+          </w:rPr>
+          <w:t>., 2008</w:t>
+        </w:r>
+      </w:hyperlink>
+      <w:hyperlink r:id="rId47">
+        <w:r>
+          <w:rPr>
+            <w:noProof/>
+            <w:lang w:val="en-US"/>
+          </w:rPr>
+          <w:t>, p. 64</w:t>
+        </w:r>
+      </w:hyperlink>
+      <w:r>
+        <w:rPr>
+          <w:noProof/>
+          <w:lang w:val="en-US"/>
+        </w:rPr>
+        <w:t>;</w:t>
+      </w:r>
+      <w:r>
+        <w:rPr>
+          <w:noProof/>
+          <w:lang w:val="en-US"/>
+        </w:rPr>
+        <w:t xml:space="preserve"> importantly</w:t>
+      </w:r>
+      <w:r>
+        <w:rPr>
+          <w:noProof/>
+          <w:lang w:val="en-US"/>
+        </w:rPr>
+        <w:t>,</w:t>
+      </w:r>
+      <w:r>
+        <w:rPr>
+          <w:noProof/>
+          <w:lang w:val="en-US"/>
+        </w:rPr>
+        <w:t xml:space="preserve"> see </w:t>
+      </w:r>
+      <w:hyperlink r:id="rId48">
+        <w:r>
+          <w:rPr>
+            <w:noProof/>
+            <w:lang w:val="en-US"/>
+          </w:rPr>
+          <w:t>Hart et al., 2011)</w:t>
+        </w:r>
+      </w:hyperlink>
+      <w:r>
+        <w:rPr>
+          <w:noProof/>
+          <w:lang w:val="en-US"/>
+        </w:rPr>
+        <w:t xml:space="preserve">. </w:t>
+      </w:r>
+      <w:r>
+        <w:rPr>
+          <w:noProof/>
+          <w:lang w:val="en-US"/>
+        </w:rPr>
+        <w:t>Therefore</w:t>
+      </w:r>
+      <w:r>
+        <w:rPr>
+          <w:noProof/>
+          <w:lang w:val="en-US"/>
+        </w:rPr>
+        <w:t xml:space="preserve">, voters look at </w:t>
+      </w:r>
+      <w:r>
+        <w:rPr>
+          <w:noProof/>
+          <w:lang w:val="en-US"/>
+        </w:rPr>
+        <w:t xml:space="preserve">photographs of the </w:t>
+      </w:r>
+      <w:r>
+        <w:rPr>
+          <w:noProof/>
+          <w:lang w:val="en-US"/>
+        </w:rPr>
+        <w:t>candidate</w:t>
+      </w:r>
+      <w:r>
+        <w:rPr>
+          <w:noProof/>
+          <w:lang w:val="en-US"/>
+        </w:rPr>
+        <w:t>s</w:t>
+      </w:r>
       <w:r>
         <w:rPr>
           <w:noProof/>
@@ -3399,209 +3599,127 @@
         </w:rPr>
         <w:t xml:space="preserve"> </w:t>
       </w:r>
-      <w:r>
-        <w:rPr>
-          <w:noProof/>
-          <w:lang w:val="en-US"/>
-        </w:rPr>
-        <w:t>note</w:t>
-      </w:r>
-      <w:r>
-        <w:rPr>
-          <w:noProof/>
-          <w:lang w:val="en-US"/>
-        </w:rPr>
-        <w:t xml:space="preserve"> </w:t>
-      </w:r>
-      <w:r>
-        <w:rPr>
-          <w:noProof/>
-          <w:lang w:val="en-US"/>
-        </w:rPr>
-        <w:t xml:space="preserve">that candidates that look more likely to be physically threatening lost 65% of real elections. </w:t>
-      </w:r>
-      <w:r>
-        <w:rPr>
-          <w:noProof/>
-          <w:lang w:val="en-US"/>
-        </w:rPr>
-        <w:t>Consequently</w:t>
-      </w:r>
-      <w:r>
-        <w:rPr>
-          <w:noProof/>
-          <w:lang w:val="en-US"/>
-        </w:rPr>
-        <w:t>, while some political economists have argued that voters behave “rationally” (see</w:t>
-      </w:r>
-      <w:r>
-        <w:rPr>
-          <w:noProof/>
-          <w:lang w:val="en-US"/>
-        </w:rPr>
-        <w:t>,</w:t>
-      </w:r>
-      <w:r>
-        <w:rPr>
-          <w:noProof/>
-          <w:lang w:val="en-US"/>
-        </w:rPr>
-        <w:t xml:space="preserve"> for example</w:t>
-      </w:r>
-      <w:r>
-        <w:rPr>
-          <w:noProof/>
-          <w:lang w:val="en-US"/>
-        </w:rPr>
-        <w:t>,</w:t>
-      </w:r>
-      <w:r>
-        <w:rPr>
-          <w:noProof/>
-          <w:lang w:val="en-US"/>
-        </w:rPr>
-        <w:t xml:space="preserve"> </w:t>
-      </w:r>
-      <w:hyperlink r:id="rId41">
-        <w:r>
-          <w:rPr>
-            <w:noProof/>
-            <w:lang w:val="en-US"/>
-          </w:rPr>
-          <w:t>Bartels, 1996; Shepsle, 1997)</w:t>
-        </w:r>
-      </w:hyperlink>
-      <w:r>
-        <w:rPr>
-          <w:noProof/>
-          <w:lang w:val="en-US"/>
-        </w:rPr>
-        <w:t>, political psychologists usually find that human emotions often enhance voters’ abilit</w:t>
-      </w:r>
-      <w:r>
-        <w:rPr>
-          <w:noProof/>
-          <w:lang w:val="en-US"/>
-        </w:rPr>
-        <w:t>y</w:t>
-      </w:r>
-      <w:r>
-        <w:rPr>
-          <w:noProof/>
-          <w:lang w:val="en-US"/>
-        </w:rPr>
-        <w:t xml:space="preserve"> to engage in meaningful political deliberation </w:t>
-      </w:r>
-      <w:hyperlink r:id="rId42">
-        <w:r>
-          <w:rPr>
-            <w:noProof/>
-            <w:lang w:val="en-US"/>
-          </w:rPr>
-          <w:t>(Marcus &amp; MacKuen, 1993, p. 672)</w:t>
-        </w:r>
-      </w:hyperlink>
-      <w:r>
-        <w:rPr>
-          <w:noProof/>
-          <w:lang w:val="en-US"/>
-        </w:rPr>
-        <w:t xml:space="preserve">. </w:t>
-      </w:r>
-      <w:r>
-        <w:rPr>
-          <w:noProof/>
-          <w:lang w:val="en-US"/>
-        </w:rPr>
-        <w:t>S</w:t>
-      </w:r>
-      <w:r>
-        <w:rPr>
-          <w:noProof/>
-          <w:lang w:val="en-US"/>
-        </w:rPr>
-        <w:t xml:space="preserve">ome have even argued that “perceptions of candidates are generally focused on ‘personality’ characteristics rather than on issue concerns or partisan group connections” </w:t>
-      </w:r>
-      <w:hyperlink r:id="rId43">
-        <w:r>
-          <w:rPr>
-            <w:noProof/>
-            <w:lang w:val="en-US"/>
-          </w:rPr>
-          <w:t>(Miller et al., 1986, p. 521)</w:t>
-        </w:r>
-      </w:hyperlink>
-      <w:r>
-        <w:rPr>
-          <w:noProof/>
-          <w:lang w:val="en-US"/>
-        </w:rPr>
-        <w:t xml:space="preserve">, a trait that tends to hold across different cultures. For instance, </w:t>
-      </w:r>
-      <w:hyperlink r:id="rId44">
-        <w:r>
-          <w:rPr>
-            <w:noProof/>
-            <w:lang w:val="en-US"/>
-          </w:rPr>
-          <w:t>Lawson et al. (2010)</w:t>
-        </w:r>
-      </w:hyperlink>
-      <w:r>
-        <w:rPr>
-          <w:noProof/>
-          <w:lang w:val="en-US"/>
-        </w:rPr>
-        <w:t xml:space="preserve"> </w:t>
-      </w:r>
-      <w:r>
-        <w:rPr>
-          <w:noProof/>
-          <w:lang w:val="en-US"/>
-        </w:rPr>
-        <w:t>report</w:t>
-      </w:r>
-      <w:r>
-        <w:rPr>
-          <w:noProof/>
-          <w:lang w:val="en-US"/>
-        </w:rPr>
-        <w:t xml:space="preserve"> </w:t>
-      </w:r>
-      <w:r>
-        <w:rPr>
-          <w:noProof/>
-          <w:lang w:val="en-US"/>
-        </w:rPr>
-        <w:t>that American and Indian experimental subjects predicted election</w:t>
-      </w:r>
-      <w:r>
-        <w:rPr>
-          <w:noProof/>
-          <w:lang w:val="en-US"/>
-        </w:rPr>
-        <w:t xml:space="preserve"> result</w:t>
-      </w:r>
-      <w:r>
-        <w:rPr>
-          <w:noProof/>
-          <w:lang w:val="en-US"/>
-        </w:rPr>
-        <w:t xml:space="preserve">s in Mexico and Brazil purely based on pictures of </w:t>
-      </w:r>
-      <w:r>
-        <w:rPr>
-          <w:noProof/>
-          <w:lang w:val="en-US"/>
-        </w:rPr>
-        <w:t xml:space="preserve">the </w:t>
-      </w:r>
-      <w:r>
-        <w:rPr>
-          <w:noProof/>
-          <w:lang w:val="en-US"/>
-        </w:rPr>
-        <w:t xml:space="preserve">candidates. </w:t>
+      <w:hyperlink r:id="rId49">
+        <w:r>
+          <w:rPr>
+            <w:noProof/>
+            <w:lang w:val="en-US"/>
+          </w:rPr>
+          <w:t>(Banducci et al</w:t>
+        </w:r>
+      </w:hyperlink>
+      <w:hyperlink r:id="rId50">
+        <w:r>
+          <w:rPr>
+            <w:noProof/>
+            <w:lang w:val="en-US"/>
+          </w:rPr>
+          <w:t>., 2008</w:t>
+        </w:r>
+      </w:hyperlink>
+      <w:hyperlink r:id="rId51">
+        <w:r>
+          <w:rPr>
+            <w:noProof/>
+            <w:lang w:val="en-US"/>
+          </w:rPr>
+          <w:t>, p. 903)</w:t>
+        </w:r>
+      </w:hyperlink>
+      <w:r>
+        <w:rPr>
+          <w:noProof/>
+          <w:lang w:val="en-US"/>
+        </w:rPr>
+        <w:t xml:space="preserve"> or “watch a good deal of TV” </w:t>
+      </w:r>
+      <w:hyperlink r:id="rId52">
+        <w:r>
+          <w:rPr>
+            <w:noProof/>
+            <w:lang w:val="en-US"/>
+          </w:rPr>
+          <w:t>(Lenz &amp; Lawson, 2011, p. 575)</w:t>
+        </w:r>
+      </w:hyperlink>
+      <w:r>
+        <w:rPr>
+          <w:noProof/>
+          <w:lang w:val="en-US"/>
+        </w:rPr>
+        <w:t xml:space="preserve"> because the way </w:t>
+      </w:r>
+      <w:r>
+        <w:rPr>
+          <w:noProof/>
+          <w:lang w:val="en-US"/>
+        </w:rPr>
+        <w:t>that</w:t>
+      </w:r>
+      <w:r>
+        <w:rPr>
+          <w:noProof/>
+          <w:lang w:val="en-US"/>
+        </w:rPr>
+        <w:t xml:space="preserve"> candidates look </w:t>
+      </w:r>
+      <w:r>
+        <w:rPr>
+          <w:noProof/>
+          <w:lang w:val="en-US"/>
+        </w:rPr>
+        <w:t>provides</w:t>
+      </w:r>
+      <w:r>
+        <w:rPr>
+          <w:noProof/>
+          <w:lang w:val="en-US"/>
+        </w:rPr>
+        <w:t xml:space="preserve"> cues in low-information elections. In sum, and as </w:t>
+      </w:r>
+      <w:hyperlink r:id="rId53">
+        <w:r>
+          <w:rPr>
+            <w:noProof/>
+            <w:lang w:val="en-US"/>
+          </w:rPr>
+          <w:t>Riggle et al. (1992, p. 67)</w:t>
+        </w:r>
+      </w:hyperlink>
+      <w:r>
+        <w:rPr>
+          <w:noProof/>
+          <w:lang w:val="en-US"/>
+        </w:rPr>
+        <w:t xml:space="preserve"> put it, “[i]n the absence of other information, candidates</w:t>
+      </w:r>
+      <w:r>
+        <w:rPr>
+          <w:noProof/>
+          <w:lang w:val="en-US"/>
+        </w:rPr>
+        <w:t>’</w:t>
+      </w:r>
+      <w:r>
+        <w:rPr>
+          <w:noProof/>
+          <w:lang w:val="en-US"/>
+        </w:rPr>
+        <w:t xml:space="preserve"> physical attractiveness [has] a substantial influence on subjects</w:t>
+      </w:r>
+      <w:r>
+        <w:rPr>
+          <w:noProof/>
+          <w:lang w:val="en-US"/>
+        </w:rPr>
+        <w:t>’</w:t>
+      </w:r>
+      <w:r>
+        <w:rPr>
+          <w:noProof/>
+          <w:lang w:val="en-US"/>
+        </w:rPr>
+        <w:t xml:space="preserve"> [...] evaluations of them [as they make] inferences of both their personal qualities and their political ideology.” </w:t>
       </w:r>
     </w:p>
     <w:p>
@@ -3618,138 +3736,108 @@
           <w:noProof/>
           <w:lang w:val="en-US"/>
         </w:rPr>
-        <w:t xml:space="preserve">Within this literature, it is argued that physical appearance is used as a “heuristic” by voters to make inferences about political candidates. Heuristics are “problem-solving strategies'' used by voters </w:t>
-      </w:r>
-      <w:hyperlink r:id="rId45">
-        <w:r>
-          <w:rPr>
-            <w:noProof/>
-            <w:lang w:val="en-US"/>
-          </w:rPr>
-          <w:t>(Lau &amp; Redlawsk, 2001, p. 952)</w:t>
-        </w:r>
-      </w:hyperlink>
-      <w:r>
-        <w:rPr>
-          <w:noProof/>
-          <w:lang w:val="en-US"/>
-        </w:rPr>
-        <w:t xml:space="preserve"> to reduce the complex tasks of assessing political information, mainly due to the limits of the human cognitive capacity </w:t>
-      </w:r>
-      <w:hyperlink r:id="rId46">
-        <w:r>
-          <w:rPr>
-            <w:noProof/>
-            <w:lang w:val="en-US"/>
-          </w:rPr>
-          <w:t>(Tversky &amp; Kahneman, 1974, p. 3; Miller et al., 1986, p. 523)</w:t>
-        </w:r>
-      </w:hyperlink>
-      <w:r>
-        <w:rPr>
-          <w:noProof/>
-          <w:lang w:val="en-US"/>
-        </w:rPr>
-        <w:t xml:space="preserve">. In fact, a candidate’s physical appearance is “the most important” </w:t>
-      </w:r>
-      <w:hyperlink r:id="rId47">
-        <w:r>
-          <w:rPr>
-            <w:noProof/>
-            <w:lang w:val="en-US"/>
-          </w:rPr>
-          <w:t>(Lau &amp; Redlawsk, 2001, p. 954)</w:t>
-        </w:r>
-      </w:hyperlink>
-      <w:r>
-        <w:rPr>
-          <w:noProof/>
-          <w:lang w:val="en-US"/>
-        </w:rPr>
-        <w:t xml:space="preserve"> and the “most obvious and accessible” </w:t>
-      </w:r>
-      <w:hyperlink r:id="rId48">
-        <w:r>
-          <w:rPr>
-            <w:noProof/>
-            <w:lang w:val="en-US"/>
-          </w:rPr>
-          <w:t>(Dion et al., 1972, p. 285)</w:t>
-        </w:r>
-      </w:hyperlink>
-      <w:r>
-        <w:rPr>
-          <w:noProof/>
-          <w:lang w:val="en-US"/>
-        </w:rPr>
-        <w:t xml:space="preserve"> heuristic available to voters and</w:t>
-      </w:r>
-      <w:r>
-        <w:rPr>
-          <w:noProof/>
-          <w:lang w:val="en-US"/>
-        </w:rPr>
-        <w:t>,</w:t>
-      </w:r>
-      <w:r>
-        <w:rPr>
-          <w:noProof/>
-          <w:lang w:val="en-US"/>
-        </w:rPr>
-        <w:t xml:space="preserve"> overall</w:t>
-      </w:r>
-      <w:r>
-        <w:rPr>
-          <w:noProof/>
-          <w:lang w:val="en-US"/>
-        </w:rPr>
-        <w:t>,</w:t>
-      </w:r>
-      <w:r>
-        <w:rPr>
-          <w:noProof/>
-          <w:lang w:val="en-US"/>
-        </w:rPr>
-        <w:t xml:space="preserve"> the “major source of information” </w:t>
-      </w:r>
-      <w:hyperlink r:id="rId49">
-        <w:r>
-          <w:rPr>
-            <w:noProof/>
-            <w:lang w:val="en-US"/>
-          </w:rPr>
-          <w:t>(Todorov et al., 2005, p. 1623)</w:t>
-        </w:r>
-      </w:hyperlink>
-      <w:r>
-        <w:rPr>
-          <w:noProof/>
-          <w:lang w:val="en-US"/>
-        </w:rPr>
-        <w:t xml:space="preserve"> when evaluating candidates </w:t>
-      </w:r>
-      <w:hyperlink r:id="rId50">
-        <w:r>
-          <w:rPr>
-            <w:noProof/>
-            <w:lang w:val="en-US"/>
-          </w:rPr>
-          <w:t>(Lawson et al., 2010, p. 563)</w:t>
-        </w:r>
-      </w:hyperlink>
-      <w:r>
-        <w:rPr>
-          <w:noProof/>
-          <w:lang w:val="en-US"/>
-        </w:rPr>
-        <w:t xml:space="preserve">. Part of the reason why physical appearance is the most used heuristic is </w:t>
-      </w:r>
-      <w:r>
-        <w:rPr>
-          <w:noProof/>
-          <w:lang w:val="en-US"/>
-        </w:rPr>
-        <w:t>that</w:t>
+        <w:t>H</w:t>
+      </w:r>
+      <w:r>
+        <w:rPr>
+          <w:noProof/>
+          <w:lang w:val="en-US"/>
+        </w:rPr>
+        <w:t xml:space="preserve">euristics have been proven to help voters when they lack political information but also when a large amount of information </w:t>
+      </w:r>
+      <w:r>
+        <w:rPr>
+          <w:noProof/>
+          <w:lang w:val="en-US"/>
+        </w:rPr>
+        <w:t xml:space="preserve">is </w:t>
+      </w:r>
+      <w:r>
+        <w:rPr>
+          <w:noProof/>
+          <w:lang w:val="en-US"/>
+        </w:rPr>
+        <w:t xml:space="preserve">available. </w:t>
+      </w:r>
+      <w:r>
+        <w:rPr>
+          <w:noProof/>
+          <w:lang w:val="en-US"/>
+        </w:rPr>
+        <w:t>I</w:t>
+      </w:r>
+      <w:r>
+        <w:rPr>
+          <w:noProof/>
+          <w:lang w:val="en-US"/>
+        </w:rPr>
+        <w:t>n these contexts</w:t>
+      </w:r>
+      <w:r>
+        <w:rPr>
+          <w:noProof/>
+          <w:lang w:val="en-US"/>
+        </w:rPr>
+        <w:t xml:space="preserve"> as well</w:t>
+      </w:r>
+      <w:r>
+        <w:rPr>
+          <w:noProof/>
+          <w:lang w:val="en-US"/>
+        </w:rPr>
+        <w:t xml:space="preserve">, physical appearance is used as an effective heuristic. </w:t>
+      </w:r>
+      <w:hyperlink r:id="rId54">
+        <w:r>
+          <w:rPr>
+            <w:noProof/>
+            <w:lang w:val="en-US"/>
+          </w:rPr>
+          <w:t xml:space="preserve">Herrmann </w:t>
+        </w:r>
+        <w:r>
+          <w:rPr>
+            <w:noProof/>
+            <w:lang w:val="en-US"/>
+          </w:rPr>
+          <w:t>and</w:t>
+        </w:r>
+        <w:r>
+          <w:rPr>
+            <w:noProof/>
+            <w:lang w:val="en-US"/>
+          </w:rPr>
+          <w:t xml:space="preserve"> Shikano (2016, p. 414)</w:t>
+        </w:r>
+      </w:hyperlink>
+      <w:r>
+        <w:rPr>
+          <w:noProof/>
+          <w:lang w:val="en-US"/>
+        </w:rPr>
+        <w:t xml:space="preserve"> find that once a voter </w:t>
+      </w:r>
+      <w:r>
+        <w:rPr>
+          <w:noProof/>
+          <w:lang w:val="en-US"/>
+        </w:rPr>
+        <w:lastRenderedPageBreak/>
+        <w:t xml:space="preserve">has evaluated a candidate’s facial image, new </w:t>
+      </w:r>
+      <w:r>
+        <w:rPr>
+          <w:noProof/>
+          <w:lang w:val="en-US"/>
+        </w:rPr>
+        <w:t xml:space="preserve">and </w:t>
+      </w:r>
+      <w:r>
+        <w:rPr>
+          <w:noProof/>
+          <w:lang w:val="en-US"/>
+        </w:rPr>
+        <w:t>potentially</w:t>
       </w:r>
       <w:r>
         <w:rPr>
@@ -3763,23 +3851,17 @@
           <w:noProof/>
           <w:lang w:val="en-US"/>
         </w:rPr>
-        <w:t xml:space="preserve">voters can easily use </w:t>
-      </w:r>
-      <w:r>
-        <w:rPr>
-          <w:noProof/>
-          <w:lang w:val="en-US"/>
-        </w:rPr>
-        <w:lastRenderedPageBreak/>
-        <w:t xml:space="preserve">it as a cognitive shortcut to compensate for </w:t>
-      </w:r>
-      <w:r>
-        <w:rPr>
-          <w:noProof/>
-          <w:lang w:val="en-US"/>
-        </w:rPr>
-        <w:t>a</w:t>
-      </w:r>
+        <w:t xml:space="preserve">more relevant information is discarded. Similarly, </w:t>
+      </w:r>
+      <w:hyperlink r:id="rId55">
+        <w:r>
+          <w:rPr>
+            <w:noProof/>
+            <w:lang w:val="en-US"/>
+          </w:rPr>
+          <w:t>Keating et al. (1999, pp. 594–595)</w:t>
+        </w:r>
+      </w:hyperlink>
       <w:r>
         <w:rPr>
           <w:noProof/>
@@ -3792,113 +3874,7 @@
           <w:noProof/>
           <w:lang w:val="en-US"/>
         </w:rPr>
-        <w:t xml:space="preserve">lack of information </w:t>
-      </w:r>
-      <w:hyperlink r:id="rId51">
-        <w:r>
-          <w:rPr>
-            <w:noProof/>
-            <w:lang w:val="en-US"/>
-          </w:rPr>
-          <w:t>(Rosar et al</w:t>
-        </w:r>
-      </w:hyperlink>
-      <w:hyperlink r:id="rId52">
-        <w:r>
-          <w:rPr>
-            <w:noProof/>
-            <w:lang w:val="en-US"/>
-          </w:rPr>
-          <w:t>., 2008</w:t>
-        </w:r>
-      </w:hyperlink>
-      <w:hyperlink r:id="rId53">
-        <w:r>
-          <w:rPr>
-            <w:noProof/>
-            <w:lang w:val="en-US"/>
-          </w:rPr>
-          <w:t>, p. 64</w:t>
-        </w:r>
-      </w:hyperlink>
-      <w:r>
-        <w:rPr>
-          <w:noProof/>
-          <w:lang w:val="en-US"/>
-        </w:rPr>
-        <w:t>;</w:t>
-      </w:r>
-      <w:r>
-        <w:rPr>
-          <w:noProof/>
-          <w:lang w:val="en-US"/>
-        </w:rPr>
-        <w:t xml:space="preserve"> importantly</w:t>
-      </w:r>
-      <w:r>
-        <w:rPr>
-          <w:noProof/>
-          <w:lang w:val="en-US"/>
-        </w:rPr>
-        <w:t>,</w:t>
-      </w:r>
-      <w:r>
-        <w:rPr>
-          <w:noProof/>
-          <w:lang w:val="en-US"/>
-        </w:rPr>
-        <w:t xml:space="preserve"> see </w:t>
-      </w:r>
-      <w:hyperlink r:id="rId54">
-        <w:r>
-          <w:rPr>
-            <w:noProof/>
-            <w:lang w:val="en-US"/>
-          </w:rPr>
-          <w:t>Hart et al., 2011)</w:t>
-        </w:r>
-      </w:hyperlink>
-      <w:r>
-        <w:rPr>
-          <w:noProof/>
-          <w:lang w:val="en-US"/>
-        </w:rPr>
-        <w:t xml:space="preserve">. </w:t>
-      </w:r>
-      <w:r>
-        <w:rPr>
-          <w:noProof/>
-          <w:lang w:val="en-US"/>
-        </w:rPr>
-        <w:t>Therefore</w:t>
-      </w:r>
-      <w:r>
-        <w:rPr>
-          <w:noProof/>
-          <w:lang w:val="en-US"/>
-        </w:rPr>
-        <w:t xml:space="preserve">, voters look at </w:t>
-      </w:r>
-      <w:r>
-        <w:rPr>
-          <w:noProof/>
-          <w:lang w:val="en-US"/>
-        </w:rPr>
-        <w:t xml:space="preserve">photographs of the </w:t>
-      </w:r>
-      <w:r>
-        <w:rPr>
-          <w:noProof/>
-          <w:lang w:val="en-US"/>
-        </w:rPr>
-        <w:t>candidate</w:t>
-      </w:r>
-      <w:r>
-        <w:rPr>
-          <w:noProof/>
-          <w:lang w:val="en-US"/>
-        </w:rPr>
-        <w:t>s</w:t>
+        <w:t>explain</w:t>
       </w:r>
       <w:r>
         <w:rPr>
@@ -3907,127 +3883,121 @@
         </w:rPr>
         <w:t xml:space="preserve"> </w:t>
       </w:r>
-      <w:hyperlink r:id="rId55">
-        <w:r>
-          <w:rPr>
-            <w:noProof/>
-            <w:lang w:val="en-US"/>
-          </w:rPr>
-          <w:t>(Banducci et al</w:t>
-        </w:r>
-      </w:hyperlink>
+      <w:r>
+        <w:rPr>
+          <w:noProof/>
+          <w:lang w:val="en-US"/>
+        </w:rPr>
+        <w:t xml:space="preserve">that facial cues loom larger in decision making once more important but harder-to-get information becomes available. </w:t>
+      </w:r>
+      <w:r>
+        <w:rPr>
+          <w:noProof/>
+          <w:lang w:val="en-US"/>
+        </w:rPr>
+        <w:t>F</w:t>
+      </w:r>
+      <w:r>
+        <w:rPr>
+          <w:noProof/>
+          <w:lang w:val="en-US"/>
+        </w:rPr>
+        <w:t xml:space="preserve">inally, heuristics are not only important when a large amount of information </w:t>
+      </w:r>
+      <w:r>
+        <w:rPr>
+          <w:noProof/>
+          <w:lang w:val="en-US"/>
+        </w:rPr>
+        <w:t xml:space="preserve">is </w:t>
+      </w:r>
+      <w:r>
+        <w:rPr>
+          <w:noProof/>
+          <w:lang w:val="en-US"/>
+        </w:rPr>
+        <w:t xml:space="preserve">available but also when more and better political information is needed to make a decision. For example, going to the polls more frequently increases voter fatigue, making voters rely even more on heuristics </w:t>
+      </w:r>
       <w:hyperlink r:id="rId56">
         <w:r>
           <w:rPr>
             <w:noProof/>
             <w:lang w:val="en-US"/>
           </w:rPr>
-          <w:t>., 2008</w:t>
-        </w:r>
-      </w:hyperlink>
+          <w:t>(Praino et al., 2014)</w:t>
+        </w:r>
+      </w:hyperlink>
+      <w:r>
+        <w:rPr>
+          <w:noProof/>
+          <w:lang w:val="en-US"/>
+        </w:rPr>
+        <w:t xml:space="preserve">. All in all, voters use heuristics because it allows them to make reasonable voting decisions with minimal cognitive effort and makes them “vote correctly,” especially </w:t>
+      </w:r>
+      <w:r>
+        <w:rPr>
+          <w:noProof/>
+          <w:lang w:val="en-US"/>
+        </w:rPr>
+        <w:t>for</w:t>
+      </w:r>
+      <w:r>
+        <w:rPr>
+          <w:noProof/>
+          <w:lang w:val="en-US"/>
+        </w:rPr>
+        <w:t xml:space="preserve"> </w:t>
+      </w:r>
+      <w:r>
+        <w:rPr>
+          <w:noProof/>
+          <w:lang w:val="en-US"/>
+        </w:rPr>
+        <w:t>voters that already have access</w:t>
+      </w:r>
+      <w:r>
+        <w:rPr>
+          <w:noProof/>
+          <w:lang w:val="en-US"/>
+        </w:rPr>
+        <w:t xml:space="preserve"> to</w:t>
+      </w:r>
+      <w:r>
+        <w:rPr>
+          <w:noProof/>
+          <w:lang w:val="en-US"/>
+        </w:rPr>
+        <w:t xml:space="preserve"> </w:t>
+      </w:r>
+      <w:r>
+        <w:rPr>
+          <w:noProof/>
+          <w:lang w:val="en-US"/>
+        </w:rPr>
+        <w:t xml:space="preserve">some </w:t>
+      </w:r>
+      <w:r>
+        <w:rPr>
+          <w:noProof/>
+          <w:lang w:val="en-US"/>
+        </w:rPr>
+        <w:t xml:space="preserve">political information </w:t>
+      </w:r>
       <w:hyperlink r:id="rId57">
         <w:r>
           <w:rPr>
             <w:noProof/>
             <w:lang w:val="en-US"/>
           </w:rPr>
-          <w:t>, p. 903)</w:t>
-        </w:r>
-      </w:hyperlink>
-      <w:r>
-        <w:rPr>
-          <w:noProof/>
-          <w:lang w:val="en-US"/>
-        </w:rPr>
-        <w:t xml:space="preserve"> or “watch a good deal of TV” </w:t>
-      </w:r>
-      <w:hyperlink r:id="rId58">
-        <w:r>
-          <w:rPr>
-            <w:noProof/>
-            <w:lang w:val="en-US"/>
-          </w:rPr>
-          <w:t>(Lenz &amp; Lawson, 2011, p. 575)</w:t>
-        </w:r>
-      </w:hyperlink>
-      <w:r>
-        <w:rPr>
-          <w:noProof/>
-          <w:lang w:val="en-US"/>
-        </w:rPr>
-        <w:t xml:space="preserve"> because the way </w:t>
-      </w:r>
-      <w:r>
-        <w:rPr>
-          <w:noProof/>
-          <w:lang w:val="en-US"/>
-        </w:rPr>
-        <w:t>that</w:t>
-      </w:r>
-      <w:r>
-        <w:rPr>
-          <w:noProof/>
-          <w:lang w:val="en-US"/>
-        </w:rPr>
-        <w:t xml:space="preserve"> candidates look </w:t>
-      </w:r>
-      <w:r>
-        <w:rPr>
-          <w:noProof/>
-          <w:lang w:val="en-US"/>
-        </w:rPr>
-        <w:t>provides</w:t>
-      </w:r>
-      <w:r>
-        <w:rPr>
-          <w:noProof/>
-          <w:lang w:val="en-US"/>
-        </w:rPr>
-        <w:t xml:space="preserve"> cues in low-information elections. In sum, and as </w:t>
-      </w:r>
-      <w:hyperlink r:id="rId59">
-        <w:r>
-          <w:rPr>
-            <w:noProof/>
-            <w:lang w:val="en-US"/>
-          </w:rPr>
-          <w:t>Riggle et al. (1992, p. 67)</w:t>
-        </w:r>
-      </w:hyperlink>
-      <w:r>
-        <w:rPr>
-          <w:noProof/>
-          <w:lang w:val="en-US"/>
-        </w:rPr>
-        <w:t xml:space="preserve"> put it, “[i]n the absence of other information, candidates</w:t>
-      </w:r>
-      <w:r>
-        <w:rPr>
-          <w:noProof/>
-          <w:lang w:val="en-US"/>
-        </w:rPr>
-        <w:t>’</w:t>
-      </w:r>
-      <w:r>
-        <w:rPr>
-          <w:noProof/>
-          <w:lang w:val="en-US"/>
-        </w:rPr>
-        <w:t xml:space="preserve"> physical attractiveness [has] a substantial influence on subjects</w:t>
-      </w:r>
-      <w:r>
-        <w:rPr>
-          <w:noProof/>
-          <w:lang w:val="en-US"/>
-        </w:rPr>
-        <w:t>’</w:t>
-      </w:r>
-      <w:r>
-        <w:rPr>
-          <w:noProof/>
-          <w:lang w:val="en-US"/>
-        </w:rPr>
-        <w:t xml:space="preserve"> [...] evaluations of them [as they make] inferences of both their personal qualities and their political ideology.” </w:t>
+          <w:t>(Lau &amp; Redlawsk, 2001)</w:t>
+        </w:r>
+      </w:hyperlink>
+      <w:r>
+        <w:rPr>
+          <w:noProof/>
+          <w:lang w:val="en-US"/>
+        </w:rPr>
+        <w:t>.</w:t>
       </w:r>
     </w:p>
     <w:p>
@@ -4044,56 +4014,67 @@
           <w:noProof/>
           <w:lang w:val="en-US"/>
         </w:rPr>
-        <w:t>H</w:t>
-      </w:r>
-      <w:r>
-        <w:rPr>
-          <w:noProof/>
-          <w:lang w:val="en-US"/>
-        </w:rPr>
-        <w:t xml:space="preserve">euristics have been proven to help voters when they lack political information but also when a large amount of information </w:t>
-      </w:r>
-      <w:r>
-        <w:rPr>
-          <w:noProof/>
-          <w:lang w:val="en-US"/>
-        </w:rPr>
-        <w:t xml:space="preserve">is </w:t>
-      </w:r>
-      <w:r>
-        <w:rPr>
-          <w:noProof/>
-          <w:lang w:val="en-US"/>
-        </w:rPr>
-        <w:t xml:space="preserve">available. </w:t>
-      </w:r>
-      <w:r>
-        <w:rPr>
-          <w:noProof/>
-          <w:lang w:val="en-US"/>
-        </w:rPr>
-        <w:t>I</w:t>
-      </w:r>
-      <w:r>
-        <w:rPr>
-          <w:noProof/>
-          <w:lang w:val="en-US"/>
-        </w:rPr>
-        <w:t>n these contexts</w:t>
-      </w:r>
-      <w:r>
-        <w:rPr>
-          <w:noProof/>
-          <w:lang w:val="en-US"/>
-        </w:rPr>
-        <w:t xml:space="preserve"> as well</w:t>
-      </w:r>
-      <w:r>
-        <w:rPr>
-          <w:noProof/>
-          <w:lang w:val="en-US"/>
-        </w:rPr>
-        <w:t xml:space="preserve">, physical appearance is used as an effective heuristic. </w:t>
+        <w:t xml:space="preserve">The effect of physical appearance on voting has been extensively studied, but only in the context of the candidate’s attractiveness. In general, </w:t>
+      </w:r>
+      <w:r>
+        <w:rPr>
+          <w:noProof/>
+          <w:lang w:val="en-US"/>
+        </w:rPr>
+        <w:t xml:space="preserve">“voters vote beautiful” </w:t>
+      </w:r>
+      <w:hyperlink r:id="rId58">
+        <w:r>
+          <w:rPr>
+            <w:noProof/>
+            <w:lang w:val="en-US"/>
+          </w:rPr>
+          <w:t>(Efrain &amp; Patterson, 1974)</w:t>
+        </w:r>
+      </w:hyperlink>
+      <w:r>
+        <w:rPr>
+          <w:noProof/>
+          <w:lang w:val="en-US"/>
+        </w:rPr>
+        <w:t xml:space="preserve"> because attractiveness serves as a heuristic for something else. For instance, </w:t>
+      </w:r>
+      <w:hyperlink r:id="rId59">
+        <w:r>
+          <w:rPr>
+            <w:noProof/>
+            <w:lang w:val="en-US"/>
+          </w:rPr>
+          <w:t>Banducci et al. (2008, p. 903)</w:t>
+        </w:r>
+      </w:hyperlink>
+      <w:r>
+        <w:rPr>
+          <w:noProof/>
+          <w:lang w:val="en-US"/>
+        </w:rPr>
+        <w:t xml:space="preserve"> </w:t>
+      </w:r>
+      <w:r>
+        <w:rPr>
+          <w:noProof/>
+          <w:lang w:val="en-US"/>
+        </w:rPr>
+        <w:t>report</w:t>
+      </w:r>
+      <w:r>
+        <w:rPr>
+          <w:noProof/>
+          <w:lang w:val="en-US"/>
+        </w:rPr>
+        <w:t xml:space="preserve"> </w:t>
+      </w:r>
+      <w:r>
+        <w:rPr>
+          <w:noProof/>
+          <w:lang w:val="en-US"/>
+        </w:rPr>
+        <w:t xml:space="preserve">that attractive candidates “are more likely to be attributed the qualities associated with successful politicians,” suffer less when involved in scandals </w:t>
       </w:r>
       <w:hyperlink r:id="rId60">
         <w:r>
@@ -4101,44 +4082,71 @@
             <w:noProof/>
             <w:lang w:val="en-US"/>
           </w:rPr>
-          <w:t xml:space="preserve">Herrmann </w:t>
-        </w:r>
-        <w:r>
-          <w:rPr>
-            <w:noProof/>
-            <w:lang w:val="en-US"/>
-          </w:rPr>
-          <w:t>and</w:t>
-        </w:r>
-        <w:r>
-          <w:rPr>
-            <w:noProof/>
-            <w:lang w:val="en-US"/>
-          </w:rPr>
-          <w:t xml:space="preserve"> Shikano (2016, p. 414)</w:t>
-        </w:r>
-      </w:hyperlink>
-      <w:r>
-        <w:rPr>
-          <w:noProof/>
-          <w:lang w:val="en-US"/>
-        </w:rPr>
-        <w:t xml:space="preserve"> find that once a voter has evaluated a candidate’s facial image, new </w:t>
-      </w:r>
-      <w:r>
-        <w:rPr>
-          <w:noProof/>
-          <w:lang w:val="en-US"/>
-        </w:rPr>
-        <w:t xml:space="preserve">and </w:t>
-      </w:r>
-      <w:r>
-        <w:rPr>
-          <w:noProof/>
-          <w:lang w:val="en-US"/>
-        </w:rPr>
-        <w:t>potentially</w:t>
-      </w:r>
+          <w:t>(Stockemer &amp; Praino, 2019, p. 747)</w:t>
+        </w:r>
+      </w:hyperlink>
+      <w:r>
+        <w:rPr>
+          <w:noProof/>
+          <w:lang w:val="en-US"/>
+        </w:rPr>
+        <w:t xml:space="preserve">, and are perceived </w:t>
+      </w:r>
+      <w:r>
+        <w:rPr>
+          <w:noProof/>
+          <w:lang w:val="en-US"/>
+        </w:rPr>
+        <w:t xml:space="preserve">as </w:t>
+      </w:r>
+      <w:r>
+        <w:rPr>
+          <w:noProof/>
+          <w:lang w:val="en-US"/>
+        </w:rPr>
+        <w:t xml:space="preserve">more competent and trustworthy </w:t>
+      </w:r>
+      <w:hyperlink r:id="rId61">
+        <w:r>
+          <w:rPr>
+            <w:noProof/>
+            <w:lang w:val="en-US"/>
+          </w:rPr>
+          <w:t>(Berggren et al., 2010, p. 8)</w:t>
+        </w:r>
+      </w:hyperlink>
+      <w:r>
+        <w:rPr>
+          <w:noProof/>
+          <w:lang w:val="en-US"/>
+        </w:rPr>
+        <w:t xml:space="preserve">. Thus, attractiveness is associated with attributes </w:t>
+      </w:r>
+      <w:hyperlink r:id="rId62">
+        <w:r>
+          <w:rPr>
+            <w:noProof/>
+            <w:lang w:val="en-US"/>
+          </w:rPr>
+          <w:t>(Mattes et al., 2010)</w:t>
+        </w:r>
+      </w:hyperlink>
+      <w:r>
+        <w:rPr>
+          <w:noProof/>
+          <w:lang w:val="en-US"/>
+        </w:rPr>
+        <w:t xml:space="preserve"> and personality traits </w:t>
+      </w:r>
+      <w:hyperlink r:id="rId63">
+        <w:r>
+          <w:rPr>
+            <w:noProof/>
+            <w:lang w:val="en-US"/>
+          </w:rPr>
+          <w:t>(Banducci et al., 2008)</w:t>
+        </w:r>
+      </w:hyperlink>
       <w:r>
         <w:rPr>
           <w:noProof/>
@@ -4151,145 +4159,43 @@
           <w:noProof/>
           <w:lang w:val="en-US"/>
         </w:rPr>
-        <w:t xml:space="preserve">more relevant information is discarded. Similarly, </w:t>
-      </w:r>
-      <w:hyperlink r:id="rId61">
-        <w:r>
-          <w:rPr>
-            <w:noProof/>
-            <w:lang w:val="en-US"/>
-          </w:rPr>
-          <w:t>Keating et al. (1999, pp. 594–595)</w:t>
-        </w:r>
-      </w:hyperlink>
-      <w:r>
-        <w:rPr>
-          <w:noProof/>
-          <w:lang w:val="en-US"/>
-        </w:rPr>
-        <w:t xml:space="preserve"> </w:t>
-      </w:r>
-      <w:r>
-        <w:rPr>
-          <w:noProof/>
-          <w:lang w:val="en-US"/>
-        </w:rPr>
-        <w:t>explain</w:t>
-      </w:r>
-      <w:r>
-        <w:rPr>
-          <w:noProof/>
-          <w:lang w:val="en-US"/>
-        </w:rPr>
-        <w:t xml:space="preserve"> </w:t>
-      </w:r>
-      <w:r>
-        <w:rPr>
-          <w:noProof/>
-          <w:lang w:val="en-US"/>
-        </w:rPr>
-        <w:t xml:space="preserve">that facial cues loom larger in decision making once more important but harder-to-get information becomes available. </w:t>
-      </w:r>
-      <w:r>
-        <w:rPr>
-          <w:noProof/>
-          <w:lang w:val="en-US"/>
-        </w:rPr>
-        <w:t>F</w:t>
-      </w:r>
-      <w:r>
-        <w:rPr>
-          <w:noProof/>
-          <w:lang w:val="en-US"/>
-        </w:rPr>
-        <w:t xml:space="preserve">inally, heuristics are not only important when a large amount of information </w:t>
-      </w:r>
-      <w:r>
-        <w:rPr>
-          <w:noProof/>
-          <w:lang w:val="en-US"/>
-        </w:rPr>
-        <w:t xml:space="preserve">is </w:t>
-      </w:r>
-      <w:r>
-        <w:rPr>
-          <w:noProof/>
-          <w:lang w:val="en-US"/>
-        </w:rPr>
-        <w:t xml:space="preserve">available but also when more and better political information is needed to make a decision. For example, going to the polls more frequently increases voter fatigue, making voters rely even more on heuristics </w:t>
-      </w:r>
-      <w:hyperlink r:id="rId62">
-        <w:r>
-          <w:rPr>
-            <w:noProof/>
-            <w:lang w:val="en-US"/>
-          </w:rPr>
-          <w:t>(Praino et al., 2014)</w:t>
-        </w:r>
-      </w:hyperlink>
-      <w:r>
-        <w:rPr>
-          <w:noProof/>
-          <w:lang w:val="en-US"/>
-        </w:rPr>
-        <w:t xml:space="preserve">. All in all, voters use heuristics because it allows them to make reasonable voting decisions with minimal cognitive effort and makes them “vote correctly,” especially </w:t>
-      </w:r>
-      <w:r>
-        <w:rPr>
-          <w:noProof/>
-          <w:lang w:val="en-US"/>
-        </w:rPr>
-        <w:t>for</w:t>
-      </w:r>
-      <w:r>
-        <w:rPr>
-          <w:noProof/>
-          <w:lang w:val="en-US"/>
-        </w:rPr>
-        <w:t xml:space="preserve"> </w:t>
-      </w:r>
-      <w:r>
-        <w:rPr>
-          <w:noProof/>
-          <w:lang w:val="en-US"/>
-        </w:rPr>
-        <w:t>voters that already have access</w:t>
-      </w:r>
-      <w:r>
-        <w:rPr>
-          <w:noProof/>
-          <w:lang w:val="en-US"/>
-        </w:rPr>
-        <w:t xml:space="preserve"> to</w:t>
-      </w:r>
-      <w:r>
-        <w:rPr>
-          <w:noProof/>
-          <w:lang w:val="en-US"/>
-        </w:rPr>
-        <w:t xml:space="preserve"> </w:t>
-      </w:r>
-      <w:r>
-        <w:rPr>
-          <w:noProof/>
-          <w:lang w:val="en-US"/>
-        </w:rPr>
-        <w:t xml:space="preserve">some </w:t>
-      </w:r>
-      <w:r>
-        <w:rPr>
-          <w:noProof/>
-          <w:lang w:val="en-US"/>
-        </w:rPr>
-        <w:t xml:space="preserve">political information </w:t>
-      </w:r>
-      <w:hyperlink r:id="rId63">
-        <w:r>
-          <w:rPr>
-            <w:noProof/>
-            <w:lang w:val="en-US"/>
-          </w:rPr>
-          <w:t>(Lau &amp; Redlawsk, 2001)</w:t>
+        <w:t xml:space="preserve">that </w:t>
+      </w:r>
+      <w:r>
+        <w:rPr>
+          <w:noProof/>
+          <w:lang w:val="en-US"/>
+        </w:rPr>
+        <w:t xml:space="preserve">are desirable in </w:t>
+      </w:r>
+      <w:r>
+        <w:rPr>
+          <w:noProof/>
+          <w:lang w:val="en-US"/>
+        </w:rPr>
+        <w:t>politicians, such as honesty, productivity</w:t>
+      </w:r>
+      <w:r>
+        <w:rPr>
+          <w:noProof/>
+          <w:lang w:val="en-US"/>
+        </w:rPr>
+        <w:t>,</w:t>
+      </w:r>
+      <w:r>
+        <w:rPr>
+          <w:noProof/>
+          <w:lang w:val="en-US"/>
+        </w:rPr>
+        <w:t xml:space="preserve"> or conservatism </w:t>
+      </w:r>
+      <w:hyperlink r:id="rId64">
+        <w:r>
+          <w:rPr>
+            <w:noProof/>
+            <w:lang w:val="en-US"/>
+          </w:rPr>
+          <w:t>(Berggren et al., 2017)</w:t>
         </w:r>
       </w:hyperlink>
       <w:r>
@@ -4314,23 +4220,35 @@
           <w:noProof/>
           <w:lang w:val="en-US"/>
         </w:rPr>
-        <w:t xml:space="preserve">We posit that “voters vote beautiful” </w:t>
-      </w:r>
-      <w:hyperlink r:id="rId64">
-        <w:r>
-          <w:rPr>
-            <w:noProof/>
-            <w:lang w:val="en-US"/>
-          </w:rPr>
-          <w:t>(Efrain &amp; Patterson, 1974)</w:t>
-        </w:r>
-      </w:hyperlink>
-      <w:r>
-        <w:rPr>
-          <w:noProof/>
-          <w:lang w:val="en-US"/>
-        </w:rPr>
-        <w:t xml:space="preserve"> because attractiveness serves as a heuristic for something else. For instance, </w:t>
+        <w:t xml:space="preserve">Unfortunately, most studies fail to see this association as it relates to inequality and social stratification. </w:t>
+      </w:r>
+      <w:r>
+        <w:rPr>
+          <w:noProof/>
+          <w:lang w:val="en-US"/>
+        </w:rPr>
+        <w:t>Barring</w:t>
+      </w:r>
+      <w:r>
+        <w:rPr>
+          <w:noProof/>
+          <w:lang w:val="en-US"/>
+        </w:rPr>
+        <w:t xml:space="preserve"> very few exceptions, physical attractiveness has been studied in the context of the perceived socio-economic status of candidate</w:t>
+      </w:r>
+      <w:r>
+        <w:rPr>
+          <w:noProof/>
+          <w:lang w:val="en-US"/>
+        </w:rPr>
+        <w:t>s</w:t>
+      </w:r>
+      <w:r>
+        <w:rPr>
+          <w:noProof/>
+          <w:lang w:val="en-US"/>
+        </w:rPr>
+        <w:t xml:space="preserve"> </w:t>
       </w:r>
       <w:hyperlink r:id="rId65">
         <w:r>
@@ -4338,9 +4256,40 @@
             <w:noProof/>
             <w:lang w:val="en-US"/>
           </w:rPr>
-          <w:t>Banducci et al. (2008, p. 903)</w:t>
-        </w:r>
-      </w:hyperlink>
+          <w:t>(Kalick, 1988; Hamermesh &amp; Biddle, 1994; Belmi &amp; Neale, 2014)</w:t>
+        </w:r>
+      </w:hyperlink>
+      <w:r>
+        <w:rPr>
+          <w:noProof/>
+          <w:lang w:val="en-US"/>
+        </w:rPr>
+        <w:t xml:space="preserve">. For instance, </w:t>
+      </w:r>
+      <w:hyperlink r:id="rId66">
+        <w:r>
+          <w:rPr>
+            <w:noProof/>
+            <w:lang w:val="en-US"/>
+          </w:rPr>
+          <w:t>Price et al. (2011, p. 636)</w:t>
+        </w:r>
+      </w:hyperlink>
+      <w:r>
+        <w:rPr>
+          <w:noProof/>
+          <w:lang w:val="en-US"/>
+        </w:rPr>
+        <w:t xml:space="preserve"> point out that physically attractive individuals tend to be “less egalitarian.”</w:t>
+      </w:r>
+      <w:r>
+        <w:rPr>
+          <w:noProof/>
+          <w:vertAlign w:val="superscript"/>
+          <w:lang w:val="en-US"/>
+        </w:rPr>
+        <w:footnoteReference w:id="6"/>
+      </w:r>
       <w:r>
         <w:rPr>
           <w:noProof/>
@@ -4353,7 +4302,21 @@
           <w:noProof/>
           <w:lang w:val="en-US"/>
         </w:rPr>
-        <w:t>report</w:t>
+        <w:t>Consequently</w:t>
+      </w:r>
+      <w:r>
+        <w:rPr>
+          <w:noProof/>
+          <w:lang w:val="en-US"/>
+        </w:rPr>
+        <w:t xml:space="preserve">, </w:t>
+      </w:r>
+      <w:r>
+        <w:rPr>
+          <w:noProof/>
+          <w:lang w:val="en-US"/>
+        </w:rPr>
+        <w:t>although</w:t>
       </w:r>
       <w:r>
         <w:rPr>
@@ -4367,106 +4330,35 @@
           <w:noProof/>
           <w:lang w:val="en-US"/>
         </w:rPr>
-        <w:t xml:space="preserve">that attractive candidates “are more likely to be attributed the qualities associated with successful politicians,” suffer less when involved in scandals </w:t>
-      </w:r>
-      <w:hyperlink r:id="rId66">
-        <w:r>
-          <w:rPr>
-            <w:noProof/>
-            <w:lang w:val="en-US"/>
-          </w:rPr>
-          <w:t>(Stockemer &amp; Praino, 2019, p. 747)</w:t>
-        </w:r>
-      </w:hyperlink>
-      <w:r>
-        <w:rPr>
-          <w:noProof/>
-          <w:lang w:val="en-US"/>
-        </w:rPr>
-        <w:t xml:space="preserve">, and are perceived </w:t>
-      </w:r>
-      <w:r>
-        <w:rPr>
-          <w:noProof/>
-          <w:lang w:val="en-US"/>
-        </w:rPr>
-        <w:t xml:space="preserve">as </w:t>
-      </w:r>
-      <w:r>
-        <w:rPr>
-          <w:noProof/>
-          <w:lang w:val="en-US"/>
-        </w:rPr>
-        <w:t xml:space="preserve">more competent and trustworthy </w:t>
-      </w:r>
-      <w:hyperlink r:id="rId67">
-        <w:r>
-          <w:rPr>
-            <w:noProof/>
-            <w:lang w:val="en-US"/>
-          </w:rPr>
-          <w:t>(Berggren et al., 2010, p. 8)</w:t>
-        </w:r>
-      </w:hyperlink>
-      <w:r>
-        <w:rPr>
-          <w:noProof/>
-          <w:lang w:val="en-US"/>
-        </w:rPr>
-        <w:t xml:space="preserve">. Thus, attractiveness is associated with attributes </w:t>
-      </w:r>
-      <w:hyperlink r:id="rId68">
-        <w:r>
-          <w:rPr>
-            <w:noProof/>
-            <w:lang w:val="en-US"/>
-          </w:rPr>
-          <w:t>(Mattes et al., 2010)</w:t>
-        </w:r>
-      </w:hyperlink>
-      <w:r>
-        <w:rPr>
-          <w:noProof/>
-          <w:lang w:val="en-US"/>
-        </w:rPr>
-        <w:t xml:space="preserve"> and personality traits </w:t>
-      </w:r>
-      <w:hyperlink r:id="rId69">
-        <w:r>
-          <w:rPr>
-            <w:noProof/>
-            <w:lang w:val="en-US"/>
-          </w:rPr>
-          <w:t>(Banducci et al., 2008)</w:t>
-        </w:r>
-      </w:hyperlink>
-      <w:r>
-        <w:rPr>
-          <w:noProof/>
-          <w:lang w:val="en-US"/>
-        </w:rPr>
-        <w:t xml:space="preserve"> </w:t>
-      </w:r>
-      <w:r>
-        <w:rPr>
-          <w:noProof/>
-          <w:lang w:val="en-US"/>
-        </w:rPr>
-        <w:t xml:space="preserve">that </w:t>
-      </w:r>
-      <w:r>
-        <w:rPr>
-          <w:noProof/>
-          <w:lang w:val="en-US"/>
-        </w:rPr>
-        <w:t xml:space="preserve">are desirable in </w:t>
-      </w:r>
-      <w:r>
-        <w:rPr>
-          <w:noProof/>
-          <w:lang w:val="en-US"/>
-        </w:rPr>
-        <w:t>politicians, such as honesty, productivity</w:t>
+        <w:t xml:space="preserve">much progress has been made in this area of research, we find it limiting that most studies exclusively </w:t>
+      </w:r>
+      <w:r>
+        <w:rPr>
+          <w:noProof/>
+          <w:lang w:val="en-US"/>
+        </w:rPr>
+        <w:t xml:space="preserve">reference </w:t>
+      </w:r>
+      <w:r>
+        <w:rPr>
+          <w:noProof/>
+          <w:lang w:val="en-US"/>
+        </w:rPr>
+        <w:t xml:space="preserve">physical attractiveness, neglecting other aspects of physical appearance that might also explain </w:t>
+      </w:r>
+      <w:r>
+        <w:rPr>
+          <w:noProof/>
+          <w:lang w:val="en-US"/>
+        </w:rPr>
+        <w:t>voting choices</w:t>
+      </w:r>
+      <w:r>
+        <w:rPr>
+          <w:noProof/>
+          <w:lang w:val="en-US"/>
+        </w:rPr>
+        <w:t>. In this paper</w:t>
       </w:r>
       <w:r>
         <w:rPr>
@@ -4480,23 +4372,54 @@
           <w:noProof/>
           <w:lang w:val="en-US"/>
         </w:rPr>
-        <w:t xml:space="preserve"> or conservatism </w:t>
-      </w:r>
-      <w:hyperlink r:id="rId70">
-        <w:r>
-          <w:rPr>
-            <w:noProof/>
-            <w:lang w:val="en-US"/>
-          </w:rPr>
-          <w:t>(Berggren et al., 2017)</w:t>
-        </w:r>
-      </w:hyperlink>
-      <w:r>
-        <w:rPr>
-          <w:noProof/>
-          <w:lang w:val="en-US"/>
-        </w:rPr>
-        <w:t>.</w:t>
+        <w:t xml:space="preserve"> we focus on the relationship between looking working-class/wealthy and gender. The next section discusses </w:t>
+      </w:r>
+      <w:r>
+        <w:rPr>
+          <w:noProof/>
+          <w:lang w:val="en-US"/>
+        </w:rPr>
+        <w:t xml:space="preserve">some </w:t>
+      </w:r>
+      <w:r>
+        <w:rPr>
+          <w:noProof/>
+          <w:lang w:val="en-US"/>
+        </w:rPr>
+        <w:t>theoretical advances regarding the relationship between physical appearance, social status</w:t>
+      </w:r>
+      <w:r>
+        <w:rPr>
+          <w:noProof/>
+          <w:lang w:val="en-US"/>
+        </w:rPr>
+        <w:t>,</w:t>
+      </w:r>
+      <w:r>
+        <w:rPr>
+          <w:noProof/>
+          <w:lang w:val="en-US"/>
+        </w:rPr>
+        <w:t xml:space="preserve"> and inequality. </w:t>
+      </w:r>
+    </w:p>
+    <w:p>
+      <w:pPr>
+        <w:pStyle w:val="Subtitle"/>
+        <w:jc w:val="both"/>
+        <w:rPr>
+          <w:noProof/>
+          <w:lang w:val="en-US"/>
+        </w:rPr>
+      </w:pPr>
+      <w:bookmarkStart w:id="2" w:name="_fy4douaonbmw" w:colFirst="0" w:colLast="0"/>
+      <w:bookmarkEnd w:id="2"/>
+      <w:r>
+        <w:rPr>
+          <w:noProof/>
+          <w:lang w:val="en-US"/>
+        </w:rPr>
+        <w:t>Physical Appearance as a Locus of Social Status</w:t>
       </w:r>
     </w:p>
     <w:p>
@@ -4513,21 +4436,42 @@
           <w:noProof/>
           <w:lang w:val="en-US"/>
         </w:rPr>
-        <w:t xml:space="preserve">Unfortunately, most studies fail to see this association as it relates to inequality and social stratification. </w:t>
-      </w:r>
-      <w:r>
-        <w:rPr>
-          <w:noProof/>
-          <w:lang w:val="en-US"/>
-        </w:rPr>
-        <w:t>Barring</w:t>
-      </w:r>
-      <w:r>
-        <w:rPr>
-          <w:noProof/>
-          <w:lang w:val="en-US"/>
-        </w:rPr>
-        <w:t xml:space="preserve"> very few exceptions, physical attractiveness has been studied in the context of the perceived socio-economic status of candidate</w:t>
+        <w:t>Social stratification research has drawn on status characteristics and expectation</w:t>
+      </w:r>
+      <w:r>
+        <w:rPr>
+          <w:noProof/>
+          <w:lang w:val="en-US"/>
+        </w:rPr>
+        <w:t>-</w:t>
+      </w:r>
+      <w:r>
+        <w:rPr>
+          <w:noProof/>
+          <w:lang w:val="en-US"/>
+        </w:rPr>
+        <w:t xml:space="preserve">states theory, </w:t>
+      </w:r>
+      <w:r>
+        <w:rPr>
+          <w:noProof/>
+          <w:lang w:val="en-US"/>
+        </w:rPr>
+        <w:t>which consider</w:t>
+      </w:r>
+      <w:r>
+        <w:rPr>
+          <w:noProof/>
+          <w:lang w:val="en-US"/>
+        </w:rPr>
+        <w:t xml:space="preserve"> </w:t>
+      </w:r>
+      <w:r>
+        <w:rPr>
+          <w:noProof/>
+          <w:lang w:val="en-US"/>
+        </w:rPr>
+        <w:t>attractiveness a</w:t>
       </w:r>
       <w:r>
         <w:rPr>
@@ -4543,131 +4487,61 @@
         </w:rPr>
         <w:t xml:space="preserve"> </w:t>
       </w:r>
-      <w:hyperlink r:id="rId71">
-        <w:r>
-          <w:rPr>
-            <w:noProof/>
-            <w:lang w:val="en-US"/>
-          </w:rPr>
-          <w:t>(Kalick, 1988; Hamermesh &amp; Biddle, 1994; Belmi &amp; Neale, 2014)</w:t>
-        </w:r>
-      </w:hyperlink>
-      <w:r>
-        <w:rPr>
-          <w:noProof/>
-          <w:lang w:val="en-US"/>
-        </w:rPr>
-        <w:t xml:space="preserve">. For instance, </w:t>
-      </w:r>
-      <w:hyperlink r:id="rId72">
-        <w:r>
-          <w:rPr>
-            <w:noProof/>
-            <w:lang w:val="en-US"/>
-          </w:rPr>
-          <w:t>Berggren et al. (2010, p. 9)</w:t>
-        </w:r>
-      </w:hyperlink>
-      <w:r>
-        <w:rPr>
-          <w:noProof/>
-          <w:lang w:val="en-US"/>
-        </w:rPr>
-        <w:t xml:space="preserve"> explain that “occupation and education serve as signals of competence,” while </w:t>
-      </w:r>
-      <w:hyperlink r:id="rId73">
-        <w:r>
-          <w:rPr>
-            <w:noProof/>
-            <w:lang w:val="en-US"/>
-          </w:rPr>
-          <w:t>Price et al. (2011, p. 636)</w:t>
-        </w:r>
-      </w:hyperlink>
-      <w:r>
-        <w:rPr>
-          <w:noProof/>
-          <w:lang w:val="en-US"/>
-        </w:rPr>
-        <w:t xml:space="preserve"> point out that physically attractive individuals tend to be “less egalitarian.”</w:t>
-      </w:r>
-      <w:r>
-        <w:rPr>
-          <w:noProof/>
-          <w:vertAlign w:val="superscript"/>
-          <w:lang w:val="en-US"/>
-        </w:rPr>
-        <w:footnoteReference w:id="6"/>
-      </w:r>
-      <w:r>
-        <w:rPr>
-          <w:noProof/>
-          <w:lang w:val="en-US"/>
-        </w:rPr>
-        <w:t xml:space="preserve"> </w:t>
-      </w:r>
-      <w:r>
-        <w:rPr>
-          <w:noProof/>
-          <w:lang w:val="en-US"/>
-        </w:rPr>
-        <w:t>Consequently</w:t>
-      </w:r>
-      <w:r>
-        <w:rPr>
-          <w:noProof/>
-          <w:lang w:val="en-US"/>
-        </w:rPr>
-        <w:t xml:space="preserve">, </w:t>
-      </w:r>
-      <w:r>
-        <w:rPr>
-          <w:noProof/>
-          <w:lang w:val="en-US"/>
-        </w:rPr>
-        <w:t>although</w:t>
-      </w:r>
-      <w:r>
-        <w:rPr>
-          <w:noProof/>
-          <w:lang w:val="en-US"/>
-        </w:rPr>
-        <w:t xml:space="preserve"> </w:t>
-      </w:r>
-      <w:r>
-        <w:rPr>
-          <w:noProof/>
-          <w:lang w:val="en-US"/>
-        </w:rPr>
-        <w:t xml:space="preserve">much progress has been made in this area of research, we find it limiting that most studies exclusively </w:t>
-      </w:r>
-      <w:r>
-        <w:rPr>
-          <w:noProof/>
-          <w:lang w:val="en-US"/>
-        </w:rPr>
-        <w:t xml:space="preserve">reference </w:t>
-      </w:r>
-      <w:r>
-        <w:rPr>
-          <w:noProof/>
-          <w:lang w:val="en-US"/>
-        </w:rPr>
-        <w:t xml:space="preserve">physical attractiveness, neglecting other aspects of physical appearance that might also explain </w:t>
-      </w:r>
-      <w:r>
-        <w:rPr>
-          <w:noProof/>
-          <w:lang w:val="en-US"/>
-        </w:rPr>
-        <w:t>voting choices</w:t>
-      </w:r>
-      <w:r>
-        <w:rPr>
-          <w:noProof/>
-          <w:lang w:val="en-US"/>
-        </w:rPr>
-        <w:t>. In this paper</w:t>
+      <w:r>
+        <w:rPr>
+          <w:noProof/>
+          <w:lang w:val="en-US"/>
+        </w:rPr>
+        <w:t xml:space="preserve">a </w:t>
+      </w:r>
+      <w:r>
+        <w:rPr>
+          <w:noProof/>
+          <w:lang w:val="en-US"/>
+        </w:rPr>
+        <w:t xml:space="preserve">status characteristic. </w:t>
+      </w:r>
+      <w:r>
+        <w:rPr>
+          <w:noProof/>
+          <w:lang w:val="en-US"/>
+        </w:rPr>
+        <w:t>T</w:t>
+      </w:r>
+      <w:r>
+        <w:rPr>
+          <w:noProof/>
+          <w:lang w:val="en-US"/>
+        </w:rPr>
+        <w:t>he expectation</w:t>
+      </w:r>
+      <w:r>
+        <w:rPr>
+          <w:noProof/>
+          <w:lang w:val="en-US"/>
+        </w:rPr>
+        <w:t>-</w:t>
+      </w:r>
+      <w:r>
+        <w:rPr>
+          <w:noProof/>
+          <w:lang w:val="en-US"/>
+        </w:rPr>
+        <w:t xml:space="preserve">states theory argues that attractive individuals are seen as “better” and “more capable” than those perceived as less attractive. Accordingly, physical attractiveness is similar to </w:t>
+      </w:r>
+      <w:r>
+        <w:rPr>
+          <w:noProof/>
+          <w:lang w:val="en-US"/>
+        </w:rPr>
+        <w:t xml:space="preserve">other </w:t>
+      </w:r>
+      <w:r>
+        <w:rPr>
+          <w:noProof/>
+          <w:lang w:val="en-US"/>
+        </w:rPr>
+        <w:t>status characteristics such as gender, race</w:t>
       </w:r>
       <w:r>
         <w:rPr>
@@ -4681,83 +4555,51 @@
           <w:noProof/>
           <w:lang w:val="en-US"/>
         </w:rPr>
-        <w:t xml:space="preserve"> we focus on the relationship between looking/being working-class/wealthy and gender. The next section discusses theoretical advances in sociology regarding the relationship between physical appearance, social status</w:t>
-      </w:r>
-      <w:r>
-        <w:rPr>
-          <w:noProof/>
-          <w:lang w:val="en-US"/>
-        </w:rPr>
-        <w:t>,</w:t>
-      </w:r>
-      <w:r>
-        <w:rPr>
-          <w:noProof/>
-          <w:lang w:val="en-US"/>
-        </w:rPr>
-        <w:t xml:space="preserve"> and inequality. The idea is to contribute to the literature by </w:t>
-      </w:r>
-      <w:r>
-        <w:rPr>
-          <w:noProof/>
-          <w:lang w:val="en-US"/>
-        </w:rPr>
-        <w:t xml:space="preserve">presenting </w:t>
-      </w:r>
-      <w:r>
-        <w:rPr>
-          <w:noProof/>
-          <w:lang w:val="en-US"/>
-        </w:rPr>
-        <w:t xml:space="preserve">the conceptual framework </w:t>
-      </w:r>
-      <w:r>
-        <w:rPr>
-          <w:noProof/>
-          <w:lang w:val="en-US"/>
-        </w:rPr>
-        <w:t>leveraged</w:t>
-      </w:r>
-      <w:r>
-        <w:rPr>
-          <w:noProof/>
-          <w:lang w:val="en-US"/>
-        </w:rPr>
-        <w:t xml:space="preserve"> in </w:t>
-      </w:r>
-      <w:r>
-        <w:rPr>
-          <w:noProof/>
-          <w:lang w:val="en-US"/>
-        </w:rPr>
-        <w:t xml:space="preserve">this </w:t>
-      </w:r>
-      <w:r>
-        <w:rPr>
-          <w:noProof/>
-          <w:lang w:val="en-US"/>
-        </w:rPr>
-        <w:t>paper.</w:t>
-      </w:r>
-    </w:p>
-    <w:p>
-      <w:pPr>
-        <w:pStyle w:val="Subtitle"/>
-        <w:jc w:val="both"/>
-        <w:rPr>
-          <w:noProof/>
-          <w:lang w:val="en-US"/>
-        </w:rPr>
-      </w:pPr>
-      <w:bookmarkStart w:id="2" w:name="_fy4douaonbmw" w:colFirst="0" w:colLast="0"/>
-      <w:bookmarkEnd w:id="2"/>
-      <w:r>
-        <w:rPr>
-          <w:noProof/>
-          <w:lang w:val="en-US"/>
-        </w:rPr>
-        <w:lastRenderedPageBreak/>
-        <w:t>Physical Appearance as a Locus of Social Status</w:t>
+        <w:t xml:space="preserve"> and occupation, which form the basis for</w:t>
+      </w:r>
+      <w:r>
+        <w:rPr>
+          <w:noProof/>
+          <w:lang w:val="en-US"/>
+        </w:rPr>
+        <w:t xml:space="preserve"> the</w:t>
+      </w:r>
+      <w:r>
+        <w:rPr>
+          <w:noProof/>
+          <w:lang w:val="en-US"/>
+        </w:rPr>
+        <w:t xml:space="preserve"> unequal treatment of people </w:t>
+      </w:r>
+      <w:hyperlink r:id="rId67">
+        <w:r>
+          <w:rPr>
+            <w:noProof/>
+            <w:lang w:val="en-US"/>
+          </w:rPr>
+          <w:t>(Frevert &amp; Walker, 2014; see also Webster &amp; Driskell, 1983</w:t>
+        </w:r>
+        <w:r>
+          <w:rPr>
+            <w:noProof/>
+            <w:lang w:val="en-US"/>
+          </w:rPr>
+          <w:t>,</w:t>
+        </w:r>
+        <w:r>
+          <w:rPr>
+            <w:noProof/>
+            <w:lang w:val="en-US"/>
+          </w:rPr>
+          <w:t xml:space="preserve"> for a review)</w:t>
+        </w:r>
+      </w:hyperlink>
+      <w:r>
+        <w:rPr>
+          <w:noProof/>
+          <w:lang w:val="en-US"/>
+        </w:rPr>
+        <w:t>.</w:t>
       </w:r>
     </w:p>
     <w:p>
@@ -4774,7 +4616,99 @@
           <w:noProof/>
           <w:lang w:val="en-US"/>
         </w:rPr>
-        <w:t>Social stratification research has drawn on status characteristics and expectation</w:t>
+        <w:t xml:space="preserve">How categorical differences are (although not always) translated into status distinctions has been described </w:t>
+      </w:r>
+      <w:r>
+        <w:rPr>
+          <w:noProof/>
+          <w:lang w:val="en-US"/>
+        </w:rPr>
+        <w:t xml:space="preserve">in more depth </w:t>
+      </w:r>
+      <w:r>
+        <w:rPr>
+          <w:noProof/>
+          <w:lang w:val="en-US"/>
+        </w:rPr>
+        <w:t xml:space="preserve">by </w:t>
+      </w:r>
+      <w:r>
+        <w:rPr>
+          <w:noProof/>
+          <w:lang w:val="en-US"/>
+        </w:rPr>
+        <w:t xml:space="preserve">Cecilia Ridgeway’s influential theory of status beliefs. </w:t>
+      </w:r>
+      <w:r>
+        <w:rPr>
+          <w:noProof/>
+          <w:lang w:val="en-US"/>
+        </w:rPr>
+        <w:t>S</w:t>
+      </w:r>
+      <w:r>
+        <w:rPr>
+          <w:noProof/>
+          <w:lang w:val="en-US"/>
+        </w:rPr>
+        <w:t xml:space="preserve">he </w:t>
+      </w:r>
+      <w:r>
+        <w:rPr>
+          <w:noProof/>
+          <w:lang w:val="en-US"/>
+        </w:rPr>
+        <w:t>and her colleagues have</w:t>
+      </w:r>
+      <w:r>
+        <w:rPr>
+          <w:noProof/>
+          <w:lang w:val="en-US"/>
+        </w:rPr>
+        <w:t xml:space="preserve"> </w:t>
+      </w:r>
+      <w:r>
+        <w:rPr>
+          <w:noProof/>
+          <w:lang w:val="en-US"/>
+        </w:rPr>
+        <w:t xml:space="preserve">shown how categorical differences between social groups in terms </w:t>
+      </w:r>
+      <w:r>
+        <w:rPr>
+          <w:noProof/>
+          <w:lang w:val="en-US"/>
+        </w:rPr>
+        <w:lastRenderedPageBreak/>
+        <w:t>of</w:t>
+      </w:r>
+      <w:r>
+        <w:rPr>
+          <w:noProof/>
+          <w:lang w:val="en-US"/>
+        </w:rPr>
+        <w:t xml:space="preserve"> </w:t>
+      </w:r>
+      <w:r>
+        <w:rPr>
+          <w:noProof/>
+          <w:lang w:val="en-US"/>
+        </w:rPr>
+        <w:t xml:space="preserve">gender, occupation, </w:t>
+      </w:r>
+      <w:r>
+        <w:rPr>
+          <w:noProof/>
+          <w:lang w:val="en-US"/>
+        </w:rPr>
+        <w:t xml:space="preserve">and </w:t>
+      </w:r>
+      <w:r>
+        <w:rPr>
+          <w:noProof/>
+          <w:lang w:val="en-US"/>
+        </w:rPr>
+        <w:t>race are translated into social inequalities between social groups. The inequality</w:t>
       </w:r>
       <w:r>
         <w:rPr>
@@ -4788,14 +4722,14 @@
           <w:noProof/>
           <w:lang w:val="en-US"/>
         </w:rPr>
-        <w:t xml:space="preserve">states theory, </w:t>
-      </w:r>
-      <w:r>
-        <w:rPr>
-          <w:noProof/>
-          <w:lang w:val="en-US"/>
-        </w:rPr>
-        <w:t>which consider</w:t>
+        <w:t xml:space="preserve">producing mechanism of status takes place in social interactions, where </w:t>
+      </w:r>
+      <w:r>
+        <w:rPr>
+          <w:noProof/>
+          <w:lang w:val="en-US"/>
+        </w:rPr>
+        <w:t>norms</w:t>
       </w:r>
       <w:r>
         <w:rPr>
@@ -4809,93 +4743,186 @@
           <w:noProof/>
           <w:lang w:val="en-US"/>
         </w:rPr>
-        <w:t xml:space="preserve">attractiveness a diffuse status characteristic. </w:t>
-      </w:r>
-      <w:r>
-        <w:rPr>
-          <w:noProof/>
-          <w:lang w:val="en-US"/>
-        </w:rPr>
-        <w:t>T</w:t>
-      </w:r>
-      <w:r>
-        <w:rPr>
-          <w:noProof/>
-          <w:lang w:val="en-US"/>
-        </w:rPr>
-        <w:t>he general expectation</w:t>
-      </w:r>
-      <w:r>
-        <w:rPr>
-          <w:noProof/>
-          <w:lang w:val="en-US"/>
-        </w:rPr>
-        <w:t>-</w:t>
-      </w:r>
-      <w:r>
-        <w:rPr>
-          <w:noProof/>
-          <w:lang w:val="en-US"/>
-        </w:rPr>
-        <w:t>states theory argues that attractive individuals are seen as “better” and “more capable” than those perceived as less attractive. Accordingly, physical attractiveness is similar to status characteristics such as gender, race</w:t>
-      </w:r>
-      <w:r>
-        <w:rPr>
-          <w:noProof/>
-          <w:lang w:val="en-US"/>
-        </w:rPr>
-        <w:t>,</w:t>
-      </w:r>
-      <w:r>
-        <w:rPr>
-          <w:noProof/>
-          <w:lang w:val="en-US"/>
-        </w:rPr>
-        <w:t xml:space="preserve"> and occupation, which form the basis for</w:t>
-      </w:r>
-      <w:r>
-        <w:rPr>
-          <w:noProof/>
-          <w:lang w:val="en-US"/>
-        </w:rPr>
-        <w:t xml:space="preserve"> the</w:t>
-      </w:r>
-      <w:r>
-        <w:rPr>
-          <w:noProof/>
-          <w:lang w:val="en-US"/>
-        </w:rPr>
-        <w:t xml:space="preserve"> unequal treatment of people </w:t>
-      </w:r>
-      <w:hyperlink r:id="rId74">
-        <w:r>
-          <w:rPr>
-            <w:noProof/>
-            <w:lang w:val="en-US"/>
-          </w:rPr>
-          <w:t>(Frevert &amp; Walker, 2014; see also Webster &amp; Driskell, 1983</w:t>
-        </w:r>
-        <w:r>
-          <w:rPr>
-            <w:noProof/>
-            <w:lang w:val="en-US"/>
-          </w:rPr>
-          <w:t>,</w:t>
-        </w:r>
-        <w:r>
-          <w:rPr>
-            <w:noProof/>
-            <w:lang w:val="en-US"/>
-          </w:rPr>
-          <w:t xml:space="preserve"> for a review)</w:t>
-        </w:r>
-      </w:hyperlink>
-      <w:r>
-        <w:rPr>
-          <w:noProof/>
-          <w:lang w:val="en-US"/>
-        </w:rPr>
-        <w:t>.</w:t>
+        <w:t>regarding</w:t>
+      </w:r>
+      <w:r>
+        <w:rPr>
+          <w:noProof/>
+          <w:lang w:val="en-US"/>
+        </w:rPr>
+        <w:t xml:space="preserve"> </w:t>
+      </w:r>
+      <w:r>
+        <w:rPr>
+          <w:noProof/>
+          <w:lang w:val="en-US"/>
+        </w:rPr>
+        <w:t xml:space="preserve">which social groups are more capable and agentic are activated, contributing to discrimination and reproducing social inequalities </w:t>
+      </w:r>
+      <w:hyperlink r:id="rId68">
+        <w:r>
+          <w:rPr>
+            <w:noProof/>
+            <w:lang w:val="en-US"/>
+          </w:rPr>
+          <w:t>(Correll &amp; Ridgeway, 2006; Ridgeway, 2011, 2014; Ridgeway &amp; Correll, 2004)</w:t>
+        </w:r>
+      </w:hyperlink>
+      <w:r>
+        <w:rPr>
+          <w:noProof/>
+          <w:lang w:val="en-US"/>
+        </w:rPr>
+        <w:t xml:space="preserve">. </w:t>
+      </w:r>
+      <w:r>
+        <w:rPr>
+          <w:noProof/>
+          <w:lang w:val="en-US"/>
+        </w:rPr>
+        <w:t>Social norms</w:t>
+      </w:r>
+      <w:r>
+        <w:rPr>
+          <w:noProof/>
+          <w:lang w:val="en-US"/>
+        </w:rPr>
+        <w:t xml:space="preserve"> are shared stereotypes</w:t>
+      </w:r>
+      <w:r>
+        <w:rPr>
+          <w:noProof/>
+          <w:lang w:val="en-US"/>
+        </w:rPr>
+        <w:t xml:space="preserve"> whose</w:t>
+      </w:r>
+      <w:r>
+        <w:rPr>
+          <w:noProof/>
+          <w:lang w:val="en-US"/>
+        </w:rPr>
+        <w:t xml:space="preserve"> significance </w:t>
+      </w:r>
+      <w:r>
+        <w:rPr>
+          <w:noProof/>
+          <w:lang w:val="en-US"/>
+        </w:rPr>
+        <w:t xml:space="preserve">is </w:t>
+      </w:r>
+      <w:r>
+        <w:rPr>
+          <w:noProof/>
+          <w:lang w:val="en-US"/>
+        </w:rPr>
+        <w:t>actualize</w:t>
+      </w:r>
+      <w:r>
+        <w:rPr>
+          <w:noProof/>
+          <w:lang w:val="en-US"/>
+        </w:rPr>
+        <w:t>d</w:t>
+      </w:r>
+      <w:r>
+        <w:rPr>
+          <w:noProof/>
+          <w:lang w:val="en-US"/>
+        </w:rPr>
+        <w:t xml:space="preserve"> in social situations as people combine social categories with evaluative judgments </w:t>
+      </w:r>
+      <w:hyperlink r:id="rId69">
+        <w:r>
+          <w:rPr>
+            <w:noProof/>
+            <w:lang w:val="en-US"/>
+          </w:rPr>
+          <w:t>(Ridgeway, 2011, 2014; Ridgeway &amp; Correll, 2004)</w:t>
+        </w:r>
+      </w:hyperlink>
+      <w:r>
+        <w:rPr>
+          <w:noProof/>
+          <w:lang w:val="en-US"/>
+        </w:rPr>
+        <w:t>. In the context of elections, this means that candidate</w:t>
+      </w:r>
+      <w:r>
+        <w:rPr>
+          <w:noProof/>
+          <w:lang w:val="en-US"/>
+        </w:rPr>
+        <w:t>s</w:t>
+      </w:r>
+      <w:r>
+        <w:rPr>
+          <w:noProof/>
+          <w:lang w:val="en-US"/>
+        </w:rPr>
+        <w:t xml:space="preserve"> with lower status </w:t>
+      </w:r>
+      <w:r>
+        <w:rPr>
+          <w:noProof/>
+          <w:lang w:val="en-US"/>
+        </w:rPr>
+        <w:t>are</w:t>
+      </w:r>
+      <w:r>
+        <w:rPr>
+          <w:noProof/>
+          <w:lang w:val="en-US"/>
+        </w:rPr>
+        <w:t xml:space="preserve"> </w:t>
+      </w:r>
+      <w:r>
+        <w:rPr>
+          <w:noProof/>
+          <w:lang w:val="en-US"/>
+        </w:rPr>
+        <w:t>faced with</w:t>
+      </w:r>
+      <w:r>
+        <w:rPr>
+          <w:noProof/>
+          <w:lang w:val="en-US"/>
+        </w:rPr>
+        <w:t xml:space="preserve"> an expectation of</w:t>
+      </w:r>
+      <w:r>
+        <w:rPr>
+          <w:noProof/>
+          <w:lang w:val="en-US"/>
+        </w:rPr>
+        <w:t xml:space="preserve"> lower performance, that is, </w:t>
+      </w:r>
+      <w:r>
+        <w:rPr>
+          <w:noProof/>
+          <w:lang w:val="en-US"/>
+        </w:rPr>
+        <w:t>less votes received</w:t>
+      </w:r>
+      <w:r>
+        <w:rPr>
+          <w:noProof/>
+          <w:lang w:val="en-US"/>
+        </w:rPr>
+        <w:t xml:space="preserve">. Thus, they are also less likely to be given opportunities to perform </w:t>
+      </w:r>
+      <w:r>
+        <w:rPr>
+          <w:noProof/>
+          <w:lang w:val="en-US"/>
+        </w:rPr>
+        <w:t xml:space="preserve">in politics </w:t>
+      </w:r>
+      <w:r>
+        <w:rPr>
+          <w:noProof/>
+          <w:lang w:val="en-US"/>
+        </w:rPr>
+        <w:t>and take care of collective tasks.</w:t>
       </w:r>
     </w:p>
     <w:p>
@@ -4912,346 +4939,7 @@
           <w:noProof/>
           <w:lang w:val="en-US"/>
         </w:rPr>
-        <w:t xml:space="preserve">How categorical differences are (although not always) translated into status distinctions has been described </w:t>
-      </w:r>
-      <w:r>
-        <w:rPr>
-          <w:noProof/>
-          <w:lang w:val="en-US"/>
-        </w:rPr>
-        <w:t xml:space="preserve">in more depth </w:t>
-      </w:r>
-      <w:r>
-        <w:rPr>
-          <w:noProof/>
-          <w:lang w:val="en-US"/>
-        </w:rPr>
-        <w:t xml:space="preserve">by </w:t>
-      </w:r>
-      <w:r>
-        <w:rPr>
-          <w:noProof/>
-          <w:lang w:val="en-US"/>
-        </w:rPr>
-        <w:t xml:space="preserve">Cecilia Ridgeway’s influential theory of status beliefs. </w:t>
-      </w:r>
-      <w:r>
-        <w:rPr>
-          <w:noProof/>
-          <w:lang w:val="en-US"/>
-        </w:rPr>
-        <w:t>S</w:t>
-      </w:r>
-      <w:r>
-        <w:rPr>
-          <w:noProof/>
-          <w:lang w:val="en-US"/>
-        </w:rPr>
-        <w:t xml:space="preserve">he </w:t>
-      </w:r>
-      <w:r>
-        <w:rPr>
-          <w:noProof/>
-          <w:lang w:val="en-US"/>
-        </w:rPr>
-        <w:t>and her colleagues have</w:t>
-      </w:r>
-      <w:r>
-        <w:rPr>
-          <w:noProof/>
-          <w:lang w:val="en-US"/>
-        </w:rPr>
-        <w:t xml:space="preserve"> </w:t>
-      </w:r>
-      <w:r>
-        <w:rPr>
-          <w:noProof/>
-          <w:lang w:val="en-US"/>
-        </w:rPr>
-        <w:t>convincingly shown how categorical differences between social groups in terms of</w:t>
-      </w:r>
-      <w:r>
-        <w:rPr>
-          <w:noProof/>
-          <w:lang w:val="en-US"/>
-        </w:rPr>
-        <w:t>—</w:t>
-      </w:r>
-      <w:r>
-        <w:rPr>
-          <w:i/>
-          <w:iCs/>
-          <w:noProof/>
-          <w:lang w:val="en-US"/>
-        </w:rPr>
-        <w:t>inter alia</w:t>
-      </w:r>
-      <w:r>
-        <w:rPr>
-          <w:i/>
-          <w:iCs/>
-          <w:noProof/>
-          <w:lang w:val="en-US"/>
-        </w:rPr>
-        <w:softHyphen/>
-        <w:t>—</w:t>
-      </w:r>
-      <w:r>
-        <w:rPr>
-          <w:noProof/>
-          <w:lang w:val="en-US"/>
-        </w:rPr>
-        <w:t xml:space="preserve">gender, occupation, </w:t>
-      </w:r>
-      <w:r>
-        <w:rPr>
-          <w:noProof/>
-          <w:lang w:val="en-US"/>
-        </w:rPr>
-        <w:t xml:space="preserve">and </w:t>
-      </w:r>
-      <w:r>
-        <w:rPr>
-          <w:noProof/>
-          <w:lang w:val="en-US"/>
-        </w:rPr>
-        <w:t xml:space="preserve">race are translated into social inequalities between social groups through </w:t>
-      </w:r>
-      <w:r>
-        <w:rPr>
-          <w:i/>
-          <w:noProof/>
-          <w:lang w:val="en-US"/>
-        </w:rPr>
-        <w:t>status beliefs</w:t>
-      </w:r>
-      <w:r>
-        <w:rPr>
-          <w:noProof/>
-          <w:lang w:val="en-US"/>
-        </w:rPr>
-        <w:t>. The inequality</w:t>
-      </w:r>
-      <w:r>
-        <w:rPr>
-          <w:noProof/>
-          <w:lang w:val="en-US"/>
-        </w:rPr>
-        <w:t>-</w:t>
-      </w:r>
-      <w:r>
-        <w:rPr>
-          <w:noProof/>
-          <w:lang w:val="en-US"/>
-        </w:rPr>
-        <w:t xml:space="preserve">producing mechanism of status takes place in social interactions, where </w:t>
-      </w:r>
-      <w:r>
-        <w:rPr>
-          <w:noProof/>
-          <w:lang w:val="en-US"/>
-        </w:rPr>
-        <w:t>norms</w:t>
-      </w:r>
-      <w:r>
-        <w:rPr>
-          <w:noProof/>
-          <w:lang w:val="en-US"/>
-        </w:rPr>
-        <w:t xml:space="preserve"> </w:t>
-      </w:r>
-      <w:r>
-        <w:rPr>
-          <w:noProof/>
-          <w:lang w:val="en-US"/>
-        </w:rPr>
-        <w:t>regarding</w:t>
-      </w:r>
-      <w:r>
-        <w:rPr>
-          <w:noProof/>
-          <w:lang w:val="en-US"/>
-        </w:rPr>
-        <w:t xml:space="preserve"> </w:t>
-      </w:r>
-      <w:r>
-        <w:rPr>
-          <w:noProof/>
-          <w:lang w:val="en-US"/>
-        </w:rPr>
-        <w:t xml:space="preserve">which social groups are more capable and agentic are activated, contributing to discrimination and reproducing social inequalities </w:t>
-      </w:r>
-      <w:hyperlink r:id="rId75">
-        <w:r>
-          <w:rPr>
-            <w:noProof/>
-            <w:lang w:val="en-US"/>
-          </w:rPr>
-          <w:t>(Correll &amp; Ridgeway, 2006; Ridgeway, 2011, 2014; Ridgeway &amp; Correll, 2004)</w:t>
-        </w:r>
-      </w:hyperlink>
-      <w:r>
-        <w:rPr>
-          <w:noProof/>
-          <w:lang w:val="en-US"/>
-        </w:rPr>
-        <w:t xml:space="preserve">. </w:t>
-      </w:r>
-      <w:r>
-        <w:rPr>
-          <w:noProof/>
-          <w:lang w:val="en-US"/>
-        </w:rPr>
-        <w:t>Social norms</w:t>
-      </w:r>
-      <w:r>
-        <w:rPr>
-          <w:noProof/>
-          <w:lang w:val="en-US"/>
-        </w:rPr>
-        <w:t xml:space="preserve"> are shared stereotypes</w:t>
-      </w:r>
-      <w:r>
-        <w:rPr>
-          <w:noProof/>
-          <w:lang w:val="en-US"/>
-        </w:rPr>
-        <w:t xml:space="preserve"> whose</w:t>
-      </w:r>
-      <w:r>
-        <w:rPr>
-          <w:noProof/>
-          <w:lang w:val="en-US"/>
-        </w:rPr>
-        <w:t xml:space="preserve"> significance </w:t>
-      </w:r>
-      <w:r>
-        <w:rPr>
-          <w:noProof/>
-          <w:lang w:val="en-US"/>
-        </w:rPr>
-        <w:t xml:space="preserve">is </w:t>
-      </w:r>
-      <w:r>
-        <w:rPr>
-          <w:noProof/>
-          <w:lang w:val="en-US"/>
-        </w:rPr>
-        <w:t>actualize</w:t>
-      </w:r>
-      <w:r>
-        <w:rPr>
-          <w:noProof/>
-          <w:lang w:val="en-US"/>
-        </w:rPr>
-        <w:t>d</w:t>
-      </w:r>
-      <w:r>
-        <w:rPr>
-          <w:noProof/>
-          <w:lang w:val="en-US"/>
-        </w:rPr>
-        <w:t xml:space="preserve"> in social situations as people combine social categories with evaluative judgments </w:t>
-      </w:r>
-      <w:hyperlink r:id="rId76">
-        <w:r>
-          <w:rPr>
-            <w:noProof/>
-            <w:lang w:val="en-US"/>
-          </w:rPr>
-          <w:t>(Ridgeway, 2011, 2014; Ridgeway &amp; Correll, 2004)</w:t>
-        </w:r>
-      </w:hyperlink>
-      <w:r>
-        <w:rPr>
-          <w:noProof/>
-          <w:lang w:val="en-US"/>
-        </w:rPr>
-        <w:t>. In the context of elections, this means that candidate</w:t>
-      </w:r>
-      <w:r>
-        <w:rPr>
-          <w:noProof/>
-          <w:lang w:val="en-US"/>
-        </w:rPr>
-        <w:t>s</w:t>
-      </w:r>
-      <w:r>
-        <w:rPr>
-          <w:noProof/>
-          <w:lang w:val="en-US"/>
-        </w:rPr>
-        <w:t xml:space="preserve"> with lower status </w:t>
-      </w:r>
-      <w:r>
-        <w:rPr>
-          <w:noProof/>
-          <w:lang w:val="en-US"/>
-        </w:rPr>
-        <w:t>are</w:t>
-      </w:r>
-      <w:r>
-        <w:rPr>
-          <w:noProof/>
-          <w:lang w:val="en-US"/>
-        </w:rPr>
-        <w:t xml:space="preserve"> </w:t>
-      </w:r>
-      <w:r>
-        <w:rPr>
-          <w:noProof/>
-          <w:lang w:val="en-US"/>
-        </w:rPr>
-        <w:t>faced with</w:t>
-      </w:r>
-      <w:r>
-        <w:rPr>
-          <w:noProof/>
-          <w:lang w:val="en-US"/>
-        </w:rPr>
-        <w:t xml:space="preserve"> an expectation of</w:t>
-      </w:r>
-      <w:r>
-        <w:rPr>
-          <w:noProof/>
-          <w:lang w:val="en-US"/>
-        </w:rPr>
-        <w:t xml:space="preserve"> lower performance, that is, lower turnout. Thus, they are also less likely to be given opportunities to perform and take care of collective tasks, </w:t>
-      </w:r>
-      <w:r>
-        <w:rPr>
-          <w:noProof/>
-          <w:lang w:val="en-US"/>
-        </w:rPr>
-        <w:t>consequently</w:t>
-      </w:r>
-      <w:r>
-        <w:rPr>
-          <w:noProof/>
-          <w:lang w:val="en-US"/>
-        </w:rPr>
-        <w:t xml:space="preserve"> </w:t>
-      </w:r>
-      <w:r>
-        <w:rPr>
-          <w:noProof/>
-          <w:lang w:val="en-US"/>
-        </w:rPr>
-        <w:t xml:space="preserve">receiving </w:t>
-      </w:r>
-      <w:r>
-        <w:rPr>
-          <w:noProof/>
-          <w:lang w:val="en-US"/>
-        </w:rPr>
-        <w:t>fewer votes</w:t>
-      </w:r>
-      <w:r>
-        <w:rPr>
-          <w:noProof/>
-          <w:lang w:val="en-US"/>
-        </w:rPr>
-        <w:t xml:space="preserve">. </w:t>
+        <w:t># HERE</w:t>
       </w:r>
     </w:p>
     <w:p>
@@ -5348,7 +5036,7 @@
         </w:rPr>
         <w:t xml:space="preserve"> prestige </w:t>
       </w:r>
-      <w:hyperlink r:id="rId77">
+      <w:hyperlink r:id="rId70">
         <w:r>
           <w:rPr>
             <w:noProof/>
@@ -5364,7 +5052,7 @@
         </w:rPr>
         <w:t xml:space="preserve">, socio-economic status </w:t>
       </w:r>
-      <w:hyperlink r:id="rId78">
+      <w:hyperlink r:id="rId71">
         <w:r>
           <w:rPr>
             <w:noProof/>
@@ -5387,7 +5075,7 @@
         </w:rPr>
         <w:t xml:space="preserve"> and social class </w:t>
       </w:r>
-      <w:hyperlink r:id="rId79">
+      <w:hyperlink r:id="rId72">
         <w:r>
           <w:rPr>
             <w:noProof/>
@@ -5403,7 +5091,7 @@
         </w:rPr>
         <w:t xml:space="preserve">, occupational ordering has been sometimes called the “backbone” of stratification research </w:t>
       </w:r>
-      <w:hyperlink r:id="rId80">
+      <w:hyperlink r:id="rId73">
         <w:r>
           <w:rPr>
             <w:noProof/>
@@ -5461,7 +5149,7 @@
         </w:rPr>
         <w:t xml:space="preserve"> such as the ISCO project </w:t>
       </w:r>
-      <w:hyperlink r:id="rId81">
+      <w:hyperlink r:id="rId74">
         <w:r>
           <w:rPr>
             <w:noProof/>
@@ -5533,7 +5221,7 @@
         </w:rPr>
         <w:t xml:space="preserve"> </w:t>
       </w:r>
-      <w:hyperlink r:id="rId82">
+      <w:hyperlink r:id="rId75">
         <w:r>
           <w:rPr>
             <w:noProof/>
@@ -5591,7 +5279,7 @@
         </w:rPr>
         <w:t xml:space="preserve"> </w:t>
       </w:r>
-      <w:hyperlink r:id="rId83">
+      <w:hyperlink r:id="rId76">
         <w:r>
           <w:rPr>
             <w:noProof/>
@@ -5652,7 +5340,7 @@
         </w:rPr>
         <w:t xml:space="preserve">, “cue social categories and signify social status,” making physical appearance a “potentially critical locus of inequality” </w:t>
       </w:r>
-      <w:hyperlink r:id="rId84">
+      <w:hyperlink r:id="rId77">
         <w:r>
           <w:rPr>
             <w:noProof/>
@@ -5677,7 +5365,7 @@
         </w:rPr>
         <w:t xml:space="preserve">the social stratification of physical appearances was an important concern in the pioneering work of Max Weber on status </w:t>
       </w:r>
-      <w:hyperlink r:id="rId85">
+      <w:hyperlink r:id="rId78">
         <w:r>
           <w:rPr>
             <w:noProof/>
@@ -5750,7 +5438,7 @@
         </w:rPr>
         <w:t xml:space="preserve"> </w:t>
       </w:r>
-      <w:hyperlink r:id="rId86">
+      <w:hyperlink r:id="rId79">
         <w:r>
           <w:rPr>
             <w:noProof/>
@@ -5780,7 +5468,7 @@
         </w:rPr>
         <w:t xml:space="preserve">, Ervin Goffman </w:t>
       </w:r>
-      <w:hyperlink r:id="rId87">
+      <w:hyperlink r:id="rId80">
         <w:r>
           <w:rPr>
             <w:noProof/>
@@ -5985,7 +5673,6 @@
           <w:noProof/>
           <w:lang w:val="en-US"/>
         </w:rPr>
-        <w:lastRenderedPageBreak/>
         <w:t>be</w:t>
       </w:r>
       <w:r>
@@ -6030,7 +5717,7 @@
         </w:rPr>
         <w:t xml:space="preserve">a form of “gift of nature” </w:t>
       </w:r>
-      <w:hyperlink r:id="rId88">
+      <w:hyperlink r:id="rId81">
         <w:r>
           <w:rPr>
             <w:noProof/>
@@ -6095,7 +5782,7 @@
         </w:rPr>
         <w:t xml:space="preserve"> in” certain job candidates in some labor markets </w:t>
       </w:r>
-      <w:hyperlink r:id="rId89">
+      <w:hyperlink r:id="rId82">
         <w:r>
           <w:rPr>
             <w:noProof/>
@@ -6174,7 +5861,7 @@
         </w:rPr>
         <w:t xml:space="preserve">able to classify other people into occupational status categories using attributes of physical appearance as cues </w:t>
       </w:r>
-      <w:hyperlink r:id="rId90">
+      <w:hyperlink r:id="rId83">
         <w:r>
           <w:rPr>
             <w:noProof/>
@@ -6233,6 +5920,7 @@
           <w:noProof/>
           <w:lang w:val="en-US"/>
         </w:rPr>
+        <w:lastRenderedPageBreak/>
         <w:t>However, it is widely acknowledged that physical appearance-based status characteristic</w:t>
       </w:r>
       <w:r>
@@ -6249,7 +5937,7 @@
         </w:rPr>
         <w:t xml:space="preserve"> cannot be examined without taking gender into account </w:t>
       </w:r>
-      <w:hyperlink r:id="rId91">
+      <w:hyperlink r:id="rId84">
         <w:r>
           <w:rPr>
             <w:noProof/>
@@ -6307,7 +5995,7 @@
         </w:rPr>
         <w:t xml:space="preserve">classify each other </w:t>
       </w:r>
-      <w:hyperlink r:id="rId92">
+      <w:hyperlink r:id="rId85">
         <w:r>
           <w:rPr>
             <w:noProof/>
@@ -6407,7 +6095,7 @@
         </w:rPr>
         <w:t xml:space="preserve"> producing unfavorable outcomes for women </w:t>
       </w:r>
-      <w:hyperlink r:id="rId93">
+      <w:hyperlink r:id="rId86">
         <w:r>
           <w:rPr>
             <w:noProof/>
@@ -6556,7 +6244,7 @@
         </w:rPr>
         <w:t xml:space="preserve">penalized because of how they look </w:t>
       </w:r>
-      <w:hyperlink r:id="rId94">
+      <w:hyperlink r:id="rId87">
         <w:r>
           <w:rPr>
             <w:noProof/>
@@ -6663,7 +6351,7 @@
         </w:rPr>
         <w:t xml:space="preserve">the same behavior </w:t>
       </w:r>
-      <w:hyperlink r:id="rId95">
+      <w:hyperlink r:id="rId88">
         <w:r>
           <w:rPr>
             <w:noProof/>
@@ -7162,7 +6850,7 @@
         </w:rPr>
         <w:t xml:space="preserve">media coverage </w:t>
       </w:r>
-      <w:hyperlink r:id="rId96">
+      <w:hyperlink r:id="rId89">
         <w:r>
           <w:rPr>
             <w:noProof/>
@@ -7178,7 +6866,7 @@
         </w:rPr>
         <w:t xml:space="preserve">. Second, as </w:t>
       </w:r>
-      <w:hyperlink r:id="rId97">
+      <w:hyperlink r:id="rId90">
         <w:r>
           <w:rPr>
             <w:noProof/>
@@ -7192,6 +6880,20 @@
           <w:noProof/>
           <w:lang w:val="en-US"/>
         </w:rPr>
+        <w:t xml:space="preserve"> explain, political “[a]dvertising is mainly restricted to posters and newspaper ads; hardly any candidates run individual campaigns on television or radio.” Thus, most voters </w:t>
+      </w:r>
+      <w:r>
+        <w:rPr>
+          <w:noProof/>
+          <w:lang w:val="en-US"/>
+        </w:rPr>
+        <w:t>are</w:t>
+      </w:r>
+      <w:r>
+        <w:rPr>
+          <w:noProof/>
+          <w:lang w:val="en-US"/>
+        </w:rPr>
         <w:t xml:space="preserve"> </w:t>
       </w:r>
       <w:r>
@@ -7199,354 +6901,340 @@
           <w:noProof/>
           <w:lang w:val="en-US"/>
         </w:rPr>
+        <w:t xml:space="preserve">only </w:t>
+      </w:r>
+      <w:r>
+        <w:rPr>
+          <w:noProof/>
+          <w:lang w:val="en-US"/>
+        </w:rPr>
+        <w:t xml:space="preserve">exposed to official candidate pictures. </w:t>
+      </w:r>
+      <w:r>
+        <w:rPr>
+          <w:noProof/>
+          <w:lang w:val="en-US"/>
+        </w:rPr>
+        <w:t>A</w:t>
+      </w:r>
+      <w:r>
+        <w:rPr>
+          <w:noProof/>
+          <w:lang w:val="en-US"/>
+        </w:rPr>
+        <w:t xml:space="preserve">lternative </w:t>
+      </w:r>
+      <w:r>
+        <w:rPr>
+          <w:noProof/>
+          <w:lang w:val="en-US"/>
+        </w:rPr>
+        <w:t>opportunities</w:t>
+      </w:r>
+      <w:r>
+        <w:rPr>
+          <w:noProof/>
+          <w:lang w:val="en-US"/>
+        </w:rPr>
+        <w:t xml:space="preserve"> </w:t>
+      </w:r>
+      <w:r>
+        <w:rPr>
+          <w:noProof/>
+          <w:lang w:val="en-US"/>
+        </w:rPr>
+        <w:t xml:space="preserve">to see how the candidates look, sound, </w:t>
+      </w:r>
+      <w:r>
+        <w:rPr>
+          <w:noProof/>
+          <w:lang w:val="en-US"/>
+        </w:rPr>
+        <w:t xml:space="preserve">and </w:t>
+      </w:r>
+      <w:r>
+        <w:rPr>
+          <w:noProof/>
+          <w:lang w:val="en-US"/>
+        </w:rPr>
+        <w:t xml:space="preserve">dress, </w:t>
+      </w:r>
+      <w:r>
+        <w:rPr>
+          <w:noProof/>
+          <w:lang w:val="en-US"/>
+        </w:rPr>
+        <w:t>for instance</w:t>
+      </w:r>
+      <w:r>
+        <w:rPr>
+          <w:noProof/>
+          <w:lang w:val="en-US"/>
+        </w:rPr>
+        <w:t xml:space="preserve"> in television debates</w:t>
+      </w:r>
+      <w:r>
+        <w:rPr>
+          <w:noProof/>
+          <w:lang w:val="en-US"/>
+        </w:rPr>
+        <w:t xml:space="preserve"> or</w:t>
+      </w:r>
+      <w:r>
+        <w:rPr>
+          <w:noProof/>
+          <w:lang w:val="en-US"/>
+        </w:rPr>
+        <w:t xml:space="preserve"> radio ads</w:t>
+      </w:r>
+      <w:r>
+        <w:rPr>
+          <w:noProof/>
+          <w:lang w:val="en-US"/>
+        </w:rPr>
+        <w:t>,</w:t>
+      </w:r>
+      <w:r>
+        <w:rPr>
+          <w:noProof/>
+          <w:lang w:val="en-US"/>
+        </w:rPr>
+        <w:t xml:space="preserve"> </w:t>
+      </w:r>
+      <w:r>
+        <w:rPr>
+          <w:noProof/>
+          <w:lang w:val="en-US"/>
+        </w:rPr>
+        <w:t>woul</w:t>
+      </w:r>
+      <w:r>
+        <w:rPr>
+          <w:noProof/>
+          <w:lang w:val="en-US"/>
+        </w:rPr>
+        <w:t>d potentially</w:t>
+      </w:r>
+      <w:r>
+        <w:rPr>
+          <w:noProof/>
+          <w:lang w:val="en-US"/>
+        </w:rPr>
+        <w:t xml:space="preserve"> </w:t>
+      </w:r>
+      <w:r>
+        <w:rPr>
+          <w:noProof/>
+          <w:lang w:val="en-US"/>
+        </w:rPr>
+        <w:t>confound our identification strategy in multiple ways, most importantly</w:t>
+      </w:r>
+      <w:r>
+        <w:rPr>
+          <w:noProof/>
+          <w:lang w:val="en-US"/>
+        </w:rPr>
+        <w:t xml:space="preserve"> </w:t>
+      </w:r>
+      <w:r>
+        <w:rPr>
+          <w:noProof/>
+          <w:lang w:val="en-US"/>
+        </w:rPr>
+        <w:t>because of</w:t>
+      </w:r>
+      <w:r>
+        <w:rPr>
+          <w:noProof/>
+          <w:lang w:val="en-US"/>
+        </w:rPr>
+        <w:t xml:space="preserve"> </w:t>
+      </w:r>
+      <w:r>
+        <w:rPr>
+          <w:noProof/>
+          <w:lang w:val="en-US"/>
+        </w:rPr>
+        <w:t xml:space="preserve">differences in the </w:t>
+      </w:r>
+      <w:r>
+        <w:rPr>
+          <w:noProof/>
+          <w:lang w:val="en-US"/>
+        </w:rPr>
+        <w:t>levels of campaign spending.</w:t>
+      </w:r>
+      <w:r>
+        <w:rPr>
+          <w:noProof/>
+          <w:lang w:val="en-US"/>
+        </w:rPr>
+        <w:t xml:space="preserve"> </w:t>
+      </w:r>
+      <w:r>
+        <w:rPr>
+          <w:noProof/>
+          <w:lang w:val="en-US"/>
+        </w:rPr>
+        <w:t xml:space="preserve">Third, Finland has been consistently considered a democratic country </w:t>
+      </w:r>
+      <w:hyperlink r:id="rId91">
+        <w:r>
+          <w:rPr>
+            <w:noProof/>
+            <w:lang w:val="en-US"/>
+          </w:rPr>
+          <w:t>(Marshall &amp; Jaggers, 2020)</w:t>
+        </w:r>
+      </w:hyperlink>
+      <w:r>
+        <w:rPr>
+          <w:noProof/>
+          <w:lang w:val="en-US"/>
+        </w:rPr>
+        <w:t xml:space="preserve">, as well as a country with high levels of economic equality </w:t>
+      </w:r>
+      <w:hyperlink r:id="rId92">
+        <w:r>
+          <w:rPr>
+            <w:noProof/>
+            <w:lang w:val="en-US"/>
+          </w:rPr>
+          <w:t>(Waltl, 2022)</w:t>
+        </w:r>
+      </w:hyperlink>
+      <w:r>
+        <w:rPr>
+          <w:noProof/>
+          <w:lang w:val="en-US"/>
+        </w:rPr>
+        <w:t xml:space="preserve">, gender equality </w:t>
+      </w:r>
+      <w:hyperlink r:id="rId93">
+        <w:r>
+          <w:rPr>
+            <w:noProof/>
+            <w:lang w:val="en-US"/>
+          </w:rPr>
+          <w:t>(e.g.</w:t>
+        </w:r>
+        <w:r>
+          <w:rPr>
+            <w:noProof/>
+            <w:lang w:val="en-US"/>
+          </w:rPr>
+          <w:t>,</w:t>
+        </w:r>
+        <w:r>
+          <w:rPr>
+            <w:noProof/>
+            <w:lang w:val="en-US"/>
+          </w:rPr>
+          <w:t xml:space="preserve"> Lohmann &amp; Zagel, 2016)</w:t>
+        </w:r>
+      </w:hyperlink>
+      <w:r>
+        <w:rPr>
+          <w:noProof/>
+          <w:lang w:val="en-US"/>
+        </w:rPr>
+        <w:t>, and</w:t>
+      </w:r>
+      <w:r>
+        <w:rPr>
+          <w:noProof/>
+          <w:lang w:val="en-US"/>
+        </w:rPr>
+        <w:t xml:space="preserve"> social mobility between parents and children </w:t>
+      </w:r>
+      <w:hyperlink r:id="rId94">
+        <w:r>
+          <w:rPr>
+            <w:noProof/>
+            <w:lang w:val="en-US"/>
+          </w:rPr>
+          <w:t>(Erola, 2009)</w:t>
+        </w:r>
+      </w:hyperlink>
+      <w:r>
+        <w:rPr>
+          <w:noProof/>
+          <w:lang w:val="en-US"/>
+        </w:rPr>
+        <w:t xml:space="preserve">. </w:t>
+      </w:r>
+      <w:r>
+        <w:rPr>
+          <w:noProof/>
+          <w:lang w:val="en-US"/>
+        </w:rPr>
+        <w:t>Therefore</w:t>
+      </w:r>
+      <w:r>
+        <w:rPr>
+          <w:noProof/>
+          <w:lang w:val="en-US"/>
+        </w:rPr>
+        <w:t xml:space="preserve">, Finland </w:t>
+      </w:r>
+      <w:r>
+        <w:rPr>
+          <w:noProof/>
+          <w:lang w:val="en-US"/>
+        </w:rPr>
+        <w:t>is</w:t>
+      </w:r>
+      <w:r>
+        <w:rPr>
+          <w:noProof/>
+          <w:lang w:val="en-US"/>
+        </w:rPr>
+        <w:t xml:space="preserve"> a “hard case” </w:t>
+      </w:r>
+      <w:r>
+        <w:rPr>
+          <w:noProof/>
+          <w:lang w:val="en-US"/>
+        </w:rPr>
+        <w:t>for</w:t>
+      </w:r>
+      <w:r>
+        <w:rPr>
+          <w:noProof/>
+          <w:lang w:val="en-US"/>
+        </w:rPr>
+        <w:t xml:space="preserve"> </w:t>
+      </w:r>
+      <w:r>
+        <w:rPr>
+          <w:noProof/>
+          <w:lang w:val="en-US"/>
+        </w:rPr>
+        <w:t>find</w:t>
+      </w:r>
+      <w:r>
+        <w:rPr>
+          <w:noProof/>
+          <w:lang w:val="en-US"/>
+        </w:rPr>
+        <w:t>ing</w:t>
+      </w:r>
+      <w:r>
+        <w:rPr>
+          <w:noProof/>
+          <w:lang w:val="en-US"/>
+        </w:rPr>
+        <w:t xml:space="preserve"> any correlation between class-congruent physical appearance and turnout. We believe </w:t>
+      </w:r>
+      <w:r>
+        <w:rPr>
+          <w:noProof/>
+          <w:lang w:val="en-US"/>
+        </w:rPr>
         <w:lastRenderedPageBreak/>
-        <w:t xml:space="preserve">explain, political “[a]dvertising is mainly restricted to posters and newspaper ads; hardly any candidates run individual campaigns on television or radio.” Thus, most voters </w:t>
-      </w:r>
-      <w:r>
-        <w:rPr>
-          <w:noProof/>
-          <w:lang w:val="en-US"/>
-        </w:rPr>
-        <w:t>are</w:t>
-      </w:r>
-      <w:r>
-        <w:rPr>
-          <w:noProof/>
-          <w:lang w:val="en-US"/>
-        </w:rPr>
-        <w:t xml:space="preserve"> </w:t>
-      </w:r>
-      <w:r>
-        <w:rPr>
-          <w:noProof/>
-          <w:lang w:val="en-US"/>
-        </w:rPr>
-        <w:t xml:space="preserve">only </w:t>
-      </w:r>
-      <w:r>
-        <w:rPr>
-          <w:noProof/>
-          <w:lang w:val="en-US"/>
-        </w:rPr>
-        <w:t xml:space="preserve">exposed to official candidate pictures. </w:t>
-      </w:r>
-      <w:r>
-        <w:rPr>
-          <w:noProof/>
-          <w:lang w:val="en-US"/>
-        </w:rPr>
-        <w:t>A</w:t>
-      </w:r>
-      <w:r>
-        <w:rPr>
-          <w:noProof/>
-          <w:lang w:val="en-US"/>
-        </w:rPr>
-        <w:t xml:space="preserve">lternative </w:t>
-      </w:r>
-      <w:r>
-        <w:rPr>
-          <w:noProof/>
-          <w:lang w:val="en-US"/>
-        </w:rPr>
-        <w:t>opportunities</w:t>
-      </w:r>
-      <w:r>
-        <w:rPr>
-          <w:noProof/>
-          <w:lang w:val="en-US"/>
-        </w:rPr>
-        <w:t xml:space="preserve"> </w:t>
-      </w:r>
-      <w:r>
-        <w:rPr>
-          <w:noProof/>
-          <w:lang w:val="en-US"/>
-        </w:rPr>
-        <w:t xml:space="preserve">to see how the candidates look, sound, </w:t>
-      </w:r>
-      <w:r>
-        <w:rPr>
-          <w:noProof/>
-          <w:lang w:val="en-US"/>
-        </w:rPr>
-        <w:t xml:space="preserve">and </w:t>
-      </w:r>
-      <w:r>
-        <w:rPr>
-          <w:noProof/>
-          <w:lang w:val="en-US"/>
-        </w:rPr>
-        <w:t xml:space="preserve">dress, </w:t>
-      </w:r>
-      <w:r>
-        <w:rPr>
-          <w:noProof/>
-          <w:lang w:val="en-US"/>
-        </w:rPr>
-        <w:t>for instance</w:t>
-      </w:r>
-      <w:r>
-        <w:rPr>
-          <w:noProof/>
-          <w:lang w:val="en-US"/>
-        </w:rPr>
-        <w:t xml:space="preserve"> in television debates</w:t>
-      </w:r>
-      <w:r>
-        <w:rPr>
-          <w:noProof/>
-          <w:lang w:val="en-US"/>
-        </w:rPr>
-        <w:t xml:space="preserve"> or</w:t>
-      </w:r>
-      <w:r>
-        <w:rPr>
-          <w:noProof/>
-          <w:lang w:val="en-US"/>
-        </w:rPr>
-        <w:t xml:space="preserve"> radio ads</w:t>
-      </w:r>
-      <w:r>
-        <w:rPr>
-          <w:noProof/>
-          <w:lang w:val="en-US"/>
-        </w:rPr>
-        <w:t>,</w:t>
-      </w:r>
-      <w:r>
-        <w:rPr>
-          <w:noProof/>
-          <w:lang w:val="en-US"/>
-        </w:rPr>
-        <w:t xml:space="preserve"> </w:t>
-      </w:r>
-      <w:r>
-        <w:rPr>
-          <w:noProof/>
-          <w:lang w:val="en-US"/>
-        </w:rPr>
-        <w:t>woul</w:t>
-      </w:r>
-      <w:r>
-        <w:rPr>
-          <w:noProof/>
-          <w:lang w:val="en-US"/>
-        </w:rPr>
-        <w:t>d potentially</w:t>
-      </w:r>
-      <w:r>
-        <w:rPr>
-          <w:noProof/>
-          <w:lang w:val="en-US"/>
-        </w:rPr>
-        <w:t xml:space="preserve"> </w:t>
-      </w:r>
-      <w:r>
-        <w:rPr>
-          <w:noProof/>
-          <w:lang w:val="en-US"/>
-        </w:rPr>
-        <w:t>confound our identification strategy in multiple ways, most importantly</w:t>
-      </w:r>
-      <w:r>
-        <w:rPr>
-          <w:noProof/>
-          <w:lang w:val="en-US"/>
-        </w:rPr>
-        <w:t xml:space="preserve"> </w:t>
-      </w:r>
-      <w:r>
-        <w:rPr>
-          <w:noProof/>
-          <w:lang w:val="en-US"/>
-        </w:rPr>
-        <w:t>because of</w:t>
-      </w:r>
-      <w:r>
-        <w:rPr>
-          <w:noProof/>
-          <w:lang w:val="en-US"/>
-        </w:rPr>
-        <w:t xml:space="preserve"> </w:t>
-      </w:r>
-      <w:r>
-        <w:rPr>
-          <w:noProof/>
-          <w:lang w:val="en-US"/>
-        </w:rPr>
-        <w:t xml:space="preserve">differences in the </w:t>
-      </w:r>
-      <w:r>
-        <w:rPr>
-          <w:noProof/>
-          <w:lang w:val="en-US"/>
-        </w:rPr>
-        <w:t>levels of campaign spending.</w:t>
-      </w:r>
-      <w:r>
-        <w:rPr>
-          <w:noProof/>
-          <w:lang w:val="en-US"/>
-        </w:rPr>
-        <w:t xml:space="preserve"> </w:t>
-      </w:r>
-      <w:r>
-        <w:rPr>
-          <w:noProof/>
-          <w:lang w:val="en-US"/>
-        </w:rPr>
-        <w:t xml:space="preserve">Third, Finland has been consistently considered a democratic country </w:t>
-      </w:r>
-      <w:hyperlink r:id="rId98">
-        <w:r>
-          <w:rPr>
-            <w:noProof/>
-            <w:lang w:val="en-US"/>
-          </w:rPr>
-          <w:t>(Marshall &amp; Jaggers, 2020)</w:t>
-        </w:r>
-      </w:hyperlink>
-      <w:r>
-        <w:rPr>
-          <w:noProof/>
-          <w:lang w:val="en-US"/>
-        </w:rPr>
-        <w:t xml:space="preserve">, as well as a country with high levels of economic equality </w:t>
-      </w:r>
-      <w:hyperlink r:id="rId99">
-        <w:r>
-          <w:rPr>
-            <w:noProof/>
-            <w:lang w:val="en-US"/>
-          </w:rPr>
-          <w:t>(Waltl, 2022)</w:t>
-        </w:r>
-      </w:hyperlink>
-      <w:r>
-        <w:rPr>
-          <w:noProof/>
-          <w:lang w:val="en-US"/>
-        </w:rPr>
-        <w:t xml:space="preserve">, gender equality </w:t>
-      </w:r>
-      <w:hyperlink r:id="rId100">
-        <w:r>
-          <w:rPr>
-            <w:noProof/>
-            <w:lang w:val="en-US"/>
-          </w:rPr>
-          <w:t>(e.g.</w:t>
-        </w:r>
-        <w:r>
-          <w:rPr>
-            <w:noProof/>
-            <w:lang w:val="en-US"/>
-          </w:rPr>
-          <w:t>,</w:t>
-        </w:r>
-        <w:r>
-          <w:rPr>
-            <w:noProof/>
-            <w:lang w:val="en-US"/>
-          </w:rPr>
-          <w:t xml:space="preserve"> Lohmann &amp; Zagel, 2016)</w:t>
-        </w:r>
-      </w:hyperlink>
-      <w:r>
-        <w:rPr>
-          <w:noProof/>
-          <w:lang w:val="en-US"/>
-        </w:rPr>
-        <w:t>, and</w:t>
-      </w:r>
-      <w:r>
-        <w:rPr>
-          <w:noProof/>
-          <w:lang w:val="en-US"/>
-        </w:rPr>
-        <w:t xml:space="preserve"> social mobility between parents and children </w:t>
-      </w:r>
-      <w:hyperlink r:id="rId101">
-        <w:r>
-          <w:rPr>
-            <w:noProof/>
-            <w:lang w:val="en-US"/>
-          </w:rPr>
-          <w:t>(Erola, 2009)</w:t>
-        </w:r>
-      </w:hyperlink>
-      <w:r>
-        <w:rPr>
-          <w:noProof/>
-          <w:lang w:val="en-US"/>
-        </w:rPr>
-        <w:t xml:space="preserve">. </w:t>
-      </w:r>
-      <w:r>
-        <w:rPr>
-          <w:noProof/>
-          <w:lang w:val="en-US"/>
-        </w:rPr>
-        <w:t>Therefore</w:t>
-      </w:r>
-      <w:r>
-        <w:rPr>
-          <w:noProof/>
-          <w:lang w:val="en-US"/>
-        </w:rPr>
-        <w:t xml:space="preserve">, Finland </w:t>
-      </w:r>
-      <w:r>
-        <w:rPr>
-          <w:noProof/>
-          <w:lang w:val="en-US"/>
-        </w:rPr>
-        <w:t>is</w:t>
-      </w:r>
-      <w:r>
-        <w:rPr>
-          <w:noProof/>
-          <w:lang w:val="en-US"/>
-        </w:rPr>
-        <w:t xml:space="preserve"> a “hard case” </w:t>
-      </w:r>
-      <w:r>
-        <w:rPr>
-          <w:noProof/>
-          <w:lang w:val="en-US"/>
-        </w:rPr>
-        <w:t>for</w:t>
-      </w:r>
-      <w:r>
-        <w:rPr>
-          <w:noProof/>
-          <w:lang w:val="en-US"/>
-        </w:rPr>
-        <w:t xml:space="preserve"> </w:t>
-      </w:r>
-      <w:r>
-        <w:rPr>
-          <w:noProof/>
-          <w:lang w:val="en-US"/>
-        </w:rPr>
-        <w:t>find</w:t>
-      </w:r>
-      <w:r>
-        <w:rPr>
-          <w:noProof/>
-          <w:lang w:val="en-US"/>
-        </w:rPr>
-        <w:t>ing</w:t>
-      </w:r>
-      <w:r>
-        <w:rPr>
-          <w:noProof/>
-          <w:lang w:val="en-US"/>
-        </w:rPr>
-        <w:t xml:space="preserve"> any correlation between class-congruent physical appearance and turnout. We believe that exploiting a “least-likely case design” </w:t>
-      </w:r>
-      <w:hyperlink r:id="rId102">
+        <w:t xml:space="preserve">that exploiting a “least-likely case design” </w:t>
+      </w:r>
+      <w:hyperlink r:id="rId95">
         <w:r>
           <w:rPr>
             <w:noProof/>
@@ -7670,7 +7358,7 @@
         </w:rPr>
         <w:t xml:space="preserve"> and other highly frequented places, including voting booths </w:t>
       </w:r>
-      <w:hyperlink r:id="rId103">
+      <w:hyperlink r:id="rId96">
         <w:r>
           <w:rPr>
             <w:noProof/>
@@ -7701,7 +7389,7 @@
         </w:rPr>
         <w:t xml:space="preserve"> photos are also displayed in newspaper ads </w:t>
       </w:r>
-      <w:hyperlink r:id="rId104">
+      <w:hyperlink r:id="rId97">
         <w:r>
           <w:rPr>
             <w:noProof/>
@@ -7724,7 +7412,7 @@
         </w:rPr>
         <w:t xml:space="preserve"> and “each municipality is obliged by law to provide each party with the same number of slots for posters” </w:t>
       </w:r>
-      <w:hyperlink r:id="rId105">
+      <w:hyperlink r:id="rId98">
         <w:r>
           <w:rPr>
             <w:noProof/>
@@ -8029,7 +7717,7 @@
         </w:rPr>
         <w:t xml:space="preserve"> data as a starting point, and following the ESeC </w:t>
       </w:r>
-      <w:hyperlink r:id="rId106">
+      <w:hyperlink r:id="rId99">
         <w:r>
           <w:rPr>
             <w:noProof/>
@@ -8097,7 +7785,7 @@
         </w:rPr>
         <w:t xml:space="preserve">Most if not all politicians know that “physical appearance has a meaningful impact on political power” </w:t>
       </w:r>
-      <w:hyperlink r:id="rId107">
+      <w:hyperlink r:id="rId100">
         <w:r>
           <w:rPr>
             <w:noProof/>
@@ -8155,21 +7843,13 @@
         </w:rPr>
         <w:t xml:space="preserve"> “[a]ll parties make extensive use of posters that display the names and photos of all candidates in the district” </w:t>
       </w:r>
-      <w:hyperlink r:id="rId108">
-        <w:r>
-          <w:rPr>
-            <w:noProof/>
-            <w:lang w:val="en-US"/>
-          </w:rPr>
-          <w:t xml:space="preserve">(Berggren et al., </w:t>
-        </w:r>
-        <w:r>
-          <w:rPr>
-            <w:noProof/>
-            <w:lang w:val="en-US"/>
-          </w:rPr>
-          <w:lastRenderedPageBreak/>
-          <w:t>2010, p. 10)</w:t>
+      <w:hyperlink r:id="rId101">
+        <w:r>
+          <w:rPr>
+            <w:noProof/>
+            <w:lang w:val="en-US"/>
+          </w:rPr>
+          <w:t>(Berggren et al., 2010, p. 10)</w:t>
         </w:r>
       </w:hyperlink>
       <w:r>
@@ -8379,6 +8059,7 @@
         <w:rPr>
           <w:lang w:val="en-US"/>
         </w:rPr>
+        <w:lastRenderedPageBreak/>
         <w:t xml:space="preserve">Table </w:t>
       </w:r>
       <w:r>
@@ -9540,7 +9221,7 @@
               </w:rPr>
               <w:t xml:space="preserve"> </w:t>
             </w:r>
-            <w:hyperlink r:id="rId109">
+            <w:hyperlink r:id="rId102">
               <w:r>
                 <w:rPr>
                   <w:noProof/>
@@ -9825,7 +9506,7 @@
               </w:rPr>
               <w:t xml:space="preserve">very masculine </w:t>
             </w:r>
-            <w:hyperlink r:id="rId110">
+            <w:hyperlink r:id="rId103">
               <w:r>
                 <w:rPr>
                   <w:noProof/>
@@ -10360,17 +10041,9 @@
           <w:noProof/>
           <w:lang w:val="en-US"/>
         </w:rPr>
-        <w:t xml:space="preserve">the distribution after averaging the 7,920 </w:t>
-      </w:r>
-      <w:r>
-        <w:rPr>
-          <w:noProof/>
-          <w:lang w:val="en-US"/>
-        </w:rPr>
-        <w:lastRenderedPageBreak/>
-        <w:t xml:space="preserve">scores of the 1,415 candidates </w:t>
-      </w:r>
-      <w:hyperlink r:id="rId111">
+        <w:t xml:space="preserve">the distribution after averaging the 7,920 scores of the 1,415 candidates </w:t>
+      </w:r>
+      <w:hyperlink r:id="rId104">
         <w:r>
           <w:rPr>
             <w:noProof/>
@@ -10444,6 +10117,7 @@
           <w:noProof/>
           <w:lang w:val="en-US"/>
         </w:rPr>
+        <w:lastRenderedPageBreak/>
         <w:t>To randomly assign pictures to raters, a rating tool for surveys was specially developed (anonymized). The software presented respondents with random photo</w:t>
       </w:r>
       <w:r>
@@ -10628,7 +10302,7 @@
         </w:rPr>
         <w:t xml:space="preserve">that “photographs allow voters to form first impressions” about candidates </w:t>
       </w:r>
-      <w:hyperlink r:id="rId112">
+      <w:hyperlink r:id="rId105">
         <w:r>
           <w:rPr>
             <w:noProof/>
@@ -10658,7 +10332,7 @@
         </w:rPr>
         <w:t xml:space="preserve"> voters do not update their initial inferences even when new information is available </w:t>
       </w:r>
-      <w:hyperlink r:id="rId113">
+      <w:hyperlink r:id="rId106">
         <w:r>
           <w:rPr>
             <w:noProof/>
@@ -10695,7 +10369,7 @@
         </w:rPr>
         <w:t xml:space="preserve">in studies with 1-second exposure to facial appearance </w:t>
       </w:r>
-      <w:hyperlink r:id="rId114">
+      <w:hyperlink r:id="rId107">
         <w:r>
           <w:rPr>
             <w:noProof/>
@@ -10718,7 +10392,7 @@
         </w:rPr>
         <w:t xml:space="preserve">In fact, </w:t>
       </w:r>
-      <w:hyperlink r:id="rId115">
+      <w:hyperlink r:id="rId108">
         <w:r>
           <w:rPr>
             <w:noProof/>
@@ -10734,7 +10408,7 @@
         </w:rPr>
         <w:t xml:space="preserve"> find that “judgments made at 100 milliseconds correlated highly with judgments with no time constraints,” while </w:t>
       </w:r>
-      <w:hyperlink r:id="rId116">
+      <w:hyperlink r:id="rId109">
         <w:r>
           <w:rPr>
             <w:noProof/>
@@ -10950,7 +10624,7 @@
         </w:rPr>
         <w:t xml:space="preserve">physical appearance </w:t>
       </w:r>
-      <w:hyperlink r:id="rId117">
+      <w:hyperlink r:id="rId110">
         <w:r>
           <w:rPr>
             <w:noProof/>
@@ -10994,7 +10668,7 @@
         </w:rPr>
         <w:t xml:space="preserve">hile the relationship between physical appearance and turnout has already been studied in Finland </w:t>
       </w:r>
-      <w:hyperlink r:id="rId118">
+      <w:hyperlink r:id="rId111">
         <w:r>
           <w:rPr>
             <w:noProof/>
@@ -11131,7 +10805,7 @@
                     <pic:cNvPicPr/>
                   </pic:nvPicPr>
                   <pic:blipFill>
-                    <a:blip r:embed="rId119" cstate="print">
+                    <a:blip r:embed="rId112" cstate="print">
                       <a:extLst>
                         <a:ext uri="{28A0092B-C50C-407E-A947-70E740481C1C}">
                           <a14:useLocalDpi xmlns:a14="http://schemas.microsoft.com/office/drawing/2010/main" val="0"/>
@@ -11297,7 +10971,7 @@
         </w:rPr>
         <w:t xml:space="preserve">candidate received. From a substantive point of view, this kind of variable has already been studied in the same form, also in the context of physical appearance </w:t>
       </w:r>
-      <w:hyperlink r:id="rId120">
+      <w:hyperlink r:id="rId113">
         <w:r>
           <w:rPr>
             <w:noProof/>
@@ -11355,7 +11029,7 @@
         </w:rPr>
         <w:t xml:space="preserve">as a Poisson distribution </w:t>
       </w:r>
-      <w:hyperlink r:id="rId121">
+      <w:hyperlink r:id="rId114">
         <w:r>
           <w:rPr>
             <w:noProof/>
@@ -11462,7 +11136,7 @@
         </w:rPr>
         <w:t xml:space="preserve"> social class, the main independent variable is an interaction term between these two covariates. Following </w:t>
       </w:r>
-      <w:hyperlink r:id="rId122">
+      <w:hyperlink r:id="rId115">
         <w:r>
           <w:rPr>
             <w:noProof/>
@@ -11527,7 +11201,7 @@
         </w:rPr>
         <w:t xml:space="preserve">not the regression table </w:t>
       </w:r>
-      <w:hyperlink r:id="rId123">
+      <w:hyperlink r:id="rId116">
         <w:r>
           <w:rPr>
             <w:noProof/>
@@ -11571,7 +11245,7 @@
         </w:rPr>
         <w:t xml:space="preserve"> it is zero, and (2) the statistical significance of the interaction effect cannot be tested with a simple t-test on the coefficient of the interaction term </w:t>
       </w:r>
-      <w:hyperlink r:id="rId124">
+      <w:hyperlink r:id="rId117">
         <w:r>
           <w:rPr>
             <w:noProof/>
@@ -11728,7 +11402,7 @@
         </w:rPr>
         <w:t xml:space="preserve"> </w:t>
       </w:r>
-      <w:hyperlink r:id="rId125">
+      <w:hyperlink r:id="rId118">
         <w:r>
           <w:rPr>
             <w:noProof/>
@@ -11885,7 +11559,7 @@
         </w:rPr>
         <w:t xml:space="preserve">particularly relevant because physiognomic cues—such as age—set in motion social and political expectations, effectively signaling “traits that accompany the status of age, including dominance and strength” </w:t>
       </w:r>
-      <w:hyperlink r:id="rId126">
+      <w:hyperlink r:id="rId119">
         <w:r>
           <w:rPr>
             <w:noProof/>
@@ -11929,7 +11603,7 @@
         </w:rPr>
         <w:t xml:space="preserve"> as well as possible incumbency/contestation dynamics, among other hard-to-measure confounding factors </w:t>
       </w:r>
-      <w:hyperlink r:id="rId127">
+      <w:hyperlink r:id="rId120">
         <w:r>
           <w:rPr>
             <w:noProof/>
@@ -12004,7 +11678,7 @@
         </w:rPr>
         <w:t xml:space="preserve">at the gender level. Given that “the gender of candidates might interact with perceptions of physical appearance” </w:t>
       </w:r>
-      <w:hyperlink r:id="rId128">
+      <w:hyperlink r:id="rId121">
         <w:r>
           <w:rPr>
             <w:noProof/>
@@ -12034,7 +11708,7 @@
         </w:rPr>
         <w:t xml:space="preserve">“attractiveness matters most for women candidates” </w:t>
       </w:r>
-      <w:hyperlink r:id="rId129">
+      <w:hyperlink r:id="rId122">
         <w:r>
           <w:rPr>
             <w:noProof/>
@@ -12107,7 +11781,7 @@
         </w:rPr>
         <w:t xml:space="preserve"> an excellent case because “Finnish elections are unusually suited for gender analysis, since there is a sizable number of both male and female candidates in all districts” </w:t>
       </w:r>
-      <w:hyperlink r:id="rId130">
+      <w:hyperlink r:id="rId123">
         <w:r>
           <w:rPr>
             <w:noProof/>
@@ -12243,7 +11917,7 @@
         <w:lastRenderedPageBreak/>
         <w:t>physical appearance and voting research “do not systematically consider the gender of the candidates involved” (</w:t>
       </w:r>
-      <w:hyperlink r:id="rId131">
+      <w:hyperlink r:id="rId124">
         <w:r>
           <w:rPr>
             <w:noProof/>
@@ -12743,7 +12417,7 @@
         </w:rPr>
         <w:t xml:space="preserve">in line with </w:t>
       </w:r>
-      <w:hyperlink r:id="rId132">
+      <w:hyperlink r:id="rId125">
         <w:r>
           <w:rPr>
             <w:noProof/>
@@ -12998,7 +12672,7 @@
         </w:rPr>
         <w:t xml:space="preserve">“man’s work” </w:t>
       </w:r>
-      <w:hyperlink r:id="rId133">
+      <w:hyperlink r:id="rId126">
         <w:r>
           <w:rPr>
             <w:noProof/>
@@ -13589,7 +13263,7 @@
         </w:rPr>
         <w:t xml:space="preserve">in line with prior findings </w:t>
       </w:r>
-      <w:hyperlink r:id="rId134">
+      <w:hyperlink r:id="rId127">
         <w:r>
           <w:rPr>
             <w:noProof/>
@@ -13619,7 +13293,7 @@
         </w:rPr>
         <w:t xml:space="preserve">. For example, </w:t>
       </w:r>
-      <w:hyperlink r:id="rId135">
+      <w:hyperlink r:id="rId128">
         <w:r>
           <w:rPr>
             <w:noProof/>
@@ -13762,7 +13436,7 @@
         </w:rPr>
         <w:t xml:space="preserve">both rewarded and penalized because of how they look </w:t>
       </w:r>
-      <w:hyperlink r:id="rId136">
+      <w:hyperlink r:id="rId129">
         <w:r>
           <w:rPr>
             <w:noProof/>
@@ -13858,7 +13532,7 @@
                     <pic:cNvPicPr/>
                   </pic:nvPicPr>
                   <pic:blipFill>
-                    <a:blip r:embed="rId137">
+                    <a:blip r:embed="rId130">
                       <a:extLst>
                         <a:ext uri="{28A0092B-C50C-407E-A947-70E740481C1C}">
                           <a14:useLocalDpi xmlns:a14="http://schemas.microsoft.com/office/drawing/2010/main" val="0"/>
@@ -13894,7 +13568,7 @@
           <w:lang w:val="en-US"/>
         </w:rPr>
         <w:sectPr>
-          <w:footerReference w:type="default" r:id="rId138"/>
+          <w:footerReference w:type="default" r:id="rId131"/>
           <w:pgSz w:w="11909" w:h="16834"/>
           <w:pgMar w:top="1440" w:right="1440" w:bottom="1440" w:left="1440" w:header="720" w:footer="720" w:gutter="0"/>
           <w:pgNumType w:start="1"/>
@@ -14289,7 +13963,7 @@
                     <pic:cNvPicPr/>
                   </pic:nvPicPr>
                   <pic:blipFill>
-                    <a:blip r:embed="rId139">
+                    <a:blip r:embed="rId132">
                       <a:extLst>
                         <a:ext uri="{28A0092B-C50C-407E-A947-70E740481C1C}">
                           <a14:useLocalDpi xmlns:a14="http://schemas.microsoft.com/office/drawing/2010/main" val="0"/>
@@ -14827,7 +14501,7 @@
         </w:rPr>
         <w:t xml:space="preserve"> and severe at the same time </w:t>
       </w:r>
-      <w:hyperlink r:id="rId140">
+      <w:hyperlink r:id="rId133">
         <w:r>
           <w:rPr>
             <w:noProof/>
@@ -14885,7 +14559,7 @@
         </w:rPr>
         <w:t xml:space="preserve">that attractiveness as a dimension of physical appearance matters more for female than for male candidates </w:t>
       </w:r>
-      <w:hyperlink r:id="rId141">
+      <w:hyperlink r:id="rId134">
         <w:r>
           <w:rPr>
             <w:noProof/>
@@ -15111,7 +14785,7 @@
         </w:rPr>
         <w:t xml:space="preserve"> </w:t>
       </w:r>
-      <w:hyperlink r:id="rId142">
+      <w:hyperlink r:id="rId135">
         <w:r>
           <w:rPr>
             <w:noProof/>
@@ -15221,7 +14895,7 @@
         </w:rPr>
         <w:t xml:space="preserve">In terms of social inequalities and democracy, the results raise serious concerns. Official statistics show that women and elected representatives with working-class occupations are already underrepresented in municipal councils </w:t>
       </w:r>
-      <w:hyperlink r:id="rId143">
+      <w:hyperlink r:id="rId136">
         <w:r>
           <w:rPr>
             <w:noProof/>
@@ -15450,7 +15124,7 @@
         </w:rPr>
         <w:t xml:space="preserve">representative of the same social class </w:t>
       </w:r>
-      <w:hyperlink r:id="rId144">
+      <w:hyperlink r:id="rId137">
         <w:r>
           <w:rPr>
             <w:noProof/>
@@ -15526,7 +15200,7 @@
         </w:rPr>
         <w:t xml:space="preserve">e also propose cross-context examinations for future research. These would include comparisons of different country contexts and electoral contexts (high versus low information elections). For example, in countries with higher income inequality and status competition, physical appearance might be even more decisive in electoral success than in more equal countries like Finland </w:t>
       </w:r>
-      <w:hyperlink r:id="rId145">
+      <w:hyperlink r:id="rId138">
         <w:r>
           <w:rPr>
             <w:noProof/>
@@ -15598,7 +15272,7 @@
           <w:lang w:val="en-US"/>
         </w:rPr>
       </w:pPr>
-      <w:hyperlink r:id="rId146">
+      <w:hyperlink r:id="rId139">
         <w:r>
           <w:rPr>
             <w:noProof/>
@@ -15607,7 +15281,7 @@
           <w:t xml:space="preserve">Ai, C., &amp; Norton, E. (2003). Interaction Terms in Logit and Probit Models. </w:t>
         </w:r>
       </w:hyperlink>
-      <w:hyperlink r:id="rId147">
+      <w:hyperlink r:id="rId140">
         <w:r>
           <w:rPr>
             <w:i/>
@@ -15617,7 +15291,7 @@
           <w:t>Economics Letters</w:t>
         </w:r>
       </w:hyperlink>
-      <w:hyperlink r:id="rId148">
+      <w:hyperlink r:id="rId141">
         <w:r>
           <w:rPr>
             <w:noProof/>
@@ -15626,7 +15300,7 @@
           <w:t xml:space="preserve">, </w:t>
         </w:r>
       </w:hyperlink>
-      <w:hyperlink r:id="rId149">
+      <w:hyperlink r:id="rId142">
         <w:r>
           <w:rPr>
             <w:i/>
@@ -15636,7 +15310,7 @@
           <w:t>80</w:t>
         </w:r>
       </w:hyperlink>
-      <w:hyperlink r:id="rId150">
+      <w:hyperlink r:id="rId143">
         <w:r>
           <w:rPr>
             <w:noProof/>
@@ -15658,7 +15332,7 @@
           <w:lang w:val="en-US"/>
         </w:rPr>
       </w:pPr>
-      <w:hyperlink r:id="rId151">
+      <w:hyperlink r:id="rId144">
         <w:r>
           <w:rPr>
             <w:noProof/>
@@ -15667,7 +15341,7 @@
           <w:t xml:space="preserve">Angrist, J., &amp; Pischke, J.-S. (2009). </w:t>
         </w:r>
       </w:hyperlink>
-      <w:hyperlink r:id="rId152">
+      <w:hyperlink r:id="rId145">
         <w:r>
           <w:rPr>
             <w:i/>
@@ -15677,7 +15351,7 @@
           <w:t>Mostly Harmless Econometrics: An Empiricist’s Companion</w:t>
         </w:r>
       </w:hyperlink>
-      <w:hyperlink r:id="rId153">
+      <w:hyperlink r:id="rId146">
         <w:r>
           <w:rPr>
             <w:noProof/>
@@ -15699,7 +15373,7 @@
           <w:lang w:val="en-US"/>
         </w:rPr>
       </w:pPr>
-      <w:hyperlink r:id="rId154">
+      <w:hyperlink r:id="rId147">
         <w:r>
           <w:rPr>
             <w:noProof/>
@@ -15708,7 +15382,7 @@
           <w:t xml:space="preserve">Antonakis, J., &amp; Dalgas, O. (2009). Predicting Elections: Child’s Play! </w:t>
         </w:r>
       </w:hyperlink>
-      <w:hyperlink r:id="rId155">
+      <w:hyperlink r:id="rId148">
         <w:r>
           <w:rPr>
             <w:i/>
@@ -15718,7 +15392,7 @@
           <w:t>Science</w:t>
         </w:r>
       </w:hyperlink>
-      <w:hyperlink r:id="rId156">
+      <w:hyperlink r:id="rId149">
         <w:r>
           <w:rPr>
             <w:noProof/>
@@ -15727,7 +15401,7 @@
           <w:t xml:space="preserve">, </w:t>
         </w:r>
       </w:hyperlink>
-      <w:hyperlink r:id="rId157">
+      <w:hyperlink r:id="rId150">
         <w:r>
           <w:rPr>
             <w:i/>
@@ -15737,7 +15411,7 @@
           <w:t>323</w:t>
         </w:r>
       </w:hyperlink>
-      <w:hyperlink r:id="rId158">
+      <w:hyperlink r:id="rId151">
         <w:r>
           <w:rPr>
             <w:noProof/>
@@ -15759,7 +15433,7 @@
           <w:lang w:val="en-US"/>
         </w:rPr>
       </w:pPr>
-      <w:hyperlink r:id="rId159">
+      <w:hyperlink r:id="rId152">
         <w:r>
           <w:rPr>
             <w:noProof/>
@@ -15768,7 +15442,7 @@
           <w:t xml:space="preserve">Banducci, S., Karp, J., Thrasher, M., &amp; Rallings, C. (2008). Ballot Photographs as Cues in Low-Information Elections. </w:t>
         </w:r>
       </w:hyperlink>
-      <w:hyperlink r:id="rId160">
+      <w:hyperlink r:id="rId153">
         <w:r>
           <w:rPr>
             <w:i/>
@@ -15778,7 +15452,7 @@
           <w:t>Political Psychology</w:t>
         </w:r>
       </w:hyperlink>
-      <w:hyperlink r:id="rId161">
+      <w:hyperlink r:id="rId154">
         <w:r>
           <w:rPr>
             <w:noProof/>
@@ -15787,7 +15461,7 @@
           <w:t xml:space="preserve">, </w:t>
         </w:r>
       </w:hyperlink>
-      <w:hyperlink r:id="rId162">
+      <w:hyperlink r:id="rId155">
         <w:r>
           <w:rPr>
             <w:i/>
@@ -15797,7 +15471,7 @@
           <w:t>29</w:t>
         </w:r>
       </w:hyperlink>
-      <w:hyperlink r:id="rId163">
+      <w:hyperlink r:id="rId156">
         <w:r>
           <w:rPr>
             <w:noProof/>
@@ -15819,7 +15493,7 @@
           <w:lang w:val="en-US"/>
         </w:rPr>
       </w:pPr>
-      <w:hyperlink r:id="rId164">
+      <w:hyperlink r:id="rId157">
         <w:r>
           <w:rPr>
             <w:noProof/>
@@ -15828,7 +15502,7 @@
           <w:t xml:space="preserve">Bartels, L. (1996). Uninformed Votes: Information Effects in Presidential Elections. </w:t>
         </w:r>
       </w:hyperlink>
-      <w:hyperlink r:id="rId165">
+      <w:hyperlink r:id="rId158">
         <w:r>
           <w:rPr>
             <w:i/>
@@ -15838,7 +15512,7 @@
           <w:t>American Journal of Political Science</w:t>
         </w:r>
       </w:hyperlink>
-      <w:hyperlink r:id="rId166">
+      <w:hyperlink r:id="rId159">
         <w:r>
           <w:rPr>
             <w:noProof/>
@@ -15847,7 +15521,7 @@
           <w:t xml:space="preserve">, </w:t>
         </w:r>
       </w:hyperlink>
-      <w:hyperlink r:id="rId167">
+      <w:hyperlink r:id="rId160">
         <w:r>
           <w:rPr>
             <w:i/>
@@ -15877,7 +15551,7 @@
           <w:lang w:val="en-US"/>
         </w:rPr>
       </w:pPr>
-      <w:hyperlink r:id="rId168">
+      <w:hyperlink r:id="rId161">
         <w:r>
           <w:rPr>
             <w:noProof/>
@@ -15886,7 +15560,7 @@
           <w:t xml:space="preserve">Bartels, L. (2000). Partisanship and Voting Behavior, 1952-1996. </w:t>
         </w:r>
       </w:hyperlink>
-      <w:hyperlink r:id="rId169">
+      <w:hyperlink r:id="rId162">
         <w:r>
           <w:rPr>
             <w:i/>
@@ -15896,7 +15570,7 @@
           <w:t>American Journal of Political Science</w:t>
         </w:r>
       </w:hyperlink>
-      <w:hyperlink r:id="rId170">
+      <w:hyperlink r:id="rId163">
         <w:r>
           <w:rPr>
             <w:noProof/>
@@ -15905,7 +15579,7 @@
           <w:t xml:space="preserve">, </w:t>
         </w:r>
       </w:hyperlink>
-      <w:hyperlink r:id="rId171">
+      <w:hyperlink r:id="rId164">
         <w:r>
           <w:rPr>
             <w:i/>
@@ -15915,7 +15589,7 @@
           <w:t>44</w:t>
         </w:r>
       </w:hyperlink>
-      <w:hyperlink r:id="rId172">
+      <w:hyperlink r:id="rId165">
         <w:r>
           <w:rPr>
             <w:noProof/>
@@ -15937,7 +15611,7 @@
           <w:lang w:val="en-US"/>
         </w:rPr>
       </w:pPr>
-      <w:hyperlink r:id="rId173">
+      <w:hyperlink r:id="rId166">
         <w:r>
           <w:rPr>
             <w:noProof/>
@@ -15946,7 +15620,7 @@
           <w:t xml:space="preserve">Belmi, P., &amp; Neale, M. (2014). Mirror, Mirror on the Wall, Who’s the Fairest of Them All? Thinking that One is Attractive Increases the Tendency to Support Inequality. </w:t>
         </w:r>
       </w:hyperlink>
-      <w:hyperlink r:id="rId174">
+      <w:hyperlink r:id="rId167">
         <w:r>
           <w:rPr>
             <w:i/>
@@ -15956,7 +15630,7 @@
           <w:t>Organizational Behavior and Human Decision Processes</w:t>
         </w:r>
       </w:hyperlink>
-      <w:hyperlink r:id="rId175">
+      <w:hyperlink r:id="rId168">
         <w:r>
           <w:rPr>
             <w:noProof/>
@@ -15965,7 +15639,7 @@
           <w:t xml:space="preserve">, </w:t>
         </w:r>
       </w:hyperlink>
-      <w:hyperlink r:id="rId176">
+      <w:hyperlink r:id="rId169">
         <w:r>
           <w:rPr>
             <w:i/>
@@ -15975,7 +15649,7 @@
           <w:t>124</w:t>
         </w:r>
       </w:hyperlink>
-      <w:hyperlink r:id="rId177">
+      <w:hyperlink r:id="rId170">
         <w:r>
           <w:rPr>
             <w:noProof/>
@@ -15997,7 +15671,7 @@
           <w:lang w:val="en-US"/>
         </w:rPr>
       </w:pPr>
-      <w:hyperlink r:id="rId178">
+      <w:hyperlink r:id="rId171">
         <w:r>
           <w:rPr>
             <w:noProof/>
@@ -16006,7 +15680,7 @@
           <w:t xml:space="preserve">Berggren, N., Jordahl, H., &amp; Poutvaara, P. (2010). The Looks of a Winner: Beauty and Electoral Success. </w:t>
         </w:r>
       </w:hyperlink>
-      <w:hyperlink r:id="rId179">
+      <w:hyperlink r:id="rId172">
         <w:r>
           <w:rPr>
             <w:i/>
@@ -16016,7 +15690,7 @@
           <w:t>Journal of Public Economics</w:t>
         </w:r>
       </w:hyperlink>
-      <w:hyperlink r:id="rId180">
+      <w:hyperlink r:id="rId173">
         <w:r>
           <w:rPr>
             <w:noProof/>
@@ -16025,7 +15699,7 @@
           <w:t xml:space="preserve">, </w:t>
         </w:r>
       </w:hyperlink>
-      <w:hyperlink r:id="rId181">
+      <w:hyperlink r:id="rId174">
         <w:r>
           <w:rPr>
             <w:i/>
@@ -16035,7 +15709,7 @@
           <w:t>94</w:t>
         </w:r>
       </w:hyperlink>
-      <w:hyperlink r:id="rId182">
+      <w:hyperlink r:id="rId175">
         <w:r>
           <w:rPr>
             <w:noProof/>
@@ -16057,7 +15731,7 @@
           <w:lang w:val="en-US"/>
         </w:rPr>
       </w:pPr>
-      <w:hyperlink r:id="rId183">
+      <w:hyperlink r:id="rId176">
         <w:r>
           <w:rPr>
             <w:noProof/>
@@ -16066,7 +15740,7 @@
           <w:t xml:space="preserve">Berggren, N., Jordahl, H., &amp; Poutvaara, P. (2017). The Right Look: Conservative Politicians Look Better and Voters Reward It. </w:t>
         </w:r>
       </w:hyperlink>
-      <w:hyperlink r:id="rId184">
+      <w:hyperlink r:id="rId177">
         <w:r>
           <w:rPr>
             <w:i/>
@@ -16076,7 +15750,7 @@
           <w:t>Journal of Public Economics</w:t>
         </w:r>
       </w:hyperlink>
-      <w:hyperlink r:id="rId185">
+      <w:hyperlink r:id="rId178">
         <w:r>
           <w:rPr>
             <w:noProof/>
@@ -16085,7 +15759,7 @@
           <w:t xml:space="preserve">, </w:t>
         </w:r>
       </w:hyperlink>
-      <w:hyperlink r:id="rId186">
+      <w:hyperlink r:id="rId179">
         <w:r>
           <w:rPr>
             <w:i/>
@@ -16095,7 +15769,7 @@
           <w:t>146</w:t>
         </w:r>
       </w:hyperlink>
-      <w:hyperlink r:id="rId187">
+      <w:hyperlink r:id="rId180">
         <w:r>
           <w:rPr>
             <w:noProof/>
@@ -16117,7 +15791,7 @@
           <w:lang w:val="en-US"/>
         </w:rPr>
       </w:pPr>
-      <w:hyperlink r:id="rId188">
+      <w:hyperlink r:id="rId181">
         <w:r>
           <w:rPr>
             <w:noProof/>
@@ -16126,7 +15800,7 @@
           <w:t xml:space="preserve">Bono, J. E., Braddy, P. W., Liu, Y., Gilbert, E. K., Fleenor, J. W., Quast, L. N., &amp; Center, B. A. (2017). Dropped on the way to the top: Gender and managerial derailment. </w:t>
         </w:r>
       </w:hyperlink>
-      <w:hyperlink r:id="rId189">
+      <w:hyperlink r:id="rId182">
         <w:r>
           <w:rPr>
             <w:i/>
@@ -16136,7 +15810,7 @@
           <w:t>Personnel Psychology</w:t>
         </w:r>
       </w:hyperlink>
-      <w:hyperlink r:id="rId190">
+      <w:hyperlink r:id="rId183">
         <w:r>
           <w:rPr>
             <w:noProof/>
@@ -16145,7 +15819,7 @@
           <w:t xml:space="preserve">, </w:t>
         </w:r>
       </w:hyperlink>
-      <w:hyperlink r:id="rId191">
+      <w:hyperlink r:id="rId184">
         <w:r>
           <w:rPr>
             <w:i/>
@@ -16155,7 +15829,7 @@
           <w:t>70</w:t>
         </w:r>
       </w:hyperlink>
-      <w:hyperlink r:id="rId192">
+      <w:hyperlink r:id="rId185">
         <w:r>
           <w:rPr>
             <w:noProof/>
@@ -16177,7 +15851,7 @@
           <w:lang w:val="en-US"/>
         </w:rPr>
       </w:pPr>
-      <w:hyperlink r:id="rId193">
+      <w:hyperlink r:id="rId186">
         <w:r>
           <w:rPr>
             <w:noProof/>
@@ -16186,7 +15860,7 @@
           <w:t xml:space="preserve">Bourdieu, P. (1984). </w:t>
         </w:r>
       </w:hyperlink>
-      <w:hyperlink r:id="rId194">
+      <w:hyperlink r:id="rId187">
         <w:r>
           <w:rPr>
             <w:i/>
@@ -16196,7 +15870,7 @@
           <w:t>Distinction: A social critique of the judgement of taste</w:t>
         </w:r>
       </w:hyperlink>
-      <w:hyperlink r:id="rId195">
+      <w:hyperlink r:id="rId188">
         <w:r>
           <w:rPr>
             <w:noProof/>
@@ -16218,7 +15892,7 @@
           <w:lang w:val="en-US"/>
         </w:rPr>
       </w:pPr>
-      <w:hyperlink r:id="rId196">
+      <w:hyperlink r:id="rId189">
         <w:r>
           <w:rPr>
             <w:noProof/>
@@ -16227,7 +15901,7 @@
           <w:t xml:space="preserve">Brambor, T., Clark, W., &amp; Golder, M. (2006). Understanding Interaction Models: Improving Empirical Analyses. </w:t>
         </w:r>
       </w:hyperlink>
-      <w:hyperlink r:id="rId197">
+      <w:hyperlink r:id="rId190">
         <w:r>
           <w:rPr>
             <w:i/>
@@ -16237,7 +15911,7 @@
           <w:t>Political Analysis</w:t>
         </w:r>
       </w:hyperlink>
-      <w:hyperlink r:id="rId198">
+      <w:hyperlink r:id="rId191">
         <w:r>
           <w:rPr>
             <w:noProof/>
@@ -16246,7 +15920,7 @@
           <w:t xml:space="preserve">, </w:t>
         </w:r>
       </w:hyperlink>
-      <w:hyperlink r:id="rId199">
+      <w:hyperlink r:id="rId192">
         <w:r>
           <w:rPr>
             <w:i/>
@@ -16256,7 +15930,7 @@
           <w:t>14</w:t>
         </w:r>
       </w:hyperlink>
-      <w:hyperlink r:id="rId200">
+      <w:hyperlink r:id="rId193">
         <w:r>
           <w:rPr>
             <w:noProof/>
@@ -16278,7 +15952,7 @@
           <w:lang w:val="en-US"/>
         </w:rPr>
       </w:pPr>
-      <w:hyperlink r:id="rId201">
+      <w:hyperlink r:id="rId194">
         <w:r>
           <w:rPr>
             <w:noProof/>
@@ -16301,7 +15975,7 @@
           <w:t xml:space="preserve"> </w:t>
         </w:r>
       </w:hyperlink>
-      <w:hyperlink r:id="rId202">
+      <w:hyperlink r:id="rId195">
         <w:r>
           <w:rPr>
             <w:i/>
@@ -16343,7 +16017,7 @@
           <w:t>sychology</w:t>
         </w:r>
       </w:hyperlink>
-      <w:hyperlink r:id="rId203">
+      <w:hyperlink r:id="rId196">
         <w:r>
           <w:rPr>
             <w:noProof/>
@@ -16365,7 +16039,7 @@
           <w:lang w:val="en-US"/>
         </w:rPr>
       </w:pPr>
-      <w:hyperlink r:id="rId204">
+      <w:hyperlink r:id="rId197">
         <w:r>
           <w:rPr>
             <w:noProof/>
@@ -16374,7 +16048,7 @@
           <w:t xml:space="preserve">De Keere, K. (2021). Evaluating Self-Presentation: Gatekeeping Recognition Work in Hiring. </w:t>
         </w:r>
       </w:hyperlink>
-      <w:hyperlink r:id="rId205">
+      <w:hyperlink r:id="rId198">
         <w:r>
           <w:rPr>
             <w:i/>
@@ -16384,7 +16058,7 @@
           <w:t>Cultural Sociology</w:t>
         </w:r>
       </w:hyperlink>
-      <w:hyperlink r:id="rId206">
+      <w:hyperlink r:id="rId199">
         <w:r>
           <w:rPr>
             <w:noProof/>
@@ -16406,7 +16080,7 @@
           <w:lang w:val="en-US"/>
         </w:rPr>
       </w:pPr>
-      <w:hyperlink r:id="rId207">
+      <w:hyperlink r:id="rId200">
         <w:r>
           <w:rPr>
             <w:noProof/>
@@ -16415,7 +16089,7 @@
           <w:t xml:space="preserve">Dion, K., Berscheid, E., &amp; Walster, E. (1972). What is Beautiful is Good. </w:t>
         </w:r>
       </w:hyperlink>
-      <w:hyperlink r:id="rId208">
+      <w:hyperlink r:id="rId201">
         <w:r>
           <w:rPr>
             <w:i/>
@@ -16434,7 +16108,7 @@
           <w:t>and Social Psychology</w:t>
         </w:r>
       </w:hyperlink>
-      <w:hyperlink r:id="rId209">
+      <w:hyperlink r:id="rId202">
         <w:r>
           <w:rPr>
             <w:noProof/>
@@ -16443,7 +16117,7 @@
           <w:t xml:space="preserve">, </w:t>
         </w:r>
       </w:hyperlink>
-      <w:hyperlink r:id="rId210">
+      <w:hyperlink r:id="rId203">
         <w:r>
           <w:rPr>
             <w:i/>
@@ -16453,7 +16127,7 @@
           <w:t>24</w:t>
         </w:r>
       </w:hyperlink>
-      <w:hyperlink r:id="rId211">
+      <w:hyperlink r:id="rId204">
         <w:r>
           <w:rPr>
             <w:noProof/>
@@ -16475,7 +16149,7 @@
           <w:lang w:val="en-US"/>
         </w:rPr>
       </w:pPr>
-      <w:hyperlink r:id="rId212">
+      <w:hyperlink r:id="rId205">
         <w:r>
           <w:rPr>
             <w:noProof/>
@@ -16484,7 +16158,7 @@
           <w:t xml:space="preserve">Ditonto, T., &amp; Mattes, K. (2018). Differences in Appearance-Based Trait Inferences for Male and Female Political Candidates. </w:t>
         </w:r>
       </w:hyperlink>
-      <w:hyperlink r:id="rId213">
+      <w:hyperlink r:id="rId206">
         <w:r>
           <w:rPr>
             <w:i/>
@@ -16494,7 +16168,7 @@
           <w:t>Journal of Women, Politics &amp; Policy</w:t>
         </w:r>
       </w:hyperlink>
-      <w:hyperlink r:id="rId214">
+      <w:hyperlink r:id="rId207">
         <w:r>
           <w:rPr>
             <w:noProof/>
@@ -16503,7 +16177,7 @@
           <w:t xml:space="preserve">, </w:t>
         </w:r>
       </w:hyperlink>
-      <w:hyperlink r:id="rId215">
+      <w:hyperlink r:id="rId208">
         <w:r>
           <w:rPr>
             <w:i/>
@@ -16513,7 +16187,7 @@
           <w:t>39</w:t>
         </w:r>
       </w:hyperlink>
-      <w:hyperlink r:id="rId216">
+      <w:hyperlink r:id="rId209">
         <w:r>
           <w:rPr>
             <w:noProof/>
@@ -16535,7 +16209,7 @@
           <w:lang w:val="en-US"/>
         </w:rPr>
       </w:pPr>
-      <w:hyperlink r:id="rId217">
+      <w:hyperlink r:id="rId210">
         <w:r>
           <w:rPr>
             <w:noProof/>
@@ -16544,7 +16218,7 @@
           <w:t xml:space="preserve">Efrain, M., &amp; Patterson, E. (1974). Voters Vote Beautiful: The Effect of Physical Appearance on a National Election. </w:t>
         </w:r>
       </w:hyperlink>
-      <w:hyperlink r:id="rId218">
+      <w:hyperlink r:id="rId211">
         <w:r>
           <w:rPr>
             <w:i/>
@@ -16554,7 +16228,7 @@
           <w:t>Canadian Journal of Behavioural Science</w:t>
         </w:r>
       </w:hyperlink>
-      <w:hyperlink r:id="rId219">
+      <w:hyperlink r:id="rId212">
         <w:r>
           <w:rPr>
             <w:noProof/>
@@ -16563,7 +16237,7 @@
           <w:t xml:space="preserve">, </w:t>
         </w:r>
       </w:hyperlink>
-      <w:hyperlink r:id="rId220">
+      <w:hyperlink r:id="rId213">
         <w:r>
           <w:rPr>
             <w:i/>
@@ -16573,7 +16247,7 @@
           <w:t>6</w:t>
         </w:r>
       </w:hyperlink>
-      <w:hyperlink r:id="rId221">
+      <w:hyperlink r:id="rId214">
         <w:r>
           <w:rPr>
             <w:noProof/>
@@ -16595,7 +16269,7 @@
           <w:lang w:val="en-US"/>
         </w:rPr>
       </w:pPr>
-      <w:hyperlink r:id="rId222">
+      <w:hyperlink r:id="rId215">
         <w:r>
           <w:rPr>
             <w:noProof/>
@@ -16604,7 +16278,7 @@
           <w:t xml:space="preserve">Erikson, R., &amp; Goldthorpe, J. H. (1992). </w:t>
         </w:r>
       </w:hyperlink>
-      <w:hyperlink r:id="rId223">
+      <w:hyperlink r:id="rId216">
         <w:r>
           <w:rPr>
             <w:i/>
@@ -16614,7 +16288,7 @@
           <w:t>The Constant Flux: A Study of Class Mobility in Industrial Societies</w:t>
         </w:r>
       </w:hyperlink>
-      <w:hyperlink r:id="rId224">
+      <w:hyperlink r:id="rId217">
         <w:r>
           <w:rPr>
             <w:noProof/>
@@ -16636,7 +16310,7 @@
           <w:lang w:val="en-US"/>
         </w:rPr>
       </w:pPr>
-      <w:hyperlink r:id="rId225">
+      <w:hyperlink r:id="rId218">
         <w:r>
           <w:rPr>
             <w:noProof/>
@@ -16645,7 +16319,7 @@
           <w:t xml:space="preserve">Erola, J. (2009). Social Mobility and Education of Finnish Cohorts Born 1936—75: Succeeding While Failing in Equality of Opportunity? </w:t>
         </w:r>
       </w:hyperlink>
-      <w:hyperlink r:id="rId226">
+      <w:hyperlink r:id="rId219">
         <w:r>
           <w:rPr>
             <w:i/>
@@ -16655,7 +16329,7 @@
           <w:t>Acta Sociologica</w:t>
         </w:r>
       </w:hyperlink>
-      <w:hyperlink r:id="rId227">
+      <w:hyperlink r:id="rId220">
         <w:r>
           <w:rPr>
             <w:noProof/>
@@ -16664,7 +16338,7 @@
           <w:t xml:space="preserve">, </w:t>
         </w:r>
       </w:hyperlink>
-      <w:hyperlink r:id="rId228">
+      <w:hyperlink r:id="rId221">
         <w:r>
           <w:rPr>
             <w:i/>
@@ -16674,7 +16348,7 @@
           <w:t>52</w:t>
         </w:r>
       </w:hyperlink>
-      <w:hyperlink r:id="rId229">
+      <w:hyperlink r:id="rId222">
         <w:r>
           <w:rPr>
             <w:noProof/>
@@ -16696,7 +16370,7 @@
           <w:lang w:val="en-US"/>
         </w:rPr>
       </w:pPr>
-      <w:hyperlink r:id="rId230">
+      <w:hyperlink r:id="rId223">
         <w:r>
           <w:rPr>
             <w:noProof/>
@@ -16705,7 +16379,7 @@
           <w:t xml:space="preserve">Evans, G. (2000). The continued significance of class voting. </w:t>
         </w:r>
       </w:hyperlink>
-      <w:hyperlink r:id="rId231">
+      <w:hyperlink r:id="rId224">
         <w:r>
           <w:rPr>
             <w:i/>
@@ -16715,7 +16389,7 @@
           <w:t>Annual Review of Political Science</w:t>
         </w:r>
       </w:hyperlink>
-      <w:hyperlink r:id="rId232">
+      <w:hyperlink r:id="rId225">
         <w:r>
           <w:rPr>
             <w:noProof/>
@@ -16724,7 +16398,7 @@
           <w:t xml:space="preserve">, </w:t>
         </w:r>
       </w:hyperlink>
-      <w:hyperlink r:id="rId233">
+      <w:hyperlink r:id="rId226">
         <w:r>
           <w:rPr>
             <w:i/>
@@ -16734,7 +16408,7 @@
           <w:t>3</w:t>
         </w:r>
       </w:hyperlink>
-      <w:hyperlink r:id="rId234">
+      <w:hyperlink r:id="rId227">
         <w:r>
           <w:rPr>
             <w:noProof/>
@@ -16756,7 +16430,7 @@
           <w:lang w:val="en-US"/>
         </w:rPr>
       </w:pPr>
-      <w:hyperlink r:id="rId235">
+      <w:hyperlink r:id="rId228">
         <w:r>
           <w:rPr>
             <w:noProof/>
@@ -16765,7 +16439,7 @@
           <w:t xml:space="preserve">Fox, J., &amp; Weisberg, S. (2011). </w:t>
         </w:r>
       </w:hyperlink>
-      <w:hyperlink r:id="rId236">
+      <w:hyperlink r:id="rId229">
         <w:r>
           <w:rPr>
             <w:i/>
@@ -16775,7 +16449,7 @@
           <w:t>An R Companion to Applied Regression</w:t>
         </w:r>
       </w:hyperlink>
-      <w:hyperlink r:id="rId237">
+      <w:hyperlink r:id="rId230">
         <w:r>
           <w:rPr>
             <w:noProof/>
@@ -16797,7 +16471,7 @@
           <w:lang w:val="en-US"/>
         </w:rPr>
       </w:pPr>
-      <w:hyperlink r:id="rId238">
+      <w:hyperlink r:id="rId231">
         <w:r>
           <w:rPr>
             <w:noProof/>
@@ -16806,7 +16480,7 @@
           <w:t xml:space="preserve">Frevert, T. K., &amp; Walker, L. S. (2014). Physical attractiveness and social status. </w:t>
         </w:r>
       </w:hyperlink>
-      <w:hyperlink r:id="rId239">
+      <w:hyperlink r:id="rId232">
         <w:r>
           <w:rPr>
             <w:i/>
@@ -16816,7 +16490,7 @@
           <w:t>Sociology Compass</w:t>
         </w:r>
       </w:hyperlink>
-      <w:hyperlink r:id="rId240">
+      <w:hyperlink r:id="rId233">
         <w:r>
           <w:rPr>
             <w:noProof/>
@@ -16825,7 +16499,7 @@
           <w:t xml:space="preserve">, </w:t>
         </w:r>
       </w:hyperlink>
-      <w:hyperlink r:id="rId241">
+      <w:hyperlink r:id="rId234">
         <w:r>
           <w:rPr>
             <w:i/>
@@ -16835,7 +16509,7 @@
           <w:t>8</w:t>
         </w:r>
       </w:hyperlink>
-      <w:hyperlink r:id="rId242">
+      <w:hyperlink r:id="rId235">
         <w:r>
           <w:rPr>
             <w:noProof/>
@@ -16857,7 +16531,7 @@
           <w:lang w:val="en-US"/>
         </w:rPr>
       </w:pPr>
-      <w:hyperlink r:id="rId243">
+      <w:hyperlink r:id="rId236">
         <w:r>
           <w:rPr>
             <w:noProof/>
@@ -16866,7 +16540,7 @@
           <w:t xml:space="preserve">Friedman, S., &amp; Laurison, D. (2020). </w:t>
         </w:r>
       </w:hyperlink>
-      <w:hyperlink r:id="rId244">
+      <w:hyperlink r:id="rId237">
         <w:r>
           <w:rPr>
             <w:i/>
@@ -16876,7 +16550,7 @@
           <w:t>The class ceiling: Why it pays to be privileged</w:t>
         </w:r>
       </w:hyperlink>
-      <w:hyperlink r:id="rId245">
+      <w:hyperlink r:id="rId238">
         <w:r>
           <w:rPr>
             <w:noProof/>
@@ -16905,7 +16579,7 @@
           <w:lang w:val="en-US"/>
         </w:rPr>
       </w:pPr>
-      <w:hyperlink r:id="rId246">
+      <w:hyperlink r:id="rId239">
         <w:r>
           <w:rPr>
             <w:noProof/>
@@ -16914,7 +16588,7 @@
           <w:t xml:space="preserve">Ganzeboom, H. B. (2010). </w:t>
         </w:r>
       </w:hyperlink>
-      <w:hyperlink r:id="rId247">
+      <w:hyperlink r:id="rId240">
         <w:r>
           <w:rPr>
             <w:i/>
@@ -16924,7 +16598,7 @@
           <w:t>A new International Socio-Economic Index (ISEI) of occupational status for the International Standard Classification of Occupation 2008 (ISCO-08) constructed with data from the ISSP 2002–2007</w:t>
         </w:r>
       </w:hyperlink>
-      <w:hyperlink r:id="rId248">
+      <w:hyperlink r:id="rId241">
         <w:r>
           <w:rPr>
             <w:noProof/>
@@ -16953,7 +16627,7 @@
           <w:lang w:val="en-US"/>
         </w:rPr>
       </w:pPr>
-      <w:hyperlink r:id="rId249">
+      <w:hyperlink r:id="rId242">
         <w:r>
           <w:rPr>
             <w:noProof/>
@@ -16962,7 +16636,7 @@
           <w:t xml:space="preserve">Ganzeboom, H. B., De Graaf, P. M., &amp; Treiman, D. J. (1992). A standard international socio-economic index of occupational status. </w:t>
         </w:r>
       </w:hyperlink>
-      <w:hyperlink r:id="rId250">
+      <w:hyperlink r:id="rId243">
         <w:r>
           <w:rPr>
             <w:i/>
@@ -16972,7 +16646,7 @@
           <w:t>Social Science Research</w:t>
         </w:r>
       </w:hyperlink>
-      <w:hyperlink r:id="rId251">
+      <w:hyperlink r:id="rId244">
         <w:r>
           <w:rPr>
             <w:noProof/>
@@ -16981,7 +16655,7 @@
           <w:t xml:space="preserve">, </w:t>
         </w:r>
       </w:hyperlink>
-      <w:hyperlink r:id="rId252">
+      <w:hyperlink r:id="rId245">
         <w:r>
           <w:rPr>
             <w:i/>
@@ -16991,7 +16665,7 @@
           <w:t>21</w:t>
         </w:r>
       </w:hyperlink>
-      <w:hyperlink r:id="rId253">
+      <w:hyperlink r:id="rId246">
         <w:r>
           <w:rPr>
             <w:noProof/>
@@ -17013,7 +16687,7 @@
           <w:lang w:val="en-US"/>
         </w:rPr>
       </w:pPr>
-      <w:hyperlink r:id="rId254">
+      <w:hyperlink r:id="rId247">
         <w:r>
           <w:rPr>
             <w:noProof/>
@@ -17022,7 +16696,7 @@
           <w:t xml:space="preserve">Ganzeboom, H. B. G., &amp; Treiman, D. J. (1996). Internationally Comparable Measures of Occupational Status for the 1988 International Standard Classification of Occupations. </w:t>
         </w:r>
       </w:hyperlink>
-      <w:hyperlink r:id="rId255">
+      <w:hyperlink r:id="rId248">
         <w:r>
           <w:rPr>
             <w:i/>
@@ -17032,7 +16706,7 @@
           <w:t>Social Science Research</w:t>
         </w:r>
       </w:hyperlink>
-      <w:hyperlink r:id="rId256">
+      <w:hyperlink r:id="rId249">
         <w:r>
           <w:rPr>
             <w:noProof/>
@@ -17041,7 +16715,7 @@
           <w:t xml:space="preserve">, </w:t>
         </w:r>
       </w:hyperlink>
-      <w:hyperlink r:id="rId257">
+      <w:hyperlink r:id="rId250">
         <w:r>
           <w:rPr>
             <w:i/>
@@ -17051,7 +16725,7 @@
           <w:t>25</w:t>
         </w:r>
       </w:hyperlink>
-      <w:hyperlink r:id="rId258">
+      <w:hyperlink r:id="rId251">
         <w:r>
           <w:rPr>
             <w:noProof/>
@@ -17073,7 +16747,7 @@
           <w:lang w:val="en-US"/>
         </w:rPr>
       </w:pPr>
-      <w:hyperlink r:id="rId259">
+      <w:hyperlink r:id="rId252">
         <w:r>
           <w:rPr>
             <w:noProof/>
@@ -17082,7 +16756,7 @@
           <w:t xml:space="preserve">Goffman, E. (1951). Symbols of class status. </w:t>
         </w:r>
       </w:hyperlink>
-      <w:hyperlink r:id="rId260">
+      <w:hyperlink r:id="rId253">
         <w:r>
           <w:rPr>
             <w:i/>
@@ -17092,7 +16766,7 @@
           <w:t>The British Journal of Sociology</w:t>
         </w:r>
       </w:hyperlink>
-      <w:hyperlink r:id="rId261">
+      <w:hyperlink r:id="rId254">
         <w:r>
           <w:rPr>
             <w:noProof/>
@@ -17101,7 +16775,7 @@
           <w:t xml:space="preserve">, </w:t>
         </w:r>
       </w:hyperlink>
-      <w:hyperlink r:id="rId262">
+      <w:hyperlink r:id="rId255">
         <w:r>
           <w:rPr>
             <w:i/>
@@ -17111,7 +16785,7 @@
           <w:t>2</w:t>
         </w:r>
       </w:hyperlink>
-      <w:hyperlink r:id="rId263">
+      <w:hyperlink r:id="rId256">
         <w:r>
           <w:rPr>
             <w:noProof/>
@@ -17133,7 +16807,7 @@
           <w:lang w:val="en-US"/>
         </w:rPr>
       </w:pPr>
-      <w:hyperlink r:id="rId264">
+      <w:hyperlink r:id="rId257">
         <w:r>
           <w:rPr>
             <w:noProof/>
@@ -17142,7 +16816,7 @@
           <w:t xml:space="preserve">Griffin, A. M., &amp; Langlois, J. H. (2006). Stereotype directionality and attractiveness stereotyping: Is beauty good or is ugly bad? </w:t>
         </w:r>
       </w:hyperlink>
-      <w:hyperlink r:id="rId265">
+      <w:hyperlink r:id="rId258">
         <w:r>
           <w:rPr>
             <w:i/>
@@ -17152,7 +16826,7 @@
           <w:t>Social Cognition</w:t>
         </w:r>
       </w:hyperlink>
-      <w:hyperlink r:id="rId266">
+      <w:hyperlink r:id="rId259">
         <w:r>
           <w:rPr>
             <w:noProof/>
@@ -17161,7 +16835,7 @@
           <w:t xml:space="preserve">, </w:t>
         </w:r>
       </w:hyperlink>
-      <w:hyperlink r:id="rId267">
+      <w:hyperlink r:id="rId260">
         <w:r>
           <w:rPr>
             <w:i/>
@@ -17171,7 +16845,7 @@
           <w:t>24</w:t>
         </w:r>
       </w:hyperlink>
-      <w:hyperlink r:id="rId268">
+      <w:hyperlink r:id="rId261">
         <w:r>
           <w:rPr>
             <w:noProof/>
@@ -17193,7 +16867,7 @@
           <w:lang w:val="en-US"/>
         </w:rPr>
       </w:pPr>
-      <w:hyperlink r:id="rId269">
+      <w:hyperlink r:id="rId262">
         <w:r>
           <w:rPr>
             <w:noProof/>
@@ -17202,7 +16876,7 @@
           <w:t xml:space="preserve">Hamermesh, D., &amp; Biddle, J. (1994). Beauty and the Labor Market. </w:t>
         </w:r>
       </w:hyperlink>
-      <w:hyperlink r:id="rId270">
+      <w:hyperlink r:id="rId263">
         <w:r>
           <w:rPr>
             <w:i/>
@@ -17212,7 +16886,7 @@
           <w:t>American Economic Review</w:t>
         </w:r>
       </w:hyperlink>
-      <w:hyperlink r:id="rId271">
+      <w:hyperlink r:id="rId264">
         <w:r>
           <w:rPr>
             <w:noProof/>
@@ -17221,7 +16895,7 @@
           <w:t xml:space="preserve">, </w:t>
         </w:r>
       </w:hyperlink>
-      <w:hyperlink r:id="rId272">
+      <w:hyperlink r:id="rId265">
         <w:r>
           <w:rPr>
             <w:i/>
@@ -17231,7 +16905,7 @@
           <w:t>84</w:t>
         </w:r>
       </w:hyperlink>
-      <w:hyperlink r:id="rId273">
+      <w:hyperlink r:id="rId266">
         <w:r>
           <w:rPr>
             <w:noProof/>
@@ -17253,7 +16927,7 @@
           <w:lang w:val="en-US"/>
         </w:rPr>
       </w:pPr>
-      <w:hyperlink r:id="rId274">
+      <w:hyperlink r:id="rId267">
         <w:r>
           <w:rPr>
             <w:noProof/>
@@ -17262,7 +16936,7 @@
           <w:t xml:space="preserve">Hamermesh, D. (2011). Beauty Pays: Why Attractive People Are More Successful. In </w:t>
         </w:r>
       </w:hyperlink>
-      <w:hyperlink r:id="rId275">
+      <w:hyperlink r:id="rId268">
         <w:r>
           <w:rPr>
             <w:i/>
@@ -17272,7 +16946,7 @@
           <w:t>Beauty Pays</w:t>
         </w:r>
       </w:hyperlink>
-      <w:hyperlink r:id="rId276">
+      <w:hyperlink r:id="rId269">
         <w:r>
           <w:rPr>
             <w:noProof/>
@@ -17294,7 +16968,7 @@
           <w:lang w:val="en-US"/>
         </w:rPr>
       </w:pPr>
-      <w:hyperlink r:id="rId277">
+      <w:hyperlink r:id="rId270">
         <w:r>
           <w:rPr>
             <w:noProof/>
@@ -17303,7 +16977,7 @@
           <w:t xml:space="preserve">Harrison, E., &amp; Rose, D. (2006). The European socio-economic classification (ESeC) user guide. </w:t>
         </w:r>
       </w:hyperlink>
-      <w:hyperlink r:id="rId278">
+      <w:hyperlink r:id="rId271">
         <w:r>
           <w:rPr>
             <w:i/>
@@ -17313,7 +16987,7 @@
           <w:t>Colchester: Institute for Social and Economic Research, University of Essex</w:t>
         </w:r>
       </w:hyperlink>
-      <w:hyperlink r:id="rId279">
+      <w:hyperlink r:id="rId272">
         <w:r>
           <w:rPr>
             <w:noProof/>
@@ -17335,7 +17009,7 @@
           <w:lang w:val="en-US"/>
         </w:rPr>
       </w:pPr>
-      <w:hyperlink r:id="rId280">
+      <w:hyperlink r:id="rId273">
         <w:r>
           <w:rPr>
             <w:noProof/>
@@ -17344,7 +17018,7 @@
           <w:t xml:space="preserve">Hart, W., Ottati, V., &amp; Krumdick, N. (2011). Physical Attractiveness and Candidate Evaluation: A Model of Correction. </w:t>
         </w:r>
       </w:hyperlink>
-      <w:hyperlink r:id="rId281">
+      <w:hyperlink r:id="rId274">
         <w:r>
           <w:rPr>
             <w:i/>
@@ -17354,7 +17028,7 @@
           <w:t>Political Psychology</w:t>
         </w:r>
       </w:hyperlink>
-      <w:hyperlink r:id="rId282">
+      <w:hyperlink r:id="rId275">
         <w:r>
           <w:rPr>
             <w:noProof/>
@@ -17363,7 +17037,7 @@
           <w:t xml:space="preserve">, </w:t>
         </w:r>
       </w:hyperlink>
-      <w:hyperlink r:id="rId283">
+      <w:hyperlink r:id="rId276">
         <w:r>
           <w:rPr>
             <w:i/>
@@ -17373,7 +17047,7 @@
           <w:t>32</w:t>
         </w:r>
       </w:hyperlink>
-      <w:hyperlink r:id="rId284">
+      <w:hyperlink r:id="rId277">
         <w:r>
           <w:rPr>
             <w:noProof/>
@@ -17395,7 +17069,7 @@
           <w:lang w:val="en-US"/>
         </w:rPr>
       </w:pPr>
-      <w:hyperlink r:id="rId285">
+      <w:hyperlink r:id="rId278">
         <w:r>
           <w:rPr>
             <w:noProof/>
@@ -17412,7 +17086,7 @@
           <w:t xml:space="preserve">workplace discrimination. </w:t>
         </w:r>
       </w:hyperlink>
-      <w:hyperlink r:id="rId286">
+      <w:hyperlink r:id="rId279">
         <w:r>
           <w:rPr>
             <w:i/>
@@ -17422,7 +17096,7 @@
           <w:t>Industrial and Organizational Psychology</w:t>
         </w:r>
       </w:hyperlink>
-      <w:hyperlink r:id="rId287">
+      <w:hyperlink r:id="rId280">
         <w:r>
           <w:rPr>
             <w:noProof/>
@@ -17431,7 +17105,7 @@
           <w:t xml:space="preserve">, </w:t>
         </w:r>
       </w:hyperlink>
-      <w:hyperlink r:id="rId288">
+      <w:hyperlink r:id="rId281">
         <w:r>
           <w:rPr>
             <w:i/>
@@ -17441,7 +17115,7 @@
           <w:t>1</w:t>
         </w:r>
       </w:hyperlink>
-      <w:hyperlink r:id="rId289">
+      <w:hyperlink r:id="rId282">
         <w:r>
           <w:rPr>
             <w:noProof/>
@@ -17463,7 +17137,7 @@
           <w:lang w:val="en-US"/>
         </w:rPr>
       </w:pPr>
-      <w:hyperlink r:id="rId290">
+      <w:hyperlink r:id="rId283">
         <w:r>
           <w:rPr>
             <w:noProof/>
@@ -17472,7 +17146,7 @@
           <w:t xml:space="preserve">Heilman, M., Wallen, A., Fuchs, D., &amp; Tamkins, M. (2004). Penalties for Success: Reactions to Women Who Succeed at Male Gender-Typed Tasks. </w:t>
         </w:r>
       </w:hyperlink>
-      <w:hyperlink r:id="rId291">
+      <w:hyperlink r:id="rId284">
         <w:r>
           <w:rPr>
             <w:i/>
@@ -17482,7 +17156,7 @@
           <w:t>Journal of Applied Psychology</w:t>
         </w:r>
       </w:hyperlink>
-      <w:hyperlink r:id="rId292">
+      <w:hyperlink r:id="rId285">
         <w:r>
           <w:rPr>
             <w:noProof/>
@@ -17491,7 +17165,7 @@
           <w:t xml:space="preserve">, </w:t>
         </w:r>
       </w:hyperlink>
-      <w:hyperlink r:id="rId293">
+      <w:hyperlink r:id="rId286">
         <w:r>
           <w:rPr>
             <w:i/>
@@ -17501,7 +17175,7 @@
           <w:t>89</w:t>
         </w:r>
       </w:hyperlink>
-      <w:hyperlink r:id="rId294">
+      <w:hyperlink r:id="rId287">
         <w:r>
           <w:rPr>
             <w:noProof/>
@@ -17523,7 +17197,7 @@
           <w:lang w:val="en-US"/>
         </w:rPr>
       </w:pPr>
-      <w:hyperlink r:id="rId295">
+      <w:hyperlink r:id="rId288">
         <w:r>
           <w:rPr>
             <w:noProof/>
@@ -17532,7 +17206,7 @@
           <w:t xml:space="preserve">Herrmann, M., &amp; Shikano, S. (2016). Attractiveness and Facial Competence Bias Face-Based Inferences of Candidate Ideology. </w:t>
         </w:r>
       </w:hyperlink>
-      <w:hyperlink r:id="rId296">
+      <w:hyperlink r:id="rId289">
         <w:r>
           <w:rPr>
             <w:i/>
@@ -17542,7 +17216,7 @@
           <w:t>Political Psychology</w:t>
         </w:r>
       </w:hyperlink>
-      <w:hyperlink r:id="rId297">
+      <w:hyperlink r:id="rId290">
         <w:r>
           <w:rPr>
             <w:noProof/>
@@ -17551,7 +17225,7 @@
           <w:t xml:space="preserve">, </w:t>
         </w:r>
       </w:hyperlink>
-      <w:hyperlink r:id="rId298">
+      <w:hyperlink r:id="rId291">
         <w:r>
           <w:rPr>
             <w:i/>
@@ -17561,7 +17235,7 @@
           <w:t>37</w:t>
         </w:r>
       </w:hyperlink>
-      <w:hyperlink r:id="rId299">
+      <w:hyperlink r:id="rId292">
         <w:r>
           <w:rPr>
             <w:noProof/>
@@ -17583,7 +17257,7 @@
           <w:lang w:val="en-US"/>
         </w:rPr>
       </w:pPr>
-      <w:hyperlink r:id="rId300">
+      <w:hyperlink r:id="rId293">
         <w:r>
           <w:rPr>
             <w:noProof/>
@@ -17592,7 +17266,7 @@
           <w:t xml:space="preserve">Hoss, R. A., Ramsey, J. L., Griffin, A. M., &amp; Langlois, J. H. (2005). The role of facial attractiveness and facial masculinity/femininity in sex classification of faces. </w:t>
         </w:r>
       </w:hyperlink>
-      <w:hyperlink r:id="rId301">
+      <w:hyperlink r:id="rId294">
         <w:r>
           <w:rPr>
             <w:i/>
@@ -17602,7 +17276,7 @@
           <w:t>Perception</w:t>
         </w:r>
       </w:hyperlink>
-      <w:hyperlink r:id="rId302">
+      <w:hyperlink r:id="rId295">
         <w:r>
           <w:rPr>
             <w:noProof/>
@@ -17611,7 +17285,7 @@
           <w:t xml:space="preserve">, </w:t>
         </w:r>
       </w:hyperlink>
-      <w:hyperlink r:id="rId303">
+      <w:hyperlink r:id="rId296">
         <w:r>
           <w:rPr>
             <w:i/>
@@ -17621,7 +17295,7 @@
           <w:t>34</w:t>
         </w:r>
       </w:hyperlink>
-      <w:hyperlink r:id="rId304">
+      <w:hyperlink r:id="rId297">
         <w:r>
           <w:rPr>
             <w:noProof/>
@@ -17643,7 +17317,7 @@
           <w:lang w:val="en-US"/>
         </w:rPr>
       </w:pPr>
-      <w:hyperlink r:id="rId305">
+      <w:hyperlink r:id="rId298">
         <w:r>
           <w:rPr>
             <w:noProof/>
@@ -17652,7 +17326,7 @@
           <w:t xml:space="preserve">Jæger, M. M. (2011). “A Thing of Beauty is a Joy Forever”? Returns to Physical Attractiveness over the Life Course. </w:t>
         </w:r>
       </w:hyperlink>
-      <w:hyperlink r:id="rId306">
+      <w:hyperlink r:id="rId299">
         <w:r>
           <w:rPr>
             <w:i/>
@@ -17662,7 +17336,7 @@
           <w:t>Social Forces</w:t>
         </w:r>
       </w:hyperlink>
-      <w:hyperlink r:id="rId307">
+      <w:hyperlink r:id="rId300">
         <w:r>
           <w:rPr>
             <w:noProof/>
@@ -17671,7 +17345,7 @@
           <w:t xml:space="preserve">, </w:t>
         </w:r>
       </w:hyperlink>
-      <w:hyperlink r:id="rId308">
+      <w:hyperlink r:id="rId301">
         <w:r>
           <w:rPr>
             <w:i/>
@@ -17681,7 +17355,7 @@
           <w:t>89</w:t>
         </w:r>
       </w:hyperlink>
-      <w:hyperlink r:id="rId309">
+      <w:hyperlink r:id="rId302">
         <w:r>
           <w:rPr>
             <w:noProof/>
@@ -17703,7 +17377,7 @@
           <w:lang w:val="en-US"/>
         </w:rPr>
       </w:pPr>
-      <w:hyperlink r:id="rId310">
+      <w:hyperlink r:id="rId303">
         <w:r>
           <w:rPr>
             <w:noProof/>
@@ -17712,7 +17386,7 @@
           <w:t xml:space="preserve">Kalick, M. (1988). Physical Attractiveness as a Status Cue. </w:t>
         </w:r>
       </w:hyperlink>
-      <w:hyperlink r:id="rId311">
+      <w:hyperlink r:id="rId304">
         <w:r>
           <w:rPr>
             <w:i/>
@@ -17722,7 +17396,7 @@
           <w:t>Journal of Experimental Social Psychology</w:t>
         </w:r>
       </w:hyperlink>
-      <w:hyperlink r:id="rId312">
+      <w:hyperlink r:id="rId305">
         <w:r>
           <w:rPr>
             <w:noProof/>
@@ -17731,7 +17405,7 @@
           <w:t xml:space="preserve">, </w:t>
         </w:r>
       </w:hyperlink>
-      <w:hyperlink r:id="rId313">
+      <w:hyperlink r:id="rId306">
         <w:r>
           <w:rPr>
             <w:i/>
@@ -17741,7 +17415,7 @@
           <w:t>24</w:t>
         </w:r>
       </w:hyperlink>
-      <w:hyperlink r:id="rId314">
+      <w:hyperlink r:id="rId307">
         <w:r>
           <w:rPr>
             <w:noProof/>
@@ -17763,7 +17437,7 @@
           <w:lang w:val="en-US"/>
         </w:rPr>
       </w:pPr>
-      <w:hyperlink r:id="rId315">
+      <w:hyperlink r:id="rId308">
         <w:r>
           <w:rPr>
             <w:noProof/>
@@ -17772,7 +17446,7 @@
           <w:t xml:space="preserve">Keating, C., Randall, D., &amp; Kendrick, T. (1999). Presidential Physiognomies: Altered Images, Altered Perceptions. </w:t>
         </w:r>
       </w:hyperlink>
-      <w:hyperlink r:id="rId316">
+      <w:hyperlink r:id="rId309">
         <w:r>
           <w:rPr>
             <w:i/>
@@ -17782,7 +17456,7 @@
           <w:t>Political Psychology</w:t>
         </w:r>
       </w:hyperlink>
-      <w:hyperlink r:id="rId317">
+      <w:hyperlink r:id="rId310">
         <w:r>
           <w:rPr>
             <w:noProof/>
@@ -17791,7 +17465,7 @@
           <w:t xml:space="preserve">, </w:t>
         </w:r>
       </w:hyperlink>
-      <w:hyperlink r:id="rId318">
+      <w:hyperlink r:id="rId311">
         <w:r>
           <w:rPr>
             <w:i/>
@@ -17801,7 +17475,7 @@
           <w:t>20</w:t>
         </w:r>
       </w:hyperlink>
-      <w:hyperlink r:id="rId319">
+      <w:hyperlink r:id="rId312">
         <w:r>
           <w:rPr>
             <w:noProof/>
@@ -17823,7 +17497,7 @@
           <w:lang w:val="en-US"/>
         </w:rPr>
       </w:pPr>
-      <w:hyperlink r:id="rId320">
+      <w:hyperlink r:id="rId313">
         <w:r>
           <w:rPr>
             <w:noProof/>
@@ -17832,7 +17506,7 @@
           <w:t xml:space="preserve">Krook, M. L., &amp; Restrepo Sanín, J. (2020). The Cost of Doing Politics? Analyzing Violence and Harassment against Female Politicians. </w:t>
         </w:r>
       </w:hyperlink>
-      <w:hyperlink r:id="rId321">
+      <w:hyperlink r:id="rId314">
         <w:r>
           <w:rPr>
             <w:i/>
@@ -17842,7 +17516,7 @@
           <w:t>Perspectives on Politics</w:t>
         </w:r>
       </w:hyperlink>
-      <w:hyperlink r:id="rId322">
+      <w:hyperlink r:id="rId315">
         <w:r>
           <w:rPr>
             <w:noProof/>
@@ -17851,7 +17525,7 @@
           <w:t xml:space="preserve">, </w:t>
         </w:r>
       </w:hyperlink>
-      <w:hyperlink r:id="rId323">
+      <w:hyperlink r:id="rId316">
         <w:r>
           <w:rPr>
             <w:i/>
@@ -17861,7 +17535,7 @@
           <w:t>18</w:t>
         </w:r>
       </w:hyperlink>
-      <w:hyperlink r:id="rId324">
+      <w:hyperlink r:id="rId317">
         <w:r>
           <w:rPr>
             <w:noProof/>
@@ -17883,7 +17557,7 @@
           <w:lang w:val="en-US"/>
         </w:rPr>
       </w:pPr>
-      <w:hyperlink r:id="rId325">
+      <w:hyperlink r:id="rId318">
         <w:r>
           <w:rPr>
             <w:noProof/>
@@ -17892,7 +17566,7 @@
           <w:t xml:space="preserve">Kuipers, G. (2015). Beauty and distinction? The evaluation of appearance and cultural capital in five European countries. </w:t>
         </w:r>
       </w:hyperlink>
-      <w:hyperlink r:id="rId326">
+      <w:hyperlink r:id="rId319">
         <w:r>
           <w:rPr>
             <w:i/>
@@ -17902,7 +17576,7 @@
           <w:t>Poetics</w:t>
         </w:r>
       </w:hyperlink>
-      <w:hyperlink r:id="rId327">
+      <w:hyperlink r:id="rId320">
         <w:r>
           <w:rPr>
             <w:noProof/>
@@ -17911,7 +17585,7 @@
           <w:t xml:space="preserve">, </w:t>
         </w:r>
       </w:hyperlink>
-      <w:hyperlink r:id="rId328">
+      <w:hyperlink r:id="rId321">
         <w:r>
           <w:rPr>
             <w:i/>
@@ -17921,7 +17595,7 @@
           <w:t>53</w:t>
         </w:r>
       </w:hyperlink>
-      <w:hyperlink r:id="rId329">
+      <w:hyperlink r:id="rId322">
         <w:r>
           <w:rPr>
             <w:noProof/>
@@ -17943,7 +17617,7 @@
           <w:lang w:val="en-US"/>
         </w:rPr>
       </w:pPr>
-      <w:hyperlink r:id="rId330">
+      <w:hyperlink r:id="rId323">
         <w:r>
           <w:rPr>
             <w:noProof/>
@@ -17952,7 +17626,7 @@
           <w:t xml:space="preserve">Kukkonen, I., Åberg, E., Sarpila, O., &amp; Pajunen, T. (2018). Exploitation of aesthetic capital–disapproved by whom? </w:t>
         </w:r>
       </w:hyperlink>
-      <w:hyperlink r:id="rId331">
+      <w:hyperlink r:id="rId324">
         <w:r>
           <w:rPr>
             <w:i/>
@@ -17978,7 +17652,7 @@
         </w:rPr>
         <w:t>(3–4), 312–328</w:t>
       </w:r>
-      <w:hyperlink r:id="rId332">
+      <w:hyperlink r:id="rId325">
         <w:r>
           <w:rPr>
             <w:noProof/>
@@ -18000,7 +17674,7 @@
           <w:lang w:val="en-US"/>
         </w:rPr>
       </w:pPr>
-      <w:hyperlink r:id="rId333">
+      <w:hyperlink r:id="rId326">
         <w:r>
           <w:rPr>
             <w:noProof/>
@@ -18009,7 +17683,7 @@
           <w:t xml:space="preserve">Kuwabara, K., &amp; Thébaud, S. (2017). When Beauty Doesn’t Pay: Gender and Beauty Biases in a Peer-to-Peer Loan Market. </w:t>
         </w:r>
       </w:hyperlink>
-      <w:hyperlink r:id="rId334">
+      <w:hyperlink r:id="rId327">
         <w:r>
           <w:rPr>
             <w:i/>
@@ -18019,7 +17693,7 @@
           <w:t>Social Forces</w:t>
         </w:r>
       </w:hyperlink>
-      <w:hyperlink r:id="rId335">
+      <w:hyperlink r:id="rId328">
         <w:r>
           <w:rPr>
             <w:noProof/>
@@ -18028,7 +17702,7 @@
           <w:t xml:space="preserve">, </w:t>
         </w:r>
       </w:hyperlink>
-      <w:hyperlink r:id="rId336">
+      <w:hyperlink r:id="rId329">
         <w:r>
           <w:rPr>
             <w:i/>
@@ -18038,7 +17712,7 @@
           <w:t>95</w:t>
         </w:r>
       </w:hyperlink>
-      <w:hyperlink r:id="rId337">
+      <w:hyperlink r:id="rId330">
         <w:r>
           <w:rPr>
             <w:noProof/>
@@ -18060,7 +17734,7 @@
           <w:lang w:val="en-US"/>
         </w:rPr>
       </w:pPr>
-      <w:hyperlink r:id="rId338">
+      <w:hyperlink r:id="rId331">
         <w:r>
           <w:rPr>
             <w:noProof/>
@@ -18069,7 +17743,7 @@
           <w:t xml:space="preserve">Lau, R., &amp; Redlawsk, D. (2001). Advantages and Disadvantages of Cognitive Heuristics in Political Decision Making. </w:t>
         </w:r>
       </w:hyperlink>
-      <w:hyperlink r:id="rId339">
+      <w:hyperlink r:id="rId332">
         <w:r>
           <w:rPr>
             <w:i/>
@@ -18079,7 +17753,7 @@
           <w:t>American Journal of Political Science</w:t>
         </w:r>
       </w:hyperlink>
-      <w:hyperlink r:id="rId340">
+      <w:hyperlink r:id="rId333">
         <w:r>
           <w:rPr>
             <w:noProof/>
@@ -18088,7 +17762,7 @@
           <w:t xml:space="preserve">, </w:t>
         </w:r>
       </w:hyperlink>
-      <w:hyperlink r:id="rId341">
+      <w:hyperlink r:id="rId334">
         <w:r>
           <w:rPr>
             <w:i/>
@@ -18098,7 +17772,7 @@
           <w:t>45</w:t>
         </w:r>
       </w:hyperlink>
-      <w:hyperlink r:id="rId342">
+      <w:hyperlink r:id="rId335">
         <w:r>
           <w:rPr>
             <w:noProof/>
@@ -18120,7 +17794,7 @@
           <w:lang w:val="en-US"/>
         </w:rPr>
       </w:pPr>
-      <w:hyperlink r:id="rId343">
+      <w:hyperlink r:id="rId336">
         <w:r>
           <w:rPr>
             <w:noProof/>
@@ -18129,7 +17803,7 @@
           <w:t xml:space="preserve">Lau, R., &amp; Redlawsk, D. (2006). </w:t>
         </w:r>
       </w:hyperlink>
-      <w:hyperlink r:id="rId344">
+      <w:hyperlink r:id="rId337">
         <w:r>
           <w:rPr>
             <w:i/>
@@ -18139,7 +17813,7 @@
           <w:t>How Voters Decide, Information Processing in Election Campaigns</w:t>
         </w:r>
       </w:hyperlink>
-      <w:hyperlink r:id="rId345">
+      <w:hyperlink r:id="rId338">
         <w:r>
           <w:rPr>
             <w:noProof/>
@@ -18161,7 +17835,7 @@
           <w:lang w:val="en-US"/>
         </w:rPr>
       </w:pPr>
-      <w:hyperlink r:id="rId346">
+      <w:hyperlink r:id="rId339">
         <w:r>
           <w:rPr>
             <w:noProof/>
@@ -18170,7 +17844,7 @@
           <w:t xml:space="preserve">Lawson, C., Lenz, G., Baker, A., &amp; Myers, M. (2010). Looking Like a Winner: Candidate Appearance and Electoral Success in New Democracies. </w:t>
         </w:r>
       </w:hyperlink>
-      <w:hyperlink r:id="rId347">
+      <w:hyperlink r:id="rId340">
         <w:r>
           <w:rPr>
             <w:i/>
@@ -18180,7 +17854,7 @@
           <w:t>World Politics</w:t>
         </w:r>
       </w:hyperlink>
-      <w:hyperlink r:id="rId348">
+      <w:hyperlink r:id="rId341">
         <w:r>
           <w:rPr>
             <w:noProof/>
@@ -18189,7 +17863,7 @@
           <w:t xml:space="preserve">, </w:t>
         </w:r>
       </w:hyperlink>
-      <w:hyperlink r:id="rId349">
+      <w:hyperlink r:id="rId342">
         <w:r>
           <w:rPr>
             <w:i/>
@@ -18199,7 +17873,7 @@
           <w:t>62</w:t>
         </w:r>
       </w:hyperlink>
-      <w:hyperlink r:id="rId350">
+      <w:hyperlink r:id="rId343">
         <w:r>
           <w:rPr>
             <w:noProof/>
@@ -18221,7 +17895,7 @@
           <w:lang w:val="en-US"/>
         </w:rPr>
       </w:pPr>
-      <w:hyperlink r:id="rId351">
+      <w:hyperlink r:id="rId344">
         <w:r>
           <w:rPr>
             <w:noProof/>
@@ -18230,7 +17904,7 @@
           <w:t xml:space="preserve">Lenz, G., &amp; Lawson, C. (2011). Looking the Part: Television Leads Less Informed Citizens to Vote Based on Candidates’ Appearance. </w:t>
         </w:r>
       </w:hyperlink>
-      <w:hyperlink r:id="rId352">
+      <w:hyperlink r:id="rId345">
         <w:r>
           <w:rPr>
             <w:i/>
@@ -18240,7 +17914,7 @@
           <w:t>American Journal of Political Science</w:t>
         </w:r>
       </w:hyperlink>
-      <w:hyperlink r:id="rId353">
+      <w:hyperlink r:id="rId346">
         <w:r>
           <w:rPr>
             <w:noProof/>
@@ -18249,7 +17923,7 @@
           <w:t xml:space="preserve">, </w:t>
         </w:r>
       </w:hyperlink>
-      <w:hyperlink r:id="rId354">
+      <w:hyperlink r:id="rId347">
         <w:r>
           <w:rPr>
             <w:i/>
@@ -18259,7 +17933,7 @@
           <w:t>55</w:t>
         </w:r>
       </w:hyperlink>
-      <w:hyperlink r:id="rId355">
+      <w:hyperlink r:id="rId348">
         <w:r>
           <w:rPr>
             <w:noProof/>
@@ -18281,7 +17955,7 @@
           <w:lang w:val="en-US"/>
         </w:rPr>
       </w:pPr>
-      <w:hyperlink r:id="rId356">
+      <w:hyperlink r:id="rId349">
         <w:r>
           <w:rPr>
             <w:noProof/>
@@ -18290,7 +17964,7 @@
           <w:t xml:space="preserve">Levy, J. (2008). Case Studies: Types, Designs, and Logics of Inference. </w:t>
         </w:r>
       </w:hyperlink>
-      <w:hyperlink r:id="rId357">
+      <w:hyperlink r:id="rId350">
         <w:r>
           <w:rPr>
             <w:i/>
@@ -18300,7 +17974,7 @@
           <w:t>Conflict Management and Peace Science</w:t>
         </w:r>
       </w:hyperlink>
-      <w:hyperlink r:id="rId358">
+      <w:hyperlink r:id="rId351">
         <w:r>
           <w:rPr>
             <w:noProof/>
@@ -18309,7 +17983,7 @@
           <w:t xml:space="preserve">, </w:t>
         </w:r>
       </w:hyperlink>
-      <w:hyperlink r:id="rId359">
+      <w:hyperlink r:id="rId352">
         <w:r>
           <w:rPr>
             <w:i/>
@@ -18319,7 +17993,7 @@
           <w:t>25</w:t>
         </w:r>
       </w:hyperlink>
-      <w:hyperlink r:id="rId360">
+      <w:hyperlink r:id="rId353">
         <w:r>
           <w:rPr>
             <w:noProof/>
@@ -18341,7 +18015,7 @@
           <w:lang w:val="en-US"/>
         </w:rPr>
       </w:pPr>
-      <w:hyperlink r:id="rId361">
+      <w:hyperlink r:id="rId354">
         <w:r>
           <w:rPr>
             <w:noProof/>
@@ -18358,7 +18032,7 @@
           <w:t xml:space="preserve">measurement of familization and defamilization. </w:t>
         </w:r>
       </w:hyperlink>
-      <w:hyperlink r:id="rId362">
+      <w:hyperlink r:id="rId355">
         <w:r>
           <w:rPr>
             <w:i/>
@@ -18368,7 +18042,7 @@
           <w:t>Journal of European Social Policy</w:t>
         </w:r>
       </w:hyperlink>
-      <w:hyperlink r:id="rId363">
+      <w:hyperlink r:id="rId356">
         <w:r>
           <w:rPr>
             <w:noProof/>
@@ -18377,7 +18051,7 @@
           <w:t xml:space="preserve">, </w:t>
         </w:r>
       </w:hyperlink>
-      <w:hyperlink r:id="rId364">
+      <w:hyperlink r:id="rId357">
         <w:r>
           <w:rPr>
             <w:i/>
@@ -18387,7 +18061,7 @@
           <w:t>26</w:t>
         </w:r>
       </w:hyperlink>
-      <w:hyperlink r:id="rId365">
+      <w:hyperlink r:id="rId358">
         <w:r>
           <w:rPr>
             <w:noProof/>
@@ -18409,7 +18083,7 @@
           <w:lang w:val="en-US"/>
         </w:rPr>
       </w:pPr>
-      <w:hyperlink r:id="rId366">
+      <w:hyperlink r:id="rId359">
         <w:r>
           <w:rPr>
             <w:noProof/>
@@ -18418,7 +18092,7 @@
           <w:t xml:space="preserve">Long, S. (1997). </w:t>
         </w:r>
       </w:hyperlink>
-      <w:hyperlink r:id="rId367">
+      <w:hyperlink r:id="rId360">
         <w:r>
           <w:rPr>
             <w:i/>
@@ -18428,7 +18102,7 @@
           <w:t>Regression Models for Categorical and Limited Dependent Variables</w:t>
         </w:r>
       </w:hyperlink>
-      <w:hyperlink r:id="rId368">
+      <w:hyperlink r:id="rId361">
         <w:r>
           <w:rPr>
             <w:noProof/>
@@ -18450,7 +18124,7 @@
           <w:lang w:val="en-US"/>
         </w:rPr>
       </w:pPr>
-      <w:hyperlink r:id="rId369">
+      <w:hyperlink r:id="rId362">
         <w:r>
           <w:rPr>
             <w:noProof/>
@@ -18459,7 +18133,7 @@
           <w:t xml:space="preserve">Maestripieri, D., Henry, A., &amp; Nickels, N. (2017). Explaining financial and prosocial biases in favor of attractive people: Interdisciplinary perspectives from economics, social psychology, and evolutionary psychology. </w:t>
         </w:r>
       </w:hyperlink>
-      <w:hyperlink r:id="rId370">
+      <w:hyperlink r:id="rId363">
         <w:r>
           <w:rPr>
             <w:i/>
@@ -18469,7 +18143,7 @@
           <w:t>Behavioral and Brain Sciences</w:t>
         </w:r>
       </w:hyperlink>
-      <w:hyperlink r:id="rId371">
+      <w:hyperlink r:id="rId364">
         <w:r>
           <w:rPr>
             <w:noProof/>
@@ -18478,7 +18152,7 @@
           <w:t xml:space="preserve">, </w:t>
         </w:r>
       </w:hyperlink>
-      <w:hyperlink r:id="rId372">
+      <w:hyperlink r:id="rId365">
         <w:r>
           <w:rPr>
             <w:i/>
@@ -18488,7 +18162,7 @@
           <w:t>40</w:t>
         </w:r>
       </w:hyperlink>
-      <w:hyperlink r:id="rId373">
+      <w:hyperlink r:id="rId366">
         <w:r>
           <w:rPr>
             <w:noProof/>
@@ -18510,7 +18184,7 @@
           <w:lang w:val="en-US"/>
         </w:rPr>
       </w:pPr>
-      <w:hyperlink r:id="rId374">
+      <w:hyperlink r:id="rId367">
         <w:r>
           <w:rPr>
             <w:noProof/>
@@ -18519,7 +18193,7 @@
           <w:t xml:space="preserve">Marcus, G., &amp; MacKuen, M. (1993). Anxiety, Enthusiasm, and the Vote: The Emotional Underpinnings of Learning and Involvement During Presidential Campaigns. </w:t>
         </w:r>
       </w:hyperlink>
-      <w:hyperlink r:id="rId375">
+      <w:hyperlink r:id="rId368">
         <w:r>
           <w:rPr>
             <w:i/>
@@ -18529,7 +18203,7 @@
           <w:t>American Political Science Review</w:t>
         </w:r>
       </w:hyperlink>
-      <w:hyperlink r:id="rId376">
+      <w:hyperlink r:id="rId369">
         <w:r>
           <w:rPr>
             <w:noProof/>
@@ -18538,7 +18212,7 @@
           <w:t xml:space="preserve">, </w:t>
         </w:r>
       </w:hyperlink>
-      <w:hyperlink r:id="rId377">
+      <w:hyperlink r:id="rId370">
         <w:r>
           <w:rPr>
             <w:i/>
@@ -18548,7 +18222,7 @@
           <w:t>87</w:t>
         </w:r>
       </w:hyperlink>
-      <w:hyperlink r:id="rId378">
+      <w:hyperlink r:id="rId371">
         <w:r>
           <w:rPr>
             <w:noProof/>
@@ -18570,7 +18244,7 @@
           <w:lang w:val="en-US"/>
         </w:rPr>
       </w:pPr>
-      <w:hyperlink r:id="rId379">
+      <w:hyperlink r:id="rId372">
         <w:r>
           <w:rPr>
             <w:noProof/>
@@ -18579,7 +18253,7 @@
           <w:t xml:space="preserve">Marshall, M., &amp; Jaggers, K. (2020). </w:t>
         </w:r>
       </w:hyperlink>
-      <w:hyperlink r:id="rId380">
+      <w:hyperlink r:id="rId373">
         <w:r>
           <w:rPr>
             <w:i/>
@@ -18589,7 +18263,7 @@
           <w:t>POLITY V PROJECT Political Regime Characteristics and Transitions, 1800-2018 Dataset Users’ Manual</w:t>
         </w:r>
       </w:hyperlink>
-      <w:hyperlink r:id="rId381">
+      <w:hyperlink r:id="rId374">
         <w:r>
           <w:rPr>
             <w:noProof/>
@@ -18625,7 +18299,7 @@
           <w:lang w:val="en-US"/>
         </w:rPr>
       </w:pPr>
-      <w:hyperlink r:id="rId382">
+      <w:hyperlink r:id="rId375">
         <w:r>
           <w:rPr>
             <w:noProof/>
@@ -18634,7 +18308,7 @@
           <w:t xml:space="preserve">Mattes, K., Spezio, M., Kim, H., Todorov, A., Adolphs, R., &amp; Alvarez, M. (2010). Predicting Election Outcomes from Positive and Negative Trait Assessments of Candidate Images. </w:t>
         </w:r>
       </w:hyperlink>
-      <w:hyperlink r:id="rId383">
+      <w:hyperlink r:id="rId376">
         <w:r>
           <w:rPr>
             <w:i/>
@@ -18644,7 +18318,7 @@
           <w:t>Political Psychology</w:t>
         </w:r>
       </w:hyperlink>
-      <w:hyperlink r:id="rId384">
+      <w:hyperlink r:id="rId377">
         <w:r>
           <w:rPr>
             <w:noProof/>
@@ -18653,7 +18327,7 @@
           <w:t xml:space="preserve">, </w:t>
         </w:r>
       </w:hyperlink>
-      <w:hyperlink r:id="rId385">
+      <w:hyperlink r:id="rId378">
         <w:r>
           <w:rPr>
             <w:i/>
@@ -18663,7 +18337,7 @@
           <w:t>31</w:t>
         </w:r>
       </w:hyperlink>
-      <w:hyperlink r:id="rId386">
+      <w:hyperlink r:id="rId379">
         <w:r>
           <w:rPr>
             <w:noProof/>
@@ -18685,7 +18359,7 @@
           <w:lang w:val="en-US"/>
         </w:rPr>
       </w:pPr>
-      <w:hyperlink r:id="rId387">
+      <w:hyperlink r:id="rId380">
         <w:r>
           <w:rPr>
             <w:noProof/>
@@ -18694,7 +18368,7 @@
           <w:t xml:space="preserve">McClintock, E. A. (2014). Beauty and Status: The Illusion of Exchange in Partner Selection? </w:t>
         </w:r>
       </w:hyperlink>
-      <w:hyperlink r:id="rId388">
+      <w:hyperlink r:id="rId381">
         <w:r>
           <w:rPr>
             <w:i/>
@@ -18704,7 +18378,7 @@
           <w:t>American Sociological Review</w:t>
         </w:r>
       </w:hyperlink>
-      <w:hyperlink r:id="rId389">
+      <w:hyperlink r:id="rId382">
         <w:r>
           <w:rPr>
             <w:noProof/>
@@ -18713,7 +18387,7 @@
           <w:t xml:space="preserve">, </w:t>
         </w:r>
       </w:hyperlink>
-      <w:hyperlink r:id="rId390">
+      <w:hyperlink r:id="rId383">
         <w:r>
           <w:rPr>
             <w:i/>
@@ -18723,7 +18397,7 @@
           <w:t>79</w:t>
         </w:r>
       </w:hyperlink>
-      <w:hyperlink r:id="rId391">
+      <w:hyperlink r:id="rId384">
         <w:r>
           <w:rPr>
             <w:noProof/>
@@ -18745,7 +18419,7 @@
           <w:lang w:val="en-US"/>
         </w:rPr>
       </w:pPr>
-      <w:hyperlink r:id="rId392">
+      <w:hyperlink r:id="rId385">
         <w:r>
           <w:rPr>
             <w:noProof/>
@@ -18754,7 +18428,7 @@
           <w:t xml:space="preserve">Mears, A. (2011). </w:t>
         </w:r>
       </w:hyperlink>
-      <w:hyperlink r:id="rId393">
+      <w:hyperlink r:id="rId386">
         <w:r>
           <w:rPr>
             <w:i/>
@@ -18764,7 +18438,7 @@
           <w:t>Pricing Beauty</w:t>
         </w:r>
       </w:hyperlink>
-      <w:hyperlink r:id="rId394">
+      <w:hyperlink r:id="rId387">
         <w:r>
           <w:rPr>
             <w:noProof/>
@@ -18785,7 +18459,7 @@
           <w:noProof/>
         </w:rPr>
       </w:pPr>
-      <w:hyperlink r:id="rId395">
+      <w:hyperlink r:id="rId388">
         <w:r>
           <w:rPr>
             <w:noProof/>
@@ -18794,7 +18468,7 @@
           <w:t xml:space="preserve">Mears, A. (2015). Girls as elite distinction: The appropriation of bodily capital. </w:t>
         </w:r>
       </w:hyperlink>
-      <w:hyperlink r:id="rId396">
+      <w:hyperlink r:id="rId389">
         <w:r>
           <w:rPr>
             <w:i/>
@@ -18803,7 +18477,7 @@
           <w:t>Poetics</w:t>
         </w:r>
       </w:hyperlink>
-      <w:hyperlink r:id="rId397">
+      <w:hyperlink r:id="rId390">
         <w:r>
           <w:rPr>
             <w:noProof/>
@@ -18811,7 +18485,7 @@
           <w:t xml:space="preserve">, </w:t>
         </w:r>
       </w:hyperlink>
-      <w:hyperlink r:id="rId398">
+      <w:hyperlink r:id="rId391">
         <w:r>
           <w:rPr>
             <w:i/>
@@ -18820,7 +18494,7 @@
           <w:t>53</w:t>
         </w:r>
       </w:hyperlink>
-      <w:hyperlink r:id="rId399">
+      <w:hyperlink r:id="rId392">
         <w:r>
           <w:rPr>
             <w:noProof/>
@@ -18841,7 +18515,7 @@
           <w:lang w:val="en-US"/>
         </w:rPr>
       </w:pPr>
-      <w:hyperlink r:id="rId400">
+      <w:hyperlink r:id="rId393">
         <w:r>
           <w:rPr>
             <w:noProof/>
@@ -18870,7 +18544,7 @@
           <w:lang w:val="en-US"/>
         </w:rPr>
       </w:pPr>
-      <w:hyperlink r:id="rId401">
+      <w:hyperlink r:id="rId394">
         <w:r>
           <w:rPr>
             <w:noProof/>
@@ -18879,7 +18553,7 @@
           <w:t xml:space="preserve">Miller, A., Wattenberg, M., &amp; Malanchuk, O. (1986). Schematic Assessments of Presidential Candidates. </w:t>
         </w:r>
       </w:hyperlink>
-      <w:hyperlink r:id="rId402">
+      <w:hyperlink r:id="rId395">
         <w:r>
           <w:rPr>
             <w:i/>
@@ -18889,7 +18563,7 @@
           <w:t>American Political Science Review</w:t>
         </w:r>
       </w:hyperlink>
-      <w:hyperlink r:id="rId403">
+      <w:hyperlink r:id="rId396">
         <w:r>
           <w:rPr>
             <w:noProof/>
@@ -18898,7 +18572,7 @@
           <w:t xml:space="preserve">, </w:t>
         </w:r>
       </w:hyperlink>
-      <w:hyperlink r:id="rId404">
+      <w:hyperlink r:id="rId397">
         <w:r>
           <w:rPr>
             <w:i/>
@@ -18908,7 +18582,7 @@
           <w:t>80</w:t>
         </w:r>
       </w:hyperlink>
-      <w:hyperlink r:id="rId405">
+      <w:hyperlink r:id="rId398">
         <w:r>
           <w:rPr>
             <w:noProof/>
@@ -18930,7 +18604,7 @@
           <w:lang w:val="en-US"/>
         </w:rPr>
       </w:pPr>
-      <w:hyperlink r:id="rId406">
+      <w:hyperlink r:id="rId399">
         <w:r>
           <w:rPr>
             <w:noProof/>
@@ -18939,7 +18613,7 @@
           <w:t xml:space="preserve">Monk, E. P., Esposito, M. H., &amp; Lee, H. (2021). Beholding inequality: Race, gender, and returns to physical attractiveness in the United States. </w:t>
         </w:r>
       </w:hyperlink>
-      <w:hyperlink r:id="rId407">
+      <w:hyperlink r:id="rId400">
         <w:r>
           <w:rPr>
             <w:i/>
@@ -18949,7 +18623,7 @@
           <w:t>American Journal of Sociology</w:t>
         </w:r>
       </w:hyperlink>
-      <w:hyperlink r:id="rId408">
+      <w:hyperlink r:id="rId401">
         <w:r>
           <w:rPr>
             <w:noProof/>
@@ -18958,7 +18632,7 @@
           <w:t xml:space="preserve">, </w:t>
         </w:r>
       </w:hyperlink>
-      <w:hyperlink r:id="rId409">
+      <w:hyperlink r:id="rId402">
         <w:r>
           <w:rPr>
             <w:i/>
@@ -18968,7 +18642,7 @@
           <w:t>127</w:t>
         </w:r>
       </w:hyperlink>
-      <w:hyperlink r:id="rId410">
+      <w:hyperlink r:id="rId403">
         <w:r>
           <w:rPr>
             <w:noProof/>
@@ -18989,7 +18663,7 @@
           <w:lang w:val="en-US"/>
         </w:rPr>
       </w:pPr>
-      <w:hyperlink r:id="rId411">
+      <w:hyperlink r:id="rId404">
         <w:r>
           <w:rPr>
             <w:noProof/>
@@ -18998,7 +18672,7 @@
           <w:t xml:space="preserve">Official Statistics Finland (OSF), S. (2017). </w:t>
         </w:r>
       </w:hyperlink>
-      <w:hyperlink r:id="rId412">
+      <w:hyperlink r:id="rId405">
         <w:r>
           <w:rPr>
             <w:i/>
@@ -19015,7 +18689,7 @@
         </w:rPr>
         <w:t xml:space="preserve">. Statistics Finland. </w:t>
       </w:r>
-      <w:hyperlink r:id="rId413" w:history="1">
+      <w:hyperlink r:id="rId406" w:history="1">
         <w:r>
           <w:rPr>
             <w:rStyle w:val="Hyperlink"/>
@@ -19047,7 +18721,7 @@
           <w:lang w:val="en-US"/>
         </w:rPr>
       </w:pPr>
-      <w:hyperlink r:id="rId414">
+      <w:hyperlink r:id="rId407">
         <w:r>
           <w:rPr>
             <w:noProof/>
@@ -19063,7 +18737,7 @@
           <w:t xml:space="preserve">Republican Voters Prefer Candidates Who Have Conservative-Looking Faces: New Evidence From Exit Polls. </w:t>
         </w:r>
       </w:hyperlink>
-      <w:hyperlink r:id="rId415">
+      <w:hyperlink r:id="rId408">
         <w:r>
           <w:rPr>
             <w:i/>
@@ -19073,7 +18747,7 @@
           <w:t>Political Psychology</w:t>
         </w:r>
       </w:hyperlink>
-      <w:hyperlink r:id="rId416">
+      <w:hyperlink r:id="rId409">
         <w:r>
           <w:rPr>
             <w:noProof/>
@@ -19082,7 +18756,7 @@
           <w:t xml:space="preserve">, </w:t>
         </w:r>
       </w:hyperlink>
-      <w:hyperlink r:id="rId417">
+      <w:hyperlink r:id="rId410">
         <w:r>
           <w:rPr>
             <w:i/>
@@ -19092,7 +18766,7 @@
           <w:t>39</w:t>
         </w:r>
       </w:hyperlink>
-      <w:hyperlink r:id="rId418">
+      <w:hyperlink r:id="rId411">
         <w:r>
           <w:rPr>
             <w:noProof/>
@@ -19114,7 +18788,7 @@
           <w:lang w:val="en-US"/>
         </w:rPr>
       </w:pPr>
-      <w:hyperlink r:id="rId419">
+      <w:hyperlink r:id="rId412">
         <w:r>
           <w:rPr>
             <w:noProof/>
@@ -19123,7 +18797,7 @@
           <w:t xml:space="preserve">Pajunen, T., Kukkonen, I., Sarpila, O., &amp; Åberg, E. (2021). </w:t>
         </w:r>
       </w:hyperlink>
-      <w:hyperlink r:id="rId420">
+      <w:hyperlink r:id="rId413">
         <w:r>
           <w:rPr>
             <w:i/>
@@ -19133,7 +18807,7 @@
           <w:t>Systematic Review of Differences in Socioeconomic Outcomes of Attractiveness Between Men and Women</w:t>
         </w:r>
       </w:hyperlink>
-      <w:hyperlink r:id="rId421">
+      <w:hyperlink r:id="rId414">
         <w:r>
           <w:rPr>
             <w:noProof/>
@@ -19163,7 +18837,7 @@
           <w:lang w:val="en-US"/>
         </w:rPr>
       </w:pPr>
-      <w:hyperlink r:id="rId422">
+      <w:hyperlink r:id="rId415">
         <w:r>
           <w:rPr>
             <w:noProof/>
@@ -19172,7 +18846,7 @@
           <w:t xml:space="preserve">Praino, R., &amp; Stockemer, D. (2019). What Are Good-Looking Candidates, and Can They Sway Election Results? </w:t>
         </w:r>
       </w:hyperlink>
-      <w:hyperlink r:id="rId423">
+      <w:hyperlink r:id="rId416">
         <w:r>
           <w:rPr>
             <w:i/>
@@ -19182,7 +18856,7 @@
           <w:t>Social Science Quarterly</w:t>
         </w:r>
       </w:hyperlink>
-      <w:hyperlink r:id="rId424">
+      <w:hyperlink r:id="rId417">
         <w:r>
           <w:rPr>
             <w:noProof/>
@@ -19191,7 +18865,7 @@
           <w:t xml:space="preserve">, </w:t>
         </w:r>
       </w:hyperlink>
-      <w:hyperlink r:id="rId425">
+      <w:hyperlink r:id="rId418">
         <w:r>
           <w:rPr>
             <w:i/>
@@ -19201,7 +18875,7 @@
           <w:t>100</w:t>
         </w:r>
       </w:hyperlink>
-      <w:hyperlink r:id="rId426">
+      <w:hyperlink r:id="rId419">
         <w:r>
           <w:rPr>
             <w:noProof/>
@@ -19223,7 +18897,7 @@
           <w:lang w:val="en-US"/>
         </w:rPr>
       </w:pPr>
-      <w:hyperlink r:id="rId427">
+      <w:hyperlink r:id="rId420">
         <w:r>
           <w:rPr>
             <w:noProof/>
@@ -19232,7 +18906,7 @@
           <w:t xml:space="preserve">Praino, R., Stockemer, D., &amp; Ratis, J. (2014). Looking Good or Looking Competent? Physical Appearance and Electoral Success in the 2008 Congressional Elections. </w:t>
         </w:r>
       </w:hyperlink>
-      <w:hyperlink r:id="rId428">
+      <w:hyperlink r:id="rId421">
         <w:r>
           <w:rPr>
             <w:i/>
@@ -19242,7 +18916,7 @@
           <w:t>American Politics Research</w:t>
         </w:r>
       </w:hyperlink>
-      <w:hyperlink r:id="rId429">
+      <w:hyperlink r:id="rId422">
         <w:r>
           <w:rPr>
             <w:noProof/>
@@ -19251,7 +18925,7 @@
           <w:t xml:space="preserve">, </w:t>
         </w:r>
       </w:hyperlink>
-      <w:hyperlink r:id="rId430">
+      <w:hyperlink r:id="rId423">
         <w:r>
           <w:rPr>
             <w:i/>
@@ -19261,7 +18935,7 @@
           <w:t>42</w:t>
         </w:r>
       </w:hyperlink>
-      <w:hyperlink r:id="rId431">
+      <w:hyperlink r:id="rId424">
         <w:r>
           <w:rPr>
             <w:noProof/>
@@ -19283,7 +18957,7 @@
           <w:lang w:val="en-US"/>
         </w:rPr>
       </w:pPr>
-      <w:hyperlink r:id="rId432">
+      <w:hyperlink r:id="rId425">
         <w:r>
           <w:rPr>
             <w:noProof/>
@@ -19292,7 +18966,7 @@
           <w:t xml:space="preserve">Price, M., Kang, J., Dunn, J., &amp; Hopkins, S. (2011). Muscularity and Attractiveness as Predictors of Human Egalitarianism. </w:t>
         </w:r>
       </w:hyperlink>
-      <w:hyperlink r:id="rId433">
+      <w:hyperlink r:id="rId426">
         <w:r>
           <w:rPr>
             <w:i/>
@@ -19302,7 +18976,7 @@
           <w:t>Personality and Individual Differences</w:t>
         </w:r>
       </w:hyperlink>
-      <w:hyperlink r:id="rId434">
+      <w:hyperlink r:id="rId427">
         <w:r>
           <w:rPr>
             <w:noProof/>
@@ -19311,7 +18985,7 @@
           <w:t xml:space="preserve">, </w:t>
         </w:r>
       </w:hyperlink>
-      <w:hyperlink r:id="rId435">
+      <w:hyperlink r:id="rId428">
         <w:r>
           <w:rPr>
             <w:i/>
@@ -19321,7 +18995,7 @@
           <w:t>50</w:t>
         </w:r>
       </w:hyperlink>
-      <w:hyperlink r:id="rId436">
+      <w:hyperlink r:id="rId429">
         <w:r>
           <w:rPr>
             <w:noProof/>
@@ -19343,7 +19017,7 @@
           <w:lang w:val="en-US"/>
         </w:rPr>
       </w:pPr>
-      <w:hyperlink r:id="rId437">
+      <w:hyperlink r:id="rId430">
         <w:r>
           <w:rPr>
             <w:noProof/>
@@ -19352,7 +19026,7 @@
           <w:t xml:space="preserve">Ridgeway, C. L. (2011). </w:t>
         </w:r>
       </w:hyperlink>
-      <w:hyperlink r:id="rId438">
+      <w:hyperlink r:id="rId431">
         <w:r>
           <w:rPr>
             <w:i/>
@@ -19362,7 +19036,7 @@
           <w:t>Framed by gender: How gender inequality persists in the modern world</w:t>
         </w:r>
       </w:hyperlink>
-      <w:hyperlink r:id="rId439">
+      <w:hyperlink r:id="rId432">
         <w:r>
           <w:rPr>
             <w:noProof/>
@@ -19384,7 +19058,7 @@
           <w:lang w:val="en-US"/>
         </w:rPr>
       </w:pPr>
-      <w:hyperlink r:id="rId440">
+      <w:hyperlink r:id="rId433">
         <w:r>
           <w:rPr>
             <w:noProof/>
@@ -19393,7 +19067,7 @@
           <w:t xml:space="preserve">Ridgeway, C. L. (2014). Why status matters for inequality. </w:t>
         </w:r>
       </w:hyperlink>
-      <w:hyperlink r:id="rId441">
+      <w:hyperlink r:id="rId434">
         <w:r>
           <w:rPr>
             <w:i/>
@@ -19403,7 +19077,7 @@
           <w:t>American Sociological Review</w:t>
         </w:r>
       </w:hyperlink>
-      <w:hyperlink r:id="rId442">
+      <w:hyperlink r:id="rId435">
         <w:r>
           <w:rPr>
             <w:noProof/>
@@ -19412,7 +19086,7 @@
           <w:t xml:space="preserve">, </w:t>
         </w:r>
       </w:hyperlink>
-      <w:hyperlink r:id="rId443">
+      <w:hyperlink r:id="rId436">
         <w:r>
           <w:rPr>
             <w:i/>
@@ -19422,7 +19096,7 @@
           <w:t>79</w:t>
         </w:r>
       </w:hyperlink>
-      <w:hyperlink r:id="rId444">
+      <w:hyperlink r:id="rId437">
         <w:r>
           <w:rPr>
             <w:noProof/>
@@ -19444,7 +19118,7 @@
           <w:lang w:val="en-US"/>
         </w:rPr>
       </w:pPr>
-      <w:hyperlink r:id="rId445">
+      <w:hyperlink r:id="rId438">
         <w:r>
           <w:rPr>
             <w:noProof/>
@@ -19453,7 +19127,7 @@
           <w:t xml:space="preserve">Ridgeway, C. L., &amp; Correll, S. J. (2004). Unpacking the gender system: A theoretical perspective on gender beliefs and social relations. </w:t>
         </w:r>
       </w:hyperlink>
-      <w:hyperlink r:id="rId446">
+      <w:hyperlink r:id="rId439">
         <w:r>
           <w:rPr>
             <w:i/>
@@ -19463,7 +19137,7 @@
           <w:t>Gender &amp; Society</w:t>
         </w:r>
       </w:hyperlink>
-      <w:hyperlink r:id="rId447">
+      <w:hyperlink r:id="rId440">
         <w:r>
           <w:rPr>
             <w:noProof/>
@@ -19472,7 +19146,7 @@
           <w:t xml:space="preserve">, </w:t>
         </w:r>
       </w:hyperlink>
-      <w:hyperlink r:id="rId448">
+      <w:hyperlink r:id="rId441">
         <w:r>
           <w:rPr>
             <w:i/>
@@ -19482,7 +19156,7 @@
           <w:t>18</w:t>
         </w:r>
       </w:hyperlink>
-      <w:hyperlink r:id="rId449">
+      <w:hyperlink r:id="rId442">
         <w:r>
           <w:rPr>
             <w:noProof/>
@@ -19504,7 +19178,7 @@
           <w:lang w:val="en-US"/>
         </w:rPr>
       </w:pPr>
-      <w:hyperlink r:id="rId450">
+      <w:hyperlink r:id="rId443">
         <w:r>
           <w:rPr>
             <w:noProof/>
@@ -19513,7 +19187,7 @@
           <w:t xml:space="preserve">Riggle, E., Ottati, V., Wyer, R., Kuklinski, J., &amp; Schwarz, N. (1992). Bases of Political Judgments: The Role of Stereotypic and Nonstereotypic Information. </w:t>
         </w:r>
       </w:hyperlink>
-      <w:hyperlink r:id="rId451">
+      <w:hyperlink r:id="rId444">
         <w:r>
           <w:rPr>
             <w:i/>
@@ -19523,7 +19197,7 @@
           <w:t>Political Behavior</w:t>
         </w:r>
       </w:hyperlink>
-      <w:hyperlink r:id="rId452">
+      <w:hyperlink r:id="rId445">
         <w:r>
           <w:rPr>
             <w:noProof/>
@@ -19532,7 +19206,7 @@
           <w:t xml:space="preserve">, </w:t>
         </w:r>
       </w:hyperlink>
-      <w:hyperlink r:id="rId453">
+      <w:hyperlink r:id="rId446">
         <w:r>
           <w:rPr>
             <w:i/>
@@ -19542,7 +19216,7 @@
           <w:t>14</w:t>
         </w:r>
       </w:hyperlink>
-      <w:hyperlink r:id="rId454">
+      <w:hyperlink r:id="rId447">
         <w:r>
           <w:rPr>
             <w:noProof/>
@@ -19564,7 +19238,7 @@
           <w:lang w:val="en-US"/>
         </w:rPr>
       </w:pPr>
-      <w:hyperlink r:id="rId455">
+      <w:hyperlink r:id="rId448">
         <w:r>
           <w:rPr>
             <w:noProof/>
@@ -19573,7 +19247,7 @@
           <w:t xml:space="preserve">Rosar, U., Klein, M., &amp; Beckers, T. (2008). The Frog Pond Beauty Contest: Physical Attractiveness and Electoral Success of the Constituency Candidates at the North Rhine-Westphalia State Election of 2005. </w:t>
         </w:r>
       </w:hyperlink>
-      <w:hyperlink r:id="rId456">
+      <w:hyperlink r:id="rId449">
         <w:r>
           <w:rPr>
             <w:i/>
@@ -19583,7 +19257,7 @@
           <w:t>European Journal of Political Research</w:t>
         </w:r>
       </w:hyperlink>
-      <w:hyperlink r:id="rId457">
+      <w:hyperlink r:id="rId450">
         <w:r>
           <w:rPr>
             <w:noProof/>
@@ -19592,7 +19266,7 @@
           <w:t xml:space="preserve">, </w:t>
         </w:r>
       </w:hyperlink>
-      <w:hyperlink r:id="rId458">
+      <w:hyperlink r:id="rId451">
         <w:r>
           <w:rPr>
             <w:i/>
@@ -19602,7 +19276,7 @@
           <w:t>47</w:t>
         </w:r>
       </w:hyperlink>
-      <w:hyperlink r:id="rId459">
+      <w:hyperlink r:id="rId452">
         <w:r>
           <w:rPr>
             <w:noProof/>
@@ -19624,7 +19298,7 @@
           <w:lang w:val="en-US"/>
         </w:rPr>
       </w:pPr>
-      <w:hyperlink r:id="rId460">
+      <w:hyperlink r:id="rId453">
         <w:r>
           <w:rPr>
             <w:noProof/>
@@ -19633,7 +19307,7 @@
           <w:t xml:space="preserve">Rose, D., &amp; Harrison, E. (2007). The European socio-economic classification: A new social class schema for comparative European research. </w:t>
         </w:r>
       </w:hyperlink>
-      <w:hyperlink r:id="rId461">
+      <w:hyperlink r:id="rId454">
         <w:r>
           <w:rPr>
             <w:i/>
@@ -19643,7 +19317,7 @@
           <w:t>European Societies</w:t>
         </w:r>
       </w:hyperlink>
-      <w:hyperlink r:id="rId462">
+      <w:hyperlink r:id="rId455">
         <w:r>
           <w:rPr>
             <w:noProof/>
@@ -19652,7 +19326,7 @@
           <w:t xml:space="preserve">, </w:t>
         </w:r>
       </w:hyperlink>
-      <w:hyperlink r:id="rId463">
+      <w:hyperlink r:id="rId456">
         <w:r>
           <w:rPr>
             <w:i/>
@@ -19662,7 +19336,7 @@
           <w:t>9</w:t>
         </w:r>
       </w:hyperlink>
-      <w:hyperlink r:id="rId464">
+      <w:hyperlink r:id="rId457">
         <w:r>
           <w:rPr>
             <w:noProof/>
@@ -19684,7 +19358,7 @@
           <w:lang w:val="fi-FI"/>
         </w:rPr>
       </w:pPr>
-      <w:hyperlink r:id="rId465">
+      <w:hyperlink r:id="rId458">
         <w:r>
           <w:rPr>
             <w:noProof/>
@@ -19693,7 +19367,7 @@
           <w:t xml:space="preserve">Sarpila, O., Koivula, A., &amp; Kukkonen, I. (2021). </w:t>
         </w:r>
       </w:hyperlink>
-      <w:hyperlink r:id="rId466">
+      <w:hyperlink r:id="rId459">
         <w:r>
           <w:rPr>
             <w:i/>
@@ -19703,7 +19377,7 @@
           <w:t>Occupation-congruent appearance: A measuremental approach</w:t>
         </w:r>
       </w:hyperlink>
-      <w:hyperlink r:id="rId467">
+      <w:hyperlink r:id="rId460">
         <w:r>
           <w:rPr>
             <w:noProof/>
@@ -19732,7 +19406,7 @@
           <w:lang w:val="en-US"/>
         </w:rPr>
       </w:pPr>
-      <w:hyperlink r:id="rId468">
+      <w:hyperlink r:id="rId461">
         <w:r>
           <w:rPr>
             <w:noProof/>
@@ -19776,7 +19450,7 @@
           <w:t xml:space="preserve"> </w:t>
         </w:r>
       </w:hyperlink>
-      <w:hyperlink r:id="rId469">
+      <w:hyperlink r:id="rId462">
         <w:r>
           <w:rPr>
             <w:i/>
@@ -19786,7 +19460,7 @@
           <w:t>Poetics</w:t>
         </w:r>
       </w:hyperlink>
-      <w:hyperlink r:id="rId470">
+      <w:hyperlink r:id="rId463">
         <w:r>
           <w:rPr>
             <w:noProof/>
@@ -19795,7 +19469,7 @@
           <w:t xml:space="preserve">, </w:t>
         </w:r>
       </w:hyperlink>
-      <w:hyperlink r:id="rId471">
+      <w:hyperlink r:id="rId464">
         <w:r>
           <w:rPr>
             <w:i/>
@@ -19805,7 +19479,7 @@
           <w:t>82</w:t>
         </w:r>
       </w:hyperlink>
-      <w:hyperlink r:id="rId472">
+      <w:hyperlink r:id="rId465">
         <w:r>
           <w:rPr>
             <w:noProof/>
@@ -19827,7 +19501,7 @@
           <w:lang w:val="en-US"/>
         </w:rPr>
       </w:pPr>
-      <w:hyperlink r:id="rId473">
+      <w:hyperlink r:id="rId466">
         <w:r>
           <w:rPr>
             <w:noProof/>
@@ -19836,7 +19510,7 @@
           <w:t xml:space="preserve">Sarpila, O., Kukkonen, I., Pajunen, T., &amp; Åberg, E. (2021). </w:t>
         </w:r>
       </w:hyperlink>
-      <w:hyperlink r:id="rId474">
+      <w:hyperlink r:id="rId467">
         <w:r>
           <w:rPr>
             <w:i/>
@@ -19846,7 +19520,7 @@
           <w:t>Appearance as Capital: The Normative Regulation of Aesthetic Capital Accumulation and Conversion</w:t>
         </w:r>
       </w:hyperlink>
-      <w:hyperlink r:id="rId475">
+      <w:hyperlink r:id="rId468">
         <w:r>
           <w:rPr>
             <w:noProof/>
@@ -19868,7 +19542,7 @@
           <w:lang w:val="en-US"/>
         </w:rPr>
       </w:pPr>
-      <w:hyperlink r:id="rId476">
+      <w:hyperlink r:id="rId469">
         <w:r>
           <w:rPr>
             <w:noProof/>
@@ -19877,7 +19551,7 @@
           <w:t xml:space="preserve">Scholz, J., &amp; Sicinski, K. (2015). Facial Attractiveness and Lifetime Earnings: Evidence from a Cohort Study. </w:t>
         </w:r>
       </w:hyperlink>
-      <w:hyperlink r:id="rId477">
+      <w:hyperlink r:id="rId470">
         <w:r>
           <w:rPr>
             <w:i/>
@@ -19887,7 +19561,7 @@
           <w:t>Review of Economics and Statistics</w:t>
         </w:r>
       </w:hyperlink>
-      <w:hyperlink r:id="rId478">
+      <w:hyperlink r:id="rId471">
         <w:r>
           <w:rPr>
             <w:noProof/>
@@ -19896,7 +19570,7 @@
           <w:t xml:space="preserve">, </w:t>
         </w:r>
       </w:hyperlink>
-      <w:hyperlink r:id="rId479">
+      <w:hyperlink r:id="rId472">
         <w:r>
           <w:rPr>
             <w:i/>
@@ -19906,7 +19580,7 @@
           <w:t>97</w:t>
         </w:r>
       </w:hyperlink>
-      <w:hyperlink r:id="rId480">
+      <w:hyperlink r:id="rId473">
         <w:r>
           <w:rPr>
             <w:noProof/>
@@ -19928,7 +19602,7 @@
           <w:lang w:val="en-US"/>
         </w:rPr>
       </w:pPr>
-      <w:hyperlink r:id="rId481">
+      <w:hyperlink r:id="rId474">
         <w:r>
           <w:rPr>
             <w:noProof/>
@@ -19937,7 +19611,7 @@
           <w:t xml:space="preserve">Schubert, J., Curran, M. A., &amp; Strungaru, C. (2011). Physical Attractiveness, Issue Agreement, and Assimilation Effects in Candidate Appraisal. </w:t>
         </w:r>
       </w:hyperlink>
-      <w:hyperlink r:id="rId482">
+      <w:hyperlink r:id="rId475">
         <w:r>
           <w:rPr>
             <w:i/>
@@ -19947,7 +19621,7 @@
           <w:t>Politics and the Life Sciences</w:t>
         </w:r>
       </w:hyperlink>
-      <w:hyperlink r:id="rId483">
+      <w:hyperlink r:id="rId476">
         <w:r>
           <w:rPr>
             <w:noProof/>
@@ -19956,7 +19630,7 @@
           <w:t xml:space="preserve">, </w:t>
         </w:r>
       </w:hyperlink>
-      <w:hyperlink r:id="rId484">
+      <w:hyperlink r:id="rId477">
         <w:r>
           <w:rPr>
             <w:i/>
@@ -19966,7 +19640,7 @@
           <w:t>30</w:t>
         </w:r>
       </w:hyperlink>
-      <w:hyperlink r:id="rId485">
+      <w:hyperlink r:id="rId478">
         <w:r>
           <w:rPr>
             <w:noProof/>
@@ -19996,7 +19670,7 @@
           <w:lang w:val="en-US"/>
         </w:rPr>
       </w:pPr>
-      <w:hyperlink r:id="rId486">
+      <w:hyperlink r:id="rId479">
         <w:r>
           <w:rPr>
             <w:noProof/>
@@ -20005,7 +19679,7 @@
           <w:t xml:space="preserve">Shepsle, K. (1997). </w:t>
         </w:r>
       </w:hyperlink>
-      <w:hyperlink r:id="rId487">
+      <w:hyperlink r:id="rId480">
         <w:r>
           <w:rPr>
             <w:i/>
@@ -20015,7 +19689,7 @@
           <w:t xml:space="preserve">Analyzing Politics: Rationality, Behavior and </w:t>
         </w:r>
       </w:hyperlink>
-      <w:hyperlink r:id="rId488">
+      <w:hyperlink r:id="rId481">
         <w:r>
           <w:rPr>
             <w:i/>
@@ -20025,7 +19699,7 @@
           <w:t>Institutions</w:t>
         </w:r>
       </w:hyperlink>
-      <w:hyperlink r:id="rId489">
+      <w:hyperlink r:id="rId482">
         <w:r>
           <w:rPr>
             <w:noProof/>
@@ -20047,7 +19721,7 @@
           <w:lang w:val="en-US"/>
         </w:rPr>
       </w:pPr>
-      <w:hyperlink r:id="rId490">
+      <w:hyperlink r:id="rId483">
         <w:r>
           <w:rPr>
             <w:noProof/>
@@ -20056,7 +19730,7 @@
           <w:t xml:space="preserve">Sigelman, L., Sigelman, C., &amp; Fowler, C. (1987). A Bird of a Different Feather? An Experimental Investigation of Physical Attractiveness and the Electability of Female Candidates. </w:t>
         </w:r>
       </w:hyperlink>
-      <w:hyperlink r:id="rId491">
+      <w:hyperlink r:id="rId484">
         <w:r>
           <w:rPr>
             <w:i/>
@@ -20066,7 +19740,7 @@
           <w:t>Social Psychology Quarterly</w:t>
         </w:r>
       </w:hyperlink>
-      <w:hyperlink r:id="rId492">
+      <w:hyperlink r:id="rId485">
         <w:r>
           <w:rPr>
             <w:noProof/>
@@ -20075,7 +19749,7 @@
           <w:t xml:space="preserve">, </w:t>
         </w:r>
       </w:hyperlink>
-      <w:hyperlink r:id="rId493">
+      <w:hyperlink r:id="rId486">
         <w:r>
           <w:rPr>
             <w:i/>
@@ -20085,7 +19759,7 @@
           <w:t>50</w:t>
         </w:r>
       </w:hyperlink>
-      <w:hyperlink r:id="rId494">
+      <w:hyperlink r:id="rId487">
         <w:r>
           <w:rPr>
             <w:noProof/>
@@ -20107,7 +19781,7 @@
           <w:lang w:val="en-US"/>
         </w:rPr>
       </w:pPr>
-      <w:hyperlink r:id="rId495">
+      <w:hyperlink r:id="rId488">
         <w:r>
           <w:rPr>
             <w:noProof/>
@@ -20116,7 +19790,7 @@
           <w:t xml:space="preserve">Stockemer, D., &amp; Praino, R. (2019). The Good, the Bad and the Ugly: Do Attractive Politicians Get a “Break” When They are Involved in Scandals? </w:t>
         </w:r>
       </w:hyperlink>
-      <w:hyperlink r:id="rId496">
+      <w:hyperlink r:id="rId489">
         <w:r>
           <w:rPr>
             <w:i/>
@@ -20126,7 +19800,7 @@
           <w:t>Political Behavior</w:t>
         </w:r>
       </w:hyperlink>
-      <w:hyperlink r:id="rId497">
+      <w:hyperlink r:id="rId490">
         <w:r>
           <w:rPr>
             <w:noProof/>
@@ -20135,7 +19809,7 @@
           <w:t xml:space="preserve">, </w:t>
         </w:r>
       </w:hyperlink>
-      <w:hyperlink r:id="rId498">
+      <w:hyperlink r:id="rId491">
         <w:r>
           <w:rPr>
             <w:i/>
@@ -20145,7 +19819,7 @@
           <w:t>41</w:t>
         </w:r>
       </w:hyperlink>
-      <w:hyperlink r:id="rId499">
+      <w:hyperlink r:id="rId492">
         <w:r>
           <w:rPr>
             <w:noProof/>
@@ -20167,7 +19841,7 @@
           <w:lang w:val="en-US"/>
         </w:rPr>
       </w:pPr>
-      <w:hyperlink r:id="rId500">
+      <w:hyperlink r:id="rId493">
         <w:r>
           <w:rPr>
             <w:noProof/>
@@ -20176,7 +19850,7 @@
           <w:t xml:space="preserve">Todorov, A., Mandisodza, A., Goren, A., &amp; Hall, C. (2005). Inferences of Competence from Faces Predict Election Outcomes. </w:t>
         </w:r>
       </w:hyperlink>
-      <w:hyperlink r:id="rId501">
+      <w:hyperlink r:id="rId494">
         <w:r>
           <w:rPr>
             <w:i/>
@@ -20186,7 +19860,7 @@
           <w:t>Science</w:t>
         </w:r>
       </w:hyperlink>
-      <w:hyperlink r:id="rId502">
+      <w:hyperlink r:id="rId495">
         <w:r>
           <w:rPr>
             <w:noProof/>
@@ -20195,7 +19869,7 @@
           <w:t xml:space="preserve">, </w:t>
         </w:r>
       </w:hyperlink>
-      <w:hyperlink r:id="rId503">
+      <w:hyperlink r:id="rId496">
         <w:r>
           <w:rPr>
             <w:i/>
@@ -20205,7 +19879,7 @@
           <w:t>308</w:t>
         </w:r>
       </w:hyperlink>
-      <w:hyperlink r:id="rId504">
+      <w:hyperlink r:id="rId497">
         <w:r>
           <w:rPr>
             <w:noProof/>
@@ -20227,7 +19901,7 @@
           <w:lang w:val="en-US"/>
         </w:rPr>
       </w:pPr>
-      <w:hyperlink r:id="rId505">
+      <w:hyperlink r:id="rId498">
         <w:r>
           <w:rPr>
             <w:noProof/>
@@ -20236,7 +19910,7 @@
           <w:t xml:space="preserve">Treiman, D. J. (1977). </w:t>
         </w:r>
       </w:hyperlink>
-      <w:hyperlink r:id="rId506">
+      <w:hyperlink r:id="rId499">
         <w:r>
           <w:rPr>
             <w:i/>
@@ -20246,7 +19920,7 @@
           <w:t>Occupational Prestige in Comparative Perspective.</w:t>
         </w:r>
       </w:hyperlink>
-      <w:hyperlink r:id="rId507">
+      <w:hyperlink r:id="rId500">
         <w:r>
           <w:rPr>
             <w:noProof/>
@@ -20255,7 +19929,7 @@
           <w:t xml:space="preserve"> Academic </w:t>
         </w:r>
       </w:hyperlink>
-      <w:hyperlink r:id="rId508">
+      <w:hyperlink r:id="rId501">
         <w:r>
           <w:rPr>
             <w:noProof/>
@@ -20264,7 +19938,7 @@
           <w:t>Press</w:t>
         </w:r>
       </w:hyperlink>
-      <w:hyperlink r:id="rId509">
+      <w:hyperlink r:id="rId502">
         <w:r>
           <w:rPr>
             <w:noProof/>
@@ -20286,7 +19960,7 @@
           <w:lang w:val="en-US"/>
         </w:rPr>
       </w:pPr>
-      <w:hyperlink r:id="rId510">
+      <w:hyperlink r:id="rId503">
         <w:r>
           <w:rPr>
             <w:noProof/>
@@ -20295,7 +19969,7 @@
           <w:t xml:space="preserve">Tu, M., Gilbert, E. K., &amp; Bono, J. E. (2022). Is beauty more than skin deep? Attractiveness, power, and nonverbal presence in evaluations of </w:t>
         </w:r>
       </w:hyperlink>
-      <w:hyperlink r:id="rId511">
+      <w:hyperlink r:id="rId504">
         <w:r>
           <w:rPr>
             <w:noProof/>
@@ -20304,7 +19978,7 @@
           <w:t>hireability</w:t>
         </w:r>
       </w:hyperlink>
-      <w:hyperlink r:id="rId512">
+      <w:hyperlink r:id="rId505">
         <w:r>
           <w:rPr>
             <w:noProof/>
@@ -20313,7 +19987,7 @@
           <w:t xml:space="preserve">. </w:t>
         </w:r>
       </w:hyperlink>
-      <w:hyperlink r:id="rId513">
+      <w:hyperlink r:id="rId506">
         <w:r>
           <w:rPr>
             <w:i/>
@@ -20323,7 +19997,7 @@
           <w:t>Personnel Psychology</w:t>
         </w:r>
       </w:hyperlink>
-      <w:hyperlink r:id="rId514">
+      <w:hyperlink r:id="rId507">
         <w:r>
           <w:rPr>
             <w:noProof/>
@@ -20332,7 +20006,7 @@
           <w:t xml:space="preserve">, </w:t>
         </w:r>
       </w:hyperlink>
-      <w:hyperlink r:id="rId515">
+      <w:hyperlink r:id="rId508">
         <w:r>
           <w:rPr>
             <w:i/>
@@ -20342,7 +20016,7 @@
           <w:t>75</w:t>
         </w:r>
       </w:hyperlink>
-      <w:hyperlink r:id="rId516">
+      <w:hyperlink r:id="rId509">
         <w:r>
           <w:rPr>
             <w:noProof/>
@@ -20364,7 +20038,7 @@
           <w:lang w:val="en-US"/>
         </w:rPr>
       </w:pPr>
-      <w:hyperlink r:id="rId517">
+      <w:hyperlink r:id="rId510">
         <w:r>
           <w:rPr>
             <w:noProof/>
@@ -20373,7 +20047,7 @@
           <w:t xml:space="preserve">Tversky, A., &amp; Kahneman, D. (1973). Availability: A heuristic for judging frequency and probability. </w:t>
         </w:r>
       </w:hyperlink>
-      <w:hyperlink r:id="rId518">
+      <w:hyperlink r:id="rId511">
         <w:r>
           <w:rPr>
             <w:i/>
@@ -20383,7 +20057,7 @@
           <w:t>Cognitive Psychology</w:t>
         </w:r>
       </w:hyperlink>
-      <w:hyperlink r:id="rId519">
+      <w:hyperlink r:id="rId512">
         <w:r>
           <w:rPr>
             <w:noProof/>
@@ -20392,7 +20066,7 @@
           <w:t xml:space="preserve">, </w:t>
         </w:r>
       </w:hyperlink>
-      <w:hyperlink r:id="rId520">
+      <w:hyperlink r:id="rId513">
         <w:r>
           <w:rPr>
             <w:i/>
@@ -20402,7 +20076,7 @@
           <w:t>5</w:t>
         </w:r>
       </w:hyperlink>
-      <w:hyperlink r:id="rId521">
+      <w:hyperlink r:id="rId514">
         <w:r>
           <w:rPr>
             <w:noProof/>
@@ -20424,7 +20098,7 @@
           <w:lang w:val="en-US"/>
         </w:rPr>
       </w:pPr>
-      <w:hyperlink r:id="rId522">
+      <w:hyperlink r:id="rId515">
         <w:r>
           <w:rPr>
             <w:noProof/>
@@ -20433,7 +20107,7 @@
           <w:t xml:space="preserve">Tversky, A., &amp; Kahneman, D. (1974). Judgment under uncertainty: Heuristics and biases. </w:t>
         </w:r>
       </w:hyperlink>
-      <w:hyperlink r:id="rId523">
+      <w:hyperlink r:id="rId516">
         <w:r>
           <w:rPr>
             <w:i/>
@@ -20443,7 +20117,7 @@
           <w:t>Science</w:t>
         </w:r>
       </w:hyperlink>
-      <w:hyperlink r:id="rId524">
+      <w:hyperlink r:id="rId517">
         <w:r>
           <w:rPr>
             <w:noProof/>
@@ -20452,7 +20126,7 @@
           <w:t xml:space="preserve">, </w:t>
         </w:r>
       </w:hyperlink>
-      <w:hyperlink r:id="rId525">
+      <w:hyperlink r:id="rId518">
         <w:r>
           <w:rPr>
             <w:i/>
@@ -20462,7 +20136,7 @@
           <w:t>185</w:t>
         </w:r>
       </w:hyperlink>
-      <w:hyperlink r:id="rId526">
+      <w:hyperlink r:id="rId519">
         <w:r>
           <w:rPr>
             <w:noProof/>
@@ -20484,7 +20158,7 @@
           <w:lang w:val="en-US"/>
         </w:rPr>
       </w:pPr>
-      <w:hyperlink r:id="rId527">
+      <w:hyperlink r:id="rId520">
         <w:r>
           <w:rPr>
             <w:noProof/>
@@ -20521,7 +20195,7 @@
           <w:t xml:space="preserve">: The Development of Children’s Perception and </w:t>
         </w:r>
       </w:hyperlink>
-      <w:hyperlink r:id="rId528">
+      <w:hyperlink r:id="rId521">
         <w:r>
           <w:rPr>
             <w:noProof/>
@@ -20530,7 +20204,7 @@
           <w:t>Judgment</w:t>
         </w:r>
       </w:hyperlink>
-      <w:hyperlink r:id="rId529">
+      <w:hyperlink r:id="rId522">
         <w:r>
           <w:rPr>
             <w:noProof/>
@@ -20539,7 +20213,7 @@
           <w:t xml:space="preserve"> of Social Class. </w:t>
         </w:r>
       </w:hyperlink>
-      <w:hyperlink r:id="rId530">
+      <w:hyperlink r:id="rId523">
         <w:r>
           <w:rPr>
             <w:i/>
@@ -20549,7 +20223,7 @@
           <w:t>Sociology</w:t>
         </w:r>
       </w:hyperlink>
-      <w:hyperlink r:id="rId531">
+      <w:hyperlink r:id="rId524">
         <w:r>
           <w:rPr>
             <w:noProof/>
@@ -20558,7 +20232,7 @@
           <w:t xml:space="preserve">, </w:t>
         </w:r>
       </w:hyperlink>
-      <w:hyperlink r:id="rId532">
+      <w:hyperlink r:id="rId525">
         <w:r>
           <w:rPr>
             <w:i/>
@@ -20568,7 +20242,7 @@
           <w:t>55</w:t>
         </w:r>
       </w:hyperlink>
-      <w:hyperlink r:id="rId533">
+      <w:hyperlink r:id="rId526">
         <w:r>
           <w:rPr>
             <w:noProof/>
@@ -20590,7 +20264,7 @@
           <w:lang w:val="en-US"/>
         </w:rPr>
       </w:pPr>
-      <w:hyperlink r:id="rId534">
+      <w:hyperlink r:id="rId527">
         <w:r>
           <w:rPr>
             <w:noProof/>
@@ -20599,7 +20273,7 @@
           <w:t xml:space="preserve">Veblen, T. (1994). </w:t>
         </w:r>
       </w:hyperlink>
-      <w:hyperlink r:id="rId535">
+      <w:hyperlink r:id="rId528">
         <w:r>
           <w:rPr>
             <w:i/>
@@ -20683,7 +20357,7 @@
           <w:lang w:val="en-US"/>
         </w:rPr>
       </w:pPr>
-      <w:hyperlink r:id="rId536">
+      <w:hyperlink r:id="rId529">
         <w:r>
           <w:rPr>
             <w:noProof/>
@@ -20692,7 +20366,7 @@
           <w:t xml:space="preserve">Waltl, S. (2022). Wealth Inequality: A Hybrid Approach Toward Multidimensional Distributional National Accounts In Europe. </w:t>
         </w:r>
       </w:hyperlink>
-      <w:hyperlink r:id="rId537">
+      <w:hyperlink r:id="rId530">
         <w:r>
           <w:rPr>
             <w:i/>
@@ -20702,7 +20376,7 @@
           <w:t>Review of Income and Wealth</w:t>
         </w:r>
       </w:hyperlink>
-      <w:hyperlink r:id="rId538">
+      <w:hyperlink r:id="rId531">
         <w:r>
           <w:rPr>
             <w:noProof/>
@@ -20711,7 +20385,7 @@
           <w:t xml:space="preserve">, </w:t>
         </w:r>
       </w:hyperlink>
-      <w:hyperlink r:id="rId539">
+      <w:hyperlink r:id="rId532">
         <w:r>
           <w:rPr>
             <w:i/>
@@ -20721,7 +20395,7 @@
           <w:t>68</w:t>
         </w:r>
       </w:hyperlink>
-      <w:hyperlink r:id="rId540">
+      <w:hyperlink r:id="rId533">
         <w:r>
           <w:rPr>
             <w:noProof/>
@@ -20743,7 +20417,7 @@
           <w:lang w:val="en-US"/>
         </w:rPr>
       </w:pPr>
-      <w:hyperlink r:id="rId541">
+      <w:hyperlink r:id="rId534">
         <w:r>
           <w:rPr>
             <w:noProof/>
@@ -20752,7 +20426,7 @@
           <w:t xml:space="preserve">Weber, M. (1978). </w:t>
         </w:r>
       </w:hyperlink>
-      <w:hyperlink r:id="rId542">
+      <w:hyperlink r:id="rId535">
         <w:r>
           <w:rPr>
             <w:i/>
@@ -20762,7 +20436,7 @@
           <w:t>Economy and society: An outline of interpretive sociology</w:t>
         </w:r>
       </w:hyperlink>
-      <w:hyperlink r:id="rId543">
+      <w:hyperlink r:id="rId536">
         <w:r>
           <w:rPr>
             <w:noProof/>
@@ -20798,7 +20472,7 @@
           <w:lang w:val="en-US"/>
         </w:rPr>
       </w:pPr>
-      <w:hyperlink r:id="rId544">
+      <w:hyperlink r:id="rId537">
         <w:r>
           <w:rPr>
             <w:noProof/>
@@ -20807,7 +20481,7 @@
           <w:t xml:space="preserve">Webster, M., &amp; Driskell, J. E. (1983). Beauty as status. </w:t>
         </w:r>
       </w:hyperlink>
-      <w:hyperlink r:id="rId545">
+      <w:hyperlink r:id="rId538">
         <w:r>
           <w:rPr>
             <w:i/>
@@ -20817,7 +20491,7 @@
           <w:t>American Journal of Sociology</w:t>
         </w:r>
       </w:hyperlink>
-      <w:hyperlink r:id="rId546">
+      <w:hyperlink r:id="rId539">
         <w:r>
           <w:rPr>
             <w:noProof/>
@@ -20826,7 +20500,7 @@
           <w:t xml:space="preserve">, </w:t>
         </w:r>
       </w:hyperlink>
-      <w:hyperlink r:id="rId547">
+      <w:hyperlink r:id="rId540">
         <w:r>
           <w:rPr>
             <w:i/>
@@ -20836,7 +20510,7 @@
           <w:t>89</w:t>
         </w:r>
       </w:hyperlink>
-      <w:hyperlink r:id="rId548">
+      <w:hyperlink r:id="rId541">
         <w:r>
           <w:rPr>
             <w:noProof/>
@@ -20858,7 +20532,7 @@
           <w:lang w:val="en-US"/>
         </w:rPr>
       </w:pPr>
-      <w:hyperlink r:id="rId549">
+      <w:hyperlink r:id="rId542">
         <w:r>
           <w:rPr>
             <w:noProof/>
@@ -20867,7 +20541,7 @@
           <w:t xml:space="preserve">Wigginton, M., &amp; Stockemer, D. (2021). The Limits of the Attractiveness Premium in Elections. </w:t>
         </w:r>
       </w:hyperlink>
-      <w:hyperlink r:id="rId550">
+      <w:hyperlink r:id="rId543">
         <w:r>
           <w:rPr>
             <w:i/>
@@ -20877,7 +20551,7 @@
           <w:t>Electoral Studies</w:t>
         </w:r>
       </w:hyperlink>
-      <w:hyperlink r:id="rId551">
+      <w:hyperlink r:id="rId544">
         <w:r>
           <w:rPr>
             <w:noProof/>
@@ -20886,7 +20560,7 @@
           <w:t xml:space="preserve">, </w:t>
         </w:r>
       </w:hyperlink>
-      <w:hyperlink r:id="rId552">
+      <w:hyperlink r:id="rId545">
         <w:r>
           <w:rPr>
             <w:i/>
@@ -20896,7 +20570,7 @@
           <w:t>70</w:t>
         </w:r>
       </w:hyperlink>
-      <w:hyperlink r:id="rId553">
+      <w:hyperlink r:id="rId546">
         <w:r>
           <w:rPr>
             <w:noProof/>
@@ -20918,7 +20592,7 @@
           <w:lang w:val="en-US"/>
         </w:rPr>
       </w:pPr>
-      <w:hyperlink r:id="rId554">
+      <w:hyperlink r:id="rId547">
         <w:r>
           <w:rPr>
             <w:noProof/>
@@ -20927,7 +20601,7 @@
           <w:t xml:space="preserve">Wilkinson, R., &amp; Pickett, K. (2020). </w:t>
         </w:r>
       </w:hyperlink>
-      <w:hyperlink r:id="rId555">
+      <w:hyperlink r:id="rId548">
         <w:r>
           <w:rPr>
             <w:i/>
@@ -20937,7 +20611,7 @@
           <w:t>The inner level: How more equal societies reduce stress, restore sanity and improve everyone’s well-being</w:t>
         </w:r>
       </w:hyperlink>
-      <w:hyperlink r:id="rId556">
+      <w:hyperlink r:id="rId549">
         <w:r>
           <w:rPr>
             <w:noProof/>
@@ -20959,7 +20633,7 @@
           <w:lang w:val="en-US"/>
         </w:rPr>
       </w:pPr>
-      <w:hyperlink r:id="rId557">
+      <w:hyperlink r:id="rId550">
         <w:r>
           <w:rPr>
             <w:noProof/>
@@ -20968,7 +20642,7 @@
           <w:t xml:space="preserve">Wong, J. S., &amp; Penner, A. M. (2016). Gender and the returns to attractiveness. </w:t>
         </w:r>
       </w:hyperlink>
-      <w:hyperlink r:id="rId558">
+      <w:hyperlink r:id="rId551">
         <w:r>
           <w:rPr>
             <w:i/>
@@ -20978,7 +20652,7 @@
           <w:t>Research in Social Stratification and Mobility</w:t>
         </w:r>
       </w:hyperlink>
-      <w:hyperlink r:id="rId559">
+      <w:hyperlink r:id="rId552">
         <w:r>
           <w:rPr>
             <w:noProof/>
@@ -20987,7 +20661,7 @@
           <w:t xml:space="preserve">, </w:t>
         </w:r>
       </w:hyperlink>
-      <w:hyperlink r:id="rId560">
+      <w:hyperlink r:id="rId553">
         <w:r>
           <w:rPr>
             <w:i/>
@@ -20997,7 +20671,7 @@
           <w:t>44</w:t>
         </w:r>
       </w:hyperlink>
-      <w:hyperlink r:id="rId561">
+      <w:hyperlink r:id="rId554">
         <w:r>
           <w:rPr>
             <w:noProof/>
@@ -21162,154 +20836,94 @@
         </w:rPr>
         <w:t xml:space="preserve"> (</w:t>
       </w:r>
-      <w:r>
-        <w:fldChar w:fldCharType="begin"/>
-      </w:r>
-      <w:r>
-        <w:rPr>
-          <w:lang w:val="en-US"/>
-        </w:rPr>
-        <w:instrText xml:space="preserve"> HYPERLINK "mailto:hibano@utu.fi" \h </w:instrText>
-      </w:r>
-      <w:r>
-        <w:fldChar w:fldCharType="separate"/>
-      </w:r>
-      <w:r>
-        <w:rPr>
-          <w:color w:val="1155CC"/>
+      <w:hyperlink r:id="rId1">
+        <w:r>
+          <w:rPr>
+            <w:color w:val="1155CC"/>
+            <w:sz w:val="20"/>
+            <w:szCs w:val="20"/>
+            <w:u w:val="single"/>
+            <w:lang w:val="en-US"/>
+          </w:rPr>
+          <w:t>hibano@utu.fi</w:t>
+        </w:r>
+      </w:hyperlink>
+      <w:r>
+        <w:rPr>
           <w:sz w:val="20"/>
           <w:szCs w:val="20"/>
-          <w:u w:val="single"/>
-          <w:lang w:val="en-US"/>
-        </w:rPr>
-        <w:t>hibano@utu.fi</w:t>
-      </w:r>
-      <w:r>
-        <w:rPr>
-          <w:color w:val="1155CC"/>
+          <w:lang w:val="en-US"/>
+        </w:rPr>
+        <w:t xml:space="preserve">, </w:t>
+      </w:r>
+      <w:hyperlink r:id="rId2">
+        <w:r>
+          <w:rPr>
+            <w:color w:val="1155CC"/>
+            <w:sz w:val="20"/>
+            <w:szCs w:val="20"/>
+            <w:u w:val="single"/>
+            <w:lang w:val="en-US"/>
+          </w:rPr>
+          <w:t>www.HectorBahamonde.com</w:t>
+        </w:r>
+      </w:hyperlink>
+      <w:r>
+        <w:rPr>
           <w:sz w:val="20"/>
           <w:szCs w:val="20"/>
-          <w:u w:val="single"/>
-          <w:lang w:val="en-US"/>
-        </w:rPr>
-        <w:fldChar w:fldCharType="end"/>
-      </w:r>
+          <w:lang w:val="en-US"/>
+        </w:rPr>
+        <w:t xml:space="preserve">). </w:t>
+      </w:r>
+      <w:proofErr w:type="spellStart"/>
       <w:r>
         <w:rPr>
           <w:sz w:val="20"/>
           <w:szCs w:val="20"/>
           <w:lang w:val="en-US"/>
         </w:rPr>
-        <w:t xml:space="preserve">, </w:t>
-      </w:r>
-      <w:r>
-        <w:fldChar w:fldCharType="begin"/>
-      </w:r>
-      <w:r>
-        <w:rPr>
-          <w:lang w:val="en-US"/>
-        </w:rPr>
-        <w:instrText xml:space="preserve"> HYPERLINK "http://www.hectorbahamonde.com" \h </w:instrText>
-      </w:r>
-      <w:r>
-        <w:fldChar w:fldCharType="separate"/>
-      </w:r>
-      <w:r>
-        <w:rPr>
-          <w:color w:val="1155CC"/>
+        <w:t>Outi</w:t>
+      </w:r>
+      <w:proofErr w:type="spellEnd"/>
+      <w:r>
+        <w:rPr>
           <w:sz w:val="20"/>
           <w:szCs w:val="20"/>
-          <w:u w:val="single"/>
-          <w:lang w:val="en-US"/>
-        </w:rPr>
-        <w:t>www.HectorBahamonde.com</w:t>
-      </w:r>
-      <w:r>
-        <w:rPr>
-          <w:color w:val="1155CC"/>
+          <w:lang w:val="en-US"/>
+        </w:rPr>
+        <w:t xml:space="preserve"> </w:t>
+      </w:r>
+      <w:proofErr w:type="spellStart"/>
+      <w:r>
+        <w:rPr>
           <w:sz w:val="20"/>
           <w:szCs w:val="20"/>
-          <w:u w:val="single"/>
-          <w:lang w:val="en-US"/>
-        </w:rPr>
-        <w:fldChar w:fldCharType="end"/>
-      </w:r>
+          <w:lang w:val="en-US"/>
+        </w:rPr>
+        <w:t>Sarpila</w:t>
+      </w:r>
+      <w:proofErr w:type="spellEnd"/>
       <w:r>
         <w:rPr>
           <w:sz w:val="20"/>
           <w:szCs w:val="20"/>
           <w:lang w:val="en-US"/>
         </w:rPr>
-        <w:t xml:space="preserve">). </w:t>
-      </w:r>
-      <w:proofErr w:type="spellStart"/>
-      <w:r>
-        <w:rPr>
-          <w:sz w:val="20"/>
-          <w:szCs w:val="20"/>
-          <w:lang w:val="en-US"/>
-        </w:rPr>
-        <w:t>Outi</w:t>
-      </w:r>
-      <w:proofErr w:type="spellEnd"/>
-      <w:r>
-        <w:rPr>
-          <w:sz w:val="20"/>
-          <w:szCs w:val="20"/>
-          <w:lang w:val="en-US"/>
-        </w:rPr>
-        <w:t xml:space="preserve"> </w:t>
-      </w:r>
-      <w:proofErr w:type="spellStart"/>
-      <w:r>
-        <w:rPr>
-          <w:sz w:val="20"/>
-          <w:szCs w:val="20"/>
-          <w:lang w:val="en-US"/>
-        </w:rPr>
-        <w:t>Sarpila</w:t>
-      </w:r>
-      <w:proofErr w:type="spellEnd"/>
-      <w:r>
-        <w:rPr>
-          <w:sz w:val="20"/>
-          <w:szCs w:val="20"/>
-          <w:lang w:val="en-US"/>
-        </w:rPr>
         <w:t xml:space="preserve"> (</w:t>
       </w:r>
-      <w:r>
-        <w:fldChar w:fldCharType="begin"/>
-      </w:r>
-      <w:r>
-        <w:rPr>
-          <w:lang w:val="en-US"/>
-        </w:rPr>
-        <w:instrText xml:space="preserve"> HYPERLINK "mailto:outi.sarpila@utu.fi" \h </w:instrText>
-      </w:r>
-      <w:r>
-        <w:fldChar w:fldCharType="separate"/>
-      </w:r>
-      <w:r>
-        <w:rPr>
-          <w:color w:val="1155CC"/>
-          <w:sz w:val="20"/>
-          <w:szCs w:val="20"/>
-          <w:u w:val="single"/>
-          <w:lang w:val="en-US"/>
-        </w:rPr>
-        <w:t>outi.sarpila@utu.f</w:t>
-      </w:r>
-      <w:r>
-        <w:rPr>
-          <w:color w:val="1155CC"/>
-          <w:sz w:val="20"/>
-          <w:szCs w:val="20"/>
-          <w:u w:val="single"/>
-          <w:lang w:val="en-US"/>
-        </w:rPr>
-        <w:fldChar w:fldCharType="end"/>
-      </w:r>
+      <w:hyperlink r:id="rId3">
+        <w:r>
+          <w:rPr>
+            <w:color w:val="1155CC"/>
+            <w:sz w:val="20"/>
+            <w:szCs w:val="20"/>
+            <w:u w:val="single"/>
+            <w:lang w:val="en-US"/>
+          </w:rPr>
+          <w:t>outi.sarpila@utu.f</w:t>
+        </w:r>
+      </w:hyperlink>
       <w:r>
         <w:rPr>
           <w:sz w:val="20"/>
@@ -21740,124 +21354,70 @@
         </w:rPr>
         <w:t xml:space="preserve"> The causal link between inequality and physical attractiveness is that because “good-looking people [...] achieve higher occupational success” </w:t>
       </w:r>
-      <w:r>
-        <w:fldChar w:fldCharType="begin"/>
-      </w:r>
-      <w:r>
-        <w:rPr>
-          <w:lang w:val="en-US"/>
-        </w:rPr>
-        <w:instrText xml:space="preserve"> HYPERLINK "https://www.zotero.org/google-docs/?CTAPcI" \h </w:instrText>
-      </w:r>
-      <w:r>
-        <w:fldChar w:fldCharType="separate"/>
-      </w:r>
+      <w:hyperlink r:id="rId4">
+        <w:r>
+          <w:rPr>
+            <w:sz w:val="20"/>
+            <w:szCs w:val="20"/>
+            <w:lang w:val="en-US"/>
+          </w:rPr>
+          <w:t>(Berggren et al., 2010, p. 8</w:t>
+        </w:r>
+      </w:hyperlink>
       <w:r>
         <w:rPr>
           <w:sz w:val="20"/>
           <w:szCs w:val="20"/>
           <w:lang w:val="en-US"/>
         </w:rPr>
-        <w:t>(Berggren et al., 2010, p. 8</w:t>
-      </w:r>
+        <w:t xml:space="preserve">; see also </w:t>
+      </w:r>
+      <w:hyperlink r:id="rId5">
+        <w:r>
+          <w:rPr>
+            <w:sz w:val="20"/>
+            <w:szCs w:val="20"/>
+            <w:lang w:val="en-US"/>
+          </w:rPr>
+          <w:t xml:space="preserve">Scholz &amp; </w:t>
+        </w:r>
+        <w:proofErr w:type="spellStart"/>
+        <w:r>
+          <w:rPr>
+            <w:sz w:val="20"/>
+            <w:szCs w:val="20"/>
+            <w:lang w:val="en-US"/>
+          </w:rPr>
+          <w:t>Sicinski</w:t>
+        </w:r>
+        <w:proofErr w:type="spellEnd"/>
+        <w:r>
+          <w:rPr>
+            <w:sz w:val="20"/>
+            <w:szCs w:val="20"/>
+            <w:lang w:val="en-US"/>
+          </w:rPr>
+          <w:t>, 2015)</w:t>
+        </w:r>
+      </w:hyperlink>
       <w:r>
         <w:rPr>
           <w:sz w:val="20"/>
           <w:szCs w:val="20"/>
           <w:lang w:val="en-US"/>
         </w:rPr>
-        <w:fldChar w:fldCharType="end"/>
-      </w:r>
-      <w:r>
-        <w:rPr>
-          <w:sz w:val="20"/>
-          <w:szCs w:val="20"/>
-          <w:lang w:val="en-US"/>
-        </w:rPr>
-        <w:t xml:space="preserve">; see also </w:t>
-      </w:r>
-      <w:r>
-        <w:fldChar w:fldCharType="begin"/>
-      </w:r>
-      <w:r>
-        <w:rPr>
-          <w:lang w:val="en-US"/>
-        </w:rPr>
-        <w:instrText xml:space="preserve"> HYPERLINK "https://www.zotero.org/google-docs/?s7c1f6" \h </w:instrText>
-      </w:r>
-      <w:r>
-        <w:fldChar w:fldCharType="separate"/>
-      </w:r>
-      <w:r>
-        <w:rPr>
-          <w:sz w:val="20"/>
-          <w:szCs w:val="20"/>
-          <w:lang w:val="en-US"/>
-        </w:rPr>
-        <w:t xml:space="preserve">Scholz &amp; </w:t>
-      </w:r>
-      <w:proofErr w:type="spellStart"/>
-      <w:r>
-        <w:rPr>
-          <w:sz w:val="20"/>
-          <w:szCs w:val="20"/>
-          <w:lang w:val="en-US"/>
-        </w:rPr>
-        <w:t>Sicinski</w:t>
-      </w:r>
-      <w:proofErr w:type="spellEnd"/>
-      <w:r>
-        <w:rPr>
-          <w:sz w:val="20"/>
-          <w:szCs w:val="20"/>
-          <w:lang w:val="en-US"/>
-        </w:rPr>
-        <w:t>, 2015)</w:t>
-      </w:r>
-      <w:r>
-        <w:rPr>
-          <w:sz w:val="20"/>
-          <w:szCs w:val="20"/>
-          <w:lang w:val="en-US"/>
-        </w:rPr>
-        <w:fldChar w:fldCharType="end"/>
-      </w:r>
-      <w:r>
-        <w:rPr>
-          <w:sz w:val="20"/>
-          <w:szCs w:val="20"/>
-          <w:lang w:val="en-US"/>
-        </w:rPr>
         <w:t xml:space="preserve">, they tend to be less egalitarian </w:t>
       </w:r>
-      <w:r>
-        <w:fldChar w:fldCharType="begin"/>
-      </w:r>
-      <w:r>
-        <w:rPr>
-          <w:lang w:val="en-US"/>
-        </w:rPr>
-        <w:instrText xml:space="preserve"> HYPERLINK "https://www.zotero.org/google-docs/?OXZdfH" \h </w:instrText>
-      </w:r>
-      <w:r>
-        <w:fldChar w:fldCharType="separate"/>
-      </w:r>
-      <w:r>
-        <w:rPr>
-          <w:sz w:val="20"/>
-          <w:szCs w:val="20"/>
-          <w:lang w:val="en-US"/>
-        </w:rPr>
-        <w:t>(Price et al., 2011)</w:t>
-      </w:r>
-      <w:r>
-        <w:rPr>
-          <w:sz w:val="20"/>
-          <w:szCs w:val="20"/>
-          <w:lang w:val="en-US"/>
-        </w:rPr>
-        <w:fldChar w:fldCharType="end"/>
-      </w:r>
+      <w:hyperlink r:id="rId6">
+        <w:r>
+          <w:rPr>
+            <w:sz w:val="20"/>
+            <w:szCs w:val="20"/>
+            <w:lang w:val="en-US"/>
+          </w:rPr>
+          <w:t>(Price et al., 2011)</w:t>
+        </w:r>
+      </w:hyperlink>
       <w:r>
         <w:rPr>
           <w:sz w:val="20"/>
@@ -22128,34 +21688,16 @@
         </w:rPr>
         <w:t xml:space="preserve">, to test the usability of the images, a pilot study was conducted. Images of insufficient quality were removed from the sample. However, </w:t>
       </w:r>
-      <w:r>
-        <w:fldChar w:fldCharType="begin"/>
-      </w:r>
-      <w:r>
-        <w:rPr>
-          <w:lang w:val="en-US"/>
-        </w:rPr>
-        <w:instrText xml:space="preserve"> HYPERLINK "https://www.zotero.org/google-docs/?zAfKH5" \h </w:instrText>
-      </w:r>
-      <w:r>
-        <w:fldChar w:fldCharType="separate"/>
-      </w:r>
-      <w:r>
-        <w:rPr>
-          <w:sz w:val="20"/>
-          <w:szCs w:val="20"/>
-          <w:lang w:val="en-US"/>
-        </w:rPr>
-        <w:t>Lenz &amp; Lawson (2011, p. 575)</w:t>
-      </w:r>
-      <w:r>
-        <w:rPr>
-          <w:sz w:val="20"/>
-          <w:szCs w:val="20"/>
-          <w:lang w:val="en-US"/>
-        </w:rPr>
-        <w:fldChar w:fldCharType="end"/>
-      </w:r>
+      <w:hyperlink r:id="rId7">
+        <w:r>
+          <w:rPr>
+            <w:sz w:val="20"/>
+            <w:szCs w:val="20"/>
+            <w:lang w:val="en-US"/>
+          </w:rPr>
+          <w:t>Lenz &amp; Lawson (2011, p. 575)</w:t>
+        </w:r>
+      </w:hyperlink>
       <w:r>
         <w:rPr>
           <w:sz w:val="20"/>
@@ -22451,70 +21993,52 @@
         </w:rPr>
         <w:t xml:space="preserve"> be a concern if certain political parties are more likely to attract more beautiful individuals or if “politicians on the right look more beautiful” </w:t>
       </w:r>
-      <w:r>
-        <w:fldChar w:fldCharType="begin"/>
-      </w:r>
-      <w:r>
-        <w:rPr>
-          <w:lang w:val="en-US"/>
-        </w:rPr>
-        <w:instrText xml:space="preserve"> HYPERLINK "https://www.zotero.org/google-docs/?52SUsK" \h </w:instrText>
-      </w:r>
-      <w:r>
-        <w:fldChar w:fldCharType="separate"/>
-      </w:r>
-      <w:r>
-        <w:rPr>
-          <w:sz w:val="20"/>
-          <w:szCs w:val="20"/>
-          <w:lang w:val="en-US"/>
-        </w:rPr>
-        <w:t xml:space="preserve">(Berggren et al., 2010, 2017; see also, Price et al., 2011; </w:t>
-      </w:r>
-      <w:proofErr w:type="spellStart"/>
-      <w:r>
-        <w:rPr>
-          <w:sz w:val="20"/>
-          <w:szCs w:val="20"/>
-          <w:lang w:val="en-US"/>
-        </w:rPr>
-        <w:t>Belmi</w:t>
-      </w:r>
-      <w:proofErr w:type="spellEnd"/>
-      <w:r>
-        <w:rPr>
-          <w:sz w:val="20"/>
-          <w:szCs w:val="20"/>
-          <w:lang w:val="en-US"/>
-        </w:rPr>
-        <w:t xml:space="preserve"> &amp; Neale, 2014; </w:t>
-      </w:r>
-      <w:proofErr w:type="spellStart"/>
-      <w:r>
-        <w:rPr>
-          <w:sz w:val="20"/>
-          <w:szCs w:val="20"/>
-          <w:lang w:val="en-US"/>
-        </w:rPr>
-        <w:t>Olivola</w:t>
-      </w:r>
-      <w:proofErr w:type="spellEnd"/>
-      <w:r>
-        <w:rPr>
-          <w:sz w:val="20"/>
-          <w:szCs w:val="20"/>
-          <w:lang w:val="en-US"/>
-        </w:rPr>
-        <w:t xml:space="preserve"> et al., 2018)</w:t>
-      </w:r>
-      <w:r>
-        <w:rPr>
-          <w:sz w:val="20"/>
-          <w:szCs w:val="20"/>
-          <w:lang w:val="en-US"/>
-        </w:rPr>
-        <w:fldChar w:fldCharType="end"/>
-      </w:r>
+      <w:hyperlink r:id="rId8">
+        <w:r>
+          <w:rPr>
+            <w:sz w:val="20"/>
+            <w:szCs w:val="20"/>
+            <w:lang w:val="en-US"/>
+          </w:rPr>
+          <w:t xml:space="preserve">(Berggren et al., 2010, 2017; see also, Price et al., 2011; </w:t>
+        </w:r>
+        <w:proofErr w:type="spellStart"/>
+        <w:r>
+          <w:rPr>
+            <w:sz w:val="20"/>
+            <w:szCs w:val="20"/>
+            <w:lang w:val="en-US"/>
+          </w:rPr>
+          <w:t>Belmi</w:t>
+        </w:r>
+        <w:proofErr w:type="spellEnd"/>
+        <w:r>
+          <w:rPr>
+            <w:sz w:val="20"/>
+            <w:szCs w:val="20"/>
+            <w:lang w:val="en-US"/>
+          </w:rPr>
+          <w:t xml:space="preserve"> &amp; Neale, 2014; </w:t>
+        </w:r>
+        <w:proofErr w:type="spellStart"/>
+        <w:r>
+          <w:rPr>
+            <w:sz w:val="20"/>
+            <w:szCs w:val="20"/>
+            <w:lang w:val="en-US"/>
+          </w:rPr>
+          <w:t>Olivola</w:t>
+        </w:r>
+        <w:proofErr w:type="spellEnd"/>
+        <w:r>
+          <w:rPr>
+            <w:sz w:val="20"/>
+            <w:szCs w:val="20"/>
+            <w:lang w:val="en-US"/>
+          </w:rPr>
+          <w:t xml:space="preserve"> et al., 2018)</w:t>
+        </w:r>
+      </w:hyperlink>
       <w:r>
         <w:rPr>
           <w:sz w:val="20"/>
@@ -22583,25 +22107,23 @@
         </w:rPr>
         <w:t xml:space="preserve"> It should be noted that in correctly identified Poisson processes, the conditional mean of the outcome variable equals the conditional variance of the outcome variable </w:t>
       </w:r>
-      <w:r>
-        <w:fldChar w:fldCharType="begin"/>
-      </w:r>
-      <w:r>
-        <w:rPr>
-          <w:lang w:val="en-US"/>
-        </w:rPr>
-        <w:instrText xml:space="preserve"> HYPERLINK "https://www.zotero.org/google-docs/?ha7mTf" \h </w:instrText>
-      </w:r>
-      <w:r>
-        <w:fldChar w:fldCharType="separate"/>
-      </w:r>
+      <w:hyperlink r:id="rId9">
+        <w:r>
+          <w:rPr>
+            <w:sz w:val="20"/>
+            <w:szCs w:val="20"/>
+            <w:lang w:val="en-US"/>
+          </w:rPr>
+          <w:t>(Long, 1997, p. 218)</w:t>
+        </w:r>
+      </w:hyperlink>
       <w:r>
         <w:rPr>
           <w:sz w:val="20"/>
           <w:szCs w:val="20"/>
           <w:lang w:val="en-US"/>
         </w:rPr>
-        <w:t>(Long, 1997, p. 218)</w:t>
+        <w:t xml:space="preserve">. In our case, turnout shows some evidence </w:t>
       </w:r>
       <w:r>
         <w:rPr>
@@ -22609,7 +22131,7 @@
           <w:szCs w:val="20"/>
           <w:lang w:val="en-US"/>
         </w:rPr>
-        <w:fldChar w:fldCharType="end"/>
+        <w:t>of</w:t>
       </w:r>
       <w:r>
         <w:rPr>
@@ -22617,43 +22139,27 @@
           <w:szCs w:val="20"/>
           <w:lang w:val="en-US"/>
         </w:rPr>
-        <w:t xml:space="preserve">. In our case, turnout shows some evidence </w:t>
-      </w:r>
+        <w:t xml:space="preserve"> overdispersion. To relax the </w:t>
+      </w:r>
+      <w:proofErr w:type="spellStart"/>
       <w:r>
         <w:rPr>
           <w:sz w:val="20"/>
           <w:szCs w:val="20"/>
           <w:lang w:val="en-US"/>
         </w:rPr>
-        <w:t>of</w:t>
-      </w:r>
+        <w:t>equidispersion</w:t>
+      </w:r>
+      <w:proofErr w:type="spellEnd"/>
       <w:r>
         <w:rPr>
           <w:sz w:val="20"/>
           <w:szCs w:val="20"/>
           <w:lang w:val="en-US"/>
         </w:rPr>
-        <w:t xml:space="preserve"> overdispersion. To relax the </w:t>
-      </w:r>
-      <w:proofErr w:type="spellStart"/>
-      <w:r>
-        <w:rPr>
-          <w:sz w:val="20"/>
-          <w:szCs w:val="20"/>
-          <w:lang w:val="en-US"/>
-        </w:rPr>
-        <w:t>equidispersion</w:t>
-      </w:r>
-      <w:proofErr w:type="spellEnd"/>
-      <w:r>
-        <w:rPr>
-          <w:sz w:val="20"/>
-          <w:szCs w:val="20"/>
-          <w:lang w:val="en-US"/>
-        </w:rPr>
         <w:t xml:space="preserve"> assumption, both negative binomial and quasi-Poisson specifications were estimated </w:t>
       </w:r>
-      <w:hyperlink r:id="rId1">
+      <w:hyperlink r:id="rId10">
         <w:r>
           <w:rPr>
             <w:sz w:val="20"/>

--- a/Bahamonde_Sarpila.docx
+++ b/Bahamonde_Sarpila.docx
@@ -11042,7 +11042,368 @@
           <w:noProof/>
           <w:lang w:val="en-US"/>
         </w:rPr>
-        <w:t># HERE</w:t>
+        <w:t xml:space="preserve">Since this paper focuses primarily on the </w:t>
+      </w:r>
+      <w:r>
+        <w:rPr>
+          <w:noProof/>
+          <w:lang w:val="en-US"/>
+        </w:rPr>
+        <w:t>combined</w:t>
+      </w:r>
+      <w:r>
+        <w:rPr>
+          <w:noProof/>
+          <w:lang w:val="en-US"/>
+        </w:rPr>
+        <w:t xml:space="preserve"> effect</w:t>
+      </w:r>
+      <w:r>
+        <w:rPr>
+          <w:noProof/>
+          <w:lang w:val="en-US"/>
+        </w:rPr>
+        <w:t>s</w:t>
+      </w:r>
+      <w:r>
+        <w:rPr>
+          <w:noProof/>
+          <w:lang w:val="en-US"/>
+        </w:rPr>
+        <w:t xml:space="preserve"> of physical</w:t>
+      </w:r>
+      <w:r>
+        <w:rPr>
+          <w:noProof/>
+          <w:lang w:val="en-US"/>
+        </w:rPr>
+        <w:t xml:space="preserve"> appearance</w:t>
+      </w:r>
+      <w:r>
+        <w:rPr>
+          <w:noProof/>
+          <w:lang w:val="en-US"/>
+        </w:rPr>
+        <w:t xml:space="preserve"> (</w:t>
+      </w:r>
+      <w:r>
+        <w:rPr>
+          <w:noProof/>
+          <w:lang w:val="en-US"/>
+        </w:rPr>
+        <w:t>i.e., “</w:t>
+      </w:r>
+      <w:r>
+        <w:rPr>
+          <w:i/>
+          <w:iCs/>
+          <w:noProof/>
+          <w:lang w:val="en-US"/>
+        </w:rPr>
+        <w:t>To what extent does this person correspond to your image of someone working in [occupation]</w:t>
+      </w:r>
+      <w:r>
+        <w:rPr>
+          <w:noProof/>
+          <w:lang w:val="en-US"/>
+        </w:rPr>
+        <w:t>?</w:t>
+      </w:r>
+      <w:r>
+        <w:rPr>
+          <w:noProof/>
+          <w:lang w:val="en-US"/>
+        </w:rPr>
+        <w:t>”</w:t>
+      </w:r>
+      <w:r>
+        <w:rPr>
+          <w:noProof/>
+          <w:lang w:val="en-US"/>
+        </w:rPr>
+        <w:t>)</w:t>
+      </w:r>
+      <w:r>
+        <w:rPr>
+          <w:noProof/>
+          <w:lang w:val="en-US"/>
+        </w:rPr>
+        <w:t xml:space="preserve"> </w:t>
+      </w:r>
+      <w:r>
+        <w:rPr>
+          <w:noProof/>
+          <w:lang w:val="en-US"/>
+        </w:rPr>
+        <w:t>and</w:t>
+      </w:r>
+      <w:r>
+        <w:rPr>
+          <w:noProof/>
+          <w:lang w:val="en-US"/>
+        </w:rPr>
+        <w:t xml:space="preserve"> social class</w:t>
+      </w:r>
+      <w:r>
+        <w:rPr>
+          <w:noProof/>
+          <w:lang w:val="en-US"/>
+        </w:rPr>
+        <w:t xml:space="preserve"> (upper, middle and lower class occupations)</w:t>
+      </w:r>
+      <w:r>
+        <w:rPr>
+          <w:noProof/>
+          <w:lang w:val="en-US"/>
+        </w:rPr>
+        <w:t xml:space="preserve">, the main independent variable is an interaction term between these two covariates. Following </w:t>
+      </w:r>
+      <w:hyperlink r:id="rId111">
+        <w:r>
+          <w:rPr>
+            <w:noProof/>
+            <w:lang w:val="en-US"/>
+          </w:rPr>
+          <w:t>Brambor et al. (2006)</w:t>
+        </w:r>
+      </w:hyperlink>
+      <w:r>
+        <w:rPr>
+          <w:noProof/>
+          <w:lang w:val="en-US"/>
+        </w:rPr>
+        <w:t>, both the multiplicative and constitutive terms were included</w:t>
+      </w:r>
+      <w:r>
+        <w:rPr>
+          <w:noProof/>
+          <w:lang w:val="en-US"/>
+        </w:rPr>
+        <w:t xml:space="preserve"> and</w:t>
+      </w:r>
+      <w:r>
+        <w:rPr>
+          <w:noProof/>
+          <w:lang w:val="en-US"/>
+        </w:rPr>
+        <w:t xml:space="preserve"> we </w:t>
+      </w:r>
+      <w:r>
+        <w:rPr>
+          <w:noProof/>
+          <w:lang w:val="en-US"/>
+        </w:rPr>
+        <w:t xml:space="preserve">also </w:t>
+      </w:r>
+      <w:r>
+        <w:rPr>
+          <w:noProof/>
+          <w:lang w:val="en-US"/>
+        </w:rPr>
+        <w:t>analyze the marginal effects</w:t>
+      </w:r>
+      <w:r>
+        <w:rPr>
+          <w:noProof/>
+          <w:lang w:val="en-US"/>
+        </w:rPr>
+        <w:t>,</w:t>
+      </w:r>
+      <w:r>
+        <w:rPr>
+          <w:noProof/>
+          <w:lang w:val="en-US"/>
+        </w:rPr>
+        <w:t xml:space="preserve"> </w:t>
+      </w:r>
+      <w:r>
+        <w:rPr>
+          <w:noProof/>
+          <w:lang w:val="en-US"/>
+        </w:rPr>
+        <w:t xml:space="preserve">not the regression table </w:t>
+      </w:r>
+      <w:hyperlink r:id="rId112">
+        <w:r>
+          <w:rPr>
+            <w:noProof/>
+            <w:lang w:val="en-US"/>
+          </w:rPr>
+          <w:t>(2006, p. 71)</w:t>
+        </w:r>
+      </w:hyperlink>
+      <w:r>
+        <w:rPr>
+          <w:noProof/>
+          <w:lang w:val="en-US"/>
+        </w:rPr>
+        <w:t xml:space="preserve">. This is particularly important when estimating generalized linear models because (1) the interaction effect could be non-zero, even when the estimation </w:t>
+      </w:r>
+      <w:r>
+        <w:rPr>
+          <w:noProof/>
+          <w:lang w:val="en-US"/>
+        </w:rPr>
+        <w:t>indicates</w:t>
+      </w:r>
+      <w:r>
+        <w:rPr>
+          <w:noProof/>
+          <w:lang w:val="en-US"/>
+        </w:rPr>
+        <w:t xml:space="preserve"> </w:t>
+      </w:r>
+      <w:r>
+        <w:rPr>
+          <w:noProof/>
+          <w:lang w:val="en-US"/>
+        </w:rPr>
+        <w:t>that</w:t>
+      </w:r>
+      <w:r>
+        <w:rPr>
+          <w:noProof/>
+          <w:lang w:val="en-US"/>
+        </w:rPr>
+        <w:t xml:space="preserve"> it is zero, and (2) the statistical significance of the interaction effect cannot be tested with a simple t-test on the coefficient of the interaction term </w:t>
+      </w:r>
+      <w:hyperlink r:id="rId113">
+        <w:r>
+          <w:rPr>
+            <w:noProof/>
+            <w:lang w:val="en-US"/>
+          </w:rPr>
+          <w:t>(Ai &amp; Norton, 2003)</w:t>
+        </w:r>
+      </w:hyperlink>
+      <w:r>
+        <w:rPr>
+          <w:noProof/>
+          <w:lang w:val="en-US"/>
+        </w:rPr>
+        <w:t>. Hence, this section concentrates on the plot of the marginal effect of the predicted effects of</w:t>
+      </w:r>
+      <w:r>
+        <w:rPr>
+          <w:noProof/>
+          <w:lang w:val="en-US"/>
+        </w:rPr>
+        <w:t xml:space="preserve"> candidate</w:t>
+      </w:r>
+      <w:r>
+        <w:rPr>
+          <w:noProof/>
+          <w:lang w:val="en-US"/>
+        </w:rPr>
+        <w:t xml:space="preserve"> </w:t>
+      </w:r>
+      <w:r>
+        <w:rPr>
+          <w:i/>
+          <w:iCs/>
+          <w:noProof/>
+          <w:lang w:val="en-US"/>
+        </w:rPr>
+        <w:t>i's</w:t>
+      </w:r>
+      <w:r>
+        <w:rPr>
+          <w:noProof/>
+          <w:lang w:val="en-US"/>
+        </w:rPr>
+        <w:t xml:space="preserve"> appearance-occupation</w:t>
+      </w:r>
+      <w:r>
+        <w:rPr>
+          <w:noProof/>
+          <w:lang w:val="en-US"/>
+        </w:rPr>
+        <w:t xml:space="preserve"> congruence </w:t>
+      </w:r>
+      <w:r>
+        <w:rPr>
+          <w:i/>
+          <w:noProof/>
+          <w:lang w:val="en-US"/>
+        </w:rPr>
+        <w:t>and</w:t>
+      </w:r>
+      <w:r>
+        <w:rPr>
+          <w:noProof/>
+          <w:lang w:val="en-US"/>
+        </w:rPr>
+        <w:t xml:space="preserve"> </w:t>
+      </w:r>
+      <w:r>
+        <w:rPr>
+          <w:noProof/>
+          <w:lang w:val="en-US"/>
+        </w:rPr>
+        <w:t>his/</w:t>
+      </w:r>
+      <w:r>
+        <w:rPr>
+          <w:noProof/>
+          <w:lang w:val="en-US"/>
+        </w:rPr>
+        <w:t xml:space="preserve">her </w:t>
+      </w:r>
+      <w:r>
+        <w:rPr>
+          <w:noProof/>
+          <w:lang w:val="en-US"/>
+        </w:rPr>
+        <w:t xml:space="preserve">social class on </w:t>
+      </w:r>
+      <w:r>
+        <w:rPr>
+          <w:noProof/>
+          <w:lang w:val="en-US"/>
+        </w:rPr>
+        <w:t xml:space="preserve">the number of votes </w:t>
+      </w:r>
+      <w:r>
+        <w:rPr>
+          <w:noProof/>
+          <w:lang w:val="en-US"/>
+        </w:rPr>
+        <w:t>he/</w:t>
+      </w:r>
+      <w:r>
+        <w:rPr>
+          <w:noProof/>
+          <w:lang w:val="en-US"/>
+        </w:rPr>
+        <w:t>she received</w:t>
+      </w:r>
+      <w:r>
+        <w:rPr>
+          <w:noProof/>
+          <w:lang w:val="en-US"/>
+        </w:rPr>
+        <w:t xml:space="preserve"> (</w:t>
+      </w:r>
+      <w:r>
+        <w:rPr>
+          <w:noProof/>
+          <w:lang w:val="en-US"/>
+        </w:rPr>
+        <w:t xml:space="preserve">see </w:t>
+      </w:r>
+      <w:r>
+        <w:rPr>
+          <w:noProof/>
+          <w:lang w:val="en-US"/>
+        </w:rPr>
+        <w:t>Figure 2)</w:t>
+      </w:r>
+      <w:r>
+        <w:rPr>
+          <w:noProof/>
+          <w:lang w:val="en-US"/>
+        </w:rPr>
+        <w:t>.</w:t>
       </w:r>
     </w:p>
     <w:p>
@@ -11059,35 +11420,95 @@
           <w:noProof/>
           <w:lang w:val="en-US"/>
         </w:rPr>
-        <w:t xml:space="preserve">Since this paper focuses primarily on the </w:t>
-      </w:r>
-      <w:r>
-        <w:rPr>
-          <w:noProof/>
-          <w:lang w:val="en-US"/>
-        </w:rPr>
-        <w:t>combined</w:t>
-      </w:r>
-      <w:r>
-        <w:rPr>
-          <w:noProof/>
-          <w:lang w:val="en-US"/>
-        </w:rPr>
-        <w:t xml:space="preserve"> effect</w:t>
-      </w:r>
-      <w:r>
-        <w:rPr>
-          <w:noProof/>
-          <w:lang w:val="en-US"/>
-        </w:rPr>
-        <w:t>s</w:t>
-      </w:r>
-      <w:r>
-        <w:rPr>
-          <w:noProof/>
-          <w:lang w:val="en-US"/>
-        </w:rPr>
-        <w:t xml:space="preserve"> of physical</w:t>
+        <w:lastRenderedPageBreak/>
+        <w:t xml:space="preserve">Several control variables were included in the model. Since party affiliation is one of the main explanatory factors of </w:t>
+      </w:r>
+      <w:r>
+        <w:rPr>
+          <w:noProof/>
+          <w:lang w:val="en-US"/>
+        </w:rPr>
+        <w:t>voting</w:t>
+      </w:r>
+      <w:r>
+        <w:rPr>
+          <w:noProof/>
+          <w:lang w:val="en-US"/>
+        </w:rPr>
+        <w:t xml:space="preserve"> </w:t>
+      </w:r>
+      <w:hyperlink r:id="rId114">
+        <w:r>
+          <w:rPr>
+            <w:noProof/>
+            <w:lang w:val="en-US"/>
+          </w:rPr>
+          <w:t>(Bartels, 2000; Lau &amp; Redlawsk, 2006)</w:t>
+        </w:r>
+      </w:hyperlink>
+      <w:r>
+        <w:rPr>
+          <w:noProof/>
+          <w:lang w:val="en-US"/>
+        </w:rPr>
+        <w:t>, an indicator variable for party was considered.</w:t>
+      </w:r>
+      <w:r>
+        <w:rPr>
+          <w:noProof/>
+          <w:vertAlign w:val="superscript"/>
+          <w:lang w:val="en-US"/>
+        </w:rPr>
+        <w:footnoteReference w:id="14"/>
+      </w:r>
+      <w:r>
+        <w:rPr>
+          <w:noProof/>
+          <w:lang w:val="en-US"/>
+        </w:rPr>
+        <w:t xml:space="preserve"> In addition, </w:t>
+      </w:r>
+      <w:r>
+        <w:rPr>
+          <w:noProof/>
+          <w:lang w:val="en-US"/>
+        </w:rPr>
+        <w:t xml:space="preserve">because </w:t>
+      </w:r>
+      <w:r>
+        <w:rPr>
+          <w:noProof/>
+          <w:lang w:val="en-US"/>
+        </w:rPr>
+        <w:t xml:space="preserve">certain occupations might be age-specific, age was included as another control variable. This is also relevant because age might have an impact on the respondent’s perception </w:t>
+      </w:r>
+      <w:r>
+        <w:rPr>
+          <w:noProof/>
+          <w:lang w:val="en-US"/>
+        </w:rPr>
+        <w:t xml:space="preserve">of </w:t>
+      </w:r>
+      <w:r>
+        <w:rPr>
+          <w:noProof/>
+          <w:lang w:val="en-US"/>
+        </w:rPr>
+        <w:t xml:space="preserve">the candidate when evaluating </w:t>
+      </w:r>
+      <w:r>
+        <w:rPr>
+          <w:noProof/>
+          <w:lang w:val="en-US"/>
+        </w:rPr>
+        <w:t xml:space="preserve">the congruence between </w:t>
+      </w:r>
+      <w:r>
+        <w:rPr>
+          <w:noProof/>
+          <w:lang w:val="en-US"/>
+        </w:rPr>
+        <w:t>his/her physical</w:t>
       </w:r>
       <w:r>
         <w:rPr>
@@ -11101,35 +11522,14 @@
           <w:noProof/>
           <w:lang w:val="en-US"/>
         </w:rPr>
-        <w:t xml:space="preserve"> (</w:t>
-      </w:r>
-      <w:r>
-        <w:rPr>
-          <w:noProof/>
-          <w:lang w:val="en-US"/>
-        </w:rPr>
-        <w:t>i.e., “</w:t>
-      </w:r>
-      <w:r>
-        <w:rPr>
-          <w:noProof/>
-          <w:lang w:val="en-US"/>
-        </w:rPr>
-        <w:t>To what extent does this person correspond to your image of someone working in [occupation]?</w:t>
-      </w:r>
-      <w:r>
-        <w:rPr>
-          <w:noProof/>
-          <w:lang w:val="en-US"/>
-        </w:rPr>
-        <w:t>”</w:t>
-      </w:r>
-      <w:r>
-        <w:rPr>
-          <w:noProof/>
-          <w:lang w:val="en-US"/>
-        </w:rPr>
-        <w:t>)</w:t>
+        <w:t xml:space="preserve"> and</w:t>
+      </w:r>
+      <w:r>
+        <w:rPr>
+          <w:noProof/>
+          <w:lang w:val="en-US"/>
+        </w:rPr>
+        <w:t xml:space="preserve"> his/her</w:t>
       </w:r>
       <w:r>
         <w:rPr>
@@ -11143,58 +11543,21 @@
           <w:noProof/>
           <w:lang w:val="en-US"/>
         </w:rPr>
-        <w:t>and</w:t>
-      </w:r>
-      <w:r>
-        <w:rPr>
-          <w:noProof/>
-          <w:lang w:val="en-US"/>
-        </w:rPr>
-        <w:t xml:space="preserve"> social class</w:t>
-      </w:r>
-      <w:r>
-        <w:rPr>
-          <w:noProof/>
-          <w:lang w:val="en-US"/>
-        </w:rPr>
-        <w:t xml:space="preserve"> (upper, middle and lower class occupations)</w:t>
-      </w:r>
-      <w:r>
-        <w:rPr>
-          <w:noProof/>
-          <w:lang w:val="en-US"/>
-        </w:rPr>
-        <w:t xml:space="preserve">, the main independent variable is an interaction term between these two covariates. Following </w:t>
-      </w:r>
-      <w:hyperlink r:id="rId111">
-        <w:r>
-          <w:rPr>
-            <w:noProof/>
-            <w:lang w:val="en-US"/>
-          </w:rPr>
-          <w:t>Brambor et al. (2006)</w:t>
-        </w:r>
-      </w:hyperlink>
-      <w:r>
-        <w:rPr>
-          <w:noProof/>
-          <w:lang w:val="en-US"/>
-        </w:rPr>
-        <w:t>, both the multiplicative and constitutive terms were included</w:t>
-      </w:r>
-      <w:r>
-        <w:rPr>
-          <w:noProof/>
-          <w:lang w:val="en-US"/>
-        </w:rPr>
-        <w:t xml:space="preserve"> and</w:t>
-      </w:r>
-      <w:r>
-        <w:rPr>
-          <w:noProof/>
-          <w:lang w:val="en-US"/>
-        </w:rPr>
-        <w:t xml:space="preserve"> we </w:t>
+        <w:t xml:space="preserve">occupation. </w:t>
+      </w:r>
+      <w:r>
+        <w:rPr>
+          <w:noProof/>
+          <w:lang w:val="en-US"/>
+        </w:rPr>
+        <w:t>I</w:t>
+      </w:r>
+      <w:r>
+        <w:rPr>
+          <w:noProof/>
+          <w:lang w:val="en-US"/>
+        </w:rPr>
+        <w:t xml:space="preserve">ncluding age is </w:t>
       </w:r>
       <w:r>
         <w:rPr>
@@ -11208,7 +11571,37 @@
           <w:noProof/>
           <w:lang w:val="en-US"/>
         </w:rPr>
-        <w:t>analyze the marginal effects</w:t>
+        <w:t xml:space="preserve">particularly relevant because physiognomic cues—such as age—set in motion social and political expectations, effectively signaling “traits that accompany the status of age, including dominance and strength” </w:t>
+      </w:r>
+      <w:hyperlink r:id="rId115">
+        <w:r>
+          <w:rPr>
+            <w:noProof/>
+            <w:lang w:val="en-US"/>
+          </w:rPr>
+          <w:t>(Keating et al., 1999, p. 594)</w:t>
+        </w:r>
+      </w:hyperlink>
+      <w:r>
+        <w:rPr>
+          <w:noProof/>
+          <w:lang w:val="en-US"/>
+        </w:rPr>
+        <w:t>. Finally, to account for unobserved but fixed omitted variables, city fixed effects were included in all models. By pursuing this econometric strategy, the model aims at keeping constant at their means city-specific factors such as population size, different political cleavages (urban</w:t>
+      </w:r>
+      <w:r>
+        <w:rPr>
+          <w:noProof/>
+          <w:lang w:val="en-US"/>
+        </w:rPr>
+        <w:t>/</w:t>
+      </w:r>
+      <w:r>
+        <w:rPr>
+          <w:noProof/>
+          <w:lang w:val="en-US"/>
+        </w:rPr>
+        <w:t>rural, language, etc.), local party competition issues</w:t>
       </w:r>
       <w:r>
         <w:rPr>
@@ -11222,183 +11615,51 @@
           <w:noProof/>
           <w:lang w:val="en-US"/>
         </w:rPr>
-        <w:t xml:space="preserve"> </w:t>
-      </w:r>
-      <w:r>
-        <w:rPr>
-          <w:noProof/>
-          <w:lang w:val="en-US"/>
-        </w:rPr>
-        <w:t xml:space="preserve">not the regression table </w:t>
-      </w:r>
-      <w:hyperlink r:id="rId112">
-        <w:r>
-          <w:rPr>
-            <w:noProof/>
-            <w:lang w:val="en-US"/>
-          </w:rPr>
-          <w:t>(2006, p. 71)</w:t>
-        </w:r>
-      </w:hyperlink>
-      <w:r>
-        <w:rPr>
-          <w:noProof/>
-          <w:lang w:val="en-US"/>
-        </w:rPr>
-        <w:t xml:space="preserve">. This is particularly important when estimating generalized linear models because (1) the interaction effect could be non-zero, even when the estimation </w:t>
-      </w:r>
-      <w:r>
-        <w:rPr>
-          <w:noProof/>
-          <w:lang w:val="en-US"/>
-        </w:rPr>
-        <w:t>indicates</w:t>
-      </w:r>
-      <w:r>
-        <w:rPr>
-          <w:noProof/>
-          <w:lang w:val="en-US"/>
-        </w:rPr>
-        <w:t xml:space="preserve"> </w:t>
-      </w:r>
-      <w:r>
-        <w:rPr>
-          <w:noProof/>
-          <w:lang w:val="en-US"/>
-        </w:rPr>
-        <w:t>that</w:t>
-      </w:r>
-      <w:r>
-        <w:rPr>
-          <w:noProof/>
-          <w:lang w:val="en-US"/>
-        </w:rPr>
-        <w:t xml:space="preserve"> it is zero, and (2) the statistical significance of the interaction effect cannot be tested with a simple t-test on the coefficient of the interaction term </w:t>
-      </w:r>
-      <w:hyperlink r:id="rId113">
-        <w:r>
-          <w:rPr>
-            <w:noProof/>
-            <w:lang w:val="en-US"/>
-          </w:rPr>
-          <w:t>(Ai &amp; Norton, 2003)</w:t>
-        </w:r>
-      </w:hyperlink>
-      <w:r>
-        <w:rPr>
-          <w:noProof/>
-          <w:lang w:val="en-US"/>
-        </w:rPr>
-        <w:t xml:space="preserve">. Hence, this section concentrates on the plot of the marginal effect of the predicted </w:t>
-      </w:r>
-      <w:r>
-        <w:rPr>
-          <w:noProof/>
-          <w:lang w:val="en-US"/>
-        </w:rPr>
-        <w:lastRenderedPageBreak/>
-        <w:t>effects of</w:t>
-      </w:r>
-      <w:r>
-        <w:rPr>
-          <w:noProof/>
-          <w:lang w:val="en-US"/>
-        </w:rPr>
-        <w:t xml:space="preserve"> candidate</w:t>
-      </w:r>
-      <w:r>
-        <w:rPr>
-          <w:noProof/>
-          <w:lang w:val="en-US"/>
-        </w:rPr>
-        <w:t xml:space="preserve"> </w:t>
-      </w:r>
-      <w:r>
-        <w:rPr>
-          <w:i/>
-          <w:iCs/>
-          <w:noProof/>
-          <w:lang w:val="en-US"/>
-        </w:rPr>
-        <w:t>i's</w:t>
-      </w:r>
-      <w:r>
-        <w:rPr>
-          <w:noProof/>
-          <w:lang w:val="en-US"/>
-        </w:rPr>
-        <w:t xml:space="preserve"> appearance-occupation</w:t>
-      </w:r>
-      <w:r>
-        <w:rPr>
-          <w:noProof/>
-          <w:lang w:val="en-US"/>
-        </w:rPr>
-        <w:t xml:space="preserve"> congruence </w:t>
-      </w:r>
-      <w:r>
-        <w:rPr>
-          <w:i/>
-          <w:noProof/>
-          <w:lang w:val="en-US"/>
-        </w:rPr>
-        <w:t>and</w:t>
-      </w:r>
-      <w:r>
-        <w:rPr>
-          <w:noProof/>
-          <w:lang w:val="en-US"/>
-        </w:rPr>
-        <w:t xml:space="preserve"> </w:t>
-      </w:r>
-      <w:r>
-        <w:rPr>
-          <w:noProof/>
-          <w:lang w:val="en-US"/>
-        </w:rPr>
-        <w:t>his/</w:t>
-      </w:r>
-      <w:r>
-        <w:rPr>
-          <w:noProof/>
-          <w:lang w:val="en-US"/>
-        </w:rPr>
-        <w:t xml:space="preserve">her </w:t>
-      </w:r>
-      <w:r>
-        <w:rPr>
-          <w:noProof/>
-          <w:lang w:val="en-US"/>
-        </w:rPr>
-        <w:t xml:space="preserve">social class on </w:t>
-      </w:r>
-      <w:r>
-        <w:rPr>
-          <w:noProof/>
-          <w:lang w:val="en-US"/>
-        </w:rPr>
-        <w:t xml:space="preserve">the number of votes </w:t>
-      </w:r>
-      <w:r>
-        <w:rPr>
-          <w:noProof/>
-          <w:lang w:val="en-US"/>
-        </w:rPr>
-        <w:t>he/</w:t>
-      </w:r>
-      <w:r>
-        <w:rPr>
-          <w:noProof/>
-          <w:lang w:val="en-US"/>
-        </w:rPr>
-        <w:t>she received</w:t>
-      </w:r>
-      <w:r>
-        <w:rPr>
-          <w:noProof/>
-          <w:lang w:val="en-US"/>
-        </w:rPr>
-        <w:t>.</w:t>
+        <w:t xml:space="preserve"> as well as possible incumbency/contestation dynamics, among other hard-to-measure confounding factors </w:t>
+      </w:r>
+      <w:hyperlink r:id="rId116">
+        <w:r>
+          <w:rPr>
+            <w:noProof/>
+            <w:lang w:val="en-US"/>
+          </w:rPr>
+          <w:t>(Angrist &amp; Pischke, 2009)</w:t>
+        </w:r>
+      </w:hyperlink>
+      <w:r>
+        <w:rPr>
+          <w:noProof/>
+          <w:lang w:val="en-US"/>
+        </w:rPr>
+        <w:t xml:space="preserve">. To rule out the possibility that the results presented in this paper are not </w:t>
+      </w:r>
+      <w:r>
+        <w:rPr>
+          <w:noProof/>
+          <w:lang w:val="en-US"/>
+        </w:rPr>
+        <w:t xml:space="preserve">exclusively </w:t>
+      </w:r>
+      <w:r>
+        <w:rPr>
+          <w:noProof/>
+          <w:lang w:val="en-US"/>
+        </w:rPr>
+        <w:t>a function of perceived attractiveness and/or masculinity or femininity levels, several other models were estimated</w:t>
+      </w:r>
+      <w:r>
+        <w:rPr>
+          <w:noProof/>
+          <w:lang w:val="en-US"/>
+        </w:rPr>
+        <w:t>,</w:t>
+      </w:r>
+      <w:r>
+        <w:rPr>
+          <w:noProof/>
+          <w:lang w:val="en-US"/>
+        </w:rPr>
+        <w:t xml:space="preserve"> controlling for those covariates as robustness checks.</w:t>
       </w:r>
     </w:p>
     <w:p>
@@ -11415,14 +11676,74 @@
           <w:noProof/>
           <w:lang w:val="en-US"/>
         </w:rPr>
-        <w:t xml:space="preserve">Several control variables were included in the model. Since party affiliation is one of the main explanatory factors of </w:t>
-      </w:r>
-      <w:r>
-        <w:rPr>
-          <w:noProof/>
-          <w:lang w:val="en-US"/>
-        </w:rPr>
-        <w:t>voting</w:t>
+        <w:t xml:space="preserve">Importantly, the analyses take advantage of the sampling procedure and the statistical representativeness </w:t>
+      </w:r>
+      <w:r>
+        <w:rPr>
+          <w:noProof/>
+          <w:lang w:val="en-US"/>
+        </w:rPr>
+        <w:t xml:space="preserve">of the data </w:t>
+      </w:r>
+      <w:r>
+        <w:rPr>
+          <w:noProof/>
+          <w:lang w:val="en-US"/>
+        </w:rPr>
+        <w:t xml:space="preserve">at the gender level. Given that “the gender of candidates might interact with perceptions of physical appearance” </w:t>
+      </w:r>
+      <w:hyperlink r:id="rId117">
+        <w:r>
+          <w:rPr>
+            <w:noProof/>
+            <w:lang w:val="en-US"/>
+          </w:rPr>
+          <w:t>(Praino et al., 2014, p. 1096)</w:t>
+        </w:r>
+      </w:hyperlink>
+      <w:r>
+        <w:rPr>
+          <w:noProof/>
+          <w:lang w:val="en-US"/>
+        </w:rPr>
+        <w:t>,</w:t>
+      </w:r>
+      <w:r>
+        <w:rPr>
+          <w:noProof/>
+          <w:lang w:val="en-US"/>
+        </w:rPr>
+        <w:t xml:space="preserve"> and that “attractiveness matters most for women candidates” </w:t>
+      </w:r>
+      <w:hyperlink r:id="rId118">
+        <w:r>
+          <w:rPr>
+            <w:noProof/>
+            <w:lang w:val="en-US"/>
+          </w:rPr>
+          <w:t>(Banducci et al., 2008, p. 906; but see Ditonto &amp; Mattes, 2018, p. 430)</w:t>
+        </w:r>
+      </w:hyperlink>
+      <w:r>
+        <w:rPr>
+          <w:noProof/>
+          <w:lang w:val="en-US"/>
+        </w:rPr>
+        <w:t xml:space="preserve">, </w:t>
+      </w:r>
+      <w:r>
+        <w:rPr>
+          <w:noProof/>
+          <w:lang w:val="en-US"/>
+        </w:rPr>
+        <w:t xml:space="preserve">the data were </w:t>
+      </w:r>
+      <w:r>
+        <w:rPr>
+          <w:noProof/>
+          <w:lang w:val="en-US"/>
+        </w:rPr>
+        <w:t>partitioned</w:t>
       </w:r>
       <w:r>
         <w:rPr>
@@ -11431,99 +11752,85 @@
         </w:rPr>
         <w:t xml:space="preserve"> </w:t>
       </w:r>
-      <w:hyperlink r:id="rId114">
-        <w:r>
-          <w:rPr>
-            <w:noProof/>
-            <w:lang w:val="en-US"/>
-          </w:rPr>
-          <w:t>(Bartels, 2000; Lau &amp; Redlawsk, 2006)</w:t>
-        </w:r>
-      </w:hyperlink>
-      <w:r>
-        <w:rPr>
-          <w:noProof/>
-          <w:lang w:val="en-US"/>
-        </w:rPr>
-        <w:t>, an indicator variable for party was considered.</w:t>
-      </w:r>
-      <w:r>
-        <w:rPr>
-          <w:noProof/>
-          <w:vertAlign w:val="superscript"/>
-          <w:lang w:val="en-US"/>
-        </w:rPr>
-        <w:footnoteReference w:id="14"/>
-      </w:r>
-      <w:r>
-        <w:rPr>
-          <w:noProof/>
-          <w:lang w:val="en-US"/>
-        </w:rPr>
-        <w:t xml:space="preserve"> In addition, </w:t>
-      </w:r>
-      <w:r>
-        <w:rPr>
-          <w:noProof/>
-          <w:lang w:val="en-US"/>
-        </w:rPr>
-        <w:t xml:space="preserve">because </w:t>
-      </w:r>
-      <w:r>
-        <w:rPr>
-          <w:noProof/>
-          <w:lang w:val="en-US"/>
-        </w:rPr>
-        <w:t xml:space="preserve">certain occupations might be age-specific, age was included as another control variable. This is also relevant because age might have an impact on the respondent’s perception </w:t>
-      </w:r>
-      <w:r>
-        <w:rPr>
-          <w:noProof/>
-          <w:lang w:val="en-US"/>
-        </w:rPr>
-        <w:t xml:space="preserve">of </w:t>
-      </w:r>
-      <w:r>
-        <w:rPr>
-          <w:noProof/>
-          <w:lang w:val="en-US"/>
-        </w:rPr>
-        <w:t xml:space="preserve">the candidate when evaluating </w:t>
-      </w:r>
-      <w:r>
-        <w:rPr>
-          <w:noProof/>
-          <w:lang w:val="en-US"/>
-        </w:rPr>
-        <w:t xml:space="preserve">the congruence between </w:t>
-      </w:r>
-      <w:r>
-        <w:rPr>
-          <w:noProof/>
-          <w:lang w:val="en-US"/>
-        </w:rPr>
-        <w:t>his/her physical</w:t>
-      </w:r>
-      <w:r>
-        <w:rPr>
-          <w:noProof/>
-          <w:lang w:val="en-US"/>
-        </w:rPr>
-        <w:t xml:space="preserve"> appearance</w:t>
-      </w:r>
-      <w:r>
-        <w:rPr>
-          <w:noProof/>
-          <w:lang w:val="en-US"/>
-        </w:rPr>
-        <w:t xml:space="preserve"> and</w:t>
-      </w:r>
-      <w:r>
-        <w:rPr>
-          <w:noProof/>
-          <w:lang w:val="en-US"/>
-        </w:rPr>
-        <w:t xml:space="preserve"> his/her</w:t>
+      <w:r>
+        <w:rPr>
+          <w:noProof/>
+          <w:lang w:val="en-US"/>
+        </w:rPr>
+        <w:t>by gender.</w:t>
+      </w:r>
+      <w:r>
+        <w:rPr>
+          <w:rStyle w:val="FootnoteReference"/>
+          <w:noProof/>
+          <w:lang w:val="en-US"/>
+        </w:rPr>
+        <w:footnoteReference w:id="15"/>
+      </w:r>
+      <w:r>
+        <w:rPr>
+          <w:noProof/>
+          <w:lang w:val="en-US"/>
+        </w:rPr>
+        <w:t xml:space="preserve"> All in all, Finland </w:t>
+      </w:r>
+      <w:r>
+        <w:rPr>
+          <w:noProof/>
+          <w:lang w:val="en-US"/>
+        </w:rPr>
+        <w:t>is</w:t>
+      </w:r>
+      <w:r>
+        <w:rPr>
+          <w:noProof/>
+          <w:lang w:val="en-US"/>
+        </w:rPr>
+        <w:t xml:space="preserve"> an excellent case because “Finnish elections are unusually suited for gender analysis, since there is a sizable number of both male and female candidates in all districts” </w:t>
+      </w:r>
+      <w:hyperlink r:id="rId119">
+        <w:r>
+          <w:rPr>
+            <w:noProof/>
+            <w:lang w:val="en-US"/>
+          </w:rPr>
+          <w:t>(Berggren et al., 2010, p. 9)</w:t>
+        </w:r>
+      </w:hyperlink>
+      <w:r>
+        <w:rPr>
+          <w:noProof/>
+          <w:lang w:val="en-US"/>
+        </w:rPr>
+        <w:t xml:space="preserve">. </w:t>
+      </w:r>
+      <w:r>
+        <w:rPr>
+          <w:noProof/>
+          <w:lang w:val="en-US"/>
+        </w:rPr>
+        <w:t>T</w:t>
+      </w:r>
+      <w:r>
+        <w:rPr>
+          <w:noProof/>
+          <w:lang w:val="en-US"/>
+        </w:rPr>
+        <w:t xml:space="preserve">o take advantage of these issues, the same model was </w:t>
+      </w:r>
+      <w:r>
+        <w:rPr>
+          <w:noProof/>
+          <w:lang w:val="en-US"/>
+        </w:rPr>
+        <w:t>used</w:t>
+      </w:r>
+      <w:r>
+        <w:rPr>
+          <w:noProof/>
+          <w:lang w:val="en-US"/>
+        </w:rPr>
+        <w:t xml:space="preserve"> to</w:t>
       </w:r>
       <w:r>
         <w:rPr>
@@ -11537,123 +11844,86 @@
           <w:noProof/>
           <w:lang w:val="en-US"/>
         </w:rPr>
-        <w:t xml:space="preserve">occupation. </w:t>
-      </w:r>
-      <w:r>
-        <w:rPr>
-          <w:noProof/>
-          <w:lang w:val="en-US"/>
-        </w:rPr>
-        <w:t>I</w:t>
-      </w:r>
-      <w:r>
-        <w:rPr>
-          <w:noProof/>
-          <w:lang w:val="en-US"/>
-        </w:rPr>
-        <w:t xml:space="preserve">ncluding age is </w:t>
-      </w:r>
-      <w:r>
-        <w:rPr>
-          <w:noProof/>
-          <w:lang w:val="en-US"/>
-        </w:rPr>
-        <w:t xml:space="preserve">also </w:t>
-      </w:r>
-      <w:r>
-        <w:rPr>
-          <w:noProof/>
-          <w:lang w:val="en-US"/>
-        </w:rPr>
-        <w:t xml:space="preserve">particularly relevant because physiognomic cues—such as age—set in motion social and political expectations, effectively signaling “traits that accompany the status of age, including dominance and strength” </w:t>
-      </w:r>
-      <w:hyperlink r:id="rId115">
-        <w:r>
-          <w:rPr>
-            <w:noProof/>
-            <w:lang w:val="en-US"/>
-          </w:rPr>
-          <w:t>(Keating et al., 1999, p. 594)</w:t>
-        </w:r>
-      </w:hyperlink>
-      <w:r>
-        <w:rPr>
-          <w:noProof/>
-          <w:lang w:val="en-US"/>
-        </w:rPr>
-        <w:t>. Finally, to account for unobserved but fixed omitted variables, city fixed effects were included in all models. By pursuing this econometric strategy, the model aims at keeping constant at their means city-specific factors such as population size, different political cleavages (urban</w:t>
-      </w:r>
-      <w:r>
-        <w:rPr>
-          <w:noProof/>
-          <w:lang w:val="en-US"/>
-        </w:rPr>
-        <w:t>/</w:t>
-      </w:r>
-      <w:r>
-        <w:rPr>
-          <w:noProof/>
-          <w:lang w:val="en-US"/>
-        </w:rPr>
-        <w:t>rural, language, etc.), local party competition issues</w:t>
-      </w:r>
-      <w:r>
-        <w:rPr>
-          <w:noProof/>
-          <w:lang w:val="en-US"/>
-        </w:rPr>
-        <w:t>,</w:t>
-      </w:r>
-      <w:r>
-        <w:rPr>
-          <w:noProof/>
-          <w:lang w:val="en-US"/>
-        </w:rPr>
-        <w:t xml:space="preserve"> as well as possible incumbency/contestation dynamics, among other hard-to-measure confounding factors </w:t>
-      </w:r>
-      <w:hyperlink r:id="rId116">
-        <w:r>
-          <w:rPr>
-            <w:noProof/>
-            <w:lang w:val="en-US"/>
-          </w:rPr>
-          <w:t>(Angrist &amp; Pischke, 2009)</w:t>
-        </w:r>
-      </w:hyperlink>
-      <w:r>
-        <w:rPr>
-          <w:noProof/>
-          <w:lang w:val="en-US"/>
-        </w:rPr>
-        <w:t xml:space="preserve">. To rule out the possibility that the results presented in this paper are not </w:t>
-      </w:r>
-      <w:r>
-        <w:rPr>
-          <w:noProof/>
-          <w:lang w:val="en-US"/>
-        </w:rPr>
-        <w:t xml:space="preserve">exclusively </w:t>
-      </w:r>
-      <w:r>
-        <w:rPr>
-          <w:noProof/>
-          <w:lang w:val="en-US"/>
-        </w:rPr>
-        <w:t>a function of perceived attractiveness and/or masculinity or femininity levels, several other models were estimated</w:t>
-      </w:r>
-      <w:r>
-        <w:rPr>
-          <w:noProof/>
-          <w:lang w:val="en-US"/>
-        </w:rPr>
-        <w:t>,</w:t>
-      </w:r>
-      <w:r>
-        <w:rPr>
-          <w:noProof/>
-          <w:lang w:val="en-US"/>
-        </w:rPr>
-        <w:t xml:space="preserve"> controlling for those covariates as robustness checks.</w:t>
+        <w:t>exploit the complete data (</w:t>
+      </w:r>
+      <w:r>
+        <w:rPr>
+          <w:noProof/>
+          <w:lang w:val="en-US"/>
+        </w:rPr>
+        <w:t>i.e.</w:t>
+      </w:r>
+      <w:r>
+        <w:rPr>
+          <w:noProof/>
+          <w:lang w:val="en-US"/>
+        </w:rPr>
+        <w:t>, men and women combined), the men</w:t>
+      </w:r>
+      <w:r>
+        <w:rPr>
+          <w:noProof/>
+          <w:lang w:val="en-US"/>
+        </w:rPr>
+        <w:t>-only</w:t>
+      </w:r>
+      <w:r>
+        <w:rPr>
+          <w:noProof/>
+          <w:lang w:val="en-US"/>
+        </w:rPr>
+        <w:t xml:space="preserve"> data,</w:t>
+      </w:r>
+      <w:r>
+        <w:rPr>
+          <w:noProof/>
+          <w:lang w:val="en-US"/>
+        </w:rPr>
+        <w:t xml:space="preserve"> </w:t>
+      </w:r>
+      <w:r>
+        <w:rPr>
+          <w:noProof/>
+          <w:lang w:val="en-US"/>
+        </w:rPr>
+        <w:t xml:space="preserve">and </w:t>
+      </w:r>
+      <w:r>
+        <w:rPr>
+          <w:noProof/>
+          <w:lang w:val="en-US"/>
+        </w:rPr>
+        <w:t>the women</w:t>
+      </w:r>
+      <w:r>
+        <w:rPr>
+          <w:noProof/>
+          <w:lang w:val="en-US"/>
+        </w:rPr>
+        <w:t>-only</w:t>
+      </w:r>
+      <w:r>
+        <w:rPr>
+          <w:noProof/>
+          <w:lang w:val="en-US"/>
+        </w:rPr>
+        <w:t xml:space="preserve"> data separately. We consider it an empirical advantage because most experimental work on physical appearance and voting research “do not systematically consider the gender of the candidates involved” (</w:t>
+      </w:r>
+      <w:hyperlink r:id="rId120">
+        <w:r>
+          <w:rPr>
+            <w:noProof/>
+            <w:lang w:val="en-US"/>
+          </w:rPr>
+          <w:t>Ditonto &amp; Mattes, 2018, p. 431)</w:t>
+        </w:r>
+      </w:hyperlink>
+      <w:r>
+        <w:rPr>
+          <w:noProof/>
+          <w:lang w:val="en-US"/>
+        </w:rPr>
+        <w:t>.</w:t>
       </w:r>
     </w:p>
     <w:p>
@@ -11670,74 +11940,119 @@
           <w:noProof/>
           <w:lang w:val="en-US"/>
         </w:rPr>
-        <w:t xml:space="preserve">Importantly, the analyses take advantage of the sampling procedure and the statistical representativeness </w:t>
-      </w:r>
-      <w:r>
-        <w:rPr>
-          <w:noProof/>
-          <w:lang w:val="en-US"/>
-        </w:rPr>
-        <w:t xml:space="preserve">of the data </w:t>
-      </w:r>
-      <w:r>
-        <w:rPr>
-          <w:noProof/>
-          <w:lang w:val="en-US"/>
-        </w:rPr>
-        <w:t xml:space="preserve">at the gender level. Given that “the gender of candidates might interact with perceptions of physical appearance” </w:t>
-      </w:r>
-      <w:hyperlink r:id="rId117">
-        <w:r>
-          <w:rPr>
-            <w:noProof/>
-            <w:lang w:val="en-US"/>
-          </w:rPr>
-          <w:t>(Praino et al., 2014, p. 1096)</w:t>
-        </w:r>
-      </w:hyperlink>
-      <w:r>
-        <w:rPr>
-          <w:noProof/>
-          <w:lang w:val="en-US"/>
-        </w:rPr>
-        <w:t>,</w:t>
-      </w:r>
-      <w:r>
-        <w:rPr>
-          <w:noProof/>
-          <w:lang w:val="en-US"/>
-        </w:rPr>
-        <w:t xml:space="preserve"> and that “attractiveness matters most for women candidates” </w:t>
-      </w:r>
-      <w:hyperlink r:id="rId118">
-        <w:r>
-          <w:rPr>
-            <w:noProof/>
-            <w:lang w:val="en-US"/>
-          </w:rPr>
-          <w:t>(Banducci et al., 2008, p. 906; but see Ditonto &amp; Mattes, 2018, p. 430)</w:t>
-        </w:r>
-      </w:hyperlink>
-      <w:r>
-        <w:rPr>
-          <w:noProof/>
-          <w:lang w:val="en-US"/>
-        </w:rPr>
-        <w:t xml:space="preserve">, </w:t>
-      </w:r>
-      <w:r>
-        <w:rPr>
-          <w:noProof/>
-          <w:lang w:val="en-US"/>
-        </w:rPr>
-        <w:t xml:space="preserve">the data were </w:t>
-      </w:r>
-      <w:r>
-        <w:rPr>
-          <w:noProof/>
-          <w:lang w:val="en-US"/>
-        </w:rPr>
-        <w:t>partitioned</w:t>
+        <w:t>The m</w:t>
+      </w:r>
+      <w:r>
+        <w:rPr>
+          <w:noProof/>
+          <w:lang w:val="en-US"/>
+        </w:rPr>
+        <w:t xml:space="preserve">ain results are plotted in Figure </w:t>
+      </w:r>
+      <w:r>
+        <w:rPr>
+          <w:noProof/>
+          <w:lang w:val="en-US"/>
+        </w:rPr>
+        <w:t>2</w:t>
+      </w:r>
+      <w:r>
+        <w:rPr>
+          <w:noProof/>
+          <w:lang w:val="en-US"/>
+        </w:rPr>
+        <w:t>. The first panel shows</w:t>
+      </w:r>
+      <w:r>
+        <w:rPr>
+          <w:noProof/>
+          <w:lang w:val="en-US"/>
+        </w:rPr>
+        <w:t xml:space="preserve"> the</w:t>
+      </w:r>
+      <w:r>
+        <w:rPr>
+          <w:noProof/>
+          <w:lang w:val="en-US"/>
+        </w:rPr>
+        <w:t xml:space="preserve"> results for the complete data, while the second and third panels </w:t>
+      </w:r>
+      <w:r>
+        <w:rPr>
+          <w:noProof/>
+          <w:lang w:val="en-US"/>
+        </w:rPr>
+        <w:t xml:space="preserve">present the </w:t>
+      </w:r>
+      <w:r>
+        <w:rPr>
+          <w:noProof/>
+          <w:lang w:val="en-US"/>
+        </w:rPr>
+        <w:t>results for the m</w:t>
+      </w:r>
+      <w:r>
+        <w:rPr>
+          <w:noProof/>
+          <w:lang w:val="en-US"/>
+        </w:rPr>
+        <w:t>en’s</w:t>
+      </w:r>
+      <w:r>
+        <w:rPr>
+          <w:noProof/>
+          <w:lang w:val="en-US"/>
+        </w:rPr>
+        <w:t xml:space="preserve"> and wom</w:t>
+      </w:r>
+      <w:r>
+        <w:rPr>
+          <w:noProof/>
+          <w:lang w:val="en-US"/>
+        </w:rPr>
+        <w:t>en’s</w:t>
+      </w:r>
+      <w:r>
+        <w:rPr>
+          <w:noProof/>
+          <w:lang w:val="en-US"/>
+        </w:rPr>
+        <w:t xml:space="preserve"> data, respectively. </w:t>
+      </w:r>
+      <w:r>
+        <w:rPr>
+          <w:noProof/>
+          <w:lang w:val="en-US"/>
+        </w:rPr>
+        <w:t>A</w:t>
+      </w:r>
+      <w:r>
+        <w:rPr>
+          <w:noProof/>
+          <w:lang w:val="en-US"/>
+        </w:rPr>
+        <w:t>ll specifications</w:t>
+      </w:r>
+      <w:r>
+        <w:rPr>
+          <w:noProof/>
+          <w:lang w:val="en-US"/>
+        </w:rPr>
+        <w:t xml:space="preserve"> in Figure 2 and </w:t>
+      </w:r>
+      <w:r>
+        <w:rPr>
+          <w:noProof/>
+          <w:lang w:val="en-US"/>
+        </w:rPr>
+        <w:t>Table 2</w:t>
+      </w:r>
+      <w:r>
+        <w:rPr>
+          <w:noProof/>
+          <w:lang w:val="en-US"/>
+        </w:rPr>
+        <w:t xml:space="preserve"> widely suggest that Finnish citizens systematically vote for candidates that look</w:t>
       </w:r>
       <w:r>
         <w:rPr>
@@ -11751,80 +12066,14 @@
           <w:noProof/>
           <w:lang w:val="en-US"/>
         </w:rPr>
-        <w:t>by gender.</w:t>
-      </w:r>
-      <w:r>
-        <w:rPr>
-          <w:rStyle w:val="FootnoteReference"/>
-          <w:noProof/>
-          <w:lang w:val="en-US"/>
-        </w:rPr>
-        <w:footnoteReference w:id="15"/>
-      </w:r>
-      <w:r>
-        <w:rPr>
-          <w:noProof/>
-          <w:lang w:val="en-US"/>
-        </w:rPr>
-        <w:t xml:space="preserve"> All in all, Finland </w:t>
-      </w:r>
-      <w:r>
-        <w:rPr>
-          <w:noProof/>
-          <w:lang w:val="en-US"/>
-        </w:rPr>
-        <w:t>is</w:t>
-      </w:r>
-      <w:r>
-        <w:rPr>
-          <w:noProof/>
-          <w:lang w:val="en-US"/>
-        </w:rPr>
-        <w:t xml:space="preserve"> an excellent case because “Finnish elections are unusually suited for gender analysis, since there is a sizable number of both male and female candidates in all districts” </w:t>
-      </w:r>
-      <w:hyperlink r:id="rId119">
-        <w:r>
-          <w:rPr>
-            <w:noProof/>
-            <w:lang w:val="en-US"/>
-          </w:rPr>
-          <w:t>(Berggren et al., 2010, p. 9)</w:t>
-        </w:r>
-      </w:hyperlink>
-      <w:r>
-        <w:rPr>
-          <w:noProof/>
-          <w:lang w:val="en-US"/>
-        </w:rPr>
-        <w:t xml:space="preserve">. </w:t>
-      </w:r>
-      <w:r>
-        <w:rPr>
-          <w:noProof/>
-          <w:lang w:val="en-US"/>
-        </w:rPr>
-        <w:t>T</w:t>
-      </w:r>
-      <w:r>
-        <w:rPr>
-          <w:noProof/>
-          <w:lang w:val="en-US"/>
-        </w:rPr>
-        <w:t xml:space="preserve">o take advantage of these issues, the same model was </w:t>
-      </w:r>
-      <w:r>
-        <w:rPr>
-          <w:noProof/>
-          <w:lang w:val="en-US"/>
-        </w:rPr>
-        <w:t>used</w:t>
-      </w:r>
-      <w:r>
-        <w:rPr>
-          <w:noProof/>
-          <w:lang w:val="en-US"/>
-        </w:rPr>
-        <w:t xml:space="preserve"> to</w:t>
+        <w:t>like</w:t>
+      </w:r>
+      <w:r>
+        <w:rPr>
+          <w:noProof/>
+          <w:lang w:val="en-US"/>
+        </w:rPr>
+        <w:t xml:space="preserve"> they have</w:t>
       </w:r>
       <w:r>
         <w:rPr>
@@ -11838,42 +12087,7 @@
           <w:noProof/>
           <w:lang w:val="en-US"/>
         </w:rPr>
-        <w:t>exploit the complete data (</w:t>
-      </w:r>
-      <w:r>
-        <w:rPr>
-          <w:noProof/>
-          <w:lang w:val="en-US"/>
-        </w:rPr>
-        <w:t>i.e.</w:t>
-      </w:r>
-      <w:r>
-        <w:rPr>
-          <w:noProof/>
-          <w:lang w:val="en-US"/>
-        </w:rPr>
-        <w:t>, men and women combined), the men</w:t>
-      </w:r>
-      <w:r>
-        <w:rPr>
-          <w:noProof/>
-          <w:lang w:val="en-US"/>
-        </w:rPr>
-        <w:t>-only</w:t>
-      </w:r>
-      <w:r>
-        <w:rPr>
-          <w:noProof/>
-          <w:lang w:val="en-US"/>
-        </w:rPr>
-        <w:t xml:space="preserve"> data,</w:t>
-      </w:r>
-      <w:r>
-        <w:rPr>
-          <w:noProof/>
-          <w:lang w:val="en-US"/>
-        </w:rPr>
-        <w:t xml:space="preserve"> </w:t>
+        <w:t>(</w:t>
       </w:r>
       <w:r>
         <w:rPr>
@@ -11887,37 +12101,42 @@
           <w:noProof/>
           <w:lang w:val="en-US"/>
         </w:rPr>
-        <w:t>the women</w:t>
-      </w:r>
-      <w:r>
-        <w:rPr>
-          <w:noProof/>
-          <w:lang w:val="en-US"/>
-        </w:rPr>
-        <w:t>-only</w:t>
-      </w:r>
-      <w:r>
-        <w:rPr>
-          <w:noProof/>
-          <w:lang w:val="en-US"/>
-        </w:rPr>
-        <w:t xml:space="preserve"> data separately. We consider it an empirical advantage because most experimental work on physical appearance and voting research “do not systematically consider the gender of the candidates involved” (</w:t>
-      </w:r>
-      <w:hyperlink r:id="rId120">
-        <w:r>
-          <w:rPr>
-            <w:noProof/>
-            <w:lang w:val="en-US"/>
-          </w:rPr>
-          <w:t>Ditonto &amp; Mattes, 2018, p. 431)</w:t>
-        </w:r>
-      </w:hyperlink>
-      <w:r>
-        <w:rPr>
-          <w:noProof/>
-          <w:lang w:val="en-US"/>
-        </w:rPr>
-        <w:t>.</w:t>
+        <w:t>do have</w:t>
+      </w:r>
+      <w:r>
+        <w:rPr>
+          <w:noProof/>
+          <w:lang w:val="en-US"/>
+        </w:rPr>
+        <w:t xml:space="preserve">) </w:t>
+      </w:r>
+      <w:r>
+        <w:rPr>
+          <w:noProof/>
+          <w:lang w:val="en-US"/>
+        </w:rPr>
+        <w:t xml:space="preserve">upper-class occupations. </w:t>
+      </w:r>
+      <w:r>
+        <w:rPr>
+          <w:noProof/>
+          <w:lang w:val="en-US"/>
+        </w:rPr>
+        <w:t xml:space="preserve">In particular, the more a candidate looks middle or upper class, the more votes that candidate will </w:t>
+      </w:r>
+      <w:r>
+        <w:rPr>
+          <w:noProof/>
+          <w:lang w:val="en-US"/>
+        </w:rPr>
+        <w:t>receive</w:t>
+      </w:r>
+      <w:r>
+        <w:rPr>
+          <w:noProof/>
+          <w:lang w:val="en-US"/>
+        </w:rPr>
+        <w:t>—this is true for the full, men and women data.</w:t>
       </w:r>
     </w:p>
     <w:p>
@@ -11934,91 +12153,49 @@
           <w:noProof/>
           <w:lang w:val="en-US"/>
         </w:rPr>
-        <w:t>The m</w:t>
-      </w:r>
-      <w:r>
-        <w:rPr>
-          <w:noProof/>
-          <w:lang w:val="en-US"/>
-        </w:rPr>
-        <w:t>ain results are plotted in Figure 3. The first panel shows</w:t>
-      </w:r>
-      <w:r>
-        <w:rPr>
-          <w:noProof/>
-          <w:lang w:val="en-US"/>
-        </w:rPr>
-        <w:t xml:space="preserve"> the</w:t>
-      </w:r>
-      <w:r>
-        <w:rPr>
-          <w:noProof/>
-          <w:lang w:val="en-US"/>
-        </w:rPr>
-        <w:t xml:space="preserve"> results for the complete data, while the second and third panels </w:t>
-      </w:r>
-      <w:r>
-        <w:rPr>
-          <w:noProof/>
-          <w:lang w:val="en-US"/>
-        </w:rPr>
-        <w:t xml:space="preserve">present the </w:t>
-      </w:r>
-      <w:r>
-        <w:rPr>
-          <w:noProof/>
-          <w:lang w:val="en-US"/>
-        </w:rPr>
-        <w:t>results for the m</w:t>
-      </w:r>
-      <w:r>
-        <w:rPr>
-          <w:noProof/>
-          <w:lang w:val="en-US"/>
-        </w:rPr>
-        <w:t>en’s</w:t>
-      </w:r>
-      <w:r>
-        <w:rPr>
-          <w:noProof/>
-          <w:lang w:val="en-US"/>
-        </w:rPr>
-        <w:t xml:space="preserve"> and wom</w:t>
-      </w:r>
-      <w:r>
-        <w:rPr>
-          <w:noProof/>
-          <w:lang w:val="en-US"/>
-        </w:rPr>
-        <w:t>en’s</w:t>
-      </w:r>
-      <w:r>
-        <w:rPr>
-          <w:noProof/>
-          <w:lang w:val="en-US"/>
-        </w:rPr>
-        <w:t xml:space="preserve"> data, respectively. </w:t>
-      </w:r>
-      <w:r>
-        <w:rPr>
-          <w:noProof/>
-          <w:lang w:val="en-US"/>
-        </w:rPr>
-        <w:t>A</w:t>
-      </w:r>
-      <w:r>
-        <w:rPr>
-          <w:noProof/>
-          <w:lang w:val="en-US"/>
-        </w:rPr>
-        <w:t xml:space="preserve">ll specifications widely suggest that Finnish citizens systematically vote for candidates </w:t>
-      </w:r>
-      <w:r>
-        <w:rPr>
-          <w:noProof/>
-          <w:lang w:val="en-US"/>
-        </w:rPr>
-        <w:t>with</w:t>
+        <w:t xml:space="preserve">Importantly, the women-only data </w:t>
+      </w:r>
+      <w:r>
+        <w:rPr>
+          <w:noProof/>
+          <w:lang w:val="en-US"/>
+        </w:rPr>
+        <w:t xml:space="preserve">indicate </w:t>
+      </w:r>
+      <w:r>
+        <w:rPr>
+          <w:noProof/>
+          <w:lang w:val="en-US"/>
+        </w:rPr>
+        <w:t xml:space="preserve">that there exists a systematic electoral penalty, </w:t>
+      </w:r>
+      <w:r>
+        <w:rPr>
+          <w:noProof/>
+          <w:lang w:val="en-US"/>
+        </w:rPr>
+        <w:t xml:space="preserve">especially </w:t>
+      </w:r>
+      <w:r>
+        <w:rPr>
+          <w:noProof/>
+          <w:lang w:val="en-US"/>
+        </w:rPr>
+        <w:t xml:space="preserve">for female candidates </w:t>
+      </w:r>
+      <w:r>
+        <w:rPr>
+          <w:noProof/>
+          <w:lang w:val="en-US"/>
+        </w:rPr>
+        <w:t xml:space="preserve">who </w:t>
+      </w:r>
+      <w:r>
+        <w:rPr>
+          <w:noProof/>
+          <w:lang w:val="en-US"/>
+        </w:rPr>
+        <w:t>look</w:t>
       </w:r>
       <w:r>
         <w:rPr>
@@ -12032,21 +12209,63 @@
           <w:noProof/>
           <w:lang w:val="en-US"/>
         </w:rPr>
-        <w:t xml:space="preserve">higher degrees of congruence between physical appearance and occupation, </w:t>
-      </w:r>
-      <w:r>
-        <w:rPr>
-          <w:noProof/>
-          <w:lang w:val="en-US"/>
-        </w:rPr>
-        <w:t xml:space="preserve">and </w:t>
-      </w:r>
-      <w:r>
-        <w:rPr>
-          <w:noProof/>
-          <w:lang w:val="en-US"/>
-        </w:rPr>
-        <w:t>particularly candidates that look</w:t>
+        <w:t xml:space="preserve">like </w:t>
+      </w:r>
+      <w:r>
+        <w:rPr>
+          <w:noProof/>
+          <w:lang w:val="en-US"/>
+        </w:rPr>
+        <w:t xml:space="preserve">they have </w:t>
+      </w:r>
+      <w:r>
+        <w:rPr>
+          <w:noProof/>
+          <w:lang w:val="en-US"/>
+        </w:rPr>
+        <w:t>working-class occupations (</w:t>
+      </w:r>
+      <w:r>
+        <w:rPr>
+          <w:noProof/>
+          <w:lang w:val="en-US"/>
+        </w:rPr>
+        <w:t>P</w:t>
+      </w:r>
+      <w:r>
+        <w:rPr>
+          <w:noProof/>
+          <w:lang w:val="en-US"/>
+        </w:rPr>
+        <w:t xml:space="preserve">anel 3). </w:t>
+      </w:r>
+      <w:r>
+        <w:rPr>
+          <w:noProof/>
+          <w:lang w:val="en-US"/>
+        </w:rPr>
+        <w:t>W</w:t>
+      </w:r>
+      <w:r>
+        <w:rPr>
+          <w:noProof/>
+          <w:lang w:val="en-US"/>
+        </w:rPr>
+        <w:t xml:space="preserve">omen candidates that </w:t>
+      </w:r>
+      <w:r>
+        <w:rPr>
+          <w:noProof/>
+          <w:lang w:val="en-US"/>
+        </w:rPr>
+        <w:t>ha</w:t>
+      </w:r>
+      <w:r>
+        <w:rPr>
+          <w:noProof/>
+          <w:lang w:val="en-US"/>
+        </w:rPr>
+        <w:t>ve</w:t>
       </w:r>
       <w:r>
         <w:rPr>
@@ -12060,35 +12279,236 @@
           <w:noProof/>
           <w:lang w:val="en-US"/>
         </w:rPr>
-        <w:t>like</w:t>
-      </w:r>
-      <w:r>
-        <w:rPr>
-          <w:noProof/>
-          <w:lang w:val="en-US"/>
-        </w:rPr>
-        <w:t xml:space="preserve"> they have</w:t>
-      </w:r>
-      <w:r>
-        <w:rPr>
-          <w:noProof/>
-          <w:lang w:val="en-US"/>
-        </w:rPr>
-        <w:t xml:space="preserve"> and </w:t>
-      </w:r>
-      <w:r>
-        <w:rPr>
-          <w:noProof/>
-          <w:lang w:val="en-US"/>
-        </w:rPr>
-        <w:t>do have</w:t>
-      </w:r>
-      <w:r>
-        <w:rPr>
-          <w:noProof/>
-          <w:lang w:val="en-US"/>
-        </w:rPr>
-        <w:t xml:space="preserve"> upper-class occupations. </w:t>
+        <w:t xml:space="preserve">working-class occupations but do </w:t>
+      </w:r>
+      <w:r>
+        <w:rPr>
+          <w:i/>
+          <w:noProof/>
+          <w:lang w:val="en-US"/>
+        </w:rPr>
+        <w:t>not</w:t>
+      </w:r>
+      <w:r>
+        <w:rPr>
+          <w:noProof/>
+          <w:lang w:val="en-US"/>
+        </w:rPr>
+        <w:t xml:space="preserve"> look like they do</w:t>
+      </w:r>
+      <w:r>
+        <w:rPr>
+          <w:noProof/>
+          <w:lang w:val="en-US"/>
+        </w:rPr>
+        <w:t>,</w:t>
+      </w:r>
+      <w:r>
+        <w:rPr>
+          <w:noProof/>
+          <w:lang w:val="en-US"/>
+        </w:rPr>
+        <w:t xml:space="preserve"> have a predicted count of 154 votes</w:t>
+      </w:r>
+      <w:r>
+        <w:rPr>
+          <w:noProof/>
+          <w:lang w:val="en-US"/>
+        </w:rPr>
+        <w:t>; h</w:t>
+      </w:r>
+      <w:r>
+        <w:rPr>
+          <w:noProof/>
+          <w:lang w:val="en-US"/>
+        </w:rPr>
+        <w:t xml:space="preserve">owever, under the exact same circumstances, a similar woman candidate </w:t>
+      </w:r>
+      <w:r>
+        <w:rPr>
+          <w:noProof/>
+          <w:lang w:val="en-US"/>
+        </w:rPr>
+        <w:t xml:space="preserve">who </w:t>
+      </w:r>
+      <w:r>
+        <w:rPr>
+          <w:i/>
+          <w:noProof/>
+          <w:lang w:val="en-US"/>
+        </w:rPr>
+        <w:t>does</w:t>
+      </w:r>
+      <w:r>
+        <w:rPr>
+          <w:noProof/>
+          <w:lang w:val="en-US"/>
+        </w:rPr>
+        <w:t xml:space="preserve"> look like </w:t>
+      </w:r>
+      <w:r>
+        <w:rPr>
+          <w:noProof/>
+          <w:lang w:val="en-US"/>
+        </w:rPr>
+        <w:t xml:space="preserve">she </w:t>
+      </w:r>
+      <w:r>
+        <w:rPr>
+          <w:noProof/>
+          <w:lang w:val="en-US"/>
+        </w:rPr>
+        <w:t>has</w:t>
+      </w:r>
+      <w:r>
+        <w:rPr>
+          <w:noProof/>
+          <w:lang w:val="en-US"/>
+        </w:rPr>
+        <w:t xml:space="preserve"> </w:t>
+      </w:r>
+      <w:r>
+        <w:rPr>
+          <w:noProof/>
+          <w:lang w:val="en-US"/>
+        </w:rPr>
+        <w:t xml:space="preserve">a working-class occupation has a predicted count of 99 votes. This </w:t>
+      </w:r>
+      <w:r>
+        <w:rPr>
+          <w:noProof/>
+          <w:lang w:val="en-US"/>
+        </w:rPr>
+        <w:t xml:space="preserve">is </w:t>
+      </w:r>
+      <w:r>
+        <w:rPr>
+          <w:noProof/>
+          <w:lang w:val="en-US"/>
+        </w:rPr>
+        <w:t xml:space="preserve">a substantial and statistically significant 36% marginal change (p-value &lt; 0.001). </w:t>
+      </w:r>
+      <w:r>
+        <w:rPr>
+          <w:noProof/>
+          <w:lang w:val="en-US"/>
+        </w:rPr>
+        <w:lastRenderedPageBreak/>
+        <w:t xml:space="preserve">To put these results in perspective, our findings </w:t>
+      </w:r>
+      <w:r>
+        <w:rPr>
+          <w:noProof/>
+          <w:lang w:val="en-US"/>
+        </w:rPr>
+        <w:t>are</w:t>
+      </w:r>
+      <w:r>
+        <w:rPr>
+          <w:noProof/>
+          <w:lang w:val="en-US"/>
+        </w:rPr>
+        <w:t xml:space="preserve"> somewhat</w:t>
+      </w:r>
+      <w:r>
+        <w:rPr>
+          <w:noProof/>
+          <w:lang w:val="en-US"/>
+        </w:rPr>
+        <w:t xml:space="preserve"> </w:t>
+      </w:r>
+      <w:r>
+        <w:rPr>
+          <w:noProof/>
+          <w:lang w:val="en-US"/>
+        </w:rPr>
+        <w:t xml:space="preserve">in line with </w:t>
+      </w:r>
+      <w:hyperlink r:id="rId121">
+        <w:r>
+          <w:rPr>
+            <w:noProof/>
+            <w:lang w:val="en-US"/>
+          </w:rPr>
+          <w:t>Berggren et al. (2017, p. 80)</w:t>
+        </w:r>
+      </w:hyperlink>
+      <w:r>
+        <w:rPr>
+          <w:noProof/>
+          <w:lang w:val="en-US"/>
+        </w:rPr>
+        <w:t>,</w:t>
+      </w:r>
+      <w:r>
+        <w:rPr>
+          <w:noProof/>
+          <w:lang w:val="en-US"/>
+        </w:rPr>
+        <w:t xml:space="preserve"> who found that in Finnish municipal elections</w:t>
+      </w:r>
+      <w:r>
+        <w:rPr>
+          <w:noProof/>
+          <w:lang w:val="en-US"/>
+        </w:rPr>
+        <w:t>,</w:t>
+      </w:r>
+      <w:r>
+        <w:rPr>
+          <w:noProof/>
+          <w:lang w:val="en-US"/>
+        </w:rPr>
+        <w:t xml:space="preserve"> “a beauty increase of one standard deviation attracts about 20% more votes.”</w:t>
+      </w:r>
+      <w:r>
+        <w:rPr>
+          <w:noProof/>
+          <w:lang w:val="en-US"/>
+        </w:rPr>
+        <w:t xml:space="preserve"> However, our analyses document that </w:t>
+      </w:r>
+      <w:r>
+        <w:rPr>
+          <w:noProof/>
+          <w:lang w:val="en-US"/>
+        </w:rPr>
+        <w:t>appearance-based cues of social class</w:t>
+      </w:r>
+      <w:r>
+        <w:rPr>
+          <w:noProof/>
+          <w:lang w:val="en-US"/>
+        </w:rPr>
+        <w:t xml:space="preserve"> loom larger than </w:t>
+      </w:r>
+      <w:r>
+        <w:rPr>
+          <w:noProof/>
+          <w:lang w:val="en-US"/>
+        </w:rPr>
+        <w:t>attractiveness</w:t>
+      </w:r>
+      <w:r>
+        <w:rPr>
+          <w:noProof/>
+          <w:lang w:val="en-US"/>
+        </w:rPr>
+        <w:t>-</w:t>
+      </w:r>
+      <w:r>
+        <w:rPr>
+          <w:noProof/>
+          <w:lang w:val="en-US"/>
+        </w:rPr>
+        <w:t xml:space="preserve">based </w:t>
+      </w:r>
+      <w:r>
+        <w:rPr>
+          <w:noProof/>
+          <w:lang w:val="en-US"/>
+        </w:rPr>
+        <w:t>cues.</w:t>
       </w:r>
     </w:p>
     <w:p>
@@ -12105,35 +12525,93 @@
           <w:noProof/>
           <w:lang w:val="en-US"/>
         </w:rPr>
-        <w:t xml:space="preserve">Importantly, the women-only data </w:t>
-      </w:r>
-      <w:r>
-        <w:rPr>
-          <w:noProof/>
-          <w:lang w:val="en-US"/>
-        </w:rPr>
-        <w:t xml:space="preserve">indicate </w:t>
-      </w:r>
-      <w:r>
-        <w:rPr>
-          <w:noProof/>
-          <w:lang w:val="en-US"/>
-        </w:rPr>
-        <w:t xml:space="preserve">that there exists a systematic electoral penalty, </w:t>
-      </w:r>
-      <w:r>
-        <w:rPr>
-          <w:noProof/>
-          <w:lang w:val="en-US"/>
-        </w:rPr>
-        <w:t xml:space="preserve">especially </w:t>
-      </w:r>
-      <w:r>
-        <w:rPr>
-          <w:noProof/>
-          <w:lang w:val="en-US"/>
-        </w:rPr>
-        <w:t xml:space="preserve">for female candidates </w:t>
+        <w:t xml:space="preserve">Interestingly, </w:t>
+      </w:r>
+      <w:r>
+        <w:rPr>
+          <w:noProof/>
+          <w:lang w:val="en-US"/>
+        </w:rPr>
+        <w:t>this</w:t>
+      </w:r>
+      <w:r>
+        <w:rPr>
+          <w:noProof/>
+          <w:lang w:val="en-US"/>
+        </w:rPr>
+        <w:t xml:space="preserve"> working-class electoral penalty does </w:t>
+      </w:r>
+      <w:r>
+        <w:rPr>
+          <w:i/>
+          <w:iCs/>
+          <w:noProof/>
+          <w:lang w:val="en-US"/>
+        </w:rPr>
+        <w:t>not</w:t>
+      </w:r>
+      <w:r>
+        <w:rPr>
+          <w:noProof/>
+          <w:lang w:val="en-US"/>
+        </w:rPr>
+        <w:t xml:space="preserve"> </w:t>
+      </w:r>
+      <w:r>
+        <w:rPr>
+          <w:noProof/>
+          <w:lang w:val="en-US"/>
+        </w:rPr>
+        <w:t>apply to</w:t>
+      </w:r>
+      <w:r>
+        <w:rPr>
+          <w:noProof/>
+          <w:lang w:val="en-US"/>
+        </w:rPr>
+        <w:t xml:space="preserve"> men. A male political candidate </w:t>
+      </w:r>
+      <w:r>
+        <w:rPr>
+          <w:noProof/>
+          <w:lang w:val="en-US"/>
+        </w:rPr>
+        <w:t>who has</w:t>
+      </w:r>
+      <w:r>
+        <w:rPr>
+          <w:noProof/>
+          <w:lang w:val="en-US"/>
+        </w:rPr>
+        <w:t xml:space="preserve"> and looks like he has a working-class occupation has a predicted count of 45 votes</w:t>
+      </w:r>
+      <w:r>
+        <w:rPr>
+          <w:noProof/>
+          <w:lang w:val="en-US"/>
+        </w:rPr>
+        <w:t>,</w:t>
+      </w:r>
+      <w:r>
+        <w:rPr>
+          <w:noProof/>
+          <w:lang w:val="en-US"/>
+        </w:rPr>
+        <w:t xml:space="preserve"> </w:t>
+      </w:r>
+      <w:r>
+        <w:rPr>
+          <w:noProof/>
+          <w:lang w:val="en-US"/>
+        </w:rPr>
+        <w:t xml:space="preserve">versus </w:t>
+      </w:r>
+      <w:r>
+        <w:rPr>
+          <w:noProof/>
+          <w:lang w:val="en-US"/>
+        </w:rPr>
+        <w:t xml:space="preserve">48 votes for a similar male candidate </w:t>
       </w:r>
       <w:r>
         <w:rPr>
@@ -12144,108 +12622,11 @@
       </w:r>
       <w:r>
         <w:rPr>
-          <w:noProof/>
-          <w:lang w:val="en-US"/>
-        </w:rPr>
-        <w:t>look</w:t>
-      </w:r>
-      <w:r>
-        <w:rPr>
-          <w:noProof/>
-          <w:lang w:val="en-US"/>
-        </w:rPr>
-        <w:t xml:space="preserve"> </w:t>
-      </w:r>
-      <w:r>
-        <w:rPr>
-          <w:noProof/>
-          <w:lang w:val="en-US"/>
-        </w:rPr>
-        <w:t xml:space="preserve">like </w:t>
-      </w:r>
-      <w:r>
-        <w:rPr>
-          <w:noProof/>
-          <w:lang w:val="en-US"/>
-        </w:rPr>
-        <w:t xml:space="preserve">they have </w:t>
-      </w:r>
-      <w:r>
-        <w:rPr>
-          <w:noProof/>
-          <w:lang w:val="en-US"/>
-        </w:rPr>
-        <w:t xml:space="preserve">and </w:t>
-      </w:r>
-      <w:r>
-        <w:rPr>
-          <w:noProof/>
-          <w:lang w:val="en-US"/>
-        </w:rPr>
-        <w:t>do have</w:t>
-      </w:r>
-      <w:r>
-        <w:rPr>
-          <w:noProof/>
-          <w:lang w:val="en-US"/>
-        </w:rPr>
-        <w:t xml:space="preserve"> working-class occupations (</w:t>
-      </w:r>
-      <w:r>
-        <w:rPr>
-          <w:noProof/>
-          <w:lang w:val="en-US"/>
-        </w:rPr>
-        <w:t>P</w:t>
-      </w:r>
-      <w:r>
-        <w:rPr>
-          <w:noProof/>
-          <w:lang w:val="en-US"/>
-        </w:rPr>
-        <w:t xml:space="preserve">anel 3). </w:t>
-      </w:r>
-      <w:r>
-        <w:rPr>
-          <w:noProof/>
-          <w:lang w:val="en-US"/>
-        </w:rPr>
-        <w:t>W</w:t>
-      </w:r>
-      <w:r>
-        <w:rPr>
-          <w:noProof/>
-          <w:lang w:val="en-US"/>
-        </w:rPr>
-        <w:t xml:space="preserve">omen candidates that </w:t>
-      </w:r>
-      <w:r>
-        <w:rPr>
-          <w:noProof/>
-          <w:lang w:val="en-US"/>
-        </w:rPr>
-        <w:t>ha</w:t>
-      </w:r>
-      <w:r>
-        <w:rPr>
-          <w:noProof/>
-          <w:lang w:val="en-US"/>
-        </w:rPr>
-        <w:t>ve</w:t>
-      </w:r>
-      <w:r>
-        <w:rPr>
-          <w:noProof/>
-          <w:lang w:val="en-US"/>
-        </w:rPr>
-        <w:t xml:space="preserve"> </w:t>
-      </w:r>
-      <w:r>
-        <w:rPr>
-          <w:noProof/>
-          <w:lang w:val="en-US"/>
-        </w:rPr>
-        <w:t xml:space="preserve">working-class occupations but do </w:t>
+          <w:iCs/>
+          <w:noProof/>
+          <w:lang w:val="en-US"/>
+        </w:rPr>
+        <w:t>does</w:t>
       </w:r>
       <w:r>
         <w:rPr>
@@ -12253,51 +12634,7 @@
           <w:noProof/>
           <w:lang w:val="en-US"/>
         </w:rPr>
-        <w:t>not</w:t>
-      </w:r>
-      <w:r>
-        <w:rPr>
-          <w:noProof/>
-          <w:lang w:val="en-US"/>
-        </w:rPr>
-        <w:t xml:space="preserve"> look like they do have a predicted count of 154 votes</w:t>
-      </w:r>
-      <w:r>
-        <w:rPr>
-          <w:noProof/>
-          <w:lang w:val="en-US"/>
-        </w:rPr>
-        <w:t>; h</w:t>
-      </w:r>
-      <w:r>
-        <w:rPr>
-          <w:noProof/>
-          <w:lang w:val="en-US"/>
-        </w:rPr>
-        <w:t xml:space="preserve">owever, under the exact same </w:t>
-      </w:r>
-      <w:r>
-        <w:rPr>
-          <w:noProof/>
-          <w:lang w:val="en-US"/>
-        </w:rPr>
-        <w:lastRenderedPageBreak/>
-        <w:t xml:space="preserve">circumstances, a similar woman candidate </w:t>
-      </w:r>
-      <w:r>
-        <w:rPr>
-          <w:noProof/>
-          <w:lang w:val="en-US"/>
-        </w:rPr>
-        <w:t xml:space="preserve">who </w:t>
-      </w:r>
-      <w:r>
-        <w:rPr>
-          <w:i/>
-          <w:noProof/>
-          <w:lang w:val="en-US"/>
-        </w:rPr>
-        <w:t>does</w:t>
+        <w:t xml:space="preserve"> not</w:t>
       </w:r>
       <w:r>
         <w:rPr>
@@ -12311,93 +12648,35 @@
           <w:noProof/>
           <w:lang w:val="en-US"/>
         </w:rPr>
-        <w:t xml:space="preserve">she </w:t>
-      </w:r>
-      <w:r>
-        <w:rPr>
-          <w:noProof/>
-          <w:lang w:val="en-US"/>
-        </w:rPr>
-        <w:t>has</w:t>
-      </w:r>
-      <w:r>
-        <w:rPr>
-          <w:noProof/>
-          <w:lang w:val="en-US"/>
-        </w:rPr>
-        <w:t xml:space="preserve"> </w:t>
-      </w:r>
-      <w:r>
-        <w:rPr>
-          <w:noProof/>
-          <w:lang w:val="en-US"/>
-        </w:rPr>
-        <w:t xml:space="preserve">a working-class occupation has a predicted count of 99 votes. This </w:t>
-      </w:r>
-      <w:r>
-        <w:rPr>
-          <w:noProof/>
-          <w:lang w:val="en-US"/>
-        </w:rPr>
-        <w:t xml:space="preserve">is </w:t>
-      </w:r>
-      <w:r>
-        <w:rPr>
-          <w:noProof/>
-          <w:lang w:val="en-US"/>
-        </w:rPr>
-        <w:t xml:space="preserve">a substantial and statistically significant 36% marginal change (p-value &lt; 0.001). To put these results in perspective, our findings </w:t>
-      </w:r>
-      <w:r>
-        <w:rPr>
-          <w:noProof/>
-          <w:lang w:val="en-US"/>
-        </w:rPr>
-        <w:t xml:space="preserve">are </w:t>
-      </w:r>
-      <w:r>
-        <w:rPr>
-          <w:noProof/>
-          <w:lang w:val="en-US"/>
-        </w:rPr>
-        <w:t xml:space="preserve">in line with </w:t>
-      </w:r>
-      <w:hyperlink r:id="rId121">
-        <w:r>
-          <w:rPr>
-            <w:noProof/>
-            <w:lang w:val="en-US"/>
-          </w:rPr>
-          <w:t>Berggren et al. (2017, p. 80)</w:t>
-        </w:r>
-      </w:hyperlink>
-      <w:r>
-        <w:rPr>
-          <w:noProof/>
-          <w:lang w:val="en-US"/>
-        </w:rPr>
-        <w:t>,</w:t>
-      </w:r>
-      <w:r>
-        <w:rPr>
-          <w:noProof/>
-          <w:lang w:val="en-US"/>
-        </w:rPr>
-        <w:t xml:space="preserve"> who found that in Finnish municipal elections</w:t>
-      </w:r>
-      <w:r>
-        <w:rPr>
-          <w:noProof/>
-          <w:lang w:val="en-US"/>
-        </w:rPr>
-        <w:t>,</w:t>
-      </w:r>
-      <w:r>
-        <w:rPr>
-          <w:noProof/>
-          <w:lang w:val="en-US"/>
-        </w:rPr>
-        <w:t xml:space="preserve"> “a beauty increase of one standard deviation attracts about 20% more votes.”</w:t>
+        <w:t xml:space="preserve">he has </w:t>
+      </w:r>
+      <w:r>
+        <w:rPr>
+          <w:noProof/>
+          <w:lang w:val="en-US"/>
+        </w:rPr>
+        <w:t xml:space="preserve">a working-class job. Our analyses fail </w:t>
+      </w:r>
+      <w:r>
+        <w:rPr>
+          <w:noProof/>
+          <w:lang w:val="en-US"/>
+        </w:rPr>
+        <w:t xml:space="preserve">to </w:t>
+      </w:r>
+      <w:r>
+        <w:rPr>
+          <w:noProof/>
+          <w:lang w:val="en-US"/>
+        </w:rPr>
+        <w:t>find evidence that this change is meaningful at conventional levels of statistical significance.</w:t>
+      </w:r>
+      <w:r>
+        <w:rPr>
+          <w:noProof/>
+          <w:lang w:val="en-US"/>
+        </w:rPr>
+        <w:t xml:space="preserve"> In simple, looking working class does not harm male candidates (panel 2 in Figure 2).</w:t>
       </w:r>
     </w:p>
     <w:p>
@@ -12414,49 +12693,51 @@
           <w:noProof/>
           <w:lang w:val="en-US"/>
         </w:rPr>
-        <w:t xml:space="preserve">Interestingly, </w:t>
-      </w:r>
-      <w:r>
-        <w:rPr>
-          <w:noProof/>
-          <w:lang w:val="en-US"/>
-        </w:rPr>
-        <w:t>this</w:t>
-      </w:r>
-      <w:r>
-        <w:rPr>
-          <w:noProof/>
-          <w:lang w:val="en-US"/>
-        </w:rPr>
-        <w:t xml:space="preserve"> working-class electoral penalty does not </w:t>
-      </w:r>
-      <w:r>
-        <w:rPr>
-          <w:noProof/>
-          <w:lang w:val="en-US"/>
-        </w:rPr>
-        <w:t>apply to</w:t>
-      </w:r>
-      <w:r>
-        <w:rPr>
-          <w:noProof/>
-          <w:lang w:val="en-US"/>
-        </w:rPr>
-        <w:t xml:space="preserve"> men. A male political candidate </w:t>
-      </w:r>
-      <w:r>
-        <w:rPr>
-          <w:noProof/>
-          <w:lang w:val="en-US"/>
-        </w:rPr>
-        <w:t>who has</w:t>
-      </w:r>
-      <w:r>
-        <w:rPr>
-          <w:noProof/>
-          <w:lang w:val="en-US"/>
-        </w:rPr>
-        <w:t xml:space="preserve"> and looks like he has a working-class occupation has a predicted count of 45 votes</w:t>
+        <w:t xml:space="preserve">Clearly, then, “looking working-class” substantively harms the electoral performance of political candidates, but more so for women candidates. While most research has previously noted the penalties </w:t>
+      </w:r>
+      <w:r>
+        <w:rPr>
+          <w:noProof/>
+          <w:lang w:val="en-US"/>
+        </w:rPr>
+        <w:t xml:space="preserve">that </w:t>
+      </w:r>
+      <w:r>
+        <w:rPr>
+          <w:noProof/>
+          <w:lang w:val="en-US"/>
+        </w:rPr>
+        <w:t xml:space="preserve">women are subject to when they perform </w:t>
+      </w:r>
+      <w:r>
+        <w:rPr>
+          <w:noProof/>
+          <w:lang w:val="en-US"/>
+        </w:rPr>
+        <w:t xml:space="preserve">a </w:t>
+      </w:r>
+      <w:r>
+        <w:rPr>
+          <w:noProof/>
+          <w:lang w:val="en-US"/>
+        </w:rPr>
+        <w:t xml:space="preserve">“man’s work” </w:t>
+      </w:r>
+      <w:hyperlink r:id="rId122">
+        <w:r>
+          <w:rPr>
+            <w:noProof/>
+            <w:lang w:val="en-US"/>
+          </w:rPr>
+          <w:t>(Heilman et al., 2004, p. 416)</w:t>
+        </w:r>
+      </w:hyperlink>
+      <w:r>
+        <w:rPr>
+          <w:noProof/>
+          <w:lang w:val="en-US"/>
+        </w:rPr>
+        <w:t>, in this paper</w:t>
       </w:r>
       <w:r>
         <w:rPr>
@@ -12470,6 +12751,125 @@
           <w:noProof/>
           <w:lang w:val="en-US"/>
         </w:rPr>
+        <w:t xml:space="preserve"> we find </w:t>
+      </w:r>
+      <w:r>
+        <w:rPr>
+          <w:noProof/>
+          <w:lang w:val="en-US"/>
+        </w:rPr>
+        <w:t xml:space="preserve">both </w:t>
+      </w:r>
+      <w:r>
+        <w:rPr>
+          <w:noProof/>
+          <w:lang w:val="en-US"/>
+        </w:rPr>
+        <w:t>a gender penalty</w:t>
+      </w:r>
+      <w:r>
+        <w:rPr>
+          <w:noProof/>
+          <w:lang w:val="en-US"/>
+        </w:rPr>
+        <w:t xml:space="preserve"> and</w:t>
+      </w:r>
+      <w:r>
+        <w:rPr>
+          <w:noProof/>
+          <w:lang w:val="en-US"/>
+        </w:rPr>
+        <w:t xml:space="preserve"> a class penalty. As argued before, Finland is characterized as an egalitarian society. </w:t>
+      </w:r>
+      <w:r>
+        <w:rPr>
+          <w:noProof/>
+          <w:lang w:val="en-US"/>
+        </w:rPr>
+        <w:t>Therefore</w:t>
+      </w:r>
+      <w:r>
+        <w:rPr>
+          <w:noProof/>
+          <w:lang w:val="en-US"/>
+        </w:rPr>
+        <w:t xml:space="preserve">, the Finnish case </w:t>
+      </w:r>
+      <w:r>
+        <w:rPr>
+          <w:noProof/>
+          <w:lang w:val="en-US"/>
+        </w:rPr>
+        <w:t>is</w:t>
+      </w:r>
+      <w:r>
+        <w:rPr>
+          <w:noProof/>
+          <w:lang w:val="en-US"/>
+        </w:rPr>
+        <w:t xml:space="preserve"> a “hard case” </w:t>
+      </w:r>
+      <w:r>
+        <w:rPr>
+          <w:noProof/>
+          <w:lang w:val="en-US"/>
+        </w:rPr>
+        <w:t xml:space="preserve">for </w:t>
+      </w:r>
+      <w:r>
+        <w:rPr>
+          <w:noProof/>
+          <w:lang w:val="en-US"/>
+        </w:rPr>
+        <w:t>find</w:t>
+      </w:r>
+      <w:r>
+        <w:rPr>
+          <w:noProof/>
+          <w:lang w:val="en-US"/>
+        </w:rPr>
+        <w:t>ing</w:t>
+      </w:r>
+      <w:r>
+        <w:rPr>
+          <w:noProof/>
+          <w:lang w:val="en-US"/>
+        </w:rPr>
+        <w:t xml:space="preserve"> results that might indicate statistically significant correlations between </w:t>
+      </w:r>
+      <w:r>
+        <w:rPr>
+          <w:noProof/>
+          <w:lang w:val="en-US"/>
+        </w:rPr>
+        <w:t>voting choices</w:t>
+      </w:r>
+      <w:r>
+        <w:rPr>
+          <w:noProof/>
+          <w:lang w:val="en-US"/>
+        </w:rPr>
+        <w:t xml:space="preserve"> and physical appearance</w:t>
+      </w:r>
+      <w:r>
+        <w:rPr>
+          <w:noProof/>
+          <w:lang w:val="en-US"/>
+        </w:rPr>
+        <w:t>-</w:t>
+      </w:r>
+      <w:r>
+        <w:rPr>
+          <w:noProof/>
+          <w:lang w:val="en-US"/>
+        </w:rPr>
+        <w:t>based inequality. Yet, these empirical results come as uncomfortable evidence that Finns systematically avoid electing working</w:t>
+      </w:r>
+      <w:r>
+        <w:rPr>
+          <w:noProof/>
+          <w:lang w:val="en-US"/>
+        </w:rPr>
         <w:t xml:space="preserve"> </w:t>
       </w:r>
       <w:r>
@@ -12477,72 +12877,35 @@
           <w:noProof/>
           <w:lang w:val="en-US"/>
         </w:rPr>
-        <w:t xml:space="preserve">versus </w:t>
-      </w:r>
-      <w:r>
-        <w:rPr>
-          <w:noProof/>
-          <w:lang w:val="en-US"/>
-        </w:rPr>
-        <w:t xml:space="preserve">48 votes for a similar male candidate </w:t>
-      </w:r>
-      <w:r>
-        <w:rPr>
-          <w:noProof/>
-          <w:lang w:val="en-US"/>
-        </w:rPr>
-        <w:t xml:space="preserve">who </w:t>
-      </w:r>
-      <w:r>
-        <w:rPr>
-          <w:iCs/>
-          <w:noProof/>
-          <w:lang w:val="en-US"/>
-        </w:rPr>
-        <w:t>does</w:t>
-      </w:r>
-      <w:r>
-        <w:rPr>
-          <w:i/>
-          <w:noProof/>
-          <w:lang w:val="en-US"/>
-        </w:rPr>
-        <w:t xml:space="preserve"> not</w:t>
-      </w:r>
-      <w:r>
-        <w:rPr>
-          <w:noProof/>
-          <w:lang w:val="en-US"/>
-        </w:rPr>
-        <w:t xml:space="preserve"> look like </w:t>
-      </w:r>
-      <w:r>
-        <w:rPr>
-          <w:noProof/>
-          <w:lang w:val="en-US"/>
-        </w:rPr>
-        <w:t xml:space="preserve">he has </w:t>
-      </w:r>
-      <w:r>
-        <w:rPr>
-          <w:noProof/>
-          <w:lang w:val="en-US"/>
-        </w:rPr>
-        <w:t xml:space="preserve">a working-class job. Our analyses fail </w:t>
-      </w:r>
-      <w:r>
-        <w:rPr>
-          <w:noProof/>
-          <w:lang w:val="en-US"/>
-        </w:rPr>
-        <w:t xml:space="preserve">to </w:t>
-      </w:r>
-      <w:r>
-        <w:rPr>
-          <w:noProof/>
-          <w:lang w:val="en-US"/>
-        </w:rPr>
-        <w:t>find evidence that this change is meaningful at conventional levels of statistical significance.</w:t>
+        <w:t>class</w:t>
+      </w:r>
+      <w:r>
+        <w:rPr>
+          <w:noProof/>
+          <w:lang w:val="en-US"/>
+        </w:rPr>
+        <w:t>-</w:t>
+      </w:r>
+      <w:r>
+        <w:rPr>
+          <w:noProof/>
+          <w:lang w:val="en-US"/>
+        </w:rPr>
+        <w:t xml:space="preserve">looking female candidates. The authors are not aware of similar findings in the </w:t>
+      </w:r>
+      <w:r>
+        <w:rPr>
+          <w:noProof/>
+          <w:lang w:val="en-US"/>
+        </w:rPr>
+        <w:t xml:space="preserve">existing </w:t>
+      </w:r>
+      <w:r>
+        <w:rPr>
+          <w:noProof/>
+          <w:lang w:val="en-US"/>
+        </w:rPr>
+        <w:t>literature.</w:t>
       </w:r>
     </w:p>
     <w:p>
@@ -12559,51 +12922,7 @@
           <w:noProof/>
           <w:lang w:val="en-US"/>
         </w:rPr>
-        <w:t xml:space="preserve">Clearly, then, “looking working-class” substantively harms the electoral performance of political candidates, but more so for women candidates. While most research has previously noted the penalties </w:t>
-      </w:r>
-      <w:r>
-        <w:rPr>
-          <w:noProof/>
-          <w:lang w:val="en-US"/>
-        </w:rPr>
-        <w:t xml:space="preserve">that </w:t>
-      </w:r>
-      <w:r>
-        <w:rPr>
-          <w:noProof/>
-          <w:lang w:val="en-US"/>
-        </w:rPr>
-        <w:t xml:space="preserve">women are subject to when they perform </w:t>
-      </w:r>
-      <w:r>
-        <w:rPr>
-          <w:noProof/>
-          <w:lang w:val="en-US"/>
-        </w:rPr>
-        <w:t xml:space="preserve">a </w:t>
-      </w:r>
-      <w:r>
-        <w:rPr>
-          <w:noProof/>
-          <w:lang w:val="en-US"/>
-        </w:rPr>
-        <w:t xml:space="preserve">“man’s work” </w:t>
-      </w:r>
-      <w:hyperlink r:id="rId122">
-        <w:r>
-          <w:rPr>
-            <w:noProof/>
-            <w:lang w:val="en-US"/>
-          </w:rPr>
-          <w:t>(Heilman et al., 2004, p. 416)</w:t>
-        </w:r>
-      </w:hyperlink>
-      <w:r>
-        <w:rPr>
-          <w:noProof/>
-          <w:lang w:val="en-US"/>
-        </w:rPr>
-        <w:t>, in this paper</w:t>
+        <w:t>Since the literature has persistently found a strong correlation between attractiveness and turnout, additional estimations were performed</w:t>
       </w:r>
       <w:r>
         <w:rPr>
@@ -12617,91 +12936,35 @@
           <w:noProof/>
           <w:lang w:val="en-US"/>
         </w:rPr>
-        <w:t xml:space="preserve"> we find </w:t>
-      </w:r>
-      <w:r>
-        <w:rPr>
-          <w:noProof/>
-          <w:lang w:val="en-US"/>
-        </w:rPr>
-        <w:t xml:space="preserve">both </w:t>
-      </w:r>
-      <w:r>
-        <w:rPr>
-          <w:noProof/>
-          <w:lang w:val="en-US"/>
-        </w:rPr>
-        <w:t>a gender penalty</w:t>
-      </w:r>
-      <w:r>
-        <w:rPr>
-          <w:noProof/>
-          <w:lang w:val="en-US"/>
-        </w:rPr>
-        <w:t xml:space="preserve"> and</w:t>
-      </w:r>
-      <w:r>
-        <w:rPr>
-          <w:noProof/>
-          <w:lang w:val="en-US"/>
-        </w:rPr>
-        <w:t xml:space="preserve"> a class penalty. As argued before, Finland is characterized as an egalitarian society. </w:t>
-      </w:r>
-      <w:r>
-        <w:rPr>
-          <w:noProof/>
-          <w:lang w:val="en-US"/>
-        </w:rPr>
-        <w:t>Therefore</w:t>
-      </w:r>
-      <w:r>
-        <w:rPr>
-          <w:noProof/>
-          <w:lang w:val="en-US"/>
-        </w:rPr>
-        <w:t xml:space="preserve">, the Finnish case </w:t>
-      </w:r>
-      <w:r>
-        <w:rPr>
-          <w:noProof/>
-          <w:lang w:val="en-US"/>
-        </w:rPr>
-        <w:t>is</w:t>
-      </w:r>
-      <w:r>
-        <w:rPr>
-          <w:noProof/>
-          <w:lang w:val="en-US"/>
-        </w:rPr>
-        <w:t xml:space="preserve"> a “hard case” </w:t>
-      </w:r>
-      <w:r>
-        <w:rPr>
-          <w:noProof/>
-          <w:lang w:val="en-US"/>
-        </w:rPr>
-        <w:t xml:space="preserve">for </w:t>
-      </w:r>
-      <w:r>
-        <w:rPr>
-          <w:noProof/>
-          <w:lang w:val="en-US"/>
-        </w:rPr>
-        <w:t>find</w:t>
-      </w:r>
-      <w:r>
-        <w:rPr>
-          <w:noProof/>
-          <w:lang w:val="en-US"/>
-        </w:rPr>
-        <w:t>ing</w:t>
-      </w:r>
-      <w:r>
-        <w:rPr>
-          <w:noProof/>
-          <w:lang w:val="en-US"/>
-        </w:rPr>
-        <w:t xml:space="preserve"> results that might indicate statistically significant correlations between turnout and physical appearance</w:t>
+        <w:t xml:space="preserve"> controlling for the perceived attractiveness levels of the candidate. In addition, </w:t>
+      </w:r>
+      <w:r>
+        <w:rPr>
+          <w:noProof/>
+          <w:lang w:val="en-US"/>
+        </w:rPr>
+        <w:t xml:space="preserve">because </w:t>
+      </w:r>
+      <w:r>
+        <w:rPr>
+          <w:noProof/>
+          <w:lang w:val="en-US"/>
+        </w:rPr>
+        <w:t xml:space="preserve">physical </w:t>
+      </w:r>
+      <w:r>
+        <w:rPr>
+          <w:noProof/>
+          <w:lang w:val="en-US"/>
+        </w:rPr>
+        <w:t>appearanc</w:t>
+      </w:r>
+      <w:r>
+        <w:rPr>
+          <w:noProof/>
+          <w:lang w:val="en-US"/>
+        </w:rPr>
+        <w:t>e</w:t>
       </w:r>
       <w:r>
         <w:rPr>
@@ -12715,122 +12978,21 @@
           <w:noProof/>
           <w:lang w:val="en-US"/>
         </w:rPr>
-        <w:t>based inequality. Yet, these empirical results come as uncomfortable evidence that Finns systematically avoid electing working</w:t>
-      </w:r>
-      <w:r>
-        <w:rPr>
-          <w:noProof/>
-          <w:lang w:val="en-US"/>
-        </w:rPr>
-        <w:t xml:space="preserve"> </w:t>
-      </w:r>
-      <w:r>
-        <w:rPr>
-          <w:noProof/>
-          <w:lang w:val="en-US"/>
-        </w:rPr>
-        <w:t>class</w:t>
-      </w:r>
-      <w:r>
-        <w:rPr>
-          <w:noProof/>
-          <w:lang w:val="en-US"/>
-        </w:rPr>
-        <w:t>-</w:t>
-      </w:r>
-      <w:r>
-        <w:rPr>
-          <w:noProof/>
-          <w:lang w:val="en-US"/>
-        </w:rPr>
-        <w:t xml:space="preserve">looking female candidates. The authors are not aware of similar findings in the </w:t>
-      </w:r>
-      <w:r>
-        <w:rPr>
-          <w:noProof/>
-          <w:lang w:val="en-US"/>
-        </w:rPr>
-        <w:t xml:space="preserve">existing </w:t>
-      </w:r>
-      <w:r>
-        <w:rPr>
-          <w:noProof/>
-          <w:lang w:val="en-US"/>
-        </w:rPr>
-        <w:t>literature.</w:t>
-      </w:r>
-    </w:p>
-    <w:p>
-      <w:pPr>
-        <w:spacing w:before="200" w:after="200"/>
-        <w:jc w:val="both"/>
-        <w:rPr>
-          <w:noProof/>
-          <w:lang w:val="en-US"/>
-        </w:rPr>
-      </w:pPr>
-      <w:r>
-        <w:rPr>
-          <w:noProof/>
-          <w:lang w:val="en-US"/>
-        </w:rPr>
-        <w:t>Since the literature has persistently found a strong correlation between attractiveness and turnout, additional estimations were performed</w:t>
-      </w:r>
-      <w:r>
-        <w:rPr>
-          <w:noProof/>
-          <w:lang w:val="en-US"/>
-        </w:rPr>
-        <w:t>,</w:t>
-      </w:r>
-      <w:r>
-        <w:rPr>
-          <w:noProof/>
-          <w:lang w:val="en-US"/>
-        </w:rPr>
-        <w:t xml:space="preserve"> controlling for the perceived attractiveness levels of the candidate. In addition, </w:t>
-      </w:r>
-      <w:r>
-        <w:rPr>
-          <w:noProof/>
-          <w:lang w:val="en-US"/>
-        </w:rPr>
-        <w:t xml:space="preserve">because </w:t>
-      </w:r>
-      <w:r>
-        <w:rPr>
-          <w:noProof/>
-          <w:lang w:val="en-US"/>
-        </w:rPr>
-        <w:t xml:space="preserve">physical </w:t>
-      </w:r>
-      <w:r>
-        <w:rPr>
-          <w:noProof/>
-          <w:lang w:val="en-US"/>
-        </w:rPr>
-        <w:t>appearanc</w:t>
-      </w:r>
-      <w:r>
-        <w:rPr>
-          <w:noProof/>
-          <w:lang w:val="en-US"/>
-        </w:rPr>
-        <w:t>e</w:t>
-      </w:r>
-      <w:r>
-        <w:rPr>
-          <w:noProof/>
-          <w:lang w:val="en-US"/>
-        </w:rPr>
-        <w:t>-</w:t>
-      </w:r>
-      <w:r>
-        <w:rPr>
-          <w:noProof/>
-          <w:lang w:val="en-US"/>
-        </w:rPr>
-        <w:t xml:space="preserve">occupation congruence might be affected by the degree </w:t>
+        <w:t xml:space="preserve">occupation congruence </w:t>
+      </w:r>
+      <w:r>
+        <w:rPr>
+          <w:noProof/>
+          <w:lang w:val="en-US"/>
+        </w:rPr>
+        <w:t xml:space="preserve">levels </w:t>
+      </w:r>
+      <w:r>
+        <w:rPr>
+          <w:noProof/>
+          <w:lang w:val="en-US"/>
+        </w:rPr>
+        <w:t xml:space="preserve">might be affected by the degree </w:t>
       </w:r>
       <w:r>
         <w:rPr>
@@ -12844,7 +13006,56 @@
           <w:noProof/>
           <w:lang w:val="en-US"/>
         </w:rPr>
-        <w:t>which the candidate is perceived as more masculine/feminine, several models were estimated controlling for such covariates. Particularly, models 4, 6, 8</w:t>
+        <w:t>which the candidate is perceived as more masculine/feminine</w:t>
+      </w:r>
+      <w:r>
+        <w:rPr>
+          <w:noProof/>
+          <w:lang w:val="en-US"/>
+        </w:rPr>
+        <w:t xml:space="preserve"> (e.g., </w:t>
+      </w:r>
+      <w:r>
+        <w:rPr>
+          <w:noProof/>
+          <w:lang w:val="en-US"/>
+        </w:rPr>
+        <w:t>men that work as secretaries</w:t>
+      </w:r>
+      <w:r>
+        <w:rPr>
+          <w:noProof/>
+          <w:lang w:val="en-US"/>
+        </w:rPr>
+        <w:t xml:space="preserve">, </w:t>
+      </w:r>
+      <w:r>
+        <w:rPr>
+          <w:noProof/>
+          <w:lang w:val="en-US"/>
+        </w:rPr>
+        <w:t>women that work on constructio</w:t>
+      </w:r>
+      <w:r>
+        <w:rPr>
+          <w:noProof/>
+          <w:lang w:val="en-US"/>
+        </w:rPr>
+        <w:t>n</w:t>
+      </w:r>
+      <w:r>
+        <w:rPr>
+          <w:noProof/>
+          <w:lang w:val="en-US"/>
+        </w:rPr>
+        <w:t>)</w:t>
+      </w:r>
+      <w:r>
+        <w:rPr>
+          <w:noProof/>
+          <w:lang w:val="en-US"/>
+        </w:rPr>
+        <w:t>, several models were estimated controlling for such covariates. Particularly, models 4, 6, 8</w:t>
       </w:r>
       <w:r>
         <w:rPr>
@@ -13335,33 +13546,7 @@
         <w:rPr>
           <w:lang w:val="en-US"/>
         </w:rPr>
-        <w:fldChar w:fldCharType="begin"/>
-      </w:r>
-      <w:r>
-        <w:rPr>
-          <w:lang w:val="en-US"/>
-        </w:rPr>
-        <w:instrText xml:space="preserve"> SEQ Figure \* ARABIC </w:instrText>
-      </w:r>
-      <w:r>
-        <w:rPr>
-          <w:lang w:val="en-US"/>
-        </w:rPr>
-        <w:fldChar w:fldCharType="separate"/>
-      </w:r>
-      <w:r>
-        <w:rPr>
-          <w:noProof/>
-          <w:lang w:val="en-US"/>
-        </w:rPr>
-        <w:t>3</w:t>
-      </w:r>
-      <w:r>
-        <w:rPr>
-          <w:noProof/>
-          <w:lang w:val="en-US"/>
-        </w:rPr>
-        <w:fldChar w:fldCharType="end"/>
+        <w:t>2</w:t>
       </w:r>
       <w:r>
         <w:rPr>
@@ -13732,39 +13917,19 @@
           <w:lang w:val="en-US"/>
         </w:rPr>
         <w:lastRenderedPageBreak/>
-        <w:t xml:space="preserve">Figure </w:t>
-      </w:r>
-      <w:r>
-        <w:rPr>
-          <w:lang w:val="en-US"/>
-        </w:rPr>
-        <w:fldChar w:fldCharType="begin"/>
-      </w:r>
-      <w:r>
-        <w:rPr>
-          <w:lang w:val="en-US"/>
-        </w:rPr>
-        <w:instrText xml:space="preserve"> SEQ Figure \* ARABIC </w:instrText>
-      </w:r>
-      <w:r>
-        <w:rPr>
-          <w:lang w:val="en-US"/>
-        </w:rPr>
-        <w:fldChar w:fldCharType="separate"/>
-      </w:r>
-      <w:r>
-        <w:rPr>
-          <w:noProof/>
-          <w:lang w:val="en-US"/>
-        </w:rPr>
-        <w:t>4</w:t>
-      </w:r>
-      <w:r>
-        <w:rPr>
-          <w:noProof/>
-          <w:lang w:val="en-US"/>
-        </w:rPr>
-        <w:fldChar w:fldCharType="end"/>
+        <w:t>Table</w:t>
+      </w:r>
+      <w:r>
+        <w:rPr>
+          <w:lang w:val="en-US"/>
+        </w:rPr>
+        <w:t xml:space="preserve"> </w:t>
+      </w:r>
+      <w:r>
+        <w:rPr>
+          <w:lang w:val="en-US"/>
+        </w:rPr>
+        <w:t>2</w:t>
       </w:r>
       <w:r>
         <w:rPr>
@@ -14150,14 +14315,35 @@
           <w:noProof/>
           <w:lang w:val="en-US"/>
         </w:rPr>
-        <w:t xml:space="preserve">turnout in low-information elections. Specifically, we show that Finnish citizens systematically vote for candidates with higher degrees of congruence between physical appearance and occupation, particularly candidates that look like </w:t>
-      </w:r>
-      <w:r>
-        <w:rPr>
-          <w:noProof/>
-          <w:lang w:val="en-US"/>
-        </w:rPr>
-        <w:t>they have and do</w:t>
+        <w:t>voting choices</w:t>
+      </w:r>
+      <w:r>
+        <w:rPr>
+          <w:noProof/>
+          <w:lang w:val="en-US"/>
+        </w:rPr>
+        <w:t xml:space="preserve"> in low-information elections. Specifically, we show that Finnish citizens systematically vote for candidates that look like </w:t>
+      </w:r>
+      <w:r>
+        <w:rPr>
+          <w:noProof/>
+          <w:lang w:val="en-US"/>
+        </w:rPr>
+        <w:t xml:space="preserve">they have </w:t>
+      </w:r>
+      <w:r>
+        <w:rPr>
+          <w:noProof/>
+          <w:lang w:val="en-US"/>
+        </w:rPr>
+        <w:t>(</w:t>
+      </w:r>
+      <w:r>
+        <w:rPr>
+          <w:noProof/>
+          <w:lang w:val="en-US"/>
+        </w:rPr>
+        <w:t>and do</w:t>
       </w:r>
       <w:r>
         <w:rPr>
@@ -14171,7 +14357,21 @@
           <w:noProof/>
           <w:lang w:val="en-US"/>
         </w:rPr>
-        <w:t xml:space="preserve">have </w:t>
+        <w:t>have</w:t>
+      </w:r>
+      <w:r>
+        <w:rPr>
+          <w:noProof/>
+          <w:lang w:val="en-US"/>
+        </w:rPr>
+        <w:t>)</w:t>
+      </w:r>
+      <w:r>
+        <w:rPr>
+          <w:noProof/>
+          <w:lang w:val="en-US"/>
+        </w:rPr>
+        <w:t xml:space="preserve"> </w:t>
       </w:r>
       <w:r>
         <w:rPr>
@@ -14195,7 +14395,14 @@
           <w:noProof/>
           <w:lang w:val="en-US"/>
         </w:rPr>
-        <w:t xml:space="preserve">However, occupation as </w:t>
+        <w:t>Moreover</w:t>
+      </w:r>
+      <w:r>
+        <w:rPr>
+          <w:noProof/>
+          <w:lang w:val="en-US"/>
+        </w:rPr>
+        <w:t xml:space="preserve">, occupation as </w:t>
       </w:r>
       <w:r>
         <w:rPr>
@@ -14209,7 +14416,28 @@
           <w:noProof/>
           <w:lang w:val="en-US"/>
         </w:rPr>
-        <w:t xml:space="preserve">status characteristic interacts with gender. We find that female candidates </w:t>
+        <w:t>status characteristic interacts with gender</w:t>
+      </w:r>
+      <w:r>
+        <w:rPr>
+          <w:noProof/>
+          <w:lang w:val="en-US"/>
+        </w:rPr>
+        <w:t xml:space="preserve">, another </w:t>
+      </w:r>
+      <w:r>
+        <w:rPr>
+          <w:noProof/>
+          <w:lang w:val="en-US"/>
+        </w:rPr>
+        <w:t>status characteristic</w:t>
+      </w:r>
+      <w:r>
+        <w:rPr>
+          <w:noProof/>
+          <w:lang w:val="en-US"/>
+        </w:rPr>
+        <w:t xml:space="preserve">. We find that female candidates </w:t>
       </w:r>
       <w:r>
         <w:rPr>
@@ -14237,20 +14465,6 @@
           <w:noProof/>
           <w:lang w:val="en-US"/>
         </w:rPr>
-        <w:t>class occupation and look like a representative of their working</w:t>
-      </w:r>
-      <w:r>
-        <w:rPr>
-          <w:noProof/>
-          <w:lang w:val="en-US"/>
-        </w:rPr>
-        <w:t>-</w:t>
-      </w:r>
-      <w:r>
-        <w:rPr>
-          <w:noProof/>
-          <w:lang w:val="en-US"/>
-        </w:rPr>
         <w:t xml:space="preserve">class occupation are particularly penalized in elections. This result is in line with previous studies </w:t>
       </w:r>
       <w:r>
@@ -14286,7 +14500,14 @@
           <w:noProof/>
           <w:lang w:val="en-US"/>
         </w:rPr>
-        <w:t>comples</w:t>
+        <w:t>comple</w:t>
+      </w:r>
+      <w:r>
+        <w:rPr>
+          <w:noProof/>
+          <w:lang w:val="en-US"/>
+        </w:rPr>
+        <w:t>x</w:t>
       </w:r>
       <w:r>
         <w:rPr>
@@ -14301,7 +14522,21 @@
             <w:noProof/>
             <w:lang w:val="en-US"/>
           </w:rPr>
-          <w:t>(Frevert &amp; Walker, 2014; Kuwabara &amp; Thébaud, 2017; Pajunen et al., 2021)</w:t>
+          <w:t>(Frevert &amp; Walker, 2014; Kuwabara &amp; Thébaud, 2017; Pajune</w:t>
+        </w:r>
+        <w:r>
+          <w:rPr>
+            <w:noProof/>
+            <w:lang w:val="en-US"/>
+          </w:rPr>
+          <w:t>n</w:t>
+        </w:r>
+        <w:r>
+          <w:rPr>
+            <w:noProof/>
+            <w:lang w:val="en-US"/>
+          </w:rPr>
+          <w:t xml:space="preserve"> et al., 2021)</w:t>
         </w:r>
       </w:hyperlink>
       <w:r>
@@ -14323,7 +14558,21 @@
           <w:noProof/>
           <w:lang w:val="en-US"/>
         </w:rPr>
-        <w:t xml:space="preserve">with our empirical results, some previous research on turnout and physical attractiveness also </w:t>
+        <w:t xml:space="preserve">with our empirical results, some previous research on </w:t>
+      </w:r>
+      <w:r>
+        <w:rPr>
+          <w:noProof/>
+          <w:lang w:val="en-US"/>
+        </w:rPr>
+        <w:t>voting</w:t>
+      </w:r>
+      <w:r>
+        <w:rPr>
+          <w:noProof/>
+          <w:lang w:val="en-US"/>
+        </w:rPr>
+        <w:t xml:space="preserve"> and physical attractiveness also </w:t>
       </w:r>
       <w:r>
         <w:rPr>
@@ -14437,7 +14686,7 @@
           <w:noProof/>
           <w:lang w:val="en-US"/>
         </w:rPr>
-        <w:t xml:space="preserve"> as a status characteristic, compensates for the negative social impact of </w:t>
+        <w:t xml:space="preserve"> as a status characteristic, compensates for the negative impact of </w:t>
       </w:r>
       <w:r>
         <w:rPr>
@@ -14572,7 +14821,7 @@
           <w:noProof/>
           <w:lang w:val="en-US"/>
         </w:rPr>
-        <w:t>demonstrates</w:t>
+        <w:t>suggests</w:t>
       </w:r>
       <w:r>
         <w:rPr>
@@ -14825,7 +15074,49 @@
           <w:noProof/>
           <w:lang w:val="en-US"/>
         </w:rPr>
-        <w:t xml:space="preserve"> explorative, more research on occupation-congruent appearance and its importance in turnout is needed. While our design allows for a general description of the existence of the phenomenon, the mechanisms by which physical appearance produces social inequalities in the field of voting remain outside the scope of this study. One possible mechanism could include class voting, </w:t>
+        <w:t xml:space="preserve"> explorative, more research on </w:t>
+      </w:r>
+      <w:r>
+        <w:rPr>
+          <w:noProof/>
+          <w:lang w:val="en-US"/>
+        </w:rPr>
+        <w:t xml:space="preserve">inequality and physicial appearance </w:t>
+      </w:r>
+      <w:r>
+        <w:rPr>
+          <w:noProof/>
+          <w:lang w:val="en-US"/>
+        </w:rPr>
+        <w:t xml:space="preserve">and its importance </w:t>
+      </w:r>
+      <w:r>
+        <w:rPr>
+          <w:noProof/>
+          <w:lang w:val="en-US"/>
+        </w:rPr>
+        <w:t>on</w:t>
+      </w:r>
+      <w:r>
+        <w:rPr>
+          <w:noProof/>
+          <w:lang w:val="en-US"/>
+        </w:rPr>
+        <w:t xml:space="preserve"> </w:t>
+      </w:r>
+      <w:r>
+        <w:rPr>
+          <w:noProof/>
+          <w:lang w:val="en-US"/>
+        </w:rPr>
+        <w:t xml:space="preserve">voting choices </w:t>
+      </w:r>
+      <w:r>
+        <w:rPr>
+          <w:noProof/>
+          <w:lang w:val="en-US"/>
+        </w:rPr>
+        <w:t xml:space="preserve">is needed. While our design allows for a general description of the existence of the phenomenon, the mechanisms by which physical appearance produces social inequalities remain outside the scope of this study. One possible mechanism could include class voting, </w:t>
       </w:r>
       <w:r>
         <w:rPr>

--- a/Bahamonde_Sarpila.docx
+++ b/Bahamonde_Sarpila.docx
@@ -95,7 +95,7 @@
           <w:noProof/>
           <w:lang w:val="en-US"/>
         </w:rPr>
-        <w:t>June</w:t>
+        <w:t>August</w:t>
       </w:r>
       <w:r>
         <w:rPr>
@@ -15256,9 +15256,9 @@
     <w:p>
       <w:pPr>
         <w:pStyle w:val="Heading3"/>
+        <w:spacing w:before="200" w:after="200"/>
         <w:jc w:val="both"/>
         <w:rPr>
-          <w:b/>
           <w:noProof/>
           <w:lang w:val="en-US"/>
         </w:rPr>
@@ -15267,7 +15267,6 @@
       <w:bookmarkEnd w:id="9"/>
       <w:r>
         <w:rPr>
-          <w:b/>
           <w:noProof/>
           <w:lang w:val="en-US"/>
         </w:rPr>
@@ -15282,7 +15281,6 @@
         <w:ind w:left="720" w:hanging="720"/>
         <w:jc w:val="both"/>
         <w:rPr>
-          <w:b/>
           <w:noProof/>
           <w:lang w:val="en-US"/>
         </w:rPr>
@@ -15293,7 +15291,21 @@
             <w:noProof/>
             <w:lang w:val="en-US"/>
           </w:rPr>
-          <w:t xml:space="preserve">Ai, C., &amp; Norton, E. (2003). Interaction Terms in Logit and Probit Models. </w:t>
+          <w:t>Ai, C., &amp; N</w:t>
+        </w:r>
+        <w:r>
+          <w:rPr>
+            <w:noProof/>
+            <w:lang w:val="en-US"/>
+          </w:rPr>
+          <w:t>o</w:t>
+        </w:r>
+        <w:r>
+          <w:rPr>
+            <w:noProof/>
+            <w:lang w:val="en-US"/>
+          </w:rPr>
+          <w:t xml:space="preserve">rton, E. (2003). Interaction Terms in Logit and Probit Models. </w:t>
         </w:r>
       </w:hyperlink>
       <w:hyperlink r:id="rId136">
@@ -15331,7 +15343,21 @@
             <w:noProof/>
             <w:lang w:val="en-US"/>
           </w:rPr>
-          <w:t>(1), 123–129. https://doi.org/10.1016/S0165-1765(03)00032-6</w:t>
+          <w:t>(1), 123–129. https://doi.or</w:t>
+        </w:r>
+        <w:r>
+          <w:rPr>
+            <w:noProof/>
+            <w:lang w:val="en-US"/>
+          </w:rPr>
+          <w:t>g</w:t>
+        </w:r>
+        <w:r>
+          <w:rPr>
+            <w:noProof/>
+            <w:lang w:val="en-US"/>
+          </w:rPr>
+          <w:t>/10.1016/S0165-1765(03)00032-6</w:t>
         </w:r>
       </w:hyperlink>
     </w:p>
@@ -15383,7 +15409,6 @@
         <w:ind w:left="720" w:hanging="720"/>
         <w:jc w:val="both"/>
         <w:rPr>
-          <w:b/>
           <w:noProof/>
           <w:lang w:val="en-US"/>
         </w:rPr>
@@ -15394,7 +15419,21 @@
             <w:noProof/>
             <w:lang w:val="en-US"/>
           </w:rPr>
-          <w:t xml:space="preserve">Antonakis, J., &amp; Dalgas, O. (2009). Predicting Elections: Child’s Play! </w:t>
+          <w:t>Anton</w:t>
+        </w:r>
+        <w:r>
+          <w:rPr>
+            <w:noProof/>
+            <w:lang w:val="en-US"/>
+          </w:rPr>
+          <w:t>a</w:t>
+        </w:r>
+        <w:r>
+          <w:rPr>
+            <w:noProof/>
+            <w:lang w:val="en-US"/>
+          </w:rPr>
+          <w:t xml:space="preserve">kis, J., &amp; Dalgas, O. (2009). Predicting Elections: Child’s Play! </w:t>
         </w:r>
       </w:hyperlink>
       <w:hyperlink r:id="rId144">
@@ -15443,58 +15482,17 @@
         <w:ind w:left="720" w:hanging="720"/>
         <w:jc w:val="both"/>
         <w:rPr>
-          <w:b/>
           <w:noProof/>
           <w:lang w:val="en-US"/>
         </w:rPr>
       </w:pPr>
-      <w:hyperlink r:id="rId148">
-        <w:r>
-          <w:rPr>
-            <w:noProof/>
-            <w:lang w:val="en-US"/>
-          </w:rPr>
-          <w:t xml:space="preserve">Banducci, S., Karp, J., Thrasher, M., &amp; Rallings, C. (2008). Ballot Photographs as Cues in Low-Information Elections. </w:t>
-        </w:r>
-      </w:hyperlink>
-      <w:hyperlink r:id="rId149">
-        <w:r>
-          <w:rPr>
-            <w:i/>
-            <w:noProof/>
-            <w:lang w:val="en-US"/>
-          </w:rPr>
-          <w:t>Political Psychology</w:t>
-        </w:r>
-      </w:hyperlink>
-      <w:hyperlink r:id="rId150">
-        <w:r>
-          <w:rPr>
-            <w:noProof/>
-            <w:lang w:val="en-US"/>
-          </w:rPr>
-          <w:t xml:space="preserve">, </w:t>
-        </w:r>
-      </w:hyperlink>
-      <w:hyperlink r:id="rId151">
-        <w:r>
-          <w:rPr>
-            <w:i/>
-            <w:noProof/>
-            <w:lang w:val="en-US"/>
-          </w:rPr>
-          <w:t>29</w:t>
-        </w:r>
-      </w:hyperlink>
-      <w:hyperlink r:id="rId152">
-        <w:r>
-          <w:rPr>
-            <w:noProof/>
-            <w:lang w:val="en-US"/>
-          </w:rPr>
-          <w:t>(6), 903–917. https://doi.org/10.1111/j.1467-9221.2008.00672.x</w:t>
-        </w:r>
-      </w:hyperlink>
+      <w:r>
+        <w:rPr>
+          <w:noProof/>
+          <w:lang w:val="en-US"/>
+        </w:rPr>
+        <w:t>Bahamonde, H. (2022). Still for Sale: The Micro-Dynamics of Vote Selling in the United States, Evidence from a List Experiment. Acta Politica, 57(1), 73–95.</w:t>
+      </w:r>
     </w:p>
     <w:p>
       <w:pPr>
@@ -15508,26 +15506,26 @@
           <w:lang w:val="en-US"/>
         </w:rPr>
       </w:pPr>
-      <w:hyperlink r:id="rId153">
-        <w:r>
-          <w:rPr>
-            <w:noProof/>
-            <w:lang w:val="en-US"/>
-          </w:rPr>
-          <w:t xml:space="preserve">Bartels, L. (1996). Uninformed Votes: Information Effects in Presidential Elections. </w:t>
-        </w:r>
-      </w:hyperlink>
-      <w:hyperlink r:id="rId154">
+      <w:hyperlink r:id="rId148">
+        <w:r>
+          <w:rPr>
+            <w:noProof/>
+            <w:lang w:val="en-US"/>
+          </w:rPr>
+          <w:t xml:space="preserve">Banducci, S., Karp, J., Thrasher, M., &amp; Rallings, C. (2008). Ballot Photographs as Cues in Low-Information Elections. </w:t>
+        </w:r>
+      </w:hyperlink>
+      <w:hyperlink r:id="rId149">
         <w:r>
           <w:rPr>
             <w:i/>
             <w:noProof/>
             <w:lang w:val="en-US"/>
           </w:rPr>
-          <w:t>American Journal of Political Science</w:t>
-        </w:r>
-      </w:hyperlink>
-      <w:hyperlink r:id="rId155">
+          <w:t>Political Psychology</w:t>
+        </w:r>
+      </w:hyperlink>
+      <w:hyperlink r:id="rId150">
         <w:r>
           <w:rPr>
             <w:noProof/>
@@ -15536,23 +15534,25 @@
           <w:t xml:space="preserve">, </w:t>
         </w:r>
       </w:hyperlink>
-      <w:hyperlink r:id="rId156">
+      <w:hyperlink r:id="rId151">
         <w:r>
           <w:rPr>
             <w:i/>
             <w:noProof/>
             <w:lang w:val="en-US"/>
           </w:rPr>
-          <w:t>40</w:t>
-        </w:r>
-      </w:hyperlink>
-      <w:r>
-        <w:rPr>
-          <w:noProof/>
-          <w:lang w:val="en-US"/>
-        </w:rPr>
-        <w:t xml:space="preserve">(1), 194–230. </w:t>
-      </w:r>
+          <w:t>29</w:t>
+        </w:r>
+      </w:hyperlink>
+      <w:hyperlink r:id="rId152">
+        <w:r>
+          <w:rPr>
+            <w:noProof/>
+            <w:lang w:val="en-US"/>
+          </w:rPr>
+          <w:t>(6), 903–917. https://doi.org/10.1111/j.1467-9221.2008.00672.x</w:t>
+        </w:r>
+      </w:hyperlink>
     </w:p>
     <w:p>
       <w:pPr>
@@ -15566,16 +15566,16 @@
           <w:lang w:val="en-US"/>
         </w:rPr>
       </w:pPr>
-      <w:hyperlink r:id="rId157">
-        <w:r>
-          <w:rPr>
-            <w:noProof/>
-            <w:lang w:val="en-US"/>
-          </w:rPr>
-          <w:t xml:space="preserve">Bartels, L. (2000). Partisanship and Voting Behavior, 1952-1996. </w:t>
-        </w:r>
-      </w:hyperlink>
-      <w:hyperlink r:id="rId158">
+      <w:hyperlink r:id="rId153">
+        <w:r>
+          <w:rPr>
+            <w:noProof/>
+            <w:lang w:val="en-US"/>
+          </w:rPr>
+          <w:t xml:space="preserve">Bartels, L. (1996). Uninformed Votes: Information Effects in Presidential Elections. </w:t>
+        </w:r>
+      </w:hyperlink>
+      <w:hyperlink r:id="rId154">
         <w:r>
           <w:rPr>
             <w:i/>
@@ -15585,7 +15585,7 @@
           <w:t>American Journal of Political Science</w:t>
         </w:r>
       </w:hyperlink>
-      <w:hyperlink r:id="rId159">
+      <w:hyperlink r:id="rId155">
         <w:r>
           <w:rPr>
             <w:noProof/>
@@ -15594,25 +15594,23 @@
           <w:t xml:space="preserve">, </w:t>
         </w:r>
       </w:hyperlink>
-      <w:hyperlink r:id="rId160">
+      <w:hyperlink r:id="rId156">
         <w:r>
           <w:rPr>
             <w:i/>
             <w:noProof/>
             <w:lang w:val="en-US"/>
           </w:rPr>
-          <w:t>44</w:t>
-        </w:r>
-      </w:hyperlink>
-      <w:hyperlink r:id="rId161">
-        <w:r>
-          <w:rPr>
-            <w:noProof/>
-            <w:lang w:val="en-US"/>
-          </w:rPr>
-          <w:t>(1), 35–50.</w:t>
-        </w:r>
-      </w:hyperlink>
+          <w:t>40</w:t>
+        </w:r>
+      </w:hyperlink>
+      <w:r>
+        <w:rPr>
+          <w:noProof/>
+          <w:lang w:val="en-US"/>
+        </w:rPr>
+        <w:t xml:space="preserve">(1), 194–230. </w:t>
+      </w:r>
     </w:p>
     <w:p>
       <w:pPr>
@@ -15626,26 +15624,26 @@
           <w:lang w:val="en-US"/>
         </w:rPr>
       </w:pPr>
-      <w:hyperlink r:id="rId162">
-        <w:r>
-          <w:rPr>
-            <w:noProof/>
-            <w:lang w:val="en-US"/>
-          </w:rPr>
-          <w:t xml:space="preserve">Belmi, P., &amp; Neale, M. (2014). Mirror, Mirror on the Wall, Who’s the Fairest of Them All? Thinking that One is Attractive Increases the Tendency to Support Inequality. </w:t>
-        </w:r>
-      </w:hyperlink>
-      <w:hyperlink r:id="rId163">
+      <w:hyperlink r:id="rId157">
+        <w:r>
+          <w:rPr>
+            <w:noProof/>
+            <w:lang w:val="en-US"/>
+          </w:rPr>
+          <w:t xml:space="preserve">Bartels, L. (2000). Partisanship and Voting Behavior, 1952-1996. </w:t>
+        </w:r>
+      </w:hyperlink>
+      <w:hyperlink r:id="rId158">
         <w:r>
           <w:rPr>
             <w:i/>
             <w:noProof/>
             <w:lang w:val="en-US"/>
           </w:rPr>
-          <w:t>Organizational Behavior and Human Decision Processes</w:t>
-        </w:r>
-      </w:hyperlink>
-      <w:hyperlink r:id="rId164">
+          <w:t>American Journal of Political Science</w:t>
+        </w:r>
+      </w:hyperlink>
+      <w:hyperlink r:id="rId159">
         <w:r>
           <w:rPr>
             <w:noProof/>
@@ -15654,23 +15652,23 @@
           <w:t xml:space="preserve">, </w:t>
         </w:r>
       </w:hyperlink>
-      <w:hyperlink r:id="rId165">
+      <w:hyperlink r:id="rId160">
         <w:r>
           <w:rPr>
             <w:i/>
             <w:noProof/>
             <w:lang w:val="en-US"/>
           </w:rPr>
-          <w:t>124</w:t>
-        </w:r>
-      </w:hyperlink>
-      <w:hyperlink r:id="rId166">
-        <w:r>
-          <w:rPr>
-            <w:noProof/>
-            <w:lang w:val="en-US"/>
-          </w:rPr>
-          <w:t>(2), 133–149. https://doi.org/10.1016/j.obhdp.2014.03.002</w:t>
+          <w:t>44</w:t>
+        </w:r>
+      </w:hyperlink>
+      <w:hyperlink r:id="rId161">
+        <w:r>
+          <w:rPr>
+            <w:noProof/>
+            <w:lang w:val="en-US"/>
+          </w:rPr>
+          <w:t>(1), 35–50.</w:t>
         </w:r>
       </w:hyperlink>
     </w:p>
@@ -15686,26 +15684,26 @@
           <w:lang w:val="en-US"/>
         </w:rPr>
       </w:pPr>
-      <w:hyperlink r:id="rId167">
-        <w:r>
-          <w:rPr>
-            <w:noProof/>
-            <w:lang w:val="en-US"/>
-          </w:rPr>
-          <w:t xml:space="preserve">Berggren, N., Jordahl, H., &amp; Poutvaara, P. (2010). The Looks of a Winner: Beauty and Electoral Success. </w:t>
-        </w:r>
-      </w:hyperlink>
-      <w:hyperlink r:id="rId168">
+      <w:hyperlink r:id="rId162">
+        <w:r>
+          <w:rPr>
+            <w:noProof/>
+            <w:lang w:val="en-US"/>
+          </w:rPr>
+          <w:t xml:space="preserve">Belmi, P., &amp; Neale, M. (2014). Mirror, Mirror on the Wall, Who’s the Fairest of Them All? Thinking that One is Attractive Increases the Tendency to Support Inequality. </w:t>
+        </w:r>
+      </w:hyperlink>
+      <w:hyperlink r:id="rId163">
         <w:r>
           <w:rPr>
             <w:i/>
             <w:noProof/>
             <w:lang w:val="en-US"/>
           </w:rPr>
-          <w:t>Journal of Public Economics</w:t>
-        </w:r>
-      </w:hyperlink>
-      <w:hyperlink r:id="rId169">
+          <w:t>Organizational Behavior and Human Decision Processes</w:t>
+        </w:r>
+      </w:hyperlink>
+      <w:hyperlink r:id="rId164">
         <w:r>
           <w:rPr>
             <w:noProof/>
@@ -15714,23 +15712,23 @@
           <w:t xml:space="preserve">, </w:t>
         </w:r>
       </w:hyperlink>
-      <w:hyperlink r:id="rId170">
+      <w:hyperlink r:id="rId165">
         <w:r>
           <w:rPr>
             <w:i/>
             <w:noProof/>
             <w:lang w:val="en-US"/>
           </w:rPr>
-          <w:t>94</w:t>
-        </w:r>
-      </w:hyperlink>
-      <w:hyperlink r:id="rId171">
-        <w:r>
-          <w:rPr>
-            <w:noProof/>
-            <w:lang w:val="en-US"/>
-          </w:rPr>
-          <w:t>(1–2), 8–15. https://doi.org/10.1016/j.jpubeco.2009.11.002</w:t>
+          <w:t>124</w:t>
+        </w:r>
+      </w:hyperlink>
+      <w:hyperlink r:id="rId166">
+        <w:r>
+          <w:rPr>
+            <w:noProof/>
+            <w:lang w:val="en-US"/>
+          </w:rPr>
+          <w:t>(2), 133–149. https://doi.org/10.1016/j.obhdp.2014.03.002</w:t>
         </w:r>
       </w:hyperlink>
     </w:p>
@@ -15746,16 +15744,16 @@
           <w:lang w:val="en-US"/>
         </w:rPr>
       </w:pPr>
-      <w:hyperlink r:id="rId172">
-        <w:r>
-          <w:rPr>
-            <w:noProof/>
-            <w:lang w:val="en-US"/>
-          </w:rPr>
-          <w:t xml:space="preserve">Berggren, N., Jordahl, H., &amp; Poutvaara, P. (2017). The Right Look: Conservative Politicians Look Better and Voters Reward It. </w:t>
-        </w:r>
-      </w:hyperlink>
-      <w:hyperlink r:id="rId173">
+      <w:hyperlink r:id="rId167">
+        <w:r>
+          <w:rPr>
+            <w:noProof/>
+            <w:lang w:val="en-US"/>
+          </w:rPr>
+          <w:t xml:space="preserve">Berggren, N., Jordahl, H., &amp; Poutvaara, P. (2010). The Looks of a Winner: Beauty and Electoral Success. </w:t>
+        </w:r>
+      </w:hyperlink>
+      <w:hyperlink r:id="rId168">
         <w:r>
           <w:rPr>
             <w:i/>
@@ -15765,7 +15763,7 @@
           <w:t>Journal of Public Economics</w:t>
         </w:r>
       </w:hyperlink>
-      <w:hyperlink r:id="rId174">
+      <w:hyperlink r:id="rId169">
         <w:r>
           <w:rPr>
             <w:noProof/>
@@ -15774,23 +15772,23 @@
           <w:t xml:space="preserve">, </w:t>
         </w:r>
       </w:hyperlink>
-      <w:hyperlink r:id="rId175">
+      <w:hyperlink r:id="rId170">
         <w:r>
           <w:rPr>
             <w:i/>
             <w:noProof/>
             <w:lang w:val="en-US"/>
           </w:rPr>
-          <w:t>146</w:t>
-        </w:r>
-      </w:hyperlink>
-      <w:hyperlink r:id="rId176">
-        <w:r>
-          <w:rPr>
-            <w:noProof/>
-            <w:lang w:val="en-US"/>
-          </w:rPr>
-          <w:t>(5383), 79–86. https://doi.org/10.1016/j.jpubeco.2016.12.008</w:t>
+          <w:t>94</w:t>
+        </w:r>
+      </w:hyperlink>
+      <w:hyperlink r:id="rId171">
+        <w:r>
+          <w:rPr>
+            <w:noProof/>
+            <w:lang w:val="en-US"/>
+          </w:rPr>
+          <w:t>(1–2), 8–15. https://doi.org/10.1016/j.jpubeco.2009.11.002</w:t>
         </w:r>
       </w:hyperlink>
     </w:p>
@@ -15801,31 +15799,30 @@
         <w:ind w:left="720" w:hanging="720"/>
         <w:jc w:val="both"/>
         <w:rPr>
-          <w:b/>
           <w:noProof/>
           <w:lang w:val="en-US"/>
         </w:rPr>
       </w:pPr>
-      <w:hyperlink r:id="rId177">
-        <w:r>
-          <w:rPr>
-            <w:noProof/>
-            <w:lang w:val="en-US"/>
-          </w:rPr>
-          <w:t xml:space="preserve">Bono, J. E., Braddy, P. W., Liu, Y., Gilbert, E. K., Fleenor, J. W., Quast, L. N., &amp; Center, B. A. (2017). Dropped on the way to the top: Gender and managerial derailment. </w:t>
-        </w:r>
-      </w:hyperlink>
-      <w:hyperlink r:id="rId178">
+      <w:hyperlink r:id="rId172">
+        <w:r>
+          <w:rPr>
+            <w:noProof/>
+            <w:lang w:val="en-US"/>
+          </w:rPr>
+          <w:t xml:space="preserve">Berggren, N., Jordahl, H., &amp; Poutvaara, P. (2017). The Right Look: Conservative Politicians Look Better and Voters Reward It. </w:t>
+        </w:r>
+      </w:hyperlink>
+      <w:hyperlink r:id="rId173">
         <w:r>
           <w:rPr>
             <w:i/>
             <w:noProof/>
             <w:lang w:val="en-US"/>
           </w:rPr>
-          <w:t>Personnel Psychology</w:t>
-        </w:r>
-      </w:hyperlink>
-      <w:hyperlink r:id="rId179">
+          <w:t>Journal of Public Economics</w:t>
+        </w:r>
+      </w:hyperlink>
+      <w:hyperlink r:id="rId174">
         <w:r>
           <w:rPr>
             <w:noProof/>
@@ -15834,23 +15831,23 @@
           <w:t xml:space="preserve">, </w:t>
         </w:r>
       </w:hyperlink>
-      <w:hyperlink r:id="rId180">
+      <w:hyperlink r:id="rId175">
         <w:r>
           <w:rPr>
             <w:i/>
             <w:noProof/>
             <w:lang w:val="en-US"/>
           </w:rPr>
-          <w:t>70</w:t>
-        </w:r>
-      </w:hyperlink>
-      <w:hyperlink r:id="rId181">
-        <w:r>
-          <w:rPr>
-            <w:noProof/>
-            <w:lang w:val="en-US"/>
-          </w:rPr>
-          <w:t>(4), 729–768.</w:t>
+          <w:t>146</w:t>
+        </w:r>
+      </w:hyperlink>
+      <w:hyperlink r:id="rId176">
+        <w:r>
+          <w:rPr>
+            <w:noProof/>
+            <w:lang w:val="en-US"/>
+          </w:rPr>
+          <w:t xml:space="preserve">(5383), 79–86. </w:t>
         </w:r>
       </w:hyperlink>
     </w:p>
@@ -15861,39 +15858,24 @@
         <w:ind w:left="720" w:hanging="720"/>
         <w:jc w:val="both"/>
         <w:rPr>
-          <w:b/>
           <w:noProof/>
           <w:lang w:val="en-US"/>
         </w:rPr>
       </w:pPr>
-      <w:hyperlink r:id="rId182">
-        <w:r>
-          <w:rPr>
-            <w:noProof/>
-            <w:lang w:val="en-US"/>
-          </w:rPr>
-          <w:t xml:space="preserve">Bourdieu, P. (1984). </w:t>
-        </w:r>
-      </w:hyperlink>
-      <w:hyperlink r:id="rId183">
-        <w:r>
-          <w:rPr>
-            <w:i/>
-            <w:noProof/>
-            <w:lang w:val="en-US"/>
-          </w:rPr>
-          <w:t>Distinction: A social critique of the judgement of taste</w:t>
-        </w:r>
-      </w:hyperlink>
-      <w:hyperlink r:id="rId184">
-        <w:r>
-          <w:rPr>
-            <w:noProof/>
-            <w:lang w:val="en-US"/>
-          </w:rPr>
-          <w:t>. Harvard university press.</w:t>
-        </w:r>
-      </w:hyperlink>
+      <w:r>
+        <w:rPr>
+          <w:noProof/>
+          <w:lang w:val="en-US"/>
+        </w:rPr>
+        <w:t>Blair, G., &amp; Imai, K. (2012). Statistical Analysis of List Experiments. Political Analysis, 20(1), 47–77</w:t>
+      </w:r>
+      <w:r>
+        <w:rPr>
+          <w:noProof/>
+          <w:lang w:val="en-US"/>
+        </w:rPr>
+        <w:t>.</w:t>
+      </w:r>
     </w:p>
     <w:p>
       <w:pPr>
@@ -15907,26 +15889,26 @@
           <w:lang w:val="en-US"/>
         </w:rPr>
       </w:pPr>
-      <w:hyperlink r:id="rId185">
-        <w:r>
-          <w:rPr>
-            <w:noProof/>
-            <w:lang w:val="en-US"/>
-          </w:rPr>
-          <w:t xml:space="preserve">Brambor, T., Clark, W., &amp; Golder, M. (2006). Understanding Interaction Models: Improving Empirical Analyses. </w:t>
-        </w:r>
-      </w:hyperlink>
-      <w:hyperlink r:id="rId186">
+      <w:hyperlink r:id="rId177">
+        <w:r>
+          <w:rPr>
+            <w:noProof/>
+            <w:lang w:val="en-US"/>
+          </w:rPr>
+          <w:t xml:space="preserve">Bono, J. E., Braddy, P. W., Liu, Y., Gilbert, E. K., Fleenor, J. W., Quast, L. N., &amp; Center, B. A. (2017). Dropped on the way to the top: Gender and managerial derailment. </w:t>
+        </w:r>
+      </w:hyperlink>
+      <w:hyperlink r:id="rId178">
         <w:r>
           <w:rPr>
             <w:i/>
             <w:noProof/>
             <w:lang w:val="en-US"/>
           </w:rPr>
-          <w:t>Political Analysis</w:t>
-        </w:r>
-      </w:hyperlink>
-      <w:hyperlink r:id="rId187">
+          <w:t>Personnel Psychology</w:t>
+        </w:r>
+      </w:hyperlink>
+      <w:hyperlink r:id="rId179">
         <w:r>
           <w:rPr>
             <w:noProof/>
@@ -15935,23 +15917,23 @@
           <w:t xml:space="preserve">, </w:t>
         </w:r>
       </w:hyperlink>
-      <w:hyperlink r:id="rId188">
+      <w:hyperlink r:id="rId180">
         <w:r>
           <w:rPr>
             <w:i/>
             <w:noProof/>
             <w:lang w:val="en-US"/>
           </w:rPr>
-          <w:t>14</w:t>
-        </w:r>
-      </w:hyperlink>
-      <w:hyperlink r:id="rId189">
-        <w:r>
-          <w:rPr>
-            <w:noProof/>
-            <w:lang w:val="en-US"/>
-          </w:rPr>
-          <w:t>(01), 63–82.</w:t>
+          <w:t>70</w:t>
+        </w:r>
+      </w:hyperlink>
+      <w:hyperlink r:id="rId181">
+        <w:r>
+          <w:rPr>
+            <w:noProof/>
+            <w:lang w:val="en-US"/>
+          </w:rPr>
+          <w:t>(4), 729–768.</w:t>
         </w:r>
       </w:hyperlink>
     </w:p>
@@ -15967,78 +15949,32 @@
           <w:lang w:val="en-US"/>
         </w:rPr>
       </w:pPr>
-      <w:hyperlink r:id="rId190">
-        <w:r>
-          <w:rPr>
-            <w:noProof/>
-            <w:lang w:val="en-US"/>
-          </w:rPr>
-          <w:t>Correll, S. J., &amp; Ridgeway, C. L. (2006). Expectation states theory. In</w:t>
-        </w:r>
-        <w:r>
-          <w:rPr>
-            <w:noProof/>
-            <w:lang w:val="en-US"/>
-          </w:rPr>
-          <w:t xml:space="preserve"> J. Delamater (Ed.),</w:t>
-        </w:r>
-        <w:r>
-          <w:rPr>
-            <w:noProof/>
-            <w:lang w:val="en-US"/>
-          </w:rPr>
-          <w:t xml:space="preserve"> </w:t>
-        </w:r>
-      </w:hyperlink>
-      <w:hyperlink r:id="rId191">
+      <w:hyperlink r:id="rId182">
+        <w:r>
+          <w:rPr>
+            <w:noProof/>
+            <w:lang w:val="en-US"/>
+          </w:rPr>
+          <w:t xml:space="preserve">Bourdieu, P. (1984). </w:t>
+        </w:r>
+      </w:hyperlink>
+      <w:hyperlink r:id="rId183">
         <w:r>
           <w:rPr>
             <w:i/>
             <w:noProof/>
             <w:lang w:val="en-US"/>
           </w:rPr>
-          <w:t xml:space="preserve">Handbook of </w:t>
-        </w:r>
-        <w:r>
-          <w:rPr>
-            <w:i/>
-            <w:noProof/>
-            <w:lang w:val="en-US"/>
-          </w:rPr>
-          <w:t>S</w:t>
-        </w:r>
-        <w:r>
-          <w:rPr>
-            <w:i/>
-            <w:noProof/>
-            <w:lang w:val="en-US"/>
-          </w:rPr>
-          <w:t xml:space="preserve">ocial </w:t>
-        </w:r>
-        <w:r>
-          <w:rPr>
-            <w:i/>
-            <w:noProof/>
-            <w:lang w:val="en-US"/>
-          </w:rPr>
-          <w:t>P</w:t>
-        </w:r>
-        <w:r>
-          <w:rPr>
-            <w:i/>
-            <w:noProof/>
-            <w:lang w:val="en-US"/>
-          </w:rPr>
-          <w:t>sychology</w:t>
-        </w:r>
-      </w:hyperlink>
-      <w:hyperlink r:id="rId192">
-        <w:r>
-          <w:rPr>
-            <w:noProof/>
-            <w:lang w:val="en-US"/>
-          </w:rPr>
-          <w:t xml:space="preserve"> (pp. 29–51). Springer.</w:t>
+          <w:t>Distinction: A social critique of the judgement of taste</w:t>
+        </w:r>
+      </w:hyperlink>
+      <w:hyperlink r:id="rId184">
+        <w:r>
+          <w:rPr>
+            <w:noProof/>
+            <w:lang w:val="en-US"/>
+          </w:rPr>
+          <w:t>. Harvard university press.</w:t>
         </w:r>
       </w:hyperlink>
     </w:p>
@@ -16054,32 +15990,51 @@
           <w:lang w:val="en-US"/>
         </w:rPr>
       </w:pPr>
-      <w:hyperlink r:id="rId193">
-        <w:r>
-          <w:rPr>
-            <w:noProof/>
-            <w:lang w:val="en-US"/>
-          </w:rPr>
-          <w:t xml:space="preserve">De Keere, K. (2021). Evaluating Self-Presentation: Gatekeeping Recognition Work in Hiring. </w:t>
-        </w:r>
-      </w:hyperlink>
-      <w:hyperlink r:id="rId194">
+      <w:hyperlink r:id="rId185">
+        <w:r>
+          <w:rPr>
+            <w:noProof/>
+            <w:lang w:val="en-US"/>
+          </w:rPr>
+          <w:t xml:space="preserve">Brambor, T., Clark, W., &amp; Golder, M. (2006). Understanding Interaction Models: Improving Empirical Analyses. </w:t>
+        </w:r>
+      </w:hyperlink>
+      <w:hyperlink r:id="rId186">
         <w:r>
           <w:rPr>
             <w:i/>
             <w:noProof/>
             <w:lang w:val="en-US"/>
           </w:rPr>
-          <w:t>Cultural Sociology</w:t>
-        </w:r>
-      </w:hyperlink>
-      <w:hyperlink r:id="rId195">
-        <w:r>
-          <w:rPr>
-            <w:noProof/>
-            <w:lang w:val="en-US"/>
-          </w:rPr>
-          <w:t>, 17499755211032528.</w:t>
+          <w:t>Political Analysis</w:t>
+        </w:r>
+      </w:hyperlink>
+      <w:hyperlink r:id="rId187">
+        <w:r>
+          <w:rPr>
+            <w:noProof/>
+            <w:lang w:val="en-US"/>
+          </w:rPr>
+          <w:t xml:space="preserve">, </w:t>
+        </w:r>
+      </w:hyperlink>
+      <w:hyperlink r:id="rId188">
+        <w:r>
+          <w:rPr>
+            <w:i/>
+            <w:noProof/>
+            <w:lang w:val="en-US"/>
+          </w:rPr>
+          <w:t>14</w:t>
+        </w:r>
+      </w:hyperlink>
+      <w:hyperlink r:id="rId189">
+        <w:r>
+          <w:rPr>
+            <w:noProof/>
+            <w:lang w:val="en-US"/>
+          </w:rPr>
+          <w:t>(01), 63–82.</w:t>
         </w:r>
       </w:hyperlink>
     </w:p>
@@ -16095,23 +16050,37 @@
           <w:lang w:val="en-US"/>
         </w:rPr>
       </w:pPr>
-      <w:hyperlink r:id="rId196">
-        <w:r>
-          <w:rPr>
-            <w:noProof/>
-            <w:lang w:val="en-US"/>
-          </w:rPr>
-          <w:t xml:space="preserve">Dion, K., Berscheid, E., &amp; Walster, E. (1972). What is Beautiful is Good. </w:t>
-        </w:r>
-      </w:hyperlink>
-      <w:hyperlink r:id="rId197">
+      <w:hyperlink r:id="rId190">
+        <w:r>
+          <w:rPr>
+            <w:noProof/>
+            <w:lang w:val="en-US"/>
+          </w:rPr>
+          <w:t>Correll, S. J., &amp; Ridgeway, C. L. (2006). Expectation states theory. In</w:t>
+        </w:r>
+        <w:r>
+          <w:rPr>
+            <w:noProof/>
+            <w:lang w:val="en-US"/>
+          </w:rPr>
+          <w:t xml:space="preserve"> J. Delamater (Ed.),</w:t>
+        </w:r>
+        <w:r>
+          <w:rPr>
+            <w:noProof/>
+            <w:lang w:val="en-US"/>
+          </w:rPr>
+          <w:t xml:space="preserve"> </w:t>
+        </w:r>
+      </w:hyperlink>
+      <w:hyperlink r:id="rId191">
         <w:r>
           <w:rPr>
             <w:i/>
             <w:noProof/>
             <w:lang w:val="en-US"/>
           </w:rPr>
-          <w:t xml:space="preserve">Journal of Personality </w:t>
+          <w:t xml:space="preserve">Handbook of </w:t>
         </w:r>
         <w:r>
           <w:rPr>
@@ -16119,36 +16088,40 @@
             <w:noProof/>
             <w:lang w:val="en-US"/>
           </w:rPr>
-          <w:lastRenderedPageBreak/>
-          <w:t>and Social Psychology</w:t>
-        </w:r>
-      </w:hyperlink>
-      <w:hyperlink r:id="rId198">
-        <w:r>
-          <w:rPr>
-            <w:noProof/>
-            <w:lang w:val="en-US"/>
-          </w:rPr>
-          <w:t xml:space="preserve">, </w:t>
-        </w:r>
-      </w:hyperlink>
-      <w:hyperlink r:id="rId199">
+          <w:t>S</w:t>
+        </w:r>
         <w:r>
           <w:rPr>
             <w:i/>
             <w:noProof/>
             <w:lang w:val="en-US"/>
           </w:rPr>
-          <w:t>24</w:t>
-        </w:r>
-      </w:hyperlink>
-      <w:hyperlink r:id="rId200">
-        <w:r>
-          <w:rPr>
-            <w:noProof/>
-            <w:lang w:val="en-US"/>
-          </w:rPr>
-          <w:t>(3), 285–290. https://doi.org/10.1037/h0033731</w:t>
+          <w:t xml:space="preserve">ocial </w:t>
+        </w:r>
+        <w:r>
+          <w:rPr>
+            <w:i/>
+            <w:noProof/>
+            <w:lang w:val="en-US"/>
+          </w:rPr>
+          <w:t>P</w:t>
+        </w:r>
+        <w:r>
+          <w:rPr>
+            <w:i/>
+            <w:noProof/>
+            <w:lang w:val="en-US"/>
+          </w:rPr>
+          <w:t>sychology</w:t>
+        </w:r>
+      </w:hyperlink>
+      <w:hyperlink r:id="rId192">
+        <w:r>
+          <w:rPr>
+            <w:noProof/>
+            <w:lang w:val="en-US"/>
+          </w:rPr>
+          <w:t xml:space="preserve"> (pp. 29–51). Springer.</w:t>
         </w:r>
       </w:hyperlink>
     </w:p>
@@ -16164,51 +16137,32 @@
           <w:lang w:val="en-US"/>
         </w:rPr>
       </w:pPr>
-      <w:hyperlink r:id="rId201">
-        <w:r>
-          <w:rPr>
-            <w:noProof/>
-            <w:lang w:val="en-US"/>
-          </w:rPr>
-          <w:t xml:space="preserve">Ditonto, T., &amp; Mattes, K. (2018). Differences in Appearance-Based Trait Inferences for Male and Female Political Candidates. </w:t>
-        </w:r>
-      </w:hyperlink>
-      <w:hyperlink r:id="rId202">
+      <w:hyperlink r:id="rId193">
+        <w:r>
+          <w:rPr>
+            <w:noProof/>
+            <w:lang w:val="en-US"/>
+          </w:rPr>
+          <w:t xml:space="preserve">De Keere, K. (2021). Evaluating Self-Presentation: Gatekeeping Recognition Work in Hiring. </w:t>
+        </w:r>
+      </w:hyperlink>
+      <w:hyperlink r:id="rId194">
         <w:r>
           <w:rPr>
             <w:i/>
             <w:noProof/>
             <w:lang w:val="en-US"/>
           </w:rPr>
-          <w:t>Journal of Women, Politics &amp; Policy</w:t>
-        </w:r>
-      </w:hyperlink>
-      <w:hyperlink r:id="rId203">
-        <w:r>
-          <w:rPr>
-            <w:noProof/>
-            <w:lang w:val="en-US"/>
-          </w:rPr>
-          <w:t xml:space="preserve">, </w:t>
-        </w:r>
-      </w:hyperlink>
-      <w:hyperlink r:id="rId204">
-        <w:r>
-          <w:rPr>
-            <w:i/>
-            <w:noProof/>
-            <w:lang w:val="en-US"/>
-          </w:rPr>
-          <w:t>39</w:t>
-        </w:r>
-      </w:hyperlink>
-      <w:hyperlink r:id="rId205">
-        <w:r>
-          <w:rPr>
-            <w:noProof/>
-            <w:lang w:val="en-US"/>
-          </w:rPr>
-          <w:t>(4), 430–450.</w:t>
+          <w:t>Cultural Sociology</w:t>
+        </w:r>
+      </w:hyperlink>
+      <w:hyperlink r:id="rId195">
+        <w:r>
+          <w:rPr>
+            <w:noProof/>
+            <w:lang w:val="en-US"/>
+          </w:rPr>
+          <w:t>, 17499755211032528.</w:t>
         </w:r>
       </w:hyperlink>
     </w:p>
@@ -16224,26 +16178,26 @@
           <w:lang w:val="en-US"/>
         </w:rPr>
       </w:pPr>
-      <w:hyperlink r:id="rId206">
-        <w:r>
-          <w:rPr>
-            <w:noProof/>
-            <w:lang w:val="en-US"/>
-          </w:rPr>
-          <w:t xml:space="preserve">Efrain, M., &amp; Patterson, E. (1974). Voters Vote Beautiful: The Effect of Physical Appearance on a National Election. </w:t>
-        </w:r>
-      </w:hyperlink>
-      <w:hyperlink r:id="rId207">
+      <w:hyperlink r:id="rId196">
+        <w:r>
+          <w:rPr>
+            <w:noProof/>
+            <w:lang w:val="en-US"/>
+          </w:rPr>
+          <w:t xml:space="preserve">Dion, K., Berscheid, E., &amp; Walster, E. (1972). What is Beautiful is Good. </w:t>
+        </w:r>
+      </w:hyperlink>
+      <w:hyperlink r:id="rId197">
         <w:r>
           <w:rPr>
             <w:i/>
             <w:noProof/>
             <w:lang w:val="en-US"/>
           </w:rPr>
-          <w:t>Canadian Journal of Behavioural Science</w:t>
-        </w:r>
-      </w:hyperlink>
-      <w:hyperlink r:id="rId208">
+          <w:t>Journal of Personality and Social Psychology</w:t>
+        </w:r>
+      </w:hyperlink>
+      <w:hyperlink r:id="rId198">
         <w:r>
           <w:rPr>
             <w:noProof/>
@@ -16252,23 +16206,23 @@
           <w:t xml:space="preserve">, </w:t>
         </w:r>
       </w:hyperlink>
-      <w:hyperlink r:id="rId209">
+      <w:hyperlink r:id="rId199">
         <w:r>
           <w:rPr>
             <w:i/>
             <w:noProof/>
             <w:lang w:val="en-US"/>
           </w:rPr>
-          <w:t>6</w:t>
-        </w:r>
-      </w:hyperlink>
-      <w:hyperlink r:id="rId210">
-        <w:r>
-          <w:rPr>
-            <w:noProof/>
-            <w:lang w:val="en-US"/>
-          </w:rPr>
-          <w:t>(4), 352–356.</w:t>
+          <w:t>24</w:t>
+        </w:r>
+      </w:hyperlink>
+      <w:hyperlink r:id="rId200">
+        <w:r>
+          <w:rPr>
+            <w:noProof/>
+            <w:lang w:val="en-US"/>
+          </w:rPr>
+          <w:t>(3), 285–290. https://doi.org/10.1037/h0033731</w:t>
         </w:r>
       </w:hyperlink>
     </w:p>
@@ -16279,37 +16233,55 @@
         <w:ind w:left="720" w:hanging="720"/>
         <w:jc w:val="both"/>
         <w:rPr>
-          <w:b/>
           <w:noProof/>
           <w:lang w:val="en-US"/>
         </w:rPr>
       </w:pPr>
-      <w:hyperlink r:id="rId211">
-        <w:r>
-          <w:rPr>
-            <w:noProof/>
-            <w:lang w:val="en-US"/>
-          </w:rPr>
-          <w:t xml:space="preserve">Erikson, R., &amp; Goldthorpe, J. H. (1992). </w:t>
-        </w:r>
-      </w:hyperlink>
-      <w:hyperlink r:id="rId212">
+      <w:hyperlink r:id="rId201">
+        <w:r>
+          <w:rPr>
+            <w:noProof/>
+            <w:lang w:val="en-US"/>
+          </w:rPr>
+          <w:t xml:space="preserve">Ditonto, T., &amp; Mattes, K. (2018). Differences in Appearance-Based Trait Inferences for Male and Female Political Candidates. </w:t>
+        </w:r>
+      </w:hyperlink>
+      <w:hyperlink r:id="rId202">
         <w:r>
           <w:rPr>
             <w:i/>
             <w:noProof/>
             <w:lang w:val="en-US"/>
           </w:rPr>
-          <w:t>The Constant Flux: A Study of Class Mobility in Industrial Societies</w:t>
-        </w:r>
-      </w:hyperlink>
-      <w:hyperlink r:id="rId213">
-        <w:r>
-          <w:rPr>
-            <w:noProof/>
-            <w:lang w:val="en-US"/>
-          </w:rPr>
-          <w:t>. Clarendon.</w:t>
+          <w:t>Journal of Women, Politics &amp; Policy</w:t>
+        </w:r>
+      </w:hyperlink>
+      <w:hyperlink r:id="rId203">
+        <w:r>
+          <w:rPr>
+            <w:noProof/>
+            <w:lang w:val="en-US"/>
+          </w:rPr>
+          <w:t xml:space="preserve">, </w:t>
+        </w:r>
+      </w:hyperlink>
+      <w:hyperlink r:id="rId204">
+        <w:r>
+          <w:rPr>
+            <w:i/>
+            <w:noProof/>
+            <w:lang w:val="en-US"/>
+          </w:rPr>
+          <w:t>39</w:t>
+        </w:r>
+      </w:hyperlink>
+      <w:hyperlink r:id="rId205">
+        <w:r>
+          <w:rPr>
+            <w:noProof/>
+            <w:lang w:val="en-US"/>
+          </w:rPr>
+          <w:t>(4), 430–450.</w:t>
         </w:r>
       </w:hyperlink>
     </w:p>
@@ -16320,58 +16292,65 @@
         <w:ind w:left="720" w:hanging="720"/>
         <w:jc w:val="both"/>
         <w:rPr>
-          <w:b/>
           <w:noProof/>
           <w:lang w:val="en-US"/>
         </w:rPr>
       </w:pPr>
-      <w:hyperlink r:id="rId214">
-        <w:r>
-          <w:rPr>
-            <w:noProof/>
-            <w:lang w:val="en-US"/>
-          </w:rPr>
-          <w:t xml:space="preserve">Erola, J. (2009). Social Mobility and Education of Finnish Cohorts Born 1936—75: Succeeding While Failing in Equality of Opportunity? </w:t>
-        </w:r>
-      </w:hyperlink>
-      <w:hyperlink r:id="rId215">
-        <w:r>
-          <w:rPr>
-            <w:i/>
-            <w:noProof/>
-            <w:lang w:val="en-US"/>
-          </w:rPr>
-          <w:t>Acta Sociologica</w:t>
-        </w:r>
-      </w:hyperlink>
-      <w:hyperlink r:id="rId216">
-        <w:r>
-          <w:rPr>
-            <w:noProof/>
-            <w:lang w:val="en-US"/>
-          </w:rPr>
-          <w:t xml:space="preserve">, </w:t>
-        </w:r>
-      </w:hyperlink>
-      <w:hyperlink r:id="rId217">
-        <w:r>
-          <w:rPr>
-            <w:i/>
-            <w:noProof/>
-            <w:lang w:val="en-US"/>
-          </w:rPr>
-          <w:t>52</w:t>
-        </w:r>
-      </w:hyperlink>
-      <w:hyperlink r:id="rId218">
-        <w:r>
-          <w:rPr>
-            <w:noProof/>
-            <w:lang w:val="en-US"/>
-          </w:rPr>
-          <w:t>(4), 307–327.</w:t>
-        </w:r>
-      </w:hyperlink>
+      <w:proofErr w:type="spellStart"/>
+      <w:r>
+        <w:rPr>
+          <w:noProof/>
+          <w:lang w:val="en-US"/>
+        </w:rPr>
+        <w:t>Druckman</w:t>
+      </w:r>
+      <w:proofErr w:type="spellEnd"/>
+      <w:r>
+        <w:rPr>
+          <w:noProof/>
+          <w:lang w:val="en-US"/>
+        </w:rPr>
+        <w:t xml:space="preserve">, J., </w:t>
+      </w:r>
+      <w:proofErr w:type="spellStart"/>
+      <w:r>
+        <w:rPr>
+          <w:noProof/>
+          <w:lang w:val="en-US"/>
+        </w:rPr>
+        <w:t>Gilli</w:t>
+      </w:r>
+      <w:proofErr w:type="spellEnd"/>
+      <w:r>
+        <w:rPr>
+          <w:noProof/>
+          <w:lang w:val="en-US"/>
+        </w:rPr>
+        <w:t xml:space="preserve">, M., </w:t>
+      </w:r>
+      <w:proofErr w:type="spellStart"/>
+      <w:r>
+        <w:rPr>
+          <w:noProof/>
+          <w:lang w:val="en-US"/>
+        </w:rPr>
+        <w:t>Klar</w:t>
+      </w:r>
+      <w:proofErr w:type="spellEnd"/>
+      <w:r>
+        <w:rPr>
+          <w:noProof/>
+          <w:lang w:val="en-US"/>
+        </w:rPr>
+        <w:t>, S., &amp; Robison, J. (2015). Measuring Drug and Alcohol Use Among College Student-Athletes. Social Science Quarterly, 96(2), 369–380</w:t>
+      </w:r>
+      <w:r>
+        <w:rPr>
+          <w:noProof/>
+          <w:lang w:val="en-US"/>
+        </w:rPr>
+        <w:t>.</w:t>
+      </w:r>
     </w:p>
     <w:p>
       <w:pPr>
@@ -16385,26 +16364,26 @@
           <w:lang w:val="en-US"/>
         </w:rPr>
       </w:pPr>
-      <w:hyperlink r:id="rId219">
-        <w:r>
-          <w:rPr>
-            <w:noProof/>
-            <w:lang w:val="en-US"/>
-          </w:rPr>
-          <w:t xml:space="preserve">Evans, G. (2000). The continued significance of class voting. </w:t>
-        </w:r>
-      </w:hyperlink>
-      <w:hyperlink r:id="rId220">
+      <w:hyperlink r:id="rId206">
+        <w:r>
+          <w:rPr>
+            <w:noProof/>
+            <w:lang w:val="en-US"/>
+          </w:rPr>
+          <w:t xml:space="preserve">Efrain, M., &amp; Patterson, E. (1974). Voters Vote Beautiful: The Effect of Physical Appearance on a National Election. </w:t>
+        </w:r>
+      </w:hyperlink>
+      <w:hyperlink r:id="rId207">
         <w:r>
           <w:rPr>
             <w:i/>
             <w:noProof/>
             <w:lang w:val="en-US"/>
           </w:rPr>
-          <w:t>Annual Review of Political Science</w:t>
-        </w:r>
-      </w:hyperlink>
-      <w:hyperlink r:id="rId221">
+          <w:t>Canadian Journal of Behavioural Science</w:t>
+        </w:r>
+      </w:hyperlink>
+      <w:hyperlink r:id="rId208">
         <w:r>
           <w:rPr>
             <w:noProof/>
@@ -16413,23 +16392,23 @@
           <w:t xml:space="preserve">, </w:t>
         </w:r>
       </w:hyperlink>
-      <w:hyperlink r:id="rId222">
+      <w:hyperlink r:id="rId209">
         <w:r>
           <w:rPr>
             <w:i/>
             <w:noProof/>
             <w:lang w:val="en-US"/>
           </w:rPr>
-          <w:t>3</w:t>
-        </w:r>
-      </w:hyperlink>
-      <w:hyperlink r:id="rId223">
-        <w:r>
-          <w:rPr>
-            <w:noProof/>
-            <w:lang w:val="en-US"/>
-          </w:rPr>
-          <w:t>(1), 401–417.</w:t>
+          <w:t>6</w:t>
+        </w:r>
+      </w:hyperlink>
+      <w:hyperlink r:id="rId210">
+        <w:r>
+          <w:rPr>
+            <w:noProof/>
+            <w:lang w:val="en-US"/>
+          </w:rPr>
+          <w:t>(4), 352–356.</w:t>
         </w:r>
       </w:hyperlink>
     </w:p>
@@ -16445,32 +16424,32 @@
           <w:lang w:val="en-US"/>
         </w:rPr>
       </w:pPr>
-      <w:hyperlink r:id="rId224">
-        <w:r>
-          <w:rPr>
-            <w:noProof/>
-            <w:lang w:val="en-US"/>
-          </w:rPr>
-          <w:t xml:space="preserve">Fox, J., &amp; Weisberg, S. (2011). </w:t>
-        </w:r>
-      </w:hyperlink>
-      <w:hyperlink r:id="rId225">
+      <w:hyperlink r:id="rId211">
+        <w:r>
+          <w:rPr>
+            <w:noProof/>
+            <w:lang w:val="en-US"/>
+          </w:rPr>
+          <w:t xml:space="preserve">Erikson, R., &amp; Goldthorpe, J. H. (1992). </w:t>
+        </w:r>
+      </w:hyperlink>
+      <w:hyperlink r:id="rId212">
         <w:r>
           <w:rPr>
             <w:i/>
             <w:noProof/>
             <w:lang w:val="en-US"/>
           </w:rPr>
-          <w:t>An R Companion to Applied Regression</w:t>
-        </w:r>
-      </w:hyperlink>
-      <w:hyperlink r:id="rId226">
-        <w:r>
-          <w:rPr>
-            <w:noProof/>
-            <w:lang w:val="en-US"/>
-          </w:rPr>
-          <w:t xml:space="preserve"> (2nd ed.). Sage.</w:t>
+          <w:t>The Constant Flux: A Study of Class Mobility in Industrial Societies</w:t>
+        </w:r>
+      </w:hyperlink>
+      <w:hyperlink r:id="rId213">
+        <w:r>
+          <w:rPr>
+            <w:noProof/>
+            <w:lang w:val="en-US"/>
+          </w:rPr>
+          <w:t>. Clarendon.</w:t>
         </w:r>
       </w:hyperlink>
     </w:p>
@@ -16486,26 +16465,26 @@
           <w:lang w:val="en-US"/>
         </w:rPr>
       </w:pPr>
-      <w:hyperlink r:id="rId227">
-        <w:r>
-          <w:rPr>
-            <w:noProof/>
-            <w:lang w:val="en-US"/>
-          </w:rPr>
-          <w:t xml:space="preserve">Frevert, T. K., &amp; Walker, L. S. (2014). Physical attractiveness and social status. </w:t>
-        </w:r>
-      </w:hyperlink>
-      <w:hyperlink r:id="rId228">
+      <w:hyperlink r:id="rId214">
+        <w:r>
+          <w:rPr>
+            <w:noProof/>
+            <w:lang w:val="en-US"/>
+          </w:rPr>
+          <w:t xml:space="preserve">Erola, J. (2009). Social Mobility and Education of Finnish Cohorts Born 1936—75: Succeeding While Failing in Equality of Opportunity? </w:t>
+        </w:r>
+      </w:hyperlink>
+      <w:hyperlink r:id="rId215">
         <w:r>
           <w:rPr>
             <w:i/>
             <w:noProof/>
             <w:lang w:val="en-US"/>
           </w:rPr>
-          <w:t>Sociology Compass</w:t>
-        </w:r>
-      </w:hyperlink>
-      <w:hyperlink r:id="rId229">
+          <w:t>Acta Sociologica</w:t>
+        </w:r>
+      </w:hyperlink>
+      <w:hyperlink r:id="rId216">
         <w:r>
           <w:rPr>
             <w:noProof/>
@@ -16514,23 +16493,23 @@
           <w:t xml:space="preserve">, </w:t>
         </w:r>
       </w:hyperlink>
-      <w:hyperlink r:id="rId230">
+      <w:hyperlink r:id="rId217">
         <w:r>
           <w:rPr>
             <w:i/>
             <w:noProof/>
             <w:lang w:val="en-US"/>
           </w:rPr>
-          <w:t>8</w:t>
-        </w:r>
-      </w:hyperlink>
-      <w:hyperlink r:id="rId231">
-        <w:r>
-          <w:rPr>
-            <w:noProof/>
-            <w:lang w:val="en-US"/>
-          </w:rPr>
-          <w:t>(3), 313–323.</w:t>
+          <w:t>52</w:t>
+        </w:r>
+      </w:hyperlink>
+      <w:hyperlink r:id="rId218">
+        <w:r>
+          <w:rPr>
+            <w:noProof/>
+            <w:lang w:val="en-US"/>
+          </w:rPr>
+          <w:t>(4), 307–327.</w:t>
         </w:r>
       </w:hyperlink>
     </w:p>
@@ -16546,41 +16525,53 @@
           <w:lang w:val="en-US"/>
         </w:rPr>
       </w:pPr>
-      <w:hyperlink r:id="rId232">
-        <w:r>
-          <w:rPr>
-            <w:noProof/>
-            <w:lang w:val="en-US"/>
-          </w:rPr>
-          <w:t xml:space="preserve">Friedman, S., &amp; Laurison, D. (2020). </w:t>
-        </w:r>
-      </w:hyperlink>
-      <w:hyperlink r:id="rId233">
+      <w:hyperlink r:id="rId219">
+        <w:r>
+          <w:rPr>
+            <w:noProof/>
+            <w:lang w:val="en-US"/>
+          </w:rPr>
+          <w:t xml:space="preserve">Evans, G. (2000). The continued significance of class voting. </w:t>
+        </w:r>
+      </w:hyperlink>
+      <w:hyperlink r:id="rId220">
         <w:r>
           <w:rPr>
             <w:i/>
             <w:noProof/>
             <w:lang w:val="en-US"/>
           </w:rPr>
-          <w:t>The class ceiling: Why it pays to be privileged</w:t>
-        </w:r>
-      </w:hyperlink>
-      <w:hyperlink r:id="rId234">
-        <w:r>
-          <w:rPr>
-            <w:noProof/>
-            <w:lang w:val="en-US"/>
-          </w:rPr>
-          <w:t>.</w:t>
-        </w:r>
-      </w:hyperlink>
-      <w:r>
-        <w:rPr>
-          <w:noProof/>
-          <w:lang w:val="en-US"/>
-        </w:rPr>
-        <w:t xml:space="preserve"> Policy Press.</w:t>
-      </w:r>
+          <w:t>Annual Review of Political Science</w:t>
+        </w:r>
+      </w:hyperlink>
+      <w:hyperlink r:id="rId221">
+        <w:r>
+          <w:rPr>
+            <w:noProof/>
+            <w:lang w:val="en-US"/>
+          </w:rPr>
+          <w:t xml:space="preserve">, </w:t>
+        </w:r>
+      </w:hyperlink>
+      <w:hyperlink r:id="rId222">
+        <w:r>
+          <w:rPr>
+            <w:i/>
+            <w:noProof/>
+            <w:lang w:val="en-US"/>
+          </w:rPr>
+          <w:t>3</w:t>
+        </w:r>
+      </w:hyperlink>
+      <w:hyperlink r:id="rId223">
+        <w:r>
+          <w:rPr>
+            <w:noProof/>
+            <w:lang w:val="en-US"/>
+          </w:rPr>
+          <w:t>(1), 401–417.</w:t>
+        </w:r>
+      </w:hyperlink>
     </w:p>
     <w:p>
       <w:pPr>
@@ -16594,41 +16585,34 @@
           <w:lang w:val="en-US"/>
         </w:rPr>
       </w:pPr>
-      <w:hyperlink r:id="rId235">
-        <w:r>
-          <w:rPr>
-            <w:noProof/>
-            <w:lang w:val="en-US"/>
-          </w:rPr>
-          <w:t xml:space="preserve">Ganzeboom, H. B. (2010). </w:t>
-        </w:r>
-      </w:hyperlink>
-      <w:hyperlink r:id="rId236">
+      <w:hyperlink r:id="rId224">
+        <w:r>
+          <w:rPr>
+            <w:noProof/>
+            <w:lang w:val="en-US"/>
+          </w:rPr>
+          <w:t xml:space="preserve">Fox, J., &amp; Weisberg, S. (2011). </w:t>
+        </w:r>
+      </w:hyperlink>
+      <w:hyperlink r:id="rId225">
         <w:r>
           <w:rPr>
             <w:i/>
             <w:noProof/>
             <w:lang w:val="en-US"/>
           </w:rPr>
-          <w:t>A new International Socio-Economic Index (ISEI) of occupational status for the International Standard Classification of Occupation 2008 (ISCO-08) constructed with data from the ISSP 2002–2007</w:t>
-        </w:r>
-      </w:hyperlink>
-      <w:hyperlink r:id="rId237">
-        <w:r>
-          <w:rPr>
-            <w:noProof/>
-            <w:lang w:val="en-US"/>
-          </w:rPr>
-          <w:t xml:space="preserve">. </w:t>
-        </w:r>
-      </w:hyperlink>
-      <w:r>
-        <w:rPr>
-          <w:noProof/>
-          <w:lang w:val="en-US"/>
-        </w:rPr>
-        <w:t>Annual International Conference of Social Survey Programme, Lisbon</w:t>
-      </w:r>
+          <w:t>An R Companion to Applied Regression</w:t>
+        </w:r>
+      </w:hyperlink>
+      <w:hyperlink r:id="rId226">
+        <w:r>
+          <w:rPr>
+            <w:noProof/>
+            <w:lang w:val="en-US"/>
+          </w:rPr>
+          <w:t xml:space="preserve"> (2nd ed.). Sage.</w:t>
+        </w:r>
+      </w:hyperlink>
     </w:p>
     <w:p>
       <w:pPr>
@@ -16642,26 +16626,26 @@
           <w:lang w:val="en-US"/>
         </w:rPr>
       </w:pPr>
-      <w:hyperlink r:id="rId238">
-        <w:r>
-          <w:rPr>
-            <w:noProof/>
-            <w:lang w:val="en-US"/>
-          </w:rPr>
-          <w:t xml:space="preserve">Ganzeboom, H. B., De Graaf, P. M., &amp; Treiman, D. J. (1992). A standard international socio-economic index of occupational status. </w:t>
-        </w:r>
-      </w:hyperlink>
-      <w:hyperlink r:id="rId239">
+      <w:hyperlink r:id="rId227">
+        <w:r>
+          <w:rPr>
+            <w:noProof/>
+            <w:lang w:val="en-US"/>
+          </w:rPr>
+          <w:t xml:space="preserve">Frevert, T. K., &amp; Walker, L. S. (2014). Physical attractiveness and social status. </w:t>
+        </w:r>
+      </w:hyperlink>
+      <w:hyperlink r:id="rId228">
         <w:r>
           <w:rPr>
             <w:i/>
             <w:noProof/>
             <w:lang w:val="en-US"/>
           </w:rPr>
-          <w:t>Social Science Research</w:t>
-        </w:r>
-      </w:hyperlink>
-      <w:hyperlink r:id="rId240">
+          <w:t>Sociology Compass</w:t>
+        </w:r>
+      </w:hyperlink>
+      <w:hyperlink r:id="rId229">
         <w:r>
           <w:rPr>
             <w:noProof/>
@@ -16670,23 +16654,23 @@
           <w:t xml:space="preserve">, </w:t>
         </w:r>
       </w:hyperlink>
-      <w:hyperlink r:id="rId241">
+      <w:hyperlink r:id="rId230">
         <w:r>
           <w:rPr>
             <w:i/>
             <w:noProof/>
             <w:lang w:val="en-US"/>
           </w:rPr>
-          <w:t>21</w:t>
-        </w:r>
-      </w:hyperlink>
-      <w:hyperlink r:id="rId242">
-        <w:r>
-          <w:rPr>
-            <w:noProof/>
-            <w:lang w:val="en-US"/>
-          </w:rPr>
-          <w:t>(1), 1–56.</w:t>
+          <w:t>8</w:t>
+        </w:r>
+      </w:hyperlink>
+      <w:hyperlink r:id="rId231">
+        <w:r>
+          <w:rPr>
+            <w:noProof/>
+            <w:lang w:val="en-US"/>
+          </w:rPr>
+          <w:t>(3), 313–323.</w:t>
         </w:r>
       </w:hyperlink>
     </w:p>
@@ -16702,53 +16686,41 @@
           <w:lang w:val="en-US"/>
         </w:rPr>
       </w:pPr>
-      <w:hyperlink r:id="rId243">
-        <w:r>
-          <w:rPr>
-            <w:noProof/>
-            <w:lang w:val="en-US"/>
-          </w:rPr>
-          <w:t xml:space="preserve">Ganzeboom, H. B. G., &amp; Treiman, D. J. (1996). Internationally Comparable Measures of Occupational Status for the 1988 International Standard Classification of Occupations. </w:t>
-        </w:r>
-      </w:hyperlink>
-      <w:hyperlink r:id="rId244">
+      <w:hyperlink r:id="rId232">
+        <w:r>
+          <w:rPr>
+            <w:noProof/>
+            <w:lang w:val="en-US"/>
+          </w:rPr>
+          <w:t xml:space="preserve">Friedman, S., &amp; Laurison, D. (2020). </w:t>
+        </w:r>
+      </w:hyperlink>
+      <w:hyperlink r:id="rId233">
         <w:r>
           <w:rPr>
             <w:i/>
             <w:noProof/>
             <w:lang w:val="en-US"/>
           </w:rPr>
-          <w:t>Social Science Research</w:t>
-        </w:r>
-      </w:hyperlink>
-      <w:hyperlink r:id="rId245">
-        <w:r>
-          <w:rPr>
-            <w:noProof/>
-            <w:lang w:val="en-US"/>
-          </w:rPr>
-          <w:t xml:space="preserve">, </w:t>
-        </w:r>
-      </w:hyperlink>
-      <w:hyperlink r:id="rId246">
-        <w:r>
-          <w:rPr>
-            <w:i/>
-            <w:noProof/>
-            <w:lang w:val="en-US"/>
-          </w:rPr>
-          <w:t>25</w:t>
-        </w:r>
-      </w:hyperlink>
-      <w:hyperlink r:id="rId247">
-        <w:r>
-          <w:rPr>
-            <w:noProof/>
-            <w:lang w:val="en-US"/>
-          </w:rPr>
-          <w:t>(3), 201–239.</w:t>
-        </w:r>
-      </w:hyperlink>
+          <w:t>The class ceiling: Why it pays to be privileged</w:t>
+        </w:r>
+      </w:hyperlink>
+      <w:hyperlink r:id="rId234">
+        <w:r>
+          <w:rPr>
+            <w:noProof/>
+            <w:lang w:val="en-US"/>
+          </w:rPr>
+          <w:t>.</w:t>
+        </w:r>
+      </w:hyperlink>
+      <w:r>
+        <w:rPr>
+          <w:noProof/>
+          <w:lang w:val="en-US"/>
+        </w:rPr>
+        <w:t xml:space="preserve"> Policy Press.</w:t>
+      </w:r>
     </w:p>
     <w:p>
       <w:pPr>
@@ -16762,53 +16734,41 @@
           <w:lang w:val="en-US"/>
         </w:rPr>
       </w:pPr>
-      <w:hyperlink r:id="rId248">
-        <w:r>
-          <w:rPr>
-            <w:noProof/>
-            <w:lang w:val="en-US"/>
-          </w:rPr>
-          <w:t xml:space="preserve">Goffman, E. (1951). Symbols of class status. </w:t>
-        </w:r>
-      </w:hyperlink>
-      <w:hyperlink r:id="rId249">
+      <w:hyperlink r:id="rId235">
+        <w:r>
+          <w:rPr>
+            <w:noProof/>
+            <w:lang w:val="en-US"/>
+          </w:rPr>
+          <w:t xml:space="preserve">Ganzeboom, H. B. (2010). </w:t>
+        </w:r>
+      </w:hyperlink>
+      <w:hyperlink r:id="rId236">
         <w:r>
           <w:rPr>
             <w:i/>
             <w:noProof/>
             <w:lang w:val="en-US"/>
           </w:rPr>
-          <w:t>The British Journal of Sociology</w:t>
-        </w:r>
-      </w:hyperlink>
-      <w:hyperlink r:id="rId250">
-        <w:r>
-          <w:rPr>
-            <w:noProof/>
-            <w:lang w:val="en-US"/>
-          </w:rPr>
-          <w:t xml:space="preserve">, </w:t>
-        </w:r>
-      </w:hyperlink>
-      <w:hyperlink r:id="rId251">
-        <w:r>
-          <w:rPr>
-            <w:i/>
-            <w:noProof/>
-            <w:lang w:val="en-US"/>
-          </w:rPr>
-          <w:t>2</w:t>
-        </w:r>
-      </w:hyperlink>
-      <w:hyperlink r:id="rId252">
-        <w:r>
-          <w:rPr>
-            <w:noProof/>
-            <w:lang w:val="en-US"/>
-          </w:rPr>
-          <w:t>(4), 294–304.</w:t>
-        </w:r>
-      </w:hyperlink>
+          <w:t>A new International Socio-Economic Index (ISEI) of occupational status for the International Standard Classification of Occupation 2008 (ISCO-08) constructed with data from the ISSP 2002–2007</w:t>
+        </w:r>
+      </w:hyperlink>
+      <w:hyperlink r:id="rId237">
+        <w:r>
+          <w:rPr>
+            <w:noProof/>
+            <w:lang w:val="en-US"/>
+          </w:rPr>
+          <w:t xml:space="preserve">. </w:t>
+        </w:r>
+      </w:hyperlink>
+      <w:r>
+        <w:rPr>
+          <w:noProof/>
+          <w:lang w:val="en-US"/>
+        </w:rPr>
+        <w:t>Annual International Conference of Social Survey Programme, Lisbon</w:t>
+      </w:r>
     </w:p>
     <w:p>
       <w:pPr>
@@ -16822,26 +16782,26 @@
           <w:lang w:val="en-US"/>
         </w:rPr>
       </w:pPr>
-      <w:hyperlink r:id="rId253">
-        <w:r>
-          <w:rPr>
-            <w:noProof/>
-            <w:lang w:val="en-US"/>
-          </w:rPr>
-          <w:t xml:space="preserve">Griffin, A. M., &amp; Langlois, J. H. (2006). Stereotype directionality and attractiveness stereotyping: Is beauty good or is ugly bad? </w:t>
-        </w:r>
-      </w:hyperlink>
-      <w:hyperlink r:id="rId254">
+      <w:hyperlink r:id="rId238">
+        <w:r>
+          <w:rPr>
+            <w:noProof/>
+            <w:lang w:val="en-US"/>
+          </w:rPr>
+          <w:t xml:space="preserve">Ganzeboom, H. B., De Graaf, P. M., &amp; Treiman, D. J. (1992). A standard international socio-economic index of occupational status. </w:t>
+        </w:r>
+      </w:hyperlink>
+      <w:hyperlink r:id="rId239">
         <w:r>
           <w:rPr>
             <w:i/>
             <w:noProof/>
             <w:lang w:val="en-US"/>
           </w:rPr>
-          <w:t>Social Cognition</w:t>
-        </w:r>
-      </w:hyperlink>
-      <w:hyperlink r:id="rId255">
+          <w:t>Social Science Research</w:t>
+        </w:r>
+      </w:hyperlink>
+      <w:hyperlink r:id="rId240">
         <w:r>
           <w:rPr>
             <w:noProof/>
@@ -16850,23 +16810,23 @@
           <w:t xml:space="preserve">, </w:t>
         </w:r>
       </w:hyperlink>
-      <w:hyperlink r:id="rId256">
+      <w:hyperlink r:id="rId241">
         <w:r>
           <w:rPr>
             <w:i/>
             <w:noProof/>
             <w:lang w:val="en-US"/>
           </w:rPr>
-          <w:t>24</w:t>
-        </w:r>
-      </w:hyperlink>
-      <w:hyperlink r:id="rId257">
-        <w:r>
-          <w:rPr>
-            <w:noProof/>
-            <w:lang w:val="en-US"/>
-          </w:rPr>
-          <w:t>(2), 187–206.</w:t>
+          <w:t>21</w:t>
+        </w:r>
+      </w:hyperlink>
+      <w:hyperlink r:id="rId242">
+        <w:r>
+          <w:rPr>
+            <w:noProof/>
+            <w:lang w:val="en-US"/>
+          </w:rPr>
+          <w:t>(1), 1–56.</w:t>
         </w:r>
       </w:hyperlink>
     </w:p>
@@ -16882,26 +16842,26 @@
           <w:lang w:val="en-US"/>
         </w:rPr>
       </w:pPr>
-      <w:hyperlink r:id="rId258">
-        <w:r>
-          <w:rPr>
-            <w:noProof/>
-            <w:lang w:val="en-US"/>
-          </w:rPr>
-          <w:t xml:space="preserve">Hamermesh, D., &amp; Biddle, J. (1994). Beauty and the Labor Market. </w:t>
-        </w:r>
-      </w:hyperlink>
-      <w:hyperlink r:id="rId259">
+      <w:hyperlink r:id="rId243">
+        <w:r>
+          <w:rPr>
+            <w:noProof/>
+            <w:lang w:val="en-US"/>
+          </w:rPr>
+          <w:t xml:space="preserve">Ganzeboom, H. B. G., &amp; Treiman, D. J. (1996). Internationally Comparable Measures of Occupational Status for the 1988 International Standard Classification of Occupations. </w:t>
+        </w:r>
+      </w:hyperlink>
+      <w:hyperlink r:id="rId244">
         <w:r>
           <w:rPr>
             <w:i/>
             <w:noProof/>
             <w:lang w:val="en-US"/>
           </w:rPr>
-          <w:t>American Economic Review</w:t>
-        </w:r>
-      </w:hyperlink>
-      <w:hyperlink r:id="rId260">
+          <w:t>Social Science Research</w:t>
+        </w:r>
+      </w:hyperlink>
+      <w:hyperlink r:id="rId245">
         <w:r>
           <w:rPr>
             <w:noProof/>
@@ -16910,23 +16870,23 @@
           <w:t xml:space="preserve">, </w:t>
         </w:r>
       </w:hyperlink>
-      <w:hyperlink r:id="rId261">
+      <w:hyperlink r:id="rId246">
         <w:r>
           <w:rPr>
             <w:i/>
             <w:noProof/>
             <w:lang w:val="en-US"/>
           </w:rPr>
-          <w:t>84</w:t>
-        </w:r>
-      </w:hyperlink>
-      <w:hyperlink r:id="rId262">
-        <w:r>
-          <w:rPr>
-            <w:noProof/>
-            <w:lang w:val="en-US"/>
-          </w:rPr>
-          <w:t>(5), 1174–1194.</w:t>
+          <w:t>25</w:t>
+        </w:r>
+      </w:hyperlink>
+      <w:hyperlink r:id="rId247">
+        <w:r>
+          <w:rPr>
+            <w:noProof/>
+            <w:lang w:val="en-US"/>
+          </w:rPr>
+          <w:t>(3), 201–239.</w:t>
         </w:r>
       </w:hyperlink>
     </w:p>
@@ -16937,37 +16897,55 @@
         <w:ind w:left="720" w:hanging="720"/>
         <w:jc w:val="both"/>
         <w:rPr>
-          <w:b/>
           <w:noProof/>
           <w:lang w:val="en-US"/>
         </w:rPr>
       </w:pPr>
-      <w:hyperlink r:id="rId263">
-        <w:r>
-          <w:rPr>
-            <w:noProof/>
-            <w:lang w:val="en-US"/>
-          </w:rPr>
-          <w:t xml:space="preserve">Hamermesh, D. (2011). Beauty Pays: Why Attractive People Are More Successful. In </w:t>
-        </w:r>
-      </w:hyperlink>
-      <w:hyperlink r:id="rId264">
+      <w:hyperlink r:id="rId248">
+        <w:r>
+          <w:rPr>
+            <w:noProof/>
+            <w:lang w:val="en-US"/>
+          </w:rPr>
+          <w:t xml:space="preserve">Goffman, E. (1951). Symbols of class status. </w:t>
+        </w:r>
+      </w:hyperlink>
+      <w:hyperlink r:id="rId249">
         <w:r>
           <w:rPr>
             <w:i/>
             <w:noProof/>
             <w:lang w:val="en-US"/>
           </w:rPr>
-          <w:t>Beauty Pays</w:t>
-        </w:r>
-      </w:hyperlink>
-      <w:hyperlink r:id="rId265">
-        <w:r>
-          <w:rPr>
-            <w:noProof/>
-            <w:lang w:val="en-US"/>
-          </w:rPr>
-          <w:t>. Princeton University Press.</w:t>
+          <w:t>The British Journal of Sociology</w:t>
+        </w:r>
+      </w:hyperlink>
+      <w:hyperlink r:id="rId250">
+        <w:r>
+          <w:rPr>
+            <w:noProof/>
+            <w:lang w:val="en-US"/>
+          </w:rPr>
+          <w:t xml:space="preserve">, </w:t>
+        </w:r>
+      </w:hyperlink>
+      <w:hyperlink r:id="rId251">
+        <w:r>
+          <w:rPr>
+            <w:i/>
+            <w:noProof/>
+            <w:lang w:val="en-US"/>
+          </w:rPr>
+          <w:t>2</w:t>
+        </w:r>
+      </w:hyperlink>
+      <w:hyperlink r:id="rId252">
+        <w:r>
+          <w:rPr>
+            <w:noProof/>
+            <w:lang w:val="en-US"/>
+          </w:rPr>
+          <w:t>(4), 294–304.</w:t>
         </w:r>
       </w:hyperlink>
     </w:p>
@@ -16978,39 +16956,49 @@
         <w:ind w:left="720" w:hanging="720"/>
         <w:jc w:val="both"/>
         <w:rPr>
-          <w:b/>
           <w:noProof/>
           <w:lang w:val="en-US"/>
         </w:rPr>
       </w:pPr>
-      <w:hyperlink r:id="rId266">
-        <w:r>
-          <w:rPr>
-            <w:noProof/>
-            <w:lang w:val="en-US"/>
-          </w:rPr>
-          <w:t xml:space="preserve">Harrison, E., &amp; Rose, D. (2006). The European socio-economic classification (ESeC) user guide. </w:t>
-        </w:r>
-      </w:hyperlink>
-      <w:hyperlink r:id="rId267">
-        <w:r>
-          <w:rPr>
-            <w:i/>
-            <w:noProof/>
-            <w:lang w:val="en-US"/>
-          </w:rPr>
-          <w:t>Colchester: Institute for Social and Economic Research, University of Essex</w:t>
-        </w:r>
-      </w:hyperlink>
-      <w:hyperlink r:id="rId268">
-        <w:r>
-          <w:rPr>
-            <w:noProof/>
-            <w:lang w:val="en-US"/>
-          </w:rPr>
-          <w:t>.</w:t>
-        </w:r>
-      </w:hyperlink>
+      <w:r>
+        <w:rPr>
+          <w:noProof/>
+          <w:lang w:val="en-US"/>
+        </w:rPr>
+        <w:t>González-</w:t>
+      </w:r>
+      <w:proofErr w:type="spellStart"/>
+      <w:r>
+        <w:rPr>
+          <w:noProof/>
+          <w:lang w:val="en-US"/>
+        </w:rPr>
+        <w:t>Ocantos</w:t>
+      </w:r>
+      <w:proofErr w:type="spellEnd"/>
+      <w:r>
+        <w:rPr>
+          <w:noProof/>
+          <w:lang w:val="en-US"/>
+        </w:rPr>
+        <w:t xml:space="preserve">, E., de </w:t>
+      </w:r>
+      <w:proofErr w:type="spellStart"/>
+      <w:r>
+        <w:rPr>
+          <w:noProof/>
+          <w:lang w:val="en-US"/>
+        </w:rPr>
+        <w:t>Jonge</w:t>
+      </w:r>
+      <w:proofErr w:type="spellEnd"/>
+      <w:r>
+        <w:rPr>
+          <w:noProof/>
+          <w:lang w:val="en-US"/>
+        </w:rPr>
+        <w:t>, C., Meléndez, C., Osorio, J., &amp; Nickerson, D. (2012). Vote Buying and Social Desirability Bias: Experimental Evidence from Nicaragua. American Journal of Political Science, 56(1), 202–217.</w:t>
+      </w:r>
     </w:p>
     <w:p>
       <w:pPr>
@@ -17024,26 +17012,26 @@
           <w:lang w:val="en-US"/>
         </w:rPr>
       </w:pPr>
-      <w:hyperlink r:id="rId269">
-        <w:r>
-          <w:rPr>
-            <w:noProof/>
-            <w:lang w:val="en-US"/>
-          </w:rPr>
-          <w:t xml:space="preserve">Hart, W., Ottati, V., &amp; Krumdick, N. (2011). Physical Attractiveness and Candidate Evaluation: A Model of Correction. </w:t>
-        </w:r>
-      </w:hyperlink>
-      <w:hyperlink r:id="rId270">
+      <w:hyperlink r:id="rId253">
+        <w:r>
+          <w:rPr>
+            <w:noProof/>
+            <w:lang w:val="en-US"/>
+          </w:rPr>
+          <w:t xml:space="preserve">Griffin, A. M., &amp; Langlois, J. H. (2006). Stereotype directionality and attractiveness stereotyping: Is beauty good or is ugly bad? </w:t>
+        </w:r>
+      </w:hyperlink>
+      <w:hyperlink r:id="rId254">
         <w:r>
           <w:rPr>
             <w:i/>
             <w:noProof/>
             <w:lang w:val="en-US"/>
           </w:rPr>
-          <w:t>Political Psychology</w:t>
-        </w:r>
-      </w:hyperlink>
-      <w:hyperlink r:id="rId271">
+          <w:t>Social Cognition</w:t>
+        </w:r>
+      </w:hyperlink>
+      <w:hyperlink r:id="rId255">
         <w:r>
           <w:rPr>
             <w:noProof/>
@@ -17052,23 +17040,23 @@
           <w:t xml:space="preserve">, </w:t>
         </w:r>
       </w:hyperlink>
-      <w:hyperlink r:id="rId272">
+      <w:hyperlink r:id="rId256">
         <w:r>
           <w:rPr>
             <w:i/>
             <w:noProof/>
             <w:lang w:val="en-US"/>
           </w:rPr>
-          <w:t>32</w:t>
-        </w:r>
-      </w:hyperlink>
-      <w:hyperlink r:id="rId273">
-        <w:r>
-          <w:rPr>
-            <w:noProof/>
-            <w:lang w:val="en-US"/>
-          </w:rPr>
-          <w:t>(2), 181–203.</w:t>
+          <w:t>24</w:t>
+        </w:r>
+      </w:hyperlink>
+      <w:hyperlink r:id="rId257">
+        <w:r>
+          <w:rPr>
+            <w:noProof/>
+            <w:lang w:val="en-US"/>
+          </w:rPr>
+          <w:t>(2), 187–206.</w:t>
         </w:r>
       </w:hyperlink>
     </w:p>
@@ -17084,59 +17072,60 @@
           <w:lang w:val="en-US"/>
         </w:rPr>
       </w:pPr>
-      <w:hyperlink r:id="rId274">
-        <w:r>
-          <w:rPr>
-            <w:noProof/>
-            <w:lang w:val="en-US"/>
-          </w:rPr>
-          <w:t xml:space="preserve">Heilman, M. E., &amp; Eagly, A. H. (2008). Gender stereotypes are alive, well, and busy producing </w:t>
-        </w:r>
-        <w:r>
-          <w:rPr>
+      <w:hyperlink r:id="rId258">
+        <w:r>
+          <w:rPr>
+            <w:noProof/>
+            <w:lang w:val="en-US"/>
+          </w:rPr>
+          <w:t xml:space="preserve">Hamermesh, D., &amp; Biddle, J. (1994). Beauty and the Labor Market. </w:t>
+        </w:r>
+      </w:hyperlink>
+      <w:hyperlink r:id="rId259">
+        <w:r>
+          <w:rPr>
+            <w:i/>
+            <w:noProof/>
+            <w:lang w:val="en-US"/>
+          </w:rPr>
+          <w:t xml:space="preserve">American Economic </w:t>
+        </w:r>
+        <w:r>
+          <w:rPr>
+            <w:i/>
             <w:noProof/>
             <w:lang w:val="en-US"/>
           </w:rPr>
           <w:lastRenderedPageBreak/>
-          <w:t xml:space="preserve">workplace discrimination. </w:t>
-        </w:r>
-      </w:hyperlink>
-      <w:hyperlink r:id="rId275">
+          <w:t>Review</w:t>
+        </w:r>
+      </w:hyperlink>
+      <w:hyperlink r:id="rId260">
+        <w:r>
+          <w:rPr>
+            <w:noProof/>
+            <w:lang w:val="en-US"/>
+          </w:rPr>
+          <w:t xml:space="preserve">, </w:t>
+        </w:r>
+      </w:hyperlink>
+      <w:hyperlink r:id="rId261">
         <w:r>
           <w:rPr>
             <w:i/>
             <w:noProof/>
             <w:lang w:val="en-US"/>
           </w:rPr>
-          <w:t>Industrial and Organizational Psychology</w:t>
-        </w:r>
-      </w:hyperlink>
-      <w:hyperlink r:id="rId276">
-        <w:r>
-          <w:rPr>
-            <w:noProof/>
-            <w:lang w:val="en-US"/>
-          </w:rPr>
-          <w:t xml:space="preserve">, </w:t>
-        </w:r>
-      </w:hyperlink>
-      <w:hyperlink r:id="rId277">
-        <w:r>
-          <w:rPr>
-            <w:i/>
-            <w:noProof/>
-            <w:lang w:val="en-US"/>
-          </w:rPr>
-          <w:t>1</w:t>
-        </w:r>
-      </w:hyperlink>
-      <w:hyperlink r:id="rId278">
-        <w:r>
-          <w:rPr>
-            <w:noProof/>
-            <w:lang w:val="en-US"/>
-          </w:rPr>
-          <w:t>(4), 393–398.</w:t>
+          <w:t>84</w:t>
+        </w:r>
+      </w:hyperlink>
+      <w:hyperlink r:id="rId262">
+        <w:r>
+          <w:rPr>
+            <w:noProof/>
+            <w:lang w:val="en-US"/>
+          </w:rPr>
+          <w:t>(5), 1174–1194.</w:t>
         </w:r>
       </w:hyperlink>
     </w:p>
@@ -17152,51 +17141,32 @@
           <w:lang w:val="en-US"/>
         </w:rPr>
       </w:pPr>
-      <w:hyperlink r:id="rId279">
-        <w:r>
-          <w:rPr>
-            <w:noProof/>
-            <w:lang w:val="en-US"/>
-          </w:rPr>
-          <w:t xml:space="preserve">Heilman, M., Wallen, A., Fuchs, D., &amp; Tamkins, M. (2004). Penalties for Success: Reactions to Women Who Succeed at Male Gender-Typed Tasks. </w:t>
-        </w:r>
-      </w:hyperlink>
-      <w:hyperlink r:id="rId280">
+      <w:hyperlink r:id="rId263">
+        <w:r>
+          <w:rPr>
+            <w:noProof/>
+            <w:lang w:val="en-US"/>
+          </w:rPr>
+          <w:t xml:space="preserve">Hamermesh, D. (2011). Beauty Pays: Why Attractive People Are More Successful. In </w:t>
+        </w:r>
+      </w:hyperlink>
+      <w:hyperlink r:id="rId264">
         <w:r>
           <w:rPr>
             <w:i/>
             <w:noProof/>
             <w:lang w:val="en-US"/>
           </w:rPr>
-          <w:t>Journal of Applied Psychology</w:t>
-        </w:r>
-      </w:hyperlink>
-      <w:hyperlink r:id="rId281">
-        <w:r>
-          <w:rPr>
-            <w:noProof/>
-            <w:lang w:val="en-US"/>
-          </w:rPr>
-          <w:t xml:space="preserve">, </w:t>
-        </w:r>
-      </w:hyperlink>
-      <w:hyperlink r:id="rId282">
-        <w:r>
-          <w:rPr>
-            <w:i/>
-            <w:noProof/>
-            <w:lang w:val="en-US"/>
-          </w:rPr>
-          <w:t>89</w:t>
-        </w:r>
-      </w:hyperlink>
-      <w:hyperlink r:id="rId283">
-        <w:r>
-          <w:rPr>
-            <w:noProof/>
-            <w:lang w:val="en-US"/>
-          </w:rPr>
-          <w:t>(3), 416–427.</w:t>
+          <w:t>Beauty Pays</w:t>
+        </w:r>
+      </w:hyperlink>
+      <w:hyperlink r:id="rId265">
+        <w:r>
+          <w:rPr>
+            <w:noProof/>
+            <w:lang w:val="en-US"/>
+          </w:rPr>
+          <w:t>. Princeton University Press.</w:t>
         </w:r>
       </w:hyperlink>
     </w:p>
@@ -17212,51 +17182,32 @@
           <w:lang w:val="en-US"/>
         </w:rPr>
       </w:pPr>
-      <w:hyperlink r:id="rId284">
-        <w:r>
-          <w:rPr>
-            <w:noProof/>
-            <w:lang w:val="en-US"/>
-          </w:rPr>
-          <w:t xml:space="preserve">Herrmann, M., &amp; Shikano, S. (2016). Attractiveness and Facial Competence Bias Face-Based Inferences of Candidate Ideology. </w:t>
-        </w:r>
-      </w:hyperlink>
-      <w:hyperlink r:id="rId285">
+      <w:hyperlink r:id="rId266">
+        <w:r>
+          <w:rPr>
+            <w:noProof/>
+            <w:lang w:val="en-US"/>
+          </w:rPr>
+          <w:t xml:space="preserve">Harrison, E., &amp; Rose, D. (2006). The European socio-economic classification (ESeC) user guide. </w:t>
+        </w:r>
+      </w:hyperlink>
+      <w:hyperlink r:id="rId267">
         <w:r>
           <w:rPr>
             <w:i/>
             <w:noProof/>
             <w:lang w:val="en-US"/>
           </w:rPr>
-          <w:t>Political Psychology</w:t>
-        </w:r>
-      </w:hyperlink>
-      <w:hyperlink r:id="rId286">
-        <w:r>
-          <w:rPr>
-            <w:noProof/>
-            <w:lang w:val="en-US"/>
-          </w:rPr>
-          <w:t xml:space="preserve">, </w:t>
-        </w:r>
-      </w:hyperlink>
-      <w:hyperlink r:id="rId287">
-        <w:r>
-          <w:rPr>
-            <w:i/>
-            <w:noProof/>
-            <w:lang w:val="en-US"/>
-          </w:rPr>
-          <w:t>37</w:t>
-        </w:r>
-      </w:hyperlink>
-      <w:hyperlink r:id="rId288">
-        <w:r>
-          <w:rPr>
-            <w:noProof/>
-            <w:lang w:val="en-US"/>
-          </w:rPr>
-          <w:t>(3), 401–417.</w:t>
+          <w:t>Colchester: Institute for Social and Economic Research, University of Essex</w:t>
+        </w:r>
+      </w:hyperlink>
+      <w:hyperlink r:id="rId268">
+        <w:r>
+          <w:rPr>
+            <w:noProof/>
+            <w:lang w:val="en-US"/>
+          </w:rPr>
+          <w:t>.</w:t>
         </w:r>
       </w:hyperlink>
     </w:p>
@@ -17272,26 +17223,26 @@
           <w:lang w:val="en-US"/>
         </w:rPr>
       </w:pPr>
-      <w:hyperlink r:id="rId289">
-        <w:r>
-          <w:rPr>
-            <w:noProof/>
-            <w:lang w:val="en-US"/>
-          </w:rPr>
-          <w:t xml:space="preserve">Hoss, R. A., Ramsey, J. L., Griffin, A. M., &amp; Langlois, J. H. (2005). The role of facial attractiveness and facial masculinity/femininity in sex classification of faces. </w:t>
-        </w:r>
-      </w:hyperlink>
-      <w:hyperlink r:id="rId290">
+      <w:hyperlink r:id="rId269">
+        <w:r>
+          <w:rPr>
+            <w:noProof/>
+            <w:lang w:val="en-US"/>
+          </w:rPr>
+          <w:t xml:space="preserve">Hart, W., Ottati, V., &amp; Krumdick, N. (2011). Physical Attractiveness and Candidate Evaluation: A Model of Correction. </w:t>
+        </w:r>
+      </w:hyperlink>
+      <w:hyperlink r:id="rId270">
         <w:r>
           <w:rPr>
             <w:i/>
             <w:noProof/>
             <w:lang w:val="en-US"/>
           </w:rPr>
-          <w:t>Perception</w:t>
-        </w:r>
-      </w:hyperlink>
-      <w:hyperlink r:id="rId291">
+          <w:t>Political Psychology</w:t>
+        </w:r>
+      </w:hyperlink>
+      <w:hyperlink r:id="rId271">
         <w:r>
           <w:rPr>
             <w:noProof/>
@@ -17300,23 +17251,23 @@
           <w:t xml:space="preserve">, </w:t>
         </w:r>
       </w:hyperlink>
-      <w:hyperlink r:id="rId292">
+      <w:hyperlink r:id="rId272">
         <w:r>
           <w:rPr>
             <w:i/>
             <w:noProof/>
             <w:lang w:val="en-US"/>
           </w:rPr>
-          <w:t>34</w:t>
-        </w:r>
-      </w:hyperlink>
-      <w:hyperlink r:id="rId293">
-        <w:r>
-          <w:rPr>
-            <w:noProof/>
-            <w:lang w:val="en-US"/>
-          </w:rPr>
-          <w:t>(12), 1459–1474.</w:t>
+          <w:t>32</w:t>
+        </w:r>
+      </w:hyperlink>
+      <w:hyperlink r:id="rId273">
+        <w:r>
+          <w:rPr>
+            <w:noProof/>
+            <w:lang w:val="en-US"/>
+          </w:rPr>
+          <w:t>(2), 181–203.</w:t>
         </w:r>
       </w:hyperlink>
     </w:p>
@@ -17332,26 +17283,26 @@
           <w:lang w:val="en-US"/>
         </w:rPr>
       </w:pPr>
-      <w:hyperlink r:id="rId294">
-        <w:r>
-          <w:rPr>
-            <w:noProof/>
-            <w:lang w:val="en-US"/>
-          </w:rPr>
-          <w:t xml:space="preserve">Jæger, M. M. (2011). “A Thing of Beauty is a Joy Forever”? Returns to Physical Attractiveness over the Life Course. </w:t>
-        </w:r>
-      </w:hyperlink>
-      <w:hyperlink r:id="rId295">
+      <w:hyperlink r:id="rId274">
+        <w:r>
+          <w:rPr>
+            <w:noProof/>
+            <w:lang w:val="en-US"/>
+          </w:rPr>
+          <w:t xml:space="preserve">Heilman, M. E., &amp; Eagly, A. H. (2008). Gender stereotypes are alive, well, and busy producing workplace discrimination. </w:t>
+        </w:r>
+      </w:hyperlink>
+      <w:hyperlink r:id="rId275">
         <w:r>
           <w:rPr>
             <w:i/>
             <w:noProof/>
             <w:lang w:val="en-US"/>
           </w:rPr>
-          <w:t>Social Forces</w:t>
-        </w:r>
-      </w:hyperlink>
-      <w:hyperlink r:id="rId296">
+          <w:t>Industrial and Organizational Psychology</w:t>
+        </w:r>
+      </w:hyperlink>
+      <w:hyperlink r:id="rId276">
         <w:r>
           <w:rPr>
             <w:noProof/>
@@ -17360,23 +17311,23 @@
           <w:t xml:space="preserve">, </w:t>
         </w:r>
       </w:hyperlink>
-      <w:hyperlink r:id="rId297">
+      <w:hyperlink r:id="rId277">
         <w:r>
           <w:rPr>
             <w:i/>
             <w:noProof/>
             <w:lang w:val="en-US"/>
           </w:rPr>
-          <w:t>89</w:t>
-        </w:r>
-      </w:hyperlink>
-      <w:hyperlink r:id="rId298">
-        <w:r>
-          <w:rPr>
-            <w:noProof/>
-            <w:lang w:val="en-US"/>
-          </w:rPr>
-          <w:t>(3), 983–1003.</w:t>
+          <w:t>1</w:t>
+        </w:r>
+      </w:hyperlink>
+      <w:hyperlink r:id="rId278">
+        <w:r>
+          <w:rPr>
+            <w:noProof/>
+            <w:lang w:val="en-US"/>
+          </w:rPr>
+          <w:t>(4), 393–398.</w:t>
         </w:r>
       </w:hyperlink>
     </w:p>
@@ -17392,26 +17343,26 @@
           <w:lang w:val="en-US"/>
         </w:rPr>
       </w:pPr>
-      <w:hyperlink r:id="rId299">
-        <w:r>
-          <w:rPr>
-            <w:noProof/>
-            <w:lang w:val="en-US"/>
-          </w:rPr>
-          <w:t xml:space="preserve">Kalick, M. (1988). Physical Attractiveness as a Status Cue. </w:t>
-        </w:r>
-      </w:hyperlink>
-      <w:hyperlink r:id="rId300">
+      <w:hyperlink r:id="rId279">
+        <w:r>
+          <w:rPr>
+            <w:noProof/>
+            <w:lang w:val="en-US"/>
+          </w:rPr>
+          <w:t xml:space="preserve">Heilman, M., Wallen, A., Fuchs, D., &amp; Tamkins, M. (2004). Penalties for Success: Reactions to Women Who Succeed at Male Gender-Typed Tasks. </w:t>
+        </w:r>
+      </w:hyperlink>
+      <w:hyperlink r:id="rId280">
         <w:r>
           <w:rPr>
             <w:i/>
             <w:noProof/>
             <w:lang w:val="en-US"/>
           </w:rPr>
-          <w:t>Journal of Experimental Social Psychology</w:t>
-        </w:r>
-      </w:hyperlink>
-      <w:hyperlink r:id="rId301">
+          <w:t>Journal of Applied Psychology</w:t>
+        </w:r>
+      </w:hyperlink>
+      <w:hyperlink r:id="rId281">
         <w:r>
           <w:rPr>
             <w:noProof/>
@@ -17420,23 +17371,23 @@
           <w:t xml:space="preserve">, </w:t>
         </w:r>
       </w:hyperlink>
-      <w:hyperlink r:id="rId302">
+      <w:hyperlink r:id="rId282">
         <w:r>
           <w:rPr>
             <w:i/>
             <w:noProof/>
             <w:lang w:val="en-US"/>
           </w:rPr>
-          <w:t>24</w:t>
-        </w:r>
-      </w:hyperlink>
-      <w:hyperlink r:id="rId303">
-        <w:r>
-          <w:rPr>
-            <w:noProof/>
-            <w:lang w:val="en-US"/>
-          </w:rPr>
-          <w:t>(6), 469–489.</w:t>
+          <w:t>89</w:t>
+        </w:r>
+      </w:hyperlink>
+      <w:hyperlink r:id="rId283">
+        <w:r>
+          <w:rPr>
+            <w:noProof/>
+            <w:lang w:val="en-US"/>
+          </w:rPr>
+          <w:t>(3), 416–427.</w:t>
         </w:r>
       </w:hyperlink>
     </w:p>
@@ -17452,16 +17403,16 @@
           <w:lang w:val="en-US"/>
         </w:rPr>
       </w:pPr>
-      <w:hyperlink r:id="rId304">
-        <w:r>
-          <w:rPr>
-            <w:noProof/>
-            <w:lang w:val="en-US"/>
-          </w:rPr>
-          <w:t xml:space="preserve">Keating, C., Randall, D., &amp; Kendrick, T. (1999). Presidential Physiognomies: Altered Images, Altered Perceptions. </w:t>
-        </w:r>
-      </w:hyperlink>
-      <w:hyperlink r:id="rId305">
+      <w:hyperlink r:id="rId284">
+        <w:r>
+          <w:rPr>
+            <w:noProof/>
+            <w:lang w:val="en-US"/>
+          </w:rPr>
+          <w:t xml:space="preserve">Herrmann, M., &amp; Shikano, S. (2016). Attractiveness and Facial Competence Bias Face-Based Inferences of Candidate Ideology. </w:t>
+        </w:r>
+      </w:hyperlink>
+      <w:hyperlink r:id="rId285">
         <w:r>
           <w:rPr>
             <w:i/>
@@ -17471,7 +17422,7 @@
           <w:t>Political Psychology</w:t>
         </w:r>
       </w:hyperlink>
-      <w:hyperlink r:id="rId306">
+      <w:hyperlink r:id="rId286">
         <w:r>
           <w:rPr>
             <w:noProof/>
@@ -17480,23 +17431,23 @@
           <w:t xml:space="preserve">, </w:t>
         </w:r>
       </w:hyperlink>
-      <w:hyperlink r:id="rId307">
+      <w:hyperlink r:id="rId287">
         <w:r>
           <w:rPr>
             <w:i/>
             <w:noProof/>
             <w:lang w:val="en-US"/>
           </w:rPr>
-          <w:t>20</w:t>
-        </w:r>
-      </w:hyperlink>
-      <w:hyperlink r:id="rId308">
-        <w:r>
-          <w:rPr>
-            <w:noProof/>
-            <w:lang w:val="en-US"/>
-          </w:rPr>
-          <w:t>(3), 593–610.</w:t>
+          <w:t>37</w:t>
+        </w:r>
+      </w:hyperlink>
+      <w:hyperlink r:id="rId288">
+        <w:r>
+          <w:rPr>
+            <w:noProof/>
+            <w:lang w:val="en-US"/>
+          </w:rPr>
+          <w:t>(3), 401–417.</w:t>
         </w:r>
       </w:hyperlink>
     </w:p>
@@ -17512,26 +17463,26 @@
           <w:lang w:val="en-US"/>
         </w:rPr>
       </w:pPr>
-      <w:hyperlink r:id="rId309">
-        <w:r>
-          <w:rPr>
-            <w:noProof/>
-            <w:lang w:val="en-US"/>
-          </w:rPr>
-          <w:t xml:space="preserve">Krook, M. L., &amp; Restrepo Sanín, J. (2020). The Cost of Doing Politics? Analyzing Violence and Harassment against Female Politicians. </w:t>
-        </w:r>
-      </w:hyperlink>
-      <w:hyperlink r:id="rId310">
+      <w:hyperlink r:id="rId289">
+        <w:r>
+          <w:rPr>
+            <w:noProof/>
+            <w:lang w:val="en-US"/>
+          </w:rPr>
+          <w:t xml:space="preserve">Hoss, R. A., Ramsey, J. L., Griffin, A. M., &amp; Langlois, J. H. (2005). The role of facial attractiveness and facial masculinity/femininity in sex classification of faces. </w:t>
+        </w:r>
+      </w:hyperlink>
+      <w:hyperlink r:id="rId290">
         <w:r>
           <w:rPr>
             <w:i/>
             <w:noProof/>
             <w:lang w:val="en-US"/>
           </w:rPr>
-          <w:t>Perspectives on Politics</w:t>
-        </w:r>
-      </w:hyperlink>
-      <w:hyperlink r:id="rId311">
+          <w:t>Perception</w:t>
+        </w:r>
+      </w:hyperlink>
+      <w:hyperlink r:id="rId291">
         <w:r>
           <w:rPr>
             <w:noProof/>
@@ -17540,23 +17491,23 @@
           <w:t xml:space="preserve">, </w:t>
         </w:r>
       </w:hyperlink>
-      <w:hyperlink r:id="rId312">
+      <w:hyperlink r:id="rId292">
         <w:r>
           <w:rPr>
             <w:i/>
             <w:noProof/>
             <w:lang w:val="en-US"/>
           </w:rPr>
-          <w:t>18</w:t>
-        </w:r>
-      </w:hyperlink>
-      <w:hyperlink r:id="rId313">
-        <w:r>
-          <w:rPr>
-            <w:noProof/>
-            <w:lang w:val="en-US"/>
-          </w:rPr>
-          <w:t>(3), 740–755.</w:t>
+          <w:t>34</w:t>
+        </w:r>
+      </w:hyperlink>
+      <w:hyperlink r:id="rId293">
+        <w:r>
+          <w:rPr>
+            <w:noProof/>
+            <w:lang w:val="en-US"/>
+          </w:rPr>
+          <w:t>(12), 1459–1474.</w:t>
         </w:r>
       </w:hyperlink>
     </w:p>
@@ -17572,26 +17523,26 @@
           <w:lang w:val="en-US"/>
         </w:rPr>
       </w:pPr>
-      <w:hyperlink r:id="rId314">
-        <w:r>
-          <w:rPr>
-            <w:noProof/>
-            <w:lang w:val="en-US"/>
-          </w:rPr>
-          <w:t xml:space="preserve">Kuipers, G. (2015). Beauty and distinction? The evaluation of appearance and cultural capital in five European countries. </w:t>
-        </w:r>
-      </w:hyperlink>
-      <w:hyperlink r:id="rId315">
+      <w:hyperlink r:id="rId294">
+        <w:r>
+          <w:rPr>
+            <w:noProof/>
+            <w:lang w:val="en-US"/>
+          </w:rPr>
+          <w:t xml:space="preserve">Jæger, M. M. (2011). “A Thing of Beauty is a Joy Forever”? Returns to Physical Attractiveness over the Life Course. </w:t>
+        </w:r>
+      </w:hyperlink>
+      <w:hyperlink r:id="rId295">
         <w:r>
           <w:rPr>
             <w:i/>
             <w:noProof/>
             <w:lang w:val="en-US"/>
           </w:rPr>
-          <w:t>Poetics</w:t>
-        </w:r>
-      </w:hyperlink>
-      <w:hyperlink r:id="rId316">
+          <w:t>Social Forces</w:t>
+        </w:r>
+      </w:hyperlink>
+      <w:hyperlink r:id="rId296">
         <w:r>
           <w:rPr>
             <w:noProof/>
@@ -17600,23 +17551,23 @@
           <w:t xml:space="preserve">, </w:t>
         </w:r>
       </w:hyperlink>
-      <w:hyperlink r:id="rId317">
+      <w:hyperlink r:id="rId297">
         <w:r>
           <w:rPr>
             <w:i/>
             <w:noProof/>
             <w:lang w:val="en-US"/>
           </w:rPr>
-          <w:t>53</w:t>
-        </w:r>
-      </w:hyperlink>
-      <w:hyperlink r:id="rId318">
-        <w:r>
-          <w:rPr>
-            <w:noProof/>
-            <w:lang w:val="en-US"/>
-          </w:rPr>
-          <w:t>, 38–51.</w:t>
+          <w:t>89</w:t>
+        </w:r>
+      </w:hyperlink>
+      <w:hyperlink r:id="rId298">
+        <w:r>
+          <w:rPr>
+            <w:noProof/>
+            <w:lang w:val="en-US"/>
+          </w:rPr>
+          <w:t>(3), 983–1003.</w:t>
         </w:r>
       </w:hyperlink>
     </w:p>
@@ -17632,48 +17583,51 @@
           <w:lang w:val="en-US"/>
         </w:rPr>
       </w:pPr>
-      <w:hyperlink r:id="rId319">
-        <w:r>
-          <w:rPr>
-            <w:noProof/>
-            <w:lang w:val="en-US"/>
-          </w:rPr>
-          <w:t xml:space="preserve">Kukkonen, I., Åberg, E., Sarpila, O., &amp; Pajunen, T. (2018). Exploitation of aesthetic capital–disapproved by whom? </w:t>
-        </w:r>
-      </w:hyperlink>
-      <w:hyperlink r:id="rId320">
+      <w:hyperlink r:id="rId299">
+        <w:r>
+          <w:rPr>
+            <w:noProof/>
+            <w:lang w:val="en-US"/>
+          </w:rPr>
+          <w:t xml:space="preserve">Kalick, M. (1988). Physical Attractiveness as a Status Cue. </w:t>
+        </w:r>
+      </w:hyperlink>
+      <w:hyperlink r:id="rId300">
         <w:r>
           <w:rPr>
             <w:i/>
             <w:noProof/>
             <w:lang w:val="en-US"/>
           </w:rPr>
-          <w:t>International Journal of Sociology and Social Policy</w:t>
-        </w:r>
-      </w:hyperlink>
-      <w:r>
-        <w:rPr>
-          <w:i/>
-          <w:noProof/>
-          <w:lang w:val="en-US"/>
-        </w:rPr>
-        <w:t>, 38</w:t>
-      </w:r>
-      <w:r>
-        <w:rPr>
-          <w:iCs/>
-          <w:noProof/>
-          <w:lang w:val="en-US"/>
-        </w:rPr>
-        <w:t>(3–4), 312–328</w:t>
-      </w:r>
-      <w:hyperlink r:id="rId321">
-        <w:r>
-          <w:rPr>
-            <w:noProof/>
-            <w:lang w:val="en-US"/>
-          </w:rPr>
-          <w:t>.</w:t>
+          <w:t>Journal of Experimental Social Psychology</w:t>
+        </w:r>
+      </w:hyperlink>
+      <w:hyperlink r:id="rId301">
+        <w:r>
+          <w:rPr>
+            <w:noProof/>
+            <w:lang w:val="en-US"/>
+          </w:rPr>
+          <w:t xml:space="preserve">, </w:t>
+        </w:r>
+      </w:hyperlink>
+      <w:hyperlink r:id="rId302">
+        <w:r>
+          <w:rPr>
+            <w:i/>
+            <w:noProof/>
+            <w:lang w:val="en-US"/>
+          </w:rPr>
+          <w:t>24</w:t>
+        </w:r>
+      </w:hyperlink>
+      <w:hyperlink r:id="rId303">
+        <w:r>
+          <w:rPr>
+            <w:noProof/>
+            <w:lang w:val="en-US"/>
+          </w:rPr>
+          <w:t>(6), 469–489.</w:t>
         </w:r>
       </w:hyperlink>
     </w:p>
@@ -17689,26 +17643,26 @@
           <w:lang w:val="en-US"/>
         </w:rPr>
       </w:pPr>
-      <w:hyperlink r:id="rId322">
-        <w:r>
-          <w:rPr>
-            <w:noProof/>
-            <w:lang w:val="en-US"/>
-          </w:rPr>
-          <w:t xml:space="preserve">Kuwabara, K., &amp; Thébaud, S. (2017). When Beauty Doesn’t Pay: Gender and Beauty Biases in a Peer-to-Peer Loan Market. </w:t>
-        </w:r>
-      </w:hyperlink>
-      <w:hyperlink r:id="rId323">
+      <w:hyperlink r:id="rId304">
+        <w:r>
+          <w:rPr>
+            <w:noProof/>
+            <w:lang w:val="en-US"/>
+          </w:rPr>
+          <w:t xml:space="preserve">Keating, C., Randall, D., &amp; Kendrick, T. (1999). Presidential Physiognomies: Altered Images, Altered Perceptions. </w:t>
+        </w:r>
+      </w:hyperlink>
+      <w:hyperlink r:id="rId305">
         <w:r>
           <w:rPr>
             <w:i/>
             <w:noProof/>
             <w:lang w:val="en-US"/>
           </w:rPr>
-          <w:t>Social Forces</w:t>
-        </w:r>
-      </w:hyperlink>
-      <w:hyperlink r:id="rId324">
+          <w:t>Political Psychology</w:t>
+        </w:r>
+      </w:hyperlink>
+      <w:hyperlink r:id="rId306">
         <w:r>
           <w:rPr>
             <w:noProof/>
@@ -17717,23 +17671,23 @@
           <w:t xml:space="preserve">, </w:t>
         </w:r>
       </w:hyperlink>
-      <w:hyperlink r:id="rId325">
+      <w:hyperlink r:id="rId307">
         <w:r>
           <w:rPr>
             <w:i/>
             <w:noProof/>
             <w:lang w:val="en-US"/>
           </w:rPr>
-          <w:t>95</w:t>
-        </w:r>
-      </w:hyperlink>
-      <w:hyperlink r:id="rId326">
-        <w:r>
-          <w:rPr>
-            <w:noProof/>
-            <w:lang w:val="en-US"/>
-          </w:rPr>
-          <w:t>(4), 1371–1398.</w:t>
+          <w:t>20</w:t>
+        </w:r>
+      </w:hyperlink>
+      <w:hyperlink r:id="rId308">
+        <w:r>
+          <w:rPr>
+            <w:noProof/>
+            <w:lang w:val="en-US"/>
+          </w:rPr>
+          <w:t>(3), 593–610.</w:t>
         </w:r>
       </w:hyperlink>
     </w:p>
@@ -17749,26 +17703,26 @@
           <w:lang w:val="en-US"/>
         </w:rPr>
       </w:pPr>
-      <w:hyperlink r:id="rId327">
-        <w:r>
-          <w:rPr>
-            <w:noProof/>
-            <w:lang w:val="en-US"/>
-          </w:rPr>
-          <w:t xml:space="preserve">Lau, R., &amp; Redlawsk, D. (2001). Advantages and Disadvantages of Cognitive Heuristics in Political Decision Making. </w:t>
-        </w:r>
-      </w:hyperlink>
-      <w:hyperlink r:id="rId328">
+      <w:hyperlink r:id="rId309">
+        <w:r>
+          <w:rPr>
+            <w:noProof/>
+            <w:lang w:val="en-US"/>
+          </w:rPr>
+          <w:t xml:space="preserve">Krook, M. L., &amp; Restrepo Sanín, J. (2020). The Cost of Doing Politics? Analyzing Violence and Harassment against Female Politicians. </w:t>
+        </w:r>
+      </w:hyperlink>
+      <w:hyperlink r:id="rId310">
         <w:r>
           <w:rPr>
             <w:i/>
             <w:noProof/>
             <w:lang w:val="en-US"/>
           </w:rPr>
-          <w:t>American Journal of Political Science</w:t>
-        </w:r>
-      </w:hyperlink>
-      <w:hyperlink r:id="rId329">
+          <w:t>Perspectives on Politics</w:t>
+        </w:r>
+      </w:hyperlink>
+      <w:hyperlink r:id="rId311">
         <w:r>
           <w:rPr>
             <w:noProof/>
@@ -17777,23 +17731,23 @@
           <w:t xml:space="preserve">, </w:t>
         </w:r>
       </w:hyperlink>
-      <w:hyperlink r:id="rId330">
+      <w:hyperlink r:id="rId312">
         <w:r>
           <w:rPr>
             <w:i/>
             <w:noProof/>
             <w:lang w:val="en-US"/>
           </w:rPr>
-          <w:t>45</w:t>
-        </w:r>
-      </w:hyperlink>
-      <w:hyperlink r:id="rId331">
-        <w:r>
-          <w:rPr>
-            <w:noProof/>
-            <w:lang w:val="en-US"/>
-          </w:rPr>
-          <w:t>(4), 951–971.</w:t>
+          <w:t>18</w:t>
+        </w:r>
+      </w:hyperlink>
+      <w:hyperlink r:id="rId313">
+        <w:r>
+          <w:rPr>
+            <w:noProof/>
+            <w:lang w:val="en-US"/>
+          </w:rPr>
+          <w:t>(3), 740–755.</w:t>
         </w:r>
       </w:hyperlink>
     </w:p>
@@ -17804,37 +17758,55 @@
         <w:ind w:left="720" w:hanging="720"/>
         <w:jc w:val="both"/>
         <w:rPr>
-          <w:b/>
           <w:noProof/>
           <w:lang w:val="en-US"/>
         </w:rPr>
       </w:pPr>
-      <w:hyperlink r:id="rId332">
-        <w:r>
-          <w:rPr>
-            <w:noProof/>
-            <w:lang w:val="en-US"/>
-          </w:rPr>
-          <w:t xml:space="preserve">Lau, R., &amp; Redlawsk, D. (2006). </w:t>
-        </w:r>
-      </w:hyperlink>
-      <w:hyperlink r:id="rId333">
+      <w:hyperlink r:id="rId314">
+        <w:r>
+          <w:rPr>
+            <w:noProof/>
+            <w:lang w:val="en-US"/>
+          </w:rPr>
+          <w:t xml:space="preserve">Kuipers, G. (2015). Beauty and distinction? The evaluation of appearance and cultural capital in five European countries. </w:t>
+        </w:r>
+      </w:hyperlink>
+      <w:hyperlink r:id="rId315">
         <w:r>
           <w:rPr>
             <w:i/>
             <w:noProof/>
             <w:lang w:val="en-US"/>
           </w:rPr>
-          <w:t>How Voters Decide, Information Processing in Election Campaigns</w:t>
-        </w:r>
-      </w:hyperlink>
-      <w:hyperlink r:id="rId334">
-        <w:r>
-          <w:rPr>
-            <w:noProof/>
-            <w:lang w:val="en-US"/>
-          </w:rPr>
-          <w:t>. Cambridge University Press.</w:t>
+          <w:t>Poetics</w:t>
+        </w:r>
+      </w:hyperlink>
+      <w:hyperlink r:id="rId316">
+        <w:r>
+          <w:rPr>
+            <w:noProof/>
+            <w:lang w:val="en-US"/>
+          </w:rPr>
+          <w:t xml:space="preserve">, </w:t>
+        </w:r>
+      </w:hyperlink>
+      <w:hyperlink r:id="rId317">
+        <w:r>
+          <w:rPr>
+            <w:i/>
+            <w:noProof/>
+            <w:lang w:val="en-US"/>
+          </w:rPr>
+          <w:t>53</w:t>
+        </w:r>
+      </w:hyperlink>
+      <w:hyperlink r:id="rId318">
+        <w:r>
+          <w:rPr>
+            <w:noProof/>
+            <w:lang w:val="en-US"/>
+          </w:rPr>
+          <w:t>, 38–51.</w:t>
         </w:r>
       </w:hyperlink>
     </w:p>
@@ -17850,51 +17822,48 @@
           <w:lang w:val="en-US"/>
         </w:rPr>
       </w:pPr>
-      <w:hyperlink r:id="rId335">
-        <w:r>
-          <w:rPr>
-            <w:noProof/>
-            <w:lang w:val="en-US"/>
-          </w:rPr>
-          <w:t xml:space="preserve">Lawson, C., Lenz, G., Baker, A., &amp; Myers, M. (2010). Looking Like a Winner: Candidate Appearance and Electoral Success in New Democracies. </w:t>
-        </w:r>
-      </w:hyperlink>
-      <w:hyperlink r:id="rId336">
+      <w:hyperlink r:id="rId319">
+        <w:r>
+          <w:rPr>
+            <w:noProof/>
+            <w:lang w:val="en-US"/>
+          </w:rPr>
+          <w:t xml:space="preserve">Kukkonen, I., Åberg, E., Sarpila, O., &amp; Pajunen, T. (2018). Exploitation of aesthetic capital–disapproved by whom? </w:t>
+        </w:r>
+      </w:hyperlink>
+      <w:hyperlink r:id="rId320">
         <w:r>
           <w:rPr>
             <w:i/>
             <w:noProof/>
             <w:lang w:val="en-US"/>
           </w:rPr>
-          <w:t>World Politics</w:t>
-        </w:r>
-      </w:hyperlink>
-      <w:hyperlink r:id="rId337">
-        <w:r>
-          <w:rPr>
-            <w:noProof/>
-            <w:lang w:val="en-US"/>
-          </w:rPr>
-          <w:t xml:space="preserve">, </w:t>
-        </w:r>
-      </w:hyperlink>
-      <w:hyperlink r:id="rId338">
-        <w:r>
-          <w:rPr>
-            <w:i/>
-            <w:noProof/>
-            <w:lang w:val="en-US"/>
-          </w:rPr>
-          <w:t>62</w:t>
-        </w:r>
-      </w:hyperlink>
-      <w:hyperlink r:id="rId339">
-        <w:r>
-          <w:rPr>
-            <w:noProof/>
-            <w:lang w:val="en-US"/>
-          </w:rPr>
-          <w:t>(4), 561–593.</w:t>
+          <w:t>International Journal of Sociology and Social Policy</w:t>
+        </w:r>
+      </w:hyperlink>
+      <w:r>
+        <w:rPr>
+          <w:i/>
+          <w:noProof/>
+          <w:lang w:val="en-US"/>
+        </w:rPr>
+        <w:t>, 38</w:t>
+      </w:r>
+      <w:r>
+        <w:rPr>
+          <w:iCs/>
+          <w:noProof/>
+          <w:lang w:val="en-US"/>
+        </w:rPr>
+        <w:t>(3–4), 312–328</w:t>
+      </w:r>
+      <w:hyperlink r:id="rId321">
+        <w:r>
+          <w:rPr>
+            <w:noProof/>
+            <w:lang w:val="en-US"/>
+          </w:rPr>
+          <w:t>.</w:t>
         </w:r>
       </w:hyperlink>
     </w:p>
@@ -17905,58 +17874,17 @@
         <w:ind w:left="720" w:hanging="720"/>
         <w:jc w:val="both"/>
         <w:rPr>
-          <w:b/>
           <w:noProof/>
           <w:lang w:val="en-US"/>
         </w:rPr>
       </w:pPr>
-      <w:hyperlink r:id="rId340">
-        <w:r>
-          <w:rPr>
-            <w:noProof/>
-            <w:lang w:val="en-US"/>
-          </w:rPr>
-          <w:t xml:space="preserve">Lenz, G., &amp; Lawson, C. (2011). Looking the Part: Television Leads Less Informed Citizens to Vote Based on Candidates’ Appearance. </w:t>
-        </w:r>
-      </w:hyperlink>
-      <w:hyperlink r:id="rId341">
-        <w:r>
-          <w:rPr>
-            <w:i/>
-            <w:noProof/>
-            <w:lang w:val="en-US"/>
-          </w:rPr>
-          <w:t>American Journal of Political Science</w:t>
-        </w:r>
-      </w:hyperlink>
-      <w:hyperlink r:id="rId342">
-        <w:r>
-          <w:rPr>
-            <w:noProof/>
-            <w:lang w:val="en-US"/>
-          </w:rPr>
-          <w:t xml:space="preserve">, </w:t>
-        </w:r>
-      </w:hyperlink>
-      <w:hyperlink r:id="rId343">
-        <w:r>
-          <w:rPr>
-            <w:i/>
-            <w:noProof/>
-            <w:lang w:val="en-US"/>
-          </w:rPr>
-          <w:t>55</w:t>
-        </w:r>
-      </w:hyperlink>
-      <w:hyperlink r:id="rId344">
-        <w:r>
-          <w:rPr>
-            <w:noProof/>
-            <w:lang w:val="en-US"/>
-          </w:rPr>
-          <w:t>(3), 574–589.</w:t>
-        </w:r>
-      </w:hyperlink>
+      <w:r>
+        <w:rPr>
+          <w:noProof/>
+          <w:lang w:val="en-US"/>
+        </w:rPr>
+        <w:t>Kuklinski, J., Cobb, M., &amp; Gilens, M. (1997). Racial Attitudes and the “New South.” The Journal of Politics, 59(2), 323–349.</w:t>
+      </w:r>
     </w:p>
     <w:p>
       <w:pPr>
@@ -17965,31 +17893,30 @@
         <w:ind w:left="720" w:hanging="720"/>
         <w:jc w:val="both"/>
         <w:rPr>
-          <w:b/>
           <w:noProof/>
           <w:lang w:val="en-US"/>
         </w:rPr>
       </w:pPr>
-      <w:hyperlink r:id="rId345">
-        <w:r>
-          <w:rPr>
-            <w:noProof/>
-            <w:lang w:val="en-US"/>
-          </w:rPr>
-          <w:t xml:space="preserve">Levy, J. (2008). Case Studies: Types, Designs, and Logics of Inference. </w:t>
-        </w:r>
-      </w:hyperlink>
-      <w:hyperlink r:id="rId346">
+      <w:hyperlink r:id="rId322">
+        <w:r>
+          <w:rPr>
+            <w:noProof/>
+            <w:lang w:val="en-US"/>
+          </w:rPr>
+          <w:t xml:space="preserve">Kuwabara, K., &amp; Thébaud, S. (2017). When Beauty Doesn’t Pay: Gender and Beauty Biases in a Peer-to-Peer Loan Market. </w:t>
+        </w:r>
+      </w:hyperlink>
+      <w:hyperlink r:id="rId323">
         <w:r>
           <w:rPr>
             <w:i/>
             <w:noProof/>
             <w:lang w:val="en-US"/>
           </w:rPr>
-          <w:t>Conflict Management and Peace Science</w:t>
-        </w:r>
-      </w:hyperlink>
-      <w:hyperlink r:id="rId347">
+          <w:t>Social Forces</w:t>
+        </w:r>
+      </w:hyperlink>
+      <w:hyperlink r:id="rId324">
         <w:r>
           <w:rPr>
             <w:noProof/>
@@ -17998,23 +17925,23 @@
           <w:t xml:space="preserve">, </w:t>
         </w:r>
       </w:hyperlink>
-      <w:hyperlink r:id="rId348">
+      <w:hyperlink r:id="rId325">
         <w:r>
           <w:rPr>
             <w:i/>
             <w:noProof/>
             <w:lang w:val="en-US"/>
           </w:rPr>
-          <w:t>25</w:t>
-        </w:r>
-      </w:hyperlink>
-      <w:hyperlink r:id="rId349">
-        <w:r>
-          <w:rPr>
-            <w:noProof/>
-            <w:lang w:val="en-US"/>
-          </w:rPr>
-          <w:t>(1), 1–18.</w:t>
+          <w:t>95</w:t>
+        </w:r>
+      </w:hyperlink>
+      <w:hyperlink r:id="rId326">
+        <w:r>
+          <w:rPr>
+            <w:noProof/>
+            <w:lang w:val="en-US"/>
+          </w:rPr>
+          <w:t>(4), 1371–1398.</w:t>
         </w:r>
       </w:hyperlink>
     </w:p>
@@ -18025,66 +17952,49 @@
         <w:ind w:left="720" w:hanging="720"/>
         <w:jc w:val="both"/>
         <w:rPr>
-          <w:b/>
           <w:noProof/>
           <w:lang w:val="en-US"/>
         </w:rPr>
       </w:pPr>
-      <w:hyperlink r:id="rId350">
-        <w:r>
-          <w:rPr>
-            <w:noProof/>
-            <w:lang w:val="en-US"/>
-          </w:rPr>
-          <w:t xml:space="preserve">Lohmann, H., &amp; Zagel, H. (2016). Family policy in comparative perspective: The concepts and </w:t>
-        </w:r>
-        <w:r>
-          <w:rPr>
-            <w:noProof/>
-            <w:lang w:val="en-US"/>
-          </w:rPr>
-          <w:lastRenderedPageBreak/>
-          <w:t xml:space="preserve">measurement of familization and defamilization. </w:t>
-        </w:r>
-      </w:hyperlink>
-      <w:hyperlink r:id="rId351">
-        <w:r>
-          <w:rPr>
-            <w:i/>
-            <w:noProof/>
-            <w:lang w:val="en-US"/>
-          </w:rPr>
-          <w:t>Journal of European Social Policy</w:t>
-        </w:r>
-      </w:hyperlink>
-      <w:hyperlink r:id="rId352">
-        <w:r>
-          <w:rPr>
-            <w:noProof/>
-            <w:lang w:val="en-US"/>
-          </w:rPr>
-          <w:t xml:space="preserve">, </w:t>
-        </w:r>
-      </w:hyperlink>
-      <w:hyperlink r:id="rId353">
-        <w:r>
-          <w:rPr>
-            <w:i/>
-            <w:noProof/>
-            <w:lang w:val="en-US"/>
-          </w:rPr>
-          <w:t>26</w:t>
-        </w:r>
-      </w:hyperlink>
-      <w:hyperlink r:id="rId354">
-        <w:r>
-          <w:rPr>
-            <w:noProof/>
-            <w:lang w:val="en-US"/>
-          </w:rPr>
-          <w:t>(1), 48–65.</w:t>
-        </w:r>
-      </w:hyperlink>
+      <w:r>
+        <w:rPr>
+          <w:noProof/>
+          <w:lang w:val="en-US"/>
+        </w:rPr>
+        <w:t xml:space="preserve">LaBrie, J., &amp; </w:t>
+      </w:r>
+      <w:proofErr w:type="spellStart"/>
+      <w:r>
+        <w:rPr>
+          <w:noProof/>
+          <w:lang w:val="en-US"/>
+        </w:rPr>
+        <w:t>Earleywine</w:t>
+      </w:r>
+      <w:proofErr w:type="spellEnd"/>
+      <w:r>
+        <w:rPr>
+          <w:noProof/>
+          <w:lang w:val="en-US"/>
+        </w:rPr>
+        <w:t xml:space="preserve">, M. (2000). Sexual Risk </w:t>
+      </w:r>
+      <w:proofErr w:type="spellStart"/>
+      <w:r>
+        <w:rPr>
+          <w:noProof/>
+          <w:lang w:val="en-US"/>
+        </w:rPr>
+        <w:t>Behaviors</w:t>
+      </w:r>
+      <w:proofErr w:type="spellEnd"/>
+      <w:r>
+        <w:rPr>
+          <w:noProof/>
+          <w:lang w:val="en-US"/>
+        </w:rPr>
+        <w:t xml:space="preserve"> and Alcohol: Higher Base Rates Revealed using the Unmatched-Count Technique. Journal of Sex Research, 37(4), 321–326.</w:t>
+      </w:r>
     </w:p>
     <w:p>
       <w:pPr>
@@ -18098,32 +18008,51 @@
           <w:lang w:val="en-US"/>
         </w:rPr>
       </w:pPr>
-      <w:hyperlink r:id="rId355">
-        <w:r>
-          <w:rPr>
-            <w:noProof/>
-            <w:lang w:val="en-US"/>
-          </w:rPr>
-          <w:t xml:space="preserve">Long, S. (1997). </w:t>
-        </w:r>
-      </w:hyperlink>
-      <w:hyperlink r:id="rId356">
+      <w:hyperlink r:id="rId327">
+        <w:r>
+          <w:rPr>
+            <w:noProof/>
+            <w:lang w:val="en-US"/>
+          </w:rPr>
+          <w:t xml:space="preserve">Lau, R., &amp; Redlawsk, D. (2001). Advantages and Disadvantages of Cognitive Heuristics in Political Decision Making. </w:t>
+        </w:r>
+      </w:hyperlink>
+      <w:hyperlink r:id="rId328">
         <w:r>
           <w:rPr>
             <w:i/>
             <w:noProof/>
             <w:lang w:val="en-US"/>
           </w:rPr>
-          <w:t>Regression Models for Categorical and Limited Dependent Variables</w:t>
-        </w:r>
-      </w:hyperlink>
-      <w:hyperlink r:id="rId357">
-        <w:r>
-          <w:rPr>
-            <w:noProof/>
-            <w:lang w:val="en-US"/>
-          </w:rPr>
-          <w:t>. Sage.</w:t>
+          <w:t>American Journal of Political Science</w:t>
+        </w:r>
+      </w:hyperlink>
+      <w:hyperlink r:id="rId329">
+        <w:r>
+          <w:rPr>
+            <w:noProof/>
+            <w:lang w:val="en-US"/>
+          </w:rPr>
+          <w:t xml:space="preserve">, </w:t>
+        </w:r>
+      </w:hyperlink>
+      <w:hyperlink r:id="rId330">
+        <w:r>
+          <w:rPr>
+            <w:i/>
+            <w:noProof/>
+            <w:lang w:val="en-US"/>
+          </w:rPr>
+          <w:t>45</w:t>
+        </w:r>
+      </w:hyperlink>
+      <w:hyperlink r:id="rId331">
+        <w:r>
+          <w:rPr>
+            <w:noProof/>
+            <w:lang w:val="en-US"/>
+          </w:rPr>
+          <w:t>(4), 951–971.</w:t>
         </w:r>
       </w:hyperlink>
     </w:p>
@@ -18139,51 +18068,32 @@
           <w:lang w:val="en-US"/>
         </w:rPr>
       </w:pPr>
-      <w:hyperlink r:id="rId358">
-        <w:r>
-          <w:rPr>
-            <w:noProof/>
-            <w:lang w:val="en-US"/>
-          </w:rPr>
-          <w:t xml:space="preserve">Maestripieri, D., Henry, A., &amp; Nickels, N. (2017). Explaining financial and prosocial biases in favor of attractive people: Interdisciplinary perspectives from economics, social psychology, and evolutionary psychology. </w:t>
-        </w:r>
-      </w:hyperlink>
-      <w:hyperlink r:id="rId359">
+      <w:hyperlink r:id="rId332">
+        <w:r>
+          <w:rPr>
+            <w:noProof/>
+            <w:lang w:val="en-US"/>
+          </w:rPr>
+          <w:t xml:space="preserve">Lau, R., &amp; Redlawsk, D. (2006). </w:t>
+        </w:r>
+      </w:hyperlink>
+      <w:hyperlink r:id="rId333">
         <w:r>
           <w:rPr>
             <w:i/>
             <w:noProof/>
             <w:lang w:val="en-US"/>
           </w:rPr>
-          <w:t>Behavioral and Brain Sciences</w:t>
-        </w:r>
-      </w:hyperlink>
-      <w:hyperlink r:id="rId360">
-        <w:r>
-          <w:rPr>
-            <w:noProof/>
-            <w:lang w:val="en-US"/>
-          </w:rPr>
-          <w:t xml:space="preserve">, </w:t>
-        </w:r>
-      </w:hyperlink>
-      <w:hyperlink r:id="rId361">
-        <w:r>
-          <w:rPr>
-            <w:i/>
-            <w:noProof/>
-            <w:lang w:val="en-US"/>
-          </w:rPr>
-          <w:t>40</w:t>
-        </w:r>
-      </w:hyperlink>
-      <w:hyperlink r:id="rId362">
-        <w:r>
-          <w:rPr>
-            <w:noProof/>
-            <w:lang w:val="en-US"/>
-          </w:rPr>
-          <w:t>.</w:t>
+          <w:t>How Voters Decide, Information Processing in Election Campaigns</w:t>
+        </w:r>
+      </w:hyperlink>
+      <w:hyperlink r:id="rId334">
+        <w:r>
+          <w:rPr>
+            <w:noProof/>
+            <w:lang w:val="en-US"/>
+          </w:rPr>
+          <w:t>. Cambridge University Press.</w:t>
         </w:r>
       </w:hyperlink>
     </w:p>
@@ -18199,26 +18109,26 @@
           <w:lang w:val="en-US"/>
         </w:rPr>
       </w:pPr>
-      <w:hyperlink r:id="rId363">
-        <w:r>
-          <w:rPr>
-            <w:noProof/>
-            <w:lang w:val="en-US"/>
-          </w:rPr>
-          <w:t xml:space="preserve">Marcus, G., &amp; MacKuen, M. (1993). Anxiety, Enthusiasm, and the Vote: The Emotional Underpinnings of Learning and Involvement During Presidential Campaigns. </w:t>
-        </w:r>
-      </w:hyperlink>
-      <w:hyperlink r:id="rId364">
+      <w:hyperlink r:id="rId335">
+        <w:r>
+          <w:rPr>
+            <w:noProof/>
+            <w:lang w:val="en-US"/>
+          </w:rPr>
+          <w:t xml:space="preserve">Lawson, C., Lenz, G., Baker, A., &amp; Myers, M. (2010). Looking Like a Winner: Candidate Appearance and Electoral Success in New Democracies. </w:t>
+        </w:r>
+      </w:hyperlink>
+      <w:hyperlink r:id="rId336">
         <w:r>
           <w:rPr>
             <w:i/>
             <w:noProof/>
             <w:lang w:val="en-US"/>
           </w:rPr>
-          <w:t>American Political Science Review</w:t>
-        </w:r>
-      </w:hyperlink>
-      <w:hyperlink r:id="rId365">
+          <w:t>World Politics</w:t>
+        </w:r>
+      </w:hyperlink>
+      <w:hyperlink r:id="rId337">
         <w:r>
           <w:rPr>
             <w:noProof/>
@@ -18227,23 +18137,23 @@
           <w:t xml:space="preserve">, </w:t>
         </w:r>
       </w:hyperlink>
-      <w:hyperlink r:id="rId366">
+      <w:hyperlink r:id="rId338">
         <w:r>
           <w:rPr>
             <w:i/>
             <w:noProof/>
             <w:lang w:val="en-US"/>
           </w:rPr>
-          <w:t>87</w:t>
-        </w:r>
-      </w:hyperlink>
-      <w:hyperlink r:id="rId367">
-        <w:r>
-          <w:rPr>
-            <w:noProof/>
-            <w:lang w:val="en-US"/>
-          </w:rPr>
-          <w:t>(3), 672–685.</w:t>
+          <w:t>62</w:t>
+        </w:r>
+      </w:hyperlink>
+      <w:hyperlink r:id="rId339">
+        <w:r>
+          <w:rPr>
+            <w:noProof/>
+            <w:lang w:val="en-US"/>
+          </w:rPr>
+          <w:t>(4), 561–593.</w:t>
         </w:r>
       </w:hyperlink>
     </w:p>
@@ -18259,46 +18169,51 @@
           <w:lang w:val="en-US"/>
         </w:rPr>
       </w:pPr>
-      <w:hyperlink r:id="rId368">
-        <w:r>
-          <w:rPr>
-            <w:noProof/>
-            <w:lang w:val="en-US"/>
-          </w:rPr>
-          <w:t xml:space="preserve">Marshall, M., &amp; Jaggers, K. (2020). </w:t>
-        </w:r>
-      </w:hyperlink>
-      <w:hyperlink r:id="rId369">
+      <w:hyperlink r:id="rId340">
+        <w:r>
+          <w:rPr>
+            <w:noProof/>
+            <w:lang w:val="en-US"/>
+          </w:rPr>
+          <w:t xml:space="preserve">Lenz, G., &amp; Lawson, C. (2011). Looking the Part: Television Leads Less Informed Citizens to Vote Based on Candidates’ Appearance. </w:t>
+        </w:r>
+      </w:hyperlink>
+      <w:hyperlink r:id="rId341">
         <w:r>
           <w:rPr>
             <w:i/>
             <w:noProof/>
             <w:lang w:val="en-US"/>
           </w:rPr>
-          <w:t>POLITY V PROJECT Political Regime Characteristics and Transitions, 1800-2018 Dataset Users’ Manual</w:t>
-        </w:r>
-      </w:hyperlink>
-      <w:hyperlink r:id="rId370">
-        <w:r>
-          <w:rPr>
-            <w:noProof/>
-            <w:lang w:val="en-US"/>
-          </w:rPr>
-          <w:t xml:space="preserve">. </w:t>
-        </w:r>
-        <w:r>
-          <w:rPr>
-            <w:noProof/>
-            <w:lang w:val="en-US"/>
-          </w:rPr>
-          <w:t xml:space="preserve">Center for Systemic Peace. </w:t>
-        </w:r>
-        <w:r>
-          <w:rPr>
-            <w:noProof/>
-            <w:lang w:val="en-US"/>
-          </w:rPr>
-          <w:t>http://www.systemicpeace.org/inscr/p5manualv2018.pdf</w:t>
+          <w:t>American Journal of Political Science</w:t>
+        </w:r>
+      </w:hyperlink>
+      <w:hyperlink r:id="rId342">
+        <w:r>
+          <w:rPr>
+            <w:noProof/>
+            <w:lang w:val="en-US"/>
+          </w:rPr>
+          <w:t xml:space="preserve">, </w:t>
+        </w:r>
+      </w:hyperlink>
+      <w:hyperlink r:id="rId343">
+        <w:r>
+          <w:rPr>
+            <w:i/>
+            <w:noProof/>
+            <w:lang w:val="en-US"/>
+          </w:rPr>
+          <w:t>55</w:t>
+        </w:r>
+      </w:hyperlink>
+      <w:hyperlink r:id="rId344">
+        <w:r>
+          <w:rPr>
+            <w:noProof/>
+            <w:lang w:val="en-US"/>
+          </w:rPr>
+          <w:t>(3), 574–589.</w:t>
         </w:r>
       </w:hyperlink>
     </w:p>
@@ -18314,26 +18229,26 @@
           <w:lang w:val="en-US"/>
         </w:rPr>
       </w:pPr>
-      <w:hyperlink r:id="rId371">
-        <w:r>
-          <w:rPr>
-            <w:noProof/>
-            <w:lang w:val="en-US"/>
-          </w:rPr>
-          <w:t xml:space="preserve">Mattes, K., Spezio, M., Kim, H., Todorov, A., Adolphs, R., &amp; Alvarez, M. (2010). Predicting Election Outcomes from Positive and Negative Trait Assessments of Candidate Images. </w:t>
-        </w:r>
-      </w:hyperlink>
-      <w:hyperlink r:id="rId372">
+      <w:hyperlink r:id="rId345">
+        <w:r>
+          <w:rPr>
+            <w:noProof/>
+            <w:lang w:val="en-US"/>
+          </w:rPr>
+          <w:t xml:space="preserve">Levy, J. (2008). Case Studies: Types, Designs, and Logics of Inference. </w:t>
+        </w:r>
+      </w:hyperlink>
+      <w:hyperlink r:id="rId346">
         <w:r>
           <w:rPr>
             <w:i/>
             <w:noProof/>
             <w:lang w:val="en-US"/>
           </w:rPr>
-          <w:t>Political Psychology</w:t>
-        </w:r>
-      </w:hyperlink>
-      <w:hyperlink r:id="rId373">
+          <w:t>Conflict Management and Peace Science</w:t>
+        </w:r>
+      </w:hyperlink>
+      <w:hyperlink r:id="rId347">
         <w:r>
           <w:rPr>
             <w:noProof/>
@@ -18342,23 +18257,23 @@
           <w:t xml:space="preserve">, </w:t>
         </w:r>
       </w:hyperlink>
-      <w:hyperlink r:id="rId374">
+      <w:hyperlink r:id="rId348">
         <w:r>
           <w:rPr>
             <w:i/>
             <w:noProof/>
             <w:lang w:val="en-US"/>
           </w:rPr>
-          <w:t>31</w:t>
-        </w:r>
-      </w:hyperlink>
-      <w:hyperlink r:id="rId375">
-        <w:r>
-          <w:rPr>
-            <w:noProof/>
-            <w:lang w:val="en-US"/>
-          </w:rPr>
-          <w:t>(1), 41–58.</w:t>
+          <w:t>25</w:t>
+        </w:r>
+      </w:hyperlink>
+      <w:hyperlink r:id="rId349">
+        <w:r>
+          <w:rPr>
+            <w:noProof/>
+            <w:lang w:val="en-US"/>
+          </w:rPr>
+          <w:t>(1), 1–18.</w:t>
         </w:r>
       </w:hyperlink>
     </w:p>
@@ -18374,26 +18289,26 @@
           <w:lang w:val="en-US"/>
         </w:rPr>
       </w:pPr>
-      <w:hyperlink r:id="rId376">
-        <w:r>
-          <w:rPr>
-            <w:noProof/>
-            <w:lang w:val="en-US"/>
-          </w:rPr>
-          <w:t xml:space="preserve">McClintock, E. A. (2014). Beauty and Status: The Illusion of Exchange in Partner Selection? </w:t>
-        </w:r>
-      </w:hyperlink>
-      <w:hyperlink r:id="rId377">
+      <w:hyperlink r:id="rId350">
+        <w:r>
+          <w:rPr>
+            <w:noProof/>
+            <w:lang w:val="en-US"/>
+          </w:rPr>
+          <w:t xml:space="preserve">Lohmann, H., &amp; Zagel, H. (2016). Family policy in comparative perspective: The concepts and measurement of familization and defamilization. </w:t>
+        </w:r>
+      </w:hyperlink>
+      <w:hyperlink r:id="rId351">
         <w:r>
           <w:rPr>
             <w:i/>
             <w:noProof/>
             <w:lang w:val="en-US"/>
           </w:rPr>
-          <w:t>American Sociological Review</w:t>
-        </w:r>
-      </w:hyperlink>
-      <w:hyperlink r:id="rId378">
+          <w:t>Journal of European Social Policy</w:t>
+        </w:r>
+      </w:hyperlink>
+      <w:hyperlink r:id="rId352">
         <w:r>
           <w:rPr>
             <w:noProof/>
@@ -18402,23 +18317,23 @@
           <w:t xml:space="preserve">, </w:t>
         </w:r>
       </w:hyperlink>
-      <w:hyperlink r:id="rId379">
+      <w:hyperlink r:id="rId353">
         <w:r>
           <w:rPr>
             <w:i/>
             <w:noProof/>
             <w:lang w:val="en-US"/>
           </w:rPr>
-          <w:t>79</w:t>
-        </w:r>
-      </w:hyperlink>
-      <w:hyperlink r:id="rId380">
-        <w:r>
-          <w:rPr>
-            <w:noProof/>
-            <w:lang w:val="en-US"/>
-          </w:rPr>
-          <w:t>(4), 575–604.</w:t>
+          <w:t>26</w:t>
+        </w:r>
+      </w:hyperlink>
+      <w:hyperlink r:id="rId354">
+        <w:r>
+          <w:rPr>
+            <w:noProof/>
+            <w:lang w:val="en-US"/>
+          </w:rPr>
+          <w:t>(1), 48–65.</w:t>
         </w:r>
       </w:hyperlink>
     </w:p>
@@ -18434,32 +18349,32 @@
           <w:lang w:val="en-US"/>
         </w:rPr>
       </w:pPr>
-      <w:hyperlink r:id="rId381">
-        <w:r>
-          <w:rPr>
-            <w:noProof/>
-            <w:lang w:val="en-US"/>
-          </w:rPr>
-          <w:t xml:space="preserve">Mears, A. (2011). </w:t>
-        </w:r>
-      </w:hyperlink>
-      <w:hyperlink r:id="rId382">
+      <w:hyperlink r:id="rId355">
+        <w:r>
+          <w:rPr>
+            <w:noProof/>
+            <w:lang w:val="en-US"/>
+          </w:rPr>
+          <w:t xml:space="preserve">Long, S. (1997). </w:t>
+        </w:r>
+      </w:hyperlink>
+      <w:hyperlink r:id="rId356">
         <w:r>
           <w:rPr>
             <w:i/>
             <w:noProof/>
             <w:lang w:val="en-US"/>
           </w:rPr>
-          <w:t>Pricing Beauty</w:t>
-        </w:r>
-      </w:hyperlink>
-      <w:hyperlink r:id="rId383">
-        <w:r>
-          <w:rPr>
-            <w:noProof/>
-            <w:lang w:val="en-US"/>
-          </w:rPr>
-          <w:t>. University of California Press.</w:t>
+          <w:t>Regression Models for Categorical and Limited Dependent Variables</w:t>
+        </w:r>
+      </w:hyperlink>
+      <w:hyperlink r:id="rId357">
+        <w:r>
+          <w:rPr>
+            <w:noProof/>
+            <w:lang w:val="en-US"/>
+          </w:rPr>
+          <w:t>. Sage.</w:t>
         </w:r>
       </w:hyperlink>
     </w:p>
@@ -18475,26 +18390,26 @@
           <w:lang w:val="en-US"/>
         </w:rPr>
       </w:pPr>
-      <w:hyperlink r:id="rId384">
-        <w:r>
-          <w:rPr>
-            <w:noProof/>
-            <w:lang w:val="en-US"/>
-          </w:rPr>
-          <w:t xml:space="preserve">Mears, A. (2015). Girls as elite distinction: The appropriation of bodily capital. </w:t>
-        </w:r>
-      </w:hyperlink>
-      <w:hyperlink r:id="rId385">
+      <w:hyperlink r:id="rId358">
+        <w:r>
+          <w:rPr>
+            <w:noProof/>
+            <w:lang w:val="en-US"/>
+          </w:rPr>
+          <w:t xml:space="preserve">Maestripieri, D., Henry, A., &amp; Nickels, N. (2017). Explaining financial and prosocial biases in favor of attractive people: Interdisciplinary perspectives from economics, social psychology, and evolutionary psychology. </w:t>
+        </w:r>
+      </w:hyperlink>
+      <w:hyperlink r:id="rId359">
         <w:r>
           <w:rPr>
             <w:i/>
             <w:noProof/>
             <w:lang w:val="en-US"/>
           </w:rPr>
-          <w:t>Poetics</w:t>
-        </w:r>
-      </w:hyperlink>
-      <w:hyperlink r:id="rId386">
+          <w:t>Behavioral and Brain Sciences</w:t>
+        </w:r>
+      </w:hyperlink>
+      <w:hyperlink r:id="rId360">
         <w:r>
           <w:rPr>
             <w:noProof/>
@@ -18503,23 +18418,23 @@
           <w:t xml:space="preserve">, </w:t>
         </w:r>
       </w:hyperlink>
-      <w:hyperlink r:id="rId387">
+      <w:hyperlink r:id="rId361">
         <w:r>
           <w:rPr>
             <w:i/>
             <w:noProof/>
             <w:lang w:val="en-US"/>
           </w:rPr>
-          <w:t>53</w:t>
-        </w:r>
-      </w:hyperlink>
-      <w:hyperlink r:id="rId388">
-        <w:r>
-          <w:rPr>
-            <w:noProof/>
-            <w:lang w:val="en-US"/>
-          </w:rPr>
-          <w:t>, 22–37.</w:t>
+          <w:t>40</w:t>
+        </w:r>
+      </w:hyperlink>
+      <w:hyperlink r:id="rId362">
+        <w:r>
+          <w:rPr>
+            <w:noProof/>
+            <w:lang w:val="en-US"/>
+          </w:rPr>
+          <w:t>.</w:t>
         </w:r>
       </w:hyperlink>
     </w:p>
@@ -18535,13 +18450,51 @@
           <w:lang w:val="en-US"/>
         </w:rPr>
       </w:pPr>
-      <w:hyperlink r:id="rId389">
-        <w:r>
-          <w:rPr>
-            <w:noProof/>
-            <w:lang w:val="en-US"/>
-          </w:rPr>
-          <w:t xml:space="preserve">Meron, M., Amar, M., Laurent-Zuani, A.-C., Holý, D., Erhartova, J., Gallo, F., Lindner, E., Záhonyi, M., Váradi, R., &amp; Huszár, Á. (2014). Final report of the ESSnet on the harmonisation and implementation of a European Socio-economic classification: European Socio-economic groups (EseG). </w:t>
+      <w:hyperlink r:id="rId363">
+        <w:r>
+          <w:rPr>
+            <w:noProof/>
+            <w:lang w:val="en-US"/>
+          </w:rPr>
+          <w:t xml:space="preserve">Marcus, G., &amp; MacKuen, M. (1993). Anxiety, Enthusiasm, and the Vote: The Emotional Underpinnings of Learning and Involvement During Presidential Campaigns. </w:t>
+        </w:r>
+      </w:hyperlink>
+      <w:hyperlink r:id="rId364">
+        <w:r>
+          <w:rPr>
+            <w:i/>
+            <w:noProof/>
+            <w:lang w:val="en-US"/>
+          </w:rPr>
+          <w:t>American Political Science Review</w:t>
+        </w:r>
+      </w:hyperlink>
+      <w:hyperlink r:id="rId365">
+        <w:r>
+          <w:rPr>
+            <w:noProof/>
+            <w:lang w:val="en-US"/>
+          </w:rPr>
+          <w:t xml:space="preserve">, </w:t>
+        </w:r>
+      </w:hyperlink>
+      <w:hyperlink r:id="rId366">
+        <w:r>
+          <w:rPr>
+            <w:i/>
+            <w:noProof/>
+            <w:lang w:val="en-US"/>
+          </w:rPr>
+          <w:t>87</w:t>
+        </w:r>
+      </w:hyperlink>
+      <w:hyperlink r:id="rId367">
+        <w:r>
+          <w:rPr>
+            <w:noProof/>
+            <w:lang w:val="en-US"/>
+          </w:rPr>
+          <w:t>(3), 672–685.</w:t>
         </w:r>
       </w:hyperlink>
     </w:p>
@@ -18557,51 +18510,46 @@
           <w:lang w:val="en-US"/>
         </w:rPr>
       </w:pPr>
-      <w:hyperlink r:id="rId390">
-        <w:r>
-          <w:rPr>
-            <w:noProof/>
-            <w:lang w:val="en-US"/>
-          </w:rPr>
-          <w:t xml:space="preserve">Miller, A., Wattenberg, M., &amp; Malanchuk, O. (1986). Schematic Assessments of Presidential Candidates. </w:t>
-        </w:r>
-      </w:hyperlink>
-      <w:hyperlink r:id="rId391">
+      <w:hyperlink r:id="rId368">
+        <w:r>
+          <w:rPr>
+            <w:noProof/>
+            <w:lang w:val="en-US"/>
+          </w:rPr>
+          <w:t xml:space="preserve">Marshall, M., &amp; Jaggers, K. (2020). </w:t>
+        </w:r>
+      </w:hyperlink>
+      <w:hyperlink r:id="rId369">
         <w:r>
           <w:rPr>
             <w:i/>
             <w:noProof/>
             <w:lang w:val="en-US"/>
           </w:rPr>
-          <w:t>American Political Science Review</w:t>
-        </w:r>
-      </w:hyperlink>
-      <w:hyperlink r:id="rId392">
-        <w:r>
-          <w:rPr>
-            <w:noProof/>
-            <w:lang w:val="en-US"/>
-          </w:rPr>
-          <w:t xml:space="preserve">, </w:t>
-        </w:r>
-      </w:hyperlink>
-      <w:hyperlink r:id="rId393">
-        <w:r>
-          <w:rPr>
-            <w:i/>
-            <w:noProof/>
-            <w:lang w:val="en-US"/>
-          </w:rPr>
-          <w:t>80</w:t>
-        </w:r>
-      </w:hyperlink>
-      <w:hyperlink r:id="rId394">
-        <w:r>
-          <w:rPr>
-            <w:noProof/>
-            <w:lang w:val="en-US"/>
-          </w:rPr>
-          <w:t xml:space="preserve">(2), 521–540. </w:t>
+          <w:t>POLITY V PROJECT Political Regime Characteristics and Transitions, 1800-2018 Dataset Users’ Manual</w:t>
+        </w:r>
+      </w:hyperlink>
+      <w:hyperlink r:id="rId370">
+        <w:r>
+          <w:rPr>
+            <w:noProof/>
+            <w:lang w:val="en-US"/>
+          </w:rPr>
+          <w:t xml:space="preserve">. </w:t>
+        </w:r>
+        <w:r>
+          <w:rPr>
+            <w:noProof/>
+            <w:lang w:val="en-US"/>
+          </w:rPr>
+          <w:t xml:space="preserve">Center for Systemic Peace. </w:t>
+        </w:r>
+        <w:r>
+          <w:rPr>
+            <w:noProof/>
+            <w:lang w:val="en-US"/>
+          </w:rPr>
+          <w:t>http://www.systemicpeace.org/inscr/p5manualv2018.pdf</w:t>
         </w:r>
       </w:hyperlink>
     </w:p>
@@ -18617,26 +18565,26 @@
           <w:lang w:val="en-US"/>
         </w:rPr>
       </w:pPr>
-      <w:hyperlink r:id="rId395">
-        <w:r>
-          <w:rPr>
-            <w:noProof/>
-            <w:lang w:val="en-US"/>
-          </w:rPr>
-          <w:t xml:space="preserve">Monk, E. P., Esposito, M. H., &amp; Lee, H. (2021). Beholding inequality: Race, gender, and returns to physical attractiveness in the United States. </w:t>
-        </w:r>
-      </w:hyperlink>
-      <w:hyperlink r:id="rId396">
+      <w:hyperlink r:id="rId371">
+        <w:r>
+          <w:rPr>
+            <w:noProof/>
+            <w:lang w:val="en-US"/>
+          </w:rPr>
+          <w:t xml:space="preserve">Mattes, K., Spezio, M., Kim, H., Todorov, A., Adolphs, R., &amp; Alvarez, M. (2010). Predicting Election Outcomes from Positive and Negative Trait Assessments of Candidate Images. </w:t>
+        </w:r>
+      </w:hyperlink>
+      <w:hyperlink r:id="rId372">
         <w:r>
           <w:rPr>
             <w:i/>
             <w:noProof/>
             <w:lang w:val="en-US"/>
           </w:rPr>
-          <w:t>American Journal of Sociology</w:t>
-        </w:r>
-      </w:hyperlink>
-      <w:hyperlink r:id="rId397">
+          <w:t>Political Psychology</w:t>
+        </w:r>
+      </w:hyperlink>
+      <w:hyperlink r:id="rId373">
         <w:r>
           <w:rPr>
             <w:noProof/>
@@ -18645,23 +18593,23 @@
           <w:t xml:space="preserve">, </w:t>
         </w:r>
       </w:hyperlink>
-      <w:hyperlink r:id="rId398">
+      <w:hyperlink r:id="rId374">
         <w:r>
           <w:rPr>
             <w:i/>
             <w:noProof/>
             <w:lang w:val="en-US"/>
           </w:rPr>
-          <w:t>127</w:t>
-        </w:r>
-      </w:hyperlink>
-      <w:hyperlink r:id="rId399">
-        <w:r>
-          <w:rPr>
-            <w:noProof/>
-            <w:lang w:val="en-US"/>
-          </w:rPr>
-          <w:t>(1), 194–241.</w:t>
+          <w:t>31</w:t>
+        </w:r>
+      </w:hyperlink>
+      <w:hyperlink r:id="rId375">
+        <w:r>
+          <w:rPr>
+            <w:noProof/>
+            <w:lang w:val="en-US"/>
+          </w:rPr>
+          <w:t>(1), 41–58.</w:t>
         </w:r>
       </w:hyperlink>
     </w:p>
@@ -18672,53 +18620,56 @@
         <w:ind w:left="720" w:hanging="720"/>
         <w:jc w:val="both"/>
         <w:rPr>
+          <w:b/>
           <w:noProof/>
           <w:lang w:val="en-US"/>
         </w:rPr>
       </w:pPr>
-      <w:hyperlink r:id="rId400">
-        <w:r>
-          <w:rPr>
-            <w:noProof/>
-            <w:lang w:val="en-US"/>
-          </w:rPr>
-          <w:t xml:space="preserve">Official Statistics Finland (OSF), S. (2017). </w:t>
-        </w:r>
-      </w:hyperlink>
-      <w:hyperlink r:id="rId401">
+      <w:hyperlink r:id="rId376">
+        <w:r>
+          <w:rPr>
+            <w:noProof/>
+            <w:lang w:val="en-US"/>
+          </w:rPr>
+          <w:t xml:space="preserve">McClintock, E. A. (2014). Beauty and Status: The Illusion of Exchange in Partner Selection? </w:t>
+        </w:r>
+      </w:hyperlink>
+      <w:hyperlink r:id="rId377">
         <w:r>
           <w:rPr>
             <w:i/>
             <w:noProof/>
             <w:lang w:val="en-US"/>
           </w:rPr>
-          <w:t>Background analysis of candidates in the Municipal elections 2017</w:t>
-        </w:r>
-      </w:hyperlink>
-      <w:r>
-        <w:rPr>
-          <w:noProof/>
-          <w:lang w:val="en-US"/>
-        </w:rPr>
-        <w:t xml:space="preserve">. Statistics Finland. </w:t>
-      </w:r>
-      <w:hyperlink r:id="rId402" w:history="1">
-        <w:r>
-          <w:rPr>
-            <w:rStyle w:val="Hyperlink"/>
-            <w:bCs/>
-            <w:lang w:val="en-US"/>
-          </w:rPr>
-          <w:t>https://www.stat.fi/til/kvaa/2017/01/kvaa_2017_</w:t>
-        </w:r>
-        <w:r>
-          <w:rPr>
-            <w:rStyle w:val="Hyperlink"/>
-            <w:bCs/>
-            <w:lang w:val="en-US"/>
-          </w:rPr>
-          <w:br/>
-          <w:t>01_2017-03-31_kat_001_en.html</w:t>
+          <w:t>American Sociological Review</w:t>
+        </w:r>
+      </w:hyperlink>
+      <w:hyperlink r:id="rId378">
+        <w:r>
+          <w:rPr>
+            <w:noProof/>
+            <w:lang w:val="en-US"/>
+          </w:rPr>
+          <w:t xml:space="preserve">, </w:t>
+        </w:r>
+      </w:hyperlink>
+      <w:hyperlink r:id="rId379">
+        <w:r>
+          <w:rPr>
+            <w:i/>
+            <w:noProof/>
+            <w:lang w:val="en-US"/>
+          </w:rPr>
+          <w:t>79</w:t>
+        </w:r>
+      </w:hyperlink>
+      <w:hyperlink r:id="rId380">
+        <w:r>
+          <w:rPr>
+            <w:noProof/>
+            <w:lang w:val="en-US"/>
+          </w:rPr>
+          <w:t>(4), 575–604.</w:t>
         </w:r>
       </w:hyperlink>
     </w:p>
@@ -18734,51 +18685,32 @@
           <w:lang w:val="en-US"/>
         </w:rPr>
       </w:pPr>
-      <w:hyperlink r:id="rId403">
-        <w:r>
-          <w:rPr>
-            <w:noProof/>
-            <w:lang w:val="en-US"/>
-          </w:rPr>
-          <w:t xml:space="preserve">Olivola, C., Tingley, D., &amp; Todorov, A. (2018). Republican Voters Prefer Candidates Who Have Conservative-Looking Faces: New Evidence From Exit Polls. </w:t>
-        </w:r>
-      </w:hyperlink>
-      <w:hyperlink r:id="rId404">
+      <w:hyperlink r:id="rId381">
+        <w:r>
+          <w:rPr>
+            <w:noProof/>
+            <w:lang w:val="en-US"/>
+          </w:rPr>
+          <w:t xml:space="preserve">Mears, A. (2011). </w:t>
+        </w:r>
+      </w:hyperlink>
+      <w:hyperlink r:id="rId382">
         <w:r>
           <w:rPr>
             <w:i/>
             <w:noProof/>
             <w:lang w:val="en-US"/>
           </w:rPr>
-          <w:t>Political Psychology</w:t>
-        </w:r>
-      </w:hyperlink>
-      <w:hyperlink r:id="rId405">
-        <w:r>
-          <w:rPr>
-            <w:noProof/>
-            <w:lang w:val="en-US"/>
-          </w:rPr>
-          <w:t xml:space="preserve">, </w:t>
-        </w:r>
-      </w:hyperlink>
-      <w:hyperlink r:id="rId406">
-        <w:r>
-          <w:rPr>
-            <w:i/>
-            <w:noProof/>
-            <w:lang w:val="en-US"/>
-          </w:rPr>
-          <w:t>39</w:t>
-        </w:r>
-      </w:hyperlink>
-      <w:hyperlink r:id="rId407">
-        <w:r>
-          <w:rPr>
-            <w:noProof/>
-            <w:lang w:val="en-US"/>
-          </w:rPr>
-          <w:t>(5), 1157–1171.</w:t>
+          <w:t>Pricing Beauty</w:t>
+        </w:r>
+      </w:hyperlink>
+      <w:hyperlink r:id="rId383">
+        <w:r>
+          <w:rPr>
+            <w:noProof/>
+            <w:lang w:val="en-US"/>
+          </w:rPr>
+          <w:t>. University of California Press.</w:t>
         </w:r>
       </w:hyperlink>
     </w:p>
@@ -18794,40 +18726,51 @@
           <w:lang w:val="en-US"/>
         </w:rPr>
       </w:pPr>
-      <w:hyperlink r:id="rId408">
-        <w:r>
-          <w:rPr>
-            <w:noProof/>
-            <w:lang w:val="en-US"/>
-          </w:rPr>
-          <w:t xml:space="preserve">Pajunen, T., Kukkonen, I., Sarpila, O., &amp; Åberg, E. (2021). </w:t>
-        </w:r>
-      </w:hyperlink>
-      <w:hyperlink r:id="rId409">
+      <w:hyperlink r:id="rId384">
+        <w:r>
+          <w:rPr>
+            <w:noProof/>
+            <w:lang w:val="en-US"/>
+          </w:rPr>
+          <w:t xml:space="preserve">Mears, A. (2015). Girls as elite distinction: The appropriation of bodily capital. </w:t>
+        </w:r>
+      </w:hyperlink>
+      <w:hyperlink r:id="rId385">
         <w:r>
           <w:rPr>
             <w:i/>
             <w:noProof/>
             <w:lang w:val="en-US"/>
           </w:rPr>
-          <w:t>Systematic Review of Differences in Socioeconomic Outcomes of Attractiveness Between Men and Women</w:t>
-        </w:r>
-      </w:hyperlink>
-      <w:hyperlink r:id="rId410">
-        <w:r>
-          <w:rPr>
-            <w:noProof/>
-            <w:lang w:val="en-US"/>
-          </w:rPr>
-          <w:t xml:space="preserve">. SocArXiv. </w:t>
-        </w:r>
-        <w:r>
-          <w:rPr>
-            <w:noProof/>
-            <w:lang w:val="en-US"/>
-          </w:rPr>
-          <w:lastRenderedPageBreak/>
-          <w:t>https://doi.org/10.31235/osf.io/rmcqh</w:t>
+          <w:t>Poetics</w:t>
+        </w:r>
+      </w:hyperlink>
+      <w:hyperlink r:id="rId386">
+        <w:r>
+          <w:rPr>
+            <w:noProof/>
+            <w:lang w:val="en-US"/>
+          </w:rPr>
+          <w:t xml:space="preserve">, </w:t>
+        </w:r>
+      </w:hyperlink>
+      <w:hyperlink r:id="rId387">
+        <w:r>
+          <w:rPr>
+            <w:i/>
+            <w:noProof/>
+            <w:lang w:val="en-US"/>
+          </w:rPr>
+          <w:t>53</w:t>
+        </w:r>
+      </w:hyperlink>
+      <w:hyperlink r:id="rId388">
+        <w:r>
+          <w:rPr>
+            <w:noProof/>
+            <w:lang w:val="en-US"/>
+          </w:rPr>
+          <w:t>, 22–37.</w:t>
         </w:r>
       </w:hyperlink>
     </w:p>
@@ -18843,51 +18786,13 @@
           <w:lang w:val="en-US"/>
         </w:rPr>
       </w:pPr>
-      <w:hyperlink r:id="rId411">
-        <w:r>
-          <w:rPr>
-            <w:noProof/>
-            <w:lang w:val="en-US"/>
-          </w:rPr>
-          <w:t xml:space="preserve">Praino, R., &amp; Stockemer, D. (2019). What Are Good-Looking Candidates, and Can They Sway Election Results? </w:t>
-        </w:r>
-      </w:hyperlink>
-      <w:hyperlink r:id="rId412">
-        <w:r>
-          <w:rPr>
-            <w:i/>
-            <w:noProof/>
-            <w:lang w:val="en-US"/>
-          </w:rPr>
-          <w:t>Social Science Quarterly</w:t>
-        </w:r>
-      </w:hyperlink>
-      <w:hyperlink r:id="rId413">
-        <w:r>
-          <w:rPr>
-            <w:noProof/>
-            <w:lang w:val="en-US"/>
-          </w:rPr>
-          <w:t xml:space="preserve">, </w:t>
-        </w:r>
-      </w:hyperlink>
-      <w:hyperlink r:id="rId414">
-        <w:r>
-          <w:rPr>
-            <w:i/>
-            <w:noProof/>
-            <w:lang w:val="en-US"/>
-          </w:rPr>
-          <w:t>100</w:t>
-        </w:r>
-      </w:hyperlink>
-      <w:hyperlink r:id="rId415">
-        <w:r>
-          <w:rPr>
-            <w:noProof/>
-            <w:lang w:val="en-US"/>
-          </w:rPr>
-          <w:t>(3), 531–543. https://doi.org/10.1111/ssqu.12540</w:t>
+      <w:hyperlink r:id="rId389">
+        <w:r>
+          <w:rPr>
+            <w:noProof/>
+            <w:lang w:val="en-US"/>
+          </w:rPr>
+          <w:t xml:space="preserve">Meron, M., Amar, M., Laurent-Zuani, A.-C., Holý, D., Erhartova, J., Gallo, F., Lindner, E., Záhonyi, M., Váradi, R., &amp; Huszár, Á. (2014). Final report of the ESSnet on the harmonisation and implementation of a European Socio-economic classification: European Socio-economic groups (EseG). </w:t>
         </w:r>
       </w:hyperlink>
     </w:p>
@@ -18903,26 +18808,26 @@
           <w:lang w:val="en-US"/>
         </w:rPr>
       </w:pPr>
-      <w:hyperlink r:id="rId416">
-        <w:r>
-          <w:rPr>
-            <w:noProof/>
-            <w:lang w:val="en-US"/>
-          </w:rPr>
-          <w:t xml:space="preserve">Praino, R., Stockemer, D., &amp; Ratis, J. (2014). Looking Good or Looking Competent? Physical Appearance and Electoral Success in the 2008 Congressional Elections. </w:t>
-        </w:r>
-      </w:hyperlink>
-      <w:hyperlink r:id="rId417">
+      <w:hyperlink r:id="rId390">
+        <w:r>
+          <w:rPr>
+            <w:noProof/>
+            <w:lang w:val="en-US"/>
+          </w:rPr>
+          <w:t xml:space="preserve">Miller, A., Wattenberg, M., &amp; Malanchuk, O. (1986). Schematic Assessments of Presidential Candidates. </w:t>
+        </w:r>
+      </w:hyperlink>
+      <w:hyperlink r:id="rId391">
         <w:r>
           <w:rPr>
             <w:i/>
             <w:noProof/>
             <w:lang w:val="en-US"/>
           </w:rPr>
-          <w:t>American Politics Research</w:t>
-        </w:r>
-      </w:hyperlink>
-      <w:hyperlink r:id="rId418">
+          <w:t>American Political Science Review</w:t>
+        </w:r>
+      </w:hyperlink>
+      <w:hyperlink r:id="rId392">
         <w:r>
           <w:rPr>
             <w:noProof/>
@@ -18931,23 +18836,23 @@
           <w:t xml:space="preserve">, </w:t>
         </w:r>
       </w:hyperlink>
-      <w:hyperlink r:id="rId419">
+      <w:hyperlink r:id="rId393">
         <w:r>
           <w:rPr>
             <w:i/>
             <w:noProof/>
             <w:lang w:val="en-US"/>
           </w:rPr>
-          <w:t>42</w:t>
-        </w:r>
-      </w:hyperlink>
-      <w:hyperlink r:id="rId420">
-        <w:r>
-          <w:rPr>
-            <w:noProof/>
-            <w:lang w:val="en-US"/>
-          </w:rPr>
-          <w:t>(6), 1096–1117. https://doi.org/10.1177/1532673X14532825</w:t>
+          <w:t>80</w:t>
+        </w:r>
+      </w:hyperlink>
+      <w:hyperlink r:id="rId394">
+        <w:r>
+          <w:rPr>
+            <w:noProof/>
+            <w:lang w:val="en-US"/>
+          </w:rPr>
+          <w:t xml:space="preserve">(2), 521–540. </w:t>
         </w:r>
       </w:hyperlink>
     </w:p>
@@ -18963,26 +18868,26 @@
           <w:lang w:val="en-US"/>
         </w:rPr>
       </w:pPr>
-      <w:hyperlink r:id="rId421">
-        <w:r>
-          <w:rPr>
-            <w:noProof/>
-            <w:lang w:val="en-US"/>
-          </w:rPr>
-          <w:t xml:space="preserve">Price, M., Kang, J., Dunn, J., &amp; Hopkins, S. (2011). Muscularity and Attractiveness as Predictors of Human Egalitarianism. </w:t>
-        </w:r>
-      </w:hyperlink>
-      <w:hyperlink r:id="rId422">
+      <w:hyperlink r:id="rId395">
+        <w:r>
+          <w:rPr>
+            <w:noProof/>
+            <w:lang w:val="en-US"/>
+          </w:rPr>
+          <w:t xml:space="preserve">Monk, E. P., Esposito, M. H., &amp; Lee, H. (2021). Beholding inequality: Race, gender, and returns to physical attractiveness in the United States. </w:t>
+        </w:r>
+      </w:hyperlink>
+      <w:hyperlink r:id="rId396">
         <w:r>
           <w:rPr>
             <w:i/>
             <w:noProof/>
             <w:lang w:val="en-US"/>
           </w:rPr>
-          <w:t>Personality and Individual Differences</w:t>
-        </w:r>
-      </w:hyperlink>
-      <w:hyperlink r:id="rId423">
+          <w:t>American Journal of Sociology</w:t>
+        </w:r>
+      </w:hyperlink>
+      <w:hyperlink r:id="rId397">
         <w:r>
           <w:rPr>
             <w:noProof/>
@@ -18991,23 +18896,23 @@
           <w:t xml:space="preserve">, </w:t>
         </w:r>
       </w:hyperlink>
-      <w:hyperlink r:id="rId424">
+      <w:hyperlink r:id="rId398">
         <w:r>
           <w:rPr>
             <w:i/>
             <w:noProof/>
             <w:lang w:val="en-US"/>
           </w:rPr>
-          <w:t>50</w:t>
-        </w:r>
-      </w:hyperlink>
-      <w:hyperlink r:id="rId425">
-        <w:r>
-          <w:rPr>
-            <w:noProof/>
-            <w:lang w:val="en-US"/>
-          </w:rPr>
-          <w:t>(5), 636–640. https://doi.org/10.1016/j.paid.2010.12.009</w:t>
+          <w:t>127</w:t>
+        </w:r>
+      </w:hyperlink>
+      <w:hyperlink r:id="rId399">
+        <w:r>
+          <w:rPr>
+            <w:noProof/>
+            <w:lang w:val="en-US"/>
+          </w:rPr>
+          <w:t>(1), 194–241.</w:t>
         </w:r>
       </w:hyperlink>
     </w:p>
@@ -19018,37 +18923,53 @@
         <w:ind w:left="720" w:hanging="720"/>
         <w:jc w:val="both"/>
         <w:rPr>
-          <w:b/>
           <w:noProof/>
           <w:lang w:val="en-US"/>
         </w:rPr>
       </w:pPr>
-      <w:hyperlink r:id="rId426">
-        <w:r>
-          <w:rPr>
-            <w:noProof/>
-            <w:lang w:val="en-US"/>
-          </w:rPr>
-          <w:t xml:space="preserve">Ridgeway, C. L. (2011). </w:t>
-        </w:r>
-      </w:hyperlink>
-      <w:hyperlink r:id="rId427">
+      <w:hyperlink r:id="rId400">
+        <w:r>
+          <w:rPr>
+            <w:noProof/>
+            <w:lang w:val="en-US"/>
+          </w:rPr>
+          <w:t xml:space="preserve">Official Statistics Finland (OSF), S. (2017). </w:t>
+        </w:r>
+      </w:hyperlink>
+      <w:hyperlink r:id="rId401">
         <w:r>
           <w:rPr>
             <w:i/>
             <w:noProof/>
             <w:lang w:val="en-US"/>
           </w:rPr>
-          <w:t>Framed by gender: How gender inequality persists in the modern world</w:t>
-        </w:r>
-      </w:hyperlink>
-      <w:hyperlink r:id="rId428">
-        <w:r>
-          <w:rPr>
-            <w:noProof/>
-            <w:lang w:val="en-US"/>
-          </w:rPr>
-          <w:t>. Oxford University Press.</w:t>
+          <w:t>Background analysis of candidates in the Municipal elections 2017</w:t>
+        </w:r>
+      </w:hyperlink>
+      <w:r>
+        <w:rPr>
+          <w:noProof/>
+          <w:lang w:val="en-US"/>
+        </w:rPr>
+        <w:t xml:space="preserve">. Statistics Finland. </w:t>
+      </w:r>
+      <w:hyperlink r:id="rId402" w:history="1">
+        <w:r>
+          <w:rPr>
+            <w:rStyle w:val="Hyperlink"/>
+            <w:bCs/>
+            <w:lang w:val="en-US"/>
+          </w:rPr>
+          <w:t>https://www.stat.fi/til/kvaa/2017/01/kvaa_2017_</w:t>
+        </w:r>
+        <w:r>
+          <w:rPr>
+            <w:rStyle w:val="Hyperlink"/>
+            <w:bCs/>
+            <w:lang w:val="en-US"/>
+          </w:rPr>
+          <w:br/>
+          <w:t>01_2017-03-31_kat_001_en.html</w:t>
         </w:r>
       </w:hyperlink>
     </w:p>
@@ -19064,26 +18985,26 @@
           <w:lang w:val="en-US"/>
         </w:rPr>
       </w:pPr>
-      <w:hyperlink r:id="rId429">
-        <w:r>
-          <w:rPr>
-            <w:noProof/>
-            <w:lang w:val="en-US"/>
-          </w:rPr>
-          <w:t xml:space="preserve">Ridgeway, C. L. (2014). Why status matters for inequality. </w:t>
-        </w:r>
-      </w:hyperlink>
-      <w:hyperlink r:id="rId430">
+      <w:hyperlink r:id="rId403">
+        <w:r>
+          <w:rPr>
+            <w:noProof/>
+            <w:lang w:val="en-US"/>
+          </w:rPr>
+          <w:t xml:space="preserve">Olivola, C., Tingley, D., &amp; Todorov, A. (2018). Republican Voters Prefer Candidates Who Have Conservative-Looking Faces: New Evidence From Exit Polls. </w:t>
+        </w:r>
+      </w:hyperlink>
+      <w:hyperlink r:id="rId404">
         <w:r>
           <w:rPr>
             <w:i/>
             <w:noProof/>
             <w:lang w:val="en-US"/>
           </w:rPr>
-          <w:t>American Sociological Review</w:t>
-        </w:r>
-      </w:hyperlink>
-      <w:hyperlink r:id="rId431">
+          <w:t>Political Psychology</w:t>
+        </w:r>
+      </w:hyperlink>
+      <w:hyperlink r:id="rId405">
         <w:r>
           <w:rPr>
             <w:noProof/>
@@ -19092,23 +19013,23 @@
           <w:t xml:space="preserve">, </w:t>
         </w:r>
       </w:hyperlink>
-      <w:hyperlink r:id="rId432">
+      <w:hyperlink r:id="rId406">
         <w:r>
           <w:rPr>
             <w:i/>
             <w:noProof/>
             <w:lang w:val="en-US"/>
           </w:rPr>
-          <w:t>79</w:t>
-        </w:r>
-      </w:hyperlink>
-      <w:hyperlink r:id="rId433">
-        <w:r>
-          <w:rPr>
-            <w:noProof/>
-            <w:lang w:val="en-US"/>
-          </w:rPr>
-          <w:t>(1), 1–16.</w:t>
+          <w:t>39</w:t>
+        </w:r>
+      </w:hyperlink>
+      <w:hyperlink r:id="rId407">
+        <w:r>
+          <w:rPr>
+            <w:noProof/>
+            <w:lang w:val="en-US"/>
+          </w:rPr>
+          <w:t>(5), 1157–1171.</w:t>
         </w:r>
       </w:hyperlink>
     </w:p>
@@ -19124,51 +19045,32 @@
           <w:lang w:val="en-US"/>
         </w:rPr>
       </w:pPr>
-      <w:hyperlink r:id="rId434">
-        <w:r>
-          <w:rPr>
-            <w:noProof/>
-            <w:lang w:val="en-US"/>
-          </w:rPr>
-          <w:t xml:space="preserve">Ridgeway, C. L., &amp; Correll, S. J. (2004). Unpacking the gender system: A theoretical perspective on gender beliefs and social relations. </w:t>
-        </w:r>
-      </w:hyperlink>
-      <w:hyperlink r:id="rId435">
+      <w:hyperlink r:id="rId408">
+        <w:r>
+          <w:rPr>
+            <w:noProof/>
+            <w:lang w:val="en-US"/>
+          </w:rPr>
+          <w:t xml:space="preserve">Pajunen, T., Kukkonen, I., Sarpila, O., &amp; Åberg, E. (2021). </w:t>
+        </w:r>
+      </w:hyperlink>
+      <w:hyperlink r:id="rId409">
         <w:r>
           <w:rPr>
             <w:i/>
             <w:noProof/>
             <w:lang w:val="en-US"/>
           </w:rPr>
-          <w:t>Gender &amp; Society</w:t>
-        </w:r>
-      </w:hyperlink>
-      <w:hyperlink r:id="rId436">
-        <w:r>
-          <w:rPr>
-            <w:noProof/>
-            <w:lang w:val="en-US"/>
-          </w:rPr>
-          <w:t xml:space="preserve">, </w:t>
-        </w:r>
-      </w:hyperlink>
-      <w:hyperlink r:id="rId437">
-        <w:r>
-          <w:rPr>
-            <w:i/>
-            <w:noProof/>
-            <w:lang w:val="en-US"/>
-          </w:rPr>
-          <w:t>18</w:t>
-        </w:r>
-      </w:hyperlink>
-      <w:hyperlink r:id="rId438">
-        <w:r>
-          <w:rPr>
-            <w:noProof/>
-            <w:lang w:val="en-US"/>
-          </w:rPr>
-          <w:t>(4), 510–531.</w:t>
+          <w:t>Systematic Review of Differences in Socioeconomic Outcomes of Attractiveness Between Men and Women</w:t>
+        </w:r>
+      </w:hyperlink>
+      <w:hyperlink r:id="rId410">
+        <w:r>
+          <w:rPr>
+            <w:noProof/>
+            <w:lang w:val="en-US"/>
+          </w:rPr>
+          <w:t>. SocArXiv. https://doi.org/10.31235/osf.io/rmcqh</w:t>
         </w:r>
       </w:hyperlink>
     </w:p>
@@ -19184,26 +19086,26 @@
           <w:lang w:val="en-US"/>
         </w:rPr>
       </w:pPr>
-      <w:hyperlink r:id="rId439">
-        <w:r>
-          <w:rPr>
-            <w:noProof/>
-            <w:lang w:val="en-US"/>
-          </w:rPr>
-          <w:t xml:space="preserve">Riggle, E., Ottati, V., Wyer, R., Kuklinski, J., &amp; Schwarz, N. (1992). Bases of Political Judgments: The Role of Stereotypic and Nonstereotypic Information. </w:t>
-        </w:r>
-      </w:hyperlink>
-      <w:hyperlink r:id="rId440">
+      <w:hyperlink r:id="rId411">
+        <w:r>
+          <w:rPr>
+            <w:noProof/>
+            <w:lang w:val="en-US"/>
+          </w:rPr>
+          <w:t xml:space="preserve">Praino, R., &amp; Stockemer, D. (2019). What Are Good-Looking Candidates, and Can They Sway Election Results? </w:t>
+        </w:r>
+      </w:hyperlink>
+      <w:hyperlink r:id="rId412">
         <w:r>
           <w:rPr>
             <w:i/>
             <w:noProof/>
             <w:lang w:val="en-US"/>
           </w:rPr>
-          <w:t>Political Behavior</w:t>
-        </w:r>
-      </w:hyperlink>
-      <w:hyperlink r:id="rId441">
+          <w:t>Social Science Quarterly</w:t>
+        </w:r>
+      </w:hyperlink>
+      <w:hyperlink r:id="rId413">
         <w:r>
           <w:rPr>
             <w:noProof/>
@@ -19212,23 +19114,23 @@
           <w:t xml:space="preserve">, </w:t>
         </w:r>
       </w:hyperlink>
-      <w:hyperlink r:id="rId442">
+      <w:hyperlink r:id="rId414">
         <w:r>
           <w:rPr>
             <w:i/>
             <w:noProof/>
             <w:lang w:val="en-US"/>
           </w:rPr>
-          <w:t>14</w:t>
-        </w:r>
-      </w:hyperlink>
-      <w:hyperlink r:id="rId443">
-        <w:r>
-          <w:rPr>
-            <w:noProof/>
-            <w:lang w:val="en-US"/>
-          </w:rPr>
-          <w:t>(1), 67–87. https://doi.org/10.1007/BF00993509</w:t>
+          <w:t>100</w:t>
+        </w:r>
+      </w:hyperlink>
+      <w:hyperlink r:id="rId415">
+        <w:r>
+          <w:rPr>
+            <w:noProof/>
+            <w:lang w:val="en-US"/>
+          </w:rPr>
+          <w:t>(3), 531–543. https://doi.org/10.1111/ssqu.12540</w:t>
         </w:r>
       </w:hyperlink>
     </w:p>
@@ -19244,26 +19146,26 @@
           <w:lang w:val="en-US"/>
         </w:rPr>
       </w:pPr>
-      <w:hyperlink r:id="rId444">
-        <w:r>
-          <w:rPr>
-            <w:noProof/>
-            <w:lang w:val="en-US"/>
-          </w:rPr>
-          <w:t xml:space="preserve">Rosar, U., Klein, M., &amp; Beckers, T. (2008). The Frog Pond Beauty Contest: Physical Attractiveness and Electoral Success of the Constituency Candidates at the North Rhine-Westphalia State Election of 2005. </w:t>
-        </w:r>
-      </w:hyperlink>
-      <w:hyperlink r:id="rId445">
+      <w:hyperlink r:id="rId416">
+        <w:r>
+          <w:rPr>
+            <w:noProof/>
+            <w:lang w:val="en-US"/>
+          </w:rPr>
+          <w:t xml:space="preserve">Praino, R., Stockemer, D., &amp; Ratis, J. (2014). Looking Good or Looking Competent? Physical Appearance and Electoral Success in the 2008 Congressional Elections. </w:t>
+        </w:r>
+      </w:hyperlink>
+      <w:hyperlink r:id="rId417">
         <w:r>
           <w:rPr>
             <w:i/>
             <w:noProof/>
             <w:lang w:val="en-US"/>
           </w:rPr>
-          <w:t>European Journal of Political Research</w:t>
-        </w:r>
-      </w:hyperlink>
-      <w:hyperlink r:id="rId446">
+          <w:t>American Politics Research</w:t>
+        </w:r>
+      </w:hyperlink>
+      <w:hyperlink r:id="rId418">
         <w:r>
           <w:rPr>
             <w:noProof/>
@@ -19272,23 +19174,23 @@
           <w:t xml:space="preserve">, </w:t>
         </w:r>
       </w:hyperlink>
-      <w:hyperlink r:id="rId447">
+      <w:hyperlink r:id="rId419">
         <w:r>
           <w:rPr>
             <w:i/>
             <w:noProof/>
             <w:lang w:val="en-US"/>
           </w:rPr>
-          <w:t>47</w:t>
-        </w:r>
-      </w:hyperlink>
-      <w:hyperlink r:id="rId448">
-        <w:r>
-          <w:rPr>
-            <w:noProof/>
-            <w:lang w:val="en-US"/>
-          </w:rPr>
-          <w:t>(1), 64–79. https://doi.org/10.1111/j.1475-6765.2007.00720.x</w:t>
+          <w:t>42</w:t>
+        </w:r>
+      </w:hyperlink>
+      <w:hyperlink r:id="rId420">
+        <w:r>
+          <w:rPr>
+            <w:noProof/>
+            <w:lang w:val="en-US"/>
+          </w:rPr>
+          <w:t>(6), 1096–1117. https://doi.org/10.1177/1532673X14532825</w:t>
         </w:r>
       </w:hyperlink>
     </w:p>
@@ -19299,31 +19201,30 @@
         <w:ind w:left="720" w:hanging="720"/>
         <w:jc w:val="both"/>
         <w:rPr>
-          <w:b/>
           <w:noProof/>
           <w:lang w:val="en-US"/>
         </w:rPr>
       </w:pPr>
-      <w:hyperlink r:id="rId449">
-        <w:r>
-          <w:rPr>
-            <w:noProof/>
-            <w:lang w:val="en-US"/>
-          </w:rPr>
-          <w:t xml:space="preserve">Rose, D., &amp; Harrison, E. (2007). The European socio-economic classification: A new social class schema for comparative European research. </w:t>
-        </w:r>
-      </w:hyperlink>
-      <w:hyperlink r:id="rId450">
+      <w:hyperlink r:id="rId421">
+        <w:r>
+          <w:rPr>
+            <w:noProof/>
+            <w:lang w:val="en-US"/>
+          </w:rPr>
+          <w:t xml:space="preserve">Price, M., Kang, J., Dunn, J., &amp; Hopkins, S. (2011). Muscularity and Attractiveness as Predictors of Human Egalitarianism. </w:t>
+        </w:r>
+      </w:hyperlink>
+      <w:hyperlink r:id="rId422">
         <w:r>
           <w:rPr>
             <w:i/>
             <w:noProof/>
             <w:lang w:val="en-US"/>
           </w:rPr>
-          <w:t>European Societies</w:t>
-        </w:r>
-      </w:hyperlink>
-      <w:hyperlink r:id="rId451">
+          <w:t>Personality and Individual Differences</w:t>
+        </w:r>
+      </w:hyperlink>
+      <w:hyperlink r:id="rId423">
         <w:r>
           <w:rPr>
             <w:noProof/>
@@ -19332,23 +19233,23 @@
           <w:t xml:space="preserve">, </w:t>
         </w:r>
       </w:hyperlink>
-      <w:hyperlink r:id="rId452">
+      <w:hyperlink r:id="rId424">
         <w:r>
           <w:rPr>
             <w:i/>
             <w:noProof/>
             <w:lang w:val="en-US"/>
           </w:rPr>
-          <w:t>9</w:t>
-        </w:r>
-      </w:hyperlink>
-      <w:hyperlink r:id="rId453">
-        <w:r>
-          <w:rPr>
-            <w:noProof/>
-            <w:lang w:val="en-US"/>
-          </w:rPr>
-          <w:t>(3), 459–490.</w:t>
+          <w:t>50</w:t>
+        </w:r>
+      </w:hyperlink>
+      <w:hyperlink r:id="rId425">
+        <w:r>
+          <w:rPr>
+            <w:noProof/>
+            <w:lang w:val="en-US"/>
+          </w:rPr>
+          <w:t>(5), 636–640.</w:t>
         </w:r>
       </w:hyperlink>
     </w:p>
@@ -19359,39 +19260,26 @@
         <w:ind w:left="720" w:hanging="720"/>
         <w:jc w:val="both"/>
         <w:rPr>
-          <w:b/>
           <w:noProof/>
           <w:lang w:val="en-US"/>
         </w:rPr>
       </w:pPr>
-      <w:hyperlink r:id="rId454">
-        <w:r>
-          <w:rPr>
-            <w:noProof/>
-            <w:lang w:val="en-US"/>
-          </w:rPr>
-          <w:t xml:space="preserve">Sarpila, O., Koivula, A., &amp; Kukkonen, I. (2021). </w:t>
-        </w:r>
-      </w:hyperlink>
-      <w:hyperlink r:id="rId455">
-        <w:r>
-          <w:rPr>
-            <w:i/>
-            <w:noProof/>
-            <w:lang w:val="en-US"/>
-          </w:rPr>
-          <w:t>Occupation-congruent appearance: A measuremental approach</w:t>
-        </w:r>
-      </w:hyperlink>
-      <w:hyperlink r:id="rId456">
-        <w:r>
-          <w:rPr>
-            <w:noProof/>
-            <w:lang w:val="en-US"/>
-          </w:rPr>
-          <w:t>. SocArXiv. https://doi.org/10.31235/osf.io/t5gmv</w:t>
-        </w:r>
-      </w:hyperlink>
+      <w:proofErr w:type="spellStart"/>
+      <w:r>
+        <w:rPr>
+          <w:noProof/>
+          <w:lang w:val="en-US"/>
+        </w:rPr>
+        <w:t>Redlawsk</w:t>
+      </w:r>
+      <w:proofErr w:type="spellEnd"/>
+      <w:r>
+        <w:rPr>
+          <w:noProof/>
+          <w:lang w:val="en-US"/>
+        </w:rPr>
+        <w:t>, D., Tolbert, C., &amp; Franko, W. (2010). Voters, Emotions, and Race in 2008: Obama as the First Black President. Political Research Quarterly, 63(4), 875–889.</w:t>
+      </w:r>
     </w:p>
     <w:p>
       <w:pPr>
@@ -19405,79 +19293,32 @@
           <w:lang w:val="en-US"/>
         </w:rPr>
       </w:pPr>
-      <w:hyperlink r:id="rId457">
-        <w:r>
-          <w:rPr>
-            <w:noProof/>
-            <w:lang w:val="en-US"/>
-          </w:rPr>
-          <w:t xml:space="preserve">Sarpila, O., Koivula, A., Kukkonen, I., Åberg, E., &amp; Pajunen, T. (2020). Double standards in the accumulation and utilisation of </w:t>
-        </w:r>
-        <w:r>
-          <w:rPr>
-            <w:noProof/>
-            <w:lang w:val="en-US"/>
-          </w:rPr>
-          <w:t>“</w:t>
-        </w:r>
-        <w:r>
-          <w:rPr>
-            <w:noProof/>
-            <w:lang w:val="en-US"/>
-          </w:rPr>
-          <w:t>aesthetic capital.</w:t>
-        </w:r>
-        <w:r>
-          <w:rPr>
-            <w:noProof/>
-            <w:lang w:val="en-US"/>
-          </w:rPr>
-          <w:t>”</w:t>
-        </w:r>
-        <w:r>
-          <w:rPr>
-            <w:noProof/>
-            <w:lang w:val="en-US"/>
-          </w:rPr>
-          <w:t xml:space="preserve"> </w:t>
-        </w:r>
-      </w:hyperlink>
-      <w:hyperlink r:id="rId458">
+      <w:hyperlink r:id="rId426">
+        <w:r>
+          <w:rPr>
+            <w:noProof/>
+            <w:lang w:val="en-US"/>
+          </w:rPr>
+          <w:t xml:space="preserve">Ridgeway, C. L. (2011). </w:t>
+        </w:r>
+      </w:hyperlink>
+      <w:hyperlink r:id="rId427">
         <w:r>
           <w:rPr>
             <w:i/>
             <w:noProof/>
             <w:lang w:val="en-US"/>
           </w:rPr>
-          <w:t>Poetics</w:t>
-        </w:r>
-      </w:hyperlink>
-      <w:hyperlink r:id="rId459">
-        <w:r>
-          <w:rPr>
-            <w:noProof/>
-            <w:lang w:val="en-US"/>
-          </w:rPr>
-          <w:t xml:space="preserve">, </w:t>
-        </w:r>
-      </w:hyperlink>
-      <w:hyperlink r:id="rId460">
-        <w:r>
-          <w:rPr>
-            <w:i/>
-            <w:noProof/>
-            <w:lang w:val="en-US"/>
-          </w:rPr>
-          <w:t>82</w:t>
-        </w:r>
-      </w:hyperlink>
-      <w:hyperlink r:id="rId461">
-        <w:r>
-          <w:rPr>
-            <w:noProof/>
-            <w:lang w:val="en-US"/>
-          </w:rPr>
-          <w:t>, 101447.</w:t>
+          <w:t>Framed by gender: How gender inequality persists in the modern world</w:t>
+        </w:r>
+      </w:hyperlink>
+      <w:hyperlink r:id="rId428">
+        <w:r>
+          <w:rPr>
+            <w:noProof/>
+            <w:lang w:val="en-US"/>
+          </w:rPr>
+          <w:t>. Oxford University Press.</w:t>
         </w:r>
       </w:hyperlink>
     </w:p>
@@ -19493,32 +19334,51 @@
           <w:lang w:val="en-US"/>
         </w:rPr>
       </w:pPr>
-      <w:hyperlink r:id="rId462">
-        <w:r>
-          <w:rPr>
-            <w:noProof/>
-            <w:lang w:val="en-US"/>
-          </w:rPr>
-          <w:t xml:space="preserve">Sarpila, O., Kukkonen, I., Pajunen, T., &amp; Åberg, E. (2021). </w:t>
-        </w:r>
-      </w:hyperlink>
-      <w:hyperlink r:id="rId463">
+      <w:hyperlink r:id="rId429">
+        <w:r>
+          <w:rPr>
+            <w:noProof/>
+            <w:lang w:val="en-US"/>
+          </w:rPr>
+          <w:t xml:space="preserve">Ridgeway, C. L. (2014). Why status matters for inequality. </w:t>
+        </w:r>
+      </w:hyperlink>
+      <w:hyperlink r:id="rId430">
         <w:r>
           <w:rPr>
             <w:i/>
             <w:noProof/>
             <w:lang w:val="en-US"/>
           </w:rPr>
-          <w:t>Appearance as Capital: The Normative Regulation of Aesthetic Capital Accumulation and Conversion</w:t>
-        </w:r>
-      </w:hyperlink>
-      <w:hyperlink r:id="rId464">
-        <w:r>
-          <w:rPr>
-            <w:noProof/>
-            <w:lang w:val="en-US"/>
-          </w:rPr>
-          <w:t>. Emerald Group Publishing.</w:t>
+          <w:t>American Sociological Review</w:t>
+        </w:r>
+      </w:hyperlink>
+      <w:hyperlink r:id="rId431">
+        <w:r>
+          <w:rPr>
+            <w:noProof/>
+            <w:lang w:val="en-US"/>
+          </w:rPr>
+          <w:t xml:space="preserve">, </w:t>
+        </w:r>
+      </w:hyperlink>
+      <w:hyperlink r:id="rId432">
+        <w:r>
+          <w:rPr>
+            <w:i/>
+            <w:noProof/>
+            <w:lang w:val="en-US"/>
+          </w:rPr>
+          <w:t>79</w:t>
+        </w:r>
+      </w:hyperlink>
+      <w:hyperlink r:id="rId433">
+        <w:r>
+          <w:rPr>
+            <w:noProof/>
+            <w:lang w:val="en-US"/>
+          </w:rPr>
+          <w:t>(1), 1–16.</w:t>
         </w:r>
       </w:hyperlink>
     </w:p>
@@ -19534,26 +19394,26 @@
           <w:lang w:val="en-US"/>
         </w:rPr>
       </w:pPr>
-      <w:hyperlink r:id="rId465">
-        <w:r>
-          <w:rPr>
-            <w:noProof/>
-            <w:lang w:val="en-US"/>
-          </w:rPr>
-          <w:t xml:space="preserve">Scholz, J., &amp; Sicinski, K. (2015). Facial Attractiveness and Lifetime Earnings: Evidence from a Cohort Study. </w:t>
-        </w:r>
-      </w:hyperlink>
-      <w:hyperlink r:id="rId466">
+      <w:hyperlink r:id="rId434">
+        <w:r>
+          <w:rPr>
+            <w:noProof/>
+            <w:lang w:val="en-US"/>
+          </w:rPr>
+          <w:t xml:space="preserve">Ridgeway, C. L., &amp; Correll, S. J. (2004). Unpacking the gender system: A theoretical perspective on gender beliefs and social relations. </w:t>
+        </w:r>
+      </w:hyperlink>
+      <w:hyperlink r:id="rId435">
         <w:r>
           <w:rPr>
             <w:i/>
             <w:noProof/>
             <w:lang w:val="en-US"/>
           </w:rPr>
-          <w:t>Review of Economics and Statistics</w:t>
-        </w:r>
-      </w:hyperlink>
-      <w:hyperlink r:id="rId467">
+          <w:t>Gender &amp; Society</w:t>
+        </w:r>
+      </w:hyperlink>
+      <w:hyperlink r:id="rId436">
         <w:r>
           <w:rPr>
             <w:noProof/>
@@ -19562,23 +19422,23 @@
           <w:t xml:space="preserve">, </w:t>
         </w:r>
       </w:hyperlink>
-      <w:hyperlink r:id="rId468">
+      <w:hyperlink r:id="rId437">
         <w:r>
           <w:rPr>
             <w:i/>
             <w:noProof/>
             <w:lang w:val="en-US"/>
           </w:rPr>
-          <w:t>97</w:t>
-        </w:r>
-      </w:hyperlink>
-      <w:hyperlink r:id="rId469">
-        <w:r>
-          <w:rPr>
-            <w:noProof/>
-            <w:lang w:val="en-US"/>
-          </w:rPr>
-          <w:t>(1), 14–28. https://doi.org/10.1162/REST_a_00435</w:t>
+          <w:t>18</w:t>
+        </w:r>
+      </w:hyperlink>
+      <w:hyperlink r:id="rId438">
+        <w:r>
+          <w:rPr>
+            <w:noProof/>
+            <w:lang w:val="en-US"/>
+          </w:rPr>
+          <w:t>(4), 510–531.</w:t>
         </w:r>
       </w:hyperlink>
     </w:p>
@@ -19594,26 +19454,26 @@
           <w:lang w:val="en-US"/>
         </w:rPr>
       </w:pPr>
-      <w:hyperlink r:id="rId470">
-        <w:r>
-          <w:rPr>
-            <w:noProof/>
-            <w:lang w:val="en-US"/>
-          </w:rPr>
-          <w:t xml:space="preserve">Schubert, J., Curran, M. A., &amp; Strungaru, C. (2011). Physical Attractiveness, Issue Agreement, and Assimilation Effects in Candidate Appraisal. </w:t>
-        </w:r>
-      </w:hyperlink>
-      <w:hyperlink r:id="rId471">
+      <w:hyperlink r:id="rId439">
+        <w:r>
+          <w:rPr>
+            <w:noProof/>
+            <w:lang w:val="en-US"/>
+          </w:rPr>
+          <w:t xml:space="preserve">Riggle, E., Ottati, V., Wyer, R., Kuklinski, J., &amp; Schwarz, N. (1992). Bases of Political Judgments: The Role of Stereotypic and Nonstereotypic Information. </w:t>
+        </w:r>
+      </w:hyperlink>
+      <w:hyperlink r:id="rId440">
         <w:r>
           <w:rPr>
             <w:i/>
             <w:noProof/>
             <w:lang w:val="en-US"/>
           </w:rPr>
-          <w:t>Politics and the Life Sciences</w:t>
-        </w:r>
-      </w:hyperlink>
-      <w:hyperlink r:id="rId472">
+          <w:t>Political Behavior</w:t>
+        </w:r>
+      </w:hyperlink>
+      <w:hyperlink r:id="rId441">
         <w:r>
           <w:rPr>
             <w:noProof/>
@@ -19622,31 +19482,23 @@
           <w:t xml:space="preserve">, </w:t>
         </w:r>
       </w:hyperlink>
-      <w:hyperlink r:id="rId473">
+      <w:hyperlink r:id="rId442">
         <w:r>
           <w:rPr>
             <w:i/>
             <w:noProof/>
             <w:lang w:val="en-US"/>
           </w:rPr>
-          <w:t>30</w:t>
-        </w:r>
-      </w:hyperlink>
-      <w:hyperlink r:id="rId474">
-        <w:r>
-          <w:rPr>
-            <w:noProof/>
-            <w:lang w:val="en-US"/>
-          </w:rPr>
-          <w:t xml:space="preserve">(1), </w:t>
-        </w:r>
-        <w:r>
-          <w:rPr>
-            <w:noProof/>
-            <w:lang w:val="en-US"/>
-          </w:rPr>
-          <w:lastRenderedPageBreak/>
-          <w:t>33–49. https://doi.org/10.2990/30_1_33</w:t>
+          <w:t>14</w:t>
+        </w:r>
+      </w:hyperlink>
+      <w:hyperlink r:id="rId443">
+        <w:r>
+          <w:rPr>
+            <w:noProof/>
+            <w:lang w:val="en-US"/>
+          </w:rPr>
+          <w:t>(1), 67–87. https://doi.org/10.1007/BF00993509</w:t>
         </w:r>
       </w:hyperlink>
     </w:p>
@@ -19662,42 +19514,51 @@
           <w:lang w:val="en-US"/>
         </w:rPr>
       </w:pPr>
-      <w:hyperlink r:id="rId475">
-        <w:r>
-          <w:rPr>
-            <w:noProof/>
-            <w:lang w:val="en-US"/>
-          </w:rPr>
-          <w:t xml:space="preserve">Shepsle, K. (1997). </w:t>
-        </w:r>
-      </w:hyperlink>
-      <w:hyperlink r:id="rId476">
+      <w:hyperlink r:id="rId444">
+        <w:r>
+          <w:rPr>
+            <w:noProof/>
+            <w:lang w:val="en-US"/>
+          </w:rPr>
+          <w:t xml:space="preserve">Rosar, U., Klein, M., &amp; Beckers, T. (2008). The Frog Pond Beauty Contest: Physical Attractiveness and Electoral Success of the Constituency Candidates at the North Rhine-Westphalia State Election of 2005. </w:t>
+        </w:r>
+      </w:hyperlink>
+      <w:hyperlink r:id="rId445">
         <w:r>
           <w:rPr>
             <w:i/>
             <w:noProof/>
             <w:lang w:val="en-US"/>
           </w:rPr>
-          <w:t xml:space="preserve">Analyzing Politics: Rationality, Behavior and </w:t>
-        </w:r>
-      </w:hyperlink>
-      <w:hyperlink r:id="rId477">
+          <w:t>European Journal of Political Research</w:t>
+        </w:r>
+      </w:hyperlink>
+      <w:hyperlink r:id="rId446">
+        <w:r>
+          <w:rPr>
+            <w:noProof/>
+            <w:lang w:val="en-US"/>
+          </w:rPr>
+          <w:t xml:space="preserve">, </w:t>
+        </w:r>
+      </w:hyperlink>
+      <w:hyperlink r:id="rId447">
         <w:r>
           <w:rPr>
             <w:i/>
             <w:noProof/>
             <w:lang w:val="en-US"/>
           </w:rPr>
-          <w:t>Institutions</w:t>
-        </w:r>
-      </w:hyperlink>
-      <w:hyperlink r:id="rId478">
-        <w:r>
-          <w:rPr>
-            <w:noProof/>
-            <w:lang w:val="en-US"/>
-          </w:rPr>
-          <w:t>. W.W. Norton.</w:t>
+          <w:t>47</w:t>
+        </w:r>
+      </w:hyperlink>
+      <w:hyperlink r:id="rId448">
+        <w:r>
+          <w:rPr>
+            <w:noProof/>
+            <w:lang w:val="en-US"/>
+          </w:rPr>
+          <w:t>(1), 64–79. https://doi.org/10.1111/j.1475-6765.2007.00720.x</w:t>
         </w:r>
       </w:hyperlink>
     </w:p>
@@ -19713,26 +19574,26 @@
           <w:lang w:val="en-US"/>
         </w:rPr>
       </w:pPr>
-      <w:hyperlink r:id="rId479">
-        <w:r>
-          <w:rPr>
-            <w:noProof/>
-            <w:lang w:val="en-US"/>
-          </w:rPr>
-          <w:t xml:space="preserve">Sigelman, L., Sigelman, C., &amp; Fowler, C. (1987). A Bird of a Different Feather? An Experimental Investigation of Physical Attractiveness and the Electability of Female Candidates. </w:t>
-        </w:r>
-      </w:hyperlink>
-      <w:hyperlink r:id="rId480">
+      <w:hyperlink r:id="rId449">
+        <w:r>
+          <w:rPr>
+            <w:noProof/>
+            <w:lang w:val="en-US"/>
+          </w:rPr>
+          <w:t xml:space="preserve">Rose, D., &amp; Harrison, E. (2007). The European socio-economic classification: A new social class schema for comparative European research. </w:t>
+        </w:r>
+      </w:hyperlink>
+      <w:hyperlink r:id="rId450">
         <w:r>
           <w:rPr>
             <w:i/>
             <w:noProof/>
             <w:lang w:val="en-US"/>
           </w:rPr>
-          <w:t>Social Psychology Quarterly</w:t>
-        </w:r>
-      </w:hyperlink>
-      <w:hyperlink r:id="rId481">
+          <w:t>European Societies</w:t>
+        </w:r>
+      </w:hyperlink>
+      <w:hyperlink r:id="rId451">
         <w:r>
           <w:rPr>
             <w:noProof/>
@@ -19741,23 +19602,23 @@
           <w:t xml:space="preserve">, </w:t>
         </w:r>
       </w:hyperlink>
-      <w:hyperlink r:id="rId482">
+      <w:hyperlink r:id="rId452">
         <w:r>
           <w:rPr>
             <w:i/>
             <w:noProof/>
             <w:lang w:val="en-US"/>
           </w:rPr>
-          <w:t>50</w:t>
-        </w:r>
-      </w:hyperlink>
-      <w:hyperlink r:id="rId483">
-        <w:r>
-          <w:rPr>
-            <w:noProof/>
-            <w:lang w:val="en-US"/>
-          </w:rPr>
-          <w:t>(1), 32–43. https://doi.org/10.2307/2786888</w:t>
+          <w:t>9</w:t>
+        </w:r>
+      </w:hyperlink>
+      <w:hyperlink r:id="rId453">
+        <w:r>
+          <w:rPr>
+            <w:noProof/>
+            <w:lang w:val="en-US"/>
+          </w:rPr>
+          <w:t>(3), 459–490.</w:t>
         </w:r>
       </w:hyperlink>
     </w:p>
@@ -19773,51 +19634,32 @@
           <w:lang w:val="en-US"/>
         </w:rPr>
       </w:pPr>
-      <w:hyperlink r:id="rId484">
-        <w:r>
-          <w:rPr>
-            <w:noProof/>
-            <w:lang w:val="en-US"/>
-          </w:rPr>
-          <w:t xml:space="preserve">Stockemer, D., &amp; Praino, R. (2019). The Good, the Bad and the Ugly: Do Attractive Politicians Get a “Break” When They are Involved in Scandals? </w:t>
-        </w:r>
-      </w:hyperlink>
-      <w:hyperlink r:id="rId485">
+      <w:hyperlink r:id="rId454">
+        <w:r>
+          <w:rPr>
+            <w:noProof/>
+            <w:lang w:val="en-US"/>
+          </w:rPr>
+          <w:t xml:space="preserve">Sarpila, O., Koivula, A., &amp; Kukkonen, I. (2021). </w:t>
+        </w:r>
+      </w:hyperlink>
+      <w:hyperlink r:id="rId455">
         <w:r>
           <w:rPr>
             <w:i/>
             <w:noProof/>
             <w:lang w:val="en-US"/>
           </w:rPr>
-          <w:t>Political Behavior</w:t>
-        </w:r>
-      </w:hyperlink>
-      <w:hyperlink r:id="rId486">
-        <w:r>
-          <w:rPr>
-            <w:noProof/>
-            <w:lang w:val="en-US"/>
-          </w:rPr>
-          <w:t xml:space="preserve">, </w:t>
-        </w:r>
-      </w:hyperlink>
-      <w:hyperlink r:id="rId487">
-        <w:r>
-          <w:rPr>
-            <w:i/>
-            <w:noProof/>
-            <w:lang w:val="en-US"/>
-          </w:rPr>
-          <w:t>41</w:t>
-        </w:r>
-      </w:hyperlink>
-      <w:hyperlink r:id="rId488">
-        <w:r>
-          <w:rPr>
-            <w:noProof/>
-            <w:lang w:val="en-US"/>
-          </w:rPr>
-          <w:t>(3), 747–767. https://doi.org/10.1007/s11109-018-9469-1</w:t>
+          <w:t>Occupation-congruent appearance: A measuremental approach</w:t>
+        </w:r>
+      </w:hyperlink>
+      <w:hyperlink r:id="rId456">
+        <w:r>
+          <w:rPr>
+            <w:noProof/>
+            <w:lang w:val="en-US"/>
+          </w:rPr>
+          <w:t>. SocArXiv. https://doi.org/10.31235/osf.io/t5gmv</w:t>
         </w:r>
       </w:hyperlink>
     </w:p>
@@ -19833,26 +19675,54 @@
           <w:lang w:val="en-US"/>
         </w:rPr>
       </w:pPr>
-      <w:hyperlink r:id="rId489">
-        <w:r>
-          <w:rPr>
-            <w:noProof/>
-            <w:lang w:val="en-US"/>
-          </w:rPr>
-          <w:t xml:space="preserve">Todorov, A., Mandisodza, A., Goren, A., &amp; Hall, C. (2005). Inferences of Competence from Faces Predict Election Outcomes. </w:t>
-        </w:r>
-      </w:hyperlink>
-      <w:hyperlink r:id="rId490">
+      <w:hyperlink r:id="rId457">
+        <w:r>
+          <w:rPr>
+            <w:noProof/>
+            <w:lang w:val="en-US"/>
+          </w:rPr>
+          <w:t xml:space="preserve">Sarpila, O., Koivula, A., Kukkonen, I., Åberg, E., &amp; Pajunen, T. (2020). Double standards in the accumulation and utilisation of </w:t>
+        </w:r>
+        <w:r>
+          <w:rPr>
+            <w:noProof/>
+            <w:lang w:val="en-US"/>
+          </w:rPr>
+          <w:t>“</w:t>
+        </w:r>
+        <w:r>
+          <w:rPr>
+            <w:noProof/>
+            <w:lang w:val="en-US"/>
+          </w:rPr>
+          <w:t>aesthetic capital.</w:t>
+        </w:r>
+        <w:r>
+          <w:rPr>
+            <w:noProof/>
+            <w:lang w:val="en-US"/>
+          </w:rPr>
+          <w:t>”</w:t>
+        </w:r>
+        <w:r>
+          <w:rPr>
+            <w:noProof/>
+            <w:lang w:val="en-US"/>
+          </w:rPr>
+          <w:t xml:space="preserve"> </w:t>
+        </w:r>
+      </w:hyperlink>
+      <w:hyperlink r:id="rId458">
         <w:r>
           <w:rPr>
             <w:i/>
             <w:noProof/>
             <w:lang w:val="en-US"/>
           </w:rPr>
-          <w:t>Science</w:t>
-        </w:r>
-      </w:hyperlink>
-      <w:hyperlink r:id="rId491">
+          <w:t>Poetics</w:t>
+        </w:r>
+      </w:hyperlink>
+      <w:hyperlink r:id="rId459">
         <w:r>
           <w:rPr>
             <w:noProof/>
@@ -19861,23 +19731,23 @@
           <w:t xml:space="preserve">, </w:t>
         </w:r>
       </w:hyperlink>
-      <w:hyperlink r:id="rId492">
+      <w:hyperlink r:id="rId460">
         <w:r>
           <w:rPr>
             <w:i/>
             <w:noProof/>
             <w:lang w:val="en-US"/>
           </w:rPr>
-          <w:t>308</w:t>
-        </w:r>
-      </w:hyperlink>
-      <w:hyperlink r:id="rId493">
-        <w:r>
-          <w:rPr>
-            <w:noProof/>
-            <w:lang w:val="en-US"/>
-          </w:rPr>
-          <w:t>(5728), 1623–1626. https://doi.org/10.1126/science.1110589</w:t>
+          <w:t>82</w:t>
+        </w:r>
+      </w:hyperlink>
+      <w:hyperlink r:id="rId461">
+        <w:r>
+          <w:rPr>
+            <w:noProof/>
+            <w:lang w:val="en-US"/>
+          </w:rPr>
+          <w:t>, 101447.</w:t>
         </w:r>
       </w:hyperlink>
     </w:p>
@@ -19893,50 +19763,32 @@
           <w:lang w:val="en-US"/>
         </w:rPr>
       </w:pPr>
-      <w:hyperlink r:id="rId494">
-        <w:r>
-          <w:rPr>
-            <w:noProof/>
-            <w:lang w:val="en-US"/>
-          </w:rPr>
-          <w:t xml:space="preserve">Treiman, D. J. (1977). </w:t>
-        </w:r>
-      </w:hyperlink>
-      <w:hyperlink r:id="rId495">
+      <w:hyperlink r:id="rId462">
+        <w:r>
+          <w:rPr>
+            <w:noProof/>
+            <w:lang w:val="en-US"/>
+          </w:rPr>
+          <w:t xml:space="preserve">Sarpila, O., Kukkonen, I., Pajunen, T., &amp; Åberg, E. (2021). </w:t>
+        </w:r>
+      </w:hyperlink>
+      <w:hyperlink r:id="rId463">
         <w:r>
           <w:rPr>
             <w:i/>
             <w:noProof/>
             <w:lang w:val="en-US"/>
           </w:rPr>
-          <w:t>Occupational Prestige in Comparative Perspective.</w:t>
-        </w:r>
-      </w:hyperlink>
-      <w:hyperlink r:id="rId496">
-        <w:r>
-          <w:rPr>
-            <w:noProof/>
-            <w:lang w:val="en-US"/>
-          </w:rPr>
-          <w:t xml:space="preserve"> Academic </w:t>
-        </w:r>
-      </w:hyperlink>
-      <w:hyperlink r:id="rId497">
-        <w:r>
-          <w:rPr>
-            <w:noProof/>
-            <w:lang w:val="en-US"/>
-          </w:rPr>
-          <w:t>Press</w:t>
-        </w:r>
-      </w:hyperlink>
-      <w:hyperlink r:id="rId498">
-        <w:r>
-          <w:rPr>
-            <w:noProof/>
-            <w:lang w:val="en-US"/>
-          </w:rPr>
-          <w:t>.</w:t>
+          <w:t>Appearance as Capital: The Normative Regulation of Aesthetic Capital Accumulation and Conversion</w:t>
+        </w:r>
+      </w:hyperlink>
+      <w:hyperlink r:id="rId464">
+        <w:r>
+          <w:rPr>
+            <w:noProof/>
+            <w:lang w:val="en-US"/>
+          </w:rPr>
+          <w:t>. Emerald Group Publishing.</w:t>
         </w:r>
       </w:hyperlink>
     </w:p>
@@ -19952,44 +19804,26 @@
           <w:lang w:val="en-US"/>
         </w:rPr>
       </w:pPr>
-      <w:hyperlink r:id="rId499">
-        <w:r>
-          <w:rPr>
-            <w:noProof/>
-            <w:lang w:val="en-US"/>
-          </w:rPr>
-          <w:t xml:space="preserve">Tu, M., Gilbert, E. K., &amp; Bono, J. E. (2022). Is beauty more than skin deep? Attractiveness, power, and nonverbal presence in evaluations of </w:t>
-        </w:r>
-      </w:hyperlink>
-      <w:hyperlink r:id="rId500">
-        <w:r>
-          <w:rPr>
-            <w:noProof/>
-            <w:lang w:val="en-US"/>
-          </w:rPr>
-          <w:t>hireability</w:t>
-        </w:r>
-      </w:hyperlink>
-      <w:hyperlink r:id="rId501">
-        <w:r>
-          <w:rPr>
-            <w:noProof/>
-            <w:lang w:val="en-US"/>
-          </w:rPr>
-          <w:t xml:space="preserve">. </w:t>
-        </w:r>
-      </w:hyperlink>
-      <w:hyperlink r:id="rId502">
+      <w:hyperlink r:id="rId465">
+        <w:r>
+          <w:rPr>
+            <w:noProof/>
+            <w:lang w:val="en-US"/>
+          </w:rPr>
+          <w:t xml:space="preserve">Scholz, J., &amp; Sicinski, K. (2015). Facial Attractiveness and Lifetime Earnings: Evidence from a Cohort Study. </w:t>
+        </w:r>
+      </w:hyperlink>
+      <w:hyperlink r:id="rId466">
         <w:r>
           <w:rPr>
             <w:i/>
             <w:noProof/>
             <w:lang w:val="en-US"/>
           </w:rPr>
-          <w:t>Personnel Psychology</w:t>
-        </w:r>
-      </w:hyperlink>
-      <w:hyperlink r:id="rId503">
+          <w:t>Review of Economics and Statistics</w:t>
+        </w:r>
+      </w:hyperlink>
+      <w:hyperlink r:id="rId467">
         <w:r>
           <w:rPr>
             <w:noProof/>
@@ -19998,23 +19832,23 @@
           <w:t xml:space="preserve">, </w:t>
         </w:r>
       </w:hyperlink>
-      <w:hyperlink r:id="rId504">
+      <w:hyperlink r:id="rId468">
         <w:r>
           <w:rPr>
             <w:i/>
             <w:noProof/>
             <w:lang w:val="en-US"/>
           </w:rPr>
-          <w:t>75</w:t>
-        </w:r>
-      </w:hyperlink>
-      <w:hyperlink r:id="rId505">
-        <w:r>
-          <w:rPr>
-            <w:noProof/>
-            <w:lang w:val="en-US"/>
-          </w:rPr>
-          <w:t>(1), 119–146.</w:t>
+          <w:t>97</w:t>
+        </w:r>
+      </w:hyperlink>
+      <w:hyperlink r:id="rId469">
+        <w:r>
+          <w:rPr>
+            <w:noProof/>
+            <w:lang w:val="en-US"/>
+          </w:rPr>
+          <w:t>(1), 14–28. https://doi.org/10.1162/REST_a_00435</w:t>
         </w:r>
       </w:hyperlink>
     </w:p>
@@ -20030,26 +19864,26 @@
           <w:lang w:val="en-US"/>
         </w:rPr>
       </w:pPr>
-      <w:hyperlink r:id="rId506">
-        <w:r>
-          <w:rPr>
-            <w:noProof/>
-            <w:lang w:val="en-US"/>
-          </w:rPr>
-          <w:t xml:space="preserve">Tversky, A., &amp; Kahneman, D. (1973). Availability: A heuristic for judging frequency and probability. </w:t>
-        </w:r>
-      </w:hyperlink>
-      <w:hyperlink r:id="rId507">
+      <w:hyperlink r:id="rId470">
+        <w:r>
+          <w:rPr>
+            <w:noProof/>
+            <w:lang w:val="en-US"/>
+          </w:rPr>
+          <w:t xml:space="preserve">Schubert, J., Curran, M. A., &amp; Strungaru, C. (2011). Physical Attractiveness, Issue Agreement, and Assimilation Effects in Candidate Appraisal. </w:t>
+        </w:r>
+      </w:hyperlink>
+      <w:hyperlink r:id="rId471">
         <w:r>
           <w:rPr>
             <w:i/>
             <w:noProof/>
             <w:lang w:val="en-US"/>
           </w:rPr>
-          <w:t>Cognitive Psychology</w:t>
-        </w:r>
-      </w:hyperlink>
-      <w:hyperlink r:id="rId508">
+          <w:t>Politics and the Life Sciences</w:t>
+        </w:r>
+      </w:hyperlink>
+      <w:hyperlink r:id="rId472">
         <w:r>
           <w:rPr>
             <w:noProof/>
@@ -20058,23 +19892,23 @@
           <w:t xml:space="preserve">, </w:t>
         </w:r>
       </w:hyperlink>
-      <w:hyperlink r:id="rId509">
+      <w:hyperlink r:id="rId473">
         <w:r>
           <w:rPr>
             <w:i/>
             <w:noProof/>
             <w:lang w:val="en-US"/>
           </w:rPr>
-          <w:t>5</w:t>
-        </w:r>
-      </w:hyperlink>
-      <w:hyperlink r:id="rId510">
-        <w:r>
-          <w:rPr>
-            <w:noProof/>
-            <w:lang w:val="en-US"/>
-          </w:rPr>
-          <w:t>(2), 207–232. https://doi.org/10.1016/0010-0285(73)90033-9</w:t>
+          <w:t>30</w:t>
+        </w:r>
+      </w:hyperlink>
+      <w:hyperlink r:id="rId474">
+        <w:r>
+          <w:rPr>
+            <w:noProof/>
+            <w:lang w:val="en-US"/>
+          </w:rPr>
+          <w:t>(1), 33–49. https://doi.org/10.2990/30_1_33</w:t>
         </w:r>
       </w:hyperlink>
     </w:p>
@@ -20090,51 +19924,42 @@
           <w:lang w:val="en-US"/>
         </w:rPr>
       </w:pPr>
-      <w:hyperlink r:id="rId511">
-        <w:r>
-          <w:rPr>
-            <w:noProof/>
-            <w:lang w:val="en-US"/>
-          </w:rPr>
-          <w:t xml:space="preserve">Tversky, A., &amp; Kahneman, D. (1974). Judgment under uncertainty: Heuristics and biases. </w:t>
-        </w:r>
-      </w:hyperlink>
-      <w:hyperlink r:id="rId512">
+      <w:hyperlink r:id="rId475">
+        <w:r>
+          <w:rPr>
+            <w:noProof/>
+            <w:lang w:val="en-US"/>
+          </w:rPr>
+          <w:t xml:space="preserve">Shepsle, K. (1997). </w:t>
+        </w:r>
+      </w:hyperlink>
+      <w:hyperlink r:id="rId476">
         <w:r>
           <w:rPr>
             <w:i/>
             <w:noProof/>
             <w:lang w:val="en-US"/>
           </w:rPr>
-          <w:t>Science</w:t>
-        </w:r>
-      </w:hyperlink>
-      <w:hyperlink r:id="rId513">
-        <w:r>
-          <w:rPr>
-            <w:noProof/>
-            <w:lang w:val="en-US"/>
-          </w:rPr>
-          <w:t xml:space="preserve">, </w:t>
-        </w:r>
-      </w:hyperlink>
-      <w:hyperlink r:id="rId514">
+          <w:t xml:space="preserve">Analyzing Politics: Rationality, Behavior and </w:t>
+        </w:r>
+      </w:hyperlink>
+      <w:hyperlink r:id="rId477">
         <w:r>
           <w:rPr>
             <w:i/>
             <w:noProof/>
             <w:lang w:val="en-US"/>
           </w:rPr>
-          <w:t>185</w:t>
-        </w:r>
-      </w:hyperlink>
-      <w:hyperlink r:id="rId515">
-        <w:r>
-          <w:rPr>
-            <w:noProof/>
-            <w:lang w:val="en-US"/>
-          </w:rPr>
-          <w:t>(4157), 1124–1131. https://doi.org/10.1126/science.185.4157.1124</w:t>
+          <w:t>Institutions</w:t>
+        </w:r>
+      </w:hyperlink>
+      <w:hyperlink r:id="rId478">
+        <w:r>
+          <w:rPr>
+            <w:noProof/>
+            <w:lang w:val="en-US"/>
+          </w:rPr>
+          <w:t>. W.W. Norton.</w:t>
         </w:r>
       </w:hyperlink>
     </w:p>
@@ -20150,72 +19975,26 @@
           <w:lang w:val="en-US"/>
         </w:rPr>
       </w:pPr>
-      <w:hyperlink r:id="rId516">
-        <w:r>
-          <w:rPr>
-            <w:noProof/>
-            <w:lang w:val="en-US"/>
-          </w:rPr>
-          <w:t xml:space="preserve">Vandebroeck, D. (2021). Making Sense of the Social, Making the </w:t>
-        </w:r>
-        <w:r>
-          <w:rPr>
-            <w:noProof/>
-            <w:lang w:val="en-US"/>
-          </w:rPr>
-          <w:t>“</w:t>
-        </w:r>
-        <w:r>
-          <w:rPr>
-            <w:noProof/>
-            <w:lang w:val="en-US"/>
-          </w:rPr>
-          <w:t>Social Sense</w:t>
-        </w:r>
-        <w:r>
-          <w:rPr>
-            <w:noProof/>
-            <w:lang w:val="en-US"/>
-          </w:rPr>
-          <w:t>”</w:t>
-        </w:r>
-        <w:r>
-          <w:rPr>
-            <w:noProof/>
-            <w:lang w:val="en-US"/>
-          </w:rPr>
-          <w:t xml:space="preserve">: The Development of Children’s Perception and </w:t>
-        </w:r>
-      </w:hyperlink>
-      <w:hyperlink r:id="rId517">
-        <w:r>
-          <w:rPr>
-            <w:noProof/>
-            <w:lang w:val="en-US"/>
-          </w:rPr>
-          <w:t>Judgment</w:t>
-        </w:r>
-      </w:hyperlink>
-      <w:hyperlink r:id="rId518">
-        <w:r>
-          <w:rPr>
-            <w:noProof/>
-            <w:lang w:val="en-US"/>
-          </w:rPr>
-          <w:t xml:space="preserve"> of Social Class. </w:t>
-        </w:r>
-      </w:hyperlink>
-      <w:hyperlink r:id="rId519">
+      <w:hyperlink r:id="rId479">
+        <w:r>
+          <w:rPr>
+            <w:noProof/>
+            <w:lang w:val="en-US"/>
+          </w:rPr>
+          <w:t xml:space="preserve">Sigelman, L., Sigelman, C., &amp; Fowler, C. (1987). A Bird of a Different Feather? An Experimental Investigation of Physical Attractiveness and the Electability of Female Candidates. </w:t>
+        </w:r>
+      </w:hyperlink>
+      <w:hyperlink r:id="rId480">
         <w:r>
           <w:rPr>
             <w:i/>
             <w:noProof/>
             <w:lang w:val="en-US"/>
           </w:rPr>
-          <w:t>Sociology</w:t>
-        </w:r>
-      </w:hyperlink>
-      <w:hyperlink r:id="rId520">
+          <w:t>Social Psychology Quarterly</w:t>
+        </w:r>
+      </w:hyperlink>
+      <w:hyperlink r:id="rId481">
         <w:r>
           <w:rPr>
             <w:noProof/>
@@ -20224,23 +20003,23 @@
           <w:t xml:space="preserve">, </w:t>
         </w:r>
       </w:hyperlink>
-      <w:hyperlink r:id="rId521">
+      <w:hyperlink r:id="rId482">
         <w:r>
           <w:rPr>
             <w:i/>
             <w:noProof/>
             <w:lang w:val="en-US"/>
           </w:rPr>
-          <w:t>55</w:t>
-        </w:r>
-      </w:hyperlink>
-      <w:hyperlink r:id="rId522">
-        <w:r>
-          <w:rPr>
-            <w:noProof/>
-            <w:lang w:val="en-US"/>
-          </w:rPr>
-          <w:t>(4), 696–715.</w:t>
+          <w:t>50</w:t>
+        </w:r>
+      </w:hyperlink>
+      <w:hyperlink r:id="rId483">
+        <w:r>
+          <w:rPr>
+            <w:noProof/>
+            <w:lang w:val="en-US"/>
+          </w:rPr>
+          <w:t>(1), 32–43. https://doi.org/10.2307/2786888</w:t>
         </w:r>
       </w:hyperlink>
     </w:p>
@@ -20256,86 +20035,53 @@
           <w:lang w:val="en-US"/>
         </w:rPr>
       </w:pPr>
-      <w:hyperlink r:id="rId523">
-        <w:r>
-          <w:rPr>
-            <w:noProof/>
-            <w:lang w:val="en-US"/>
-          </w:rPr>
-          <w:t xml:space="preserve">Veblen, T. (1994). </w:t>
-        </w:r>
-      </w:hyperlink>
-      <w:hyperlink r:id="rId524">
+      <w:hyperlink r:id="rId484">
+        <w:r>
+          <w:rPr>
+            <w:noProof/>
+            <w:lang w:val="en-US"/>
+          </w:rPr>
+          <w:t xml:space="preserve">Stockemer, D., &amp; Praino, R. (2019). The Good, the Bad and the Ugly: Do Attractive Politicians Get a “Break” When They are Involved in Scandals? </w:t>
+        </w:r>
+      </w:hyperlink>
+      <w:hyperlink r:id="rId485">
         <w:r>
           <w:rPr>
             <w:i/>
             <w:noProof/>
             <w:lang w:val="en-US"/>
           </w:rPr>
-          <w:t xml:space="preserve">The Theory of Leisure Class. </w:t>
-        </w:r>
-        <w:r>
-          <w:rPr>
-            <w:noProof/>
-            <w:lang w:val="en-US"/>
-          </w:rPr>
-          <w:t>Dover publi</w:t>
-        </w:r>
-        <w:r>
-          <w:rPr>
-            <w:noProof/>
-            <w:lang w:val="en-US"/>
-          </w:rPr>
-          <w:t xml:space="preserve">cations. </w:t>
-        </w:r>
-        <w:r>
-          <w:rPr>
-            <w:iCs/>
-            <w:noProof/>
-            <w:lang w:val="en-US"/>
-          </w:rPr>
-          <w:t xml:space="preserve">(Original work published </w:t>
-        </w:r>
-        <w:r>
-          <w:rPr>
-            <w:iCs/>
-            <w:noProof/>
-            <w:lang w:val="en-US"/>
-          </w:rPr>
-          <w:t>1899</w:t>
-        </w:r>
-        <w:r>
-          <w:rPr>
-            <w:iCs/>
-            <w:noProof/>
-            <w:lang w:val="en-US"/>
-          </w:rPr>
-          <w:t>)</w:t>
-        </w:r>
+          <w:t>Political Behavior</w:t>
+        </w:r>
+      </w:hyperlink>
+      <w:hyperlink r:id="rId486">
+        <w:r>
+          <w:rPr>
+            <w:noProof/>
+            <w:lang w:val="en-US"/>
+          </w:rPr>
+          <w:t xml:space="preserve">, </w:t>
+        </w:r>
+      </w:hyperlink>
+      <w:hyperlink r:id="rId487">
         <w:r>
           <w:rPr>
             <w:i/>
             <w:noProof/>
             <w:lang w:val="en-US"/>
           </w:rPr>
-          <w:t>.</w:t>
-        </w:r>
-        <w:r>
-          <w:rPr>
-            <w:i/>
-            <w:noProof/>
-            <w:lang w:val="en-US"/>
-          </w:rPr>
-          <w:t xml:space="preserve"> </w:t>
-        </w:r>
-      </w:hyperlink>
-      <w:r>
-        <w:rPr>
-          <w:rStyle w:val="CommentReference"/>
-          <w:lang w:val="en-US"/>
-        </w:rPr>
-        <w:t xml:space="preserve"> </w:t>
-      </w:r>
+          <w:t>41</w:t>
+        </w:r>
+      </w:hyperlink>
+      <w:hyperlink r:id="rId488">
+        <w:r>
+          <w:rPr>
+            <w:noProof/>
+            <w:lang w:val="en-US"/>
+          </w:rPr>
+          <w:t>(3), 747–767. https://doi.org/10.1007/s11109-018-9469-1</w:t>
+        </w:r>
+      </w:hyperlink>
     </w:p>
     <w:p>
       <w:pPr>
@@ -20349,26 +20095,26 @@
           <w:lang w:val="en-US"/>
         </w:rPr>
       </w:pPr>
-      <w:hyperlink r:id="rId525">
-        <w:r>
-          <w:rPr>
-            <w:noProof/>
-            <w:lang w:val="en-US"/>
-          </w:rPr>
-          <w:t xml:space="preserve">Waltl, S. (2022). Wealth Inequality: A Hybrid Approach Toward Multidimensional Distributional National Accounts In Europe. </w:t>
-        </w:r>
-      </w:hyperlink>
-      <w:hyperlink r:id="rId526">
+      <w:hyperlink r:id="rId489">
+        <w:r>
+          <w:rPr>
+            <w:noProof/>
+            <w:lang w:val="en-US"/>
+          </w:rPr>
+          <w:t xml:space="preserve">Todorov, A., Mandisodza, A., Goren, A., &amp; Hall, C. (2005). Inferences of Competence from Faces Predict Election Outcomes. </w:t>
+        </w:r>
+      </w:hyperlink>
+      <w:hyperlink r:id="rId490">
         <w:r>
           <w:rPr>
             <w:i/>
             <w:noProof/>
             <w:lang w:val="en-US"/>
           </w:rPr>
-          <w:t>Review of Income and Wealth</w:t>
-        </w:r>
-      </w:hyperlink>
-      <w:hyperlink r:id="rId527">
+          <w:t>Science</w:t>
+        </w:r>
+      </w:hyperlink>
+      <w:hyperlink r:id="rId491">
         <w:r>
           <w:rPr>
             <w:noProof/>
@@ -20377,23 +20123,23 @@
           <w:t xml:space="preserve">, </w:t>
         </w:r>
       </w:hyperlink>
-      <w:hyperlink r:id="rId528">
+      <w:hyperlink r:id="rId492">
         <w:r>
           <w:rPr>
             <w:i/>
             <w:noProof/>
             <w:lang w:val="en-US"/>
           </w:rPr>
-          <w:t>68</w:t>
-        </w:r>
-      </w:hyperlink>
-      <w:hyperlink r:id="rId529">
-        <w:r>
-          <w:rPr>
-            <w:noProof/>
-            <w:lang w:val="en-US"/>
-          </w:rPr>
-          <w:t>(1), 74–108. https://doi.org/10.1111/roiw.12519</w:t>
+          <w:t>308</w:t>
+        </w:r>
+      </w:hyperlink>
+      <w:hyperlink r:id="rId493">
+        <w:r>
+          <w:rPr>
+            <w:noProof/>
+            <w:lang w:val="en-US"/>
+          </w:rPr>
+          <w:t>(5728), 1623–1626. https://doi.org/10.1126/science.1110589</w:t>
         </w:r>
       </w:hyperlink>
     </w:p>
@@ -20409,46 +20155,50 @@
           <w:lang w:val="en-US"/>
         </w:rPr>
       </w:pPr>
-      <w:hyperlink r:id="rId530">
-        <w:r>
-          <w:rPr>
-            <w:noProof/>
-            <w:lang w:val="en-US"/>
-          </w:rPr>
-          <w:t xml:space="preserve">Weber, M. (1978). </w:t>
-        </w:r>
-      </w:hyperlink>
-      <w:hyperlink r:id="rId531">
+      <w:hyperlink r:id="rId494">
+        <w:r>
+          <w:rPr>
+            <w:noProof/>
+            <w:lang w:val="en-US"/>
+          </w:rPr>
+          <w:t xml:space="preserve">Treiman, D. J. (1977). </w:t>
+        </w:r>
+      </w:hyperlink>
+      <w:hyperlink r:id="rId495">
         <w:r>
           <w:rPr>
             <w:i/>
             <w:noProof/>
             <w:lang w:val="en-US"/>
           </w:rPr>
-          <w:t>Economy and society: An outline of interpretive sociology</w:t>
-        </w:r>
-      </w:hyperlink>
-      <w:hyperlink r:id="rId532">
-        <w:r>
-          <w:rPr>
-            <w:noProof/>
-            <w:lang w:val="en-US"/>
-          </w:rPr>
-          <w:t xml:space="preserve"> (Vol. 2). University of California </w:t>
-        </w:r>
-        <w:r>
-          <w:rPr>
-            <w:noProof/>
-            <w:lang w:val="en-US"/>
-          </w:rPr>
-          <w:t>P</w:t>
-        </w:r>
-        <w:r>
-          <w:rPr>
-            <w:noProof/>
-            <w:lang w:val="en-US"/>
-          </w:rPr>
-          <w:t>ress.</w:t>
+          <w:t>Occupational Prestige in Comparative Perspective.</w:t>
+        </w:r>
+      </w:hyperlink>
+      <w:hyperlink r:id="rId496">
+        <w:r>
+          <w:rPr>
+            <w:noProof/>
+            <w:lang w:val="en-US"/>
+          </w:rPr>
+          <w:t xml:space="preserve"> Academic </w:t>
+        </w:r>
+      </w:hyperlink>
+      <w:hyperlink r:id="rId497">
+        <w:r>
+          <w:rPr>
+            <w:noProof/>
+            <w:lang w:val="en-US"/>
+          </w:rPr>
+          <w:t>Press</w:t>
+        </w:r>
+      </w:hyperlink>
+      <w:hyperlink r:id="rId498">
+        <w:r>
+          <w:rPr>
+            <w:noProof/>
+            <w:lang w:val="en-US"/>
+          </w:rPr>
+          <w:t>.</w:t>
         </w:r>
       </w:hyperlink>
     </w:p>
@@ -20464,26 +20214,44 @@
           <w:lang w:val="en-US"/>
         </w:rPr>
       </w:pPr>
-      <w:hyperlink r:id="rId533">
-        <w:r>
-          <w:rPr>
-            <w:noProof/>
-            <w:lang w:val="en-US"/>
-          </w:rPr>
-          <w:t xml:space="preserve">Webster, M., &amp; Driskell, J. E. (1983). Beauty as status. </w:t>
-        </w:r>
-      </w:hyperlink>
-      <w:hyperlink r:id="rId534">
+      <w:hyperlink r:id="rId499">
+        <w:r>
+          <w:rPr>
+            <w:noProof/>
+            <w:lang w:val="en-US"/>
+          </w:rPr>
+          <w:t xml:space="preserve">Tu, M., Gilbert, E. K., &amp; Bono, J. E. (2022). Is beauty more than skin deep? Attractiveness, power, and nonverbal presence in evaluations of </w:t>
+        </w:r>
+      </w:hyperlink>
+      <w:hyperlink r:id="rId500">
+        <w:r>
+          <w:rPr>
+            <w:noProof/>
+            <w:lang w:val="en-US"/>
+          </w:rPr>
+          <w:t>hireability</w:t>
+        </w:r>
+      </w:hyperlink>
+      <w:hyperlink r:id="rId501">
+        <w:r>
+          <w:rPr>
+            <w:noProof/>
+            <w:lang w:val="en-US"/>
+          </w:rPr>
+          <w:t xml:space="preserve">. </w:t>
+        </w:r>
+      </w:hyperlink>
+      <w:hyperlink r:id="rId502">
         <w:r>
           <w:rPr>
             <w:i/>
             <w:noProof/>
             <w:lang w:val="en-US"/>
           </w:rPr>
-          <w:t>American Journal of Sociology</w:t>
-        </w:r>
-      </w:hyperlink>
-      <w:hyperlink r:id="rId535">
+          <w:t>Personnel Psychology</w:t>
+        </w:r>
+      </w:hyperlink>
+      <w:hyperlink r:id="rId503">
         <w:r>
           <w:rPr>
             <w:noProof/>
@@ -20492,23 +20260,23 @@
           <w:t xml:space="preserve">, </w:t>
         </w:r>
       </w:hyperlink>
-      <w:hyperlink r:id="rId536">
+      <w:hyperlink r:id="rId504">
         <w:r>
           <w:rPr>
             <w:i/>
             <w:noProof/>
             <w:lang w:val="en-US"/>
           </w:rPr>
-          <w:t>89</w:t>
-        </w:r>
-      </w:hyperlink>
-      <w:hyperlink r:id="rId537">
-        <w:r>
-          <w:rPr>
-            <w:noProof/>
-            <w:lang w:val="en-US"/>
-          </w:rPr>
-          <w:t>(1), 140–165.</w:t>
+          <w:t>75</w:t>
+        </w:r>
+      </w:hyperlink>
+      <w:hyperlink r:id="rId505">
+        <w:r>
+          <w:rPr>
+            <w:noProof/>
+            <w:lang w:val="en-US"/>
+          </w:rPr>
+          <w:t>(1), 119–146.</w:t>
         </w:r>
       </w:hyperlink>
     </w:p>
@@ -20524,26 +20292,26 @@
           <w:lang w:val="en-US"/>
         </w:rPr>
       </w:pPr>
-      <w:hyperlink r:id="rId538">
-        <w:r>
-          <w:rPr>
-            <w:noProof/>
-            <w:lang w:val="en-US"/>
-          </w:rPr>
-          <w:t xml:space="preserve">Wigginton, M., &amp; Stockemer, D. (2021). The Limits of the Attractiveness Premium in Elections. </w:t>
-        </w:r>
-      </w:hyperlink>
-      <w:hyperlink r:id="rId539">
+      <w:hyperlink r:id="rId506">
+        <w:r>
+          <w:rPr>
+            <w:noProof/>
+            <w:lang w:val="en-US"/>
+          </w:rPr>
+          <w:t xml:space="preserve">Tversky, A., &amp; Kahneman, D. (1973). Availability: A heuristic for judging frequency and probability. </w:t>
+        </w:r>
+      </w:hyperlink>
+      <w:hyperlink r:id="rId507">
         <w:r>
           <w:rPr>
             <w:i/>
             <w:noProof/>
             <w:lang w:val="en-US"/>
           </w:rPr>
-          <w:t>Electoral Studies</w:t>
-        </w:r>
-      </w:hyperlink>
-      <w:hyperlink r:id="rId540">
+          <w:t>Cognitive Psychology</w:t>
+        </w:r>
+      </w:hyperlink>
+      <w:hyperlink r:id="rId508">
         <w:r>
           <w:rPr>
             <w:noProof/>
@@ -20552,23 +20320,23 @@
           <w:t xml:space="preserve">, </w:t>
         </w:r>
       </w:hyperlink>
-      <w:hyperlink r:id="rId541">
+      <w:hyperlink r:id="rId509">
         <w:r>
           <w:rPr>
             <w:i/>
             <w:noProof/>
             <w:lang w:val="en-US"/>
           </w:rPr>
-          <w:t>70</w:t>
-        </w:r>
-      </w:hyperlink>
-      <w:hyperlink r:id="rId542">
-        <w:r>
-          <w:rPr>
-            <w:noProof/>
-            <w:lang w:val="en-US"/>
-          </w:rPr>
-          <w:t>, 102274. https://doi.org/10.1016/j.electstud.2020.102274</w:t>
+          <w:t>5</w:t>
+        </w:r>
+      </w:hyperlink>
+      <w:hyperlink r:id="rId510">
+        <w:r>
+          <w:rPr>
+            <w:noProof/>
+            <w:lang w:val="en-US"/>
+          </w:rPr>
+          <w:t>(2), 207–232. https://doi.org/10.1016/0010-0285(73)90033-9</w:t>
         </w:r>
       </w:hyperlink>
     </w:p>
@@ -20584,32 +20352,51 @@
           <w:lang w:val="en-US"/>
         </w:rPr>
       </w:pPr>
-      <w:hyperlink r:id="rId543">
-        <w:r>
-          <w:rPr>
-            <w:noProof/>
-            <w:lang w:val="en-US"/>
-          </w:rPr>
-          <w:t xml:space="preserve">Wilkinson, R., &amp; Pickett, K. (2020). </w:t>
-        </w:r>
-      </w:hyperlink>
-      <w:hyperlink r:id="rId544">
+      <w:hyperlink r:id="rId511">
+        <w:r>
+          <w:rPr>
+            <w:noProof/>
+            <w:lang w:val="en-US"/>
+          </w:rPr>
+          <w:t xml:space="preserve">Tversky, A., &amp; Kahneman, D. (1974). Judgment under uncertainty: Heuristics and biases. </w:t>
+        </w:r>
+      </w:hyperlink>
+      <w:hyperlink r:id="rId512">
         <w:r>
           <w:rPr>
             <w:i/>
             <w:noProof/>
             <w:lang w:val="en-US"/>
           </w:rPr>
-          <w:t>The inner level: How more equal societies reduce stress, restore sanity and improve everyone’s well-being</w:t>
-        </w:r>
-      </w:hyperlink>
-      <w:hyperlink r:id="rId545">
-        <w:r>
-          <w:rPr>
-            <w:noProof/>
-            <w:lang w:val="en-US"/>
-          </w:rPr>
-          <w:t>. Penguin.</w:t>
+          <w:t>Science</w:t>
+        </w:r>
+      </w:hyperlink>
+      <w:hyperlink r:id="rId513">
+        <w:r>
+          <w:rPr>
+            <w:noProof/>
+            <w:lang w:val="en-US"/>
+          </w:rPr>
+          <w:t xml:space="preserve">, </w:t>
+        </w:r>
+      </w:hyperlink>
+      <w:hyperlink r:id="rId514">
+        <w:r>
+          <w:rPr>
+            <w:i/>
+            <w:noProof/>
+            <w:lang w:val="en-US"/>
+          </w:rPr>
+          <w:t>185</w:t>
+        </w:r>
+      </w:hyperlink>
+      <w:hyperlink r:id="rId515">
+        <w:r>
+          <w:rPr>
+            <w:noProof/>
+            <w:lang w:val="en-US"/>
+          </w:rPr>
+          <w:t>(4157), 1124–1131. https://doi.org/10.1126/science.185.4157.1124</w:t>
         </w:r>
       </w:hyperlink>
     </w:p>
@@ -20625,26 +20412,80 @@
           <w:lang w:val="en-US"/>
         </w:rPr>
       </w:pPr>
-      <w:hyperlink r:id="rId546">
-        <w:r>
-          <w:rPr>
-            <w:noProof/>
-            <w:lang w:val="en-US"/>
-          </w:rPr>
-          <w:t xml:space="preserve">Wong, J. S., &amp; Penner, A. M. (2016). Gender and the returns to attractiveness. </w:t>
-        </w:r>
-      </w:hyperlink>
-      <w:hyperlink r:id="rId547">
+      <w:hyperlink r:id="rId516">
+        <w:r>
+          <w:rPr>
+            <w:noProof/>
+            <w:lang w:val="en-US"/>
+          </w:rPr>
+          <w:t xml:space="preserve">Vandebroeck, D. (2021). Making Sense of the Social, Making the </w:t>
+        </w:r>
+        <w:r>
+          <w:rPr>
+            <w:noProof/>
+            <w:lang w:val="en-US"/>
+          </w:rPr>
+          <w:t>“</w:t>
+        </w:r>
+        <w:r>
+          <w:rPr>
+            <w:noProof/>
+            <w:lang w:val="en-US"/>
+          </w:rPr>
+          <w:t>Social Sense</w:t>
+        </w:r>
+        <w:r>
+          <w:rPr>
+            <w:noProof/>
+            <w:lang w:val="en-US"/>
+          </w:rPr>
+          <w:t>”</w:t>
+        </w:r>
+        <w:r>
+          <w:rPr>
+            <w:noProof/>
+            <w:lang w:val="en-US"/>
+          </w:rPr>
+          <w:t xml:space="preserve">: The </w:t>
+        </w:r>
+        <w:r>
+          <w:rPr>
+            <w:noProof/>
+            <w:lang w:val="en-US"/>
+          </w:rPr>
+          <w:lastRenderedPageBreak/>
+          <w:t xml:space="preserve">Development of Children’s Perception and </w:t>
+        </w:r>
+      </w:hyperlink>
+      <w:hyperlink r:id="rId517">
+        <w:r>
+          <w:rPr>
+            <w:noProof/>
+            <w:lang w:val="en-US"/>
+          </w:rPr>
+          <w:t>Judgment</w:t>
+        </w:r>
+      </w:hyperlink>
+      <w:hyperlink r:id="rId518">
+        <w:r>
+          <w:rPr>
+            <w:noProof/>
+            <w:lang w:val="en-US"/>
+          </w:rPr>
+          <w:t xml:space="preserve"> of Social Class. </w:t>
+        </w:r>
+      </w:hyperlink>
+      <w:hyperlink r:id="rId519">
         <w:r>
           <w:rPr>
             <w:i/>
             <w:noProof/>
             <w:lang w:val="en-US"/>
           </w:rPr>
-          <w:t>Research in Social Stratification and Mobility</w:t>
-        </w:r>
-      </w:hyperlink>
-      <w:hyperlink r:id="rId548">
+          <w:t>Sociology</w:t>
+        </w:r>
+      </w:hyperlink>
+      <w:hyperlink r:id="rId520">
         <w:r>
           <w:rPr>
             <w:noProof/>
@@ -20653,23 +20494,23 @@
           <w:t xml:space="preserve">, </w:t>
         </w:r>
       </w:hyperlink>
-      <w:hyperlink r:id="rId549">
+      <w:hyperlink r:id="rId521">
         <w:r>
           <w:rPr>
             <w:i/>
             <w:noProof/>
             <w:lang w:val="en-US"/>
           </w:rPr>
-          <w:t>44</w:t>
-        </w:r>
-      </w:hyperlink>
-      <w:hyperlink r:id="rId550">
-        <w:r>
-          <w:rPr>
-            <w:noProof/>
-            <w:lang w:val="en-US"/>
-          </w:rPr>
-          <w:t>, 113–123.</w:t>
+          <w:t>55</w:t>
+        </w:r>
+      </w:hyperlink>
+      <w:hyperlink r:id="rId522">
+        <w:r>
+          <w:rPr>
+            <w:noProof/>
+            <w:lang w:val="en-US"/>
+          </w:rPr>
+          <w:t>(4), 696–715.</w:t>
         </w:r>
       </w:hyperlink>
     </w:p>
@@ -20685,6 +20526,422 @@
           <w:lang w:val="en-US"/>
         </w:rPr>
       </w:pPr>
+      <w:hyperlink r:id="rId523">
+        <w:r>
+          <w:rPr>
+            <w:noProof/>
+            <w:lang w:val="en-US"/>
+          </w:rPr>
+          <w:t xml:space="preserve">Veblen, T. (1994). </w:t>
+        </w:r>
+      </w:hyperlink>
+      <w:hyperlink r:id="rId524">
+        <w:r>
+          <w:rPr>
+            <w:i/>
+            <w:noProof/>
+            <w:lang w:val="en-US"/>
+          </w:rPr>
+          <w:t xml:space="preserve">The Theory of Leisure Class. </w:t>
+        </w:r>
+        <w:r>
+          <w:rPr>
+            <w:noProof/>
+            <w:lang w:val="en-US"/>
+          </w:rPr>
+          <w:t>Dover publi</w:t>
+        </w:r>
+        <w:r>
+          <w:rPr>
+            <w:noProof/>
+            <w:lang w:val="en-US"/>
+          </w:rPr>
+          <w:t xml:space="preserve">cations. </w:t>
+        </w:r>
+        <w:r>
+          <w:rPr>
+            <w:iCs/>
+            <w:noProof/>
+            <w:lang w:val="en-US"/>
+          </w:rPr>
+          <w:t xml:space="preserve">(Original work published </w:t>
+        </w:r>
+        <w:r>
+          <w:rPr>
+            <w:iCs/>
+            <w:noProof/>
+            <w:lang w:val="en-US"/>
+          </w:rPr>
+          <w:t>1899</w:t>
+        </w:r>
+        <w:r>
+          <w:rPr>
+            <w:iCs/>
+            <w:noProof/>
+            <w:lang w:val="en-US"/>
+          </w:rPr>
+          <w:t>)</w:t>
+        </w:r>
+        <w:r>
+          <w:rPr>
+            <w:i/>
+            <w:noProof/>
+            <w:lang w:val="en-US"/>
+          </w:rPr>
+          <w:t>.</w:t>
+        </w:r>
+        <w:r>
+          <w:rPr>
+            <w:i/>
+            <w:noProof/>
+            <w:lang w:val="en-US"/>
+          </w:rPr>
+          <w:t xml:space="preserve"> </w:t>
+        </w:r>
+      </w:hyperlink>
+      <w:r>
+        <w:rPr>
+          <w:rStyle w:val="CommentReference"/>
+          <w:lang w:val="en-US"/>
+        </w:rPr>
+        <w:t xml:space="preserve"> </w:t>
+      </w:r>
+    </w:p>
+    <w:p>
+      <w:pPr>
+        <w:widowControl w:val="0"/>
+        <w:spacing w:line="360" w:lineRule="auto"/>
+        <w:ind w:left="720" w:hanging="720"/>
+        <w:jc w:val="both"/>
+        <w:rPr>
+          <w:b/>
+          <w:noProof/>
+          <w:lang w:val="en-US"/>
+        </w:rPr>
+      </w:pPr>
+      <w:hyperlink r:id="rId525">
+        <w:r>
+          <w:rPr>
+            <w:noProof/>
+            <w:lang w:val="en-US"/>
+          </w:rPr>
+          <w:t xml:space="preserve">Waltl, S. (2022). Wealth Inequality: A Hybrid Approach Toward Multidimensional Distributional National Accounts In Europe. </w:t>
+        </w:r>
+      </w:hyperlink>
+      <w:hyperlink r:id="rId526">
+        <w:r>
+          <w:rPr>
+            <w:i/>
+            <w:noProof/>
+            <w:lang w:val="en-US"/>
+          </w:rPr>
+          <w:t>Review of Income and Wealth</w:t>
+        </w:r>
+      </w:hyperlink>
+      <w:hyperlink r:id="rId527">
+        <w:r>
+          <w:rPr>
+            <w:noProof/>
+            <w:lang w:val="en-US"/>
+          </w:rPr>
+          <w:t xml:space="preserve">, </w:t>
+        </w:r>
+      </w:hyperlink>
+      <w:hyperlink r:id="rId528">
+        <w:r>
+          <w:rPr>
+            <w:i/>
+            <w:noProof/>
+            <w:lang w:val="en-US"/>
+          </w:rPr>
+          <w:t>68</w:t>
+        </w:r>
+      </w:hyperlink>
+      <w:hyperlink r:id="rId529">
+        <w:r>
+          <w:rPr>
+            <w:noProof/>
+            <w:lang w:val="en-US"/>
+          </w:rPr>
+          <w:t>(1), 74–108. https://doi.org/10.1111/roiw.12519</w:t>
+        </w:r>
+      </w:hyperlink>
+    </w:p>
+    <w:p>
+      <w:pPr>
+        <w:widowControl w:val="0"/>
+        <w:spacing w:line="360" w:lineRule="auto"/>
+        <w:ind w:left="720" w:hanging="720"/>
+        <w:jc w:val="both"/>
+        <w:rPr>
+          <w:b/>
+          <w:noProof/>
+          <w:lang w:val="en-US"/>
+        </w:rPr>
+      </w:pPr>
+      <w:hyperlink r:id="rId530">
+        <w:r>
+          <w:rPr>
+            <w:noProof/>
+            <w:lang w:val="en-US"/>
+          </w:rPr>
+          <w:t xml:space="preserve">Weber, M. (1978). </w:t>
+        </w:r>
+      </w:hyperlink>
+      <w:hyperlink r:id="rId531">
+        <w:r>
+          <w:rPr>
+            <w:i/>
+            <w:noProof/>
+            <w:lang w:val="en-US"/>
+          </w:rPr>
+          <w:t>Economy and society: An outline of interpretive sociology</w:t>
+        </w:r>
+      </w:hyperlink>
+      <w:hyperlink r:id="rId532">
+        <w:r>
+          <w:rPr>
+            <w:noProof/>
+            <w:lang w:val="en-US"/>
+          </w:rPr>
+          <w:t xml:space="preserve"> (Vol. 2). University of California </w:t>
+        </w:r>
+        <w:r>
+          <w:rPr>
+            <w:noProof/>
+            <w:lang w:val="en-US"/>
+          </w:rPr>
+          <w:t>P</w:t>
+        </w:r>
+        <w:r>
+          <w:rPr>
+            <w:noProof/>
+            <w:lang w:val="en-US"/>
+          </w:rPr>
+          <w:t>ress.</w:t>
+        </w:r>
+      </w:hyperlink>
+    </w:p>
+    <w:p>
+      <w:pPr>
+        <w:widowControl w:val="0"/>
+        <w:spacing w:line="360" w:lineRule="auto"/>
+        <w:ind w:left="720" w:hanging="720"/>
+        <w:jc w:val="both"/>
+        <w:rPr>
+          <w:b/>
+          <w:noProof/>
+          <w:lang w:val="en-US"/>
+        </w:rPr>
+      </w:pPr>
+      <w:hyperlink r:id="rId533">
+        <w:r>
+          <w:rPr>
+            <w:noProof/>
+            <w:lang w:val="en-US"/>
+          </w:rPr>
+          <w:t xml:space="preserve">Webster, M., &amp; Driskell, J. E. (1983). Beauty as status. </w:t>
+        </w:r>
+      </w:hyperlink>
+      <w:hyperlink r:id="rId534">
+        <w:r>
+          <w:rPr>
+            <w:i/>
+            <w:noProof/>
+            <w:lang w:val="en-US"/>
+          </w:rPr>
+          <w:t>American Journal of Sociology</w:t>
+        </w:r>
+      </w:hyperlink>
+      <w:hyperlink r:id="rId535">
+        <w:r>
+          <w:rPr>
+            <w:noProof/>
+            <w:lang w:val="en-US"/>
+          </w:rPr>
+          <w:t xml:space="preserve">, </w:t>
+        </w:r>
+      </w:hyperlink>
+      <w:hyperlink r:id="rId536">
+        <w:r>
+          <w:rPr>
+            <w:i/>
+            <w:noProof/>
+            <w:lang w:val="en-US"/>
+          </w:rPr>
+          <w:t>89</w:t>
+        </w:r>
+      </w:hyperlink>
+      <w:hyperlink r:id="rId537">
+        <w:r>
+          <w:rPr>
+            <w:noProof/>
+            <w:lang w:val="en-US"/>
+          </w:rPr>
+          <w:t>(1), 140–165.</w:t>
+        </w:r>
+      </w:hyperlink>
+    </w:p>
+    <w:p>
+      <w:pPr>
+        <w:widowControl w:val="0"/>
+        <w:spacing w:line="360" w:lineRule="auto"/>
+        <w:ind w:left="720" w:hanging="720"/>
+        <w:jc w:val="both"/>
+        <w:rPr>
+          <w:b/>
+          <w:noProof/>
+          <w:lang w:val="en-US"/>
+        </w:rPr>
+      </w:pPr>
+      <w:hyperlink r:id="rId538">
+        <w:r>
+          <w:rPr>
+            <w:noProof/>
+            <w:lang w:val="en-US"/>
+          </w:rPr>
+          <w:t xml:space="preserve">Wigginton, M., &amp; Stockemer, D. (2021). The Limits of the Attractiveness Premium in Elections. </w:t>
+        </w:r>
+      </w:hyperlink>
+      <w:hyperlink r:id="rId539">
+        <w:r>
+          <w:rPr>
+            <w:i/>
+            <w:noProof/>
+            <w:lang w:val="en-US"/>
+          </w:rPr>
+          <w:t>Electoral Studies</w:t>
+        </w:r>
+      </w:hyperlink>
+      <w:hyperlink r:id="rId540">
+        <w:r>
+          <w:rPr>
+            <w:noProof/>
+            <w:lang w:val="en-US"/>
+          </w:rPr>
+          <w:t xml:space="preserve">, </w:t>
+        </w:r>
+      </w:hyperlink>
+      <w:hyperlink r:id="rId541">
+        <w:r>
+          <w:rPr>
+            <w:i/>
+            <w:noProof/>
+            <w:lang w:val="en-US"/>
+          </w:rPr>
+          <w:t>70</w:t>
+        </w:r>
+      </w:hyperlink>
+      <w:hyperlink r:id="rId542">
+        <w:r>
+          <w:rPr>
+            <w:noProof/>
+            <w:lang w:val="en-US"/>
+          </w:rPr>
+          <w:t>, 102274. https://doi.org/10.1016/j.electstud.2020.102274</w:t>
+        </w:r>
+      </w:hyperlink>
+    </w:p>
+    <w:p>
+      <w:pPr>
+        <w:widowControl w:val="0"/>
+        <w:spacing w:line="360" w:lineRule="auto"/>
+        <w:ind w:left="720" w:hanging="720"/>
+        <w:jc w:val="both"/>
+        <w:rPr>
+          <w:b/>
+          <w:noProof/>
+          <w:lang w:val="en-US"/>
+        </w:rPr>
+      </w:pPr>
+      <w:hyperlink r:id="rId543">
+        <w:r>
+          <w:rPr>
+            <w:noProof/>
+            <w:lang w:val="en-US"/>
+          </w:rPr>
+          <w:t xml:space="preserve">Wilkinson, R., &amp; Pickett, K. (2020). </w:t>
+        </w:r>
+      </w:hyperlink>
+      <w:hyperlink r:id="rId544">
+        <w:r>
+          <w:rPr>
+            <w:i/>
+            <w:noProof/>
+            <w:lang w:val="en-US"/>
+          </w:rPr>
+          <w:t>The inner level: How more equal societies reduce stress, restore sanity and improve everyone’s well-being</w:t>
+        </w:r>
+      </w:hyperlink>
+      <w:hyperlink r:id="rId545">
+        <w:r>
+          <w:rPr>
+            <w:noProof/>
+            <w:lang w:val="en-US"/>
+          </w:rPr>
+          <w:t>. Penguin.</w:t>
+        </w:r>
+      </w:hyperlink>
+    </w:p>
+    <w:p>
+      <w:pPr>
+        <w:widowControl w:val="0"/>
+        <w:spacing w:line="360" w:lineRule="auto"/>
+        <w:ind w:left="720" w:hanging="720"/>
+        <w:jc w:val="both"/>
+        <w:rPr>
+          <w:b/>
+          <w:noProof/>
+          <w:lang w:val="en-US"/>
+        </w:rPr>
+      </w:pPr>
+      <w:hyperlink r:id="rId546">
+        <w:r>
+          <w:rPr>
+            <w:noProof/>
+            <w:lang w:val="en-US"/>
+          </w:rPr>
+          <w:t xml:space="preserve">Wong, J. S., &amp; Penner, A. M. (2016). Gender and the returns to attractiveness. </w:t>
+        </w:r>
+      </w:hyperlink>
+      <w:hyperlink r:id="rId547">
+        <w:r>
+          <w:rPr>
+            <w:i/>
+            <w:noProof/>
+            <w:lang w:val="en-US"/>
+          </w:rPr>
+          <w:t>Research in Social Stratification and Mobility</w:t>
+        </w:r>
+      </w:hyperlink>
+      <w:hyperlink r:id="rId548">
+        <w:r>
+          <w:rPr>
+            <w:noProof/>
+            <w:lang w:val="en-US"/>
+          </w:rPr>
+          <w:t xml:space="preserve">, </w:t>
+        </w:r>
+      </w:hyperlink>
+      <w:hyperlink r:id="rId549">
+        <w:r>
+          <w:rPr>
+            <w:i/>
+            <w:noProof/>
+            <w:lang w:val="en-US"/>
+          </w:rPr>
+          <w:t>44</w:t>
+        </w:r>
+      </w:hyperlink>
+      <w:hyperlink r:id="rId550">
+        <w:r>
+          <w:rPr>
+            <w:noProof/>
+            <w:lang w:val="en-US"/>
+          </w:rPr>
+          <w:t>, 113–123.</w:t>
+        </w:r>
+      </w:hyperlink>
     </w:p>
     <w:sectPr>
       <w:pgSz w:w="11909" w:h="16834"/>
@@ -20807,7 +21064,7 @@
           <w:szCs w:val="20"/>
           <w:lang w:val="en-US"/>
         </w:rPr>
-        <w:t xml:space="preserve"> is a Senior Researcher at the University of Turku</w:t>
+        <w:t xml:space="preserve"> is a Senior Researcher </w:t>
       </w:r>
       <w:r>
         <w:rPr>
@@ -20815,7 +21072,23 @@
           <w:szCs w:val="20"/>
           <w:lang w:val="en-US"/>
         </w:rPr>
-        <w:t xml:space="preserve">, Finland, and an Adjunct Researcher of the </w:t>
+        <w:t>at the INVEST Research Flagship, University of Turku</w:t>
+      </w:r>
+      <w:r>
+        <w:rPr>
+          <w:sz w:val="20"/>
+          <w:szCs w:val="20"/>
+          <w:lang w:val="en-US"/>
+        </w:rPr>
+        <w:t>, Finland</w:t>
+      </w:r>
+      <w:r>
+        <w:rPr>
+          <w:sz w:val="20"/>
+          <w:szCs w:val="20"/>
+          <w:lang w:val="en-US"/>
+        </w:rPr>
+        <w:t xml:space="preserve">, and an Adjunct Researcher of the </w:t>
       </w:r>
       <w:r>
         <w:rPr>
@@ -23412,6 +23685,18 @@
       <w:szCs w:val="18"/>
     </w:rPr>
   </w:style>
+  <w:style w:type="paragraph" w:styleId="Bibliography">
+    <w:name w:val="Bibliography"/>
+    <w:basedOn w:val="Normal"/>
+    <w:next w:val="Normal"/>
+    <w:uiPriority w:val="37"/>
+    <w:unhideWhenUsed/>
+    <w:rsid w:val="000821CC"/>
+    <w:pPr>
+      <w:spacing w:line="480" w:lineRule="auto"/>
+      <w:ind w:left="720" w:hanging="720"/>
+    </w:pPr>
+  </w:style>
 </w:styles>
 </file>
 

--- a/Bahamonde_Sarpila.docx
+++ b/Bahamonde_Sarpila.docx
@@ -9,7 +9,6 @@
       </w:pPr>
       <w:r>
         <w:rPr>
-          <w:rStyle w:val="Hyperlink.3"/>
           <w:rtl w:val="0"/>
           <w:lang w:val="en-US"/>
         </w:rPr>
@@ -33,12 +32,13 @@
         <w:pStyle w:val="Body A"/>
         <w:jc w:val="center"/>
         <w:rPr>
-          <w:rStyle w:val="Hyperlink.14"/>
+          <w:rStyle w:val="None"/>
+          <w:i w:val="1"/>
+          <w:iCs w:val="1"/>
         </w:rPr>
       </w:pPr>
       <w:r>
         <w:rPr>
-          <w:rStyle w:val="Hyperlink.3"/>
           <w:rtl w:val="0"/>
           <w:lang w:val="en-US"/>
         </w:rPr>
@@ -52,7 +52,7 @@
       </w:r>
       <w:r>
         <w:rPr>
-          <w:rStyle w:val="Hyperlink.3"/>
+          <w:rStyle w:val="None"/>
         </w:rPr>
         <w:br w:type="textWrapping"/>
         <w:br w:type="textWrapping"/>
@@ -100,7 +100,7 @@
       </w:pPr>
       <w:r>
         <w:rPr>
-          <w:rStyle w:val="Hyperlink.2"/>
+          <w:rStyle w:val="None"/>
           <w:rtl w:val="0"/>
           <w:lang w:val="en-US"/>
         </w:rPr>
@@ -117,7 +117,7 @@
       </w:r>
       <w:r>
         <w:rPr>
-          <w:rStyle w:val="Hyperlink.2"/>
+          <w:rStyle w:val="None"/>
           <w:rtl w:val="0"/>
           <w:lang w:val="en-US"/>
         </w:rPr>
@@ -125,7 +125,7 @@
       </w:r>
       <w:r>
         <w:rPr>
-          <w:rStyle w:val="Hyperlink.2"/>
+          <w:rStyle w:val="None"/>
           <w:rtl w:val="0"/>
           <w:lang w:val="en-US"/>
         </w:rPr>
@@ -133,7 +133,7 @@
       </w:r>
       <w:r>
         <w:rPr>
-          <w:rStyle w:val="Hyperlink.2"/>
+          <w:rStyle w:val="None"/>
           <w:rtl w:val="0"/>
           <w:lang w:val="en-US"/>
         </w:rPr>
@@ -160,7 +160,7 @@
       </w:pPr>
       <w:r>
         <w:rPr>
-          <w:rStyle w:val="Hyperlink.3"/>
+          <w:rStyle w:val="None"/>
         </w:rPr>
         <w:br w:type="textWrapping"/>
         <w:br w:type="textWrapping"/>
@@ -222,7 +222,7 @@
       </w:r>
       <w:r>
         <w:rPr>
-          <w:rStyle w:val="Hyperlink.3"/>
+          <w:rStyle w:val="None"/>
         </w:rPr>
         <w:br w:type="textWrapping"/>
       </w:r>
@@ -280,17 +280,19 @@
       <w:bookmarkEnd w:id="0"/>
       <w:r>
         <w:rPr>
-          <w:rStyle w:val="Hyperlink.3"/>
+          <w:rStyle w:val="None"/>
           <w:rFonts w:cs="Arial Unicode MS" w:eastAsia="Arial Unicode MS"/>
           <w:rtl w:val="0"/>
+          <w:lang w:val="en-US"/>
         </w:rPr>
         <w:t>I</w:t>
       </w:r>
       <w:r>
         <w:rPr>
-          <w:rStyle w:val="Hyperlink.3"/>
+          <w:rStyle w:val="None"/>
           <w:rFonts w:cs="Arial Unicode MS" w:eastAsia="Arial Unicode MS"/>
           <w:rtl w:val="0"/>
+          <w:lang w:val="en-US"/>
         </w:rPr>
         <w:t>ntroduction</w:t>
       </w:r>
@@ -303,7 +305,7 @@
       </w:pPr>
       <w:r>
         <w:rPr>
-          <w:rStyle w:val="Hyperlink.2"/>
+          <w:rStyle w:val="None"/>
           <w:rtl w:val="0"/>
           <w:lang w:val="en-US"/>
         </w:rPr>
@@ -320,7 +322,7 @@
       </w:r>
       <w:r>
         <w:rPr>
-          <w:rStyle w:val="Hyperlink.2"/>
+          <w:rStyle w:val="None"/>
           <w:rtl w:val="0"/>
           <w:lang w:val="en-US"/>
         </w:rPr>
@@ -531,7 +533,7 @@
       </w:r>
       <w:r>
         <w:rPr>
-          <w:rStyle w:val="Hyperlink.13"/>
+          <w:rStyle w:val="None"/>
           <w:i w:val="1"/>
           <w:iCs w:val="1"/>
           <w:rtl w:val="0"/>
@@ -645,7 +647,7 @@
       </w:pPr>
       <w:r>
         <w:rPr>
-          <w:rStyle w:val="Hyperlink.3"/>
+          <w:rStyle w:val="None"/>
           <w:rtl w:val="0"/>
           <w:lang w:val="en-US"/>
         </w:rPr>
@@ -1698,7 +1700,7 @@
       </w:r>
       <w:r>
         <w:rPr>
-          <w:rStyle w:val="Hyperlink.13"/>
+          <w:rStyle w:val="None"/>
           <w:i w:val="1"/>
           <w:iCs w:val="1"/>
           <w:rtl w:val="0"/>
@@ -2733,7 +2735,7 @@
       </w:r>
       <w:r>
         <w:rPr>
-          <w:rStyle w:val="Hyperlink.13"/>
+          <w:rStyle w:val="None"/>
           <w:i w:val="1"/>
           <w:iCs w:val="1"/>
           <w:rtl w:val="0"/>
@@ -2784,7 +2786,7 @@
       </w:r>
       <w:r>
         <w:rPr>
-          <w:rStyle w:val="Hyperlink.13"/>
+          <w:rStyle w:val="None"/>
           <w:i w:val="1"/>
           <w:iCs w:val="1"/>
           <w:rtl w:val="0"/>
@@ -2884,7 +2886,7 @@
       </w:r>
       <w:r>
         <w:rPr>
-          <w:rStyle w:val="Hyperlink.13"/>
+          <w:rStyle w:val="None"/>
           <w:i w:val="1"/>
           <w:iCs w:val="1"/>
           <w:rtl w:val="0"/>
@@ -4481,7 +4483,9 @@
       </w:r>
       <w:r>
         <w:rPr>
-          <w:rStyle w:val="Hyperlink.14"/>
+          <w:rStyle w:val="None"/>
+          <w:i w:val="1"/>
+          <w:iCs w:val="1"/>
           <w:rtl w:val="0"/>
           <w:lang w:val="en-US"/>
         </w:rPr>
@@ -5212,7 +5216,7 @@
       </w:r>
       <w:r>
         <w:rPr>
-          <w:rStyle w:val="Hyperlink.13"/>
+          <w:rStyle w:val="None"/>
           <w:i w:val="1"/>
           <w:iCs w:val="1"/>
           <w:rtl w:val="0"/>
@@ -7130,7 +7134,7 @@
               <wp:posOffset>490389</wp:posOffset>
             </wp:positionH>
             <wp:positionV relativeFrom="line">
-              <wp:posOffset>320697</wp:posOffset>
+              <wp:posOffset>320696</wp:posOffset>
             </wp:positionV>
             <wp:extent cx="4734222" cy="5192373"/>
             <wp:effectExtent l="0" t="0" r="0" b="0"/>
@@ -7265,7 +7269,7 @@
               <wp:posOffset>1816100</wp:posOffset>
             </wp:positionH>
             <wp:positionV relativeFrom="line">
-              <wp:posOffset>174574</wp:posOffset>
+              <wp:posOffset>174573</wp:posOffset>
             </wp:positionV>
             <wp:extent cx="3646759" cy="3646759"/>
             <wp:effectExtent l="0" t="0" r="0" b="0"/>
@@ -8271,7 +8275,9 @@
       </w:r>
       <w:r>
         <w:rPr>
-          <w:rStyle w:val="Hyperlink.14"/>
+          <w:rStyle w:val="None"/>
+          <w:i w:val="1"/>
+          <w:iCs w:val="1"/>
           <w:rtl w:val="0"/>
           <w:lang w:val="en-US"/>
         </w:rPr>
@@ -8287,7 +8293,9 @@
       </w:r>
       <w:r>
         <w:rPr>
-          <w:rStyle w:val="Hyperlink.14"/>
+          <w:rStyle w:val="None"/>
+          <w:i w:val="1"/>
+          <w:iCs w:val="1"/>
           <w:rtl w:val="0"/>
           <w:lang w:val="en-US"/>
         </w:rPr>
@@ -8335,11 +8343,29 @@
           <w:rtl w:val="0"/>
           <w:lang w:val="en-US"/>
         </w:rPr>
-        <w:t xml:space="preserve">), the age of candidate </w:t>
-      </w:r>
-      <w:r>
-        <w:rPr>
-          <w:rStyle w:val="Hyperlink.14"/>
+        <w:t xml:space="preserve">), the </w:t>
+      </w:r>
+      <w:r>
+        <w:rPr>
+          <w:rStyle w:val="Hyperlink.3"/>
+          <w:rtl w:val="0"/>
+          <w:lang w:val="en-US"/>
+        </w:rPr>
+        <w:t>A</w:t>
+      </w:r>
+      <w:r>
+        <w:rPr>
+          <w:rStyle w:val="Hyperlink.3"/>
+          <w:rtl w:val="0"/>
+          <w:lang w:val="en-US"/>
+        </w:rPr>
+        <w:t xml:space="preserve">ge of candidate </w:t>
+      </w:r>
+      <w:r>
+        <w:rPr>
+          <w:rStyle w:val="None"/>
+          <w:i w:val="1"/>
+          <w:iCs w:val="1"/>
           <w:rtl w:val="0"/>
           <w:lang w:val="en-US"/>
         </w:rPr>
@@ -8391,7 +8417,9 @@
       </w:r>
       <w:r>
         <w:rPr>
-          <w:rStyle w:val="Hyperlink.14"/>
+          <w:rStyle w:val="None"/>
+          <w:i w:val="1"/>
+          <w:iCs w:val="1"/>
           <w:rtl w:val="0"/>
           <w:lang w:val="en-US"/>
         </w:rPr>
@@ -8407,7 +8435,9 @@
       </w:r>
       <w:r>
         <w:rPr>
-          <w:rStyle w:val="Hyperlink.14"/>
+          <w:rStyle w:val="None"/>
+          <w:i w:val="1"/>
+          <w:iCs w:val="1"/>
           <w:rtl w:val="0"/>
           <w:lang w:val="en-US"/>
         </w:rPr>
@@ -8905,7 +8935,7 @@
       </w:r>
       <w:r>
         <w:rPr>
-          <w:rStyle w:val="Hyperlink.13"/>
+          <w:rStyle w:val="None"/>
           <w:i w:val="1"/>
           <w:iCs w:val="1"/>
           <w:rtl w:val="0"/>
@@ -8939,7 +8969,7 @@
       </w:r>
       <w:r>
         <w:rPr>
-          <w:rStyle w:val="Hyperlink.13"/>
+          <w:rStyle w:val="None"/>
           <w:i w:val="1"/>
           <w:iCs w:val="1"/>
           <w:rtl w:val="0"/>
@@ -9046,7 +9076,9 @@
       </w:r>
       <w:r>
         <w:rPr>
-          <w:rStyle w:val="Hyperlink.14"/>
+          <w:rStyle w:val="None"/>
+          <w:i w:val="1"/>
+          <w:iCs w:val="1"/>
           <w:rtl w:val="0"/>
           <w:lang w:val="en-US"/>
         </w:rPr>
@@ -9078,7 +9110,9 @@
       </w:r>
       <w:r>
         <w:rPr>
-          <w:rStyle w:val="Hyperlink.14"/>
+          <w:rStyle w:val="None"/>
+          <w:i w:val="1"/>
+          <w:iCs w:val="1"/>
           <w:rtl w:val="0"/>
           <w:lang w:val="en-US"/>
         </w:rPr>
@@ -9298,7 +9332,7 @@
       </w:r>
       <w:r>
         <w:rPr>
-          <w:rStyle w:val="Hyperlink.13"/>
+          <w:rStyle w:val="None"/>
           <w:i w:val="1"/>
           <w:iCs w:val="1"/>
           <w:rtl w:val="0"/>
@@ -9447,7 +9481,7 @@
       </w:r>
       <w:r>
         <w:rPr>
-          <w:rStyle w:val="Hyperlink.13"/>
+          <w:rStyle w:val="None"/>
           <w:i w:val="1"/>
           <w:iCs w:val="1"/>
           <w:rtl w:val="0"/>
@@ -9481,7 +9515,7 @@
       </w:r>
       <w:r>
         <w:rPr>
-          <w:rStyle w:val="Hyperlink.13"/>
+          <w:rStyle w:val="None"/>
           <w:i w:val="1"/>
           <w:iCs w:val="1"/>
           <w:rtl w:val="0"/>
@@ -10564,25 +10598,25 @@
       </w:r>
       <w:r>
         <w:rPr>
-          <w:rStyle w:val="Hyperlink.14"/>
-        </w:rPr>
-        <w:fldChar w:fldCharType="begin" w:fldLock="0"/>
-      </w:r>
-      <w:r>
-        <w:rPr>
-          <w:rStyle w:val="Hyperlink.14"/>
-        </w:rPr>
-        <w:instrText xml:space="preserve"> HYPERLINK "https://www.zotero.org/google-docs/?wEdHYe"</w:instrText>
-      </w:r>
-      <w:r>
-        <w:rPr>
-          <w:rStyle w:val="Hyperlink.14"/>
-        </w:rPr>
-        <w:fldChar w:fldCharType="separate" w:fldLock="0"/>
-      </w:r>
-      <w:r>
-        <w:rPr>
-          <w:rStyle w:val="Hyperlink.14"/>
+          <w:rStyle w:val="Hyperlink.12"/>
+        </w:rPr>
+        <w:fldChar w:fldCharType="begin" w:fldLock="0"/>
+      </w:r>
+      <w:r>
+        <w:rPr>
+          <w:rStyle w:val="Hyperlink.12"/>
+        </w:rPr>
+        <w:instrText xml:space="preserve"> HYPERLINK "https://www.zotero.org/google-docs/?wEdHYe"</w:instrText>
+      </w:r>
+      <w:r>
+        <w:rPr>
+          <w:rStyle w:val="Hyperlink.12"/>
+        </w:rPr>
+        <w:fldChar w:fldCharType="separate" w:fldLock="0"/>
+      </w:r>
+      <w:r>
+        <w:rPr>
+          <w:rStyle w:val="Hyperlink.12"/>
           <w:rtl w:val="0"/>
           <w:lang w:val="en-US"/>
         </w:rPr>
@@ -10624,25 +10658,25 @@
       </w:r>
       <w:r>
         <w:rPr>
-          <w:rStyle w:val="Hyperlink.14"/>
-        </w:rPr>
-        <w:fldChar w:fldCharType="begin" w:fldLock="0"/>
-      </w:r>
-      <w:r>
-        <w:rPr>
-          <w:rStyle w:val="Hyperlink.14"/>
-        </w:rPr>
-        <w:instrText xml:space="preserve"> HYPERLINK "https://www.zotero.org/google-docs/?wEdHYe"</w:instrText>
-      </w:r>
-      <w:r>
-        <w:rPr>
-          <w:rStyle w:val="Hyperlink.14"/>
-        </w:rPr>
-        <w:fldChar w:fldCharType="separate" w:fldLock="0"/>
-      </w:r>
-      <w:r>
-        <w:rPr>
-          <w:rStyle w:val="Hyperlink.14"/>
+          <w:rStyle w:val="Hyperlink.12"/>
+        </w:rPr>
+        <w:fldChar w:fldCharType="begin" w:fldLock="0"/>
+      </w:r>
+      <w:r>
+        <w:rPr>
+          <w:rStyle w:val="Hyperlink.12"/>
+        </w:rPr>
+        <w:instrText xml:space="preserve"> HYPERLINK "https://www.zotero.org/google-docs/?wEdHYe"</w:instrText>
+      </w:r>
+      <w:r>
+        <w:rPr>
+          <w:rStyle w:val="Hyperlink.12"/>
+        </w:rPr>
+        <w:fldChar w:fldCharType="separate" w:fldLock="0"/>
+      </w:r>
+      <w:r>
+        <w:rPr>
+          <w:rStyle w:val="Hyperlink.12"/>
           <w:rtl w:val="0"/>
           <w:lang w:val="en-US"/>
         </w:rPr>
@@ -11080,7 +11114,7 @@
       </w:r>
       <w:r>
         <w:rPr>
-          <w:rStyle w:val="Hyperlink.14"/>
+          <w:rStyle w:val="Hyperlink.12"/>
           <w:rtl w:val="0"/>
           <w:lang w:val="en-US"/>
         </w:rPr>
@@ -11156,25 +11190,25 @@
       </w:r>
       <w:r>
         <w:rPr>
-          <w:rStyle w:val="Hyperlink.14"/>
-        </w:rPr>
-        <w:fldChar w:fldCharType="begin" w:fldLock="0"/>
-      </w:r>
-      <w:r>
-        <w:rPr>
-          <w:rStyle w:val="Hyperlink.14"/>
-        </w:rPr>
-        <w:instrText xml:space="preserve"> HYPERLINK "https://www.zotero.org/google-docs/?wEdHYe"</w:instrText>
-      </w:r>
-      <w:r>
-        <w:rPr>
-          <w:rStyle w:val="Hyperlink.14"/>
-        </w:rPr>
-        <w:fldChar w:fldCharType="separate" w:fldLock="0"/>
-      </w:r>
-      <w:r>
-        <w:rPr>
-          <w:rStyle w:val="Hyperlink.14"/>
+          <w:rStyle w:val="Hyperlink.12"/>
+        </w:rPr>
+        <w:fldChar w:fldCharType="begin" w:fldLock="0"/>
+      </w:r>
+      <w:r>
+        <w:rPr>
+          <w:rStyle w:val="Hyperlink.12"/>
+        </w:rPr>
+        <w:instrText xml:space="preserve"> HYPERLINK "https://www.zotero.org/google-docs/?wEdHYe"</w:instrText>
+      </w:r>
+      <w:r>
+        <w:rPr>
+          <w:rStyle w:val="Hyperlink.12"/>
+        </w:rPr>
+        <w:fldChar w:fldCharType="separate" w:fldLock="0"/>
+      </w:r>
+      <w:r>
+        <w:rPr>
+          <w:rStyle w:val="Hyperlink.12"/>
           <w:rtl w:val="0"/>
           <w:lang w:val="en-US"/>
         </w:rPr>
@@ -11216,25 +11250,25 @@
       </w:r>
       <w:r>
         <w:rPr>
-          <w:rStyle w:val="Hyperlink.14"/>
-        </w:rPr>
-        <w:fldChar w:fldCharType="begin" w:fldLock="0"/>
-      </w:r>
-      <w:r>
-        <w:rPr>
-          <w:rStyle w:val="Hyperlink.14"/>
-        </w:rPr>
-        <w:instrText xml:space="preserve"> HYPERLINK "https://www.zotero.org/google-docs/?wEdHYe"</w:instrText>
-      </w:r>
-      <w:r>
-        <w:rPr>
-          <w:rStyle w:val="Hyperlink.14"/>
-        </w:rPr>
-        <w:fldChar w:fldCharType="separate" w:fldLock="0"/>
-      </w:r>
-      <w:r>
-        <w:rPr>
-          <w:rStyle w:val="Hyperlink.14"/>
+          <w:rStyle w:val="Hyperlink.12"/>
+        </w:rPr>
+        <w:fldChar w:fldCharType="begin" w:fldLock="0"/>
+      </w:r>
+      <w:r>
+        <w:rPr>
+          <w:rStyle w:val="Hyperlink.12"/>
+        </w:rPr>
+        <w:instrText xml:space="preserve"> HYPERLINK "https://www.zotero.org/google-docs/?wEdHYe"</w:instrText>
+      </w:r>
+      <w:r>
+        <w:rPr>
+          <w:rStyle w:val="Hyperlink.12"/>
+        </w:rPr>
+        <w:fldChar w:fldCharType="separate" w:fldLock="0"/>
+      </w:r>
+      <w:r>
+        <w:rPr>
+          <w:rStyle w:val="Hyperlink.12"/>
           <w:rtl w:val="0"/>
           <w:lang w:val="en-US"/>
         </w:rPr>
@@ -11336,25 +11370,25 @@
       </w:r>
       <w:r>
         <w:rPr>
-          <w:rStyle w:val="Hyperlink.14"/>
-        </w:rPr>
-        <w:fldChar w:fldCharType="begin" w:fldLock="0"/>
-      </w:r>
-      <w:r>
-        <w:rPr>
-          <w:rStyle w:val="Hyperlink.14"/>
-        </w:rPr>
-        <w:instrText xml:space="preserve"> HYPERLINK "https://www.zotero.org/google-docs/?wEdHYe"</w:instrText>
-      </w:r>
-      <w:r>
-        <w:rPr>
-          <w:rStyle w:val="Hyperlink.14"/>
-        </w:rPr>
-        <w:fldChar w:fldCharType="separate" w:fldLock="0"/>
-      </w:r>
-      <w:r>
-        <w:rPr>
-          <w:rStyle w:val="Hyperlink.14"/>
+          <w:rStyle w:val="Hyperlink.12"/>
+        </w:rPr>
+        <w:fldChar w:fldCharType="begin" w:fldLock="0"/>
+      </w:r>
+      <w:r>
+        <w:rPr>
+          <w:rStyle w:val="Hyperlink.12"/>
+        </w:rPr>
+        <w:instrText xml:space="preserve"> HYPERLINK "https://www.zotero.org/google-docs/?wEdHYe"</w:instrText>
+      </w:r>
+      <w:r>
+        <w:rPr>
+          <w:rStyle w:val="Hyperlink.12"/>
+        </w:rPr>
+        <w:fldChar w:fldCharType="separate" w:fldLock="0"/>
+      </w:r>
+      <w:r>
+        <w:rPr>
+          <w:rStyle w:val="Hyperlink.12"/>
           <w:rtl w:val="0"/>
           <w:lang w:val="en-US"/>
         </w:rPr>
@@ -11396,25 +11430,25 @@
       </w:r>
       <w:r>
         <w:rPr>
-          <w:rStyle w:val="Hyperlink.14"/>
-        </w:rPr>
-        <w:fldChar w:fldCharType="begin" w:fldLock="0"/>
-      </w:r>
-      <w:r>
-        <w:rPr>
-          <w:rStyle w:val="Hyperlink.14"/>
-        </w:rPr>
-        <w:instrText xml:space="preserve"> HYPERLINK "https://www.zotero.org/google-docs/?wEdHYe"</w:instrText>
-      </w:r>
-      <w:r>
-        <w:rPr>
-          <w:rStyle w:val="Hyperlink.14"/>
-        </w:rPr>
-        <w:fldChar w:fldCharType="separate" w:fldLock="0"/>
-      </w:r>
-      <w:r>
-        <w:rPr>
-          <w:rStyle w:val="Hyperlink.14"/>
+          <w:rStyle w:val="Hyperlink.12"/>
+        </w:rPr>
+        <w:fldChar w:fldCharType="begin" w:fldLock="0"/>
+      </w:r>
+      <w:r>
+        <w:rPr>
+          <w:rStyle w:val="Hyperlink.12"/>
+        </w:rPr>
+        <w:instrText xml:space="preserve"> HYPERLINK "https://www.zotero.org/google-docs/?wEdHYe"</w:instrText>
+      </w:r>
+      <w:r>
+        <w:rPr>
+          <w:rStyle w:val="Hyperlink.12"/>
+        </w:rPr>
+        <w:fldChar w:fldCharType="separate" w:fldLock="0"/>
+      </w:r>
+      <w:r>
+        <w:rPr>
+          <w:rStyle w:val="Hyperlink.12"/>
           <w:rtl w:val="0"/>
           <w:lang w:val="en-US"/>
         </w:rPr>
@@ -11510,25 +11544,25 @@
       </w:r>
       <w:r>
         <w:rPr>
-          <w:rStyle w:val="Hyperlink.14"/>
-        </w:rPr>
-        <w:fldChar w:fldCharType="begin" w:fldLock="0"/>
-      </w:r>
-      <w:r>
-        <w:rPr>
-          <w:rStyle w:val="Hyperlink.14"/>
-        </w:rPr>
-        <w:instrText xml:space="preserve"> HYPERLINK "https://www.zotero.org/google-docs/?wEdHYe"</w:instrText>
-      </w:r>
-      <w:r>
-        <w:rPr>
-          <w:rStyle w:val="Hyperlink.14"/>
-        </w:rPr>
-        <w:fldChar w:fldCharType="separate" w:fldLock="0"/>
-      </w:r>
-      <w:r>
-        <w:rPr>
-          <w:rStyle w:val="Hyperlink.14"/>
+          <w:rStyle w:val="Hyperlink.12"/>
+        </w:rPr>
+        <w:fldChar w:fldCharType="begin" w:fldLock="0"/>
+      </w:r>
+      <w:r>
+        <w:rPr>
+          <w:rStyle w:val="Hyperlink.12"/>
+        </w:rPr>
+        <w:instrText xml:space="preserve"> HYPERLINK "https://www.zotero.org/google-docs/?wEdHYe"</w:instrText>
+      </w:r>
+      <w:r>
+        <w:rPr>
+          <w:rStyle w:val="Hyperlink.12"/>
+        </w:rPr>
+        <w:fldChar w:fldCharType="separate" w:fldLock="0"/>
+      </w:r>
+      <w:r>
+        <w:rPr>
+          <w:rStyle w:val="Hyperlink.12"/>
           <w:rtl w:val="0"/>
           <w:lang w:val="en-US"/>
         </w:rPr>
@@ -11570,25 +11604,25 @@
       </w:r>
       <w:r>
         <w:rPr>
-          <w:rStyle w:val="Hyperlink.14"/>
-        </w:rPr>
-        <w:fldChar w:fldCharType="begin" w:fldLock="0"/>
-      </w:r>
-      <w:r>
-        <w:rPr>
-          <w:rStyle w:val="Hyperlink.14"/>
-        </w:rPr>
-        <w:instrText xml:space="preserve"> HYPERLINK "https://www.zotero.org/google-docs/?wEdHYe"</w:instrText>
-      </w:r>
-      <w:r>
-        <w:rPr>
-          <w:rStyle w:val="Hyperlink.14"/>
-        </w:rPr>
-        <w:fldChar w:fldCharType="separate" w:fldLock="0"/>
-      </w:r>
-      <w:r>
-        <w:rPr>
-          <w:rStyle w:val="Hyperlink.14"/>
+          <w:rStyle w:val="Hyperlink.12"/>
+        </w:rPr>
+        <w:fldChar w:fldCharType="begin" w:fldLock="0"/>
+      </w:r>
+      <w:r>
+        <w:rPr>
+          <w:rStyle w:val="Hyperlink.12"/>
+        </w:rPr>
+        <w:instrText xml:space="preserve"> HYPERLINK "https://www.zotero.org/google-docs/?wEdHYe"</w:instrText>
+      </w:r>
+      <w:r>
+        <w:rPr>
+          <w:rStyle w:val="Hyperlink.12"/>
+        </w:rPr>
+        <w:fldChar w:fldCharType="separate" w:fldLock="0"/>
+      </w:r>
+      <w:r>
+        <w:rPr>
+          <w:rStyle w:val="Hyperlink.12"/>
           <w:rtl w:val="0"/>
           <w:lang w:val="en-US"/>
         </w:rPr>
@@ -11918,25 +11952,25 @@
       </w:r>
       <w:r>
         <w:rPr>
-          <w:rStyle w:val="Hyperlink.14"/>
-        </w:rPr>
-        <w:fldChar w:fldCharType="begin" w:fldLock="0"/>
-      </w:r>
-      <w:r>
-        <w:rPr>
-          <w:rStyle w:val="Hyperlink.14"/>
-        </w:rPr>
-        <w:instrText xml:space="preserve"> HYPERLINK "https://www.zotero.org/google-docs/?wEdHYe"</w:instrText>
-      </w:r>
-      <w:r>
-        <w:rPr>
-          <w:rStyle w:val="Hyperlink.14"/>
-        </w:rPr>
-        <w:fldChar w:fldCharType="separate" w:fldLock="0"/>
-      </w:r>
-      <w:r>
-        <w:rPr>
-          <w:rStyle w:val="Hyperlink.14"/>
+          <w:rStyle w:val="Hyperlink.12"/>
+        </w:rPr>
+        <w:fldChar w:fldCharType="begin" w:fldLock="0"/>
+      </w:r>
+      <w:r>
+        <w:rPr>
+          <w:rStyle w:val="Hyperlink.12"/>
+        </w:rPr>
+        <w:instrText xml:space="preserve"> HYPERLINK "https://www.zotero.org/google-docs/?wEdHYe"</w:instrText>
+      </w:r>
+      <w:r>
+        <w:rPr>
+          <w:rStyle w:val="Hyperlink.12"/>
+        </w:rPr>
+        <w:fldChar w:fldCharType="separate" w:fldLock="0"/>
+      </w:r>
+      <w:r>
+        <w:rPr>
+          <w:rStyle w:val="Hyperlink.12"/>
           <w:rtl w:val="0"/>
           <w:lang w:val="en-US"/>
         </w:rPr>
@@ -11978,25 +12012,25 @@
       </w:r>
       <w:r>
         <w:rPr>
-          <w:rStyle w:val="Hyperlink.14"/>
-        </w:rPr>
-        <w:fldChar w:fldCharType="begin" w:fldLock="0"/>
-      </w:r>
-      <w:r>
-        <w:rPr>
-          <w:rStyle w:val="Hyperlink.14"/>
-        </w:rPr>
-        <w:instrText xml:space="preserve"> HYPERLINK "https://www.zotero.org/google-docs/?wEdHYe"</w:instrText>
-      </w:r>
-      <w:r>
-        <w:rPr>
-          <w:rStyle w:val="Hyperlink.14"/>
-        </w:rPr>
-        <w:fldChar w:fldCharType="separate" w:fldLock="0"/>
-      </w:r>
-      <w:r>
-        <w:rPr>
-          <w:rStyle w:val="Hyperlink.14"/>
+          <w:rStyle w:val="Hyperlink.12"/>
+        </w:rPr>
+        <w:fldChar w:fldCharType="begin" w:fldLock="0"/>
+      </w:r>
+      <w:r>
+        <w:rPr>
+          <w:rStyle w:val="Hyperlink.12"/>
+        </w:rPr>
+        <w:instrText xml:space="preserve"> HYPERLINK "https://www.zotero.org/google-docs/?wEdHYe"</w:instrText>
+      </w:r>
+      <w:r>
+        <w:rPr>
+          <w:rStyle w:val="Hyperlink.12"/>
+        </w:rPr>
+        <w:fldChar w:fldCharType="separate" w:fldLock="0"/>
+      </w:r>
+      <w:r>
+        <w:rPr>
+          <w:rStyle w:val="Hyperlink.12"/>
           <w:rtl w:val="0"/>
           <w:lang w:val="en-US"/>
         </w:rPr>
@@ -12109,25 +12143,25 @@
       </w:r>
       <w:r>
         <w:rPr>
-          <w:rStyle w:val="Hyperlink.14"/>
-        </w:rPr>
-        <w:fldChar w:fldCharType="begin" w:fldLock="0"/>
-      </w:r>
-      <w:r>
-        <w:rPr>
-          <w:rStyle w:val="Hyperlink.14"/>
-        </w:rPr>
-        <w:instrText xml:space="preserve"> HYPERLINK "https://www.zotero.org/google-docs/?wEdHYe"</w:instrText>
-      </w:r>
-      <w:r>
-        <w:rPr>
-          <w:rStyle w:val="Hyperlink.14"/>
-        </w:rPr>
-        <w:fldChar w:fldCharType="separate" w:fldLock="0"/>
-      </w:r>
-      <w:r>
-        <w:rPr>
-          <w:rStyle w:val="Hyperlink.14"/>
+          <w:rStyle w:val="Hyperlink.12"/>
+        </w:rPr>
+        <w:fldChar w:fldCharType="begin" w:fldLock="0"/>
+      </w:r>
+      <w:r>
+        <w:rPr>
+          <w:rStyle w:val="Hyperlink.12"/>
+        </w:rPr>
+        <w:instrText xml:space="preserve"> HYPERLINK "https://www.zotero.org/google-docs/?wEdHYe"</w:instrText>
+      </w:r>
+      <w:r>
+        <w:rPr>
+          <w:rStyle w:val="Hyperlink.12"/>
+        </w:rPr>
+        <w:fldChar w:fldCharType="separate" w:fldLock="0"/>
+      </w:r>
+      <w:r>
+        <w:rPr>
+          <w:rStyle w:val="Hyperlink.12"/>
           <w:rtl w:val="0"/>
           <w:lang w:val="en-US"/>
         </w:rPr>
@@ -12169,25 +12203,25 @@
       </w:r>
       <w:r>
         <w:rPr>
-          <w:rStyle w:val="Hyperlink.14"/>
-        </w:rPr>
-        <w:fldChar w:fldCharType="begin" w:fldLock="0"/>
-      </w:r>
-      <w:r>
-        <w:rPr>
-          <w:rStyle w:val="Hyperlink.14"/>
-        </w:rPr>
-        <w:instrText xml:space="preserve"> HYPERLINK "https://www.zotero.org/google-docs/?wEdHYe"</w:instrText>
-      </w:r>
-      <w:r>
-        <w:rPr>
-          <w:rStyle w:val="Hyperlink.14"/>
-        </w:rPr>
-        <w:fldChar w:fldCharType="separate" w:fldLock="0"/>
-      </w:r>
-      <w:r>
-        <w:rPr>
-          <w:rStyle w:val="Hyperlink.14"/>
+          <w:rStyle w:val="Hyperlink.12"/>
+        </w:rPr>
+        <w:fldChar w:fldCharType="begin" w:fldLock="0"/>
+      </w:r>
+      <w:r>
+        <w:rPr>
+          <w:rStyle w:val="Hyperlink.12"/>
+        </w:rPr>
+        <w:instrText xml:space="preserve"> HYPERLINK "https://www.zotero.org/google-docs/?wEdHYe"</w:instrText>
+      </w:r>
+      <w:r>
+        <w:rPr>
+          <w:rStyle w:val="Hyperlink.12"/>
+        </w:rPr>
+        <w:fldChar w:fldCharType="separate" w:fldLock="0"/>
+      </w:r>
+      <w:r>
+        <w:rPr>
+          <w:rStyle w:val="Hyperlink.12"/>
           <w:rtl w:val="0"/>
           <w:lang w:val="en-US"/>
         </w:rPr>
@@ -12262,7 +12296,7 @@
       </w:r>
       <w:r>
         <w:rPr>
-          <w:rStyle w:val="Hyperlink.14"/>
+          <w:rStyle w:val="Hyperlink.12"/>
           <w:rtl w:val="0"/>
           <w:lang w:val="en-US"/>
         </w:rPr>
@@ -12336,25 +12370,25 @@
       </w:r>
       <w:r>
         <w:rPr>
-          <w:rStyle w:val="Hyperlink.14"/>
-        </w:rPr>
-        <w:fldChar w:fldCharType="begin" w:fldLock="0"/>
-      </w:r>
-      <w:r>
-        <w:rPr>
-          <w:rStyle w:val="Hyperlink.14"/>
-        </w:rPr>
-        <w:instrText xml:space="preserve"> HYPERLINK "https://www.zotero.org/google-docs/?wEdHYe"</w:instrText>
-      </w:r>
-      <w:r>
-        <w:rPr>
-          <w:rStyle w:val="Hyperlink.14"/>
-        </w:rPr>
-        <w:fldChar w:fldCharType="separate" w:fldLock="0"/>
-      </w:r>
-      <w:r>
-        <w:rPr>
-          <w:rStyle w:val="Hyperlink.14"/>
+          <w:rStyle w:val="Hyperlink.12"/>
+        </w:rPr>
+        <w:fldChar w:fldCharType="begin" w:fldLock="0"/>
+      </w:r>
+      <w:r>
+        <w:rPr>
+          <w:rStyle w:val="Hyperlink.12"/>
+        </w:rPr>
+        <w:instrText xml:space="preserve"> HYPERLINK "https://www.zotero.org/google-docs/?wEdHYe"</w:instrText>
+      </w:r>
+      <w:r>
+        <w:rPr>
+          <w:rStyle w:val="Hyperlink.12"/>
+        </w:rPr>
+        <w:fldChar w:fldCharType="separate" w:fldLock="0"/>
+      </w:r>
+      <w:r>
+        <w:rPr>
+          <w:rStyle w:val="Hyperlink.12"/>
           <w:rtl w:val="0"/>
           <w:lang w:val="en-US"/>
         </w:rPr>
@@ -12396,25 +12430,25 @@
       </w:r>
       <w:r>
         <w:rPr>
-          <w:rStyle w:val="Hyperlink.14"/>
-        </w:rPr>
-        <w:fldChar w:fldCharType="begin" w:fldLock="0"/>
-      </w:r>
-      <w:r>
-        <w:rPr>
-          <w:rStyle w:val="Hyperlink.14"/>
-        </w:rPr>
-        <w:instrText xml:space="preserve"> HYPERLINK "https://www.zotero.org/google-docs/?wEdHYe"</w:instrText>
-      </w:r>
-      <w:r>
-        <w:rPr>
-          <w:rStyle w:val="Hyperlink.14"/>
-        </w:rPr>
-        <w:fldChar w:fldCharType="separate" w:fldLock="0"/>
-      </w:r>
-      <w:r>
-        <w:rPr>
-          <w:rStyle w:val="Hyperlink.14"/>
+          <w:rStyle w:val="Hyperlink.12"/>
+        </w:rPr>
+        <w:fldChar w:fldCharType="begin" w:fldLock="0"/>
+      </w:r>
+      <w:r>
+        <w:rPr>
+          <w:rStyle w:val="Hyperlink.12"/>
+        </w:rPr>
+        <w:instrText xml:space="preserve"> HYPERLINK "https://www.zotero.org/google-docs/?wEdHYe"</w:instrText>
+      </w:r>
+      <w:r>
+        <w:rPr>
+          <w:rStyle w:val="Hyperlink.12"/>
+        </w:rPr>
+        <w:fldChar w:fldCharType="separate" w:fldLock="0"/>
+      </w:r>
+      <w:r>
+        <w:rPr>
+          <w:rStyle w:val="Hyperlink.12"/>
           <w:rtl w:val="0"/>
           <w:lang w:val="en-US"/>
         </w:rPr>
@@ -12484,7 +12518,7 @@
       </w:pPr>
       <w:r>
         <w:rPr>
-          <w:rStyle w:val="Hyperlink.15"/>
+          <w:rStyle w:val="None"/>
           <w:rtl w:val="0"/>
           <w:lang w:val="en-US"/>
         </w:rPr>
@@ -12492,7 +12526,7 @@
       </w:r>
       <w:r>
         <w:rPr>
-          <w:rStyle w:val="Hyperlink.15"/>
+          <w:rStyle w:val="None"/>
           <w:rtl w:val="0"/>
           <w:lang w:val="en-US"/>
         </w:rPr>
@@ -12500,7 +12534,7 @@
       </w:r>
       <w:r>
         <w:rPr>
-          <w:rStyle w:val="Hyperlink.14"/>
+          <w:rStyle w:val="Hyperlink.12"/>
           <w:rtl w:val="0"/>
           <w:lang w:val="en-US"/>
         </w:rPr>
@@ -12508,7 +12542,7 @@
       </w:r>
       <w:r>
         <w:rPr>
-          <w:rStyle w:val="Hyperlink.14"/>
+          <w:rStyle w:val="Hyperlink.12"/>
           <w:rtl w:val="0"/>
           <w:lang w:val="en-US"/>
         </w:rPr>
@@ -12516,7 +12550,7 @@
       </w:r>
       <w:r>
         <w:rPr>
-          <w:rStyle w:val="Hyperlink.14"/>
+          <w:rStyle w:val="Hyperlink.12"/>
           <w:rtl w:val="0"/>
           <w:lang w:val="en-US"/>
         </w:rPr>
@@ -12524,7 +12558,7 @@
       </w:r>
       <w:r>
         <w:rPr>
-          <w:rStyle w:val="Hyperlink.14"/>
+          <w:rStyle w:val="Hyperlink.12"/>
           <w:rtl w:val="0"/>
           <w:lang w:val="en-US"/>
         </w:rPr>
@@ -12532,7 +12566,7 @@
       </w:r>
       <w:r>
         <w:rPr>
-          <w:rStyle w:val="Hyperlink.14"/>
+          <w:rStyle w:val="Hyperlink.12"/>
           <w:rtl w:val="0"/>
           <w:lang w:val="en-US"/>
         </w:rPr>
@@ -12540,7 +12574,7 @@
       </w:r>
       <w:r>
         <w:rPr>
-          <w:rStyle w:val="Hyperlink.14"/>
+          <w:rStyle w:val="Hyperlink.12"/>
           <w:rtl w:val="0"/>
           <w:lang w:val="en-US"/>
         </w:rPr>
@@ -12548,7 +12582,7 @@
       </w:r>
       <w:r>
         <w:rPr>
-          <w:rStyle w:val="Hyperlink.15"/>
+          <w:rStyle w:val="None"/>
           <w:rtl w:val="0"/>
           <w:lang w:val="en-US"/>
         </w:rPr>
@@ -12563,7 +12597,7 @@
         <w:ind w:left="720" w:hanging="720"/>
         <w:jc w:val="both"/>
         <w:rPr>
-          <w:rStyle w:val="Hyperlink.15"/>
+          <w:rStyle w:val="None"/>
         </w:rPr>
       </w:pPr>
       <w:r>
@@ -12584,7 +12618,7 @@
       </w:r>
       <w:r>
         <w:rPr>
-          <w:rStyle w:val="Hyperlink.14"/>
+          <w:rStyle w:val="Hyperlink.12"/>
           <w:rtl w:val="0"/>
           <w:lang w:val="en-US"/>
         </w:rPr>
@@ -12658,25 +12692,25 @@
       </w:r>
       <w:r>
         <w:rPr>
-          <w:rStyle w:val="Hyperlink.14"/>
-        </w:rPr>
-        <w:fldChar w:fldCharType="begin" w:fldLock="0"/>
-      </w:r>
-      <w:r>
-        <w:rPr>
-          <w:rStyle w:val="Hyperlink.14"/>
-        </w:rPr>
-        <w:instrText xml:space="preserve"> HYPERLINK "https://www.zotero.org/google-docs/?wEdHYe"</w:instrText>
-      </w:r>
-      <w:r>
-        <w:rPr>
-          <w:rStyle w:val="Hyperlink.14"/>
-        </w:rPr>
-        <w:fldChar w:fldCharType="separate" w:fldLock="0"/>
-      </w:r>
-      <w:r>
-        <w:rPr>
-          <w:rStyle w:val="Hyperlink.14"/>
+          <w:rStyle w:val="Hyperlink.12"/>
+        </w:rPr>
+        <w:fldChar w:fldCharType="begin" w:fldLock="0"/>
+      </w:r>
+      <w:r>
+        <w:rPr>
+          <w:rStyle w:val="Hyperlink.12"/>
+        </w:rPr>
+        <w:instrText xml:space="preserve"> HYPERLINK "https://www.zotero.org/google-docs/?wEdHYe"</w:instrText>
+      </w:r>
+      <w:r>
+        <w:rPr>
+          <w:rStyle w:val="Hyperlink.12"/>
+        </w:rPr>
+        <w:fldChar w:fldCharType="separate" w:fldLock="0"/>
+      </w:r>
+      <w:r>
+        <w:rPr>
+          <w:rStyle w:val="Hyperlink.12"/>
           <w:rtl w:val="0"/>
           <w:lang w:val="en-US"/>
         </w:rPr>
@@ -12725,12 +12759,12 @@
         <w:ind w:left="720" w:hanging="720"/>
         <w:jc w:val="both"/>
         <w:rPr>
-          <w:rStyle w:val="Hyperlink.15"/>
+          <w:rStyle w:val="None"/>
         </w:rPr>
       </w:pPr>
       <w:r>
         <w:rPr>
-          <w:rStyle w:val="Hyperlink.15"/>
+          <w:rStyle w:val="None"/>
           <w:rtl w:val="0"/>
           <w:lang w:val="en-US"/>
         </w:rPr>
@@ -12738,7 +12772,7 @@
       </w:r>
       <w:r>
         <w:rPr>
-          <w:rStyle w:val="Hyperlink.15"/>
+          <w:rStyle w:val="None"/>
           <w:rtl w:val="0"/>
           <w:lang w:val="en-US"/>
         </w:rPr>
@@ -12746,7 +12780,7 @@
       </w:r>
       <w:r>
         <w:rPr>
-          <w:rStyle w:val="Hyperlink.15"/>
+          <w:rStyle w:val="None"/>
           <w:rtl w:val="0"/>
           <w:lang w:val="en-US"/>
         </w:rPr>
@@ -12754,7 +12788,7 @@
       </w:r>
       <w:r>
         <w:rPr>
-          <w:rStyle w:val="Hyperlink.15"/>
+          <w:rStyle w:val="None"/>
           <w:rtl w:val="0"/>
           <w:lang w:val="en-US"/>
         </w:rPr>
@@ -12762,7 +12796,7 @@
       </w:r>
       <w:r>
         <w:rPr>
-          <w:rStyle w:val="Hyperlink.15"/>
+          <w:rStyle w:val="None"/>
           <w:rtl w:val="0"/>
           <w:lang w:val="en-US"/>
         </w:rPr>
@@ -12770,7 +12804,7 @@
       </w:r>
       <w:r>
         <w:rPr>
-          <w:rStyle w:val="Hyperlink.15"/>
+          <w:rStyle w:val="None"/>
           <w:rtl w:val="0"/>
           <w:lang w:val="en-US"/>
         </w:rPr>
@@ -12778,7 +12812,7 @@
       </w:r>
       <w:r>
         <w:rPr>
-          <w:rStyle w:val="Hyperlink.15"/>
+          <w:rStyle w:val="None"/>
           <w:rtl w:val="0"/>
           <w:lang w:val="en-US"/>
         </w:rPr>
@@ -12786,7 +12820,7 @@
       </w:r>
       <w:r>
         <w:rPr>
-          <w:rStyle w:val="Hyperlink.15"/>
+          <w:rStyle w:val="None"/>
           <w:rtl w:val="0"/>
           <w:lang w:val="en-US"/>
         </w:rPr>
@@ -12794,7 +12828,7 @@
       </w:r>
       <w:r>
         <w:rPr>
-          <w:rStyle w:val="Hyperlink.14"/>
+          <w:rStyle w:val="Hyperlink.12"/>
           <w:rtl w:val="0"/>
           <w:lang w:val="en-US"/>
         </w:rPr>
@@ -12802,7 +12836,7 @@
       </w:r>
       <w:r>
         <w:rPr>
-          <w:rStyle w:val="Hyperlink.15"/>
+          <w:rStyle w:val="None"/>
           <w:rtl w:val="0"/>
           <w:lang w:val="en-US"/>
         </w:rPr>
@@ -12810,7 +12844,7 @@
       </w:r>
       <w:r>
         <w:rPr>
-          <w:rStyle w:val="Hyperlink.15"/>
+          <w:rStyle w:val="None"/>
           <w:rtl w:val="0"/>
           <w:lang w:val="en-US"/>
         </w:rPr>
@@ -12818,7 +12852,7 @@
       </w:r>
       <w:r>
         <w:rPr>
-          <w:rStyle w:val="Hyperlink.15"/>
+          <w:rStyle w:val="None"/>
           <w:rtl w:val="0"/>
           <w:lang w:val="en-US"/>
         </w:rPr>
@@ -12870,25 +12904,25 @@
       </w:r>
       <w:r>
         <w:rPr>
-          <w:rStyle w:val="Hyperlink.14"/>
-        </w:rPr>
-        <w:fldChar w:fldCharType="begin" w:fldLock="0"/>
-      </w:r>
-      <w:r>
-        <w:rPr>
-          <w:rStyle w:val="Hyperlink.14"/>
-        </w:rPr>
-        <w:instrText xml:space="preserve"> HYPERLINK "https://www.zotero.org/google-docs/?wEdHYe"</w:instrText>
-      </w:r>
-      <w:r>
-        <w:rPr>
-          <w:rStyle w:val="Hyperlink.14"/>
-        </w:rPr>
-        <w:fldChar w:fldCharType="separate" w:fldLock="0"/>
-      </w:r>
-      <w:r>
-        <w:rPr>
-          <w:rStyle w:val="Hyperlink.14"/>
+          <w:rStyle w:val="Hyperlink.12"/>
+        </w:rPr>
+        <w:fldChar w:fldCharType="begin" w:fldLock="0"/>
+      </w:r>
+      <w:r>
+        <w:rPr>
+          <w:rStyle w:val="Hyperlink.12"/>
+        </w:rPr>
+        <w:instrText xml:space="preserve"> HYPERLINK "https://www.zotero.org/google-docs/?wEdHYe"</w:instrText>
+      </w:r>
+      <w:r>
+        <w:rPr>
+          <w:rStyle w:val="Hyperlink.12"/>
+        </w:rPr>
+        <w:fldChar w:fldCharType="separate" w:fldLock="0"/>
+      </w:r>
+      <w:r>
+        <w:rPr>
+          <w:rStyle w:val="Hyperlink.12"/>
           <w:rtl w:val="0"/>
           <w:lang w:val="en-US"/>
         </w:rPr>
@@ -12930,25 +12964,25 @@
       </w:r>
       <w:r>
         <w:rPr>
-          <w:rStyle w:val="Hyperlink.14"/>
-        </w:rPr>
-        <w:fldChar w:fldCharType="begin" w:fldLock="0"/>
-      </w:r>
-      <w:r>
-        <w:rPr>
-          <w:rStyle w:val="Hyperlink.14"/>
-        </w:rPr>
-        <w:instrText xml:space="preserve"> HYPERLINK "https://www.zotero.org/google-docs/?wEdHYe"</w:instrText>
-      </w:r>
-      <w:r>
-        <w:rPr>
-          <w:rStyle w:val="Hyperlink.14"/>
-        </w:rPr>
-        <w:fldChar w:fldCharType="separate" w:fldLock="0"/>
-      </w:r>
-      <w:r>
-        <w:rPr>
-          <w:rStyle w:val="Hyperlink.14"/>
+          <w:rStyle w:val="Hyperlink.12"/>
+        </w:rPr>
+        <w:fldChar w:fldCharType="begin" w:fldLock="0"/>
+      </w:r>
+      <w:r>
+        <w:rPr>
+          <w:rStyle w:val="Hyperlink.12"/>
+        </w:rPr>
+        <w:instrText xml:space="preserve"> HYPERLINK "https://www.zotero.org/google-docs/?wEdHYe"</w:instrText>
+      </w:r>
+      <w:r>
+        <w:rPr>
+          <w:rStyle w:val="Hyperlink.12"/>
+        </w:rPr>
+        <w:fldChar w:fldCharType="separate" w:fldLock="0"/>
+      </w:r>
+      <w:r>
+        <w:rPr>
+          <w:rStyle w:val="Hyperlink.12"/>
           <w:rtl w:val="0"/>
           <w:lang w:val="en-US"/>
         </w:rPr>
@@ -13048,25 +13082,25 @@
       </w:r>
       <w:r>
         <w:rPr>
-          <w:rStyle w:val="Hyperlink.14"/>
-        </w:rPr>
-        <w:fldChar w:fldCharType="begin" w:fldLock="0"/>
-      </w:r>
-      <w:r>
-        <w:rPr>
-          <w:rStyle w:val="Hyperlink.14"/>
-        </w:rPr>
-        <w:instrText xml:space="preserve"> HYPERLINK "https://www.zotero.org/google-docs/?wEdHYe"</w:instrText>
-      </w:r>
-      <w:r>
-        <w:rPr>
-          <w:rStyle w:val="Hyperlink.14"/>
-        </w:rPr>
-        <w:fldChar w:fldCharType="separate" w:fldLock="0"/>
-      </w:r>
-      <w:r>
-        <w:rPr>
-          <w:rStyle w:val="Hyperlink.14"/>
+          <w:rStyle w:val="Hyperlink.12"/>
+        </w:rPr>
+        <w:fldChar w:fldCharType="begin" w:fldLock="0"/>
+      </w:r>
+      <w:r>
+        <w:rPr>
+          <w:rStyle w:val="Hyperlink.12"/>
+        </w:rPr>
+        <w:instrText xml:space="preserve"> HYPERLINK "https://www.zotero.org/google-docs/?wEdHYe"</w:instrText>
+      </w:r>
+      <w:r>
+        <w:rPr>
+          <w:rStyle w:val="Hyperlink.12"/>
+        </w:rPr>
+        <w:fldChar w:fldCharType="separate" w:fldLock="0"/>
+      </w:r>
+      <w:r>
+        <w:rPr>
+          <w:rStyle w:val="Hyperlink.12"/>
           <w:rtl w:val="0"/>
           <w:lang w:val="en-US"/>
         </w:rPr>
@@ -13152,7 +13186,7 @@
       </w:r>
       <w:r>
         <w:rPr>
-          <w:rStyle w:val="Hyperlink.14"/>
+          <w:rStyle w:val="Hyperlink.12"/>
           <w:rtl w:val="0"/>
           <w:lang w:val="en-US"/>
         </w:rPr>
@@ -13176,7 +13210,7 @@
       </w:r>
       <w:r>
         <w:rPr>
-          <w:rStyle w:val="Hyperlink.14"/>
+          <w:rStyle w:val="Hyperlink.12"/>
           <w:rtl w:val="0"/>
           <w:lang w:val="en-US"/>
         </w:rPr>
@@ -13215,7 +13249,7 @@
         <w:ind w:left="720" w:hanging="720"/>
         <w:jc w:val="both"/>
         <w:rPr>
-          <w:rStyle w:val="Hyperlink.15"/>
+          <w:rStyle w:val="None"/>
         </w:rPr>
       </w:pPr>
       <w:r>
@@ -13250,25 +13284,25 @@
       </w:r>
       <w:r>
         <w:rPr>
-          <w:rStyle w:val="Hyperlink.14"/>
-        </w:rPr>
-        <w:fldChar w:fldCharType="begin" w:fldLock="0"/>
-      </w:r>
-      <w:r>
-        <w:rPr>
-          <w:rStyle w:val="Hyperlink.14"/>
-        </w:rPr>
-        <w:instrText xml:space="preserve"> HYPERLINK "https://www.zotero.org/google-docs/?wEdHYe"</w:instrText>
-      </w:r>
-      <w:r>
-        <w:rPr>
-          <w:rStyle w:val="Hyperlink.14"/>
-        </w:rPr>
-        <w:fldChar w:fldCharType="separate" w:fldLock="0"/>
-      </w:r>
-      <w:r>
-        <w:rPr>
-          <w:rStyle w:val="Hyperlink.14"/>
+          <w:rStyle w:val="Hyperlink.12"/>
+        </w:rPr>
+        <w:fldChar w:fldCharType="begin" w:fldLock="0"/>
+      </w:r>
+      <w:r>
+        <w:rPr>
+          <w:rStyle w:val="Hyperlink.12"/>
+        </w:rPr>
+        <w:instrText xml:space="preserve"> HYPERLINK "https://www.zotero.org/google-docs/?wEdHYe"</w:instrText>
+      </w:r>
+      <w:r>
+        <w:rPr>
+          <w:rStyle w:val="Hyperlink.12"/>
+        </w:rPr>
+        <w:fldChar w:fldCharType="separate" w:fldLock="0"/>
+      </w:r>
+      <w:r>
+        <w:rPr>
+          <w:rStyle w:val="Hyperlink.12"/>
           <w:rtl w:val="0"/>
           <w:lang w:val="en-US"/>
         </w:rPr>
@@ -13310,25 +13344,25 @@
       </w:r>
       <w:r>
         <w:rPr>
-          <w:rStyle w:val="Hyperlink.14"/>
-        </w:rPr>
-        <w:fldChar w:fldCharType="begin" w:fldLock="0"/>
-      </w:r>
-      <w:r>
-        <w:rPr>
-          <w:rStyle w:val="Hyperlink.14"/>
-        </w:rPr>
-        <w:instrText xml:space="preserve"> HYPERLINK "https://www.zotero.org/google-docs/?wEdHYe"</w:instrText>
-      </w:r>
-      <w:r>
-        <w:rPr>
-          <w:rStyle w:val="Hyperlink.14"/>
-        </w:rPr>
-        <w:fldChar w:fldCharType="separate" w:fldLock="0"/>
-      </w:r>
-      <w:r>
-        <w:rPr>
-          <w:rStyle w:val="Hyperlink.14"/>
+          <w:rStyle w:val="Hyperlink.12"/>
+        </w:rPr>
+        <w:fldChar w:fldCharType="begin" w:fldLock="0"/>
+      </w:r>
+      <w:r>
+        <w:rPr>
+          <w:rStyle w:val="Hyperlink.12"/>
+        </w:rPr>
+        <w:instrText xml:space="preserve"> HYPERLINK "https://www.zotero.org/google-docs/?wEdHYe"</w:instrText>
+      </w:r>
+      <w:r>
+        <w:rPr>
+          <w:rStyle w:val="Hyperlink.12"/>
+        </w:rPr>
+        <w:fldChar w:fldCharType="separate" w:fldLock="0"/>
+      </w:r>
+      <w:r>
+        <w:rPr>
+          <w:rStyle w:val="Hyperlink.12"/>
           <w:rtl w:val="0"/>
           <w:lang w:val="en-US"/>
         </w:rPr>
@@ -13425,25 +13459,25 @@
       </w:r>
       <w:r>
         <w:rPr>
-          <w:rStyle w:val="Hyperlink.14"/>
-        </w:rPr>
-        <w:fldChar w:fldCharType="begin" w:fldLock="0"/>
-      </w:r>
-      <w:r>
-        <w:rPr>
-          <w:rStyle w:val="Hyperlink.14"/>
-        </w:rPr>
-        <w:instrText xml:space="preserve"> HYPERLINK "https://www.zotero.org/google-docs/?wEdHYe"</w:instrText>
-      </w:r>
-      <w:r>
-        <w:rPr>
-          <w:rStyle w:val="Hyperlink.14"/>
-        </w:rPr>
-        <w:fldChar w:fldCharType="separate" w:fldLock="0"/>
-      </w:r>
-      <w:r>
-        <w:rPr>
-          <w:rStyle w:val="Hyperlink.14"/>
+          <w:rStyle w:val="Hyperlink.12"/>
+        </w:rPr>
+        <w:fldChar w:fldCharType="begin" w:fldLock="0"/>
+      </w:r>
+      <w:r>
+        <w:rPr>
+          <w:rStyle w:val="Hyperlink.12"/>
+        </w:rPr>
+        <w:instrText xml:space="preserve"> HYPERLINK "https://www.zotero.org/google-docs/?wEdHYe"</w:instrText>
+      </w:r>
+      <w:r>
+        <w:rPr>
+          <w:rStyle w:val="Hyperlink.12"/>
+        </w:rPr>
+        <w:fldChar w:fldCharType="separate" w:fldLock="0"/>
+      </w:r>
+      <w:r>
+        <w:rPr>
+          <w:rStyle w:val="Hyperlink.12"/>
           <w:rtl w:val="0"/>
           <w:lang w:val="en-US"/>
         </w:rPr>
@@ -13485,25 +13519,25 @@
       </w:r>
       <w:r>
         <w:rPr>
-          <w:rStyle w:val="Hyperlink.14"/>
-        </w:rPr>
-        <w:fldChar w:fldCharType="begin" w:fldLock="0"/>
-      </w:r>
-      <w:r>
-        <w:rPr>
-          <w:rStyle w:val="Hyperlink.14"/>
-        </w:rPr>
-        <w:instrText xml:space="preserve"> HYPERLINK "https://www.zotero.org/google-docs/?wEdHYe"</w:instrText>
-      </w:r>
-      <w:r>
-        <w:rPr>
-          <w:rStyle w:val="Hyperlink.14"/>
-        </w:rPr>
-        <w:fldChar w:fldCharType="separate" w:fldLock="0"/>
-      </w:r>
-      <w:r>
-        <w:rPr>
-          <w:rStyle w:val="Hyperlink.14"/>
+          <w:rStyle w:val="Hyperlink.12"/>
+        </w:rPr>
+        <w:fldChar w:fldCharType="begin" w:fldLock="0"/>
+      </w:r>
+      <w:r>
+        <w:rPr>
+          <w:rStyle w:val="Hyperlink.12"/>
+        </w:rPr>
+        <w:instrText xml:space="preserve"> HYPERLINK "https://www.zotero.org/google-docs/?wEdHYe"</w:instrText>
+      </w:r>
+      <w:r>
+        <w:rPr>
+          <w:rStyle w:val="Hyperlink.12"/>
+        </w:rPr>
+        <w:fldChar w:fldCharType="separate" w:fldLock="0"/>
+      </w:r>
+      <w:r>
+        <w:rPr>
+          <w:rStyle w:val="Hyperlink.12"/>
           <w:rtl w:val="0"/>
           <w:lang w:val="en-US"/>
         </w:rPr>
@@ -13578,7 +13612,7 @@
       </w:r>
       <w:r>
         <w:rPr>
-          <w:rStyle w:val="Hyperlink.14"/>
+          <w:rStyle w:val="Hyperlink.12"/>
           <w:rtl w:val="0"/>
           <w:lang w:val="en-US"/>
         </w:rPr>
@@ -13654,25 +13688,25 @@
       </w:r>
       <w:r>
         <w:rPr>
-          <w:rStyle w:val="Hyperlink.14"/>
-        </w:rPr>
-        <w:fldChar w:fldCharType="begin" w:fldLock="0"/>
-      </w:r>
-      <w:r>
-        <w:rPr>
-          <w:rStyle w:val="Hyperlink.14"/>
-        </w:rPr>
-        <w:instrText xml:space="preserve"> HYPERLINK "https://www.zotero.org/google-docs/?wEdHYe"</w:instrText>
-      </w:r>
-      <w:r>
-        <w:rPr>
-          <w:rStyle w:val="Hyperlink.14"/>
-        </w:rPr>
-        <w:fldChar w:fldCharType="separate" w:fldLock="0"/>
-      </w:r>
-      <w:r>
-        <w:rPr>
-          <w:rStyle w:val="Hyperlink.14"/>
+          <w:rStyle w:val="Hyperlink.12"/>
+        </w:rPr>
+        <w:fldChar w:fldCharType="begin" w:fldLock="0"/>
+      </w:r>
+      <w:r>
+        <w:rPr>
+          <w:rStyle w:val="Hyperlink.12"/>
+        </w:rPr>
+        <w:instrText xml:space="preserve"> HYPERLINK "https://www.zotero.org/google-docs/?wEdHYe"</w:instrText>
+      </w:r>
+      <w:r>
+        <w:rPr>
+          <w:rStyle w:val="Hyperlink.12"/>
+        </w:rPr>
+        <w:fldChar w:fldCharType="separate" w:fldLock="0"/>
+      </w:r>
+      <w:r>
+        <w:rPr>
+          <w:rStyle w:val="Hyperlink.12"/>
           <w:rtl w:val="0"/>
           <w:lang w:val="en-US"/>
         </w:rPr>
@@ -13714,25 +13748,25 @@
       </w:r>
       <w:r>
         <w:rPr>
-          <w:rStyle w:val="Hyperlink.14"/>
-        </w:rPr>
-        <w:fldChar w:fldCharType="begin" w:fldLock="0"/>
-      </w:r>
-      <w:r>
-        <w:rPr>
-          <w:rStyle w:val="Hyperlink.14"/>
-        </w:rPr>
-        <w:instrText xml:space="preserve"> HYPERLINK "https://www.zotero.org/google-docs/?wEdHYe"</w:instrText>
-      </w:r>
-      <w:r>
-        <w:rPr>
-          <w:rStyle w:val="Hyperlink.14"/>
-        </w:rPr>
-        <w:fldChar w:fldCharType="separate" w:fldLock="0"/>
-      </w:r>
-      <w:r>
-        <w:rPr>
-          <w:rStyle w:val="Hyperlink.14"/>
+          <w:rStyle w:val="Hyperlink.12"/>
+        </w:rPr>
+        <w:fldChar w:fldCharType="begin" w:fldLock="0"/>
+      </w:r>
+      <w:r>
+        <w:rPr>
+          <w:rStyle w:val="Hyperlink.12"/>
+        </w:rPr>
+        <w:instrText xml:space="preserve"> HYPERLINK "https://www.zotero.org/google-docs/?wEdHYe"</w:instrText>
+      </w:r>
+      <w:r>
+        <w:rPr>
+          <w:rStyle w:val="Hyperlink.12"/>
+        </w:rPr>
+        <w:fldChar w:fldCharType="separate" w:fldLock="0"/>
+      </w:r>
+      <w:r>
+        <w:rPr>
+          <w:rStyle w:val="Hyperlink.12"/>
           <w:rtl w:val="0"/>
           <w:lang w:val="en-US"/>
         </w:rPr>
@@ -13834,25 +13868,25 @@
       </w:r>
       <w:r>
         <w:rPr>
-          <w:rStyle w:val="Hyperlink.14"/>
-        </w:rPr>
-        <w:fldChar w:fldCharType="begin" w:fldLock="0"/>
-      </w:r>
-      <w:r>
-        <w:rPr>
-          <w:rStyle w:val="Hyperlink.14"/>
-        </w:rPr>
-        <w:instrText xml:space="preserve"> HYPERLINK "https://www.zotero.org/google-docs/?wEdHYe"</w:instrText>
-      </w:r>
-      <w:r>
-        <w:rPr>
-          <w:rStyle w:val="Hyperlink.14"/>
-        </w:rPr>
-        <w:fldChar w:fldCharType="separate" w:fldLock="0"/>
-      </w:r>
-      <w:r>
-        <w:rPr>
-          <w:rStyle w:val="Hyperlink.14"/>
+          <w:rStyle w:val="Hyperlink.12"/>
+        </w:rPr>
+        <w:fldChar w:fldCharType="begin" w:fldLock="0"/>
+      </w:r>
+      <w:r>
+        <w:rPr>
+          <w:rStyle w:val="Hyperlink.12"/>
+        </w:rPr>
+        <w:instrText xml:space="preserve"> HYPERLINK "https://www.zotero.org/google-docs/?wEdHYe"</w:instrText>
+      </w:r>
+      <w:r>
+        <w:rPr>
+          <w:rStyle w:val="Hyperlink.12"/>
+        </w:rPr>
+        <w:fldChar w:fldCharType="separate" w:fldLock="0"/>
+      </w:r>
+      <w:r>
+        <w:rPr>
+          <w:rStyle w:val="Hyperlink.12"/>
           <w:rtl w:val="0"/>
           <w:lang w:val="en-US"/>
         </w:rPr>
@@ -13954,25 +13988,25 @@
       </w:r>
       <w:r>
         <w:rPr>
-          <w:rStyle w:val="Hyperlink.14"/>
-        </w:rPr>
-        <w:fldChar w:fldCharType="begin" w:fldLock="0"/>
-      </w:r>
-      <w:r>
-        <w:rPr>
-          <w:rStyle w:val="Hyperlink.14"/>
-        </w:rPr>
-        <w:instrText xml:space="preserve"> HYPERLINK "https://www.zotero.org/google-docs/?wEdHYe"</w:instrText>
-      </w:r>
-      <w:r>
-        <w:rPr>
-          <w:rStyle w:val="Hyperlink.14"/>
-        </w:rPr>
-        <w:fldChar w:fldCharType="separate" w:fldLock="0"/>
-      </w:r>
-      <w:r>
-        <w:rPr>
-          <w:rStyle w:val="Hyperlink.14"/>
+          <w:rStyle w:val="Hyperlink.12"/>
+        </w:rPr>
+        <w:fldChar w:fldCharType="begin" w:fldLock="0"/>
+      </w:r>
+      <w:r>
+        <w:rPr>
+          <w:rStyle w:val="Hyperlink.12"/>
+        </w:rPr>
+        <w:instrText xml:space="preserve"> HYPERLINK "https://www.zotero.org/google-docs/?wEdHYe"</w:instrText>
+      </w:r>
+      <w:r>
+        <w:rPr>
+          <w:rStyle w:val="Hyperlink.12"/>
+        </w:rPr>
+        <w:fldChar w:fldCharType="separate" w:fldLock="0"/>
+      </w:r>
+      <w:r>
+        <w:rPr>
+          <w:rStyle w:val="Hyperlink.12"/>
           <w:rtl w:val="0"/>
           <w:lang w:val="en-US"/>
         </w:rPr>
@@ -14014,25 +14048,25 @@
       </w:r>
       <w:r>
         <w:rPr>
-          <w:rStyle w:val="Hyperlink.14"/>
-        </w:rPr>
-        <w:fldChar w:fldCharType="begin" w:fldLock="0"/>
-      </w:r>
-      <w:r>
-        <w:rPr>
-          <w:rStyle w:val="Hyperlink.14"/>
-        </w:rPr>
-        <w:instrText xml:space="preserve"> HYPERLINK "https://www.zotero.org/google-docs/?wEdHYe"</w:instrText>
-      </w:r>
-      <w:r>
-        <w:rPr>
-          <w:rStyle w:val="Hyperlink.14"/>
-        </w:rPr>
-        <w:fldChar w:fldCharType="separate" w:fldLock="0"/>
-      </w:r>
-      <w:r>
-        <w:rPr>
-          <w:rStyle w:val="Hyperlink.14"/>
+          <w:rStyle w:val="Hyperlink.12"/>
+        </w:rPr>
+        <w:fldChar w:fldCharType="begin" w:fldLock="0"/>
+      </w:r>
+      <w:r>
+        <w:rPr>
+          <w:rStyle w:val="Hyperlink.12"/>
+        </w:rPr>
+        <w:instrText xml:space="preserve"> HYPERLINK "https://www.zotero.org/google-docs/?wEdHYe"</w:instrText>
+      </w:r>
+      <w:r>
+        <w:rPr>
+          <w:rStyle w:val="Hyperlink.12"/>
+        </w:rPr>
+        <w:fldChar w:fldCharType="separate" w:fldLock="0"/>
+      </w:r>
+      <w:r>
+        <w:rPr>
+          <w:rStyle w:val="Hyperlink.12"/>
           <w:rtl w:val="0"/>
           <w:lang w:val="en-US"/>
         </w:rPr>
@@ -14132,25 +14166,25 @@
       </w:r>
       <w:r>
         <w:rPr>
-          <w:rStyle w:val="Hyperlink.14"/>
-        </w:rPr>
-        <w:fldChar w:fldCharType="begin" w:fldLock="0"/>
-      </w:r>
-      <w:r>
-        <w:rPr>
-          <w:rStyle w:val="Hyperlink.14"/>
-        </w:rPr>
-        <w:instrText xml:space="preserve"> HYPERLINK "https://www.zotero.org/google-docs/?wEdHYe"</w:instrText>
-      </w:r>
-      <w:r>
-        <w:rPr>
-          <w:rStyle w:val="Hyperlink.14"/>
-        </w:rPr>
-        <w:fldChar w:fldCharType="separate" w:fldLock="0"/>
-      </w:r>
-      <w:r>
-        <w:rPr>
-          <w:rStyle w:val="Hyperlink.14"/>
+          <w:rStyle w:val="Hyperlink.12"/>
+        </w:rPr>
+        <w:fldChar w:fldCharType="begin" w:fldLock="0"/>
+      </w:r>
+      <w:r>
+        <w:rPr>
+          <w:rStyle w:val="Hyperlink.12"/>
+        </w:rPr>
+        <w:instrText xml:space="preserve"> HYPERLINK "https://www.zotero.org/google-docs/?wEdHYe"</w:instrText>
+      </w:r>
+      <w:r>
+        <w:rPr>
+          <w:rStyle w:val="Hyperlink.12"/>
+        </w:rPr>
+        <w:fldChar w:fldCharType="separate" w:fldLock="0"/>
+      </w:r>
+      <w:r>
+        <w:rPr>
+          <w:rStyle w:val="Hyperlink.12"/>
           <w:rtl w:val="0"/>
           <w:lang w:val="en-US"/>
         </w:rPr>
@@ -14192,25 +14226,25 @@
       </w:r>
       <w:r>
         <w:rPr>
-          <w:rStyle w:val="Hyperlink.14"/>
-        </w:rPr>
-        <w:fldChar w:fldCharType="begin" w:fldLock="0"/>
-      </w:r>
-      <w:r>
-        <w:rPr>
-          <w:rStyle w:val="Hyperlink.14"/>
-        </w:rPr>
-        <w:instrText xml:space="preserve"> HYPERLINK "https://www.zotero.org/google-docs/?wEdHYe"</w:instrText>
-      </w:r>
-      <w:r>
-        <w:rPr>
-          <w:rStyle w:val="Hyperlink.14"/>
-        </w:rPr>
-        <w:fldChar w:fldCharType="separate" w:fldLock="0"/>
-      </w:r>
-      <w:r>
-        <w:rPr>
-          <w:rStyle w:val="Hyperlink.14"/>
+          <w:rStyle w:val="Hyperlink.12"/>
+        </w:rPr>
+        <w:fldChar w:fldCharType="begin" w:fldLock="0"/>
+      </w:r>
+      <w:r>
+        <w:rPr>
+          <w:rStyle w:val="Hyperlink.12"/>
+        </w:rPr>
+        <w:instrText xml:space="preserve"> HYPERLINK "https://www.zotero.org/google-docs/?wEdHYe"</w:instrText>
+      </w:r>
+      <w:r>
+        <w:rPr>
+          <w:rStyle w:val="Hyperlink.12"/>
+        </w:rPr>
+        <w:fldChar w:fldCharType="separate" w:fldLock="0"/>
+      </w:r>
+      <w:r>
+        <w:rPr>
+          <w:rStyle w:val="Hyperlink.12"/>
           <w:rtl w:val="0"/>
           <w:lang w:val="en-US"/>
         </w:rPr>
@@ -14275,12 +14309,12 @@
         <w:ind w:left="720" w:hanging="720"/>
         <w:jc w:val="both"/>
         <w:rPr>
-          <w:rStyle w:val="Hyperlink.15"/>
+          <w:rStyle w:val="None"/>
         </w:rPr>
       </w:pPr>
       <w:r>
         <w:rPr>
-          <w:rStyle w:val="Hyperlink.15"/>
+          <w:rStyle w:val="None"/>
           <w:rtl w:val="0"/>
           <w:lang w:val="en-US"/>
         </w:rPr>
@@ -14288,7 +14322,7 @@
       </w:r>
       <w:r>
         <w:rPr>
-          <w:rStyle w:val="Hyperlink.15"/>
+          <w:rStyle w:val="None"/>
           <w:rtl w:val="0"/>
           <w:lang w:val="en-US"/>
         </w:rPr>
@@ -14296,7 +14330,7 @@
       </w:r>
       <w:r>
         <w:rPr>
-          <w:rStyle w:val="Hyperlink.14"/>
+          <w:rStyle w:val="Hyperlink.12"/>
           <w:rtl w:val="0"/>
           <w:lang w:val="en-US"/>
         </w:rPr>
@@ -14304,7 +14338,7 @@
       </w:r>
       <w:r>
         <w:rPr>
-          <w:rStyle w:val="Hyperlink.15"/>
+          <w:rStyle w:val="None"/>
           <w:rtl w:val="0"/>
           <w:lang w:val="en-US"/>
         </w:rPr>
@@ -14312,7 +14346,7 @@
       </w:r>
       <w:r>
         <w:rPr>
-          <w:rStyle w:val="Hyperlink.15"/>
+          <w:rStyle w:val="None"/>
           <w:rtl w:val="0"/>
           <w:lang w:val="en-US"/>
         </w:rPr>
@@ -14320,7 +14354,7 @@
       </w:r>
       <w:r>
         <w:rPr>
-          <w:rStyle w:val="Hyperlink.14"/>
+          <w:rStyle w:val="Hyperlink.12"/>
           <w:rtl w:val="0"/>
           <w:lang w:val="en-US"/>
         </w:rPr>
@@ -14328,7 +14362,7 @@
       </w:r>
       <w:r>
         <w:rPr>
-          <w:rStyle w:val="Hyperlink.15"/>
+          <w:rStyle w:val="None"/>
           <w:rtl w:val="0"/>
           <w:lang w:val="en-US"/>
         </w:rPr>
@@ -14344,7 +14378,7 @@
       </w:r>
       <w:r>
         <w:rPr>
-          <w:rStyle w:val="Hyperlink.15"/>
+          <w:rStyle w:val="None"/>
           <w:rtl w:val="0"/>
           <w:lang w:val="en-US"/>
         </w:rPr>
@@ -14396,25 +14430,25 @@
       </w:r>
       <w:r>
         <w:rPr>
-          <w:rStyle w:val="Hyperlink.14"/>
-        </w:rPr>
-        <w:fldChar w:fldCharType="begin" w:fldLock="0"/>
-      </w:r>
-      <w:r>
-        <w:rPr>
-          <w:rStyle w:val="Hyperlink.14"/>
-        </w:rPr>
-        <w:instrText xml:space="preserve"> HYPERLINK "https://www.zotero.org/google-docs/?wEdHYe"</w:instrText>
-      </w:r>
-      <w:r>
-        <w:rPr>
-          <w:rStyle w:val="Hyperlink.14"/>
-        </w:rPr>
-        <w:fldChar w:fldCharType="separate" w:fldLock="0"/>
-      </w:r>
-      <w:r>
-        <w:rPr>
-          <w:rStyle w:val="Hyperlink.14"/>
+          <w:rStyle w:val="Hyperlink.12"/>
+        </w:rPr>
+        <w:fldChar w:fldCharType="begin" w:fldLock="0"/>
+      </w:r>
+      <w:r>
+        <w:rPr>
+          <w:rStyle w:val="Hyperlink.12"/>
+        </w:rPr>
+        <w:instrText xml:space="preserve"> HYPERLINK "https://www.zotero.org/google-docs/?wEdHYe"</w:instrText>
+      </w:r>
+      <w:r>
+        <w:rPr>
+          <w:rStyle w:val="Hyperlink.12"/>
+        </w:rPr>
+        <w:fldChar w:fldCharType="separate" w:fldLock="0"/>
+      </w:r>
+      <w:r>
+        <w:rPr>
+          <w:rStyle w:val="Hyperlink.12"/>
           <w:rtl w:val="0"/>
           <w:lang w:val="en-US"/>
         </w:rPr>
@@ -14500,25 +14534,25 @@
       </w:r>
       <w:r>
         <w:rPr>
-          <w:rStyle w:val="Hyperlink.14"/>
-        </w:rPr>
-        <w:fldChar w:fldCharType="begin" w:fldLock="0"/>
-      </w:r>
-      <w:r>
-        <w:rPr>
-          <w:rStyle w:val="Hyperlink.14"/>
-        </w:rPr>
-        <w:instrText xml:space="preserve"> HYPERLINK "https://www.zotero.org/google-docs/?wEdHYe"</w:instrText>
-      </w:r>
-      <w:r>
-        <w:rPr>
-          <w:rStyle w:val="Hyperlink.14"/>
-        </w:rPr>
-        <w:fldChar w:fldCharType="separate" w:fldLock="0"/>
-      </w:r>
-      <w:r>
-        <w:rPr>
-          <w:rStyle w:val="Hyperlink.14"/>
+          <w:rStyle w:val="Hyperlink.12"/>
+        </w:rPr>
+        <w:fldChar w:fldCharType="begin" w:fldLock="0"/>
+      </w:r>
+      <w:r>
+        <w:rPr>
+          <w:rStyle w:val="Hyperlink.12"/>
+        </w:rPr>
+        <w:instrText xml:space="preserve"> HYPERLINK "https://www.zotero.org/google-docs/?wEdHYe"</w:instrText>
+      </w:r>
+      <w:r>
+        <w:rPr>
+          <w:rStyle w:val="Hyperlink.12"/>
+        </w:rPr>
+        <w:fldChar w:fldCharType="separate" w:fldLock="0"/>
+      </w:r>
+      <w:r>
+        <w:rPr>
+          <w:rStyle w:val="Hyperlink.12"/>
           <w:rtl w:val="0"/>
           <w:lang w:val="en-US"/>
         </w:rPr>
@@ -14560,25 +14594,25 @@
       </w:r>
       <w:r>
         <w:rPr>
-          <w:rStyle w:val="Hyperlink.14"/>
-        </w:rPr>
-        <w:fldChar w:fldCharType="begin" w:fldLock="0"/>
-      </w:r>
-      <w:r>
-        <w:rPr>
-          <w:rStyle w:val="Hyperlink.14"/>
-        </w:rPr>
-        <w:instrText xml:space="preserve"> HYPERLINK "https://www.zotero.org/google-docs/?wEdHYe"</w:instrText>
-      </w:r>
-      <w:r>
-        <w:rPr>
-          <w:rStyle w:val="Hyperlink.14"/>
-        </w:rPr>
-        <w:fldChar w:fldCharType="separate" w:fldLock="0"/>
-      </w:r>
-      <w:r>
-        <w:rPr>
-          <w:rStyle w:val="Hyperlink.14"/>
+          <w:rStyle w:val="Hyperlink.12"/>
+        </w:rPr>
+        <w:fldChar w:fldCharType="begin" w:fldLock="0"/>
+      </w:r>
+      <w:r>
+        <w:rPr>
+          <w:rStyle w:val="Hyperlink.12"/>
+        </w:rPr>
+        <w:instrText xml:space="preserve"> HYPERLINK "https://www.zotero.org/google-docs/?wEdHYe"</w:instrText>
+      </w:r>
+      <w:r>
+        <w:rPr>
+          <w:rStyle w:val="Hyperlink.12"/>
+        </w:rPr>
+        <w:fldChar w:fldCharType="separate" w:fldLock="0"/>
+      </w:r>
+      <w:r>
+        <w:rPr>
+          <w:rStyle w:val="Hyperlink.12"/>
           <w:rtl w:val="0"/>
           <w:lang w:val="en-US"/>
         </w:rPr>
@@ -14680,25 +14714,25 @@
       </w:r>
       <w:r>
         <w:rPr>
-          <w:rStyle w:val="Hyperlink.14"/>
-        </w:rPr>
-        <w:fldChar w:fldCharType="begin" w:fldLock="0"/>
-      </w:r>
-      <w:r>
-        <w:rPr>
-          <w:rStyle w:val="Hyperlink.14"/>
-        </w:rPr>
-        <w:instrText xml:space="preserve"> HYPERLINK "https://www.zotero.org/google-docs/?wEdHYe"</w:instrText>
-      </w:r>
-      <w:r>
-        <w:rPr>
-          <w:rStyle w:val="Hyperlink.14"/>
-        </w:rPr>
-        <w:fldChar w:fldCharType="separate" w:fldLock="0"/>
-      </w:r>
-      <w:r>
-        <w:rPr>
-          <w:rStyle w:val="Hyperlink.14"/>
+          <w:rStyle w:val="Hyperlink.12"/>
+        </w:rPr>
+        <w:fldChar w:fldCharType="begin" w:fldLock="0"/>
+      </w:r>
+      <w:r>
+        <w:rPr>
+          <w:rStyle w:val="Hyperlink.12"/>
+        </w:rPr>
+        <w:instrText xml:space="preserve"> HYPERLINK "https://www.zotero.org/google-docs/?wEdHYe"</w:instrText>
+      </w:r>
+      <w:r>
+        <w:rPr>
+          <w:rStyle w:val="Hyperlink.12"/>
+        </w:rPr>
+        <w:fldChar w:fldCharType="separate" w:fldLock="0"/>
+      </w:r>
+      <w:r>
+        <w:rPr>
+          <w:rStyle w:val="Hyperlink.12"/>
           <w:rtl w:val="0"/>
           <w:lang w:val="en-US"/>
         </w:rPr>
@@ -14792,25 +14826,25 @@
       </w:r>
       <w:r>
         <w:rPr>
-          <w:rStyle w:val="Hyperlink.14"/>
-        </w:rPr>
-        <w:fldChar w:fldCharType="begin" w:fldLock="0"/>
-      </w:r>
-      <w:r>
-        <w:rPr>
-          <w:rStyle w:val="Hyperlink.14"/>
-        </w:rPr>
-        <w:instrText xml:space="preserve"> HYPERLINK "https://www.zotero.org/google-docs/?wEdHYe"</w:instrText>
-      </w:r>
-      <w:r>
-        <w:rPr>
-          <w:rStyle w:val="Hyperlink.14"/>
-        </w:rPr>
-        <w:fldChar w:fldCharType="separate" w:fldLock="0"/>
-      </w:r>
-      <w:r>
-        <w:rPr>
-          <w:rStyle w:val="Hyperlink.14"/>
+          <w:rStyle w:val="Hyperlink.12"/>
+        </w:rPr>
+        <w:fldChar w:fldCharType="begin" w:fldLock="0"/>
+      </w:r>
+      <w:r>
+        <w:rPr>
+          <w:rStyle w:val="Hyperlink.12"/>
+        </w:rPr>
+        <w:instrText xml:space="preserve"> HYPERLINK "https://www.zotero.org/google-docs/?wEdHYe"</w:instrText>
+      </w:r>
+      <w:r>
+        <w:rPr>
+          <w:rStyle w:val="Hyperlink.12"/>
+        </w:rPr>
+        <w:fldChar w:fldCharType="separate" w:fldLock="0"/>
+      </w:r>
+      <w:r>
+        <w:rPr>
+          <w:rStyle w:val="Hyperlink.12"/>
           <w:rtl w:val="0"/>
           <w:lang w:val="en-US"/>
         </w:rPr>
@@ -14852,25 +14886,25 @@
       </w:r>
       <w:r>
         <w:rPr>
-          <w:rStyle w:val="Hyperlink.14"/>
-        </w:rPr>
-        <w:fldChar w:fldCharType="begin" w:fldLock="0"/>
-      </w:r>
-      <w:r>
-        <w:rPr>
-          <w:rStyle w:val="Hyperlink.14"/>
-        </w:rPr>
-        <w:instrText xml:space="preserve"> HYPERLINK "https://www.zotero.org/google-docs/?wEdHYe"</w:instrText>
-      </w:r>
-      <w:r>
-        <w:rPr>
-          <w:rStyle w:val="Hyperlink.14"/>
-        </w:rPr>
-        <w:fldChar w:fldCharType="separate" w:fldLock="0"/>
-      </w:r>
-      <w:r>
-        <w:rPr>
-          <w:rStyle w:val="Hyperlink.14"/>
+          <w:rStyle w:val="Hyperlink.12"/>
+        </w:rPr>
+        <w:fldChar w:fldCharType="begin" w:fldLock="0"/>
+      </w:r>
+      <w:r>
+        <w:rPr>
+          <w:rStyle w:val="Hyperlink.12"/>
+        </w:rPr>
+        <w:instrText xml:space="preserve"> HYPERLINK "https://www.zotero.org/google-docs/?wEdHYe"</w:instrText>
+      </w:r>
+      <w:r>
+        <w:rPr>
+          <w:rStyle w:val="Hyperlink.12"/>
+        </w:rPr>
+        <w:fldChar w:fldCharType="separate" w:fldLock="0"/>
+      </w:r>
+      <w:r>
+        <w:rPr>
+          <w:rStyle w:val="Hyperlink.12"/>
           <w:rtl w:val="0"/>
           <w:lang w:val="en-US"/>
         </w:rPr>
@@ -14972,25 +15006,25 @@
       </w:r>
       <w:r>
         <w:rPr>
-          <w:rStyle w:val="Hyperlink.14"/>
-        </w:rPr>
-        <w:fldChar w:fldCharType="begin" w:fldLock="0"/>
-      </w:r>
-      <w:r>
-        <w:rPr>
-          <w:rStyle w:val="Hyperlink.14"/>
-        </w:rPr>
-        <w:instrText xml:space="preserve"> HYPERLINK "https://www.zotero.org/google-docs/?wEdHYe"</w:instrText>
-      </w:r>
-      <w:r>
-        <w:rPr>
-          <w:rStyle w:val="Hyperlink.14"/>
-        </w:rPr>
-        <w:fldChar w:fldCharType="separate" w:fldLock="0"/>
-      </w:r>
-      <w:r>
-        <w:rPr>
-          <w:rStyle w:val="Hyperlink.14"/>
+          <w:rStyle w:val="Hyperlink.12"/>
+        </w:rPr>
+        <w:fldChar w:fldCharType="begin" w:fldLock="0"/>
+      </w:r>
+      <w:r>
+        <w:rPr>
+          <w:rStyle w:val="Hyperlink.12"/>
+        </w:rPr>
+        <w:instrText xml:space="preserve"> HYPERLINK "https://www.zotero.org/google-docs/?wEdHYe"</w:instrText>
+      </w:r>
+      <w:r>
+        <w:rPr>
+          <w:rStyle w:val="Hyperlink.12"/>
+        </w:rPr>
+        <w:fldChar w:fldCharType="separate" w:fldLock="0"/>
+      </w:r>
+      <w:r>
+        <w:rPr>
+          <w:rStyle w:val="Hyperlink.12"/>
           <w:rtl w:val="0"/>
           <w:lang w:val="en-US"/>
         </w:rPr>
@@ -15032,25 +15066,25 @@
       </w:r>
       <w:r>
         <w:rPr>
-          <w:rStyle w:val="Hyperlink.14"/>
-        </w:rPr>
-        <w:fldChar w:fldCharType="begin" w:fldLock="0"/>
-      </w:r>
-      <w:r>
-        <w:rPr>
-          <w:rStyle w:val="Hyperlink.14"/>
-        </w:rPr>
-        <w:instrText xml:space="preserve"> HYPERLINK "https://www.zotero.org/google-docs/?wEdHYe"</w:instrText>
-      </w:r>
-      <w:r>
-        <w:rPr>
-          <w:rStyle w:val="Hyperlink.14"/>
-        </w:rPr>
-        <w:fldChar w:fldCharType="separate" w:fldLock="0"/>
-      </w:r>
-      <w:r>
-        <w:rPr>
-          <w:rStyle w:val="Hyperlink.14"/>
+          <w:rStyle w:val="Hyperlink.12"/>
+        </w:rPr>
+        <w:fldChar w:fldCharType="begin" w:fldLock="0"/>
+      </w:r>
+      <w:r>
+        <w:rPr>
+          <w:rStyle w:val="Hyperlink.12"/>
+        </w:rPr>
+        <w:instrText xml:space="preserve"> HYPERLINK "https://www.zotero.org/google-docs/?wEdHYe"</w:instrText>
+      </w:r>
+      <w:r>
+        <w:rPr>
+          <w:rStyle w:val="Hyperlink.12"/>
+        </w:rPr>
+        <w:fldChar w:fldCharType="separate" w:fldLock="0"/>
+      </w:r>
+      <w:r>
+        <w:rPr>
+          <w:rStyle w:val="Hyperlink.12"/>
           <w:rtl w:val="0"/>
           <w:lang w:val="en-US"/>
         </w:rPr>
@@ -15147,25 +15181,25 @@
       </w:r>
       <w:r>
         <w:rPr>
-          <w:rStyle w:val="Hyperlink.14"/>
-        </w:rPr>
-        <w:fldChar w:fldCharType="begin" w:fldLock="0"/>
-      </w:r>
-      <w:r>
-        <w:rPr>
-          <w:rStyle w:val="Hyperlink.14"/>
-        </w:rPr>
-        <w:instrText xml:space="preserve"> HYPERLINK "https://www.zotero.org/google-docs/?wEdHYe"</w:instrText>
-      </w:r>
-      <w:r>
-        <w:rPr>
-          <w:rStyle w:val="Hyperlink.14"/>
-        </w:rPr>
-        <w:fldChar w:fldCharType="separate" w:fldLock="0"/>
-      </w:r>
-      <w:r>
-        <w:rPr>
-          <w:rStyle w:val="Hyperlink.14"/>
+          <w:rStyle w:val="Hyperlink.12"/>
+        </w:rPr>
+        <w:fldChar w:fldCharType="begin" w:fldLock="0"/>
+      </w:r>
+      <w:r>
+        <w:rPr>
+          <w:rStyle w:val="Hyperlink.12"/>
+        </w:rPr>
+        <w:instrText xml:space="preserve"> HYPERLINK "https://www.zotero.org/google-docs/?wEdHYe"</w:instrText>
+      </w:r>
+      <w:r>
+        <w:rPr>
+          <w:rStyle w:val="Hyperlink.12"/>
+        </w:rPr>
+        <w:fldChar w:fldCharType="separate" w:fldLock="0"/>
+      </w:r>
+      <w:r>
+        <w:rPr>
+          <w:rStyle w:val="Hyperlink.12"/>
           <w:rtl w:val="0"/>
           <w:lang w:val="en-US"/>
         </w:rPr>
@@ -15207,25 +15241,25 @@
       </w:r>
       <w:r>
         <w:rPr>
-          <w:rStyle w:val="Hyperlink.14"/>
-        </w:rPr>
-        <w:fldChar w:fldCharType="begin" w:fldLock="0"/>
-      </w:r>
-      <w:r>
-        <w:rPr>
-          <w:rStyle w:val="Hyperlink.14"/>
-        </w:rPr>
-        <w:instrText xml:space="preserve"> HYPERLINK "https://www.zotero.org/google-docs/?wEdHYe"</w:instrText>
-      </w:r>
-      <w:r>
-        <w:rPr>
-          <w:rStyle w:val="Hyperlink.14"/>
-        </w:rPr>
-        <w:fldChar w:fldCharType="separate" w:fldLock="0"/>
-      </w:r>
-      <w:r>
-        <w:rPr>
-          <w:rStyle w:val="Hyperlink.14"/>
+          <w:rStyle w:val="Hyperlink.12"/>
+        </w:rPr>
+        <w:fldChar w:fldCharType="begin" w:fldLock="0"/>
+      </w:r>
+      <w:r>
+        <w:rPr>
+          <w:rStyle w:val="Hyperlink.12"/>
+        </w:rPr>
+        <w:instrText xml:space="preserve"> HYPERLINK "https://www.zotero.org/google-docs/?wEdHYe"</w:instrText>
+      </w:r>
+      <w:r>
+        <w:rPr>
+          <w:rStyle w:val="Hyperlink.12"/>
+        </w:rPr>
+        <w:fldChar w:fldCharType="separate" w:fldLock="0"/>
+      </w:r>
+      <w:r>
+        <w:rPr>
+          <w:rStyle w:val="Hyperlink.12"/>
           <w:rtl w:val="0"/>
           <w:lang w:val="en-US"/>
         </w:rPr>
@@ -15332,7 +15366,7 @@
       </w:r>
       <w:r>
         <w:rPr>
-          <w:rStyle w:val="Hyperlink.14"/>
+          <w:rStyle w:val="Hyperlink.12"/>
           <w:rtl w:val="0"/>
           <w:lang w:val="en-US"/>
         </w:rPr>
@@ -15408,25 +15442,25 @@
       </w:r>
       <w:r>
         <w:rPr>
-          <w:rStyle w:val="Hyperlink.14"/>
-        </w:rPr>
-        <w:fldChar w:fldCharType="begin" w:fldLock="0"/>
-      </w:r>
-      <w:r>
-        <w:rPr>
-          <w:rStyle w:val="Hyperlink.14"/>
-        </w:rPr>
-        <w:instrText xml:space="preserve"> HYPERLINK "https://www.zotero.org/google-docs/?wEdHYe"</w:instrText>
-      </w:r>
-      <w:r>
-        <w:rPr>
-          <w:rStyle w:val="Hyperlink.14"/>
-        </w:rPr>
-        <w:fldChar w:fldCharType="separate" w:fldLock="0"/>
-      </w:r>
-      <w:r>
-        <w:rPr>
-          <w:rStyle w:val="Hyperlink.14"/>
+          <w:rStyle w:val="Hyperlink.12"/>
+        </w:rPr>
+        <w:fldChar w:fldCharType="begin" w:fldLock="0"/>
+      </w:r>
+      <w:r>
+        <w:rPr>
+          <w:rStyle w:val="Hyperlink.12"/>
+        </w:rPr>
+        <w:instrText xml:space="preserve"> HYPERLINK "https://www.zotero.org/google-docs/?wEdHYe"</w:instrText>
+      </w:r>
+      <w:r>
+        <w:rPr>
+          <w:rStyle w:val="Hyperlink.12"/>
+        </w:rPr>
+        <w:fldChar w:fldCharType="separate" w:fldLock="0"/>
+      </w:r>
+      <w:r>
+        <w:rPr>
+          <w:rStyle w:val="Hyperlink.12"/>
           <w:rtl w:val="0"/>
           <w:lang w:val="en-US"/>
         </w:rPr>
@@ -15468,25 +15502,25 @@
       </w:r>
       <w:r>
         <w:rPr>
-          <w:rStyle w:val="Hyperlink.14"/>
-        </w:rPr>
-        <w:fldChar w:fldCharType="begin" w:fldLock="0"/>
-      </w:r>
-      <w:r>
-        <w:rPr>
-          <w:rStyle w:val="Hyperlink.14"/>
-        </w:rPr>
-        <w:instrText xml:space="preserve"> HYPERLINK "https://www.zotero.org/google-docs/?wEdHYe"</w:instrText>
-      </w:r>
-      <w:r>
-        <w:rPr>
-          <w:rStyle w:val="Hyperlink.14"/>
-        </w:rPr>
-        <w:fldChar w:fldCharType="separate" w:fldLock="0"/>
-      </w:r>
-      <w:r>
-        <w:rPr>
-          <w:rStyle w:val="Hyperlink.14"/>
+          <w:rStyle w:val="Hyperlink.12"/>
+        </w:rPr>
+        <w:fldChar w:fldCharType="begin" w:fldLock="0"/>
+      </w:r>
+      <w:r>
+        <w:rPr>
+          <w:rStyle w:val="Hyperlink.12"/>
+        </w:rPr>
+        <w:instrText xml:space="preserve"> HYPERLINK "https://www.zotero.org/google-docs/?wEdHYe"</w:instrText>
+      </w:r>
+      <w:r>
+        <w:rPr>
+          <w:rStyle w:val="Hyperlink.12"/>
+        </w:rPr>
+        <w:fldChar w:fldCharType="separate" w:fldLock="0"/>
+      </w:r>
+      <w:r>
+        <w:rPr>
+          <w:rStyle w:val="Hyperlink.12"/>
           <w:rtl w:val="0"/>
           <w:lang w:val="en-US"/>
         </w:rPr>
@@ -15583,25 +15617,25 @@
       </w:r>
       <w:r>
         <w:rPr>
-          <w:rStyle w:val="Hyperlink.14"/>
-        </w:rPr>
-        <w:fldChar w:fldCharType="begin" w:fldLock="0"/>
-      </w:r>
-      <w:r>
-        <w:rPr>
-          <w:rStyle w:val="Hyperlink.14"/>
-        </w:rPr>
-        <w:instrText xml:space="preserve"> HYPERLINK "https://www.zotero.org/google-docs/?wEdHYe"</w:instrText>
-      </w:r>
-      <w:r>
-        <w:rPr>
-          <w:rStyle w:val="Hyperlink.14"/>
-        </w:rPr>
-        <w:fldChar w:fldCharType="separate" w:fldLock="0"/>
-      </w:r>
-      <w:r>
-        <w:rPr>
-          <w:rStyle w:val="Hyperlink.14"/>
+          <w:rStyle w:val="Hyperlink.12"/>
+        </w:rPr>
+        <w:fldChar w:fldCharType="begin" w:fldLock="0"/>
+      </w:r>
+      <w:r>
+        <w:rPr>
+          <w:rStyle w:val="Hyperlink.12"/>
+        </w:rPr>
+        <w:instrText xml:space="preserve"> HYPERLINK "https://www.zotero.org/google-docs/?wEdHYe"</w:instrText>
+      </w:r>
+      <w:r>
+        <w:rPr>
+          <w:rStyle w:val="Hyperlink.12"/>
+        </w:rPr>
+        <w:fldChar w:fldCharType="separate" w:fldLock="0"/>
+      </w:r>
+      <w:r>
+        <w:rPr>
+          <w:rStyle w:val="Hyperlink.12"/>
           <w:rtl w:val="0"/>
           <w:lang w:val="en-US"/>
         </w:rPr>
@@ -15687,25 +15721,25 @@
       </w:r>
       <w:r>
         <w:rPr>
-          <w:rStyle w:val="Hyperlink.14"/>
-        </w:rPr>
-        <w:fldChar w:fldCharType="begin" w:fldLock="0"/>
-      </w:r>
-      <w:r>
-        <w:rPr>
-          <w:rStyle w:val="Hyperlink.14"/>
-        </w:rPr>
-        <w:instrText xml:space="preserve"> HYPERLINK "https://www.zotero.org/google-docs/?wEdHYe"</w:instrText>
-      </w:r>
-      <w:r>
-        <w:rPr>
-          <w:rStyle w:val="Hyperlink.14"/>
-        </w:rPr>
-        <w:fldChar w:fldCharType="separate" w:fldLock="0"/>
-      </w:r>
-      <w:r>
-        <w:rPr>
-          <w:rStyle w:val="Hyperlink.14"/>
+          <w:rStyle w:val="Hyperlink.12"/>
+        </w:rPr>
+        <w:fldChar w:fldCharType="begin" w:fldLock="0"/>
+      </w:r>
+      <w:r>
+        <w:rPr>
+          <w:rStyle w:val="Hyperlink.12"/>
+        </w:rPr>
+        <w:instrText xml:space="preserve"> HYPERLINK "https://www.zotero.org/google-docs/?wEdHYe"</w:instrText>
+      </w:r>
+      <w:r>
+        <w:rPr>
+          <w:rStyle w:val="Hyperlink.12"/>
+        </w:rPr>
+        <w:fldChar w:fldCharType="separate" w:fldLock="0"/>
+      </w:r>
+      <w:r>
+        <w:rPr>
+          <w:rStyle w:val="Hyperlink.12"/>
           <w:rtl w:val="0"/>
           <w:lang w:val="en-US"/>
         </w:rPr>
@@ -15747,25 +15781,25 @@
       </w:r>
       <w:r>
         <w:rPr>
-          <w:rStyle w:val="Hyperlink.14"/>
-        </w:rPr>
-        <w:fldChar w:fldCharType="begin" w:fldLock="0"/>
-      </w:r>
-      <w:r>
-        <w:rPr>
-          <w:rStyle w:val="Hyperlink.14"/>
-        </w:rPr>
-        <w:instrText xml:space="preserve"> HYPERLINK "https://www.zotero.org/google-docs/?wEdHYe"</w:instrText>
-      </w:r>
-      <w:r>
-        <w:rPr>
-          <w:rStyle w:val="Hyperlink.14"/>
-        </w:rPr>
-        <w:fldChar w:fldCharType="separate" w:fldLock="0"/>
-      </w:r>
-      <w:r>
-        <w:rPr>
-          <w:rStyle w:val="Hyperlink.14"/>
+          <w:rStyle w:val="Hyperlink.12"/>
+        </w:rPr>
+        <w:fldChar w:fldCharType="begin" w:fldLock="0"/>
+      </w:r>
+      <w:r>
+        <w:rPr>
+          <w:rStyle w:val="Hyperlink.12"/>
+        </w:rPr>
+        <w:instrText xml:space="preserve"> HYPERLINK "https://www.zotero.org/google-docs/?wEdHYe"</w:instrText>
+      </w:r>
+      <w:r>
+        <w:rPr>
+          <w:rStyle w:val="Hyperlink.12"/>
+        </w:rPr>
+        <w:fldChar w:fldCharType="separate" w:fldLock="0"/>
+      </w:r>
+      <w:r>
+        <w:rPr>
+          <w:rStyle w:val="Hyperlink.12"/>
           <w:rtl w:val="0"/>
           <w:lang w:val="en-US"/>
         </w:rPr>
@@ -15873,45 +15907,45 @@
       </w:r>
       <w:r>
         <w:rPr>
+          <w:rStyle w:val="Hyperlink.12"/>
+          <w:rtl w:val="0"/>
+          <w:lang w:val="en-US"/>
+        </w:rPr>
+        <w:t xml:space="preserve"> The European socio-economic classification (ESeC) user guide.</w:t>
+      </w:r>
+      <w:r>
+        <w:rPr>
+          <w:rStyle w:val="Hyperlink.3"/>
+          <w:rtl w:val="0"/>
+          <w:lang w:val="en-US"/>
+        </w:rPr>
+        <w:t xml:space="preserve"> </w:t>
+      </w:r>
+      <w:r>
+        <w:rPr/>
+        <w:fldChar w:fldCharType="end" w:fldLock="0"/>
+      </w:r>
+      <w:r>
+        <w:rPr>
           <w:rStyle w:val="Hyperlink.14"/>
-          <w:rtl w:val="0"/>
-          <w:lang w:val="en-US"/>
-        </w:rPr>
-        <w:t xml:space="preserve"> The European socio-economic classification (ESeC) user guide.</w:t>
-      </w:r>
-      <w:r>
-        <w:rPr>
-          <w:rStyle w:val="Hyperlink.3"/>
-          <w:rtl w:val="0"/>
-          <w:lang w:val="en-US"/>
-        </w:rPr>
-        <w:t xml:space="preserve"> </w:t>
-      </w:r>
-      <w:r>
-        <w:rPr/>
-        <w:fldChar w:fldCharType="end" w:fldLock="0"/>
-      </w:r>
-      <w:r>
-        <w:rPr>
-          <w:rStyle w:val="Hyperlink.15"/>
-        </w:rPr>
-        <w:fldChar w:fldCharType="begin" w:fldLock="0"/>
-      </w:r>
-      <w:r>
-        <w:rPr>
-          <w:rStyle w:val="Hyperlink.15"/>
-        </w:rPr>
-        <w:instrText xml:space="preserve"> HYPERLINK "https://www.zotero.org/google-docs/?wEdHYe"</w:instrText>
-      </w:r>
-      <w:r>
-        <w:rPr>
-          <w:rStyle w:val="Hyperlink.15"/>
-        </w:rPr>
-        <w:fldChar w:fldCharType="separate" w:fldLock="0"/>
-      </w:r>
-      <w:r>
-        <w:rPr>
-          <w:rStyle w:val="Hyperlink.15"/>
+        </w:rPr>
+        <w:fldChar w:fldCharType="begin" w:fldLock="0"/>
+      </w:r>
+      <w:r>
+        <w:rPr>
+          <w:rStyle w:val="Hyperlink.14"/>
+        </w:rPr>
+        <w:instrText xml:space="preserve"> HYPERLINK "https://www.zotero.org/google-docs/?wEdHYe"</w:instrText>
+      </w:r>
+      <w:r>
+        <w:rPr>
+          <w:rStyle w:val="Hyperlink.14"/>
+        </w:rPr>
+        <w:fldChar w:fldCharType="separate" w:fldLock="0"/>
+      </w:r>
+      <w:r>
+        <w:rPr>
+          <w:rStyle w:val="Hyperlink.14"/>
           <w:rtl w:val="0"/>
           <w:lang w:val="en-US"/>
         </w:rPr>
@@ -15923,25 +15957,25 @@
       </w:r>
       <w:r>
         <w:rPr>
-          <w:rStyle w:val="Hyperlink.14"/>
-        </w:rPr>
-        <w:fldChar w:fldCharType="begin" w:fldLock="0"/>
-      </w:r>
-      <w:r>
-        <w:rPr>
-          <w:rStyle w:val="Hyperlink.14"/>
-        </w:rPr>
-        <w:instrText xml:space="preserve"> HYPERLINK "https://www.zotero.org/google-docs/?wEdHYe"</w:instrText>
-      </w:r>
-      <w:r>
-        <w:rPr>
-          <w:rStyle w:val="Hyperlink.14"/>
-        </w:rPr>
-        <w:fldChar w:fldCharType="separate" w:fldLock="0"/>
-      </w:r>
-      <w:r>
-        <w:rPr>
-          <w:rStyle w:val="Hyperlink.14"/>
+          <w:rStyle w:val="Hyperlink.12"/>
+        </w:rPr>
+        <w:fldChar w:fldCharType="begin" w:fldLock="0"/>
+      </w:r>
+      <w:r>
+        <w:rPr>
+          <w:rStyle w:val="Hyperlink.12"/>
+        </w:rPr>
+        <w:instrText xml:space="preserve"> HYPERLINK "https://www.zotero.org/google-docs/?wEdHYe"</w:instrText>
+      </w:r>
+      <w:r>
+        <w:rPr>
+          <w:rStyle w:val="Hyperlink.12"/>
+        </w:rPr>
+        <w:fldChar w:fldCharType="separate" w:fldLock="0"/>
+      </w:r>
+      <w:r>
+        <w:rPr>
+          <w:rStyle w:val="Hyperlink.12"/>
           <w:rtl w:val="0"/>
           <w:lang w:val="en-US"/>
         </w:rPr>
@@ -15997,25 +16031,25 @@
       </w:r>
       <w:r>
         <w:rPr>
-          <w:rStyle w:val="Hyperlink.14"/>
-        </w:rPr>
-        <w:fldChar w:fldCharType="begin" w:fldLock="0"/>
-      </w:r>
-      <w:r>
-        <w:rPr>
-          <w:rStyle w:val="Hyperlink.14"/>
-        </w:rPr>
-        <w:instrText xml:space="preserve"> HYPERLINK "https://www.zotero.org/google-docs/?wEdHYe"</w:instrText>
-      </w:r>
-      <w:r>
-        <w:rPr>
-          <w:rStyle w:val="Hyperlink.14"/>
-        </w:rPr>
-        <w:fldChar w:fldCharType="separate" w:fldLock="0"/>
-      </w:r>
-      <w:r>
-        <w:rPr>
-          <w:rStyle w:val="Hyperlink.14"/>
+          <w:rStyle w:val="Hyperlink.12"/>
+        </w:rPr>
+        <w:fldChar w:fldCharType="begin" w:fldLock="0"/>
+      </w:r>
+      <w:r>
+        <w:rPr>
+          <w:rStyle w:val="Hyperlink.12"/>
+        </w:rPr>
+        <w:instrText xml:space="preserve"> HYPERLINK "https://www.zotero.org/google-docs/?wEdHYe"</w:instrText>
+      </w:r>
+      <w:r>
+        <w:rPr>
+          <w:rStyle w:val="Hyperlink.12"/>
+        </w:rPr>
+        <w:fldChar w:fldCharType="separate" w:fldLock="0"/>
+      </w:r>
+      <w:r>
+        <w:rPr>
+          <w:rStyle w:val="Hyperlink.12"/>
           <w:rtl w:val="0"/>
           <w:lang w:val="en-US"/>
         </w:rPr>
@@ -16057,25 +16091,25 @@
       </w:r>
       <w:r>
         <w:rPr>
-          <w:rStyle w:val="Hyperlink.14"/>
-        </w:rPr>
-        <w:fldChar w:fldCharType="begin" w:fldLock="0"/>
-      </w:r>
-      <w:r>
-        <w:rPr>
-          <w:rStyle w:val="Hyperlink.14"/>
-        </w:rPr>
-        <w:instrText xml:space="preserve"> HYPERLINK "https://www.zotero.org/google-docs/?wEdHYe"</w:instrText>
-      </w:r>
-      <w:r>
-        <w:rPr>
-          <w:rStyle w:val="Hyperlink.14"/>
-        </w:rPr>
-        <w:fldChar w:fldCharType="separate" w:fldLock="0"/>
-      </w:r>
-      <w:r>
-        <w:rPr>
-          <w:rStyle w:val="Hyperlink.14"/>
+          <w:rStyle w:val="Hyperlink.12"/>
+        </w:rPr>
+        <w:fldChar w:fldCharType="begin" w:fldLock="0"/>
+      </w:r>
+      <w:r>
+        <w:rPr>
+          <w:rStyle w:val="Hyperlink.12"/>
+        </w:rPr>
+        <w:instrText xml:space="preserve"> HYPERLINK "https://www.zotero.org/google-docs/?wEdHYe"</w:instrText>
+      </w:r>
+      <w:r>
+        <w:rPr>
+          <w:rStyle w:val="Hyperlink.12"/>
+        </w:rPr>
+        <w:fldChar w:fldCharType="separate" w:fldLock="0"/>
+      </w:r>
+      <w:r>
+        <w:rPr>
+          <w:rStyle w:val="Hyperlink.12"/>
           <w:rtl w:val="0"/>
           <w:lang w:val="en-US"/>
         </w:rPr>
@@ -16177,25 +16211,25 @@
       </w:r>
       <w:r>
         <w:rPr>
-          <w:rStyle w:val="Hyperlink.14"/>
-        </w:rPr>
-        <w:fldChar w:fldCharType="begin" w:fldLock="0"/>
-      </w:r>
-      <w:r>
-        <w:rPr>
-          <w:rStyle w:val="Hyperlink.14"/>
-        </w:rPr>
-        <w:instrText xml:space="preserve"> HYPERLINK "https://www.zotero.org/google-docs/?wEdHYe"</w:instrText>
-      </w:r>
-      <w:r>
-        <w:rPr>
-          <w:rStyle w:val="Hyperlink.14"/>
-        </w:rPr>
-        <w:fldChar w:fldCharType="separate" w:fldLock="0"/>
-      </w:r>
-      <w:r>
-        <w:rPr>
-          <w:rStyle w:val="Hyperlink.14"/>
+          <w:rStyle w:val="Hyperlink.12"/>
+        </w:rPr>
+        <w:fldChar w:fldCharType="begin" w:fldLock="0"/>
+      </w:r>
+      <w:r>
+        <w:rPr>
+          <w:rStyle w:val="Hyperlink.12"/>
+        </w:rPr>
+        <w:instrText xml:space="preserve"> HYPERLINK "https://www.zotero.org/google-docs/?wEdHYe"</w:instrText>
+      </w:r>
+      <w:r>
+        <w:rPr>
+          <w:rStyle w:val="Hyperlink.12"/>
+        </w:rPr>
+        <w:fldChar w:fldCharType="separate" w:fldLock="0"/>
+      </w:r>
+      <w:r>
+        <w:rPr>
+          <w:rStyle w:val="Hyperlink.12"/>
           <w:rtl w:val="0"/>
           <w:lang w:val="en-US"/>
         </w:rPr>
@@ -16237,25 +16271,25 @@
       </w:r>
       <w:r>
         <w:rPr>
-          <w:rStyle w:val="Hyperlink.14"/>
-        </w:rPr>
-        <w:fldChar w:fldCharType="begin" w:fldLock="0"/>
-      </w:r>
-      <w:r>
-        <w:rPr>
-          <w:rStyle w:val="Hyperlink.14"/>
-        </w:rPr>
-        <w:instrText xml:space="preserve"> HYPERLINK "https://www.zotero.org/google-docs/?wEdHYe"</w:instrText>
-      </w:r>
-      <w:r>
-        <w:rPr>
-          <w:rStyle w:val="Hyperlink.14"/>
-        </w:rPr>
-        <w:fldChar w:fldCharType="separate" w:fldLock="0"/>
-      </w:r>
-      <w:r>
-        <w:rPr>
-          <w:rStyle w:val="Hyperlink.14"/>
+          <w:rStyle w:val="Hyperlink.12"/>
+        </w:rPr>
+        <w:fldChar w:fldCharType="begin" w:fldLock="0"/>
+      </w:r>
+      <w:r>
+        <w:rPr>
+          <w:rStyle w:val="Hyperlink.12"/>
+        </w:rPr>
+        <w:instrText xml:space="preserve"> HYPERLINK "https://www.zotero.org/google-docs/?wEdHYe"</w:instrText>
+      </w:r>
+      <w:r>
+        <w:rPr>
+          <w:rStyle w:val="Hyperlink.12"/>
+        </w:rPr>
+        <w:fldChar w:fldCharType="separate" w:fldLock="0"/>
+      </w:r>
+      <w:r>
+        <w:rPr>
+          <w:rStyle w:val="Hyperlink.12"/>
           <w:rtl w:val="0"/>
           <w:lang w:val="en-US"/>
         </w:rPr>
@@ -16357,25 +16391,25 @@
       </w:r>
       <w:r>
         <w:rPr>
-          <w:rStyle w:val="Hyperlink.14"/>
-        </w:rPr>
-        <w:fldChar w:fldCharType="begin" w:fldLock="0"/>
-      </w:r>
-      <w:r>
-        <w:rPr>
-          <w:rStyle w:val="Hyperlink.14"/>
-        </w:rPr>
-        <w:instrText xml:space="preserve"> HYPERLINK "https://www.zotero.org/google-docs/?wEdHYe"</w:instrText>
-      </w:r>
-      <w:r>
-        <w:rPr>
-          <w:rStyle w:val="Hyperlink.14"/>
-        </w:rPr>
-        <w:fldChar w:fldCharType="separate" w:fldLock="0"/>
-      </w:r>
-      <w:r>
-        <w:rPr>
-          <w:rStyle w:val="Hyperlink.14"/>
+          <w:rStyle w:val="Hyperlink.12"/>
+        </w:rPr>
+        <w:fldChar w:fldCharType="begin" w:fldLock="0"/>
+      </w:r>
+      <w:r>
+        <w:rPr>
+          <w:rStyle w:val="Hyperlink.12"/>
+        </w:rPr>
+        <w:instrText xml:space="preserve"> HYPERLINK "https://www.zotero.org/google-docs/?wEdHYe"</w:instrText>
+      </w:r>
+      <w:r>
+        <w:rPr>
+          <w:rStyle w:val="Hyperlink.12"/>
+        </w:rPr>
+        <w:fldChar w:fldCharType="separate" w:fldLock="0"/>
+      </w:r>
+      <w:r>
+        <w:rPr>
+          <w:rStyle w:val="Hyperlink.12"/>
           <w:rtl w:val="0"/>
           <w:lang w:val="en-US"/>
         </w:rPr>
@@ -16417,25 +16451,25 @@
       </w:r>
       <w:r>
         <w:rPr>
-          <w:rStyle w:val="Hyperlink.14"/>
-        </w:rPr>
-        <w:fldChar w:fldCharType="begin" w:fldLock="0"/>
-      </w:r>
-      <w:r>
-        <w:rPr>
-          <w:rStyle w:val="Hyperlink.14"/>
-        </w:rPr>
-        <w:instrText xml:space="preserve"> HYPERLINK "https://www.zotero.org/google-docs/?wEdHYe"</w:instrText>
-      </w:r>
-      <w:r>
-        <w:rPr>
-          <w:rStyle w:val="Hyperlink.14"/>
-        </w:rPr>
-        <w:fldChar w:fldCharType="separate" w:fldLock="0"/>
-      </w:r>
-      <w:r>
-        <w:rPr>
-          <w:rStyle w:val="Hyperlink.14"/>
+          <w:rStyle w:val="Hyperlink.12"/>
+        </w:rPr>
+        <w:fldChar w:fldCharType="begin" w:fldLock="0"/>
+      </w:r>
+      <w:r>
+        <w:rPr>
+          <w:rStyle w:val="Hyperlink.12"/>
+        </w:rPr>
+        <w:instrText xml:space="preserve"> HYPERLINK "https://www.zotero.org/google-docs/?wEdHYe"</w:instrText>
+      </w:r>
+      <w:r>
+        <w:rPr>
+          <w:rStyle w:val="Hyperlink.12"/>
+        </w:rPr>
+        <w:fldChar w:fldCharType="separate" w:fldLock="0"/>
+      </w:r>
+      <w:r>
+        <w:rPr>
+          <w:rStyle w:val="Hyperlink.12"/>
           <w:rtl w:val="0"/>
           <w:lang w:val="en-US"/>
         </w:rPr>
@@ -16535,25 +16569,25 @@
       </w:r>
       <w:r>
         <w:rPr>
-          <w:rStyle w:val="Hyperlink.14"/>
-        </w:rPr>
-        <w:fldChar w:fldCharType="begin" w:fldLock="0"/>
-      </w:r>
-      <w:r>
-        <w:rPr>
-          <w:rStyle w:val="Hyperlink.14"/>
-        </w:rPr>
-        <w:instrText xml:space="preserve"> HYPERLINK "https://www.zotero.org/google-docs/?wEdHYe"</w:instrText>
-      </w:r>
-      <w:r>
-        <w:rPr>
-          <w:rStyle w:val="Hyperlink.14"/>
-        </w:rPr>
-        <w:fldChar w:fldCharType="separate" w:fldLock="0"/>
-      </w:r>
-      <w:r>
-        <w:rPr>
-          <w:rStyle w:val="Hyperlink.14"/>
+          <w:rStyle w:val="Hyperlink.12"/>
+        </w:rPr>
+        <w:fldChar w:fldCharType="begin" w:fldLock="0"/>
+      </w:r>
+      <w:r>
+        <w:rPr>
+          <w:rStyle w:val="Hyperlink.12"/>
+        </w:rPr>
+        <w:instrText xml:space="preserve"> HYPERLINK "https://www.zotero.org/google-docs/?wEdHYe"</w:instrText>
+      </w:r>
+      <w:r>
+        <w:rPr>
+          <w:rStyle w:val="Hyperlink.12"/>
+        </w:rPr>
+        <w:fldChar w:fldCharType="separate" w:fldLock="0"/>
+      </w:r>
+      <w:r>
+        <w:rPr>
+          <w:rStyle w:val="Hyperlink.12"/>
           <w:rtl w:val="0"/>
           <w:lang w:val="en-US"/>
         </w:rPr>
@@ -16595,25 +16629,25 @@
       </w:r>
       <w:r>
         <w:rPr>
-          <w:rStyle w:val="Hyperlink.14"/>
-        </w:rPr>
-        <w:fldChar w:fldCharType="begin" w:fldLock="0"/>
-      </w:r>
-      <w:r>
-        <w:rPr>
-          <w:rStyle w:val="Hyperlink.14"/>
-        </w:rPr>
-        <w:instrText xml:space="preserve"> HYPERLINK "https://www.zotero.org/google-docs/?wEdHYe"</w:instrText>
-      </w:r>
-      <w:r>
-        <w:rPr>
-          <w:rStyle w:val="Hyperlink.14"/>
-        </w:rPr>
-        <w:fldChar w:fldCharType="separate" w:fldLock="0"/>
-      </w:r>
-      <w:r>
-        <w:rPr>
-          <w:rStyle w:val="Hyperlink.14"/>
+          <w:rStyle w:val="Hyperlink.12"/>
+        </w:rPr>
+        <w:fldChar w:fldCharType="begin" w:fldLock="0"/>
+      </w:r>
+      <w:r>
+        <w:rPr>
+          <w:rStyle w:val="Hyperlink.12"/>
+        </w:rPr>
+        <w:instrText xml:space="preserve"> HYPERLINK "https://www.zotero.org/google-docs/?wEdHYe"</w:instrText>
+      </w:r>
+      <w:r>
+        <w:rPr>
+          <w:rStyle w:val="Hyperlink.12"/>
+        </w:rPr>
+        <w:fldChar w:fldCharType="separate" w:fldLock="0"/>
+      </w:r>
+      <w:r>
+        <w:rPr>
+          <w:rStyle w:val="Hyperlink.12"/>
           <w:rtl w:val="0"/>
           <w:lang w:val="en-US"/>
         </w:rPr>
@@ -16678,12 +16712,12 @@
         <w:ind w:left="720" w:hanging="720"/>
         <w:jc w:val="both"/>
         <w:rPr>
-          <w:rStyle w:val="Hyperlink.15"/>
+          <w:rStyle w:val="Hyperlink.14"/>
         </w:rPr>
       </w:pPr>
       <w:r>
         <w:rPr>
-          <w:rStyle w:val="Hyperlink.15"/>
+          <w:rStyle w:val="Hyperlink.14"/>
           <w:rtl w:val="0"/>
           <w:lang w:val="en-US"/>
         </w:rPr>
@@ -16700,7 +16734,7 @@
       </w:r>
       <w:r>
         <w:rPr>
-          <w:rStyle w:val="Hyperlink.15"/>
+          <w:rStyle w:val="Hyperlink.14"/>
           <w:rtl w:val="0"/>
           <w:lang w:val="en-US"/>
         </w:rPr>
@@ -16717,7 +16751,7 @@
       </w:r>
       <w:r>
         <w:rPr>
-          <w:rStyle w:val="Hyperlink.15"/>
+          <w:rStyle w:val="Hyperlink.14"/>
           <w:rtl w:val="0"/>
           <w:lang w:val="en-US"/>
         </w:rPr>
@@ -16734,7 +16768,7 @@
       </w:r>
       <w:r>
         <w:rPr>
-          <w:rStyle w:val="Hyperlink.15"/>
+          <w:rStyle w:val="Hyperlink.14"/>
           <w:rtl w:val="0"/>
           <w:lang w:val="en-US"/>
         </w:rPr>
@@ -16742,7 +16776,7 @@
       </w:r>
       <w:r>
         <w:rPr>
-          <w:rStyle w:val="Hyperlink.15"/>
+          <w:rStyle w:val="Hyperlink.14"/>
           <w:rtl w:val="0"/>
           <w:lang w:val="en-US"/>
         </w:rPr>
@@ -16750,23 +16784,23 @@
       </w:r>
       <w:r>
         <w:rPr>
+          <w:rStyle w:val="Hyperlink.12"/>
+          <w:rtl w:val="0"/>
+          <w:lang w:val="en-US"/>
+        </w:rPr>
+        <w:t>Personnel Psychology</w:t>
+      </w:r>
+      <w:r>
+        <w:rPr>
           <w:rStyle w:val="Hyperlink.14"/>
           <w:rtl w:val="0"/>
           <w:lang w:val="en-US"/>
         </w:rPr>
-        <w:t>Personnel Psychology</w:t>
-      </w:r>
-      <w:r>
-        <w:rPr>
-          <w:rStyle w:val="Hyperlink.15"/>
-          <w:rtl w:val="0"/>
-          <w:lang w:val="en-US"/>
-        </w:rPr>
         <w:t>,</w:t>
       </w:r>
       <w:r>
         <w:rPr>
-          <w:rStyle w:val="Hyperlink.15"/>
+          <w:rStyle w:val="Hyperlink.14"/>
           <w:rtl w:val="0"/>
           <w:lang w:val="en-US"/>
         </w:rPr>
@@ -16774,18 +16808,18 @@
       </w:r>
       <w:r>
         <w:rPr>
+          <w:rStyle w:val="Hyperlink.12"/>
+          <w:rtl w:val="0"/>
+          <w:lang w:val="en-US"/>
+        </w:rPr>
+        <w:t>56</w:t>
+      </w:r>
+      <w:r>
+        <w:rPr>
           <w:rStyle w:val="Hyperlink.14"/>
           <w:rtl w:val="0"/>
           <w:lang w:val="en-US"/>
         </w:rPr>
-        <w:t>56</w:t>
-      </w:r>
-      <w:r>
-        <w:rPr>
-          <w:rStyle w:val="Hyperlink.15"/>
-          <w:rtl w:val="0"/>
-          <w:lang w:val="en-US"/>
-        </w:rPr>
         <w:t>(2), 431</w:t>
       </w:r>
       <w:r>
@@ -16798,7 +16832,7 @@
       </w:r>
       <w:r>
         <w:rPr>
-          <w:rStyle w:val="Hyperlink.15"/>
+          <w:rStyle w:val="Hyperlink.14"/>
           <w:rtl w:val="0"/>
           <w:lang w:val="en-US"/>
         </w:rPr>
@@ -16850,25 +16884,25 @@
       </w:r>
       <w:r>
         <w:rPr>
-          <w:rStyle w:val="Hyperlink.14"/>
-        </w:rPr>
-        <w:fldChar w:fldCharType="begin" w:fldLock="0"/>
-      </w:r>
-      <w:r>
-        <w:rPr>
-          <w:rStyle w:val="Hyperlink.14"/>
-        </w:rPr>
-        <w:instrText xml:space="preserve"> HYPERLINK "https://www.zotero.org/google-docs/?wEdHYe"</w:instrText>
-      </w:r>
-      <w:r>
-        <w:rPr>
-          <w:rStyle w:val="Hyperlink.14"/>
-        </w:rPr>
-        <w:fldChar w:fldCharType="separate" w:fldLock="0"/>
-      </w:r>
-      <w:r>
-        <w:rPr>
-          <w:rStyle w:val="Hyperlink.14"/>
+          <w:rStyle w:val="Hyperlink.12"/>
+        </w:rPr>
+        <w:fldChar w:fldCharType="begin" w:fldLock="0"/>
+      </w:r>
+      <w:r>
+        <w:rPr>
+          <w:rStyle w:val="Hyperlink.12"/>
+        </w:rPr>
+        <w:instrText xml:space="preserve"> HYPERLINK "https://www.zotero.org/google-docs/?wEdHYe"</w:instrText>
+      </w:r>
+      <w:r>
+        <w:rPr>
+          <w:rStyle w:val="Hyperlink.12"/>
+        </w:rPr>
+        <w:fldChar w:fldCharType="separate" w:fldLock="0"/>
+      </w:r>
+      <w:r>
+        <w:rPr>
+          <w:rStyle w:val="Hyperlink.12"/>
           <w:rtl w:val="0"/>
           <w:lang w:val="en-US"/>
         </w:rPr>
@@ -16910,25 +16944,25 @@
       </w:r>
       <w:r>
         <w:rPr>
-          <w:rStyle w:val="Hyperlink.14"/>
-        </w:rPr>
-        <w:fldChar w:fldCharType="begin" w:fldLock="0"/>
-      </w:r>
-      <w:r>
-        <w:rPr>
-          <w:rStyle w:val="Hyperlink.14"/>
-        </w:rPr>
-        <w:instrText xml:space="preserve"> HYPERLINK "https://www.zotero.org/google-docs/?wEdHYe"</w:instrText>
-      </w:r>
-      <w:r>
-        <w:rPr>
-          <w:rStyle w:val="Hyperlink.14"/>
-        </w:rPr>
-        <w:fldChar w:fldCharType="separate" w:fldLock="0"/>
-      </w:r>
-      <w:r>
-        <w:rPr>
-          <w:rStyle w:val="Hyperlink.14"/>
+          <w:rStyle w:val="Hyperlink.12"/>
+        </w:rPr>
+        <w:fldChar w:fldCharType="begin" w:fldLock="0"/>
+      </w:r>
+      <w:r>
+        <w:rPr>
+          <w:rStyle w:val="Hyperlink.12"/>
+        </w:rPr>
+        <w:instrText xml:space="preserve"> HYPERLINK "https://www.zotero.org/google-docs/?wEdHYe"</w:instrText>
+      </w:r>
+      <w:r>
+        <w:rPr>
+          <w:rStyle w:val="Hyperlink.12"/>
+        </w:rPr>
+        <w:fldChar w:fldCharType="separate" w:fldLock="0"/>
+      </w:r>
+      <w:r>
+        <w:rPr>
+          <w:rStyle w:val="Hyperlink.12"/>
           <w:rtl w:val="0"/>
           <w:lang w:val="en-US"/>
         </w:rPr>
@@ -17288,25 +17322,25 @@
       </w:r>
       <w:r>
         <w:rPr>
-          <w:rStyle w:val="Hyperlink.14"/>
-        </w:rPr>
-        <w:fldChar w:fldCharType="begin" w:fldLock="0"/>
-      </w:r>
-      <w:r>
-        <w:rPr>
-          <w:rStyle w:val="Hyperlink.14"/>
-        </w:rPr>
-        <w:instrText xml:space="preserve"> HYPERLINK "https://www.zotero.org/google-docs/?wEdHYe"</w:instrText>
-      </w:r>
-      <w:r>
-        <w:rPr>
-          <w:rStyle w:val="Hyperlink.14"/>
-        </w:rPr>
-        <w:fldChar w:fldCharType="separate" w:fldLock="0"/>
-      </w:r>
-      <w:r>
-        <w:rPr>
-          <w:rStyle w:val="Hyperlink.14"/>
+          <w:rStyle w:val="Hyperlink.12"/>
+        </w:rPr>
+        <w:fldChar w:fldCharType="begin" w:fldLock="0"/>
+      </w:r>
+      <w:r>
+        <w:rPr>
+          <w:rStyle w:val="Hyperlink.12"/>
+        </w:rPr>
+        <w:instrText xml:space="preserve"> HYPERLINK "https://www.zotero.org/google-docs/?wEdHYe"</w:instrText>
+      </w:r>
+      <w:r>
+        <w:rPr>
+          <w:rStyle w:val="Hyperlink.12"/>
+        </w:rPr>
+        <w:fldChar w:fldCharType="separate" w:fldLock="0"/>
+      </w:r>
+      <w:r>
+        <w:rPr>
+          <w:rStyle w:val="Hyperlink.12"/>
           <w:rtl w:val="0"/>
           <w:lang w:val="en-US"/>
         </w:rPr>
@@ -17348,25 +17382,25 @@
       </w:r>
       <w:r>
         <w:rPr>
-          <w:rStyle w:val="Hyperlink.14"/>
-        </w:rPr>
-        <w:fldChar w:fldCharType="begin" w:fldLock="0"/>
-      </w:r>
-      <w:r>
-        <w:rPr>
-          <w:rStyle w:val="Hyperlink.14"/>
-        </w:rPr>
-        <w:instrText xml:space="preserve"> HYPERLINK "https://www.zotero.org/google-docs/?wEdHYe"</w:instrText>
-      </w:r>
-      <w:r>
-        <w:rPr>
-          <w:rStyle w:val="Hyperlink.14"/>
-        </w:rPr>
-        <w:fldChar w:fldCharType="separate" w:fldLock="0"/>
-      </w:r>
-      <w:r>
-        <w:rPr>
-          <w:rStyle w:val="Hyperlink.14"/>
+          <w:rStyle w:val="Hyperlink.12"/>
+        </w:rPr>
+        <w:fldChar w:fldCharType="begin" w:fldLock="0"/>
+      </w:r>
+      <w:r>
+        <w:rPr>
+          <w:rStyle w:val="Hyperlink.12"/>
+        </w:rPr>
+        <w:instrText xml:space="preserve"> HYPERLINK "https://www.zotero.org/google-docs/?wEdHYe"</w:instrText>
+      </w:r>
+      <w:r>
+        <w:rPr>
+          <w:rStyle w:val="Hyperlink.12"/>
+        </w:rPr>
+        <w:fldChar w:fldCharType="separate" w:fldLock="0"/>
+      </w:r>
+      <w:r>
+        <w:rPr>
+          <w:rStyle w:val="Hyperlink.12"/>
           <w:rtl w:val="0"/>
           <w:lang w:val="en-US"/>
         </w:rPr>
@@ -17431,12 +17465,12 @@
         <w:ind w:left="720" w:hanging="720"/>
         <w:jc w:val="both"/>
         <w:rPr>
-          <w:rStyle w:val="Hyperlink.15"/>
+          <w:rStyle w:val="Hyperlink.14"/>
         </w:rPr>
       </w:pPr>
       <w:r>
         <w:rPr>
-          <w:rStyle w:val="Hyperlink.15"/>
+          <w:rStyle w:val="Hyperlink.14"/>
           <w:rtl w:val="0"/>
           <w:lang w:val="en-US"/>
         </w:rPr>
@@ -17444,7 +17478,7 @@
       </w:r>
       <w:r>
         <w:rPr>
-          <w:rStyle w:val="Hyperlink.15"/>
+          <w:rStyle w:val="Hyperlink.14"/>
           <w:rtl w:val="0"/>
           <w:lang w:val="en-US"/>
         </w:rPr>
@@ -17452,23 +17486,23 @@
       </w:r>
       <w:r>
         <w:rPr>
+          <w:rStyle w:val="Hyperlink.12"/>
+          <w:rtl w:val="0"/>
+          <w:lang w:val="en-US"/>
+        </w:rPr>
+        <w:t>Perceptual and Motor Skills</w:t>
+      </w:r>
+      <w:r>
+        <w:rPr>
           <w:rStyle w:val="Hyperlink.14"/>
           <w:rtl w:val="0"/>
           <w:lang w:val="en-US"/>
         </w:rPr>
-        <w:t>Perceptual and Motor Skills</w:t>
-      </w:r>
-      <w:r>
-        <w:rPr>
-          <w:rStyle w:val="Hyperlink.15"/>
-          <w:rtl w:val="0"/>
-          <w:lang w:val="en-US"/>
-        </w:rPr>
         <w:t>,</w:t>
       </w:r>
       <w:r>
         <w:rPr>
-          <w:rStyle w:val="Hyperlink.15"/>
+          <w:rStyle w:val="Hyperlink.14"/>
           <w:rtl w:val="0"/>
           <w:lang w:val="en-US"/>
         </w:rPr>
@@ -17476,18 +17510,18 @@
       </w:r>
       <w:r>
         <w:rPr>
+          <w:rStyle w:val="Hyperlink.12"/>
+          <w:rtl w:val="0"/>
+          <w:lang w:val="en-US"/>
+        </w:rPr>
+        <w:t>75</w:t>
+      </w:r>
+      <w:r>
+        <w:rPr>
           <w:rStyle w:val="Hyperlink.14"/>
           <w:rtl w:val="0"/>
           <w:lang w:val="en-US"/>
         </w:rPr>
-        <w:t>75</w:t>
-      </w:r>
-      <w:r>
-        <w:rPr>
-          <w:rStyle w:val="Hyperlink.15"/>
-          <w:rtl w:val="0"/>
-          <w:lang w:val="en-US"/>
-        </w:rPr>
         <w:t>(1), 223</w:t>
       </w:r>
       <w:r>
@@ -17500,7 +17534,7 @@
       </w:r>
       <w:r>
         <w:rPr>
-          <w:rStyle w:val="Hyperlink.15"/>
+          <w:rStyle w:val="Hyperlink.14"/>
           <w:rtl w:val="0"/>
           <w:lang w:val="en-US"/>
         </w:rPr>
@@ -17550,25 +17584,25 @@
       </w:r>
       <w:r>
         <w:rPr>
-          <w:rStyle w:val="Hyperlink.14"/>
-        </w:rPr>
-        <w:fldChar w:fldCharType="begin" w:fldLock="0"/>
-      </w:r>
-      <w:r>
-        <w:rPr>
-          <w:rStyle w:val="Hyperlink.14"/>
-        </w:rPr>
-        <w:instrText xml:space="preserve"> HYPERLINK "https://www.zotero.org/google-docs/?wEdHYe"</w:instrText>
-      </w:r>
-      <w:r>
-        <w:rPr>
-          <w:rStyle w:val="Hyperlink.14"/>
-        </w:rPr>
-        <w:fldChar w:fldCharType="separate" w:fldLock="0"/>
-      </w:r>
-      <w:r>
-        <w:rPr>
-          <w:rStyle w:val="Hyperlink.14"/>
+          <w:rStyle w:val="Hyperlink.12"/>
+        </w:rPr>
+        <w:fldChar w:fldCharType="begin" w:fldLock="0"/>
+      </w:r>
+      <w:r>
+        <w:rPr>
+          <w:rStyle w:val="Hyperlink.12"/>
+        </w:rPr>
+        <w:instrText xml:space="preserve"> HYPERLINK "https://www.zotero.org/google-docs/?wEdHYe"</w:instrText>
+      </w:r>
+      <w:r>
+        <w:rPr>
+          <w:rStyle w:val="Hyperlink.12"/>
+        </w:rPr>
+        <w:fldChar w:fldCharType="separate" w:fldLock="0"/>
+      </w:r>
+      <w:r>
+        <w:rPr>
+          <w:rStyle w:val="Hyperlink.12"/>
           <w:rtl w:val="0"/>
           <w:lang w:val="en-US"/>
         </w:rPr>
@@ -17610,25 +17644,25 @@
       </w:r>
       <w:r>
         <w:rPr>
-          <w:rStyle w:val="Hyperlink.14"/>
-        </w:rPr>
-        <w:fldChar w:fldCharType="begin" w:fldLock="0"/>
-      </w:r>
-      <w:r>
-        <w:rPr>
-          <w:rStyle w:val="Hyperlink.14"/>
-        </w:rPr>
-        <w:instrText xml:space="preserve"> HYPERLINK "https://www.zotero.org/google-docs/?wEdHYe"</w:instrText>
-      </w:r>
-      <w:r>
-        <w:rPr>
-          <w:rStyle w:val="Hyperlink.14"/>
-        </w:rPr>
-        <w:fldChar w:fldCharType="separate" w:fldLock="0"/>
-      </w:r>
-      <w:r>
-        <w:rPr>
-          <w:rStyle w:val="Hyperlink.14"/>
+          <w:rStyle w:val="Hyperlink.12"/>
+        </w:rPr>
+        <w:fldChar w:fldCharType="begin" w:fldLock="0"/>
+      </w:r>
+      <w:r>
+        <w:rPr>
+          <w:rStyle w:val="Hyperlink.12"/>
+        </w:rPr>
+        <w:instrText xml:space="preserve"> HYPERLINK "https://www.zotero.org/google-docs/?wEdHYe"</w:instrText>
+      </w:r>
+      <w:r>
+        <w:rPr>
+          <w:rStyle w:val="Hyperlink.12"/>
+        </w:rPr>
+        <w:fldChar w:fldCharType="separate" w:fldLock="0"/>
+      </w:r>
+      <w:r>
+        <w:rPr>
+          <w:rStyle w:val="Hyperlink.12"/>
           <w:rtl w:val="0"/>
           <w:lang w:val="en-US"/>
         </w:rPr>
@@ -17722,7 +17756,7 @@
       </w:r>
       <w:r>
         <w:rPr>
-          <w:rStyle w:val="Hyperlink.14"/>
+          <w:rStyle w:val="Hyperlink.12"/>
           <w:rtl w:val="0"/>
           <w:lang w:val="en-US"/>
         </w:rPr>
@@ -17761,12 +17795,12 @@
         <w:ind w:left="720" w:hanging="720"/>
         <w:jc w:val="both"/>
         <w:rPr>
-          <w:rStyle w:val="Hyperlink.15"/>
+          <w:rStyle w:val="Hyperlink.14"/>
         </w:rPr>
       </w:pPr>
       <w:r>
         <w:rPr>
-          <w:rStyle w:val="Hyperlink.15"/>
+          <w:rStyle w:val="Hyperlink.14"/>
           <w:rtl w:val="0"/>
           <w:lang w:val="en-US"/>
         </w:rPr>
@@ -17774,7 +17808,7 @@
       </w:r>
       <w:r>
         <w:rPr>
-          <w:rStyle w:val="Hyperlink.15"/>
+          <w:rStyle w:val="Hyperlink.14"/>
           <w:rtl w:val="0"/>
           <w:lang w:val="en-US"/>
         </w:rPr>
@@ -17782,23 +17816,23 @@
       </w:r>
       <w:r>
         <w:rPr>
+          <w:rStyle w:val="Hyperlink.12"/>
+          <w:rtl w:val="0"/>
+          <w:lang w:val="en-US"/>
+        </w:rPr>
+        <w:t>Psychological Inquiry</w:t>
+      </w:r>
+      <w:r>
+        <w:rPr>
           <w:rStyle w:val="Hyperlink.14"/>
           <w:rtl w:val="0"/>
           <w:lang w:val="en-US"/>
         </w:rPr>
-        <w:t>Psychological Inquiry</w:t>
-      </w:r>
-      <w:r>
-        <w:rPr>
-          <w:rStyle w:val="Hyperlink.15"/>
-          <w:rtl w:val="0"/>
-          <w:lang w:val="en-US"/>
-        </w:rPr>
         <w:t>,</w:t>
       </w:r>
       <w:r>
         <w:rPr>
-          <w:rStyle w:val="Hyperlink.15"/>
+          <w:rStyle w:val="Hyperlink.14"/>
           <w:rtl w:val="0"/>
           <w:lang w:val="en-US"/>
         </w:rPr>
@@ -17806,18 +17840,18 @@
       </w:r>
       <w:r>
         <w:rPr>
+          <w:rStyle w:val="Hyperlink.12"/>
+          <w:rtl w:val="0"/>
+          <w:lang w:val="en-US"/>
+        </w:rPr>
+        <w:t>24</w:t>
+      </w:r>
+      <w:r>
+        <w:rPr>
           <w:rStyle w:val="Hyperlink.14"/>
           <w:rtl w:val="0"/>
           <w:lang w:val="en-US"/>
         </w:rPr>
-        <w:t>24</w:t>
-      </w:r>
-      <w:r>
-        <w:rPr>
-          <w:rStyle w:val="Hyperlink.15"/>
-          <w:rtl w:val="0"/>
-          <w:lang w:val="en-US"/>
-        </w:rPr>
         <w:t>(2), 81</w:t>
       </w:r>
       <w:r>
@@ -17830,7 +17864,7 @@
       </w:r>
       <w:r>
         <w:rPr>
-          <w:rStyle w:val="Hyperlink.15"/>
+          <w:rStyle w:val="Hyperlink.14"/>
           <w:rtl w:val="0"/>
           <w:lang w:val="en-US"/>
         </w:rPr>
@@ -17898,25 +17932,25 @@
       </w:r>
       <w:r>
         <w:rPr>
-          <w:rStyle w:val="Hyperlink.14"/>
-        </w:rPr>
-        <w:fldChar w:fldCharType="begin" w:fldLock="0"/>
-      </w:r>
-      <w:r>
-        <w:rPr>
-          <w:rStyle w:val="Hyperlink.14"/>
-        </w:rPr>
-        <w:instrText xml:space="preserve"> HYPERLINK "https://www.zotero.org/google-docs/?wEdHYe"</w:instrText>
-      </w:r>
-      <w:r>
-        <w:rPr>
-          <w:rStyle w:val="Hyperlink.14"/>
-        </w:rPr>
-        <w:fldChar w:fldCharType="separate" w:fldLock="0"/>
-      </w:r>
-      <w:r>
-        <w:rPr>
-          <w:rStyle w:val="Hyperlink.14"/>
+          <w:rStyle w:val="Hyperlink.12"/>
+        </w:rPr>
+        <w:fldChar w:fldCharType="begin" w:fldLock="0"/>
+      </w:r>
+      <w:r>
+        <w:rPr>
+          <w:rStyle w:val="Hyperlink.12"/>
+        </w:rPr>
+        <w:instrText xml:space="preserve"> HYPERLINK "https://www.zotero.org/google-docs/?wEdHYe"</w:instrText>
+      </w:r>
+      <w:r>
+        <w:rPr>
+          <w:rStyle w:val="Hyperlink.12"/>
+        </w:rPr>
+        <w:fldChar w:fldCharType="separate" w:fldLock="0"/>
+      </w:r>
+      <w:r>
+        <w:rPr>
+          <w:rStyle w:val="Hyperlink.12"/>
           <w:rtl w:val="0"/>
           <w:lang w:val="en-US"/>
         </w:rPr>
@@ -17958,25 +17992,25 @@
       </w:r>
       <w:r>
         <w:rPr>
-          <w:rStyle w:val="Hyperlink.14"/>
-        </w:rPr>
-        <w:fldChar w:fldCharType="begin" w:fldLock="0"/>
-      </w:r>
-      <w:r>
-        <w:rPr>
-          <w:rStyle w:val="Hyperlink.14"/>
-        </w:rPr>
-        <w:instrText xml:space="preserve"> HYPERLINK "https://www.zotero.org/google-docs/?wEdHYe"</w:instrText>
-      </w:r>
-      <w:r>
-        <w:rPr>
-          <w:rStyle w:val="Hyperlink.14"/>
-        </w:rPr>
-        <w:fldChar w:fldCharType="separate" w:fldLock="0"/>
-      </w:r>
-      <w:r>
-        <w:rPr>
-          <w:rStyle w:val="Hyperlink.14"/>
+          <w:rStyle w:val="Hyperlink.12"/>
+        </w:rPr>
+        <w:fldChar w:fldCharType="begin" w:fldLock="0"/>
+      </w:r>
+      <w:r>
+        <w:rPr>
+          <w:rStyle w:val="Hyperlink.12"/>
+        </w:rPr>
+        <w:instrText xml:space="preserve"> HYPERLINK "https://www.zotero.org/google-docs/?wEdHYe"</w:instrText>
+      </w:r>
+      <w:r>
+        <w:rPr>
+          <w:rStyle w:val="Hyperlink.12"/>
+        </w:rPr>
+        <w:fldChar w:fldCharType="separate" w:fldLock="0"/>
+      </w:r>
+      <w:r>
+        <w:rPr>
+          <w:rStyle w:val="Hyperlink.12"/>
           <w:rtl w:val="0"/>
           <w:lang w:val="en-US"/>
         </w:rPr>
@@ -18073,25 +18107,25 @@
       </w:r>
       <w:r>
         <w:rPr>
-          <w:rStyle w:val="Hyperlink.14"/>
-        </w:rPr>
-        <w:fldChar w:fldCharType="begin" w:fldLock="0"/>
-      </w:r>
-      <w:r>
-        <w:rPr>
-          <w:rStyle w:val="Hyperlink.14"/>
-        </w:rPr>
-        <w:instrText xml:space="preserve"> HYPERLINK "https://www.zotero.org/google-docs/?wEdHYe"</w:instrText>
-      </w:r>
-      <w:r>
-        <w:rPr>
-          <w:rStyle w:val="Hyperlink.14"/>
-        </w:rPr>
-        <w:fldChar w:fldCharType="separate" w:fldLock="0"/>
-      </w:r>
-      <w:r>
-        <w:rPr>
-          <w:rStyle w:val="Hyperlink.14"/>
+          <w:rStyle w:val="Hyperlink.12"/>
+        </w:rPr>
+        <w:fldChar w:fldCharType="begin" w:fldLock="0"/>
+      </w:r>
+      <w:r>
+        <w:rPr>
+          <w:rStyle w:val="Hyperlink.12"/>
+        </w:rPr>
+        <w:instrText xml:space="preserve"> HYPERLINK "https://www.zotero.org/google-docs/?wEdHYe"</w:instrText>
+      </w:r>
+      <w:r>
+        <w:rPr>
+          <w:rStyle w:val="Hyperlink.12"/>
+        </w:rPr>
+        <w:fldChar w:fldCharType="separate" w:fldLock="0"/>
+      </w:r>
+      <w:r>
+        <w:rPr>
+          <w:rStyle w:val="Hyperlink.12"/>
           <w:rtl w:val="0"/>
           <w:lang w:val="en-US"/>
         </w:rPr>
@@ -18133,25 +18167,25 @@
       </w:r>
       <w:r>
         <w:rPr>
-          <w:rStyle w:val="Hyperlink.14"/>
-        </w:rPr>
-        <w:fldChar w:fldCharType="begin" w:fldLock="0"/>
-      </w:r>
-      <w:r>
-        <w:rPr>
-          <w:rStyle w:val="Hyperlink.14"/>
-        </w:rPr>
-        <w:instrText xml:space="preserve"> HYPERLINK "https://www.zotero.org/google-docs/?wEdHYe"</w:instrText>
-      </w:r>
-      <w:r>
-        <w:rPr>
-          <w:rStyle w:val="Hyperlink.14"/>
-        </w:rPr>
-        <w:fldChar w:fldCharType="separate" w:fldLock="0"/>
-      </w:r>
-      <w:r>
-        <w:rPr>
-          <w:rStyle w:val="Hyperlink.14"/>
+          <w:rStyle w:val="Hyperlink.12"/>
+        </w:rPr>
+        <w:fldChar w:fldCharType="begin" w:fldLock="0"/>
+      </w:r>
+      <w:r>
+        <w:rPr>
+          <w:rStyle w:val="Hyperlink.12"/>
+        </w:rPr>
+        <w:instrText xml:space="preserve"> HYPERLINK "https://www.zotero.org/google-docs/?wEdHYe"</w:instrText>
+      </w:r>
+      <w:r>
+        <w:rPr>
+          <w:rStyle w:val="Hyperlink.12"/>
+        </w:rPr>
+        <w:fldChar w:fldCharType="separate" w:fldLock="0"/>
+      </w:r>
+      <w:r>
+        <w:rPr>
+          <w:rStyle w:val="Hyperlink.12"/>
           <w:rtl w:val="0"/>
           <w:lang w:val="en-US"/>
         </w:rPr>
@@ -18285,25 +18319,25 @@
       </w:r>
       <w:r>
         <w:rPr>
-          <w:rStyle w:val="Hyperlink.14"/>
-        </w:rPr>
-        <w:fldChar w:fldCharType="begin" w:fldLock="0"/>
-      </w:r>
-      <w:r>
-        <w:rPr>
-          <w:rStyle w:val="Hyperlink.14"/>
-        </w:rPr>
-        <w:instrText xml:space="preserve"> HYPERLINK "https://www.zotero.org/google-docs/?wEdHYe"</w:instrText>
-      </w:r>
-      <w:r>
-        <w:rPr>
-          <w:rStyle w:val="Hyperlink.14"/>
-        </w:rPr>
-        <w:fldChar w:fldCharType="separate" w:fldLock="0"/>
-      </w:r>
-      <w:r>
-        <w:rPr>
-          <w:rStyle w:val="Hyperlink.14"/>
+          <w:rStyle w:val="Hyperlink.12"/>
+        </w:rPr>
+        <w:fldChar w:fldCharType="begin" w:fldLock="0"/>
+      </w:r>
+      <w:r>
+        <w:rPr>
+          <w:rStyle w:val="Hyperlink.12"/>
+        </w:rPr>
+        <w:instrText xml:space="preserve"> HYPERLINK "https://www.zotero.org/google-docs/?wEdHYe"</w:instrText>
+      </w:r>
+      <w:r>
+        <w:rPr>
+          <w:rStyle w:val="Hyperlink.12"/>
+        </w:rPr>
+        <w:fldChar w:fldCharType="separate" w:fldLock="0"/>
+      </w:r>
+      <w:r>
+        <w:rPr>
+          <w:rStyle w:val="Hyperlink.12"/>
           <w:rtl w:val="0"/>
           <w:lang w:val="en-US"/>
         </w:rPr>
@@ -18315,7 +18349,7 @@
       </w:r>
       <w:r>
         <w:rPr>
-          <w:rStyle w:val="Hyperlink.14"/>
+          <w:rStyle w:val="Hyperlink.12"/>
           <w:rtl w:val="0"/>
           <w:lang w:val="en-US"/>
         </w:rPr>
@@ -18725,7 +18759,7 @@
       </w:r>
       <w:r>
         <w:rPr>
-          <w:rStyle w:val="Hyperlink.14"/>
+          <w:rStyle w:val="Hyperlink.12"/>
           <w:rtl w:val="0"/>
           <w:lang w:val="en-US"/>
         </w:rPr>
@@ -18801,25 +18835,25 @@
       </w:r>
       <w:r>
         <w:rPr>
-          <w:rStyle w:val="Hyperlink.14"/>
-        </w:rPr>
-        <w:fldChar w:fldCharType="begin" w:fldLock="0"/>
-      </w:r>
-      <w:r>
-        <w:rPr>
-          <w:rStyle w:val="Hyperlink.14"/>
-        </w:rPr>
-        <w:instrText xml:space="preserve"> HYPERLINK "https://www.zotero.org/google-docs/?wEdHYe"</w:instrText>
-      </w:r>
-      <w:r>
-        <w:rPr>
-          <w:rStyle w:val="Hyperlink.14"/>
-        </w:rPr>
-        <w:fldChar w:fldCharType="separate" w:fldLock="0"/>
-      </w:r>
-      <w:r>
-        <w:rPr>
-          <w:rStyle w:val="Hyperlink.14"/>
+          <w:rStyle w:val="Hyperlink.12"/>
+        </w:rPr>
+        <w:fldChar w:fldCharType="begin" w:fldLock="0"/>
+      </w:r>
+      <w:r>
+        <w:rPr>
+          <w:rStyle w:val="Hyperlink.12"/>
+        </w:rPr>
+        <w:instrText xml:space="preserve"> HYPERLINK "https://www.zotero.org/google-docs/?wEdHYe"</w:instrText>
+      </w:r>
+      <w:r>
+        <w:rPr>
+          <w:rStyle w:val="Hyperlink.12"/>
+        </w:rPr>
+        <w:fldChar w:fldCharType="separate" w:fldLock="0"/>
+      </w:r>
+      <w:r>
+        <w:rPr>
+          <w:rStyle w:val="Hyperlink.12"/>
           <w:rtl w:val="0"/>
           <w:lang w:val="en-US"/>
         </w:rPr>
@@ -18861,25 +18895,25 @@
       </w:r>
       <w:r>
         <w:rPr>
-          <w:rStyle w:val="Hyperlink.14"/>
-        </w:rPr>
-        <w:fldChar w:fldCharType="begin" w:fldLock="0"/>
-      </w:r>
-      <w:r>
-        <w:rPr>
-          <w:rStyle w:val="Hyperlink.14"/>
-        </w:rPr>
-        <w:instrText xml:space="preserve"> HYPERLINK "https://www.zotero.org/google-docs/?wEdHYe"</w:instrText>
-      </w:r>
-      <w:r>
-        <w:rPr>
-          <w:rStyle w:val="Hyperlink.14"/>
-        </w:rPr>
-        <w:fldChar w:fldCharType="separate" w:fldLock="0"/>
-      </w:r>
-      <w:r>
-        <w:rPr>
-          <w:rStyle w:val="Hyperlink.14"/>
+          <w:rStyle w:val="Hyperlink.12"/>
+        </w:rPr>
+        <w:fldChar w:fldCharType="begin" w:fldLock="0"/>
+      </w:r>
+      <w:r>
+        <w:rPr>
+          <w:rStyle w:val="Hyperlink.12"/>
+        </w:rPr>
+        <w:instrText xml:space="preserve"> HYPERLINK "https://www.zotero.org/google-docs/?wEdHYe"</w:instrText>
+      </w:r>
+      <w:r>
+        <w:rPr>
+          <w:rStyle w:val="Hyperlink.12"/>
+        </w:rPr>
+        <w:fldChar w:fldCharType="separate" w:fldLock="0"/>
+      </w:r>
+      <w:r>
+        <w:rPr>
+          <w:rStyle w:val="Hyperlink.12"/>
           <w:rtl w:val="0"/>
           <w:lang w:val="en-US"/>
         </w:rPr>
@@ -18981,25 +19015,25 @@
       </w:r>
       <w:r>
         <w:rPr>
-          <w:rStyle w:val="Hyperlink.14"/>
-        </w:rPr>
-        <w:fldChar w:fldCharType="begin" w:fldLock="0"/>
-      </w:r>
-      <w:r>
-        <w:rPr>
-          <w:rStyle w:val="Hyperlink.14"/>
-        </w:rPr>
-        <w:instrText xml:space="preserve"> HYPERLINK "https://www.zotero.org/google-docs/?wEdHYe"</w:instrText>
-      </w:r>
-      <w:r>
-        <w:rPr>
-          <w:rStyle w:val="Hyperlink.14"/>
-        </w:rPr>
-        <w:fldChar w:fldCharType="separate" w:fldLock="0"/>
-      </w:r>
-      <w:r>
-        <w:rPr>
-          <w:rStyle w:val="Hyperlink.14"/>
+          <w:rStyle w:val="Hyperlink.12"/>
+        </w:rPr>
+        <w:fldChar w:fldCharType="begin" w:fldLock="0"/>
+      </w:r>
+      <w:r>
+        <w:rPr>
+          <w:rStyle w:val="Hyperlink.12"/>
+        </w:rPr>
+        <w:instrText xml:space="preserve"> HYPERLINK "https://www.zotero.org/google-docs/?wEdHYe"</w:instrText>
+      </w:r>
+      <w:r>
+        <w:rPr>
+          <w:rStyle w:val="Hyperlink.12"/>
+        </w:rPr>
+        <w:fldChar w:fldCharType="separate" w:fldLock="0"/>
+      </w:r>
+      <w:r>
+        <w:rPr>
+          <w:rStyle w:val="Hyperlink.12"/>
           <w:rtl w:val="0"/>
           <w:lang w:val="en-US"/>
         </w:rPr>
@@ -19085,25 +19119,25 @@
       </w:r>
       <w:r>
         <w:rPr>
-          <w:rStyle w:val="Hyperlink.14"/>
-        </w:rPr>
-        <w:fldChar w:fldCharType="begin" w:fldLock="0"/>
-      </w:r>
-      <w:r>
-        <w:rPr>
-          <w:rStyle w:val="Hyperlink.14"/>
-        </w:rPr>
-        <w:instrText xml:space="preserve"> HYPERLINK "https://www.zotero.org/google-docs/?wEdHYe"</w:instrText>
-      </w:r>
-      <w:r>
-        <w:rPr>
-          <w:rStyle w:val="Hyperlink.14"/>
-        </w:rPr>
-        <w:fldChar w:fldCharType="separate" w:fldLock="0"/>
-      </w:r>
-      <w:r>
-        <w:rPr>
-          <w:rStyle w:val="Hyperlink.14"/>
+          <w:rStyle w:val="Hyperlink.12"/>
+        </w:rPr>
+        <w:fldChar w:fldCharType="begin" w:fldLock="0"/>
+      </w:r>
+      <w:r>
+        <w:rPr>
+          <w:rStyle w:val="Hyperlink.12"/>
+        </w:rPr>
+        <w:instrText xml:space="preserve"> HYPERLINK "https://www.zotero.org/google-docs/?wEdHYe"</w:instrText>
+      </w:r>
+      <w:r>
+        <w:rPr>
+          <w:rStyle w:val="Hyperlink.12"/>
+        </w:rPr>
+        <w:fldChar w:fldCharType="separate" w:fldLock="0"/>
+      </w:r>
+      <w:r>
+        <w:rPr>
+          <w:rStyle w:val="Hyperlink.12"/>
           <w:rtl w:val="0"/>
           <w:lang w:val="en-US"/>
         </w:rPr>
@@ -19145,25 +19179,25 @@
       </w:r>
       <w:r>
         <w:rPr>
-          <w:rStyle w:val="Hyperlink.14"/>
-        </w:rPr>
-        <w:fldChar w:fldCharType="begin" w:fldLock="0"/>
-      </w:r>
-      <w:r>
-        <w:rPr>
-          <w:rStyle w:val="Hyperlink.14"/>
-        </w:rPr>
-        <w:instrText xml:space="preserve"> HYPERLINK "https://www.zotero.org/google-docs/?wEdHYe"</w:instrText>
-      </w:r>
-      <w:r>
-        <w:rPr>
-          <w:rStyle w:val="Hyperlink.14"/>
-        </w:rPr>
-        <w:fldChar w:fldCharType="separate" w:fldLock="0"/>
-      </w:r>
-      <w:r>
-        <w:rPr>
-          <w:rStyle w:val="Hyperlink.14"/>
+          <w:rStyle w:val="Hyperlink.12"/>
+        </w:rPr>
+        <w:fldChar w:fldCharType="begin" w:fldLock="0"/>
+      </w:r>
+      <w:r>
+        <w:rPr>
+          <w:rStyle w:val="Hyperlink.12"/>
+        </w:rPr>
+        <w:instrText xml:space="preserve"> HYPERLINK "https://www.zotero.org/google-docs/?wEdHYe"</w:instrText>
+      </w:r>
+      <w:r>
+        <w:rPr>
+          <w:rStyle w:val="Hyperlink.12"/>
+        </w:rPr>
+        <w:fldChar w:fldCharType="separate" w:fldLock="0"/>
+      </w:r>
+      <w:r>
+        <w:rPr>
+          <w:rStyle w:val="Hyperlink.12"/>
           <w:rtl w:val="0"/>
           <w:lang w:val="en-US"/>
         </w:rPr>
@@ -19281,25 +19315,25 @@
       </w:r>
       <w:r>
         <w:rPr>
-          <w:rStyle w:val="Hyperlink.14"/>
-        </w:rPr>
-        <w:fldChar w:fldCharType="begin" w:fldLock="0"/>
-      </w:r>
-      <w:r>
-        <w:rPr>
-          <w:rStyle w:val="Hyperlink.14"/>
-        </w:rPr>
-        <w:instrText xml:space="preserve"> HYPERLINK "https://www.zotero.org/google-docs/?wEdHYe"</w:instrText>
-      </w:r>
-      <w:r>
-        <w:rPr>
-          <w:rStyle w:val="Hyperlink.14"/>
-        </w:rPr>
-        <w:fldChar w:fldCharType="separate" w:fldLock="0"/>
-      </w:r>
-      <w:r>
-        <w:rPr>
-          <w:rStyle w:val="Hyperlink.14"/>
+          <w:rStyle w:val="Hyperlink.12"/>
+        </w:rPr>
+        <w:fldChar w:fldCharType="begin" w:fldLock="0"/>
+      </w:r>
+      <w:r>
+        <w:rPr>
+          <w:rStyle w:val="Hyperlink.12"/>
+        </w:rPr>
+        <w:instrText xml:space="preserve"> HYPERLINK "https://www.zotero.org/google-docs/?wEdHYe"</w:instrText>
+      </w:r>
+      <w:r>
+        <w:rPr>
+          <w:rStyle w:val="Hyperlink.12"/>
+        </w:rPr>
+        <w:fldChar w:fldCharType="separate" w:fldLock="0"/>
+      </w:r>
+      <w:r>
+        <w:rPr>
+          <w:rStyle w:val="Hyperlink.12"/>
           <w:rtl w:val="0"/>
           <w:lang w:val="en-US"/>
         </w:rPr>
@@ -19341,25 +19375,25 @@
       </w:r>
       <w:r>
         <w:rPr>
-          <w:rStyle w:val="Hyperlink.14"/>
-        </w:rPr>
-        <w:fldChar w:fldCharType="begin" w:fldLock="0"/>
-      </w:r>
-      <w:r>
-        <w:rPr>
-          <w:rStyle w:val="Hyperlink.14"/>
-        </w:rPr>
-        <w:instrText xml:space="preserve"> HYPERLINK "https://www.zotero.org/google-docs/?wEdHYe"</w:instrText>
-      </w:r>
-      <w:r>
-        <w:rPr>
-          <w:rStyle w:val="Hyperlink.14"/>
-        </w:rPr>
-        <w:fldChar w:fldCharType="separate" w:fldLock="0"/>
-      </w:r>
-      <w:r>
-        <w:rPr>
-          <w:rStyle w:val="Hyperlink.14"/>
+          <w:rStyle w:val="Hyperlink.12"/>
+        </w:rPr>
+        <w:fldChar w:fldCharType="begin" w:fldLock="0"/>
+      </w:r>
+      <w:r>
+        <w:rPr>
+          <w:rStyle w:val="Hyperlink.12"/>
+        </w:rPr>
+        <w:instrText xml:space="preserve"> HYPERLINK "https://www.zotero.org/google-docs/?wEdHYe"</w:instrText>
+      </w:r>
+      <w:r>
+        <w:rPr>
+          <w:rStyle w:val="Hyperlink.12"/>
+        </w:rPr>
+        <w:fldChar w:fldCharType="separate" w:fldLock="0"/>
+      </w:r>
+      <w:r>
+        <w:rPr>
+          <w:rStyle w:val="Hyperlink.12"/>
           <w:rtl w:val="0"/>
           <w:lang w:val="en-US"/>
         </w:rPr>
@@ -19461,25 +19495,25 @@
       </w:r>
       <w:r>
         <w:rPr>
-          <w:rStyle w:val="Hyperlink.14"/>
-        </w:rPr>
-        <w:fldChar w:fldCharType="begin" w:fldLock="0"/>
-      </w:r>
-      <w:r>
-        <w:rPr>
-          <w:rStyle w:val="Hyperlink.14"/>
-        </w:rPr>
-        <w:instrText xml:space="preserve"> HYPERLINK "https://www.zotero.org/google-docs/?wEdHYe"</w:instrText>
-      </w:r>
-      <w:r>
-        <w:rPr>
-          <w:rStyle w:val="Hyperlink.14"/>
-        </w:rPr>
-        <w:fldChar w:fldCharType="separate" w:fldLock="0"/>
-      </w:r>
-      <w:r>
-        <w:rPr>
-          <w:rStyle w:val="Hyperlink.14"/>
+          <w:rStyle w:val="Hyperlink.12"/>
+        </w:rPr>
+        <w:fldChar w:fldCharType="begin" w:fldLock="0"/>
+      </w:r>
+      <w:r>
+        <w:rPr>
+          <w:rStyle w:val="Hyperlink.12"/>
+        </w:rPr>
+        <w:instrText xml:space="preserve"> HYPERLINK "https://www.zotero.org/google-docs/?wEdHYe"</w:instrText>
+      </w:r>
+      <w:r>
+        <w:rPr>
+          <w:rStyle w:val="Hyperlink.12"/>
+        </w:rPr>
+        <w:fldChar w:fldCharType="separate" w:fldLock="0"/>
+      </w:r>
+      <w:r>
+        <w:rPr>
+          <w:rStyle w:val="Hyperlink.12"/>
           <w:rtl w:val="0"/>
           <w:lang w:val="en-US"/>
         </w:rPr>
@@ -19521,25 +19555,25 @@
       </w:r>
       <w:r>
         <w:rPr>
-          <w:rStyle w:val="Hyperlink.14"/>
-        </w:rPr>
-        <w:fldChar w:fldCharType="begin" w:fldLock="0"/>
-      </w:r>
-      <w:r>
-        <w:rPr>
-          <w:rStyle w:val="Hyperlink.14"/>
-        </w:rPr>
-        <w:instrText xml:space="preserve"> HYPERLINK "https://www.zotero.org/google-docs/?wEdHYe"</w:instrText>
-      </w:r>
-      <w:r>
-        <w:rPr>
-          <w:rStyle w:val="Hyperlink.14"/>
-        </w:rPr>
-        <w:fldChar w:fldCharType="separate" w:fldLock="0"/>
-      </w:r>
-      <w:r>
-        <w:rPr>
-          <w:rStyle w:val="Hyperlink.14"/>
+          <w:rStyle w:val="Hyperlink.12"/>
+        </w:rPr>
+        <w:fldChar w:fldCharType="begin" w:fldLock="0"/>
+      </w:r>
+      <w:r>
+        <w:rPr>
+          <w:rStyle w:val="Hyperlink.12"/>
+        </w:rPr>
+        <w:instrText xml:space="preserve"> HYPERLINK "https://www.zotero.org/google-docs/?wEdHYe"</w:instrText>
+      </w:r>
+      <w:r>
+        <w:rPr>
+          <w:rStyle w:val="Hyperlink.12"/>
+        </w:rPr>
+        <w:fldChar w:fldCharType="separate" w:fldLock="0"/>
+      </w:r>
+      <w:r>
+        <w:rPr>
+          <w:rStyle w:val="Hyperlink.12"/>
           <w:rtl w:val="0"/>
           <w:lang w:val="en-US"/>
         </w:rPr>
@@ -19641,25 +19675,25 @@
       </w:r>
       <w:r>
         <w:rPr>
-          <w:rStyle w:val="Hyperlink.14"/>
-        </w:rPr>
-        <w:fldChar w:fldCharType="begin" w:fldLock="0"/>
-      </w:r>
-      <w:r>
-        <w:rPr>
-          <w:rStyle w:val="Hyperlink.14"/>
-        </w:rPr>
-        <w:instrText xml:space="preserve"> HYPERLINK "https://www.zotero.org/google-docs/?wEdHYe"</w:instrText>
-      </w:r>
-      <w:r>
-        <w:rPr>
-          <w:rStyle w:val="Hyperlink.14"/>
-        </w:rPr>
-        <w:fldChar w:fldCharType="separate" w:fldLock="0"/>
-      </w:r>
-      <w:r>
-        <w:rPr>
-          <w:rStyle w:val="Hyperlink.14"/>
+          <w:rStyle w:val="Hyperlink.12"/>
+        </w:rPr>
+        <w:fldChar w:fldCharType="begin" w:fldLock="0"/>
+      </w:r>
+      <w:r>
+        <w:rPr>
+          <w:rStyle w:val="Hyperlink.12"/>
+        </w:rPr>
+        <w:instrText xml:space="preserve"> HYPERLINK "https://www.zotero.org/google-docs/?wEdHYe"</w:instrText>
+      </w:r>
+      <w:r>
+        <w:rPr>
+          <w:rStyle w:val="Hyperlink.12"/>
+        </w:rPr>
+        <w:fldChar w:fldCharType="separate" w:fldLock="0"/>
+      </w:r>
+      <w:r>
+        <w:rPr>
+          <w:rStyle w:val="Hyperlink.12"/>
           <w:rtl w:val="0"/>
           <w:lang w:val="en-US"/>
         </w:rPr>
@@ -19701,25 +19735,25 @@
       </w:r>
       <w:r>
         <w:rPr>
-          <w:rStyle w:val="Hyperlink.14"/>
-        </w:rPr>
-        <w:fldChar w:fldCharType="begin" w:fldLock="0"/>
-      </w:r>
-      <w:r>
-        <w:rPr>
-          <w:rStyle w:val="Hyperlink.14"/>
-        </w:rPr>
-        <w:instrText xml:space="preserve"> HYPERLINK "https://www.zotero.org/google-docs/?wEdHYe"</w:instrText>
-      </w:r>
-      <w:r>
-        <w:rPr>
-          <w:rStyle w:val="Hyperlink.14"/>
-        </w:rPr>
-        <w:fldChar w:fldCharType="separate" w:fldLock="0"/>
-      </w:r>
-      <w:r>
-        <w:rPr>
-          <w:rStyle w:val="Hyperlink.14"/>
+          <w:rStyle w:val="Hyperlink.12"/>
+        </w:rPr>
+        <w:fldChar w:fldCharType="begin" w:fldLock="0"/>
+      </w:r>
+      <w:r>
+        <w:rPr>
+          <w:rStyle w:val="Hyperlink.12"/>
+        </w:rPr>
+        <w:instrText xml:space="preserve"> HYPERLINK "https://www.zotero.org/google-docs/?wEdHYe"</w:instrText>
+      </w:r>
+      <w:r>
+        <w:rPr>
+          <w:rStyle w:val="Hyperlink.12"/>
+        </w:rPr>
+        <w:fldChar w:fldCharType="separate" w:fldLock="0"/>
+      </w:r>
+      <w:r>
+        <w:rPr>
+          <w:rStyle w:val="Hyperlink.12"/>
           <w:rtl w:val="0"/>
           <w:lang w:val="en-US"/>
         </w:rPr>
@@ -19816,25 +19850,25 @@
       </w:r>
       <w:r>
         <w:rPr>
-          <w:rStyle w:val="Hyperlink.14"/>
-        </w:rPr>
-        <w:fldChar w:fldCharType="begin" w:fldLock="0"/>
-      </w:r>
-      <w:r>
-        <w:rPr>
-          <w:rStyle w:val="Hyperlink.14"/>
-        </w:rPr>
-        <w:instrText xml:space="preserve"> HYPERLINK "https://www.zotero.org/google-docs/?wEdHYe"</w:instrText>
-      </w:r>
-      <w:r>
-        <w:rPr>
-          <w:rStyle w:val="Hyperlink.14"/>
-        </w:rPr>
-        <w:fldChar w:fldCharType="separate" w:fldLock="0"/>
-      </w:r>
-      <w:r>
-        <w:rPr>
-          <w:rStyle w:val="Hyperlink.14"/>
+          <w:rStyle w:val="Hyperlink.12"/>
+        </w:rPr>
+        <w:fldChar w:fldCharType="begin" w:fldLock="0"/>
+      </w:r>
+      <w:r>
+        <w:rPr>
+          <w:rStyle w:val="Hyperlink.12"/>
+        </w:rPr>
+        <w:instrText xml:space="preserve"> HYPERLINK "https://www.zotero.org/google-docs/?wEdHYe"</w:instrText>
+      </w:r>
+      <w:r>
+        <w:rPr>
+          <w:rStyle w:val="Hyperlink.12"/>
+        </w:rPr>
+        <w:fldChar w:fldCharType="separate" w:fldLock="0"/>
+      </w:r>
+      <w:r>
+        <w:rPr>
+          <w:rStyle w:val="Hyperlink.12"/>
           <w:rtl w:val="0"/>
           <w:lang w:val="en-US"/>
         </w:rPr>
@@ -19912,7 +19946,7 @@
       </w:r>
       <w:r>
         <w:rPr>
-          <w:rStyle w:val="Hyperlink.14"/>
+          <w:rStyle w:val="Hyperlink.12"/>
           <w:rtl w:val="0"/>
           <w:lang w:val="en-US"/>
         </w:rPr>
@@ -19942,7 +19976,7 @@
       </w:pPr>
       <w:r>
         <w:rPr>
-          <w:rStyle w:val="Hyperlink.15"/>
+          <w:rStyle w:val="Hyperlink.14"/>
           <w:rtl w:val="0"/>
           <w:lang w:val="en-US"/>
         </w:rPr>
@@ -19950,7 +19984,7 @@
       </w:r>
       <w:r>
         <w:rPr>
-          <w:rStyle w:val="Hyperlink.15"/>
+          <w:rStyle w:val="Hyperlink.14"/>
           <w:rtl w:val="0"/>
           <w:lang w:val="en-US"/>
         </w:rPr>
@@ -19958,23 +19992,23 @@
       </w:r>
       <w:r>
         <w:rPr>
+          <w:rStyle w:val="Hyperlink.12"/>
+          <w:rtl w:val="0"/>
+          <w:lang w:val="en-US"/>
+        </w:rPr>
+        <w:t>Behavioral and Brain Sciences</w:t>
+      </w:r>
+      <w:r>
+        <w:rPr>
           <w:rStyle w:val="Hyperlink.14"/>
           <w:rtl w:val="0"/>
           <w:lang w:val="en-US"/>
         </w:rPr>
-        <w:t>Behavioral and Brain Sciences</w:t>
-      </w:r>
-      <w:r>
-        <w:rPr>
-          <w:rStyle w:val="Hyperlink.15"/>
-          <w:rtl w:val="0"/>
-          <w:lang w:val="en-US"/>
-        </w:rPr>
         <w:t>,</w:t>
       </w:r>
       <w:r>
         <w:rPr>
-          <w:rStyle w:val="Hyperlink.15"/>
+          <w:rStyle w:val="Hyperlink.14"/>
           <w:rtl w:val="0"/>
           <w:lang w:val="en-US"/>
         </w:rPr>
@@ -19982,15 +20016,15 @@
       </w:r>
       <w:r>
         <w:rPr>
+          <w:rStyle w:val="Hyperlink.12"/>
+          <w:rtl w:val="0"/>
+          <w:lang w:val="en-US"/>
+        </w:rPr>
+        <w:t>40</w:t>
+      </w:r>
+      <w:r>
+        <w:rPr>
           <w:rStyle w:val="Hyperlink.14"/>
-          <w:rtl w:val="0"/>
-          <w:lang w:val="en-US"/>
-        </w:rPr>
-        <w:t>40</w:t>
-      </w:r>
-      <w:r>
-        <w:rPr>
-          <w:rStyle w:val="Hyperlink.15"/>
           <w:rtl w:val="0"/>
           <w:lang w:val="en-US"/>
         </w:rPr>
@@ -20198,25 +20232,25 @@
       </w:r>
       <w:r>
         <w:rPr>
-          <w:rStyle w:val="Hyperlink.14"/>
-        </w:rPr>
-        <w:fldChar w:fldCharType="begin" w:fldLock="0"/>
-      </w:r>
-      <w:r>
-        <w:rPr>
-          <w:rStyle w:val="Hyperlink.14"/>
-        </w:rPr>
-        <w:instrText xml:space="preserve"> HYPERLINK "https://www.zotero.org/google-docs/?wEdHYe"</w:instrText>
-      </w:r>
-      <w:r>
-        <w:rPr>
-          <w:rStyle w:val="Hyperlink.14"/>
-        </w:rPr>
-        <w:fldChar w:fldCharType="separate" w:fldLock="0"/>
-      </w:r>
-      <w:r>
-        <w:rPr>
-          <w:rStyle w:val="Hyperlink.14"/>
+          <w:rStyle w:val="Hyperlink.12"/>
+        </w:rPr>
+        <w:fldChar w:fldCharType="begin" w:fldLock="0"/>
+      </w:r>
+      <w:r>
+        <w:rPr>
+          <w:rStyle w:val="Hyperlink.12"/>
+        </w:rPr>
+        <w:instrText xml:space="preserve"> HYPERLINK "https://www.zotero.org/google-docs/?wEdHYe"</w:instrText>
+      </w:r>
+      <w:r>
+        <w:rPr>
+          <w:rStyle w:val="Hyperlink.12"/>
+        </w:rPr>
+        <w:fldChar w:fldCharType="separate" w:fldLock="0"/>
+      </w:r>
+      <w:r>
+        <w:rPr>
+          <w:rStyle w:val="Hyperlink.12"/>
           <w:rtl w:val="0"/>
           <w:lang w:val="en-US"/>
         </w:rPr>
@@ -20258,25 +20292,25 @@
       </w:r>
       <w:r>
         <w:rPr>
-          <w:rStyle w:val="Hyperlink.14"/>
-        </w:rPr>
-        <w:fldChar w:fldCharType="begin" w:fldLock="0"/>
-      </w:r>
-      <w:r>
-        <w:rPr>
-          <w:rStyle w:val="Hyperlink.14"/>
-        </w:rPr>
-        <w:instrText xml:space="preserve"> HYPERLINK "https://www.zotero.org/google-docs/?wEdHYe"</w:instrText>
-      </w:r>
-      <w:r>
-        <w:rPr>
-          <w:rStyle w:val="Hyperlink.14"/>
-        </w:rPr>
-        <w:fldChar w:fldCharType="separate" w:fldLock="0"/>
-      </w:r>
-      <w:r>
-        <w:rPr>
-          <w:rStyle w:val="Hyperlink.14"/>
+          <w:rStyle w:val="Hyperlink.12"/>
+        </w:rPr>
+        <w:fldChar w:fldCharType="begin" w:fldLock="0"/>
+      </w:r>
+      <w:r>
+        <w:rPr>
+          <w:rStyle w:val="Hyperlink.12"/>
+        </w:rPr>
+        <w:instrText xml:space="preserve"> HYPERLINK "https://www.zotero.org/google-docs/?wEdHYe"</w:instrText>
+      </w:r>
+      <w:r>
+        <w:rPr>
+          <w:rStyle w:val="Hyperlink.12"/>
+        </w:rPr>
+        <w:fldChar w:fldCharType="separate" w:fldLock="0"/>
+      </w:r>
+      <w:r>
+        <w:rPr>
+          <w:rStyle w:val="Hyperlink.12"/>
           <w:rtl w:val="0"/>
           <w:lang w:val="en-US"/>
         </w:rPr>
@@ -20378,25 +20412,25 @@
       </w:r>
       <w:r>
         <w:rPr>
-          <w:rStyle w:val="Hyperlink.14"/>
-        </w:rPr>
-        <w:fldChar w:fldCharType="begin" w:fldLock="0"/>
-      </w:r>
-      <w:r>
-        <w:rPr>
-          <w:rStyle w:val="Hyperlink.14"/>
-        </w:rPr>
-        <w:instrText xml:space="preserve"> HYPERLINK "https://www.zotero.org/google-docs/?wEdHYe"</w:instrText>
-      </w:r>
-      <w:r>
-        <w:rPr>
-          <w:rStyle w:val="Hyperlink.14"/>
-        </w:rPr>
-        <w:fldChar w:fldCharType="separate" w:fldLock="0"/>
-      </w:r>
-      <w:r>
-        <w:rPr>
-          <w:rStyle w:val="Hyperlink.14"/>
+          <w:rStyle w:val="Hyperlink.12"/>
+        </w:rPr>
+        <w:fldChar w:fldCharType="begin" w:fldLock="0"/>
+      </w:r>
+      <w:r>
+        <w:rPr>
+          <w:rStyle w:val="Hyperlink.12"/>
+        </w:rPr>
+        <w:instrText xml:space="preserve"> HYPERLINK "https://www.zotero.org/google-docs/?wEdHYe"</w:instrText>
+      </w:r>
+      <w:r>
+        <w:rPr>
+          <w:rStyle w:val="Hyperlink.12"/>
+        </w:rPr>
+        <w:fldChar w:fldCharType="separate" w:fldLock="0"/>
+      </w:r>
+      <w:r>
+        <w:rPr>
+          <w:rStyle w:val="Hyperlink.12"/>
           <w:rtl w:val="0"/>
           <w:lang w:val="en-US"/>
         </w:rPr>
@@ -20438,25 +20472,25 @@
       </w:r>
       <w:r>
         <w:rPr>
-          <w:rStyle w:val="Hyperlink.14"/>
-        </w:rPr>
-        <w:fldChar w:fldCharType="begin" w:fldLock="0"/>
-      </w:r>
-      <w:r>
-        <w:rPr>
-          <w:rStyle w:val="Hyperlink.14"/>
-        </w:rPr>
-        <w:instrText xml:space="preserve"> HYPERLINK "https://www.zotero.org/google-docs/?wEdHYe"</w:instrText>
-      </w:r>
-      <w:r>
-        <w:rPr>
-          <w:rStyle w:val="Hyperlink.14"/>
-        </w:rPr>
-        <w:fldChar w:fldCharType="separate" w:fldLock="0"/>
-      </w:r>
-      <w:r>
-        <w:rPr>
-          <w:rStyle w:val="Hyperlink.14"/>
+          <w:rStyle w:val="Hyperlink.12"/>
+        </w:rPr>
+        <w:fldChar w:fldCharType="begin" w:fldLock="0"/>
+      </w:r>
+      <w:r>
+        <w:rPr>
+          <w:rStyle w:val="Hyperlink.12"/>
+        </w:rPr>
+        <w:instrText xml:space="preserve"> HYPERLINK "https://www.zotero.org/google-docs/?wEdHYe"</w:instrText>
+      </w:r>
+      <w:r>
+        <w:rPr>
+          <w:rStyle w:val="Hyperlink.12"/>
+        </w:rPr>
+        <w:fldChar w:fldCharType="separate" w:fldLock="0"/>
+      </w:r>
+      <w:r>
+        <w:rPr>
+          <w:rStyle w:val="Hyperlink.12"/>
           <w:rtl w:val="0"/>
           <w:lang w:val="en-US"/>
         </w:rPr>
@@ -20558,25 +20592,25 @@
       </w:r>
       <w:r>
         <w:rPr>
-          <w:rStyle w:val="Hyperlink.14"/>
-        </w:rPr>
-        <w:fldChar w:fldCharType="begin" w:fldLock="0"/>
-      </w:r>
-      <w:r>
-        <w:rPr>
-          <w:rStyle w:val="Hyperlink.14"/>
-        </w:rPr>
-        <w:instrText xml:space="preserve"> HYPERLINK "https://www.zotero.org/google-docs/?wEdHYe"</w:instrText>
-      </w:r>
-      <w:r>
-        <w:rPr>
-          <w:rStyle w:val="Hyperlink.14"/>
-        </w:rPr>
-        <w:fldChar w:fldCharType="separate" w:fldLock="0"/>
-      </w:r>
-      <w:r>
-        <w:rPr>
-          <w:rStyle w:val="Hyperlink.14"/>
+          <w:rStyle w:val="Hyperlink.12"/>
+        </w:rPr>
+        <w:fldChar w:fldCharType="begin" w:fldLock="0"/>
+      </w:r>
+      <w:r>
+        <w:rPr>
+          <w:rStyle w:val="Hyperlink.12"/>
+        </w:rPr>
+        <w:instrText xml:space="preserve"> HYPERLINK "https://www.zotero.org/google-docs/?wEdHYe"</w:instrText>
+      </w:r>
+      <w:r>
+        <w:rPr>
+          <w:rStyle w:val="Hyperlink.12"/>
+        </w:rPr>
+        <w:fldChar w:fldCharType="separate" w:fldLock="0"/>
+      </w:r>
+      <w:r>
+        <w:rPr>
+          <w:rStyle w:val="Hyperlink.12"/>
           <w:rtl w:val="0"/>
           <w:lang w:val="en-US"/>
         </w:rPr>
@@ -20662,25 +20696,25 @@
       </w:r>
       <w:r>
         <w:rPr>
-          <w:rStyle w:val="Hyperlink.14"/>
-        </w:rPr>
-        <w:fldChar w:fldCharType="begin" w:fldLock="0"/>
-      </w:r>
-      <w:r>
-        <w:rPr>
-          <w:rStyle w:val="Hyperlink.14"/>
-        </w:rPr>
-        <w:instrText xml:space="preserve"> HYPERLINK "https://www.zotero.org/google-docs/?wEdHYe"</w:instrText>
-      </w:r>
-      <w:r>
-        <w:rPr>
-          <w:rStyle w:val="Hyperlink.14"/>
-        </w:rPr>
-        <w:fldChar w:fldCharType="separate" w:fldLock="0"/>
-      </w:r>
-      <w:r>
-        <w:rPr>
-          <w:rStyle w:val="Hyperlink.14"/>
+          <w:rStyle w:val="Hyperlink.12"/>
+        </w:rPr>
+        <w:fldChar w:fldCharType="begin" w:fldLock="0"/>
+      </w:r>
+      <w:r>
+        <w:rPr>
+          <w:rStyle w:val="Hyperlink.12"/>
+        </w:rPr>
+        <w:instrText xml:space="preserve"> HYPERLINK "https://www.zotero.org/google-docs/?wEdHYe"</w:instrText>
+      </w:r>
+      <w:r>
+        <w:rPr>
+          <w:rStyle w:val="Hyperlink.12"/>
+        </w:rPr>
+        <w:fldChar w:fldCharType="separate" w:fldLock="0"/>
+      </w:r>
+      <w:r>
+        <w:rPr>
+          <w:rStyle w:val="Hyperlink.12"/>
           <w:rtl w:val="0"/>
           <w:lang w:val="en-US"/>
         </w:rPr>
@@ -20722,25 +20756,25 @@
       </w:r>
       <w:r>
         <w:rPr>
-          <w:rStyle w:val="Hyperlink.14"/>
-        </w:rPr>
-        <w:fldChar w:fldCharType="begin" w:fldLock="0"/>
-      </w:r>
-      <w:r>
-        <w:rPr>
-          <w:rStyle w:val="Hyperlink.14"/>
-        </w:rPr>
-        <w:instrText xml:space="preserve"> HYPERLINK "https://www.zotero.org/google-docs/?wEdHYe"</w:instrText>
-      </w:r>
-      <w:r>
-        <w:rPr>
-          <w:rStyle w:val="Hyperlink.14"/>
-        </w:rPr>
-        <w:fldChar w:fldCharType="separate" w:fldLock="0"/>
-      </w:r>
-      <w:r>
-        <w:rPr>
-          <w:rStyle w:val="Hyperlink.14"/>
+          <w:rStyle w:val="Hyperlink.12"/>
+        </w:rPr>
+        <w:fldChar w:fldCharType="begin" w:fldLock="0"/>
+      </w:r>
+      <w:r>
+        <w:rPr>
+          <w:rStyle w:val="Hyperlink.12"/>
+        </w:rPr>
+        <w:instrText xml:space="preserve"> HYPERLINK "https://www.zotero.org/google-docs/?wEdHYe"</w:instrText>
+      </w:r>
+      <w:r>
+        <w:rPr>
+          <w:rStyle w:val="Hyperlink.12"/>
+        </w:rPr>
+        <w:fldChar w:fldCharType="separate" w:fldLock="0"/>
+      </w:r>
+      <w:r>
+        <w:rPr>
+          <w:rStyle w:val="Hyperlink.12"/>
           <w:rtl w:val="0"/>
           <w:lang w:val="en-US"/>
         </w:rPr>
@@ -20840,25 +20874,25 @@
       </w:r>
       <w:r>
         <w:rPr>
-          <w:rStyle w:val="Hyperlink.14"/>
-        </w:rPr>
-        <w:fldChar w:fldCharType="begin" w:fldLock="0"/>
-      </w:r>
-      <w:r>
-        <w:rPr>
-          <w:rStyle w:val="Hyperlink.14"/>
-        </w:rPr>
-        <w:instrText xml:space="preserve"> HYPERLINK "https://www.zotero.org/google-docs/?wEdHYe"</w:instrText>
-      </w:r>
-      <w:r>
-        <w:rPr>
-          <w:rStyle w:val="Hyperlink.14"/>
-        </w:rPr>
-        <w:fldChar w:fldCharType="separate" w:fldLock="0"/>
-      </w:r>
-      <w:r>
-        <w:rPr>
-          <w:rStyle w:val="Hyperlink.14"/>
+          <w:rStyle w:val="Hyperlink.12"/>
+        </w:rPr>
+        <w:fldChar w:fldCharType="begin" w:fldLock="0"/>
+      </w:r>
+      <w:r>
+        <w:rPr>
+          <w:rStyle w:val="Hyperlink.12"/>
+        </w:rPr>
+        <w:instrText xml:space="preserve"> HYPERLINK "https://www.zotero.org/google-docs/?wEdHYe"</w:instrText>
+      </w:r>
+      <w:r>
+        <w:rPr>
+          <w:rStyle w:val="Hyperlink.12"/>
+        </w:rPr>
+        <w:fldChar w:fldCharType="separate" w:fldLock="0"/>
+      </w:r>
+      <w:r>
+        <w:rPr>
+          <w:rStyle w:val="Hyperlink.12"/>
           <w:rtl w:val="0"/>
           <w:lang w:val="en-US"/>
         </w:rPr>
@@ -20900,25 +20934,25 @@
       </w:r>
       <w:r>
         <w:rPr>
-          <w:rStyle w:val="Hyperlink.14"/>
-        </w:rPr>
-        <w:fldChar w:fldCharType="begin" w:fldLock="0"/>
-      </w:r>
-      <w:r>
-        <w:rPr>
-          <w:rStyle w:val="Hyperlink.14"/>
-        </w:rPr>
-        <w:instrText xml:space="preserve"> HYPERLINK "https://www.zotero.org/google-docs/?wEdHYe"</w:instrText>
-      </w:r>
-      <w:r>
-        <w:rPr>
-          <w:rStyle w:val="Hyperlink.14"/>
-        </w:rPr>
-        <w:fldChar w:fldCharType="separate" w:fldLock="0"/>
-      </w:r>
-      <w:r>
-        <w:rPr>
-          <w:rStyle w:val="Hyperlink.14"/>
+          <w:rStyle w:val="Hyperlink.12"/>
+        </w:rPr>
+        <w:fldChar w:fldCharType="begin" w:fldLock="0"/>
+      </w:r>
+      <w:r>
+        <w:rPr>
+          <w:rStyle w:val="Hyperlink.12"/>
+        </w:rPr>
+        <w:instrText xml:space="preserve"> HYPERLINK "https://www.zotero.org/google-docs/?wEdHYe"</w:instrText>
+      </w:r>
+      <w:r>
+        <w:rPr>
+          <w:rStyle w:val="Hyperlink.12"/>
+        </w:rPr>
+        <w:fldChar w:fldCharType="separate" w:fldLock="0"/>
+      </w:r>
+      <w:r>
+        <w:rPr>
+          <w:rStyle w:val="Hyperlink.12"/>
           <w:rtl w:val="0"/>
           <w:lang w:val="en-US"/>
         </w:rPr>
@@ -20983,12 +21017,12 @@
         <w:ind w:left="720" w:hanging="720"/>
         <w:jc w:val="both"/>
         <w:rPr>
-          <w:rStyle w:val="Hyperlink.15"/>
+          <w:rStyle w:val="Hyperlink.14"/>
         </w:rPr>
       </w:pPr>
       <w:r>
         <w:rPr>
-          <w:rStyle w:val="Hyperlink.15"/>
+          <w:rStyle w:val="Hyperlink.14"/>
           <w:rtl w:val="0"/>
           <w:lang w:val="en-US"/>
         </w:rPr>
@@ -20996,7 +21030,7 @@
       </w:r>
       <w:r>
         <w:rPr>
-          <w:rStyle w:val="Hyperlink.15"/>
+          <w:rStyle w:val="Hyperlink.14"/>
           <w:rtl w:val="0"/>
           <w:lang w:val="en-US"/>
         </w:rPr>
@@ -21004,23 +21038,23 @@
       </w:r>
       <w:r>
         <w:rPr>
+          <w:rStyle w:val="Hyperlink.12"/>
+          <w:rtl w:val="0"/>
+          <w:lang w:val="en-US"/>
+        </w:rPr>
+        <w:t>Evolution and Human Behavior</w:t>
+      </w:r>
+      <w:r>
+        <w:rPr>
           <w:rStyle w:val="Hyperlink.14"/>
           <w:rtl w:val="0"/>
           <w:lang w:val="en-US"/>
         </w:rPr>
-        <w:t>Evolution and Human Behavior</w:t>
-      </w:r>
-      <w:r>
-        <w:rPr>
-          <w:rStyle w:val="Hyperlink.15"/>
-          <w:rtl w:val="0"/>
-          <w:lang w:val="en-US"/>
-        </w:rPr>
         <w:t>,</w:t>
       </w:r>
       <w:r>
         <w:rPr>
-          <w:rStyle w:val="Hyperlink.15"/>
+          <w:rStyle w:val="Hyperlink.14"/>
           <w:rtl w:val="0"/>
           <w:lang w:val="en-US"/>
         </w:rPr>
@@ -21028,18 +21062,18 @@
       </w:r>
       <w:r>
         <w:rPr>
+          <w:rStyle w:val="Hyperlink.12"/>
+          <w:rtl w:val="0"/>
+          <w:lang w:val="en-US"/>
+        </w:rPr>
+        <w:t>32</w:t>
+      </w:r>
+      <w:r>
+        <w:rPr>
           <w:rStyle w:val="Hyperlink.14"/>
           <w:rtl w:val="0"/>
           <w:lang w:val="en-US"/>
         </w:rPr>
-        <w:t>32</w:t>
-      </w:r>
-      <w:r>
-        <w:rPr>
-          <w:rStyle w:val="Hyperlink.15"/>
-          <w:rtl w:val="0"/>
-          <w:lang w:val="en-US"/>
-        </w:rPr>
         <w:t>(5), 343</w:t>
       </w:r>
       <w:r>
@@ -21052,7 +21086,7 @@
       </w:r>
       <w:r>
         <w:rPr>
-          <w:rStyle w:val="Hyperlink.15"/>
+          <w:rStyle w:val="Hyperlink.14"/>
           <w:rtl w:val="0"/>
           <w:lang w:val="en-US"/>
         </w:rPr>
@@ -21099,25 +21133,25 @@
       </w:r>
       <w:r>
         <w:rPr>
-          <w:rStyle w:val="Hyperlink.14"/>
-        </w:rPr>
-        <w:fldChar w:fldCharType="begin" w:fldLock="0"/>
-      </w:r>
-      <w:r>
-        <w:rPr>
-          <w:rStyle w:val="Hyperlink.14"/>
-        </w:rPr>
-        <w:instrText xml:space="preserve"> HYPERLINK "https://www.zotero.org/google-docs/?wEdHYe"</w:instrText>
-      </w:r>
-      <w:r>
-        <w:rPr>
-          <w:rStyle w:val="Hyperlink.14"/>
-        </w:rPr>
-        <w:fldChar w:fldCharType="separate" w:fldLock="0"/>
-      </w:r>
-      <w:r>
-        <w:rPr>
-          <w:rStyle w:val="Hyperlink.14"/>
+          <w:rStyle w:val="Hyperlink.12"/>
+        </w:rPr>
+        <w:fldChar w:fldCharType="begin" w:fldLock="0"/>
+      </w:r>
+      <w:r>
+        <w:rPr>
+          <w:rStyle w:val="Hyperlink.12"/>
+        </w:rPr>
+        <w:instrText xml:space="preserve"> HYPERLINK "https://www.zotero.org/google-docs/?wEdHYe"</w:instrText>
+      </w:r>
+      <w:r>
+        <w:rPr>
+          <w:rStyle w:val="Hyperlink.12"/>
+        </w:rPr>
+        <w:fldChar w:fldCharType="separate" w:fldLock="0"/>
+      </w:r>
+      <w:r>
+        <w:rPr>
+          <w:rStyle w:val="Hyperlink.12"/>
           <w:rtl w:val="0"/>
           <w:lang w:val="en-US"/>
         </w:rPr>
@@ -21181,25 +21215,25 @@
       </w:r>
       <w:r>
         <w:rPr>
-          <w:rStyle w:val="Hyperlink.14"/>
-        </w:rPr>
-        <w:fldChar w:fldCharType="begin" w:fldLock="0"/>
-      </w:r>
-      <w:r>
-        <w:rPr>
-          <w:rStyle w:val="Hyperlink.14"/>
-        </w:rPr>
-        <w:instrText xml:space="preserve"> HYPERLINK "https://www.zotero.org/google-docs/?wEdHYe"</w:instrText>
-      </w:r>
-      <w:r>
-        <w:rPr>
-          <w:rStyle w:val="Hyperlink.14"/>
-        </w:rPr>
-        <w:fldChar w:fldCharType="separate" w:fldLock="0"/>
-      </w:r>
-      <w:r>
-        <w:rPr>
-          <w:rStyle w:val="Hyperlink.14"/>
+          <w:rStyle w:val="Hyperlink.12"/>
+        </w:rPr>
+        <w:fldChar w:fldCharType="begin" w:fldLock="0"/>
+      </w:r>
+      <w:r>
+        <w:rPr>
+          <w:rStyle w:val="Hyperlink.12"/>
+        </w:rPr>
+        <w:instrText xml:space="preserve"> HYPERLINK "https://www.zotero.org/google-docs/?wEdHYe"</w:instrText>
+      </w:r>
+      <w:r>
+        <w:rPr>
+          <w:rStyle w:val="Hyperlink.12"/>
+        </w:rPr>
+        <w:fldChar w:fldCharType="separate" w:fldLock="0"/>
+      </w:r>
+      <w:r>
+        <w:rPr>
+          <w:rStyle w:val="Hyperlink.12"/>
           <w:rtl w:val="0"/>
           <w:lang w:val="en-US"/>
         </w:rPr>
@@ -21241,25 +21275,25 @@
       </w:r>
       <w:r>
         <w:rPr>
-          <w:rStyle w:val="Hyperlink.14"/>
-        </w:rPr>
-        <w:fldChar w:fldCharType="begin" w:fldLock="0"/>
-      </w:r>
-      <w:r>
-        <w:rPr>
-          <w:rStyle w:val="Hyperlink.14"/>
-        </w:rPr>
-        <w:instrText xml:space="preserve"> HYPERLINK "https://www.zotero.org/google-docs/?wEdHYe"</w:instrText>
-      </w:r>
-      <w:r>
-        <w:rPr>
-          <w:rStyle w:val="Hyperlink.14"/>
-        </w:rPr>
-        <w:fldChar w:fldCharType="separate" w:fldLock="0"/>
-      </w:r>
-      <w:r>
-        <w:rPr>
-          <w:rStyle w:val="Hyperlink.14"/>
+          <w:rStyle w:val="Hyperlink.12"/>
+        </w:rPr>
+        <w:fldChar w:fldCharType="begin" w:fldLock="0"/>
+      </w:r>
+      <w:r>
+        <w:rPr>
+          <w:rStyle w:val="Hyperlink.12"/>
+        </w:rPr>
+        <w:instrText xml:space="preserve"> HYPERLINK "https://www.zotero.org/google-docs/?wEdHYe"</w:instrText>
+      </w:r>
+      <w:r>
+        <w:rPr>
+          <w:rStyle w:val="Hyperlink.12"/>
+        </w:rPr>
+        <w:fldChar w:fldCharType="separate" w:fldLock="0"/>
+      </w:r>
+      <w:r>
+        <w:rPr>
+          <w:rStyle w:val="Hyperlink.12"/>
           <w:rtl w:val="0"/>
           <w:lang w:val="en-US"/>
         </w:rPr>
@@ -21377,25 +21411,25 @@
       </w:r>
       <w:r>
         <w:rPr>
-          <w:rStyle w:val="Hyperlink.14"/>
-        </w:rPr>
-        <w:fldChar w:fldCharType="begin" w:fldLock="0"/>
-      </w:r>
-      <w:r>
-        <w:rPr>
-          <w:rStyle w:val="Hyperlink.14"/>
-        </w:rPr>
-        <w:instrText xml:space="preserve"> HYPERLINK "https://www.zotero.org/google-docs/?wEdHYe"</w:instrText>
-      </w:r>
-      <w:r>
-        <w:rPr>
-          <w:rStyle w:val="Hyperlink.14"/>
-        </w:rPr>
-        <w:fldChar w:fldCharType="separate" w:fldLock="0"/>
-      </w:r>
-      <w:r>
-        <w:rPr>
-          <w:rStyle w:val="Hyperlink.14"/>
+          <w:rStyle w:val="Hyperlink.12"/>
+        </w:rPr>
+        <w:fldChar w:fldCharType="begin" w:fldLock="0"/>
+      </w:r>
+      <w:r>
+        <w:rPr>
+          <w:rStyle w:val="Hyperlink.12"/>
+        </w:rPr>
+        <w:instrText xml:space="preserve"> HYPERLINK "https://www.zotero.org/google-docs/?wEdHYe"</w:instrText>
+      </w:r>
+      <w:r>
+        <w:rPr>
+          <w:rStyle w:val="Hyperlink.12"/>
+        </w:rPr>
+        <w:fldChar w:fldCharType="separate" w:fldLock="0"/>
+      </w:r>
+      <w:r>
+        <w:rPr>
+          <w:rStyle w:val="Hyperlink.12"/>
           <w:rtl w:val="0"/>
           <w:lang w:val="en-US"/>
         </w:rPr>
@@ -21479,25 +21513,25 @@
       </w:r>
       <w:r>
         <w:rPr>
-          <w:rStyle w:val="Hyperlink.14"/>
-        </w:rPr>
-        <w:fldChar w:fldCharType="begin" w:fldLock="0"/>
-      </w:r>
-      <w:r>
-        <w:rPr>
-          <w:rStyle w:val="Hyperlink.14"/>
-        </w:rPr>
-        <w:instrText xml:space="preserve"> HYPERLINK "https://www.zotero.org/google-docs/?wEdHYe"</w:instrText>
-      </w:r>
-      <w:r>
-        <w:rPr>
-          <w:rStyle w:val="Hyperlink.14"/>
-        </w:rPr>
-        <w:fldChar w:fldCharType="separate" w:fldLock="0"/>
-      </w:r>
-      <w:r>
-        <w:rPr>
-          <w:rStyle w:val="Hyperlink.14"/>
+          <w:rStyle w:val="Hyperlink.12"/>
+        </w:rPr>
+        <w:fldChar w:fldCharType="begin" w:fldLock="0"/>
+      </w:r>
+      <w:r>
+        <w:rPr>
+          <w:rStyle w:val="Hyperlink.12"/>
+        </w:rPr>
+        <w:instrText xml:space="preserve"> HYPERLINK "https://www.zotero.org/google-docs/?wEdHYe"</w:instrText>
+      </w:r>
+      <w:r>
+        <w:rPr>
+          <w:rStyle w:val="Hyperlink.12"/>
+        </w:rPr>
+        <w:fldChar w:fldCharType="separate" w:fldLock="0"/>
+      </w:r>
+      <w:r>
+        <w:rPr>
+          <w:rStyle w:val="Hyperlink.12"/>
           <w:rtl w:val="0"/>
           <w:lang w:val="en-US"/>
         </w:rPr>
@@ -21539,25 +21573,25 @@
       </w:r>
       <w:r>
         <w:rPr>
-          <w:rStyle w:val="Hyperlink.14"/>
-        </w:rPr>
-        <w:fldChar w:fldCharType="begin" w:fldLock="0"/>
-      </w:r>
-      <w:r>
-        <w:rPr>
-          <w:rStyle w:val="Hyperlink.14"/>
-        </w:rPr>
-        <w:instrText xml:space="preserve"> HYPERLINK "https://www.zotero.org/google-docs/?wEdHYe"</w:instrText>
-      </w:r>
-      <w:r>
-        <w:rPr>
-          <w:rStyle w:val="Hyperlink.14"/>
-        </w:rPr>
-        <w:fldChar w:fldCharType="separate" w:fldLock="0"/>
-      </w:r>
-      <w:r>
-        <w:rPr>
-          <w:rStyle w:val="Hyperlink.14"/>
+          <w:rStyle w:val="Hyperlink.12"/>
+        </w:rPr>
+        <w:fldChar w:fldCharType="begin" w:fldLock="0"/>
+      </w:r>
+      <w:r>
+        <w:rPr>
+          <w:rStyle w:val="Hyperlink.12"/>
+        </w:rPr>
+        <w:instrText xml:space="preserve"> HYPERLINK "https://www.zotero.org/google-docs/?wEdHYe"</w:instrText>
+      </w:r>
+      <w:r>
+        <w:rPr>
+          <w:rStyle w:val="Hyperlink.12"/>
+        </w:rPr>
+        <w:fldChar w:fldCharType="separate" w:fldLock="0"/>
+      </w:r>
+      <w:r>
+        <w:rPr>
+          <w:rStyle w:val="Hyperlink.12"/>
           <w:rtl w:val="0"/>
           <w:lang w:val="en-US"/>
         </w:rPr>
@@ -21622,12 +21656,12 @@
         <w:ind w:left="720" w:hanging="720"/>
         <w:jc w:val="both"/>
         <w:rPr>
-          <w:rStyle w:val="Hyperlink.15"/>
+          <w:rStyle w:val="Hyperlink.14"/>
         </w:rPr>
       </w:pPr>
       <w:r>
         <w:rPr>
-          <w:rStyle w:val="Hyperlink.15"/>
+          <w:rStyle w:val="Hyperlink.14"/>
           <w:rtl w:val="0"/>
           <w:lang w:val="en-US"/>
         </w:rPr>
@@ -21635,7 +21669,7 @@
       </w:r>
       <w:r>
         <w:rPr>
-          <w:rStyle w:val="Hyperlink.15"/>
+          <w:rStyle w:val="Hyperlink.14"/>
           <w:rtl w:val="0"/>
           <w:lang w:val="en-US"/>
         </w:rPr>
@@ -21643,23 +21677,23 @@
       </w:r>
       <w:r>
         <w:rPr>
+          <w:rStyle w:val="Hyperlink.12"/>
+          <w:rtl w:val="0"/>
+          <w:lang w:val="en-US"/>
+        </w:rPr>
+        <w:t>The British Journal of Politics and International Relations</w:t>
+      </w:r>
+      <w:r>
+        <w:rPr>
           <w:rStyle w:val="Hyperlink.14"/>
           <w:rtl w:val="0"/>
           <w:lang w:val="en-US"/>
         </w:rPr>
-        <w:t>The British Journal of Politics and International Relations</w:t>
-      </w:r>
-      <w:r>
-        <w:rPr>
-          <w:rStyle w:val="Hyperlink.15"/>
-          <w:rtl w:val="0"/>
-          <w:lang w:val="en-US"/>
-        </w:rPr>
         <w:t>,</w:t>
       </w:r>
       <w:r>
         <w:rPr>
-          <w:rStyle w:val="Hyperlink.15"/>
+          <w:rStyle w:val="Hyperlink.14"/>
           <w:rtl w:val="0"/>
           <w:lang w:val="en-US"/>
         </w:rPr>
@@ -21667,15 +21701,15 @@
       </w:r>
       <w:r>
         <w:rPr>
+          <w:rStyle w:val="Hyperlink.12"/>
+          <w:rtl w:val="0"/>
+          <w:lang w:val="en-US"/>
+        </w:rPr>
+        <w:t>19</w:t>
+      </w:r>
+      <w:r>
+        <w:rPr>
           <w:rStyle w:val="Hyperlink.14"/>
-          <w:rtl w:val="0"/>
-          <w:lang w:val="en-US"/>
-        </w:rPr>
-        <w:t>19</w:t>
-      </w:r>
-      <w:r>
-        <w:rPr>
-          <w:rStyle w:val="Hyperlink.15"/>
           <w:rtl w:val="0"/>
           <w:lang w:val="en-US"/>
         </w:rPr>
@@ -21702,7 +21736,7 @@
       </w:r>
       <w:r>
         <w:rPr>
-          <w:rStyle w:val="Hyperlink.15"/>
+          <w:rStyle w:val="Hyperlink.14"/>
           <w:rtl w:val="0"/>
           <w:lang w:val="en-US"/>
         </w:rPr>
@@ -21754,25 +21788,25 @@
       </w:r>
       <w:r>
         <w:rPr>
-          <w:rStyle w:val="Hyperlink.14"/>
-        </w:rPr>
-        <w:fldChar w:fldCharType="begin" w:fldLock="0"/>
-      </w:r>
-      <w:r>
-        <w:rPr>
-          <w:rStyle w:val="Hyperlink.14"/>
-        </w:rPr>
-        <w:instrText xml:space="preserve"> HYPERLINK "https://www.zotero.org/google-docs/?wEdHYe"</w:instrText>
-      </w:r>
-      <w:r>
-        <w:rPr>
-          <w:rStyle w:val="Hyperlink.14"/>
-        </w:rPr>
-        <w:fldChar w:fldCharType="separate" w:fldLock="0"/>
-      </w:r>
-      <w:r>
-        <w:rPr>
-          <w:rStyle w:val="Hyperlink.14"/>
+          <w:rStyle w:val="Hyperlink.12"/>
+        </w:rPr>
+        <w:fldChar w:fldCharType="begin" w:fldLock="0"/>
+      </w:r>
+      <w:r>
+        <w:rPr>
+          <w:rStyle w:val="Hyperlink.12"/>
+        </w:rPr>
+        <w:instrText xml:space="preserve"> HYPERLINK "https://www.zotero.org/google-docs/?wEdHYe"</w:instrText>
+      </w:r>
+      <w:r>
+        <w:rPr>
+          <w:rStyle w:val="Hyperlink.12"/>
+        </w:rPr>
+        <w:fldChar w:fldCharType="separate" w:fldLock="0"/>
+      </w:r>
+      <w:r>
+        <w:rPr>
+          <w:rStyle w:val="Hyperlink.12"/>
           <w:rtl w:val="0"/>
           <w:lang w:val="en-US"/>
         </w:rPr>
@@ -21814,25 +21848,25 @@
       </w:r>
       <w:r>
         <w:rPr>
-          <w:rStyle w:val="Hyperlink.14"/>
-        </w:rPr>
-        <w:fldChar w:fldCharType="begin" w:fldLock="0"/>
-      </w:r>
-      <w:r>
-        <w:rPr>
-          <w:rStyle w:val="Hyperlink.14"/>
-        </w:rPr>
-        <w:instrText xml:space="preserve"> HYPERLINK "https://www.zotero.org/google-docs/?wEdHYe"</w:instrText>
-      </w:r>
-      <w:r>
-        <w:rPr>
-          <w:rStyle w:val="Hyperlink.14"/>
-        </w:rPr>
-        <w:fldChar w:fldCharType="separate" w:fldLock="0"/>
-      </w:r>
-      <w:r>
-        <w:rPr>
-          <w:rStyle w:val="Hyperlink.14"/>
+          <w:rStyle w:val="Hyperlink.12"/>
+        </w:rPr>
+        <w:fldChar w:fldCharType="begin" w:fldLock="0"/>
+      </w:r>
+      <w:r>
+        <w:rPr>
+          <w:rStyle w:val="Hyperlink.12"/>
+        </w:rPr>
+        <w:instrText xml:space="preserve"> HYPERLINK "https://www.zotero.org/google-docs/?wEdHYe"</w:instrText>
+      </w:r>
+      <w:r>
+        <w:rPr>
+          <w:rStyle w:val="Hyperlink.12"/>
+        </w:rPr>
+        <w:fldChar w:fldCharType="separate" w:fldLock="0"/>
+      </w:r>
+      <w:r>
+        <w:rPr>
+          <w:rStyle w:val="Hyperlink.12"/>
           <w:rtl w:val="0"/>
           <w:lang w:val="en-US"/>
         </w:rPr>
@@ -21929,25 +21963,25 @@
       </w:r>
       <w:r>
         <w:rPr>
-          <w:rStyle w:val="Hyperlink.14"/>
-        </w:rPr>
-        <w:fldChar w:fldCharType="begin" w:fldLock="0"/>
-      </w:r>
-      <w:r>
-        <w:rPr>
-          <w:rStyle w:val="Hyperlink.14"/>
-        </w:rPr>
-        <w:instrText xml:space="preserve"> HYPERLINK "https://www.zotero.org/google-docs/?wEdHYe"</w:instrText>
-      </w:r>
-      <w:r>
-        <w:rPr>
-          <w:rStyle w:val="Hyperlink.14"/>
-        </w:rPr>
-        <w:fldChar w:fldCharType="separate" w:fldLock="0"/>
-      </w:r>
-      <w:r>
-        <w:rPr>
-          <w:rStyle w:val="Hyperlink.14"/>
+          <w:rStyle w:val="Hyperlink.12"/>
+        </w:rPr>
+        <w:fldChar w:fldCharType="begin" w:fldLock="0"/>
+      </w:r>
+      <w:r>
+        <w:rPr>
+          <w:rStyle w:val="Hyperlink.12"/>
+        </w:rPr>
+        <w:instrText xml:space="preserve"> HYPERLINK "https://www.zotero.org/google-docs/?wEdHYe"</w:instrText>
+      </w:r>
+      <w:r>
+        <w:rPr>
+          <w:rStyle w:val="Hyperlink.12"/>
+        </w:rPr>
+        <w:fldChar w:fldCharType="separate" w:fldLock="0"/>
+      </w:r>
+      <w:r>
+        <w:rPr>
+          <w:rStyle w:val="Hyperlink.12"/>
           <w:rtl w:val="0"/>
           <w:lang w:val="en-US"/>
         </w:rPr>
@@ -21989,25 +22023,25 @@
       </w:r>
       <w:r>
         <w:rPr>
-          <w:rStyle w:val="Hyperlink.14"/>
-        </w:rPr>
-        <w:fldChar w:fldCharType="begin" w:fldLock="0"/>
-      </w:r>
-      <w:r>
-        <w:rPr>
-          <w:rStyle w:val="Hyperlink.14"/>
-        </w:rPr>
-        <w:instrText xml:space="preserve"> HYPERLINK "https://www.zotero.org/google-docs/?wEdHYe"</w:instrText>
-      </w:r>
-      <w:r>
-        <w:rPr>
-          <w:rStyle w:val="Hyperlink.14"/>
-        </w:rPr>
-        <w:fldChar w:fldCharType="separate" w:fldLock="0"/>
-      </w:r>
-      <w:r>
-        <w:rPr>
-          <w:rStyle w:val="Hyperlink.14"/>
+          <w:rStyle w:val="Hyperlink.12"/>
+        </w:rPr>
+        <w:fldChar w:fldCharType="begin" w:fldLock="0"/>
+      </w:r>
+      <w:r>
+        <w:rPr>
+          <w:rStyle w:val="Hyperlink.12"/>
+        </w:rPr>
+        <w:instrText xml:space="preserve"> HYPERLINK "https://www.zotero.org/google-docs/?wEdHYe"</w:instrText>
+      </w:r>
+      <w:r>
+        <w:rPr>
+          <w:rStyle w:val="Hyperlink.12"/>
+        </w:rPr>
+        <w:fldChar w:fldCharType="separate" w:fldLock="0"/>
+      </w:r>
+      <w:r>
+        <w:rPr>
+          <w:rStyle w:val="Hyperlink.12"/>
           <w:rtl w:val="0"/>
           <w:lang w:val="en-US"/>
         </w:rPr>
@@ -22082,7 +22116,7 @@
       </w:r>
       <w:r>
         <w:rPr>
-          <w:rStyle w:val="Hyperlink.14"/>
+          <w:rStyle w:val="Hyperlink.12"/>
           <w:rtl w:val="0"/>
           <w:lang w:val="en-US"/>
         </w:rPr>
@@ -22158,25 +22192,25 @@
       </w:r>
       <w:r>
         <w:rPr>
-          <w:rStyle w:val="Hyperlink.14"/>
-        </w:rPr>
-        <w:fldChar w:fldCharType="begin" w:fldLock="0"/>
-      </w:r>
-      <w:r>
-        <w:rPr>
-          <w:rStyle w:val="Hyperlink.14"/>
-        </w:rPr>
-        <w:instrText xml:space="preserve"> HYPERLINK "https://www.zotero.org/google-docs/?wEdHYe"</w:instrText>
-      </w:r>
-      <w:r>
-        <w:rPr>
-          <w:rStyle w:val="Hyperlink.14"/>
-        </w:rPr>
-        <w:fldChar w:fldCharType="separate" w:fldLock="0"/>
-      </w:r>
-      <w:r>
-        <w:rPr>
-          <w:rStyle w:val="Hyperlink.14"/>
+          <w:rStyle w:val="Hyperlink.12"/>
+        </w:rPr>
+        <w:fldChar w:fldCharType="begin" w:fldLock="0"/>
+      </w:r>
+      <w:r>
+        <w:rPr>
+          <w:rStyle w:val="Hyperlink.12"/>
+        </w:rPr>
+        <w:instrText xml:space="preserve"> HYPERLINK "https://www.zotero.org/google-docs/?wEdHYe"</w:instrText>
+      </w:r>
+      <w:r>
+        <w:rPr>
+          <w:rStyle w:val="Hyperlink.12"/>
+        </w:rPr>
+        <w:fldChar w:fldCharType="separate" w:fldLock="0"/>
+      </w:r>
+      <w:r>
+        <w:rPr>
+          <w:rStyle w:val="Hyperlink.12"/>
           <w:rtl w:val="0"/>
           <w:lang w:val="en-US"/>
         </w:rPr>
@@ -22262,25 +22296,25 @@
       </w:r>
       <w:r>
         <w:rPr>
-          <w:rStyle w:val="Hyperlink.14"/>
-        </w:rPr>
-        <w:fldChar w:fldCharType="begin" w:fldLock="0"/>
-      </w:r>
-      <w:r>
-        <w:rPr>
-          <w:rStyle w:val="Hyperlink.14"/>
-        </w:rPr>
-        <w:instrText xml:space="preserve"> HYPERLINK "https://www.zotero.org/google-docs/?wEdHYe"</w:instrText>
-      </w:r>
-      <w:r>
-        <w:rPr>
-          <w:rStyle w:val="Hyperlink.14"/>
-        </w:rPr>
-        <w:fldChar w:fldCharType="separate" w:fldLock="0"/>
-      </w:r>
-      <w:r>
-        <w:rPr>
-          <w:rStyle w:val="Hyperlink.14"/>
+          <w:rStyle w:val="Hyperlink.12"/>
+        </w:rPr>
+        <w:fldChar w:fldCharType="begin" w:fldLock="0"/>
+      </w:r>
+      <w:r>
+        <w:rPr>
+          <w:rStyle w:val="Hyperlink.12"/>
+        </w:rPr>
+        <w:instrText xml:space="preserve"> HYPERLINK "https://www.zotero.org/google-docs/?wEdHYe"</w:instrText>
+      </w:r>
+      <w:r>
+        <w:rPr>
+          <w:rStyle w:val="Hyperlink.12"/>
+        </w:rPr>
+        <w:fldChar w:fldCharType="separate" w:fldLock="0"/>
+      </w:r>
+      <w:r>
+        <w:rPr>
+          <w:rStyle w:val="Hyperlink.12"/>
           <w:rtl w:val="0"/>
           <w:lang w:val="en-US"/>
         </w:rPr>
@@ -22322,25 +22356,25 @@
       </w:r>
       <w:r>
         <w:rPr>
-          <w:rStyle w:val="Hyperlink.14"/>
-        </w:rPr>
-        <w:fldChar w:fldCharType="begin" w:fldLock="0"/>
-      </w:r>
-      <w:r>
-        <w:rPr>
-          <w:rStyle w:val="Hyperlink.14"/>
-        </w:rPr>
-        <w:instrText xml:space="preserve"> HYPERLINK "https://www.zotero.org/google-docs/?wEdHYe"</w:instrText>
-      </w:r>
-      <w:r>
-        <w:rPr>
-          <w:rStyle w:val="Hyperlink.14"/>
-        </w:rPr>
-        <w:fldChar w:fldCharType="separate" w:fldLock="0"/>
-      </w:r>
-      <w:r>
-        <w:rPr>
-          <w:rStyle w:val="Hyperlink.14"/>
+          <w:rStyle w:val="Hyperlink.12"/>
+        </w:rPr>
+        <w:fldChar w:fldCharType="begin" w:fldLock="0"/>
+      </w:r>
+      <w:r>
+        <w:rPr>
+          <w:rStyle w:val="Hyperlink.12"/>
+        </w:rPr>
+        <w:instrText xml:space="preserve"> HYPERLINK "https://www.zotero.org/google-docs/?wEdHYe"</w:instrText>
+      </w:r>
+      <w:r>
+        <w:rPr>
+          <w:rStyle w:val="Hyperlink.12"/>
+        </w:rPr>
+        <w:fldChar w:fldCharType="separate" w:fldLock="0"/>
+      </w:r>
+      <w:r>
+        <w:rPr>
+          <w:rStyle w:val="Hyperlink.12"/>
           <w:rtl w:val="0"/>
           <w:lang w:val="en-US"/>
         </w:rPr>
@@ -22442,25 +22476,25 @@
       </w:r>
       <w:r>
         <w:rPr>
-          <w:rStyle w:val="Hyperlink.14"/>
-        </w:rPr>
-        <w:fldChar w:fldCharType="begin" w:fldLock="0"/>
-      </w:r>
-      <w:r>
-        <w:rPr>
-          <w:rStyle w:val="Hyperlink.14"/>
-        </w:rPr>
-        <w:instrText xml:space="preserve"> HYPERLINK "https://www.zotero.org/google-docs/?wEdHYe"</w:instrText>
-      </w:r>
-      <w:r>
-        <w:rPr>
-          <w:rStyle w:val="Hyperlink.14"/>
-        </w:rPr>
-        <w:fldChar w:fldCharType="separate" w:fldLock="0"/>
-      </w:r>
-      <w:r>
-        <w:rPr>
-          <w:rStyle w:val="Hyperlink.14"/>
+          <w:rStyle w:val="Hyperlink.12"/>
+        </w:rPr>
+        <w:fldChar w:fldCharType="begin" w:fldLock="0"/>
+      </w:r>
+      <w:r>
+        <w:rPr>
+          <w:rStyle w:val="Hyperlink.12"/>
+        </w:rPr>
+        <w:instrText xml:space="preserve"> HYPERLINK "https://www.zotero.org/google-docs/?wEdHYe"</w:instrText>
+      </w:r>
+      <w:r>
+        <w:rPr>
+          <w:rStyle w:val="Hyperlink.12"/>
+        </w:rPr>
+        <w:fldChar w:fldCharType="separate" w:fldLock="0"/>
+      </w:r>
+      <w:r>
+        <w:rPr>
+          <w:rStyle w:val="Hyperlink.12"/>
           <w:rtl w:val="0"/>
           <w:lang w:val="en-US"/>
         </w:rPr>
@@ -22502,25 +22536,25 @@
       </w:r>
       <w:r>
         <w:rPr>
-          <w:rStyle w:val="Hyperlink.14"/>
-        </w:rPr>
-        <w:fldChar w:fldCharType="begin" w:fldLock="0"/>
-      </w:r>
-      <w:r>
-        <w:rPr>
-          <w:rStyle w:val="Hyperlink.14"/>
-        </w:rPr>
-        <w:instrText xml:space="preserve"> HYPERLINK "https://www.zotero.org/google-docs/?wEdHYe"</w:instrText>
-      </w:r>
-      <w:r>
-        <w:rPr>
-          <w:rStyle w:val="Hyperlink.14"/>
-        </w:rPr>
-        <w:fldChar w:fldCharType="separate" w:fldLock="0"/>
-      </w:r>
-      <w:r>
-        <w:rPr>
-          <w:rStyle w:val="Hyperlink.14"/>
+          <w:rStyle w:val="Hyperlink.12"/>
+        </w:rPr>
+        <w:fldChar w:fldCharType="begin" w:fldLock="0"/>
+      </w:r>
+      <w:r>
+        <w:rPr>
+          <w:rStyle w:val="Hyperlink.12"/>
+        </w:rPr>
+        <w:instrText xml:space="preserve"> HYPERLINK "https://www.zotero.org/google-docs/?wEdHYe"</w:instrText>
+      </w:r>
+      <w:r>
+        <w:rPr>
+          <w:rStyle w:val="Hyperlink.12"/>
+        </w:rPr>
+        <w:fldChar w:fldCharType="separate" w:fldLock="0"/>
+      </w:r>
+      <w:r>
+        <w:rPr>
+          <w:rStyle w:val="Hyperlink.12"/>
           <w:rtl w:val="0"/>
           <w:lang w:val="en-US"/>
         </w:rPr>
@@ -22622,25 +22656,25 @@
       </w:r>
       <w:r>
         <w:rPr>
-          <w:rStyle w:val="Hyperlink.14"/>
-        </w:rPr>
-        <w:fldChar w:fldCharType="begin" w:fldLock="0"/>
-      </w:r>
-      <w:r>
-        <w:rPr>
-          <w:rStyle w:val="Hyperlink.14"/>
-        </w:rPr>
-        <w:instrText xml:space="preserve"> HYPERLINK "https://www.zotero.org/google-docs/?wEdHYe"</w:instrText>
-      </w:r>
-      <w:r>
-        <w:rPr>
-          <w:rStyle w:val="Hyperlink.14"/>
-        </w:rPr>
-        <w:fldChar w:fldCharType="separate" w:fldLock="0"/>
-      </w:r>
-      <w:r>
-        <w:rPr>
-          <w:rStyle w:val="Hyperlink.14"/>
+          <w:rStyle w:val="Hyperlink.12"/>
+        </w:rPr>
+        <w:fldChar w:fldCharType="begin" w:fldLock="0"/>
+      </w:r>
+      <w:r>
+        <w:rPr>
+          <w:rStyle w:val="Hyperlink.12"/>
+        </w:rPr>
+        <w:instrText xml:space="preserve"> HYPERLINK "https://www.zotero.org/google-docs/?wEdHYe"</w:instrText>
+      </w:r>
+      <w:r>
+        <w:rPr>
+          <w:rStyle w:val="Hyperlink.12"/>
+        </w:rPr>
+        <w:fldChar w:fldCharType="separate" w:fldLock="0"/>
+      </w:r>
+      <w:r>
+        <w:rPr>
+          <w:rStyle w:val="Hyperlink.12"/>
           <w:rtl w:val="0"/>
           <w:lang w:val="en-US"/>
         </w:rPr>
@@ -22682,25 +22716,25 @@
       </w:r>
       <w:r>
         <w:rPr>
-          <w:rStyle w:val="Hyperlink.14"/>
-        </w:rPr>
-        <w:fldChar w:fldCharType="begin" w:fldLock="0"/>
-      </w:r>
-      <w:r>
-        <w:rPr>
-          <w:rStyle w:val="Hyperlink.14"/>
-        </w:rPr>
-        <w:instrText xml:space="preserve"> HYPERLINK "https://www.zotero.org/google-docs/?wEdHYe"</w:instrText>
-      </w:r>
-      <w:r>
-        <w:rPr>
-          <w:rStyle w:val="Hyperlink.14"/>
-        </w:rPr>
-        <w:fldChar w:fldCharType="separate" w:fldLock="0"/>
-      </w:r>
-      <w:r>
-        <w:rPr>
-          <w:rStyle w:val="Hyperlink.14"/>
+          <w:rStyle w:val="Hyperlink.12"/>
+        </w:rPr>
+        <w:fldChar w:fldCharType="begin" w:fldLock="0"/>
+      </w:r>
+      <w:r>
+        <w:rPr>
+          <w:rStyle w:val="Hyperlink.12"/>
+        </w:rPr>
+        <w:instrText xml:space="preserve"> HYPERLINK "https://www.zotero.org/google-docs/?wEdHYe"</w:instrText>
+      </w:r>
+      <w:r>
+        <w:rPr>
+          <w:rStyle w:val="Hyperlink.12"/>
+        </w:rPr>
+        <w:fldChar w:fldCharType="separate" w:fldLock="0"/>
+      </w:r>
+      <w:r>
+        <w:rPr>
+          <w:rStyle w:val="Hyperlink.12"/>
           <w:rtl w:val="0"/>
           <w:lang w:val="en-US"/>
         </w:rPr>
@@ -22800,25 +22834,25 @@
       </w:r>
       <w:r>
         <w:rPr>
-          <w:rStyle w:val="Hyperlink.14"/>
-        </w:rPr>
-        <w:fldChar w:fldCharType="begin" w:fldLock="0"/>
-      </w:r>
-      <w:r>
-        <w:rPr>
-          <w:rStyle w:val="Hyperlink.14"/>
-        </w:rPr>
-        <w:instrText xml:space="preserve"> HYPERLINK "https://www.zotero.org/google-docs/?wEdHYe"</w:instrText>
-      </w:r>
-      <w:r>
-        <w:rPr>
-          <w:rStyle w:val="Hyperlink.14"/>
-        </w:rPr>
-        <w:fldChar w:fldCharType="separate" w:fldLock="0"/>
-      </w:r>
-      <w:r>
-        <w:rPr>
-          <w:rStyle w:val="Hyperlink.14"/>
+          <w:rStyle w:val="Hyperlink.12"/>
+        </w:rPr>
+        <w:fldChar w:fldCharType="begin" w:fldLock="0"/>
+      </w:r>
+      <w:r>
+        <w:rPr>
+          <w:rStyle w:val="Hyperlink.12"/>
+        </w:rPr>
+        <w:instrText xml:space="preserve"> HYPERLINK "https://www.zotero.org/google-docs/?wEdHYe"</w:instrText>
+      </w:r>
+      <w:r>
+        <w:rPr>
+          <w:rStyle w:val="Hyperlink.12"/>
+        </w:rPr>
+        <w:fldChar w:fldCharType="separate" w:fldLock="0"/>
+      </w:r>
+      <w:r>
+        <w:rPr>
+          <w:rStyle w:val="Hyperlink.12"/>
           <w:rtl w:val="0"/>
           <w:lang w:val="en-US"/>
         </w:rPr>
@@ -22860,25 +22894,25 @@
       </w:r>
       <w:r>
         <w:rPr>
-          <w:rStyle w:val="Hyperlink.14"/>
-        </w:rPr>
-        <w:fldChar w:fldCharType="begin" w:fldLock="0"/>
-      </w:r>
-      <w:r>
-        <w:rPr>
-          <w:rStyle w:val="Hyperlink.14"/>
-        </w:rPr>
-        <w:instrText xml:space="preserve"> HYPERLINK "https://www.zotero.org/google-docs/?wEdHYe"</w:instrText>
-      </w:r>
-      <w:r>
-        <w:rPr>
-          <w:rStyle w:val="Hyperlink.14"/>
-        </w:rPr>
-        <w:fldChar w:fldCharType="separate" w:fldLock="0"/>
-      </w:r>
-      <w:r>
-        <w:rPr>
-          <w:rStyle w:val="Hyperlink.14"/>
+          <w:rStyle w:val="Hyperlink.12"/>
+        </w:rPr>
+        <w:fldChar w:fldCharType="begin" w:fldLock="0"/>
+      </w:r>
+      <w:r>
+        <w:rPr>
+          <w:rStyle w:val="Hyperlink.12"/>
+        </w:rPr>
+        <w:instrText xml:space="preserve"> HYPERLINK "https://www.zotero.org/google-docs/?wEdHYe"</w:instrText>
+      </w:r>
+      <w:r>
+        <w:rPr>
+          <w:rStyle w:val="Hyperlink.12"/>
+        </w:rPr>
+        <w:fldChar w:fldCharType="separate" w:fldLock="0"/>
+      </w:r>
+      <w:r>
+        <w:rPr>
+          <w:rStyle w:val="Hyperlink.12"/>
           <w:rtl w:val="0"/>
           <w:lang w:val="en-US"/>
         </w:rPr>
@@ -22943,12 +22977,12 @@
         <w:ind w:left="720" w:hanging="720"/>
         <w:jc w:val="both"/>
         <w:rPr>
-          <w:rStyle w:val="Hyperlink.15"/>
+          <w:rStyle w:val="Hyperlink.14"/>
         </w:rPr>
       </w:pPr>
       <w:r>
         <w:rPr>
-          <w:rStyle w:val="Hyperlink.15"/>
+          <w:rStyle w:val="Hyperlink.14"/>
           <w:rtl w:val="0"/>
           <w:lang w:val="en-US"/>
         </w:rPr>
@@ -22956,39 +22990,39 @@
       </w:r>
       <w:r>
         <w:rPr>
+          <w:rStyle w:val="Hyperlink.12"/>
+          <w:rtl w:val="0"/>
+          <w:lang w:val="en-US"/>
+        </w:rPr>
+        <w:t>Cognitive Psychology</w:t>
+      </w:r>
+      <w:r>
+        <w:rPr>
           <w:rStyle w:val="Hyperlink.14"/>
           <w:rtl w:val="0"/>
           <w:lang w:val="en-US"/>
         </w:rPr>
-        <w:t>Cognitive Psychology</w:t>
-      </w:r>
-      <w:r>
-        <w:rPr>
-          <w:rStyle w:val="Hyperlink.15"/>
-          <w:rtl w:val="0"/>
-          <w:lang w:val="en-US"/>
-        </w:rPr>
         <w:t xml:space="preserve">, </w:t>
       </w:r>
       <w:r>
         <w:rPr>
+          <w:rStyle w:val="Hyperlink.12"/>
+          <w:rtl w:val="0"/>
+          <w:lang w:val="en-US"/>
+        </w:rPr>
+        <w:t>7</w:t>
+      </w:r>
+      <w:r>
+        <w:rPr>
           <w:rStyle w:val="Hyperlink.14"/>
           <w:rtl w:val="0"/>
           <w:lang w:val="en-US"/>
         </w:rPr>
-        <w:t>7</w:t>
-      </w:r>
-      <w:r>
-        <w:rPr>
-          <w:rStyle w:val="Hyperlink.15"/>
-          <w:rtl w:val="0"/>
-          <w:lang w:val="en-US"/>
-        </w:rPr>
         <w:t>(4), 573</w:t>
       </w:r>
       <w:r>
         <w:rPr>
-          <w:rStyle w:val="Hyperlink.15"/>
+          <w:rStyle w:val="Hyperlink.14"/>
           <w:rtl w:val="0"/>
           <w:lang w:val="en-US"/>
         </w:rPr>
@@ -22996,7 +23030,7 @@
       </w:r>
       <w:r>
         <w:rPr>
-          <w:rStyle w:val="Hyperlink.15"/>
+          <w:rStyle w:val="Hyperlink.14"/>
           <w:rtl w:val="0"/>
           <w:lang w:val="en-US"/>
         </w:rPr>
@@ -23048,25 +23082,25 @@
       </w:r>
       <w:r>
         <w:rPr>
-          <w:rStyle w:val="Hyperlink.14"/>
-        </w:rPr>
-        <w:fldChar w:fldCharType="begin" w:fldLock="0"/>
-      </w:r>
-      <w:r>
-        <w:rPr>
-          <w:rStyle w:val="Hyperlink.14"/>
-        </w:rPr>
-        <w:instrText xml:space="preserve"> HYPERLINK "https://www.zotero.org/google-docs/?wEdHYe"</w:instrText>
-      </w:r>
-      <w:r>
-        <w:rPr>
-          <w:rStyle w:val="Hyperlink.14"/>
-        </w:rPr>
-        <w:fldChar w:fldCharType="separate" w:fldLock="0"/>
-      </w:r>
-      <w:r>
-        <w:rPr>
-          <w:rStyle w:val="Hyperlink.14"/>
+          <w:rStyle w:val="Hyperlink.12"/>
+        </w:rPr>
+        <w:fldChar w:fldCharType="begin" w:fldLock="0"/>
+      </w:r>
+      <w:r>
+        <w:rPr>
+          <w:rStyle w:val="Hyperlink.12"/>
+        </w:rPr>
+        <w:instrText xml:space="preserve"> HYPERLINK "https://www.zotero.org/google-docs/?wEdHYe"</w:instrText>
+      </w:r>
+      <w:r>
+        <w:rPr>
+          <w:rStyle w:val="Hyperlink.12"/>
+        </w:rPr>
+        <w:fldChar w:fldCharType="separate" w:fldLock="0"/>
+      </w:r>
+      <w:r>
+        <w:rPr>
+          <w:rStyle w:val="Hyperlink.12"/>
           <w:rtl w:val="0"/>
           <w:lang w:val="en-US"/>
         </w:rPr>
@@ -23108,25 +23142,25 @@
       </w:r>
       <w:r>
         <w:rPr>
-          <w:rStyle w:val="Hyperlink.14"/>
-        </w:rPr>
-        <w:fldChar w:fldCharType="begin" w:fldLock="0"/>
-      </w:r>
-      <w:r>
-        <w:rPr>
-          <w:rStyle w:val="Hyperlink.14"/>
-        </w:rPr>
-        <w:instrText xml:space="preserve"> HYPERLINK "https://www.zotero.org/google-docs/?wEdHYe"</w:instrText>
-      </w:r>
-      <w:r>
-        <w:rPr>
-          <w:rStyle w:val="Hyperlink.14"/>
-        </w:rPr>
-        <w:fldChar w:fldCharType="separate" w:fldLock="0"/>
-      </w:r>
-      <w:r>
-        <w:rPr>
-          <w:rStyle w:val="Hyperlink.14"/>
+          <w:rStyle w:val="Hyperlink.12"/>
+        </w:rPr>
+        <w:fldChar w:fldCharType="begin" w:fldLock="0"/>
+      </w:r>
+      <w:r>
+        <w:rPr>
+          <w:rStyle w:val="Hyperlink.12"/>
+        </w:rPr>
+        <w:instrText xml:space="preserve"> HYPERLINK "https://www.zotero.org/google-docs/?wEdHYe"</w:instrText>
+      </w:r>
+      <w:r>
+        <w:rPr>
+          <w:rStyle w:val="Hyperlink.12"/>
+        </w:rPr>
+        <w:fldChar w:fldCharType="separate" w:fldLock="0"/>
+      </w:r>
+      <w:r>
+        <w:rPr>
+          <w:rStyle w:val="Hyperlink.12"/>
           <w:rtl w:val="0"/>
           <w:lang w:val="en-US"/>
         </w:rPr>
@@ -23228,25 +23262,25 @@
       </w:r>
       <w:r>
         <w:rPr>
-          <w:rStyle w:val="Hyperlink.14"/>
-        </w:rPr>
-        <w:fldChar w:fldCharType="begin" w:fldLock="0"/>
-      </w:r>
-      <w:r>
-        <w:rPr>
-          <w:rStyle w:val="Hyperlink.14"/>
-        </w:rPr>
-        <w:instrText xml:space="preserve"> HYPERLINK "https://www.zotero.org/google-docs/?wEdHYe"</w:instrText>
-      </w:r>
-      <w:r>
-        <w:rPr>
-          <w:rStyle w:val="Hyperlink.14"/>
-        </w:rPr>
-        <w:fldChar w:fldCharType="separate" w:fldLock="0"/>
-      </w:r>
-      <w:r>
-        <w:rPr>
-          <w:rStyle w:val="Hyperlink.14"/>
+          <w:rStyle w:val="Hyperlink.12"/>
+        </w:rPr>
+        <w:fldChar w:fldCharType="begin" w:fldLock="0"/>
+      </w:r>
+      <w:r>
+        <w:rPr>
+          <w:rStyle w:val="Hyperlink.12"/>
+        </w:rPr>
+        <w:instrText xml:space="preserve"> HYPERLINK "https://www.zotero.org/google-docs/?wEdHYe"</w:instrText>
+      </w:r>
+      <w:r>
+        <w:rPr>
+          <w:rStyle w:val="Hyperlink.12"/>
+        </w:rPr>
+        <w:fldChar w:fldCharType="separate" w:fldLock="0"/>
+      </w:r>
+      <w:r>
+        <w:rPr>
+          <w:rStyle w:val="Hyperlink.12"/>
           <w:rtl w:val="0"/>
           <w:lang w:val="en-US"/>
         </w:rPr>
@@ -23584,25 +23618,25 @@
       </w:r>
       <w:r>
         <w:rPr>
-          <w:rStyle w:val="Hyperlink.14"/>
-        </w:rPr>
-        <w:fldChar w:fldCharType="begin" w:fldLock="0"/>
-      </w:r>
-      <w:r>
-        <w:rPr>
-          <w:rStyle w:val="Hyperlink.14"/>
-        </w:rPr>
-        <w:instrText xml:space="preserve"> HYPERLINK "https://www.zotero.org/google-docs/?wEdHYe"</w:instrText>
-      </w:r>
-      <w:r>
-        <w:rPr>
-          <w:rStyle w:val="Hyperlink.14"/>
-        </w:rPr>
-        <w:fldChar w:fldCharType="separate" w:fldLock="0"/>
-      </w:r>
-      <w:r>
-        <w:rPr>
-          <w:rStyle w:val="Hyperlink.14"/>
+          <w:rStyle w:val="Hyperlink.12"/>
+        </w:rPr>
+        <w:fldChar w:fldCharType="begin" w:fldLock="0"/>
+      </w:r>
+      <w:r>
+        <w:rPr>
+          <w:rStyle w:val="Hyperlink.12"/>
+        </w:rPr>
+        <w:instrText xml:space="preserve"> HYPERLINK "https://www.zotero.org/google-docs/?wEdHYe"</w:instrText>
+      </w:r>
+      <w:r>
+        <w:rPr>
+          <w:rStyle w:val="Hyperlink.12"/>
+        </w:rPr>
+        <w:fldChar w:fldCharType="separate" w:fldLock="0"/>
+      </w:r>
+      <w:r>
+        <w:rPr>
+          <w:rStyle w:val="Hyperlink.12"/>
           <w:rtl w:val="0"/>
           <w:lang w:val="en-US"/>
         </w:rPr>
@@ -23688,25 +23722,25 @@
       </w:r>
       <w:r>
         <w:rPr>
-          <w:rStyle w:val="Hyperlink.14"/>
-        </w:rPr>
-        <w:fldChar w:fldCharType="begin" w:fldLock="0"/>
-      </w:r>
-      <w:r>
-        <w:rPr>
-          <w:rStyle w:val="Hyperlink.14"/>
-        </w:rPr>
-        <w:instrText xml:space="preserve"> HYPERLINK "https://www.zotero.org/google-docs/?wEdHYe"</w:instrText>
-      </w:r>
-      <w:r>
-        <w:rPr>
-          <w:rStyle w:val="Hyperlink.14"/>
-        </w:rPr>
-        <w:fldChar w:fldCharType="separate" w:fldLock="0"/>
-      </w:r>
-      <w:r>
-        <w:rPr>
-          <w:rStyle w:val="Hyperlink.14"/>
+          <w:rStyle w:val="Hyperlink.12"/>
+        </w:rPr>
+        <w:fldChar w:fldCharType="begin" w:fldLock="0"/>
+      </w:r>
+      <w:r>
+        <w:rPr>
+          <w:rStyle w:val="Hyperlink.12"/>
+        </w:rPr>
+        <w:instrText xml:space="preserve"> HYPERLINK "https://www.zotero.org/google-docs/?wEdHYe"</w:instrText>
+      </w:r>
+      <w:r>
+        <w:rPr>
+          <w:rStyle w:val="Hyperlink.12"/>
+        </w:rPr>
+        <w:fldChar w:fldCharType="separate" w:fldLock="0"/>
+      </w:r>
+      <w:r>
+        <w:rPr>
+          <w:rStyle w:val="Hyperlink.12"/>
           <w:rtl w:val="0"/>
           <w:lang w:val="en-US"/>
         </w:rPr>
@@ -23748,25 +23782,25 @@
       </w:r>
       <w:r>
         <w:rPr>
-          <w:rStyle w:val="Hyperlink.14"/>
-        </w:rPr>
-        <w:fldChar w:fldCharType="begin" w:fldLock="0"/>
-      </w:r>
-      <w:r>
-        <w:rPr>
-          <w:rStyle w:val="Hyperlink.14"/>
-        </w:rPr>
-        <w:instrText xml:space="preserve"> HYPERLINK "https://www.zotero.org/google-docs/?wEdHYe"</w:instrText>
-      </w:r>
-      <w:r>
-        <w:rPr>
-          <w:rStyle w:val="Hyperlink.14"/>
-        </w:rPr>
-        <w:fldChar w:fldCharType="separate" w:fldLock="0"/>
-      </w:r>
-      <w:r>
-        <w:rPr>
-          <w:rStyle w:val="Hyperlink.14"/>
+          <w:rStyle w:val="Hyperlink.12"/>
+        </w:rPr>
+        <w:fldChar w:fldCharType="begin" w:fldLock="0"/>
+      </w:r>
+      <w:r>
+        <w:rPr>
+          <w:rStyle w:val="Hyperlink.12"/>
+        </w:rPr>
+        <w:instrText xml:space="preserve"> HYPERLINK "https://www.zotero.org/google-docs/?wEdHYe"</w:instrText>
+      </w:r>
+      <w:r>
+        <w:rPr>
+          <w:rStyle w:val="Hyperlink.12"/>
+        </w:rPr>
+        <w:fldChar w:fldCharType="separate" w:fldLock="0"/>
+      </w:r>
+      <w:r>
+        <w:rPr>
+          <w:rStyle w:val="Hyperlink.12"/>
           <w:rtl w:val="0"/>
           <w:lang w:val="en-US"/>
         </w:rPr>
@@ -23868,25 +23902,25 @@
       </w:r>
       <w:r>
         <w:rPr>
-          <w:rStyle w:val="Hyperlink.14"/>
-        </w:rPr>
-        <w:fldChar w:fldCharType="begin" w:fldLock="0"/>
-      </w:r>
-      <w:r>
-        <w:rPr>
-          <w:rStyle w:val="Hyperlink.14"/>
-        </w:rPr>
-        <w:instrText xml:space="preserve"> HYPERLINK "https://www.zotero.org/google-docs/?wEdHYe"</w:instrText>
-      </w:r>
-      <w:r>
-        <w:rPr>
-          <w:rStyle w:val="Hyperlink.14"/>
-        </w:rPr>
-        <w:fldChar w:fldCharType="separate" w:fldLock="0"/>
-      </w:r>
-      <w:r>
-        <w:rPr>
-          <w:rStyle w:val="Hyperlink.14"/>
+          <w:rStyle w:val="Hyperlink.12"/>
+        </w:rPr>
+        <w:fldChar w:fldCharType="begin" w:fldLock="0"/>
+      </w:r>
+      <w:r>
+        <w:rPr>
+          <w:rStyle w:val="Hyperlink.12"/>
+        </w:rPr>
+        <w:instrText xml:space="preserve"> HYPERLINK "https://www.zotero.org/google-docs/?wEdHYe"</w:instrText>
+      </w:r>
+      <w:r>
+        <w:rPr>
+          <w:rStyle w:val="Hyperlink.12"/>
+        </w:rPr>
+        <w:fldChar w:fldCharType="separate" w:fldLock="0"/>
+      </w:r>
+      <w:r>
+        <w:rPr>
+          <w:rStyle w:val="Hyperlink.12"/>
           <w:rtl w:val="0"/>
           <w:lang w:val="en-US"/>
         </w:rPr>
@@ -23928,25 +23962,25 @@
       </w:r>
       <w:r>
         <w:rPr>
-          <w:rStyle w:val="Hyperlink.14"/>
-        </w:rPr>
-        <w:fldChar w:fldCharType="begin" w:fldLock="0"/>
-      </w:r>
-      <w:r>
-        <w:rPr>
-          <w:rStyle w:val="Hyperlink.14"/>
-        </w:rPr>
-        <w:instrText xml:space="preserve"> HYPERLINK "https://www.zotero.org/google-docs/?wEdHYe"</w:instrText>
-      </w:r>
-      <w:r>
-        <w:rPr>
-          <w:rStyle w:val="Hyperlink.14"/>
-        </w:rPr>
-        <w:fldChar w:fldCharType="separate" w:fldLock="0"/>
-      </w:r>
-      <w:r>
-        <w:rPr>
-          <w:rStyle w:val="Hyperlink.14"/>
+          <w:rStyle w:val="Hyperlink.12"/>
+        </w:rPr>
+        <w:fldChar w:fldCharType="begin" w:fldLock="0"/>
+      </w:r>
+      <w:r>
+        <w:rPr>
+          <w:rStyle w:val="Hyperlink.12"/>
+        </w:rPr>
+        <w:instrText xml:space="preserve"> HYPERLINK "https://www.zotero.org/google-docs/?wEdHYe"</w:instrText>
+      </w:r>
+      <w:r>
+        <w:rPr>
+          <w:rStyle w:val="Hyperlink.12"/>
+        </w:rPr>
+        <w:fldChar w:fldCharType="separate" w:fldLock="0"/>
+      </w:r>
+      <w:r>
+        <w:rPr>
+          <w:rStyle w:val="Hyperlink.12"/>
           <w:rtl w:val="0"/>
           <w:lang w:val="en-US"/>
         </w:rPr>
@@ -24048,25 +24082,25 @@
       </w:r>
       <w:r>
         <w:rPr>
-          <w:rStyle w:val="Hyperlink.14"/>
-        </w:rPr>
-        <w:fldChar w:fldCharType="begin" w:fldLock="0"/>
-      </w:r>
-      <w:r>
-        <w:rPr>
-          <w:rStyle w:val="Hyperlink.14"/>
-        </w:rPr>
-        <w:instrText xml:space="preserve"> HYPERLINK "https://www.zotero.org/google-docs/?wEdHYe"</w:instrText>
-      </w:r>
-      <w:r>
-        <w:rPr>
-          <w:rStyle w:val="Hyperlink.14"/>
-        </w:rPr>
-        <w:fldChar w:fldCharType="separate" w:fldLock="0"/>
-      </w:r>
-      <w:r>
-        <w:rPr>
-          <w:rStyle w:val="Hyperlink.14"/>
+          <w:rStyle w:val="Hyperlink.12"/>
+        </w:rPr>
+        <w:fldChar w:fldCharType="begin" w:fldLock="0"/>
+      </w:r>
+      <w:r>
+        <w:rPr>
+          <w:rStyle w:val="Hyperlink.12"/>
+        </w:rPr>
+        <w:instrText xml:space="preserve"> HYPERLINK "https://www.zotero.org/google-docs/?wEdHYe"</w:instrText>
+      </w:r>
+      <w:r>
+        <w:rPr>
+          <w:rStyle w:val="Hyperlink.12"/>
+        </w:rPr>
+        <w:fldChar w:fldCharType="separate" w:fldLock="0"/>
+      </w:r>
+      <w:r>
+        <w:rPr>
+          <w:rStyle w:val="Hyperlink.12"/>
           <w:rtl w:val="0"/>
           <w:lang w:val="en-US"/>
         </w:rPr>
@@ -24108,25 +24142,25 @@
       </w:r>
       <w:r>
         <w:rPr>
-          <w:rStyle w:val="Hyperlink.14"/>
-        </w:rPr>
-        <w:fldChar w:fldCharType="begin" w:fldLock="0"/>
-      </w:r>
-      <w:r>
-        <w:rPr>
-          <w:rStyle w:val="Hyperlink.14"/>
-        </w:rPr>
-        <w:instrText xml:space="preserve"> HYPERLINK "https://www.zotero.org/google-docs/?wEdHYe"</w:instrText>
-      </w:r>
-      <w:r>
-        <w:rPr>
-          <w:rStyle w:val="Hyperlink.14"/>
-        </w:rPr>
-        <w:fldChar w:fldCharType="separate" w:fldLock="0"/>
-      </w:r>
-      <w:r>
-        <w:rPr>
-          <w:rStyle w:val="Hyperlink.14"/>
+          <w:rStyle w:val="Hyperlink.12"/>
+        </w:rPr>
+        <w:fldChar w:fldCharType="begin" w:fldLock="0"/>
+      </w:r>
+      <w:r>
+        <w:rPr>
+          <w:rStyle w:val="Hyperlink.12"/>
+        </w:rPr>
+        <w:instrText xml:space="preserve"> HYPERLINK "https://www.zotero.org/google-docs/?wEdHYe"</w:instrText>
+      </w:r>
+      <w:r>
+        <w:rPr>
+          <w:rStyle w:val="Hyperlink.12"/>
+        </w:rPr>
+        <w:fldChar w:fldCharType="separate" w:fldLock="0"/>
+      </w:r>
+      <w:r>
+        <w:rPr>
+          <w:rStyle w:val="Hyperlink.12"/>
           <w:rtl w:val="0"/>
           <w:lang w:val="en-US"/>
         </w:rPr>
@@ -24467,25 +24501,25 @@
       </w:r>
       <w:r>
         <w:rPr>
-          <w:rStyle w:val="Hyperlink.14"/>
-        </w:rPr>
-        <w:fldChar w:fldCharType="begin" w:fldLock="0"/>
-      </w:r>
-      <w:r>
-        <w:rPr>
-          <w:rStyle w:val="Hyperlink.14"/>
-        </w:rPr>
-        <w:instrText xml:space="preserve"> HYPERLINK "https://www.zotero.org/google-docs/?wEdHYe"</w:instrText>
-      </w:r>
-      <w:r>
-        <w:rPr>
-          <w:rStyle w:val="Hyperlink.14"/>
-        </w:rPr>
-        <w:fldChar w:fldCharType="separate" w:fldLock="0"/>
-      </w:r>
-      <w:r>
-        <w:rPr>
-          <w:rStyle w:val="Hyperlink.14"/>
+          <w:rStyle w:val="Hyperlink.12"/>
+        </w:rPr>
+        <w:fldChar w:fldCharType="begin" w:fldLock="0"/>
+      </w:r>
+      <w:r>
+        <w:rPr>
+          <w:rStyle w:val="Hyperlink.12"/>
+        </w:rPr>
+        <w:instrText xml:space="preserve"> HYPERLINK "https://www.zotero.org/google-docs/?wEdHYe"</w:instrText>
+      </w:r>
+      <w:r>
+        <w:rPr>
+          <w:rStyle w:val="Hyperlink.12"/>
+        </w:rPr>
+        <w:fldChar w:fldCharType="separate" w:fldLock="0"/>
+      </w:r>
+      <w:r>
+        <w:rPr>
+          <w:rStyle w:val="Hyperlink.12"/>
           <w:rtl w:val="0"/>
           <w:lang w:val="en-US"/>
         </w:rPr>
@@ -24527,25 +24561,25 @@
       </w:r>
       <w:r>
         <w:rPr>
-          <w:rStyle w:val="Hyperlink.14"/>
-        </w:rPr>
-        <w:fldChar w:fldCharType="begin" w:fldLock="0"/>
-      </w:r>
-      <w:r>
-        <w:rPr>
-          <w:rStyle w:val="Hyperlink.14"/>
-        </w:rPr>
-        <w:instrText xml:space="preserve"> HYPERLINK "https://www.zotero.org/google-docs/?wEdHYe"</w:instrText>
-      </w:r>
-      <w:r>
-        <w:rPr>
-          <w:rStyle w:val="Hyperlink.14"/>
-        </w:rPr>
-        <w:fldChar w:fldCharType="separate" w:fldLock="0"/>
-      </w:r>
-      <w:r>
-        <w:rPr>
-          <w:rStyle w:val="Hyperlink.14"/>
+          <w:rStyle w:val="Hyperlink.12"/>
+        </w:rPr>
+        <w:fldChar w:fldCharType="begin" w:fldLock="0"/>
+      </w:r>
+      <w:r>
+        <w:rPr>
+          <w:rStyle w:val="Hyperlink.12"/>
+        </w:rPr>
+        <w:instrText xml:space="preserve"> HYPERLINK "https://www.zotero.org/google-docs/?wEdHYe"</w:instrText>
+      </w:r>
+      <w:r>
+        <w:rPr>
+          <w:rStyle w:val="Hyperlink.12"/>
+        </w:rPr>
+        <w:fldChar w:fldCharType="separate" w:fldLock="0"/>
+      </w:r>
+      <w:r>
+        <w:rPr>
+          <w:rStyle w:val="Hyperlink.12"/>
           <w:rtl w:val="0"/>
           <w:lang w:val="en-US"/>
         </w:rPr>
@@ -24647,25 +24681,25 @@
       </w:r>
       <w:r>
         <w:rPr>
-          <w:rStyle w:val="Hyperlink.14"/>
-        </w:rPr>
-        <w:fldChar w:fldCharType="begin" w:fldLock="0"/>
-      </w:r>
-      <w:r>
-        <w:rPr>
-          <w:rStyle w:val="Hyperlink.14"/>
-        </w:rPr>
-        <w:instrText xml:space="preserve"> HYPERLINK "https://www.zotero.org/google-docs/?wEdHYe"</w:instrText>
-      </w:r>
-      <w:r>
-        <w:rPr>
-          <w:rStyle w:val="Hyperlink.14"/>
-        </w:rPr>
-        <w:fldChar w:fldCharType="separate" w:fldLock="0"/>
-      </w:r>
-      <w:r>
-        <w:rPr>
-          <w:rStyle w:val="Hyperlink.14"/>
+          <w:rStyle w:val="Hyperlink.12"/>
+        </w:rPr>
+        <w:fldChar w:fldCharType="begin" w:fldLock="0"/>
+      </w:r>
+      <w:r>
+        <w:rPr>
+          <w:rStyle w:val="Hyperlink.12"/>
+        </w:rPr>
+        <w:instrText xml:space="preserve"> HYPERLINK "https://www.zotero.org/google-docs/?wEdHYe"</w:instrText>
+      </w:r>
+      <w:r>
+        <w:rPr>
+          <w:rStyle w:val="Hyperlink.12"/>
+        </w:rPr>
+        <w:fldChar w:fldCharType="separate" w:fldLock="0"/>
+      </w:r>
+      <w:r>
+        <w:rPr>
+          <w:rStyle w:val="Hyperlink.12"/>
           <w:rtl w:val="0"/>
           <w:lang w:val="en-US"/>
         </w:rPr>
@@ -24751,25 +24785,25 @@
       </w:r>
       <w:r>
         <w:rPr>
-          <w:rStyle w:val="Hyperlink.14"/>
-        </w:rPr>
-        <w:fldChar w:fldCharType="begin" w:fldLock="0"/>
-      </w:r>
-      <w:r>
-        <w:rPr>
-          <w:rStyle w:val="Hyperlink.14"/>
-        </w:rPr>
-        <w:instrText xml:space="preserve"> HYPERLINK "https://www.zotero.org/google-docs/?wEdHYe"</w:instrText>
-      </w:r>
-      <w:r>
-        <w:rPr>
-          <w:rStyle w:val="Hyperlink.14"/>
-        </w:rPr>
-        <w:fldChar w:fldCharType="separate" w:fldLock="0"/>
-      </w:r>
-      <w:r>
-        <w:rPr>
-          <w:rStyle w:val="Hyperlink.14"/>
+          <w:rStyle w:val="Hyperlink.12"/>
+        </w:rPr>
+        <w:fldChar w:fldCharType="begin" w:fldLock="0"/>
+      </w:r>
+      <w:r>
+        <w:rPr>
+          <w:rStyle w:val="Hyperlink.12"/>
+        </w:rPr>
+        <w:instrText xml:space="preserve"> HYPERLINK "https://www.zotero.org/google-docs/?wEdHYe"</w:instrText>
+      </w:r>
+      <w:r>
+        <w:rPr>
+          <w:rStyle w:val="Hyperlink.12"/>
+        </w:rPr>
+        <w:fldChar w:fldCharType="separate" w:fldLock="0"/>
+      </w:r>
+      <w:r>
+        <w:rPr>
+          <w:rStyle w:val="Hyperlink.12"/>
           <w:rtl w:val="0"/>
           <w:lang w:val="en-US"/>
         </w:rPr>
@@ -24811,25 +24845,25 @@
       </w:r>
       <w:r>
         <w:rPr>
-          <w:rStyle w:val="Hyperlink.14"/>
-        </w:rPr>
-        <w:fldChar w:fldCharType="begin" w:fldLock="0"/>
-      </w:r>
-      <w:r>
-        <w:rPr>
-          <w:rStyle w:val="Hyperlink.14"/>
-        </w:rPr>
-        <w:instrText xml:space="preserve"> HYPERLINK "https://www.zotero.org/google-docs/?wEdHYe"</w:instrText>
-      </w:r>
-      <w:r>
-        <w:rPr>
-          <w:rStyle w:val="Hyperlink.14"/>
-        </w:rPr>
-        <w:fldChar w:fldCharType="separate" w:fldLock="0"/>
-      </w:r>
-      <w:r>
-        <w:rPr>
-          <w:rStyle w:val="Hyperlink.14"/>
+          <w:rStyle w:val="Hyperlink.12"/>
+        </w:rPr>
+        <w:fldChar w:fldCharType="begin" w:fldLock="0"/>
+      </w:r>
+      <w:r>
+        <w:rPr>
+          <w:rStyle w:val="Hyperlink.12"/>
+        </w:rPr>
+        <w:instrText xml:space="preserve"> HYPERLINK "https://www.zotero.org/google-docs/?wEdHYe"</w:instrText>
+      </w:r>
+      <w:r>
+        <w:rPr>
+          <w:rStyle w:val="Hyperlink.12"/>
+        </w:rPr>
+        <w:fldChar w:fldCharType="separate" w:fldLock="0"/>
+      </w:r>
+      <w:r>
+        <w:rPr>
+          <w:rStyle w:val="Hyperlink.12"/>
           <w:rtl w:val="0"/>
           <w:lang w:val="en-US"/>
         </w:rPr>
@@ -24926,25 +24960,25 @@
       </w:r>
       <w:r>
         <w:rPr>
-          <w:rStyle w:val="Hyperlink.14"/>
-        </w:rPr>
-        <w:fldChar w:fldCharType="begin" w:fldLock="0"/>
-      </w:r>
-      <w:r>
-        <w:rPr>
-          <w:rStyle w:val="Hyperlink.14"/>
-        </w:rPr>
-        <w:instrText xml:space="preserve"> HYPERLINK "https://www.zotero.org/google-docs/?wEdHYe"</w:instrText>
-      </w:r>
-      <w:r>
-        <w:rPr>
-          <w:rStyle w:val="Hyperlink.14"/>
-        </w:rPr>
-        <w:fldChar w:fldCharType="separate" w:fldLock="0"/>
-      </w:r>
-      <w:r>
-        <w:rPr>
-          <w:rStyle w:val="Hyperlink.14"/>
+          <w:rStyle w:val="Hyperlink.12"/>
+        </w:rPr>
+        <w:fldChar w:fldCharType="begin" w:fldLock="0"/>
+      </w:r>
+      <w:r>
+        <w:rPr>
+          <w:rStyle w:val="Hyperlink.12"/>
+        </w:rPr>
+        <w:instrText xml:space="preserve"> HYPERLINK "https://www.zotero.org/google-docs/?wEdHYe"</w:instrText>
+      </w:r>
+      <w:r>
+        <w:rPr>
+          <w:rStyle w:val="Hyperlink.12"/>
+        </w:rPr>
+        <w:fldChar w:fldCharType="separate" w:fldLock="0"/>
+      </w:r>
+      <w:r>
+        <w:rPr>
+          <w:rStyle w:val="Hyperlink.12"/>
           <w:rtl w:val="0"/>
           <w:lang w:val="en-US"/>
         </w:rPr>
@@ -24986,25 +25020,25 @@
       </w:r>
       <w:r>
         <w:rPr>
-          <w:rStyle w:val="Hyperlink.14"/>
-        </w:rPr>
-        <w:fldChar w:fldCharType="begin" w:fldLock="0"/>
-      </w:r>
-      <w:r>
-        <w:rPr>
-          <w:rStyle w:val="Hyperlink.14"/>
-        </w:rPr>
-        <w:instrText xml:space="preserve"> HYPERLINK "https://www.zotero.org/google-docs/?wEdHYe"</w:instrText>
-      </w:r>
-      <w:r>
-        <w:rPr>
-          <w:rStyle w:val="Hyperlink.14"/>
-        </w:rPr>
-        <w:fldChar w:fldCharType="separate" w:fldLock="0"/>
-      </w:r>
-      <w:r>
-        <w:rPr>
-          <w:rStyle w:val="Hyperlink.14"/>
+          <w:rStyle w:val="Hyperlink.12"/>
+        </w:rPr>
+        <w:fldChar w:fldCharType="begin" w:fldLock="0"/>
+      </w:r>
+      <w:r>
+        <w:rPr>
+          <w:rStyle w:val="Hyperlink.12"/>
+        </w:rPr>
+        <w:instrText xml:space="preserve"> HYPERLINK "https://www.zotero.org/google-docs/?wEdHYe"</w:instrText>
+      </w:r>
+      <w:r>
+        <w:rPr>
+          <w:rStyle w:val="Hyperlink.12"/>
+        </w:rPr>
+        <w:fldChar w:fldCharType="separate" w:fldLock="0"/>
+      </w:r>
+      <w:r>
+        <w:rPr>
+          <w:rStyle w:val="Hyperlink.12"/>
           <w:rtl w:val="0"/>
           <w:lang w:val="en-US"/>
         </w:rPr>
@@ -25104,25 +25138,25 @@
       </w:r>
       <w:r>
         <w:rPr>
-          <w:rStyle w:val="Hyperlink.14"/>
-        </w:rPr>
-        <w:fldChar w:fldCharType="begin" w:fldLock="0"/>
-      </w:r>
-      <w:r>
-        <w:rPr>
-          <w:rStyle w:val="Hyperlink.14"/>
-        </w:rPr>
-        <w:instrText xml:space="preserve"> HYPERLINK "https://www.zotero.org/google-docs/?wEdHYe"</w:instrText>
-      </w:r>
-      <w:r>
-        <w:rPr>
-          <w:rStyle w:val="Hyperlink.14"/>
-        </w:rPr>
-        <w:fldChar w:fldCharType="separate" w:fldLock="0"/>
-      </w:r>
-      <w:r>
-        <w:rPr>
-          <w:rStyle w:val="Hyperlink.14"/>
+          <w:rStyle w:val="Hyperlink.12"/>
+        </w:rPr>
+        <w:fldChar w:fldCharType="begin" w:fldLock="0"/>
+      </w:r>
+      <w:r>
+        <w:rPr>
+          <w:rStyle w:val="Hyperlink.12"/>
+        </w:rPr>
+        <w:instrText xml:space="preserve"> HYPERLINK "https://www.zotero.org/google-docs/?wEdHYe"</w:instrText>
+      </w:r>
+      <w:r>
+        <w:rPr>
+          <w:rStyle w:val="Hyperlink.12"/>
+        </w:rPr>
+        <w:fldChar w:fldCharType="separate" w:fldLock="0"/>
+      </w:r>
+      <w:r>
+        <w:rPr>
+          <w:rStyle w:val="Hyperlink.12"/>
           <w:rtl w:val="0"/>
           <w:lang w:val="en-US"/>
         </w:rPr>
@@ -25164,25 +25198,25 @@
       </w:r>
       <w:r>
         <w:rPr>
-          <w:rStyle w:val="Hyperlink.14"/>
-        </w:rPr>
-        <w:fldChar w:fldCharType="begin" w:fldLock="0"/>
-      </w:r>
-      <w:r>
-        <w:rPr>
-          <w:rStyle w:val="Hyperlink.14"/>
-        </w:rPr>
-        <w:instrText xml:space="preserve"> HYPERLINK "https://www.zotero.org/google-docs/?wEdHYe"</w:instrText>
-      </w:r>
-      <w:r>
-        <w:rPr>
-          <w:rStyle w:val="Hyperlink.14"/>
-        </w:rPr>
-        <w:fldChar w:fldCharType="separate" w:fldLock="0"/>
-      </w:r>
-      <w:r>
-        <w:rPr>
-          <w:rStyle w:val="Hyperlink.14"/>
+          <w:rStyle w:val="Hyperlink.12"/>
+        </w:rPr>
+        <w:fldChar w:fldCharType="begin" w:fldLock="0"/>
+      </w:r>
+      <w:r>
+        <w:rPr>
+          <w:rStyle w:val="Hyperlink.12"/>
+        </w:rPr>
+        <w:instrText xml:space="preserve"> HYPERLINK "https://www.zotero.org/google-docs/?wEdHYe"</w:instrText>
+      </w:r>
+      <w:r>
+        <w:rPr>
+          <w:rStyle w:val="Hyperlink.12"/>
+        </w:rPr>
+        <w:fldChar w:fldCharType="separate" w:fldLock="0"/>
+      </w:r>
+      <w:r>
+        <w:rPr>
+          <w:rStyle w:val="Hyperlink.12"/>
           <w:rtl w:val="0"/>
           <w:lang w:val="en-US"/>
         </w:rPr>
@@ -25247,12 +25281,12 @@
         <w:ind w:left="720" w:hanging="720"/>
         <w:jc w:val="both"/>
         <w:rPr>
-          <w:rStyle w:val="Hyperlink.15"/>
+          <w:rStyle w:val="Hyperlink.14"/>
         </w:rPr>
       </w:pPr>
       <w:r>
         <w:rPr>
-          <w:rStyle w:val="Hyperlink.15"/>
+          <w:rStyle w:val="Hyperlink.14"/>
           <w:rtl w:val="0"/>
           <w:lang w:val="en-US"/>
         </w:rPr>
@@ -25260,7 +25294,7 @@
       </w:r>
       <w:r>
         <w:rPr>
-          <w:rStyle w:val="Hyperlink.15"/>
+          <w:rStyle w:val="Hyperlink.14"/>
           <w:rtl w:val="0"/>
           <w:lang w:val="en-US"/>
         </w:rPr>
@@ -25268,15 +25302,15 @@
       </w:r>
       <w:r>
         <w:rPr>
+          <w:rStyle w:val="Hyperlink.12"/>
+          <w:rtl w:val="0"/>
+          <w:lang w:val="en-US"/>
+        </w:rPr>
+        <w:t>Distinctions in the flesh: Social class and the embodiment of inequality</w:t>
+      </w:r>
+      <w:r>
+        <w:rPr>
           <w:rStyle w:val="Hyperlink.14"/>
-          <w:rtl w:val="0"/>
-          <w:lang w:val="en-US"/>
-        </w:rPr>
-        <w:t>Distinctions in the flesh: Social class and the embodiment of inequality</w:t>
-      </w:r>
-      <w:r>
-        <w:rPr>
-          <w:rStyle w:val="Hyperlink.15"/>
           <w:rtl w:val="0"/>
           <w:lang w:val="en-US"/>
         </w:rPr>
@@ -25589,25 +25623,25 @@
       </w:r>
       <w:r>
         <w:rPr>
-          <w:rStyle w:val="Hyperlink.14"/>
-        </w:rPr>
-        <w:fldChar w:fldCharType="begin" w:fldLock="0"/>
-      </w:r>
-      <w:r>
-        <w:rPr>
-          <w:rStyle w:val="Hyperlink.14"/>
-        </w:rPr>
-        <w:instrText xml:space="preserve"> HYPERLINK "https://www.zotero.org/google-docs/?wEdHYe"</w:instrText>
-      </w:r>
-      <w:r>
-        <w:rPr>
-          <w:rStyle w:val="Hyperlink.14"/>
-        </w:rPr>
-        <w:fldChar w:fldCharType="separate" w:fldLock="0"/>
-      </w:r>
-      <w:r>
-        <w:rPr>
-          <w:rStyle w:val="Hyperlink.14"/>
+          <w:rStyle w:val="Hyperlink.12"/>
+        </w:rPr>
+        <w:fldChar w:fldCharType="begin" w:fldLock="0"/>
+      </w:r>
+      <w:r>
+        <w:rPr>
+          <w:rStyle w:val="Hyperlink.12"/>
+        </w:rPr>
+        <w:instrText xml:space="preserve"> HYPERLINK "https://www.zotero.org/google-docs/?wEdHYe"</w:instrText>
+      </w:r>
+      <w:r>
+        <w:rPr>
+          <w:rStyle w:val="Hyperlink.12"/>
+        </w:rPr>
+        <w:fldChar w:fldCharType="separate" w:fldLock="0"/>
+      </w:r>
+      <w:r>
+        <w:rPr>
+          <w:rStyle w:val="Hyperlink.12"/>
           <w:rtl w:val="0"/>
           <w:lang w:val="en-US"/>
         </w:rPr>
@@ -25649,25 +25683,25 @@
       </w:r>
       <w:r>
         <w:rPr>
-          <w:rStyle w:val="Hyperlink.14"/>
-        </w:rPr>
-        <w:fldChar w:fldCharType="begin" w:fldLock="0"/>
-      </w:r>
-      <w:r>
-        <w:rPr>
-          <w:rStyle w:val="Hyperlink.14"/>
-        </w:rPr>
-        <w:instrText xml:space="preserve"> HYPERLINK "https://www.zotero.org/google-docs/?wEdHYe"</w:instrText>
-      </w:r>
-      <w:r>
-        <w:rPr>
-          <w:rStyle w:val="Hyperlink.14"/>
-        </w:rPr>
-        <w:fldChar w:fldCharType="separate" w:fldLock="0"/>
-      </w:r>
-      <w:r>
-        <w:rPr>
-          <w:rStyle w:val="Hyperlink.14"/>
+          <w:rStyle w:val="Hyperlink.12"/>
+        </w:rPr>
+        <w:fldChar w:fldCharType="begin" w:fldLock="0"/>
+      </w:r>
+      <w:r>
+        <w:rPr>
+          <w:rStyle w:val="Hyperlink.12"/>
+        </w:rPr>
+        <w:instrText xml:space="preserve"> HYPERLINK "https://www.zotero.org/google-docs/?wEdHYe"</w:instrText>
+      </w:r>
+      <w:r>
+        <w:rPr>
+          <w:rStyle w:val="Hyperlink.12"/>
+        </w:rPr>
+        <w:fldChar w:fldCharType="separate" w:fldLock="0"/>
+      </w:r>
+      <w:r>
+        <w:rPr>
+          <w:rStyle w:val="Hyperlink.12"/>
           <w:rtl w:val="0"/>
           <w:lang w:val="en-US"/>
         </w:rPr>
@@ -25769,25 +25803,25 @@
       </w:r>
       <w:r>
         <w:rPr>
-          <w:rStyle w:val="Hyperlink.14"/>
-        </w:rPr>
-        <w:fldChar w:fldCharType="begin" w:fldLock="0"/>
-      </w:r>
-      <w:r>
-        <w:rPr>
-          <w:rStyle w:val="Hyperlink.14"/>
-        </w:rPr>
-        <w:instrText xml:space="preserve"> HYPERLINK "https://www.zotero.org/google-docs/?wEdHYe"</w:instrText>
-      </w:r>
-      <w:r>
-        <w:rPr>
-          <w:rStyle w:val="Hyperlink.14"/>
-        </w:rPr>
-        <w:fldChar w:fldCharType="separate" w:fldLock="0"/>
-      </w:r>
-      <w:r>
-        <w:rPr>
-          <w:rStyle w:val="Hyperlink.14"/>
+          <w:rStyle w:val="Hyperlink.12"/>
+        </w:rPr>
+        <w:fldChar w:fldCharType="begin" w:fldLock="0"/>
+      </w:r>
+      <w:r>
+        <w:rPr>
+          <w:rStyle w:val="Hyperlink.12"/>
+        </w:rPr>
+        <w:instrText xml:space="preserve"> HYPERLINK "https://www.zotero.org/google-docs/?wEdHYe"</w:instrText>
+      </w:r>
+      <w:r>
+        <w:rPr>
+          <w:rStyle w:val="Hyperlink.12"/>
+        </w:rPr>
+        <w:fldChar w:fldCharType="separate" w:fldLock="0"/>
+      </w:r>
+      <w:r>
+        <w:rPr>
+          <w:rStyle w:val="Hyperlink.12"/>
           <w:rtl w:val="0"/>
           <w:lang w:val="en-US"/>
         </w:rPr>
@@ -25829,25 +25863,25 @@
       </w:r>
       <w:r>
         <w:rPr>
-          <w:rStyle w:val="Hyperlink.14"/>
-        </w:rPr>
-        <w:fldChar w:fldCharType="begin" w:fldLock="0"/>
-      </w:r>
-      <w:r>
-        <w:rPr>
-          <w:rStyle w:val="Hyperlink.14"/>
-        </w:rPr>
-        <w:instrText xml:space="preserve"> HYPERLINK "https://www.zotero.org/google-docs/?wEdHYe"</w:instrText>
-      </w:r>
-      <w:r>
-        <w:rPr>
-          <w:rStyle w:val="Hyperlink.14"/>
-        </w:rPr>
-        <w:fldChar w:fldCharType="separate" w:fldLock="0"/>
-      </w:r>
-      <w:r>
-        <w:rPr>
-          <w:rStyle w:val="Hyperlink.14"/>
+          <w:rStyle w:val="Hyperlink.12"/>
+        </w:rPr>
+        <w:fldChar w:fldCharType="begin" w:fldLock="0"/>
+      </w:r>
+      <w:r>
+        <w:rPr>
+          <w:rStyle w:val="Hyperlink.12"/>
+        </w:rPr>
+        <w:instrText xml:space="preserve"> HYPERLINK "https://www.zotero.org/google-docs/?wEdHYe"</w:instrText>
+      </w:r>
+      <w:r>
+        <w:rPr>
+          <w:rStyle w:val="Hyperlink.12"/>
+        </w:rPr>
+        <w:fldChar w:fldCharType="separate" w:fldLock="0"/>
+      </w:r>
+      <w:r>
+        <w:rPr>
+          <w:rStyle w:val="Hyperlink.12"/>
           <w:rtl w:val="0"/>
           <w:lang w:val="en-US"/>
         </w:rPr>
@@ -25949,25 +25983,25 @@
       </w:r>
       <w:r>
         <w:rPr>
-          <w:rStyle w:val="Hyperlink.14"/>
-        </w:rPr>
-        <w:fldChar w:fldCharType="begin" w:fldLock="0"/>
-      </w:r>
-      <w:r>
-        <w:rPr>
-          <w:rStyle w:val="Hyperlink.14"/>
-        </w:rPr>
-        <w:instrText xml:space="preserve"> HYPERLINK "https://www.zotero.org/google-docs/?wEdHYe"</w:instrText>
-      </w:r>
-      <w:r>
-        <w:rPr>
-          <w:rStyle w:val="Hyperlink.14"/>
-        </w:rPr>
-        <w:fldChar w:fldCharType="separate" w:fldLock="0"/>
-      </w:r>
-      <w:r>
-        <w:rPr>
-          <w:rStyle w:val="Hyperlink.14"/>
+          <w:rStyle w:val="Hyperlink.12"/>
+        </w:rPr>
+        <w:fldChar w:fldCharType="begin" w:fldLock="0"/>
+      </w:r>
+      <w:r>
+        <w:rPr>
+          <w:rStyle w:val="Hyperlink.12"/>
+        </w:rPr>
+        <w:instrText xml:space="preserve"> HYPERLINK "https://www.zotero.org/google-docs/?wEdHYe"</w:instrText>
+      </w:r>
+      <w:r>
+        <w:rPr>
+          <w:rStyle w:val="Hyperlink.12"/>
+        </w:rPr>
+        <w:fldChar w:fldCharType="separate" w:fldLock="0"/>
+      </w:r>
+      <w:r>
+        <w:rPr>
+          <w:rStyle w:val="Hyperlink.12"/>
           <w:rtl w:val="0"/>
           <w:lang w:val="en-US"/>
         </w:rPr>
@@ -26009,25 +26043,25 @@
       </w:r>
       <w:r>
         <w:rPr>
-          <w:rStyle w:val="Hyperlink.14"/>
-        </w:rPr>
-        <w:fldChar w:fldCharType="begin" w:fldLock="0"/>
-      </w:r>
-      <w:r>
-        <w:rPr>
-          <w:rStyle w:val="Hyperlink.14"/>
-        </w:rPr>
-        <w:instrText xml:space="preserve"> HYPERLINK "https://www.zotero.org/google-docs/?wEdHYe"</w:instrText>
-      </w:r>
-      <w:r>
-        <w:rPr>
-          <w:rStyle w:val="Hyperlink.14"/>
-        </w:rPr>
-        <w:fldChar w:fldCharType="separate" w:fldLock="0"/>
-      </w:r>
-      <w:r>
-        <w:rPr>
-          <w:rStyle w:val="Hyperlink.14"/>
+          <w:rStyle w:val="Hyperlink.12"/>
+        </w:rPr>
+        <w:fldChar w:fldCharType="begin" w:fldLock="0"/>
+      </w:r>
+      <w:r>
+        <w:rPr>
+          <w:rStyle w:val="Hyperlink.12"/>
+        </w:rPr>
+        <w:instrText xml:space="preserve"> HYPERLINK "https://www.zotero.org/google-docs/?wEdHYe"</w:instrText>
+      </w:r>
+      <w:r>
+        <w:rPr>
+          <w:rStyle w:val="Hyperlink.12"/>
+        </w:rPr>
+        <w:fldChar w:fldCharType="separate" w:fldLock="0"/>
+      </w:r>
+      <w:r>
+        <w:rPr>
+          <w:rStyle w:val="Hyperlink.12"/>
           <w:rtl w:val="0"/>
           <w:lang w:val="en-US"/>
         </w:rPr>
@@ -26214,12 +26248,12 @@
         <w:ind w:left="720" w:hanging="720"/>
         <w:jc w:val="both"/>
         <w:rPr>
-          <w:rStyle w:val="Hyperlink.15"/>
+          <w:rStyle w:val="Hyperlink.14"/>
         </w:rPr>
       </w:pPr>
       <w:r>
         <w:rPr>
-          <w:rStyle w:val="Hyperlink.15"/>
+          <w:rStyle w:val="Hyperlink.14"/>
           <w:rtl w:val="0"/>
           <w:lang w:val="en-US"/>
         </w:rPr>
@@ -26227,7 +26261,7 @@
       </w:r>
       <w:r>
         <w:rPr>
-          <w:rStyle w:val="Hyperlink.15"/>
+          <w:rStyle w:val="Hyperlink.14"/>
           <w:rtl w:val="0"/>
           <w:lang w:val="en-US"/>
         </w:rPr>
@@ -26235,23 +26269,23 @@
       </w:r>
       <w:r>
         <w:rPr>
+          <w:rStyle w:val="Hyperlink.12"/>
+          <w:rtl w:val="0"/>
+          <w:lang w:val="en-US"/>
+        </w:rPr>
+        <w:t>Social Science Research</w:t>
+      </w:r>
+      <w:r>
+        <w:rPr>
           <w:rStyle w:val="Hyperlink.14"/>
           <w:rtl w:val="0"/>
           <w:lang w:val="en-US"/>
         </w:rPr>
-        <w:t>Social Science Research</w:t>
-      </w:r>
-      <w:r>
-        <w:rPr>
-          <w:rStyle w:val="Hyperlink.15"/>
-          <w:rtl w:val="0"/>
-          <w:lang w:val="en-US"/>
-        </w:rPr>
         <w:t>,</w:t>
       </w:r>
       <w:r>
         <w:rPr>
-          <w:rStyle w:val="Hyperlink.15"/>
+          <w:rStyle w:val="Hyperlink.14"/>
           <w:rtl w:val="0"/>
           <w:lang w:val="en-US"/>
         </w:rPr>
@@ -26259,18 +26293,18 @@
       </w:r>
       <w:r>
         <w:rPr>
+          <w:rStyle w:val="Hyperlink.12"/>
+          <w:rtl w:val="0"/>
+          <w:lang w:val="en-US"/>
+        </w:rPr>
+        <w:t>57</w:t>
+      </w:r>
+      <w:r>
+        <w:rPr>
           <w:rStyle w:val="Hyperlink.14"/>
           <w:rtl w:val="0"/>
           <w:lang w:val="en-US"/>
         </w:rPr>
-        <w:t>57</w:t>
-      </w:r>
-      <w:r>
-        <w:rPr>
-          <w:rStyle w:val="Hyperlink.15"/>
-          <w:rtl w:val="0"/>
-          <w:lang w:val="en-US"/>
-        </w:rPr>
         <w:t>, 253</w:t>
       </w:r>
       <w:r>
@@ -26284,7 +26318,7 @@
       </w:r>
       <w:r>
         <w:rPr>
-          <w:rStyle w:val="Hyperlink.15"/>
+          <w:rStyle w:val="Hyperlink.14"/>
           <w:rtl w:val="0"/>
           <w:lang w:val="en-US"/>
         </w:rPr>
@@ -26331,25 +26365,25 @@
       </w:r>
       <w:r>
         <w:rPr>
-          <w:rStyle w:val="Hyperlink.14"/>
-        </w:rPr>
-        <w:fldChar w:fldCharType="begin" w:fldLock="0"/>
-      </w:r>
-      <w:r>
-        <w:rPr>
-          <w:rStyle w:val="Hyperlink.14"/>
-        </w:rPr>
-        <w:instrText xml:space="preserve"> HYPERLINK "https://www.zotero.org/google-docs/?wEdHYe"</w:instrText>
-      </w:r>
-      <w:r>
-        <w:rPr>
-          <w:rStyle w:val="Hyperlink.14"/>
-        </w:rPr>
-        <w:fldChar w:fldCharType="separate" w:fldLock="0"/>
-      </w:r>
-      <w:r>
-        <w:rPr>
-          <w:rStyle w:val="Hyperlink.14"/>
+          <w:rStyle w:val="Hyperlink.12"/>
+        </w:rPr>
+        <w:fldChar w:fldCharType="begin" w:fldLock="0"/>
+      </w:r>
+      <w:r>
+        <w:rPr>
+          <w:rStyle w:val="Hyperlink.12"/>
+        </w:rPr>
+        <w:instrText xml:space="preserve"> HYPERLINK "https://www.zotero.org/google-docs/?wEdHYe"</w:instrText>
+      </w:r>
+      <w:r>
+        <w:rPr>
+          <w:rStyle w:val="Hyperlink.12"/>
+        </w:rPr>
+        <w:fldChar w:fldCharType="separate" w:fldLock="0"/>
+      </w:r>
+      <w:r>
+        <w:rPr>
+          <w:rStyle w:val="Hyperlink.12"/>
           <w:rtl w:val="0"/>
           <w:lang w:val="en-US"/>
         </w:rPr>
@@ -26391,25 +26425,25 @@
       </w:r>
       <w:r>
         <w:rPr>
-          <w:rStyle w:val="Hyperlink.14"/>
-        </w:rPr>
-        <w:fldChar w:fldCharType="begin" w:fldLock="0"/>
-      </w:r>
-      <w:r>
-        <w:rPr>
-          <w:rStyle w:val="Hyperlink.14"/>
-        </w:rPr>
-        <w:instrText xml:space="preserve"> HYPERLINK "https://www.zotero.org/google-docs/?wEdHYe"</w:instrText>
-      </w:r>
-      <w:r>
-        <w:rPr>
-          <w:rStyle w:val="Hyperlink.14"/>
-        </w:rPr>
-        <w:fldChar w:fldCharType="separate" w:fldLock="0"/>
-      </w:r>
-      <w:r>
-        <w:rPr>
-          <w:rStyle w:val="Hyperlink.14"/>
+          <w:rStyle w:val="Hyperlink.12"/>
+        </w:rPr>
+        <w:fldChar w:fldCharType="begin" w:fldLock="0"/>
+      </w:r>
+      <w:r>
+        <w:rPr>
+          <w:rStyle w:val="Hyperlink.12"/>
+        </w:rPr>
+        <w:instrText xml:space="preserve"> HYPERLINK "https://www.zotero.org/google-docs/?wEdHYe"</w:instrText>
+      </w:r>
+      <w:r>
+        <w:rPr>
+          <w:rStyle w:val="Hyperlink.12"/>
+        </w:rPr>
+        <w:fldChar w:fldCharType="separate" w:fldLock="0"/>
+      </w:r>
+      <w:r>
+        <w:rPr>
+          <w:rStyle w:val="Hyperlink.12"/>
           <w:rtl w:val="0"/>
           <w:lang w:val="en-US"/>
         </w:rPr>
@@ -26554,7 +26588,6 @@
       </w:r>
       <w:r>
         <w:rPr>
-          <w:rStyle w:val="Hyperlink.5"/>
           <w:sz w:val="20"/>
           <w:szCs w:val="20"/>
           <w:rtl w:val="0"/>
@@ -26637,7 +26670,7 @@
       </w:r>
       <w:r>
         <w:rPr>
-          <w:rStyle w:val="Hyperlink.5"/>
+          <w:rStyle w:val="None"/>
           <w:sz w:val="20"/>
           <w:szCs w:val="20"/>
           <w:rtl w:val="0"/>
@@ -26720,7 +26753,7 @@
       </w:r>
       <w:r>
         <w:rPr>
-          <w:rStyle w:val="Hyperlink.5"/>
+          <w:rStyle w:val="None"/>
           <w:sz w:val="20"/>
           <w:szCs w:val="20"/>
           <w:rtl w:val="0"/>
@@ -26803,7 +26836,7 @@
       </w:r>
       <w:r>
         <w:rPr>
-          <w:rStyle w:val="Hyperlink.5"/>
+          <w:rStyle w:val="None"/>
           <w:sz w:val="20"/>
           <w:szCs w:val="20"/>
           <w:rtl w:val="0"/>
@@ -26823,7 +26856,7 @@
       </w:r>
       <w:r>
         <w:rPr>
-          <w:rStyle w:val="Hyperlink.5"/>
+          <w:rStyle w:val="None"/>
           <w:sz w:val="20"/>
           <w:szCs w:val="20"/>
           <w:rtl w:val="0"/>
@@ -26845,7 +26878,7 @@
       </w:r>
       <w:r>
         <w:rPr>
-          <w:rStyle w:val="Hyperlink.5"/>
+          <w:rStyle w:val="None"/>
           <w:sz w:val="20"/>
           <w:szCs w:val="20"/>
           <w:rtl w:val="0"/>
@@ -26866,7 +26899,7 @@
       </w:r>
       <w:r>
         <w:rPr>
-          <w:rStyle w:val="Hyperlink.5"/>
+          <w:rStyle w:val="None"/>
           <w:sz w:val="20"/>
           <w:szCs w:val="20"/>
           <w:rtl w:val="0"/>
@@ -26887,7 +26920,7 @@
       </w:r>
       <w:r>
         <w:rPr>
-          <w:rStyle w:val="Hyperlink.5"/>
+          <w:rStyle w:val="None"/>
           <w:sz w:val="20"/>
           <w:szCs w:val="20"/>
           <w:rtl w:val="0"/>
@@ -26933,7 +26966,7 @@
       </w:r>
       <w:r>
         <w:rPr>
-          <w:rStyle w:val="Hyperlink.5"/>
+          <w:rStyle w:val="None"/>
           <w:sz w:val="20"/>
           <w:szCs w:val="20"/>
           <w:rtl w:val="0"/>
@@ -27041,7 +27074,9 @@
       </w:r>
       <w:r>
         <w:rPr>
-          <w:rStyle w:val="Hyperlink.11"/>
+          <w:rStyle w:val="None"/>
+          <w:sz w:val="20"/>
+          <w:szCs w:val="20"/>
           <w:rtl w:val="0"/>
           <w:lang w:val="en-US"/>
         </w:rPr>
@@ -27065,7 +27100,9 @@
       </w:r>
       <w:r>
         <w:rPr>
-          <w:rStyle w:val="Hyperlink.11"/>
+          <w:rStyle w:val="None"/>
+          <w:sz w:val="20"/>
+          <w:szCs w:val="20"/>
           <w:rtl w:val="0"/>
           <w:lang w:val="en-US"/>
         </w:rPr>
@@ -27089,7 +27126,9 @@
       </w:r>
       <w:r>
         <w:rPr>
-          <w:rStyle w:val="Hyperlink.11"/>
+          <w:rStyle w:val="None"/>
+          <w:sz w:val="20"/>
+          <w:szCs w:val="20"/>
           <w:rtl w:val="0"/>
           <w:lang w:val="en-US"/>
         </w:rPr>
@@ -27113,7 +27152,7 @@
       </w:r>
       <w:r>
         <w:rPr>
-          <w:rStyle w:val="Hyperlink.5"/>
+          <w:rStyle w:val="None"/>
           <w:sz w:val="20"/>
           <w:szCs w:val="20"/>
           <w:rtl w:val="0"/>
@@ -27134,7 +27173,7 @@
       </w:r>
       <w:r>
         <w:rPr>
-          <w:rStyle w:val="Hyperlink.5"/>
+          <w:rStyle w:val="None"/>
           <w:sz w:val="20"/>
           <w:szCs w:val="20"/>
           <w:rtl w:val="0"/>
@@ -27144,7 +27183,7 @@
       </w:r>
       <w:r>
         <w:rPr>
-          <w:rStyle w:val="Hyperlink.5"/>
+          <w:rStyle w:val="None"/>
           <w:sz w:val="20"/>
           <w:szCs w:val="20"/>
           <w:rtl w:val="0"/>
@@ -27389,7 +27428,9 @@
       </w:r>
       <w:r>
         <w:rPr>
-          <w:rStyle w:val="Hyperlink.11"/>
+          <w:rStyle w:val="None"/>
+          <w:sz w:val="20"/>
+          <w:szCs w:val="20"/>
           <w:rtl w:val="0"/>
           <w:lang w:val="en-US"/>
         </w:rPr>
@@ -27397,7 +27438,9 @@
       </w:r>
       <w:r>
         <w:rPr>
-          <w:rStyle w:val="Hyperlink.11"/>
+          <w:rStyle w:val="None"/>
+          <w:sz w:val="20"/>
+          <w:szCs w:val="20"/>
           <w:rtl w:val="0"/>
           <w:lang w:val="en-US"/>
         </w:rPr>
@@ -27405,7 +27448,9 @@
       </w:r>
       <w:r>
         <w:rPr>
-          <w:rStyle w:val="Hyperlink.11"/>
+          <w:rStyle w:val="None"/>
+          <w:sz w:val="20"/>
+          <w:szCs w:val="20"/>
           <w:rtl w:val="0"/>
           <w:lang w:val="en-US"/>
         </w:rPr>
@@ -27428,7 +27473,9 @@
       </w:r>
       <w:r>
         <w:rPr>
-          <w:rStyle w:val="Hyperlink.11"/>
+          <w:rStyle w:val="None"/>
+          <w:sz w:val="20"/>
+          <w:szCs w:val="20"/>
           <w:rtl w:val="0"/>
           <w:lang w:val="en-US"/>
         </w:rPr>
@@ -27769,7 +27816,9 @@
       </w:r>
       <w:r>
         <w:rPr>
-          <w:rStyle w:val="Hyperlink.11"/>
+          <w:rStyle w:val="None"/>
+          <w:sz w:val="20"/>
+          <w:szCs w:val="20"/>
           <w:rtl w:val="0"/>
           <w:lang w:val="en-US"/>
         </w:rPr>
@@ -27792,7 +27841,9 @@
       </w:r>
       <w:r>
         <w:rPr>
-          <w:rStyle w:val="Hyperlink.11"/>
+          <w:rStyle w:val="None"/>
+          <w:sz w:val="20"/>
+          <w:szCs w:val="20"/>
           <w:rtl w:val="0"/>
           <w:lang w:val="en-US"/>
         </w:rPr>
@@ -28621,7 +28672,9 @@
       </w:r>
       <w:r>
         <w:rPr>
-          <w:rStyle w:val="Hyperlink.11"/>
+          <w:rStyle w:val="None"/>
+          <w:sz w:val="20"/>
+          <w:szCs w:val="20"/>
           <w:rtl w:val="0"/>
           <w:lang w:val="en-US"/>
         </w:rPr>
@@ -29055,20 +29108,6 @@
       </w14:textFill>
     </w:rPr>
   </w:style>
-  <w:style w:type="character" w:styleId="Hyperlink.3">
-    <w:name w:val="Hyperlink.3"/>
-    <w:rPr>
-      <w:lang w:val="en-US"/>
-    </w:rPr>
-  </w:style>
-  <w:style w:type="character" w:styleId="Hyperlink.5">
-    <w:name w:val="Hyperlink.5"/>
-    <w:rPr>
-      <w:sz w:val="20"/>
-      <w:szCs w:val="20"/>
-      <w:lang w:val="en-US"/>
-    </w:rPr>
-  </w:style>
   <w:style w:type="character" w:styleId="None">
     <w:name w:val="None"/>
   </w:style>
@@ -29106,20 +29145,6 @@
           <w14:srgbClr w14:val="1155CC"/>
         </w14:solidFill>
       </w14:textFill>
-    </w:rPr>
-  </w:style>
-  <w:style w:type="character" w:styleId="Hyperlink.14">
-    <w:name w:val="Hyperlink.14"/>
-    <w:rPr>
-      <w:rFonts w:ascii="Arial" w:cs="Arial" w:hAnsi="Arial" w:eastAsia="Arial"/>
-      <w:i w:val="1"/>
-      <w:iCs w:val="1"/>
-    </w:rPr>
-  </w:style>
-  <w:style w:type="character" w:styleId="Hyperlink.2">
-    <w:name w:val="Hyperlink.2"/>
-    <w:rPr>
-      <w:lang w:val="en-US"/>
     </w:rPr>
   </w:style>
   <w:style w:type="paragraph" w:styleId="Subtitle">
@@ -29170,14 +29195,19 @@
       </w14:textFill>
     </w:rPr>
   </w:style>
-  <w:style w:type="character" w:styleId="Hyperlink.13">
-    <w:name w:val="Hyperlink.13"/>
+  <w:style w:type="character" w:styleId="Hyperlink.2">
+    <w:name w:val="Hyperlink.2"/>
+    <w:basedOn w:val="None"/>
+    <w:next w:val="Hyperlink.2"/>
     <w:rPr>
-      <w:rFonts w:ascii="Arial" w:hAnsi="Arial"/>
-      <w:i w:val="1"/>
-      <w:iCs w:val="1"/>
       <w:lang w:val="en-US"/>
     </w:rPr>
+  </w:style>
+  <w:style w:type="character" w:styleId="Hyperlink.3">
+    <w:name w:val="Hyperlink.3"/>
+    <w:basedOn w:val="None"/>
+    <w:next w:val="Hyperlink.3"/>
+    <w:rPr/>
   </w:style>
   <w:style w:type="character" w:styleId="Hyperlink.4">
     <w:name w:val="Hyperlink.4"/>
@@ -29194,8 +29224,10 @@
       </w14:textFill>
     </w:rPr>
   </w:style>
-  <w:style w:type="character" w:styleId="Hyperlink.11">
-    <w:name w:val="Hyperlink.11"/>
+  <w:style w:type="character" w:styleId="Hyperlink.5">
+    <w:name w:val="Hyperlink.5"/>
+    <w:basedOn w:val="None"/>
+    <w:next w:val="Hyperlink.5"/>
     <w:rPr>
       <w:sz w:val="20"/>
       <w:szCs w:val="20"/>
@@ -29343,6 +29375,15 @@
       </w14:textFill>
     </w:rPr>
   </w:style>
+  <w:style w:type="character" w:styleId="Hyperlink.11">
+    <w:name w:val="Hyperlink.11"/>
+    <w:basedOn w:val="None"/>
+    <w:next w:val="Hyperlink.11"/>
+    <w:rPr>
+      <w:sz w:val="20"/>
+      <w:szCs w:val="20"/>
+    </w:rPr>
+  </w:style>
   <w:style w:type="paragraph" w:styleId="caption">
     <w:name w:val="caption"/>
     <w:next w:val="caption"/>
@@ -29391,11 +29432,33 @@
       </w14:textFill>
     </w:rPr>
   </w:style>
-  <w:style w:type="character" w:styleId="Hyperlink.15">
-    <w:name w:val="Hyperlink.15"/>
+  <w:style w:type="character" w:styleId="Hyperlink.12">
+    <w:name w:val="Hyperlink.12"/>
+    <w:basedOn w:val="None"/>
+    <w:next w:val="Hyperlink.12"/>
     <w:rPr>
-      <w:rFonts w:ascii="Arial" w:hAnsi="Arial"/>
+      <w:rFonts w:ascii="Arial" w:cs="Arial" w:hAnsi="Arial" w:eastAsia="Arial"/>
+      <w:i w:val="1"/>
+      <w:iCs w:val="1"/>
+    </w:rPr>
+  </w:style>
+  <w:style w:type="character" w:styleId="Hyperlink.13">
+    <w:name w:val="Hyperlink.13"/>
+    <w:basedOn w:val="None"/>
+    <w:next w:val="Hyperlink.13"/>
+    <w:rPr>
+      <w:rFonts w:ascii="Arial" w:cs="Arial" w:hAnsi="Arial" w:eastAsia="Arial"/>
+      <w:i w:val="1"/>
+      <w:iCs w:val="1"/>
       <w:lang w:val="en-US"/>
+    </w:rPr>
+  </w:style>
+  <w:style w:type="character" w:styleId="Hyperlink.14">
+    <w:name w:val="Hyperlink.14"/>
+    <w:basedOn w:val="None"/>
+    <w:next w:val="Hyperlink.14"/>
+    <w:rPr>
+      <w:rFonts w:ascii="Arial" w:cs="Arial" w:hAnsi="Arial" w:eastAsia="Arial"/>
     </w:rPr>
   </w:style>
 </w:styles>

--- a/Bahamonde_Sarpila.docx
+++ b/Bahamonde_Sarpila.docx
@@ -195,6 +195,16 @@
           <w:rStyle w:val="NoneB"/>
         </w:rPr>
         <w:br/>
+      </w:r>
+      <w:r>
+        <w:rPr>
+          <w:rStyle w:val="None"/>
+          <w:b/>
+          <w:bCs/>
+          <w:color w:val="FF0000"/>
+          <w:u w:color="FF0000"/>
+        </w:rPr>
+        <w:t>Contingently accepted, Political Psychology</w:t>
       </w:r>
     </w:p>
     <w:p>
@@ -5773,26 +5783,28 @@
           </mc:Choice>
           <mc:Fallback>
             <w:pict>
-              <v:shape id="_x0000_s1026" type="#_x0000_t202" style="visibility:visible;position:absolute;margin-left:501.0pt;margin-top:48.2pt;width:21.5pt;height:18.2pt;z-index:251661312;mso-position-horizontal:absolute;mso-position-horizontal-relative:page;mso-position-vertical:absolute;mso-position-vertical-relative:line;mso-wrap-distance-left:12.0pt;mso-wrap-distance-top:12.0pt;mso-wrap-distance-right:12.0pt;mso-wrap-distance-bottom:12.0pt;">
-                <v:fill on="f"/>
-                <v:stroke on="f" weight="1.0pt" dashstyle="solid" endcap="flat" miterlimit="400.0%" joinstyle="miter" linestyle="single" startarrow="none" startarrowwidth="medium" startarrowlength="medium" endarrow="none" endarrowwidth="medium" endarrowlength="medium"/>
-                <v:textbox>
+              <v:shapetype id="_x0000_t202" coordsize="21600,21600" o:spt="202" path="m,l,21600r21600,l21600,xe">
+                <v:stroke joinstyle="miter"/>
+                <v:path gradientshapeok="t" o:connecttype="rect"/>
+              </v:shapetype>
+              <v:shape id="officeArt object" o:spid="_x0000_s1026" type="#_x0000_t202" alt="(1)" style="position:absolute;left:0;text-align:left;margin-left:501.05pt;margin-top:48.15pt;width:21.45pt;height:18.25pt;z-index:251661312;visibility:visible;mso-wrap-style:square;mso-wrap-distance-left:12pt;mso-wrap-distance-top:12pt;mso-wrap-distance-right:12pt;mso-wrap-distance-bottom:12pt;mso-position-horizontal:absolute;mso-position-horizontal-relative:page;mso-position-vertical:absolute;mso-position-vertical-relative:line;v-text-anchor:top" wrapcoords="-50 0 21550 0 21550 21541 -50 21541 -50 0" o:gfxdata="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" filled="f" stroked="f" strokeweight="1pt">
+                <v:stroke miterlimit="4"/>
+                <v:textbox inset="1.2699mm,1.2699mm,1.2699mm,1.2699mm">
                   <w:txbxContent>
                     <w:p>
                       <w:pPr>
-                        <w:pStyle w:val="caption"/>
+                        <w:pStyle w:val="Caption"/>
                       </w:pPr>
                       <w:r>
                         <w:rPr>
-                          <w:rStyle w:val="Hyperlink.9"/>
-                          <w:rtl w:val="0"/>
+                          <w:rStyle w:val="Hyperlink9"/>
                         </w:rPr>
                         <w:t>(1)</w:t>
                       </w:r>
                     </w:p>
                   </w:txbxContent>
                 </v:textbox>
-                <w10:wrap type="through" side="bothSides" anchorx="page"/>
+                <w10:wrap type="through" anchorx="page" anchory="line"/>
               </v:shape>
             </w:pict>
           </mc:Fallback>
@@ -7314,21 +7326,35 @@
         <w:rPr>
           <w:rStyle w:val="NoneB"/>
         </w:rPr>
-        <w:t xml:space="preserve">In many ways, our study is explorative, calling for more research on inequality and physical appearance and their importance for voting choices. While our design allows for a general description of the existence of the phenomenon, the mechanisms by which physical appearance produces social inequalities remain outside the scope of this study. One possible mechanism could include class voting—that is, the tendency of voters in a particular class to </w:t>
-      </w:r>
-      <w:r>
-        <w:rPr>
-          <w:rStyle w:val="NoneB"/>
-        </w:rPr>
-        <w:lastRenderedPageBreak/>
-        <w:t xml:space="preserve">vote for a political candidate who looks like a representative of the same social class </w:t>
+        <w:t xml:space="preserve">In many ways, our study is explorative, calling for more research on inequality and physical appearance and their importance for voting choices. </w:t>
+      </w:r>
+      <w:ins w:id="9" w:author="Microsoft Office User" w:date="2023-06-12T13:31:00Z">
+        <w:r>
+          <w:rPr>
+            <w:rStyle w:val="NoneB"/>
+          </w:rPr>
+          <w:t>First, w</w:t>
+        </w:r>
+      </w:ins>
+      <w:r>
+        <w:rPr>
+          <w:rStyle w:val="NoneB"/>
+        </w:rPr>
+        <w:t xml:space="preserve">hile our design allows for a general description of the existence of the phenomenon, the mechanisms by which physical appearance produces social inequalities remain outside the scope of this study. One possible mechanism could include class voting—that is, the tendency of voters in a particular class to vote for a political candidate who looks like a representative of the same social class </w:t>
       </w:r>
       <w:hyperlink r:id="rId107" w:history="1">
         <w:r>
           <w:rPr>
             <w:rStyle w:val="NoneB"/>
           </w:rPr>
-          <w:t>(e.g., Evans, 2000)</w:t>
+          <w:t xml:space="preserve">(e.g., </w:t>
+        </w:r>
+        <w:r>
+          <w:rPr>
+            <w:rStyle w:val="NoneB"/>
+          </w:rPr>
+          <w:lastRenderedPageBreak/>
+          <w:t>Evans, 2000)</w:t>
         </w:r>
       </w:hyperlink>
       <w:r>
@@ -7337,6 +7363,46 @@
         </w:rPr>
         <w:t xml:space="preserve">. Experimental designs might provide more insights into this possible causal link. </w:t>
       </w:r>
+      <w:ins w:id="10" w:author="Microsoft Office User" w:date="2023-06-12T13:32:00Z">
+        <w:r>
+          <w:rPr>
+            <w:rStyle w:val="NoneB"/>
+          </w:rPr>
+          <w:t>Second</w:t>
+        </w:r>
+      </w:ins>
+      <w:ins w:id="11" w:author="Microsoft Office User" w:date="2023-06-12T13:30:00Z">
+        <w:r>
+          <w:rPr>
+            <w:rStyle w:val="NoneB"/>
+          </w:rPr>
+          <w:t>,</w:t>
+        </w:r>
+      </w:ins>
+      <w:ins w:id="12" w:author="Microsoft Office User" w:date="2023-06-12T13:32:00Z">
+        <w:r>
+          <w:rPr>
+            <w:rStyle w:val="NoneB"/>
+          </w:rPr>
+          <w:t xml:space="preserve"> </w:t>
+        </w:r>
+      </w:ins>
+      <w:ins w:id="13" w:author="Microsoft Office User" w:date="2023-06-12T13:56:00Z">
+        <w:r>
+          <w:rPr>
+            <w:rStyle w:val="NoneB"/>
+          </w:rPr>
+          <w:t>we approach our findings with caution. Although we consider our results to be innovative, it is important to acknowledge that the connection between physical appearance, inequality, and elections may not hold true for all types of elections as it does in the Finnish context. For instance, in racially and ethnically diverse environments, the interpretation of a candidate's physical appearance may vary across different segments of society</w:t>
+        </w:r>
+      </w:ins>
+      <w:ins w:id="14" w:author="Microsoft Office User" w:date="2023-06-12T13:55:00Z">
+        <w:r>
+          <w:rPr>
+            <w:rStyle w:val="NoneB"/>
+          </w:rPr>
+          <w:t>.</w:t>
+        </w:r>
+      </w:ins>
     </w:p>
     <w:p>
       <w:pPr>
@@ -7344,26 +7410,33 @@
         <w:spacing w:before="200" w:after="200"/>
         <w:jc w:val="both"/>
       </w:pPr>
-      <w:r>
-        <w:rPr>
-          <w:rStyle w:val="NoneB"/>
-        </w:rPr>
-        <w:t xml:space="preserve">We also propose comparative designs for future research. These would include comparisons of different countries and electoral contexts (e.g., high- versus low-information elections). For example, in countries with greater income inequality and status competition, physical appearance might be even more decisive in electoral success than in more equal countries like Finland </w:t>
-      </w:r>
-      <w:hyperlink r:id="rId108" w:history="1">
-        <w:r>
-          <w:rPr>
-            <w:rStyle w:val="NoneB"/>
-          </w:rPr>
-          <w:t>(see Wilkinson &amp; Pickett, 2020)</w:t>
-        </w:r>
-      </w:hyperlink>
-      <w:r>
-        <w:rPr>
-          <w:rStyle w:val="NoneB"/>
-        </w:rPr>
-        <w:t>. Taken together, our analyses suggest that physical appearance deserves more attention in future research.</w:t>
-      </w:r>
+      <w:ins w:id="15" w:author="Microsoft Office User" w:date="2023-06-12T14:04:00Z">
+        <w:r>
+          <w:br/>
+        </w:r>
+        <w:r>
+          <w:rPr>
+            <w:rStyle w:val="NoneB"/>
+          </w:rPr>
+          <w:t xml:space="preserve">In order to address potential concerns about the generalizability of our findings, we suggest incorporating comparative designs in future research. These designs would involve comparing various countries and electoral settings, such as elections with differing levels of information availability. For instance, </w:t>
+        </w:r>
+      </w:ins>
+      <w:ins w:id="16" w:author="Microsoft Office User" w:date="2023-06-12T14:05:00Z">
+        <w:r>
+          <w:rPr>
+            <w:rStyle w:val="NoneB"/>
+          </w:rPr>
+          <w:t>in countries</w:t>
+        </w:r>
+      </w:ins>
+      <w:ins w:id="17" w:author="Microsoft Office User" w:date="2023-06-12T14:04:00Z">
+        <w:r>
+          <w:rPr>
+            <w:rStyle w:val="NoneB"/>
+          </w:rPr>
+          <w:t xml:space="preserve"> characterized by higher income inequality and status competition, the impact of physical appearance on electoral outcomes may be even more significant than in relatively egalitarian countries like Finland (Wilkinson &amp; Pickett, 2020). By considering these factors collectively, our analyses indicate that physical appearance merits further exploration in future studies.</w:t>
+        </w:r>
+      </w:ins>
       <w:r>
         <w:rPr>
           <w:rStyle w:val="None"/>
@@ -7378,8 +7451,8 @@
         <w:spacing w:before="200" w:after="200"/>
         <w:jc w:val="both"/>
       </w:pPr>
-      <w:bookmarkStart w:id="9" w:name="_headingh.2s8eyo1"/>
-      <w:bookmarkEnd w:id="9"/>
+      <w:bookmarkStart w:id="18" w:name="_headingh.2s8eyo1"/>
+      <w:bookmarkEnd w:id="18"/>
       <w:r>
         <w:rPr>
           <w:rStyle w:val="Hyperlink2"/>
@@ -7405,53 +7478,53 @@
         <w:ind w:left="720" w:hanging="720"/>
         <w:jc w:val="both"/>
       </w:pPr>
+      <w:hyperlink r:id="rId108" w:history="1">
+        <w:r>
+          <w:rPr>
+            <w:rStyle w:val="NoneB"/>
+          </w:rPr>
+          <w:t xml:space="preserve">Ai, C., &amp; Norton, E. (2003). Interaction terms in logit and </w:t>
+        </w:r>
+        <w:proofErr w:type="spellStart"/>
+        <w:r>
+          <w:rPr>
+            <w:rStyle w:val="NoneB"/>
+          </w:rPr>
+          <w:t>probit</w:t>
+        </w:r>
+        <w:proofErr w:type="spellEnd"/>
+        <w:r>
+          <w:rPr>
+            <w:rStyle w:val="NoneB"/>
+          </w:rPr>
+          <w:t xml:space="preserve"> models. </w:t>
+        </w:r>
+      </w:hyperlink>
       <w:hyperlink r:id="rId109" w:history="1">
         <w:r>
           <w:rPr>
-            <w:rStyle w:val="NoneB"/>
-          </w:rPr>
-          <w:t xml:space="preserve">Ai, C., &amp; Norton, E. (2003). Interaction terms in logit and </w:t>
-        </w:r>
-        <w:proofErr w:type="spellStart"/>
-        <w:r>
-          <w:rPr>
-            <w:rStyle w:val="NoneB"/>
-          </w:rPr>
-          <w:t>probit</w:t>
-        </w:r>
-        <w:proofErr w:type="spellEnd"/>
-        <w:r>
-          <w:rPr>
-            <w:rStyle w:val="NoneB"/>
-          </w:rPr>
-          <w:t xml:space="preserve"> models. </w:t>
+            <w:rStyle w:val="Hyperlink14"/>
+          </w:rPr>
+          <w:t>Economics Letters</w:t>
         </w:r>
       </w:hyperlink>
       <w:hyperlink r:id="rId110" w:history="1">
         <w:r>
           <w:rPr>
+            <w:rStyle w:val="NoneB"/>
+          </w:rPr>
+          <w:t xml:space="preserve">, </w:t>
+        </w:r>
+      </w:hyperlink>
+      <w:hyperlink r:id="rId111" w:history="1">
+        <w:r>
+          <w:rPr>
             <w:rStyle w:val="Hyperlink14"/>
           </w:rPr>
-          <w:t>Economics Letters</w:t>
-        </w:r>
-      </w:hyperlink>
-      <w:hyperlink r:id="rId111" w:history="1">
-        <w:r>
-          <w:rPr>
-            <w:rStyle w:val="NoneB"/>
-          </w:rPr>
-          <w:t xml:space="preserve">, </w:t>
+          <w:t>80</w:t>
         </w:r>
       </w:hyperlink>
       <w:hyperlink r:id="rId112" w:history="1">
-        <w:r>
-          <w:rPr>
-            <w:rStyle w:val="Hyperlink14"/>
-          </w:rPr>
-          <w:t>80</w:t>
-        </w:r>
-      </w:hyperlink>
-      <w:hyperlink r:id="rId113" w:history="1">
         <w:r>
           <w:rPr>
             <w:rStyle w:val="NoneB"/>
@@ -7473,29 +7546,29 @@
           <w:bCs/>
         </w:rPr>
       </w:pPr>
+      <w:hyperlink r:id="rId113" w:history="1">
+        <w:r>
+          <w:rPr>
+            <w:rStyle w:val="Hyperlink2"/>
+          </w:rPr>
+          <w:t xml:space="preserve">Angrist, J., &amp; </w:t>
+        </w:r>
+        <w:proofErr w:type="spellStart"/>
+        <w:r>
+          <w:rPr>
+            <w:rStyle w:val="Hyperlink2"/>
+          </w:rPr>
+          <w:t>Pischke</w:t>
+        </w:r>
+        <w:proofErr w:type="spellEnd"/>
+        <w:r>
+          <w:rPr>
+            <w:rStyle w:val="Hyperlink2"/>
+          </w:rPr>
+          <w:t xml:space="preserve">, J.-S. (2009). </w:t>
+        </w:r>
+      </w:hyperlink>
       <w:hyperlink r:id="rId114" w:history="1">
-        <w:r>
-          <w:rPr>
-            <w:rStyle w:val="Hyperlink2"/>
-          </w:rPr>
-          <w:t xml:space="preserve">Angrist, J., &amp; </w:t>
-        </w:r>
-        <w:proofErr w:type="spellStart"/>
-        <w:r>
-          <w:rPr>
-            <w:rStyle w:val="Hyperlink2"/>
-          </w:rPr>
-          <w:t>Pischke</w:t>
-        </w:r>
-        <w:proofErr w:type="spellEnd"/>
-        <w:r>
-          <w:rPr>
-            <w:rStyle w:val="Hyperlink2"/>
-          </w:rPr>
-          <w:t xml:space="preserve">, J.-S. (2009). </w:t>
-        </w:r>
-      </w:hyperlink>
-      <w:hyperlink r:id="rId115" w:history="1">
         <w:r>
           <w:rPr>
             <w:rStyle w:val="Hyperlink13"/>
@@ -7518,7 +7591,7 @@
           <w:t>s companion</w:t>
         </w:r>
       </w:hyperlink>
-      <w:hyperlink r:id="rId116" w:history="1">
+      <w:hyperlink r:id="rId115" w:history="1">
         <w:r>
           <w:rPr>
             <w:rStyle w:val="Hyperlink2"/>
@@ -7535,7 +7608,7 @@
         <w:ind w:left="720" w:hanging="720"/>
         <w:jc w:val="both"/>
       </w:pPr>
-      <w:hyperlink r:id="rId117" w:history="1">
+      <w:hyperlink r:id="rId116" w:history="1">
         <w:proofErr w:type="spellStart"/>
         <w:r>
           <w:rPr>
@@ -7580,31 +7653,31 @@
           <w:t xml:space="preserve">s play! </w:t>
         </w:r>
       </w:hyperlink>
+      <w:hyperlink r:id="rId117" w:history="1">
+        <w:r>
+          <w:rPr>
+            <w:rStyle w:val="Hyperlink13"/>
+          </w:rPr>
+          <w:t>Science</w:t>
+        </w:r>
+      </w:hyperlink>
       <w:hyperlink r:id="rId118" w:history="1">
         <w:r>
           <w:rPr>
+            <w:rStyle w:val="Hyperlink2"/>
+          </w:rPr>
+          <w:t xml:space="preserve">, </w:t>
+        </w:r>
+      </w:hyperlink>
+      <w:hyperlink r:id="rId119" w:history="1">
+        <w:r>
+          <w:rPr>
             <w:rStyle w:val="Hyperlink13"/>
           </w:rPr>
-          <w:t>Science</w:t>
-        </w:r>
-      </w:hyperlink>
-      <w:hyperlink r:id="rId119" w:history="1">
-        <w:r>
-          <w:rPr>
-            <w:rStyle w:val="Hyperlink2"/>
-          </w:rPr>
-          <w:t xml:space="preserve">, </w:t>
+          <w:t>323</w:t>
         </w:r>
       </w:hyperlink>
       <w:hyperlink r:id="rId120" w:history="1">
-        <w:r>
-          <w:rPr>
-            <w:rStyle w:val="Hyperlink13"/>
-          </w:rPr>
-          <w:t>323</w:t>
-        </w:r>
-      </w:hyperlink>
-      <w:hyperlink r:id="rId121" w:history="1">
         <w:r>
           <w:rPr>
             <w:rStyle w:val="Hyperlink2"/>
@@ -7669,61 +7742,61 @@
           <w:bCs/>
         </w:rPr>
       </w:pPr>
+      <w:hyperlink r:id="rId121" w:history="1">
+        <w:proofErr w:type="spellStart"/>
+        <w:r>
+          <w:rPr>
+            <w:rStyle w:val="NoneB"/>
+          </w:rPr>
+          <w:t>Banducci</w:t>
+        </w:r>
+        <w:proofErr w:type="spellEnd"/>
+        <w:r>
+          <w:rPr>
+            <w:rStyle w:val="NoneB"/>
+          </w:rPr>
+          <w:t xml:space="preserve">, S., Karp, J., Thrasher, M., &amp; </w:t>
+        </w:r>
+        <w:proofErr w:type="spellStart"/>
+        <w:r>
+          <w:rPr>
+            <w:rStyle w:val="NoneB"/>
+          </w:rPr>
+          <w:t>Rallings</w:t>
+        </w:r>
+        <w:proofErr w:type="spellEnd"/>
+        <w:r>
+          <w:rPr>
+            <w:rStyle w:val="NoneB"/>
+          </w:rPr>
+          <w:t xml:space="preserve">, C. (2008). Ballot photographs as cues in low-information elections. </w:t>
+        </w:r>
+      </w:hyperlink>
       <w:hyperlink r:id="rId122" w:history="1">
-        <w:proofErr w:type="spellStart"/>
-        <w:r>
-          <w:rPr>
-            <w:rStyle w:val="NoneB"/>
-          </w:rPr>
-          <w:t>Banducci</w:t>
-        </w:r>
-        <w:proofErr w:type="spellEnd"/>
-        <w:r>
-          <w:rPr>
-            <w:rStyle w:val="NoneB"/>
-          </w:rPr>
-          <w:t xml:space="preserve">, S., Karp, J., Thrasher, M., &amp; </w:t>
-        </w:r>
-        <w:proofErr w:type="spellStart"/>
-        <w:r>
-          <w:rPr>
-            <w:rStyle w:val="NoneB"/>
-          </w:rPr>
-          <w:t>Rallings</w:t>
-        </w:r>
-        <w:proofErr w:type="spellEnd"/>
-        <w:r>
-          <w:rPr>
-            <w:rStyle w:val="NoneB"/>
-          </w:rPr>
-          <w:t xml:space="preserve">, C. (2008). Ballot photographs as cues in low-information elections. </w:t>
+        <w:r>
+          <w:rPr>
+            <w:rStyle w:val="Hyperlink14"/>
+          </w:rPr>
+          <w:t>Political Psychology</w:t>
         </w:r>
       </w:hyperlink>
       <w:hyperlink r:id="rId123" w:history="1">
         <w:r>
           <w:rPr>
+            <w:rStyle w:val="NoneB"/>
+          </w:rPr>
+          <w:t xml:space="preserve">, </w:t>
+        </w:r>
+      </w:hyperlink>
+      <w:hyperlink r:id="rId124" w:history="1">
+        <w:r>
+          <w:rPr>
             <w:rStyle w:val="Hyperlink14"/>
           </w:rPr>
-          <w:t>Political Psychology</w:t>
-        </w:r>
-      </w:hyperlink>
-      <w:hyperlink r:id="rId124" w:history="1">
-        <w:r>
-          <w:rPr>
-            <w:rStyle w:val="NoneB"/>
-          </w:rPr>
-          <w:t xml:space="preserve">, </w:t>
+          <w:t>29</w:t>
         </w:r>
       </w:hyperlink>
       <w:hyperlink r:id="rId125" w:history="1">
-        <w:r>
-          <w:rPr>
-            <w:rStyle w:val="Hyperlink14"/>
-          </w:rPr>
-          <w:t>29</w:t>
-        </w:r>
-      </w:hyperlink>
-      <w:hyperlink r:id="rId126" w:history="1">
         <w:r>
           <w:rPr>
             <w:rStyle w:val="NoneB"/>
@@ -7745,31 +7818,31 @@
           <w:bCs/>
         </w:rPr>
       </w:pPr>
+      <w:hyperlink r:id="rId126" w:history="1">
+        <w:r>
+          <w:rPr>
+            <w:rStyle w:val="NoneB"/>
+          </w:rPr>
+          <w:t xml:space="preserve">Bartels, L. (1996). Uninformed votes: Information effects in presidential elections. </w:t>
+        </w:r>
+      </w:hyperlink>
       <w:hyperlink r:id="rId127" w:history="1">
         <w:r>
           <w:rPr>
-            <w:rStyle w:val="NoneB"/>
-          </w:rPr>
-          <w:t xml:space="preserve">Bartels, L. (1996). Uninformed votes: Information effects in presidential elections. </w:t>
+            <w:rStyle w:val="Hyperlink14"/>
+          </w:rPr>
+          <w:t>American Journal of Political Science</w:t>
         </w:r>
       </w:hyperlink>
       <w:hyperlink r:id="rId128" w:history="1">
         <w:r>
           <w:rPr>
-            <w:rStyle w:val="Hyperlink14"/>
-          </w:rPr>
-          <w:t>American Journal of Political Science</w:t>
+            <w:rStyle w:val="NoneB"/>
+          </w:rPr>
+          <w:t xml:space="preserve">, </w:t>
         </w:r>
       </w:hyperlink>
       <w:hyperlink r:id="rId129" w:history="1">
-        <w:r>
-          <w:rPr>
-            <w:rStyle w:val="NoneB"/>
-          </w:rPr>
-          <w:t xml:space="preserve">, </w:t>
-        </w:r>
-      </w:hyperlink>
-      <w:hyperlink r:id="rId130" w:history="1">
         <w:r>
           <w:rPr>
             <w:rStyle w:val="Hyperlink14"/>
@@ -7797,39 +7870,39 @@
           <w:bCs/>
         </w:rPr>
       </w:pPr>
+      <w:hyperlink r:id="rId130" w:history="1">
+        <w:r>
+          <w:rPr>
+            <w:rStyle w:val="NoneB"/>
+          </w:rPr>
+          <w:t xml:space="preserve">Bartels, L. (2000). Partisanship and voting behavior, 1952–1996. </w:t>
+        </w:r>
+      </w:hyperlink>
       <w:hyperlink r:id="rId131" w:history="1">
         <w:r>
           <w:rPr>
-            <w:rStyle w:val="NoneB"/>
-          </w:rPr>
-          <w:t xml:space="preserve">Bartels, L. (2000). Partisanship and voting behavior, 1952–1996. </w:t>
+            <w:rStyle w:val="Hyperlink14"/>
+          </w:rPr>
+          <w:t>American Journal of Political Science</w:t>
         </w:r>
       </w:hyperlink>
       <w:hyperlink r:id="rId132" w:history="1">
         <w:r>
           <w:rPr>
+            <w:rStyle w:val="NoneB"/>
+          </w:rPr>
+          <w:t xml:space="preserve">, </w:t>
+        </w:r>
+      </w:hyperlink>
+      <w:hyperlink r:id="rId133" w:history="1">
+        <w:r>
+          <w:rPr>
             <w:rStyle w:val="Hyperlink14"/>
           </w:rPr>
-          <w:t>American Journal of Political Science</w:t>
-        </w:r>
-      </w:hyperlink>
-      <w:hyperlink r:id="rId133" w:history="1">
-        <w:r>
-          <w:rPr>
-            <w:rStyle w:val="NoneB"/>
-          </w:rPr>
-          <w:t xml:space="preserve">, </w:t>
+          <w:t>44</w:t>
         </w:r>
       </w:hyperlink>
       <w:hyperlink r:id="rId134" w:history="1">
-        <w:r>
-          <w:rPr>
-            <w:rStyle w:val="Hyperlink14"/>
-          </w:rPr>
-          <w:t>44</w:t>
-        </w:r>
-      </w:hyperlink>
-      <w:hyperlink r:id="rId135" w:history="1">
         <w:r>
           <w:rPr>
             <w:rStyle w:val="NoneB"/>
@@ -7851,7 +7924,7 @@
           <w:bCs/>
         </w:rPr>
       </w:pPr>
-      <w:hyperlink r:id="rId136" w:history="1">
+      <w:hyperlink r:id="rId135" w:history="1">
         <w:proofErr w:type="spellStart"/>
         <w:r>
           <w:rPr>
@@ -7890,31 +7963,31 @@
           <w:t xml:space="preserve"> the fairest of them all? Thinking that one is attractive increases the tendency to support inequality. </w:t>
         </w:r>
       </w:hyperlink>
+      <w:hyperlink r:id="rId136" w:history="1">
+        <w:r>
+          <w:rPr>
+            <w:rStyle w:val="Hyperlink13"/>
+          </w:rPr>
+          <w:t>Organizational Behavior and Human Decision Processes</w:t>
+        </w:r>
+      </w:hyperlink>
       <w:hyperlink r:id="rId137" w:history="1">
         <w:r>
           <w:rPr>
+            <w:rStyle w:val="Hyperlink2"/>
+          </w:rPr>
+          <w:t xml:space="preserve">, </w:t>
+        </w:r>
+      </w:hyperlink>
+      <w:hyperlink r:id="rId138" w:history="1">
+        <w:r>
+          <w:rPr>
             <w:rStyle w:val="Hyperlink13"/>
           </w:rPr>
-          <w:t>Organizational Behavior and Human Decision Processes</w:t>
-        </w:r>
-      </w:hyperlink>
-      <w:hyperlink r:id="rId138" w:history="1">
-        <w:r>
-          <w:rPr>
-            <w:rStyle w:val="Hyperlink2"/>
-          </w:rPr>
-          <w:t xml:space="preserve">, </w:t>
+          <w:t>124</w:t>
         </w:r>
       </w:hyperlink>
       <w:hyperlink r:id="rId139" w:history="1">
-        <w:r>
-          <w:rPr>
-            <w:rStyle w:val="Hyperlink13"/>
-          </w:rPr>
-          <w:t>124</w:t>
-        </w:r>
-      </w:hyperlink>
-      <w:hyperlink r:id="rId140" w:history="1">
         <w:r>
           <w:rPr>
             <w:rStyle w:val="Hyperlink2"/>
@@ -7936,67 +8009,67 @@
           <w:bCs/>
         </w:rPr>
       </w:pPr>
+      <w:hyperlink r:id="rId140" w:history="1">
+        <w:r>
+          <w:rPr>
+            <w:rStyle w:val="NoneB"/>
+          </w:rPr>
+          <w:t xml:space="preserve">Berggren, N., </w:t>
+        </w:r>
+        <w:proofErr w:type="spellStart"/>
+        <w:r>
+          <w:rPr>
+            <w:rStyle w:val="NoneB"/>
+          </w:rPr>
+          <w:t>Jordahl</w:t>
+        </w:r>
+        <w:proofErr w:type="spellEnd"/>
+        <w:r>
+          <w:rPr>
+            <w:rStyle w:val="NoneB"/>
+          </w:rPr>
+          <w:t xml:space="preserve">, H., &amp; </w:t>
+        </w:r>
+        <w:proofErr w:type="spellStart"/>
+        <w:r>
+          <w:rPr>
+            <w:rStyle w:val="NoneB"/>
+          </w:rPr>
+          <w:t>Poutvaara</w:t>
+        </w:r>
+        <w:proofErr w:type="spellEnd"/>
+        <w:r>
+          <w:rPr>
+            <w:rStyle w:val="NoneB"/>
+          </w:rPr>
+          <w:t xml:space="preserve">, P. (2010). The looks of a winner: Beauty and electoral success. </w:t>
+        </w:r>
+      </w:hyperlink>
       <w:hyperlink r:id="rId141" w:history="1">
         <w:r>
           <w:rPr>
-            <w:rStyle w:val="NoneB"/>
-          </w:rPr>
-          <w:t xml:space="preserve">Berggren, N., </w:t>
-        </w:r>
-        <w:proofErr w:type="spellStart"/>
-        <w:r>
-          <w:rPr>
-            <w:rStyle w:val="NoneB"/>
-          </w:rPr>
-          <w:t>Jordahl</w:t>
-        </w:r>
-        <w:proofErr w:type="spellEnd"/>
-        <w:r>
-          <w:rPr>
-            <w:rStyle w:val="NoneB"/>
-          </w:rPr>
-          <w:t xml:space="preserve">, H., &amp; </w:t>
-        </w:r>
-        <w:proofErr w:type="spellStart"/>
-        <w:r>
-          <w:rPr>
-            <w:rStyle w:val="NoneB"/>
-          </w:rPr>
-          <w:t>Poutvaara</w:t>
-        </w:r>
-        <w:proofErr w:type="spellEnd"/>
-        <w:r>
-          <w:rPr>
-            <w:rStyle w:val="NoneB"/>
-          </w:rPr>
-          <w:t xml:space="preserve">, P. (2010). The looks of a winner: Beauty and electoral success. </w:t>
+            <w:rStyle w:val="Hyperlink14"/>
+          </w:rPr>
+          <w:t>Journal of Public Economics</w:t>
         </w:r>
       </w:hyperlink>
       <w:hyperlink r:id="rId142" w:history="1">
         <w:r>
           <w:rPr>
+            <w:rStyle w:val="NoneB"/>
+          </w:rPr>
+          <w:t xml:space="preserve">, </w:t>
+        </w:r>
+      </w:hyperlink>
+      <w:hyperlink r:id="rId143" w:history="1">
+        <w:r>
+          <w:rPr>
             <w:rStyle w:val="Hyperlink14"/>
           </w:rPr>
-          <w:t>Journal of Public Economics</w:t>
-        </w:r>
-      </w:hyperlink>
-      <w:hyperlink r:id="rId143" w:history="1">
-        <w:r>
-          <w:rPr>
-            <w:rStyle w:val="NoneB"/>
-          </w:rPr>
-          <w:t xml:space="preserve">, </w:t>
+          <w:t>94</w:t>
         </w:r>
       </w:hyperlink>
       <w:hyperlink r:id="rId144" w:history="1">
-        <w:r>
-          <w:rPr>
-            <w:rStyle w:val="Hyperlink14"/>
-          </w:rPr>
-          <w:t>94</w:t>
-        </w:r>
-      </w:hyperlink>
-      <w:hyperlink r:id="rId145" w:history="1">
         <w:r>
           <w:rPr>
             <w:rStyle w:val="NoneB"/>
@@ -8013,67 +8086,67 @@
         <w:ind w:left="720" w:hanging="720"/>
         <w:jc w:val="both"/>
       </w:pPr>
+      <w:hyperlink r:id="rId145" w:history="1">
+        <w:r>
+          <w:rPr>
+            <w:rStyle w:val="NoneB"/>
+          </w:rPr>
+          <w:t xml:space="preserve">Berggren, N., </w:t>
+        </w:r>
+        <w:proofErr w:type="spellStart"/>
+        <w:r>
+          <w:rPr>
+            <w:rStyle w:val="NoneB"/>
+          </w:rPr>
+          <w:t>Jordahl</w:t>
+        </w:r>
+        <w:proofErr w:type="spellEnd"/>
+        <w:r>
+          <w:rPr>
+            <w:rStyle w:val="NoneB"/>
+          </w:rPr>
+          <w:t xml:space="preserve">, H., &amp; </w:t>
+        </w:r>
+        <w:proofErr w:type="spellStart"/>
+        <w:r>
+          <w:rPr>
+            <w:rStyle w:val="NoneB"/>
+          </w:rPr>
+          <w:t>Poutvaara</w:t>
+        </w:r>
+        <w:proofErr w:type="spellEnd"/>
+        <w:r>
+          <w:rPr>
+            <w:rStyle w:val="NoneB"/>
+          </w:rPr>
+          <w:t xml:space="preserve">, P. (2017). The right look: Conservative politicians look better and voters reward it. </w:t>
+        </w:r>
+      </w:hyperlink>
       <w:hyperlink r:id="rId146" w:history="1">
         <w:r>
           <w:rPr>
-            <w:rStyle w:val="NoneB"/>
-          </w:rPr>
-          <w:t xml:space="preserve">Berggren, N., </w:t>
-        </w:r>
-        <w:proofErr w:type="spellStart"/>
-        <w:r>
-          <w:rPr>
-            <w:rStyle w:val="NoneB"/>
-          </w:rPr>
-          <w:t>Jordahl</w:t>
-        </w:r>
-        <w:proofErr w:type="spellEnd"/>
-        <w:r>
-          <w:rPr>
-            <w:rStyle w:val="NoneB"/>
-          </w:rPr>
-          <w:t xml:space="preserve">, H., &amp; </w:t>
-        </w:r>
-        <w:proofErr w:type="spellStart"/>
-        <w:r>
-          <w:rPr>
-            <w:rStyle w:val="NoneB"/>
-          </w:rPr>
-          <w:t>Poutvaara</w:t>
-        </w:r>
-        <w:proofErr w:type="spellEnd"/>
-        <w:r>
-          <w:rPr>
-            <w:rStyle w:val="NoneB"/>
-          </w:rPr>
-          <w:t xml:space="preserve">, P. (2017). The right look: Conservative politicians look better and voters reward it. </w:t>
+            <w:rStyle w:val="Hyperlink14"/>
+          </w:rPr>
+          <w:t>Journal of Public Economics</w:t>
         </w:r>
       </w:hyperlink>
       <w:hyperlink r:id="rId147" w:history="1">
         <w:r>
           <w:rPr>
+            <w:rStyle w:val="NoneB"/>
+          </w:rPr>
+          <w:t xml:space="preserve">, </w:t>
+        </w:r>
+      </w:hyperlink>
+      <w:hyperlink r:id="rId148" w:history="1">
+        <w:r>
+          <w:rPr>
             <w:rStyle w:val="Hyperlink14"/>
           </w:rPr>
-          <w:t>Journal of Public Economics</w:t>
-        </w:r>
-      </w:hyperlink>
-      <w:hyperlink r:id="rId148" w:history="1">
-        <w:r>
-          <w:rPr>
-            <w:rStyle w:val="NoneB"/>
-          </w:rPr>
-          <w:t xml:space="preserve">, </w:t>
+          <w:t>146</w:t>
         </w:r>
       </w:hyperlink>
       <w:hyperlink r:id="rId149" w:history="1">
-        <w:r>
-          <w:rPr>
-            <w:rStyle w:val="Hyperlink14"/>
-          </w:rPr>
-          <w:t>146</w:t>
-        </w:r>
-      </w:hyperlink>
-      <w:hyperlink r:id="rId150" w:history="1">
         <w:r>
           <w:rPr>
             <w:rStyle w:val="NoneB"/>
@@ -8120,53 +8193,53 @@
           <w:rStyle w:val="NoneB"/>
         </w:rPr>
       </w:pPr>
+      <w:hyperlink r:id="rId150" w:history="1">
+        <w:r>
+          <w:rPr>
+            <w:rStyle w:val="NoneB"/>
+          </w:rPr>
+          <w:t xml:space="preserve">Bono, J. E., </w:t>
+        </w:r>
+        <w:proofErr w:type="spellStart"/>
+        <w:r>
+          <w:rPr>
+            <w:rStyle w:val="NoneB"/>
+          </w:rPr>
+          <w:t>Braddy</w:t>
+        </w:r>
+        <w:proofErr w:type="spellEnd"/>
+        <w:r>
+          <w:rPr>
+            <w:rStyle w:val="NoneB"/>
+          </w:rPr>
+          <w:t xml:space="preserve">, P. W., Liu, Y., Gilbert, E. K., Fleenor, J. W., Quast, L. N., &amp; Center, B. A. (2017). Dropped on the way to the top: Gender and managerial derailment. </w:t>
+        </w:r>
+      </w:hyperlink>
       <w:hyperlink r:id="rId151" w:history="1">
         <w:r>
           <w:rPr>
-            <w:rStyle w:val="NoneB"/>
-          </w:rPr>
-          <w:t xml:space="preserve">Bono, J. E., </w:t>
-        </w:r>
-        <w:proofErr w:type="spellStart"/>
-        <w:r>
-          <w:rPr>
-            <w:rStyle w:val="NoneB"/>
-          </w:rPr>
-          <w:t>Braddy</w:t>
-        </w:r>
-        <w:proofErr w:type="spellEnd"/>
-        <w:r>
-          <w:rPr>
-            <w:rStyle w:val="NoneB"/>
-          </w:rPr>
-          <w:t xml:space="preserve">, P. W., Liu, Y., Gilbert, E. K., Fleenor, J. W., Quast, L. N., &amp; Center, B. A. (2017). Dropped on the way to the top: Gender and managerial derailment. </w:t>
+            <w:rStyle w:val="Hyperlink14"/>
+          </w:rPr>
+          <w:t>Personnel Psychology</w:t>
         </w:r>
       </w:hyperlink>
       <w:hyperlink r:id="rId152" w:history="1">
         <w:r>
           <w:rPr>
+            <w:rStyle w:val="NoneB"/>
+          </w:rPr>
+          <w:t xml:space="preserve">, </w:t>
+        </w:r>
+      </w:hyperlink>
+      <w:hyperlink r:id="rId153" w:history="1">
+        <w:r>
+          <w:rPr>
             <w:rStyle w:val="Hyperlink14"/>
           </w:rPr>
-          <w:t>Personnel Psychology</w:t>
-        </w:r>
-      </w:hyperlink>
-      <w:hyperlink r:id="rId153" w:history="1">
-        <w:r>
-          <w:rPr>
-            <w:rStyle w:val="NoneB"/>
-          </w:rPr>
-          <w:t xml:space="preserve">, </w:t>
+          <w:t>70</w:t>
         </w:r>
       </w:hyperlink>
       <w:hyperlink r:id="rId154" w:history="1">
-        <w:r>
-          <w:rPr>
-            <w:rStyle w:val="Hyperlink14"/>
-          </w:rPr>
-          <w:t>70</w:t>
-        </w:r>
-      </w:hyperlink>
-      <w:hyperlink r:id="rId155" w:history="1">
         <w:r>
           <w:rPr>
             <w:rStyle w:val="NoneB"/>
@@ -8296,23 +8369,23 @@
           <w:rStyle w:val="NoneB"/>
         </w:rPr>
       </w:pPr>
+      <w:hyperlink r:id="rId155" w:history="1">
+        <w:r>
+          <w:rPr>
+            <w:rStyle w:val="NoneB"/>
+          </w:rPr>
+          <w:t xml:space="preserve">Bourdieu, P. (1984). </w:t>
+        </w:r>
+      </w:hyperlink>
       <w:hyperlink r:id="rId156" w:history="1">
         <w:r>
           <w:rPr>
-            <w:rStyle w:val="NoneB"/>
-          </w:rPr>
-          <w:t xml:space="preserve">Bourdieu, P. (1984). </w:t>
+            <w:rStyle w:val="Hyperlink14"/>
+          </w:rPr>
+          <w:t>Distinction: A social critique of the judgement of taste</w:t>
         </w:r>
       </w:hyperlink>
       <w:hyperlink r:id="rId157" w:history="1">
-        <w:r>
-          <w:rPr>
-            <w:rStyle w:val="Hyperlink14"/>
-          </w:rPr>
-          <w:t>Distinction: A social critique of the judgement of taste</w:t>
-        </w:r>
-      </w:hyperlink>
-      <w:hyperlink r:id="rId158" w:history="1">
         <w:r>
           <w:rPr>
             <w:rStyle w:val="NoneB"/>
@@ -8378,47 +8451,47 @@
           <w:bCs/>
         </w:rPr>
       </w:pPr>
+      <w:hyperlink r:id="rId158" w:history="1">
+        <w:proofErr w:type="spellStart"/>
+        <w:r>
+          <w:rPr>
+            <w:rStyle w:val="NoneB"/>
+          </w:rPr>
+          <w:t>Brambor</w:t>
+        </w:r>
+        <w:proofErr w:type="spellEnd"/>
+        <w:r>
+          <w:rPr>
+            <w:rStyle w:val="NoneB"/>
+          </w:rPr>
+          <w:t xml:space="preserve">, T., Clark, W., &amp; Golder, M. (2006). Understanding interaction models: Improving empirical analyses. </w:t>
+        </w:r>
+      </w:hyperlink>
       <w:hyperlink r:id="rId159" w:history="1">
-        <w:proofErr w:type="spellStart"/>
-        <w:r>
-          <w:rPr>
-            <w:rStyle w:val="NoneB"/>
-          </w:rPr>
-          <w:t>Brambor</w:t>
-        </w:r>
-        <w:proofErr w:type="spellEnd"/>
-        <w:r>
-          <w:rPr>
-            <w:rStyle w:val="NoneB"/>
-          </w:rPr>
-          <w:t xml:space="preserve">, T., Clark, W., &amp; Golder, M. (2006). Understanding interaction models: Improving empirical analyses. </w:t>
+        <w:r>
+          <w:rPr>
+            <w:rStyle w:val="Hyperlink14"/>
+          </w:rPr>
+          <w:t>Political Analysis</w:t>
         </w:r>
       </w:hyperlink>
       <w:hyperlink r:id="rId160" w:history="1">
         <w:r>
           <w:rPr>
+            <w:rStyle w:val="NoneB"/>
+          </w:rPr>
+          <w:t xml:space="preserve">, </w:t>
+        </w:r>
+      </w:hyperlink>
+      <w:hyperlink r:id="rId161" w:history="1">
+        <w:r>
+          <w:rPr>
             <w:rStyle w:val="Hyperlink14"/>
           </w:rPr>
-          <w:t>Political Analysis</w:t>
-        </w:r>
-      </w:hyperlink>
-      <w:hyperlink r:id="rId161" w:history="1">
-        <w:r>
-          <w:rPr>
-            <w:rStyle w:val="NoneB"/>
-          </w:rPr>
-          <w:t xml:space="preserve">, </w:t>
+          <w:t>14</w:t>
         </w:r>
       </w:hyperlink>
       <w:hyperlink r:id="rId162" w:history="1">
-        <w:r>
-          <w:rPr>
-            <w:rStyle w:val="Hyperlink14"/>
-          </w:rPr>
-          <w:t>14</w:t>
-        </w:r>
-      </w:hyperlink>
-      <w:hyperlink r:id="rId163" w:history="1">
         <w:r>
           <w:rPr>
             <w:rStyle w:val="NoneB"/>
@@ -8438,31 +8511,31 @@
           <w:rStyle w:val="NoneB"/>
         </w:rPr>
       </w:pPr>
+      <w:hyperlink r:id="rId163" w:history="1">
+        <w:proofErr w:type="spellStart"/>
+        <w:r>
+          <w:rPr>
+            <w:rStyle w:val="NoneB"/>
+          </w:rPr>
+          <w:t>Correll</w:t>
+        </w:r>
+        <w:proofErr w:type="spellEnd"/>
+        <w:r>
+          <w:rPr>
+            <w:rStyle w:val="NoneB"/>
+          </w:rPr>
+          <w:t xml:space="preserve">, S. J., &amp; Ridgeway, C. L. (2006). Expectation states theory. In J. Delamater (Ed.), </w:t>
+        </w:r>
+      </w:hyperlink>
       <w:hyperlink r:id="rId164" w:history="1">
-        <w:proofErr w:type="spellStart"/>
-        <w:r>
-          <w:rPr>
-            <w:rStyle w:val="NoneB"/>
-          </w:rPr>
-          <w:t>Correll</w:t>
-        </w:r>
-        <w:proofErr w:type="spellEnd"/>
-        <w:r>
-          <w:rPr>
-            <w:rStyle w:val="NoneB"/>
-          </w:rPr>
-          <w:t xml:space="preserve">, S. J., &amp; Ridgeway, C. L. (2006). Expectation states theory. In J. Delamater (Ed.), </w:t>
+        <w:r>
+          <w:rPr>
+            <w:rStyle w:val="Hyperlink14"/>
+          </w:rPr>
+          <w:t>Handbook of social psychology</w:t>
         </w:r>
       </w:hyperlink>
       <w:hyperlink r:id="rId165" w:history="1">
-        <w:r>
-          <w:rPr>
-            <w:rStyle w:val="Hyperlink14"/>
-          </w:rPr>
-          <w:t>Handbook of social psychology</w:t>
-        </w:r>
-      </w:hyperlink>
-      <w:hyperlink r:id="rId166" w:history="1">
         <w:r>
           <w:rPr>
             <w:rStyle w:val="NoneB"/>
@@ -8538,67 +8611,67 @@
           <w:rStyle w:val="NoneB"/>
         </w:rPr>
       </w:pPr>
+      <w:hyperlink r:id="rId166" w:history="1">
+        <w:r>
+          <w:rPr>
+            <w:rStyle w:val="NoneB"/>
+          </w:rPr>
+          <w:t xml:space="preserve">Dion, K., </w:t>
+        </w:r>
+        <w:proofErr w:type="spellStart"/>
+        <w:r>
+          <w:rPr>
+            <w:rStyle w:val="NoneB"/>
+          </w:rPr>
+          <w:t>Berscheid</w:t>
+        </w:r>
+        <w:proofErr w:type="spellEnd"/>
+        <w:r>
+          <w:rPr>
+            <w:rStyle w:val="NoneB"/>
+          </w:rPr>
+          <w:t xml:space="preserve">, E., &amp; </w:t>
+        </w:r>
+        <w:proofErr w:type="spellStart"/>
+        <w:r>
+          <w:rPr>
+            <w:rStyle w:val="NoneB"/>
+          </w:rPr>
+          <w:t>Walster</w:t>
+        </w:r>
+        <w:proofErr w:type="spellEnd"/>
+        <w:r>
+          <w:rPr>
+            <w:rStyle w:val="NoneB"/>
+          </w:rPr>
+          <w:t xml:space="preserve">, E. (1972). What is beautiful is good. </w:t>
+        </w:r>
+      </w:hyperlink>
       <w:hyperlink r:id="rId167" w:history="1">
         <w:r>
           <w:rPr>
-            <w:rStyle w:val="NoneB"/>
-          </w:rPr>
-          <w:t xml:space="preserve">Dion, K., </w:t>
-        </w:r>
-        <w:proofErr w:type="spellStart"/>
-        <w:r>
-          <w:rPr>
-            <w:rStyle w:val="NoneB"/>
-          </w:rPr>
-          <w:t>Berscheid</w:t>
-        </w:r>
-        <w:proofErr w:type="spellEnd"/>
-        <w:r>
-          <w:rPr>
-            <w:rStyle w:val="NoneB"/>
-          </w:rPr>
-          <w:t xml:space="preserve">, E., &amp; </w:t>
-        </w:r>
-        <w:proofErr w:type="spellStart"/>
-        <w:r>
-          <w:rPr>
-            <w:rStyle w:val="NoneB"/>
-          </w:rPr>
-          <w:t>Walster</w:t>
-        </w:r>
-        <w:proofErr w:type="spellEnd"/>
-        <w:r>
-          <w:rPr>
-            <w:rStyle w:val="NoneB"/>
-          </w:rPr>
-          <w:t xml:space="preserve">, E. (1972). What is beautiful is good. </w:t>
+            <w:rStyle w:val="Hyperlink14"/>
+          </w:rPr>
+          <w:t>Journal of Personality and Social Psychology</w:t>
         </w:r>
       </w:hyperlink>
       <w:hyperlink r:id="rId168" w:history="1">
         <w:r>
           <w:rPr>
+            <w:rStyle w:val="NoneB"/>
+          </w:rPr>
+          <w:t xml:space="preserve">, </w:t>
+        </w:r>
+      </w:hyperlink>
+      <w:hyperlink r:id="rId169" w:history="1">
+        <w:r>
+          <w:rPr>
             <w:rStyle w:val="Hyperlink14"/>
           </w:rPr>
-          <w:t>Journal of Personality and Social Psychology</w:t>
-        </w:r>
-      </w:hyperlink>
-      <w:hyperlink r:id="rId169" w:history="1">
-        <w:r>
-          <w:rPr>
-            <w:rStyle w:val="NoneB"/>
-          </w:rPr>
-          <w:t xml:space="preserve">, </w:t>
+          <w:t>24</w:t>
         </w:r>
       </w:hyperlink>
       <w:hyperlink r:id="rId170" w:history="1">
-        <w:r>
-          <w:rPr>
-            <w:rStyle w:val="Hyperlink14"/>
-          </w:rPr>
-          <w:t>24</w:t>
-        </w:r>
-      </w:hyperlink>
-      <w:hyperlink r:id="rId171" w:history="1">
         <w:r>
           <w:rPr>
             <w:rStyle w:val="NoneB"/>
@@ -8615,47 +8688,47 @@
         <w:ind w:left="720" w:hanging="720"/>
         <w:jc w:val="both"/>
       </w:pPr>
+      <w:hyperlink r:id="rId171" w:history="1">
+        <w:proofErr w:type="spellStart"/>
+        <w:r>
+          <w:rPr>
+            <w:rStyle w:val="NoneB"/>
+          </w:rPr>
+          <w:t>Ditonto</w:t>
+        </w:r>
+        <w:proofErr w:type="spellEnd"/>
+        <w:r>
+          <w:rPr>
+            <w:rStyle w:val="NoneB"/>
+          </w:rPr>
+          <w:t xml:space="preserve">, T., &amp; Mattes, K. (2018). Differences in appearance-based trait inferences for male and female political candidates. </w:t>
+        </w:r>
+      </w:hyperlink>
       <w:hyperlink r:id="rId172" w:history="1">
-        <w:proofErr w:type="spellStart"/>
-        <w:r>
-          <w:rPr>
-            <w:rStyle w:val="NoneB"/>
-          </w:rPr>
-          <w:t>Ditonto</w:t>
-        </w:r>
-        <w:proofErr w:type="spellEnd"/>
-        <w:r>
-          <w:rPr>
-            <w:rStyle w:val="NoneB"/>
-          </w:rPr>
-          <w:t xml:space="preserve">, T., &amp; Mattes, K. (2018). Differences in appearance-based trait inferences for male and female political candidates. </w:t>
+        <w:r>
+          <w:rPr>
+            <w:rStyle w:val="Hyperlink14"/>
+          </w:rPr>
+          <w:t>Journal of Women, Politics &amp; Policy</w:t>
         </w:r>
       </w:hyperlink>
       <w:hyperlink r:id="rId173" w:history="1">
         <w:r>
           <w:rPr>
+            <w:rStyle w:val="NoneB"/>
+          </w:rPr>
+          <w:t xml:space="preserve">, </w:t>
+        </w:r>
+      </w:hyperlink>
+      <w:hyperlink r:id="rId174" w:history="1">
+        <w:r>
+          <w:rPr>
             <w:rStyle w:val="Hyperlink14"/>
           </w:rPr>
-          <w:t>Journal of Women, Politics &amp; Policy</w:t>
-        </w:r>
-      </w:hyperlink>
-      <w:hyperlink r:id="rId174" w:history="1">
-        <w:r>
-          <w:rPr>
-            <w:rStyle w:val="NoneB"/>
-          </w:rPr>
-          <w:t xml:space="preserve">, </w:t>
+          <w:t>39</w:t>
         </w:r>
       </w:hyperlink>
       <w:hyperlink r:id="rId175" w:history="1">
-        <w:r>
-          <w:rPr>
-            <w:rStyle w:val="Hyperlink14"/>
-          </w:rPr>
-          <w:t>39</w:t>
-        </w:r>
-      </w:hyperlink>
-      <w:hyperlink r:id="rId176" w:history="1">
         <w:r>
           <w:rPr>
             <w:rStyle w:val="NoneB"/>
@@ -8740,53 +8813,53 @@
           <w:bCs/>
         </w:rPr>
       </w:pPr>
+      <w:hyperlink r:id="rId176" w:history="1">
+        <w:r>
+          <w:rPr>
+            <w:rStyle w:val="NoneB"/>
+          </w:rPr>
+          <w:t xml:space="preserve">Efrain, M., &amp; Patterson, E. (1974). Voters vote beautiful: The effect of physical appearance on a national election. </w:t>
+        </w:r>
+      </w:hyperlink>
       <w:hyperlink r:id="rId177" w:history="1">
         <w:r>
           <w:rPr>
-            <w:rStyle w:val="NoneB"/>
-          </w:rPr>
-          <w:t xml:space="preserve">Efrain, M., &amp; Patterson, E. (1974). Voters vote beautiful: The effect of physical appearance on a national election. </w:t>
+            <w:rStyle w:val="Hyperlink14"/>
+          </w:rPr>
+          <w:t xml:space="preserve">Canadian Journal of </w:t>
+        </w:r>
+        <w:proofErr w:type="spellStart"/>
+        <w:r>
+          <w:rPr>
+            <w:rStyle w:val="Hyperlink14"/>
+          </w:rPr>
+          <w:t>Behavioural</w:t>
+        </w:r>
+        <w:proofErr w:type="spellEnd"/>
+        <w:r>
+          <w:rPr>
+            <w:rStyle w:val="Hyperlink14"/>
+          </w:rPr>
+          <w:t xml:space="preserve"> Science</w:t>
         </w:r>
       </w:hyperlink>
       <w:hyperlink r:id="rId178" w:history="1">
         <w:r>
           <w:rPr>
+            <w:rStyle w:val="NoneB"/>
+          </w:rPr>
+          <w:t xml:space="preserve">, </w:t>
+        </w:r>
+      </w:hyperlink>
+      <w:hyperlink r:id="rId179" w:history="1">
+        <w:r>
+          <w:rPr>
             <w:rStyle w:val="Hyperlink14"/>
           </w:rPr>
-          <w:t xml:space="preserve">Canadian Journal of </w:t>
-        </w:r>
-        <w:proofErr w:type="spellStart"/>
-        <w:r>
-          <w:rPr>
-            <w:rStyle w:val="Hyperlink14"/>
-          </w:rPr>
-          <w:t>Behavioural</w:t>
-        </w:r>
-        <w:proofErr w:type="spellEnd"/>
-        <w:r>
-          <w:rPr>
-            <w:rStyle w:val="Hyperlink14"/>
-          </w:rPr>
-          <w:t xml:space="preserve"> Science</w:t>
-        </w:r>
-      </w:hyperlink>
-      <w:hyperlink r:id="rId179" w:history="1">
-        <w:r>
-          <w:rPr>
-            <w:rStyle w:val="NoneB"/>
-          </w:rPr>
-          <w:t xml:space="preserve">, </w:t>
+          <w:t>6</w:t>
         </w:r>
       </w:hyperlink>
       <w:hyperlink r:id="rId180" w:history="1">
-        <w:r>
-          <w:rPr>
-            <w:rStyle w:val="Hyperlink14"/>
-          </w:rPr>
-          <w:t>6</w:t>
-        </w:r>
-      </w:hyperlink>
-      <w:hyperlink r:id="rId181" w:history="1">
         <w:r>
           <w:rPr>
             <w:rStyle w:val="NoneB"/>
@@ -8808,23 +8881,23 @@
           <w:bCs/>
         </w:rPr>
       </w:pPr>
+      <w:hyperlink r:id="rId181" w:history="1">
+        <w:r>
+          <w:rPr>
+            <w:rStyle w:val="NoneB"/>
+          </w:rPr>
+          <w:t xml:space="preserve">Erikson, R., &amp; Goldthorpe, J. H. (1992). </w:t>
+        </w:r>
+      </w:hyperlink>
       <w:hyperlink r:id="rId182" w:history="1">
         <w:r>
           <w:rPr>
-            <w:rStyle w:val="NoneB"/>
-          </w:rPr>
-          <w:t xml:space="preserve">Erikson, R., &amp; Goldthorpe, J. H. (1992). </w:t>
+            <w:rStyle w:val="Hyperlink14"/>
+          </w:rPr>
+          <w:t>The constant flux: A study of class mobility in industrial societies</w:t>
         </w:r>
       </w:hyperlink>
       <w:hyperlink r:id="rId183" w:history="1">
-        <w:r>
-          <w:rPr>
-            <w:rStyle w:val="Hyperlink14"/>
-          </w:rPr>
-          <w:t>The constant flux: A study of class mobility in industrial societies</w:t>
-        </w:r>
-      </w:hyperlink>
-      <w:hyperlink r:id="rId184" w:history="1">
         <w:r>
           <w:rPr>
             <w:rStyle w:val="NoneB"/>
@@ -8846,55 +8919,55 @@
           <w:bCs/>
         </w:rPr>
       </w:pPr>
+      <w:hyperlink r:id="rId184" w:history="1">
+        <w:proofErr w:type="spellStart"/>
+        <w:r>
+          <w:rPr>
+            <w:rStyle w:val="NoneB"/>
+          </w:rPr>
+          <w:t>Erola</w:t>
+        </w:r>
+        <w:proofErr w:type="spellEnd"/>
+        <w:r>
+          <w:rPr>
+            <w:rStyle w:val="NoneB"/>
+          </w:rPr>
+          <w:t xml:space="preserve">, J. (2009). Social mobility and education of Finnish cohorts born 1936—75: Succeeding while failing in equality of opportunity? </w:t>
+        </w:r>
+      </w:hyperlink>
       <w:hyperlink r:id="rId185" w:history="1">
+        <w:r>
+          <w:rPr>
+            <w:rStyle w:val="Hyperlink14"/>
+          </w:rPr>
+          <w:t xml:space="preserve">Acta </w:t>
+        </w:r>
         <w:proofErr w:type="spellStart"/>
         <w:r>
           <w:rPr>
-            <w:rStyle w:val="NoneB"/>
-          </w:rPr>
-          <w:t>Erola</w:t>
+            <w:rStyle w:val="Hyperlink14"/>
+          </w:rPr>
+          <w:t>Sociologica</w:t>
         </w:r>
         <w:proofErr w:type="spellEnd"/>
-        <w:r>
-          <w:rPr>
-            <w:rStyle w:val="NoneB"/>
-          </w:rPr>
-          <w:t xml:space="preserve">, J. (2009). Social mobility and education of Finnish cohorts born 1936—75: Succeeding while failing in equality of opportunity? </w:t>
-        </w:r>
       </w:hyperlink>
       <w:hyperlink r:id="rId186" w:history="1">
         <w:r>
           <w:rPr>
+            <w:rStyle w:val="NoneB"/>
+          </w:rPr>
+          <w:t xml:space="preserve">, </w:t>
+        </w:r>
+      </w:hyperlink>
+      <w:hyperlink r:id="rId187" w:history="1">
+        <w:r>
+          <w:rPr>
             <w:rStyle w:val="Hyperlink14"/>
           </w:rPr>
-          <w:t xml:space="preserve">Acta </w:t>
-        </w:r>
-        <w:proofErr w:type="spellStart"/>
-        <w:r>
-          <w:rPr>
-            <w:rStyle w:val="Hyperlink14"/>
-          </w:rPr>
-          <w:t>Sociologica</w:t>
-        </w:r>
-        <w:proofErr w:type="spellEnd"/>
-      </w:hyperlink>
-      <w:hyperlink r:id="rId187" w:history="1">
-        <w:r>
-          <w:rPr>
-            <w:rStyle w:val="NoneB"/>
-          </w:rPr>
-          <w:t xml:space="preserve">, </w:t>
+          <w:t>52</w:t>
         </w:r>
       </w:hyperlink>
       <w:hyperlink r:id="rId188" w:history="1">
-        <w:r>
-          <w:rPr>
-            <w:rStyle w:val="Hyperlink14"/>
-          </w:rPr>
-          <w:t>52</w:t>
-        </w:r>
-      </w:hyperlink>
-      <w:hyperlink r:id="rId189" w:history="1">
         <w:r>
           <w:rPr>
             <w:rStyle w:val="NoneB"/>
@@ -8914,39 +8987,39 @@
           <w:rStyle w:val="NoneB"/>
         </w:rPr>
       </w:pPr>
+      <w:hyperlink r:id="rId189" w:history="1">
+        <w:r>
+          <w:rPr>
+            <w:rStyle w:val="NoneB"/>
+          </w:rPr>
+          <w:t xml:space="preserve">Evans, G. (2000). The continued significance of class voting. </w:t>
+        </w:r>
+      </w:hyperlink>
       <w:hyperlink r:id="rId190" w:history="1">
         <w:r>
           <w:rPr>
-            <w:rStyle w:val="NoneB"/>
-          </w:rPr>
-          <w:t xml:space="preserve">Evans, G. (2000). The continued significance of class voting. </w:t>
+            <w:rStyle w:val="Hyperlink14"/>
+          </w:rPr>
+          <w:t>Annual Review of Political Science</w:t>
         </w:r>
       </w:hyperlink>
       <w:hyperlink r:id="rId191" w:history="1">
         <w:r>
           <w:rPr>
+            <w:rStyle w:val="NoneB"/>
+          </w:rPr>
+          <w:t xml:space="preserve">, </w:t>
+        </w:r>
+      </w:hyperlink>
+      <w:hyperlink r:id="rId192" w:history="1">
+        <w:r>
+          <w:rPr>
             <w:rStyle w:val="Hyperlink14"/>
           </w:rPr>
-          <w:t>Annual Review of Political Science</w:t>
-        </w:r>
-      </w:hyperlink>
-      <w:hyperlink r:id="rId192" w:history="1">
-        <w:r>
-          <w:rPr>
-            <w:rStyle w:val="NoneB"/>
-          </w:rPr>
-          <w:t xml:space="preserve">, </w:t>
+          <w:t>3</w:t>
         </w:r>
       </w:hyperlink>
       <w:hyperlink r:id="rId193" w:history="1">
-        <w:r>
-          <w:rPr>
-            <w:rStyle w:val="Hyperlink14"/>
-          </w:rPr>
-          <w:t>3</w:t>
-        </w:r>
-      </w:hyperlink>
-      <w:hyperlink r:id="rId194" w:history="1">
         <w:r>
           <w:rPr>
             <w:rStyle w:val="NoneB"/>
@@ -9032,23 +9105,23 @@
           <w:bCs/>
         </w:rPr>
       </w:pPr>
+      <w:hyperlink r:id="rId194" w:history="1">
+        <w:r>
+          <w:rPr>
+            <w:rStyle w:val="NoneB"/>
+          </w:rPr>
+          <w:t xml:space="preserve">Fox, J., &amp; Weisberg, S. (2011). </w:t>
+        </w:r>
+      </w:hyperlink>
       <w:hyperlink r:id="rId195" w:history="1">
         <w:r>
           <w:rPr>
-            <w:rStyle w:val="NoneB"/>
-          </w:rPr>
-          <w:t xml:space="preserve">Fox, J., &amp; Weisberg, S. (2011). </w:t>
+            <w:rStyle w:val="Hyperlink14"/>
+          </w:rPr>
+          <w:t>An R companion to applied regression</w:t>
         </w:r>
       </w:hyperlink>
       <w:hyperlink r:id="rId196" w:history="1">
-        <w:r>
-          <w:rPr>
-            <w:rStyle w:val="Hyperlink14"/>
-          </w:rPr>
-          <w:t>An R companion to applied regression</w:t>
-        </w:r>
-      </w:hyperlink>
-      <w:hyperlink r:id="rId197" w:history="1">
         <w:r>
           <w:rPr>
             <w:rStyle w:val="NoneB"/>
@@ -9070,47 +9143,47 @@
           <w:bCs/>
         </w:rPr>
       </w:pPr>
+      <w:hyperlink r:id="rId197" w:history="1">
+        <w:proofErr w:type="spellStart"/>
+        <w:r>
+          <w:rPr>
+            <w:rStyle w:val="NoneB"/>
+          </w:rPr>
+          <w:t>Frevert</w:t>
+        </w:r>
+        <w:proofErr w:type="spellEnd"/>
+        <w:r>
+          <w:rPr>
+            <w:rStyle w:val="NoneB"/>
+          </w:rPr>
+          <w:t xml:space="preserve">, T. K., &amp; Walker, L. S. (2014). Physical attractiveness and social status. </w:t>
+        </w:r>
+      </w:hyperlink>
       <w:hyperlink r:id="rId198" w:history="1">
-        <w:proofErr w:type="spellStart"/>
-        <w:r>
-          <w:rPr>
-            <w:rStyle w:val="NoneB"/>
-          </w:rPr>
-          <w:t>Frevert</w:t>
-        </w:r>
-        <w:proofErr w:type="spellEnd"/>
-        <w:r>
-          <w:rPr>
-            <w:rStyle w:val="NoneB"/>
-          </w:rPr>
-          <w:t xml:space="preserve">, T. K., &amp; Walker, L. S. (2014). Physical attractiveness and social status. </w:t>
+        <w:r>
+          <w:rPr>
+            <w:rStyle w:val="Hyperlink14"/>
+          </w:rPr>
+          <w:t>Sociology Compass</w:t>
         </w:r>
       </w:hyperlink>
       <w:hyperlink r:id="rId199" w:history="1">
         <w:r>
           <w:rPr>
+            <w:rStyle w:val="NoneB"/>
+          </w:rPr>
+          <w:t xml:space="preserve">, </w:t>
+        </w:r>
+      </w:hyperlink>
+      <w:hyperlink r:id="rId200" w:history="1">
+        <w:r>
+          <w:rPr>
             <w:rStyle w:val="Hyperlink14"/>
           </w:rPr>
-          <w:t>Sociology Compass</w:t>
-        </w:r>
-      </w:hyperlink>
-      <w:hyperlink r:id="rId200" w:history="1">
-        <w:r>
-          <w:rPr>
-            <w:rStyle w:val="NoneB"/>
-          </w:rPr>
-          <w:t xml:space="preserve">, </w:t>
+          <w:t>8</w:t>
         </w:r>
       </w:hyperlink>
       <w:hyperlink r:id="rId201" w:history="1">
-        <w:r>
-          <w:rPr>
-            <w:rStyle w:val="Hyperlink14"/>
-          </w:rPr>
-          <w:t>8</w:t>
-        </w:r>
-      </w:hyperlink>
-      <w:hyperlink r:id="rId202" w:history="1">
         <w:r>
           <w:rPr>
             <w:rStyle w:val="NoneB"/>
@@ -9132,37 +9205,37 @@
           <w:bCs/>
         </w:rPr>
       </w:pPr>
+      <w:hyperlink r:id="rId202" w:history="1">
+        <w:r>
+          <w:rPr>
+            <w:rStyle w:val="NoneB"/>
+          </w:rPr>
+          <w:t xml:space="preserve">Friedman, S., &amp; </w:t>
+        </w:r>
+        <w:proofErr w:type="spellStart"/>
+        <w:r>
+          <w:rPr>
+            <w:rStyle w:val="NoneB"/>
+          </w:rPr>
+          <w:t>Laurison</w:t>
+        </w:r>
+        <w:proofErr w:type="spellEnd"/>
+        <w:r>
+          <w:rPr>
+            <w:rStyle w:val="NoneB"/>
+          </w:rPr>
+          <w:t xml:space="preserve">, D. (2020). </w:t>
+        </w:r>
+      </w:hyperlink>
       <w:hyperlink r:id="rId203" w:history="1">
         <w:r>
           <w:rPr>
-            <w:rStyle w:val="NoneB"/>
-          </w:rPr>
-          <w:t xml:space="preserve">Friedman, S., &amp; </w:t>
-        </w:r>
-        <w:proofErr w:type="spellStart"/>
-        <w:r>
-          <w:rPr>
-            <w:rStyle w:val="NoneB"/>
-          </w:rPr>
-          <w:t>Laurison</w:t>
-        </w:r>
-        <w:proofErr w:type="spellEnd"/>
-        <w:r>
-          <w:rPr>
-            <w:rStyle w:val="NoneB"/>
-          </w:rPr>
-          <w:t xml:space="preserve">, D. (2020). </w:t>
+            <w:rStyle w:val="Hyperlink14"/>
+          </w:rPr>
+          <w:t>The class ceiling: Why it pays to be privileged</w:t>
         </w:r>
       </w:hyperlink>
       <w:hyperlink r:id="rId204" w:history="1">
-        <w:r>
-          <w:rPr>
-            <w:rStyle w:val="Hyperlink14"/>
-          </w:rPr>
-          <w:t>The class ceiling: Why it pays to be privileged</w:t>
-        </w:r>
-      </w:hyperlink>
-      <w:hyperlink r:id="rId205" w:history="1">
         <w:r>
           <w:rPr>
             <w:rStyle w:val="NoneB"/>
@@ -9190,61 +9263,61 @@
           <w:bCs/>
         </w:rPr>
       </w:pPr>
+      <w:hyperlink r:id="rId205" w:history="1">
+        <w:proofErr w:type="spellStart"/>
+        <w:r>
+          <w:rPr>
+            <w:rStyle w:val="NoneB"/>
+          </w:rPr>
+          <w:t>Ganzeboom</w:t>
+        </w:r>
+        <w:proofErr w:type="spellEnd"/>
+        <w:r>
+          <w:rPr>
+            <w:rStyle w:val="NoneB"/>
+          </w:rPr>
+          <w:t xml:space="preserve">, H. B., De Graaf, P. M., &amp; </w:t>
+        </w:r>
+        <w:proofErr w:type="spellStart"/>
+        <w:r>
+          <w:rPr>
+            <w:rStyle w:val="NoneB"/>
+          </w:rPr>
+          <w:t>Treiman</w:t>
+        </w:r>
+        <w:proofErr w:type="spellEnd"/>
+        <w:r>
+          <w:rPr>
+            <w:rStyle w:val="NoneB"/>
+          </w:rPr>
+          <w:t xml:space="preserve">, D. J. (1992). A standard international socio-economic index of occupational status. </w:t>
+        </w:r>
+      </w:hyperlink>
       <w:hyperlink r:id="rId206" w:history="1">
-        <w:proofErr w:type="spellStart"/>
-        <w:r>
-          <w:rPr>
-            <w:rStyle w:val="NoneB"/>
-          </w:rPr>
-          <w:t>Ganzeboom</w:t>
-        </w:r>
-        <w:proofErr w:type="spellEnd"/>
-        <w:r>
-          <w:rPr>
-            <w:rStyle w:val="NoneB"/>
-          </w:rPr>
-          <w:t xml:space="preserve">, H. B., De Graaf, P. M., &amp; </w:t>
-        </w:r>
-        <w:proofErr w:type="spellStart"/>
-        <w:r>
-          <w:rPr>
-            <w:rStyle w:val="NoneB"/>
-          </w:rPr>
-          <w:t>Treiman</w:t>
-        </w:r>
-        <w:proofErr w:type="spellEnd"/>
-        <w:r>
-          <w:rPr>
-            <w:rStyle w:val="NoneB"/>
-          </w:rPr>
-          <w:t xml:space="preserve">, D. J. (1992). A standard international socio-economic index of occupational status. </w:t>
+        <w:r>
+          <w:rPr>
+            <w:rStyle w:val="Hyperlink14"/>
+          </w:rPr>
+          <w:t>Social Science Research</w:t>
         </w:r>
       </w:hyperlink>
       <w:hyperlink r:id="rId207" w:history="1">
         <w:r>
           <w:rPr>
+            <w:rStyle w:val="NoneB"/>
+          </w:rPr>
+          <w:t xml:space="preserve">, </w:t>
+        </w:r>
+      </w:hyperlink>
+      <w:hyperlink r:id="rId208" w:history="1">
+        <w:r>
+          <w:rPr>
             <w:rStyle w:val="Hyperlink14"/>
           </w:rPr>
-          <w:t>Social Science Research</w:t>
-        </w:r>
-      </w:hyperlink>
-      <w:hyperlink r:id="rId208" w:history="1">
-        <w:r>
-          <w:rPr>
-            <w:rStyle w:val="NoneB"/>
-          </w:rPr>
-          <w:t xml:space="preserve">, </w:t>
+          <w:t>21</w:t>
         </w:r>
       </w:hyperlink>
       <w:hyperlink r:id="rId209" w:history="1">
-        <w:r>
-          <w:rPr>
-            <w:rStyle w:val="Hyperlink14"/>
-          </w:rPr>
-          <w:t>21</w:t>
-        </w:r>
-      </w:hyperlink>
-      <w:hyperlink r:id="rId210" w:history="1">
         <w:r>
           <w:rPr>
             <w:rStyle w:val="NoneB"/>
@@ -9266,61 +9339,61 @@
           <w:bCs/>
         </w:rPr>
       </w:pPr>
+      <w:hyperlink r:id="rId210" w:history="1">
+        <w:proofErr w:type="spellStart"/>
+        <w:r>
+          <w:rPr>
+            <w:rStyle w:val="NoneB"/>
+          </w:rPr>
+          <w:t>Ganzeboom</w:t>
+        </w:r>
+        <w:proofErr w:type="spellEnd"/>
+        <w:r>
+          <w:rPr>
+            <w:rStyle w:val="NoneB"/>
+          </w:rPr>
+          <w:t xml:space="preserve">, H. B. G., &amp; </w:t>
+        </w:r>
+        <w:proofErr w:type="spellStart"/>
+        <w:r>
+          <w:rPr>
+            <w:rStyle w:val="NoneB"/>
+          </w:rPr>
+          <w:t>Treiman</w:t>
+        </w:r>
+        <w:proofErr w:type="spellEnd"/>
+        <w:r>
+          <w:rPr>
+            <w:rStyle w:val="NoneB"/>
+          </w:rPr>
+          <w:t xml:space="preserve">, D. J. (1996). Internationally comparable measures of occupational status for the 1988 International Standard Classification of Occupations. </w:t>
+        </w:r>
+      </w:hyperlink>
       <w:hyperlink r:id="rId211" w:history="1">
-        <w:proofErr w:type="spellStart"/>
-        <w:r>
-          <w:rPr>
-            <w:rStyle w:val="NoneB"/>
-          </w:rPr>
-          <w:t>Ganzeboom</w:t>
-        </w:r>
-        <w:proofErr w:type="spellEnd"/>
-        <w:r>
-          <w:rPr>
-            <w:rStyle w:val="NoneB"/>
-          </w:rPr>
-          <w:t xml:space="preserve">, H. B. G., &amp; </w:t>
-        </w:r>
-        <w:proofErr w:type="spellStart"/>
-        <w:r>
-          <w:rPr>
-            <w:rStyle w:val="NoneB"/>
-          </w:rPr>
-          <w:t>Treiman</w:t>
-        </w:r>
-        <w:proofErr w:type="spellEnd"/>
-        <w:r>
-          <w:rPr>
-            <w:rStyle w:val="NoneB"/>
-          </w:rPr>
-          <w:t xml:space="preserve">, D. J. (1996). Internationally comparable measures of occupational status for the 1988 International Standard Classification of Occupations. </w:t>
+        <w:r>
+          <w:rPr>
+            <w:rStyle w:val="Hyperlink14"/>
+          </w:rPr>
+          <w:t>Social Science Research</w:t>
         </w:r>
       </w:hyperlink>
       <w:hyperlink r:id="rId212" w:history="1">
         <w:r>
           <w:rPr>
+            <w:rStyle w:val="NoneB"/>
+          </w:rPr>
+          <w:t xml:space="preserve">, </w:t>
+        </w:r>
+      </w:hyperlink>
+      <w:hyperlink r:id="rId213" w:history="1">
+        <w:r>
+          <w:rPr>
             <w:rStyle w:val="Hyperlink14"/>
           </w:rPr>
-          <w:t>Social Science Research</w:t>
-        </w:r>
-      </w:hyperlink>
-      <w:hyperlink r:id="rId213" w:history="1">
-        <w:r>
-          <w:rPr>
-            <w:rStyle w:val="NoneB"/>
-          </w:rPr>
-          <w:t xml:space="preserve">, </w:t>
+          <w:t>25</w:t>
         </w:r>
       </w:hyperlink>
       <w:hyperlink r:id="rId214" w:history="1">
-        <w:r>
-          <w:rPr>
-            <w:rStyle w:val="Hyperlink14"/>
-          </w:rPr>
-          <w:t>25</w:t>
-        </w:r>
-      </w:hyperlink>
-      <w:hyperlink r:id="rId215" w:history="1">
         <w:r>
           <w:rPr>
             <w:rStyle w:val="NoneB"/>
@@ -9337,39 +9410,39 @@
         <w:ind w:left="720" w:hanging="720"/>
         <w:jc w:val="both"/>
       </w:pPr>
+      <w:hyperlink r:id="rId215" w:history="1">
+        <w:r>
+          <w:rPr>
+            <w:rStyle w:val="NoneB"/>
+          </w:rPr>
+          <w:t xml:space="preserve">Goffman, E. (1951). Symbols of class status. </w:t>
+        </w:r>
+      </w:hyperlink>
       <w:hyperlink r:id="rId216" w:history="1">
         <w:r>
           <w:rPr>
-            <w:rStyle w:val="NoneB"/>
-          </w:rPr>
-          <w:t xml:space="preserve">Goffman, E. (1951). Symbols of class status. </w:t>
+            <w:rStyle w:val="Hyperlink14"/>
+          </w:rPr>
+          <w:t>The British Journal of Sociology</w:t>
         </w:r>
       </w:hyperlink>
       <w:hyperlink r:id="rId217" w:history="1">
         <w:r>
           <w:rPr>
+            <w:rStyle w:val="NoneB"/>
+          </w:rPr>
+          <w:t xml:space="preserve">, </w:t>
+        </w:r>
+      </w:hyperlink>
+      <w:hyperlink r:id="rId218" w:history="1">
+        <w:r>
+          <w:rPr>
             <w:rStyle w:val="Hyperlink14"/>
           </w:rPr>
-          <w:t>The British Journal of Sociology</w:t>
-        </w:r>
-      </w:hyperlink>
-      <w:hyperlink r:id="rId218" w:history="1">
-        <w:r>
-          <w:rPr>
-            <w:rStyle w:val="NoneB"/>
-          </w:rPr>
-          <w:t xml:space="preserve">, </w:t>
+          <w:t>2</w:t>
         </w:r>
       </w:hyperlink>
       <w:hyperlink r:id="rId219" w:history="1">
-        <w:r>
-          <w:rPr>
-            <w:rStyle w:val="Hyperlink14"/>
-          </w:rPr>
-          <w:t>2</w:t>
-        </w:r>
-      </w:hyperlink>
-      <w:hyperlink r:id="rId220" w:history="1">
         <w:r>
           <w:rPr>
             <w:rStyle w:val="NoneB"/>
@@ -9446,39 +9519,39 @@
           <w:bCs/>
         </w:rPr>
       </w:pPr>
+      <w:hyperlink r:id="rId220" w:history="1">
+        <w:r>
+          <w:rPr>
+            <w:rStyle w:val="NoneB"/>
+          </w:rPr>
+          <w:t xml:space="preserve">Griffin, A. M., &amp; Langlois, J. H. (2006). Stereotype directionality and attractiveness stereotyping: Is beauty good or is ugly bad? </w:t>
+        </w:r>
+      </w:hyperlink>
       <w:hyperlink r:id="rId221" w:history="1">
         <w:r>
           <w:rPr>
-            <w:rStyle w:val="NoneB"/>
-          </w:rPr>
-          <w:t xml:space="preserve">Griffin, A. M., &amp; Langlois, J. H. (2006). Stereotype directionality and attractiveness stereotyping: Is beauty good or is ugly bad? </w:t>
+            <w:rStyle w:val="Hyperlink14"/>
+          </w:rPr>
+          <w:t>Social Cognition</w:t>
         </w:r>
       </w:hyperlink>
       <w:hyperlink r:id="rId222" w:history="1">
         <w:r>
           <w:rPr>
+            <w:rStyle w:val="NoneB"/>
+          </w:rPr>
+          <w:t xml:space="preserve">, </w:t>
+        </w:r>
+      </w:hyperlink>
+      <w:hyperlink r:id="rId223" w:history="1">
+        <w:r>
+          <w:rPr>
             <w:rStyle w:val="Hyperlink14"/>
           </w:rPr>
-          <w:t>Social Cognition</w:t>
-        </w:r>
-      </w:hyperlink>
-      <w:hyperlink r:id="rId223" w:history="1">
-        <w:r>
-          <w:rPr>
-            <w:rStyle w:val="NoneB"/>
-          </w:rPr>
-          <w:t xml:space="preserve">, </w:t>
+          <w:t>24</w:t>
         </w:r>
       </w:hyperlink>
       <w:hyperlink r:id="rId224" w:history="1">
-        <w:r>
-          <w:rPr>
-            <w:rStyle w:val="Hyperlink14"/>
-          </w:rPr>
-          <w:t>24</w:t>
-        </w:r>
-      </w:hyperlink>
-      <w:hyperlink r:id="rId225" w:history="1">
         <w:r>
           <w:rPr>
             <w:rStyle w:val="NoneB"/>
@@ -9495,15 +9568,15 @@
         <w:ind w:left="720" w:hanging="720"/>
         <w:jc w:val="both"/>
       </w:pPr>
+      <w:hyperlink r:id="rId225" w:history="1">
+        <w:r>
+          <w:rPr>
+            <w:rStyle w:val="NoneB"/>
+          </w:rPr>
+          <w:t xml:space="preserve">Hamermesh, D. (2011). Beauty pays: Why attractive people are more successful. In </w:t>
+        </w:r>
+      </w:hyperlink>
       <w:hyperlink r:id="rId226" w:history="1">
-        <w:r>
-          <w:rPr>
-            <w:rStyle w:val="NoneB"/>
-          </w:rPr>
-          <w:t xml:space="preserve">Hamermesh, D. (2011). Beauty pays: Why attractive people are more successful. In </w:t>
-        </w:r>
-      </w:hyperlink>
-      <w:hyperlink r:id="rId227" w:history="1">
         <w:r>
           <w:rPr>
             <w:rStyle w:val="Hyperlink14"/>
@@ -9518,7 +9591,7 @@
           <w:t>Pays</w:t>
         </w:r>
       </w:hyperlink>
-      <w:hyperlink r:id="rId228" w:history="1">
+      <w:hyperlink r:id="rId227" w:history="1">
         <w:r>
           <w:rPr>
             <w:rStyle w:val="NoneB"/>
@@ -9540,39 +9613,39 @@
           <w:bCs/>
         </w:rPr>
       </w:pPr>
+      <w:hyperlink r:id="rId228" w:history="1">
+        <w:r>
+          <w:rPr>
+            <w:rStyle w:val="NoneB"/>
+          </w:rPr>
+          <w:t xml:space="preserve">Hamermesh, D., &amp; Biddle, J. (1994). Beauty and the labor market. </w:t>
+        </w:r>
+      </w:hyperlink>
       <w:hyperlink r:id="rId229" w:history="1">
         <w:r>
           <w:rPr>
-            <w:rStyle w:val="NoneB"/>
-          </w:rPr>
-          <w:t xml:space="preserve">Hamermesh, D., &amp; Biddle, J. (1994). Beauty and the labor market. </w:t>
+            <w:rStyle w:val="Hyperlink14"/>
+          </w:rPr>
+          <w:t>American Economic Review</w:t>
         </w:r>
       </w:hyperlink>
       <w:hyperlink r:id="rId230" w:history="1">
         <w:r>
           <w:rPr>
+            <w:rStyle w:val="NoneB"/>
+          </w:rPr>
+          <w:t xml:space="preserve">, </w:t>
+        </w:r>
+      </w:hyperlink>
+      <w:hyperlink r:id="rId231" w:history="1">
+        <w:r>
+          <w:rPr>
             <w:rStyle w:val="Hyperlink14"/>
           </w:rPr>
-          <w:t>American Economic Review</w:t>
-        </w:r>
-      </w:hyperlink>
-      <w:hyperlink r:id="rId231" w:history="1">
-        <w:r>
-          <w:rPr>
-            <w:rStyle w:val="NoneB"/>
-          </w:rPr>
-          <w:t xml:space="preserve">, </w:t>
+          <w:t>84</w:t>
         </w:r>
       </w:hyperlink>
       <w:hyperlink r:id="rId232" w:history="1">
-        <w:r>
-          <w:rPr>
-            <w:rStyle w:val="Hyperlink14"/>
-          </w:rPr>
-          <w:t>84</w:t>
-        </w:r>
-      </w:hyperlink>
-      <w:hyperlink r:id="rId233" w:history="1">
         <w:r>
           <w:rPr>
             <w:rStyle w:val="NoneB"/>
@@ -9602,49 +9675,49 @@
           <w:bCs/>
         </w:rPr>
       </w:pPr>
+      <w:hyperlink r:id="rId233" w:history="1">
+        <w:r>
+          <w:rPr>
+            <w:rStyle w:val="NoneB"/>
+          </w:rPr>
+          <w:t>Harrison, E., &amp; Rose, D. (2006).</w:t>
+        </w:r>
+        <w:r>
+          <w:rPr>
+            <w:rStyle w:val="Hyperlink14"/>
+          </w:rPr>
+          <w:t xml:space="preserve"> The European socio-economic classification (</w:t>
+        </w:r>
+        <w:proofErr w:type="spellStart"/>
+        <w:r>
+          <w:rPr>
+            <w:rStyle w:val="Hyperlink14"/>
+          </w:rPr>
+          <w:t>ESeC</w:t>
+        </w:r>
+        <w:proofErr w:type="spellEnd"/>
+        <w:r>
+          <w:rPr>
+            <w:rStyle w:val="Hyperlink14"/>
+          </w:rPr>
+          <w:t>) user guide.</w:t>
+        </w:r>
+        <w:r>
+          <w:rPr>
+            <w:rStyle w:val="NoneB"/>
+          </w:rPr>
+          <w:t xml:space="preserve"> </w:t>
+        </w:r>
+      </w:hyperlink>
       <w:hyperlink r:id="rId234" w:history="1">
         <w:r>
           <w:rPr>
-            <w:rStyle w:val="NoneB"/>
-          </w:rPr>
-          <w:t>Harrison, E., &amp; Rose, D. (2006).</w:t>
-        </w:r>
-        <w:r>
-          <w:rPr>
-            <w:rStyle w:val="Hyperlink14"/>
-          </w:rPr>
-          <w:t xml:space="preserve"> The European socio-economic classification (</w:t>
-        </w:r>
-        <w:proofErr w:type="spellStart"/>
-        <w:r>
-          <w:rPr>
-            <w:rStyle w:val="Hyperlink14"/>
-          </w:rPr>
-          <w:t>ESeC</w:t>
-        </w:r>
-        <w:proofErr w:type="spellEnd"/>
-        <w:r>
-          <w:rPr>
-            <w:rStyle w:val="Hyperlink14"/>
-          </w:rPr>
-          <w:t>) user guide.</w:t>
-        </w:r>
-        <w:r>
-          <w:rPr>
-            <w:rStyle w:val="NoneB"/>
-          </w:rPr>
-          <w:t xml:space="preserve"> </w:t>
+            <w:rStyle w:val="Hyperlink10"/>
+          </w:rPr>
+          <w:t>Colchester: Institute for Social and Economic Research, University of Essex</w:t>
         </w:r>
       </w:hyperlink>
       <w:hyperlink r:id="rId235" w:history="1">
-        <w:r>
-          <w:rPr>
-            <w:rStyle w:val="Hyperlink10"/>
-          </w:rPr>
-          <w:t>Colchester: Institute for Social and Economic Research, University of Essex</w:t>
-        </w:r>
-      </w:hyperlink>
-      <w:hyperlink r:id="rId236" w:history="1">
         <w:r>
           <w:rPr>
             <w:rStyle w:val="Hyperlink14"/>
@@ -9666,67 +9739,67 @@
           <w:bCs/>
         </w:rPr>
       </w:pPr>
+      <w:hyperlink r:id="rId236" w:history="1">
+        <w:r>
+          <w:rPr>
+            <w:rStyle w:val="NoneB"/>
+          </w:rPr>
+          <w:t xml:space="preserve">Hart, W., </w:t>
+        </w:r>
+        <w:proofErr w:type="spellStart"/>
+        <w:r>
+          <w:rPr>
+            <w:rStyle w:val="NoneB"/>
+          </w:rPr>
+          <w:t>Ottati</w:t>
+        </w:r>
+        <w:proofErr w:type="spellEnd"/>
+        <w:r>
+          <w:rPr>
+            <w:rStyle w:val="NoneB"/>
+          </w:rPr>
+          <w:t xml:space="preserve">, V., &amp; </w:t>
+        </w:r>
+        <w:proofErr w:type="spellStart"/>
+        <w:r>
+          <w:rPr>
+            <w:rStyle w:val="NoneB"/>
+          </w:rPr>
+          <w:t>Krumdick</w:t>
+        </w:r>
+        <w:proofErr w:type="spellEnd"/>
+        <w:r>
+          <w:rPr>
+            <w:rStyle w:val="NoneB"/>
+          </w:rPr>
+          <w:t xml:space="preserve">, N. (2011). Physical attractiveness and candidate evaluation: A model of correction. </w:t>
+        </w:r>
+      </w:hyperlink>
       <w:hyperlink r:id="rId237" w:history="1">
         <w:r>
           <w:rPr>
-            <w:rStyle w:val="NoneB"/>
-          </w:rPr>
-          <w:t xml:space="preserve">Hart, W., </w:t>
-        </w:r>
-        <w:proofErr w:type="spellStart"/>
-        <w:r>
-          <w:rPr>
-            <w:rStyle w:val="NoneB"/>
-          </w:rPr>
-          <w:t>Ottati</w:t>
-        </w:r>
-        <w:proofErr w:type="spellEnd"/>
-        <w:r>
-          <w:rPr>
-            <w:rStyle w:val="NoneB"/>
-          </w:rPr>
-          <w:t xml:space="preserve">, V., &amp; </w:t>
-        </w:r>
-        <w:proofErr w:type="spellStart"/>
-        <w:r>
-          <w:rPr>
-            <w:rStyle w:val="NoneB"/>
-          </w:rPr>
-          <w:t>Krumdick</w:t>
-        </w:r>
-        <w:proofErr w:type="spellEnd"/>
-        <w:r>
-          <w:rPr>
-            <w:rStyle w:val="NoneB"/>
-          </w:rPr>
-          <w:t xml:space="preserve">, N. (2011). Physical attractiveness and candidate evaluation: A model of correction. </w:t>
+            <w:rStyle w:val="Hyperlink14"/>
+          </w:rPr>
+          <w:t>Political Psychology</w:t>
         </w:r>
       </w:hyperlink>
       <w:hyperlink r:id="rId238" w:history="1">
         <w:r>
           <w:rPr>
+            <w:rStyle w:val="NoneB"/>
+          </w:rPr>
+          <w:t xml:space="preserve">, </w:t>
+        </w:r>
+      </w:hyperlink>
+      <w:hyperlink r:id="rId239" w:history="1">
+        <w:r>
+          <w:rPr>
             <w:rStyle w:val="Hyperlink14"/>
           </w:rPr>
-          <w:t>Political Psychology</w:t>
-        </w:r>
-      </w:hyperlink>
-      <w:hyperlink r:id="rId239" w:history="1">
-        <w:r>
-          <w:rPr>
-            <w:rStyle w:val="NoneB"/>
-          </w:rPr>
-          <w:t xml:space="preserve">, </w:t>
+          <w:t>32</w:t>
         </w:r>
       </w:hyperlink>
       <w:hyperlink r:id="rId240" w:history="1">
-        <w:r>
-          <w:rPr>
-            <w:rStyle w:val="Hyperlink14"/>
-          </w:rPr>
-          <w:t>32</w:t>
-        </w:r>
-      </w:hyperlink>
-      <w:hyperlink r:id="rId241" w:history="1">
         <w:r>
           <w:rPr>
             <w:rStyle w:val="NoneB"/>
@@ -9748,53 +9821,53 @@
           <w:bCs/>
         </w:rPr>
       </w:pPr>
+      <w:hyperlink r:id="rId241" w:history="1">
+        <w:r>
+          <w:rPr>
+            <w:rStyle w:val="NoneB"/>
+          </w:rPr>
+          <w:t xml:space="preserve">Heilman, M. E., &amp; </w:t>
+        </w:r>
+        <w:proofErr w:type="spellStart"/>
+        <w:r>
+          <w:rPr>
+            <w:rStyle w:val="NoneB"/>
+          </w:rPr>
+          <w:t>Eagly</w:t>
+        </w:r>
+        <w:proofErr w:type="spellEnd"/>
+        <w:r>
+          <w:rPr>
+            <w:rStyle w:val="NoneB"/>
+          </w:rPr>
+          <w:t xml:space="preserve">, A. H. (2008). Gender stereotypes are alive, well, and busy producing workplace discrimination. </w:t>
+        </w:r>
+      </w:hyperlink>
       <w:hyperlink r:id="rId242" w:history="1">
         <w:r>
           <w:rPr>
-            <w:rStyle w:val="NoneB"/>
-          </w:rPr>
-          <w:t xml:space="preserve">Heilman, M. E., &amp; </w:t>
-        </w:r>
-        <w:proofErr w:type="spellStart"/>
-        <w:r>
-          <w:rPr>
-            <w:rStyle w:val="NoneB"/>
-          </w:rPr>
-          <w:t>Eagly</w:t>
-        </w:r>
-        <w:proofErr w:type="spellEnd"/>
-        <w:r>
-          <w:rPr>
-            <w:rStyle w:val="NoneB"/>
-          </w:rPr>
-          <w:t xml:space="preserve">, A. H. (2008). Gender stereotypes are alive, well, and busy producing workplace discrimination. </w:t>
+            <w:rStyle w:val="Hyperlink14"/>
+          </w:rPr>
+          <w:t>Industrial and Organizational Psychology</w:t>
         </w:r>
       </w:hyperlink>
       <w:hyperlink r:id="rId243" w:history="1">
         <w:r>
           <w:rPr>
+            <w:rStyle w:val="NoneB"/>
+          </w:rPr>
+          <w:t xml:space="preserve">, </w:t>
+        </w:r>
+      </w:hyperlink>
+      <w:hyperlink r:id="rId244" w:history="1">
+        <w:r>
+          <w:rPr>
             <w:rStyle w:val="Hyperlink14"/>
           </w:rPr>
-          <w:t>Industrial and Organizational Psychology</w:t>
-        </w:r>
-      </w:hyperlink>
-      <w:hyperlink r:id="rId244" w:history="1">
-        <w:r>
-          <w:rPr>
-            <w:rStyle w:val="NoneB"/>
-          </w:rPr>
-          <w:t xml:space="preserve">, </w:t>
+          <w:t>1</w:t>
         </w:r>
       </w:hyperlink>
       <w:hyperlink r:id="rId245" w:history="1">
-        <w:r>
-          <w:rPr>
-            <w:rStyle w:val="Hyperlink14"/>
-          </w:rPr>
-          <w:t>1</w:t>
-        </w:r>
-      </w:hyperlink>
-      <w:hyperlink r:id="rId246" w:history="1">
         <w:r>
           <w:rPr>
             <w:rStyle w:val="NoneB"/>
@@ -9816,53 +9889,53 @@
           <w:bCs/>
         </w:rPr>
       </w:pPr>
+      <w:hyperlink r:id="rId246" w:history="1">
+        <w:r>
+          <w:rPr>
+            <w:rStyle w:val="NoneB"/>
+          </w:rPr>
+          <w:t xml:space="preserve">Heilman, M., Wallen, A., Fuchs, D., &amp; </w:t>
+        </w:r>
+        <w:proofErr w:type="spellStart"/>
+        <w:r>
+          <w:rPr>
+            <w:rStyle w:val="NoneB"/>
+          </w:rPr>
+          <w:t>Tamkins</w:t>
+        </w:r>
+        <w:proofErr w:type="spellEnd"/>
+        <w:r>
+          <w:rPr>
+            <w:rStyle w:val="NoneB"/>
+          </w:rPr>
+          <w:t xml:space="preserve">, M. (2004). Penalties for success: Reactions to women who succeed at male gender-typed tasks. </w:t>
+        </w:r>
+      </w:hyperlink>
       <w:hyperlink r:id="rId247" w:history="1">
         <w:r>
           <w:rPr>
-            <w:rStyle w:val="NoneB"/>
-          </w:rPr>
-          <w:t xml:space="preserve">Heilman, M., Wallen, A., Fuchs, D., &amp; </w:t>
-        </w:r>
-        <w:proofErr w:type="spellStart"/>
-        <w:r>
-          <w:rPr>
-            <w:rStyle w:val="NoneB"/>
-          </w:rPr>
-          <w:t>Tamkins</w:t>
-        </w:r>
-        <w:proofErr w:type="spellEnd"/>
-        <w:r>
-          <w:rPr>
-            <w:rStyle w:val="NoneB"/>
-          </w:rPr>
-          <w:t xml:space="preserve">, M. (2004). Penalties for success: Reactions to women who succeed at male gender-typed tasks. </w:t>
+            <w:rStyle w:val="Hyperlink14"/>
+          </w:rPr>
+          <w:t>Journal of Applied Psychology</w:t>
         </w:r>
       </w:hyperlink>
       <w:hyperlink r:id="rId248" w:history="1">
         <w:r>
           <w:rPr>
+            <w:rStyle w:val="NoneB"/>
+          </w:rPr>
+          <w:t xml:space="preserve">, </w:t>
+        </w:r>
+      </w:hyperlink>
+      <w:hyperlink r:id="rId249" w:history="1">
+        <w:r>
+          <w:rPr>
             <w:rStyle w:val="Hyperlink14"/>
           </w:rPr>
-          <w:t>Journal of Applied Psychology</w:t>
-        </w:r>
-      </w:hyperlink>
-      <w:hyperlink r:id="rId249" w:history="1">
-        <w:r>
-          <w:rPr>
-            <w:rStyle w:val="NoneB"/>
-          </w:rPr>
-          <w:t xml:space="preserve">, </w:t>
+          <w:t>89</w:t>
         </w:r>
       </w:hyperlink>
       <w:hyperlink r:id="rId250" w:history="1">
-        <w:r>
-          <w:rPr>
-            <w:rStyle w:val="Hyperlink14"/>
-          </w:rPr>
-          <w:t>89</w:t>
-        </w:r>
-      </w:hyperlink>
-      <w:hyperlink r:id="rId251" w:history="1">
         <w:r>
           <w:rPr>
             <w:rStyle w:val="NoneB"/>
@@ -9882,53 +9955,53 @@
           <w:rStyle w:val="NoneB"/>
         </w:rPr>
       </w:pPr>
+      <w:hyperlink r:id="rId251" w:history="1">
+        <w:r>
+          <w:rPr>
+            <w:rStyle w:val="NoneB"/>
+          </w:rPr>
+          <w:t xml:space="preserve">Herrmann, M., &amp; </w:t>
+        </w:r>
+        <w:proofErr w:type="spellStart"/>
+        <w:r>
+          <w:rPr>
+            <w:rStyle w:val="NoneB"/>
+          </w:rPr>
+          <w:t>Shikano</w:t>
+        </w:r>
+        <w:proofErr w:type="spellEnd"/>
+        <w:r>
+          <w:rPr>
+            <w:rStyle w:val="NoneB"/>
+          </w:rPr>
+          <w:t xml:space="preserve">, S. (2016). Attractiveness and facial competence bias face-based inferences of candidate ideology. </w:t>
+        </w:r>
+      </w:hyperlink>
       <w:hyperlink r:id="rId252" w:history="1">
         <w:r>
           <w:rPr>
-            <w:rStyle w:val="NoneB"/>
-          </w:rPr>
-          <w:t xml:space="preserve">Herrmann, M., &amp; </w:t>
-        </w:r>
-        <w:proofErr w:type="spellStart"/>
-        <w:r>
-          <w:rPr>
-            <w:rStyle w:val="NoneB"/>
-          </w:rPr>
-          <w:t>Shikano</w:t>
-        </w:r>
-        <w:proofErr w:type="spellEnd"/>
-        <w:r>
-          <w:rPr>
-            <w:rStyle w:val="NoneB"/>
-          </w:rPr>
-          <w:t xml:space="preserve">, S. (2016). Attractiveness and facial competence bias face-based inferences of candidate ideology. </w:t>
+            <w:rStyle w:val="Hyperlink14"/>
+          </w:rPr>
+          <w:t>Political Psychology</w:t>
         </w:r>
       </w:hyperlink>
       <w:hyperlink r:id="rId253" w:history="1">
         <w:r>
           <w:rPr>
+            <w:rStyle w:val="NoneB"/>
+          </w:rPr>
+          <w:t xml:space="preserve">, </w:t>
+        </w:r>
+      </w:hyperlink>
+      <w:hyperlink r:id="rId254" w:history="1">
+        <w:r>
+          <w:rPr>
             <w:rStyle w:val="Hyperlink14"/>
           </w:rPr>
-          <w:t>Political Psychology</w:t>
-        </w:r>
-      </w:hyperlink>
-      <w:hyperlink r:id="rId254" w:history="1">
-        <w:r>
-          <w:rPr>
-            <w:rStyle w:val="NoneB"/>
-          </w:rPr>
-          <w:t xml:space="preserve">, </w:t>
+          <w:t>37</w:t>
         </w:r>
       </w:hyperlink>
       <w:hyperlink r:id="rId255" w:history="1">
-        <w:r>
-          <w:rPr>
-            <w:rStyle w:val="Hyperlink14"/>
-          </w:rPr>
-          <w:t>37</w:t>
-        </w:r>
-      </w:hyperlink>
-      <w:hyperlink r:id="rId256" w:history="1">
         <w:r>
           <w:rPr>
             <w:rStyle w:val="NoneB"/>
@@ -10043,39 +10116,39 @@
           <w:bCs/>
         </w:rPr>
       </w:pPr>
+      <w:hyperlink r:id="rId256" w:history="1">
+        <w:r>
+          <w:rPr>
+            <w:rStyle w:val="NoneB"/>
+          </w:rPr>
+          <w:t xml:space="preserve">Hoss, R. A., Ramsey, J. L., Griffin, A. M., &amp; Langlois, J. H. (2005). The role of facial attractiveness and facial masculinity/femininity in sex classification of faces. </w:t>
+        </w:r>
+      </w:hyperlink>
       <w:hyperlink r:id="rId257" w:history="1">
         <w:r>
           <w:rPr>
-            <w:rStyle w:val="NoneB"/>
-          </w:rPr>
-          <w:t xml:space="preserve">Hoss, R. A., Ramsey, J. L., Griffin, A. M., &amp; Langlois, J. H. (2005). The role of facial attractiveness and facial masculinity/femininity in sex classification of faces. </w:t>
+            <w:rStyle w:val="Hyperlink14"/>
+          </w:rPr>
+          <w:t>Perception</w:t>
         </w:r>
       </w:hyperlink>
       <w:hyperlink r:id="rId258" w:history="1">
         <w:r>
           <w:rPr>
+            <w:rStyle w:val="NoneB"/>
+          </w:rPr>
+          <w:t xml:space="preserve">, </w:t>
+        </w:r>
+      </w:hyperlink>
+      <w:hyperlink r:id="rId259" w:history="1">
+        <w:r>
+          <w:rPr>
             <w:rStyle w:val="Hyperlink14"/>
           </w:rPr>
-          <w:t>Perception</w:t>
-        </w:r>
-      </w:hyperlink>
-      <w:hyperlink r:id="rId259" w:history="1">
-        <w:r>
-          <w:rPr>
-            <w:rStyle w:val="NoneB"/>
-          </w:rPr>
-          <w:t xml:space="preserve">, </w:t>
+          <w:t>34</w:t>
         </w:r>
       </w:hyperlink>
       <w:hyperlink r:id="rId260" w:history="1">
-        <w:r>
-          <w:rPr>
-            <w:rStyle w:val="Hyperlink14"/>
-          </w:rPr>
-          <w:t>34</w:t>
-        </w:r>
-      </w:hyperlink>
-      <w:hyperlink r:id="rId261" w:history="1">
         <w:r>
           <w:rPr>
             <w:rStyle w:val="NoneB"/>
@@ -10097,7 +10170,7 @@
           <w:bCs/>
         </w:rPr>
       </w:pPr>
-      <w:hyperlink r:id="rId262" w:history="1">
+      <w:hyperlink r:id="rId261" w:history="1">
         <w:proofErr w:type="spellStart"/>
         <w:r>
           <w:rPr>
@@ -10128,31 +10201,31 @@
           <w:t xml:space="preserve">A thing of beauty is a joy forever”? Returns to physical attractiveness over the life course. </w:t>
         </w:r>
       </w:hyperlink>
+      <w:hyperlink r:id="rId262" w:history="1">
+        <w:r>
+          <w:rPr>
+            <w:rStyle w:val="Hyperlink13"/>
+          </w:rPr>
+          <w:t>Social Forces</w:t>
+        </w:r>
+      </w:hyperlink>
       <w:hyperlink r:id="rId263" w:history="1">
         <w:r>
           <w:rPr>
+            <w:rStyle w:val="Hyperlink2"/>
+          </w:rPr>
+          <w:t xml:space="preserve">, </w:t>
+        </w:r>
+      </w:hyperlink>
+      <w:hyperlink r:id="rId264" w:history="1">
+        <w:r>
+          <w:rPr>
             <w:rStyle w:val="Hyperlink13"/>
           </w:rPr>
-          <w:t>Social Forces</w:t>
-        </w:r>
-      </w:hyperlink>
-      <w:hyperlink r:id="rId264" w:history="1">
-        <w:r>
-          <w:rPr>
-            <w:rStyle w:val="Hyperlink2"/>
-          </w:rPr>
-          <w:t xml:space="preserve">, </w:t>
+          <w:t>89</w:t>
         </w:r>
       </w:hyperlink>
       <w:hyperlink r:id="rId265" w:history="1">
-        <w:r>
-          <w:rPr>
-            <w:rStyle w:val="Hyperlink13"/>
-          </w:rPr>
-          <w:t>89</w:t>
-        </w:r>
-      </w:hyperlink>
-      <w:hyperlink r:id="rId266" w:history="1">
         <w:r>
           <w:rPr>
             <w:rStyle w:val="Hyperlink2"/>
@@ -10172,47 +10245,47 @@
           <w:rStyle w:val="NoneB"/>
         </w:rPr>
       </w:pPr>
+      <w:hyperlink r:id="rId266" w:history="1">
+        <w:proofErr w:type="spellStart"/>
+        <w:r>
+          <w:rPr>
+            <w:rStyle w:val="NoneB"/>
+          </w:rPr>
+          <w:t>Kalick</w:t>
+        </w:r>
+        <w:proofErr w:type="spellEnd"/>
+        <w:r>
+          <w:rPr>
+            <w:rStyle w:val="NoneB"/>
+          </w:rPr>
+          <w:t xml:space="preserve">, M. (1988). Physical attractiveness as a status cue. </w:t>
+        </w:r>
+      </w:hyperlink>
       <w:hyperlink r:id="rId267" w:history="1">
-        <w:proofErr w:type="spellStart"/>
-        <w:r>
-          <w:rPr>
-            <w:rStyle w:val="NoneB"/>
-          </w:rPr>
-          <w:t>Kalick</w:t>
-        </w:r>
-        <w:proofErr w:type="spellEnd"/>
-        <w:r>
-          <w:rPr>
-            <w:rStyle w:val="NoneB"/>
-          </w:rPr>
-          <w:t xml:space="preserve">, M. (1988). Physical attractiveness as a status cue. </w:t>
+        <w:r>
+          <w:rPr>
+            <w:rStyle w:val="Hyperlink14"/>
+          </w:rPr>
+          <w:t>Journal of Experimental Social Psychology</w:t>
         </w:r>
       </w:hyperlink>
       <w:hyperlink r:id="rId268" w:history="1">
         <w:r>
           <w:rPr>
+            <w:rStyle w:val="NoneB"/>
+          </w:rPr>
+          <w:t xml:space="preserve">, </w:t>
+        </w:r>
+      </w:hyperlink>
+      <w:hyperlink r:id="rId269" w:history="1">
+        <w:r>
+          <w:rPr>
             <w:rStyle w:val="Hyperlink14"/>
           </w:rPr>
-          <w:t>Journal of Experimental Social Psychology</w:t>
-        </w:r>
-      </w:hyperlink>
-      <w:hyperlink r:id="rId269" w:history="1">
-        <w:r>
-          <w:rPr>
-            <w:rStyle w:val="NoneB"/>
-          </w:rPr>
-          <w:t xml:space="preserve">, </w:t>
+          <w:t>24</w:t>
         </w:r>
       </w:hyperlink>
       <w:hyperlink r:id="rId270" w:history="1">
-        <w:r>
-          <w:rPr>
-            <w:rStyle w:val="Hyperlink14"/>
-          </w:rPr>
-          <w:t>24</w:t>
-        </w:r>
-      </w:hyperlink>
-      <w:hyperlink r:id="rId271" w:history="1">
         <w:r>
           <w:rPr>
             <w:rStyle w:val="NoneB"/>
@@ -10286,39 +10359,39 @@
           <w:rStyle w:val="NoneB"/>
         </w:rPr>
       </w:pPr>
+      <w:hyperlink r:id="rId271" w:history="1">
+        <w:r>
+          <w:rPr>
+            <w:rStyle w:val="NoneB"/>
+          </w:rPr>
+          <w:t xml:space="preserve">Keating, C., Randall, D., &amp; Kendrick, T. (1999). Presidential physiognomies: Altered images, altered perceptions. </w:t>
+        </w:r>
+      </w:hyperlink>
       <w:hyperlink r:id="rId272" w:history="1">
         <w:r>
           <w:rPr>
-            <w:rStyle w:val="NoneB"/>
-          </w:rPr>
-          <w:t xml:space="preserve">Keating, C., Randall, D., &amp; Kendrick, T. (1999). Presidential physiognomies: Altered images, altered perceptions. </w:t>
+            <w:rStyle w:val="Hyperlink14"/>
+          </w:rPr>
+          <w:t>Political Psychology</w:t>
         </w:r>
       </w:hyperlink>
       <w:hyperlink r:id="rId273" w:history="1">
         <w:r>
           <w:rPr>
+            <w:rStyle w:val="NoneB"/>
+          </w:rPr>
+          <w:t xml:space="preserve">, </w:t>
+        </w:r>
+      </w:hyperlink>
+      <w:hyperlink r:id="rId274" w:history="1">
+        <w:r>
+          <w:rPr>
             <w:rStyle w:val="Hyperlink14"/>
           </w:rPr>
-          <w:t>Political Psychology</w:t>
-        </w:r>
-      </w:hyperlink>
-      <w:hyperlink r:id="rId274" w:history="1">
-        <w:r>
-          <w:rPr>
-            <w:rStyle w:val="NoneB"/>
-          </w:rPr>
-          <w:t xml:space="preserve">, </w:t>
+          <w:t>20</w:t>
         </w:r>
       </w:hyperlink>
       <w:hyperlink r:id="rId275" w:history="1">
-        <w:r>
-          <w:rPr>
-            <w:rStyle w:val="Hyperlink14"/>
-          </w:rPr>
-          <w:t>20</w:t>
-        </w:r>
-      </w:hyperlink>
-      <w:hyperlink r:id="rId276" w:history="1">
         <w:r>
           <w:rPr>
             <w:rStyle w:val="NoneB"/>
@@ -10482,61 +10555,61 @@
           <w:bCs/>
         </w:rPr>
       </w:pPr>
+      <w:hyperlink r:id="rId276" w:history="1">
+        <w:proofErr w:type="spellStart"/>
+        <w:r>
+          <w:rPr>
+            <w:rStyle w:val="NoneB"/>
+          </w:rPr>
+          <w:t>Krook</w:t>
+        </w:r>
+        <w:proofErr w:type="spellEnd"/>
+        <w:r>
+          <w:rPr>
+            <w:rStyle w:val="NoneB"/>
+          </w:rPr>
+          <w:t xml:space="preserve">, M. L., &amp; Restrepo </w:t>
+        </w:r>
+        <w:proofErr w:type="spellStart"/>
+        <w:r>
+          <w:rPr>
+            <w:rStyle w:val="NoneB"/>
+          </w:rPr>
+          <w:t>Sanín</w:t>
+        </w:r>
+        <w:proofErr w:type="spellEnd"/>
+        <w:r>
+          <w:rPr>
+            <w:rStyle w:val="NoneB"/>
+          </w:rPr>
+          <w:t xml:space="preserve">, J. (2020). The cost of doing politics? Analyzing violence and harassment against female politicians. </w:t>
+        </w:r>
+      </w:hyperlink>
       <w:hyperlink r:id="rId277" w:history="1">
-        <w:proofErr w:type="spellStart"/>
-        <w:r>
-          <w:rPr>
-            <w:rStyle w:val="NoneB"/>
-          </w:rPr>
-          <w:t>Krook</w:t>
-        </w:r>
-        <w:proofErr w:type="spellEnd"/>
-        <w:r>
-          <w:rPr>
-            <w:rStyle w:val="NoneB"/>
-          </w:rPr>
-          <w:t xml:space="preserve">, M. L., &amp; Restrepo </w:t>
-        </w:r>
-        <w:proofErr w:type="spellStart"/>
-        <w:r>
-          <w:rPr>
-            <w:rStyle w:val="NoneB"/>
-          </w:rPr>
-          <w:t>Sanín</w:t>
-        </w:r>
-        <w:proofErr w:type="spellEnd"/>
-        <w:r>
-          <w:rPr>
-            <w:rStyle w:val="NoneB"/>
-          </w:rPr>
-          <w:t xml:space="preserve">, J. (2020). The cost of doing politics? Analyzing violence and harassment against female politicians. </w:t>
+        <w:r>
+          <w:rPr>
+            <w:rStyle w:val="Hyperlink14"/>
+          </w:rPr>
+          <w:t>Perspectives on Politics</w:t>
         </w:r>
       </w:hyperlink>
       <w:hyperlink r:id="rId278" w:history="1">
         <w:r>
           <w:rPr>
+            <w:rStyle w:val="NoneB"/>
+          </w:rPr>
+          <w:t xml:space="preserve">, </w:t>
+        </w:r>
+      </w:hyperlink>
+      <w:hyperlink r:id="rId279" w:history="1">
+        <w:r>
+          <w:rPr>
             <w:rStyle w:val="Hyperlink14"/>
           </w:rPr>
-          <w:t>Perspectives on Politics</w:t>
-        </w:r>
-      </w:hyperlink>
-      <w:hyperlink r:id="rId279" w:history="1">
-        <w:r>
-          <w:rPr>
-            <w:rStyle w:val="NoneB"/>
-          </w:rPr>
-          <w:t xml:space="preserve">, </w:t>
+          <w:t>18</w:t>
         </w:r>
       </w:hyperlink>
       <w:hyperlink r:id="rId280" w:history="1">
-        <w:r>
-          <w:rPr>
-            <w:rStyle w:val="Hyperlink14"/>
-          </w:rPr>
-          <w:t>18</w:t>
-        </w:r>
-      </w:hyperlink>
-      <w:hyperlink r:id="rId281" w:history="1">
         <w:r>
           <w:rPr>
             <w:rStyle w:val="NoneB"/>
@@ -10553,47 +10626,47 @@
         <w:ind w:left="720" w:hanging="720"/>
         <w:jc w:val="both"/>
       </w:pPr>
+      <w:hyperlink r:id="rId281" w:history="1">
+        <w:proofErr w:type="spellStart"/>
+        <w:r>
+          <w:rPr>
+            <w:rStyle w:val="NoneB"/>
+          </w:rPr>
+          <w:t>Kuipers</w:t>
+        </w:r>
+        <w:proofErr w:type="spellEnd"/>
+        <w:r>
+          <w:rPr>
+            <w:rStyle w:val="NoneB"/>
+          </w:rPr>
+          <w:t xml:space="preserve">, G. (2015). Beauty and distinction? The evaluation of appearance and cultural capital in five European countries. </w:t>
+        </w:r>
+      </w:hyperlink>
       <w:hyperlink r:id="rId282" w:history="1">
-        <w:proofErr w:type="spellStart"/>
-        <w:r>
-          <w:rPr>
-            <w:rStyle w:val="NoneB"/>
-          </w:rPr>
-          <w:t>Kuipers</w:t>
-        </w:r>
-        <w:proofErr w:type="spellEnd"/>
-        <w:r>
-          <w:rPr>
-            <w:rStyle w:val="NoneB"/>
-          </w:rPr>
-          <w:t xml:space="preserve">, G. (2015). Beauty and distinction? The evaluation of appearance and cultural capital in five European countries. </w:t>
+        <w:r>
+          <w:rPr>
+            <w:rStyle w:val="Hyperlink14"/>
+          </w:rPr>
+          <w:t>Poetics</w:t>
         </w:r>
       </w:hyperlink>
       <w:hyperlink r:id="rId283" w:history="1">
         <w:r>
           <w:rPr>
+            <w:rStyle w:val="NoneB"/>
+          </w:rPr>
+          <w:t xml:space="preserve">, </w:t>
+        </w:r>
+      </w:hyperlink>
+      <w:hyperlink r:id="rId284" w:history="1">
+        <w:r>
+          <w:rPr>
             <w:rStyle w:val="Hyperlink14"/>
           </w:rPr>
-          <w:t>Poetics</w:t>
-        </w:r>
-      </w:hyperlink>
-      <w:hyperlink r:id="rId284" w:history="1">
-        <w:r>
-          <w:rPr>
-            <w:rStyle w:val="NoneB"/>
-          </w:rPr>
-          <w:t xml:space="preserve">, </w:t>
+          <w:t>53</w:t>
         </w:r>
       </w:hyperlink>
       <w:hyperlink r:id="rId285" w:history="1">
-        <w:r>
-          <w:rPr>
-            <w:rStyle w:val="Hyperlink14"/>
-          </w:rPr>
-          <w:t>53</w:t>
-        </w:r>
-      </w:hyperlink>
-      <w:hyperlink r:id="rId286" w:history="1">
         <w:r>
           <w:rPr>
             <w:rStyle w:val="NoneB"/>
@@ -10615,85 +10688,85 @@
           <w:bCs/>
         </w:rPr>
       </w:pPr>
+      <w:hyperlink r:id="rId286" w:history="1">
+        <w:proofErr w:type="spellStart"/>
+        <w:r>
+          <w:rPr>
+            <w:rStyle w:val="NoneB"/>
+          </w:rPr>
+          <w:t>Kukkonen</w:t>
+        </w:r>
+        <w:proofErr w:type="spellEnd"/>
+        <w:r>
+          <w:rPr>
+            <w:rStyle w:val="NoneB"/>
+          </w:rPr>
+          <w:t xml:space="preserve">, I., </w:t>
+        </w:r>
+        <w:proofErr w:type="spellStart"/>
+        <w:r>
+          <w:rPr>
+            <w:rStyle w:val="NoneB"/>
+          </w:rPr>
+          <w:t>Åberg</w:t>
+        </w:r>
+        <w:proofErr w:type="spellEnd"/>
+        <w:r>
+          <w:rPr>
+            <w:rStyle w:val="NoneB"/>
+          </w:rPr>
+          <w:t xml:space="preserve">, E., </w:t>
+        </w:r>
+        <w:proofErr w:type="spellStart"/>
+        <w:r>
+          <w:rPr>
+            <w:rStyle w:val="NoneB"/>
+          </w:rPr>
+          <w:t>Sarpila</w:t>
+        </w:r>
+        <w:proofErr w:type="spellEnd"/>
+        <w:r>
+          <w:rPr>
+            <w:rStyle w:val="NoneB"/>
+          </w:rPr>
+          <w:t xml:space="preserve">, O., &amp; </w:t>
+        </w:r>
+        <w:proofErr w:type="spellStart"/>
+        <w:r>
+          <w:rPr>
+            <w:rStyle w:val="NoneB"/>
+          </w:rPr>
+          <w:t>Pajunen</w:t>
+        </w:r>
+        <w:proofErr w:type="spellEnd"/>
+        <w:r>
+          <w:rPr>
+            <w:rStyle w:val="NoneB"/>
+          </w:rPr>
+          <w:t xml:space="preserve">, T. (2018). Exploitation of aesthetic capital—Disapproved by whom? </w:t>
+        </w:r>
+      </w:hyperlink>
       <w:hyperlink r:id="rId287" w:history="1">
-        <w:proofErr w:type="spellStart"/>
-        <w:r>
-          <w:rPr>
-            <w:rStyle w:val="NoneB"/>
-          </w:rPr>
-          <w:t>Kukkonen</w:t>
-        </w:r>
-        <w:proofErr w:type="spellEnd"/>
-        <w:r>
-          <w:rPr>
-            <w:rStyle w:val="NoneB"/>
-          </w:rPr>
-          <w:t xml:space="preserve">, I., </w:t>
-        </w:r>
-        <w:proofErr w:type="spellStart"/>
-        <w:r>
-          <w:rPr>
-            <w:rStyle w:val="NoneB"/>
-          </w:rPr>
-          <w:t>Åberg</w:t>
-        </w:r>
-        <w:proofErr w:type="spellEnd"/>
-        <w:r>
-          <w:rPr>
-            <w:rStyle w:val="NoneB"/>
-          </w:rPr>
-          <w:t xml:space="preserve">, E., </w:t>
-        </w:r>
-        <w:proofErr w:type="spellStart"/>
-        <w:r>
-          <w:rPr>
-            <w:rStyle w:val="NoneB"/>
-          </w:rPr>
-          <w:t>Sarpila</w:t>
-        </w:r>
-        <w:proofErr w:type="spellEnd"/>
-        <w:r>
-          <w:rPr>
-            <w:rStyle w:val="NoneB"/>
-          </w:rPr>
-          <w:t xml:space="preserve">, O., &amp; </w:t>
-        </w:r>
-        <w:proofErr w:type="spellStart"/>
-        <w:r>
-          <w:rPr>
-            <w:rStyle w:val="NoneB"/>
-          </w:rPr>
-          <w:t>Pajunen</w:t>
-        </w:r>
-        <w:proofErr w:type="spellEnd"/>
-        <w:r>
-          <w:rPr>
-            <w:rStyle w:val="NoneB"/>
-          </w:rPr>
-          <w:t xml:space="preserve">, T. (2018). Exploitation of aesthetic capital—Disapproved by whom? </w:t>
-        </w:r>
-      </w:hyperlink>
+        <w:r>
+          <w:rPr>
+            <w:rStyle w:val="Hyperlink14"/>
+          </w:rPr>
+          <w:t>International Journal of Sociology and Social Policy</w:t>
+        </w:r>
+      </w:hyperlink>
+      <w:r>
+        <w:rPr>
+          <w:rStyle w:val="Hyperlink14"/>
+        </w:rPr>
+        <w:t>, 38</w:t>
+      </w:r>
+      <w:r>
+        <w:rPr>
+          <w:rStyle w:val="NoneB"/>
+        </w:rPr>
+        <w:t>(3–4), 312–328</w:t>
+      </w:r>
       <w:hyperlink r:id="rId288" w:history="1">
-        <w:r>
-          <w:rPr>
-            <w:rStyle w:val="Hyperlink14"/>
-          </w:rPr>
-          <w:t>International Journal of Sociology and Social Policy</w:t>
-        </w:r>
-      </w:hyperlink>
-      <w:r>
-        <w:rPr>
-          <w:rStyle w:val="Hyperlink14"/>
-        </w:rPr>
-        <w:t>, 38</w:t>
-      </w:r>
-      <w:r>
-        <w:rPr>
-          <w:rStyle w:val="NoneB"/>
-        </w:rPr>
-        <w:t>(3–4), 312–328</w:t>
-      </w:r>
-      <w:hyperlink r:id="rId289" w:history="1">
         <w:r>
           <w:rPr>
             <w:rStyle w:val="NoneB"/>
@@ -10766,7 +10839,7 @@
         <w:ind w:left="720" w:hanging="720"/>
         <w:jc w:val="both"/>
       </w:pPr>
-      <w:hyperlink r:id="rId290" w:history="1">
+      <w:hyperlink r:id="rId289" w:history="1">
         <w:proofErr w:type="spellStart"/>
         <w:r>
           <w:rPr>
@@ -10819,31 +10892,31 @@
           <w:t xml:space="preserve">t pay: Gender and beauty biases in a peer-to-peer loan market. </w:t>
         </w:r>
       </w:hyperlink>
+      <w:hyperlink r:id="rId290" w:history="1">
+        <w:r>
+          <w:rPr>
+            <w:rStyle w:val="Hyperlink13"/>
+          </w:rPr>
+          <w:t>Social Forces</w:t>
+        </w:r>
+      </w:hyperlink>
       <w:hyperlink r:id="rId291" w:history="1">
         <w:r>
           <w:rPr>
+            <w:rStyle w:val="Hyperlink2"/>
+          </w:rPr>
+          <w:t xml:space="preserve">, </w:t>
+        </w:r>
+      </w:hyperlink>
+      <w:hyperlink r:id="rId292" w:history="1">
+        <w:r>
+          <w:rPr>
             <w:rStyle w:val="Hyperlink13"/>
           </w:rPr>
-          <w:t>Social Forces</w:t>
-        </w:r>
-      </w:hyperlink>
-      <w:hyperlink r:id="rId292" w:history="1">
-        <w:r>
-          <w:rPr>
-            <w:rStyle w:val="Hyperlink2"/>
-          </w:rPr>
-          <w:t xml:space="preserve">, </w:t>
+          <w:t>95</w:t>
         </w:r>
       </w:hyperlink>
       <w:hyperlink r:id="rId293" w:history="1">
-        <w:r>
-          <w:rPr>
-            <w:rStyle w:val="Hyperlink13"/>
-          </w:rPr>
-          <w:t>95</w:t>
-        </w:r>
-      </w:hyperlink>
-      <w:hyperlink r:id="rId294" w:history="1">
         <w:r>
           <w:rPr>
             <w:rStyle w:val="Hyperlink2"/>
@@ -10906,53 +10979,53 @@
           <w:bCs/>
         </w:rPr>
       </w:pPr>
+      <w:hyperlink r:id="rId294" w:history="1">
+        <w:r>
+          <w:rPr>
+            <w:rStyle w:val="NoneB"/>
+          </w:rPr>
+          <w:t xml:space="preserve">Lau, R., &amp; </w:t>
+        </w:r>
+        <w:proofErr w:type="spellStart"/>
+        <w:r>
+          <w:rPr>
+            <w:rStyle w:val="NoneB"/>
+          </w:rPr>
+          <w:t>Redlawsk</w:t>
+        </w:r>
+        <w:proofErr w:type="spellEnd"/>
+        <w:r>
+          <w:rPr>
+            <w:rStyle w:val="NoneB"/>
+          </w:rPr>
+          <w:t xml:space="preserve">, D. (2001). Advantages and disadvantages of cognitive heuristics in political decision making. </w:t>
+        </w:r>
+      </w:hyperlink>
       <w:hyperlink r:id="rId295" w:history="1">
         <w:r>
           <w:rPr>
-            <w:rStyle w:val="NoneB"/>
-          </w:rPr>
-          <w:t xml:space="preserve">Lau, R., &amp; </w:t>
-        </w:r>
-        <w:proofErr w:type="spellStart"/>
-        <w:r>
-          <w:rPr>
-            <w:rStyle w:val="NoneB"/>
-          </w:rPr>
-          <w:t>Redlawsk</w:t>
-        </w:r>
-        <w:proofErr w:type="spellEnd"/>
-        <w:r>
-          <w:rPr>
-            <w:rStyle w:val="NoneB"/>
-          </w:rPr>
-          <w:t xml:space="preserve">, D. (2001). Advantages and disadvantages of cognitive heuristics in political decision making. </w:t>
+            <w:rStyle w:val="Hyperlink14"/>
+          </w:rPr>
+          <w:t>American Journal of Political Science</w:t>
         </w:r>
       </w:hyperlink>
       <w:hyperlink r:id="rId296" w:history="1">
         <w:r>
           <w:rPr>
+            <w:rStyle w:val="NoneB"/>
+          </w:rPr>
+          <w:t xml:space="preserve">, </w:t>
+        </w:r>
+      </w:hyperlink>
+      <w:hyperlink r:id="rId297" w:history="1">
+        <w:r>
+          <w:rPr>
             <w:rStyle w:val="Hyperlink14"/>
           </w:rPr>
-          <w:t>American Journal of Political Science</w:t>
-        </w:r>
-      </w:hyperlink>
-      <w:hyperlink r:id="rId297" w:history="1">
-        <w:r>
-          <w:rPr>
-            <w:rStyle w:val="NoneB"/>
-          </w:rPr>
-          <w:t xml:space="preserve">, </w:t>
+          <w:t>45</w:t>
         </w:r>
       </w:hyperlink>
       <w:hyperlink r:id="rId298" w:history="1">
-        <w:r>
-          <w:rPr>
-            <w:rStyle w:val="Hyperlink14"/>
-          </w:rPr>
-          <w:t>45</w:t>
-        </w:r>
-      </w:hyperlink>
-      <w:hyperlink r:id="rId299" w:history="1">
         <w:r>
           <w:rPr>
             <w:rStyle w:val="NoneB"/>
@@ -10974,37 +11047,37 @@
           <w:bCs/>
         </w:rPr>
       </w:pPr>
+      <w:hyperlink r:id="rId299" w:history="1">
+        <w:r>
+          <w:rPr>
+            <w:rStyle w:val="NoneB"/>
+          </w:rPr>
+          <w:t xml:space="preserve">Lau, R., &amp; </w:t>
+        </w:r>
+        <w:proofErr w:type="spellStart"/>
+        <w:r>
+          <w:rPr>
+            <w:rStyle w:val="NoneB"/>
+          </w:rPr>
+          <w:t>Redlawsk</w:t>
+        </w:r>
+        <w:proofErr w:type="spellEnd"/>
+        <w:r>
+          <w:rPr>
+            <w:rStyle w:val="NoneB"/>
+          </w:rPr>
+          <w:t xml:space="preserve">, D. (2006). </w:t>
+        </w:r>
+      </w:hyperlink>
       <w:hyperlink r:id="rId300" w:history="1">
         <w:r>
           <w:rPr>
-            <w:rStyle w:val="NoneB"/>
-          </w:rPr>
-          <w:t xml:space="preserve">Lau, R., &amp; </w:t>
-        </w:r>
-        <w:proofErr w:type="spellStart"/>
-        <w:r>
-          <w:rPr>
-            <w:rStyle w:val="NoneB"/>
-          </w:rPr>
-          <w:t>Redlawsk</w:t>
-        </w:r>
-        <w:proofErr w:type="spellEnd"/>
-        <w:r>
-          <w:rPr>
-            <w:rStyle w:val="NoneB"/>
-          </w:rPr>
-          <w:t xml:space="preserve">, D. (2006). </w:t>
+            <w:rStyle w:val="Hyperlink14"/>
+          </w:rPr>
+          <w:t>How voters decide, information processing in election campaigns</w:t>
         </w:r>
       </w:hyperlink>
       <w:hyperlink r:id="rId301" w:history="1">
-        <w:r>
-          <w:rPr>
-            <w:rStyle w:val="Hyperlink14"/>
-          </w:rPr>
-          <w:t>How voters decide, information processing in election campaigns</w:t>
-        </w:r>
-      </w:hyperlink>
-      <w:hyperlink r:id="rId302" w:history="1">
         <w:r>
           <w:rPr>
             <w:rStyle w:val="NoneB"/>
@@ -11026,39 +11099,39 @@
           <w:bCs/>
         </w:rPr>
       </w:pPr>
+      <w:hyperlink r:id="rId302" w:history="1">
+        <w:r>
+          <w:rPr>
+            <w:rStyle w:val="NoneB"/>
+          </w:rPr>
+          <w:t xml:space="preserve">Lawson, C., Lenz, G., Baker, A., &amp; Myers, M. (2010). Looking like a winner: Candidate appearance and electoral success in new democracies. </w:t>
+        </w:r>
+      </w:hyperlink>
       <w:hyperlink r:id="rId303" w:history="1">
         <w:r>
           <w:rPr>
-            <w:rStyle w:val="NoneB"/>
-          </w:rPr>
-          <w:t xml:space="preserve">Lawson, C., Lenz, G., Baker, A., &amp; Myers, M. (2010). Looking like a winner: Candidate appearance and electoral success in new democracies. </w:t>
+            <w:rStyle w:val="Hyperlink14"/>
+          </w:rPr>
+          <w:t>World Politics</w:t>
         </w:r>
       </w:hyperlink>
       <w:hyperlink r:id="rId304" w:history="1">
         <w:r>
           <w:rPr>
+            <w:rStyle w:val="NoneB"/>
+          </w:rPr>
+          <w:t xml:space="preserve">, </w:t>
+        </w:r>
+      </w:hyperlink>
+      <w:hyperlink r:id="rId305" w:history="1">
+        <w:r>
+          <w:rPr>
             <w:rStyle w:val="Hyperlink14"/>
           </w:rPr>
-          <w:t>World Politics</w:t>
-        </w:r>
-      </w:hyperlink>
-      <w:hyperlink r:id="rId305" w:history="1">
-        <w:r>
-          <w:rPr>
-            <w:rStyle w:val="NoneB"/>
-          </w:rPr>
-          <w:t xml:space="preserve">, </w:t>
+          <w:t>62</w:t>
         </w:r>
       </w:hyperlink>
       <w:hyperlink r:id="rId306" w:history="1">
-        <w:r>
-          <w:rPr>
-            <w:rStyle w:val="Hyperlink14"/>
-          </w:rPr>
-          <w:t>62</w:t>
-        </w:r>
-      </w:hyperlink>
-      <w:hyperlink r:id="rId307" w:history="1">
         <w:r>
           <w:rPr>
             <w:rStyle w:val="NoneB"/>
@@ -11080,39 +11153,39 @@
           <w:bCs/>
         </w:rPr>
       </w:pPr>
+      <w:hyperlink r:id="rId307" w:history="1">
+        <w:r>
+          <w:rPr>
+            <w:rStyle w:val="NoneB"/>
+          </w:rPr>
+          <w:t xml:space="preserve">Lenz, G., &amp; Lawson, C. (2011). Looking the part: Television leads less informed citizens to vote based on candidates’ appearance. </w:t>
+        </w:r>
+      </w:hyperlink>
       <w:hyperlink r:id="rId308" w:history="1">
         <w:r>
           <w:rPr>
-            <w:rStyle w:val="NoneB"/>
-          </w:rPr>
-          <w:t xml:space="preserve">Lenz, G., &amp; Lawson, C. (2011). Looking the part: Television leads less informed citizens to vote based on candidates’ appearance. </w:t>
+            <w:rStyle w:val="Hyperlink14"/>
+          </w:rPr>
+          <w:t>American Journal of Political Science</w:t>
         </w:r>
       </w:hyperlink>
       <w:hyperlink r:id="rId309" w:history="1">
         <w:r>
           <w:rPr>
+            <w:rStyle w:val="NoneB"/>
+          </w:rPr>
+          <w:t xml:space="preserve">, </w:t>
+        </w:r>
+      </w:hyperlink>
+      <w:hyperlink r:id="rId310" w:history="1">
+        <w:r>
+          <w:rPr>
             <w:rStyle w:val="Hyperlink14"/>
           </w:rPr>
-          <w:t>American Journal of Political Science</w:t>
-        </w:r>
-      </w:hyperlink>
-      <w:hyperlink r:id="rId310" w:history="1">
-        <w:r>
-          <w:rPr>
-            <w:rStyle w:val="NoneB"/>
-          </w:rPr>
-          <w:t xml:space="preserve">, </w:t>
+          <w:t>55</w:t>
         </w:r>
       </w:hyperlink>
       <w:hyperlink r:id="rId311" w:history="1">
-        <w:r>
-          <w:rPr>
-            <w:rStyle w:val="Hyperlink14"/>
-          </w:rPr>
-          <w:t>55</w:t>
-        </w:r>
-      </w:hyperlink>
-      <w:hyperlink r:id="rId312" w:history="1">
         <w:r>
           <w:rPr>
             <w:rStyle w:val="NoneB"/>
@@ -11134,39 +11207,39 @@
           <w:bCs/>
         </w:rPr>
       </w:pPr>
+      <w:hyperlink r:id="rId312" w:history="1">
+        <w:r>
+          <w:rPr>
+            <w:rStyle w:val="NoneB"/>
+          </w:rPr>
+          <w:t xml:space="preserve">Levy, J. (2008). Case studies: Types, designs, and logics of inference. </w:t>
+        </w:r>
+      </w:hyperlink>
       <w:hyperlink r:id="rId313" w:history="1">
         <w:r>
           <w:rPr>
-            <w:rStyle w:val="NoneB"/>
-          </w:rPr>
-          <w:t xml:space="preserve">Levy, J. (2008). Case studies: Types, designs, and logics of inference. </w:t>
+            <w:rStyle w:val="Hyperlink14"/>
+          </w:rPr>
+          <w:t>Conflict Management and Peace Science</w:t>
         </w:r>
       </w:hyperlink>
       <w:hyperlink r:id="rId314" w:history="1">
         <w:r>
           <w:rPr>
+            <w:rStyle w:val="NoneB"/>
+          </w:rPr>
+          <w:t xml:space="preserve">, </w:t>
+        </w:r>
+      </w:hyperlink>
+      <w:hyperlink r:id="rId315" w:history="1">
+        <w:r>
+          <w:rPr>
             <w:rStyle w:val="Hyperlink14"/>
           </w:rPr>
-          <w:t>Conflict Management and Peace Science</w:t>
-        </w:r>
-      </w:hyperlink>
-      <w:hyperlink r:id="rId315" w:history="1">
-        <w:r>
-          <w:rPr>
-            <w:rStyle w:val="NoneB"/>
-          </w:rPr>
-          <w:t xml:space="preserve">, </w:t>
+          <w:t>25</w:t>
         </w:r>
       </w:hyperlink>
       <w:hyperlink r:id="rId316" w:history="1">
-        <w:r>
-          <w:rPr>
-            <w:rStyle w:val="Hyperlink14"/>
-          </w:rPr>
-          <w:t>25</w:t>
-        </w:r>
-      </w:hyperlink>
-      <w:hyperlink r:id="rId317" w:history="1">
         <w:r>
           <w:rPr>
             <w:rStyle w:val="NoneB"/>
@@ -11188,53 +11261,53 @@
           <w:bCs/>
         </w:rPr>
       </w:pPr>
+      <w:hyperlink r:id="rId317" w:history="1">
+        <w:r>
+          <w:rPr>
+            <w:rStyle w:val="NoneB"/>
+          </w:rPr>
+          <w:t xml:space="preserve">Lohmann, H., &amp; </w:t>
+        </w:r>
+        <w:proofErr w:type="spellStart"/>
+        <w:r>
+          <w:rPr>
+            <w:rStyle w:val="NoneB"/>
+          </w:rPr>
+          <w:t>Zagel</w:t>
+        </w:r>
+        <w:proofErr w:type="spellEnd"/>
+        <w:r>
+          <w:rPr>
+            <w:rStyle w:val="NoneB"/>
+          </w:rPr>
+          <w:t xml:space="preserve">, H. (2016). Family policy in comparative perspective: The concepts and measurement of familiarization and defamiliarization. </w:t>
+        </w:r>
+      </w:hyperlink>
       <w:hyperlink r:id="rId318" w:history="1">
         <w:r>
           <w:rPr>
-            <w:rStyle w:val="NoneB"/>
-          </w:rPr>
-          <w:t xml:space="preserve">Lohmann, H., &amp; </w:t>
-        </w:r>
-        <w:proofErr w:type="spellStart"/>
-        <w:r>
-          <w:rPr>
-            <w:rStyle w:val="NoneB"/>
-          </w:rPr>
-          <w:t>Zagel</w:t>
-        </w:r>
-        <w:proofErr w:type="spellEnd"/>
-        <w:r>
-          <w:rPr>
-            <w:rStyle w:val="NoneB"/>
-          </w:rPr>
-          <w:t xml:space="preserve">, H. (2016). Family policy in comparative perspective: The concepts and measurement of familiarization and defamiliarization. </w:t>
+            <w:rStyle w:val="Hyperlink14"/>
+          </w:rPr>
+          <w:t>Journal of European Social Policy</w:t>
         </w:r>
       </w:hyperlink>
       <w:hyperlink r:id="rId319" w:history="1">
         <w:r>
           <w:rPr>
+            <w:rStyle w:val="NoneB"/>
+          </w:rPr>
+          <w:t xml:space="preserve">, </w:t>
+        </w:r>
+      </w:hyperlink>
+      <w:hyperlink r:id="rId320" w:history="1">
+        <w:r>
+          <w:rPr>
             <w:rStyle w:val="Hyperlink14"/>
           </w:rPr>
-          <w:t>Journal of European Social Policy</w:t>
-        </w:r>
-      </w:hyperlink>
-      <w:hyperlink r:id="rId320" w:history="1">
-        <w:r>
-          <w:rPr>
-            <w:rStyle w:val="NoneB"/>
-          </w:rPr>
-          <w:t xml:space="preserve">, </w:t>
+          <w:t>26</w:t>
         </w:r>
       </w:hyperlink>
       <w:hyperlink r:id="rId321" w:history="1">
-        <w:r>
-          <w:rPr>
-            <w:rStyle w:val="Hyperlink14"/>
-          </w:rPr>
-          <w:t>26</w:t>
-        </w:r>
-      </w:hyperlink>
-      <w:hyperlink r:id="rId322" w:history="1">
         <w:r>
           <w:rPr>
             <w:rStyle w:val="NoneB"/>
@@ -11251,23 +11324,23 @@
         <w:ind w:left="720" w:hanging="720"/>
         <w:jc w:val="both"/>
       </w:pPr>
+      <w:hyperlink r:id="rId322" w:history="1">
+        <w:r>
+          <w:rPr>
+            <w:rStyle w:val="NoneB"/>
+          </w:rPr>
+          <w:t xml:space="preserve">Long, S. (1997). </w:t>
+        </w:r>
+      </w:hyperlink>
       <w:hyperlink r:id="rId323" w:history="1">
         <w:r>
           <w:rPr>
-            <w:rStyle w:val="NoneB"/>
-          </w:rPr>
-          <w:t xml:space="preserve">Long, S. (1997). </w:t>
+            <w:rStyle w:val="Hyperlink14"/>
+          </w:rPr>
+          <w:t>Regression models for categorical and limited dependent variables</w:t>
         </w:r>
       </w:hyperlink>
       <w:hyperlink r:id="rId324" w:history="1">
-        <w:r>
-          <w:rPr>
-            <w:rStyle w:val="Hyperlink14"/>
-          </w:rPr>
-          <w:t>Regression models for categorical and limited dependent variables</w:t>
-        </w:r>
-      </w:hyperlink>
-      <w:hyperlink r:id="rId325" w:history="1">
         <w:r>
           <w:rPr>
             <w:rStyle w:val="NoneB"/>
@@ -11393,15 +11466,15 @@
           <w:bCs/>
         </w:rPr>
       </w:pPr>
+      <w:hyperlink r:id="rId325" w:history="1">
+        <w:r>
+          <w:rPr>
+            <w:rStyle w:val="Hyperlink2"/>
+          </w:rPr>
+          <w:t xml:space="preserve">Marshall, M., &amp; Jaggers, K. (2020). </w:t>
+        </w:r>
+      </w:hyperlink>
       <w:hyperlink r:id="rId326" w:history="1">
-        <w:r>
-          <w:rPr>
-            <w:rStyle w:val="Hyperlink2"/>
-          </w:rPr>
-          <w:t xml:space="preserve">Marshall, M., &amp; Jaggers, K. (2020). </w:t>
-        </w:r>
-      </w:hyperlink>
-      <w:hyperlink r:id="rId327" w:history="1">
         <w:r>
           <w:rPr>
             <w:rStyle w:val="Hyperlink13"/>
@@ -11424,7 +11497,7 @@
           <w:t>manual</w:t>
         </w:r>
       </w:hyperlink>
-      <w:hyperlink r:id="rId328" w:history="1">
+      <w:hyperlink r:id="rId327" w:history="1">
         <w:r>
           <w:rPr>
             <w:rStyle w:val="Hyperlink2"/>
@@ -11446,67 +11519,67 @@
           <w:bCs/>
         </w:rPr>
       </w:pPr>
+      <w:hyperlink r:id="rId328" w:history="1">
+        <w:r>
+          <w:rPr>
+            <w:rStyle w:val="NoneB"/>
+          </w:rPr>
+          <w:t xml:space="preserve">Mattes, K., </w:t>
+        </w:r>
+        <w:proofErr w:type="spellStart"/>
+        <w:r>
+          <w:rPr>
+            <w:rStyle w:val="NoneB"/>
+          </w:rPr>
+          <w:t>Spezio</w:t>
+        </w:r>
+        <w:proofErr w:type="spellEnd"/>
+        <w:r>
+          <w:rPr>
+            <w:rStyle w:val="NoneB"/>
+          </w:rPr>
+          <w:t xml:space="preserve">, M., Kim, H., Todorov, A., </w:t>
+        </w:r>
+        <w:proofErr w:type="spellStart"/>
+        <w:r>
+          <w:rPr>
+            <w:rStyle w:val="NoneB"/>
+          </w:rPr>
+          <w:t>Adolphs</w:t>
+        </w:r>
+        <w:proofErr w:type="spellEnd"/>
+        <w:r>
+          <w:rPr>
+            <w:rStyle w:val="NoneB"/>
+          </w:rPr>
+          <w:t xml:space="preserve">, R., &amp; Alvarez, M. (2010). Predicting election outcomes from positive and negative trait assessments of candidate images. </w:t>
+        </w:r>
+      </w:hyperlink>
       <w:hyperlink r:id="rId329" w:history="1">
         <w:r>
           <w:rPr>
-            <w:rStyle w:val="NoneB"/>
-          </w:rPr>
-          <w:t xml:space="preserve">Mattes, K., </w:t>
-        </w:r>
-        <w:proofErr w:type="spellStart"/>
-        <w:r>
-          <w:rPr>
-            <w:rStyle w:val="NoneB"/>
-          </w:rPr>
-          <w:t>Spezio</w:t>
-        </w:r>
-        <w:proofErr w:type="spellEnd"/>
-        <w:r>
-          <w:rPr>
-            <w:rStyle w:val="NoneB"/>
-          </w:rPr>
-          <w:t xml:space="preserve">, M., Kim, H., Todorov, A., </w:t>
-        </w:r>
-        <w:proofErr w:type="spellStart"/>
-        <w:r>
-          <w:rPr>
-            <w:rStyle w:val="NoneB"/>
-          </w:rPr>
-          <w:t>Adolphs</w:t>
-        </w:r>
-        <w:proofErr w:type="spellEnd"/>
-        <w:r>
-          <w:rPr>
-            <w:rStyle w:val="NoneB"/>
-          </w:rPr>
-          <w:t xml:space="preserve">, R., &amp; Alvarez, M. (2010). Predicting election outcomes from positive and negative trait assessments of candidate images. </w:t>
+            <w:rStyle w:val="Hyperlink14"/>
+          </w:rPr>
+          <w:t>Political Psychology</w:t>
         </w:r>
       </w:hyperlink>
       <w:hyperlink r:id="rId330" w:history="1">
         <w:r>
           <w:rPr>
+            <w:rStyle w:val="NoneB"/>
+          </w:rPr>
+          <w:t xml:space="preserve">, </w:t>
+        </w:r>
+      </w:hyperlink>
+      <w:hyperlink r:id="rId331" w:history="1">
+        <w:r>
+          <w:rPr>
             <w:rStyle w:val="Hyperlink14"/>
           </w:rPr>
-          <w:t>Political Psychology</w:t>
-        </w:r>
-      </w:hyperlink>
-      <w:hyperlink r:id="rId331" w:history="1">
-        <w:r>
-          <w:rPr>
-            <w:rStyle w:val="NoneB"/>
-          </w:rPr>
-          <w:t xml:space="preserve">, </w:t>
+          <w:t>31</w:t>
         </w:r>
       </w:hyperlink>
       <w:hyperlink r:id="rId332" w:history="1">
-        <w:r>
-          <w:rPr>
-            <w:rStyle w:val="Hyperlink14"/>
-          </w:rPr>
-          <w:t>31</w:t>
-        </w:r>
-      </w:hyperlink>
-      <w:hyperlink r:id="rId333" w:history="1">
         <w:r>
           <w:rPr>
             <w:rStyle w:val="NoneB"/>
@@ -11528,39 +11601,39 @@
           <w:bCs/>
         </w:rPr>
       </w:pPr>
+      <w:hyperlink r:id="rId333" w:history="1">
+        <w:r>
+          <w:rPr>
+            <w:rStyle w:val="NoneB"/>
+          </w:rPr>
+          <w:t xml:space="preserve">McClintock, E. A. (2014). Beauty and status: The illusion of exchange in partner selection? </w:t>
+        </w:r>
+      </w:hyperlink>
       <w:hyperlink r:id="rId334" w:history="1">
         <w:r>
           <w:rPr>
-            <w:rStyle w:val="NoneB"/>
-          </w:rPr>
-          <w:t xml:space="preserve">McClintock, E. A. (2014). Beauty and status: The illusion of exchange in partner selection? </w:t>
+            <w:rStyle w:val="Hyperlink14"/>
+          </w:rPr>
+          <w:t>American Sociological Review</w:t>
         </w:r>
       </w:hyperlink>
       <w:hyperlink r:id="rId335" w:history="1">
         <w:r>
           <w:rPr>
+            <w:rStyle w:val="NoneB"/>
+          </w:rPr>
+          <w:t xml:space="preserve">, </w:t>
+        </w:r>
+      </w:hyperlink>
+      <w:hyperlink r:id="rId336" w:history="1">
+        <w:r>
+          <w:rPr>
             <w:rStyle w:val="Hyperlink14"/>
           </w:rPr>
-          <w:t>American Sociological Review</w:t>
-        </w:r>
-      </w:hyperlink>
-      <w:hyperlink r:id="rId336" w:history="1">
-        <w:r>
-          <w:rPr>
-            <w:rStyle w:val="NoneB"/>
-          </w:rPr>
-          <w:t xml:space="preserve">, </w:t>
+          <w:t>79</w:t>
         </w:r>
       </w:hyperlink>
       <w:hyperlink r:id="rId337" w:history="1">
-        <w:r>
-          <w:rPr>
-            <w:rStyle w:val="Hyperlink14"/>
-          </w:rPr>
-          <w:t>79</w:t>
-        </w:r>
-      </w:hyperlink>
-      <w:hyperlink r:id="rId338" w:history="1">
         <w:r>
           <w:rPr>
             <w:rStyle w:val="NoneB"/>
@@ -11582,23 +11655,23 @@
           <w:bCs/>
         </w:rPr>
       </w:pPr>
+      <w:hyperlink r:id="rId338" w:history="1">
+        <w:r>
+          <w:rPr>
+            <w:rStyle w:val="NoneB"/>
+          </w:rPr>
+          <w:t xml:space="preserve">Mears, A. (2011). </w:t>
+        </w:r>
+      </w:hyperlink>
       <w:hyperlink r:id="rId339" w:history="1">
         <w:r>
           <w:rPr>
-            <w:rStyle w:val="NoneB"/>
-          </w:rPr>
-          <w:t xml:space="preserve">Mears, A. (2011). </w:t>
+            <w:rStyle w:val="Hyperlink14"/>
+          </w:rPr>
+          <w:t>Pricing beauty</w:t>
         </w:r>
       </w:hyperlink>
       <w:hyperlink r:id="rId340" w:history="1">
-        <w:r>
-          <w:rPr>
-            <w:rStyle w:val="Hyperlink14"/>
-          </w:rPr>
-          <w:t>Pricing beauty</w:t>
-        </w:r>
-      </w:hyperlink>
-      <w:hyperlink r:id="rId341" w:history="1">
         <w:r>
           <w:rPr>
             <w:rStyle w:val="NoneB"/>
@@ -11620,53 +11693,53 @@
           <w:bCs/>
         </w:rPr>
       </w:pPr>
+      <w:hyperlink r:id="rId341" w:history="1">
+        <w:r>
+          <w:rPr>
+            <w:rStyle w:val="NoneB"/>
+          </w:rPr>
+          <w:t xml:space="preserve">Miller, A., Wattenberg, M., &amp; </w:t>
+        </w:r>
+        <w:proofErr w:type="spellStart"/>
+        <w:r>
+          <w:rPr>
+            <w:rStyle w:val="NoneB"/>
+          </w:rPr>
+          <w:t>Malanchuk</w:t>
+        </w:r>
+        <w:proofErr w:type="spellEnd"/>
+        <w:r>
+          <w:rPr>
+            <w:rStyle w:val="NoneB"/>
+          </w:rPr>
+          <w:t xml:space="preserve">, O. (1986). Schematic assessments of presidential Candidates. </w:t>
+        </w:r>
+      </w:hyperlink>
       <w:hyperlink r:id="rId342" w:history="1">
         <w:r>
           <w:rPr>
-            <w:rStyle w:val="NoneB"/>
-          </w:rPr>
-          <w:t xml:space="preserve">Miller, A., Wattenberg, M., &amp; </w:t>
-        </w:r>
-        <w:proofErr w:type="spellStart"/>
-        <w:r>
-          <w:rPr>
-            <w:rStyle w:val="NoneB"/>
-          </w:rPr>
-          <w:t>Malanchuk</w:t>
-        </w:r>
-        <w:proofErr w:type="spellEnd"/>
-        <w:r>
-          <w:rPr>
-            <w:rStyle w:val="NoneB"/>
-          </w:rPr>
-          <w:t xml:space="preserve">, O. (1986). Schematic assessments of presidential Candidates. </w:t>
+            <w:rStyle w:val="Hyperlink14"/>
+          </w:rPr>
+          <w:t>American Political Science Review</w:t>
         </w:r>
       </w:hyperlink>
       <w:hyperlink r:id="rId343" w:history="1">
         <w:r>
           <w:rPr>
+            <w:rStyle w:val="NoneB"/>
+          </w:rPr>
+          <w:t xml:space="preserve">, </w:t>
+        </w:r>
+      </w:hyperlink>
+      <w:hyperlink r:id="rId344" w:history="1">
+        <w:r>
+          <w:rPr>
             <w:rStyle w:val="Hyperlink14"/>
           </w:rPr>
-          <w:t>American Political Science Review</w:t>
-        </w:r>
-      </w:hyperlink>
-      <w:hyperlink r:id="rId344" w:history="1">
-        <w:r>
-          <w:rPr>
-            <w:rStyle w:val="NoneB"/>
-          </w:rPr>
-          <w:t xml:space="preserve">, </w:t>
+          <w:t>80</w:t>
         </w:r>
       </w:hyperlink>
       <w:hyperlink r:id="rId345" w:history="1">
-        <w:r>
-          <w:rPr>
-            <w:rStyle w:val="Hyperlink14"/>
-          </w:rPr>
-          <w:t>80</w:t>
-        </w:r>
-      </w:hyperlink>
-      <w:hyperlink r:id="rId346" w:history="1">
         <w:r>
           <w:rPr>
             <w:rStyle w:val="NoneB"/>
@@ -11686,39 +11759,39 @@
           <w:rStyle w:val="NoneB"/>
         </w:rPr>
       </w:pPr>
+      <w:hyperlink r:id="rId346" w:history="1">
+        <w:r>
+          <w:rPr>
+            <w:rStyle w:val="NoneB"/>
+          </w:rPr>
+          <w:t xml:space="preserve">Monk, E. P., Esposito, M. H., &amp; Lee, H. (2021). Beholding inequality: Race, gender, and returns to physical attractiveness in the United States. </w:t>
+        </w:r>
+      </w:hyperlink>
       <w:hyperlink r:id="rId347" w:history="1">
         <w:r>
           <w:rPr>
-            <w:rStyle w:val="NoneB"/>
-          </w:rPr>
-          <w:t xml:space="preserve">Monk, E. P., Esposito, M. H., &amp; Lee, H. (2021). Beholding inequality: Race, gender, and returns to physical attractiveness in the United States. </w:t>
+            <w:rStyle w:val="Hyperlink14"/>
+          </w:rPr>
+          <w:t>American Journal of Sociology</w:t>
         </w:r>
       </w:hyperlink>
       <w:hyperlink r:id="rId348" w:history="1">
         <w:r>
           <w:rPr>
+            <w:rStyle w:val="NoneB"/>
+          </w:rPr>
+          <w:t xml:space="preserve">, </w:t>
+        </w:r>
+      </w:hyperlink>
+      <w:hyperlink r:id="rId349" w:history="1">
+        <w:r>
+          <w:rPr>
             <w:rStyle w:val="Hyperlink14"/>
           </w:rPr>
-          <w:t>American Journal of Sociology</w:t>
-        </w:r>
-      </w:hyperlink>
-      <w:hyperlink r:id="rId349" w:history="1">
-        <w:r>
-          <w:rPr>
-            <w:rStyle w:val="NoneB"/>
-          </w:rPr>
-          <w:t xml:space="preserve">, </w:t>
+          <w:t>127</w:t>
         </w:r>
       </w:hyperlink>
       <w:hyperlink r:id="rId350" w:history="1">
-        <w:r>
-          <w:rPr>
-            <w:rStyle w:val="Hyperlink14"/>
-          </w:rPr>
-          <w:t>127</w:t>
-        </w:r>
-      </w:hyperlink>
-      <w:hyperlink r:id="rId351" w:history="1">
         <w:r>
           <w:rPr>
             <w:rStyle w:val="NoneB"/>
@@ -11811,15 +11884,15 @@
         <w:ind w:left="720" w:hanging="720"/>
         <w:jc w:val="both"/>
       </w:pPr>
+      <w:hyperlink r:id="rId351" w:history="1">
+        <w:r>
+          <w:rPr>
+            <w:rStyle w:val="NoneB"/>
+          </w:rPr>
+          <w:t xml:space="preserve">Official Statistics Finland (OSF), S. (2017). </w:t>
+        </w:r>
+      </w:hyperlink>
       <w:hyperlink r:id="rId352" w:history="1">
-        <w:r>
-          <w:rPr>
-            <w:rStyle w:val="NoneB"/>
-          </w:rPr>
-          <w:t xml:space="preserve">Official Statistics Finland (OSF), S. (2017). </w:t>
-        </w:r>
-      </w:hyperlink>
-      <w:hyperlink r:id="rId353" w:history="1">
         <w:r>
           <w:rPr>
             <w:rStyle w:val="Hyperlink14"/>
@@ -11847,61 +11920,61 @@
           <w:bCs/>
         </w:rPr>
       </w:pPr>
+      <w:hyperlink r:id="rId353" w:history="1">
+        <w:proofErr w:type="spellStart"/>
+        <w:r>
+          <w:rPr>
+            <w:rStyle w:val="NoneB"/>
+          </w:rPr>
+          <w:t>Olivola</w:t>
+        </w:r>
+        <w:proofErr w:type="spellEnd"/>
+        <w:r>
+          <w:rPr>
+            <w:rStyle w:val="NoneB"/>
+          </w:rPr>
+          <w:t xml:space="preserve">, C., Tingley, D., &amp; Todorov, A. (2018). Republican voters prefer candidates who have conservative-looking faces: </w:t>
+        </w:r>
+        <w:proofErr w:type="gramStart"/>
+        <w:r>
+          <w:rPr>
+            <w:rStyle w:val="NoneB"/>
+          </w:rPr>
+          <w:t>New</w:t>
+        </w:r>
+        <w:proofErr w:type="gramEnd"/>
+        <w:r>
+          <w:rPr>
+            <w:rStyle w:val="NoneB"/>
+          </w:rPr>
+          <w:t xml:space="preserve"> evidence from exit polls. </w:t>
+        </w:r>
+      </w:hyperlink>
       <w:hyperlink r:id="rId354" w:history="1">
-        <w:proofErr w:type="spellStart"/>
-        <w:r>
-          <w:rPr>
-            <w:rStyle w:val="NoneB"/>
-          </w:rPr>
-          <w:t>Olivola</w:t>
-        </w:r>
-        <w:proofErr w:type="spellEnd"/>
-        <w:r>
-          <w:rPr>
-            <w:rStyle w:val="NoneB"/>
-          </w:rPr>
-          <w:t xml:space="preserve">, C., Tingley, D., &amp; Todorov, A. (2018). Republican voters prefer candidates who have conservative-looking faces: </w:t>
-        </w:r>
-        <w:proofErr w:type="gramStart"/>
-        <w:r>
-          <w:rPr>
-            <w:rStyle w:val="NoneB"/>
-          </w:rPr>
-          <w:t>New</w:t>
-        </w:r>
-        <w:proofErr w:type="gramEnd"/>
-        <w:r>
-          <w:rPr>
-            <w:rStyle w:val="NoneB"/>
-          </w:rPr>
-          <w:t xml:space="preserve"> evidence from exit polls. </w:t>
+        <w:r>
+          <w:rPr>
+            <w:rStyle w:val="Hyperlink14"/>
+          </w:rPr>
+          <w:t>Political Psychology</w:t>
         </w:r>
       </w:hyperlink>
       <w:hyperlink r:id="rId355" w:history="1">
         <w:r>
           <w:rPr>
+            <w:rStyle w:val="NoneB"/>
+          </w:rPr>
+          <w:t xml:space="preserve">, </w:t>
+        </w:r>
+      </w:hyperlink>
+      <w:hyperlink r:id="rId356" w:history="1">
+        <w:r>
+          <w:rPr>
             <w:rStyle w:val="Hyperlink14"/>
           </w:rPr>
-          <w:t>Political Psychology</w:t>
-        </w:r>
-      </w:hyperlink>
-      <w:hyperlink r:id="rId356" w:history="1">
-        <w:r>
-          <w:rPr>
-            <w:rStyle w:val="NoneB"/>
-          </w:rPr>
-          <w:t xml:space="preserve">, </w:t>
+          <w:t>39</w:t>
         </w:r>
       </w:hyperlink>
       <w:hyperlink r:id="rId357" w:history="1">
-        <w:r>
-          <w:rPr>
-            <w:rStyle w:val="Hyperlink14"/>
-          </w:rPr>
-          <w:t>39</w:t>
-        </w:r>
-      </w:hyperlink>
-      <w:hyperlink r:id="rId358" w:history="1">
         <w:r>
           <w:rPr>
             <w:rStyle w:val="NoneB"/>
@@ -11923,73 +11996,73 @@
           <w:bCs/>
         </w:rPr>
       </w:pPr>
+      <w:hyperlink r:id="rId358" w:history="1">
+        <w:proofErr w:type="spellStart"/>
+        <w:r>
+          <w:rPr>
+            <w:rStyle w:val="NoneB"/>
+          </w:rPr>
+          <w:t>Pajunen</w:t>
+        </w:r>
+        <w:proofErr w:type="spellEnd"/>
+        <w:r>
+          <w:rPr>
+            <w:rStyle w:val="NoneB"/>
+          </w:rPr>
+          <w:t xml:space="preserve">, T., </w:t>
+        </w:r>
+        <w:proofErr w:type="spellStart"/>
+        <w:r>
+          <w:rPr>
+            <w:rStyle w:val="NoneB"/>
+          </w:rPr>
+          <w:t>Kukkonen</w:t>
+        </w:r>
+        <w:proofErr w:type="spellEnd"/>
+        <w:r>
+          <w:rPr>
+            <w:rStyle w:val="NoneB"/>
+          </w:rPr>
+          <w:t xml:space="preserve">, I., </w:t>
+        </w:r>
+        <w:proofErr w:type="spellStart"/>
+        <w:r>
+          <w:rPr>
+            <w:rStyle w:val="NoneB"/>
+          </w:rPr>
+          <w:t>Sarpila</w:t>
+        </w:r>
+        <w:proofErr w:type="spellEnd"/>
+        <w:r>
+          <w:rPr>
+            <w:rStyle w:val="NoneB"/>
+          </w:rPr>
+          <w:t xml:space="preserve">, O., &amp; </w:t>
+        </w:r>
+        <w:proofErr w:type="spellStart"/>
+        <w:r>
+          <w:rPr>
+            <w:rStyle w:val="NoneB"/>
+          </w:rPr>
+          <w:t>Åberg</w:t>
+        </w:r>
+        <w:proofErr w:type="spellEnd"/>
+        <w:r>
+          <w:rPr>
+            <w:rStyle w:val="NoneB"/>
+          </w:rPr>
+          <w:t xml:space="preserve">, E. (2021). </w:t>
+        </w:r>
+      </w:hyperlink>
       <w:hyperlink r:id="rId359" w:history="1">
-        <w:proofErr w:type="spellStart"/>
-        <w:r>
-          <w:rPr>
-            <w:rStyle w:val="NoneB"/>
-          </w:rPr>
-          <w:t>Pajunen</w:t>
-        </w:r>
-        <w:proofErr w:type="spellEnd"/>
-        <w:r>
-          <w:rPr>
-            <w:rStyle w:val="NoneB"/>
-          </w:rPr>
-          <w:t xml:space="preserve">, T., </w:t>
-        </w:r>
-        <w:proofErr w:type="spellStart"/>
-        <w:r>
-          <w:rPr>
-            <w:rStyle w:val="NoneB"/>
-          </w:rPr>
-          <w:t>Kukkonen</w:t>
-        </w:r>
-        <w:proofErr w:type="spellEnd"/>
-        <w:r>
-          <w:rPr>
-            <w:rStyle w:val="NoneB"/>
-          </w:rPr>
-          <w:t xml:space="preserve">, I., </w:t>
-        </w:r>
-        <w:proofErr w:type="spellStart"/>
-        <w:r>
-          <w:rPr>
-            <w:rStyle w:val="NoneB"/>
-          </w:rPr>
-          <w:t>Sarpila</w:t>
-        </w:r>
-        <w:proofErr w:type="spellEnd"/>
-        <w:r>
-          <w:rPr>
-            <w:rStyle w:val="NoneB"/>
-          </w:rPr>
-          <w:t xml:space="preserve">, O., &amp; </w:t>
-        </w:r>
-        <w:proofErr w:type="spellStart"/>
-        <w:r>
-          <w:rPr>
-            <w:rStyle w:val="NoneB"/>
-          </w:rPr>
-          <w:t>Åberg</w:t>
-        </w:r>
-        <w:proofErr w:type="spellEnd"/>
-        <w:r>
-          <w:rPr>
-            <w:rStyle w:val="NoneB"/>
-          </w:rPr>
-          <w:t xml:space="preserve">, E. (2021). </w:t>
+        <w:r>
+          <w:rPr>
+            <w:rStyle w:val="Hyperlink14"/>
+          </w:rPr>
+          <w:t>Systematic review of differences in socioeconomic outcomes of attractiveness between men and women</w:t>
         </w:r>
       </w:hyperlink>
       <w:hyperlink r:id="rId360" w:history="1">
-        <w:r>
-          <w:rPr>
-            <w:rStyle w:val="Hyperlink14"/>
-          </w:rPr>
-          <w:t>Systematic review of differences in socioeconomic outcomes of attractiveness between men and women</w:t>
-        </w:r>
-      </w:hyperlink>
-      <w:hyperlink r:id="rId361" w:history="1">
         <w:r>
           <w:rPr>
             <w:rStyle w:val="NoneB"/>
@@ -12023,61 +12096,61 @@
           <w:rStyle w:val="NoneB"/>
         </w:rPr>
       </w:pPr>
+      <w:hyperlink r:id="rId361" w:history="1">
+        <w:proofErr w:type="spellStart"/>
+        <w:r>
+          <w:rPr>
+            <w:rStyle w:val="NoneB"/>
+          </w:rPr>
+          <w:t>Praino</w:t>
+        </w:r>
+        <w:proofErr w:type="spellEnd"/>
+        <w:r>
+          <w:rPr>
+            <w:rStyle w:val="NoneB"/>
+          </w:rPr>
+          <w:t xml:space="preserve">, R., &amp; </w:t>
+        </w:r>
+        <w:proofErr w:type="spellStart"/>
+        <w:r>
+          <w:rPr>
+            <w:rStyle w:val="NoneB"/>
+          </w:rPr>
+          <w:t>Stockemer</w:t>
+        </w:r>
+        <w:proofErr w:type="spellEnd"/>
+        <w:r>
+          <w:rPr>
+            <w:rStyle w:val="NoneB"/>
+          </w:rPr>
+          <w:t xml:space="preserve">, D. (2019). What are good-looking candidates, and can they sway election results? </w:t>
+        </w:r>
+      </w:hyperlink>
       <w:hyperlink r:id="rId362" w:history="1">
-        <w:proofErr w:type="spellStart"/>
-        <w:r>
-          <w:rPr>
-            <w:rStyle w:val="NoneB"/>
-          </w:rPr>
-          <w:t>Praino</w:t>
-        </w:r>
-        <w:proofErr w:type="spellEnd"/>
-        <w:r>
-          <w:rPr>
-            <w:rStyle w:val="NoneB"/>
-          </w:rPr>
-          <w:t xml:space="preserve">, R., &amp; </w:t>
-        </w:r>
-        <w:proofErr w:type="spellStart"/>
-        <w:r>
-          <w:rPr>
-            <w:rStyle w:val="NoneB"/>
-          </w:rPr>
-          <w:t>Stockemer</w:t>
-        </w:r>
-        <w:proofErr w:type="spellEnd"/>
-        <w:r>
-          <w:rPr>
-            <w:rStyle w:val="NoneB"/>
-          </w:rPr>
-          <w:t xml:space="preserve">, D. (2019). What are good-looking candidates, and can they sway election results? </w:t>
+        <w:r>
+          <w:rPr>
+            <w:rStyle w:val="Hyperlink14"/>
+          </w:rPr>
+          <w:t>Social Science Quarterly</w:t>
         </w:r>
       </w:hyperlink>
       <w:hyperlink r:id="rId363" w:history="1">
         <w:r>
           <w:rPr>
+            <w:rStyle w:val="NoneB"/>
+          </w:rPr>
+          <w:t xml:space="preserve">, </w:t>
+        </w:r>
+      </w:hyperlink>
+      <w:hyperlink r:id="rId364" w:history="1">
+        <w:r>
+          <w:rPr>
             <w:rStyle w:val="Hyperlink14"/>
           </w:rPr>
-          <w:t>Social Science Quarterly</w:t>
-        </w:r>
-      </w:hyperlink>
-      <w:hyperlink r:id="rId364" w:history="1">
-        <w:r>
-          <w:rPr>
-            <w:rStyle w:val="NoneB"/>
-          </w:rPr>
-          <w:t xml:space="preserve">, </w:t>
+          <w:t>100</w:t>
         </w:r>
       </w:hyperlink>
       <w:hyperlink r:id="rId365" w:history="1">
-        <w:r>
-          <w:rPr>
-            <w:rStyle w:val="Hyperlink14"/>
-          </w:rPr>
-          <w:t>100</w:t>
-        </w:r>
-      </w:hyperlink>
-      <w:hyperlink r:id="rId366" w:history="1">
         <w:r>
           <w:rPr>
             <w:rStyle w:val="NoneB"/>
@@ -12184,75 +12257,75 @@
           <w:bCs/>
         </w:rPr>
       </w:pPr>
+      <w:hyperlink r:id="rId366" w:history="1">
+        <w:proofErr w:type="spellStart"/>
+        <w:r>
+          <w:rPr>
+            <w:rStyle w:val="NoneB"/>
+          </w:rPr>
+          <w:t>Praino</w:t>
+        </w:r>
+        <w:proofErr w:type="spellEnd"/>
+        <w:r>
+          <w:rPr>
+            <w:rStyle w:val="NoneB"/>
+          </w:rPr>
+          <w:t xml:space="preserve">, R., </w:t>
+        </w:r>
+        <w:proofErr w:type="spellStart"/>
+        <w:r>
+          <w:rPr>
+            <w:rStyle w:val="NoneB"/>
+          </w:rPr>
+          <w:t>Stockemer</w:t>
+        </w:r>
+        <w:proofErr w:type="spellEnd"/>
+        <w:r>
+          <w:rPr>
+            <w:rStyle w:val="NoneB"/>
+          </w:rPr>
+          <w:t xml:space="preserve">, D., &amp; </w:t>
+        </w:r>
+        <w:proofErr w:type="spellStart"/>
+        <w:r>
+          <w:rPr>
+            <w:rStyle w:val="NoneB"/>
+          </w:rPr>
+          <w:t>Ratis</w:t>
+        </w:r>
+        <w:proofErr w:type="spellEnd"/>
+        <w:r>
+          <w:rPr>
+            <w:rStyle w:val="NoneB"/>
+          </w:rPr>
+          <w:t xml:space="preserve">, J. (2014). Looking good or looking competent? Physical appearance and electoral success in the 2008 congressional elections. </w:t>
+        </w:r>
+      </w:hyperlink>
       <w:hyperlink r:id="rId367" w:history="1">
-        <w:proofErr w:type="spellStart"/>
-        <w:r>
-          <w:rPr>
-            <w:rStyle w:val="NoneB"/>
-          </w:rPr>
-          <w:t>Praino</w:t>
-        </w:r>
-        <w:proofErr w:type="spellEnd"/>
-        <w:r>
-          <w:rPr>
-            <w:rStyle w:val="NoneB"/>
-          </w:rPr>
-          <w:t xml:space="preserve">, R., </w:t>
-        </w:r>
-        <w:proofErr w:type="spellStart"/>
-        <w:r>
-          <w:rPr>
-            <w:rStyle w:val="NoneB"/>
-          </w:rPr>
-          <w:t>Stockemer</w:t>
-        </w:r>
-        <w:proofErr w:type="spellEnd"/>
-        <w:r>
-          <w:rPr>
-            <w:rStyle w:val="NoneB"/>
-          </w:rPr>
-          <w:t xml:space="preserve">, D., &amp; </w:t>
-        </w:r>
-        <w:proofErr w:type="spellStart"/>
-        <w:r>
-          <w:rPr>
-            <w:rStyle w:val="NoneB"/>
-          </w:rPr>
-          <w:t>Ratis</w:t>
-        </w:r>
-        <w:proofErr w:type="spellEnd"/>
-        <w:r>
-          <w:rPr>
-            <w:rStyle w:val="NoneB"/>
-          </w:rPr>
-          <w:t xml:space="preserve">, J. (2014). Looking good or looking competent? Physical appearance and electoral success in the 2008 congressional elections. </w:t>
+        <w:r>
+          <w:rPr>
+            <w:rStyle w:val="Hyperlink14"/>
+          </w:rPr>
+          <w:t>American Politics Research</w:t>
         </w:r>
       </w:hyperlink>
       <w:hyperlink r:id="rId368" w:history="1">
         <w:r>
           <w:rPr>
+            <w:rStyle w:val="NoneB"/>
+          </w:rPr>
+          <w:t xml:space="preserve">, </w:t>
+        </w:r>
+      </w:hyperlink>
+      <w:hyperlink r:id="rId369" w:history="1">
+        <w:r>
+          <w:rPr>
             <w:rStyle w:val="Hyperlink14"/>
           </w:rPr>
-          <w:t>American Politics Research</w:t>
-        </w:r>
-      </w:hyperlink>
-      <w:hyperlink r:id="rId369" w:history="1">
-        <w:r>
-          <w:rPr>
-            <w:rStyle w:val="NoneB"/>
-          </w:rPr>
-          <w:t xml:space="preserve">, </w:t>
+          <w:t>42</w:t>
         </w:r>
       </w:hyperlink>
       <w:hyperlink r:id="rId370" w:history="1">
-        <w:r>
-          <w:rPr>
-            <w:rStyle w:val="Hyperlink14"/>
-          </w:rPr>
-          <w:t>42</w:t>
-        </w:r>
-      </w:hyperlink>
-      <w:hyperlink r:id="rId371" w:history="1">
         <w:r>
           <w:rPr>
             <w:rStyle w:val="NoneB"/>
@@ -12269,39 +12342,39 @@
         <w:ind w:left="720" w:hanging="720"/>
         <w:jc w:val="both"/>
       </w:pPr>
+      <w:hyperlink r:id="rId371" w:history="1">
+        <w:r>
+          <w:rPr>
+            <w:rStyle w:val="NoneB"/>
+          </w:rPr>
+          <w:t xml:space="preserve">Price, M., Kang, J., Dunn, J., &amp; Hopkins, S. (2011). Muscularity and attractiveness as predictors of human egalitarianism. </w:t>
+        </w:r>
+      </w:hyperlink>
       <w:hyperlink r:id="rId372" w:history="1">
         <w:r>
           <w:rPr>
-            <w:rStyle w:val="NoneB"/>
-          </w:rPr>
-          <w:t xml:space="preserve">Price, M., Kang, J., Dunn, J., &amp; Hopkins, S. (2011). Muscularity and attractiveness as predictors of human egalitarianism. </w:t>
+            <w:rStyle w:val="Hyperlink14"/>
+          </w:rPr>
+          <w:t>Personality and Individual Differences</w:t>
         </w:r>
       </w:hyperlink>
       <w:hyperlink r:id="rId373" w:history="1">
         <w:r>
           <w:rPr>
+            <w:rStyle w:val="NoneB"/>
+          </w:rPr>
+          <w:t xml:space="preserve">, </w:t>
+        </w:r>
+      </w:hyperlink>
+      <w:hyperlink r:id="rId374" w:history="1">
+        <w:r>
+          <w:rPr>
             <w:rStyle w:val="Hyperlink14"/>
           </w:rPr>
-          <w:t>Personality and Individual Differences</w:t>
-        </w:r>
-      </w:hyperlink>
-      <w:hyperlink r:id="rId374" w:history="1">
-        <w:r>
-          <w:rPr>
-            <w:rStyle w:val="NoneB"/>
-          </w:rPr>
-          <w:t xml:space="preserve">, </w:t>
+          <w:t>50</w:t>
         </w:r>
       </w:hyperlink>
       <w:hyperlink r:id="rId375" w:history="1">
-        <w:r>
-          <w:rPr>
-            <w:rStyle w:val="Hyperlink14"/>
-          </w:rPr>
-          <w:t>50</w:t>
-        </w:r>
-      </w:hyperlink>
-      <w:hyperlink r:id="rId376" w:history="1">
         <w:r>
           <w:rPr>
             <w:rStyle w:val="NoneB"/>
@@ -12358,23 +12431,23 @@
           <w:bCs/>
         </w:rPr>
       </w:pPr>
+      <w:hyperlink r:id="rId376" w:history="1">
+        <w:r>
+          <w:rPr>
+            <w:rStyle w:val="NoneB"/>
+          </w:rPr>
+          <w:t xml:space="preserve">Ridgeway, C. L. (2011). </w:t>
+        </w:r>
+      </w:hyperlink>
       <w:hyperlink r:id="rId377" w:history="1">
         <w:r>
           <w:rPr>
-            <w:rStyle w:val="NoneB"/>
-          </w:rPr>
-          <w:t xml:space="preserve">Ridgeway, C. L. (2011). </w:t>
+            <w:rStyle w:val="Hyperlink14"/>
+          </w:rPr>
+          <w:t>Framed by gender: How gender inequality persists in the modern world</w:t>
         </w:r>
       </w:hyperlink>
       <w:hyperlink r:id="rId378" w:history="1">
-        <w:r>
-          <w:rPr>
-            <w:rStyle w:val="Hyperlink14"/>
-          </w:rPr>
-          <w:t>Framed by gender: How gender inequality persists in the modern world</w:t>
-        </w:r>
-      </w:hyperlink>
-      <w:hyperlink r:id="rId379" w:history="1">
         <w:r>
           <w:rPr>
             <w:rStyle w:val="NoneB"/>
@@ -12396,39 +12469,39 @@
           <w:bCs/>
         </w:rPr>
       </w:pPr>
+      <w:hyperlink r:id="rId379" w:history="1">
+        <w:r>
+          <w:rPr>
+            <w:rStyle w:val="NoneB"/>
+          </w:rPr>
+          <w:t xml:space="preserve">Ridgeway, C. L. (2014). Why status matters for inequality. </w:t>
+        </w:r>
+      </w:hyperlink>
       <w:hyperlink r:id="rId380" w:history="1">
         <w:r>
           <w:rPr>
-            <w:rStyle w:val="NoneB"/>
-          </w:rPr>
-          <w:t xml:space="preserve">Ridgeway, C. L. (2014). Why status matters for inequality. </w:t>
+            <w:rStyle w:val="Hyperlink14"/>
+          </w:rPr>
+          <w:t>American Sociological Review</w:t>
         </w:r>
       </w:hyperlink>
       <w:hyperlink r:id="rId381" w:history="1">
         <w:r>
           <w:rPr>
+            <w:rStyle w:val="NoneB"/>
+          </w:rPr>
+          <w:t xml:space="preserve">, </w:t>
+        </w:r>
+      </w:hyperlink>
+      <w:hyperlink r:id="rId382" w:history="1">
+        <w:r>
+          <w:rPr>
             <w:rStyle w:val="Hyperlink14"/>
           </w:rPr>
-          <w:t>American Sociological Review</w:t>
-        </w:r>
-      </w:hyperlink>
-      <w:hyperlink r:id="rId382" w:history="1">
-        <w:r>
-          <w:rPr>
-            <w:rStyle w:val="NoneB"/>
-          </w:rPr>
-          <w:t xml:space="preserve">, </w:t>
+          <w:t>79</w:t>
         </w:r>
       </w:hyperlink>
       <w:hyperlink r:id="rId383" w:history="1">
-        <w:r>
-          <w:rPr>
-            <w:rStyle w:val="Hyperlink14"/>
-          </w:rPr>
-          <w:t>79</w:t>
-        </w:r>
-      </w:hyperlink>
-      <w:hyperlink r:id="rId384" w:history="1">
         <w:r>
           <w:rPr>
             <w:rStyle w:val="NoneB"/>
@@ -12450,53 +12523,53 @@
           <w:bCs/>
         </w:rPr>
       </w:pPr>
+      <w:hyperlink r:id="rId384" w:history="1">
+        <w:r>
+          <w:rPr>
+            <w:rStyle w:val="NoneB"/>
+          </w:rPr>
+          <w:t xml:space="preserve">Ridgeway, C. L., &amp; </w:t>
+        </w:r>
+        <w:proofErr w:type="spellStart"/>
+        <w:r>
+          <w:rPr>
+            <w:rStyle w:val="NoneB"/>
+          </w:rPr>
+          <w:t>Correll</w:t>
+        </w:r>
+        <w:proofErr w:type="spellEnd"/>
+        <w:r>
+          <w:rPr>
+            <w:rStyle w:val="NoneB"/>
+          </w:rPr>
+          <w:t xml:space="preserve">, S. J. (2004). Unpacking the gender system: A theoretical perspective on gender beliefs and social relations. </w:t>
+        </w:r>
+      </w:hyperlink>
       <w:hyperlink r:id="rId385" w:history="1">
         <w:r>
           <w:rPr>
-            <w:rStyle w:val="NoneB"/>
-          </w:rPr>
-          <w:t xml:space="preserve">Ridgeway, C. L., &amp; </w:t>
-        </w:r>
-        <w:proofErr w:type="spellStart"/>
-        <w:r>
-          <w:rPr>
-            <w:rStyle w:val="NoneB"/>
-          </w:rPr>
-          <w:t>Correll</w:t>
-        </w:r>
-        <w:proofErr w:type="spellEnd"/>
-        <w:r>
-          <w:rPr>
-            <w:rStyle w:val="NoneB"/>
-          </w:rPr>
-          <w:t xml:space="preserve">, S. J. (2004). Unpacking the gender system: A theoretical perspective on gender beliefs and social relations. </w:t>
+            <w:rStyle w:val="Hyperlink14"/>
+          </w:rPr>
+          <w:t>Gender &amp; Society</w:t>
         </w:r>
       </w:hyperlink>
       <w:hyperlink r:id="rId386" w:history="1">
         <w:r>
           <w:rPr>
+            <w:rStyle w:val="NoneB"/>
+          </w:rPr>
+          <w:t xml:space="preserve">, </w:t>
+        </w:r>
+      </w:hyperlink>
+      <w:hyperlink r:id="rId387" w:history="1">
+        <w:r>
+          <w:rPr>
             <w:rStyle w:val="Hyperlink14"/>
           </w:rPr>
-          <w:t>Gender &amp; Society</w:t>
-        </w:r>
-      </w:hyperlink>
-      <w:hyperlink r:id="rId387" w:history="1">
-        <w:r>
-          <w:rPr>
-            <w:rStyle w:val="NoneB"/>
-          </w:rPr>
-          <w:t xml:space="preserve">, </w:t>
+          <w:t>18</w:t>
         </w:r>
       </w:hyperlink>
       <w:hyperlink r:id="rId388" w:history="1">
-        <w:r>
-          <w:rPr>
-            <w:rStyle w:val="Hyperlink14"/>
-          </w:rPr>
-          <w:t>18</w:t>
-        </w:r>
-      </w:hyperlink>
-      <w:hyperlink r:id="rId389" w:history="1">
         <w:r>
           <w:rPr>
             <w:rStyle w:val="NoneB"/>
@@ -12518,89 +12591,89 @@
           <w:bCs/>
         </w:rPr>
       </w:pPr>
+      <w:hyperlink r:id="rId389" w:history="1">
+        <w:proofErr w:type="spellStart"/>
+        <w:r>
+          <w:rPr>
+            <w:rStyle w:val="NoneB"/>
+          </w:rPr>
+          <w:t>Riggle</w:t>
+        </w:r>
+        <w:proofErr w:type="spellEnd"/>
+        <w:r>
+          <w:rPr>
+            <w:rStyle w:val="NoneB"/>
+          </w:rPr>
+          <w:t xml:space="preserve">, E., </w:t>
+        </w:r>
+        <w:proofErr w:type="spellStart"/>
+        <w:r>
+          <w:rPr>
+            <w:rStyle w:val="NoneB"/>
+          </w:rPr>
+          <w:t>Ottati</w:t>
+        </w:r>
+        <w:proofErr w:type="spellEnd"/>
+        <w:r>
+          <w:rPr>
+            <w:rStyle w:val="NoneB"/>
+          </w:rPr>
+          <w:t xml:space="preserve">, V., </w:t>
+        </w:r>
+        <w:proofErr w:type="spellStart"/>
+        <w:r>
+          <w:rPr>
+            <w:rStyle w:val="NoneB"/>
+          </w:rPr>
+          <w:t>Wyer</w:t>
+        </w:r>
+        <w:proofErr w:type="spellEnd"/>
+        <w:r>
+          <w:rPr>
+            <w:rStyle w:val="NoneB"/>
+          </w:rPr>
+          <w:t xml:space="preserve">, R., Kuklinski, J., &amp; Schwarz, N. (1992). Bases of political judgments: The role of stereotypic and </w:t>
+        </w:r>
+        <w:proofErr w:type="spellStart"/>
+        <w:r>
+          <w:rPr>
+            <w:rStyle w:val="NoneB"/>
+          </w:rPr>
+          <w:t>nonstereotypic</w:t>
+        </w:r>
+        <w:proofErr w:type="spellEnd"/>
+        <w:r>
+          <w:rPr>
+            <w:rStyle w:val="NoneB"/>
+          </w:rPr>
+          <w:t xml:space="preserve"> information. </w:t>
+        </w:r>
+      </w:hyperlink>
       <w:hyperlink r:id="rId390" w:history="1">
-        <w:proofErr w:type="spellStart"/>
-        <w:r>
-          <w:rPr>
-            <w:rStyle w:val="NoneB"/>
-          </w:rPr>
-          <w:t>Riggle</w:t>
-        </w:r>
-        <w:proofErr w:type="spellEnd"/>
-        <w:r>
-          <w:rPr>
-            <w:rStyle w:val="NoneB"/>
-          </w:rPr>
-          <w:t xml:space="preserve">, E., </w:t>
-        </w:r>
-        <w:proofErr w:type="spellStart"/>
-        <w:r>
-          <w:rPr>
-            <w:rStyle w:val="NoneB"/>
-          </w:rPr>
-          <w:t>Ottati</w:t>
-        </w:r>
-        <w:proofErr w:type="spellEnd"/>
-        <w:r>
-          <w:rPr>
-            <w:rStyle w:val="NoneB"/>
-          </w:rPr>
-          <w:t xml:space="preserve">, V., </w:t>
-        </w:r>
-        <w:proofErr w:type="spellStart"/>
-        <w:r>
-          <w:rPr>
-            <w:rStyle w:val="NoneB"/>
-          </w:rPr>
-          <w:t>Wyer</w:t>
-        </w:r>
-        <w:proofErr w:type="spellEnd"/>
-        <w:r>
-          <w:rPr>
-            <w:rStyle w:val="NoneB"/>
-          </w:rPr>
-          <w:t xml:space="preserve">, R., Kuklinski, J., &amp; Schwarz, N. (1992). Bases of political judgments: The role of stereotypic and </w:t>
-        </w:r>
-        <w:proofErr w:type="spellStart"/>
-        <w:r>
-          <w:rPr>
-            <w:rStyle w:val="NoneB"/>
-          </w:rPr>
-          <w:t>nonstereotypic</w:t>
-        </w:r>
-        <w:proofErr w:type="spellEnd"/>
-        <w:r>
-          <w:rPr>
-            <w:rStyle w:val="NoneB"/>
-          </w:rPr>
-          <w:t xml:space="preserve"> information. </w:t>
+        <w:r>
+          <w:rPr>
+            <w:rStyle w:val="Hyperlink14"/>
+          </w:rPr>
+          <w:t>Political Behavior</w:t>
         </w:r>
       </w:hyperlink>
       <w:hyperlink r:id="rId391" w:history="1">
         <w:r>
           <w:rPr>
+            <w:rStyle w:val="NoneB"/>
+          </w:rPr>
+          <w:t xml:space="preserve">, </w:t>
+        </w:r>
+      </w:hyperlink>
+      <w:hyperlink r:id="rId392" w:history="1">
+        <w:r>
+          <w:rPr>
             <w:rStyle w:val="Hyperlink14"/>
           </w:rPr>
-          <w:t>Political Behavior</w:t>
-        </w:r>
-      </w:hyperlink>
-      <w:hyperlink r:id="rId392" w:history="1">
-        <w:r>
-          <w:rPr>
-            <w:rStyle w:val="NoneB"/>
-          </w:rPr>
-          <w:t xml:space="preserve">, </w:t>
+          <w:t>14</w:t>
         </w:r>
       </w:hyperlink>
       <w:hyperlink r:id="rId393" w:history="1">
-        <w:r>
-          <w:rPr>
-            <w:rStyle w:val="Hyperlink14"/>
-          </w:rPr>
-          <w:t>14</w:t>
-        </w:r>
-      </w:hyperlink>
-      <w:hyperlink r:id="rId394" w:history="1">
         <w:r>
           <w:rPr>
             <w:rStyle w:val="NoneB"/>
@@ -12620,61 +12693,61 @@
           <w:rStyle w:val="NoneB"/>
         </w:rPr>
       </w:pPr>
+      <w:hyperlink r:id="rId394" w:history="1">
+        <w:proofErr w:type="spellStart"/>
+        <w:r>
+          <w:rPr>
+            <w:rStyle w:val="NoneB"/>
+          </w:rPr>
+          <w:t>Rosar</w:t>
+        </w:r>
+        <w:proofErr w:type="spellEnd"/>
+        <w:r>
+          <w:rPr>
+            <w:rStyle w:val="NoneB"/>
+          </w:rPr>
+          <w:t xml:space="preserve">, U., Klein, M., &amp; </w:t>
+        </w:r>
+        <w:proofErr w:type="spellStart"/>
+        <w:r>
+          <w:rPr>
+            <w:rStyle w:val="NoneB"/>
+          </w:rPr>
+          <w:t>Beckers</w:t>
+        </w:r>
+        <w:proofErr w:type="spellEnd"/>
+        <w:r>
+          <w:rPr>
+            <w:rStyle w:val="NoneB"/>
+          </w:rPr>
+          <w:t xml:space="preserve">, T. (2008). The frog pond beauty contest: Physical attractiveness and electoral success of the constituency candidates at the North Rhine-Westphalia state election of 2005. </w:t>
+        </w:r>
+      </w:hyperlink>
       <w:hyperlink r:id="rId395" w:history="1">
-        <w:proofErr w:type="spellStart"/>
-        <w:r>
-          <w:rPr>
-            <w:rStyle w:val="NoneB"/>
-          </w:rPr>
-          <w:t>Rosar</w:t>
-        </w:r>
-        <w:proofErr w:type="spellEnd"/>
-        <w:r>
-          <w:rPr>
-            <w:rStyle w:val="NoneB"/>
-          </w:rPr>
-          <w:t xml:space="preserve">, U., Klein, M., &amp; </w:t>
-        </w:r>
-        <w:proofErr w:type="spellStart"/>
-        <w:r>
-          <w:rPr>
-            <w:rStyle w:val="NoneB"/>
-          </w:rPr>
-          <w:t>Beckers</w:t>
-        </w:r>
-        <w:proofErr w:type="spellEnd"/>
-        <w:r>
-          <w:rPr>
-            <w:rStyle w:val="NoneB"/>
-          </w:rPr>
-          <w:t xml:space="preserve">, T. (2008). The frog pond beauty contest: Physical attractiveness and electoral success of the constituency candidates at the North Rhine-Westphalia state election of 2005. </w:t>
+        <w:r>
+          <w:rPr>
+            <w:rStyle w:val="Hyperlink14"/>
+          </w:rPr>
+          <w:t>European Journal of Political Research</w:t>
         </w:r>
       </w:hyperlink>
       <w:hyperlink r:id="rId396" w:history="1">
         <w:r>
           <w:rPr>
+            <w:rStyle w:val="NoneB"/>
+          </w:rPr>
+          <w:t xml:space="preserve">, </w:t>
+        </w:r>
+      </w:hyperlink>
+      <w:hyperlink r:id="rId397" w:history="1">
+        <w:r>
+          <w:rPr>
             <w:rStyle w:val="Hyperlink14"/>
           </w:rPr>
-          <w:t>European Journal of Political Research</w:t>
-        </w:r>
-      </w:hyperlink>
-      <w:hyperlink r:id="rId397" w:history="1">
-        <w:r>
-          <w:rPr>
-            <w:rStyle w:val="NoneB"/>
-          </w:rPr>
-          <w:t xml:space="preserve">, </w:t>
+          <w:t>47</w:t>
         </w:r>
       </w:hyperlink>
       <w:hyperlink r:id="rId398" w:history="1">
-        <w:r>
-          <w:rPr>
-            <w:rStyle w:val="Hyperlink14"/>
-          </w:rPr>
-          <w:t>47</w:t>
-        </w:r>
-      </w:hyperlink>
-      <w:hyperlink r:id="rId399" w:history="1">
         <w:r>
           <w:rPr>
             <w:rStyle w:val="NoneB"/>
@@ -12752,39 +12825,39 @@
           <w:bCs/>
         </w:rPr>
       </w:pPr>
+      <w:hyperlink r:id="rId399" w:history="1">
+        <w:r>
+          <w:rPr>
+            <w:rStyle w:val="NoneB"/>
+          </w:rPr>
+          <w:t xml:space="preserve">Rose, D., &amp; Harrison, E. (2007). The European socio-economic classification: A new social class schema for comparative European research. </w:t>
+        </w:r>
+      </w:hyperlink>
       <w:hyperlink r:id="rId400" w:history="1">
         <w:r>
           <w:rPr>
-            <w:rStyle w:val="NoneB"/>
-          </w:rPr>
-          <w:t xml:space="preserve">Rose, D., &amp; Harrison, E. (2007). The European socio-economic classification: A new social class schema for comparative European research. </w:t>
+            <w:rStyle w:val="Hyperlink14"/>
+          </w:rPr>
+          <w:t>European Societies</w:t>
         </w:r>
       </w:hyperlink>
       <w:hyperlink r:id="rId401" w:history="1">
         <w:r>
           <w:rPr>
+            <w:rStyle w:val="NoneB"/>
+          </w:rPr>
+          <w:t xml:space="preserve">, </w:t>
+        </w:r>
+      </w:hyperlink>
+      <w:hyperlink r:id="rId402" w:history="1">
+        <w:r>
+          <w:rPr>
             <w:rStyle w:val="Hyperlink14"/>
           </w:rPr>
-          <w:t>European Societies</w:t>
-        </w:r>
-      </w:hyperlink>
-      <w:hyperlink r:id="rId402" w:history="1">
-        <w:r>
-          <w:rPr>
-            <w:rStyle w:val="NoneB"/>
-          </w:rPr>
-          <w:t xml:space="preserve">, </w:t>
+          <w:t>9</w:t>
         </w:r>
       </w:hyperlink>
       <w:hyperlink r:id="rId403" w:history="1">
-        <w:r>
-          <w:rPr>
-            <w:rStyle w:val="Hyperlink14"/>
-          </w:rPr>
-          <w:t>9</w:t>
-        </w:r>
-      </w:hyperlink>
-      <w:hyperlink r:id="rId404" w:history="1">
         <w:r>
           <w:rPr>
             <w:rStyle w:val="NoneB"/>
@@ -12806,23 +12879,23 @@
           <w:bCs/>
         </w:rPr>
       </w:pPr>
+      <w:hyperlink r:id="rId404" w:history="1">
+        <w:r>
+          <w:rPr>
+            <w:rStyle w:val="NoneB"/>
+          </w:rPr>
+          <w:t xml:space="preserve">Sarpila, O., Koivula, A., &amp; Kukkonen, I. (2021). </w:t>
+        </w:r>
+      </w:hyperlink>
       <w:hyperlink r:id="rId405" w:history="1">
         <w:r>
           <w:rPr>
-            <w:rStyle w:val="NoneB"/>
-          </w:rPr>
-          <w:t xml:space="preserve">Sarpila, O., Koivula, A., &amp; Kukkonen, I. (2021). </w:t>
+            <w:rStyle w:val="Hyperlink14"/>
+          </w:rPr>
+          <w:t>Occupation-congruent appearance: A measuremental approach</w:t>
         </w:r>
       </w:hyperlink>
       <w:hyperlink r:id="rId406" w:history="1">
-        <w:r>
-          <w:rPr>
-            <w:rStyle w:val="Hyperlink14"/>
-          </w:rPr>
-          <w:t>Occupation-congruent appearance: A measuremental approach</w:t>
-        </w:r>
-      </w:hyperlink>
-      <w:hyperlink r:id="rId407" w:history="1">
         <w:r>
           <w:rPr>
             <w:rStyle w:val="NoneB"/>
@@ -12844,7 +12917,7 @@
           <w:bCs/>
         </w:rPr>
       </w:pPr>
-      <w:hyperlink r:id="rId408" w:history="1">
+      <w:hyperlink r:id="rId407" w:history="1">
         <w:proofErr w:type="spellStart"/>
         <w:r>
           <w:rPr>
@@ -12945,31 +13018,31 @@
           <w:t xml:space="preserve">aesthetic capital.” </w:t>
         </w:r>
       </w:hyperlink>
+      <w:hyperlink r:id="rId408" w:history="1">
+        <w:r>
+          <w:rPr>
+            <w:rStyle w:val="Hyperlink13"/>
+          </w:rPr>
+          <w:t>Poetics</w:t>
+        </w:r>
+      </w:hyperlink>
       <w:hyperlink r:id="rId409" w:history="1">
         <w:r>
           <w:rPr>
+            <w:rStyle w:val="Hyperlink2"/>
+          </w:rPr>
+          <w:t xml:space="preserve">, </w:t>
+        </w:r>
+      </w:hyperlink>
+      <w:hyperlink r:id="rId410" w:history="1">
+        <w:r>
+          <w:rPr>
             <w:rStyle w:val="Hyperlink13"/>
           </w:rPr>
-          <w:t>Poetics</w:t>
-        </w:r>
-      </w:hyperlink>
-      <w:hyperlink r:id="rId410" w:history="1">
-        <w:r>
-          <w:rPr>
-            <w:rStyle w:val="Hyperlink2"/>
-          </w:rPr>
-          <w:t xml:space="preserve">, </w:t>
+          <w:t>82</w:t>
         </w:r>
       </w:hyperlink>
       <w:hyperlink r:id="rId411" w:history="1">
-        <w:r>
-          <w:rPr>
-            <w:rStyle w:val="Hyperlink13"/>
-          </w:rPr>
-          <w:t>82</w:t>
-        </w:r>
-      </w:hyperlink>
-      <w:hyperlink r:id="rId412" w:history="1">
         <w:r>
           <w:rPr>
             <w:rStyle w:val="Hyperlink2"/>
@@ -12991,73 +13064,73 @@
           <w:bCs/>
         </w:rPr>
       </w:pPr>
+      <w:hyperlink r:id="rId412" w:history="1">
+        <w:proofErr w:type="spellStart"/>
+        <w:r>
+          <w:rPr>
+            <w:rStyle w:val="NoneB"/>
+          </w:rPr>
+          <w:t>Sarpila</w:t>
+        </w:r>
+        <w:proofErr w:type="spellEnd"/>
+        <w:r>
+          <w:rPr>
+            <w:rStyle w:val="NoneB"/>
+          </w:rPr>
+          <w:t xml:space="preserve">, O., </w:t>
+        </w:r>
+        <w:proofErr w:type="spellStart"/>
+        <w:r>
+          <w:rPr>
+            <w:rStyle w:val="NoneB"/>
+          </w:rPr>
+          <w:t>Kukkonen</w:t>
+        </w:r>
+        <w:proofErr w:type="spellEnd"/>
+        <w:r>
+          <w:rPr>
+            <w:rStyle w:val="NoneB"/>
+          </w:rPr>
+          <w:t xml:space="preserve">, I., </w:t>
+        </w:r>
+        <w:proofErr w:type="spellStart"/>
+        <w:r>
+          <w:rPr>
+            <w:rStyle w:val="NoneB"/>
+          </w:rPr>
+          <w:t>Pajunen</w:t>
+        </w:r>
+        <w:proofErr w:type="spellEnd"/>
+        <w:r>
+          <w:rPr>
+            <w:rStyle w:val="NoneB"/>
+          </w:rPr>
+          <w:t xml:space="preserve">, T., &amp; </w:t>
+        </w:r>
+        <w:proofErr w:type="spellStart"/>
+        <w:r>
+          <w:rPr>
+            <w:rStyle w:val="NoneB"/>
+          </w:rPr>
+          <w:t>Åberg</w:t>
+        </w:r>
+        <w:proofErr w:type="spellEnd"/>
+        <w:r>
+          <w:rPr>
+            <w:rStyle w:val="NoneB"/>
+          </w:rPr>
+          <w:t xml:space="preserve">, E. (2021). </w:t>
+        </w:r>
+      </w:hyperlink>
       <w:hyperlink r:id="rId413" w:history="1">
-        <w:proofErr w:type="spellStart"/>
-        <w:r>
-          <w:rPr>
-            <w:rStyle w:val="NoneB"/>
-          </w:rPr>
-          <w:t>Sarpila</w:t>
-        </w:r>
-        <w:proofErr w:type="spellEnd"/>
-        <w:r>
-          <w:rPr>
-            <w:rStyle w:val="NoneB"/>
-          </w:rPr>
-          <w:t xml:space="preserve">, O., </w:t>
-        </w:r>
-        <w:proofErr w:type="spellStart"/>
-        <w:r>
-          <w:rPr>
-            <w:rStyle w:val="NoneB"/>
-          </w:rPr>
-          <w:t>Kukkonen</w:t>
-        </w:r>
-        <w:proofErr w:type="spellEnd"/>
-        <w:r>
-          <w:rPr>
-            <w:rStyle w:val="NoneB"/>
-          </w:rPr>
-          <w:t xml:space="preserve">, I., </w:t>
-        </w:r>
-        <w:proofErr w:type="spellStart"/>
-        <w:r>
-          <w:rPr>
-            <w:rStyle w:val="NoneB"/>
-          </w:rPr>
-          <w:t>Pajunen</w:t>
-        </w:r>
-        <w:proofErr w:type="spellEnd"/>
-        <w:r>
-          <w:rPr>
-            <w:rStyle w:val="NoneB"/>
-          </w:rPr>
-          <w:t xml:space="preserve">, T., &amp; </w:t>
-        </w:r>
-        <w:proofErr w:type="spellStart"/>
-        <w:r>
-          <w:rPr>
-            <w:rStyle w:val="NoneB"/>
-          </w:rPr>
-          <w:t>Åberg</w:t>
-        </w:r>
-        <w:proofErr w:type="spellEnd"/>
-        <w:r>
-          <w:rPr>
-            <w:rStyle w:val="NoneB"/>
-          </w:rPr>
-          <w:t xml:space="preserve">, E. (2021). </w:t>
+        <w:r>
+          <w:rPr>
+            <w:rStyle w:val="Hyperlink14"/>
+          </w:rPr>
+          <w:t>Appearance as capital: The normative regulation of aesthetic capital accumulation and conversion</w:t>
         </w:r>
       </w:hyperlink>
       <w:hyperlink r:id="rId414" w:history="1">
-        <w:r>
-          <w:rPr>
-            <w:rStyle w:val="Hyperlink14"/>
-          </w:rPr>
-          <w:t>Appearance as capital: The normative regulation of aesthetic capital accumulation and conversion</w:t>
-        </w:r>
-      </w:hyperlink>
-      <w:hyperlink r:id="rId415" w:history="1">
         <w:r>
           <w:rPr>
             <w:rStyle w:val="NoneB"/>
@@ -13079,53 +13152,53 @@
           <w:bCs/>
         </w:rPr>
       </w:pPr>
+      <w:hyperlink r:id="rId415" w:history="1">
+        <w:r>
+          <w:rPr>
+            <w:rStyle w:val="NoneB"/>
+          </w:rPr>
+          <w:t xml:space="preserve">Scholz, J., &amp; </w:t>
+        </w:r>
+        <w:proofErr w:type="spellStart"/>
+        <w:r>
+          <w:rPr>
+            <w:rStyle w:val="NoneB"/>
+          </w:rPr>
+          <w:t>Sicinski</w:t>
+        </w:r>
+        <w:proofErr w:type="spellEnd"/>
+        <w:r>
+          <w:rPr>
+            <w:rStyle w:val="NoneB"/>
+          </w:rPr>
+          <w:t xml:space="preserve">, K. (2015). Facial attractiveness and lifetime earnings: Evidence from a cohort study. </w:t>
+        </w:r>
+      </w:hyperlink>
       <w:hyperlink r:id="rId416" w:history="1">
         <w:r>
           <w:rPr>
-            <w:rStyle w:val="NoneB"/>
-          </w:rPr>
-          <w:t xml:space="preserve">Scholz, J., &amp; </w:t>
-        </w:r>
-        <w:proofErr w:type="spellStart"/>
-        <w:r>
-          <w:rPr>
-            <w:rStyle w:val="NoneB"/>
-          </w:rPr>
-          <w:t>Sicinski</w:t>
-        </w:r>
-        <w:proofErr w:type="spellEnd"/>
-        <w:r>
-          <w:rPr>
-            <w:rStyle w:val="NoneB"/>
-          </w:rPr>
-          <w:t xml:space="preserve">, K. (2015). Facial attractiveness and lifetime earnings: Evidence from a cohort study. </w:t>
+            <w:rStyle w:val="Hyperlink14"/>
+          </w:rPr>
+          <w:t>Review of Economics and Statistics</w:t>
         </w:r>
       </w:hyperlink>
       <w:hyperlink r:id="rId417" w:history="1">
         <w:r>
           <w:rPr>
+            <w:rStyle w:val="NoneB"/>
+          </w:rPr>
+          <w:t xml:space="preserve">, </w:t>
+        </w:r>
+      </w:hyperlink>
+      <w:hyperlink r:id="rId418" w:history="1">
+        <w:r>
+          <w:rPr>
             <w:rStyle w:val="Hyperlink14"/>
           </w:rPr>
-          <w:t>Review of Economics and Statistics</w:t>
-        </w:r>
-      </w:hyperlink>
-      <w:hyperlink r:id="rId418" w:history="1">
-        <w:r>
-          <w:rPr>
-            <w:rStyle w:val="NoneB"/>
-          </w:rPr>
-          <w:t xml:space="preserve">, </w:t>
+          <w:t>97</w:t>
         </w:r>
       </w:hyperlink>
       <w:hyperlink r:id="rId419" w:history="1">
-        <w:r>
-          <w:rPr>
-            <w:rStyle w:val="Hyperlink14"/>
-          </w:rPr>
-          <w:t>97</w:t>
-        </w:r>
-      </w:hyperlink>
-      <w:hyperlink r:id="rId420" w:history="1">
         <w:r>
           <w:rPr>
             <w:rStyle w:val="NoneB"/>
@@ -13147,53 +13220,53 @@
           <w:bCs/>
         </w:rPr>
       </w:pPr>
+      <w:hyperlink r:id="rId420" w:history="1">
+        <w:r>
+          <w:rPr>
+            <w:rStyle w:val="NoneB"/>
+          </w:rPr>
+          <w:t xml:space="preserve">Schubert, J., Curran, M. A., &amp; </w:t>
+        </w:r>
+        <w:proofErr w:type="spellStart"/>
+        <w:r>
+          <w:rPr>
+            <w:rStyle w:val="NoneB"/>
+          </w:rPr>
+          <w:t>Strungaru</w:t>
+        </w:r>
+        <w:proofErr w:type="spellEnd"/>
+        <w:r>
+          <w:rPr>
+            <w:rStyle w:val="NoneB"/>
+          </w:rPr>
+          <w:t xml:space="preserve">, C. (2011). Physical attractiveness, issue agreement, and assimilation effects in candidate appraisal. </w:t>
+        </w:r>
+      </w:hyperlink>
       <w:hyperlink r:id="rId421" w:history="1">
         <w:r>
           <w:rPr>
-            <w:rStyle w:val="NoneB"/>
-          </w:rPr>
-          <w:t xml:space="preserve">Schubert, J., Curran, M. A., &amp; </w:t>
-        </w:r>
-        <w:proofErr w:type="spellStart"/>
-        <w:r>
-          <w:rPr>
-            <w:rStyle w:val="NoneB"/>
-          </w:rPr>
-          <w:t>Strungaru</w:t>
-        </w:r>
-        <w:proofErr w:type="spellEnd"/>
-        <w:r>
-          <w:rPr>
-            <w:rStyle w:val="NoneB"/>
-          </w:rPr>
-          <w:t xml:space="preserve">, C. (2011). Physical attractiveness, issue agreement, and assimilation effects in candidate appraisal. </w:t>
+            <w:rStyle w:val="Hyperlink14"/>
+          </w:rPr>
+          <w:t>Politics and the Life Sciences</w:t>
         </w:r>
       </w:hyperlink>
       <w:hyperlink r:id="rId422" w:history="1">
         <w:r>
           <w:rPr>
+            <w:rStyle w:val="NoneB"/>
+          </w:rPr>
+          <w:t xml:space="preserve">, </w:t>
+        </w:r>
+      </w:hyperlink>
+      <w:hyperlink r:id="rId423" w:history="1">
+        <w:r>
+          <w:rPr>
             <w:rStyle w:val="Hyperlink14"/>
           </w:rPr>
-          <w:t>Politics and the Life Sciences</w:t>
-        </w:r>
-      </w:hyperlink>
-      <w:hyperlink r:id="rId423" w:history="1">
-        <w:r>
-          <w:rPr>
-            <w:rStyle w:val="NoneB"/>
-          </w:rPr>
-          <w:t xml:space="preserve">, </w:t>
+          <w:t>30</w:t>
         </w:r>
       </w:hyperlink>
       <w:hyperlink r:id="rId424" w:history="1">
-        <w:r>
-          <w:rPr>
-            <w:rStyle w:val="Hyperlink14"/>
-          </w:rPr>
-          <w:t>30</w:t>
-        </w:r>
-      </w:hyperlink>
-      <w:hyperlink r:id="rId425" w:history="1">
         <w:r>
           <w:rPr>
             <w:rStyle w:val="NoneB"/>
@@ -13215,61 +13288,61 @@
           <w:bCs/>
         </w:rPr>
       </w:pPr>
+      <w:hyperlink r:id="rId425" w:history="1">
+        <w:proofErr w:type="spellStart"/>
+        <w:r>
+          <w:rPr>
+            <w:rStyle w:val="NoneB"/>
+          </w:rPr>
+          <w:t>Sigelman</w:t>
+        </w:r>
+        <w:proofErr w:type="spellEnd"/>
+        <w:r>
+          <w:rPr>
+            <w:rStyle w:val="NoneB"/>
+          </w:rPr>
+          <w:t xml:space="preserve">, L., </w:t>
+        </w:r>
+        <w:proofErr w:type="spellStart"/>
+        <w:r>
+          <w:rPr>
+            <w:rStyle w:val="NoneB"/>
+          </w:rPr>
+          <w:t>Sigelman</w:t>
+        </w:r>
+        <w:proofErr w:type="spellEnd"/>
+        <w:r>
+          <w:rPr>
+            <w:rStyle w:val="NoneB"/>
+          </w:rPr>
+          <w:t xml:space="preserve">, C., &amp; Fowler, C. (1987). A bird of a different feather? An experimental investigation of physical attractiveness and the electability of female candidates. </w:t>
+        </w:r>
+      </w:hyperlink>
       <w:hyperlink r:id="rId426" w:history="1">
-        <w:proofErr w:type="spellStart"/>
-        <w:r>
-          <w:rPr>
-            <w:rStyle w:val="NoneB"/>
-          </w:rPr>
-          <w:t>Sigelman</w:t>
-        </w:r>
-        <w:proofErr w:type="spellEnd"/>
-        <w:r>
-          <w:rPr>
-            <w:rStyle w:val="NoneB"/>
-          </w:rPr>
-          <w:t xml:space="preserve">, L., </w:t>
-        </w:r>
-        <w:proofErr w:type="spellStart"/>
-        <w:r>
-          <w:rPr>
-            <w:rStyle w:val="NoneB"/>
-          </w:rPr>
-          <w:t>Sigelman</w:t>
-        </w:r>
-        <w:proofErr w:type="spellEnd"/>
-        <w:r>
-          <w:rPr>
-            <w:rStyle w:val="NoneB"/>
-          </w:rPr>
-          <w:t xml:space="preserve">, C., &amp; Fowler, C. (1987). A bird of a different feather? An experimental investigation of physical attractiveness and the electability of female candidates. </w:t>
+        <w:r>
+          <w:rPr>
+            <w:rStyle w:val="Hyperlink14"/>
+          </w:rPr>
+          <w:t>Social Psychology Quarterly</w:t>
         </w:r>
       </w:hyperlink>
       <w:hyperlink r:id="rId427" w:history="1">
         <w:r>
           <w:rPr>
+            <w:rStyle w:val="NoneB"/>
+          </w:rPr>
+          <w:t xml:space="preserve">, </w:t>
+        </w:r>
+      </w:hyperlink>
+      <w:hyperlink r:id="rId428" w:history="1">
+        <w:r>
+          <w:rPr>
             <w:rStyle w:val="Hyperlink14"/>
           </w:rPr>
-          <w:t>Social Psychology Quarterly</w:t>
-        </w:r>
-      </w:hyperlink>
-      <w:hyperlink r:id="rId428" w:history="1">
-        <w:r>
-          <w:rPr>
-            <w:rStyle w:val="NoneB"/>
-          </w:rPr>
-          <w:t xml:space="preserve">, </w:t>
+          <w:t>50</w:t>
         </w:r>
       </w:hyperlink>
       <w:hyperlink r:id="rId429" w:history="1">
-        <w:r>
-          <w:rPr>
-            <w:rStyle w:val="Hyperlink14"/>
-          </w:rPr>
-          <w:t>50</w:t>
-        </w:r>
-      </w:hyperlink>
-      <w:hyperlink r:id="rId430" w:history="1">
         <w:r>
           <w:rPr>
             <w:rStyle w:val="NoneB"/>
@@ -13286,7 +13359,7 @@
         <w:ind w:left="720" w:hanging="720"/>
         <w:jc w:val="both"/>
       </w:pPr>
-      <w:hyperlink r:id="rId431" w:history="1">
+      <w:hyperlink r:id="rId430" w:history="1">
         <w:proofErr w:type="spellStart"/>
         <w:r>
           <w:rPr>
@@ -13331,31 +13404,31 @@
           <w:t xml:space="preserve">break” when they are Involved in scandals? </w:t>
         </w:r>
       </w:hyperlink>
+      <w:hyperlink r:id="rId431" w:history="1">
+        <w:r>
+          <w:rPr>
+            <w:rStyle w:val="Hyperlink13"/>
+          </w:rPr>
+          <w:t>Political Behavior</w:t>
+        </w:r>
+      </w:hyperlink>
       <w:hyperlink r:id="rId432" w:history="1">
         <w:r>
           <w:rPr>
+            <w:rStyle w:val="Hyperlink2"/>
+          </w:rPr>
+          <w:t xml:space="preserve">, </w:t>
+        </w:r>
+      </w:hyperlink>
+      <w:hyperlink r:id="rId433" w:history="1">
+        <w:r>
+          <w:rPr>
             <w:rStyle w:val="Hyperlink13"/>
           </w:rPr>
-          <w:t>Political Behavior</w:t>
-        </w:r>
-      </w:hyperlink>
-      <w:hyperlink r:id="rId433" w:history="1">
-        <w:r>
-          <w:rPr>
-            <w:rStyle w:val="Hyperlink2"/>
-          </w:rPr>
-          <w:t xml:space="preserve">, </w:t>
+          <w:t>41</w:t>
         </w:r>
       </w:hyperlink>
       <w:hyperlink r:id="rId434" w:history="1">
-        <w:r>
-          <w:rPr>
-            <w:rStyle w:val="Hyperlink13"/>
-          </w:rPr>
-          <w:t>41</w:t>
-        </w:r>
-      </w:hyperlink>
-      <w:hyperlink r:id="rId435" w:history="1">
         <w:r>
           <w:rPr>
             <w:rStyle w:val="Hyperlink2"/>
@@ -13377,53 +13450,53 @@
           <w:bCs/>
         </w:rPr>
       </w:pPr>
+      <w:hyperlink r:id="rId435" w:history="1">
+        <w:r>
+          <w:rPr>
+            <w:rStyle w:val="NoneB"/>
+          </w:rPr>
+          <w:t xml:space="preserve">Todorov, A., </w:t>
+        </w:r>
+        <w:proofErr w:type="spellStart"/>
+        <w:r>
+          <w:rPr>
+            <w:rStyle w:val="NoneB"/>
+          </w:rPr>
+          <w:t>Mandisodza</w:t>
+        </w:r>
+        <w:proofErr w:type="spellEnd"/>
+        <w:r>
+          <w:rPr>
+            <w:rStyle w:val="NoneB"/>
+          </w:rPr>
+          <w:t xml:space="preserve">, A., Goren, A., &amp; Hall, C. (2005). Inferences of competence from faces predict election outcomes. </w:t>
+        </w:r>
+      </w:hyperlink>
       <w:hyperlink r:id="rId436" w:history="1">
         <w:r>
           <w:rPr>
-            <w:rStyle w:val="NoneB"/>
-          </w:rPr>
-          <w:t xml:space="preserve">Todorov, A., </w:t>
-        </w:r>
-        <w:proofErr w:type="spellStart"/>
-        <w:r>
-          <w:rPr>
-            <w:rStyle w:val="NoneB"/>
-          </w:rPr>
-          <w:t>Mandisodza</w:t>
-        </w:r>
-        <w:proofErr w:type="spellEnd"/>
-        <w:r>
-          <w:rPr>
-            <w:rStyle w:val="NoneB"/>
-          </w:rPr>
-          <w:t xml:space="preserve">, A., Goren, A., &amp; Hall, C. (2005). Inferences of competence from faces predict election outcomes. </w:t>
+            <w:rStyle w:val="Hyperlink14"/>
+          </w:rPr>
+          <w:t>Science</w:t>
         </w:r>
       </w:hyperlink>
       <w:hyperlink r:id="rId437" w:history="1">
         <w:r>
           <w:rPr>
+            <w:rStyle w:val="NoneB"/>
+          </w:rPr>
+          <w:t xml:space="preserve">, </w:t>
+        </w:r>
+      </w:hyperlink>
+      <w:hyperlink r:id="rId438" w:history="1">
+        <w:r>
+          <w:rPr>
             <w:rStyle w:val="Hyperlink14"/>
           </w:rPr>
-          <w:t>Science</w:t>
-        </w:r>
-      </w:hyperlink>
-      <w:hyperlink r:id="rId438" w:history="1">
-        <w:r>
-          <w:rPr>
-            <w:rStyle w:val="NoneB"/>
-          </w:rPr>
-          <w:t xml:space="preserve">, </w:t>
+          <w:t>308</w:t>
         </w:r>
       </w:hyperlink>
       <w:hyperlink r:id="rId439" w:history="1">
-        <w:r>
-          <w:rPr>
-            <w:rStyle w:val="Hyperlink14"/>
-          </w:rPr>
-          <w:t>308</w:t>
-        </w:r>
-      </w:hyperlink>
-      <w:hyperlink r:id="rId440" w:history="1">
         <w:r>
           <w:rPr>
             <w:rStyle w:val="NoneB"/>
@@ -13445,31 +13518,31 @@
           <w:bCs/>
         </w:rPr>
       </w:pPr>
+      <w:hyperlink r:id="rId440" w:history="1">
+        <w:proofErr w:type="spellStart"/>
+        <w:r>
+          <w:rPr>
+            <w:rStyle w:val="NoneB"/>
+          </w:rPr>
+          <w:t>Treiman</w:t>
+        </w:r>
+        <w:proofErr w:type="spellEnd"/>
+        <w:r>
+          <w:rPr>
+            <w:rStyle w:val="NoneB"/>
+          </w:rPr>
+          <w:t xml:space="preserve">, D. J. (1977). </w:t>
+        </w:r>
+      </w:hyperlink>
       <w:hyperlink r:id="rId441" w:history="1">
-        <w:proofErr w:type="spellStart"/>
-        <w:r>
-          <w:rPr>
-            <w:rStyle w:val="NoneB"/>
-          </w:rPr>
-          <w:t>Treiman</w:t>
-        </w:r>
-        <w:proofErr w:type="spellEnd"/>
-        <w:r>
-          <w:rPr>
-            <w:rStyle w:val="NoneB"/>
-          </w:rPr>
-          <w:t xml:space="preserve">, D. J. (1977). </w:t>
+        <w:r>
+          <w:rPr>
+            <w:rStyle w:val="Hyperlink14"/>
+          </w:rPr>
+          <w:t>Occupational prestige in comparative perspective.</w:t>
         </w:r>
       </w:hyperlink>
       <w:hyperlink r:id="rId442" w:history="1">
-        <w:r>
-          <w:rPr>
-            <w:rStyle w:val="Hyperlink14"/>
-          </w:rPr>
-          <w:t>Occupational prestige in comparative perspective.</w:t>
-        </w:r>
-      </w:hyperlink>
-      <w:hyperlink r:id="rId443" w:history="1">
         <w:r>
           <w:rPr>
             <w:rStyle w:val="NoneB"/>
@@ -13491,53 +13564,53 @@
           <w:bCs/>
         </w:rPr>
       </w:pPr>
+      <w:hyperlink r:id="rId443" w:history="1">
+        <w:r>
+          <w:rPr>
+            <w:rStyle w:val="NoneB"/>
+          </w:rPr>
+          <w:t xml:space="preserve">Tu, M., Gilbert, E. K., &amp; Bono, J. E. (2022). Is beauty more than skin deep? Attractiveness, power, and nonverbal presence in evaluations of </w:t>
+        </w:r>
+        <w:proofErr w:type="spellStart"/>
+        <w:r>
+          <w:rPr>
+            <w:rStyle w:val="NoneB"/>
+          </w:rPr>
+          <w:t>hireability</w:t>
+        </w:r>
+        <w:proofErr w:type="spellEnd"/>
+        <w:r>
+          <w:rPr>
+            <w:rStyle w:val="NoneB"/>
+          </w:rPr>
+          <w:t xml:space="preserve">. </w:t>
+        </w:r>
+      </w:hyperlink>
       <w:hyperlink r:id="rId444" w:history="1">
         <w:r>
           <w:rPr>
-            <w:rStyle w:val="NoneB"/>
-          </w:rPr>
-          <w:t xml:space="preserve">Tu, M., Gilbert, E. K., &amp; Bono, J. E. (2022). Is beauty more than skin deep? Attractiveness, power, and nonverbal presence in evaluations of </w:t>
-        </w:r>
-        <w:proofErr w:type="spellStart"/>
-        <w:r>
-          <w:rPr>
-            <w:rStyle w:val="NoneB"/>
-          </w:rPr>
-          <w:t>hireability</w:t>
-        </w:r>
-        <w:proofErr w:type="spellEnd"/>
-        <w:r>
-          <w:rPr>
-            <w:rStyle w:val="NoneB"/>
-          </w:rPr>
-          <w:t xml:space="preserve">. </w:t>
+            <w:rStyle w:val="Hyperlink14"/>
+          </w:rPr>
+          <w:t>Personnel Psychology</w:t>
         </w:r>
       </w:hyperlink>
       <w:hyperlink r:id="rId445" w:history="1">
         <w:r>
           <w:rPr>
+            <w:rStyle w:val="NoneB"/>
+          </w:rPr>
+          <w:t xml:space="preserve">, </w:t>
+        </w:r>
+      </w:hyperlink>
+      <w:hyperlink r:id="rId446" w:history="1">
+        <w:r>
+          <w:rPr>
             <w:rStyle w:val="Hyperlink14"/>
           </w:rPr>
-          <w:t>Personnel Psychology</w:t>
-        </w:r>
-      </w:hyperlink>
-      <w:hyperlink r:id="rId446" w:history="1">
-        <w:r>
-          <w:rPr>
-            <w:rStyle w:val="NoneB"/>
-          </w:rPr>
-          <w:t xml:space="preserve">, </w:t>
+          <w:t>75</w:t>
         </w:r>
       </w:hyperlink>
       <w:hyperlink r:id="rId447" w:history="1">
-        <w:r>
-          <w:rPr>
-            <w:rStyle w:val="Hyperlink14"/>
-          </w:rPr>
-          <w:t>75</w:t>
-        </w:r>
-      </w:hyperlink>
-      <w:hyperlink r:id="rId448" w:history="1">
         <w:r>
           <w:rPr>
             <w:rStyle w:val="NoneB"/>
@@ -13554,39 +13627,39 @@
         <w:ind w:left="720" w:hanging="720"/>
         <w:jc w:val="both"/>
       </w:pPr>
+      <w:hyperlink r:id="rId448" w:history="1">
+        <w:r>
+          <w:rPr>
+            <w:rStyle w:val="NoneB"/>
+          </w:rPr>
+          <w:t xml:space="preserve">Tversky, A., &amp; Kahneman, D. (1973). Availability: A heuristic for judging frequency and probability. </w:t>
+        </w:r>
+      </w:hyperlink>
       <w:hyperlink r:id="rId449" w:history="1">
         <w:r>
           <w:rPr>
-            <w:rStyle w:val="NoneB"/>
-          </w:rPr>
-          <w:t xml:space="preserve">Tversky, A., &amp; Kahneman, D. (1973). Availability: A heuristic for judging frequency and probability. </w:t>
+            <w:rStyle w:val="Hyperlink14"/>
+          </w:rPr>
+          <w:t>Cognitive Psychology</w:t>
         </w:r>
       </w:hyperlink>
       <w:hyperlink r:id="rId450" w:history="1">
         <w:r>
           <w:rPr>
+            <w:rStyle w:val="NoneB"/>
+          </w:rPr>
+          <w:t xml:space="preserve">, </w:t>
+        </w:r>
+      </w:hyperlink>
+      <w:hyperlink r:id="rId451" w:history="1">
+        <w:r>
+          <w:rPr>
             <w:rStyle w:val="Hyperlink14"/>
           </w:rPr>
-          <w:t>Cognitive Psychology</w:t>
-        </w:r>
-      </w:hyperlink>
-      <w:hyperlink r:id="rId451" w:history="1">
-        <w:r>
-          <w:rPr>
-            <w:rStyle w:val="NoneB"/>
-          </w:rPr>
-          <w:t xml:space="preserve">, </w:t>
+          <w:t>5</w:t>
         </w:r>
       </w:hyperlink>
       <w:hyperlink r:id="rId452" w:history="1">
-        <w:r>
-          <w:rPr>
-            <w:rStyle w:val="Hyperlink14"/>
-          </w:rPr>
-          <w:t>5</w:t>
-        </w:r>
-      </w:hyperlink>
-      <w:hyperlink r:id="rId453" w:history="1">
         <w:r>
           <w:rPr>
             <w:rStyle w:val="NoneB"/>
@@ -13606,39 +13679,39 @@
           <w:rStyle w:val="NoneB"/>
         </w:rPr>
       </w:pPr>
+      <w:hyperlink r:id="rId453" w:history="1">
+        <w:r>
+          <w:rPr>
+            <w:rStyle w:val="NoneB"/>
+          </w:rPr>
+          <w:t xml:space="preserve">Tversky, A., &amp; Kahneman, D. (1974). Judgment under uncertainty: Heuristics and biases. </w:t>
+        </w:r>
+      </w:hyperlink>
       <w:hyperlink r:id="rId454" w:history="1">
         <w:r>
           <w:rPr>
-            <w:rStyle w:val="NoneB"/>
-          </w:rPr>
-          <w:t xml:space="preserve">Tversky, A., &amp; Kahneman, D. (1974). Judgment under uncertainty: Heuristics and biases. </w:t>
+            <w:rStyle w:val="Hyperlink14"/>
+          </w:rPr>
+          <w:t>Science</w:t>
         </w:r>
       </w:hyperlink>
       <w:hyperlink r:id="rId455" w:history="1">
         <w:r>
           <w:rPr>
+            <w:rStyle w:val="NoneB"/>
+          </w:rPr>
+          <w:t xml:space="preserve">, </w:t>
+        </w:r>
+      </w:hyperlink>
+      <w:hyperlink r:id="rId456" w:history="1">
+        <w:r>
+          <w:rPr>
             <w:rStyle w:val="Hyperlink14"/>
           </w:rPr>
-          <w:t>Science</w:t>
-        </w:r>
-      </w:hyperlink>
-      <w:hyperlink r:id="rId456" w:history="1">
-        <w:r>
-          <w:rPr>
-            <w:rStyle w:val="NoneB"/>
-          </w:rPr>
-          <w:t xml:space="preserve">, </w:t>
+          <w:t>185</w:t>
         </w:r>
       </w:hyperlink>
       <w:hyperlink r:id="rId457" w:history="1">
-        <w:r>
-          <w:rPr>
-            <w:rStyle w:val="Hyperlink14"/>
-          </w:rPr>
-          <w:t>185</w:t>
-        </w:r>
-      </w:hyperlink>
-      <w:hyperlink r:id="rId458" w:history="1">
         <w:r>
           <w:rPr>
             <w:rStyle w:val="NoneB"/>
@@ -13698,7 +13771,7 @@
           <w:bCs/>
         </w:rPr>
       </w:pPr>
-      <w:hyperlink r:id="rId459" w:history="1">
+      <w:hyperlink r:id="rId458" w:history="1">
         <w:proofErr w:type="spellStart"/>
         <w:r>
           <w:rPr>
@@ -13744,31 +13817,31 @@
           <w:t xml:space="preserve">s perception and judgment of social class. </w:t>
         </w:r>
       </w:hyperlink>
+      <w:hyperlink r:id="rId459" w:history="1">
+        <w:r>
+          <w:rPr>
+            <w:rStyle w:val="Hyperlink13"/>
+          </w:rPr>
+          <w:t>Sociology</w:t>
+        </w:r>
+      </w:hyperlink>
       <w:hyperlink r:id="rId460" w:history="1">
         <w:r>
           <w:rPr>
+            <w:rStyle w:val="Hyperlink2"/>
+          </w:rPr>
+          <w:t xml:space="preserve">, </w:t>
+        </w:r>
+      </w:hyperlink>
+      <w:hyperlink r:id="rId461" w:history="1">
+        <w:r>
+          <w:rPr>
             <w:rStyle w:val="Hyperlink13"/>
           </w:rPr>
-          <w:t>Sociology</w:t>
-        </w:r>
-      </w:hyperlink>
-      <w:hyperlink r:id="rId461" w:history="1">
-        <w:r>
-          <w:rPr>
-            <w:rStyle w:val="Hyperlink2"/>
-          </w:rPr>
-          <w:t xml:space="preserve">, </w:t>
+          <w:t>55</w:t>
         </w:r>
       </w:hyperlink>
       <w:hyperlink r:id="rId462" w:history="1">
-        <w:r>
-          <w:rPr>
-            <w:rStyle w:val="Hyperlink13"/>
-          </w:rPr>
-          <w:t>55</w:t>
-        </w:r>
-      </w:hyperlink>
-      <w:hyperlink r:id="rId463" w:history="1">
         <w:r>
           <w:rPr>
             <w:rStyle w:val="Hyperlink2"/>
@@ -13790,47 +13863,47 @@
           <w:bCs/>
         </w:rPr>
       </w:pPr>
+      <w:hyperlink r:id="rId463" w:history="1">
+        <w:proofErr w:type="spellStart"/>
+        <w:r>
+          <w:rPr>
+            <w:rStyle w:val="NoneB"/>
+          </w:rPr>
+          <w:t>Waltl</w:t>
+        </w:r>
+        <w:proofErr w:type="spellEnd"/>
+        <w:r>
+          <w:rPr>
+            <w:rStyle w:val="NoneB"/>
+          </w:rPr>
+          <w:t xml:space="preserve">, S. (2022). Wealth inequality: A hybrid approach toward multidimensional distributional national accounts In Europe. </w:t>
+        </w:r>
+      </w:hyperlink>
       <w:hyperlink r:id="rId464" w:history="1">
-        <w:proofErr w:type="spellStart"/>
-        <w:r>
-          <w:rPr>
-            <w:rStyle w:val="NoneB"/>
-          </w:rPr>
-          <w:t>Waltl</w:t>
-        </w:r>
-        <w:proofErr w:type="spellEnd"/>
-        <w:r>
-          <w:rPr>
-            <w:rStyle w:val="NoneB"/>
-          </w:rPr>
-          <w:t xml:space="preserve">, S. (2022). Wealth inequality: A hybrid approach toward multidimensional distributional national accounts In Europe. </w:t>
+        <w:r>
+          <w:rPr>
+            <w:rStyle w:val="Hyperlink14"/>
+          </w:rPr>
+          <w:t>Review of Income and Wealth</w:t>
         </w:r>
       </w:hyperlink>
       <w:hyperlink r:id="rId465" w:history="1">
         <w:r>
           <w:rPr>
+            <w:rStyle w:val="NoneB"/>
+          </w:rPr>
+          <w:t xml:space="preserve">, </w:t>
+        </w:r>
+      </w:hyperlink>
+      <w:hyperlink r:id="rId466" w:history="1">
+        <w:r>
+          <w:rPr>
             <w:rStyle w:val="Hyperlink14"/>
           </w:rPr>
-          <w:t>Review of Income and Wealth</w:t>
-        </w:r>
-      </w:hyperlink>
-      <w:hyperlink r:id="rId466" w:history="1">
-        <w:r>
-          <w:rPr>
-            <w:rStyle w:val="NoneB"/>
-          </w:rPr>
-          <w:t xml:space="preserve">, </w:t>
+          <w:t>68</w:t>
         </w:r>
       </w:hyperlink>
       <w:hyperlink r:id="rId467" w:history="1">
-        <w:r>
-          <w:rPr>
-            <w:rStyle w:val="Hyperlink14"/>
-          </w:rPr>
-          <w:t>68</w:t>
-        </w:r>
-      </w:hyperlink>
-      <w:hyperlink r:id="rId468" w:history="1">
         <w:r>
           <w:rPr>
             <w:rStyle w:val="NoneB"/>
@@ -13852,39 +13925,39 @@
           <w:bCs/>
         </w:rPr>
       </w:pPr>
+      <w:hyperlink r:id="rId468" w:history="1">
+        <w:r>
+          <w:rPr>
+            <w:rStyle w:val="NoneB"/>
+          </w:rPr>
+          <w:t xml:space="preserve">Webster, M., &amp; Driskell, J. E. (1983). Beauty as status. </w:t>
+        </w:r>
+      </w:hyperlink>
       <w:hyperlink r:id="rId469" w:history="1">
         <w:r>
           <w:rPr>
-            <w:rStyle w:val="NoneB"/>
-          </w:rPr>
-          <w:t xml:space="preserve">Webster, M., &amp; Driskell, J. E. (1983). Beauty as status. </w:t>
+            <w:rStyle w:val="Hyperlink14"/>
+          </w:rPr>
+          <w:t>American Journal of Sociology</w:t>
         </w:r>
       </w:hyperlink>
       <w:hyperlink r:id="rId470" w:history="1">
         <w:r>
           <w:rPr>
+            <w:rStyle w:val="NoneB"/>
+          </w:rPr>
+          <w:t xml:space="preserve">, </w:t>
+        </w:r>
+      </w:hyperlink>
+      <w:hyperlink r:id="rId471" w:history="1">
+        <w:r>
+          <w:rPr>
             <w:rStyle w:val="Hyperlink14"/>
           </w:rPr>
-          <w:t>American Journal of Sociology</w:t>
-        </w:r>
-      </w:hyperlink>
-      <w:hyperlink r:id="rId471" w:history="1">
-        <w:r>
-          <w:rPr>
-            <w:rStyle w:val="NoneB"/>
-          </w:rPr>
-          <w:t xml:space="preserve">, </w:t>
+          <w:t>89</w:t>
         </w:r>
       </w:hyperlink>
       <w:hyperlink r:id="rId472" w:history="1">
-        <w:r>
-          <w:rPr>
-            <w:rStyle w:val="Hyperlink14"/>
-          </w:rPr>
-          <w:t>89</w:t>
-        </w:r>
-      </w:hyperlink>
-      <w:hyperlink r:id="rId473" w:history="1">
         <w:r>
           <w:rPr>
             <w:rStyle w:val="NoneB"/>
@@ -13906,53 +13979,53 @@
           <w:bCs/>
         </w:rPr>
       </w:pPr>
+      <w:hyperlink r:id="rId473" w:history="1">
+        <w:r>
+          <w:rPr>
+            <w:rStyle w:val="NoneB"/>
+          </w:rPr>
+          <w:t xml:space="preserve">Wigginton, M., &amp; </w:t>
+        </w:r>
+        <w:proofErr w:type="spellStart"/>
+        <w:r>
+          <w:rPr>
+            <w:rStyle w:val="NoneB"/>
+          </w:rPr>
+          <w:t>Stockemer</w:t>
+        </w:r>
+        <w:proofErr w:type="spellEnd"/>
+        <w:r>
+          <w:rPr>
+            <w:rStyle w:val="NoneB"/>
+          </w:rPr>
+          <w:t xml:space="preserve">, D. (2021). The limits of the attractiveness premium in elections. </w:t>
+        </w:r>
+      </w:hyperlink>
       <w:hyperlink r:id="rId474" w:history="1">
         <w:r>
           <w:rPr>
-            <w:rStyle w:val="NoneB"/>
-          </w:rPr>
-          <w:t xml:space="preserve">Wigginton, M., &amp; </w:t>
-        </w:r>
-        <w:proofErr w:type="spellStart"/>
-        <w:r>
-          <w:rPr>
-            <w:rStyle w:val="NoneB"/>
-          </w:rPr>
-          <w:t>Stockemer</w:t>
-        </w:r>
-        <w:proofErr w:type="spellEnd"/>
-        <w:r>
-          <w:rPr>
-            <w:rStyle w:val="NoneB"/>
-          </w:rPr>
-          <w:t xml:space="preserve">, D. (2021). The limits of the attractiveness premium in elections. </w:t>
+            <w:rStyle w:val="Hyperlink14"/>
+          </w:rPr>
+          <w:t>Electoral Studies</w:t>
         </w:r>
       </w:hyperlink>
       <w:hyperlink r:id="rId475" w:history="1">
         <w:r>
           <w:rPr>
+            <w:rStyle w:val="NoneB"/>
+          </w:rPr>
+          <w:t xml:space="preserve">, </w:t>
+        </w:r>
+      </w:hyperlink>
+      <w:hyperlink r:id="rId476" w:history="1">
+        <w:r>
+          <w:rPr>
             <w:rStyle w:val="Hyperlink14"/>
           </w:rPr>
-          <w:t>Electoral Studies</w:t>
-        </w:r>
-      </w:hyperlink>
-      <w:hyperlink r:id="rId476" w:history="1">
-        <w:r>
-          <w:rPr>
-            <w:rStyle w:val="NoneB"/>
-          </w:rPr>
-          <w:t xml:space="preserve">, </w:t>
+          <w:t>70</w:t>
         </w:r>
       </w:hyperlink>
       <w:hyperlink r:id="rId477" w:history="1">
-        <w:r>
-          <w:rPr>
-            <w:rStyle w:val="Hyperlink14"/>
-          </w:rPr>
-          <w:t>70</w:t>
-        </w:r>
-      </w:hyperlink>
-      <w:hyperlink r:id="rId478" w:history="1">
         <w:r>
           <w:rPr>
             <w:rStyle w:val="NoneB"/>
@@ -13972,15 +14045,15 @@
           <w:rStyle w:val="NoneB"/>
         </w:rPr>
       </w:pPr>
+      <w:hyperlink r:id="rId478" w:history="1">
+        <w:r>
+          <w:rPr>
+            <w:rStyle w:val="Hyperlink2"/>
+          </w:rPr>
+          <w:t xml:space="preserve">Wilkinson, R., &amp; Pickett, K. (2020). </w:t>
+        </w:r>
+      </w:hyperlink>
       <w:hyperlink r:id="rId479" w:history="1">
-        <w:r>
-          <w:rPr>
-            <w:rStyle w:val="Hyperlink2"/>
-          </w:rPr>
-          <w:t xml:space="preserve">Wilkinson, R., &amp; Pickett, K. (2020). </w:t>
-        </w:r>
-      </w:hyperlink>
-      <w:hyperlink r:id="rId480" w:history="1">
         <w:r>
           <w:rPr>
             <w:rStyle w:val="Hyperlink13"/>
@@ -14003,7 +14076,7 @@
           <w:t>s well-being</w:t>
         </w:r>
       </w:hyperlink>
-      <w:hyperlink r:id="rId481" w:history="1">
+      <w:hyperlink r:id="rId480" w:history="1">
         <w:r>
           <w:rPr>
             <w:rStyle w:val="Hyperlink2"/>
@@ -14083,41 +14156,41 @@
         <w:ind w:left="720" w:hanging="720"/>
         <w:jc w:val="both"/>
       </w:pPr>
+      <w:hyperlink r:id="rId481" w:history="1">
+        <w:r>
+          <w:rPr>
+            <w:rStyle w:val="NoneB"/>
+          </w:rPr>
+          <w:t xml:space="preserve">Wong, J. S., &amp; Penner, A. M. (2016). Gender and the returns to attractiveness. </w:t>
+        </w:r>
+      </w:hyperlink>
       <w:hyperlink r:id="rId482" w:history="1">
         <w:r>
           <w:rPr>
-            <w:rStyle w:val="NoneB"/>
-          </w:rPr>
-          <w:t xml:space="preserve">Wong, J. S., &amp; Penner, A. M. (2016). Gender and the returns to attractiveness. </w:t>
+            <w:rStyle w:val="Hyperlink14"/>
+          </w:rPr>
+          <w:t>Research in Social Stratification and Mobility</w:t>
         </w:r>
       </w:hyperlink>
       <w:hyperlink r:id="rId483" w:history="1">
         <w:r>
           <w:rPr>
+            <w:rStyle w:val="NoneB"/>
+          </w:rPr>
+          <w:t xml:space="preserve">, </w:t>
+        </w:r>
+      </w:hyperlink>
+      <w:hyperlink r:id="rId484" w:history="1">
+        <w:r>
+          <w:rPr>
             <w:rStyle w:val="Hyperlink14"/>
           </w:rPr>
-          <w:t>Research in Social Stratification and Mobility</w:t>
-        </w:r>
-      </w:hyperlink>
-      <w:hyperlink r:id="rId484" w:history="1">
-        <w:r>
-          <w:rPr>
-            <w:rStyle w:val="NoneB"/>
-          </w:rPr>
-          <w:t xml:space="preserve">, </w:t>
+          <w:t>44</w:t>
         </w:r>
       </w:hyperlink>
       <w:hyperlink r:id="rId485" w:history="1">
         <w:r>
           <w:rPr>
-            <w:rStyle w:val="Hyperlink14"/>
-          </w:rPr>
-          <w:t>44</w:t>
-        </w:r>
-      </w:hyperlink>
-      <w:hyperlink r:id="rId486" w:history="1">
-        <w:r>
-          <w:rPr>
             <w:rStyle w:val="NoneB"/>
           </w:rPr>
           <w:t>, 113–123.</w:t>
@@ -14125,7 +14198,7 @@
       </w:hyperlink>
     </w:p>
     <w:sectPr>
-      <w:headerReference w:type="default" r:id="rId487"/>
+      <w:headerReference w:type="default" r:id="rId486"/>
       <w:pgSz w:w="11900" w:h="16840"/>
       <w:pgMar w:top="1440" w:right="1440" w:bottom="1440" w:left="1440" w:header="720" w:footer="720" w:gutter="0"/>
       <w:cols w:space="720"/>
@@ -14522,13 +14595,7 @@
         <w:rPr>
           <w:rStyle w:val="Hyperlink2"/>
         </w:rPr>
-        <w:t xml:space="preserve">attractiveness.” </w:t>
-      </w:r>
-      <w:r>
-        <w:rPr>
-          <w:rStyle w:val="Hyperlink2"/>
-        </w:rPr>
-        <w:t xml:space="preserve">However, the stratification literature often uses it interchangeably with </w:t>
+        <w:t xml:space="preserve">attractiveness.” However, the stratification literature often uses it interchangeably with </w:t>
       </w:r>
       <w:r>
         <w:rPr>
@@ -15441,6 +15508,14 @@
     </w:pPr>
   </w:p>
 </w:hdr>
+</file>
+
+<file path=word/people.xml><?xml version="1.0" encoding="utf-8"?>
+<w15:people xmlns:wpc="http://schemas.microsoft.com/office/word/2010/wordprocessingCanvas" xmlns:cx="http://schemas.microsoft.com/office/drawing/2014/chartex" xmlns:cx1="http://schemas.microsoft.com/office/drawing/2015/9/8/chartex" xmlns:cx2="http://schemas.microsoft.com/office/drawing/2015/10/21/chartex" xmlns:cx3="http://schemas.microsoft.com/office/drawing/2016/5/9/chartex" xmlns:cx4="http://schemas.microsoft.com/office/drawing/2016/5/10/chartex" xmlns:cx5="http://schemas.microsoft.com/office/drawing/2016/5/11/chartex" xmlns:cx6="http://schemas.microsoft.com/office/drawing/2016/5/12/chartex" xmlns:cx7="http://schemas.microsoft.com/office/drawing/2016/5/13/chartex" xmlns:cx8="http://schemas.microsoft.com/office/drawing/2016/5/14/chartex" xmlns:mc="http://schemas.openxmlformats.org/markup-compatibility/2006" xmlns:aink="http://schemas.microsoft.com/office/drawing/2016/ink" xmlns:am3d="http://schemas.microsoft.com/office/drawing/2017/model3d" xmlns:o="urn:schemas-microsoft-com:office:office" xmlns:oel="http://schemas.microsoft.com/office/2019/extlst" xmlns:r="http://schemas.openxmlformats.org/officeDocument/2006/relationships" xmlns:m="http://schemas.openxmlformats.org/officeDocument/2006/math" xmlns:v="urn:schemas-microsoft-com:vml" xmlns:wp14="http://schemas.microsoft.com/office/word/2010/wordprocessingDrawing" xmlns:wp="http://schemas.openxmlformats.org/drawingml/2006/wordprocessingDrawing" xmlns:w10="urn:schemas-microsoft-com:office:word" xmlns:w="http://schemas.openxmlformats.org/wordprocessingml/2006/main" xmlns:w14="http://schemas.microsoft.com/office/word/2010/wordml" xmlns:w15="http://schemas.microsoft.com/office/word/2012/wordml" xmlns:w16cex="http://schemas.microsoft.com/office/word/2018/wordml/cex" xmlns:w16cid="http://schemas.microsoft.com/office/word/2016/wordml/cid" xmlns:w16="http://schemas.microsoft.com/office/word/2018/wordml" xmlns:w16sdtdh="http://schemas.microsoft.com/office/word/2020/wordml/sdtdatahash" xmlns:w16se="http://schemas.microsoft.com/office/word/2015/wordml/symex" xmlns:wpg="http://schemas.microsoft.com/office/word/2010/wordprocessingGroup" xmlns:wpi="http://schemas.microsoft.com/office/word/2010/wordprocessingInk" xmlns:wne="http://schemas.microsoft.com/office/word/2006/wordml" xmlns:wps="http://schemas.microsoft.com/office/word/2010/wordprocessingShape" mc:Ignorable="w14 w15 w16se w16cid w16 w16cex w16sdtdh wp14">
+  <w15:person w15:author="Microsoft Office User">
+    <w15:presenceInfo w15:providerId="None" w15:userId="Microsoft Office User"/>
+  </w15:person>
+</w15:people>
 </file>
 
 <file path=word/styles.xml><?xml version="1.0" encoding="utf-8"?>

--- a/Bahamonde_Sarpila.docx
+++ b/Bahamonde_Sarpila.docx
@@ -6112,21 +6112,7 @@
         <w:rPr>
           <w:rStyle w:val="NoneB"/>
         </w:rPr>
-        <w:t>. We also estimated sev</w:t>
-      </w:r>
-      <w:proofErr w:type="spellStart"/>
-      <w:r>
-        <w:rPr>
-          <w:rStyle w:val="NoneB"/>
-        </w:rPr>
-        <w:t>eral</w:t>
-      </w:r>
-      <w:proofErr w:type="spellEnd"/>
-      <w:r>
-        <w:rPr>
-          <w:rStyle w:val="NoneB"/>
-        </w:rPr>
-        <w:t xml:space="preserve"> other combinations as robustness checks.</w:t>
+        <w:t>. We also estimated several other combinations as robustness checks.</w:t>
       </w:r>
     </w:p>
     <w:p>
@@ -7392,10 +7378,50 @@
           <w:rPr>
             <w:rStyle w:val="NoneB"/>
           </w:rPr>
-          <w:t>we approach our findings with caution. Although we consider our results to be innovative, it is important to acknowledge that the connection between physical appearance, inequality, and elections may not hold true for all types of elections as it does in the Finnish context. For instance, in racially and ethnically diverse environments, the interpretation of a candidate's physical appearance may vary across different segments of society</w:t>
+          <w:t xml:space="preserve">we approach our findings with caution. Although we consider our results to be </w:t>
         </w:r>
       </w:ins>
-      <w:ins w:id="14" w:author="Microsoft Office User" w:date="2023-06-12T13:55:00Z">
+      <w:ins w:id="14" w:author="Microsoft Office User" w:date="2023-06-14T11:41:00Z">
+        <w:r>
+          <w:rPr>
+            <w:rStyle w:val="NoneB"/>
+          </w:rPr>
+          <w:t>novel</w:t>
+        </w:r>
+      </w:ins>
+      <w:ins w:id="15" w:author="Microsoft Office User" w:date="2023-06-12T13:56:00Z">
+        <w:r>
+          <w:rPr>
+            <w:rStyle w:val="NoneB"/>
+          </w:rPr>
+          <w:t xml:space="preserve">, it is important to acknowledge that the connection between physical appearance, inequality, and elections may not hold true for all types of elections as it does in the Finnish context. For instance, in racially and ethnically diverse environments, the interpretation of a candidate's physical appearance may vary across </w:t>
+        </w:r>
+      </w:ins>
+      <w:ins w:id="16" w:author="Microsoft Office User" w:date="2023-06-14T11:45:00Z">
+        <w:r>
+          <w:rPr>
+            <w:rStyle w:val="NoneB"/>
+          </w:rPr>
+          <w:t>these</w:t>
+        </w:r>
+      </w:ins>
+      <w:ins w:id="17" w:author="Microsoft Office User" w:date="2023-06-12T13:56:00Z">
+        <w:r>
+          <w:rPr>
+            <w:rStyle w:val="NoneB"/>
+          </w:rPr>
+          <w:t xml:space="preserve"> </w:t>
+        </w:r>
+      </w:ins>
+      <w:ins w:id="18" w:author="Microsoft Office User" w:date="2023-06-14T11:45:00Z">
+        <w:r>
+          <w:rPr>
+            <w:rStyle w:val="NoneB"/>
+          </w:rPr>
+          <w:t>social groups</w:t>
+        </w:r>
+      </w:ins>
+      <w:ins w:id="19" w:author="Microsoft Office User" w:date="2023-06-12T13:55:00Z">
         <w:r>
           <w:rPr>
             <w:rStyle w:val="NoneB"/>
@@ -7410,7 +7436,7 @@
         <w:spacing w:before="200" w:after="200"/>
         <w:jc w:val="both"/>
       </w:pPr>
-      <w:ins w:id="15" w:author="Microsoft Office User" w:date="2023-06-12T14:04:00Z">
+      <w:ins w:id="20" w:author="Microsoft Office User" w:date="2023-06-12T14:04:00Z">
         <w:r>
           <w:br/>
         </w:r>
@@ -7421,7 +7447,7 @@
           <w:t xml:space="preserve">In order to address potential concerns about the generalizability of our findings, we suggest incorporating comparative designs in future research. These designs would involve comparing various countries and electoral settings, such as elections with differing levels of information availability. For instance, </w:t>
         </w:r>
       </w:ins>
-      <w:ins w:id="16" w:author="Microsoft Office User" w:date="2023-06-12T14:05:00Z">
+      <w:ins w:id="21" w:author="Microsoft Office User" w:date="2023-06-12T14:05:00Z">
         <w:r>
           <w:rPr>
             <w:rStyle w:val="NoneB"/>
@@ -7429,7 +7455,7 @@
           <w:t>in countries</w:t>
         </w:r>
       </w:ins>
-      <w:ins w:id="17" w:author="Microsoft Office User" w:date="2023-06-12T14:04:00Z">
+      <w:ins w:id="22" w:author="Microsoft Office User" w:date="2023-06-12T14:04:00Z">
         <w:r>
           <w:rPr>
             <w:rStyle w:val="NoneB"/>
@@ -7451,8 +7477,8 @@
         <w:spacing w:before="200" w:after="200"/>
         <w:jc w:val="both"/>
       </w:pPr>
-      <w:bookmarkStart w:id="18" w:name="_headingh.2s8eyo1"/>
-      <w:bookmarkEnd w:id="18"/>
+      <w:bookmarkStart w:id="23" w:name="_headingh.2s8eyo1"/>
+      <w:bookmarkEnd w:id="23"/>
       <w:r>
         <w:rPr>
           <w:rStyle w:val="Hyperlink2"/>

--- a/Bahamonde_Sarpila.docx
+++ b/Bahamonde_Sarpila.docx
@@ -130,22 +130,104 @@
         <w:rPr>
           <w:rStyle w:val="Hyperlink2"/>
         </w:rPr>
-        <w:t xml:space="preserve">A consensus seems to exist around physically attractive candidates winning elections more often. Unfortunately, how voters evaluate candidates with socioeconomically (dis)advantageous </w:t>
-      </w:r>
-      <w:r>
-        <w:rPr>
-          <w:rStyle w:val="None"/>
-          <w:rFonts w:ascii="Arial Unicode MS" w:hAnsi="Arial Unicode MS"/>
-          <w:rtl/>
-          <w:lang w:val="ar-SA"/>
-        </w:rPr>
-        <w:t>“</w:t>
-      </w:r>
-      <w:r>
-        <w:rPr>
-          <w:rStyle w:val="Hyperlink2"/>
-        </w:rPr>
-        <w:t>looks” is relatively unknown. To bridge this gap, we studied the electoral consequences of candidates looking upper-class, middle-class, or working-class. Using official electoral data for the 2017 Finnish municipal elections and a novel dataset based on a representative sample of the Finnish population (N=7,920), we found that Finnish citizens systematically vote for candidates who look like they have (and do have) upper-class occupations. Furthermore, the data strongly suggest that a systematic electoral penalty exists, particularly for female candidates who look like they have (and do have) working-class occupations.</w:t>
+        <w:t>A consensus seems to exist around physically attractive candidates winning elections more often. Unfortunately, how voters evaluate candidates with socioeconomically (dis)advantageous</w:t>
+      </w:r>
+      <w:ins w:id="0" w:author="Outi Sarpila" w:date="2023-06-14T14:22:00Z">
+        <w:r>
+          <w:rPr>
+            <w:rStyle w:val="Hyperlink2"/>
+          </w:rPr>
+          <w:t xml:space="preserve"> </w:t>
+        </w:r>
+      </w:ins>
+      <w:commentRangeStart w:id="1"/>
+      <w:del w:id="2" w:author="Outi Sarpila" w:date="2023-06-14T14:21:00Z">
+        <w:r>
+          <w:rPr>
+            <w:rStyle w:val="Hyperlink2"/>
+          </w:rPr>
+          <w:delText xml:space="preserve"> </w:delText>
+        </w:r>
+      </w:del>
+      <w:proofErr w:type="spellStart"/>
+      <w:ins w:id="3" w:author="Outi Sarpila" w:date="2023-06-14T14:21:00Z">
+        <w:r>
+          <w:rPr>
+            <w:rStyle w:val="None"/>
+            <w:rFonts w:ascii="Arial Unicode MS" w:hAnsi="Arial Unicode MS" w:hint="cs"/>
+            <w:rtl/>
+            <w:lang w:val="ar-SA"/>
+          </w:rPr>
+          <w:t>physical</w:t>
+        </w:r>
+      </w:ins>
+      <w:proofErr w:type="spellEnd"/>
+      <w:del w:id="4" w:author="Outi Sarpila" w:date="2023-06-14T14:21:00Z">
+        <w:r>
+          <w:rPr>
+            <w:rStyle w:val="None"/>
+            <w:rFonts w:ascii="Arial Unicode MS" w:hAnsi="Arial Unicode MS"/>
+            <w:rtl/>
+            <w:lang w:val="ar-SA"/>
+          </w:rPr>
+          <w:delText>“</w:delText>
+        </w:r>
+        <w:r>
+          <w:rPr>
+            <w:rStyle w:val="Hyperlink2"/>
+          </w:rPr>
+          <w:delText>looks” i</w:delText>
+        </w:r>
+      </w:del>
+      <w:del w:id="5" w:author="Outi Sarpila" w:date="2023-06-14T14:22:00Z">
+        <w:r>
+          <w:rPr>
+            <w:rStyle w:val="Hyperlink2"/>
+          </w:rPr>
+          <w:delText>s</w:delText>
+        </w:r>
+      </w:del>
+      <w:r>
+        <w:rPr>
+          <w:rStyle w:val="Hyperlink2"/>
+        </w:rPr>
+        <w:t xml:space="preserve"> </w:t>
+      </w:r>
+      <w:ins w:id="6" w:author="Outi Sarpila" w:date="2023-06-14T14:22:00Z">
+        <w:r>
+          <w:rPr>
+            <w:rStyle w:val="Hyperlink2"/>
+          </w:rPr>
+          <w:t>appearance</w:t>
+        </w:r>
+      </w:ins>
+      <w:commentRangeEnd w:id="1"/>
+      <w:r>
+        <w:rPr>
+          <w:rStyle w:val="CommentReference"/>
+          <w:rFonts w:ascii="Times New Roman" w:hAnsi="Times New Roman" w:cs="Times New Roman"/>
+          <w:color w:val="auto"/>
+          <w14:textOutline w14:w="0" w14:cap="rnd" w14:cmpd="sng" w14:algn="ctr">
+            <w14:noFill/>
+            <w14:prstDash w14:val="solid"/>
+            <w14:bevel/>
+          </w14:textOutline>
+        </w:rPr>
+        <w:commentReference w:id="1"/>
+      </w:r>
+      <w:ins w:id="7" w:author="Outi Sarpila" w:date="2023-06-14T14:22:00Z">
+        <w:r>
+          <w:rPr>
+            <w:rStyle w:val="Hyperlink2"/>
+          </w:rPr>
+          <w:t xml:space="preserve"> </w:t>
+        </w:r>
+      </w:ins>
+      <w:r>
+        <w:rPr>
+          <w:rStyle w:val="Hyperlink2"/>
+        </w:rPr>
+        <w:t>relatively unknown. To bridge this gap, we studied the electoral consequences of candidates looking upper-class, middle-class, or working-class. Using official electoral data for the 2017 Finnish municipal elections and a novel dataset based on a representative sample of the Finnish population (N=7,920), we found that Finnish citizens systematically vote for candidates who look like they have (and do have) upper-class occupations. Furthermore, the data strongly suggest that a systematic electoral penalty exists, particularly for female candidates who look like they have (and do have) working-class occupations.</w:t>
       </w:r>
     </w:p>
     <w:p>
@@ -264,8 +346,8 @@
       <w:pPr>
         <w:pStyle w:val="Subtitle"/>
       </w:pPr>
-      <w:bookmarkStart w:id="0" w:name="_headingh.gjdgxs"/>
-      <w:bookmarkEnd w:id="0"/>
+      <w:bookmarkStart w:id="8" w:name="_headingh.gjdgxs"/>
+      <w:bookmarkEnd w:id="8"/>
       <w:r>
         <w:rPr>
           <w:rStyle w:val="NoneB"/>
@@ -302,7 +384,7 @@
         </w:rPr>
         <w:t xml:space="preserve">s physical attractiveness and electoral success </w:t>
       </w:r>
-      <w:hyperlink r:id="rId6" w:history="1">
+      <w:hyperlink r:id="rId10" w:history="1">
         <w:r>
           <w:rPr>
             <w:rStyle w:val="Hyperlink2"/>
@@ -358,7 +440,7 @@
         </w:rPr>
         <w:t xml:space="preserve">. Examples range from high-information electoral events, such as the well-studied Kennedy-Nixon 1960 presidential debate </w:t>
       </w:r>
-      <w:hyperlink r:id="rId7" w:history="1">
+      <w:hyperlink r:id="rId11" w:history="1">
         <w:r>
           <w:rPr>
             <w:rStyle w:val="Hyperlink2"/>
@@ -372,7 +454,7 @@
         </w:rPr>
         <w:t xml:space="preserve">, to low-information (e.g., municipal) elections </w:t>
       </w:r>
-      <w:hyperlink r:id="rId8" w:history="1">
+      <w:hyperlink r:id="rId12" w:history="1">
         <w:r>
           <w:rPr>
             <w:rStyle w:val="Hyperlink2"/>
@@ -439,7 +521,7 @@
         </w:rPr>
         <w:t xml:space="preserve"> dimension of physical appearance. For example, going beyond physical attractiveness, we do not know whether candidates who embody working-class looks perform better or worse in elections where they run against middle- or upper-class-looking candidates and if this potential relationship varies by gender. Overall, we contend that having overlooked the intertwined role of physical appearance and social stratification in voting leaves an important gap in the literature. Since individual perceptions of candidates inform voting decisions (</w:t>
       </w:r>
-      <w:hyperlink r:id="rId9" w:history="1">
+      <w:hyperlink r:id="rId13" w:history="1">
         <w:r>
           <w:rPr>
             <w:rStyle w:val="Hyperlink2"/>
@@ -480,7 +562,7 @@
         </w:rPr>
         <w:t xml:space="preserve">Building on the theory of status characteristics and expectation states </w:t>
       </w:r>
-      <w:hyperlink r:id="rId10" w:history="1">
+      <w:hyperlink r:id="rId14" w:history="1">
         <w:r>
           <w:rPr>
             <w:rStyle w:val="NoneB"/>
@@ -494,7 +576,7 @@
         </w:rPr>
         <w:t xml:space="preserve">, we suggest that the returns of physical appearance vary considerably by subgroup—that is, by combinations of status characteristics </w:t>
       </w:r>
-      <w:hyperlink r:id="rId11" w:history="1">
+      <w:hyperlink r:id="rId15" w:history="1">
         <w:r>
           <w:rPr>
             <w:rStyle w:val="NoneB"/>
@@ -563,7 +645,7 @@
         </w:rPr>
         <w:t xml:space="preserve">Drawing also from the literature on the use of heuristics in elections </w:t>
       </w:r>
-      <w:hyperlink r:id="rId12" w:history="1">
+      <w:hyperlink r:id="rId16" w:history="1">
         <w:r>
           <w:rPr>
             <w:rStyle w:val="Hyperlink2"/>
@@ -649,7 +731,7 @@
         </w:rPr>
         <w:t xml:space="preserve">cheap” heuristic shortcuts affect voting choices, particularly in low-information elections. Importantly, because looks will more likely penalize women </w:t>
       </w:r>
-      <w:hyperlink r:id="rId13" w:history="1">
+      <w:hyperlink r:id="rId17" w:history="1">
         <w:r>
           <w:rPr>
             <w:rStyle w:val="Hyperlink2"/>
@@ -661,14 +743,26 @@
           <w:rPr>
             <w:rStyle w:val="Hyperlink2"/>
           </w:rPr>
-          <w:t>Pajunen</w:t>
+          <w:t>Kukkonen</w:t>
         </w:r>
         <w:proofErr w:type="spellEnd"/>
         <w:r>
           <w:rPr>
             <w:rStyle w:val="Hyperlink2"/>
           </w:rPr>
-          <w:t xml:space="preserve"> et al., 2021)</w:t>
+          <w:t xml:space="preserve"> et al., 202</w:t>
+        </w:r>
+        <w:r>
+          <w:rPr>
+            <w:rStyle w:val="Hyperlink2"/>
+          </w:rPr>
+          <w:t>3</w:t>
+        </w:r>
+        <w:r>
+          <w:rPr>
+            <w:rStyle w:val="Hyperlink2"/>
+          </w:rPr>
+          <w:t>)</w:t>
         </w:r>
       </w:hyperlink>
       <w:r>
@@ -698,6 +792,9 @@
         <w:pStyle w:val="BodyA"/>
         <w:spacing w:before="200" w:after="200"/>
         <w:jc w:val="both"/>
+        <w:rPr>
+          <w:rStyle w:val="Hyperlink2"/>
+        </w:rPr>
       </w:pPr>
       <w:r>
         <w:rPr>
@@ -725,7 +822,344 @@
           <w:rStyle w:val="Hyperlink2"/>
         </w:rPr>
         <w:lastRenderedPageBreak/>
-        <w:t>particular, looking like one has an upper-class, middle-class, or working-class occupation—affects the number of votes the candidate receives. We designed our case study using a high-quality dataset comprising a subsample of high-quality photographs of municipal candidates (N=1,412) and a representative sample of Finns (N=7,920) who rated those pictures according to several dimensions. Critically, we exploit the fact that Finnish candidates use posters that display the candidate</w:t>
+        <w:t xml:space="preserve">particular, looking like one has an upper-class, middle-class, or working-class occupation—affects the number of votes the candidate receives. We designed our case study using a high-quality dataset comprising a subsample of photographs of municipal candidates (N=1,412) and a representative sample of Finns (N=7,920) who rated those pictures according to several dimensions. Critically, </w:t>
+      </w:r>
+      <w:ins w:id="9" w:author="Microsoft Office User" w:date="2023-06-16T13:00:00Z">
+        <w:r>
+          <w:rPr>
+            <w:rStyle w:val="Hyperlink2"/>
+          </w:rPr>
+          <w:t>we capitalize on the use of posters in Finnish municipal elections as the primary strategy for political campaigning. These posters prominently feature the candidate's name, headshot, and occupation</w:t>
+        </w:r>
+      </w:ins>
+      <w:del w:id="10" w:author="Microsoft Office User" w:date="2023-06-16T13:00:00Z">
+        <w:r>
+          <w:rPr>
+            <w:rStyle w:val="Hyperlink2"/>
+          </w:rPr>
+          <w:delText>we exploit the fact that Finnish candidates</w:delText>
+        </w:r>
+      </w:del>
+      <w:ins w:id="11" w:author="Outi Sarpila" w:date="2023-06-14T14:27:00Z">
+        <w:del w:id="12" w:author="Microsoft Office User" w:date="2023-06-16T13:00:00Z">
+          <w:r>
+            <w:rPr>
+              <w:rStyle w:val="Hyperlink2"/>
+            </w:rPr>
+            <w:delText xml:space="preserve"> in municipality elections</w:delText>
+          </w:r>
+        </w:del>
+      </w:ins>
+      <w:del w:id="13" w:author="Microsoft Office User" w:date="2023-06-16T13:00:00Z">
+        <w:r>
+          <w:rPr>
+            <w:rStyle w:val="Hyperlink2"/>
+          </w:rPr>
+          <w:delText xml:space="preserve"> use posters that display the candidate</w:delText>
+        </w:r>
+        <w:r>
+          <w:rPr>
+            <w:rStyle w:val="Hyperlink2"/>
+            <w:rtl/>
+          </w:rPr>
+          <w:delText>’</w:delText>
+        </w:r>
+        <w:r>
+          <w:rPr>
+            <w:rStyle w:val="Hyperlink2"/>
+          </w:rPr>
+          <w:delText>s name, headshot, and occupation as their main strategy for political campaigning</w:delText>
+        </w:r>
+      </w:del>
+      <w:r>
+        <w:rPr>
+          <w:rStyle w:val="Hyperlink2"/>
+        </w:rPr>
+        <w:t xml:space="preserve">. Our findings suggest two main points. First, Finnish citizens systematically vote for candidates that look like they have (and do have) upper-class occupations. Second, candidates who look like they have working-class occupations, especially females, suffer a systematic electoral penalty. That is, Finns systematically punish working-class candidates in the voting booth, even more so if the candidate is a woman. </w:t>
+      </w:r>
+    </w:p>
+    <w:p>
+      <w:pPr>
+        <w:pStyle w:val="BodyA"/>
+        <w:spacing w:before="200" w:after="200"/>
+        <w:jc w:val="both"/>
+      </w:pPr>
+      <w:ins w:id="14" w:author="Microsoft Office User" w:date="2023-06-16T13:05:00Z">
+        <w:r>
+          <w:rPr>
+            <w:rStyle w:val="Hyperlink2"/>
+          </w:rPr>
+          <w:t>Our main contribution is the introduction of the expectation-states theory</w:t>
+        </w:r>
+        <w:r>
+          <w:rPr>
+            <w:rStyle w:val="Hyperlink2"/>
+          </w:rPr>
+          <w:t xml:space="preserve"> </w:t>
+        </w:r>
+      </w:ins>
+      <w:del w:id="15" w:author="Microsoft Office User" w:date="2023-06-16T13:05:00Z">
+        <w:r>
+          <w:rPr>
+            <w:rStyle w:val="Hyperlink2"/>
+          </w:rPr>
+          <w:delText xml:space="preserve">We contribute to the field in several ways. Our main contribution is to introduce the expectation-states theory </w:delText>
+        </w:r>
+      </w:del>
+      <w:hyperlink r:id="rId18" w:history="1">
+        <w:r>
+          <w:rPr>
+            <w:rStyle w:val="Hyperlink2"/>
+          </w:rPr>
+          <w:t>(Webster &amp; Driskell, 1983)</w:t>
+        </w:r>
+      </w:hyperlink>
+      <w:del w:id="16" w:author="Microsoft Office User" w:date="2023-06-16T13:05:00Z">
+        <w:r>
+          <w:rPr>
+            <w:rStyle w:val="Hyperlink2"/>
+          </w:rPr>
+          <w:delText xml:space="preserve">, hoping to bridge the current gap between physical appearance and inequality </w:delText>
+        </w:r>
+      </w:del>
+      <w:ins w:id="17" w:author="Outi Sarpila" w:date="2023-06-14T14:27:00Z">
+        <w:del w:id="18" w:author="Microsoft Office User" w:date="2023-06-16T13:05:00Z">
+          <w:r>
+            <w:rPr>
+              <w:rStyle w:val="Hyperlink2"/>
+            </w:rPr>
+            <w:delText xml:space="preserve">in voting </w:delText>
+          </w:r>
+        </w:del>
+      </w:ins>
+      <w:ins w:id="19" w:author="Microsoft Office User" w:date="2023-06-16T13:05:00Z">
+        <w:r>
+          <w:rPr>
+            <w:rStyle w:val="Hyperlink2"/>
+          </w:rPr>
+          <w:t xml:space="preserve"> </w:t>
+        </w:r>
+        <w:r>
+          <w:rPr>
+            <w:rStyle w:val="Hyperlink2"/>
+          </w:rPr>
+          <w:t>in an effort to bridge the current gap in voting behavior studies, specifically addressing the relationship between physical appearance and inequality.</w:t>
+        </w:r>
+        <w:r>
+          <w:rPr>
+            <w:rStyle w:val="Hyperlink2"/>
+          </w:rPr>
+          <w:t xml:space="preserve"> </w:t>
+        </w:r>
+      </w:ins>
+      <w:hyperlink r:id="rId19" w:history="1">
+        <w:r>
+          <w:rPr>
+            <w:rStyle w:val="Hyperlink2"/>
+          </w:rPr>
+          <w:t>(</w:t>
+        </w:r>
+        <w:proofErr w:type="spellStart"/>
+        <w:r>
+          <w:rPr>
+            <w:rStyle w:val="Hyperlink2"/>
+          </w:rPr>
+          <w:t>Kalick</w:t>
+        </w:r>
+        <w:proofErr w:type="spellEnd"/>
+        <w:r>
+          <w:rPr>
+            <w:rStyle w:val="Hyperlink2"/>
+          </w:rPr>
+          <w:t xml:space="preserve">, 1988; Hamermesh &amp; Biddle, 1994; </w:t>
+        </w:r>
+        <w:proofErr w:type="spellStart"/>
+        <w:r>
+          <w:rPr>
+            <w:rStyle w:val="Hyperlink2"/>
+          </w:rPr>
+          <w:t>Belmi</w:t>
+        </w:r>
+        <w:proofErr w:type="spellEnd"/>
+        <w:r>
+          <w:rPr>
+            <w:rStyle w:val="Hyperlink2"/>
+          </w:rPr>
+          <w:t xml:space="preserve"> &amp; Neale, 2014)</w:t>
+        </w:r>
+      </w:hyperlink>
+      <w:r>
+        <w:rPr>
+          <w:rStyle w:val="NoneB"/>
+        </w:rPr>
+        <w:t xml:space="preserve">. We also make other accompanying contributions. First, we contribute to the candidate-evaluation literature, particularly by presenting an alternative framework that voters use, namely, evaluations based on cues that go beyond physical attractiveness </w:t>
+      </w:r>
+      <w:hyperlink r:id="rId20" w:history="1">
+        <w:r>
+          <w:rPr>
+            <w:rStyle w:val="NoneB"/>
+          </w:rPr>
+          <w:t>(Berggren et al., 2010)</w:t>
+        </w:r>
+      </w:hyperlink>
+      <w:r>
+        <w:rPr>
+          <w:rStyle w:val="NoneB"/>
+        </w:rPr>
+        <w:t xml:space="preserve">. Second, we study social discrimination against women in politics </w:t>
+      </w:r>
+      <w:hyperlink r:id="rId21" w:history="1">
+        <w:r>
+          <w:rPr>
+            <w:rStyle w:val="NoneB"/>
+          </w:rPr>
+          <w:t>(</w:t>
+        </w:r>
+        <w:proofErr w:type="spellStart"/>
+        <w:r>
+          <w:rPr>
+            <w:rStyle w:val="NoneB"/>
+          </w:rPr>
+          <w:t>Ditonto</w:t>
+        </w:r>
+        <w:proofErr w:type="spellEnd"/>
+        <w:r>
+          <w:rPr>
+            <w:rStyle w:val="NoneB"/>
+          </w:rPr>
+          <w:t xml:space="preserve"> &amp; Mattes, 2018; </w:t>
+        </w:r>
+        <w:proofErr w:type="spellStart"/>
+        <w:r>
+          <w:rPr>
+            <w:rStyle w:val="NoneB"/>
+          </w:rPr>
+          <w:t>Krook</w:t>
+        </w:r>
+        <w:proofErr w:type="spellEnd"/>
+        <w:r>
+          <w:rPr>
+            <w:rStyle w:val="NoneB"/>
+          </w:rPr>
+          <w:t xml:space="preserve"> &amp; Restrepo </w:t>
+        </w:r>
+        <w:proofErr w:type="spellStart"/>
+        <w:r>
+          <w:rPr>
+            <w:rStyle w:val="NoneB"/>
+          </w:rPr>
+          <w:t>Sanín</w:t>
+        </w:r>
+        <w:proofErr w:type="spellEnd"/>
+        <w:r>
+          <w:rPr>
+            <w:rStyle w:val="NoneB"/>
+          </w:rPr>
+          <w:t>, 2020)</w:t>
+        </w:r>
+      </w:hyperlink>
+      <w:r>
+        <w:rPr>
+          <w:rStyle w:val="NoneB"/>
+        </w:rPr>
+        <w:t>. Third, from a measurement perspective, we introduce a new method for measuring congruence between physical appearance and occupation (</w:t>
+      </w:r>
+      <w:proofErr w:type="spellStart"/>
+      <w:r>
+        <w:rPr>
+          <w:rStyle w:val="NoneB"/>
+        </w:rPr>
+        <w:t>Sarpila</w:t>
+      </w:r>
+      <w:proofErr w:type="spellEnd"/>
+      <w:r>
+        <w:rPr>
+          <w:rStyle w:val="NoneB"/>
+        </w:rPr>
+        <w:t xml:space="preserve">, </w:t>
+      </w:r>
+      <w:proofErr w:type="spellStart"/>
+      <w:r>
+        <w:rPr>
+          <w:rStyle w:val="NoneB"/>
+        </w:rPr>
+        <w:t>Koivula</w:t>
+      </w:r>
+      <w:proofErr w:type="spellEnd"/>
+      <w:r>
+        <w:rPr>
+          <w:rStyle w:val="NoneB"/>
+        </w:rPr>
+        <w:t xml:space="preserve"> et al., 2021), a concept the literature on physical appearance and candidate evaluation has largely ignored. </w:t>
+      </w:r>
+    </w:p>
+    <w:p>
+      <w:pPr>
+        <w:pStyle w:val="BodyA"/>
+        <w:spacing w:before="200" w:after="200"/>
+        <w:jc w:val="both"/>
+      </w:pPr>
+      <w:r>
+        <w:rPr>
+          <w:rStyle w:val="NoneB"/>
+        </w:rPr>
+        <w:t>This paper is organized as follows. First, we introduce the expectation-states theory, a theoretical framework developed to explain the relationship between physical appearance, social class, and inequality. Second, we discuss the literature on heuristics and candidate evaluation to frame physical appearance as one of the main heuristic devices available to voters for evaluating candidates. Importantly, this section links physical appearance to a heuristic that embodies social inequalities in voting. We then present our case, data, measurement strategy, statistical models, and empirical findings. Finally, we discuss our contribution, outlining its main limitations.</w:t>
+      </w:r>
+    </w:p>
+    <w:p>
+      <w:pPr>
+        <w:pStyle w:val="Subtitle"/>
+        <w:spacing w:before="200" w:after="200"/>
+        <w:jc w:val="both"/>
+      </w:pPr>
+      <w:bookmarkStart w:id="20" w:name="_headingh.5icci8ovbsm4"/>
+      <w:bookmarkEnd w:id="20"/>
+      <w:r>
+        <w:rPr>
+          <w:rStyle w:val="NoneB"/>
+        </w:rPr>
+        <w:t>Physical Appearance as a Locus of Inequality</w:t>
+      </w:r>
+    </w:p>
+    <w:p>
+      <w:pPr>
+        <w:pStyle w:val="BodyA"/>
+        <w:spacing w:before="200" w:after="200"/>
+        <w:jc w:val="both"/>
+      </w:pPr>
+      <w:r>
+        <w:rPr>
+          <w:rStyle w:val="Hyperlink2"/>
+        </w:rPr>
+        <w:t>Most studies on physical attractiveness and socioeconomic outcomes have convincingly shown that social inequalities with a basis in physical appearance are embedded in various fields of life, including marital life (</w:t>
+      </w:r>
+      <w:proofErr w:type="spellStart"/>
+      <w:r>
+        <w:rPr>
+          <w:rStyle w:val="Hyperlink2"/>
+        </w:rPr>
+        <w:t>Jæger</w:t>
+      </w:r>
+      <w:proofErr w:type="spellEnd"/>
+      <w:r>
+        <w:rPr>
+          <w:rStyle w:val="Hyperlink2"/>
+        </w:rPr>
+        <w:t xml:space="preserve">, 2011; McClintock, 2014) and labor markets (for a review, see Hamermesh, 2011; </w:t>
+      </w:r>
+      <w:proofErr w:type="spellStart"/>
+      <w:r>
+        <w:rPr>
+          <w:rStyle w:val="Hyperlink2"/>
+        </w:rPr>
+        <w:t>Maestripieri</w:t>
+      </w:r>
+      <w:proofErr w:type="spellEnd"/>
+      <w:r>
+        <w:rPr>
+          <w:rStyle w:val="Hyperlink2"/>
+        </w:rPr>
+        <w:t xml:space="preserve"> et al., 2017). Ultimately, physical appearance—not just in terms of facial and/or body attractiveness—</w:t>
       </w:r>
       <w:r>
         <w:rPr>
@@ -734,256 +1168,41 @@
           <w:rtl/>
           <w:lang w:val="ar-SA"/>
         </w:rPr>
-        <w:t>’</w:t>
-      </w:r>
-      <w:r>
-        <w:rPr>
-          <w:rStyle w:val="Hyperlink2"/>
-        </w:rPr>
-        <w:t xml:space="preserve">s name, headshot, and occupation as their main strategy for political campaigning. Our findings suggest two main points. First, Finnish citizens systematically vote for candidates that look like they have (and do have) upper-class occupations. Second, candidates who look like they have working-class occupations, especially females, suffer a systematic electoral penalty. That is, Finns systematically punish working-class candidates in the voting booth, even more so if the candidate is a woman. </w:t>
-      </w:r>
-    </w:p>
-    <w:p>
-      <w:pPr>
-        <w:pStyle w:val="BodyA"/>
-        <w:spacing w:before="200" w:after="200"/>
-        <w:jc w:val="both"/>
-      </w:pPr>
-      <w:r>
-        <w:rPr>
-          <w:rStyle w:val="NoneB"/>
-        </w:rPr>
-        <w:t xml:space="preserve">We contribute to the field in several ways. Our main contribution is to introduce the expectation-states theory </w:t>
-      </w:r>
-      <w:hyperlink r:id="rId14" w:history="1">
-        <w:r>
-          <w:rPr>
-            <w:rStyle w:val="NoneB"/>
-          </w:rPr>
-          <w:t>(Webster &amp; Driskell, 1983)</w:t>
-        </w:r>
-      </w:hyperlink>
-      <w:r>
-        <w:rPr>
-          <w:rStyle w:val="NoneB"/>
-        </w:rPr>
-        <w:t xml:space="preserve">, hoping to bridge the current gap between physical appearance and inequality </w:t>
-      </w:r>
-      <w:hyperlink r:id="rId15" w:history="1">
-        <w:r>
-          <w:rPr>
-            <w:rStyle w:val="NoneB"/>
-          </w:rPr>
-          <w:t>(</w:t>
-        </w:r>
-        <w:proofErr w:type="spellStart"/>
-        <w:r>
-          <w:rPr>
-            <w:rStyle w:val="NoneB"/>
-          </w:rPr>
-          <w:t>Kalick</w:t>
-        </w:r>
-        <w:proofErr w:type="spellEnd"/>
-        <w:r>
-          <w:rPr>
-            <w:rStyle w:val="NoneB"/>
-          </w:rPr>
-          <w:t xml:space="preserve">, 1988; Hamermesh &amp; Biddle, 1994; </w:t>
-        </w:r>
-        <w:proofErr w:type="spellStart"/>
-        <w:r>
-          <w:rPr>
-            <w:rStyle w:val="NoneB"/>
-          </w:rPr>
-          <w:t>Belmi</w:t>
-        </w:r>
-        <w:proofErr w:type="spellEnd"/>
-        <w:r>
-          <w:rPr>
-            <w:rStyle w:val="NoneB"/>
-          </w:rPr>
-          <w:t xml:space="preserve"> &amp; Neale, 2014)</w:t>
-        </w:r>
-      </w:hyperlink>
-      <w:r>
-        <w:rPr>
-          <w:rStyle w:val="NoneB"/>
-        </w:rPr>
-        <w:t xml:space="preserve">. We also make other accompanying contributions. First, we contribute to the candidate-evaluation literature, particularly by presenting an alternative framework that voters use, namely, evaluations based on cues that go beyond physical attractiveness </w:t>
-      </w:r>
-      <w:hyperlink r:id="rId16" w:history="1">
-        <w:r>
-          <w:rPr>
-            <w:rStyle w:val="NoneB"/>
-          </w:rPr>
-          <w:t>(Berggren et al., 2010)</w:t>
-        </w:r>
-      </w:hyperlink>
-      <w:r>
-        <w:rPr>
-          <w:rStyle w:val="NoneB"/>
-        </w:rPr>
-        <w:t xml:space="preserve">. Second, we study social discrimination against women in politics </w:t>
-      </w:r>
-      <w:hyperlink r:id="rId17" w:history="1">
-        <w:r>
-          <w:rPr>
-            <w:rStyle w:val="NoneB"/>
-          </w:rPr>
-          <w:t>(</w:t>
-        </w:r>
-        <w:proofErr w:type="spellStart"/>
-        <w:r>
-          <w:rPr>
-            <w:rStyle w:val="NoneB"/>
-          </w:rPr>
-          <w:t>Ditonto</w:t>
-        </w:r>
-        <w:proofErr w:type="spellEnd"/>
-        <w:r>
-          <w:rPr>
-            <w:rStyle w:val="NoneB"/>
-          </w:rPr>
-          <w:t xml:space="preserve"> &amp; Mattes, 2018; </w:t>
-        </w:r>
-        <w:proofErr w:type="spellStart"/>
-        <w:r>
-          <w:rPr>
-            <w:rStyle w:val="NoneB"/>
-          </w:rPr>
-          <w:t>Krook</w:t>
-        </w:r>
-        <w:proofErr w:type="spellEnd"/>
-        <w:r>
-          <w:rPr>
-            <w:rStyle w:val="NoneB"/>
-          </w:rPr>
-          <w:t xml:space="preserve"> &amp; Restrepo </w:t>
-        </w:r>
-        <w:proofErr w:type="spellStart"/>
-        <w:r>
-          <w:rPr>
-            <w:rStyle w:val="NoneB"/>
-          </w:rPr>
-          <w:t>Sanín</w:t>
-        </w:r>
-        <w:proofErr w:type="spellEnd"/>
-        <w:r>
-          <w:rPr>
-            <w:rStyle w:val="NoneB"/>
-          </w:rPr>
-          <w:t>, 2020)</w:t>
-        </w:r>
-      </w:hyperlink>
-      <w:r>
-        <w:rPr>
-          <w:rStyle w:val="NoneB"/>
-        </w:rPr>
-        <w:t>. Third, from a measurement perspective, we introduce a new method for measuring congruence between physical appearance and occupation (</w:t>
+        <w:t>“</w:t>
+      </w:r>
+      <w:r>
+        <w:rPr>
+          <w:rStyle w:val="Hyperlink2"/>
+        </w:rPr>
+        <w:t xml:space="preserve">cue[s] social categories and </w:t>
       </w:r>
       <w:proofErr w:type="spellStart"/>
       <w:r>
         <w:rPr>
-          <w:rStyle w:val="NoneB"/>
-        </w:rPr>
-        <w:t>Sarpila</w:t>
+          <w:rStyle w:val="Hyperlink2"/>
+        </w:rPr>
+        <w:t>signif</w:t>
       </w:r>
       <w:proofErr w:type="spellEnd"/>
       <w:r>
         <w:rPr>
-          <w:rStyle w:val="NoneB"/>
-        </w:rPr>
-        <w:t xml:space="preserve">, </w:t>
+          <w:rStyle w:val="Hyperlink2"/>
+        </w:rPr>
+        <w:t>[</w:t>
       </w:r>
       <w:proofErr w:type="spellStart"/>
       <w:r>
         <w:rPr>
-          <w:rStyle w:val="NoneB"/>
-        </w:rPr>
-        <w:t>Koivula</w:t>
+          <w:rStyle w:val="Hyperlink2"/>
+        </w:rPr>
+        <w:t>ies</w:t>
       </w:r>
       <w:proofErr w:type="spellEnd"/>
       <w:r>
         <w:rPr>
-          <w:rStyle w:val="NoneB"/>
-        </w:rPr>
-        <w:t xml:space="preserve"> et al., 2021), a concept the literature on physical appearance and candidate evaluation has largely ignored. </w:t>
-      </w:r>
-    </w:p>
-    <w:p>
-      <w:pPr>
-        <w:pStyle w:val="BodyA"/>
-        <w:spacing w:before="200" w:after="200"/>
-        <w:jc w:val="both"/>
-      </w:pPr>
-      <w:r>
-        <w:rPr>
-          <w:rStyle w:val="NoneB"/>
-        </w:rPr>
-        <w:t>This paper is organized as follows. First, we introduce the expectation-states theory, a theoretical framework developed to explain the relationship between physical appearance, social class, and inequality. Second, we discuss the literature on heuristics and candidate evaluation to frame physical appearance as one of the main heuristic devices available to voters for evaluating candidates. Importantly, this section links physical appearance to a heuristic that embodies social inequalities in voting. We then present our case, data, measurement strategy, statistical models, and empirical findings. Finally, we discuss our contribution, outlining its main limitations.</w:t>
-      </w:r>
-    </w:p>
-    <w:p>
-      <w:pPr>
-        <w:pStyle w:val="Subtitle"/>
-        <w:spacing w:before="200" w:after="200"/>
-        <w:jc w:val="both"/>
-      </w:pPr>
-      <w:bookmarkStart w:id="1" w:name="_headingh.5icci8ovbsm4"/>
-      <w:bookmarkEnd w:id="1"/>
-      <w:r>
-        <w:rPr>
-          <w:rStyle w:val="NoneB"/>
-        </w:rPr>
-        <w:t>Physical Appearance as a Locus of Inequality</w:t>
-      </w:r>
-    </w:p>
-    <w:p>
-      <w:pPr>
-        <w:pStyle w:val="BodyA"/>
-        <w:spacing w:before="200" w:after="200"/>
-        <w:jc w:val="both"/>
-      </w:pPr>
-      <w:r>
-        <w:rPr>
-          <w:rStyle w:val="Hyperlink2"/>
-        </w:rPr>
-        <w:t>Most studies on physical attractiveness and socioeconomic outcomes have convincingly shown that social inequalities with a basis in physical appearance are embedded in various fields of life, including marital life (</w:t>
-      </w:r>
-      <w:proofErr w:type="spellStart"/>
-      <w:r>
-        <w:rPr>
-          <w:rStyle w:val="Hyperlink2"/>
-        </w:rPr>
-        <w:t>Jæger</w:t>
-      </w:r>
-      <w:proofErr w:type="spellEnd"/>
-      <w:r>
-        <w:rPr>
-          <w:rStyle w:val="Hyperlink2"/>
-        </w:rPr>
-        <w:t xml:space="preserve">, 2011; McClintock, 2014) and labor markets (for a review, see Hamermesh, 2011; </w:t>
-      </w:r>
-      <w:proofErr w:type="spellStart"/>
-      <w:r>
-        <w:rPr>
-          <w:rStyle w:val="Hyperlink2"/>
-        </w:rPr>
-        <w:t>Maestripieri</w:t>
-      </w:r>
-      <w:proofErr w:type="spellEnd"/>
-      <w:r>
-        <w:rPr>
-          <w:rStyle w:val="Hyperlink2"/>
-        </w:rPr>
-        <w:t xml:space="preserve"> et al., 2017). Ultimately, physical appearance—not just in terms of facial and/or body attractiveness</w:t>
-      </w:r>
-      <w:proofErr w:type="gramStart"/>
-      <w:r>
-        <w:rPr>
-          <w:rStyle w:val="Hyperlink2"/>
-        </w:rPr>
-        <w:t>—</w:t>
+          <w:rStyle w:val="Hyperlink2"/>
+        </w:rPr>
+        <w:t xml:space="preserve">] social status,” making it a </w:t>
       </w:r>
       <w:r>
         <w:rPr>
@@ -994,40 +1213,461 @@
         </w:rPr>
         <w:t>“</w:t>
       </w:r>
-      <w:proofErr w:type="gramEnd"/>
-      <w:r>
-        <w:rPr>
-          <w:rStyle w:val="Hyperlink2"/>
-        </w:rPr>
-        <w:t xml:space="preserve">cue[s] social categories and </w:t>
+      <w:r>
+        <w:rPr>
+          <w:rStyle w:val="Hyperlink2"/>
+        </w:rPr>
+        <w:t xml:space="preserve">potentially critical locus of inequality” </w:t>
+      </w:r>
+      <w:hyperlink r:id="rId22" w:history="1">
+        <w:r>
+          <w:rPr>
+            <w:rStyle w:val="Hyperlink2"/>
+          </w:rPr>
+          <w:t>(Monk et al., 2021, p. 196)</w:t>
+        </w:r>
+      </w:hyperlink>
+      <w:r>
+        <w:rPr>
+          <w:rStyle w:val="Hyperlink2"/>
+        </w:rPr>
+        <w:t>.</w:t>
+      </w:r>
+    </w:p>
+    <w:p>
+      <w:pPr>
+        <w:pStyle w:val="BodyA"/>
+        <w:spacing w:before="200" w:after="200"/>
+        <w:jc w:val="both"/>
+        <w:rPr>
+          <w:rStyle w:val="NoneB"/>
+        </w:rPr>
+      </w:pPr>
+      <w:ins w:id="21" w:author="Microsoft Office User" w:date="2023-06-16T13:10:00Z">
+        <w:r>
+          <w:rPr>
+            <w:rStyle w:val="NoneB"/>
+          </w:rPr>
+          <w:t>The theoretical framework we introduce is known as "expectation-states theory," which specifically examines how gender, occupation, race, and attractiveness contribute to social inequalities</w:t>
+        </w:r>
+      </w:ins>
+      <w:del w:id="22" w:author="Microsoft Office User" w:date="2023-06-16T13:10:00Z">
+        <w:r>
+          <w:rPr>
+            <w:rStyle w:val="NoneB"/>
+          </w:rPr>
+          <w:delText xml:space="preserve">The </w:delText>
+        </w:r>
+      </w:del>
+      <w:ins w:id="23" w:author="Outi Sarpila" w:date="2023-06-14T14:58:00Z">
+        <w:del w:id="24" w:author="Microsoft Office User" w:date="2023-06-16T13:10:00Z">
+          <w:r>
+            <w:rPr>
+              <w:rStyle w:val="NoneB"/>
+            </w:rPr>
+            <w:delText>literature under</w:delText>
+          </w:r>
+        </w:del>
+      </w:ins>
+      <w:ins w:id="25" w:author="Outi Sarpila" w:date="2023-06-14T15:19:00Z">
+        <w:del w:id="26" w:author="Microsoft Office User" w:date="2023-06-16T13:10:00Z">
+          <w:r>
+            <w:rPr>
+              <w:rStyle w:val="NoneB"/>
+            </w:rPr>
+            <w:delText xml:space="preserve"> </w:delText>
+          </w:r>
+          <w:r>
+            <w:rPr>
+              <w:rStyle w:val="NoneB"/>
+            </w:rPr>
+            <w:delText xml:space="preserve">theoretical framework called </w:delText>
+          </w:r>
+          <w:r>
+            <w:rPr>
+              <w:rStyle w:val="NoneB"/>
+              <w:rtl/>
+            </w:rPr>
+            <w:delText>“</w:delText>
+          </w:r>
+          <w:r>
+            <w:rPr>
+              <w:rStyle w:val="NoneB"/>
+            </w:rPr>
+            <w:delText>expectation-states theory”</w:delText>
+          </w:r>
+        </w:del>
+      </w:ins>
+      <w:ins w:id="27" w:author="Outi Sarpila" w:date="2023-06-14T15:20:00Z">
+        <w:del w:id="28" w:author="Microsoft Office User" w:date="2023-06-16T13:10:00Z">
+          <w:r>
+            <w:rPr>
+              <w:rStyle w:val="NoneB"/>
+            </w:rPr>
+            <w:delText xml:space="preserve">, </w:delText>
+          </w:r>
+        </w:del>
+      </w:ins>
+      <w:del w:id="29" w:author="Microsoft Office User" w:date="2023-06-16T13:10:00Z">
+        <w:r>
+          <w:rPr>
+            <w:rStyle w:val="NoneB"/>
+          </w:rPr>
+          <w:delText>theory pays special attention to how gender, occupation, and race</w:delText>
+        </w:r>
+      </w:del>
+      <w:ins w:id="30" w:author="Outi Sarpila" w:date="2023-06-14T14:57:00Z">
+        <w:del w:id="31" w:author="Microsoft Office User" w:date="2023-06-16T13:10:00Z">
+          <w:r>
+            <w:rPr>
+              <w:rStyle w:val="NoneB"/>
+            </w:rPr>
+            <w:delText xml:space="preserve">, but also attractiveness, </w:delText>
+          </w:r>
+        </w:del>
+      </w:ins>
+      <w:del w:id="32" w:author="Microsoft Office User" w:date="2023-06-16T13:10:00Z">
+        <w:r>
+          <w:rPr>
+            <w:rStyle w:val="NoneB"/>
+          </w:rPr>
+          <w:delText xml:space="preserve"> can translate into social inequalities</w:delText>
+        </w:r>
+      </w:del>
+      <w:r>
+        <w:rPr>
+          <w:rStyle w:val="NoneB"/>
+        </w:rPr>
+        <w:t xml:space="preserve">. The inequality-producing mechanism occurs in social interactions where activation of norms regarding which social groups are more capable takes place, contributing to social discrimination and inequality </w:t>
+      </w:r>
+      <w:hyperlink r:id="rId23" w:history="1">
+        <w:r>
+          <w:rPr>
+            <w:rStyle w:val="NoneB"/>
+          </w:rPr>
+          <w:t>(</w:t>
+        </w:r>
+        <w:proofErr w:type="spellStart"/>
+        <w:r>
+          <w:rPr>
+            <w:rStyle w:val="NoneB"/>
+          </w:rPr>
+          <w:t>Correll</w:t>
+        </w:r>
+        <w:proofErr w:type="spellEnd"/>
+        <w:r>
+          <w:rPr>
+            <w:rStyle w:val="NoneB"/>
+          </w:rPr>
+          <w:t xml:space="preserve"> &amp; Ridgeway, 2006; Ridgeway, 2011, 2014; Ridgeway &amp; </w:t>
+        </w:r>
+        <w:proofErr w:type="spellStart"/>
+        <w:r>
+          <w:rPr>
+            <w:rStyle w:val="NoneB"/>
+          </w:rPr>
+          <w:t>Correll</w:t>
+        </w:r>
+        <w:proofErr w:type="spellEnd"/>
+        <w:r>
+          <w:rPr>
+            <w:rStyle w:val="NoneB"/>
+          </w:rPr>
+          <w:t>, 2004)</w:t>
+        </w:r>
+      </w:hyperlink>
+      <w:r>
+        <w:rPr>
+          <w:rStyle w:val="NoneB"/>
+        </w:rPr>
+        <w:t xml:space="preserve">. Social norms are shared stereotypes whose significance people actualize in social situations as they combine social categories with value judgments </w:t>
+      </w:r>
+      <w:hyperlink r:id="rId24" w:history="1">
+        <w:r>
+          <w:rPr>
+            <w:rStyle w:val="NoneB"/>
+          </w:rPr>
+          <w:t>(Ridgeway, 2011, 2014</w:t>
+        </w:r>
+        <w:r>
+          <w:rPr>
+            <w:rStyle w:val="NoneB"/>
+          </w:rPr>
+          <w:t>;</w:t>
+        </w:r>
+        <w:r>
+          <w:rPr>
+            <w:rStyle w:val="NoneB"/>
+          </w:rPr>
+          <w:t xml:space="preserve"> Ridgeway &amp; </w:t>
+        </w:r>
+        <w:proofErr w:type="spellStart"/>
+        <w:r>
+          <w:rPr>
+            <w:rStyle w:val="NoneB"/>
+          </w:rPr>
+          <w:t>Correll</w:t>
+        </w:r>
+        <w:proofErr w:type="spellEnd"/>
+        <w:r>
+          <w:rPr>
+            <w:rStyle w:val="NoneB"/>
+          </w:rPr>
+          <w:t>, 2004)</w:t>
+        </w:r>
+      </w:hyperlink>
+      <w:r>
+        <w:rPr>
+          <w:rStyle w:val="NoneB"/>
+        </w:rPr>
+        <w:t xml:space="preserve">. In fact, research shows that physical appearance serves as the main information source for these types of evaluations, particularly in situations where individuals have limited information about the other person (for a review, see Hosoda et al., 2003). </w:t>
+      </w:r>
+      <w:r>
+        <w:rPr>
+          <w:rStyle w:val="NoneB"/>
+        </w:rPr>
+        <w:t>Accordingly, physical attractiveness is similar to other status characteristics, such as gender, race, and occupation, which form the basis for treating people unequally</w:t>
+      </w:r>
+      <w:ins w:id="33" w:author="Microsoft Office User" w:date="2023-06-16T13:16:00Z">
+        <w:r>
+          <w:rPr>
+            <w:rStyle w:val="NoneB"/>
+          </w:rPr>
+          <w:t>.</w:t>
+        </w:r>
+      </w:ins>
+      <w:ins w:id="34" w:author="Outi Sarpila" w:date="2023-06-14T15:02:00Z">
+        <w:r>
+          <w:rPr>
+            <w:rStyle w:val="NoneB"/>
+          </w:rPr>
+          <w:t xml:space="preserve"> </w:t>
+        </w:r>
+      </w:ins>
+      <w:ins w:id="35" w:author="Microsoft Office User" w:date="2023-06-16T13:16:00Z">
+        <w:r>
+          <w:rPr>
+            <w:rStyle w:val="NoneB"/>
+          </w:rPr>
+          <w:t>This holds significant importance as attractive individuals are often perceived as "better" and "more capable" compared to those considered less attractive</w:t>
+        </w:r>
+      </w:ins>
+      <w:ins w:id="36" w:author="Outi Sarpila" w:date="2023-06-14T15:02:00Z">
+        <w:del w:id="37" w:author="Microsoft Office User" w:date="2023-06-16T13:16:00Z">
+          <w:r>
+            <w:rPr>
+              <w:rStyle w:val="NoneB"/>
+            </w:rPr>
+            <w:delText xml:space="preserve">as attractive individuals appear to be </w:delText>
+          </w:r>
+          <w:r>
+            <w:rPr>
+              <w:rStyle w:val="NoneB"/>
+              <w:rtl/>
+            </w:rPr>
+            <w:delText>“</w:delText>
+          </w:r>
+          <w:r>
+            <w:rPr>
+              <w:rStyle w:val="NoneB"/>
+            </w:rPr>
+            <w:delText xml:space="preserve">better” and </w:delText>
+          </w:r>
+          <w:r>
+            <w:rPr>
+              <w:rStyle w:val="NoneB"/>
+              <w:rtl/>
+            </w:rPr>
+            <w:delText>“</w:delText>
+          </w:r>
+          <w:r>
+            <w:rPr>
+              <w:rStyle w:val="NoneB"/>
+            </w:rPr>
+            <w:delText>more capable” than those perceived as less attractive.</w:delText>
+          </w:r>
+        </w:del>
+        <w:r>
+          <w:rPr>
+            <w:rStyle w:val="NoneB"/>
+          </w:rPr>
+          <w:t xml:space="preserve"> </w:t>
+        </w:r>
+      </w:ins>
+      <w:r>
+        <w:rPr>
+          <w:rStyle w:val="NoneB"/>
+        </w:rPr>
+        <w:t xml:space="preserve"> (</w:t>
       </w:r>
       <w:proofErr w:type="spellStart"/>
       <w:r>
         <w:rPr>
-          <w:rStyle w:val="Hyperlink2"/>
-        </w:rPr>
-        <w:t>signif</w:t>
+          <w:rStyle w:val="NoneB"/>
+        </w:rPr>
+        <w:t>Frevert</w:t>
       </w:r>
       <w:proofErr w:type="spellEnd"/>
       <w:r>
         <w:rPr>
-          <w:rStyle w:val="Hyperlink2"/>
-        </w:rPr>
-        <w:t>[</w:t>
+          <w:rStyle w:val="NoneB"/>
+        </w:rPr>
+        <w:t xml:space="preserve"> &amp; Walker, 2014; </w:t>
       </w:r>
       <w:proofErr w:type="spellStart"/>
       <w:r>
         <w:rPr>
-          <w:rStyle w:val="Hyperlink2"/>
-        </w:rPr>
-        <w:t>ies</w:t>
+          <w:rStyle w:val="NoneB"/>
+        </w:rPr>
+        <w:t>Wolbring</w:t>
       </w:r>
       <w:proofErr w:type="spellEnd"/>
       <w:r>
         <w:rPr>
-          <w:rStyle w:val="Hyperlink2"/>
-        </w:rPr>
-        <w:t xml:space="preserve">] social status,” making it a </w:t>
+          <w:rStyle w:val="NoneB"/>
+        </w:rPr>
+        <w:t xml:space="preserve"> &amp; Riordan, 2016; </w:t>
+      </w:r>
+      <w:proofErr w:type="spellStart"/>
+      <w:r>
+        <w:rPr>
+          <w:rStyle w:val="NoneB"/>
+        </w:rPr>
+        <w:t>Kuwabara</w:t>
+      </w:r>
+      <w:proofErr w:type="spellEnd"/>
+      <w:r>
+        <w:rPr>
+          <w:rStyle w:val="NoneB"/>
+        </w:rPr>
+        <w:t xml:space="preserve"> &amp; </w:t>
+      </w:r>
+      <w:proofErr w:type="spellStart"/>
+      <w:r>
+        <w:rPr>
+          <w:rStyle w:val="NoneB"/>
+        </w:rPr>
+        <w:t>Thébaud</w:t>
+      </w:r>
+      <w:proofErr w:type="spellEnd"/>
+      <w:r>
+        <w:rPr>
+          <w:rStyle w:val="NoneB"/>
+        </w:rPr>
+        <w:t>, 2017; see also Webster &amp; Driskell, 1983, for a review).</w:t>
+      </w:r>
+    </w:p>
+    <w:p>
+      <w:pPr>
+        <w:pStyle w:val="BodyA"/>
+        <w:spacing w:before="200" w:after="200"/>
+        <w:jc w:val="both"/>
+      </w:pPr>
+      <w:ins w:id="38" w:author="Outi Sarpila" w:date="2023-06-14T15:04:00Z">
+        <w:del w:id="39" w:author="Microsoft Office User" w:date="2023-06-16T13:23:00Z">
+          <w:r>
+            <w:rPr>
+              <w:rStyle w:val="Hyperlink2"/>
+            </w:rPr>
+            <w:delText>But</w:delText>
+          </w:r>
+        </w:del>
+      </w:ins>
+      <w:ins w:id="40" w:author="Microsoft Office User" w:date="2023-06-16T13:23:00Z">
+        <w:r>
+          <w:rPr>
+            <w:rStyle w:val="Hyperlink2"/>
+          </w:rPr>
+          <w:t>In addition,</w:t>
+        </w:r>
+      </w:ins>
+      <w:r>
+        <w:rPr>
+          <w:rStyle w:val="Hyperlink2"/>
+        </w:rPr>
+        <w:t xml:space="preserve"> the title of an occupation </w:t>
+      </w:r>
+      <w:r>
+        <w:rPr>
+          <w:rStyle w:val="Hyperlink13"/>
+        </w:rPr>
+        <w:t>per se</w:t>
+      </w:r>
+      <w:r>
+        <w:rPr>
+          <w:rStyle w:val="Hyperlink2"/>
+        </w:rPr>
+        <w:t xml:space="preserve"> as well as external cues of occupational status also function as status characteristics. In the long tradition of classifying occupations according to prestige </w:t>
+      </w:r>
+      <w:hyperlink r:id="rId25" w:history="1">
+        <w:r>
+          <w:rPr>
+            <w:rStyle w:val="Hyperlink2"/>
+          </w:rPr>
+          <w:t>(</w:t>
+        </w:r>
+        <w:proofErr w:type="spellStart"/>
+        <w:r>
+          <w:rPr>
+            <w:rStyle w:val="Hyperlink2"/>
+          </w:rPr>
+          <w:t>Treiman</w:t>
+        </w:r>
+        <w:proofErr w:type="spellEnd"/>
+        <w:r>
+          <w:rPr>
+            <w:rStyle w:val="Hyperlink2"/>
+          </w:rPr>
+          <w:t>, 1977)</w:t>
+        </w:r>
+      </w:hyperlink>
+      <w:r>
+        <w:rPr>
+          <w:rStyle w:val="Hyperlink2"/>
+        </w:rPr>
+        <w:t xml:space="preserve">, socioeconomic status </w:t>
+      </w:r>
+      <w:hyperlink r:id="rId26" w:history="1">
+        <w:r>
+          <w:rPr>
+            <w:rStyle w:val="Hyperlink2"/>
+          </w:rPr>
+          <w:t>(</w:t>
+        </w:r>
+        <w:proofErr w:type="spellStart"/>
+        <w:r>
+          <w:rPr>
+            <w:rStyle w:val="Hyperlink2"/>
+          </w:rPr>
+          <w:t>Ganzeboom</w:t>
+        </w:r>
+        <w:proofErr w:type="spellEnd"/>
+        <w:r>
+          <w:rPr>
+            <w:rStyle w:val="Hyperlink2"/>
+          </w:rPr>
+          <w:t xml:space="preserve"> et al., 1992)</w:t>
+        </w:r>
+      </w:hyperlink>
+      <w:r>
+        <w:rPr>
+          <w:rStyle w:val="Hyperlink2"/>
+        </w:rPr>
+        <w:t xml:space="preserve">, and social class </w:t>
+      </w:r>
+      <w:hyperlink r:id="rId27" w:history="1">
+        <w:r>
+          <w:rPr>
+            <w:rStyle w:val="Hyperlink2"/>
+          </w:rPr>
+          <w:t>(Erikson &amp; Goldthorpe, 1992)</w:t>
+        </w:r>
+      </w:hyperlink>
+      <w:r>
+        <w:rPr>
+          <w:rStyle w:val="Hyperlink2"/>
+        </w:rPr>
+        <w:t xml:space="preserve">, occupational sorting has been called the </w:t>
       </w:r>
       <w:r>
         <w:rPr>
@@ -1042,21 +1682,75 @@
         <w:rPr>
           <w:rStyle w:val="Hyperlink2"/>
         </w:rPr>
-        <w:t xml:space="preserve">potentially critical locus of inequality” </w:t>
-      </w:r>
-      <w:hyperlink r:id="rId18" w:history="1">
-        <w:r>
-          <w:rPr>
-            <w:rStyle w:val="Hyperlink2"/>
-          </w:rPr>
-          <w:t>(Monk et al., 2021, p. 196)</w:t>
-        </w:r>
-      </w:hyperlink>
-      <w:r>
-        <w:rPr>
-          <w:rStyle w:val="Hyperlink2"/>
-        </w:rPr>
-        <w:t>.</w:t>
+        <w:t xml:space="preserve">backbone” of stratification research </w:t>
+      </w:r>
+      <w:hyperlink r:id="rId28" w:history="1">
+        <w:r>
+          <w:rPr>
+            <w:rStyle w:val="Hyperlink2"/>
+          </w:rPr>
+          <w:t>(</w:t>
+        </w:r>
+        <w:proofErr w:type="spellStart"/>
+        <w:r>
+          <w:rPr>
+            <w:rStyle w:val="Hyperlink2"/>
+          </w:rPr>
+          <w:t>Ganzeboom</w:t>
+        </w:r>
+        <w:proofErr w:type="spellEnd"/>
+        <w:r>
+          <w:rPr>
+            <w:rStyle w:val="Hyperlink2"/>
+          </w:rPr>
+          <w:t xml:space="preserve"> &amp; </w:t>
+        </w:r>
+        <w:proofErr w:type="spellStart"/>
+        <w:r>
+          <w:rPr>
+            <w:rStyle w:val="Hyperlink2"/>
+          </w:rPr>
+          <w:t>Treiman</w:t>
+        </w:r>
+        <w:proofErr w:type="spellEnd"/>
+        <w:r>
+          <w:rPr>
+            <w:rStyle w:val="Hyperlink2"/>
+          </w:rPr>
+          <w:t>, 1996, p. 202; Rose &amp; Harrison, 2007). Overall, as Rose and Harrison (2007) note</w:t>
+        </w:r>
+      </w:hyperlink>
+      <w:r>
+        <w:rPr>
+          <w:rStyle w:val="Hyperlink2"/>
+        </w:rPr>
+        <w:t xml:space="preserve">, </w:t>
+      </w:r>
+      <w:r>
+        <w:rPr>
+          <w:rStyle w:val="Hyperlink2"/>
+        </w:rPr>
+        <w:t>“</w:t>
+      </w:r>
+      <w:r>
+        <w:rPr>
+          <w:rStyle w:val="Hyperlink2"/>
+        </w:rPr>
+        <w:t xml:space="preserve">[t]he life chances of individuals and families are largely determined by their position in the </w:t>
+      </w:r>
+      <w:proofErr w:type="gramStart"/>
+      <w:r>
+        <w:rPr>
+          <w:rStyle w:val="Hyperlink2"/>
+        </w:rPr>
+        <w:t>market[</w:t>
+      </w:r>
+      <w:proofErr w:type="gramEnd"/>
+      <w:r>
+        <w:rPr>
+          <w:rStyle w:val="Hyperlink2"/>
+        </w:rPr>
+        <w:t xml:space="preserve">,] and occupation is taken to be its central indicator” (p. 460). </w:t>
       </w:r>
     </w:p>
     <w:p>
@@ -1067,9 +1761,205 @@
       </w:pPr>
       <w:r>
         <w:rPr>
-          <w:rStyle w:val="Hyperlink2"/>
-        </w:rPr>
-        <w:t xml:space="preserve">In this paper, we introduce a theoretical framework called </w:t>
+          <w:rStyle w:val="NoneB"/>
+        </w:rPr>
+        <w:t>A</w:t>
+      </w:r>
+      <w:r>
+        <w:rPr>
+          <w:rStyle w:val="NoneB"/>
+        </w:rPr>
+        <w:t xml:space="preserve"> complementary </w:t>
+      </w:r>
+      <w:r>
+        <w:rPr>
+          <w:rStyle w:val="NoneB"/>
+        </w:rPr>
+        <w:t xml:space="preserve">approach that links physical appearance and inequality is the </w:t>
+      </w:r>
+      <w:proofErr w:type="spellStart"/>
+      <w:r>
+        <w:rPr>
+          <w:rStyle w:val="NoneB"/>
+        </w:rPr>
+        <w:t>Bourdieusian</w:t>
+      </w:r>
+      <w:proofErr w:type="spellEnd"/>
+      <w:r>
+        <w:rPr>
+          <w:rStyle w:val="NoneB"/>
+        </w:rPr>
+        <w:t xml:space="preserve"> approach. According to this framework, social classes are based on different types of capital: economic capital (e.g., wealth and income), cultural capital (e.g., educational qualifications, </w:t>
+      </w:r>
+      <w:r>
+        <w:rPr>
+          <w:rStyle w:val="NoneB"/>
+        </w:rPr>
+        <w:t xml:space="preserve">attitudes toward art, culture, clothing, and physical appearance), and social capital (e.g., social relations), the composition and volume of which varies from one social class to another (Bourdieu, 1984, 1986). Thus, for example, the upper class might comprise individuals with relatively higher levels of cultural capital but not excessive incomes (e.g., professors), as well as people with higher incomes but not necessarily much formal education (e.g., successful entrepreneurs; </w:t>
+      </w:r>
+      <w:proofErr w:type="spellStart"/>
+      <w:r>
+        <w:rPr>
+          <w:rStyle w:val="NoneB"/>
+        </w:rPr>
+        <w:t>Flemmen</w:t>
+      </w:r>
+      <w:proofErr w:type="spellEnd"/>
+      <w:r>
+        <w:rPr>
+          <w:rStyle w:val="NoneB"/>
+        </w:rPr>
+        <w:t xml:space="preserve"> et al., 2017). </w:t>
+      </w:r>
+      <w:commentRangeStart w:id="41"/>
+      <w:r>
+        <w:rPr>
+          <w:rStyle w:val="NoneB"/>
+        </w:rPr>
+        <w:t xml:space="preserve">Even more importantly, Bourdieu emphasized the embodied nature of social class: clothing and physical appearance can provide social markers that sort different social classes, according to how individuals dress and look (Bourdieu, 1984). </w:t>
+      </w:r>
+      <w:ins w:id="42" w:author="Outi Sarpila" w:date="2023-06-14T15:12:00Z">
+        <w:r>
+          <w:t xml:space="preserve">The </w:t>
+        </w:r>
+        <w:r>
+          <w:t>occupational title</w:t>
+        </w:r>
+      </w:ins>
+      <w:ins w:id="43" w:author="Outi Sarpila" w:date="2023-06-14T15:22:00Z">
+        <w:r>
+          <w:t xml:space="preserve"> </w:t>
+        </w:r>
+      </w:ins>
+      <w:ins w:id="44" w:author="Outi Sarpila" w:date="2023-06-14T15:12:00Z">
+        <w:r>
+          <w:t xml:space="preserve">in turn, serves as a proxy for social class </w:t>
+        </w:r>
+      </w:ins>
+      <w:ins w:id="45" w:author="Outi Sarpila" w:date="2023-06-14T15:23:00Z">
+        <w:r>
+          <w:t>(which Bourdieu himself also used</w:t>
+        </w:r>
+        <w:r>
+          <w:t xml:space="preserve"> in his empirical analyses</w:t>
+        </w:r>
+        <w:r>
+          <w:t>)</w:t>
+        </w:r>
+        <w:r>
+          <w:t>.</w:t>
+        </w:r>
+      </w:ins>
+      <w:commentRangeEnd w:id="41"/>
+      <w:r>
+        <w:rPr>
+          <w:rStyle w:val="CommentReference"/>
+          <w:rFonts w:ascii="Times New Roman" w:hAnsi="Times New Roman" w:cs="Times New Roman"/>
+          <w:color w:val="auto"/>
+          <w14:textOutline w14:w="0" w14:cap="rnd" w14:cmpd="sng" w14:algn="ctr">
+            <w14:noFill/>
+            <w14:prstDash w14:val="solid"/>
+            <w14:bevel/>
+          </w14:textOutline>
+        </w:rPr>
+        <w:commentReference w:id="41"/>
+      </w:r>
+    </w:p>
+    <w:p>
+      <w:pPr>
+        <w:pStyle w:val="BodyA"/>
+        <w:spacing w:before="200" w:after="200"/>
+        <w:jc w:val="both"/>
+      </w:pPr>
+      <w:r>
+        <w:rPr>
+          <w:rStyle w:val="Hyperlink2"/>
+        </w:rPr>
+        <w:t xml:space="preserve">All in all, the </w:t>
+      </w:r>
+      <w:proofErr w:type="spellStart"/>
+      <w:r>
+        <w:rPr>
+          <w:rStyle w:val="Hyperlink2"/>
+        </w:rPr>
+        <w:t>Bourdieusian</w:t>
+      </w:r>
+      <w:proofErr w:type="spellEnd"/>
+      <w:r>
+        <w:rPr>
+          <w:rStyle w:val="Hyperlink2"/>
+        </w:rPr>
+        <w:t xml:space="preserve"> approach consistently makes the case that social class is embodied. Thus, people not only express their own social class through their appearance but also make inferences about other people's class status based on the way they look (</w:t>
+      </w:r>
+      <w:proofErr w:type="spellStart"/>
+      <w:r>
+        <w:rPr>
+          <w:rStyle w:val="Hyperlink2"/>
+        </w:rPr>
+        <w:t>Kuipers</w:t>
+      </w:r>
+      <w:proofErr w:type="spellEnd"/>
+      <w:r>
+        <w:rPr>
+          <w:rStyle w:val="Hyperlink2"/>
+        </w:rPr>
+        <w:t>, 2015). Thus, styles of grooming (i.e., make-up, hair, and beard styles), clothing (</w:t>
+      </w:r>
+      <w:proofErr w:type="spellStart"/>
+      <w:r>
+        <w:rPr>
+          <w:rStyle w:val="Hyperlink2"/>
+        </w:rPr>
+        <w:t>Skeggs</w:t>
+      </w:r>
+      <w:proofErr w:type="spellEnd"/>
+      <w:r>
+        <w:rPr>
+          <w:rStyle w:val="Hyperlink2"/>
+        </w:rPr>
+        <w:t xml:space="preserve">, 2001; </w:t>
+      </w:r>
+      <w:proofErr w:type="spellStart"/>
+      <w:r>
+        <w:rPr>
+          <w:rStyle w:val="Hyperlink2"/>
+        </w:rPr>
+        <w:t>Nelissen</w:t>
+      </w:r>
+      <w:proofErr w:type="spellEnd"/>
+      <w:r>
+        <w:rPr>
+          <w:rStyle w:val="Hyperlink2"/>
+        </w:rPr>
+        <w:t xml:space="preserve"> &amp; </w:t>
+      </w:r>
+      <w:proofErr w:type="spellStart"/>
+      <w:r>
+        <w:rPr>
+          <w:rStyle w:val="Hyperlink2"/>
+        </w:rPr>
+        <w:t>Meijers</w:t>
+      </w:r>
+      <w:proofErr w:type="spellEnd"/>
+      <w:r>
+        <w:rPr>
+          <w:rStyle w:val="Hyperlink2"/>
+        </w:rPr>
+        <w:t xml:space="preserve">, 2011; Kraus et al. 2013), and body size and shape (Keas &amp; Beer, 1992; cf. </w:t>
+      </w:r>
+      <w:proofErr w:type="spellStart"/>
+      <w:r>
+        <w:rPr>
+          <w:rStyle w:val="Hyperlink2"/>
+        </w:rPr>
+        <w:t>Vandebroeck</w:t>
+      </w:r>
+      <w:proofErr w:type="spellEnd"/>
+      <w:r>
+        <w:rPr>
+          <w:rStyle w:val="Hyperlink2"/>
+        </w:rPr>
+        <w:t xml:space="preserve">, 2016), become cues of social class. Importantly, such cues make a difference, for instance, in </w:t>
       </w:r>
       <w:r>
         <w:rPr>
@@ -1084,7 +1974,63 @@
         <w:rPr>
           <w:rStyle w:val="Hyperlink2"/>
         </w:rPr>
-        <w:t xml:space="preserve">expectation-states theory,” which considers attractiveness a status characteristic. The theory argues that attractive individuals appear to be </w:t>
+        <w:t xml:space="preserve">filtering in” certain job candidates in some labor markets (De </w:t>
+      </w:r>
+      <w:proofErr w:type="spellStart"/>
+      <w:r>
+        <w:rPr>
+          <w:rStyle w:val="Hyperlink2"/>
+        </w:rPr>
+        <w:t>Keere</w:t>
+      </w:r>
+      <w:proofErr w:type="spellEnd"/>
+      <w:r>
+        <w:rPr>
+          <w:rStyle w:val="Hyperlink2"/>
+        </w:rPr>
+        <w:t xml:space="preserve">, 2022; Friedman &amp; </w:t>
+      </w:r>
+      <w:proofErr w:type="spellStart"/>
+      <w:r>
+        <w:rPr>
+          <w:rStyle w:val="Hyperlink2"/>
+        </w:rPr>
+        <w:t>Laurison</w:t>
+      </w:r>
+      <w:proofErr w:type="spellEnd"/>
+      <w:r>
+        <w:rPr>
+          <w:rStyle w:val="Hyperlink2"/>
+        </w:rPr>
+        <w:t xml:space="preserve">, 2020; Mears, 2011). Furthermore, recent research has shown that young children can already classify other people into occupational status categories using attributes of physical appearance as cues </w:t>
+      </w:r>
+      <w:hyperlink r:id="rId29" w:history="1">
+        <w:r>
+          <w:rPr>
+            <w:rStyle w:val="Hyperlink2"/>
+          </w:rPr>
+          <w:t>(</w:t>
+        </w:r>
+        <w:proofErr w:type="spellStart"/>
+        <w:r>
+          <w:rPr>
+            <w:rStyle w:val="Hyperlink2"/>
+          </w:rPr>
+          <w:t>Vandebroeck</w:t>
+        </w:r>
+        <w:proofErr w:type="spellEnd"/>
+        <w:r>
+          <w:rPr>
+            <w:rStyle w:val="Hyperlink2"/>
+          </w:rPr>
+          <w:t>, 2021)</w:t>
+        </w:r>
+      </w:hyperlink>
+      <w:r>
+        <w:rPr>
+          <w:rStyle w:val="Hyperlink2"/>
+        </w:rPr>
+        <w:t xml:space="preserve">. We believe a similar process of occupational status recognition and </w:t>
       </w:r>
       <w:r>
         <w:rPr>
@@ -1099,545 +2045,6 @@
         <w:rPr>
           <w:rStyle w:val="Hyperlink2"/>
         </w:rPr>
-        <w:t xml:space="preserve">better” and </w:t>
-      </w:r>
-      <w:r>
-        <w:rPr>
-          <w:rStyle w:val="None"/>
-          <w:rFonts w:ascii="Arial Unicode MS" w:hAnsi="Arial Unicode MS"/>
-          <w:rtl/>
-          <w:lang w:val="ar-SA"/>
-        </w:rPr>
-        <w:t>“</w:t>
-      </w:r>
-      <w:r>
-        <w:rPr>
-          <w:rStyle w:val="Hyperlink2"/>
-        </w:rPr>
-        <w:t>more capable” than those perceived as less attractive. Accordingly, physical attractiveness is similar to other status characteristics, such as gender, race, and occupation, which form the basis for treating people unequally (</w:t>
-      </w:r>
-      <w:proofErr w:type="spellStart"/>
-      <w:r>
-        <w:rPr>
-          <w:rStyle w:val="Hyperlink2"/>
-        </w:rPr>
-        <w:t>Frevert</w:t>
-      </w:r>
-      <w:proofErr w:type="spellEnd"/>
-      <w:r>
-        <w:rPr>
-          <w:rStyle w:val="Hyperlink2"/>
-        </w:rPr>
-        <w:t xml:space="preserve"> &amp; Walker, 2014; </w:t>
-      </w:r>
-      <w:proofErr w:type="spellStart"/>
-      <w:r>
-        <w:rPr>
-          <w:rStyle w:val="Hyperlink2"/>
-        </w:rPr>
-        <w:lastRenderedPageBreak/>
-        <w:t>Wolbring</w:t>
-      </w:r>
-      <w:proofErr w:type="spellEnd"/>
-      <w:r>
-        <w:rPr>
-          <w:rStyle w:val="Hyperlink2"/>
-        </w:rPr>
-        <w:t xml:space="preserve"> &amp; Riordan, 2016; </w:t>
-      </w:r>
-      <w:proofErr w:type="spellStart"/>
-      <w:r>
-        <w:rPr>
-          <w:rStyle w:val="Hyperlink2"/>
-        </w:rPr>
-        <w:t>Kuwabara</w:t>
-      </w:r>
-      <w:proofErr w:type="spellEnd"/>
-      <w:r>
-        <w:rPr>
-          <w:rStyle w:val="Hyperlink2"/>
-        </w:rPr>
-        <w:t xml:space="preserve"> &amp; </w:t>
-      </w:r>
-      <w:proofErr w:type="spellStart"/>
-      <w:r>
-        <w:rPr>
-          <w:rStyle w:val="Hyperlink2"/>
-        </w:rPr>
-        <w:t>Thébaud</w:t>
-      </w:r>
-      <w:proofErr w:type="spellEnd"/>
-      <w:r>
-        <w:rPr>
-          <w:rStyle w:val="Hyperlink2"/>
-        </w:rPr>
-        <w:t xml:space="preserve">, 2017; see also Webster &amp; Driskell, 1983, for a review). </w:t>
-      </w:r>
-    </w:p>
-    <w:p>
-      <w:pPr>
-        <w:pStyle w:val="BodyA"/>
-        <w:spacing w:before="200" w:after="200"/>
-        <w:jc w:val="both"/>
-      </w:pPr>
-      <w:r>
-        <w:rPr>
-          <w:rStyle w:val="NoneB"/>
-        </w:rPr>
-        <w:t xml:space="preserve">The theory pays special attention to how gender, occupation, and race can translate into social inequalities. The inequality-producing mechanism occurs in social interactions where activation of norms regarding which social groups are more capable takes place, contributing to social discrimination and inequality </w:t>
-      </w:r>
-      <w:hyperlink r:id="rId19" w:history="1">
-        <w:r>
-          <w:rPr>
-            <w:rStyle w:val="NoneB"/>
-          </w:rPr>
-          <w:t>(</w:t>
-        </w:r>
-        <w:proofErr w:type="spellStart"/>
-        <w:r>
-          <w:rPr>
-            <w:rStyle w:val="NoneB"/>
-          </w:rPr>
-          <w:t>Correll</w:t>
-        </w:r>
-        <w:proofErr w:type="spellEnd"/>
-        <w:r>
-          <w:rPr>
-            <w:rStyle w:val="NoneB"/>
-          </w:rPr>
-          <w:t xml:space="preserve"> &amp; Ridgeway, 2006; Ridgeway, 2011, 2014; Ridgeway &amp; </w:t>
-        </w:r>
-        <w:proofErr w:type="spellStart"/>
-        <w:r>
-          <w:rPr>
-            <w:rStyle w:val="NoneB"/>
-          </w:rPr>
-          <w:t>Correll</w:t>
-        </w:r>
-        <w:proofErr w:type="spellEnd"/>
-        <w:r>
-          <w:rPr>
-            <w:rStyle w:val="NoneB"/>
-          </w:rPr>
-          <w:t>, 2004)</w:t>
-        </w:r>
-      </w:hyperlink>
-      <w:r>
-        <w:rPr>
-          <w:rStyle w:val="NoneB"/>
-        </w:rPr>
-        <w:t xml:space="preserve">. Social norms are shared stereotypes whose significance people actualize in social situations as they combine social categories with value judgments </w:t>
-      </w:r>
-      <w:hyperlink r:id="rId20" w:history="1">
-        <w:r>
-          <w:rPr>
-            <w:rStyle w:val="NoneB"/>
-          </w:rPr>
-          <w:t xml:space="preserve">(Ridgeway, 2011, 2014; Ridgeway &amp; </w:t>
-        </w:r>
-        <w:proofErr w:type="spellStart"/>
-        <w:r>
-          <w:rPr>
-            <w:rStyle w:val="NoneB"/>
-          </w:rPr>
-          <w:t>Correll</w:t>
-        </w:r>
-        <w:proofErr w:type="spellEnd"/>
-        <w:r>
-          <w:rPr>
-            <w:rStyle w:val="NoneB"/>
-          </w:rPr>
-          <w:t>, 2004)</w:t>
-        </w:r>
-      </w:hyperlink>
-      <w:r>
-        <w:rPr>
-          <w:rStyle w:val="NoneB"/>
-        </w:rPr>
-        <w:t>. In fact, research shows that physical appearance serves as the main information source for these types of evaluations, particularly in situations where individuals have limited information about the other person (for a review, see Hosoda et al., 2003).</w:t>
-      </w:r>
-    </w:p>
-    <w:p>
-      <w:pPr>
-        <w:pStyle w:val="BodyA"/>
-        <w:spacing w:before="200" w:after="200"/>
-        <w:jc w:val="both"/>
-      </w:pPr>
-      <w:r>
-        <w:rPr>
-          <w:rStyle w:val="Hyperlink2"/>
-        </w:rPr>
-        <w:t xml:space="preserve">The title of an occupation </w:t>
-      </w:r>
-      <w:r>
-        <w:rPr>
-          <w:rStyle w:val="Hyperlink13"/>
-        </w:rPr>
-        <w:t>per se</w:t>
-      </w:r>
-      <w:r>
-        <w:rPr>
-          <w:rStyle w:val="Hyperlink2"/>
-        </w:rPr>
-        <w:t xml:space="preserve"> is also a strong status characteristic. In the long tradition of classifying occupations according to prestige </w:t>
-      </w:r>
-      <w:hyperlink r:id="rId21" w:history="1">
-        <w:r>
-          <w:rPr>
-            <w:rStyle w:val="Hyperlink2"/>
-          </w:rPr>
-          <w:t>(</w:t>
-        </w:r>
-        <w:proofErr w:type="spellStart"/>
-        <w:r>
-          <w:rPr>
-            <w:rStyle w:val="Hyperlink2"/>
-          </w:rPr>
-          <w:t>Treiman</w:t>
-        </w:r>
-        <w:proofErr w:type="spellEnd"/>
-        <w:r>
-          <w:rPr>
-            <w:rStyle w:val="Hyperlink2"/>
-          </w:rPr>
-          <w:t>, 1977)</w:t>
-        </w:r>
-      </w:hyperlink>
-      <w:r>
-        <w:rPr>
-          <w:rStyle w:val="Hyperlink2"/>
-        </w:rPr>
-        <w:t xml:space="preserve">, socioeconomic status </w:t>
-      </w:r>
-      <w:hyperlink r:id="rId22" w:history="1">
-        <w:r>
-          <w:rPr>
-            <w:rStyle w:val="Hyperlink2"/>
-          </w:rPr>
-          <w:t>(</w:t>
-        </w:r>
-        <w:proofErr w:type="spellStart"/>
-        <w:r>
-          <w:rPr>
-            <w:rStyle w:val="Hyperlink2"/>
-          </w:rPr>
-          <w:t>Ganzeboom</w:t>
-        </w:r>
-        <w:proofErr w:type="spellEnd"/>
-        <w:r>
-          <w:rPr>
-            <w:rStyle w:val="Hyperlink2"/>
-          </w:rPr>
-          <w:t xml:space="preserve"> et al., 1992)</w:t>
-        </w:r>
-      </w:hyperlink>
-      <w:r>
-        <w:rPr>
-          <w:rStyle w:val="Hyperlink2"/>
-        </w:rPr>
-        <w:t xml:space="preserve">, and social class </w:t>
-      </w:r>
-      <w:hyperlink r:id="rId23" w:history="1">
-        <w:r>
-          <w:rPr>
-            <w:rStyle w:val="Hyperlink2"/>
-          </w:rPr>
-          <w:t>(Erikson &amp; Goldthorpe, 1992)</w:t>
-        </w:r>
-      </w:hyperlink>
-      <w:r>
-        <w:rPr>
-          <w:rStyle w:val="Hyperlink2"/>
-        </w:rPr>
-        <w:t xml:space="preserve">, occupational sorting has been called the </w:t>
-      </w:r>
-      <w:r>
-        <w:rPr>
-          <w:rStyle w:val="None"/>
-          <w:rFonts w:ascii="Arial Unicode MS" w:hAnsi="Arial Unicode MS"/>
-          <w:rtl/>
-          <w:lang w:val="ar-SA"/>
-        </w:rPr>
-        <w:t>“</w:t>
-      </w:r>
-      <w:r>
-        <w:rPr>
-          <w:rStyle w:val="Hyperlink2"/>
-        </w:rPr>
-        <w:t xml:space="preserve">backbone” of stratification research </w:t>
-      </w:r>
-      <w:hyperlink r:id="rId24" w:history="1">
-        <w:r>
-          <w:rPr>
-            <w:rStyle w:val="Hyperlink2"/>
-          </w:rPr>
-          <w:t>(</w:t>
-        </w:r>
-        <w:proofErr w:type="spellStart"/>
-        <w:r>
-          <w:rPr>
-            <w:rStyle w:val="Hyperlink2"/>
-          </w:rPr>
-          <w:t>Ganzeboom</w:t>
-        </w:r>
-        <w:proofErr w:type="spellEnd"/>
-        <w:r>
-          <w:rPr>
-            <w:rStyle w:val="Hyperlink2"/>
-          </w:rPr>
-          <w:t xml:space="preserve"> &amp; </w:t>
-        </w:r>
-        <w:proofErr w:type="spellStart"/>
-        <w:r>
-          <w:rPr>
-            <w:rStyle w:val="Hyperlink2"/>
-          </w:rPr>
-          <w:t>Treiman</w:t>
-        </w:r>
-        <w:proofErr w:type="spellEnd"/>
-        <w:r>
-          <w:rPr>
-            <w:rStyle w:val="Hyperlink2"/>
-          </w:rPr>
-          <w:t>, 1996, p. 202; Rose &amp; Harrison, 2007). Overall, as Rose and Harrison (2007) note</w:t>
-        </w:r>
-      </w:hyperlink>
-      <w:proofErr w:type="gramStart"/>
-      <w:r>
-        <w:rPr>
-          <w:rStyle w:val="Hyperlink2"/>
-        </w:rPr>
-        <w:t>, ”</w:t>
-      </w:r>
-      <w:proofErr w:type="gramEnd"/>
-      <w:r>
-        <w:rPr>
-          <w:rStyle w:val="Hyperlink2"/>
-        </w:rPr>
-        <w:t xml:space="preserve">[t]he life chances of individuals and families are largely determined by their position in the market[,] and occupation is taken to be its central indicator” (p. 460). </w:t>
-      </w:r>
-    </w:p>
-    <w:p>
-      <w:pPr>
-        <w:pStyle w:val="BodyA"/>
-        <w:spacing w:before="200" w:after="200"/>
-        <w:jc w:val="both"/>
-      </w:pPr>
-      <w:r>
-        <w:rPr>
-          <w:rStyle w:val="NoneB"/>
-        </w:rPr>
-        <w:t xml:space="preserve">An alternative approach that links physical appearance and inequality is the </w:t>
-      </w:r>
-      <w:proofErr w:type="spellStart"/>
-      <w:r>
-        <w:rPr>
-          <w:rStyle w:val="NoneB"/>
-        </w:rPr>
-        <w:t>Bourdieusian</w:t>
-      </w:r>
-      <w:proofErr w:type="spellEnd"/>
-      <w:r>
-        <w:rPr>
-          <w:rStyle w:val="NoneB"/>
-        </w:rPr>
-        <w:t xml:space="preserve"> approach. According to this framework, social classes are based on different types of capital: economic capital (e.g., wealth and income), cultural capital (e.g., educational qualifications, attitudes toward art, culture, clothing, and physical appearance), and social capital (e.g., social relations), the composition and volume of which varies from one social class to another (Bourdieu, 1984, 1986). Thus, for example, the upper class might comprise individuals with relatively higher levels of cultural capital but not excessive incomes (e.g., professors), as well as people with higher incomes but not necessarily much formal education (e.g., successful entrepreneurs; </w:t>
-      </w:r>
-      <w:proofErr w:type="spellStart"/>
-      <w:r>
-        <w:rPr>
-          <w:rStyle w:val="NoneB"/>
-        </w:rPr>
-        <w:t>Flemmen</w:t>
-      </w:r>
-      <w:proofErr w:type="spellEnd"/>
-      <w:r>
-        <w:rPr>
-          <w:rStyle w:val="NoneB"/>
-        </w:rPr>
-        <w:t xml:space="preserve"> et al., 2017). Even more importantly, Bourdieu emphasized the embodied nature of social class: clothing and physical appearance can provide social markers that sort different social classes, according to how individuals dress and look (Bourdieu, 1984). </w:t>
-      </w:r>
-    </w:p>
-    <w:p>
-      <w:pPr>
-        <w:pStyle w:val="BodyA"/>
-        <w:spacing w:before="200" w:after="200"/>
-        <w:jc w:val="both"/>
-      </w:pPr>
-      <w:r>
-        <w:rPr>
-          <w:rStyle w:val="Hyperlink2"/>
-        </w:rPr>
-        <w:t xml:space="preserve">All in all, the </w:t>
-      </w:r>
-      <w:proofErr w:type="spellStart"/>
-      <w:r>
-        <w:rPr>
-          <w:rStyle w:val="Hyperlink2"/>
-        </w:rPr>
-        <w:t>Bourdieusian</w:t>
-      </w:r>
-      <w:proofErr w:type="spellEnd"/>
-      <w:r>
-        <w:rPr>
-          <w:rStyle w:val="Hyperlink2"/>
-        </w:rPr>
-        <w:t xml:space="preserve"> approach consistently makes the case that social class is embodied. Thus, people not only express their own social class through their appearance but also make inferences about other people's class status based on the way they look (</w:t>
-      </w:r>
-      <w:proofErr w:type="spellStart"/>
-      <w:r>
-        <w:rPr>
-          <w:rStyle w:val="Hyperlink2"/>
-        </w:rPr>
-        <w:t>Kuipers</w:t>
-      </w:r>
-      <w:proofErr w:type="spellEnd"/>
-      <w:r>
-        <w:rPr>
-          <w:rStyle w:val="Hyperlink2"/>
-        </w:rPr>
-        <w:t>, 2015). Thus, styles of grooming (i.e., make-up, hair, and beard styles), clothing (</w:t>
-      </w:r>
-      <w:proofErr w:type="spellStart"/>
-      <w:r>
-        <w:rPr>
-          <w:rStyle w:val="Hyperlink2"/>
-        </w:rPr>
-        <w:t>Skeggs</w:t>
-      </w:r>
-      <w:proofErr w:type="spellEnd"/>
-      <w:r>
-        <w:rPr>
-          <w:rStyle w:val="Hyperlink2"/>
-        </w:rPr>
-        <w:t xml:space="preserve">, 2001; </w:t>
-      </w:r>
-      <w:proofErr w:type="spellStart"/>
-      <w:r>
-        <w:rPr>
-          <w:rStyle w:val="Hyperlink2"/>
-        </w:rPr>
-        <w:t>Nelissen</w:t>
-      </w:r>
-      <w:proofErr w:type="spellEnd"/>
-      <w:r>
-        <w:rPr>
-          <w:rStyle w:val="Hyperlink2"/>
-        </w:rPr>
-        <w:t xml:space="preserve"> &amp; </w:t>
-      </w:r>
-      <w:proofErr w:type="spellStart"/>
-      <w:r>
-        <w:rPr>
-          <w:rStyle w:val="Hyperlink2"/>
-        </w:rPr>
-        <w:t>Meijers</w:t>
-      </w:r>
-      <w:proofErr w:type="spellEnd"/>
-      <w:r>
-        <w:rPr>
-          <w:rStyle w:val="Hyperlink2"/>
-        </w:rPr>
-        <w:t xml:space="preserve">, 2011; Kraus et al. 2013), and body size and shape (Keas &amp; Beer, 1992; cf. </w:t>
-      </w:r>
-      <w:proofErr w:type="spellStart"/>
-      <w:r>
-        <w:rPr>
-          <w:rStyle w:val="Hyperlink2"/>
-        </w:rPr>
-        <w:t>Vandebroeck</w:t>
-      </w:r>
-      <w:proofErr w:type="spellEnd"/>
-      <w:r>
-        <w:rPr>
-          <w:rStyle w:val="Hyperlink2"/>
-        </w:rPr>
-        <w:t xml:space="preserve">, 2016), become cues of social class. Importantly, such cues make a difference, for instance, in </w:t>
-      </w:r>
-      <w:r>
-        <w:rPr>
-          <w:rStyle w:val="None"/>
-          <w:rFonts w:ascii="Arial Unicode MS" w:hAnsi="Arial Unicode MS"/>
-          <w:rtl/>
-          <w:lang w:val="ar-SA"/>
-        </w:rPr>
-        <w:t>“</w:t>
-      </w:r>
-      <w:r>
-        <w:rPr>
-          <w:rStyle w:val="Hyperlink2"/>
-        </w:rPr>
-        <w:t xml:space="preserve">filtering in” certain job candidates in some labor markets (De </w:t>
-      </w:r>
-      <w:proofErr w:type="spellStart"/>
-      <w:r>
-        <w:rPr>
-          <w:rStyle w:val="Hyperlink2"/>
-        </w:rPr>
-        <w:t>Keere</w:t>
-      </w:r>
-      <w:proofErr w:type="spellEnd"/>
-      <w:r>
-        <w:rPr>
-          <w:rStyle w:val="Hyperlink2"/>
-        </w:rPr>
-        <w:t xml:space="preserve">, 2022; Friedman &amp; </w:t>
-      </w:r>
-      <w:proofErr w:type="spellStart"/>
-      <w:r>
-        <w:rPr>
-          <w:rStyle w:val="Hyperlink2"/>
-        </w:rPr>
-        <w:t>Laurison</w:t>
-      </w:r>
-      <w:proofErr w:type="spellEnd"/>
-      <w:r>
-        <w:rPr>
-          <w:rStyle w:val="Hyperlink2"/>
-        </w:rPr>
-        <w:t xml:space="preserve">, 2020; Mears, 2011). Furthermore, recent research has shown that young children can already classify other people into occupational status categories using attributes of physical appearance as cues </w:t>
-      </w:r>
-      <w:hyperlink r:id="rId25" w:history="1">
-        <w:r>
-          <w:rPr>
-            <w:rStyle w:val="Hyperlink2"/>
-          </w:rPr>
-          <w:t>(</w:t>
-        </w:r>
-        <w:proofErr w:type="spellStart"/>
-        <w:r>
-          <w:rPr>
-            <w:rStyle w:val="Hyperlink2"/>
-          </w:rPr>
-          <w:t>Vandebroeck</w:t>
-        </w:r>
-        <w:proofErr w:type="spellEnd"/>
-        <w:r>
-          <w:rPr>
-            <w:rStyle w:val="Hyperlink2"/>
-          </w:rPr>
-          <w:t>, 2021)</w:t>
-        </w:r>
-      </w:hyperlink>
-      <w:r>
-        <w:rPr>
-          <w:rStyle w:val="Hyperlink2"/>
-        </w:rPr>
-        <w:t xml:space="preserve">. We believe a similar process of occupational status recognition and </w:t>
-      </w:r>
-      <w:r>
-        <w:rPr>
-          <w:rStyle w:val="None"/>
-          <w:rFonts w:ascii="Arial Unicode MS" w:hAnsi="Arial Unicode MS"/>
-          <w:rtl/>
-          <w:lang w:val="ar-SA"/>
-        </w:rPr>
-        <w:t>“</w:t>
-      </w:r>
-      <w:r>
-        <w:rPr>
-          <w:rStyle w:val="Hyperlink2"/>
-        </w:rPr>
         <w:t>filtering in” likely takes place in low-information elections.</w:t>
       </w:r>
     </w:p>
@@ -1647,58 +2054,61 @@
         <w:keepNext/>
         <w:spacing w:before="200" w:after="200"/>
         <w:jc w:val="both"/>
-      </w:pPr>
-      <w:r>
-        <w:rPr>
-          <w:rStyle w:val="NoneB"/>
+        <w:rPr>
+          <w:rStyle w:val="NoneB"/>
+        </w:rPr>
+      </w:pPr>
+      <w:r>
+        <w:rPr>
+          <w:rStyle w:val="Hyperlink2"/>
         </w:rPr>
         <w:t>However, examining status characteristics with a basis in physical appearance cannot occur without taking gender into account (</w:t>
       </w:r>
       <w:proofErr w:type="spellStart"/>
       <w:r>
         <w:rPr>
-          <w:rStyle w:val="NoneB"/>
+          <w:rStyle w:val="Hyperlink2"/>
         </w:rPr>
         <w:t>Kuwabara</w:t>
       </w:r>
       <w:proofErr w:type="spellEnd"/>
       <w:r>
         <w:rPr>
-          <w:rStyle w:val="NoneB"/>
+          <w:rStyle w:val="Hyperlink2"/>
         </w:rPr>
         <w:t xml:space="preserve"> &amp; </w:t>
       </w:r>
       <w:proofErr w:type="spellStart"/>
       <w:r>
         <w:rPr>
-          <w:rStyle w:val="NoneB"/>
+          <w:rStyle w:val="Hyperlink2"/>
         </w:rPr>
         <w:t>Thébaud</w:t>
       </w:r>
       <w:proofErr w:type="spellEnd"/>
       <w:r>
         <w:rPr>
-          <w:rStyle w:val="NoneB"/>
+          <w:rStyle w:val="Hyperlink2"/>
         </w:rPr>
         <w:t xml:space="preserve">, 2017; Monk et al., 2021; </w:t>
       </w:r>
       <w:proofErr w:type="spellStart"/>
       <w:r>
         <w:rPr>
-          <w:rStyle w:val="NoneB"/>
+          <w:rStyle w:val="Hyperlink2"/>
         </w:rPr>
         <w:t>Sarpila</w:t>
       </w:r>
       <w:proofErr w:type="spellEnd"/>
       <w:r>
         <w:rPr>
-          <w:rStyle w:val="NoneB"/>
+          <w:rStyle w:val="Hyperlink2"/>
         </w:rPr>
         <w:t xml:space="preserve"> et </w:t>
       </w:r>
       <w:r>
         <w:rPr>
-          <w:rStyle w:val="NoneB"/>
+          <w:rStyle w:val="Hyperlink2"/>
         </w:rPr>
         <w:lastRenderedPageBreak/>
         <w:t xml:space="preserve">al. 2020; </w:t>
@@ -1706,21 +2116,21 @@
       <w:proofErr w:type="spellStart"/>
       <w:r>
         <w:rPr>
-          <w:rStyle w:val="NoneB"/>
+          <w:rStyle w:val="Hyperlink2"/>
         </w:rPr>
         <w:t>Sarpila</w:t>
       </w:r>
       <w:proofErr w:type="spellEnd"/>
       <w:r>
         <w:rPr>
-          <w:rStyle w:val="NoneB"/>
+          <w:rStyle w:val="Hyperlink2"/>
         </w:rPr>
         <w:t xml:space="preserve">, </w:t>
       </w:r>
       <w:proofErr w:type="spellStart"/>
       <w:r>
         <w:rPr>
-          <w:rStyle w:val="NoneB"/>
+          <w:rStyle w:val="Hyperlink2"/>
         </w:rPr>
         <w:t>Kukkonen</w:t>
       </w:r>
@@ -1731,7 +2141,7 @@
         </w:rPr>
         <w:t xml:space="preserve"> et al., 2021). Gender is the primary frame that people use to classify each other </w:t>
       </w:r>
-      <w:hyperlink r:id="rId26" w:history="1">
+      <w:hyperlink r:id="rId30" w:history="1">
         <w:r>
           <w:rPr>
             <w:rStyle w:val="Hyperlink3"/>
@@ -1745,7 +2155,7 @@
         </w:rPr>
         <w:t xml:space="preserve">. For example, Ervin Goffman (1951) suggested that attractiveness is a gender-specific status characteristic. More recent empirical research has also shown that physical attractiveness intersects with gender, producing both favorable and unfavorable outcomes for women </w:t>
       </w:r>
-      <w:hyperlink r:id="rId27" w:history="1">
+      <w:hyperlink r:id="rId31" w:history="1">
         <w:r>
           <w:rPr>
             <w:rStyle w:val="Hyperlink3"/>
@@ -1815,7 +2225,7 @@
         </w:rPr>
         <w:t xml:space="preserve">. Moreover, a recent review of the socioeconomic outcomes of physical attractiveness indicates that although men and women are equally likely to be rewarded for their physical attractiveness, women are more likely to be penalized because of how they look </w:t>
       </w:r>
-      <w:hyperlink r:id="rId28" w:history="1">
+      <w:hyperlink r:id="rId32" w:history="1">
         <w:r>
           <w:rPr>
             <w:rStyle w:val="Hyperlink3"/>
@@ -1827,14 +2237,20 @@
           <w:rPr>
             <w:rStyle w:val="Hyperlink3"/>
           </w:rPr>
-          <w:t>Pajunen</w:t>
+          <w:t>Kukkonen</w:t>
         </w:r>
         <w:proofErr w:type="spellEnd"/>
         <w:r>
           <w:rPr>
             <w:rStyle w:val="Hyperlink3"/>
           </w:rPr>
-          <w:t xml:space="preserve"> et al., 2021)</w:t>
+          <w:t xml:space="preserve"> et al., 2023</w:t>
+        </w:r>
+        <w:r>
+          <w:rPr>
+            <w:rStyle w:val="Hyperlink3"/>
+          </w:rPr>
+          <w:t>)</w:t>
         </w:r>
       </w:hyperlink>
       <w:r>
@@ -1843,7 +2259,7 @@
         </w:rPr>
         <w:t xml:space="preserve">. Furthermore, studies on double standards have suggested that women are expected to attend to their physical appearance but are more likely to be disapproved of if they try to gain an economic advantage of their physical appearance related assets, as opposed to men engaging in the same behavior </w:t>
       </w:r>
-      <w:hyperlink r:id="rId29" w:history="1">
+      <w:hyperlink r:id="rId33" w:history="1">
         <w:r>
           <w:rPr>
             <w:rStyle w:val="Hyperlink3"/>
@@ -1885,18 +2301,14 @@
         </w:rPr>
         <w:t>. To summarize, in political contexts as well, we expect occupational looks as a status characteristic to interact with gender.</w:t>
       </w:r>
-      <w:r>
-        <w:rPr>
-          <w:rStyle w:val="NoneB"/>
-        </w:rPr>
-        <w:br/>
-      </w:r>
-      <w:r>
-        <w:rPr>
-          <w:rStyle w:val="NoneB"/>
-        </w:rPr>
-        <w:br/>
-      </w:r>
+    </w:p>
+    <w:p>
+      <w:pPr>
+        <w:pStyle w:val="BodyA"/>
+        <w:keepNext/>
+        <w:spacing w:before="200" w:after="200"/>
+        <w:jc w:val="both"/>
+      </w:pPr>
       <w:r>
         <w:rPr>
           <w:rStyle w:val="None"/>
@@ -1941,7 +2353,7 @@
         </w:rPr>
         <w:t xml:space="preserve">s attractiveness. As </w:t>
       </w:r>
-      <w:hyperlink r:id="rId30" w:history="1">
+      <w:hyperlink r:id="rId34" w:history="1">
         <w:r>
           <w:rPr>
             <w:rStyle w:val="Hyperlink2"/>
@@ -1984,7 +2396,7 @@
         </w:rPr>
         <w:t xml:space="preserve"> physically attractive matters for electoral success” (p. 34). </w:t>
       </w:r>
-      <w:hyperlink r:id="rId31" w:history="1">
+      <w:hyperlink r:id="rId35" w:history="1">
         <w:r>
           <w:rPr>
             <w:rStyle w:val="Hyperlink2"/>
@@ -2041,23 +2453,9 @@
         <w:rPr>
           <w:rStyle w:val="Hyperlink2"/>
         </w:rPr>
-        <w:t xml:space="preserve">if an attractive candidate competes with some ugly </w:t>
-      </w:r>
-      <w:proofErr w:type="gramStart"/>
-      <w:r>
-        <w:rPr>
-          <w:rStyle w:val="Hyperlink2"/>
-        </w:rPr>
-        <w:t>rivals</w:t>
-      </w:r>
-      <w:proofErr w:type="gramEnd"/>
-      <w:r>
-        <w:rPr>
-          <w:rStyle w:val="Hyperlink2"/>
-        </w:rPr>
-        <w:t xml:space="preserve"> he or she will receive a higher poll” </w:t>
-      </w:r>
-      <w:hyperlink r:id="rId32" w:history="1">
+        <w:t xml:space="preserve">if an attractive candidate competes with some ugly rivals he or she will receive a higher poll” </w:t>
+      </w:r>
+      <w:hyperlink r:id="rId36" w:history="1">
         <w:r>
           <w:rPr>
             <w:rStyle w:val="Hyperlink2"/>
@@ -2085,7 +2483,7 @@
         </w:rPr>
         <w:t xml:space="preserve">. Therefore, the relationship between looks and electoral success is not only old </w:t>
       </w:r>
-      <w:hyperlink r:id="rId33" w:history="1">
+      <w:hyperlink r:id="rId37" w:history="1">
         <w:r>
           <w:rPr>
             <w:rStyle w:val="Hyperlink2"/>
@@ -2113,7 +2511,7 @@
         </w:rPr>
         <w:t xml:space="preserve"> but also strong. For instance, </w:t>
       </w:r>
-      <w:hyperlink r:id="rId34" w:history="1">
+      <w:hyperlink r:id="rId38" w:history="1">
         <w:r>
           <w:rPr>
             <w:rStyle w:val="Hyperlink2"/>
@@ -2182,7 +2580,7 @@
         </w:rPr>
         <w:t xml:space="preserve">of studies have confirmed that the more attractive a candidate is, the more votes he or she tends to receive” </w:t>
       </w:r>
-      <w:hyperlink r:id="rId35" w:history="1">
+      <w:hyperlink r:id="rId39" w:history="1">
         <w:r>
           <w:rPr>
             <w:rStyle w:val="Hyperlink2"/>
@@ -2279,7 +2677,7 @@
         </w:rPr>
         <w:t xml:space="preserve">s personal image affects his or her chances of being elected” </w:t>
       </w:r>
-      <w:hyperlink r:id="rId36" w:history="1">
+      <w:hyperlink r:id="rId40" w:history="1">
         <w:r>
           <w:rPr>
             <w:rStyle w:val="Hyperlink2"/>
@@ -2357,7 +2755,7 @@
         </w:rPr>
         <w:t xml:space="preserve">problem-solving strategies'' </w:t>
       </w:r>
-      <w:hyperlink r:id="rId37" w:history="1">
+      <w:hyperlink r:id="rId41" w:history="1">
         <w:r>
           <w:rPr>
             <w:rStyle w:val="Hyperlink2"/>
@@ -2385,7 +2783,7 @@
         </w:rPr>
         <w:t xml:space="preserve"> for reducing the complex tasks of assessing political information, mainly due to the limits of human cognitive capacity </w:t>
       </w:r>
-      <w:hyperlink r:id="rId38" w:history="1">
+      <w:hyperlink r:id="rId42" w:history="1">
         <w:r>
           <w:rPr>
             <w:rStyle w:val="Hyperlink2"/>
@@ -2429,7 +2827,7 @@
         </w:rPr>
         <w:t xml:space="preserve">the most important” </w:t>
       </w:r>
-      <w:hyperlink r:id="rId39" w:history="1">
+      <w:hyperlink r:id="rId43" w:history="1">
         <w:r>
           <w:rPr>
             <w:rStyle w:val="Hyperlink2"/>
@@ -2472,7 +2870,7 @@
         </w:rPr>
         <w:t xml:space="preserve">most obvious and accessible” </w:t>
       </w:r>
-      <w:hyperlink r:id="rId40" w:history="1">
+      <w:hyperlink r:id="rId44" w:history="1">
         <w:r>
           <w:rPr>
             <w:rStyle w:val="Hyperlink2"/>
@@ -2501,7 +2899,7 @@
         </w:rPr>
         <w:t xml:space="preserve">major source of information” </w:t>
       </w:r>
-      <w:hyperlink r:id="rId41" w:history="1">
+      <w:hyperlink r:id="rId45" w:history="1">
         <w:r>
           <w:rPr>
             <w:rStyle w:val="Hyperlink2"/>
@@ -2515,7 +2913,7 @@
         </w:rPr>
         <w:t xml:space="preserve"> when evaluating candidates </w:t>
       </w:r>
-      <w:hyperlink r:id="rId42" w:history="1">
+      <w:hyperlink r:id="rId46" w:history="1">
         <w:r>
           <w:rPr>
             <w:rStyle w:val="Hyperlink2"/>
@@ -2529,7 +2927,7 @@
         </w:rPr>
         <w:t xml:space="preserve">. Thus, voters use this heuristic as a cognitive shortcut to compensate for a lack of information </w:t>
       </w:r>
-      <w:hyperlink r:id="rId43" w:history="1">
+      <w:hyperlink r:id="rId47" w:history="1">
         <w:r>
           <w:rPr>
             <w:rStyle w:val="Hyperlink2"/>
@@ -2557,7 +2955,7 @@
         </w:rPr>
         <w:t xml:space="preserve">; importantly, see </w:t>
       </w:r>
-      <w:hyperlink r:id="rId44" w:history="1">
+      <w:hyperlink r:id="rId48" w:history="1">
         <w:r>
           <w:rPr>
             <w:rStyle w:val="Hyperlink2"/>
@@ -2571,7 +2969,7 @@
         </w:rPr>
         <w:t xml:space="preserve">. For example, voters look at photographs of the candidates </w:t>
       </w:r>
-      <w:hyperlink r:id="rId45" w:history="1">
+      <w:hyperlink r:id="rId49" w:history="1">
         <w:r>
           <w:rPr>
             <w:rStyle w:val="Hyperlink2"/>
@@ -2614,7 +3012,7 @@
         </w:rPr>
         <w:t xml:space="preserve">watch a good deal of TV” </w:t>
       </w:r>
-      <w:hyperlink r:id="rId46" w:history="1">
+      <w:hyperlink r:id="rId50" w:history="1">
         <w:r>
           <w:rPr>
             <w:rStyle w:val="Hyperlink2"/>
@@ -2635,7 +3033,7 @@
         <w:lastRenderedPageBreak/>
         <w:t xml:space="preserve">look provides cues in low-information elections. In summary, and as </w:t>
       </w:r>
-      <w:hyperlink r:id="rId47" w:history="1">
+      <w:hyperlink r:id="rId51" w:history="1">
         <w:proofErr w:type="spellStart"/>
         <w:r>
           <w:rPr>
@@ -2684,14 +3082,7 @@
         <w:rPr>
           <w:rStyle w:val="Hyperlink2"/>
         </w:rPr>
-        <w:t>]n the absence of other information, candidates’ physical attractiveness [has] a substantial influence on subjects</w:t>
-      </w:r>
-      <w:proofErr w:type="gramStart"/>
-      <w:r>
-        <w:rPr>
-          <w:rStyle w:val="Hyperlink2"/>
-        </w:rPr>
-        <w:t xml:space="preserve">’ </w:t>
+        <w:t xml:space="preserve">]n the absence of other information, candidates’ physical attractiveness [has] a substantial influence on subjects’ </w:t>
       </w:r>
       <w:r>
         <w:rPr>
@@ -2702,41 +3093,40 @@
         </w:rPr>
         <w:t>]</w:t>
       </w:r>
+      <w:r>
+        <w:rPr>
+          <w:rStyle w:val="Hyperlink2"/>
+        </w:rPr>
+        <w:t xml:space="preserve">...] evaluations of them [as they make] inferences of both their personal qualities and their political ideology” (p. 67). </w:t>
+      </w:r>
+    </w:p>
+    <w:p>
+      <w:pPr>
+        <w:pStyle w:val="BodyA"/>
+        <w:spacing w:before="200" w:after="200"/>
+        <w:jc w:val="both"/>
+      </w:pPr>
+      <w:r>
+        <w:rPr>
+          <w:rStyle w:val="Hyperlink2"/>
+        </w:rPr>
+        <w:t xml:space="preserve">Heuristics have proved to help voters when they lack political information but also when a large amount of information is available. In these </w:t>
+      </w:r>
+      <w:proofErr w:type="gramStart"/>
+      <w:r>
+        <w:rPr>
+          <w:rStyle w:val="Hyperlink2"/>
+        </w:rPr>
+        <w:t>contexts</w:t>
+      </w:r>
       <w:proofErr w:type="gramEnd"/>
       <w:r>
         <w:rPr>
           <w:rStyle w:val="Hyperlink2"/>
         </w:rPr>
-        <w:t xml:space="preserve">...] evaluations of them [as they make] inferences of both their personal qualities and their political ideology” (p. 67). </w:t>
-      </w:r>
-    </w:p>
-    <w:p>
-      <w:pPr>
-        <w:pStyle w:val="BodyA"/>
-        <w:spacing w:before="200" w:after="200"/>
-        <w:jc w:val="both"/>
-      </w:pPr>
-      <w:r>
-        <w:rPr>
-          <w:rStyle w:val="Hyperlink2"/>
-        </w:rPr>
-        <w:t xml:space="preserve">Heuristics have proved to help voters when they lack political information but also when a large amount of information is available. In these </w:t>
-      </w:r>
-      <w:proofErr w:type="gramStart"/>
-      <w:r>
-        <w:rPr>
-          <w:rStyle w:val="Hyperlink2"/>
-        </w:rPr>
-        <w:t>contexts</w:t>
-      </w:r>
-      <w:proofErr w:type="gramEnd"/>
-      <w:r>
-        <w:rPr>
-          <w:rStyle w:val="Hyperlink2"/>
-        </w:rPr>
         <w:t xml:space="preserve"> as well, physical appearance is used as an effective heuristic. </w:t>
       </w:r>
-      <w:hyperlink r:id="rId48" w:history="1">
+      <w:hyperlink r:id="rId52" w:history="1">
         <w:r>
           <w:rPr>
             <w:rStyle w:val="Hyperlink2"/>
@@ -2779,7 +3169,7 @@
         </w:rPr>
         <w:t xml:space="preserve">s facial image, new and potentially more relevant information is discarded. Similarly, </w:t>
       </w:r>
-      <w:hyperlink r:id="rId49" w:history="1">
+      <w:hyperlink r:id="rId53" w:history="1">
         <w:r>
           <w:rPr>
             <w:rStyle w:val="Hyperlink2"/>
@@ -2808,7 +3198,7 @@
         </w:rPr>
         <w:t xml:space="preserve">vote correctly,” especially voters who already have access to some political information </w:t>
       </w:r>
-      <w:hyperlink r:id="rId50" w:history="1">
+      <w:hyperlink r:id="rId54" w:history="1">
         <w:r>
           <w:rPr>
             <w:rStyle w:val="Hyperlink2"/>
@@ -2864,7 +3254,7 @@
         </w:rPr>
         <w:t xml:space="preserve">voters vote beautiful” </w:t>
       </w:r>
-      <w:hyperlink r:id="rId51" w:history="1">
+      <w:hyperlink r:id="rId55" w:history="1">
         <w:r>
           <w:rPr>
             <w:rStyle w:val="Hyperlink2"/>
@@ -2878,7 +3268,7 @@
         </w:rPr>
         <w:t xml:space="preserve"> because attractiveness serves as a heuristic for something else. For instance, </w:t>
       </w:r>
-      <w:hyperlink r:id="rId52" w:history="1">
+      <w:hyperlink r:id="rId56" w:history="1">
         <w:proofErr w:type="spellStart"/>
         <w:r>
           <w:rPr>
@@ -2915,7 +3305,7 @@
         </w:rPr>
         <w:t xml:space="preserve">are more likely to be attributed the qualities associated with successful politicians,” suffer less when involved in scandals </w:t>
       </w:r>
-      <w:hyperlink r:id="rId53" w:history="1">
+      <w:hyperlink r:id="rId57" w:history="1">
         <w:r>
           <w:rPr>
             <w:rStyle w:val="Hyperlink2"/>
@@ -2957,7 +3347,7 @@
         </w:rPr>
         <w:t xml:space="preserve">, and appear more competent and trustworthy </w:t>
       </w:r>
-      <w:hyperlink r:id="rId54" w:history="1">
+      <w:hyperlink r:id="rId58" w:history="1">
         <w:r>
           <w:rPr>
             <w:rStyle w:val="Hyperlink2"/>
@@ -2971,7 +3361,7 @@
         </w:rPr>
         <w:t xml:space="preserve">. Thus, attractiveness is associated with attributes </w:t>
       </w:r>
-      <w:hyperlink r:id="rId55" w:history="1">
+      <w:hyperlink r:id="rId59" w:history="1">
         <w:r>
           <w:rPr>
             <w:rStyle w:val="Hyperlink2"/>
@@ -2985,7 +3375,7 @@
         </w:rPr>
         <w:t xml:space="preserve"> and personality traits </w:t>
       </w:r>
-      <w:hyperlink r:id="rId56" w:history="1">
+      <w:hyperlink r:id="rId60" w:history="1">
         <w:r>
           <w:rPr>
             <w:rStyle w:val="Hyperlink2"/>
@@ -3013,7 +3403,7 @@
         </w:rPr>
         <w:t xml:space="preserve"> desirable in politicians, such as honesty, productivity, or conservatism </w:t>
       </w:r>
-      <w:hyperlink r:id="rId57" w:history="1">
+      <w:hyperlink r:id="rId61" w:history="1">
         <w:r>
           <w:rPr>
             <w:rStyle w:val="Hyperlink2"/>
@@ -3040,7 +3430,7 @@
         </w:rPr>
         <w:t xml:space="preserve">Unfortunately, most studies fail to see this association as it relates to inequality and social stratification. With very few exceptions, studies of physical attractiveness occur in the context of the perceived socioeconomic status of candidates </w:t>
       </w:r>
-      <w:hyperlink r:id="rId58" w:history="1">
+      <w:hyperlink r:id="rId62" w:history="1">
         <w:r>
           <w:rPr>
             <w:rStyle w:val="Hyperlink2"/>
@@ -3082,7 +3472,7 @@
         </w:rPr>
         <w:t xml:space="preserve">. For instance, </w:t>
       </w:r>
-      <w:hyperlink r:id="rId59" w:history="1">
+      <w:hyperlink r:id="rId63" w:history="1">
         <w:r>
           <w:rPr>
             <w:rStyle w:val="Hyperlink2"/>
@@ -3131,8 +3521,8 @@
         <w:spacing w:before="200" w:after="200"/>
         <w:jc w:val="both"/>
       </w:pPr>
-      <w:bookmarkStart w:id="2" w:name="_headingh.3znysh7"/>
-      <w:bookmarkEnd w:id="2"/>
+      <w:bookmarkStart w:id="46" w:name="_headingh.3znysh7"/>
+      <w:bookmarkEnd w:id="46"/>
       <w:r>
         <w:rPr>
           <w:rStyle w:val="NoneB"/>
@@ -3146,8 +3536,8 @@
         <w:spacing w:before="200" w:after="200"/>
         <w:jc w:val="both"/>
       </w:pPr>
-      <w:bookmarkStart w:id="3" w:name="_headingh.2et92p0"/>
-      <w:bookmarkEnd w:id="3"/>
+      <w:bookmarkStart w:id="47" w:name="_headingh.2et92p0"/>
+      <w:bookmarkEnd w:id="47"/>
       <w:r>
         <w:rPr>
           <w:rStyle w:val="Hyperlink2"/>
@@ -3165,7 +3555,7 @@
         <w:rPr>
           <w:rStyle w:val="NoneB"/>
         </w:rPr>
-        <w:t xml:space="preserve">In Finland, municipalities provide basic public services, such as daycare, health care, education, and water and waste management, </w:t>
+        <w:t xml:space="preserve">In Finland, municipalities provide basic public services, such as daycare, education, and water and waste management, </w:t>
       </w:r>
       <w:r>
         <w:rPr>
@@ -3346,7 +3736,7 @@
         </w:rPr>
         <w:t xml:space="preserve">We also believe Finland is a very suitable case to study the effect of physical appearance on voting choices. First, Finnish municipal elections are low-information elections—that is, they do not attract broad media coverage </w:t>
       </w:r>
-      <w:hyperlink r:id="rId60" w:history="1">
+      <w:hyperlink r:id="rId64" w:history="1">
         <w:r>
           <w:rPr>
             <w:rStyle w:val="Hyperlink2"/>
@@ -3360,7 +3750,7 @@
         </w:rPr>
         <w:t xml:space="preserve">. Second, as </w:t>
       </w:r>
-      <w:hyperlink r:id="rId61" w:history="1">
+      <w:hyperlink r:id="rId65" w:history="1">
         <w:r>
           <w:rPr>
             <w:rStyle w:val="Hyperlink2"/>
@@ -3403,7 +3793,7 @@
         </w:rPr>
         <w:t xml:space="preserve"> is mainly restricted to posters and newspaper ads; hardly any candidates run individual campaigns on television or radio” (p. 83). Thus, most voters are only exposed to official candidate pictures. Alternative opportunities to see how the candidates look, sound, and dress—for instance, in television debates or radio ads—would potentially confound our identification strategy in multiple ways, most importantly because of differences in the levels of campaign spending. Third, Finland has been consistently considered a democratic </w:t>
       </w:r>
-      <w:hyperlink r:id="rId62" w:history="1">
+      <w:hyperlink r:id="rId66" w:history="1">
         <w:r>
           <w:rPr>
             <w:rStyle w:val="Hyperlink2"/>
@@ -3417,7 +3807,7 @@
         </w:rPr>
         <w:t xml:space="preserve">, economically egalitarian </w:t>
       </w:r>
-      <w:hyperlink r:id="rId63" w:history="1">
+      <w:hyperlink r:id="rId67" w:history="1">
         <w:r>
           <w:rPr>
             <w:rStyle w:val="Hyperlink2"/>
@@ -3445,7 +3835,7 @@
         </w:rPr>
         <w:t xml:space="preserve">, gender egalitarian </w:t>
       </w:r>
-      <w:hyperlink r:id="rId64" w:history="1">
+      <w:hyperlink r:id="rId68" w:history="1">
         <w:r>
           <w:rPr>
             <w:rStyle w:val="Hyperlink2"/>
@@ -3473,7 +3863,7 @@
         </w:rPr>
         <w:t xml:space="preserve">, and social-mobility-prone </w:t>
       </w:r>
-      <w:hyperlink r:id="rId65" w:history="1">
+      <w:hyperlink r:id="rId69" w:history="1">
         <w:r>
           <w:rPr>
             <w:rStyle w:val="Hyperlink2"/>
@@ -3531,7 +3921,7 @@
         </w:rPr>
         <w:t xml:space="preserve">least-likely case design” </w:t>
       </w:r>
-      <w:hyperlink r:id="rId66" w:history="1">
+      <w:hyperlink r:id="rId70" w:history="1">
         <w:r>
           <w:rPr>
             <w:rStyle w:val="Hyperlink2"/>
@@ -3552,8 +3942,8 @@
         <w:spacing w:before="200" w:after="200"/>
         <w:jc w:val="both"/>
       </w:pPr>
-      <w:bookmarkStart w:id="4" w:name="_headingh.ibwfcvy5ekyq"/>
-      <w:bookmarkEnd w:id="4"/>
+      <w:bookmarkStart w:id="48" w:name="_headingh.ibwfcvy5ekyq"/>
+      <w:bookmarkEnd w:id="48"/>
       <w:r>
         <w:rPr>
           <w:rStyle w:val="NoneB"/>
@@ -3573,7 +3963,7 @@
         </w:rPr>
         <w:t xml:space="preserve">We exploited several data sources. First, in the context of Finnish municipal elections, political campaigns use headshots of the candidates running for office, along with the candidate’s name, party affiliation, and occupation. This information is public and appears in city centers, bus stops, public squares, and other highly frequented places, including voting booths </w:t>
       </w:r>
-      <w:hyperlink r:id="rId67" w:history="1">
+      <w:hyperlink r:id="rId71" w:history="1">
         <w:r>
           <w:rPr>
             <w:rStyle w:val="Hyperlink2"/>
@@ -3599,7 +3989,7 @@
         </w:rPr>
         <w:t xml:space="preserve"> photos </w:t>
       </w:r>
-      <w:hyperlink r:id="rId68" w:history="1">
+      <w:hyperlink r:id="rId72" w:history="1">
         <w:r>
           <w:rPr>
             <w:rStyle w:val="Hyperlink2"/>
@@ -3628,7 +4018,7 @@
         </w:rPr>
         <w:t xml:space="preserve">each municipality is obliged by law to provide each party with the same number of slots for posters” </w:t>
       </w:r>
-      <w:hyperlink r:id="rId69" w:history="1">
+      <w:hyperlink r:id="rId73" w:history="1">
         <w:r>
           <w:rPr>
             <w:rStyle w:val="Hyperlink2"/>
@@ -3677,7 +4067,7 @@
         </w:rPr>
         <w:t xml:space="preserve"> From among the available pictures, we randomly selected 1,500 images, a subsample to maximize statistical representativeness at the national level regarding gender and occupation and, particularly, the share of women in any given occupation. To satisfy the latter criteria, we analyzed data from the Official Statistics of Finland Office (2017) in parallel. The final dataset consisted of 1,415 photographs. Then, taking the candidates’ occupational data as a starting point, we followed the European Socioeconomic Classification </w:t>
       </w:r>
-      <w:hyperlink r:id="rId70" w:history="1">
+      <w:hyperlink r:id="rId74" w:history="1">
         <w:r>
           <w:rPr>
             <w:rStyle w:val="Hyperlink2"/>
@@ -3743,8 +4133,8 @@
         <w:spacing w:before="200" w:after="200"/>
         <w:jc w:val="both"/>
       </w:pPr>
-      <w:bookmarkStart w:id="5" w:name="_headingh.tyjcwt"/>
-      <w:bookmarkEnd w:id="5"/>
+      <w:bookmarkStart w:id="49" w:name="_headingh.tyjcwt"/>
+      <w:bookmarkEnd w:id="49"/>
       <w:r>
         <w:rPr>
           <w:rStyle w:val="NoneB"/>
@@ -4387,7 +4777,7 @@
               </w:rPr>
               <w:t xml:space="preserve">5 = very attractive; 4 = more attractive than average; 3 = average; 2 = below average; 1 = well below average </w:t>
             </w:r>
-            <w:hyperlink r:id="rId71" w:history="1">
+            <w:hyperlink r:id="rId75" w:history="1">
               <w:r>
                 <w:rPr>
                   <w:rStyle w:val="Hyperlink5"/>
@@ -4544,7 +4934,7 @@
               </w:rPr>
               <w:t xml:space="preserve">From 1 = not masculine at all to 5 = very masculine </w:t>
             </w:r>
-            <w:hyperlink r:id="rId72" w:history="1">
+            <w:hyperlink r:id="rId76" w:history="1">
               <w:r>
                 <w:rPr>
                   <w:rStyle w:val="Hyperlink5"/>
@@ -4708,81 +5098,6 @@
     <w:p>
       <w:pPr>
         <w:pStyle w:val="BodyA"/>
-        <w:keepNext/>
-        <w:widowControl w:val="0"/>
-        <w:spacing w:after="200" w:line="240" w:lineRule="auto"/>
-        <w:ind w:left="108" w:hanging="108"/>
-        <w:jc w:val="center"/>
-        <w:rPr>
-          <w:rStyle w:val="None"/>
-          <w:b/>
-          <w:bCs/>
-          <w:i/>
-          <w:iCs/>
-          <w:color w:val="1F497D"/>
-          <w:sz w:val="12"/>
-          <w:szCs w:val="12"/>
-          <w:u w:color="1F497D"/>
-        </w:rPr>
-      </w:pPr>
-    </w:p>
-    <w:p>
-      <w:pPr>
-        <w:pStyle w:val="BodyA"/>
-        <w:keepNext/>
-        <w:widowControl w:val="0"/>
-        <w:spacing w:after="200" w:line="240" w:lineRule="auto"/>
-        <w:jc w:val="center"/>
-        <w:rPr>
-          <w:rStyle w:val="None"/>
-          <w:b/>
-          <w:bCs/>
-          <w:i/>
-          <w:iCs/>
-          <w:color w:val="1F497D"/>
-          <w:sz w:val="12"/>
-          <w:szCs w:val="12"/>
-          <w:u w:color="1F497D"/>
-        </w:rPr>
-      </w:pPr>
-    </w:p>
-    <w:p>
-      <w:pPr>
-        <w:pStyle w:val="BodyA"/>
-        <w:keepNext/>
-        <w:widowControl w:val="0"/>
-        <w:spacing w:after="200" w:line="240" w:lineRule="auto"/>
-        <w:jc w:val="center"/>
-        <w:rPr>
-          <w:rStyle w:val="None"/>
-          <w:b/>
-          <w:bCs/>
-          <w:i/>
-          <w:iCs/>
-          <w:color w:val="1F497D"/>
-          <w:sz w:val="12"/>
-          <w:szCs w:val="12"/>
-          <w:u w:color="1F497D"/>
-        </w:rPr>
-      </w:pPr>
-    </w:p>
-    <w:p>
-      <w:pPr>
-        <w:pStyle w:val="BodyA"/>
-        <w:keepNext/>
-        <w:widowControl w:val="0"/>
-        <w:spacing w:after="200" w:line="240" w:lineRule="auto"/>
-        <w:jc w:val="center"/>
-        <w:rPr>
-          <w:rStyle w:val="None"/>
-          <w:color w:val="1F497D"/>
-          <w:u w:color="1F497D"/>
-        </w:rPr>
-      </w:pPr>
-    </w:p>
-    <w:p>
-      <w:pPr>
-        <w:pStyle w:val="BodyA"/>
         <w:spacing w:before="200" w:after="200"/>
         <w:jc w:val="both"/>
       </w:pPr>
@@ -4790,21 +5105,7 @@
         <w:rPr>
           <w:rStyle w:val="Hyperlink2"/>
         </w:rPr>
-        <w:t xml:space="preserve">To avoid fatigue effects, we asked raters to assess a random subsample of candidates according to several attributes (see Table 1). Sample 1 evaluated </w:t>
-      </w:r>
-      <w:proofErr w:type="gramStart"/>
-      <w:r>
-        <w:rPr>
-          <w:rStyle w:val="Hyperlink2"/>
-        </w:rPr>
-        <w:t>the  congruence</w:t>
-      </w:r>
-      <w:proofErr w:type="gramEnd"/>
-      <w:r>
-        <w:rPr>
-          <w:rStyle w:val="Hyperlink2"/>
-        </w:rPr>
-        <w:t xml:space="preserve"> between the candidate’s physical appearance and occupation, Sample 2 evaluated the candidate</w:t>
+        <w:t>To avoid fatigue effects, we asked raters to assess a random subsample of candidates according to several attributes (see Table 1). Sample 1 evaluated the congruence between the candidate’s physical appearance and occupation, Sample 2 evaluated the candidate</w:t>
       </w:r>
       <w:r>
         <w:rPr>
@@ -4875,7 +5176,7 @@
         <w:rPr>
           <w:rStyle w:val="Hyperlink2"/>
         </w:rPr>
-        <w:t xml:space="preserve"> Consequently, the attribute on which raters evaluated their random sample of photographs differed among the four samples. In practice, each of the 7,920 raters evaluated 50 candidate photographs assigned at random. </w:t>
+        <w:t xml:space="preserve"> Consequently, the attribute on which raters evaluated their random sample of photographs differed among the four samples. In practice, each of the 7,920 raters evaluated 50 candidate photographs assigned at random.</w:t>
       </w:r>
     </w:p>
     <w:p>
@@ -4888,8 +5189,40 @@
         <w:rPr>
           <w:rStyle w:val="NoneB"/>
         </w:rPr>
+        <w:t xml:space="preserve">Importantly, data from the raters show high levels of intraclass correlation: 0.24 for male and </w:t>
+      </w:r>
+      <w:r>
+        <w:rPr>
+          <w:rStyle w:val="NoneB"/>
+        </w:rPr>
+        <w:t>0.22 for female candidates for occupation-congruent appearance, 0.14 for male and 0.22 for female candidates for femininity, 0.15 for male and 0.10 for female candidates for masculinity, and 0.28 for male and 0.35 for female candidates for attractiveness (</w:t>
+      </w:r>
+      <w:proofErr w:type="spellStart"/>
+      <w:r>
+        <w:rPr>
+          <w:rStyle w:val="NoneB"/>
+        </w:rPr>
+        <w:t>Sarpila</w:t>
+      </w:r>
+      <w:proofErr w:type="spellEnd"/>
+      <w:r>
+        <w:rPr>
+          <w:rStyle w:val="NoneB"/>
+        </w:rPr>
+        <w:t xml:space="preserve"> et al., 2021</w:t>
+      </w:r>
+      <w:r>
+        <w:rPr>
+          <w:rStyle w:val="NoneB"/>
+        </w:rPr>
+        <w:t xml:space="preserve">). All </w:t>
+      </w:r>
+      <w:r>
+        <w:rPr>
+          <w:rStyle w:val="NoneB"/>
+        </w:rPr>
         <w:lastRenderedPageBreak/>
-        <w:t xml:space="preserve">Importantly, data from the raters show high levels of intraclass correlation: 0.24 for male and 0.22 for female candidates for occupation-congruent appearance, 0.14 for male and 0.22 for female candidates for femininity, 0.15 for male and 0.10 for female candidates for masculinity, and 0.28 for male and 0.35 for female candidates for attractiveness (anonymized). All in all, correlations are consistent with those in widely used data, such as the Add Health data, where the attractiveness correlations range between 0.17 and 0.20 (McClintock, 2014). </w:t>
+        <w:t>in all, correlations are consistent with those in widely used data, such as the Add Health data, where the attractiveness correlations range between 0.17 and 0.20 (McClintock, 2014).</w:t>
       </w:r>
     </w:p>
     <w:p>
@@ -4919,7 +5252,7 @@
         </w:rPr>
         <w:t xml:space="preserve">politicians on the right look more beautiful” </w:t>
       </w:r>
-      <w:hyperlink r:id="rId73" w:history="1">
+      <w:hyperlink r:id="rId77" w:history="1">
         <w:r>
           <w:rPr>
             <w:rStyle w:val="Hyperlink2"/>
@@ -4989,7 +5322,7 @@
         </w:rPr>
         <w:t xml:space="preserve">scores of the 1,415 candidates </w:t>
       </w:r>
-      <w:hyperlink r:id="rId74" w:history="1">
+      <w:hyperlink r:id="rId78" w:history="1">
         <w:r>
           <w:rPr>
             <w:rStyle w:val="Hyperlink2"/>
@@ -5040,7 +5373,6 @@
           <w:color w:val="202124"/>
           <w:u w:color="202124"/>
         </w:rPr>
-        <w:lastRenderedPageBreak/>
         <w:t>Figure 1: Distribution of Physical Appearance Indexes Broken Down by Relevant Criteria</w:t>
       </w:r>
     </w:p>
@@ -5050,6 +5382,127 @@
         <w:spacing w:before="200" w:after="200"/>
         <w:jc w:val="center"/>
       </w:pPr>
+      <w:ins w:id="50" w:author="Microsoft Office User" w:date="2023-06-16T13:52:00Z">
+        <w:r>
+          <w:rPr>
+            <w:noProof/>
+            <w14:textOutline w14:w="0" w14:cap="rnd" w14:cmpd="sng" w14:algn="ctr">
+              <w14:noFill/>
+              <w14:prstDash w14:val="solid"/>
+              <w14:bevel/>
+            </w14:textOutline>
+          </w:rPr>
+          <w:drawing>
+            <wp:inline distT="0" distB="0" distL="0" distR="0" wp14:anchorId="2BB1C467" wp14:editId="4C56ED94">
+              <wp:extent cx="4892040" cy="5365516"/>
+              <wp:effectExtent l="0" t="0" r="0" b="0"/>
+              <wp:docPr id="464247169" name="Picture 1"/>
+              <wp:cNvGraphicFramePr>
+                <a:graphicFrameLocks xmlns:a="http://schemas.openxmlformats.org/drawingml/2006/main" noChangeAspect="1"/>
+              </wp:cNvGraphicFramePr>
+              <a:graphic xmlns:a="http://schemas.openxmlformats.org/drawingml/2006/main">
+                <a:graphicData uri="http://schemas.openxmlformats.org/drawingml/2006/picture">
+                  <pic:pic xmlns:pic="http://schemas.openxmlformats.org/drawingml/2006/picture">
+                    <pic:nvPicPr>
+                      <pic:cNvPr id="464247169" name="Picture 464247169"/>
+                      <pic:cNvPicPr/>
+                    </pic:nvPicPr>
+                    <pic:blipFill>
+                      <a:blip r:embed="rId79" cstate="print">
+                        <a:extLst>
+                          <a:ext uri="{28A0092B-C50C-407E-A947-70E740481C1C}">
+                            <a14:useLocalDpi xmlns:a14="http://schemas.microsoft.com/office/drawing/2010/main" val="0"/>
+                          </a:ext>
+                        </a:extLst>
+                      </a:blip>
+                      <a:stretch>
+                        <a:fillRect/>
+                      </a:stretch>
+                    </pic:blipFill>
+                    <pic:spPr>
+                      <a:xfrm>
+                        <a:off x="0" y="0"/>
+                        <a:ext cx="4926683" cy="5403512"/>
+                      </a:xfrm>
+                      <a:prstGeom prst="rect">
+                        <a:avLst/>
+                      </a:prstGeom>
+                    </pic:spPr>
+                  </pic:pic>
+                </a:graphicData>
+              </a:graphic>
+            </wp:inline>
+          </w:drawing>
+        </w:r>
+      </w:ins>
+    </w:p>
+    <w:p>
+      <w:pPr>
+        <w:pStyle w:val="BodyA"/>
+        <w:spacing w:before="200" w:after="200"/>
+        <w:jc w:val="both"/>
+      </w:pPr>
+      <w:r>
+        <w:rPr>
+          <w:rStyle w:val="Hyperlink2"/>
+        </w:rPr>
+        <w:t xml:space="preserve">For internal consistency, we would also like to see Finnish voters perceiving working-class candidates as working-class individuals, middle-class candidates as middle-class individuals, </w:t>
+      </w:r>
+      <w:r>
+        <w:rPr>
+          <w:rStyle w:val="Hyperlink2"/>
+        </w:rPr>
+        <w:lastRenderedPageBreak/>
+        <w:t>and so on. Similarly, we would like to see that Finnish candidates who look as though they have working-class occupations actually are working-class individuals, candidates who look as though they have middle-class occupations actually are middle-class individuals, and so on.</w:t>
+      </w:r>
+      <w:r>
+        <w:rPr>
+          <w:rStyle w:val="None"/>
+          <w:vertAlign w:val="superscript"/>
+        </w:rPr>
+        <w:footnoteReference w:id="15"/>
+      </w:r>
+      <w:r>
+        <w:rPr>
+          <w:rStyle w:val="Hyperlink2"/>
+        </w:rPr>
+        <w:t xml:space="preserve"> Other results would mean that either Finnish voters have a hard time assessing the occupation (class) of the candidate based on the candidate</w:t>
+      </w:r>
+      <w:r>
+        <w:rPr>
+          <w:rStyle w:val="None"/>
+          <w:rFonts w:ascii="Arial Unicode MS" w:hAnsi="Arial Unicode MS"/>
+          <w:rtl/>
+          <w:lang w:val="ar-SA"/>
+        </w:rPr>
+        <w:t>’</w:t>
+      </w:r>
+      <w:r>
+        <w:rPr>
+          <w:rStyle w:val="Hyperlink2"/>
+        </w:rPr>
+        <w:t>s appearance, or candidates systematically look different from what they are. Either way, one or both assumptions failing to hold would seriously compromise our empirical claims.</w:t>
+      </w:r>
+    </w:p>
+    <w:p>
+      <w:pPr>
+        <w:pStyle w:val="BodyA"/>
+        <w:spacing w:before="200" w:after="200"/>
+        <w:jc w:val="center"/>
+        <w:rPr>
+          <w:rStyle w:val="None"/>
+          <w:b/>
+          <w:bCs/>
+        </w:rPr>
+      </w:pPr>
+      <w:r>
+        <w:rPr>
+          <w:rStyle w:val="None"/>
+          <w:b/>
+          <w:bCs/>
+        </w:rPr>
+        <w:t>Figure 2: Candidate Appearance-Occupation Congruence by Candidate Social Class.</w:t>
+      </w:r>
       <w:r>
         <w:rPr>
           <w:rStyle w:val="None"/>
@@ -5057,130 +5510,9 @@
           <w:b/>
           <w:bCs/>
           <w:noProof/>
-          <w:color w:val="202124"/>
-          <w:u w:color="202124"/>
         </w:rPr>
         <w:drawing>
-          <wp:anchor distT="152400" distB="152400" distL="152400" distR="152400" simplePos="0" relativeHeight="251659264" behindDoc="0" locked="0" layoutInCell="1" allowOverlap="1">
-            <wp:simplePos x="0" y="0"/>
-            <wp:positionH relativeFrom="page">
-              <wp:posOffset>1512775</wp:posOffset>
-            </wp:positionH>
-            <wp:positionV relativeFrom="line">
-              <wp:posOffset>259482</wp:posOffset>
-            </wp:positionV>
-            <wp:extent cx="4518250" cy="4955500"/>
-            <wp:effectExtent l="0" t="0" r="0" b="0"/>
-            <wp:wrapTopAndBottom distT="152400" distB="152400"/>
-            <wp:docPr id="1073741825" name="officeArt object" descr="densities.jpeg"/>
-            <wp:cNvGraphicFramePr/>
-            <a:graphic xmlns:a="http://schemas.openxmlformats.org/drawingml/2006/main">
-              <a:graphicData uri="http://schemas.openxmlformats.org/drawingml/2006/picture">
-                <pic:pic xmlns:pic="http://schemas.openxmlformats.org/drawingml/2006/picture">
-                  <pic:nvPicPr>
-                    <pic:cNvPr id="1073741825" name="densities.jpeg" descr="densities.jpeg"/>
-                    <pic:cNvPicPr>
-                      <a:picLocks noChangeAspect="1"/>
-                    </pic:cNvPicPr>
-                  </pic:nvPicPr>
-                  <pic:blipFill>
-                    <a:blip r:embed="rId75"/>
-                    <a:stretch>
-                      <a:fillRect/>
-                    </a:stretch>
-                  </pic:blipFill>
-                  <pic:spPr>
-                    <a:xfrm>
-                      <a:off x="0" y="0"/>
-                      <a:ext cx="4518250" cy="4955500"/>
-                    </a:xfrm>
-                    <a:prstGeom prst="rect">
-                      <a:avLst/>
-                    </a:prstGeom>
-                    <a:ln w="12700" cap="flat">
-                      <a:noFill/>
-                      <a:miter lim="400000"/>
-                    </a:ln>
-                    <a:effectLst/>
-                  </pic:spPr>
-                </pic:pic>
-              </a:graphicData>
-            </a:graphic>
-          </wp:anchor>
-        </w:drawing>
-      </w:r>
-    </w:p>
-    <w:p>
-      <w:pPr>
-        <w:pStyle w:val="BodyA"/>
-        <w:spacing w:before="200" w:after="200"/>
-        <w:jc w:val="both"/>
-      </w:pPr>
-      <w:r>
-        <w:rPr>
-          <w:rStyle w:val="Hyperlink2"/>
-        </w:rPr>
-        <w:t>For internal consistency, we would also like to see Finnish voters perceiving working-class candidates as working-class individuals, middle-class candidates as middle-class individuals, and so on. Similarly, we would like to see that Finnish candidates who look as though they have working-class occupations actually are working-class individuals, candidates who look as though they have middle-class occupations actually are middle-class individuals, and so on.</w:t>
-      </w:r>
-      <w:r>
-        <w:rPr>
-          <w:rStyle w:val="None"/>
-          <w:vertAlign w:val="superscript"/>
-        </w:rPr>
-        <w:footnoteReference w:id="15"/>
-      </w:r>
-      <w:r>
-        <w:rPr>
-          <w:rStyle w:val="Hyperlink2"/>
-        </w:rPr>
-        <w:t xml:space="preserve"> Other results would mean that either Finnish voters have a hard time assessing the occupation (class) of the candidate based on the candidate</w:t>
-      </w:r>
-      <w:r>
-        <w:rPr>
-          <w:rStyle w:val="None"/>
-          <w:rFonts w:ascii="Arial Unicode MS" w:hAnsi="Arial Unicode MS"/>
-          <w:rtl/>
-          <w:lang w:val="ar-SA"/>
-        </w:rPr>
-        <w:t>’</w:t>
-      </w:r>
-      <w:r>
-        <w:rPr>
-          <w:rStyle w:val="Hyperlink2"/>
-        </w:rPr>
-        <w:t>s appearance, or candidates systematically look different from what they are. Either way, one or both assumptions failing to hold would seriously compromise our empirical claims.</w:t>
-      </w:r>
-    </w:p>
-    <w:p>
-      <w:pPr>
-        <w:pStyle w:val="BodyA"/>
-        <w:spacing w:before="200" w:after="200"/>
-        <w:jc w:val="center"/>
-        <w:rPr>
-          <w:rStyle w:val="None"/>
-          <w:b/>
-          <w:bCs/>
-        </w:rPr>
-      </w:pPr>
-      <w:r>
-        <w:rPr>
-          <w:rStyle w:val="None"/>
-          <w:b/>
-          <w:bCs/>
-        </w:rPr>
-        <w:lastRenderedPageBreak/>
-        <w:t>Figure 2: Candidate Appearance-Occupation Congruence by Candidate Social Class.</w:t>
-      </w:r>
-      <w:r>
-        <w:rPr>
-          <w:rStyle w:val="None"/>
-          <w:rFonts w:ascii="Times New Roman" w:eastAsia="Times New Roman" w:hAnsi="Times New Roman" w:cs="Times New Roman"/>
-          <w:b/>
-          <w:bCs/>
-          <w:noProof/>
-        </w:rPr>
-        <w:drawing>
-          <wp:anchor distT="152400" distB="152400" distL="152400" distR="152400" simplePos="0" relativeHeight="251660288" behindDoc="0" locked="0" layoutInCell="1" allowOverlap="1">
+          <wp:anchor distT="152400" distB="152400" distL="152400" distR="152400" simplePos="0" relativeHeight="251660288" behindDoc="0" locked="0" layoutInCell="1" allowOverlap="1" wp14:anchorId="6BCC3CE3" wp14:editId="1548BA1E">
             <wp:simplePos x="0" y="0"/>
             <wp:positionH relativeFrom="page">
               <wp:posOffset>1816100</wp:posOffset>
@@ -5191,7 +5523,7 @@
             <wp:extent cx="3646759" cy="3646759"/>
             <wp:effectExtent l="0" t="0" r="0" b="0"/>
             <wp:wrapTopAndBottom distT="152400" distB="152400"/>
-            <wp:docPr id="1073741826" name="officeArt object" descr="balance.jpg"/>
+            <wp:docPr id="1073741826" name="Picture 2" descr="balance.jpg"/>
             <wp:cNvGraphicFramePr/>
             <a:graphic xmlns:a="http://schemas.openxmlformats.org/drawingml/2006/main">
               <a:graphicData uri="http://schemas.openxmlformats.org/drawingml/2006/picture">
@@ -5203,7 +5535,7 @@
                     </pic:cNvPicPr>
                   </pic:nvPicPr>
                   <pic:blipFill>
-                    <a:blip r:embed="rId76"/>
+                    <a:blip r:embed="rId80"/>
                     <a:stretch>
                       <a:fillRect/>
                     </a:stretch>
@@ -5300,7 +5632,14 @@
         <w:rPr>
           <w:rStyle w:val="Hyperlink2"/>
         </w:rPr>
-        <w:t xml:space="preserve">s electoral district. In addition, to further minimize recognition bias, images for which over half of the respondents chose the option </w:t>
+        <w:t xml:space="preserve">s electoral district. In addition, to further minimize recognition bias, images for which over half of the respondents chose the </w:t>
+      </w:r>
+      <w:r>
+        <w:rPr>
+          <w:rStyle w:val="Hyperlink2"/>
+        </w:rPr>
+        <w:lastRenderedPageBreak/>
+        <w:t xml:space="preserve">option </w:t>
       </w:r>
       <w:r>
         <w:rPr>
@@ -5348,24 +5687,9 @@
         <w:rPr>
           <w:rStyle w:val="NoneB"/>
         </w:rPr>
-        <w:lastRenderedPageBreak/>
-        <w:t xml:space="preserve">All in all, we believe that this novel dataset relying on </w:t>
-      </w:r>
-      <w:proofErr w:type="gramStart"/>
-      <w:r>
-        <w:rPr>
-          <w:rStyle w:val="NoneB"/>
-        </w:rPr>
-        <w:t>raters</w:t>
-      </w:r>
-      <w:proofErr w:type="gramEnd"/>
-      <w:r>
-        <w:rPr>
-          <w:rStyle w:val="NoneB"/>
-        </w:rPr>
-        <w:t xml:space="preserve"> representative at the country level has clear advantages over other designs that rely on convenience samples, which may be the norm in physical-appearance research </w:t>
-      </w:r>
-      <w:hyperlink r:id="rId77" w:history="1">
+        <w:t xml:space="preserve">All in all, we believe that this novel dataset relying on raters representative at the country level has clear advantages over other designs that rely on convenience samples, which may be the norm in physical-appearance research </w:t>
+      </w:r>
+      <w:hyperlink r:id="rId81" w:history="1">
         <w:r>
           <w:rPr>
             <w:rStyle w:val="NoneB"/>
@@ -5407,7 +5731,7 @@
         </w:rPr>
         <w:t xml:space="preserve">. Furthermore, while the relationship between physical attractiveness and voting has already been studied in Finland </w:t>
       </w:r>
-      <w:hyperlink r:id="rId78" w:history="1">
+      <w:hyperlink r:id="rId82" w:history="1">
         <w:r>
           <w:rPr>
             <w:rStyle w:val="NoneB"/>
@@ -5428,8 +5752,8 @@
         <w:spacing w:before="200" w:after="200"/>
         <w:jc w:val="both"/>
       </w:pPr>
-      <w:bookmarkStart w:id="6" w:name="_headingh.3dy6vkm"/>
-      <w:bookmarkEnd w:id="6"/>
+      <w:bookmarkStart w:id="51" w:name="_headingh.3dy6vkm"/>
+      <w:bookmarkEnd w:id="51"/>
       <w:r>
         <w:rPr>
           <w:rStyle w:val="Hyperlink2"/>
@@ -5449,7 +5773,7 @@
         </w:rPr>
         <w:t xml:space="preserve">This section seeks to explain the number of votes each candidate received. From a substantive point of view, this variable has already been studied in the same form, also in the context of physical appearance </w:t>
       </w:r>
-      <w:hyperlink r:id="rId79" w:history="1">
+      <w:hyperlink r:id="rId83" w:history="1">
         <w:r>
           <w:rPr>
             <w:rStyle w:val="NoneB"/>
@@ -5463,7 +5787,7 @@
         </w:rPr>
         <w:t xml:space="preserve">. Following the statistical literature, we identify the data-generating process of the dependent variable as a Poisson process </w:t>
       </w:r>
-      <w:hyperlink r:id="rId80" w:history="1">
+      <w:hyperlink r:id="rId84" w:history="1">
         <w:r>
           <w:rPr>
             <w:rStyle w:val="NoneB"/>
@@ -5497,7 +5821,7 @@
         </w:rPr>
         <w:t xml:space="preserve">The main predictor is the estimated combined effects of physical appearance and social class of the candidate, i.e., looking like they belong and actually belonging to a certain class. Following </w:t>
       </w:r>
-      <w:hyperlink r:id="rId81" w:history="1">
+      <w:hyperlink r:id="rId85" w:history="1">
         <w:proofErr w:type="spellStart"/>
         <w:r>
           <w:rPr>
@@ -5533,7 +5857,7 @@
         </w:rPr>
         <w:t xml:space="preserve">, 2021) and not the regression table </w:t>
       </w:r>
-      <w:hyperlink r:id="rId82" w:history="1">
+      <w:hyperlink r:id="rId86" w:history="1">
         <w:r>
           <w:rPr>
             <w:rStyle w:val="NoneB"/>
@@ -5542,7 +5866,7 @@
         </w:r>
         <w:proofErr w:type="spellStart"/>
       </w:hyperlink>
-      <w:hyperlink r:id="rId83" w:history="1">
+      <w:hyperlink r:id="rId87" w:history="1">
         <w:r>
           <w:rPr>
             <w:rStyle w:val="NoneB"/>
@@ -5563,7 +5887,7 @@
         </w:rPr>
         <w:t xml:space="preserve">, </w:t>
       </w:r>
-      <w:hyperlink r:id="rId84" w:history="1">
+      <w:hyperlink r:id="rId88" w:history="1">
         <w:r>
           <w:rPr>
             <w:rStyle w:val="NoneB"/>
@@ -5577,7 +5901,7 @@
         </w:rPr>
         <w:t xml:space="preserve">. This is particularly important when estimating generalized linear models because the interaction effect could be non-zero (even when the estimation indicates that it is zero). Moreover, the statistical significance of the interaction effect cannot be tested with a simple t-test on the coefficient of the interaction term </w:t>
       </w:r>
-      <w:hyperlink r:id="rId85" w:history="1">
+      <w:hyperlink r:id="rId89" w:history="1">
         <w:r>
           <w:rPr>
             <w:rStyle w:val="NoneB"/>
@@ -5604,7 +5928,7 @@
         </w:rPr>
         <w:t xml:space="preserve">The model included several control variables. Since party affiliation is one of the main explanatory factors of voting </w:t>
       </w:r>
-      <w:hyperlink r:id="rId86" w:history="1">
+      <w:hyperlink r:id="rId90" w:history="1">
         <w:r>
           <w:rPr>
             <w:rStyle w:val="Hyperlink2"/>
@@ -5630,7 +5954,14 @@
         <w:rPr>
           <w:rStyle w:val="Hyperlink2"/>
         </w:rPr>
-        <w:t>, we considered an indicator variable for party.</w:t>
+        <w:t xml:space="preserve">, we considered an </w:t>
+      </w:r>
+      <w:r>
+        <w:rPr>
+          <w:rStyle w:val="Hyperlink2"/>
+        </w:rPr>
+        <w:lastRenderedPageBreak/>
+        <w:t>indicator variable for party.</w:t>
       </w:r>
       <w:r>
         <w:rPr>
@@ -5660,7 +5991,7 @@
         </w:rPr>
         <w:t xml:space="preserve">dominance and strength” </w:t>
       </w:r>
-      <w:hyperlink r:id="rId87" w:history="1">
+      <w:hyperlink r:id="rId91" w:history="1">
         <w:r>
           <w:rPr>
             <w:rStyle w:val="Hyperlink2"/>
@@ -5672,16 +6003,9 @@
         <w:rPr>
           <w:rStyle w:val="Hyperlink2"/>
         </w:rPr>
-        <w:t xml:space="preserve">. Finally, to account for unobserved but fixed omitted variables, we included city fixed effects in all models. By pursuing this econometric strategy, the model aims at controlling for city-specific factors, such as population size, different political cleavages (e.g., urban/rural, language) local party competition issues, </w:t>
-      </w:r>
-      <w:r>
-        <w:rPr>
-          <w:rStyle w:val="Hyperlink2"/>
-        </w:rPr>
-        <w:lastRenderedPageBreak/>
-        <w:t xml:space="preserve">and possible incumbency/contestation dynamics, among other hard-to-measure confounding factors </w:t>
-      </w:r>
-      <w:hyperlink r:id="rId88" w:history="1">
+        <w:t xml:space="preserve">. Finally, to account for unobserved but fixed omitted variables, we included city fixed effects in all models. By pursuing this econometric strategy, the model aims at controlling for city-specific factors, such as population size, different political cleavages (e.g., urban/rural, language) local party competition issues, and possible incumbency/contestation dynamics, among other hard-to-measure confounding factors </w:t>
+      </w:r>
+      <w:hyperlink r:id="rId92" w:history="1">
         <w:r>
           <w:rPr>
             <w:rStyle w:val="Hyperlink2"/>
@@ -5717,7 +6041,7 @@
         <mc:AlternateContent>
           <mc:Choice Requires="wps">
             <w:drawing>
-              <wp:anchor distT="152400" distB="152400" distL="152400" distR="152400" simplePos="0" relativeHeight="251661312" behindDoc="0" locked="0" layoutInCell="1" allowOverlap="1">
+              <wp:anchor distT="152400" distB="152400" distL="152400" distR="152400" simplePos="0" relativeHeight="251661312" behindDoc="0" locked="0" layoutInCell="1" allowOverlap="1" wp14:anchorId="2218C8DF" wp14:editId="2BDEE0CA">
                 <wp:simplePos x="0" y="0"/>
                 <wp:positionH relativeFrom="page">
                   <wp:posOffset>6363222</wp:posOffset>
@@ -5736,7 +6060,7 @@
                     <wp:lineTo x="0" y="0"/>
                   </wp:wrapPolygon>
                 </wp:wrapThrough>
-                <wp:docPr id="1073741827" name="officeArt object" descr="(1)"/>
+                <wp:docPr id="1073741827" name="Text Box 3" descr="(1)"/>
                 <wp:cNvGraphicFramePr/>
                 <a:graphic xmlns:a="http://schemas.openxmlformats.org/drawingml/2006/main">
                   <a:graphicData uri="http://schemas.microsoft.com/office/word/2010/wordprocessingShape">
@@ -5783,11 +6107,11 @@
           </mc:Choice>
           <mc:Fallback>
             <w:pict>
-              <v:shapetype id="_x0000_t202" coordsize="21600,21600" o:spt="202" path="m,l,21600r21600,l21600,xe">
+              <v:shapetype w14:anchorId="2218C8DF" id="_x0000_t202" coordsize="21600,21600" o:spt="202" path="m,l,21600r21600,l21600,xe">
                 <v:stroke joinstyle="miter"/>
                 <v:path gradientshapeok="t" o:connecttype="rect"/>
               </v:shapetype>
-              <v:shape id="officeArt object" o:spid="_x0000_s1026" type="#_x0000_t202" alt="(1)" style="position:absolute;left:0;text-align:left;margin-left:501.05pt;margin-top:48.15pt;width:21.45pt;height:18.25pt;z-index:251661312;visibility:visible;mso-wrap-style:square;mso-wrap-distance-left:12pt;mso-wrap-distance-top:12pt;mso-wrap-distance-right:12pt;mso-wrap-distance-bottom:12pt;mso-position-horizontal:absolute;mso-position-horizontal-relative:page;mso-position-vertical:absolute;mso-position-vertical-relative:line;v-text-anchor:top" wrapcoords="-50 0 21550 0 21550 21541 -50 21541 -50 0" o:gfxdata="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" filled="f" stroked="f" strokeweight="1pt">
+              <v:shape id="Text Box 3" o:spid="_x0000_s1026" type="#_x0000_t202" alt="(1)" style="position:absolute;left:0;text-align:left;margin-left:501.05pt;margin-top:48.15pt;width:21.45pt;height:18.25pt;z-index:251661312;visibility:visible;mso-wrap-style:square;mso-wrap-distance-left:12pt;mso-wrap-distance-top:12pt;mso-wrap-distance-right:12pt;mso-wrap-distance-bottom:12pt;mso-position-horizontal:absolute;mso-position-horizontal-relative:page;mso-position-vertical:absolute;mso-position-vertical-relative:line;v-text-anchor:top" wrapcoords="-50 0 21550 0 21550 21541 -50 21541 -50 0" o:gfxdata="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" filled="f" stroked="f" strokeweight="1pt">
                 <v:stroke miterlimit="4"/>
                 <v:textbox inset="1.2699mm,1.2699mm,1.2699mm,1.2699mm">
                   <w:txbxContent>
@@ -5826,10 +6150,10 @@
           <w:noProof/>
         </w:rPr>
         <w:drawing>
-          <wp:inline distT="0" distB="0" distL="0" distR="0">
+          <wp:inline distT="0" distB="0" distL="0" distR="0" wp14:anchorId="20626DB1" wp14:editId="7B16DDA3">
             <wp:extent cx="5065732" cy="1291762"/>
             <wp:effectExtent l="0" t="0" r="0" b="0"/>
-            <wp:docPr id="1073741828" name="officeArt object" descr="W9PZe54etwtMJq7xKmIk50s8glwFXB5_v72RJfnvt5DzI_nvWX9JSIQAXC_Zwe_sW2bwjnqJqe_A8b3l-9SXgiCUicWWUEYMQyPH_kfw6Y2r3ZwDOpXNGgc8yVu1YCdrOMagpbUYtixD.png"/>
+            <wp:docPr id="1073741828" name="Picture 4" descr="W9PZe54etwtMJq7xKmIk50s8glwFXB5_v72RJfnvt5DzI_nvWX9JSIQAXC_Zwe_sW2bwjnqJqe_A8b3l-9SXgiCUicWWUEYMQyPH_kfw6Y2r3ZwDOpXNGgc8yVu1YCdrOMagpbUYtixD.png"/>
             <wp:cNvGraphicFramePr/>
             <a:graphic xmlns:a="http://schemas.openxmlformats.org/drawingml/2006/main">
               <a:graphicData uri="http://schemas.openxmlformats.org/drawingml/2006/picture">
@@ -5841,7 +6165,7 @@
                     </pic:cNvPicPr>
                   </pic:nvPicPr>
                   <pic:blipFill>
-                    <a:blip r:embed="rId89"/>
+                    <a:blip r:embed="rId93"/>
                     <a:stretch>
                       <a:fillRect/>
                     </a:stretch>
@@ -6142,7 +6466,7 @@
         </w:rPr>
         <w:t xml:space="preserve">the gender of candidates might interact with perceptions of physical appearance” </w:t>
       </w:r>
-      <w:hyperlink r:id="rId90" w:history="1">
+      <w:hyperlink r:id="rId94" w:history="1">
         <w:r>
           <w:rPr>
             <w:rStyle w:val="Hyperlink2"/>
@@ -6185,7 +6509,7 @@
         </w:rPr>
         <w:t xml:space="preserve">attractiveness matters most for women candidates” </w:t>
       </w:r>
-      <w:hyperlink r:id="rId91" w:history="1">
+      <w:hyperlink r:id="rId95" w:history="1">
         <w:r>
           <w:rPr>
             <w:rStyle w:val="Hyperlink2"/>
@@ -6255,7 +6579,7 @@
         </w:rPr>
         <w:t xml:space="preserve">Finnish elections are unusually suited for gender analysis, since there is a sizable number of both male and female candidates in all districts” </w:t>
       </w:r>
-      <w:hyperlink r:id="rId92" w:history="1">
+      <w:hyperlink r:id="rId96" w:history="1">
         <w:r>
           <w:rPr>
             <w:rStyle w:val="Hyperlink2"/>
@@ -6341,7 +6665,14 @@
         <w:rPr>
           <w:rStyle w:val="NoneB"/>
         </w:rPr>
-        <w:t>Before introducing our main results (Table 3 and Figure 3), we show our baseline models in Table 2. These models show the same variables considered in the main regression table but without the interaction term.</w:t>
+        <w:t xml:space="preserve">Before introducing our main results (Table 3 and Figure 3), we show our baseline models in Table 2. These models show the same variables considered in the main regression table but </w:t>
+      </w:r>
+      <w:r>
+        <w:rPr>
+          <w:rStyle w:val="NoneB"/>
+        </w:rPr>
+        <w:lastRenderedPageBreak/>
+        <w:t>without the interaction term.</w:t>
       </w:r>
       <w:r>
         <w:rPr>
@@ -6367,14 +6698,7 @@
         <w:rPr>
           <w:rStyle w:val="Hyperlink2"/>
         </w:rPr>
-        <w:t xml:space="preserve">Importantly, the female data indicate that a systematic electoral penalty exists, especially for candidates who do have, and look like they have, working-class occupations (panel 3 in Figure </w:t>
-      </w:r>
-      <w:r>
-        <w:rPr>
-          <w:rStyle w:val="Hyperlink2"/>
-        </w:rPr>
-        <w:lastRenderedPageBreak/>
-        <w:t xml:space="preserve">3). Women candidates that have working-class occupations—but do </w:t>
+        <w:t xml:space="preserve">Importantly, the female data indicate that a systematic electoral penalty exists, especially for candidates who do have, and look like they have, working-class occupations (panel 3 in Figure 3). Women candidates that have working-class occupations—but do </w:t>
       </w:r>
       <w:r>
         <w:rPr>
@@ -6400,7 +6724,7 @@
         </w:rPr>
         <w:t xml:space="preserve"> look like she has a working-class occupation has a predicted count of 99 votes. This is a substantial and statistically significant 36% marginal change (p-value &lt; 0.001). To put these results in perspective, our findings are somewhat in line with </w:t>
       </w:r>
-      <w:hyperlink r:id="rId93" w:history="1">
+      <w:hyperlink r:id="rId97" w:history="1">
         <w:r>
           <w:rPr>
             <w:rStyle w:val="Hyperlink2"/>
@@ -6524,7 +6848,7 @@
         </w:rPr>
         <w:t xml:space="preserve">s work” </w:t>
       </w:r>
-      <w:hyperlink r:id="rId94" w:history="1">
+      <w:hyperlink r:id="rId98" w:history="1">
         <w:r>
           <w:rPr>
             <w:rStyle w:val="Hyperlink2"/>
@@ -6564,7 +6888,14 @@
         <w:rPr>
           <w:rStyle w:val="NoneB"/>
         </w:rPr>
-        <w:t xml:space="preserve">Now we turn to our main regression table (Table 3). Since the literature has persistently found a strong correlation between attractiveness and voting, we performed additional estimations. Also, because masculinity and femininity might affect physical appearance-occupation congruence (e.g., men that work as secretaries or women that work in construction), several more models were estimated. Particularly, models 4, 6, 7, 8, 11, and 12 include the attractiveness covariate for the different datasets (i.e., full, male, and female), alone as well as in combination with perceived masculinity or femininity levels (i.e., models 5, 9, and 11, and 6, 10, and 12). Our interactive hypothesis systematically keeps its substantive effect size and statistical significance across all specifications. Importantly, attractiveness still explains a considerable amount of variance. Therefore, rather than providing alternative explanations for voting, this paper presents a complementary story. Not only does attractiveness predict voting, as past research correctly argues, but physical appearance-based class status also matters. </w:t>
+        <w:t xml:space="preserve">Now we turn to our main regression table (Table 3). Since the literature has persistently found a strong correlation between attractiveness and voting, we performed additional estimations. Also, because masculinity and femininity might affect physical appearance-occupation congruence (e.g., men that work as secretaries or women that work in construction), several more models were estimated. Particularly, models 4, 6, 7, 8, 11, and 12 include the attractiveness covariate for the different datasets (i.e., full, male, and female), alone as well as in combination with perceived masculinity or femininity levels (i.e., models 5, 9, and 11, and 6, 10, and 12). Our interactive hypothesis systematically keeps its substantive effect size and statistical significance across all specifications. Importantly, attractiveness still explains a considerable amount of variance. Therefore, rather than providing alternative explanations for </w:t>
+      </w:r>
+      <w:r>
+        <w:rPr>
+          <w:rStyle w:val="NoneB"/>
+        </w:rPr>
+        <w:lastRenderedPageBreak/>
+        <w:t xml:space="preserve">voting, this paper presents a complementary story. Not only does attractiveness predict voting, as past research correctly argues, but physical appearance-based class status also matters. </w:t>
       </w:r>
     </w:p>
     <w:p>
@@ -6573,8 +6904,8 @@
         <w:spacing w:before="200" w:after="200"/>
         <w:jc w:val="both"/>
       </w:pPr>
-      <w:bookmarkStart w:id="7" w:name="_headingh.1t3h5sf"/>
-      <w:bookmarkEnd w:id="7"/>
+      <w:bookmarkStart w:id="54" w:name="_headingh.1t3h5sf"/>
+      <w:bookmarkEnd w:id="54"/>
       <w:r>
         <w:rPr>
           <w:rStyle w:val="Hyperlink2"/>
@@ -6593,7 +6924,7 @@
         </w:rPr>
         <w:t xml:space="preserve"> than it does female candidates. This is in line with prior findings </w:t>
       </w:r>
-      <w:hyperlink r:id="rId95" w:history="1">
+      <w:hyperlink r:id="rId99" w:history="1">
         <w:r>
           <w:rPr>
             <w:rStyle w:val="Hyperlink2"/>
@@ -6621,7 +6952,7 @@
         </w:rPr>
         <w:t xml:space="preserve">. For example, </w:t>
       </w:r>
-      <w:hyperlink r:id="rId96" w:history="1">
+      <w:hyperlink r:id="rId100" w:history="1">
         <w:proofErr w:type="spellStart"/>
         <w:r>
           <w:rPr>
@@ -6696,7 +7027,7 @@
         </w:rPr>
         <w:t xml:space="preserve"> penalized for how they look </w:t>
       </w:r>
-      <w:hyperlink r:id="rId97" w:history="1">
+      <w:hyperlink r:id="rId101" w:history="1">
         <w:r>
           <w:rPr>
             <w:rStyle w:val="Hyperlink2"/>
@@ -6708,14 +7039,20 @@
           <w:rPr>
             <w:rStyle w:val="Hyperlink2"/>
           </w:rPr>
-          <w:t>Pajunen</w:t>
+          <w:t>Kukkonen</w:t>
         </w:r>
         <w:proofErr w:type="spellEnd"/>
         <w:r>
           <w:rPr>
             <w:rStyle w:val="Hyperlink2"/>
           </w:rPr>
-          <w:t xml:space="preserve"> et al., 2021)</w:t>
+          <w:t xml:space="preserve"> et al., 2023</w:t>
+        </w:r>
+        <w:r>
+          <w:rPr>
+            <w:rStyle w:val="Hyperlink2"/>
+          </w:rPr>
+          <w:t>)</w:t>
         </w:r>
       </w:hyperlink>
       <w:r>
@@ -6747,7 +7084,6 @@
           <w:color w:val="202124"/>
           <w:u w:color="202124"/>
         </w:rPr>
-        <w:lastRenderedPageBreak/>
         <w:t>Figure 3: Marginal Effects of the Interaction Term Between Physical Appearance-</w:t>
       </w:r>
       <w:r>
@@ -6761,7 +7097,7 @@
           <w:u w:color="202124"/>
         </w:rPr>
         <w:drawing>
-          <wp:anchor distT="152400" distB="152400" distL="152400" distR="152400" simplePos="0" relativeHeight="251662336" behindDoc="0" locked="0" layoutInCell="1" allowOverlap="1">
+          <wp:anchor distT="152400" distB="152400" distL="152400" distR="152400" simplePos="0" relativeHeight="251662336" behindDoc="0" locked="0" layoutInCell="1" allowOverlap="1" wp14:anchorId="3741BB37" wp14:editId="6FB7F057">
             <wp:simplePos x="0" y="0"/>
             <wp:positionH relativeFrom="page">
               <wp:posOffset>908050</wp:posOffset>
@@ -6772,7 +7108,7 @@
             <wp:extent cx="5727700" cy="2863850"/>
             <wp:effectExtent l="0" t="0" r="0" b="0"/>
             <wp:wrapTopAndBottom distT="152400" distB="152400"/>
-            <wp:docPr id="1073741829" name="officeArt object" descr="pred_prob_plot.jpeg"/>
+            <wp:docPr id="1073741829" name="Picture 5" descr="pred_prob_plot.jpeg"/>
             <wp:cNvGraphicFramePr/>
             <a:graphic xmlns:a="http://schemas.openxmlformats.org/drawingml/2006/main">
               <a:graphicData uri="http://schemas.openxmlformats.org/drawingml/2006/picture">
@@ -6784,7 +7120,7 @@
                     </pic:cNvPicPr>
                   </pic:nvPicPr>
                   <pic:blipFill>
-                    <a:blip r:embed="rId98"/>
+                    <a:blip r:embed="rId102"/>
                     <a:stretch>
                       <a:fillRect/>
                     </a:stretch>
@@ -6891,10 +7227,10 @@
           <w:u w:color="202124"/>
         </w:rPr>
         <w:drawing>
-          <wp:inline distT="0" distB="0" distL="0" distR="0">
+          <wp:inline distT="0" distB="0" distL="0" distR="0" wp14:anchorId="7E8C1EC1" wp14:editId="6084DAB5">
             <wp:extent cx="5727573" cy="1897259"/>
             <wp:effectExtent l="0" t="0" r="0" b="0"/>
-            <wp:docPr id="1073741830" name="officeArt object" descr="5-NP_rvfRJd8D3PT-APh_zQeVLYT1al9sdhd99dQZ_u4AhpCfI43Kg6-XR5uJzixZMRdj5lK_xmtLuNWe_eWI4t0jFUqb22iy5od5a3MhNPYl6BeJ6Sc-wwyyvxrCqNLz3liqd6zvdLoKPFyZdBvpA.png"/>
+            <wp:docPr id="1073741830" name="Picture 6" descr="5-NP_rvfRJd8D3PT-APh_zQeVLYT1al9sdhd99dQZ_u4AhpCfI43Kg6-XR5uJzixZMRdj5lK_xmtLuNWe_eWI4t0jFUqb22iy5od5a3MhNPYl6BeJ6Sc-wwyyvxrCqNLz3liqd6zvdLoKPFyZdBvpA.png"/>
             <wp:cNvGraphicFramePr/>
             <a:graphic xmlns:a="http://schemas.openxmlformats.org/drawingml/2006/main">
               <a:graphicData uri="http://schemas.openxmlformats.org/drawingml/2006/picture">
@@ -6906,7 +7242,7 @@
                     </pic:cNvPicPr>
                   </pic:nvPicPr>
                   <pic:blipFill>
-                    <a:blip r:embed="rId99"/>
+                    <a:blip r:embed="rId103"/>
                     <a:stretch>
                       <a:fillRect/>
                     </a:stretch>
@@ -6989,10 +7325,10 @@
           <w:u w:color="202124"/>
         </w:rPr>
         <w:drawing>
-          <wp:inline distT="0" distB="0" distL="0" distR="0">
+          <wp:inline distT="0" distB="0" distL="0" distR="0" wp14:anchorId="63C730B0" wp14:editId="6BA3AF18">
             <wp:extent cx="5727573" cy="1925897"/>
             <wp:effectExtent l="0" t="0" r="0" b="0"/>
-            <wp:docPr id="1073741831" name="officeArt object" descr="GBoeVHIRVzQPYYmZlvswyyyAsFFrJ8OhnsyczS5l-hDPXfe1UeIseo5SDDHlq7MEJexua83dzVU8C1QicGfVNhN9SL8pZYWp9Th5JJ9vH_c0QZRc86xhRCp5elbVNil6WtM6P9WtoTKa5IuSoCaUyw.png"/>
+            <wp:docPr id="1073741831" name="Picture 7" descr="GBoeVHIRVzQPYYmZlvswyyyAsFFrJ8OhnsyczS5l-hDPXfe1UeIseo5SDDHlq7MEJexua83dzVU8C1QicGfVNhN9SL8pZYWp9Th5JJ9vH_c0QZRc86xhRCp5elbVNil6WtM6P9WtoTKa5IuSoCaUyw.png"/>
             <wp:cNvGraphicFramePr/>
             <a:graphic xmlns:a="http://schemas.openxmlformats.org/drawingml/2006/main">
               <a:graphicData uri="http://schemas.openxmlformats.org/drawingml/2006/picture">
@@ -7004,7 +7340,7 @@
                     </pic:cNvPicPr>
                   </pic:nvPicPr>
                   <pic:blipFill>
-                    <a:blip r:embed="rId100"/>
+                    <a:blip r:embed="rId104"/>
                     <a:stretch>
                       <a:fillRect/>
                     </a:stretch>
@@ -7036,8 +7372,8 @@
         <w:spacing w:before="200" w:after="200"/>
         <w:jc w:val="both"/>
         <w:sectPr>
-          <w:headerReference w:type="default" r:id="rId101"/>
-          <w:footerReference w:type="default" r:id="rId102"/>
+          <w:headerReference w:type="default" r:id="rId105"/>
+          <w:footerReference w:type="default" r:id="rId106"/>
           <w:pgSz w:w="11900" w:h="16840"/>
           <w:pgMar w:top="1440" w:right="1440" w:bottom="1440" w:left="1440" w:header="720" w:footer="720" w:gutter="0"/>
           <w:pgNumType w:start="1"/>
@@ -7051,8 +7387,8 @@
         <w:spacing w:before="200" w:after="200"/>
         <w:jc w:val="both"/>
       </w:pPr>
-      <w:bookmarkStart w:id="8" w:name="_headingh.4d34og8"/>
-      <w:bookmarkEnd w:id="8"/>
+      <w:bookmarkStart w:id="55" w:name="_headingh.4d34og8"/>
+      <w:bookmarkEnd w:id="55"/>
       <w:r>
         <w:rPr>
           <w:rStyle w:val="Hyperlink2"/>
@@ -7145,7 +7481,25 @@
         <w:rPr>
           <w:rStyle w:val="Hyperlink2"/>
         </w:rPr>
-        <w:t xml:space="preserve">Moreover, occupation as one status characteristic interacts with another, namely, gender. We find that voters particularly penalize female candidates who have a working-class occupation and look like a representative of the working class. In other words, the </w:t>
+        <w:t>Moreover, occupation as one status characteristic interacts with another</w:t>
+      </w:r>
+      <w:r>
+        <w:rPr>
+          <w:rStyle w:val="Hyperlink2"/>
+        </w:rPr>
+        <w:t xml:space="preserve"> social category</w:t>
+      </w:r>
+      <w:r>
+        <w:rPr>
+          <w:rStyle w:val="Hyperlink2"/>
+        </w:rPr>
+        <w:t>, namely, gender</w:t>
+      </w:r>
+      <w:r>
+        <w:rPr>
+          <w:rStyle w:val="Hyperlink2"/>
+        </w:rPr>
+        <w:t xml:space="preserve">. We find that voters particularly penalize female candidates who have a working-class occupation and look like a representative of the working class. In other words, the </w:t>
       </w:r>
       <w:r>
         <w:rPr>
@@ -7160,9 +7514,15 @@
         <w:rPr>
           <w:rStyle w:val="Hyperlink2"/>
         </w:rPr>
-        <w:t xml:space="preserve">double cue of occupational status”—that is, a lower-status occupational title (first cue) combined with a low-status appearance (second cue)— especially concerns women in electoral contexts. These results are in line with previous studies of physical attractiveness and labor-market outcomes, which have shown that for women, the consequences of physical appearance can be much more complex and severe at the same time </w:t>
-      </w:r>
-      <w:hyperlink r:id="rId103" w:history="1">
+        <w:t xml:space="preserve">double cue of occupational status”—that is, a lower-status occupational title (first cue) combined with a low-status appearance (second cue)— especially concerns women in electoral contexts. These results are in line with previous studies of physical attractiveness and labor-market outcomes, which have shown that for women, the consequences of physical appearance can be much </w:t>
+      </w:r>
+      <w:r>
+        <w:rPr>
+          <w:rStyle w:val="Hyperlink2"/>
+        </w:rPr>
+        <w:t xml:space="preserve">more complex and severe at the same time </w:t>
+      </w:r>
+      <w:hyperlink r:id="rId107" w:history="1">
         <w:r>
           <w:rPr>
             <w:rStyle w:val="Hyperlink2"/>
@@ -7216,14 +7576,20 @@
           <w:rPr>
             <w:rStyle w:val="Hyperlink2"/>
           </w:rPr>
-          <w:t>Pajunen</w:t>
+          <w:t>Kukkonen</w:t>
         </w:r>
         <w:proofErr w:type="spellEnd"/>
         <w:r>
           <w:rPr>
             <w:rStyle w:val="Hyperlink2"/>
           </w:rPr>
-          <w:t xml:space="preserve"> et al., 2021)</w:t>
+          <w:t xml:space="preserve"> et al., 2023</w:t>
+        </w:r>
+        <w:r>
+          <w:rPr>
+            <w:rStyle w:val="Hyperlink2"/>
+          </w:rPr>
+          <w:t>)</w:t>
         </w:r>
       </w:hyperlink>
       <w:r>
@@ -7232,7 +7598,7 @@
         </w:rPr>
         <w:t xml:space="preserve">. In keeping with our empirical results, past research on voting and physical attractiveness also indicates that appearance matters more for female than for male candidates </w:t>
       </w:r>
-      <w:hyperlink r:id="rId104" w:history="1">
+      <w:hyperlink r:id="rId108" w:history="1">
         <w:r>
           <w:rPr>
             <w:rStyle w:val="Hyperlink2"/>
@@ -7260,7 +7626,7 @@
         </w:rPr>
         <w:t xml:space="preserve">. Our findings also reveal that as a status characteristic, being male compensates for the negative impact of male candidates’ occupations. This may be related to the fact that in some left-wing parties, being a man and looking like a representative of the working class might serve as an advantage </w:t>
       </w:r>
-      <w:hyperlink r:id="rId105" w:history="1">
+      <w:hyperlink r:id="rId109" w:history="1">
         <w:r>
           <w:rPr>
             <w:rStyle w:val="Hyperlink2"/>
@@ -7287,7 +7653,7 @@
         </w:rPr>
         <w:t xml:space="preserve">In terms of social inequalities and democracy, the results raise serious concerns. Official statistics show that women and elected representatives with working-class occupations are already underrepresented in municipal councils </w:t>
       </w:r>
-      <w:hyperlink r:id="rId106" w:history="1">
+      <w:hyperlink r:id="rId110" w:history="1">
         <w:r>
           <w:rPr>
             <w:rStyle w:val="NoneB"/>
@@ -7312,23 +7678,33 @@
         <w:rPr>
           <w:rStyle w:val="NoneB"/>
         </w:rPr>
-        <w:t xml:space="preserve">In many ways, our study is explorative, calling for more research on inequality and physical appearance and their importance for voting choices. </w:t>
-      </w:r>
-      <w:ins w:id="9" w:author="Microsoft Office User" w:date="2023-06-12T13:31:00Z">
-        <w:r>
-          <w:rPr>
-            <w:rStyle w:val="NoneB"/>
-          </w:rPr>
-          <w:t>First, w</w:t>
-        </w:r>
-      </w:ins>
-      <w:r>
-        <w:rPr>
-          <w:rStyle w:val="NoneB"/>
-        </w:rPr>
-        <w:t xml:space="preserve">hile our design allows for a general description of the existence of the phenomenon, the mechanisms by which physical appearance produces social inequalities remain outside the scope of this study. One possible mechanism could include class voting—that is, the tendency of voters in a particular class to vote for a political candidate who looks like a representative of the same social class </w:t>
-      </w:r>
-      <w:hyperlink r:id="rId107" w:history="1">
+        <w:t xml:space="preserve">In many ways, our study is explorative, calling </w:t>
+      </w:r>
+      <w:r>
+        <w:rPr>
+          <w:rStyle w:val="NoneB"/>
+        </w:rPr>
+        <w:t xml:space="preserve">for more research on inequality and physical appearance and their importance for voting choices. </w:t>
+      </w:r>
+      <w:r>
+        <w:rPr>
+          <w:rStyle w:val="NoneB"/>
+        </w:rPr>
+        <w:t>First, w</w:t>
+      </w:r>
+      <w:r>
+        <w:rPr>
+          <w:rStyle w:val="NoneB"/>
+        </w:rPr>
+        <w:t xml:space="preserve">hile </w:t>
+      </w:r>
+      <w:r>
+        <w:rPr>
+          <w:rStyle w:val="NoneB"/>
+        </w:rPr>
+        <w:t xml:space="preserve">our design allows for a general description of the existence of the phenomenon, the mechanisms by which physical appearance produces social inequalities remain outside the scope of this study. One possible mechanism could include class voting—that is, the tendency of voters in a particular class to vote for a political candidate who looks like a representative of the same social class </w:t>
+      </w:r>
+      <w:hyperlink r:id="rId111" w:history="1">
         <w:r>
           <w:rPr>
             <w:rStyle w:val="NoneB"/>
@@ -7349,86 +7725,24 @@
         </w:rPr>
         <w:t xml:space="preserve">. Experimental designs might provide more insights into this possible causal link. </w:t>
       </w:r>
-      <w:ins w:id="10" w:author="Microsoft Office User" w:date="2023-06-12T13:32:00Z">
-        <w:r>
-          <w:rPr>
-            <w:rStyle w:val="NoneB"/>
-          </w:rPr>
-          <w:t>Second</w:t>
-        </w:r>
-      </w:ins>
-      <w:ins w:id="11" w:author="Microsoft Office User" w:date="2023-06-12T13:30:00Z">
-        <w:r>
-          <w:rPr>
-            <w:rStyle w:val="NoneB"/>
-          </w:rPr>
-          <w:t>,</w:t>
-        </w:r>
-      </w:ins>
-      <w:ins w:id="12" w:author="Microsoft Office User" w:date="2023-06-12T13:32:00Z">
-        <w:r>
-          <w:rPr>
-            <w:rStyle w:val="NoneB"/>
-          </w:rPr>
-          <w:t xml:space="preserve"> </w:t>
-        </w:r>
-      </w:ins>
-      <w:ins w:id="13" w:author="Microsoft Office User" w:date="2023-06-12T13:56:00Z">
-        <w:r>
-          <w:rPr>
-            <w:rStyle w:val="NoneB"/>
-          </w:rPr>
-          <w:t xml:space="preserve">we approach our findings with caution. Although we consider our results to be </w:t>
-        </w:r>
-      </w:ins>
-      <w:ins w:id="14" w:author="Microsoft Office User" w:date="2023-06-14T11:41:00Z">
-        <w:r>
-          <w:rPr>
-            <w:rStyle w:val="NoneB"/>
-          </w:rPr>
-          <w:t>novel</w:t>
-        </w:r>
-      </w:ins>
-      <w:ins w:id="15" w:author="Microsoft Office User" w:date="2023-06-12T13:56:00Z">
-        <w:r>
-          <w:rPr>
-            <w:rStyle w:val="NoneB"/>
-          </w:rPr>
-          <w:t xml:space="preserve">, it is important to acknowledge that the connection between physical appearance, inequality, and elections may not hold true for all types of elections as it does in the Finnish context. For instance, in racially and ethnically diverse environments, the interpretation of a candidate's physical appearance may vary across </w:t>
-        </w:r>
-      </w:ins>
-      <w:ins w:id="16" w:author="Microsoft Office User" w:date="2023-06-14T11:45:00Z">
-        <w:r>
-          <w:rPr>
-            <w:rStyle w:val="NoneB"/>
-          </w:rPr>
-          <w:t>these</w:t>
-        </w:r>
-      </w:ins>
-      <w:ins w:id="17" w:author="Microsoft Office User" w:date="2023-06-12T13:56:00Z">
-        <w:r>
-          <w:rPr>
-            <w:rStyle w:val="NoneB"/>
-          </w:rPr>
-          <w:t xml:space="preserve"> </w:t>
-        </w:r>
-      </w:ins>
-      <w:ins w:id="18" w:author="Microsoft Office User" w:date="2023-06-14T11:45:00Z">
-        <w:r>
-          <w:rPr>
-            <w:rStyle w:val="NoneB"/>
-          </w:rPr>
-          <w:t>social groups</w:t>
-        </w:r>
-      </w:ins>
-      <w:ins w:id="19" w:author="Microsoft Office User" w:date="2023-06-12T13:55:00Z">
-        <w:r>
-          <w:rPr>
-            <w:rStyle w:val="NoneB"/>
-          </w:rPr>
-          <w:t>.</w:t>
-        </w:r>
-      </w:ins>
+      <w:r>
+        <w:rPr>
+          <w:rStyle w:val="NoneB"/>
+        </w:rPr>
+        <w:t xml:space="preserve">Second, </w:t>
+      </w:r>
+      <w:r>
+        <w:rPr>
+          <w:rStyle w:val="NoneB"/>
+        </w:rPr>
+        <w:t>we approach our findings with caution. Although we consider our results to be innovative, it is important to acknowledge that the connection between physical appearance, inequality, and elections may not hold true for all types of elections as it does in the Finnish context. For instance, in racially and ethnically diverse environments, the interpretation of a candidate's physical appearance may vary across different segments of society</w:t>
+      </w:r>
+      <w:r>
+        <w:rPr>
+          <w:rStyle w:val="NoneB"/>
+        </w:rPr>
+        <w:t>.</w:t>
+      </w:r>
     </w:p>
     <w:p>
       <w:pPr>
@@ -7436,33 +7750,12 @@
         <w:spacing w:before="200" w:after="200"/>
         <w:jc w:val="both"/>
       </w:pPr>
-      <w:ins w:id="20" w:author="Microsoft Office User" w:date="2023-06-12T14:04:00Z">
-        <w:r>
-          <w:br/>
-        </w:r>
-        <w:r>
-          <w:rPr>
-            <w:rStyle w:val="NoneB"/>
-          </w:rPr>
-          <w:t xml:space="preserve">In order to address potential concerns about the generalizability of our findings, we suggest incorporating comparative designs in future research. These designs would involve comparing various countries and electoral settings, such as elections with differing levels of information availability. For instance, </w:t>
-        </w:r>
-      </w:ins>
-      <w:ins w:id="21" w:author="Microsoft Office User" w:date="2023-06-12T14:05:00Z">
-        <w:r>
-          <w:rPr>
-            <w:rStyle w:val="NoneB"/>
-          </w:rPr>
-          <w:t>in countries</w:t>
-        </w:r>
-      </w:ins>
-      <w:ins w:id="22" w:author="Microsoft Office User" w:date="2023-06-12T14:04:00Z">
-        <w:r>
-          <w:rPr>
-            <w:rStyle w:val="NoneB"/>
-          </w:rPr>
-          <w:t xml:space="preserve"> characterized by higher income inequality and status competition, the impact of physical appearance on electoral outcomes may be even more significant than in relatively egalitarian countries like Finland (Wilkinson &amp; Pickett, 2020). By considering these factors collectively, our analyses indicate that physical appearance merits further exploration in future studies.</w:t>
-        </w:r>
-      </w:ins>
+      <w:r>
+        <w:rPr>
+          <w:rStyle w:val="NoneB"/>
+        </w:rPr>
+        <w:t>In order to address potential concerns about the generalizability of our findings, we suggest incorporating comparative designs in future research. These designs would involve comparing various countries and electoral settings, such as elections with differing levels of information availability. For instance, in countries characterized by higher income inequality and status competition, the impact of physical appearance on electoral outcomes may be even more significant than in relatively egalitarian countries like Finland (Wilkinson &amp; Pickett, 2020). By considering these factors collectively, our analyses indicate that physical appearance merits further exploration in future studies.</w:t>
+      </w:r>
       <w:r>
         <w:rPr>
           <w:rStyle w:val="None"/>
@@ -7477,8 +7770,8 @@
         <w:spacing w:before="200" w:after="200"/>
         <w:jc w:val="both"/>
       </w:pPr>
-      <w:bookmarkStart w:id="23" w:name="_headingh.2s8eyo1"/>
-      <w:bookmarkEnd w:id="23"/>
+      <w:bookmarkStart w:id="56" w:name="_headingh.2s8eyo1"/>
+      <w:bookmarkEnd w:id="56"/>
       <w:r>
         <w:rPr>
           <w:rStyle w:val="Hyperlink2"/>
@@ -7504,7 +7797,7 @@
         <w:ind w:left="720" w:hanging="720"/>
         <w:jc w:val="both"/>
       </w:pPr>
-      <w:hyperlink r:id="rId108" w:history="1">
+      <w:hyperlink r:id="rId112" w:history="1">
         <w:r>
           <w:rPr>
             <w:rStyle w:val="NoneB"/>
@@ -7526,7 +7819,7 @@
           <w:t xml:space="preserve"> models. </w:t>
         </w:r>
       </w:hyperlink>
-      <w:hyperlink r:id="rId109" w:history="1">
+      <w:hyperlink r:id="rId113" w:history="1">
         <w:r>
           <w:rPr>
             <w:rStyle w:val="Hyperlink14"/>
@@ -7534,7 +7827,7 @@
           <w:t>Economics Letters</w:t>
         </w:r>
       </w:hyperlink>
-      <w:hyperlink r:id="rId110" w:history="1">
+      <w:hyperlink r:id="rId114" w:history="1">
         <w:r>
           <w:rPr>
             <w:rStyle w:val="NoneB"/>
@@ -7542,7 +7835,7 @@
           <w:t xml:space="preserve">, </w:t>
         </w:r>
       </w:hyperlink>
-      <w:hyperlink r:id="rId111" w:history="1">
+      <w:hyperlink r:id="rId115" w:history="1">
         <w:r>
           <w:rPr>
             <w:rStyle w:val="Hyperlink14"/>
@@ -7550,7 +7843,7 @@
           <w:t>80</w:t>
         </w:r>
       </w:hyperlink>
-      <w:hyperlink r:id="rId112" w:history="1">
+      <w:hyperlink r:id="rId116" w:history="1">
         <w:r>
           <w:rPr>
             <w:rStyle w:val="NoneB"/>
@@ -7572,7 +7865,7 @@
           <w:bCs/>
         </w:rPr>
       </w:pPr>
-      <w:hyperlink r:id="rId113" w:history="1">
+      <w:hyperlink r:id="rId117" w:history="1">
         <w:r>
           <w:rPr>
             <w:rStyle w:val="Hyperlink2"/>
@@ -7594,7 +7887,7 @@
           <w:t xml:space="preserve">, J.-S. (2009). </w:t>
         </w:r>
       </w:hyperlink>
-      <w:hyperlink r:id="rId114" w:history="1">
+      <w:hyperlink r:id="rId118" w:history="1">
         <w:r>
           <w:rPr>
             <w:rStyle w:val="Hyperlink13"/>
@@ -7617,7 +7910,7 @@
           <w:t>s companion</w:t>
         </w:r>
       </w:hyperlink>
-      <w:hyperlink r:id="rId115" w:history="1">
+      <w:hyperlink r:id="rId119" w:history="1">
         <w:r>
           <w:rPr>
             <w:rStyle w:val="Hyperlink2"/>
@@ -7634,7 +7927,7 @@
         <w:ind w:left="720" w:hanging="720"/>
         <w:jc w:val="both"/>
       </w:pPr>
-      <w:hyperlink r:id="rId116" w:history="1">
+      <w:hyperlink r:id="rId120" w:history="1">
         <w:proofErr w:type="spellStart"/>
         <w:r>
           <w:rPr>
@@ -7679,7 +7972,7 @@
           <w:t xml:space="preserve">s play! </w:t>
         </w:r>
       </w:hyperlink>
-      <w:hyperlink r:id="rId117" w:history="1">
+      <w:hyperlink r:id="rId121" w:history="1">
         <w:r>
           <w:rPr>
             <w:rStyle w:val="Hyperlink13"/>
@@ -7687,7 +7980,7 @@
           <w:t>Science</w:t>
         </w:r>
       </w:hyperlink>
-      <w:hyperlink r:id="rId118" w:history="1">
+      <w:hyperlink r:id="rId122" w:history="1">
         <w:r>
           <w:rPr>
             <w:rStyle w:val="Hyperlink2"/>
@@ -7695,7 +7988,7 @@
           <w:t xml:space="preserve">, </w:t>
         </w:r>
       </w:hyperlink>
-      <w:hyperlink r:id="rId119" w:history="1">
+      <w:hyperlink r:id="rId123" w:history="1">
         <w:r>
           <w:rPr>
             <w:rStyle w:val="Hyperlink13"/>
@@ -7703,7 +7996,7 @@
           <w:t>323</w:t>
         </w:r>
       </w:hyperlink>
-      <w:hyperlink r:id="rId120" w:history="1">
+      <w:hyperlink r:id="rId124" w:history="1">
         <w:r>
           <w:rPr>
             <w:rStyle w:val="Hyperlink2"/>
@@ -7768,7 +8061,7 @@
           <w:bCs/>
         </w:rPr>
       </w:pPr>
-      <w:hyperlink r:id="rId121" w:history="1">
+      <w:hyperlink r:id="rId125" w:history="1">
         <w:proofErr w:type="spellStart"/>
         <w:r>
           <w:rPr>
@@ -7798,7 +8091,7 @@
           <w:t xml:space="preserve">, C. (2008). Ballot photographs as cues in low-information elections. </w:t>
         </w:r>
       </w:hyperlink>
-      <w:hyperlink r:id="rId122" w:history="1">
+      <w:hyperlink r:id="rId126" w:history="1">
         <w:r>
           <w:rPr>
             <w:rStyle w:val="Hyperlink14"/>
@@ -7806,7 +8099,7 @@
           <w:t>Political Psychology</w:t>
         </w:r>
       </w:hyperlink>
-      <w:hyperlink r:id="rId123" w:history="1">
+      <w:hyperlink r:id="rId127" w:history="1">
         <w:r>
           <w:rPr>
             <w:rStyle w:val="NoneB"/>
@@ -7814,7 +8107,7 @@
           <w:t xml:space="preserve">, </w:t>
         </w:r>
       </w:hyperlink>
-      <w:hyperlink r:id="rId124" w:history="1">
+      <w:hyperlink r:id="rId128" w:history="1">
         <w:r>
           <w:rPr>
             <w:rStyle w:val="Hyperlink14"/>
@@ -7822,7 +8115,7 @@
           <w:t>29</w:t>
         </w:r>
       </w:hyperlink>
-      <w:hyperlink r:id="rId125" w:history="1">
+      <w:hyperlink r:id="rId129" w:history="1">
         <w:r>
           <w:rPr>
             <w:rStyle w:val="NoneB"/>
@@ -7844,7 +8137,7 @@
           <w:bCs/>
         </w:rPr>
       </w:pPr>
-      <w:hyperlink r:id="rId126" w:history="1">
+      <w:hyperlink r:id="rId130" w:history="1">
         <w:r>
           <w:rPr>
             <w:rStyle w:val="NoneB"/>
@@ -7852,7 +8145,7 @@
           <w:t xml:space="preserve">Bartels, L. (1996). Uninformed votes: Information effects in presidential elections. </w:t>
         </w:r>
       </w:hyperlink>
-      <w:hyperlink r:id="rId127" w:history="1">
+      <w:hyperlink r:id="rId131" w:history="1">
         <w:r>
           <w:rPr>
             <w:rStyle w:val="Hyperlink14"/>
@@ -7860,7 +8153,7 @@
           <w:t>American Journal of Political Science</w:t>
         </w:r>
       </w:hyperlink>
-      <w:hyperlink r:id="rId128" w:history="1">
+      <w:hyperlink r:id="rId132" w:history="1">
         <w:r>
           <w:rPr>
             <w:rStyle w:val="NoneB"/>
@@ -7868,7 +8161,7 @@
           <w:t xml:space="preserve">, </w:t>
         </w:r>
       </w:hyperlink>
-      <w:hyperlink r:id="rId129" w:history="1">
+      <w:hyperlink r:id="rId133" w:history="1">
         <w:r>
           <w:rPr>
             <w:rStyle w:val="Hyperlink14"/>
@@ -7896,7 +8189,7 @@
           <w:bCs/>
         </w:rPr>
       </w:pPr>
-      <w:hyperlink r:id="rId130" w:history="1">
+      <w:hyperlink r:id="rId134" w:history="1">
         <w:r>
           <w:rPr>
             <w:rStyle w:val="NoneB"/>
@@ -7904,7 +8197,7 @@
           <w:t xml:space="preserve">Bartels, L. (2000). Partisanship and voting behavior, 1952–1996. </w:t>
         </w:r>
       </w:hyperlink>
-      <w:hyperlink r:id="rId131" w:history="1">
+      <w:hyperlink r:id="rId135" w:history="1">
         <w:r>
           <w:rPr>
             <w:rStyle w:val="Hyperlink14"/>
@@ -7912,7 +8205,7 @@
           <w:t>American Journal of Political Science</w:t>
         </w:r>
       </w:hyperlink>
-      <w:hyperlink r:id="rId132" w:history="1">
+      <w:hyperlink r:id="rId136" w:history="1">
         <w:r>
           <w:rPr>
             <w:rStyle w:val="NoneB"/>
@@ -7920,7 +8213,7 @@
           <w:t xml:space="preserve">, </w:t>
         </w:r>
       </w:hyperlink>
-      <w:hyperlink r:id="rId133" w:history="1">
+      <w:hyperlink r:id="rId137" w:history="1">
         <w:r>
           <w:rPr>
             <w:rStyle w:val="Hyperlink14"/>
@@ -7928,7 +8221,7 @@
           <w:t>44</w:t>
         </w:r>
       </w:hyperlink>
-      <w:hyperlink r:id="rId134" w:history="1">
+      <w:hyperlink r:id="rId138" w:history="1">
         <w:r>
           <w:rPr>
             <w:rStyle w:val="NoneB"/>
@@ -7950,7 +8243,7 @@
           <w:bCs/>
         </w:rPr>
       </w:pPr>
-      <w:hyperlink r:id="rId135" w:history="1">
+      <w:hyperlink r:id="rId139" w:history="1">
         <w:proofErr w:type="spellStart"/>
         <w:r>
           <w:rPr>
@@ -7989,7 +8282,7 @@
           <w:t xml:space="preserve"> the fairest of them all? Thinking that one is attractive increases the tendency to support inequality. </w:t>
         </w:r>
       </w:hyperlink>
-      <w:hyperlink r:id="rId136" w:history="1">
+      <w:hyperlink r:id="rId140" w:history="1">
         <w:r>
           <w:rPr>
             <w:rStyle w:val="Hyperlink13"/>
@@ -7997,7 +8290,7 @@
           <w:t>Organizational Behavior and Human Decision Processes</w:t>
         </w:r>
       </w:hyperlink>
-      <w:hyperlink r:id="rId137" w:history="1">
+      <w:hyperlink r:id="rId141" w:history="1">
         <w:r>
           <w:rPr>
             <w:rStyle w:val="Hyperlink2"/>
@@ -8005,7 +8298,7 @@
           <w:t xml:space="preserve">, </w:t>
         </w:r>
       </w:hyperlink>
-      <w:hyperlink r:id="rId138" w:history="1">
+      <w:hyperlink r:id="rId142" w:history="1">
         <w:r>
           <w:rPr>
             <w:rStyle w:val="Hyperlink13"/>
@@ -8013,7 +8306,7 @@
           <w:t>124</w:t>
         </w:r>
       </w:hyperlink>
-      <w:hyperlink r:id="rId139" w:history="1">
+      <w:hyperlink r:id="rId143" w:history="1">
         <w:r>
           <w:rPr>
             <w:rStyle w:val="Hyperlink2"/>
@@ -8035,7 +8328,7 @@
           <w:bCs/>
         </w:rPr>
       </w:pPr>
-      <w:hyperlink r:id="rId140" w:history="1">
+      <w:hyperlink r:id="rId144" w:history="1">
         <w:r>
           <w:rPr>
             <w:rStyle w:val="NoneB"/>
@@ -8071,7 +8364,7 @@
           <w:t xml:space="preserve">, P. (2010). The looks of a winner: Beauty and electoral success. </w:t>
         </w:r>
       </w:hyperlink>
-      <w:hyperlink r:id="rId141" w:history="1">
+      <w:hyperlink r:id="rId145" w:history="1">
         <w:r>
           <w:rPr>
             <w:rStyle w:val="Hyperlink14"/>
@@ -8079,7 +8372,7 @@
           <w:t>Journal of Public Economics</w:t>
         </w:r>
       </w:hyperlink>
-      <w:hyperlink r:id="rId142" w:history="1">
+      <w:hyperlink r:id="rId146" w:history="1">
         <w:r>
           <w:rPr>
             <w:rStyle w:val="NoneB"/>
@@ -8087,7 +8380,7 @@
           <w:t xml:space="preserve">, </w:t>
         </w:r>
       </w:hyperlink>
-      <w:hyperlink r:id="rId143" w:history="1">
+      <w:hyperlink r:id="rId147" w:history="1">
         <w:r>
           <w:rPr>
             <w:rStyle w:val="Hyperlink14"/>
@@ -8095,7 +8388,7 @@
           <w:t>94</w:t>
         </w:r>
       </w:hyperlink>
-      <w:hyperlink r:id="rId144" w:history="1">
+      <w:hyperlink r:id="rId148" w:history="1">
         <w:r>
           <w:rPr>
             <w:rStyle w:val="NoneB"/>
@@ -8112,7 +8405,7 @@
         <w:ind w:left="720" w:hanging="720"/>
         <w:jc w:val="both"/>
       </w:pPr>
-      <w:hyperlink r:id="rId145" w:history="1">
+      <w:hyperlink r:id="rId149" w:history="1">
         <w:r>
           <w:rPr>
             <w:rStyle w:val="NoneB"/>
@@ -8148,7 +8441,7 @@
           <w:t xml:space="preserve">, P. (2017). The right look: Conservative politicians look better and voters reward it. </w:t>
         </w:r>
       </w:hyperlink>
-      <w:hyperlink r:id="rId146" w:history="1">
+      <w:hyperlink r:id="rId150" w:history="1">
         <w:r>
           <w:rPr>
             <w:rStyle w:val="Hyperlink14"/>
@@ -8156,7 +8449,7 @@
           <w:t>Journal of Public Economics</w:t>
         </w:r>
       </w:hyperlink>
-      <w:hyperlink r:id="rId147" w:history="1">
+      <w:hyperlink r:id="rId151" w:history="1">
         <w:r>
           <w:rPr>
             <w:rStyle w:val="NoneB"/>
@@ -8164,7 +8457,7 @@
           <w:t xml:space="preserve">, </w:t>
         </w:r>
       </w:hyperlink>
-      <w:hyperlink r:id="rId148" w:history="1">
+      <w:hyperlink r:id="rId152" w:history="1">
         <w:r>
           <w:rPr>
             <w:rStyle w:val="Hyperlink14"/>
@@ -8172,7 +8465,7 @@
           <w:t>146</w:t>
         </w:r>
       </w:hyperlink>
-      <w:hyperlink r:id="rId149" w:history="1">
+      <w:hyperlink r:id="rId153" w:history="1">
         <w:r>
           <w:rPr>
             <w:rStyle w:val="NoneB"/>
@@ -8217,9 +8510,10 @@
         <w:jc w:val="both"/>
         <w:rPr>
           <w:rStyle w:val="NoneB"/>
-        </w:rPr>
-      </w:pPr>
-      <w:hyperlink r:id="rId150" w:history="1">
+          <w:lang w:val="fi-FI"/>
+        </w:rPr>
+      </w:pPr>
+      <w:hyperlink r:id="rId154" w:history="1">
         <w:r>
           <w:rPr>
             <w:rStyle w:val="NoneB"/>
@@ -8241,34 +8535,63 @@
           <w:t xml:space="preserve">, P. W., Liu, Y., Gilbert, E. K., Fleenor, J. W., Quast, L. N., &amp; Center, B. A. (2017). Dropped on the way to the top: Gender and managerial derailment. </w:t>
         </w:r>
       </w:hyperlink>
-      <w:hyperlink r:id="rId151" w:history="1">
+      <w:hyperlink r:id="rId155" w:history="1">
+        <w:proofErr w:type="spellStart"/>
         <w:r>
           <w:rPr>
             <w:rStyle w:val="Hyperlink14"/>
-          </w:rPr>
-          <w:t>Personnel Psychology</w:t>
-        </w:r>
-      </w:hyperlink>
-      <w:hyperlink r:id="rId152" w:history="1">
-        <w:r>
-          <w:rPr>
-            <w:rStyle w:val="NoneB"/>
+            <w:lang w:val="fi-FI"/>
+          </w:rPr>
+          <w:t>Personnel</w:t>
+        </w:r>
+        <w:proofErr w:type="spellEnd"/>
+        <w:r>
+          <w:rPr>
+            <w:rStyle w:val="Hyperlink14"/>
+            <w:lang w:val="fi-FI"/>
+          </w:rPr>
+          <w:t xml:space="preserve"> </w:t>
+        </w:r>
+        <w:proofErr w:type="spellStart"/>
+        <w:r>
+          <w:rPr>
+            <w:rStyle w:val="Hyperlink14"/>
+            <w:lang w:val="fi-FI"/>
+          </w:rPr>
+          <w:t>Psycholog</w:t>
+        </w:r>
+        <w:proofErr w:type="spellEnd"/>
+        <w:r>
+          <w:rPr>
+            <w:rStyle w:val="Hyperlink14"/>
+            <w:lang w:val="fi-FI"/>
+          </w:rPr>
+          <w:t>y</w:t>
+        </w:r>
+      </w:hyperlink>
+      <w:hyperlink r:id="rId156" w:history="1">
+        <w:r>
+          <w:rPr>
+            <w:rStyle w:val="NoneB"/>
+            <w:lang w:val="fi-FI"/>
           </w:rPr>
           <w:t xml:space="preserve">, </w:t>
         </w:r>
       </w:hyperlink>
-      <w:hyperlink r:id="rId153" w:history="1">
+      <w:hyperlink r:id="rId157" w:history="1">
         <w:r>
           <w:rPr>
             <w:rStyle w:val="Hyperlink14"/>
+            <w:lang w:val="fi-FI"/>
           </w:rPr>
           <w:t>70</w:t>
         </w:r>
       </w:hyperlink>
-      <w:hyperlink r:id="rId154" w:history="1">
-        <w:r>
-          <w:rPr>
-            <w:rStyle w:val="NoneB"/>
+      <w:hyperlink r:id="rId158" w:history="1">
+        <w:r>
+          <w:rPr>
+            <w:rStyle w:val="NoneB"/>
+            <w:lang w:val="fi-FI"/>
           </w:rPr>
           <w:t>(4), 729–768.</w:t>
         </w:r>
@@ -8283,59 +8606,27 @@
         <w:jc w:val="both"/>
         <w:rPr>
           <w:rStyle w:val="NoneB"/>
-        </w:rPr>
-      </w:pPr>
-      <w:r>
-        <w:rPr>
-          <w:rStyle w:val="NoneB"/>
-        </w:rPr>
-        <w:t xml:space="preserve">Borg, S. (2018). </w:t>
-      </w:r>
-      <w:proofErr w:type="spellStart"/>
-      <w:r>
-        <w:rPr>
-          <w:rStyle w:val="NoneB"/>
-        </w:rPr>
-        <w:t>Kuntavaalitutkimus</w:t>
-      </w:r>
-      <w:proofErr w:type="spellEnd"/>
-      <w:r>
-        <w:rPr>
-          <w:rStyle w:val="NoneB"/>
-        </w:rPr>
-        <w:t xml:space="preserve"> 2017. </w:t>
+          <w:lang w:val="fi-FI"/>
+        </w:rPr>
+      </w:pPr>
+      <w:r>
+        <w:rPr>
+          <w:rStyle w:val="NoneB"/>
+          <w:lang w:val="fi-FI"/>
+        </w:rPr>
+        <w:t>Borg, S. (2018). Kuntavaalitutkimus 2017. </w:t>
       </w:r>
       <w:r>
         <w:rPr>
           <w:rStyle w:val="Hyperlink14"/>
-        </w:rPr>
-        <w:t xml:space="preserve"> </w:t>
-      </w:r>
-      <w:proofErr w:type="spellStart"/>
-      <w:r>
-        <w:rPr>
-          <w:rStyle w:val="Hyperlink14"/>
-        </w:rPr>
-        <w:t>Kunnallisalan</w:t>
-      </w:r>
-      <w:proofErr w:type="spellEnd"/>
-      <w:r>
-        <w:rPr>
-          <w:rStyle w:val="Hyperlink14"/>
-        </w:rPr>
-        <w:t xml:space="preserve"> </w:t>
-      </w:r>
-      <w:proofErr w:type="spellStart"/>
-      <w:r>
-        <w:rPr>
-          <w:rStyle w:val="Hyperlink14"/>
-        </w:rPr>
-        <w:t>kehittämissäätiö</w:t>
-      </w:r>
-      <w:proofErr w:type="spellEnd"/>
-      <w:r>
-        <w:rPr>
-          <w:rStyle w:val="NoneB"/>
+          <w:lang w:val="fi-FI"/>
+        </w:rPr>
+        <w:t xml:space="preserve"> Kunnallisalan kehittämissäätiö</w:t>
+      </w:r>
+      <w:r>
+        <w:rPr>
+          <w:rStyle w:val="NoneB"/>
+          <w:lang w:val="fi-FI"/>
         </w:rPr>
         <w:t>.</w:t>
       </w:r>
@@ -8349,11 +8640,13 @@
         <w:jc w:val="both"/>
         <w:rPr>
           <w:rStyle w:val="NoneB"/>
-        </w:rPr>
-      </w:pPr>
-      <w:r>
-        <w:rPr>
-          <w:rStyle w:val="NoneB"/>
+          <w:lang w:val="fi-FI"/>
+        </w:rPr>
+      </w:pPr>
+      <w:r>
+        <w:rPr>
+          <w:rStyle w:val="NoneB"/>
+          <w:lang w:val="fi-FI"/>
         </w:rPr>
         <w:t xml:space="preserve">Borg, S., &amp; </w:t>
       </w:r>
@@ -8361,6 +8654,7 @@
       <w:r>
         <w:rPr>
           <w:rStyle w:val="NoneB"/>
+          <w:lang w:val="fi-FI"/>
         </w:rPr>
         <w:t>Pikkala</w:t>
       </w:r>
@@ -8368,18 +8662,21 @@
       <w:r>
         <w:rPr>
           <w:rStyle w:val="NoneB"/>
+          <w:lang w:val="fi-FI"/>
         </w:rPr>
         <w:t>, S. (2017). </w:t>
       </w:r>
       <w:r>
         <w:rPr>
           <w:rStyle w:val="Hyperlink14"/>
+          <w:lang w:val="fi-FI"/>
         </w:rPr>
         <w:t>Kuntavaalitrendit</w:t>
       </w:r>
       <w:r>
         <w:rPr>
           <w:rStyle w:val="NoneB"/>
+          <w:lang w:val="fi-FI"/>
         </w:rPr>
         <w:t>. https://kaks.fi/julkaisut/kuntavaalitrendit/</w:t>
       </w:r>
@@ -8395,7 +8692,7 @@
           <w:rStyle w:val="NoneB"/>
         </w:rPr>
       </w:pPr>
-      <w:hyperlink r:id="rId155" w:history="1">
+      <w:hyperlink r:id="rId159" w:history="1">
         <w:r>
           <w:rPr>
             <w:rStyle w:val="NoneB"/>
@@ -8403,7 +8700,7 @@
           <w:t xml:space="preserve">Bourdieu, P. (1984). </w:t>
         </w:r>
       </w:hyperlink>
-      <w:hyperlink r:id="rId156" w:history="1">
+      <w:hyperlink r:id="rId160" w:history="1">
         <w:r>
           <w:rPr>
             <w:rStyle w:val="Hyperlink14"/>
@@ -8411,7 +8708,7 @@
           <w:t>Distinction: A social critique of the judgement of taste</w:t>
         </w:r>
       </w:hyperlink>
-      <w:hyperlink r:id="rId157" w:history="1">
+      <w:hyperlink r:id="rId161" w:history="1">
         <w:r>
           <w:rPr>
             <w:rStyle w:val="NoneB"/>
@@ -8477,7 +8774,7 @@
           <w:bCs/>
         </w:rPr>
       </w:pPr>
-      <w:hyperlink r:id="rId158" w:history="1">
+      <w:hyperlink r:id="rId162" w:history="1">
         <w:proofErr w:type="spellStart"/>
         <w:r>
           <w:rPr>
@@ -8493,7 +8790,7 @@
           <w:t xml:space="preserve">, T., Clark, W., &amp; Golder, M. (2006). Understanding interaction models: Improving empirical analyses. </w:t>
         </w:r>
       </w:hyperlink>
-      <w:hyperlink r:id="rId159" w:history="1">
+      <w:hyperlink r:id="rId163" w:history="1">
         <w:r>
           <w:rPr>
             <w:rStyle w:val="Hyperlink14"/>
@@ -8501,7 +8798,7 @@
           <w:t>Political Analysis</w:t>
         </w:r>
       </w:hyperlink>
-      <w:hyperlink r:id="rId160" w:history="1">
+      <w:hyperlink r:id="rId164" w:history="1">
         <w:r>
           <w:rPr>
             <w:rStyle w:val="NoneB"/>
@@ -8509,7 +8806,7 @@
           <w:t xml:space="preserve">, </w:t>
         </w:r>
       </w:hyperlink>
-      <w:hyperlink r:id="rId161" w:history="1">
+      <w:hyperlink r:id="rId165" w:history="1">
         <w:r>
           <w:rPr>
             <w:rStyle w:val="Hyperlink14"/>
@@ -8517,7 +8814,7 @@
           <w:t>14</w:t>
         </w:r>
       </w:hyperlink>
-      <w:hyperlink r:id="rId162" w:history="1">
+      <w:hyperlink r:id="rId166" w:history="1">
         <w:r>
           <w:rPr>
             <w:rStyle w:val="NoneB"/>
@@ -8537,7 +8834,7 @@
           <w:rStyle w:val="NoneB"/>
         </w:rPr>
       </w:pPr>
-      <w:hyperlink r:id="rId163" w:history="1">
+      <w:hyperlink r:id="rId167" w:history="1">
         <w:proofErr w:type="spellStart"/>
         <w:r>
           <w:rPr>
@@ -8553,7 +8850,7 @@
           <w:t xml:space="preserve">, S. J., &amp; Ridgeway, C. L. (2006). Expectation states theory. In J. Delamater (Ed.), </w:t>
         </w:r>
       </w:hyperlink>
-      <w:hyperlink r:id="rId164" w:history="1">
+      <w:hyperlink r:id="rId168" w:history="1">
         <w:r>
           <w:rPr>
             <w:rStyle w:val="Hyperlink14"/>
@@ -8561,7 +8858,7 @@
           <w:t>Handbook of social psychology</w:t>
         </w:r>
       </w:hyperlink>
-      <w:hyperlink r:id="rId165" w:history="1">
+      <w:hyperlink r:id="rId169" w:history="1">
         <w:r>
           <w:rPr>
             <w:rStyle w:val="NoneB"/>
@@ -8637,7 +8934,7 @@
           <w:rStyle w:val="NoneB"/>
         </w:rPr>
       </w:pPr>
-      <w:hyperlink r:id="rId166" w:history="1">
+      <w:hyperlink r:id="rId170" w:history="1">
         <w:r>
           <w:rPr>
             <w:rStyle w:val="NoneB"/>
@@ -8673,7 +8970,7 @@
           <w:t xml:space="preserve">, E. (1972). What is beautiful is good. </w:t>
         </w:r>
       </w:hyperlink>
-      <w:hyperlink r:id="rId167" w:history="1">
+      <w:hyperlink r:id="rId171" w:history="1">
         <w:r>
           <w:rPr>
             <w:rStyle w:val="Hyperlink14"/>
@@ -8681,7 +8978,7 @@
           <w:t>Journal of Personality and Social Psychology</w:t>
         </w:r>
       </w:hyperlink>
-      <w:hyperlink r:id="rId168" w:history="1">
+      <w:hyperlink r:id="rId172" w:history="1">
         <w:r>
           <w:rPr>
             <w:rStyle w:val="NoneB"/>
@@ -8689,7 +8986,7 @@
           <w:t xml:space="preserve">, </w:t>
         </w:r>
       </w:hyperlink>
-      <w:hyperlink r:id="rId169" w:history="1">
+      <w:hyperlink r:id="rId173" w:history="1">
         <w:r>
           <w:rPr>
             <w:rStyle w:val="Hyperlink14"/>
@@ -8697,7 +8994,7 @@
           <w:t>24</w:t>
         </w:r>
       </w:hyperlink>
-      <w:hyperlink r:id="rId170" w:history="1">
+      <w:hyperlink r:id="rId174" w:history="1">
         <w:r>
           <w:rPr>
             <w:rStyle w:val="NoneB"/>
@@ -8714,7 +9011,7 @@
         <w:ind w:left="720" w:hanging="720"/>
         <w:jc w:val="both"/>
       </w:pPr>
-      <w:hyperlink r:id="rId171" w:history="1">
+      <w:hyperlink r:id="rId175" w:history="1">
         <w:proofErr w:type="spellStart"/>
         <w:r>
           <w:rPr>
@@ -8730,7 +9027,7 @@
           <w:t xml:space="preserve">, T., &amp; Mattes, K. (2018). Differences in appearance-based trait inferences for male and female political candidates. </w:t>
         </w:r>
       </w:hyperlink>
-      <w:hyperlink r:id="rId172" w:history="1">
+      <w:hyperlink r:id="rId176" w:history="1">
         <w:r>
           <w:rPr>
             <w:rStyle w:val="Hyperlink14"/>
@@ -8738,7 +9035,7 @@
           <w:t>Journal of Women, Politics &amp; Policy</w:t>
         </w:r>
       </w:hyperlink>
-      <w:hyperlink r:id="rId173" w:history="1">
+      <w:hyperlink r:id="rId177" w:history="1">
         <w:r>
           <w:rPr>
             <w:rStyle w:val="NoneB"/>
@@ -8746,7 +9043,7 @@
           <w:t xml:space="preserve">, </w:t>
         </w:r>
       </w:hyperlink>
-      <w:hyperlink r:id="rId174" w:history="1">
+      <w:hyperlink r:id="rId178" w:history="1">
         <w:r>
           <w:rPr>
             <w:rStyle w:val="Hyperlink14"/>
@@ -8754,7 +9051,7 @@
           <w:t>39</w:t>
         </w:r>
       </w:hyperlink>
-      <w:hyperlink r:id="rId175" w:history="1">
+      <w:hyperlink r:id="rId179" w:history="1">
         <w:r>
           <w:rPr>
             <w:rStyle w:val="NoneB"/>
@@ -8839,7 +9136,7 @@
           <w:bCs/>
         </w:rPr>
       </w:pPr>
-      <w:hyperlink r:id="rId176" w:history="1">
+      <w:hyperlink r:id="rId180" w:history="1">
         <w:r>
           <w:rPr>
             <w:rStyle w:val="NoneB"/>
@@ -8847,7 +9144,7 @@
           <w:t xml:space="preserve">Efrain, M., &amp; Patterson, E. (1974). Voters vote beautiful: The effect of physical appearance on a national election. </w:t>
         </w:r>
       </w:hyperlink>
-      <w:hyperlink r:id="rId177" w:history="1">
+      <w:hyperlink r:id="rId181" w:history="1">
         <w:r>
           <w:rPr>
             <w:rStyle w:val="Hyperlink14"/>
@@ -8869,7 +9166,7 @@
           <w:t xml:space="preserve"> Science</w:t>
         </w:r>
       </w:hyperlink>
-      <w:hyperlink r:id="rId178" w:history="1">
+      <w:hyperlink r:id="rId182" w:history="1">
         <w:r>
           <w:rPr>
             <w:rStyle w:val="NoneB"/>
@@ -8877,7 +9174,7 @@
           <w:t xml:space="preserve">, </w:t>
         </w:r>
       </w:hyperlink>
-      <w:hyperlink r:id="rId179" w:history="1">
+      <w:hyperlink r:id="rId183" w:history="1">
         <w:r>
           <w:rPr>
             <w:rStyle w:val="Hyperlink14"/>
@@ -8885,7 +9182,7 @@
           <w:t>6</w:t>
         </w:r>
       </w:hyperlink>
-      <w:hyperlink r:id="rId180" w:history="1">
+      <w:hyperlink r:id="rId184" w:history="1">
         <w:r>
           <w:rPr>
             <w:rStyle w:val="NoneB"/>
@@ -8907,7 +9204,7 @@
           <w:bCs/>
         </w:rPr>
       </w:pPr>
-      <w:hyperlink r:id="rId181" w:history="1">
+      <w:hyperlink r:id="rId185" w:history="1">
         <w:r>
           <w:rPr>
             <w:rStyle w:val="NoneB"/>
@@ -8915,7 +9212,7 @@
           <w:t xml:space="preserve">Erikson, R., &amp; Goldthorpe, J. H. (1992). </w:t>
         </w:r>
       </w:hyperlink>
-      <w:hyperlink r:id="rId182" w:history="1">
+      <w:hyperlink r:id="rId186" w:history="1">
         <w:r>
           <w:rPr>
             <w:rStyle w:val="Hyperlink14"/>
@@ -8923,7 +9220,7 @@
           <w:t>The constant flux: A study of class mobility in industrial societies</w:t>
         </w:r>
       </w:hyperlink>
-      <w:hyperlink r:id="rId183" w:history="1">
+      <w:hyperlink r:id="rId187" w:history="1">
         <w:r>
           <w:rPr>
             <w:rStyle w:val="NoneB"/>
@@ -8945,7 +9242,7 @@
           <w:bCs/>
         </w:rPr>
       </w:pPr>
-      <w:hyperlink r:id="rId184" w:history="1">
+      <w:hyperlink r:id="rId188" w:history="1">
         <w:proofErr w:type="spellStart"/>
         <w:r>
           <w:rPr>
@@ -8961,7 +9258,7 @@
           <w:t xml:space="preserve">, J. (2009). Social mobility and education of Finnish cohorts born 1936—75: Succeeding while failing in equality of opportunity? </w:t>
         </w:r>
       </w:hyperlink>
-      <w:hyperlink r:id="rId185" w:history="1">
+      <w:hyperlink r:id="rId189" w:history="1">
         <w:r>
           <w:rPr>
             <w:rStyle w:val="Hyperlink14"/>
@@ -8977,7 +9274,7 @@
         </w:r>
         <w:proofErr w:type="spellEnd"/>
       </w:hyperlink>
-      <w:hyperlink r:id="rId186" w:history="1">
+      <w:hyperlink r:id="rId190" w:history="1">
         <w:r>
           <w:rPr>
             <w:rStyle w:val="NoneB"/>
@@ -8985,7 +9282,7 @@
           <w:t xml:space="preserve">, </w:t>
         </w:r>
       </w:hyperlink>
-      <w:hyperlink r:id="rId187" w:history="1">
+      <w:hyperlink r:id="rId191" w:history="1">
         <w:r>
           <w:rPr>
             <w:rStyle w:val="Hyperlink14"/>
@@ -8993,7 +9290,7 @@
           <w:t>52</w:t>
         </w:r>
       </w:hyperlink>
-      <w:hyperlink r:id="rId188" w:history="1">
+      <w:hyperlink r:id="rId192" w:history="1">
         <w:r>
           <w:rPr>
             <w:rStyle w:val="NoneB"/>
@@ -9013,7 +9310,7 @@
           <w:rStyle w:val="NoneB"/>
         </w:rPr>
       </w:pPr>
-      <w:hyperlink r:id="rId189" w:history="1">
+      <w:hyperlink r:id="rId193" w:history="1">
         <w:r>
           <w:rPr>
             <w:rStyle w:val="NoneB"/>
@@ -9021,7 +9318,7 @@
           <w:t xml:space="preserve">Evans, G. (2000). The continued significance of class voting. </w:t>
         </w:r>
       </w:hyperlink>
-      <w:hyperlink r:id="rId190" w:history="1">
+      <w:hyperlink r:id="rId194" w:history="1">
         <w:r>
           <w:rPr>
             <w:rStyle w:val="Hyperlink14"/>
@@ -9029,7 +9326,7 @@
           <w:t>Annual Review of Political Science</w:t>
         </w:r>
       </w:hyperlink>
-      <w:hyperlink r:id="rId191" w:history="1">
+      <w:hyperlink r:id="rId195" w:history="1">
         <w:r>
           <w:rPr>
             <w:rStyle w:val="NoneB"/>
@@ -9037,7 +9334,7 @@
           <w:t xml:space="preserve">, </w:t>
         </w:r>
       </w:hyperlink>
-      <w:hyperlink r:id="rId192" w:history="1">
+      <w:hyperlink r:id="rId196" w:history="1">
         <w:r>
           <w:rPr>
             <w:rStyle w:val="Hyperlink14"/>
@@ -9045,7 +9342,7 @@
           <w:t>3</w:t>
         </w:r>
       </w:hyperlink>
-      <w:hyperlink r:id="rId193" w:history="1">
+      <w:hyperlink r:id="rId197" w:history="1">
         <w:r>
           <w:rPr>
             <w:rStyle w:val="NoneB"/>
@@ -9131,7 +9428,7 @@
           <w:bCs/>
         </w:rPr>
       </w:pPr>
-      <w:hyperlink r:id="rId194" w:history="1">
+      <w:hyperlink r:id="rId198" w:history="1">
         <w:r>
           <w:rPr>
             <w:rStyle w:val="NoneB"/>
@@ -9139,7 +9436,7 @@
           <w:t xml:space="preserve">Fox, J., &amp; Weisberg, S. (2011). </w:t>
         </w:r>
       </w:hyperlink>
-      <w:hyperlink r:id="rId195" w:history="1">
+      <w:hyperlink r:id="rId199" w:history="1">
         <w:r>
           <w:rPr>
             <w:rStyle w:val="Hyperlink14"/>
@@ -9147,7 +9444,7 @@
           <w:t>An R companion to applied regression</w:t>
         </w:r>
       </w:hyperlink>
-      <w:hyperlink r:id="rId196" w:history="1">
+      <w:hyperlink r:id="rId200" w:history="1">
         <w:r>
           <w:rPr>
             <w:rStyle w:val="NoneB"/>
@@ -9169,7 +9466,7 @@
           <w:bCs/>
         </w:rPr>
       </w:pPr>
-      <w:hyperlink r:id="rId197" w:history="1">
+      <w:hyperlink r:id="rId201" w:history="1">
         <w:proofErr w:type="spellStart"/>
         <w:r>
           <w:rPr>
@@ -9185,7 +9482,7 @@
           <w:t xml:space="preserve">, T. K., &amp; Walker, L. S. (2014). Physical attractiveness and social status. </w:t>
         </w:r>
       </w:hyperlink>
-      <w:hyperlink r:id="rId198" w:history="1">
+      <w:hyperlink r:id="rId202" w:history="1">
         <w:r>
           <w:rPr>
             <w:rStyle w:val="Hyperlink14"/>
@@ -9193,7 +9490,7 @@
           <w:t>Sociology Compass</w:t>
         </w:r>
       </w:hyperlink>
-      <w:hyperlink r:id="rId199" w:history="1">
+      <w:hyperlink r:id="rId203" w:history="1">
         <w:r>
           <w:rPr>
             <w:rStyle w:val="NoneB"/>
@@ -9201,7 +9498,7 @@
           <w:t xml:space="preserve">, </w:t>
         </w:r>
       </w:hyperlink>
-      <w:hyperlink r:id="rId200" w:history="1">
+      <w:hyperlink r:id="rId204" w:history="1">
         <w:r>
           <w:rPr>
             <w:rStyle w:val="Hyperlink14"/>
@@ -9209,7 +9506,7 @@
           <w:t>8</w:t>
         </w:r>
       </w:hyperlink>
-      <w:hyperlink r:id="rId201" w:history="1">
+      <w:hyperlink r:id="rId205" w:history="1">
         <w:r>
           <w:rPr>
             <w:rStyle w:val="NoneB"/>
@@ -9231,7 +9528,7 @@
           <w:bCs/>
         </w:rPr>
       </w:pPr>
-      <w:hyperlink r:id="rId202" w:history="1">
+      <w:hyperlink r:id="rId206" w:history="1">
         <w:r>
           <w:rPr>
             <w:rStyle w:val="NoneB"/>
@@ -9253,7 +9550,7 @@
           <w:t xml:space="preserve">, D. (2020). </w:t>
         </w:r>
       </w:hyperlink>
-      <w:hyperlink r:id="rId203" w:history="1">
+      <w:hyperlink r:id="rId207" w:history="1">
         <w:r>
           <w:rPr>
             <w:rStyle w:val="Hyperlink14"/>
@@ -9261,7 +9558,7 @@
           <w:t>The class ceiling: Why it pays to be privileged</w:t>
         </w:r>
       </w:hyperlink>
-      <w:hyperlink r:id="rId204" w:history="1">
+      <w:hyperlink r:id="rId208" w:history="1">
         <w:r>
           <w:rPr>
             <w:rStyle w:val="NoneB"/>
@@ -9289,7 +9586,7 @@
           <w:bCs/>
         </w:rPr>
       </w:pPr>
-      <w:hyperlink r:id="rId205" w:history="1">
+      <w:hyperlink r:id="rId209" w:history="1">
         <w:proofErr w:type="spellStart"/>
         <w:r>
           <w:rPr>
@@ -9319,7 +9616,7 @@
           <w:t xml:space="preserve">, D. J. (1992). A standard international socio-economic index of occupational status. </w:t>
         </w:r>
       </w:hyperlink>
-      <w:hyperlink r:id="rId206" w:history="1">
+      <w:hyperlink r:id="rId210" w:history="1">
         <w:r>
           <w:rPr>
             <w:rStyle w:val="Hyperlink14"/>
@@ -9327,7 +9624,7 @@
           <w:t>Social Science Research</w:t>
         </w:r>
       </w:hyperlink>
-      <w:hyperlink r:id="rId207" w:history="1">
+      <w:hyperlink r:id="rId211" w:history="1">
         <w:r>
           <w:rPr>
             <w:rStyle w:val="NoneB"/>
@@ -9335,7 +9632,7 @@
           <w:t xml:space="preserve">, </w:t>
         </w:r>
       </w:hyperlink>
-      <w:hyperlink r:id="rId208" w:history="1">
+      <w:hyperlink r:id="rId212" w:history="1">
         <w:r>
           <w:rPr>
             <w:rStyle w:val="Hyperlink14"/>
@@ -9343,7 +9640,7 @@
           <w:t>21</w:t>
         </w:r>
       </w:hyperlink>
-      <w:hyperlink r:id="rId209" w:history="1">
+      <w:hyperlink r:id="rId213" w:history="1">
         <w:r>
           <w:rPr>
             <w:rStyle w:val="NoneB"/>
@@ -9365,7 +9662,7 @@
           <w:bCs/>
         </w:rPr>
       </w:pPr>
-      <w:hyperlink r:id="rId210" w:history="1">
+      <w:hyperlink r:id="rId214" w:history="1">
         <w:proofErr w:type="spellStart"/>
         <w:r>
           <w:rPr>
@@ -9395,7 +9692,7 @@
           <w:t xml:space="preserve">, D. J. (1996). Internationally comparable measures of occupational status for the 1988 International Standard Classification of Occupations. </w:t>
         </w:r>
       </w:hyperlink>
-      <w:hyperlink r:id="rId211" w:history="1">
+      <w:hyperlink r:id="rId215" w:history="1">
         <w:r>
           <w:rPr>
             <w:rStyle w:val="Hyperlink14"/>
@@ -9403,7 +9700,7 @@
           <w:t>Social Science Research</w:t>
         </w:r>
       </w:hyperlink>
-      <w:hyperlink r:id="rId212" w:history="1">
+      <w:hyperlink r:id="rId216" w:history="1">
         <w:r>
           <w:rPr>
             <w:rStyle w:val="NoneB"/>
@@ -9411,7 +9708,7 @@
           <w:t xml:space="preserve">, </w:t>
         </w:r>
       </w:hyperlink>
-      <w:hyperlink r:id="rId213" w:history="1">
+      <w:hyperlink r:id="rId217" w:history="1">
         <w:r>
           <w:rPr>
             <w:rStyle w:val="Hyperlink14"/>
@@ -9419,7 +9716,7 @@
           <w:t>25</w:t>
         </w:r>
       </w:hyperlink>
-      <w:hyperlink r:id="rId214" w:history="1">
+      <w:hyperlink r:id="rId218" w:history="1">
         <w:r>
           <w:rPr>
             <w:rStyle w:val="NoneB"/>
@@ -9436,7 +9733,7 @@
         <w:ind w:left="720" w:hanging="720"/>
         <w:jc w:val="both"/>
       </w:pPr>
-      <w:hyperlink r:id="rId215" w:history="1">
+      <w:hyperlink r:id="rId219" w:history="1">
         <w:r>
           <w:rPr>
             <w:rStyle w:val="NoneB"/>
@@ -9444,7 +9741,7 @@
           <w:t xml:space="preserve">Goffman, E. (1951). Symbols of class status. </w:t>
         </w:r>
       </w:hyperlink>
-      <w:hyperlink r:id="rId216" w:history="1">
+      <w:hyperlink r:id="rId220" w:history="1">
         <w:r>
           <w:rPr>
             <w:rStyle w:val="Hyperlink14"/>
@@ -9452,7 +9749,7 @@
           <w:t>The British Journal of Sociology</w:t>
         </w:r>
       </w:hyperlink>
-      <w:hyperlink r:id="rId217" w:history="1">
+      <w:hyperlink r:id="rId221" w:history="1">
         <w:r>
           <w:rPr>
             <w:rStyle w:val="NoneB"/>
@@ -9460,7 +9757,7 @@
           <w:t xml:space="preserve">, </w:t>
         </w:r>
       </w:hyperlink>
-      <w:hyperlink r:id="rId218" w:history="1">
+      <w:hyperlink r:id="rId222" w:history="1">
         <w:r>
           <w:rPr>
             <w:rStyle w:val="Hyperlink14"/>
@@ -9468,7 +9765,7 @@
           <w:t>2</w:t>
         </w:r>
       </w:hyperlink>
-      <w:hyperlink r:id="rId219" w:history="1">
+      <w:hyperlink r:id="rId223" w:history="1">
         <w:r>
           <w:rPr>
             <w:rStyle w:val="NoneB"/>
@@ -9545,7 +9842,7 @@
           <w:bCs/>
         </w:rPr>
       </w:pPr>
-      <w:hyperlink r:id="rId220" w:history="1">
+      <w:hyperlink r:id="rId224" w:history="1">
         <w:r>
           <w:rPr>
             <w:rStyle w:val="NoneB"/>
@@ -9553,7 +9850,7 @@
           <w:t xml:space="preserve">Griffin, A. M., &amp; Langlois, J. H. (2006). Stereotype directionality and attractiveness stereotyping: Is beauty good or is ugly bad? </w:t>
         </w:r>
       </w:hyperlink>
-      <w:hyperlink r:id="rId221" w:history="1">
+      <w:hyperlink r:id="rId225" w:history="1">
         <w:r>
           <w:rPr>
             <w:rStyle w:val="Hyperlink14"/>
@@ -9561,7 +9858,7 @@
           <w:t>Social Cognition</w:t>
         </w:r>
       </w:hyperlink>
-      <w:hyperlink r:id="rId222" w:history="1">
+      <w:hyperlink r:id="rId226" w:history="1">
         <w:r>
           <w:rPr>
             <w:rStyle w:val="NoneB"/>
@@ -9569,7 +9866,7 @@
           <w:t xml:space="preserve">, </w:t>
         </w:r>
       </w:hyperlink>
-      <w:hyperlink r:id="rId223" w:history="1">
+      <w:hyperlink r:id="rId227" w:history="1">
         <w:r>
           <w:rPr>
             <w:rStyle w:val="Hyperlink14"/>
@@ -9577,7 +9874,7 @@
           <w:t>24</w:t>
         </w:r>
       </w:hyperlink>
-      <w:hyperlink r:id="rId224" w:history="1">
+      <w:hyperlink r:id="rId228" w:history="1">
         <w:r>
           <w:rPr>
             <w:rStyle w:val="NoneB"/>
@@ -9594,7 +9891,7 @@
         <w:ind w:left="720" w:hanging="720"/>
         <w:jc w:val="both"/>
       </w:pPr>
-      <w:hyperlink r:id="rId225" w:history="1">
+      <w:hyperlink r:id="rId229" w:history="1">
         <w:r>
           <w:rPr>
             <w:rStyle w:val="NoneB"/>
@@ -9602,7 +9899,7 @@
           <w:t xml:space="preserve">Hamermesh, D. (2011). Beauty pays: Why attractive people are more successful. In </w:t>
         </w:r>
       </w:hyperlink>
-      <w:hyperlink r:id="rId226" w:history="1">
+      <w:hyperlink r:id="rId230" w:history="1">
         <w:r>
           <w:rPr>
             <w:rStyle w:val="Hyperlink14"/>
@@ -9617,7 +9914,7 @@
           <w:t>Pays</w:t>
         </w:r>
       </w:hyperlink>
-      <w:hyperlink r:id="rId227" w:history="1">
+      <w:hyperlink r:id="rId231" w:history="1">
         <w:r>
           <w:rPr>
             <w:rStyle w:val="NoneB"/>
@@ -9639,7 +9936,7 @@
           <w:bCs/>
         </w:rPr>
       </w:pPr>
-      <w:hyperlink r:id="rId228" w:history="1">
+      <w:hyperlink r:id="rId232" w:history="1">
         <w:r>
           <w:rPr>
             <w:rStyle w:val="NoneB"/>
@@ -9647,7 +9944,7 @@
           <w:t xml:space="preserve">Hamermesh, D., &amp; Biddle, J. (1994). Beauty and the labor market. </w:t>
         </w:r>
       </w:hyperlink>
-      <w:hyperlink r:id="rId229" w:history="1">
+      <w:hyperlink r:id="rId233" w:history="1">
         <w:r>
           <w:rPr>
             <w:rStyle w:val="Hyperlink14"/>
@@ -9655,7 +9952,7 @@
           <w:t>American Economic Review</w:t>
         </w:r>
       </w:hyperlink>
-      <w:hyperlink r:id="rId230" w:history="1">
+      <w:hyperlink r:id="rId234" w:history="1">
         <w:r>
           <w:rPr>
             <w:rStyle w:val="NoneB"/>
@@ -9663,7 +9960,7 @@
           <w:t xml:space="preserve">, </w:t>
         </w:r>
       </w:hyperlink>
-      <w:hyperlink r:id="rId231" w:history="1">
+      <w:hyperlink r:id="rId235" w:history="1">
         <w:r>
           <w:rPr>
             <w:rStyle w:val="Hyperlink14"/>
@@ -9671,7 +9968,7 @@
           <w:t>84</w:t>
         </w:r>
       </w:hyperlink>
-      <w:hyperlink r:id="rId232" w:history="1">
+      <w:hyperlink r:id="rId236" w:history="1">
         <w:r>
           <w:rPr>
             <w:rStyle w:val="NoneB"/>
@@ -9701,7 +9998,7 @@
           <w:bCs/>
         </w:rPr>
       </w:pPr>
-      <w:hyperlink r:id="rId233" w:history="1">
+      <w:hyperlink r:id="rId237" w:history="1">
         <w:r>
           <w:rPr>
             <w:rStyle w:val="NoneB"/>
@@ -9735,7 +10032,7 @@
           <w:t xml:space="preserve"> </w:t>
         </w:r>
       </w:hyperlink>
-      <w:hyperlink r:id="rId234" w:history="1">
+      <w:hyperlink r:id="rId238" w:history="1">
         <w:r>
           <w:rPr>
             <w:rStyle w:val="Hyperlink10"/>
@@ -9743,7 +10040,7 @@
           <w:t>Colchester: Institute for Social and Economic Research, University of Essex</w:t>
         </w:r>
       </w:hyperlink>
-      <w:hyperlink r:id="rId235" w:history="1">
+      <w:hyperlink r:id="rId239" w:history="1">
         <w:r>
           <w:rPr>
             <w:rStyle w:val="Hyperlink14"/>
@@ -9765,7 +10062,7 @@
           <w:bCs/>
         </w:rPr>
       </w:pPr>
-      <w:hyperlink r:id="rId236" w:history="1">
+      <w:hyperlink r:id="rId240" w:history="1">
         <w:r>
           <w:rPr>
             <w:rStyle w:val="NoneB"/>
@@ -9801,7 +10098,7 @@
           <w:t xml:space="preserve">, N. (2011). Physical attractiveness and candidate evaluation: A model of correction. </w:t>
         </w:r>
       </w:hyperlink>
-      <w:hyperlink r:id="rId237" w:history="1">
+      <w:hyperlink r:id="rId241" w:history="1">
         <w:r>
           <w:rPr>
             <w:rStyle w:val="Hyperlink14"/>
@@ -9809,7 +10106,7 @@
           <w:t>Political Psychology</w:t>
         </w:r>
       </w:hyperlink>
-      <w:hyperlink r:id="rId238" w:history="1">
+      <w:hyperlink r:id="rId242" w:history="1">
         <w:r>
           <w:rPr>
             <w:rStyle w:val="NoneB"/>
@@ -9817,7 +10114,7 @@
           <w:t xml:space="preserve">, </w:t>
         </w:r>
       </w:hyperlink>
-      <w:hyperlink r:id="rId239" w:history="1">
+      <w:hyperlink r:id="rId243" w:history="1">
         <w:r>
           <w:rPr>
             <w:rStyle w:val="Hyperlink14"/>
@@ -9825,7 +10122,7 @@
           <w:t>32</w:t>
         </w:r>
       </w:hyperlink>
-      <w:hyperlink r:id="rId240" w:history="1">
+      <w:hyperlink r:id="rId244" w:history="1">
         <w:r>
           <w:rPr>
             <w:rStyle w:val="NoneB"/>
@@ -9847,7 +10144,7 @@
           <w:bCs/>
         </w:rPr>
       </w:pPr>
-      <w:hyperlink r:id="rId241" w:history="1">
+      <w:hyperlink r:id="rId245" w:history="1">
         <w:r>
           <w:rPr>
             <w:rStyle w:val="NoneB"/>
@@ -9869,7 +10166,7 @@
           <w:t xml:space="preserve">, A. H. (2008). Gender stereotypes are alive, well, and busy producing workplace discrimination. </w:t>
         </w:r>
       </w:hyperlink>
-      <w:hyperlink r:id="rId242" w:history="1">
+      <w:hyperlink r:id="rId246" w:history="1">
         <w:r>
           <w:rPr>
             <w:rStyle w:val="Hyperlink14"/>
@@ -9877,7 +10174,7 @@
           <w:t>Industrial and Organizational Psychology</w:t>
         </w:r>
       </w:hyperlink>
-      <w:hyperlink r:id="rId243" w:history="1">
+      <w:hyperlink r:id="rId247" w:history="1">
         <w:r>
           <w:rPr>
             <w:rStyle w:val="NoneB"/>
@@ -9885,7 +10182,7 @@
           <w:t xml:space="preserve">, </w:t>
         </w:r>
       </w:hyperlink>
-      <w:hyperlink r:id="rId244" w:history="1">
+      <w:hyperlink r:id="rId248" w:history="1">
         <w:r>
           <w:rPr>
             <w:rStyle w:val="Hyperlink14"/>
@@ -9893,7 +10190,7 @@
           <w:t>1</w:t>
         </w:r>
       </w:hyperlink>
-      <w:hyperlink r:id="rId245" w:history="1">
+      <w:hyperlink r:id="rId249" w:history="1">
         <w:r>
           <w:rPr>
             <w:rStyle w:val="NoneB"/>
@@ -9915,7 +10212,7 @@
           <w:bCs/>
         </w:rPr>
       </w:pPr>
-      <w:hyperlink r:id="rId246" w:history="1">
+      <w:hyperlink r:id="rId250" w:history="1">
         <w:r>
           <w:rPr>
             <w:rStyle w:val="NoneB"/>
@@ -9937,7 +10234,7 @@
           <w:t xml:space="preserve">, M. (2004). Penalties for success: Reactions to women who succeed at male gender-typed tasks. </w:t>
         </w:r>
       </w:hyperlink>
-      <w:hyperlink r:id="rId247" w:history="1">
+      <w:hyperlink r:id="rId251" w:history="1">
         <w:r>
           <w:rPr>
             <w:rStyle w:val="Hyperlink14"/>
@@ -9945,7 +10242,7 @@
           <w:t>Journal of Applied Psychology</w:t>
         </w:r>
       </w:hyperlink>
-      <w:hyperlink r:id="rId248" w:history="1">
+      <w:hyperlink r:id="rId252" w:history="1">
         <w:r>
           <w:rPr>
             <w:rStyle w:val="NoneB"/>
@@ -9953,7 +10250,7 @@
           <w:t xml:space="preserve">, </w:t>
         </w:r>
       </w:hyperlink>
-      <w:hyperlink r:id="rId249" w:history="1">
+      <w:hyperlink r:id="rId253" w:history="1">
         <w:r>
           <w:rPr>
             <w:rStyle w:val="Hyperlink14"/>
@@ -9961,7 +10258,7 @@
           <w:t>89</w:t>
         </w:r>
       </w:hyperlink>
-      <w:hyperlink r:id="rId250" w:history="1">
+      <w:hyperlink r:id="rId254" w:history="1">
         <w:r>
           <w:rPr>
             <w:rStyle w:val="NoneB"/>
@@ -9981,7 +10278,7 @@
           <w:rStyle w:val="NoneB"/>
         </w:rPr>
       </w:pPr>
-      <w:hyperlink r:id="rId251" w:history="1">
+      <w:hyperlink r:id="rId255" w:history="1">
         <w:r>
           <w:rPr>
             <w:rStyle w:val="NoneB"/>
@@ -10003,7 +10300,7 @@
           <w:t xml:space="preserve">, S. (2016). Attractiveness and facial competence bias face-based inferences of candidate ideology. </w:t>
         </w:r>
       </w:hyperlink>
-      <w:hyperlink r:id="rId252" w:history="1">
+      <w:hyperlink r:id="rId256" w:history="1">
         <w:r>
           <w:rPr>
             <w:rStyle w:val="Hyperlink14"/>
@@ -10011,7 +10308,7 @@
           <w:t>Political Psychology</w:t>
         </w:r>
       </w:hyperlink>
-      <w:hyperlink r:id="rId253" w:history="1">
+      <w:hyperlink r:id="rId257" w:history="1">
         <w:r>
           <w:rPr>
             <w:rStyle w:val="NoneB"/>
@@ -10019,7 +10316,7 @@
           <w:t xml:space="preserve">, </w:t>
         </w:r>
       </w:hyperlink>
-      <w:hyperlink r:id="rId254" w:history="1">
+      <w:hyperlink r:id="rId258" w:history="1">
         <w:r>
           <w:rPr>
             <w:rStyle w:val="Hyperlink14"/>
@@ -10027,7 +10324,7 @@
           <w:t>37</w:t>
         </w:r>
       </w:hyperlink>
-      <w:hyperlink r:id="rId255" w:history="1">
+      <w:hyperlink r:id="rId259" w:history="1">
         <w:r>
           <w:rPr>
             <w:rStyle w:val="NoneB"/>
@@ -10142,7 +10439,7 @@
           <w:bCs/>
         </w:rPr>
       </w:pPr>
-      <w:hyperlink r:id="rId256" w:history="1">
+      <w:hyperlink r:id="rId260" w:history="1">
         <w:r>
           <w:rPr>
             <w:rStyle w:val="NoneB"/>
@@ -10150,7 +10447,7 @@
           <w:t xml:space="preserve">Hoss, R. A., Ramsey, J. L., Griffin, A. M., &amp; Langlois, J. H. (2005). The role of facial attractiveness and facial masculinity/femininity in sex classification of faces. </w:t>
         </w:r>
       </w:hyperlink>
-      <w:hyperlink r:id="rId257" w:history="1">
+      <w:hyperlink r:id="rId261" w:history="1">
         <w:r>
           <w:rPr>
             <w:rStyle w:val="Hyperlink14"/>
@@ -10158,7 +10455,7 @@
           <w:t>Perception</w:t>
         </w:r>
       </w:hyperlink>
-      <w:hyperlink r:id="rId258" w:history="1">
+      <w:hyperlink r:id="rId262" w:history="1">
         <w:r>
           <w:rPr>
             <w:rStyle w:val="NoneB"/>
@@ -10166,7 +10463,7 @@
           <w:t xml:space="preserve">, </w:t>
         </w:r>
       </w:hyperlink>
-      <w:hyperlink r:id="rId259" w:history="1">
+      <w:hyperlink r:id="rId263" w:history="1">
         <w:r>
           <w:rPr>
             <w:rStyle w:val="Hyperlink14"/>
@@ -10174,7 +10471,7 @@
           <w:t>34</w:t>
         </w:r>
       </w:hyperlink>
-      <w:hyperlink r:id="rId260" w:history="1">
+      <w:hyperlink r:id="rId264" w:history="1">
         <w:r>
           <w:rPr>
             <w:rStyle w:val="NoneB"/>
@@ -10196,7 +10493,7 @@
           <w:bCs/>
         </w:rPr>
       </w:pPr>
-      <w:hyperlink r:id="rId261" w:history="1">
+      <w:hyperlink r:id="rId265" w:history="1">
         <w:proofErr w:type="spellStart"/>
         <w:r>
           <w:rPr>
@@ -10227,7 +10524,7 @@
           <w:t xml:space="preserve">A thing of beauty is a joy forever”? Returns to physical attractiveness over the life course. </w:t>
         </w:r>
       </w:hyperlink>
-      <w:hyperlink r:id="rId262" w:history="1">
+      <w:hyperlink r:id="rId266" w:history="1">
         <w:r>
           <w:rPr>
             <w:rStyle w:val="Hyperlink13"/>
@@ -10235,7 +10532,7 @@
           <w:t>Social Forces</w:t>
         </w:r>
       </w:hyperlink>
-      <w:hyperlink r:id="rId263" w:history="1">
+      <w:hyperlink r:id="rId267" w:history="1">
         <w:r>
           <w:rPr>
             <w:rStyle w:val="Hyperlink2"/>
@@ -10243,7 +10540,7 @@
           <w:t xml:space="preserve">, </w:t>
         </w:r>
       </w:hyperlink>
-      <w:hyperlink r:id="rId264" w:history="1">
+      <w:hyperlink r:id="rId268" w:history="1">
         <w:r>
           <w:rPr>
             <w:rStyle w:val="Hyperlink13"/>
@@ -10251,7 +10548,7 @@
           <w:t>89</w:t>
         </w:r>
       </w:hyperlink>
-      <w:hyperlink r:id="rId265" w:history="1">
+      <w:hyperlink r:id="rId269" w:history="1">
         <w:r>
           <w:rPr>
             <w:rStyle w:val="Hyperlink2"/>
@@ -10271,7 +10568,7 @@
           <w:rStyle w:val="NoneB"/>
         </w:rPr>
       </w:pPr>
-      <w:hyperlink r:id="rId266" w:history="1">
+      <w:hyperlink r:id="rId270" w:history="1">
         <w:proofErr w:type="spellStart"/>
         <w:r>
           <w:rPr>
@@ -10287,7 +10584,7 @@
           <w:t xml:space="preserve">, M. (1988). Physical attractiveness as a status cue. </w:t>
         </w:r>
       </w:hyperlink>
-      <w:hyperlink r:id="rId267" w:history="1">
+      <w:hyperlink r:id="rId271" w:history="1">
         <w:r>
           <w:rPr>
             <w:rStyle w:val="Hyperlink14"/>
@@ -10295,7 +10592,7 @@
           <w:t>Journal of Experimental Social Psychology</w:t>
         </w:r>
       </w:hyperlink>
-      <w:hyperlink r:id="rId268" w:history="1">
+      <w:hyperlink r:id="rId272" w:history="1">
         <w:r>
           <w:rPr>
             <w:rStyle w:val="NoneB"/>
@@ -10303,7 +10600,7 @@
           <w:t xml:space="preserve">, </w:t>
         </w:r>
       </w:hyperlink>
-      <w:hyperlink r:id="rId269" w:history="1">
+      <w:hyperlink r:id="rId273" w:history="1">
         <w:r>
           <w:rPr>
             <w:rStyle w:val="Hyperlink14"/>
@@ -10311,7 +10608,7 @@
           <w:t>24</w:t>
         </w:r>
       </w:hyperlink>
-      <w:hyperlink r:id="rId270" w:history="1">
+      <w:hyperlink r:id="rId274" w:history="1">
         <w:r>
           <w:rPr>
             <w:rStyle w:val="NoneB"/>
@@ -10385,7 +10682,7 @@
           <w:rStyle w:val="NoneB"/>
         </w:rPr>
       </w:pPr>
-      <w:hyperlink r:id="rId271" w:history="1">
+      <w:hyperlink r:id="rId275" w:history="1">
         <w:r>
           <w:rPr>
             <w:rStyle w:val="NoneB"/>
@@ -10393,7 +10690,7 @@
           <w:t xml:space="preserve">Keating, C., Randall, D., &amp; Kendrick, T. (1999). Presidential physiognomies: Altered images, altered perceptions. </w:t>
         </w:r>
       </w:hyperlink>
-      <w:hyperlink r:id="rId272" w:history="1">
+      <w:hyperlink r:id="rId276" w:history="1">
         <w:r>
           <w:rPr>
             <w:rStyle w:val="Hyperlink14"/>
@@ -10401,7 +10698,7 @@
           <w:t>Political Psychology</w:t>
         </w:r>
       </w:hyperlink>
-      <w:hyperlink r:id="rId273" w:history="1">
+      <w:hyperlink r:id="rId277" w:history="1">
         <w:r>
           <w:rPr>
             <w:rStyle w:val="NoneB"/>
@@ -10409,7 +10706,7 @@
           <w:t xml:space="preserve">, </w:t>
         </w:r>
       </w:hyperlink>
-      <w:hyperlink r:id="rId274" w:history="1">
+      <w:hyperlink r:id="rId278" w:history="1">
         <w:r>
           <w:rPr>
             <w:rStyle w:val="Hyperlink14"/>
@@ -10417,7 +10714,7 @@
           <w:t>20</w:t>
         </w:r>
       </w:hyperlink>
-      <w:hyperlink r:id="rId275" w:history="1">
+      <w:hyperlink r:id="rId279" w:history="1">
         <w:r>
           <w:rPr>
             <w:rStyle w:val="NoneB"/>
@@ -10435,6 +10732,7 @@
         <w:jc w:val="both"/>
         <w:rPr>
           <w:rStyle w:val="NoneB"/>
+          <w:lang w:val="fi-FI"/>
         </w:rPr>
       </w:pPr>
       <w:proofErr w:type="spellStart"/>
@@ -10479,39 +10777,19 @@
         </w:rPr>
         <w:t xml:space="preserve">, A., &amp; Wass, H. (2018). </w:t>
       </w:r>
-      <w:proofErr w:type="spellStart"/>
       <w:r>
         <w:rPr>
           <w:rStyle w:val="Hyperlink14"/>
-        </w:rPr>
-        <w:t>Kuntademokratiaindikaattorit</w:t>
-      </w:r>
-      <w:proofErr w:type="spellEnd"/>
-      <w:r>
-        <w:rPr>
-          <w:rStyle w:val="Hyperlink14"/>
-        </w:rPr>
-        <w:t xml:space="preserve"> 2017</w:t>
-      </w:r>
-      <w:r>
-        <w:rPr>
-          <w:rStyle w:val="NoneB"/>
-        </w:rPr>
-        <w:t xml:space="preserve">. </w:t>
-      </w:r>
-      <w:proofErr w:type="spellStart"/>
-      <w:r>
-        <w:rPr>
-          <w:rStyle w:val="NoneB"/>
-        </w:rPr>
-        <w:t>Oikeusministeriö</w:t>
-      </w:r>
-      <w:proofErr w:type="spellEnd"/>
-      <w:r>
-        <w:rPr>
-          <w:rStyle w:val="NoneB"/>
-        </w:rPr>
-        <w:t>.</w:t>
+          <w:lang w:val="fi-FI"/>
+        </w:rPr>
+        <w:t>Kuntademokratiaindikaattorit 2017</w:t>
+      </w:r>
+      <w:r>
+        <w:rPr>
+          <w:rStyle w:val="NoneB"/>
+          <w:lang w:val="fi-FI"/>
+        </w:rPr>
+        <w:t>. Oikeusministeriö.</w:t>
       </w:r>
     </w:p>
     <w:p>
@@ -10525,11 +10803,59 @@
           <w:rStyle w:val="Hyperlink10"/>
         </w:rPr>
       </w:pPr>
+      <w:proofErr w:type="spellStart"/>
       <w:r>
         <w:rPr>
           <w:rStyle w:val="Hyperlink10"/>
-        </w:rPr>
-        <w:t>Kraus, M. W., Tan, J. J., &amp; Tannenbaum, M. B. (2013). The social ladder: A rank-based perspective on social class. </w:t>
+          <w:lang w:val="fi-FI"/>
+        </w:rPr>
+        <w:t>Kraus</w:t>
+      </w:r>
+      <w:proofErr w:type="spellEnd"/>
+      <w:r>
+        <w:rPr>
+          <w:rStyle w:val="Hyperlink10"/>
+          <w:lang w:val="fi-FI"/>
+        </w:rPr>
+        <w:t xml:space="preserve">, M. W., </w:t>
+      </w:r>
+      <w:proofErr w:type="spellStart"/>
+      <w:r>
+        <w:rPr>
+          <w:rStyle w:val="Hyperlink10"/>
+          <w:lang w:val="fi-FI"/>
+        </w:rPr>
+        <w:t>Tan</w:t>
+      </w:r>
+      <w:proofErr w:type="spellEnd"/>
+      <w:r>
+        <w:rPr>
+          <w:rStyle w:val="Hyperlink10"/>
+          <w:lang w:val="fi-FI"/>
+        </w:rPr>
+        <w:t xml:space="preserve">, J. J., &amp; </w:t>
+      </w:r>
+      <w:proofErr w:type="spellStart"/>
+      <w:r>
+        <w:rPr>
+          <w:rStyle w:val="Hyperlink10"/>
+          <w:lang w:val="fi-FI"/>
+        </w:rPr>
+        <w:t>Tannenbaum</w:t>
+      </w:r>
+      <w:proofErr w:type="spellEnd"/>
+      <w:r>
+        <w:rPr>
+          <w:rStyle w:val="Hyperlink10"/>
+          <w:lang w:val="fi-FI"/>
+        </w:rPr>
+        <w:t xml:space="preserve">, M. B. (2013). </w:t>
+      </w:r>
+      <w:r>
+        <w:rPr>
+          <w:rStyle w:val="Hyperlink10"/>
+        </w:rPr>
+        <w:t>The social ladder: A rank-based perspective on social class. </w:t>
       </w:r>
       <w:r>
         <w:rPr>
@@ -10581,7 +10907,7 @@
           <w:bCs/>
         </w:rPr>
       </w:pPr>
-      <w:hyperlink r:id="rId276" w:history="1">
+      <w:hyperlink r:id="rId280" w:history="1">
         <w:proofErr w:type="spellStart"/>
         <w:r>
           <w:rPr>
@@ -10611,7 +10937,7 @@
           <w:t xml:space="preserve">, J. (2020). The cost of doing politics? Analyzing violence and harassment against female politicians. </w:t>
         </w:r>
       </w:hyperlink>
-      <w:hyperlink r:id="rId277" w:history="1">
+      <w:hyperlink r:id="rId281" w:history="1">
         <w:r>
           <w:rPr>
             <w:rStyle w:val="Hyperlink14"/>
@@ -10619,7 +10945,7 @@
           <w:t>Perspectives on Politics</w:t>
         </w:r>
       </w:hyperlink>
-      <w:hyperlink r:id="rId278" w:history="1">
+      <w:hyperlink r:id="rId282" w:history="1">
         <w:r>
           <w:rPr>
             <w:rStyle w:val="NoneB"/>
@@ -10627,7 +10953,7 @@
           <w:t xml:space="preserve">, </w:t>
         </w:r>
       </w:hyperlink>
-      <w:hyperlink r:id="rId279" w:history="1">
+      <w:hyperlink r:id="rId283" w:history="1">
         <w:r>
           <w:rPr>
             <w:rStyle w:val="Hyperlink14"/>
@@ -10635,7 +10961,7 @@
           <w:t>18</w:t>
         </w:r>
       </w:hyperlink>
-      <w:hyperlink r:id="rId280" w:history="1">
+      <w:hyperlink r:id="rId284" w:history="1">
         <w:r>
           <w:rPr>
             <w:rStyle w:val="NoneB"/>
@@ -10652,7 +10978,7 @@
         <w:ind w:left="720" w:hanging="720"/>
         <w:jc w:val="both"/>
       </w:pPr>
-      <w:hyperlink r:id="rId281" w:history="1">
+      <w:hyperlink r:id="rId285" w:history="1">
         <w:proofErr w:type="spellStart"/>
         <w:r>
           <w:rPr>
@@ -10668,7 +10994,7 @@
           <w:t xml:space="preserve">, G. (2015). Beauty and distinction? The evaluation of appearance and cultural capital in five European countries. </w:t>
         </w:r>
       </w:hyperlink>
-      <w:hyperlink r:id="rId282" w:history="1">
+      <w:hyperlink r:id="rId286" w:history="1">
         <w:r>
           <w:rPr>
             <w:rStyle w:val="Hyperlink14"/>
@@ -10676,7 +11002,7 @@
           <w:t>Poetics</w:t>
         </w:r>
       </w:hyperlink>
-      <w:hyperlink r:id="rId283" w:history="1">
+      <w:hyperlink r:id="rId287" w:history="1">
         <w:r>
           <w:rPr>
             <w:rStyle w:val="NoneB"/>
@@ -10684,7 +11010,7 @@
           <w:t xml:space="preserve">, </w:t>
         </w:r>
       </w:hyperlink>
-      <w:hyperlink r:id="rId284" w:history="1">
+      <w:hyperlink r:id="rId288" w:history="1">
         <w:r>
           <w:rPr>
             <w:rStyle w:val="Hyperlink14"/>
@@ -10692,7 +11018,7 @@
           <w:t>53</w:t>
         </w:r>
       </w:hyperlink>
-      <w:hyperlink r:id="rId285" w:history="1">
+      <w:hyperlink r:id="rId289" w:history="1">
         <w:r>
           <w:rPr>
             <w:rStyle w:val="NoneB"/>
@@ -10714,7 +11040,7 @@
           <w:bCs/>
         </w:rPr>
       </w:pPr>
-      <w:hyperlink r:id="rId286" w:history="1">
+      <w:hyperlink r:id="rId290" w:history="1">
         <w:proofErr w:type="spellStart"/>
         <w:r>
           <w:rPr>
@@ -10772,7 +11098,7 @@
           <w:t xml:space="preserve">, T. (2018). Exploitation of aesthetic capital—Disapproved by whom? </w:t>
         </w:r>
       </w:hyperlink>
-      <w:hyperlink r:id="rId287" w:history="1">
+      <w:hyperlink r:id="rId291" w:history="1">
         <w:r>
           <w:rPr>
             <w:rStyle w:val="Hyperlink14"/>
@@ -10792,7 +11118,7 @@
         </w:rPr>
         <w:t>(3–4), 312–328</w:t>
       </w:r>
-      <w:hyperlink r:id="rId288" w:history="1">
+      <w:hyperlink r:id="rId292" w:history="1">
         <w:r>
           <w:rPr>
             <w:rStyle w:val="NoneB"/>
@@ -10865,7 +11191,7 @@
         <w:ind w:left="720" w:hanging="720"/>
         <w:jc w:val="both"/>
       </w:pPr>
-      <w:hyperlink r:id="rId289" w:history="1">
+      <w:hyperlink r:id="rId293" w:history="1">
         <w:proofErr w:type="spellStart"/>
         <w:r>
           <w:rPr>
@@ -10918,7 +11244,7 @@
           <w:t xml:space="preserve">t pay: Gender and beauty biases in a peer-to-peer loan market. </w:t>
         </w:r>
       </w:hyperlink>
-      <w:hyperlink r:id="rId290" w:history="1">
+      <w:hyperlink r:id="rId294" w:history="1">
         <w:r>
           <w:rPr>
             <w:rStyle w:val="Hyperlink13"/>
@@ -10926,7 +11252,7 @@
           <w:t>Social Forces</w:t>
         </w:r>
       </w:hyperlink>
-      <w:hyperlink r:id="rId291" w:history="1">
+      <w:hyperlink r:id="rId295" w:history="1">
         <w:r>
           <w:rPr>
             <w:rStyle w:val="Hyperlink2"/>
@@ -10934,7 +11260,7 @@
           <w:t xml:space="preserve">, </w:t>
         </w:r>
       </w:hyperlink>
-      <w:hyperlink r:id="rId292" w:history="1">
+      <w:hyperlink r:id="rId296" w:history="1">
         <w:r>
           <w:rPr>
             <w:rStyle w:val="Hyperlink13"/>
@@ -10942,7 +11268,7 @@
           <w:t>95</w:t>
         </w:r>
       </w:hyperlink>
-      <w:hyperlink r:id="rId293" w:history="1">
+      <w:hyperlink r:id="rId297" w:history="1">
         <w:r>
           <w:rPr>
             <w:rStyle w:val="Hyperlink2"/>
@@ -11005,7 +11331,7 @@
           <w:bCs/>
         </w:rPr>
       </w:pPr>
-      <w:hyperlink r:id="rId294" w:history="1">
+      <w:hyperlink r:id="rId298" w:history="1">
         <w:r>
           <w:rPr>
             <w:rStyle w:val="NoneB"/>
@@ -11027,7 +11353,7 @@
           <w:t xml:space="preserve">, D. (2001). Advantages and disadvantages of cognitive heuristics in political decision making. </w:t>
         </w:r>
       </w:hyperlink>
-      <w:hyperlink r:id="rId295" w:history="1">
+      <w:hyperlink r:id="rId299" w:history="1">
         <w:r>
           <w:rPr>
             <w:rStyle w:val="Hyperlink14"/>
@@ -11035,7 +11361,7 @@
           <w:t>American Journal of Political Science</w:t>
         </w:r>
       </w:hyperlink>
-      <w:hyperlink r:id="rId296" w:history="1">
+      <w:hyperlink r:id="rId300" w:history="1">
         <w:r>
           <w:rPr>
             <w:rStyle w:val="NoneB"/>
@@ -11043,7 +11369,7 @@
           <w:t xml:space="preserve">, </w:t>
         </w:r>
       </w:hyperlink>
-      <w:hyperlink r:id="rId297" w:history="1">
+      <w:hyperlink r:id="rId301" w:history="1">
         <w:r>
           <w:rPr>
             <w:rStyle w:val="Hyperlink14"/>
@@ -11051,7 +11377,7 @@
           <w:t>45</w:t>
         </w:r>
       </w:hyperlink>
-      <w:hyperlink r:id="rId298" w:history="1">
+      <w:hyperlink r:id="rId302" w:history="1">
         <w:r>
           <w:rPr>
             <w:rStyle w:val="NoneB"/>
@@ -11073,7 +11399,7 @@
           <w:bCs/>
         </w:rPr>
       </w:pPr>
-      <w:hyperlink r:id="rId299" w:history="1">
+      <w:hyperlink r:id="rId303" w:history="1">
         <w:r>
           <w:rPr>
             <w:rStyle w:val="NoneB"/>
@@ -11095,7 +11421,7 @@
           <w:t xml:space="preserve">, D. (2006). </w:t>
         </w:r>
       </w:hyperlink>
-      <w:hyperlink r:id="rId300" w:history="1">
+      <w:hyperlink r:id="rId304" w:history="1">
         <w:r>
           <w:rPr>
             <w:rStyle w:val="Hyperlink14"/>
@@ -11103,7 +11429,7 @@
           <w:t>How voters decide, information processing in election campaigns</w:t>
         </w:r>
       </w:hyperlink>
-      <w:hyperlink r:id="rId301" w:history="1">
+      <w:hyperlink r:id="rId305" w:history="1">
         <w:r>
           <w:rPr>
             <w:rStyle w:val="NoneB"/>
@@ -11125,7 +11451,7 @@
           <w:bCs/>
         </w:rPr>
       </w:pPr>
-      <w:hyperlink r:id="rId302" w:history="1">
+      <w:hyperlink r:id="rId306" w:history="1">
         <w:r>
           <w:rPr>
             <w:rStyle w:val="NoneB"/>
@@ -11133,7 +11459,7 @@
           <w:t xml:space="preserve">Lawson, C., Lenz, G., Baker, A., &amp; Myers, M. (2010). Looking like a winner: Candidate appearance and electoral success in new democracies. </w:t>
         </w:r>
       </w:hyperlink>
-      <w:hyperlink r:id="rId303" w:history="1">
+      <w:hyperlink r:id="rId307" w:history="1">
         <w:r>
           <w:rPr>
             <w:rStyle w:val="Hyperlink14"/>
@@ -11141,7 +11467,7 @@
           <w:t>World Politics</w:t>
         </w:r>
       </w:hyperlink>
-      <w:hyperlink r:id="rId304" w:history="1">
+      <w:hyperlink r:id="rId308" w:history="1">
         <w:r>
           <w:rPr>
             <w:rStyle w:val="NoneB"/>
@@ -11149,7 +11475,7 @@
           <w:t xml:space="preserve">, </w:t>
         </w:r>
       </w:hyperlink>
-      <w:hyperlink r:id="rId305" w:history="1">
+      <w:hyperlink r:id="rId309" w:history="1">
         <w:r>
           <w:rPr>
             <w:rStyle w:val="Hyperlink14"/>
@@ -11157,7 +11483,7 @@
           <w:t>62</w:t>
         </w:r>
       </w:hyperlink>
-      <w:hyperlink r:id="rId306" w:history="1">
+      <w:hyperlink r:id="rId310" w:history="1">
         <w:r>
           <w:rPr>
             <w:rStyle w:val="NoneB"/>
@@ -11179,7 +11505,7 @@
           <w:bCs/>
         </w:rPr>
       </w:pPr>
-      <w:hyperlink r:id="rId307" w:history="1">
+      <w:hyperlink r:id="rId311" w:history="1">
         <w:r>
           <w:rPr>
             <w:rStyle w:val="NoneB"/>
@@ -11187,7 +11513,7 @@
           <w:t xml:space="preserve">Lenz, G., &amp; Lawson, C. (2011). Looking the part: Television leads less informed citizens to vote based on candidates’ appearance. </w:t>
         </w:r>
       </w:hyperlink>
-      <w:hyperlink r:id="rId308" w:history="1">
+      <w:hyperlink r:id="rId312" w:history="1">
         <w:r>
           <w:rPr>
             <w:rStyle w:val="Hyperlink14"/>
@@ -11195,7 +11521,7 @@
           <w:t>American Journal of Political Science</w:t>
         </w:r>
       </w:hyperlink>
-      <w:hyperlink r:id="rId309" w:history="1">
+      <w:hyperlink r:id="rId313" w:history="1">
         <w:r>
           <w:rPr>
             <w:rStyle w:val="NoneB"/>
@@ -11203,7 +11529,7 @@
           <w:t xml:space="preserve">, </w:t>
         </w:r>
       </w:hyperlink>
-      <w:hyperlink r:id="rId310" w:history="1">
+      <w:hyperlink r:id="rId314" w:history="1">
         <w:r>
           <w:rPr>
             <w:rStyle w:val="Hyperlink14"/>
@@ -11211,7 +11537,7 @@
           <w:t>55</w:t>
         </w:r>
       </w:hyperlink>
-      <w:hyperlink r:id="rId311" w:history="1">
+      <w:hyperlink r:id="rId315" w:history="1">
         <w:r>
           <w:rPr>
             <w:rStyle w:val="NoneB"/>
@@ -11233,7 +11559,7 @@
           <w:bCs/>
         </w:rPr>
       </w:pPr>
-      <w:hyperlink r:id="rId312" w:history="1">
+      <w:hyperlink r:id="rId316" w:history="1">
         <w:r>
           <w:rPr>
             <w:rStyle w:val="NoneB"/>
@@ -11241,7 +11567,7 @@
           <w:t xml:space="preserve">Levy, J. (2008). Case studies: Types, designs, and logics of inference. </w:t>
         </w:r>
       </w:hyperlink>
-      <w:hyperlink r:id="rId313" w:history="1">
+      <w:hyperlink r:id="rId317" w:history="1">
         <w:r>
           <w:rPr>
             <w:rStyle w:val="Hyperlink14"/>
@@ -11249,7 +11575,7 @@
           <w:t>Conflict Management and Peace Science</w:t>
         </w:r>
       </w:hyperlink>
-      <w:hyperlink r:id="rId314" w:history="1">
+      <w:hyperlink r:id="rId318" w:history="1">
         <w:r>
           <w:rPr>
             <w:rStyle w:val="NoneB"/>
@@ -11257,7 +11583,7 @@
           <w:t xml:space="preserve">, </w:t>
         </w:r>
       </w:hyperlink>
-      <w:hyperlink r:id="rId315" w:history="1">
+      <w:hyperlink r:id="rId319" w:history="1">
         <w:r>
           <w:rPr>
             <w:rStyle w:val="Hyperlink14"/>
@@ -11265,7 +11591,7 @@
           <w:t>25</w:t>
         </w:r>
       </w:hyperlink>
-      <w:hyperlink r:id="rId316" w:history="1">
+      <w:hyperlink r:id="rId320" w:history="1">
         <w:r>
           <w:rPr>
             <w:rStyle w:val="NoneB"/>
@@ -11287,7 +11613,7 @@
           <w:bCs/>
         </w:rPr>
       </w:pPr>
-      <w:hyperlink r:id="rId317" w:history="1">
+      <w:hyperlink r:id="rId321" w:history="1">
         <w:r>
           <w:rPr>
             <w:rStyle w:val="NoneB"/>
@@ -11309,7 +11635,7 @@
           <w:t xml:space="preserve">, H. (2016). Family policy in comparative perspective: The concepts and measurement of familiarization and defamiliarization. </w:t>
         </w:r>
       </w:hyperlink>
-      <w:hyperlink r:id="rId318" w:history="1">
+      <w:hyperlink r:id="rId322" w:history="1">
         <w:r>
           <w:rPr>
             <w:rStyle w:val="Hyperlink14"/>
@@ -11317,7 +11643,7 @@
           <w:t>Journal of European Social Policy</w:t>
         </w:r>
       </w:hyperlink>
-      <w:hyperlink r:id="rId319" w:history="1">
+      <w:hyperlink r:id="rId323" w:history="1">
         <w:r>
           <w:rPr>
             <w:rStyle w:val="NoneB"/>
@@ -11325,7 +11651,7 @@
           <w:t xml:space="preserve">, </w:t>
         </w:r>
       </w:hyperlink>
-      <w:hyperlink r:id="rId320" w:history="1">
+      <w:hyperlink r:id="rId324" w:history="1">
         <w:r>
           <w:rPr>
             <w:rStyle w:val="Hyperlink14"/>
@@ -11333,7 +11659,7 @@
           <w:t>26</w:t>
         </w:r>
       </w:hyperlink>
-      <w:hyperlink r:id="rId321" w:history="1">
+      <w:hyperlink r:id="rId325" w:history="1">
         <w:r>
           <w:rPr>
             <w:rStyle w:val="NoneB"/>
@@ -11350,7 +11676,7 @@
         <w:ind w:left="720" w:hanging="720"/>
         <w:jc w:val="both"/>
       </w:pPr>
-      <w:hyperlink r:id="rId322" w:history="1">
+      <w:hyperlink r:id="rId326" w:history="1">
         <w:r>
           <w:rPr>
             <w:rStyle w:val="NoneB"/>
@@ -11358,7 +11684,7 @@
           <w:t xml:space="preserve">Long, S. (1997). </w:t>
         </w:r>
       </w:hyperlink>
-      <w:hyperlink r:id="rId323" w:history="1">
+      <w:hyperlink r:id="rId327" w:history="1">
         <w:r>
           <w:rPr>
             <w:rStyle w:val="Hyperlink14"/>
@@ -11366,7 +11692,7 @@
           <w:t>Regression models for categorical and limited dependent variables</w:t>
         </w:r>
       </w:hyperlink>
-      <w:hyperlink r:id="rId324" w:history="1">
+      <w:hyperlink r:id="rId328" w:history="1">
         <w:r>
           <w:rPr>
             <w:rStyle w:val="NoneB"/>
@@ -11429,54 +11755,44 @@
         <w:ind w:left="720" w:hanging="720"/>
         <w:jc w:val="both"/>
         <w:rPr>
-          <w:rStyle w:val="None"/>
-          <w:b/>
-          <w:bCs/>
-        </w:rPr>
-      </w:pPr>
+          <w:rStyle w:val="NoneB"/>
+        </w:rPr>
+      </w:pPr>
+      <w:r>
+        <w:rPr>
+          <w:lang w:val="fi-FI"/>
+        </w:rPr>
+        <w:t xml:space="preserve">Kukkonen, I., Pajunen, T., </w:t>
+      </w:r>
       <w:proofErr w:type="spellStart"/>
       <w:r>
         <w:rPr>
-          <w:rStyle w:val="Hyperlink10"/>
-        </w:rPr>
-        <w:t>Maestripieri</w:t>
+          <w:lang w:val="fi-FI"/>
+        </w:rPr>
+        <w:t>Sarpila</w:t>
       </w:r>
       <w:proofErr w:type="spellEnd"/>
       <w:r>
         <w:rPr>
-          <w:rStyle w:val="Hyperlink10"/>
-        </w:rPr>
-        <w:t>, D., Henry, A., &amp; Nickels, N. (2017). Explaining financial and prosocial biases in favor of attractive people: Interdisciplinary perspectives from economics, social psychology, and evolutionary psychology. </w:t>
-      </w:r>
-      <w:r>
-        <w:rPr>
-          <w:rStyle w:val="Hyperlink14"/>
-        </w:rPr>
-        <w:t>Behavioral and Brain Sciences</w:t>
-      </w:r>
-      <w:r>
-        <w:rPr>
-          <w:rStyle w:val="Hyperlink10"/>
-        </w:rPr>
-        <w:t>, </w:t>
-      </w:r>
-      <w:r>
-        <w:rPr>
-          <w:rStyle w:val="Hyperlink14"/>
-        </w:rPr>
-        <w:t>40</w:t>
-      </w:r>
-      <w:r>
-        <w:rPr>
-          <w:rStyle w:val="Hyperlink10"/>
-        </w:rPr>
-        <w:t>, 1</w:t>
-      </w:r>
-      <w:r>
-        <w:rPr>
-          <w:rStyle w:val="NoneB"/>
-        </w:rPr>
-        <w:t xml:space="preserve">–56. </w:t>
+          <w:lang w:val="fi-FI"/>
+        </w:rPr>
+        <w:t xml:space="preserve">, O., &amp; Åberg, E. (2023). </w:t>
+      </w:r>
+      <w:r>
+        <w:t>Is beauty-based inequality gendered? A systematic review of gender differences in socioeconomic outcomes of physical attractiveness in labor markets.</w:t>
+      </w:r>
+      <w:r>
+        <w:t xml:space="preserve"> </w:t>
+      </w:r>
+      <w:r>
+        <w:rPr>
+          <w:i/>
+          <w:iCs/>
+        </w:rPr>
+        <w:t>European Societies</w:t>
+      </w:r>
+      <w:r>
+        <w:t>, 1-32.</w:t>
       </w:r>
     </w:p>
     <w:p>
@@ -11492,7 +11808,71 @@
           <w:bCs/>
         </w:rPr>
       </w:pPr>
-      <w:hyperlink r:id="rId325" w:history="1">
+      <w:proofErr w:type="spellStart"/>
+      <w:r>
+        <w:rPr>
+          <w:rStyle w:val="Hyperlink10"/>
+        </w:rPr>
+        <w:t>Maestripieri</w:t>
+      </w:r>
+      <w:proofErr w:type="spellEnd"/>
+      <w:r>
+        <w:rPr>
+          <w:rStyle w:val="Hyperlink10"/>
+        </w:rPr>
+        <w:t xml:space="preserve">, D., Henry, A., &amp; Nickels, N. (2017). Explaining financial and prosocial biases in </w:t>
+      </w:r>
+      <w:r>
+        <w:rPr>
+          <w:rStyle w:val="Hyperlink10"/>
+        </w:rPr>
+        <w:t>favor of attractive people: Interdisciplinary perspectives from economics, social psychology, and evolutionary psychology. </w:t>
+      </w:r>
+      <w:r>
+        <w:rPr>
+          <w:rStyle w:val="Hyperlink14"/>
+        </w:rPr>
+        <w:t>Behavioral and Brain Sciences</w:t>
+      </w:r>
+      <w:r>
+        <w:rPr>
+          <w:rStyle w:val="Hyperlink10"/>
+        </w:rPr>
+        <w:t>, </w:t>
+      </w:r>
+      <w:r>
+        <w:rPr>
+          <w:rStyle w:val="Hyperlink14"/>
+        </w:rPr>
+        <w:t>40</w:t>
+      </w:r>
+      <w:r>
+        <w:rPr>
+          <w:rStyle w:val="Hyperlink10"/>
+        </w:rPr>
+        <w:t>, 1</w:t>
+      </w:r>
+      <w:r>
+        <w:rPr>
+          <w:rStyle w:val="NoneB"/>
+        </w:rPr>
+        <w:t xml:space="preserve">–56. </w:t>
+      </w:r>
+    </w:p>
+    <w:p>
+      <w:pPr>
+        <w:pStyle w:val="BodyA"/>
+        <w:widowControl w:val="0"/>
+        <w:spacing w:line="360" w:lineRule="auto"/>
+        <w:ind w:left="720" w:hanging="720"/>
+        <w:jc w:val="both"/>
+        <w:rPr>
+          <w:rStyle w:val="None"/>
+          <w:b/>
+          <w:bCs/>
+        </w:rPr>
+      </w:pPr>
+      <w:hyperlink r:id="rId329" w:history="1">
         <w:r>
           <w:rPr>
             <w:rStyle w:val="Hyperlink2"/>
@@ -11500,7 +11880,7 @@
           <w:t xml:space="preserve">Marshall, M., &amp; Jaggers, K. (2020). </w:t>
         </w:r>
       </w:hyperlink>
-      <w:hyperlink r:id="rId326" w:history="1">
+      <w:hyperlink r:id="rId330" w:history="1">
         <w:r>
           <w:rPr>
             <w:rStyle w:val="Hyperlink13"/>
@@ -11523,12 +11903,19 @@
           <w:t>manual</w:t>
         </w:r>
       </w:hyperlink>
-      <w:hyperlink r:id="rId327" w:history="1">
-        <w:r>
-          <w:rPr>
-            <w:rStyle w:val="Hyperlink2"/>
-          </w:rPr>
-          <w:t>. Center for Systemic Peace. http://www.systemicpeace.org/inscr/p5manualv2018.pdf</w:t>
+      <w:hyperlink r:id="rId331" w:history="1">
+        <w:r>
+          <w:rPr>
+            <w:rStyle w:val="Hyperlink2"/>
+          </w:rPr>
+          <w:t xml:space="preserve">. Center for Systemic Peace. </w:t>
+        </w:r>
+        <w:r>
+          <w:rPr>
+            <w:rStyle w:val="Hyperlink2"/>
+          </w:rPr>
+          <w:lastRenderedPageBreak/>
+          <w:t>http://www.systemicpeace.org/inscr/p5manualv2018.pdf</w:t>
         </w:r>
       </w:hyperlink>
     </w:p>
@@ -11545,7 +11932,7 @@
           <w:bCs/>
         </w:rPr>
       </w:pPr>
-      <w:hyperlink r:id="rId328" w:history="1">
+      <w:hyperlink r:id="rId332" w:history="1">
         <w:r>
           <w:rPr>
             <w:rStyle w:val="NoneB"/>
@@ -11581,7 +11968,7 @@
           <w:t xml:space="preserve">, R., &amp; Alvarez, M. (2010). Predicting election outcomes from positive and negative trait assessments of candidate images. </w:t>
         </w:r>
       </w:hyperlink>
-      <w:hyperlink r:id="rId329" w:history="1">
+      <w:hyperlink r:id="rId333" w:history="1">
         <w:r>
           <w:rPr>
             <w:rStyle w:val="Hyperlink14"/>
@@ -11589,7 +11976,7 @@
           <w:t>Political Psychology</w:t>
         </w:r>
       </w:hyperlink>
-      <w:hyperlink r:id="rId330" w:history="1">
+      <w:hyperlink r:id="rId334" w:history="1">
         <w:r>
           <w:rPr>
             <w:rStyle w:val="NoneB"/>
@@ -11597,7 +11984,7 @@
           <w:t xml:space="preserve">, </w:t>
         </w:r>
       </w:hyperlink>
-      <w:hyperlink r:id="rId331" w:history="1">
+      <w:hyperlink r:id="rId335" w:history="1">
         <w:r>
           <w:rPr>
             <w:rStyle w:val="Hyperlink14"/>
@@ -11605,7 +11992,7 @@
           <w:t>31</w:t>
         </w:r>
       </w:hyperlink>
-      <w:hyperlink r:id="rId332" w:history="1">
+      <w:hyperlink r:id="rId336" w:history="1">
         <w:r>
           <w:rPr>
             <w:rStyle w:val="NoneB"/>
@@ -11627,7 +12014,7 @@
           <w:bCs/>
         </w:rPr>
       </w:pPr>
-      <w:hyperlink r:id="rId333" w:history="1">
+      <w:hyperlink r:id="rId337" w:history="1">
         <w:r>
           <w:rPr>
             <w:rStyle w:val="NoneB"/>
@@ -11635,7 +12022,7 @@
           <w:t xml:space="preserve">McClintock, E. A. (2014). Beauty and status: The illusion of exchange in partner selection? </w:t>
         </w:r>
       </w:hyperlink>
-      <w:hyperlink r:id="rId334" w:history="1">
+      <w:hyperlink r:id="rId338" w:history="1">
         <w:r>
           <w:rPr>
             <w:rStyle w:val="Hyperlink14"/>
@@ -11643,7 +12030,7 @@
           <w:t>American Sociological Review</w:t>
         </w:r>
       </w:hyperlink>
-      <w:hyperlink r:id="rId335" w:history="1">
+      <w:hyperlink r:id="rId339" w:history="1">
         <w:r>
           <w:rPr>
             <w:rStyle w:val="NoneB"/>
@@ -11651,7 +12038,7 @@
           <w:t xml:space="preserve">, </w:t>
         </w:r>
       </w:hyperlink>
-      <w:hyperlink r:id="rId336" w:history="1">
+      <w:hyperlink r:id="rId340" w:history="1">
         <w:r>
           <w:rPr>
             <w:rStyle w:val="Hyperlink14"/>
@@ -11659,7 +12046,7 @@
           <w:t>79</w:t>
         </w:r>
       </w:hyperlink>
-      <w:hyperlink r:id="rId337" w:history="1">
+      <w:hyperlink r:id="rId341" w:history="1">
         <w:r>
           <w:rPr>
             <w:rStyle w:val="NoneB"/>
@@ -11681,7 +12068,7 @@
           <w:bCs/>
         </w:rPr>
       </w:pPr>
-      <w:hyperlink r:id="rId338" w:history="1">
+      <w:hyperlink r:id="rId342" w:history="1">
         <w:r>
           <w:rPr>
             <w:rStyle w:val="NoneB"/>
@@ -11689,7 +12076,7 @@
           <w:t xml:space="preserve">Mears, A. (2011). </w:t>
         </w:r>
       </w:hyperlink>
-      <w:hyperlink r:id="rId339" w:history="1">
+      <w:hyperlink r:id="rId343" w:history="1">
         <w:r>
           <w:rPr>
             <w:rStyle w:val="Hyperlink14"/>
@@ -11697,7 +12084,7 @@
           <w:t>Pricing beauty</w:t>
         </w:r>
       </w:hyperlink>
-      <w:hyperlink r:id="rId340" w:history="1">
+      <w:hyperlink r:id="rId344" w:history="1">
         <w:r>
           <w:rPr>
             <w:rStyle w:val="NoneB"/>
@@ -11719,7 +12106,7 @@
           <w:bCs/>
         </w:rPr>
       </w:pPr>
-      <w:hyperlink r:id="rId341" w:history="1">
+      <w:hyperlink r:id="rId345" w:history="1">
         <w:r>
           <w:rPr>
             <w:rStyle w:val="NoneB"/>
@@ -11741,7 +12128,7 @@
           <w:t xml:space="preserve">, O. (1986). Schematic assessments of presidential Candidates. </w:t>
         </w:r>
       </w:hyperlink>
-      <w:hyperlink r:id="rId342" w:history="1">
+      <w:hyperlink r:id="rId346" w:history="1">
         <w:r>
           <w:rPr>
             <w:rStyle w:val="Hyperlink14"/>
@@ -11749,7 +12136,7 @@
           <w:t>American Political Science Review</w:t>
         </w:r>
       </w:hyperlink>
-      <w:hyperlink r:id="rId343" w:history="1">
+      <w:hyperlink r:id="rId347" w:history="1">
         <w:r>
           <w:rPr>
             <w:rStyle w:val="NoneB"/>
@@ -11757,7 +12144,7 @@
           <w:t xml:space="preserve">, </w:t>
         </w:r>
       </w:hyperlink>
-      <w:hyperlink r:id="rId344" w:history="1">
+      <w:hyperlink r:id="rId348" w:history="1">
         <w:r>
           <w:rPr>
             <w:rStyle w:val="Hyperlink14"/>
@@ -11765,7 +12152,7 @@
           <w:t>80</w:t>
         </w:r>
       </w:hyperlink>
-      <w:hyperlink r:id="rId345" w:history="1">
+      <w:hyperlink r:id="rId349" w:history="1">
         <w:r>
           <w:rPr>
             <w:rStyle w:val="NoneB"/>
@@ -11785,7 +12172,7 @@
           <w:rStyle w:val="NoneB"/>
         </w:rPr>
       </w:pPr>
-      <w:hyperlink r:id="rId346" w:history="1">
+      <w:hyperlink r:id="rId350" w:history="1">
         <w:r>
           <w:rPr>
             <w:rStyle w:val="NoneB"/>
@@ -11793,7 +12180,7 @@
           <w:t xml:space="preserve">Monk, E. P., Esposito, M. H., &amp; Lee, H. (2021). Beholding inequality: Race, gender, and returns to physical attractiveness in the United States. </w:t>
         </w:r>
       </w:hyperlink>
-      <w:hyperlink r:id="rId347" w:history="1">
+      <w:hyperlink r:id="rId351" w:history="1">
         <w:r>
           <w:rPr>
             <w:rStyle w:val="Hyperlink14"/>
@@ -11801,7 +12188,7 @@
           <w:t>American Journal of Sociology</w:t>
         </w:r>
       </w:hyperlink>
-      <w:hyperlink r:id="rId348" w:history="1">
+      <w:hyperlink r:id="rId352" w:history="1">
         <w:r>
           <w:rPr>
             <w:rStyle w:val="NoneB"/>
@@ -11809,7 +12196,7 @@
           <w:t xml:space="preserve">, </w:t>
         </w:r>
       </w:hyperlink>
-      <w:hyperlink r:id="rId349" w:history="1">
+      <w:hyperlink r:id="rId353" w:history="1">
         <w:r>
           <w:rPr>
             <w:rStyle w:val="Hyperlink14"/>
@@ -11817,7 +12204,7 @@
           <w:t>127</w:t>
         </w:r>
       </w:hyperlink>
-      <w:hyperlink r:id="rId350" w:history="1">
+      <w:hyperlink r:id="rId354" w:history="1">
         <w:r>
           <w:rPr>
             <w:rStyle w:val="NoneB"/>
@@ -11910,7 +12297,7 @@
         <w:ind w:left="720" w:hanging="720"/>
         <w:jc w:val="both"/>
       </w:pPr>
-      <w:hyperlink r:id="rId351" w:history="1">
+      <w:hyperlink r:id="rId355" w:history="1">
         <w:r>
           <w:rPr>
             <w:rStyle w:val="NoneB"/>
@@ -11918,7 +12305,7 @@
           <w:t xml:space="preserve">Official Statistics Finland (OSF), S. (2017). </w:t>
         </w:r>
       </w:hyperlink>
-      <w:hyperlink r:id="rId352" w:history="1">
+      <w:hyperlink r:id="rId356" w:history="1">
         <w:r>
           <w:rPr>
             <w:rStyle w:val="Hyperlink14"/>
@@ -11944,9 +12331,10 @@
           <w:rStyle w:val="None"/>
           <w:b/>
           <w:bCs/>
-        </w:rPr>
-      </w:pPr>
-      <w:hyperlink r:id="rId353" w:history="1">
+          <w:lang w:val="fi-FI"/>
+        </w:rPr>
+      </w:pPr>
+      <w:hyperlink r:id="rId357" w:history="1">
         <w:proofErr w:type="spellStart"/>
         <w:r>
           <w:rPr>
@@ -11976,34 +12364,56 @@
           <w:t xml:space="preserve"> evidence from exit polls. </w:t>
         </w:r>
       </w:hyperlink>
-      <w:hyperlink r:id="rId354" w:history="1">
+      <w:hyperlink r:id="rId358" w:history="1">
+        <w:proofErr w:type="spellStart"/>
         <w:r>
           <w:rPr>
             <w:rStyle w:val="Hyperlink14"/>
-          </w:rPr>
-          <w:t>Political Psychology</w:t>
-        </w:r>
-      </w:hyperlink>
-      <w:hyperlink r:id="rId355" w:history="1">
-        <w:r>
-          <w:rPr>
-            <w:rStyle w:val="NoneB"/>
+            <w:lang w:val="fi-FI"/>
+          </w:rPr>
+          <w:t>Political</w:t>
+        </w:r>
+        <w:proofErr w:type="spellEnd"/>
+        <w:r>
+          <w:rPr>
+            <w:rStyle w:val="Hyperlink14"/>
+            <w:lang w:val="fi-FI"/>
+          </w:rPr>
+          <w:t xml:space="preserve"> </w:t>
+        </w:r>
+        <w:proofErr w:type="spellStart"/>
+        <w:r>
+          <w:rPr>
+            <w:rStyle w:val="Hyperlink14"/>
+            <w:lang w:val="fi-FI"/>
+          </w:rPr>
+          <w:t>Psychology</w:t>
+        </w:r>
+        <w:proofErr w:type="spellEnd"/>
+      </w:hyperlink>
+      <w:hyperlink r:id="rId359" w:history="1">
+        <w:r>
+          <w:rPr>
+            <w:rStyle w:val="NoneB"/>
+            <w:lang w:val="fi-FI"/>
           </w:rPr>
           <w:t xml:space="preserve">, </w:t>
         </w:r>
       </w:hyperlink>
-      <w:hyperlink r:id="rId356" w:history="1">
+      <w:hyperlink r:id="rId360" w:history="1">
         <w:r>
           <w:rPr>
             <w:rStyle w:val="Hyperlink14"/>
+            <w:lang w:val="fi-FI"/>
           </w:rPr>
           <w:t>39</w:t>
         </w:r>
       </w:hyperlink>
-      <w:hyperlink r:id="rId357" w:history="1">
-        <w:r>
-          <w:rPr>
-            <w:rStyle w:val="NoneB"/>
+      <w:hyperlink r:id="rId361" w:history="1">
+        <w:r>
+          <w:rPr>
+            <w:rStyle w:val="NoneB"/>
+            <w:lang w:val="fi-FI"/>
           </w:rPr>
           <w:t>(5), 1157–1171.</w:t>
         </w:r>
@@ -12017,97 +12427,69 @@
         <w:ind w:left="720" w:hanging="720"/>
         <w:jc w:val="both"/>
         <w:rPr>
-          <w:rStyle w:val="None"/>
-          <w:b/>
-          <w:bCs/>
-        </w:rPr>
-      </w:pPr>
-      <w:hyperlink r:id="rId358" w:history="1">
+          <w:rStyle w:val="NoneB"/>
+        </w:rPr>
+      </w:pPr>
+      <w:hyperlink r:id="rId362" w:history="1">
         <w:proofErr w:type="spellStart"/>
         <w:r>
           <w:rPr>
             <w:rStyle w:val="NoneB"/>
           </w:rPr>
-          <w:t>Pajunen</w:t>
+          <w:t>Praino</w:t>
         </w:r>
         <w:proofErr w:type="spellEnd"/>
         <w:r>
           <w:rPr>
             <w:rStyle w:val="NoneB"/>
           </w:rPr>
-          <w:t xml:space="preserve">, T., </w:t>
+          <w:t xml:space="preserve">, R., &amp; </w:t>
         </w:r>
         <w:proofErr w:type="spellStart"/>
         <w:r>
           <w:rPr>
             <w:rStyle w:val="NoneB"/>
           </w:rPr>
-          <w:t>Kukkonen</w:t>
+          <w:t>Stockemer</w:t>
         </w:r>
         <w:proofErr w:type="spellEnd"/>
         <w:r>
           <w:rPr>
             <w:rStyle w:val="NoneB"/>
           </w:rPr>
-          <w:t xml:space="preserve">, I., </w:t>
-        </w:r>
-        <w:proofErr w:type="spellStart"/>
-        <w:r>
-          <w:rPr>
-            <w:rStyle w:val="NoneB"/>
-          </w:rPr>
-          <w:t>Sarpila</w:t>
-        </w:r>
-        <w:proofErr w:type="spellEnd"/>
-        <w:r>
-          <w:rPr>
-            <w:rStyle w:val="NoneB"/>
-          </w:rPr>
-          <w:t xml:space="preserve">, O., &amp; </w:t>
-        </w:r>
-        <w:proofErr w:type="spellStart"/>
-        <w:r>
-          <w:rPr>
-            <w:rStyle w:val="NoneB"/>
-          </w:rPr>
-          <w:t>Åberg</w:t>
-        </w:r>
-        <w:proofErr w:type="spellEnd"/>
-        <w:r>
-          <w:rPr>
-            <w:rStyle w:val="NoneB"/>
-          </w:rPr>
-          <w:t xml:space="preserve">, E. (2021). </w:t>
-        </w:r>
-      </w:hyperlink>
-      <w:hyperlink r:id="rId359" w:history="1">
+          <w:t xml:space="preserve">, D. (2019). What are good-looking candidates, and can they sway election results? </w:t>
+        </w:r>
+      </w:hyperlink>
+      <w:hyperlink r:id="rId363" w:history="1">
         <w:r>
           <w:rPr>
             <w:rStyle w:val="Hyperlink14"/>
           </w:rPr>
-          <w:t>Systematic review of differences in socioeconomic outcomes of attractiveness between men and women</w:t>
-        </w:r>
-      </w:hyperlink>
-      <w:hyperlink r:id="rId360" w:history="1">
-        <w:r>
-          <w:rPr>
-            <w:rStyle w:val="NoneB"/>
-          </w:rPr>
-          <w:t xml:space="preserve">. </w:t>
-        </w:r>
-        <w:proofErr w:type="spellStart"/>
-        <w:r>
-          <w:rPr>
-            <w:rStyle w:val="NoneB"/>
-          </w:rPr>
-          <w:t>SocArXiv</w:t>
-        </w:r>
-        <w:proofErr w:type="spellEnd"/>
-        <w:r>
-          <w:rPr>
-            <w:rStyle w:val="NoneB"/>
-          </w:rPr>
-          <w:t>.</w:t>
+          <w:t>Social Science Quarterly</w:t>
+        </w:r>
+      </w:hyperlink>
+      <w:hyperlink r:id="rId364" w:history="1">
+        <w:r>
+          <w:rPr>
+            <w:rStyle w:val="NoneB"/>
+          </w:rPr>
+          <w:t xml:space="preserve">, </w:t>
+        </w:r>
+      </w:hyperlink>
+      <w:hyperlink r:id="rId365" w:history="1">
+        <w:r>
+          <w:rPr>
+            <w:rStyle w:val="Hyperlink14"/>
+          </w:rPr>
+          <w:t>100</w:t>
+        </w:r>
+      </w:hyperlink>
+      <w:hyperlink r:id="rId366" w:history="1">
+        <w:r>
+          <w:rPr>
+            <w:rStyle w:val="NoneB"/>
+          </w:rPr>
+          <w:t xml:space="preserve">(3), 531–543. </w:t>
         </w:r>
       </w:hyperlink>
     </w:p>
@@ -12119,71 +12501,82 @@
         <w:ind w:left="720" w:hanging="720"/>
         <w:jc w:val="both"/>
         <w:rPr>
-          <w:rStyle w:val="NoneB"/>
-        </w:rPr>
-      </w:pPr>
-      <w:hyperlink r:id="rId361" w:history="1">
-        <w:proofErr w:type="spellStart"/>
-        <w:r>
-          <w:rPr>
-            <w:rStyle w:val="NoneB"/>
-          </w:rPr>
-          <w:t>Praino</w:t>
-        </w:r>
-        <w:proofErr w:type="spellEnd"/>
-        <w:r>
-          <w:rPr>
-            <w:rStyle w:val="NoneB"/>
-          </w:rPr>
-          <w:t xml:space="preserve">, R., &amp; </w:t>
-        </w:r>
-        <w:proofErr w:type="spellStart"/>
-        <w:r>
-          <w:rPr>
-            <w:rStyle w:val="NoneB"/>
-          </w:rPr>
-          <w:t>Stockemer</w:t>
-        </w:r>
-        <w:proofErr w:type="spellEnd"/>
-        <w:r>
-          <w:rPr>
-            <w:rStyle w:val="NoneB"/>
-          </w:rPr>
-          <w:t xml:space="preserve">, D. (2019). What are good-looking candidates, and can they sway election results? </w:t>
-        </w:r>
-      </w:hyperlink>
-      <w:hyperlink r:id="rId362" w:history="1">
-        <w:r>
-          <w:rPr>
-            <w:rStyle w:val="Hyperlink14"/>
-          </w:rPr>
-          <w:t>Social Science Quarterly</w:t>
-        </w:r>
-      </w:hyperlink>
-      <w:hyperlink r:id="rId363" w:history="1">
-        <w:r>
-          <w:rPr>
-            <w:rStyle w:val="NoneB"/>
-          </w:rPr>
-          <w:t xml:space="preserve">, </w:t>
-        </w:r>
-      </w:hyperlink>
-      <w:hyperlink r:id="rId364" w:history="1">
-        <w:r>
-          <w:rPr>
-            <w:rStyle w:val="Hyperlink14"/>
-          </w:rPr>
-          <w:t>100</w:t>
-        </w:r>
-      </w:hyperlink>
-      <w:hyperlink r:id="rId365" w:history="1">
-        <w:r>
-          <w:rPr>
-            <w:rStyle w:val="NoneB"/>
-          </w:rPr>
-          <w:t xml:space="preserve">(3), 531–543. </w:t>
-        </w:r>
-      </w:hyperlink>
+          <w:rStyle w:val="Hyperlink10"/>
+        </w:rPr>
+      </w:pPr>
+      <w:proofErr w:type="spellStart"/>
+      <w:r>
+        <w:rPr>
+          <w:rStyle w:val="Hyperlink10"/>
+        </w:rPr>
+        <w:t>Stockemer</w:t>
+      </w:r>
+      <w:proofErr w:type="spellEnd"/>
+      <w:r>
+        <w:rPr>
+          <w:rStyle w:val="Hyperlink10"/>
+        </w:rPr>
+        <w:t xml:space="preserve">, D., &amp; </w:t>
+      </w:r>
+      <w:proofErr w:type="spellStart"/>
+      <w:r>
+        <w:rPr>
+          <w:rStyle w:val="Hyperlink10"/>
+        </w:rPr>
+        <w:t>Praino</w:t>
+      </w:r>
+      <w:proofErr w:type="spellEnd"/>
+      <w:r>
+        <w:rPr>
+          <w:rStyle w:val="Hyperlink10"/>
+        </w:rPr>
+        <w:t>, R. (2017). Physical attractiveness, voter heuristics and electoral systems: The role of candidate attractiveness under different institutional designs. </w:t>
+      </w:r>
+      <w:r>
+        <w:rPr>
+          <w:rStyle w:val="Hyperlink14"/>
+        </w:rPr>
+        <w:t>The British Journal of Politics and International Relations</w:t>
+      </w:r>
+      <w:r>
+        <w:rPr>
+          <w:rStyle w:val="Hyperlink10"/>
+        </w:rPr>
+        <w:t>, </w:t>
+      </w:r>
+      <w:r>
+        <w:rPr>
+          <w:rStyle w:val="Hyperlink14"/>
+        </w:rPr>
+        <w:t>19</w:t>
+      </w:r>
+      <w:r>
+        <w:rPr>
+          <w:rStyle w:val="Hyperlink10"/>
+        </w:rPr>
+        <w:t>(2), 336</w:t>
+      </w:r>
+      <w:r>
+        <w:rPr>
+          <w:rStyle w:val="None"/>
+          <w:rFonts w:ascii="Cambria" w:hAnsi="Cambria"/>
+          <w:sz w:val="14"/>
+          <w:szCs w:val="14"/>
+        </w:rPr>
+        <w:t xml:space="preserve"> </w:t>
+      </w:r>
+      <w:r>
+        <w:rPr>
+          <w:rStyle w:val="NoneB"/>
+        </w:rPr>
+        <w:t>–</w:t>
+      </w:r>
+      <w:r>
+        <w:rPr>
+          <w:rStyle w:val="Hyperlink10"/>
+        </w:rPr>
+        <w:t>352.</w:t>
+      </w:r>
     </w:p>
     <w:p>
       <w:pPr>
@@ -12193,82 +12586,87 @@
         <w:ind w:left="720" w:hanging="720"/>
         <w:jc w:val="both"/>
         <w:rPr>
-          <w:rStyle w:val="Hyperlink10"/>
-        </w:rPr>
-      </w:pPr>
-      <w:proofErr w:type="spellStart"/>
-      <w:r>
-        <w:rPr>
-          <w:rStyle w:val="Hyperlink10"/>
-        </w:rPr>
-        <w:t>Stockemer</w:t>
-      </w:r>
-      <w:proofErr w:type="spellEnd"/>
-      <w:r>
-        <w:rPr>
-          <w:rStyle w:val="Hyperlink10"/>
-        </w:rPr>
-        <w:t xml:space="preserve">, D., &amp; </w:t>
-      </w:r>
-      <w:proofErr w:type="spellStart"/>
-      <w:r>
-        <w:rPr>
-          <w:rStyle w:val="Hyperlink10"/>
-        </w:rPr>
-        <w:t>Praino</w:t>
-      </w:r>
-      <w:proofErr w:type="spellEnd"/>
-      <w:r>
-        <w:rPr>
-          <w:rStyle w:val="Hyperlink10"/>
-        </w:rPr>
-        <w:t>, R. (2017). Physical attractiveness, voter heuristics and electoral systems: The role of candidate attractiveness under different institutional designs. </w:t>
-      </w:r>
-      <w:r>
-        <w:rPr>
-          <w:rStyle w:val="Hyperlink14"/>
-        </w:rPr>
-        <w:t>The British Journal of Politics and International Relations</w:t>
-      </w:r>
-      <w:r>
-        <w:rPr>
-          <w:rStyle w:val="Hyperlink10"/>
-        </w:rPr>
-        <w:t>, </w:t>
-      </w:r>
-      <w:r>
-        <w:rPr>
-          <w:rStyle w:val="Hyperlink14"/>
-        </w:rPr>
-        <w:t>19</w:t>
-      </w:r>
-      <w:r>
-        <w:rPr>
-          <w:rStyle w:val="Hyperlink10"/>
-        </w:rPr>
-        <w:t>(2), 336</w:t>
-      </w:r>
-      <w:r>
-        <w:rPr>
-          <w:rStyle w:val="None"/>
-          <w:rFonts w:ascii="Cambria" w:hAnsi="Cambria"/>
-          <w:sz w:val="14"/>
-          <w:szCs w:val="14"/>
-        </w:rPr>
-        <w:t xml:space="preserve"> </w:t>
-      </w:r>
-      <w:r>
-        <w:rPr>
-          <w:rStyle w:val="NoneB"/>
-        </w:rPr>
-        <w:t>–</w:t>
-      </w:r>
-      <w:r>
-        <w:rPr>
-          <w:rStyle w:val="Hyperlink10"/>
-        </w:rPr>
-        <w:t>352.</w:t>
-      </w:r>
+          <w:rStyle w:val="None"/>
+          <w:b/>
+          <w:bCs/>
+        </w:rPr>
+      </w:pPr>
+      <w:hyperlink r:id="rId367" w:history="1">
+        <w:proofErr w:type="spellStart"/>
+        <w:r>
+          <w:rPr>
+            <w:rStyle w:val="NoneB"/>
+          </w:rPr>
+          <w:t>Praino</w:t>
+        </w:r>
+        <w:proofErr w:type="spellEnd"/>
+        <w:r>
+          <w:rPr>
+            <w:rStyle w:val="NoneB"/>
+          </w:rPr>
+          <w:t xml:space="preserve">, R., </w:t>
+        </w:r>
+        <w:proofErr w:type="spellStart"/>
+        <w:r>
+          <w:rPr>
+            <w:rStyle w:val="NoneB"/>
+          </w:rPr>
+          <w:t>Stockemer</w:t>
+        </w:r>
+        <w:proofErr w:type="spellEnd"/>
+        <w:r>
+          <w:rPr>
+            <w:rStyle w:val="NoneB"/>
+          </w:rPr>
+          <w:t xml:space="preserve">, D., &amp; </w:t>
+        </w:r>
+        <w:proofErr w:type="spellStart"/>
+        <w:r>
+          <w:rPr>
+            <w:rStyle w:val="NoneB"/>
+          </w:rPr>
+          <w:t>Ratis</w:t>
+        </w:r>
+        <w:proofErr w:type="spellEnd"/>
+        <w:r>
+          <w:rPr>
+            <w:rStyle w:val="NoneB"/>
+          </w:rPr>
+          <w:t xml:space="preserve">, J. (2014). Looking good or looking competent? Physical appearance and electoral success in the 2008 congressional elections. </w:t>
+        </w:r>
+      </w:hyperlink>
+      <w:hyperlink r:id="rId368" w:history="1">
+        <w:r>
+          <w:rPr>
+            <w:rStyle w:val="Hyperlink14"/>
+          </w:rPr>
+          <w:t>American Politics Research</w:t>
+        </w:r>
+      </w:hyperlink>
+      <w:hyperlink r:id="rId369" w:history="1">
+        <w:r>
+          <w:rPr>
+            <w:rStyle w:val="NoneB"/>
+          </w:rPr>
+          <w:t xml:space="preserve">, </w:t>
+        </w:r>
+      </w:hyperlink>
+      <w:hyperlink r:id="rId370" w:history="1">
+        <w:r>
+          <w:rPr>
+            <w:rStyle w:val="Hyperlink14"/>
+          </w:rPr>
+          <w:t>42</w:t>
+        </w:r>
+      </w:hyperlink>
+      <w:hyperlink r:id="rId371" w:history="1">
+        <w:r>
+          <w:rPr>
+            <w:rStyle w:val="NoneB"/>
+          </w:rPr>
+          <w:t xml:space="preserve">(6), 1096–1117. </w:t>
+        </w:r>
+      </w:hyperlink>
     </w:p>
     <w:p>
       <w:pPr>
@@ -12277,65 +12675,24 @@
         <w:spacing w:line="360" w:lineRule="auto"/>
         <w:ind w:left="720" w:hanging="720"/>
         <w:jc w:val="both"/>
-        <w:rPr>
-          <w:rStyle w:val="None"/>
-          <w:b/>
-          <w:bCs/>
-        </w:rPr>
-      </w:pPr>
-      <w:hyperlink r:id="rId366" w:history="1">
-        <w:proofErr w:type="spellStart"/>
-        <w:r>
-          <w:rPr>
-            <w:rStyle w:val="NoneB"/>
-          </w:rPr>
-          <w:t>Praino</w:t>
-        </w:r>
-        <w:proofErr w:type="spellEnd"/>
-        <w:r>
-          <w:rPr>
-            <w:rStyle w:val="NoneB"/>
-          </w:rPr>
-          <w:t xml:space="preserve">, R., </w:t>
-        </w:r>
-        <w:proofErr w:type="spellStart"/>
-        <w:r>
-          <w:rPr>
-            <w:rStyle w:val="NoneB"/>
-          </w:rPr>
-          <w:t>Stockemer</w:t>
-        </w:r>
-        <w:proofErr w:type="spellEnd"/>
-        <w:r>
-          <w:rPr>
-            <w:rStyle w:val="NoneB"/>
-          </w:rPr>
-          <w:t xml:space="preserve">, D., &amp; </w:t>
-        </w:r>
-        <w:proofErr w:type="spellStart"/>
-        <w:r>
-          <w:rPr>
-            <w:rStyle w:val="NoneB"/>
-          </w:rPr>
-          <w:t>Ratis</w:t>
-        </w:r>
-        <w:proofErr w:type="spellEnd"/>
-        <w:r>
-          <w:rPr>
-            <w:rStyle w:val="NoneB"/>
-          </w:rPr>
-          <w:t xml:space="preserve">, J. (2014). Looking good or looking competent? Physical appearance and electoral success in the 2008 congressional elections. </w:t>
-        </w:r>
-      </w:hyperlink>
-      <w:hyperlink r:id="rId367" w:history="1">
+      </w:pPr>
+      <w:hyperlink r:id="rId372" w:history="1">
+        <w:r>
+          <w:rPr>
+            <w:rStyle w:val="NoneB"/>
+          </w:rPr>
+          <w:t xml:space="preserve">Price, M., Kang, J., Dunn, J., &amp; Hopkins, S. (2011). Muscularity and attractiveness as predictors of human egalitarianism. </w:t>
+        </w:r>
+      </w:hyperlink>
+      <w:hyperlink r:id="rId373" w:history="1">
         <w:r>
           <w:rPr>
             <w:rStyle w:val="Hyperlink14"/>
           </w:rPr>
-          <w:t>American Politics Research</w:t>
-        </w:r>
-      </w:hyperlink>
-      <w:hyperlink r:id="rId368" w:history="1">
+          <w:t>Personality and Individual Differences</w:t>
+        </w:r>
+      </w:hyperlink>
+      <w:hyperlink r:id="rId374" w:history="1">
         <w:r>
           <w:rPr>
             <w:rStyle w:val="NoneB"/>
@@ -12343,20 +12700,20 @@
           <w:t xml:space="preserve">, </w:t>
         </w:r>
       </w:hyperlink>
-      <w:hyperlink r:id="rId369" w:history="1">
+      <w:hyperlink r:id="rId375" w:history="1">
         <w:r>
           <w:rPr>
             <w:rStyle w:val="Hyperlink14"/>
           </w:rPr>
-          <w:t>42</w:t>
-        </w:r>
-      </w:hyperlink>
-      <w:hyperlink r:id="rId370" w:history="1">
-        <w:r>
-          <w:rPr>
-            <w:rStyle w:val="NoneB"/>
-          </w:rPr>
-          <w:t xml:space="preserve">(6), 1096–1117. </w:t>
+          <w:t>50</w:t>
+        </w:r>
+      </w:hyperlink>
+      <w:hyperlink r:id="rId376" w:history="1">
+        <w:r>
+          <w:rPr>
+            <w:rStyle w:val="NoneB"/>
+          </w:rPr>
+          <w:t>(5), 636–640.</w:t>
         </w:r>
       </w:hyperlink>
     </w:p>
@@ -12368,46 +12725,32 @@
         <w:ind w:left="720" w:hanging="720"/>
         <w:jc w:val="both"/>
       </w:pPr>
-      <w:hyperlink r:id="rId371" w:history="1">
-        <w:r>
-          <w:rPr>
-            <w:rStyle w:val="NoneB"/>
-          </w:rPr>
-          <w:t xml:space="preserve">Price, M., Kang, J., Dunn, J., &amp; Hopkins, S. (2011). Muscularity and attractiveness as predictors of human egalitarianism. </w:t>
-        </w:r>
-      </w:hyperlink>
-      <w:hyperlink r:id="rId372" w:history="1">
-        <w:r>
-          <w:rPr>
-            <w:rStyle w:val="Hyperlink14"/>
-          </w:rPr>
-          <w:t>Personality and Individual Differences</w:t>
-        </w:r>
-      </w:hyperlink>
-      <w:hyperlink r:id="rId373" w:history="1">
-        <w:r>
-          <w:rPr>
-            <w:rStyle w:val="NoneB"/>
-          </w:rPr>
-          <w:t xml:space="preserve">, </w:t>
-        </w:r>
-      </w:hyperlink>
-      <w:hyperlink r:id="rId374" w:history="1">
-        <w:r>
-          <w:rPr>
-            <w:rStyle w:val="Hyperlink14"/>
-          </w:rPr>
-          <w:t>50</w:t>
-        </w:r>
-      </w:hyperlink>
-      <w:hyperlink r:id="rId375" w:history="1">
-        <w:r>
-          <w:rPr>
-            <w:rStyle w:val="NoneB"/>
-          </w:rPr>
-          <w:t>(5), 636–640.</w:t>
-        </w:r>
-      </w:hyperlink>
+      <w:proofErr w:type="spellStart"/>
+      <w:r>
+        <w:rPr>
+          <w:rStyle w:val="NoneB"/>
+        </w:rPr>
+        <w:t>Redlawsk</w:t>
+      </w:r>
+      <w:proofErr w:type="spellEnd"/>
+      <w:r>
+        <w:rPr>
+          <w:rStyle w:val="NoneB"/>
+        </w:rPr>
+        <w:t xml:space="preserve">, D., Tolbert, C., &amp; Franko, W. (2010). Voters, emotions, and race in 2008: Obama as the first black president. </w:t>
+      </w:r>
+      <w:r>
+        <w:rPr>
+          <w:rStyle w:val="Hyperlink14"/>
+        </w:rPr>
+        <w:t>Political Research Quarterly, 63</w:t>
+      </w:r>
+      <w:r>
+        <w:rPr>
+          <w:rStyle w:val="NoneB"/>
+        </w:rPr>
+        <w:t>(4), 875–889.</w:t>
+      </w:r>
     </w:p>
     <w:p>
       <w:pPr>
@@ -12416,33 +12759,36 @@
         <w:spacing w:line="360" w:lineRule="auto"/>
         <w:ind w:left="720" w:hanging="720"/>
         <w:jc w:val="both"/>
-      </w:pPr>
-      <w:proofErr w:type="spellStart"/>
-      <w:r>
-        <w:rPr>
-          <w:rStyle w:val="NoneB"/>
-        </w:rPr>
-        <w:t>Redlawsk</w:t>
-      </w:r>
-      <w:proofErr w:type="spellEnd"/>
-      <w:r>
-        <w:rPr>
-          <w:rStyle w:val="NoneB"/>
-        </w:rPr>
-        <w:t xml:space="preserve">, D., Tolbert, C., &amp; Franko, W. (2010). Voters, emotions, and race in 2008: Obama as the first black president. </w:t>
-      </w:r>
-      <w:r>
-        <w:rPr>
-          <w:rStyle w:val="Hyperlink14"/>
-        </w:rPr>
-        <w:t>Political Research Quarterly, 63</w:t>
-      </w:r>
-      <w:r>
-        <w:rPr>
-          <w:rStyle w:val="NoneB"/>
-        </w:rPr>
-        <w:t>(4), 875–889.</w:t>
-      </w:r>
+        <w:rPr>
+          <w:rStyle w:val="None"/>
+          <w:b/>
+          <w:bCs/>
+        </w:rPr>
+      </w:pPr>
+      <w:hyperlink r:id="rId377" w:history="1">
+        <w:r>
+          <w:rPr>
+            <w:rStyle w:val="NoneB"/>
+          </w:rPr>
+          <w:t xml:space="preserve">Ridgeway, C. L. (2011). </w:t>
+        </w:r>
+      </w:hyperlink>
+      <w:hyperlink r:id="rId378" w:history="1">
+        <w:r>
+          <w:rPr>
+            <w:rStyle w:val="Hyperlink14"/>
+          </w:rPr>
+          <w:t>Framed by gender: How gender inequality persists in the modern world</w:t>
+        </w:r>
+      </w:hyperlink>
+      <w:hyperlink r:id="rId379" w:history="1">
+        <w:r>
+          <w:rPr>
+            <w:rStyle w:val="NoneB"/>
+          </w:rPr>
+          <w:t>. Oxford University Press.</w:t>
+        </w:r>
+      </w:hyperlink>
     </w:p>
     <w:p>
       <w:pPr>
@@ -12457,28 +12803,44 @@
           <w:bCs/>
         </w:rPr>
       </w:pPr>
-      <w:hyperlink r:id="rId376" w:history="1">
-        <w:r>
-          <w:rPr>
-            <w:rStyle w:val="NoneB"/>
-          </w:rPr>
-          <w:t xml:space="preserve">Ridgeway, C. L. (2011). </w:t>
-        </w:r>
-      </w:hyperlink>
-      <w:hyperlink r:id="rId377" w:history="1">
+      <w:hyperlink r:id="rId380" w:history="1">
+        <w:r>
+          <w:rPr>
+            <w:rStyle w:val="NoneB"/>
+          </w:rPr>
+          <w:t xml:space="preserve">Ridgeway, C. L. (2014). Why status matters for inequality. </w:t>
+        </w:r>
+      </w:hyperlink>
+      <w:hyperlink r:id="rId381" w:history="1">
         <w:r>
           <w:rPr>
             <w:rStyle w:val="Hyperlink14"/>
           </w:rPr>
-          <w:t>Framed by gender: How gender inequality persists in the modern world</w:t>
-        </w:r>
-      </w:hyperlink>
-      <w:hyperlink r:id="rId378" w:history="1">
-        <w:r>
-          <w:rPr>
-            <w:rStyle w:val="NoneB"/>
-          </w:rPr>
-          <w:t>. Oxford University Press.</w:t>
+          <w:t>American Sociological Review</w:t>
+        </w:r>
+      </w:hyperlink>
+      <w:hyperlink r:id="rId382" w:history="1">
+        <w:r>
+          <w:rPr>
+            <w:rStyle w:val="NoneB"/>
+          </w:rPr>
+          <w:t xml:space="preserve">, </w:t>
+        </w:r>
+      </w:hyperlink>
+      <w:hyperlink r:id="rId383" w:history="1">
+        <w:r>
+          <w:rPr>
+            <w:rStyle w:val="Hyperlink14"/>
+          </w:rPr>
+          <w:t>79</w:t>
+        </w:r>
+      </w:hyperlink>
+      <w:hyperlink r:id="rId384" w:history="1">
+        <w:r>
+          <w:rPr>
+            <w:rStyle w:val="NoneB"/>
+          </w:rPr>
+          <w:t>(1), 1–16.</w:t>
         </w:r>
       </w:hyperlink>
     </w:p>
@@ -12495,23 +12857,44 @@
           <w:bCs/>
         </w:rPr>
       </w:pPr>
-      <w:hyperlink r:id="rId379" w:history="1">
-        <w:r>
-          <w:rPr>
-            <w:rStyle w:val="NoneB"/>
-          </w:rPr>
-          <w:t xml:space="preserve">Ridgeway, C. L. (2014). Why status matters for inequality. </w:t>
-        </w:r>
-      </w:hyperlink>
-      <w:hyperlink r:id="rId380" w:history="1">
+      <w:hyperlink r:id="rId385" w:history="1">
+        <w:r>
+          <w:rPr>
+            <w:rStyle w:val="NoneB"/>
+          </w:rPr>
+          <w:t xml:space="preserve">Ridgeway, C. L., &amp; </w:t>
+        </w:r>
+        <w:proofErr w:type="spellStart"/>
+        <w:r>
+          <w:rPr>
+            <w:rStyle w:val="NoneB"/>
+          </w:rPr>
+          <w:t>Correll</w:t>
+        </w:r>
+        <w:proofErr w:type="spellEnd"/>
+        <w:r>
+          <w:rPr>
+            <w:rStyle w:val="NoneB"/>
+          </w:rPr>
+          <w:t xml:space="preserve">, S. J. (2004). Unpacking the gender system: A theoretical </w:t>
+        </w:r>
+        <w:r>
+          <w:rPr>
+            <w:rStyle w:val="NoneB"/>
+          </w:rPr>
+          <w:lastRenderedPageBreak/>
+          <w:t xml:space="preserve">perspective on gender beliefs and social relations. </w:t>
+        </w:r>
+      </w:hyperlink>
+      <w:hyperlink r:id="rId386" w:history="1">
         <w:r>
           <w:rPr>
             <w:rStyle w:val="Hyperlink14"/>
           </w:rPr>
-          <w:t>American Sociological Review</w:t>
-        </w:r>
-      </w:hyperlink>
-      <w:hyperlink r:id="rId381" w:history="1">
+          <w:t>Gender &amp; Society</w:t>
+        </w:r>
+      </w:hyperlink>
+      <w:hyperlink r:id="rId387" w:history="1">
         <w:r>
           <w:rPr>
             <w:rStyle w:val="NoneB"/>
@@ -12519,20 +12902,20 @@
           <w:t xml:space="preserve">, </w:t>
         </w:r>
       </w:hyperlink>
-      <w:hyperlink r:id="rId382" w:history="1">
+      <w:hyperlink r:id="rId388" w:history="1">
         <w:r>
           <w:rPr>
             <w:rStyle w:val="Hyperlink14"/>
           </w:rPr>
-          <w:t>79</w:t>
-        </w:r>
-      </w:hyperlink>
-      <w:hyperlink r:id="rId383" w:history="1">
-        <w:r>
-          <w:rPr>
-            <w:rStyle w:val="NoneB"/>
-          </w:rPr>
-          <w:t>(1), 1–16.</w:t>
+          <w:t>18</w:t>
+        </w:r>
+      </w:hyperlink>
+      <w:hyperlink r:id="rId389" w:history="1">
+        <w:r>
+          <w:rPr>
+            <w:rStyle w:val="NoneB"/>
+          </w:rPr>
+          <w:t>(4), 510–531.</w:t>
         </w:r>
       </w:hyperlink>
     </w:p>
@@ -12549,37 +12932,73 @@
           <w:bCs/>
         </w:rPr>
       </w:pPr>
-      <w:hyperlink r:id="rId384" w:history="1">
-        <w:r>
-          <w:rPr>
-            <w:rStyle w:val="NoneB"/>
-          </w:rPr>
-          <w:t xml:space="preserve">Ridgeway, C. L., &amp; </w:t>
-        </w:r>
+      <w:hyperlink r:id="rId390" w:history="1">
         <w:proofErr w:type="spellStart"/>
         <w:r>
           <w:rPr>
             <w:rStyle w:val="NoneB"/>
           </w:rPr>
-          <w:t>Correll</w:t>
+          <w:t>Riggle</w:t>
         </w:r>
         <w:proofErr w:type="spellEnd"/>
         <w:r>
           <w:rPr>
             <w:rStyle w:val="NoneB"/>
           </w:rPr>
-          <w:t xml:space="preserve">, S. J. (2004). Unpacking the gender system: A theoretical perspective on gender beliefs and social relations. </w:t>
-        </w:r>
-      </w:hyperlink>
-      <w:hyperlink r:id="rId385" w:history="1">
+          <w:t xml:space="preserve">, E., </w:t>
+        </w:r>
+        <w:proofErr w:type="spellStart"/>
+        <w:r>
+          <w:rPr>
+            <w:rStyle w:val="NoneB"/>
+          </w:rPr>
+          <w:t>Ottati</w:t>
+        </w:r>
+        <w:proofErr w:type="spellEnd"/>
+        <w:r>
+          <w:rPr>
+            <w:rStyle w:val="NoneB"/>
+          </w:rPr>
+          <w:t xml:space="preserve">, V., </w:t>
+        </w:r>
+        <w:proofErr w:type="spellStart"/>
+        <w:r>
+          <w:rPr>
+            <w:rStyle w:val="NoneB"/>
+          </w:rPr>
+          <w:t>Wyer</w:t>
+        </w:r>
+        <w:proofErr w:type="spellEnd"/>
+        <w:r>
+          <w:rPr>
+            <w:rStyle w:val="NoneB"/>
+          </w:rPr>
+          <w:t xml:space="preserve">, R., Kuklinski, J., &amp; Schwarz, N. (1992). Bases of political judgments: The role of stereotypic and </w:t>
+        </w:r>
+        <w:proofErr w:type="spellStart"/>
+        <w:r>
+          <w:rPr>
+            <w:rStyle w:val="NoneB"/>
+          </w:rPr>
+          <w:t>nonstereotypic</w:t>
+        </w:r>
+        <w:proofErr w:type="spellEnd"/>
+        <w:r>
+          <w:rPr>
+            <w:rStyle w:val="NoneB"/>
+          </w:rPr>
+          <w:t xml:space="preserve"> information. </w:t>
+        </w:r>
+      </w:hyperlink>
+      <w:hyperlink r:id="rId391" w:history="1">
         <w:r>
           <w:rPr>
             <w:rStyle w:val="Hyperlink14"/>
           </w:rPr>
-          <w:t>Gender &amp; Society</w:t>
-        </w:r>
-      </w:hyperlink>
-      <w:hyperlink r:id="rId386" w:history="1">
+          <w:t>Political Behavior</w:t>
+        </w:r>
+      </w:hyperlink>
+      <w:hyperlink r:id="rId392" w:history="1">
         <w:r>
           <w:rPr>
             <w:rStyle w:val="NoneB"/>
@@ -12587,20 +13006,20 @@
           <w:t xml:space="preserve">, </w:t>
         </w:r>
       </w:hyperlink>
-      <w:hyperlink r:id="rId387" w:history="1">
+      <w:hyperlink r:id="rId393" w:history="1">
         <w:r>
           <w:rPr>
             <w:rStyle w:val="Hyperlink14"/>
           </w:rPr>
-          <w:t>18</w:t>
-        </w:r>
-      </w:hyperlink>
-      <w:hyperlink r:id="rId388" w:history="1">
-        <w:r>
-          <w:rPr>
-            <w:rStyle w:val="NoneB"/>
-          </w:rPr>
-          <w:t>(4), 510–531.</w:t>
+          <w:t>14</w:t>
+        </w:r>
+      </w:hyperlink>
+      <w:hyperlink r:id="rId394" w:history="1">
+        <w:r>
+          <w:rPr>
+            <w:rStyle w:val="NoneB"/>
+          </w:rPr>
+          <w:t>(1), 67–87.</w:t>
         </w:r>
       </w:hyperlink>
     </w:p>
@@ -12612,78 +13031,48 @@
         <w:ind w:left="720" w:hanging="720"/>
         <w:jc w:val="both"/>
         <w:rPr>
-          <w:rStyle w:val="None"/>
-          <w:b/>
-          <w:bCs/>
-        </w:rPr>
-      </w:pPr>
-      <w:hyperlink r:id="rId389" w:history="1">
+          <w:rStyle w:val="NoneB"/>
+        </w:rPr>
+      </w:pPr>
+      <w:hyperlink r:id="rId395" w:history="1">
         <w:proofErr w:type="spellStart"/>
         <w:r>
           <w:rPr>
             <w:rStyle w:val="NoneB"/>
           </w:rPr>
-          <w:t>Riggle</w:t>
+          <w:t>Rosar</w:t>
         </w:r>
         <w:proofErr w:type="spellEnd"/>
         <w:r>
           <w:rPr>
             <w:rStyle w:val="NoneB"/>
           </w:rPr>
-          <w:t xml:space="preserve">, E., </w:t>
+          <w:t xml:space="preserve">, U., Klein, M., &amp; </w:t>
         </w:r>
         <w:proofErr w:type="spellStart"/>
         <w:r>
           <w:rPr>
             <w:rStyle w:val="NoneB"/>
           </w:rPr>
-          <w:t>Ottati</w:t>
+          <w:t>Beckers</w:t>
         </w:r>
         <w:proofErr w:type="spellEnd"/>
         <w:r>
           <w:rPr>
             <w:rStyle w:val="NoneB"/>
           </w:rPr>
-          <w:t xml:space="preserve">, V., </w:t>
-        </w:r>
-        <w:proofErr w:type="spellStart"/>
-        <w:r>
-          <w:rPr>
-            <w:rStyle w:val="NoneB"/>
-          </w:rPr>
-          <w:t>Wyer</w:t>
-        </w:r>
-        <w:proofErr w:type="spellEnd"/>
-        <w:r>
-          <w:rPr>
-            <w:rStyle w:val="NoneB"/>
-          </w:rPr>
-          <w:t xml:space="preserve">, R., Kuklinski, J., &amp; Schwarz, N. (1992). Bases of political judgments: The role of stereotypic and </w:t>
-        </w:r>
-        <w:proofErr w:type="spellStart"/>
-        <w:r>
-          <w:rPr>
-            <w:rStyle w:val="NoneB"/>
-          </w:rPr>
-          <w:t>nonstereotypic</w:t>
-        </w:r>
-        <w:proofErr w:type="spellEnd"/>
-        <w:r>
-          <w:rPr>
-            <w:rStyle w:val="NoneB"/>
-          </w:rPr>
-          <w:t xml:space="preserve"> information. </w:t>
-        </w:r>
-      </w:hyperlink>
-      <w:hyperlink r:id="rId390" w:history="1">
+          <w:t xml:space="preserve">, T. (2008). The frog pond beauty contest: Physical attractiveness and electoral success of the constituency candidates at the North Rhine-Westphalia state election of 2005. </w:t>
+        </w:r>
+      </w:hyperlink>
+      <w:hyperlink r:id="rId396" w:history="1">
         <w:r>
           <w:rPr>
             <w:rStyle w:val="Hyperlink14"/>
           </w:rPr>
-          <w:t>Political Behavior</w:t>
-        </w:r>
-      </w:hyperlink>
-      <w:hyperlink r:id="rId391" w:history="1">
+          <w:t>European Journal of Political Research</w:t>
+        </w:r>
+      </w:hyperlink>
+      <w:hyperlink r:id="rId397" w:history="1">
         <w:r>
           <w:rPr>
             <w:rStyle w:val="NoneB"/>
@@ -12691,20 +13080,20 @@
           <w:t xml:space="preserve">, </w:t>
         </w:r>
       </w:hyperlink>
-      <w:hyperlink r:id="rId392" w:history="1">
+      <w:hyperlink r:id="rId398" w:history="1">
         <w:r>
           <w:rPr>
             <w:rStyle w:val="Hyperlink14"/>
           </w:rPr>
-          <w:t>14</w:t>
-        </w:r>
-      </w:hyperlink>
-      <w:hyperlink r:id="rId393" w:history="1">
-        <w:r>
-          <w:rPr>
-            <w:rStyle w:val="NoneB"/>
-          </w:rPr>
-          <w:t>(1), 67–87.</w:t>
+          <w:t>47</w:t>
+        </w:r>
+      </w:hyperlink>
+      <w:hyperlink r:id="rId399" w:history="1">
+        <w:r>
+          <w:rPr>
+            <w:rStyle w:val="NoneB"/>
+          </w:rPr>
+          <w:t>(1), 64–79.</w:t>
         </w:r>
       </w:hyperlink>
     </w:p>
@@ -12716,71 +13105,53 @@
         <w:ind w:left="720" w:hanging="720"/>
         <w:jc w:val="both"/>
         <w:rPr>
-          <w:rStyle w:val="NoneB"/>
-        </w:rPr>
-      </w:pPr>
-      <w:hyperlink r:id="rId394" w:history="1">
-        <w:proofErr w:type="spellStart"/>
-        <w:r>
-          <w:rPr>
-            <w:rStyle w:val="NoneB"/>
-          </w:rPr>
-          <w:t>Rosar</w:t>
-        </w:r>
-        <w:proofErr w:type="spellEnd"/>
-        <w:r>
-          <w:rPr>
-            <w:rStyle w:val="NoneB"/>
-          </w:rPr>
-          <w:t xml:space="preserve">, U., Klein, M., &amp; </w:t>
-        </w:r>
-        <w:proofErr w:type="spellStart"/>
-        <w:r>
-          <w:rPr>
-            <w:rStyle w:val="NoneB"/>
-          </w:rPr>
-          <w:t>Beckers</w:t>
-        </w:r>
-        <w:proofErr w:type="spellEnd"/>
-        <w:r>
-          <w:rPr>
-            <w:rStyle w:val="NoneB"/>
-          </w:rPr>
-          <w:t xml:space="preserve">, T. (2008). The frog pond beauty contest: Physical attractiveness and electoral success of the constituency candidates at the North Rhine-Westphalia state election of 2005. </w:t>
-        </w:r>
-      </w:hyperlink>
-      <w:hyperlink r:id="rId395" w:history="1">
-        <w:r>
-          <w:rPr>
-            <w:rStyle w:val="Hyperlink14"/>
-          </w:rPr>
-          <w:t>European Journal of Political Research</w:t>
-        </w:r>
-      </w:hyperlink>
-      <w:hyperlink r:id="rId396" w:history="1">
-        <w:r>
-          <w:rPr>
-            <w:rStyle w:val="NoneB"/>
-          </w:rPr>
-          <w:t xml:space="preserve">, </w:t>
-        </w:r>
-      </w:hyperlink>
-      <w:hyperlink r:id="rId397" w:history="1">
-        <w:r>
-          <w:rPr>
-            <w:rStyle w:val="Hyperlink14"/>
-          </w:rPr>
-          <w:t>47</w:t>
-        </w:r>
-      </w:hyperlink>
-      <w:hyperlink r:id="rId398" w:history="1">
-        <w:r>
-          <w:rPr>
-            <w:rStyle w:val="NoneB"/>
-          </w:rPr>
-          <w:t>(1), 64–79.</w:t>
-        </w:r>
-      </w:hyperlink>
+          <w:rStyle w:val="Hyperlink10"/>
+        </w:rPr>
+      </w:pPr>
+      <w:r>
+        <w:rPr>
+          <w:rStyle w:val="Hyperlink10"/>
+        </w:rPr>
+        <w:t xml:space="preserve">Rosch, E., &amp; </w:t>
+      </w:r>
+      <w:proofErr w:type="spellStart"/>
+      <w:r>
+        <w:rPr>
+          <w:rStyle w:val="Hyperlink10"/>
+        </w:rPr>
+        <w:t>Mervis</w:t>
+      </w:r>
+      <w:proofErr w:type="spellEnd"/>
+      <w:r>
+        <w:rPr>
+          <w:rStyle w:val="Hyperlink10"/>
+        </w:rPr>
+        <w:t xml:space="preserve">, C. B. (1975). Family resemblances: Studies in the internal structure of categories. </w:t>
+      </w:r>
+      <w:r>
+        <w:rPr>
+          <w:rStyle w:val="Hyperlink14"/>
+        </w:rPr>
+        <w:t>Cognitive Psychology</w:t>
+      </w:r>
+      <w:r>
+        <w:rPr>
+          <w:rStyle w:val="Hyperlink10"/>
+        </w:rPr>
+        <w:t xml:space="preserve">, </w:t>
+      </w:r>
+      <w:r>
+        <w:rPr>
+          <w:rStyle w:val="Hyperlink14"/>
+        </w:rPr>
+        <w:t>7</w:t>
+      </w:r>
+      <w:r>
+        <w:rPr>
+          <w:rStyle w:val="Hyperlink10"/>
+        </w:rPr>
+        <w:t>(4), 573–605.</w:t>
+      </w:r>
     </w:p>
     <w:p>
       <w:pPr>
@@ -12790,53 +13161,51 @@
         <w:ind w:left="720" w:hanging="720"/>
         <w:jc w:val="both"/>
         <w:rPr>
-          <w:rStyle w:val="Hyperlink10"/>
-        </w:rPr>
-      </w:pPr>
-      <w:r>
-        <w:rPr>
-          <w:rStyle w:val="Hyperlink10"/>
-        </w:rPr>
-        <w:t xml:space="preserve">Rosch, E., &amp; </w:t>
-      </w:r>
-      <w:proofErr w:type="spellStart"/>
-      <w:r>
-        <w:rPr>
-          <w:rStyle w:val="Hyperlink10"/>
-        </w:rPr>
-        <w:t>Mervis</w:t>
-      </w:r>
-      <w:proofErr w:type="spellEnd"/>
-      <w:r>
-        <w:rPr>
-          <w:rStyle w:val="Hyperlink10"/>
-        </w:rPr>
-        <w:t xml:space="preserve">, C. B. (1975). Family resemblances: Studies in the internal structure of categories. </w:t>
-      </w:r>
-      <w:r>
-        <w:rPr>
-          <w:rStyle w:val="Hyperlink14"/>
-        </w:rPr>
-        <w:t>Cognitive Psychology</w:t>
-      </w:r>
-      <w:r>
-        <w:rPr>
-          <w:rStyle w:val="Hyperlink10"/>
-        </w:rPr>
-        <w:t xml:space="preserve">, </w:t>
-      </w:r>
-      <w:r>
-        <w:rPr>
-          <w:rStyle w:val="Hyperlink14"/>
-        </w:rPr>
-        <w:t>7</w:t>
-      </w:r>
-      <w:r>
-        <w:rPr>
-          <w:rStyle w:val="Hyperlink10"/>
-        </w:rPr>
-        <w:t>(4), 573–605.</w:t>
-      </w:r>
+          <w:rStyle w:val="None"/>
+          <w:b/>
+          <w:bCs/>
+        </w:rPr>
+      </w:pPr>
+      <w:hyperlink r:id="rId400" w:history="1">
+        <w:r>
+          <w:rPr>
+            <w:rStyle w:val="NoneB"/>
+          </w:rPr>
+          <w:t xml:space="preserve">Rose, D., &amp; Harrison, E. (2007). The European socio-economic classification: A new social class schema for comparative European research. </w:t>
+        </w:r>
+      </w:hyperlink>
+      <w:hyperlink r:id="rId401" w:history="1">
+        <w:r>
+          <w:rPr>
+            <w:rStyle w:val="Hyperlink14"/>
+          </w:rPr>
+          <w:t>European Societies</w:t>
+        </w:r>
+      </w:hyperlink>
+      <w:hyperlink r:id="rId402" w:history="1">
+        <w:r>
+          <w:rPr>
+            <w:rStyle w:val="NoneB"/>
+          </w:rPr>
+          <w:t xml:space="preserve">, </w:t>
+        </w:r>
+      </w:hyperlink>
+      <w:hyperlink r:id="rId403" w:history="1">
+        <w:r>
+          <w:rPr>
+            <w:rStyle w:val="Hyperlink14"/>
+          </w:rPr>
+          <w:t>9</w:t>
+        </w:r>
+      </w:hyperlink>
+      <w:hyperlink r:id="rId404" w:history="1">
+        <w:r>
+          <w:rPr>
+            <w:rStyle w:val="NoneB"/>
+          </w:rPr>
+          <w:t>(3), 459–490.</w:t>
+        </w:r>
+      </w:hyperlink>
     </w:p>
     <w:p>
       <w:pPr>
@@ -12849,46 +13218,38 @@
           <w:rStyle w:val="None"/>
           <w:b/>
           <w:bCs/>
-        </w:rPr>
-      </w:pPr>
-      <w:hyperlink r:id="rId399" w:history="1">
-        <w:r>
-          <w:rPr>
-            <w:rStyle w:val="NoneB"/>
-          </w:rPr>
-          <w:t xml:space="preserve">Rose, D., &amp; Harrison, E. (2007). The European socio-economic classification: A new social class schema for comparative European research. </w:t>
-        </w:r>
-      </w:hyperlink>
-      <w:hyperlink r:id="rId400" w:history="1">
+          <w:lang w:val="fi-FI"/>
+        </w:rPr>
+      </w:pPr>
+      <w:hyperlink r:id="rId405" w:history="1">
+        <w:r>
+          <w:rPr>
+            <w:rStyle w:val="NoneB"/>
+          </w:rPr>
+          <w:t xml:space="preserve">Sarpila, O., Koivula, A., &amp; Kukkonen, I. (2021). </w:t>
+        </w:r>
+      </w:hyperlink>
+      <w:hyperlink r:id="rId406" w:history="1">
         <w:r>
           <w:rPr>
             <w:rStyle w:val="Hyperlink14"/>
           </w:rPr>
-          <w:t>European Societies</w:t>
-        </w:r>
-      </w:hyperlink>
-      <w:hyperlink r:id="rId401" w:history="1">
-        <w:r>
-          <w:rPr>
-            <w:rStyle w:val="NoneB"/>
-          </w:rPr>
-          <w:t xml:space="preserve">, </w:t>
-        </w:r>
-      </w:hyperlink>
-      <w:hyperlink r:id="rId402" w:history="1">
-        <w:r>
-          <w:rPr>
-            <w:rStyle w:val="Hyperlink14"/>
-          </w:rPr>
-          <w:t>9</w:t>
-        </w:r>
-      </w:hyperlink>
-      <w:hyperlink r:id="rId403" w:history="1">
-        <w:r>
-          <w:rPr>
-            <w:rStyle w:val="NoneB"/>
-          </w:rPr>
-          <w:t>(3), 459–490.</w:t>
+          <w:t>Occupation-congruent appearance: A measuremental approach</w:t>
+        </w:r>
+      </w:hyperlink>
+      <w:hyperlink r:id="rId407" w:history="1">
+        <w:r>
+          <w:rPr>
+            <w:rStyle w:val="NoneB"/>
+          </w:rPr>
+          <w:t xml:space="preserve">. </w:t>
+        </w:r>
+        <w:r>
+          <w:rPr>
+            <w:rStyle w:val="NoneB"/>
+            <w:lang w:val="fi-FI"/>
+          </w:rPr>
+          <w:t>SocArXiv. https://doi.org/10.31235/osf.io/t5gmv</w:t>
         </w:r>
       </w:hyperlink>
     </w:p>
@@ -12905,49 +13266,12 @@
           <w:bCs/>
         </w:rPr>
       </w:pPr>
-      <w:hyperlink r:id="rId404" w:history="1">
-        <w:r>
-          <w:rPr>
-            <w:rStyle w:val="NoneB"/>
-          </w:rPr>
-          <w:t xml:space="preserve">Sarpila, O., Koivula, A., &amp; Kukkonen, I. (2021). </w:t>
-        </w:r>
-      </w:hyperlink>
-      <w:hyperlink r:id="rId405" w:history="1">
-        <w:r>
-          <w:rPr>
-            <w:rStyle w:val="Hyperlink14"/>
-          </w:rPr>
-          <w:t>Occupation-congruent appearance: A measuremental approach</w:t>
-        </w:r>
-      </w:hyperlink>
-      <w:hyperlink r:id="rId406" w:history="1">
-        <w:r>
-          <w:rPr>
-            <w:rStyle w:val="NoneB"/>
-          </w:rPr>
-          <w:t>. SocArXiv. https://doi.org/10.31235/osf.io/t5gmv</w:t>
-        </w:r>
-      </w:hyperlink>
-    </w:p>
-    <w:p>
-      <w:pPr>
-        <w:pStyle w:val="BodyA"/>
-        <w:widowControl w:val="0"/>
-        <w:spacing w:line="360" w:lineRule="auto"/>
-        <w:ind w:left="720" w:hanging="720"/>
-        <w:jc w:val="both"/>
-        <w:rPr>
-          <w:rStyle w:val="None"/>
-          <w:b/>
-          <w:bCs/>
-        </w:rPr>
-      </w:pPr>
-      <w:hyperlink r:id="rId407" w:history="1">
+      <w:hyperlink r:id="rId408" w:history="1">
         <w:proofErr w:type="spellStart"/>
         <w:r>
           <w:rPr>
             <w:rStyle w:val="Hyperlink2"/>
+            <w:lang w:val="fi-FI"/>
           </w:rPr>
           <w:t>Sarpila</w:t>
         </w:r>
@@ -12955,64 +13279,15 @@
         <w:r>
           <w:rPr>
             <w:rStyle w:val="Hyperlink2"/>
-          </w:rPr>
-          <w:t xml:space="preserve">, O., </w:t>
-        </w:r>
-        <w:proofErr w:type="spellStart"/>
-        <w:r>
-          <w:rPr>
-            <w:rStyle w:val="Hyperlink2"/>
-          </w:rPr>
-          <w:t>Koivula</w:t>
-        </w:r>
-        <w:proofErr w:type="spellEnd"/>
-        <w:r>
-          <w:rPr>
-            <w:rStyle w:val="Hyperlink2"/>
-          </w:rPr>
-          <w:t xml:space="preserve">, A., </w:t>
-        </w:r>
-        <w:proofErr w:type="spellStart"/>
-        <w:r>
-          <w:rPr>
-            <w:rStyle w:val="Hyperlink2"/>
-          </w:rPr>
-          <w:t>Kukkonen</w:t>
-        </w:r>
-        <w:proofErr w:type="spellEnd"/>
-        <w:r>
-          <w:rPr>
-            <w:rStyle w:val="Hyperlink2"/>
-          </w:rPr>
-          <w:t xml:space="preserve">, I., </w:t>
-        </w:r>
-        <w:proofErr w:type="spellStart"/>
-        <w:r>
-          <w:rPr>
-            <w:rStyle w:val="Hyperlink2"/>
-          </w:rPr>
-          <w:t>Åberg</w:t>
-        </w:r>
-        <w:proofErr w:type="spellEnd"/>
-        <w:r>
-          <w:rPr>
-            <w:rStyle w:val="Hyperlink2"/>
-          </w:rPr>
-          <w:t xml:space="preserve">, E., &amp; </w:t>
-        </w:r>
-        <w:proofErr w:type="spellStart"/>
-        <w:r>
-          <w:rPr>
-            <w:rStyle w:val="Hyperlink2"/>
-          </w:rPr>
-          <w:t>Pajunen</w:t>
-        </w:r>
-        <w:proofErr w:type="spellEnd"/>
-        <w:r>
-          <w:rPr>
-            <w:rStyle w:val="Hyperlink2"/>
-          </w:rPr>
-          <w:t xml:space="preserve">, T. (2020). Double standards in the accumulation and </w:t>
+            <w:lang w:val="fi-FI"/>
+          </w:rPr>
+          <w:t xml:space="preserve">, O., Koivula, A., Kukkonen, I., Åberg, E., &amp; Pajunen, T. (2020). </w:t>
+        </w:r>
+        <w:r>
+          <w:rPr>
+            <w:rStyle w:val="Hyperlink2"/>
+          </w:rPr>
+          <w:t xml:space="preserve">Double standards in the accumulation and </w:t>
         </w:r>
         <w:proofErr w:type="spellStart"/>
         <w:r>
@@ -13044,7 +13319,7 @@
           <w:t xml:space="preserve">aesthetic capital.” </w:t>
         </w:r>
       </w:hyperlink>
-      <w:hyperlink r:id="rId408" w:history="1">
+      <w:hyperlink r:id="rId409" w:history="1">
         <w:r>
           <w:rPr>
             <w:rStyle w:val="Hyperlink13"/>
@@ -13052,7 +13327,7 @@
           <w:t>Poetics</w:t>
         </w:r>
       </w:hyperlink>
-      <w:hyperlink r:id="rId409" w:history="1">
+      <w:hyperlink r:id="rId410" w:history="1">
         <w:r>
           <w:rPr>
             <w:rStyle w:val="Hyperlink2"/>
@@ -13060,7 +13335,7 @@
           <w:t xml:space="preserve">, </w:t>
         </w:r>
       </w:hyperlink>
-      <w:hyperlink r:id="rId410" w:history="1">
+      <w:hyperlink r:id="rId411" w:history="1">
         <w:r>
           <w:rPr>
             <w:rStyle w:val="Hyperlink13"/>
@@ -13068,7 +13343,7 @@
           <w:t>82</w:t>
         </w:r>
       </w:hyperlink>
-      <w:hyperlink r:id="rId411" w:history="1">
+      <w:hyperlink r:id="rId412" w:history="1">
         <w:r>
           <w:rPr>
             <w:rStyle w:val="Hyperlink2"/>
@@ -13090,7 +13365,7 @@
           <w:bCs/>
         </w:rPr>
       </w:pPr>
-      <w:hyperlink r:id="rId412" w:history="1">
+      <w:hyperlink r:id="rId413" w:history="1">
         <w:proofErr w:type="spellStart"/>
         <w:r>
           <w:rPr>
@@ -13148,7 +13423,7 @@
           <w:t xml:space="preserve">, E. (2021). </w:t>
         </w:r>
       </w:hyperlink>
-      <w:hyperlink r:id="rId413" w:history="1">
+      <w:hyperlink r:id="rId414" w:history="1">
         <w:r>
           <w:rPr>
             <w:rStyle w:val="Hyperlink14"/>
@@ -13156,7 +13431,7 @@
           <w:t>Appearance as capital: The normative regulation of aesthetic capital accumulation and conversion</w:t>
         </w:r>
       </w:hyperlink>
-      <w:hyperlink r:id="rId414" w:history="1">
+      <w:hyperlink r:id="rId415" w:history="1">
         <w:r>
           <w:rPr>
             <w:rStyle w:val="NoneB"/>
@@ -13178,7 +13453,7 @@
           <w:bCs/>
         </w:rPr>
       </w:pPr>
-      <w:hyperlink r:id="rId415" w:history="1">
+      <w:hyperlink r:id="rId416" w:history="1">
         <w:r>
           <w:rPr>
             <w:rStyle w:val="NoneB"/>
@@ -13200,7 +13475,7 @@
           <w:t xml:space="preserve">, K. (2015). Facial attractiveness and lifetime earnings: Evidence from a cohort study. </w:t>
         </w:r>
       </w:hyperlink>
-      <w:hyperlink r:id="rId416" w:history="1">
+      <w:hyperlink r:id="rId417" w:history="1">
         <w:r>
           <w:rPr>
             <w:rStyle w:val="Hyperlink14"/>
@@ -13208,7 +13483,7 @@
           <w:t>Review of Economics and Statistics</w:t>
         </w:r>
       </w:hyperlink>
-      <w:hyperlink r:id="rId417" w:history="1">
+      <w:hyperlink r:id="rId418" w:history="1">
         <w:r>
           <w:rPr>
             <w:rStyle w:val="NoneB"/>
@@ -13216,7 +13491,7 @@
           <w:t xml:space="preserve">, </w:t>
         </w:r>
       </w:hyperlink>
-      <w:hyperlink r:id="rId418" w:history="1">
+      <w:hyperlink r:id="rId419" w:history="1">
         <w:r>
           <w:rPr>
             <w:rStyle w:val="Hyperlink14"/>
@@ -13224,7 +13499,7 @@
           <w:t>97</w:t>
         </w:r>
       </w:hyperlink>
-      <w:hyperlink r:id="rId419" w:history="1">
+      <w:hyperlink r:id="rId420" w:history="1">
         <w:r>
           <w:rPr>
             <w:rStyle w:val="NoneB"/>
@@ -13246,7 +13521,7 @@
           <w:bCs/>
         </w:rPr>
       </w:pPr>
-      <w:hyperlink r:id="rId420" w:history="1">
+      <w:hyperlink r:id="rId421" w:history="1">
         <w:r>
           <w:rPr>
             <w:rStyle w:val="NoneB"/>
@@ -13268,7 +13543,7 @@
           <w:t xml:space="preserve">, C. (2011). Physical attractiveness, issue agreement, and assimilation effects in candidate appraisal. </w:t>
         </w:r>
       </w:hyperlink>
-      <w:hyperlink r:id="rId421" w:history="1">
+      <w:hyperlink r:id="rId422" w:history="1">
         <w:r>
           <w:rPr>
             <w:rStyle w:val="Hyperlink14"/>
@@ -13276,7 +13551,7 @@
           <w:t>Politics and the Life Sciences</w:t>
         </w:r>
       </w:hyperlink>
-      <w:hyperlink r:id="rId422" w:history="1">
+      <w:hyperlink r:id="rId423" w:history="1">
         <w:r>
           <w:rPr>
             <w:rStyle w:val="NoneB"/>
@@ -13284,7 +13559,7 @@
           <w:t xml:space="preserve">, </w:t>
         </w:r>
       </w:hyperlink>
-      <w:hyperlink r:id="rId423" w:history="1">
+      <w:hyperlink r:id="rId424" w:history="1">
         <w:r>
           <w:rPr>
             <w:rStyle w:val="Hyperlink14"/>
@@ -13292,7 +13567,7 @@
           <w:t>30</w:t>
         </w:r>
       </w:hyperlink>
-      <w:hyperlink r:id="rId424" w:history="1">
+      <w:hyperlink r:id="rId425" w:history="1">
         <w:r>
           <w:rPr>
             <w:rStyle w:val="NoneB"/>
@@ -13314,7 +13589,7 @@
           <w:bCs/>
         </w:rPr>
       </w:pPr>
-      <w:hyperlink r:id="rId425" w:history="1">
+      <w:hyperlink r:id="rId426" w:history="1">
         <w:proofErr w:type="spellStart"/>
         <w:r>
           <w:rPr>
@@ -13344,7 +13619,7 @@
           <w:t xml:space="preserve">, C., &amp; Fowler, C. (1987). A bird of a different feather? An experimental investigation of physical attractiveness and the electability of female candidates. </w:t>
         </w:r>
       </w:hyperlink>
-      <w:hyperlink r:id="rId426" w:history="1">
+      <w:hyperlink r:id="rId427" w:history="1">
         <w:r>
           <w:rPr>
             <w:rStyle w:val="Hyperlink14"/>
@@ -13352,7 +13627,7 @@
           <w:t>Social Psychology Quarterly</w:t>
         </w:r>
       </w:hyperlink>
-      <w:hyperlink r:id="rId427" w:history="1">
+      <w:hyperlink r:id="rId428" w:history="1">
         <w:r>
           <w:rPr>
             <w:rStyle w:val="NoneB"/>
@@ -13360,7 +13635,7 @@
           <w:t xml:space="preserve">, </w:t>
         </w:r>
       </w:hyperlink>
-      <w:hyperlink r:id="rId428" w:history="1">
+      <w:hyperlink r:id="rId429" w:history="1">
         <w:r>
           <w:rPr>
             <w:rStyle w:val="Hyperlink14"/>
@@ -13368,7 +13643,7 @@
           <w:t>50</w:t>
         </w:r>
       </w:hyperlink>
-      <w:hyperlink r:id="rId429" w:history="1">
+      <w:hyperlink r:id="rId430" w:history="1">
         <w:r>
           <w:rPr>
             <w:rStyle w:val="NoneB"/>
@@ -13385,7 +13660,7 @@
         <w:ind w:left="720" w:hanging="720"/>
         <w:jc w:val="both"/>
       </w:pPr>
-      <w:hyperlink r:id="rId430" w:history="1">
+      <w:hyperlink r:id="rId431" w:history="1">
         <w:proofErr w:type="spellStart"/>
         <w:r>
           <w:rPr>
@@ -13430,7 +13705,7 @@
           <w:t xml:space="preserve">break” when they are Involved in scandals? </w:t>
         </w:r>
       </w:hyperlink>
-      <w:hyperlink r:id="rId431" w:history="1">
+      <w:hyperlink r:id="rId432" w:history="1">
         <w:r>
           <w:rPr>
             <w:rStyle w:val="Hyperlink13"/>
@@ -13438,7 +13713,7 @@
           <w:t>Political Behavior</w:t>
         </w:r>
       </w:hyperlink>
-      <w:hyperlink r:id="rId432" w:history="1">
+      <w:hyperlink r:id="rId433" w:history="1">
         <w:r>
           <w:rPr>
             <w:rStyle w:val="Hyperlink2"/>
@@ -13446,7 +13721,7 @@
           <w:t xml:space="preserve">, </w:t>
         </w:r>
       </w:hyperlink>
-      <w:hyperlink r:id="rId433" w:history="1">
+      <w:hyperlink r:id="rId434" w:history="1">
         <w:r>
           <w:rPr>
             <w:rStyle w:val="Hyperlink13"/>
@@ -13454,7 +13729,7 @@
           <w:t>41</w:t>
         </w:r>
       </w:hyperlink>
-      <w:hyperlink r:id="rId434" w:history="1">
+      <w:hyperlink r:id="rId435" w:history="1">
         <w:r>
           <w:rPr>
             <w:rStyle w:val="Hyperlink2"/>
@@ -13476,7 +13751,7 @@
           <w:bCs/>
         </w:rPr>
       </w:pPr>
-      <w:hyperlink r:id="rId435" w:history="1">
+      <w:hyperlink r:id="rId436" w:history="1">
         <w:r>
           <w:rPr>
             <w:rStyle w:val="NoneB"/>
@@ -13498,7 +13773,7 @@
           <w:t xml:space="preserve">, A., Goren, A., &amp; Hall, C. (2005). Inferences of competence from faces predict election outcomes. </w:t>
         </w:r>
       </w:hyperlink>
-      <w:hyperlink r:id="rId436" w:history="1">
+      <w:hyperlink r:id="rId437" w:history="1">
         <w:r>
           <w:rPr>
             <w:rStyle w:val="Hyperlink14"/>
@@ -13506,7 +13781,7 @@
           <w:t>Science</w:t>
         </w:r>
       </w:hyperlink>
-      <w:hyperlink r:id="rId437" w:history="1">
+      <w:hyperlink r:id="rId438" w:history="1">
         <w:r>
           <w:rPr>
             <w:rStyle w:val="NoneB"/>
@@ -13514,7 +13789,7 @@
           <w:t xml:space="preserve">, </w:t>
         </w:r>
       </w:hyperlink>
-      <w:hyperlink r:id="rId438" w:history="1">
+      <w:hyperlink r:id="rId439" w:history="1">
         <w:r>
           <w:rPr>
             <w:rStyle w:val="Hyperlink14"/>
@@ -13522,7 +13797,7 @@
           <w:t>308</w:t>
         </w:r>
       </w:hyperlink>
-      <w:hyperlink r:id="rId439" w:history="1">
+      <w:hyperlink r:id="rId440" w:history="1">
         <w:r>
           <w:rPr>
             <w:rStyle w:val="NoneB"/>
@@ -13544,7 +13819,7 @@
           <w:bCs/>
         </w:rPr>
       </w:pPr>
-      <w:hyperlink r:id="rId440" w:history="1">
+      <w:hyperlink r:id="rId441" w:history="1">
         <w:proofErr w:type="spellStart"/>
         <w:r>
           <w:rPr>
@@ -13560,7 +13835,7 @@
           <w:t xml:space="preserve">, D. J. (1977). </w:t>
         </w:r>
       </w:hyperlink>
-      <w:hyperlink r:id="rId441" w:history="1">
+      <w:hyperlink r:id="rId442" w:history="1">
         <w:r>
           <w:rPr>
             <w:rStyle w:val="Hyperlink14"/>
@@ -13568,7 +13843,7 @@
           <w:t>Occupational prestige in comparative perspective.</w:t>
         </w:r>
       </w:hyperlink>
-      <w:hyperlink r:id="rId442" w:history="1">
+      <w:hyperlink r:id="rId443" w:history="1">
         <w:r>
           <w:rPr>
             <w:rStyle w:val="NoneB"/>
@@ -13590,7 +13865,7 @@
           <w:bCs/>
         </w:rPr>
       </w:pPr>
-      <w:hyperlink r:id="rId443" w:history="1">
+      <w:hyperlink r:id="rId444" w:history="1">
         <w:r>
           <w:rPr>
             <w:rStyle w:val="NoneB"/>
@@ -13612,7 +13887,7 @@
           <w:t xml:space="preserve">. </w:t>
         </w:r>
       </w:hyperlink>
-      <w:hyperlink r:id="rId444" w:history="1">
+      <w:hyperlink r:id="rId445" w:history="1">
         <w:r>
           <w:rPr>
             <w:rStyle w:val="Hyperlink14"/>
@@ -13620,7 +13895,7 @@
           <w:t>Personnel Psychology</w:t>
         </w:r>
       </w:hyperlink>
-      <w:hyperlink r:id="rId445" w:history="1">
+      <w:hyperlink r:id="rId446" w:history="1">
         <w:r>
           <w:rPr>
             <w:rStyle w:val="NoneB"/>
@@ -13628,7 +13903,7 @@
           <w:t xml:space="preserve">, </w:t>
         </w:r>
       </w:hyperlink>
-      <w:hyperlink r:id="rId446" w:history="1">
+      <w:hyperlink r:id="rId447" w:history="1">
         <w:r>
           <w:rPr>
             <w:rStyle w:val="Hyperlink14"/>
@@ -13636,7 +13911,7 @@
           <w:t>75</w:t>
         </w:r>
       </w:hyperlink>
-      <w:hyperlink r:id="rId447" w:history="1">
+      <w:hyperlink r:id="rId448" w:history="1">
         <w:r>
           <w:rPr>
             <w:rStyle w:val="NoneB"/>
@@ -13653,23 +13928,30 @@
         <w:ind w:left="720" w:hanging="720"/>
         <w:jc w:val="both"/>
       </w:pPr>
-      <w:hyperlink r:id="rId448" w:history="1">
-        <w:r>
-          <w:rPr>
-            <w:rStyle w:val="NoneB"/>
-          </w:rPr>
-          <w:t xml:space="preserve">Tversky, A., &amp; Kahneman, D. (1973). Availability: A heuristic for judging frequency and probability. </w:t>
-        </w:r>
-      </w:hyperlink>
       <w:hyperlink r:id="rId449" w:history="1">
         <w:r>
           <w:rPr>
+            <w:rStyle w:val="NoneB"/>
+          </w:rPr>
+          <w:t xml:space="preserve">Tversky, A., &amp; Kahneman, D. (1973). Availability: A heuristic for judging frequency and </w:t>
+        </w:r>
+        <w:r>
+          <w:rPr>
+            <w:rStyle w:val="NoneB"/>
+          </w:rPr>
+          <w:lastRenderedPageBreak/>
+          <w:t xml:space="preserve">probability. </w:t>
+        </w:r>
+      </w:hyperlink>
+      <w:hyperlink r:id="rId450" w:history="1">
+        <w:r>
+          <w:rPr>
             <w:rStyle w:val="Hyperlink14"/>
           </w:rPr>
           <w:t>Cognitive Psychology</w:t>
         </w:r>
       </w:hyperlink>
-      <w:hyperlink r:id="rId450" w:history="1">
+      <w:hyperlink r:id="rId451" w:history="1">
         <w:r>
           <w:rPr>
             <w:rStyle w:val="NoneB"/>
@@ -13677,7 +13959,7 @@
           <w:t xml:space="preserve">, </w:t>
         </w:r>
       </w:hyperlink>
-      <w:hyperlink r:id="rId451" w:history="1">
+      <w:hyperlink r:id="rId452" w:history="1">
         <w:r>
           <w:rPr>
             <w:rStyle w:val="Hyperlink14"/>
@@ -13685,7 +13967,7 @@
           <w:t>5</w:t>
         </w:r>
       </w:hyperlink>
-      <w:hyperlink r:id="rId452" w:history="1">
+      <w:hyperlink r:id="rId453" w:history="1">
         <w:r>
           <w:rPr>
             <w:rStyle w:val="NoneB"/>
@@ -13705,7 +13987,7 @@
           <w:rStyle w:val="NoneB"/>
         </w:rPr>
       </w:pPr>
-      <w:hyperlink r:id="rId453" w:history="1">
+      <w:hyperlink r:id="rId454" w:history="1">
         <w:r>
           <w:rPr>
             <w:rStyle w:val="NoneB"/>
@@ -13713,7 +13995,7 @@
           <w:t xml:space="preserve">Tversky, A., &amp; Kahneman, D. (1974). Judgment under uncertainty: Heuristics and biases. </w:t>
         </w:r>
       </w:hyperlink>
-      <w:hyperlink r:id="rId454" w:history="1">
+      <w:hyperlink r:id="rId455" w:history="1">
         <w:r>
           <w:rPr>
             <w:rStyle w:val="Hyperlink14"/>
@@ -13721,7 +14003,7 @@
           <w:t>Science</w:t>
         </w:r>
       </w:hyperlink>
-      <w:hyperlink r:id="rId455" w:history="1">
+      <w:hyperlink r:id="rId456" w:history="1">
         <w:r>
           <w:rPr>
             <w:rStyle w:val="NoneB"/>
@@ -13729,7 +14011,7 @@
           <w:t xml:space="preserve">, </w:t>
         </w:r>
       </w:hyperlink>
-      <w:hyperlink r:id="rId456" w:history="1">
+      <w:hyperlink r:id="rId457" w:history="1">
         <w:r>
           <w:rPr>
             <w:rStyle w:val="Hyperlink14"/>
@@ -13737,7 +14019,7 @@
           <w:t>185</w:t>
         </w:r>
       </w:hyperlink>
-      <w:hyperlink r:id="rId457" w:history="1">
+      <w:hyperlink r:id="rId458" w:history="1">
         <w:r>
           <w:rPr>
             <w:rStyle w:val="NoneB"/>
@@ -13797,7 +14079,7 @@
           <w:bCs/>
         </w:rPr>
       </w:pPr>
-      <w:hyperlink r:id="rId458" w:history="1">
+      <w:hyperlink r:id="rId459" w:history="1">
         <w:proofErr w:type="spellStart"/>
         <w:r>
           <w:rPr>
@@ -13843,7 +14125,7 @@
           <w:t xml:space="preserve">s perception and judgment of social class. </w:t>
         </w:r>
       </w:hyperlink>
-      <w:hyperlink r:id="rId459" w:history="1">
+      <w:hyperlink r:id="rId460" w:history="1">
         <w:r>
           <w:rPr>
             <w:rStyle w:val="Hyperlink13"/>
@@ -13851,7 +14133,7 @@
           <w:t>Sociology</w:t>
         </w:r>
       </w:hyperlink>
-      <w:hyperlink r:id="rId460" w:history="1">
+      <w:hyperlink r:id="rId461" w:history="1">
         <w:r>
           <w:rPr>
             <w:rStyle w:val="Hyperlink2"/>
@@ -13859,7 +14141,7 @@
           <w:t xml:space="preserve">, </w:t>
         </w:r>
       </w:hyperlink>
-      <w:hyperlink r:id="rId461" w:history="1">
+      <w:hyperlink r:id="rId462" w:history="1">
         <w:r>
           <w:rPr>
             <w:rStyle w:val="Hyperlink13"/>
@@ -13867,7 +14149,7 @@
           <w:t>55</w:t>
         </w:r>
       </w:hyperlink>
-      <w:hyperlink r:id="rId462" w:history="1">
+      <w:hyperlink r:id="rId463" w:history="1">
         <w:r>
           <w:rPr>
             <w:rStyle w:val="Hyperlink2"/>
@@ -13889,7 +14171,7 @@
           <w:bCs/>
         </w:rPr>
       </w:pPr>
-      <w:hyperlink r:id="rId463" w:history="1">
+      <w:hyperlink r:id="rId464" w:history="1">
         <w:proofErr w:type="spellStart"/>
         <w:r>
           <w:rPr>
@@ -13905,7 +14187,7 @@
           <w:t xml:space="preserve">, S. (2022). Wealth inequality: A hybrid approach toward multidimensional distributional national accounts In Europe. </w:t>
         </w:r>
       </w:hyperlink>
-      <w:hyperlink r:id="rId464" w:history="1">
+      <w:hyperlink r:id="rId465" w:history="1">
         <w:r>
           <w:rPr>
             <w:rStyle w:val="Hyperlink14"/>
@@ -13913,7 +14195,7 @@
           <w:t>Review of Income and Wealth</w:t>
         </w:r>
       </w:hyperlink>
-      <w:hyperlink r:id="rId465" w:history="1">
+      <w:hyperlink r:id="rId466" w:history="1">
         <w:r>
           <w:rPr>
             <w:rStyle w:val="NoneB"/>
@@ -13921,7 +14203,7 @@
           <w:t xml:space="preserve">, </w:t>
         </w:r>
       </w:hyperlink>
-      <w:hyperlink r:id="rId466" w:history="1">
+      <w:hyperlink r:id="rId467" w:history="1">
         <w:r>
           <w:rPr>
             <w:rStyle w:val="Hyperlink14"/>
@@ -13929,7 +14211,7 @@
           <w:t>68</w:t>
         </w:r>
       </w:hyperlink>
-      <w:hyperlink r:id="rId467" w:history="1">
+      <w:hyperlink r:id="rId468" w:history="1">
         <w:r>
           <w:rPr>
             <w:rStyle w:val="NoneB"/>
@@ -13951,7 +14233,7 @@
           <w:bCs/>
         </w:rPr>
       </w:pPr>
-      <w:hyperlink r:id="rId468" w:history="1">
+      <w:hyperlink r:id="rId469" w:history="1">
         <w:r>
           <w:rPr>
             <w:rStyle w:val="NoneB"/>
@@ -13959,7 +14241,7 @@
           <w:t xml:space="preserve">Webster, M., &amp; Driskell, J. E. (1983). Beauty as status. </w:t>
         </w:r>
       </w:hyperlink>
-      <w:hyperlink r:id="rId469" w:history="1">
+      <w:hyperlink r:id="rId470" w:history="1">
         <w:r>
           <w:rPr>
             <w:rStyle w:val="Hyperlink14"/>
@@ -13967,7 +14249,7 @@
           <w:t>American Journal of Sociology</w:t>
         </w:r>
       </w:hyperlink>
-      <w:hyperlink r:id="rId470" w:history="1">
+      <w:hyperlink r:id="rId471" w:history="1">
         <w:r>
           <w:rPr>
             <w:rStyle w:val="NoneB"/>
@@ -13975,7 +14257,7 @@
           <w:t xml:space="preserve">, </w:t>
         </w:r>
       </w:hyperlink>
-      <w:hyperlink r:id="rId471" w:history="1">
+      <w:hyperlink r:id="rId472" w:history="1">
         <w:r>
           <w:rPr>
             <w:rStyle w:val="Hyperlink14"/>
@@ -13983,7 +14265,7 @@
           <w:t>89</w:t>
         </w:r>
       </w:hyperlink>
-      <w:hyperlink r:id="rId472" w:history="1">
+      <w:hyperlink r:id="rId473" w:history="1">
         <w:r>
           <w:rPr>
             <w:rStyle w:val="NoneB"/>
@@ -14005,7 +14287,7 @@
           <w:bCs/>
         </w:rPr>
       </w:pPr>
-      <w:hyperlink r:id="rId473" w:history="1">
+      <w:hyperlink r:id="rId474" w:history="1">
         <w:r>
           <w:rPr>
             <w:rStyle w:val="NoneB"/>
@@ -14027,7 +14309,7 @@
           <w:t xml:space="preserve">, D. (2021). The limits of the attractiveness premium in elections. </w:t>
         </w:r>
       </w:hyperlink>
-      <w:hyperlink r:id="rId474" w:history="1">
+      <w:hyperlink r:id="rId475" w:history="1">
         <w:r>
           <w:rPr>
             <w:rStyle w:val="Hyperlink14"/>
@@ -14035,7 +14317,7 @@
           <w:t>Electoral Studies</w:t>
         </w:r>
       </w:hyperlink>
-      <w:hyperlink r:id="rId475" w:history="1">
+      <w:hyperlink r:id="rId476" w:history="1">
         <w:r>
           <w:rPr>
             <w:rStyle w:val="NoneB"/>
@@ -14043,7 +14325,7 @@
           <w:t xml:space="preserve">, </w:t>
         </w:r>
       </w:hyperlink>
-      <w:hyperlink r:id="rId476" w:history="1">
+      <w:hyperlink r:id="rId477" w:history="1">
         <w:r>
           <w:rPr>
             <w:rStyle w:val="Hyperlink14"/>
@@ -14051,7 +14333,7 @@
           <w:t>70</w:t>
         </w:r>
       </w:hyperlink>
-      <w:hyperlink r:id="rId477" w:history="1">
+      <w:hyperlink r:id="rId478" w:history="1">
         <w:r>
           <w:rPr>
             <w:rStyle w:val="NoneB"/>
@@ -14071,7 +14353,7 @@
           <w:rStyle w:val="NoneB"/>
         </w:rPr>
       </w:pPr>
-      <w:hyperlink r:id="rId478" w:history="1">
+      <w:hyperlink r:id="rId479" w:history="1">
         <w:r>
           <w:rPr>
             <w:rStyle w:val="Hyperlink2"/>
@@ -14079,7 +14361,7 @@
           <w:t xml:space="preserve">Wilkinson, R., &amp; Pickett, K. (2020). </w:t>
         </w:r>
       </w:hyperlink>
-      <w:hyperlink r:id="rId479" w:history="1">
+      <w:hyperlink r:id="rId480" w:history="1">
         <w:r>
           <w:rPr>
             <w:rStyle w:val="Hyperlink13"/>
@@ -14102,7 +14384,7 @@
           <w:t>s well-being</w:t>
         </w:r>
       </w:hyperlink>
-      <w:hyperlink r:id="rId480" w:history="1">
+      <w:hyperlink r:id="rId481" w:history="1">
         <w:r>
           <w:rPr>
             <w:rStyle w:val="Hyperlink2"/>
@@ -14182,7 +14464,7 @@
         <w:ind w:left="720" w:hanging="720"/>
         <w:jc w:val="both"/>
       </w:pPr>
-      <w:hyperlink r:id="rId481" w:history="1">
+      <w:hyperlink r:id="rId482" w:history="1">
         <w:r>
           <w:rPr>
             <w:rStyle w:val="NoneB"/>
@@ -14190,7 +14472,7 @@
           <w:t xml:space="preserve">Wong, J. S., &amp; Penner, A. M. (2016). Gender and the returns to attractiveness. </w:t>
         </w:r>
       </w:hyperlink>
-      <w:hyperlink r:id="rId482" w:history="1">
+      <w:hyperlink r:id="rId483" w:history="1">
         <w:r>
           <w:rPr>
             <w:rStyle w:val="Hyperlink14"/>
@@ -14198,7 +14480,7 @@
           <w:t>Research in Social Stratification and Mobility</w:t>
         </w:r>
       </w:hyperlink>
-      <w:hyperlink r:id="rId483" w:history="1">
+      <w:hyperlink r:id="rId484" w:history="1">
         <w:r>
           <w:rPr>
             <w:rStyle w:val="NoneB"/>
@@ -14206,7 +14488,7 @@
           <w:t xml:space="preserve">, </w:t>
         </w:r>
       </w:hyperlink>
-      <w:hyperlink r:id="rId484" w:history="1">
+      <w:hyperlink r:id="rId485" w:history="1">
         <w:r>
           <w:rPr>
             <w:rStyle w:val="Hyperlink14"/>
@@ -14214,7 +14496,7 @@
           <w:t>44</w:t>
         </w:r>
       </w:hyperlink>
-      <w:hyperlink r:id="rId485" w:history="1">
+      <w:hyperlink r:id="rId486" w:history="1">
         <w:r>
           <w:rPr>
             <w:rStyle w:val="NoneB"/>
@@ -14224,13 +14506,215 @@
       </w:hyperlink>
     </w:p>
     <w:sectPr>
-      <w:headerReference w:type="default" r:id="rId486"/>
+      <w:headerReference w:type="default" r:id="rId487"/>
       <w:pgSz w:w="11900" w:h="16840"/>
       <w:pgMar w:top="1440" w:right="1440" w:bottom="1440" w:left="1440" w:header="720" w:footer="720" w:gutter="0"/>
       <w:cols w:space="720"/>
     </w:sectPr>
   </w:body>
 </w:document>
+</file>
+
+<file path=word/comments.xml><?xml version="1.0" encoding="utf-8"?>
+<w:comments xmlns:wpc="http://schemas.microsoft.com/office/word/2010/wordprocessingCanvas" xmlns:cx="http://schemas.microsoft.com/office/drawing/2014/chartex" xmlns:cx1="http://schemas.microsoft.com/office/drawing/2015/9/8/chartex" xmlns:cx2="http://schemas.microsoft.com/office/drawing/2015/10/21/chartex" xmlns:cx3="http://schemas.microsoft.com/office/drawing/2016/5/9/chartex" xmlns:cx4="http://schemas.microsoft.com/office/drawing/2016/5/10/chartex" xmlns:cx5="http://schemas.microsoft.com/office/drawing/2016/5/11/chartex" xmlns:cx6="http://schemas.microsoft.com/office/drawing/2016/5/12/chartex" xmlns:cx7="http://schemas.microsoft.com/office/drawing/2016/5/13/chartex" xmlns:cx8="http://schemas.microsoft.com/office/drawing/2016/5/14/chartex" xmlns:mc="http://schemas.openxmlformats.org/markup-compatibility/2006" xmlns:aink="http://schemas.microsoft.com/office/drawing/2016/ink" xmlns:am3d="http://schemas.microsoft.com/office/drawing/2017/model3d" xmlns:o="urn:schemas-microsoft-com:office:office" xmlns:oel="http://schemas.microsoft.com/office/2019/extlst" xmlns:r="http://schemas.openxmlformats.org/officeDocument/2006/relationships" xmlns:m="http://schemas.openxmlformats.org/officeDocument/2006/math" xmlns:v="urn:schemas-microsoft-com:vml" xmlns:wp14="http://schemas.microsoft.com/office/word/2010/wordprocessingDrawing" xmlns:wp="http://schemas.openxmlformats.org/drawingml/2006/wordprocessingDrawing" xmlns:w10="urn:schemas-microsoft-com:office:word" xmlns:w="http://schemas.openxmlformats.org/wordprocessingml/2006/main" xmlns:w14="http://schemas.microsoft.com/office/word/2010/wordml" xmlns:w15="http://schemas.microsoft.com/office/word/2012/wordml" xmlns:w16cex="http://schemas.microsoft.com/office/word/2018/wordml/cex" xmlns:w16cid="http://schemas.microsoft.com/office/word/2016/wordml/cid" xmlns:w16="http://schemas.microsoft.com/office/word/2018/wordml" xmlns:w16sdtdh="http://schemas.microsoft.com/office/word/2020/wordml/sdtdatahash" xmlns:w16se="http://schemas.microsoft.com/office/word/2015/wordml/symex" xmlns:wpg="http://schemas.microsoft.com/office/word/2010/wordprocessingGroup" xmlns:wpi="http://schemas.microsoft.com/office/word/2010/wordprocessingInk" xmlns:wne="http://schemas.microsoft.com/office/word/2006/wordml" xmlns:wps="http://schemas.microsoft.com/office/word/2010/wordprocessingShape" mc:Ignorable="w14 w15 w16se w16cid w16 w16cex w16sdtdh wp14">
+  <w:comment w:id="1" w:author="Microsoft Office User" w:date="2023-06-16T12:54:00Z" w:initials="MOU">
+    <w:p>
+      <w:pPr>
+        <w:pStyle w:val="CommentText"/>
+      </w:pPr>
+      <w:r>
+        <w:rPr>
+          <w:rStyle w:val="CommentReference"/>
+        </w:rPr>
+        <w:annotationRef/>
+      </w:r>
+      <w:r>
+        <w:t xml:space="preserve">I </w:t>
+      </w:r>
+      <w:proofErr w:type="spellStart"/>
+      <w:r>
+        <w:t>kinda</w:t>
+      </w:r>
+      <w:proofErr w:type="spellEnd"/>
+      <w:r>
+        <w:t xml:space="preserve"> liked “looks.” The abstract (I think) should be “less serious” and “cooler” and overall, “simpler.” But at the same time, I think you as a physical appearance scholar, must think that these two ideas are rather different. If it doesn’t represent a </w:t>
+      </w:r>
+      <w:proofErr w:type="spellStart"/>
+      <w:r>
+        <w:t>lose</w:t>
+      </w:r>
+      <w:proofErr w:type="spellEnd"/>
+      <w:r>
+        <w:t xml:space="preserve"> in meaning, I’d suggest keeping “looks.” It’s easier to “digest.” But if something is lost, let’s just change it as you propose </w:t>
+      </w:r>
+      <w:r>
+        <w:sym w:font="Wingdings" w:char="F04A"/>
+      </w:r>
+    </w:p>
+  </w:comment>
+  <w:comment w:id="41" w:author="Microsoft Office User" w:date="2023-06-16T13:26:00Z" w:initials="MOU">
+    <w:p>
+      <w:pPr>
+        <w:pStyle w:val="CommentText"/>
+        <w:rPr>
+          <w:rStyle w:val="NoneB"/>
+        </w:rPr>
+      </w:pPr>
+      <w:r>
+        <w:rPr>
+          <w:rStyle w:val="CommentReference"/>
+        </w:rPr>
+        <w:annotationRef/>
+      </w:r>
+      <w:proofErr w:type="spellStart"/>
+      <w:r>
+        <w:t>Outi</w:t>
+      </w:r>
+      <w:proofErr w:type="spellEnd"/>
+      <w:r>
+        <w:t xml:space="preserve">: How about combining the first and second sentences? The first one is all about </w:t>
+      </w:r>
+      <w:r>
+        <w:rPr>
+          <w:rStyle w:val="NoneB"/>
+        </w:rPr>
+        <w:t>clothing and physical appearance</w:t>
+      </w:r>
+      <w:r>
+        <w:rPr>
+          <w:rStyle w:val="NoneB"/>
+        </w:rPr>
+        <w:t>, while the second one is about occupational titles. I propose:</w:t>
+      </w:r>
+      <w:r>
+        <w:rPr>
+          <w:rStyle w:val="NoneB"/>
+        </w:rPr>
+        <w:br/>
+      </w:r>
+    </w:p>
+    <w:p>
+      <w:pPr>
+        <w:pStyle w:val="CommentText"/>
+      </w:pPr>
+      <w:r>
+        <w:rPr>
+          <w:rStyle w:val="NoneB"/>
+        </w:rPr>
+        <w:t>“</w:t>
+      </w:r>
+      <w:r>
+        <w:rPr>
+          <w:rStyle w:val="NoneB"/>
+        </w:rPr>
+        <w:t>Even more importantly, Bourdieu emphasized the embodied nature of social class: clothing</w:t>
+      </w:r>
+      <w:r>
+        <w:rPr>
+          <w:rStyle w:val="NoneB"/>
+        </w:rPr>
+        <w:t xml:space="preserve">, </w:t>
+      </w:r>
+      <w:r>
+        <w:rPr>
+          <w:b/>
+          <w:bCs/>
+        </w:rPr>
+        <w:t>occupational title</w:t>
+      </w:r>
+      <w:r>
+        <w:rPr>
+          <w:rStyle w:val="NoneB"/>
+        </w:rPr>
+        <w:t xml:space="preserve"> and physical appearance can provide social markers that sort different social classes, according to how individuals dress and look (Bourdieu, 1984).</w:t>
+      </w:r>
+      <w:r>
+        <w:rPr>
+          <w:rStyle w:val="NoneB"/>
+        </w:rPr>
+        <w:t>”</w:t>
+      </w:r>
+      <w:r>
+        <w:rPr>
+          <w:rStyle w:val="NoneB"/>
+        </w:rPr>
+        <w:br/>
+      </w:r>
+      <w:r>
+        <w:rPr>
+          <w:rStyle w:val="NoneB"/>
+        </w:rPr>
+        <w:br/>
+        <w:t xml:space="preserve">^ But I’m not sure if </w:t>
+      </w:r>
+      <w:r>
+        <w:rPr>
+          <w:rStyle w:val="NoneB"/>
+        </w:rPr>
+        <w:t>Bourdieu</w:t>
+      </w:r>
+      <w:r>
+        <w:rPr>
+          <w:rStyle w:val="NoneB"/>
+        </w:rPr>
+        <w:t xml:space="preserve"> (</w:t>
+      </w:r>
+      <w:r>
+        <w:rPr>
+          <w:rStyle w:val="NoneB"/>
+        </w:rPr>
+        <w:t>1984</w:t>
+      </w:r>
+      <w:r>
+        <w:rPr>
+          <w:rStyle w:val="NoneB"/>
+        </w:rPr>
+        <w:t xml:space="preserve">) did </w:t>
+      </w:r>
+      <w:proofErr w:type="gramStart"/>
+      <w:r>
+        <w:rPr>
+          <w:rStyle w:val="NoneB"/>
+        </w:rPr>
+        <w:t>looked</w:t>
+      </w:r>
+      <w:proofErr w:type="gramEnd"/>
+      <w:r>
+        <w:rPr>
+          <w:rStyle w:val="NoneB"/>
+        </w:rPr>
+        <w:t xml:space="preserve"> at occupational titles.</w:t>
+      </w:r>
+      <w:r>
+        <w:rPr>
+          <w:rStyle w:val="NoneB"/>
+        </w:rPr>
+        <w:br/>
+      </w:r>
+    </w:p>
+  </w:comment>
+</w:comments>
+</file>
+
+<file path=word/commentsExtended.xml><?xml version="1.0" encoding="utf-8"?>
+<w15:commentsEx xmlns:wpc="http://schemas.microsoft.com/office/word/2010/wordprocessingCanvas" xmlns:cx="http://schemas.microsoft.com/office/drawing/2014/chartex" xmlns:cx1="http://schemas.microsoft.com/office/drawing/2015/9/8/chartex" xmlns:cx2="http://schemas.microsoft.com/office/drawing/2015/10/21/chartex" xmlns:cx3="http://schemas.microsoft.com/office/drawing/2016/5/9/chartex" xmlns:cx4="http://schemas.microsoft.com/office/drawing/2016/5/10/chartex" xmlns:cx5="http://schemas.microsoft.com/office/drawing/2016/5/11/chartex" xmlns:cx6="http://schemas.microsoft.com/office/drawing/2016/5/12/chartex" xmlns:cx7="http://schemas.microsoft.com/office/drawing/2016/5/13/chartex" xmlns:cx8="http://schemas.microsoft.com/office/drawing/2016/5/14/chartex" xmlns:mc="http://schemas.openxmlformats.org/markup-compatibility/2006" xmlns:aink="http://schemas.microsoft.com/office/drawing/2016/ink" xmlns:am3d="http://schemas.microsoft.com/office/drawing/2017/model3d" xmlns:o="urn:schemas-microsoft-com:office:office" xmlns:oel="http://schemas.microsoft.com/office/2019/extlst" xmlns:r="http://schemas.openxmlformats.org/officeDocument/2006/relationships" xmlns:m="http://schemas.openxmlformats.org/officeDocument/2006/math" xmlns:v="urn:schemas-microsoft-com:vml" xmlns:wp14="http://schemas.microsoft.com/office/word/2010/wordprocessingDrawing" xmlns:wp="http://schemas.openxmlformats.org/drawingml/2006/wordprocessingDrawing" xmlns:w10="urn:schemas-microsoft-com:office:word" xmlns:w="http://schemas.openxmlformats.org/wordprocessingml/2006/main" xmlns:w14="http://schemas.microsoft.com/office/word/2010/wordml" xmlns:w15="http://schemas.microsoft.com/office/word/2012/wordml" xmlns:w16cex="http://schemas.microsoft.com/office/word/2018/wordml/cex" xmlns:w16cid="http://schemas.microsoft.com/office/word/2016/wordml/cid" xmlns:w16="http://schemas.microsoft.com/office/word/2018/wordml" xmlns:w16sdtdh="http://schemas.microsoft.com/office/word/2020/wordml/sdtdatahash" xmlns:w16se="http://schemas.microsoft.com/office/word/2015/wordml/symex" xmlns:wpg="http://schemas.microsoft.com/office/word/2010/wordprocessingGroup" xmlns:wpi="http://schemas.microsoft.com/office/word/2010/wordprocessingInk" xmlns:wne="http://schemas.microsoft.com/office/word/2006/wordml" xmlns:wps="http://schemas.microsoft.com/office/word/2010/wordprocessingShape" mc:Ignorable="w14 w15 w16se w16cid w16 w16cex w16sdtdh wp14">
+  <w15:commentEx w15:paraId="323F13B7" w15:done="0"/>
+  <w15:commentEx w15:paraId="6BDAFEB5" w15:done="0"/>
+</w15:commentsEx>
+</file>
+
+<file path=word/commentsExtensible.xml><?xml version="1.0" encoding="utf-8"?>
+<w16cex:commentsExtensible xmlns:wpc="http://schemas.microsoft.com/office/word/2010/wordprocessingCanvas" xmlns:cx="http://schemas.microsoft.com/office/drawing/2014/chartex" xmlns:cx1="http://schemas.microsoft.com/office/drawing/2015/9/8/chartex" xmlns:cx2="http://schemas.microsoft.com/office/drawing/2015/10/21/chartex" xmlns:cx3="http://schemas.microsoft.com/office/drawing/2016/5/9/chartex" xmlns:cx4="http://schemas.microsoft.com/office/drawing/2016/5/10/chartex" xmlns:cx5="http://schemas.microsoft.com/office/drawing/2016/5/11/chartex" xmlns:cx6="http://schemas.microsoft.com/office/drawing/2016/5/12/chartex" xmlns:cx7="http://schemas.microsoft.com/office/drawing/2016/5/13/chartex" xmlns:cx8="http://schemas.microsoft.com/office/drawing/2016/5/14/chartex" xmlns:mc="http://schemas.openxmlformats.org/markup-compatibility/2006" xmlns:aink="http://schemas.microsoft.com/office/drawing/2016/ink" xmlns:am3d="http://schemas.microsoft.com/office/drawing/2017/model3d" xmlns:o="urn:schemas-microsoft-com:office:office" xmlns:oel="http://schemas.microsoft.com/office/2019/extlst" xmlns:r="http://schemas.openxmlformats.org/officeDocument/2006/relationships" xmlns:m="http://schemas.openxmlformats.org/officeDocument/2006/math" xmlns:v="urn:schemas-microsoft-com:vml" xmlns:wp14="http://schemas.microsoft.com/office/word/2010/wordprocessingDrawing" xmlns:wp="http://schemas.openxmlformats.org/drawingml/2006/wordprocessingDrawing" xmlns:w10="urn:schemas-microsoft-com:office:word" xmlns:w="http://schemas.openxmlformats.org/wordprocessingml/2006/main" xmlns:w14="http://schemas.microsoft.com/office/word/2010/wordml" xmlns:w15="http://schemas.microsoft.com/office/word/2012/wordml" xmlns:w16cex="http://schemas.microsoft.com/office/word/2018/wordml/cex" xmlns:w16cid="http://schemas.microsoft.com/office/word/2016/wordml/cid" xmlns:w16="http://schemas.microsoft.com/office/word/2018/wordml" xmlns:w16sdtdh="http://schemas.microsoft.com/office/word/2020/wordml/sdtdatahash" xmlns:w16se="http://schemas.microsoft.com/office/word/2015/wordml/symex" xmlns:wpg="http://schemas.microsoft.com/office/word/2010/wordprocessingGroup" xmlns:wpi="http://schemas.microsoft.com/office/word/2010/wordprocessingInk" xmlns:wne="http://schemas.microsoft.com/office/word/2006/wordml" xmlns:wps="http://schemas.microsoft.com/office/word/2010/wordprocessingShape" mc:Ignorable="w14 w15 w16se w16cid w16 w16cex w16sdtdh wp14">
+  <w16cex:commentExtensible w16cex:durableId="2836DA0B" w16cex:dateUtc="2023-06-16T09:54:00Z"/>
+  <w16cex:commentExtensible w16cex:durableId="2836E17B" w16cex:dateUtc="2023-06-16T10:26:00Z"/>
+</w16cex:commentsExtensible>
+</file>
+
+<file path=word/commentsIds.xml><?xml version="1.0" encoding="utf-8"?>
+<w16cid:commentsIds xmlns:wpc="http://schemas.microsoft.com/office/word/2010/wordprocessingCanvas" xmlns:cx="http://schemas.microsoft.com/office/drawing/2014/chartex" xmlns:cx1="http://schemas.microsoft.com/office/drawing/2015/9/8/chartex" xmlns:cx2="http://schemas.microsoft.com/office/drawing/2015/10/21/chartex" xmlns:cx3="http://schemas.microsoft.com/office/drawing/2016/5/9/chartex" xmlns:cx4="http://schemas.microsoft.com/office/drawing/2016/5/10/chartex" xmlns:cx5="http://schemas.microsoft.com/office/drawing/2016/5/11/chartex" xmlns:cx6="http://schemas.microsoft.com/office/drawing/2016/5/12/chartex" xmlns:cx7="http://schemas.microsoft.com/office/drawing/2016/5/13/chartex" xmlns:cx8="http://schemas.microsoft.com/office/drawing/2016/5/14/chartex" xmlns:mc="http://schemas.openxmlformats.org/markup-compatibility/2006" xmlns:aink="http://schemas.microsoft.com/office/drawing/2016/ink" xmlns:am3d="http://schemas.microsoft.com/office/drawing/2017/model3d" xmlns:o="urn:schemas-microsoft-com:office:office" xmlns:oel="http://schemas.microsoft.com/office/2019/extlst" xmlns:r="http://schemas.openxmlformats.org/officeDocument/2006/relationships" xmlns:m="http://schemas.openxmlformats.org/officeDocument/2006/math" xmlns:v="urn:schemas-microsoft-com:vml" xmlns:wp14="http://schemas.microsoft.com/office/word/2010/wordprocessingDrawing" xmlns:wp="http://schemas.openxmlformats.org/drawingml/2006/wordprocessingDrawing" xmlns:w10="urn:schemas-microsoft-com:office:word" xmlns:w="http://schemas.openxmlformats.org/wordprocessingml/2006/main" xmlns:w14="http://schemas.microsoft.com/office/word/2010/wordml" xmlns:w15="http://schemas.microsoft.com/office/word/2012/wordml" xmlns:w16cex="http://schemas.microsoft.com/office/word/2018/wordml/cex" xmlns:w16cid="http://schemas.microsoft.com/office/word/2016/wordml/cid" xmlns:w16="http://schemas.microsoft.com/office/word/2018/wordml" xmlns:w16sdtdh="http://schemas.microsoft.com/office/word/2020/wordml/sdtdatahash" xmlns:w16se="http://schemas.microsoft.com/office/word/2015/wordml/symex" xmlns:wpg="http://schemas.microsoft.com/office/word/2010/wordprocessingGroup" xmlns:wpi="http://schemas.microsoft.com/office/word/2010/wordprocessingInk" xmlns:wne="http://schemas.microsoft.com/office/word/2006/wordml" xmlns:wps="http://schemas.microsoft.com/office/word/2010/wordprocessingShape" mc:Ignorable="w14 w15 w16se w16cid w16 w16cex w16sdtdh wp14">
+  <w16cid:commentId w16cid:paraId="323F13B7" w16cid:durableId="2836DA0B"/>
+  <w16cid:commentId w16cid:paraId="6BDAFEB5" w16cid:durableId="2836E17B"/>
+</w16cid:commentsIds>
 </file>
 
 <file path=word/endnotes.xml><?xml version="1.0" encoding="utf-8"?>
@@ -15466,7 +15950,131 @@
         <w:rPr>
           <w:rStyle w:val="Hyperlink9"/>
         </w:rPr>
-        <w:t xml:space="preserve"> Party frequency is as follows: KD (271), KESK (54), KOK (113), PIR (3), PS (508), RKP (141), SDP (141), SKP (1), VAS (103), VIHR (54).</w:t>
+        <w:t xml:space="preserve"> Party frequency is as follows: </w:t>
+      </w:r>
+      <w:ins w:id="52" w:author="Microsoft Office User" w:date="2023-06-16T13:46:00Z">
+        <w:r>
+          <w:rPr>
+            <w:rStyle w:val="Hyperlink9"/>
+          </w:rPr>
+          <w:t>KD (Christian Democrats, N=271), KESK (Centre Party, N=54), KOK (National Coalition Party, N=113), PS (Finns Party, N=508), RKP (Swedish People's Party, N=141), SDP (Social Democratic Party, N=141), VAS (Left Alliance, N=103), VIHR (Green League, N=54), Others (PIR-Communist Party of Finland and SKP-Pirate Party, N=4)</w:t>
+        </w:r>
+      </w:ins>
+      <w:del w:id="53" w:author="Microsoft Office User" w:date="2023-06-16T13:46:00Z">
+        <w:r>
+          <w:rPr>
+            <w:rStyle w:val="Hyperlink9"/>
+          </w:rPr>
+          <w:delText>KD</w:delText>
+        </w:r>
+        <w:r>
+          <w:rPr>
+            <w:rStyle w:val="Hyperlink9"/>
+          </w:rPr>
+          <w:delText>: Christian Democrats</w:delText>
+        </w:r>
+        <w:r>
+          <w:rPr>
+            <w:rStyle w:val="Hyperlink9"/>
+          </w:rPr>
+          <w:delText xml:space="preserve"> (271), KESK</w:delText>
+        </w:r>
+        <w:r>
+          <w:rPr>
+            <w:rStyle w:val="Hyperlink9"/>
+          </w:rPr>
+          <w:delText>: Centre Party</w:delText>
+        </w:r>
+        <w:r>
+          <w:rPr>
+            <w:rStyle w:val="Hyperlink9"/>
+          </w:rPr>
+          <w:delText xml:space="preserve"> (54), KOK</w:delText>
+        </w:r>
+        <w:r>
+          <w:rPr>
+            <w:rStyle w:val="Hyperlink9"/>
+          </w:rPr>
+          <w:delText>: National Coalition Party</w:delText>
+        </w:r>
+        <w:r>
+          <w:rPr>
+            <w:rStyle w:val="Hyperlink9"/>
+          </w:rPr>
+          <w:delText xml:space="preserve"> (113), PS</w:delText>
+        </w:r>
+        <w:r>
+          <w:rPr>
+            <w:rStyle w:val="Hyperlink9"/>
+          </w:rPr>
+          <w:delText>: Finns Party</w:delText>
+        </w:r>
+        <w:r>
+          <w:rPr>
+            <w:rStyle w:val="Hyperlink9"/>
+          </w:rPr>
+          <w:delText xml:space="preserve"> (508), RKP</w:delText>
+        </w:r>
+        <w:r>
+          <w:rPr>
+            <w:rStyle w:val="Hyperlink9"/>
+          </w:rPr>
+          <w:delText>: Swedish People’s Party</w:delText>
+        </w:r>
+        <w:r>
+          <w:rPr>
+            <w:rStyle w:val="Hyperlink9"/>
+          </w:rPr>
+          <w:delText xml:space="preserve"> (141), SDP</w:delText>
+        </w:r>
+        <w:r>
+          <w:rPr>
+            <w:rStyle w:val="Hyperlink9"/>
+          </w:rPr>
+          <w:delText>: Social Democratic Party</w:delText>
+        </w:r>
+        <w:r>
+          <w:rPr>
+            <w:rStyle w:val="Hyperlink9"/>
+          </w:rPr>
+          <w:delText xml:space="preserve"> (141), VAS</w:delText>
+        </w:r>
+        <w:r>
+          <w:rPr>
+            <w:rStyle w:val="Hyperlink9"/>
+          </w:rPr>
+          <w:delText>: Left Alliance</w:delText>
+        </w:r>
+        <w:r>
+          <w:rPr>
+            <w:rStyle w:val="Hyperlink9"/>
+          </w:rPr>
+          <w:delText xml:space="preserve"> (103), VIHR</w:delText>
+        </w:r>
+        <w:r>
+          <w:rPr>
+            <w:rStyle w:val="Hyperlink9"/>
+          </w:rPr>
+          <w:delText xml:space="preserve">: Green League </w:delText>
+        </w:r>
+        <w:r>
+          <w:rPr>
+            <w:rStyle w:val="Hyperlink9"/>
+          </w:rPr>
+          <w:delText>(54)</w:delText>
+        </w:r>
+        <w:r>
+          <w:rPr>
+            <w:rStyle w:val="Hyperlink9"/>
+          </w:rPr>
+          <w:delText>, others include PIR + SKP: Communist Party of Finland + Pirate Party (4)</w:delText>
+        </w:r>
+      </w:del>
+      <w:r>
+        <w:rPr>
+          <w:rStyle w:val="Hyperlink9"/>
+        </w:rPr>
+        <w:t>.</w:t>
       </w:r>
     </w:p>
   </w:footnote>
@@ -15538,6 +16146,9 @@
 
 <file path=word/people.xml><?xml version="1.0" encoding="utf-8"?>
 <w15:people xmlns:wpc="http://schemas.microsoft.com/office/word/2010/wordprocessingCanvas" xmlns:cx="http://schemas.microsoft.com/office/drawing/2014/chartex" xmlns:cx1="http://schemas.microsoft.com/office/drawing/2015/9/8/chartex" xmlns:cx2="http://schemas.microsoft.com/office/drawing/2015/10/21/chartex" xmlns:cx3="http://schemas.microsoft.com/office/drawing/2016/5/9/chartex" xmlns:cx4="http://schemas.microsoft.com/office/drawing/2016/5/10/chartex" xmlns:cx5="http://schemas.microsoft.com/office/drawing/2016/5/11/chartex" xmlns:cx6="http://schemas.microsoft.com/office/drawing/2016/5/12/chartex" xmlns:cx7="http://schemas.microsoft.com/office/drawing/2016/5/13/chartex" xmlns:cx8="http://schemas.microsoft.com/office/drawing/2016/5/14/chartex" xmlns:mc="http://schemas.openxmlformats.org/markup-compatibility/2006" xmlns:aink="http://schemas.microsoft.com/office/drawing/2016/ink" xmlns:am3d="http://schemas.microsoft.com/office/drawing/2017/model3d" xmlns:o="urn:schemas-microsoft-com:office:office" xmlns:oel="http://schemas.microsoft.com/office/2019/extlst" xmlns:r="http://schemas.openxmlformats.org/officeDocument/2006/relationships" xmlns:m="http://schemas.openxmlformats.org/officeDocument/2006/math" xmlns:v="urn:schemas-microsoft-com:vml" xmlns:wp14="http://schemas.microsoft.com/office/word/2010/wordprocessingDrawing" xmlns:wp="http://schemas.openxmlformats.org/drawingml/2006/wordprocessingDrawing" xmlns:w10="urn:schemas-microsoft-com:office:word" xmlns:w="http://schemas.openxmlformats.org/wordprocessingml/2006/main" xmlns:w14="http://schemas.microsoft.com/office/word/2010/wordml" xmlns:w15="http://schemas.microsoft.com/office/word/2012/wordml" xmlns:w16cex="http://schemas.microsoft.com/office/word/2018/wordml/cex" xmlns:w16cid="http://schemas.microsoft.com/office/word/2016/wordml/cid" xmlns:w16="http://schemas.microsoft.com/office/word/2018/wordml" xmlns:w16sdtdh="http://schemas.microsoft.com/office/word/2020/wordml/sdtdatahash" xmlns:w16se="http://schemas.microsoft.com/office/word/2015/wordml/symex" xmlns:wpg="http://schemas.microsoft.com/office/word/2010/wordprocessingGroup" xmlns:wpi="http://schemas.microsoft.com/office/word/2010/wordprocessingInk" xmlns:wne="http://schemas.microsoft.com/office/word/2006/wordml" xmlns:wps="http://schemas.microsoft.com/office/word/2010/wordprocessingShape" mc:Ignorable="w14 w15 w16se w16cid w16 w16cex w16sdtdh wp14">
+  <w15:person w15:author="Outi Sarpila">
+    <w15:presenceInfo w15:providerId="AD" w15:userId="S::oukasa@utu.fi::b88e0aca-b9d8-4ca8-a380-da43c80f7eb1"/>
+  </w15:person>
   <w15:person w15:author="Microsoft Office User">
     <w15:presenceInfo w15:providerId="None" w15:userId="Microsoft Office User"/>
   </w15:person>
@@ -16295,6 +16906,69 @@
     <w:rPr>
       <w:sz w:val="24"/>
       <w:szCs w:val="24"/>
+      <w:lang w:val="en-US"/>
+    </w:rPr>
+  </w:style>
+  <w:style w:type="character" w:styleId="CommentReference">
+    <w:name w:val="annotation reference"/>
+    <w:basedOn w:val="DefaultParagraphFont"/>
+    <w:uiPriority w:val="99"/>
+    <w:semiHidden/>
+    <w:unhideWhenUsed/>
+    <w:rsid w:val="006E3044"/>
+    <w:rPr>
+      <w:sz w:val="16"/>
+      <w:szCs w:val="16"/>
+    </w:rPr>
+  </w:style>
+  <w:style w:type="paragraph" w:styleId="CommentText">
+    <w:name w:val="annotation text"/>
+    <w:basedOn w:val="Normal"/>
+    <w:link w:val="CommentTextChar"/>
+    <w:uiPriority w:val="99"/>
+    <w:semiHidden/>
+    <w:unhideWhenUsed/>
+    <w:rsid w:val="006E3044"/>
+    <w:rPr>
+      <w:sz w:val="20"/>
+      <w:szCs w:val="20"/>
+    </w:rPr>
+  </w:style>
+  <w:style w:type="character" w:customStyle="1" w:styleId="CommentTextChar">
+    <w:name w:val="Comment Text Char"/>
+    <w:basedOn w:val="DefaultParagraphFont"/>
+    <w:link w:val="CommentText"/>
+    <w:uiPriority w:val="99"/>
+    <w:semiHidden/>
+    <w:rsid w:val="006E3044"/>
+    <w:rPr>
+      <w:lang w:val="en-US"/>
+    </w:rPr>
+  </w:style>
+  <w:style w:type="paragraph" w:styleId="CommentSubject">
+    <w:name w:val="annotation subject"/>
+    <w:basedOn w:val="CommentText"/>
+    <w:next w:val="CommentText"/>
+    <w:link w:val="CommentSubjectChar"/>
+    <w:uiPriority w:val="99"/>
+    <w:semiHidden/>
+    <w:unhideWhenUsed/>
+    <w:rsid w:val="006E3044"/>
+    <w:rPr>
+      <w:b/>
+      <w:bCs/>
+    </w:rPr>
+  </w:style>
+  <w:style w:type="character" w:customStyle="1" w:styleId="CommentSubjectChar">
+    <w:name w:val="Comment Subject Char"/>
+    <w:basedOn w:val="CommentTextChar"/>
+    <w:link w:val="CommentSubject"/>
+    <w:uiPriority w:val="99"/>
+    <w:semiHidden/>
+    <w:rsid w:val="006E3044"/>
+    <w:rPr>
+      <w:b/>
+      <w:bCs/>
       <w:lang w:val="en-US"/>
     </w:rPr>
   </w:style>

--- a/Bahamonde_Sarpila.docx
+++ b/Bahamonde_Sarpila.docx
@@ -497,11 +497,11 @@
       <w:r>
         <w:rPr>
           <w:rStyle w:val="None"/>
-          <w:rFonts w:ascii="Arial Unicode MS" w:hAnsi="Arial Unicode MS"/>
+          <w:rFonts w:ascii="Arial Unicode MS" w:hAnsi="Arial Unicode MS" w:hint="cs"/>
           <w:rtl/>
           <w:lang w:val="ar-SA"/>
         </w:rPr>
-        <w:t>’</w:t>
+        <w:t>'</w:t>
       </w:r>
       <w:r>
         <w:rPr>
@@ -875,7 +875,27 @@
         <w:rPr>
           <w:rStyle w:val="Hyperlink2"/>
         </w:rPr>
-        <w:t xml:space="preserve">. Our findings suggest two main points. First, Finnish citizens systematically vote for candidates that look like they have (and do have) upper-class occupations. Second, candidates who look like they have working-class occupations, especially females, suffer a systematic electoral penalty. That is, Finns systematically punish working-class candidates in the voting booth, even more so if the candidate is a woman. </w:t>
+        <w:t>. Our findings suggest two main points. First, Finnish citizens systematically vote for candidates that look like they have (and do have) upper-class occupations. Second, candidates who look like they have</w:t>
+      </w:r>
+      <w:ins w:id="14" w:author="Microsoft Office User" w:date="2023-06-16T14:13:00Z">
+        <w:r>
+          <w:rPr>
+            <w:rStyle w:val="Hyperlink2"/>
+          </w:rPr>
+          <w:t xml:space="preserve"> </w:t>
+        </w:r>
+        <w:r>
+          <w:rPr>
+            <w:rStyle w:val="Hyperlink2"/>
+          </w:rPr>
+          <w:t>(and do have)</w:t>
+        </w:r>
+      </w:ins>
+      <w:r>
+        <w:rPr>
+          <w:rStyle w:val="Hyperlink2"/>
+        </w:rPr>
+        <w:t xml:space="preserve"> working-class occupations, especially females, suffer a systematic electoral penalty. That is, Finns systematically punish working-class candidates in the voting booth, even more so if the candidate is a woman. </w:t>
       </w:r>
     </w:p>
     <w:p>
@@ -884,7 +904,7 @@
         <w:spacing w:before="200" w:after="200"/>
         <w:jc w:val="both"/>
       </w:pPr>
-      <w:ins w:id="14" w:author="Microsoft Office User" w:date="2023-06-16T13:05:00Z">
+      <w:ins w:id="15" w:author="Microsoft Office User" w:date="2023-06-16T13:05:00Z">
         <w:r>
           <w:rPr>
             <w:rStyle w:val="Hyperlink2"/>
@@ -898,7 +918,7 @@
           <w:t xml:space="preserve"> </w:t>
         </w:r>
       </w:ins>
-      <w:del w:id="15" w:author="Microsoft Office User" w:date="2023-06-16T13:05:00Z">
+      <w:del w:id="16" w:author="Microsoft Office User" w:date="2023-06-16T13:05:00Z">
         <w:r>
           <w:rPr>
             <w:rStyle w:val="Hyperlink2"/>
@@ -914,7 +934,7 @@
           <w:t>(Webster &amp; Driskell, 1983)</w:t>
         </w:r>
       </w:hyperlink>
-      <w:del w:id="16" w:author="Microsoft Office User" w:date="2023-06-16T13:05:00Z">
+      <w:del w:id="17" w:author="Microsoft Office User" w:date="2023-06-16T13:05:00Z">
         <w:r>
           <w:rPr>
             <w:rStyle w:val="Hyperlink2"/>
@@ -922,8 +942,8 @@
           <w:delText xml:space="preserve">, hoping to bridge the current gap between physical appearance and inequality </w:delText>
         </w:r>
       </w:del>
-      <w:ins w:id="17" w:author="Outi Sarpila" w:date="2023-06-14T14:27:00Z">
-        <w:del w:id="18" w:author="Microsoft Office User" w:date="2023-06-16T13:05:00Z">
+      <w:ins w:id="18" w:author="Outi Sarpila" w:date="2023-06-14T14:27:00Z">
+        <w:del w:id="19" w:author="Microsoft Office User" w:date="2023-06-16T13:05:00Z">
           <w:r>
             <w:rPr>
               <w:rStyle w:val="Hyperlink2"/>
@@ -932,7 +952,7 @@
           </w:r>
         </w:del>
       </w:ins>
-      <w:ins w:id="19" w:author="Microsoft Office User" w:date="2023-06-16T13:05:00Z">
+      <w:ins w:id="20" w:author="Microsoft Office User" w:date="2023-06-16T13:05:00Z">
         <w:r>
           <w:rPr>
             <w:rStyle w:val="Hyperlink2"/>
@@ -1112,8 +1132,8 @@
         <w:spacing w:before="200" w:after="200"/>
         <w:jc w:val="both"/>
       </w:pPr>
-      <w:bookmarkStart w:id="20" w:name="_headingh.5icci8ovbsm4"/>
-      <w:bookmarkEnd w:id="20"/>
+      <w:bookmarkStart w:id="21" w:name="_headingh.5icci8ovbsm4"/>
+      <w:bookmarkEnd w:id="21"/>
       <w:r>
         <w:rPr>
           <w:rStyle w:val="NoneB"/>
@@ -1243,7 +1263,7 @@
           <w:rStyle w:val="NoneB"/>
         </w:rPr>
       </w:pPr>
-      <w:ins w:id="21" w:author="Microsoft Office User" w:date="2023-06-16T13:10:00Z">
+      <w:ins w:id="22" w:author="Microsoft Office User" w:date="2023-06-16T13:10:00Z">
         <w:r>
           <w:rPr>
             <w:rStyle w:val="NoneB"/>
@@ -1251,7 +1271,7 @@
           <w:t>The theoretical framework we introduce is known as "expectation-states theory," which specifically examines how gender, occupation, race, and attractiveness contribute to social inequalities</w:t>
         </w:r>
       </w:ins>
-      <w:del w:id="22" w:author="Microsoft Office User" w:date="2023-06-16T13:10:00Z">
+      <w:del w:id="23" w:author="Microsoft Office User" w:date="2023-06-16T13:10:00Z">
         <w:r>
           <w:rPr>
             <w:rStyle w:val="NoneB"/>
@@ -1259,8 +1279,8 @@
           <w:delText xml:space="preserve">The </w:delText>
         </w:r>
       </w:del>
-      <w:ins w:id="23" w:author="Outi Sarpila" w:date="2023-06-14T14:58:00Z">
-        <w:del w:id="24" w:author="Microsoft Office User" w:date="2023-06-16T13:10:00Z">
+      <w:ins w:id="24" w:author="Outi Sarpila" w:date="2023-06-14T14:58:00Z">
+        <w:del w:id="25" w:author="Microsoft Office User" w:date="2023-06-16T13:10:00Z">
           <w:r>
             <w:rPr>
               <w:rStyle w:val="NoneB"/>
@@ -1269,8 +1289,8 @@
           </w:r>
         </w:del>
       </w:ins>
-      <w:ins w:id="25" w:author="Outi Sarpila" w:date="2023-06-14T15:19:00Z">
-        <w:del w:id="26" w:author="Microsoft Office User" w:date="2023-06-16T13:10:00Z">
+      <w:ins w:id="26" w:author="Outi Sarpila" w:date="2023-06-14T15:19:00Z">
+        <w:del w:id="27" w:author="Microsoft Office User" w:date="2023-06-16T13:10:00Z">
           <w:r>
             <w:rPr>
               <w:rStyle w:val="NoneB"/>
@@ -1298,8 +1318,8 @@
           </w:r>
         </w:del>
       </w:ins>
-      <w:ins w:id="27" w:author="Outi Sarpila" w:date="2023-06-14T15:20:00Z">
-        <w:del w:id="28" w:author="Microsoft Office User" w:date="2023-06-16T13:10:00Z">
+      <w:ins w:id="28" w:author="Outi Sarpila" w:date="2023-06-14T15:20:00Z">
+        <w:del w:id="29" w:author="Microsoft Office User" w:date="2023-06-16T13:10:00Z">
           <w:r>
             <w:rPr>
               <w:rStyle w:val="NoneB"/>
@@ -1308,7 +1328,7 @@
           </w:r>
         </w:del>
       </w:ins>
-      <w:del w:id="29" w:author="Microsoft Office User" w:date="2023-06-16T13:10:00Z">
+      <w:del w:id="30" w:author="Microsoft Office User" w:date="2023-06-16T13:10:00Z">
         <w:r>
           <w:rPr>
             <w:rStyle w:val="NoneB"/>
@@ -1316,8 +1336,8 @@
           <w:delText>theory pays special attention to how gender, occupation, and race</w:delText>
         </w:r>
       </w:del>
-      <w:ins w:id="30" w:author="Outi Sarpila" w:date="2023-06-14T14:57:00Z">
-        <w:del w:id="31" w:author="Microsoft Office User" w:date="2023-06-16T13:10:00Z">
+      <w:ins w:id="31" w:author="Outi Sarpila" w:date="2023-06-14T14:57:00Z">
+        <w:del w:id="32" w:author="Microsoft Office User" w:date="2023-06-16T13:10:00Z">
           <w:r>
             <w:rPr>
               <w:rStyle w:val="NoneB"/>
@@ -1326,7 +1346,7 @@
           </w:r>
         </w:del>
       </w:ins>
-      <w:del w:id="32" w:author="Microsoft Office User" w:date="2023-06-16T13:10:00Z">
+      <w:del w:id="33" w:author="Microsoft Office User" w:date="2023-06-16T13:10:00Z">
         <w:r>
           <w:rPr>
             <w:rStyle w:val="NoneB"/>
@@ -1380,7 +1400,14 @@
         <w:rPr>
           <w:rStyle w:val="NoneB"/>
         </w:rPr>
-        <w:t xml:space="preserve">. Social norms are shared stereotypes whose significance people actualize in social situations as they combine social categories with value judgments </w:t>
+        <w:t xml:space="preserve">. Social norms are shared stereotypes whose significance people </w:t>
+      </w:r>
+      <w:r>
+        <w:rPr>
+          <w:rStyle w:val="NoneB"/>
+        </w:rPr>
+        <w:lastRenderedPageBreak/>
+        <w:t xml:space="preserve">actualize in social situations as they combine social categories with value judgments </w:t>
       </w:r>
       <w:hyperlink r:id="rId24" w:history="1">
         <w:r>
@@ -1428,7 +1455,7 @@
         </w:rPr>
         <w:t>Accordingly, physical attractiveness is similar to other status characteristics, such as gender, race, and occupation, which form the basis for treating people unequally</w:t>
       </w:r>
-      <w:ins w:id="33" w:author="Microsoft Office User" w:date="2023-06-16T13:16:00Z">
+      <w:ins w:id="34" w:author="Microsoft Office User" w:date="2023-06-16T13:16:00Z">
         <w:r>
           <w:rPr>
             <w:rStyle w:val="NoneB"/>
@@ -1436,7 +1463,7 @@
           <w:t>.</w:t>
         </w:r>
       </w:ins>
-      <w:ins w:id="34" w:author="Outi Sarpila" w:date="2023-06-14T15:02:00Z">
+      <w:ins w:id="35" w:author="Outi Sarpila" w:date="2023-06-14T15:02:00Z">
         <w:r>
           <w:rPr>
             <w:rStyle w:val="NoneB"/>
@@ -1444,7 +1471,7 @@
           <w:t xml:space="preserve"> </w:t>
         </w:r>
       </w:ins>
-      <w:ins w:id="35" w:author="Microsoft Office User" w:date="2023-06-16T13:16:00Z">
+      <w:ins w:id="36" w:author="Microsoft Office User" w:date="2023-06-16T13:16:00Z">
         <w:r>
           <w:rPr>
             <w:rStyle w:val="NoneB"/>
@@ -1452,8 +1479,8 @@
           <w:t>This holds significant importance as attractive individuals are often perceived as "better" and "more capable" compared to those considered less attractive</w:t>
         </w:r>
       </w:ins>
-      <w:ins w:id="36" w:author="Outi Sarpila" w:date="2023-06-14T15:02:00Z">
-        <w:del w:id="37" w:author="Microsoft Office User" w:date="2023-06-16T13:16:00Z">
+      <w:ins w:id="37" w:author="Outi Sarpila" w:date="2023-06-14T15:02:00Z">
+        <w:del w:id="38" w:author="Microsoft Office User" w:date="2023-06-16T13:16:00Z">
           <w:r>
             <w:rPr>
               <w:rStyle w:val="NoneB"/>
@@ -1487,12 +1514,6 @@
             <w:delText>more capable” than those perceived as less attractive.</w:delText>
           </w:r>
         </w:del>
-        <w:r>
-          <w:rPr>
-            <w:rStyle w:val="NoneB"/>
-          </w:rPr>
-          <w:t xml:space="preserve"> </w:t>
-        </w:r>
       </w:ins>
       <w:r>
         <w:rPr>
@@ -1563,8 +1584,8 @@
         <w:spacing w:before="200" w:after="200"/>
         <w:jc w:val="both"/>
       </w:pPr>
-      <w:ins w:id="38" w:author="Outi Sarpila" w:date="2023-06-14T15:04:00Z">
-        <w:del w:id="39" w:author="Microsoft Office User" w:date="2023-06-16T13:23:00Z">
+      <w:ins w:id="39" w:author="Outi Sarpila" w:date="2023-06-14T15:04:00Z">
+        <w:del w:id="40" w:author="Microsoft Office User" w:date="2023-06-16T13:23:00Z">
           <w:r>
             <w:rPr>
               <w:rStyle w:val="Hyperlink2"/>
@@ -1573,7 +1594,7 @@
           </w:r>
         </w:del>
       </w:ins>
-      <w:ins w:id="40" w:author="Microsoft Office User" w:date="2023-06-16T13:23:00Z">
+      <w:ins w:id="41" w:author="Microsoft Office User" w:date="2023-06-16T13:23:00Z">
         <w:r>
           <w:rPr>
             <w:rStyle w:val="Hyperlink2"/>
@@ -1811,14 +1832,14 @@
         </w:rPr>
         <w:t xml:space="preserve"> et al., 2017). </w:t>
       </w:r>
-      <w:commentRangeStart w:id="41"/>
+      <w:commentRangeStart w:id="42"/>
       <w:r>
         <w:rPr>
           <w:rStyle w:val="NoneB"/>
         </w:rPr>
         <w:t xml:space="preserve">Even more importantly, Bourdieu emphasized the embodied nature of social class: clothing and physical appearance can provide social markers that sort different social classes, according to how individuals dress and look (Bourdieu, 1984). </w:t>
       </w:r>
-      <w:ins w:id="42" w:author="Outi Sarpila" w:date="2023-06-14T15:12:00Z">
+      <w:ins w:id="43" w:author="Outi Sarpila" w:date="2023-06-14T15:12:00Z">
         <w:r>
           <w:t xml:space="preserve">The </w:t>
         </w:r>
@@ -1826,17 +1847,17 @@
           <w:t>occupational title</w:t>
         </w:r>
       </w:ins>
-      <w:ins w:id="43" w:author="Outi Sarpila" w:date="2023-06-14T15:22:00Z">
+      <w:ins w:id="44" w:author="Outi Sarpila" w:date="2023-06-14T15:22:00Z">
         <w:r>
           <w:t xml:space="preserve"> </w:t>
         </w:r>
       </w:ins>
-      <w:ins w:id="44" w:author="Outi Sarpila" w:date="2023-06-14T15:12:00Z">
+      <w:ins w:id="45" w:author="Outi Sarpila" w:date="2023-06-14T15:12:00Z">
         <w:r>
           <w:t xml:space="preserve">in turn, serves as a proxy for social class </w:t>
         </w:r>
       </w:ins>
-      <w:ins w:id="45" w:author="Outi Sarpila" w:date="2023-06-14T15:23:00Z">
+      <w:ins w:id="46" w:author="Outi Sarpila" w:date="2023-06-14T15:23:00Z">
         <w:r>
           <w:t>(which Bourdieu himself also used</w:t>
         </w:r>
@@ -1850,7 +1871,7 @@
           <w:t>.</w:t>
         </w:r>
       </w:ins>
-      <w:commentRangeEnd w:id="41"/>
+      <w:commentRangeEnd w:id="42"/>
       <w:r>
         <w:rPr>
           <w:rStyle w:val="CommentReference"/>
@@ -1862,7 +1883,7 @@
             <w14:bevel/>
           </w14:textOutline>
         </w:rPr>
-        <w:commentReference w:id="41"/>
+        <w:commentReference w:id="42"/>
       </w:r>
     </w:p>
     <w:p>
@@ -2062,6 +2083,7 @@
         <w:rPr>
           <w:rStyle w:val="Hyperlink2"/>
         </w:rPr>
+        <w:lastRenderedPageBreak/>
         <w:t>However, examining status characteristics with a basis in physical appearance cannot occur without taking gender into account (</w:t>
       </w:r>
       <w:proofErr w:type="spellStart"/>
@@ -2104,14 +2126,7 @@
         <w:rPr>
           <w:rStyle w:val="Hyperlink2"/>
         </w:rPr>
-        <w:t xml:space="preserve"> et </w:t>
-      </w:r>
-      <w:r>
-        <w:rPr>
-          <w:rStyle w:val="Hyperlink2"/>
-        </w:rPr>
-        <w:lastRenderedPageBreak/>
-        <w:t xml:space="preserve">al. 2020; </w:t>
+        <w:t xml:space="preserve"> et al. 2020; </w:t>
       </w:r>
       <w:proofErr w:type="spellStart"/>
       <w:r>
@@ -2960,7 +2975,14 @@
           <w:rPr>
             <w:rStyle w:val="Hyperlink2"/>
           </w:rPr>
-          <w:t>Hart et al., 2011)</w:t>
+          <w:t xml:space="preserve">Hart et al., </w:t>
+        </w:r>
+        <w:r>
+          <w:rPr>
+            <w:rStyle w:val="Hyperlink2"/>
+          </w:rPr>
+          <w:lastRenderedPageBreak/>
+          <w:t>2011)</w:t>
         </w:r>
       </w:hyperlink>
       <w:r>
@@ -3024,14 +3046,7 @@
         <w:rPr>
           <w:rStyle w:val="Hyperlink2"/>
         </w:rPr>
-        <w:t xml:space="preserve"> because the way candidates </w:t>
-      </w:r>
-      <w:r>
-        <w:rPr>
-          <w:rStyle w:val="Hyperlink2"/>
-        </w:rPr>
-        <w:lastRenderedPageBreak/>
-        <w:t xml:space="preserve">look provides cues in low-information elections. In summary, and as </w:t>
+        <w:t xml:space="preserve"> because the way candidates look provides cues in low-information elections. In summary, and as </w:t>
       </w:r>
       <w:hyperlink r:id="rId51" w:history="1">
         <w:proofErr w:type="spellStart"/>
@@ -3521,8 +3536,8 @@
         <w:spacing w:before="200" w:after="200"/>
         <w:jc w:val="both"/>
       </w:pPr>
-      <w:bookmarkStart w:id="46" w:name="_headingh.3znysh7"/>
-      <w:bookmarkEnd w:id="46"/>
+      <w:bookmarkStart w:id="47" w:name="_headingh.3znysh7"/>
+      <w:bookmarkEnd w:id="47"/>
       <w:r>
         <w:rPr>
           <w:rStyle w:val="NoneB"/>
@@ -3536,8 +3551,8 @@
         <w:spacing w:before="200" w:after="200"/>
         <w:jc w:val="both"/>
       </w:pPr>
-      <w:bookmarkStart w:id="47" w:name="_headingh.2et92p0"/>
-      <w:bookmarkEnd w:id="47"/>
+      <w:bookmarkStart w:id="48" w:name="_headingh.2et92p0"/>
+      <w:bookmarkEnd w:id="48"/>
       <w:r>
         <w:rPr>
           <w:rStyle w:val="Hyperlink2"/>
@@ -3593,6 +3608,7 @@
         <w:rPr>
           <w:rStyle w:val="Hyperlink2"/>
         </w:rPr>
+        <w:lastRenderedPageBreak/>
         <w:t>Finnish municipal elections use the D</w:t>
       </w:r>
       <w:r>
@@ -3616,14 +3632,7 @@
         <w:rPr>
           <w:rStyle w:val="Hyperlink2"/>
         </w:rPr>
-        <w:t xml:space="preserve"> electoral system, in which citizens vote for candidates running on party lists. The votes candidates receive determine their rank. Seats </w:t>
-      </w:r>
-      <w:r>
-        <w:rPr>
-          <w:rStyle w:val="Hyperlink2"/>
-        </w:rPr>
-        <w:lastRenderedPageBreak/>
-        <w:t xml:space="preserve">are then filled in proportion to the total votes received by each party list. Consequently, parties have strong incentives to present large lists of candidates, even if that means bringing in </w:t>
+        <w:t xml:space="preserve"> electoral system, in which citizens vote for candidates running on party lists. The votes candidates receive determine their rank. Seats are then filled in proportion to the total votes received by each party list. Consequently, parties have strong incentives to present large lists of candidates, even if that means bringing in </w:t>
       </w:r>
       <w:r>
         <w:rPr>
@@ -3942,8 +3951,8 @@
         <w:spacing w:before="200" w:after="200"/>
         <w:jc w:val="both"/>
       </w:pPr>
-      <w:bookmarkStart w:id="48" w:name="_headingh.ibwfcvy5ekyq"/>
-      <w:bookmarkEnd w:id="48"/>
+      <w:bookmarkStart w:id="49" w:name="_headingh.ibwfcvy5ekyq"/>
+      <w:bookmarkEnd w:id="49"/>
       <w:r>
         <w:rPr>
           <w:rStyle w:val="NoneB"/>
@@ -4045,14 +4054,14 @@
         <w:rPr>
           <w:rStyle w:val="Hyperlink2"/>
         </w:rPr>
-        <w:t xml:space="preserve">s vote count, electoral district, age, and occupation (declared by the candidates). Thus, for the 2017 Finnish municipal elections, a subsample of candidates was collected. Out of a universe of 33,618 candidates, we collected over 10,000 </w:t>
+        <w:t xml:space="preserve">s vote count, electoral district, age, and occupation (declared by the candidates). Thus, for the 2017 Finnish municipal elections, a subsample of </w:t>
       </w:r>
       <w:r>
         <w:rPr>
           <w:rStyle w:val="Hyperlink2"/>
         </w:rPr>
         <w:lastRenderedPageBreak/>
-        <w:t>photographs.</w:t>
+        <w:t>candidates was collected. Out of a universe of 33,618 candidates, we collected over 10,000 photographs.</w:t>
       </w:r>
       <w:r>
         <w:rPr>
@@ -4133,8 +4142,8 @@
         <w:spacing w:before="200" w:after="200"/>
         <w:jc w:val="both"/>
       </w:pPr>
-      <w:bookmarkStart w:id="49" w:name="_headingh.tyjcwt"/>
-      <w:bookmarkEnd w:id="49"/>
+      <w:bookmarkStart w:id="50" w:name="_headingh.tyjcwt"/>
+      <w:bookmarkEnd w:id="50"/>
       <w:r>
         <w:rPr>
           <w:rStyle w:val="NoneB"/>
@@ -5382,7 +5391,7 @@
         <w:spacing w:before="200" w:after="200"/>
         <w:jc w:val="center"/>
       </w:pPr>
-      <w:ins w:id="50" w:author="Microsoft Office User" w:date="2023-06-16T13:52:00Z">
+      <w:ins w:id="51" w:author="Microsoft Office User" w:date="2023-06-16T13:52:00Z">
         <w:r>
           <w:rPr>
             <w:noProof/>
@@ -5523,7 +5532,7 @@
             <wp:extent cx="3646759" cy="3646759"/>
             <wp:effectExtent l="0" t="0" r="0" b="0"/>
             <wp:wrapTopAndBottom distT="152400" distB="152400"/>
-            <wp:docPr id="1073741826" name="Picture 2" descr="balance.jpg"/>
+            <wp:docPr id="1073741826" name="officeArt object" descr="balance.jpg"/>
             <wp:cNvGraphicFramePr/>
             <a:graphic xmlns:a="http://schemas.openxmlformats.org/drawingml/2006/main">
               <a:graphicData uri="http://schemas.openxmlformats.org/drawingml/2006/picture">
@@ -5752,8 +5761,8 @@
         <w:spacing w:before="200" w:after="200"/>
         <w:jc w:val="both"/>
       </w:pPr>
-      <w:bookmarkStart w:id="51" w:name="_headingh.3dy6vkm"/>
-      <w:bookmarkEnd w:id="51"/>
+      <w:bookmarkStart w:id="52" w:name="_headingh.3dy6vkm"/>
+      <w:bookmarkEnd w:id="52"/>
       <w:r>
         <w:rPr>
           <w:rStyle w:val="Hyperlink2"/>
@@ -6060,7 +6069,7 @@
                     <wp:lineTo x="0" y="0"/>
                   </wp:wrapPolygon>
                 </wp:wrapThrough>
-                <wp:docPr id="1073741827" name="Text Box 3" descr="(1)"/>
+                <wp:docPr id="1073741827" name="officeArt object" descr="(1)"/>
                 <wp:cNvGraphicFramePr/>
                 <a:graphic xmlns:a="http://schemas.openxmlformats.org/drawingml/2006/main">
                   <a:graphicData uri="http://schemas.microsoft.com/office/word/2010/wordprocessingShape">
@@ -6111,7 +6120,7 @@
                 <v:stroke joinstyle="miter"/>
                 <v:path gradientshapeok="t" o:connecttype="rect"/>
               </v:shapetype>
-              <v:shape id="Text Box 3" o:spid="_x0000_s1026" type="#_x0000_t202" alt="(1)" style="position:absolute;left:0;text-align:left;margin-left:501.05pt;margin-top:48.15pt;width:21.45pt;height:18.25pt;z-index:251661312;visibility:visible;mso-wrap-style:square;mso-wrap-distance-left:12pt;mso-wrap-distance-top:12pt;mso-wrap-distance-right:12pt;mso-wrap-distance-bottom:12pt;mso-position-horizontal:absolute;mso-position-horizontal-relative:page;mso-position-vertical:absolute;mso-position-vertical-relative:line;v-text-anchor:top" wrapcoords="-50 0 21550 0 21550 21541 -50 21541 -50 0" o:gfxdata="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" filled="f" stroked="f" strokeweight="1pt">
+              <v:shape id="officeArt object" o:spid="_x0000_s1026" type="#_x0000_t202" alt="(1)" style="position:absolute;left:0;text-align:left;margin-left:501.05pt;margin-top:48.15pt;width:21.45pt;height:18.25pt;z-index:251661312;visibility:visible;mso-wrap-style:square;mso-wrap-distance-left:12pt;mso-wrap-distance-top:12pt;mso-wrap-distance-right:12pt;mso-wrap-distance-bottom:12pt;mso-position-horizontal:absolute;mso-position-horizontal-relative:page;mso-position-vertical:absolute;mso-position-vertical-relative:line;v-text-anchor:top" wrapcoords="-50 0 21550 0 21550 21541 -50 21541 -50 0" o:gfxdata="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" filled="f" stroked="f" strokeweight="1pt">
                 <v:stroke miterlimit="4"/>
                 <v:textbox inset="1.2699mm,1.2699mm,1.2699mm,1.2699mm">
                   <w:txbxContent>
@@ -6153,7 +6162,7 @@
           <wp:inline distT="0" distB="0" distL="0" distR="0" wp14:anchorId="20626DB1" wp14:editId="7B16DDA3">
             <wp:extent cx="5065732" cy="1291762"/>
             <wp:effectExtent l="0" t="0" r="0" b="0"/>
-            <wp:docPr id="1073741828" name="Picture 4" descr="W9PZe54etwtMJq7xKmIk50s8glwFXB5_v72RJfnvt5DzI_nvWX9JSIQAXC_Zwe_sW2bwjnqJqe_A8b3l-9SXgiCUicWWUEYMQyPH_kfw6Y2r3ZwDOpXNGgc8yVu1YCdrOMagpbUYtixD.png"/>
+            <wp:docPr id="1073741828" name="officeArt object" descr="W9PZe54etwtMJq7xKmIk50s8glwFXB5_v72RJfnvt5DzI_nvWX9JSIQAXC_Zwe_sW2bwjnqJqe_A8b3l-9SXgiCUicWWUEYMQyPH_kfw6Y2r3ZwDOpXNGgc8yVu1YCdrOMagpbUYtixD.png"/>
             <wp:cNvGraphicFramePr/>
             <a:graphic xmlns:a="http://schemas.openxmlformats.org/drawingml/2006/main">
               <a:graphicData uri="http://schemas.openxmlformats.org/drawingml/2006/picture">
@@ -6904,8 +6913,8 @@
         <w:spacing w:before="200" w:after="200"/>
         <w:jc w:val="both"/>
       </w:pPr>
-      <w:bookmarkStart w:id="54" w:name="_headingh.1t3h5sf"/>
-      <w:bookmarkEnd w:id="54"/>
+      <w:bookmarkStart w:id="55" w:name="_headingh.1t3h5sf"/>
+      <w:bookmarkEnd w:id="55"/>
       <w:r>
         <w:rPr>
           <w:rStyle w:val="Hyperlink2"/>
@@ -7108,7 +7117,7 @@
             <wp:extent cx="5727700" cy="2863850"/>
             <wp:effectExtent l="0" t="0" r="0" b="0"/>
             <wp:wrapTopAndBottom distT="152400" distB="152400"/>
-            <wp:docPr id="1073741829" name="Picture 5" descr="pred_prob_plot.jpeg"/>
+            <wp:docPr id="1073741829" name="officeArt object" descr="pred_prob_plot.jpeg"/>
             <wp:cNvGraphicFramePr/>
             <a:graphic xmlns:a="http://schemas.openxmlformats.org/drawingml/2006/main">
               <a:graphicData uri="http://schemas.openxmlformats.org/drawingml/2006/picture">
@@ -7230,7 +7239,7 @@
           <wp:inline distT="0" distB="0" distL="0" distR="0" wp14:anchorId="7E8C1EC1" wp14:editId="6084DAB5">
             <wp:extent cx="5727573" cy="1897259"/>
             <wp:effectExtent l="0" t="0" r="0" b="0"/>
-            <wp:docPr id="1073741830" name="Picture 6" descr="5-NP_rvfRJd8D3PT-APh_zQeVLYT1al9sdhd99dQZ_u4AhpCfI43Kg6-XR5uJzixZMRdj5lK_xmtLuNWe_eWI4t0jFUqb22iy5od5a3MhNPYl6BeJ6Sc-wwyyvxrCqNLz3liqd6zvdLoKPFyZdBvpA.png"/>
+            <wp:docPr id="1073741830" name="officeArt object" descr="5-NP_rvfRJd8D3PT-APh_zQeVLYT1al9sdhd99dQZ_u4AhpCfI43Kg6-XR5uJzixZMRdj5lK_xmtLuNWe_eWI4t0jFUqb22iy5od5a3MhNPYl6BeJ6Sc-wwyyvxrCqNLz3liqd6zvdLoKPFyZdBvpA.png"/>
             <wp:cNvGraphicFramePr/>
             <a:graphic xmlns:a="http://schemas.openxmlformats.org/drawingml/2006/main">
               <a:graphicData uri="http://schemas.openxmlformats.org/drawingml/2006/picture">
@@ -7328,7 +7337,7 @@
           <wp:inline distT="0" distB="0" distL="0" distR="0" wp14:anchorId="63C730B0" wp14:editId="6BA3AF18">
             <wp:extent cx="5727573" cy="1925897"/>
             <wp:effectExtent l="0" t="0" r="0" b="0"/>
-            <wp:docPr id="1073741831" name="Picture 7" descr="GBoeVHIRVzQPYYmZlvswyyyAsFFrJ8OhnsyczS5l-hDPXfe1UeIseo5SDDHlq7MEJexua83dzVU8C1QicGfVNhN9SL8pZYWp9Th5JJ9vH_c0QZRc86xhRCp5elbVNil6WtM6P9WtoTKa5IuSoCaUyw.png"/>
+            <wp:docPr id="1073741831" name="officeArt object" descr="GBoeVHIRVzQPYYmZlvswyyyAsFFrJ8OhnsyczS5l-hDPXfe1UeIseo5SDDHlq7MEJexua83dzVU8C1QicGfVNhN9SL8pZYWp9Th5JJ9vH_c0QZRc86xhRCp5elbVNil6WtM6P9WtoTKa5IuSoCaUyw.png"/>
             <wp:cNvGraphicFramePr/>
             <a:graphic xmlns:a="http://schemas.openxmlformats.org/drawingml/2006/main">
               <a:graphicData uri="http://schemas.openxmlformats.org/drawingml/2006/picture">
@@ -7387,8 +7396,8 @@
         <w:spacing w:before="200" w:after="200"/>
         <w:jc w:val="both"/>
       </w:pPr>
-      <w:bookmarkStart w:id="55" w:name="_headingh.4d34og8"/>
-      <w:bookmarkEnd w:id="55"/>
+      <w:bookmarkStart w:id="56" w:name="_headingh.4d34og8"/>
+      <w:bookmarkEnd w:id="56"/>
       <w:r>
         <w:rPr>
           <w:rStyle w:val="Hyperlink2"/>
@@ -7770,8 +7779,8 @@
         <w:spacing w:before="200" w:after="200"/>
         <w:jc w:val="both"/>
       </w:pPr>
-      <w:bookmarkStart w:id="56" w:name="_headingh.2s8eyo1"/>
-      <w:bookmarkEnd w:id="56"/>
+      <w:bookmarkStart w:id="57" w:name="_headingh.2s8eyo1"/>
+      <w:bookmarkEnd w:id="57"/>
       <w:r>
         <w:rPr>
           <w:rStyle w:val="Hyperlink2"/>
@@ -14552,7 +14561,7 @@
       </w:r>
     </w:p>
   </w:comment>
-  <w:comment w:id="41" w:author="Microsoft Office User" w:date="2023-06-16T13:26:00Z" w:initials="MOU">
+  <w:comment w:id="42" w:author="Microsoft Office User" w:date="2023-06-16T13:26:00Z" w:initials="MOU">
     <w:p>
       <w:pPr>
         <w:pStyle w:val="CommentText"/>
@@ -14669,21 +14678,7 @@
         <w:rPr>
           <w:rStyle w:val="NoneB"/>
         </w:rPr>
-        <w:t xml:space="preserve">) did </w:t>
-      </w:r>
-      <w:proofErr w:type="gramStart"/>
-      <w:r>
-        <w:rPr>
-          <w:rStyle w:val="NoneB"/>
-        </w:rPr>
-        <w:t>looked</w:t>
-      </w:r>
-      <w:proofErr w:type="gramEnd"/>
-      <w:r>
-        <w:rPr>
-          <w:rStyle w:val="NoneB"/>
-        </w:rPr>
-        <w:t xml:space="preserve"> at occupational titles.</w:t>
+        <w:t>) did look at occupational titles.</w:t>
       </w:r>
       <w:r>
         <w:rPr>
@@ -15952,7 +15947,7 @@
         </w:rPr>
         <w:t xml:space="preserve"> Party frequency is as follows: </w:t>
       </w:r>
-      <w:ins w:id="52" w:author="Microsoft Office User" w:date="2023-06-16T13:46:00Z">
+      <w:ins w:id="53" w:author="Microsoft Office User" w:date="2023-06-16T13:46:00Z">
         <w:r>
           <w:rPr>
             <w:rStyle w:val="Hyperlink9"/>
@@ -15960,7 +15955,7 @@
           <w:t>KD (Christian Democrats, N=271), KESK (Centre Party, N=54), KOK (National Coalition Party, N=113), PS (Finns Party, N=508), RKP (Swedish People's Party, N=141), SDP (Social Democratic Party, N=141), VAS (Left Alliance, N=103), VIHR (Green League, N=54), Others (PIR-Communist Party of Finland and SKP-Pirate Party, N=4)</w:t>
         </w:r>
       </w:ins>
-      <w:del w:id="53" w:author="Microsoft Office User" w:date="2023-06-16T13:46:00Z">
+      <w:del w:id="54" w:author="Microsoft Office User" w:date="2023-06-16T13:46:00Z">
         <w:r>
           <w:rPr>
             <w:rStyle w:val="Hyperlink9"/>

--- a/Bahamonde_Sarpila.docx
+++ b/Bahamonde_Sarpila.docx
@@ -15399,7 +15399,13 @@
         <w:rPr>
           <w:rStyle w:val="Hyperlink9"/>
         </w:rPr>
-        <w:t xml:space="preserve">  We thank one of the reviewers for encouraging this discussion.</w:t>
+        <w:t xml:space="preserve"> </w:t>
+      </w:r>
+      <w:r>
+        <w:rPr>
+          <w:rStyle w:val="Hyperlink9"/>
+        </w:rPr>
+        <w:t>We thank one of the reviewers for encouraging this discussion.</w:t>
       </w:r>
     </w:p>
   </w:footnote>

--- a/Bahamonde_Sarpila.docx
+++ b/Bahamonde_Sarpila.docx
@@ -5244,7 +5244,19 @@
         <w:rPr>
           <w:rStyle w:val="Hyperlink2"/>
         </w:rPr>
-        <w:t xml:space="preserve">This strategy might raise a concern about self-selection bias if, e.g., high-status occupations candidates are usually perceived as more attractive; or if, for example, </w:t>
+        <w:t>This strategy might raise a concern about self-selection bias if, e.g.,</w:t>
+      </w:r>
+      <w:r>
+        <w:rPr>
+          <w:rStyle w:val="Hyperlink2"/>
+        </w:rPr>
+        <w:t xml:space="preserve"> </w:t>
+      </w:r>
+      <w:r>
+        <w:rPr>
+          <w:rStyle w:val="Hyperlink2"/>
+        </w:rPr>
+        <w:t xml:space="preserve">high-status occupations candidates are usually perceived as more attractive; or if, for example, </w:t>
       </w:r>
       <w:r>
         <w:rPr>
@@ -7447,7 +7459,19 @@
         <w:rPr>
           <w:rStyle w:val="Hyperlink2"/>
         </w:rPr>
-        <w:t>expectation-states theory, we argue that information about candidates</w:t>
+        <w:t>expectation-states theory, we argue that information about</w:t>
+      </w:r>
+      <w:r>
+        <w:rPr>
+          <w:rStyle w:val="Hyperlink2"/>
+        </w:rPr>
+        <w:t xml:space="preserve"> candidates’ </w:t>
+      </w:r>
+      <w:r>
+        <w:rPr>
+          <w:rStyle w:val="Hyperlink2"/>
+        </w:rPr>
+        <w:t xml:space="preserve">occupations, combined with information about candidates’ physical appearance, function as cues for status that have an effect on voting choices in low-information elections. Specifically, we show that Finnish citizens systematically vote for candidates that look like they have (and do have) upper-class occupations. Our results are rather uncomfortable. Since Finnish society is highly egalitarian, Finland serves as a </w:t>
       </w:r>
       <w:r>
         <w:rPr>
@@ -7456,13 +7480,44 @@
           <w:rtl/>
           <w:lang w:val="ar-SA"/>
         </w:rPr>
-        <w:t xml:space="preserve">’ </w:t>
-      </w:r>
-      <w:r>
-        <w:rPr>
-          <w:rStyle w:val="Hyperlink2"/>
-        </w:rPr>
-        <w:t xml:space="preserve">occupations, combined with information about candidates’ physical appearance, function as cues for status that have an effect on voting choices in low-information elections. Specifically, we show that Finnish citizens systematically vote for candidates that look like they have (and do have) upper-class occupations. Our results are rather uncomfortable. Since Finnish society is highly egalitarian, Finland serves as a </w:t>
+        <w:t>“</w:t>
+      </w:r>
+      <w:r>
+        <w:rPr>
+          <w:rStyle w:val="Hyperlink2"/>
+        </w:rPr>
+        <w:t xml:space="preserve">hard case” for unequal outcomes, improving the inferential leverage of our empirical findings. Also, more than providing an alternative explanation for voting based on physical attractiveness, our results present a complementary mechanism based on occupation-congruent physical appearance and inequality. </w:t>
+      </w:r>
+    </w:p>
+    <w:p>
+      <w:pPr>
+        <w:pStyle w:val="BodyA"/>
+        <w:spacing w:before="200" w:after="200"/>
+        <w:jc w:val="both"/>
+      </w:pPr>
+      <w:r>
+        <w:rPr>
+          <w:rStyle w:val="Hyperlink2"/>
+        </w:rPr>
+        <w:t>Moreover, occupation as one status characteristic interacts with another</w:t>
+      </w:r>
+      <w:r>
+        <w:rPr>
+          <w:rStyle w:val="Hyperlink2"/>
+        </w:rPr>
+        <w:t xml:space="preserve"> social category</w:t>
+      </w:r>
+      <w:r>
+        <w:rPr>
+          <w:rStyle w:val="Hyperlink2"/>
+        </w:rPr>
+        <w:t>, namely, gender</w:t>
+      </w:r>
+      <w:r>
+        <w:rPr>
+          <w:rStyle w:val="Hyperlink2"/>
+        </w:rPr>
+        <w:t xml:space="preserve">. We find that voters particularly penalize female candidates who have a working-class occupation and look like a representative of the working class. In other words, the </w:t>
       </w:r>
       <w:r>
         <w:rPr>
@@ -7477,7 +7532,131 @@
         <w:rPr>
           <w:rStyle w:val="Hyperlink2"/>
         </w:rPr>
-        <w:t xml:space="preserve">hard case” for unequal outcomes, improving the inferential leverage of our empirical findings. Also, more than providing an alternative explanation for voting based on physical attractiveness, our results present a complementary mechanism based on occupation-congruent physical appearance and inequality. </w:t>
+        <w:t xml:space="preserve">double cue of occupational status”—that is, a lower-status occupational title (first cue) combined with a low-status appearance (second cue)—especially concerns women in electoral contexts. These results are in line with previous studies of physical attractiveness and labor-market outcomes, which have shown that for women, the consequences of physical appearance can be much </w:t>
+      </w:r>
+      <w:r>
+        <w:rPr>
+          <w:rStyle w:val="Hyperlink2"/>
+        </w:rPr>
+        <w:t xml:space="preserve">more complex and severe at the same time </w:t>
+      </w:r>
+      <w:hyperlink r:id="rId107" w:history="1">
+        <w:r>
+          <w:rPr>
+            <w:rStyle w:val="Hyperlink2"/>
+          </w:rPr>
+          <w:t>(</w:t>
+        </w:r>
+        <w:proofErr w:type="spellStart"/>
+        <w:r>
+          <w:rPr>
+            <w:rStyle w:val="Hyperlink2"/>
+          </w:rPr>
+          <w:t>Frevert</w:t>
+        </w:r>
+        <w:proofErr w:type="spellEnd"/>
+        <w:r>
+          <w:rPr>
+            <w:rStyle w:val="Hyperlink2"/>
+          </w:rPr>
+          <w:t xml:space="preserve"> &amp; Walker, 2014; </w:t>
+        </w:r>
+        <w:proofErr w:type="spellStart"/>
+        <w:r>
+          <w:rPr>
+            <w:rStyle w:val="Hyperlink2"/>
+          </w:rPr>
+          <w:t>Kuwabara</w:t>
+        </w:r>
+        <w:proofErr w:type="spellEnd"/>
+        <w:r>
+          <w:rPr>
+            <w:rStyle w:val="Hyperlink2"/>
+          </w:rPr>
+          <w:t xml:space="preserve"> &amp; </w:t>
+        </w:r>
+        <w:proofErr w:type="spellStart"/>
+        <w:r>
+          <w:rPr>
+            <w:rStyle w:val="Hyperlink2"/>
+          </w:rPr>
+          <w:t>Thébaud</w:t>
+        </w:r>
+        <w:proofErr w:type="spellEnd"/>
+        <w:r>
+          <w:rPr>
+            <w:rStyle w:val="Hyperlink2"/>
+          </w:rPr>
+          <w:t xml:space="preserve">, 2017; </w:t>
+        </w:r>
+        <w:proofErr w:type="spellStart"/>
+        <w:r>
+          <w:rPr>
+            <w:rStyle w:val="Hyperlink2"/>
+          </w:rPr>
+          <w:t>Kukkonen</w:t>
+        </w:r>
+        <w:proofErr w:type="spellEnd"/>
+        <w:r>
+          <w:rPr>
+            <w:rStyle w:val="Hyperlink2"/>
+          </w:rPr>
+          <w:t xml:space="preserve"> et al., 2023</w:t>
+        </w:r>
+        <w:r>
+          <w:rPr>
+            <w:rStyle w:val="Hyperlink2"/>
+          </w:rPr>
+          <w:t>)</w:t>
+        </w:r>
+      </w:hyperlink>
+      <w:r>
+        <w:rPr>
+          <w:rStyle w:val="Hyperlink2"/>
+        </w:rPr>
+        <w:t xml:space="preserve">. In keeping with our empirical results, past research on voting and physical attractiveness also indicates that appearance matters more for female than for male candidates </w:t>
+      </w:r>
+      <w:hyperlink r:id="rId108" w:history="1">
+        <w:r>
+          <w:rPr>
+            <w:rStyle w:val="Hyperlink2"/>
+          </w:rPr>
+          <w:t>(</w:t>
+        </w:r>
+        <w:proofErr w:type="spellStart"/>
+        <w:r>
+          <w:rPr>
+            <w:rStyle w:val="Hyperlink2"/>
+          </w:rPr>
+          <w:t>Ditonto</w:t>
+        </w:r>
+        <w:proofErr w:type="spellEnd"/>
+        <w:r>
+          <w:rPr>
+            <w:rStyle w:val="Hyperlink2"/>
+          </w:rPr>
+          <w:t xml:space="preserve"> &amp; Mattes, 2018)</w:t>
+        </w:r>
+      </w:hyperlink>
+      <w:r>
+        <w:rPr>
+          <w:rStyle w:val="Hyperlink2"/>
+        </w:rPr>
+        <w:t xml:space="preserve">. Our findings also reveal that as a status characteristic, being male compensates for the negative impact of male candidates’ occupations. This may be related to the fact that in some left-wing parties, being a man and looking like a representative of the working class might serve as an advantage </w:t>
+      </w:r>
+      <w:hyperlink r:id="rId109" w:history="1">
+        <w:r>
+          <w:rPr>
+            <w:rStyle w:val="Hyperlink2"/>
+          </w:rPr>
+          <w:t>(see Berggren et al., 2017)</w:t>
+        </w:r>
+      </w:hyperlink>
+      <w:r>
+        <w:rPr>
+          <w:rStyle w:val="Hyperlink2"/>
+        </w:rPr>
+        <w:t>. Overall, our study suggests that expectation-states theory is a useful theoretical framework for understanding how physical appearance, as a marker of occupational status, may be decisive in elections.</w:t>
       </w:r>
     </w:p>
     <w:p>
@@ -7488,166 +7667,23 @@
       </w:pPr>
       <w:r>
         <w:rPr>
-          <w:rStyle w:val="Hyperlink2"/>
-        </w:rPr>
-        <w:t>Moreover, occupation as one status characteristic interacts with another</w:t>
-      </w:r>
-      <w:r>
-        <w:rPr>
-          <w:rStyle w:val="Hyperlink2"/>
-        </w:rPr>
-        <w:t xml:space="preserve"> social category</w:t>
-      </w:r>
-      <w:r>
-        <w:rPr>
-          <w:rStyle w:val="Hyperlink2"/>
-        </w:rPr>
-        <w:t>, namely, gender</w:t>
-      </w:r>
-      <w:r>
-        <w:rPr>
-          <w:rStyle w:val="Hyperlink2"/>
-        </w:rPr>
-        <w:t xml:space="preserve">. We find that voters particularly penalize female candidates who have a working-class occupation and look like a representative of the working class. In other words, the </w:t>
-      </w:r>
-      <w:r>
-        <w:rPr>
-          <w:rStyle w:val="None"/>
-          <w:rFonts w:ascii="Arial Unicode MS" w:hAnsi="Arial Unicode MS"/>
-          <w:rtl/>
-          <w:lang w:val="ar-SA"/>
-        </w:rPr>
-        <w:t>“</w:t>
-      </w:r>
-      <w:r>
-        <w:rPr>
-          <w:rStyle w:val="Hyperlink2"/>
-        </w:rPr>
-        <w:t xml:space="preserve">double cue of occupational status”—that is, a lower-status occupational title (first cue) combined with a low-status appearance (second cue)— especially concerns women in electoral contexts. These results are in line with previous studies of physical attractiveness and labor-market outcomes, which have shown that for women, the consequences of physical appearance can be much </w:t>
-      </w:r>
-      <w:r>
-        <w:rPr>
-          <w:rStyle w:val="Hyperlink2"/>
-        </w:rPr>
-        <w:t xml:space="preserve">more complex and severe at the same time </w:t>
-      </w:r>
-      <w:hyperlink r:id="rId107" w:history="1">
-        <w:r>
-          <w:rPr>
-            <w:rStyle w:val="Hyperlink2"/>
-          </w:rPr>
-          <w:t>(</w:t>
-        </w:r>
-        <w:proofErr w:type="spellStart"/>
-        <w:r>
-          <w:rPr>
-            <w:rStyle w:val="Hyperlink2"/>
-          </w:rPr>
-          <w:t>Frevert</w:t>
-        </w:r>
-        <w:proofErr w:type="spellEnd"/>
-        <w:r>
-          <w:rPr>
-            <w:rStyle w:val="Hyperlink2"/>
-          </w:rPr>
-          <w:t xml:space="preserve"> &amp; Walker, 2014; </w:t>
-        </w:r>
-        <w:proofErr w:type="spellStart"/>
-        <w:r>
-          <w:rPr>
-            <w:rStyle w:val="Hyperlink2"/>
-          </w:rPr>
-          <w:t>Kuwabara</w:t>
-        </w:r>
-        <w:proofErr w:type="spellEnd"/>
-        <w:r>
-          <w:rPr>
-            <w:rStyle w:val="Hyperlink2"/>
-          </w:rPr>
-          <w:t xml:space="preserve"> &amp; </w:t>
-        </w:r>
-        <w:proofErr w:type="spellStart"/>
-        <w:r>
-          <w:rPr>
-            <w:rStyle w:val="Hyperlink2"/>
-          </w:rPr>
-          <w:t>Thébaud</w:t>
-        </w:r>
-        <w:proofErr w:type="spellEnd"/>
-        <w:r>
-          <w:rPr>
-            <w:rStyle w:val="Hyperlink2"/>
-          </w:rPr>
-          <w:t xml:space="preserve">, 2017; </w:t>
-        </w:r>
-        <w:proofErr w:type="spellStart"/>
-        <w:r>
-          <w:rPr>
-            <w:rStyle w:val="Hyperlink2"/>
-          </w:rPr>
-          <w:t>Kukkonen</w:t>
-        </w:r>
-        <w:proofErr w:type="spellEnd"/>
-        <w:r>
-          <w:rPr>
-            <w:rStyle w:val="Hyperlink2"/>
-          </w:rPr>
-          <w:t xml:space="preserve"> et al., 2023</w:t>
-        </w:r>
-        <w:r>
-          <w:rPr>
-            <w:rStyle w:val="Hyperlink2"/>
-          </w:rPr>
-          <w:t>)</w:t>
-        </w:r>
-      </w:hyperlink>
-      <w:r>
-        <w:rPr>
-          <w:rStyle w:val="Hyperlink2"/>
-        </w:rPr>
-        <w:t xml:space="preserve">. In keeping with our empirical results, past research on voting and physical attractiveness also indicates that appearance matters more for female than for male candidates </w:t>
-      </w:r>
-      <w:hyperlink r:id="rId108" w:history="1">
-        <w:r>
-          <w:rPr>
-            <w:rStyle w:val="Hyperlink2"/>
-          </w:rPr>
-          <w:t>(</w:t>
-        </w:r>
-        <w:proofErr w:type="spellStart"/>
-        <w:r>
-          <w:rPr>
-            <w:rStyle w:val="Hyperlink2"/>
-          </w:rPr>
-          <w:t>Ditonto</w:t>
-        </w:r>
-        <w:proofErr w:type="spellEnd"/>
-        <w:r>
-          <w:rPr>
-            <w:rStyle w:val="Hyperlink2"/>
-          </w:rPr>
-          <w:t xml:space="preserve"> &amp; Mattes, 2018)</w:t>
-        </w:r>
-      </w:hyperlink>
-      <w:r>
-        <w:rPr>
-          <w:rStyle w:val="Hyperlink2"/>
-        </w:rPr>
-        <w:t xml:space="preserve">. Our findings also reveal that as a status characteristic, being male compensates for the negative impact of male candidates’ occupations. This may be related to the fact that in some left-wing parties, being a man and looking like a representative of the working class might serve as an advantage </w:t>
-      </w:r>
-      <w:hyperlink r:id="rId109" w:history="1">
-        <w:r>
-          <w:rPr>
-            <w:rStyle w:val="Hyperlink2"/>
-          </w:rPr>
-          <w:t>(see Berggren et al., 2017)</w:t>
-        </w:r>
-      </w:hyperlink>
-      <w:r>
-        <w:rPr>
-          <w:rStyle w:val="Hyperlink2"/>
-        </w:rPr>
-        <w:t>. Overall, our study suggests that expectation-states theory is a useful theoretical framework for understanding how physical appearance, as a marker of occupational status, may be decisive in elections.</w:t>
+          <w:rStyle w:val="NoneB"/>
+        </w:rPr>
+        <w:t xml:space="preserve">In terms of social inequalities and democracy, the results raise serious concerns. Official statistics show that women and elected representatives with working-class occupations are already underrepresented in municipal councils </w:t>
+      </w:r>
+      <w:hyperlink r:id="rId110" w:history="1">
+        <w:r>
+          <w:rPr>
+            <w:rStyle w:val="NoneB"/>
+          </w:rPr>
+          <w:t>(Official Statistics Finland, 2017)</w:t>
+        </w:r>
+      </w:hyperlink>
+      <w:r>
+        <w:rPr>
+          <w:rStyle w:val="NoneB"/>
+        </w:rPr>
+        <w:t>. At the same time, we showed that the physical appearance of working-class women further lowers their chances of receiving a higher vote count.</w:t>
       </w:r>
     </w:p>
     <w:p>
@@ -7660,33 +7696,6 @@
         <w:rPr>
           <w:rStyle w:val="NoneB"/>
         </w:rPr>
-        <w:t xml:space="preserve">In terms of social inequalities and democracy, the results raise serious concerns. Official statistics show that women and elected representatives with working-class occupations are already underrepresented in municipal councils </w:t>
-      </w:r>
-      <w:hyperlink r:id="rId110" w:history="1">
-        <w:r>
-          <w:rPr>
-            <w:rStyle w:val="NoneB"/>
-          </w:rPr>
-          <w:t>(Official Statistics Finland, 2017)</w:t>
-        </w:r>
-      </w:hyperlink>
-      <w:r>
-        <w:rPr>
-          <w:rStyle w:val="NoneB"/>
-        </w:rPr>
-        <w:t>. At the same time, we showed that the physical appearance of working-class women further lowers their chances of receiving a higher vote count.</w:t>
-      </w:r>
-    </w:p>
-    <w:p>
-      <w:pPr>
-        <w:pStyle w:val="BodyA"/>
-        <w:spacing w:before="200" w:after="200"/>
-        <w:jc w:val="both"/>
-      </w:pPr>
-      <w:r>
-        <w:rPr>
-          <w:rStyle w:val="NoneB"/>
-        </w:rPr>
         <w:t xml:space="preserve">In many ways, our study is explorative, calling </w:t>
       </w:r>
       <w:r>
@@ -7718,14 +7727,7 @@
           <w:rPr>
             <w:rStyle w:val="NoneB"/>
           </w:rPr>
-          <w:t xml:space="preserve">(e.g., </w:t>
-        </w:r>
-        <w:r>
-          <w:rPr>
-            <w:rStyle w:val="NoneB"/>
-          </w:rPr>
-          <w:lastRenderedPageBreak/>
-          <w:t>Evans, 2000)</w:t>
+          <w:t>(e.g., Evans, 2000)</w:t>
         </w:r>
       </w:hyperlink>
       <w:r>
@@ -7738,6 +7740,7 @@
         <w:rPr>
           <w:rStyle w:val="NoneB"/>
         </w:rPr>
+        <w:lastRenderedPageBreak/>
         <w:t xml:space="preserve">Second, </w:t>
       </w:r>
       <w:r>
@@ -15399,13 +15402,7 @@
         <w:rPr>
           <w:rStyle w:val="Hyperlink9"/>
         </w:rPr>
-        <w:t xml:space="preserve"> </w:t>
-      </w:r>
-      <w:r>
-        <w:rPr>
-          <w:rStyle w:val="Hyperlink9"/>
-        </w:rPr>
-        <w:t>We thank one of the reviewers for encouraging this discussion.</w:t>
+        <w:t xml:space="preserve"> We thank one of the reviewers for encouraging this discussion.</w:t>
       </w:r>
     </w:p>
   </w:footnote>

--- a/Bahamonde_Sarpila.docx
+++ b/Bahamonde_Sarpila.docx
@@ -130,104 +130,83 @@
         <w:rPr>
           <w:rStyle w:val="Hyperlink2"/>
         </w:rPr>
-        <w:t>A consensus seems to exist around physically attractive candidates winning elections more often. Unfortunately, how voters evaluate candidates with socioeconomically (dis)advantageous</w:t>
-      </w:r>
-      <w:ins w:id="0" w:author="Outi Sarpila" w:date="2023-06-14T14:22:00Z">
-        <w:r>
-          <w:rPr>
-            <w:rStyle w:val="Hyperlink2"/>
-          </w:rPr>
-          <w:t xml:space="preserve"> </w:t>
+        <w:t xml:space="preserve">A consensus seems to exist around physically attractive candidates winning elections more often. Unfortunately, </w:t>
+      </w:r>
+      <w:ins w:id="0" w:author="Microsoft Office User" w:date="2023-06-20T08:59:00Z">
+        <w:r>
+          <w:rPr>
+            <w:rStyle w:val="Hyperlink2"/>
+          </w:rPr>
+          <w:t>we have limited understanding of how voters assess candidates with socioeconomically (dis)advantageous physical appearances</w:t>
         </w:r>
       </w:ins>
-      <w:commentRangeStart w:id="1"/>
-      <w:del w:id="2" w:author="Outi Sarpila" w:date="2023-06-14T14:21:00Z">
+      <w:del w:id="1" w:author="Microsoft Office User" w:date="2023-06-20T08:59:00Z">
+        <w:r>
+          <w:rPr>
+            <w:rStyle w:val="Hyperlink2"/>
+          </w:rPr>
+          <w:delText>how voters evaluate candidates with socioeconomically (dis)advantageous</w:delText>
+        </w:r>
         <w:r>
           <w:rPr>
             <w:rStyle w:val="Hyperlink2"/>
           </w:rPr>
           <w:delText xml:space="preserve"> </w:delText>
         </w:r>
+        <w:commentRangeStart w:id="2"/>
+        <w:commentRangeStart w:id="3"/>
+        <w:r>
+          <w:rPr>
+            <w:rStyle w:val="Hyperlink2"/>
+            <w:rFonts w:hint="cs"/>
+            <w:rtl/>
+          </w:rPr>
+          <w:delText>physical</w:delText>
+        </w:r>
+        <w:r>
+          <w:rPr>
+            <w:rStyle w:val="Hyperlink2"/>
+          </w:rPr>
+          <w:delText xml:space="preserve"> </w:delText>
+        </w:r>
+        <w:r>
+          <w:rPr>
+            <w:rStyle w:val="Hyperlink2"/>
+          </w:rPr>
+          <w:delText>appearance</w:delText>
+        </w:r>
+        <w:commentRangeEnd w:id="2"/>
+        <w:r>
+          <w:rPr>
+            <w:rStyle w:val="Hyperlink2"/>
+          </w:rPr>
+          <w:commentReference w:id="2"/>
+        </w:r>
+        <w:commentRangeEnd w:id="3"/>
+        <w:r>
+          <w:rPr>
+            <w:rStyle w:val="Hyperlink2"/>
+          </w:rPr>
+          <w:commentReference w:id="3"/>
+        </w:r>
+        <w:r>
+          <w:rPr>
+            <w:rStyle w:val="Hyperlink2"/>
+          </w:rPr>
+          <w:delText xml:space="preserve"> </w:delText>
+        </w:r>
+        <w:r>
+          <w:rPr>
+            <w:rStyle w:val="Hyperlink2"/>
+          </w:rPr>
+          <w:delText>relatively unknown</w:delText>
+        </w:r>
       </w:del>
-      <w:proofErr w:type="spellStart"/>
-      <w:ins w:id="3" w:author="Outi Sarpila" w:date="2023-06-14T14:21:00Z">
-        <w:r>
-          <w:rPr>
-            <w:rStyle w:val="None"/>
-            <w:rFonts w:ascii="Arial Unicode MS" w:hAnsi="Arial Unicode MS" w:hint="cs"/>
-            <w:rtl/>
-            <w:lang w:val="ar-SA"/>
-          </w:rPr>
-          <w:t>physical</w:t>
-        </w:r>
-      </w:ins>
-      <w:proofErr w:type="spellEnd"/>
-      <w:del w:id="4" w:author="Outi Sarpila" w:date="2023-06-14T14:21:00Z">
-        <w:r>
-          <w:rPr>
-            <w:rStyle w:val="None"/>
-            <w:rFonts w:ascii="Arial Unicode MS" w:hAnsi="Arial Unicode MS"/>
-            <w:rtl/>
-            <w:lang w:val="ar-SA"/>
-          </w:rPr>
-          <w:delText>“</w:delText>
-        </w:r>
-        <w:r>
-          <w:rPr>
-            <w:rStyle w:val="Hyperlink2"/>
-          </w:rPr>
-          <w:delText>looks” i</w:delText>
-        </w:r>
-      </w:del>
-      <w:del w:id="5" w:author="Outi Sarpila" w:date="2023-06-14T14:22:00Z">
-        <w:r>
-          <w:rPr>
-            <w:rStyle w:val="Hyperlink2"/>
-          </w:rPr>
-          <w:delText>s</w:delText>
-        </w:r>
-      </w:del>
-      <w:r>
-        <w:rPr>
-          <w:rStyle w:val="Hyperlink2"/>
-        </w:rPr>
-        <w:t xml:space="preserve"> </w:t>
-      </w:r>
-      <w:ins w:id="6" w:author="Outi Sarpila" w:date="2023-06-14T14:22:00Z">
-        <w:r>
-          <w:rPr>
-            <w:rStyle w:val="Hyperlink2"/>
-          </w:rPr>
-          <w:t>appearance</w:t>
-        </w:r>
-      </w:ins>
-      <w:commentRangeEnd w:id="1"/>
-      <w:r>
-        <w:rPr>
-          <w:rStyle w:val="CommentReference"/>
-          <w:rFonts w:ascii="Times New Roman" w:hAnsi="Times New Roman" w:cs="Times New Roman"/>
-          <w:color w:val="auto"/>
-          <w14:textOutline w14:w="0" w14:cap="rnd" w14:cmpd="sng" w14:algn="ctr">
-            <w14:noFill/>
-            <w14:prstDash w14:val="solid"/>
-            <w14:bevel/>
-          </w14:textOutline>
-        </w:rPr>
-        <w:commentReference w:id="1"/>
-      </w:r>
-      <w:ins w:id="7" w:author="Outi Sarpila" w:date="2023-06-14T14:22:00Z">
-        <w:r>
-          <w:rPr>
-            <w:rStyle w:val="Hyperlink2"/>
-          </w:rPr>
-          <w:t xml:space="preserve"> </w:t>
-        </w:r>
-      </w:ins>
-      <w:r>
-        <w:rPr>
-          <w:rStyle w:val="Hyperlink2"/>
-        </w:rPr>
-        <w:t>relatively unknown. To bridge this gap, we studied the electoral consequences of candidates looking upper-class, middle-class, or working-class. Using official electoral data for the 2017 Finnish municipal elections and a novel dataset based on a representative sample of the Finnish population (N=7,920), we found that Finnish citizens systematically vote for candidates who look like they have (and do have) upper-class occupations. Furthermore, the data strongly suggest that a systematic electoral penalty exists, particularly for female candidates who look like they have (and do have) working-class occupations.</w:t>
+      <w:r>
+        <w:rPr>
+          <w:rStyle w:val="Hyperlink2"/>
+        </w:rPr>
+        <w:t>. To bridge this gap, we studied the electoral consequences of candidates looking upper-class, middle-class, or working-class. Using official electoral data for the 2017 Finnish municipal elections and a novel dataset based on a representative sample of the Finnish population (N=7,920), we found that Finnish citizens systematically vote for candidates who look like they have (and do have) upper-class occupations. Furthermore, the data strongly suggest that a systematic electoral penalty exists, particularly for female candidates who look like they have (and do have) working-class occupations.</w:t>
       </w:r>
     </w:p>
     <w:p>
@@ -346,8 +325,8 @@
       <w:pPr>
         <w:pStyle w:val="Subtitle"/>
       </w:pPr>
-      <w:bookmarkStart w:id="8" w:name="_headingh.gjdgxs"/>
-      <w:bookmarkEnd w:id="8"/>
+      <w:bookmarkStart w:id="4" w:name="_headingh.gjdgxs"/>
+      <w:bookmarkEnd w:id="4"/>
       <w:r>
         <w:rPr>
           <w:rStyle w:val="NoneB"/>
@@ -497,185 +476,6 @@
       <w:r>
         <w:rPr>
           <w:rStyle w:val="None"/>
-          <w:rFonts w:ascii="Arial Unicode MS" w:hAnsi="Arial Unicode MS" w:hint="cs"/>
-          <w:rtl/>
-          <w:lang w:val="ar-SA"/>
-        </w:rPr>
-        <w:t>'</w:t>
-      </w:r>
-      <w:r>
-        <w:rPr>
-          <w:rStyle w:val="Hyperlink2"/>
-        </w:rPr>
-        <w:t xml:space="preserve">s physical appearance–e.g., looking upper or lower class–remains relatively understudied. This is a rather important, yet overlooked question. Substantively, we note that attractiveness is just </w:t>
-      </w:r>
-      <w:r>
-        <w:rPr>
-          <w:rStyle w:val="Hyperlink13"/>
-        </w:rPr>
-        <w:t>one</w:t>
-      </w:r>
-      <w:r>
-        <w:rPr>
-          <w:rStyle w:val="Hyperlink2"/>
-        </w:rPr>
-        <w:t xml:space="preserve"> dimension of physical appearance. For example, going beyond physical attractiveness, we do not know whether candidates who embody working-class looks perform better or worse in elections where they run against middle- or upper-class-looking candidates and if this potential relationship varies by gender. Overall, we contend that having overlooked the intertwined role of physical appearance and social stratification in voting leaves an important gap in the literature. Since individual perceptions of candidates inform voting decisions (</w:t>
-      </w:r>
-      <w:hyperlink r:id="rId13" w:history="1">
-        <w:r>
-          <w:rPr>
-            <w:rStyle w:val="Hyperlink2"/>
-          </w:rPr>
-          <w:t xml:space="preserve">Lau &amp; </w:t>
-        </w:r>
-        <w:proofErr w:type="spellStart"/>
-        <w:r>
-          <w:rPr>
-            <w:rStyle w:val="Hyperlink2"/>
-          </w:rPr>
-          <w:t>Redlawsk</w:t>
-        </w:r>
-        <w:proofErr w:type="spellEnd"/>
-        <w:r>
-          <w:rPr>
-            <w:rStyle w:val="Hyperlink2"/>
-          </w:rPr>
-          <w:t>, 2001)</w:t>
-        </w:r>
-      </w:hyperlink>
-      <w:r>
-        <w:rPr>
-          <w:rStyle w:val="Hyperlink2"/>
-        </w:rPr>
-        <w:t xml:space="preserve"> with vast political consequences—for instance, the formation and dissolution of governments—we believe that addressing this serious question is essential. </w:t>
-      </w:r>
-    </w:p>
-    <w:p>
-      <w:pPr>
-        <w:pStyle w:val="BodyA"/>
-        <w:spacing w:before="200" w:after="200"/>
-        <w:jc w:val="both"/>
-      </w:pPr>
-      <w:r>
-        <w:rPr>
-          <w:rStyle w:val="NoneB"/>
-        </w:rPr>
-        <w:t xml:space="preserve">Building on the theory of status characteristics and expectation states </w:t>
-      </w:r>
-      <w:hyperlink r:id="rId14" w:history="1">
-        <w:r>
-          <w:rPr>
-            <w:rStyle w:val="NoneB"/>
-          </w:rPr>
-          <w:t>(Monk et al., 2021; Ridgeway, 2011; Webster &amp; Driskell, 1983)</w:t>
-        </w:r>
-      </w:hyperlink>
-      <w:r>
-        <w:rPr>
-          <w:rStyle w:val="NoneB"/>
-        </w:rPr>
-        <w:t xml:space="preserve">, we suggest that the returns of physical appearance vary considerably by subgroup—that is, by combinations of status characteristics </w:t>
-      </w:r>
-      <w:hyperlink r:id="rId15" w:history="1">
-        <w:r>
-          <w:rPr>
-            <w:rStyle w:val="NoneB"/>
-          </w:rPr>
-          <w:t xml:space="preserve">(see also </w:t>
-        </w:r>
-        <w:proofErr w:type="spellStart"/>
-        <w:r>
-          <w:rPr>
-            <w:rStyle w:val="NoneB"/>
-          </w:rPr>
-          <w:t>Jæger</w:t>
-        </w:r>
-        <w:proofErr w:type="spellEnd"/>
-        <w:r>
-          <w:rPr>
-            <w:rStyle w:val="NoneB"/>
-          </w:rPr>
-          <w:t xml:space="preserve">, 2011; </w:t>
-        </w:r>
-        <w:proofErr w:type="spellStart"/>
-        <w:r>
-          <w:rPr>
-            <w:rStyle w:val="NoneB"/>
-          </w:rPr>
-          <w:t>Kuwabara</w:t>
-        </w:r>
-        <w:proofErr w:type="spellEnd"/>
-        <w:r>
-          <w:rPr>
-            <w:rStyle w:val="NoneB"/>
-          </w:rPr>
-          <w:t xml:space="preserve"> &amp; </w:t>
-        </w:r>
-        <w:proofErr w:type="spellStart"/>
-        <w:r>
-          <w:rPr>
-            <w:rStyle w:val="NoneB"/>
-          </w:rPr>
-          <w:t>Thébaud</w:t>
-        </w:r>
-        <w:proofErr w:type="spellEnd"/>
-        <w:r>
-          <w:rPr>
-            <w:rStyle w:val="NoneB"/>
-          </w:rPr>
-          <w:t>, 2017; Monk et al., 2021; Webster &amp; Driskell, 1983)</w:t>
-        </w:r>
-      </w:hyperlink>
-      <w:r>
-        <w:rPr>
-          <w:rStyle w:val="NoneB"/>
-        </w:rPr>
-        <w:t>. In this paper, we analyze the interplay of two candidate-status characteristics: occupation-based social class and gender. Thus, the paper provides new insights into social inequalities in voting, with a focus on physical appearance.</w:t>
-      </w:r>
-    </w:p>
-    <w:p>
-      <w:pPr>
-        <w:pStyle w:val="BodyA"/>
-        <w:spacing w:before="200" w:after="200"/>
-        <w:jc w:val="both"/>
-      </w:pPr>
-      <w:r>
-        <w:rPr>
-          <w:rStyle w:val="Hyperlink2"/>
-        </w:rPr>
-        <w:t xml:space="preserve">Drawing also from the literature on the use of heuristics in elections </w:t>
-      </w:r>
-      <w:hyperlink r:id="rId16" w:history="1">
-        <w:r>
-          <w:rPr>
-            <w:rStyle w:val="Hyperlink2"/>
-          </w:rPr>
-          <w:t xml:space="preserve">(Tversky &amp; Kahneman, 1973; Lau &amp; </w:t>
-        </w:r>
-        <w:proofErr w:type="spellStart"/>
-        <w:r>
-          <w:rPr>
-            <w:rStyle w:val="Hyperlink2"/>
-          </w:rPr>
-          <w:t>Redlawsk</w:t>
-        </w:r>
-        <w:proofErr w:type="spellEnd"/>
-        <w:r>
-          <w:rPr>
-            <w:rStyle w:val="Hyperlink2"/>
-          </w:rPr>
-          <w:t>, 2001)</w:t>
-        </w:r>
-      </w:hyperlink>
-      <w:r>
-        <w:rPr>
-          <w:rStyle w:val="Hyperlink2"/>
-        </w:rPr>
-        <w:t>, we argue that information about a candidate</w:t>
-      </w:r>
-      <w:r>
-        <w:rPr>
-          <w:rStyle w:val="None"/>
           <w:rFonts w:ascii="Arial Unicode MS" w:hAnsi="Arial Unicode MS"/>
           <w:rtl/>
           <w:lang w:val="ar-SA"/>
@@ -686,35 +486,171 @@
         <w:rPr>
           <w:rStyle w:val="Hyperlink2"/>
         </w:rPr>
-        <w:t>s occupation and physical appearance works via status cues (</w:t>
-      </w:r>
-      <w:proofErr w:type="spellStart"/>
-      <w:r>
-        <w:rPr>
-          <w:rStyle w:val="Hyperlink2"/>
-        </w:rPr>
-        <w:t>Stockemer</w:t>
-      </w:r>
-      <w:proofErr w:type="spellEnd"/>
-      <w:r>
-        <w:rPr>
-          <w:rStyle w:val="Hyperlink2"/>
-        </w:rPr>
-        <w:t xml:space="preserve"> &amp; </w:t>
-      </w:r>
-      <w:proofErr w:type="spellStart"/>
-      <w:r>
-        <w:rPr>
-          <w:rStyle w:val="Hyperlink2"/>
-        </w:rPr>
-        <w:t>Praino</w:t>
-      </w:r>
-      <w:proofErr w:type="spellEnd"/>
-      <w:r>
-        <w:rPr>
-          <w:rStyle w:val="Hyperlink2"/>
-        </w:rPr>
-        <w:t xml:space="preserve">, 2017). These </w:t>
+        <w:t xml:space="preserve">s physical appearance–e.g., looking upper or lower class–remains relatively understudied. This is a rather important, yet overlooked question. Substantively, we note that attractiveness is just </w:t>
+      </w:r>
+      <w:r>
+        <w:rPr>
+          <w:rStyle w:val="Hyperlink13"/>
+        </w:rPr>
+        <w:t>one</w:t>
+      </w:r>
+      <w:r>
+        <w:rPr>
+          <w:rStyle w:val="Hyperlink2"/>
+        </w:rPr>
+        <w:t xml:space="preserve"> dimension of physical appearance. For example, going beyond physical attractiveness, we do not know whether candidates who embody working-class looks perform better or worse in elections where they run against middle- or upper-class-looking candidates and if this potential relationship varies by gender. Overall, we contend that having overlooked the intertwined role of physical appearance and social stratification in voting leaves an important gap in the literature. Since individual perceptions of candidates inform voting decisions (</w:t>
+      </w:r>
+      <w:hyperlink r:id="rId13" w:history="1">
+        <w:r>
+          <w:rPr>
+            <w:rStyle w:val="Hyperlink2"/>
+          </w:rPr>
+          <w:t xml:space="preserve">Lau &amp; </w:t>
+        </w:r>
+        <w:proofErr w:type="spellStart"/>
+        <w:r>
+          <w:rPr>
+            <w:rStyle w:val="Hyperlink2"/>
+          </w:rPr>
+          <w:t>Redlawsk</w:t>
+        </w:r>
+        <w:proofErr w:type="spellEnd"/>
+        <w:r>
+          <w:rPr>
+            <w:rStyle w:val="Hyperlink2"/>
+          </w:rPr>
+          <w:t>, 2001)</w:t>
+        </w:r>
+      </w:hyperlink>
+      <w:r>
+        <w:rPr>
+          <w:rStyle w:val="Hyperlink2"/>
+        </w:rPr>
+        <w:t xml:space="preserve"> with vast political consequences—for instance, the formation and dissolution of governments—we believe that addressing this serious question is essential. </w:t>
+      </w:r>
+    </w:p>
+    <w:p>
+      <w:pPr>
+        <w:pStyle w:val="BodyA"/>
+        <w:spacing w:before="200" w:after="200"/>
+        <w:jc w:val="both"/>
+      </w:pPr>
+      <w:r>
+        <w:rPr>
+          <w:rStyle w:val="NoneB"/>
+        </w:rPr>
+        <w:t xml:space="preserve">Building on the theory of status characteristics and expectation states </w:t>
+      </w:r>
+      <w:hyperlink r:id="rId14" w:history="1">
+        <w:r>
+          <w:rPr>
+            <w:rStyle w:val="NoneB"/>
+          </w:rPr>
+          <w:t>(Monk et al., 2021; Ridgeway, 2011; Webster &amp; Driskell, 1983)</w:t>
+        </w:r>
+      </w:hyperlink>
+      <w:r>
+        <w:rPr>
+          <w:rStyle w:val="NoneB"/>
+        </w:rPr>
+        <w:t xml:space="preserve">, we suggest that the returns of physical appearance vary considerably by subgroup—that is, by combinations of status characteristics </w:t>
+      </w:r>
+      <w:hyperlink r:id="rId15" w:history="1">
+        <w:r>
+          <w:rPr>
+            <w:rStyle w:val="NoneB"/>
+          </w:rPr>
+          <w:t xml:space="preserve">(see also </w:t>
+        </w:r>
+        <w:proofErr w:type="spellStart"/>
+        <w:r>
+          <w:rPr>
+            <w:rStyle w:val="NoneB"/>
+          </w:rPr>
+          <w:t>Jæger</w:t>
+        </w:r>
+        <w:proofErr w:type="spellEnd"/>
+        <w:r>
+          <w:rPr>
+            <w:rStyle w:val="NoneB"/>
+          </w:rPr>
+          <w:t xml:space="preserve">, 2011; </w:t>
+        </w:r>
+        <w:proofErr w:type="spellStart"/>
+        <w:r>
+          <w:rPr>
+            <w:rStyle w:val="NoneB"/>
+          </w:rPr>
+          <w:t>Kuwabara</w:t>
+        </w:r>
+        <w:proofErr w:type="spellEnd"/>
+        <w:r>
+          <w:rPr>
+            <w:rStyle w:val="NoneB"/>
+          </w:rPr>
+          <w:t xml:space="preserve"> &amp; </w:t>
+        </w:r>
+        <w:proofErr w:type="spellStart"/>
+        <w:r>
+          <w:rPr>
+            <w:rStyle w:val="NoneB"/>
+          </w:rPr>
+          <w:t>Thébaud</w:t>
+        </w:r>
+        <w:proofErr w:type="spellEnd"/>
+        <w:r>
+          <w:rPr>
+            <w:rStyle w:val="NoneB"/>
+          </w:rPr>
+          <w:t>, 2017; Monk et al., 2021; Webster &amp; Driskell, 1983)</w:t>
+        </w:r>
+      </w:hyperlink>
+      <w:r>
+        <w:rPr>
+          <w:rStyle w:val="NoneB"/>
+        </w:rPr>
+        <w:t>. In this paper, we analyze the interplay of two candidate-status characteristics: occupation-based social class and gender. Thus, the paper provides new insights into social inequalities in voting, with a focus on physical appearance.</w:t>
+      </w:r>
+    </w:p>
+    <w:p>
+      <w:pPr>
+        <w:pStyle w:val="BodyA"/>
+        <w:spacing w:before="200" w:after="200"/>
+        <w:jc w:val="both"/>
+      </w:pPr>
+      <w:r>
+        <w:rPr>
+          <w:rStyle w:val="Hyperlink2"/>
+        </w:rPr>
+        <w:t xml:space="preserve">Drawing also from the literature on the use of heuristics in elections </w:t>
+      </w:r>
+      <w:hyperlink r:id="rId16" w:history="1">
+        <w:r>
+          <w:rPr>
+            <w:rStyle w:val="Hyperlink2"/>
+          </w:rPr>
+          <w:t xml:space="preserve">(Tversky &amp; Kahneman, 1973; Lau &amp; </w:t>
+        </w:r>
+        <w:proofErr w:type="spellStart"/>
+        <w:r>
+          <w:rPr>
+            <w:rStyle w:val="Hyperlink2"/>
+          </w:rPr>
+          <w:t>Redlawsk</w:t>
+        </w:r>
+        <w:proofErr w:type="spellEnd"/>
+        <w:r>
+          <w:rPr>
+            <w:rStyle w:val="Hyperlink2"/>
+          </w:rPr>
+          <w:t>, 2001)</w:t>
+        </w:r>
+      </w:hyperlink>
+      <w:r>
+        <w:rPr>
+          <w:rStyle w:val="Hyperlink2"/>
+        </w:rPr>
+        <w:t>, we argue that information about a candidate</w:t>
       </w:r>
       <w:r>
         <w:rPr>
@@ -723,53 +659,41 @@
           <w:rtl/>
           <w:lang w:val="ar-SA"/>
         </w:rPr>
-        <w:t>“</w:t>
-      </w:r>
-      <w:r>
-        <w:rPr>
-          <w:rStyle w:val="Hyperlink2"/>
-        </w:rPr>
-        <w:t xml:space="preserve">cheap” heuristic shortcuts affect voting choices, particularly in low-information elections. Importantly, because looks will more likely penalize women </w:t>
-      </w:r>
-      <w:hyperlink r:id="rId17" w:history="1">
-        <w:r>
-          <w:rPr>
-            <w:rStyle w:val="Hyperlink2"/>
-          </w:rPr>
-          <w:t>(</w:t>
-        </w:r>
-        <w:proofErr w:type="spellStart"/>
-        <w:r>
-          <w:rPr>
-            <w:rStyle w:val="Hyperlink2"/>
-          </w:rPr>
-          <w:t>Kukkonen</w:t>
-        </w:r>
-        <w:proofErr w:type="spellEnd"/>
-        <w:r>
-          <w:rPr>
-            <w:rStyle w:val="Hyperlink2"/>
-          </w:rPr>
-          <w:t xml:space="preserve"> et al., 202</w:t>
-        </w:r>
-        <w:r>
-          <w:rPr>
-            <w:rStyle w:val="Hyperlink2"/>
-          </w:rPr>
-          <w:t>3</w:t>
-        </w:r>
-        <w:r>
-          <w:rPr>
-            <w:rStyle w:val="Hyperlink2"/>
-          </w:rPr>
-          <w:t>)</w:t>
-        </w:r>
-      </w:hyperlink>
-      <w:r>
-        <w:rPr>
-          <w:rStyle w:val="Hyperlink2"/>
-        </w:rPr>
-        <w:t xml:space="preserve">, we also take a gender perspective and study these dynamics separately for female and male candidates. Our empirical expectation is that higher-status male candidates, i.e., candidates with high-status occupations, should perform better in low-information elections than women candidates, especially if the candidate looks like she has a low-status occupation. We call this phenomenon the </w:t>
+        <w:t>’</w:t>
+      </w:r>
+      <w:r>
+        <w:rPr>
+          <w:rStyle w:val="Hyperlink2"/>
+        </w:rPr>
+        <w:t>s occupation and physical appearance works via status cues (</w:t>
+      </w:r>
+      <w:proofErr w:type="spellStart"/>
+      <w:r>
+        <w:rPr>
+          <w:rStyle w:val="Hyperlink2"/>
+        </w:rPr>
+        <w:t>Stockemer</w:t>
+      </w:r>
+      <w:proofErr w:type="spellEnd"/>
+      <w:r>
+        <w:rPr>
+          <w:rStyle w:val="Hyperlink2"/>
+        </w:rPr>
+        <w:t xml:space="preserve"> &amp; </w:t>
+      </w:r>
+      <w:proofErr w:type="spellStart"/>
+      <w:r>
+        <w:rPr>
+          <w:rStyle w:val="Hyperlink2"/>
+        </w:rPr>
+        <w:t>Praino</w:t>
+      </w:r>
+      <w:proofErr w:type="spellEnd"/>
+      <w:r>
+        <w:rPr>
+          <w:rStyle w:val="Hyperlink2"/>
+        </w:rPr>
+        <w:t xml:space="preserve">, 2017). These </w:t>
       </w:r>
       <w:r>
         <w:rPr>
@@ -784,23 +708,47 @@
         <w:rPr>
           <w:rStyle w:val="Hyperlink2"/>
         </w:rPr>
-        <w:t>double cue of occupational status.”</w:t>
-      </w:r>
-    </w:p>
-    <w:p>
-      <w:pPr>
-        <w:pStyle w:val="BodyA"/>
-        <w:spacing w:before="200" w:after="200"/>
-        <w:jc w:val="both"/>
-        <w:rPr>
-          <w:rStyle w:val="Hyperlink2"/>
-        </w:rPr>
-      </w:pPr>
-      <w:r>
-        <w:rPr>
-          <w:rStyle w:val="Hyperlink2"/>
-        </w:rPr>
-        <w:t>Leveraging these two bodies of literature, we use the case of the 2017 Finnish municipal elections. Empirically, we explore the degree to which a political candidate</w:t>
+        <w:t xml:space="preserve">cheap” heuristic shortcuts affect voting choices, particularly in low-information elections. Importantly, because looks will more likely penalize women </w:t>
+      </w:r>
+      <w:hyperlink r:id="rId17" w:history="1">
+        <w:r>
+          <w:rPr>
+            <w:rStyle w:val="Hyperlink2"/>
+          </w:rPr>
+          <w:t>(</w:t>
+        </w:r>
+        <w:proofErr w:type="spellStart"/>
+        <w:r>
+          <w:rPr>
+            <w:rStyle w:val="Hyperlink2"/>
+          </w:rPr>
+          <w:t>Kukkonen</w:t>
+        </w:r>
+        <w:proofErr w:type="spellEnd"/>
+        <w:r>
+          <w:rPr>
+            <w:rStyle w:val="Hyperlink2"/>
+          </w:rPr>
+          <w:t xml:space="preserve"> et al., 202</w:t>
+        </w:r>
+        <w:r>
+          <w:rPr>
+            <w:rStyle w:val="Hyperlink2"/>
+          </w:rPr>
+          <w:t>3</w:t>
+        </w:r>
+        <w:r>
+          <w:rPr>
+            <w:rStyle w:val="Hyperlink2"/>
+          </w:rPr>
+          <w:t>)</w:t>
+        </w:r>
+      </w:hyperlink>
+      <w:r>
+        <w:rPr>
+          <w:rStyle w:val="Hyperlink2"/>
+        </w:rPr>
+        <w:t xml:space="preserve">, we also take a gender perspective and study these dynamics separately for female and male candidates. Our empirical expectation is that higher-status male candidates, i.e., candidates with high-status occupations, should perform better in low-information elections than women candidates, especially if the candidate looks like she has a low-status occupation. We call this phenomenon the </w:t>
       </w:r>
       <w:r>
         <w:rPr>
@@ -809,93 +757,13 @@
           <w:rtl/>
           <w:lang w:val="ar-SA"/>
         </w:rPr>
-        <w:t>’</w:t>
-      </w:r>
-      <w:r>
-        <w:rPr>
-          <w:rStyle w:val="Hyperlink2"/>
-        </w:rPr>
-        <w:t xml:space="preserve">s appearance—in </w:t>
-      </w:r>
-      <w:r>
-        <w:rPr>
-          <w:rStyle w:val="Hyperlink2"/>
-        </w:rPr>
-        <w:lastRenderedPageBreak/>
-        <w:t xml:space="preserve">particular, looking like one has an upper-class, middle-class, or working-class occupation—affects the number of votes the candidate receives. We designed our case study using a high-quality dataset comprising a subsample of photographs of municipal candidates (N=1,412) and a representative sample of Finns (N=7,920) who rated those pictures according to several dimensions. Critically, </w:t>
-      </w:r>
-      <w:ins w:id="9" w:author="Microsoft Office User" w:date="2023-06-16T13:00:00Z">
-        <w:r>
-          <w:rPr>
-            <w:rStyle w:val="Hyperlink2"/>
-          </w:rPr>
-          <w:t>we capitalize on the use of posters in Finnish municipal elections as the primary strategy for political campaigning. These posters prominently feature the candidate's name, headshot, and occupation</w:t>
-        </w:r>
-      </w:ins>
-      <w:del w:id="10" w:author="Microsoft Office User" w:date="2023-06-16T13:00:00Z">
-        <w:r>
-          <w:rPr>
-            <w:rStyle w:val="Hyperlink2"/>
-          </w:rPr>
-          <w:delText>we exploit the fact that Finnish candidates</w:delText>
-        </w:r>
-      </w:del>
-      <w:ins w:id="11" w:author="Outi Sarpila" w:date="2023-06-14T14:27:00Z">
-        <w:del w:id="12" w:author="Microsoft Office User" w:date="2023-06-16T13:00:00Z">
-          <w:r>
-            <w:rPr>
-              <w:rStyle w:val="Hyperlink2"/>
-            </w:rPr>
-            <w:delText xml:space="preserve"> in municipality elections</w:delText>
-          </w:r>
-        </w:del>
-      </w:ins>
-      <w:del w:id="13" w:author="Microsoft Office User" w:date="2023-06-16T13:00:00Z">
-        <w:r>
-          <w:rPr>
-            <w:rStyle w:val="Hyperlink2"/>
-          </w:rPr>
-          <w:delText xml:space="preserve"> use posters that display the candidate</w:delText>
-        </w:r>
-        <w:r>
-          <w:rPr>
-            <w:rStyle w:val="Hyperlink2"/>
-            <w:rtl/>
-          </w:rPr>
-          <w:delText>’</w:delText>
-        </w:r>
-        <w:r>
-          <w:rPr>
-            <w:rStyle w:val="Hyperlink2"/>
-          </w:rPr>
-          <w:delText>s name, headshot, and occupation as their main strategy for political campaigning</w:delText>
-        </w:r>
-      </w:del>
-      <w:r>
-        <w:rPr>
-          <w:rStyle w:val="Hyperlink2"/>
-        </w:rPr>
-        <w:t>. Our findings suggest two main points. First, Finnish citizens systematically vote for candidates that look like they have (and do have) upper-class occupations. Second, candidates who look like they have</w:t>
-      </w:r>
-      <w:ins w:id="14" w:author="Microsoft Office User" w:date="2023-06-16T14:13:00Z">
-        <w:r>
-          <w:rPr>
-            <w:rStyle w:val="Hyperlink2"/>
-          </w:rPr>
-          <w:t xml:space="preserve"> </w:t>
-        </w:r>
-        <w:r>
-          <w:rPr>
-            <w:rStyle w:val="Hyperlink2"/>
-          </w:rPr>
-          <w:t>(and do have)</w:t>
-        </w:r>
-      </w:ins>
-      <w:r>
-        <w:rPr>
-          <w:rStyle w:val="Hyperlink2"/>
-        </w:rPr>
-        <w:t xml:space="preserve"> working-class occupations, especially females, suffer a systematic electoral penalty. That is, Finns systematically punish working-class candidates in the voting booth, even more so if the candidate is a woman. </w:t>
+        <w:t>“</w:t>
+      </w:r>
+      <w:r>
+        <w:rPr>
+          <w:rStyle w:val="Hyperlink2"/>
+        </w:rPr>
+        <w:t>double cue of occupational status.”</w:t>
       </w:r>
     </w:p>
     <w:p>
@@ -903,283 +771,15 @@
         <w:pStyle w:val="BodyA"/>
         <w:spacing w:before="200" w:after="200"/>
         <w:jc w:val="both"/>
-      </w:pPr>
-      <w:ins w:id="15" w:author="Microsoft Office User" w:date="2023-06-16T13:05:00Z">
-        <w:r>
-          <w:rPr>
-            <w:rStyle w:val="Hyperlink2"/>
-          </w:rPr>
-          <w:t>Our main contribution is the introduction of the expectation-states theory</w:t>
-        </w:r>
-        <w:r>
-          <w:rPr>
-            <w:rStyle w:val="Hyperlink2"/>
-          </w:rPr>
-          <w:t xml:space="preserve"> </w:t>
-        </w:r>
-      </w:ins>
-      <w:del w:id="16" w:author="Microsoft Office User" w:date="2023-06-16T13:05:00Z">
-        <w:r>
-          <w:rPr>
-            <w:rStyle w:val="Hyperlink2"/>
-          </w:rPr>
-          <w:delText xml:space="preserve">We contribute to the field in several ways. Our main contribution is to introduce the expectation-states theory </w:delText>
-        </w:r>
-      </w:del>
-      <w:hyperlink r:id="rId18" w:history="1">
-        <w:r>
-          <w:rPr>
-            <w:rStyle w:val="Hyperlink2"/>
-          </w:rPr>
-          <w:t>(Webster &amp; Driskell, 1983)</w:t>
-        </w:r>
-      </w:hyperlink>
-      <w:del w:id="17" w:author="Microsoft Office User" w:date="2023-06-16T13:05:00Z">
-        <w:r>
-          <w:rPr>
-            <w:rStyle w:val="Hyperlink2"/>
-          </w:rPr>
-          <w:delText xml:space="preserve">, hoping to bridge the current gap between physical appearance and inequality </w:delText>
-        </w:r>
-      </w:del>
-      <w:ins w:id="18" w:author="Outi Sarpila" w:date="2023-06-14T14:27:00Z">
-        <w:del w:id="19" w:author="Microsoft Office User" w:date="2023-06-16T13:05:00Z">
-          <w:r>
-            <w:rPr>
-              <w:rStyle w:val="Hyperlink2"/>
-            </w:rPr>
-            <w:delText xml:space="preserve">in voting </w:delText>
-          </w:r>
-        </w:del>
-      </w:ins>
-      <w:ins w:id="20" w:author="Microsoft Office User" w:date="2023-06-16T13:05:00Z">
-        <w:r>
-          <w:rPr>
-            <w:rStyle w:val="Hyperlink2"/>
-          </w:rPr>
-          <w:t xml:space="preserve"> </w:t>
-        </w:r>
-        <w:r>
-          <w:rPr>
-            <w:rStyle w:val="Hyperlink2"/>
-          </w:rPr>
-          <w:t>in an effort to bridge the current gap in voting behavior studies, specifically addressing the relationship between physical appearance and inequality.</w:t>
-        </w:r>
-        <w:r>
-          <w:rPr>
-            <w:rStyle w:val="Hyperlink2"/>
-          </w:rPr>
-          <w:t xml:space="preserve"> </w:t>
-        </w:r>
-      </w:ins>
-      <w:hyperlink r:id="rId19" w:history="1">
-        <w:r>
-          <w:rPr>
-            <w:rStyle w:val="Hyperlink2"/>
-          </w:rPr>
-          <w:t>(</w:t>
-        </w:r>
-        <w:proofErr w:type="spellStart"/>
-        <w:r>
-          <w:rPr>
-            <w:rStyle w:val="Hyperlink2"/>
-          </w:rPr>
-          <w:t>Kalick</w:t>
-        </w:r>
-        <w:proofErr w:type="spellEnd"/>
-        <w:r>
-          <w:rPr>
-            <w:rStyle w:val="Hyperlink2"/>
-          </w:rPr>
-          <w:t xml:space="preserve">, 1988; Hamermesh &amp; Biddle, 1994; </w:t>
-        </w:r>
-        <w:proofErr w:type="spellStart"/>
-        <w:r>
-          <w:rPr>
-            <w:rStyle w:val="Hyperlink2"/>
-          </w:rPr>
-          <w:t>Belmi</w:t>
-        </w:r>
-        <w:proofErr w:type="spellEnd"/>
-        <w:r>
-          <w:rPr>
-            <w:rStyle w:val="Hyperlink2"/>
-          </w:rPr>
-          <w:t xml:space="preserve"> &amp; Neale, 2014)</w:t>
-        </w:r>
-      </w:hyperlink>
-      <w:r>
-        <w:rPr>
-          <w:rStyle w:val="NoneB"/>
-        </w:rPr>
-        <w:t xml:space="preserve">. We also make other accompanying contributions. First, we contribute to the candidate-evaluation literature, particularly by presenting an alternative framework that voters use, namely, evaluations based on cues that go beyond physical attractiveness </w:t>
-      </w:r>
-      <w:hyperlink r:id="rId20" w:history="1">
-        <w:r>
-          <w:rPr>
-            <w:rStyle w:val="NoneB"/>
-          </w:rPr>
-          <w:t>(Berggren et al., 2010)</w:t>
-        </w:r>
-      </w:hyperlink>
-      <w:r>
-        <w:rPr>
-          <w:rStyle w:val="NoneB"/>
-        </w:rPr>
-        <w:t xml:space="preserve">. Second, we study social discrimination against women in politics </w:t>
-      </w:r>
-      <w:hyperlink r:id="rId21" w:history="1">
-        <w:r>
-          <w:rPr>
-            <w:rStyle w:val="NoneB"/>
-          </w:rPr>
-          <w:t>(</w:t>
-        </w:r>
-        <w:proofErr w:type="spellStart"/>
-        <w:r>
-          <w:rPr>
-            <w:rStyle w:val="NoneB"/>
-          </w:rPr>
-          <w:t>Ditonto</w:t>
-        </w:r>
-        <w:proofErr w:type="spellEnd"/>
-        <w:r>
-          <w:rPr>
-            <w:rStyle w:val="NoneB"/>
-          </w:rPr>
-          <w:t xml:space="preserve"> &amp; Mattes, 2018; </w:t>
-        </w:r>
-        <w:proofErr w:type="spellStart"/>
-        <w:r>
-          <w:rPr>
-            <w:rStyle w:val="NoneB"/>
-          </w:rPr>
-          <w:t>Krook</w:t>
-        </w:r>
-        <w:proofErr w:type="spellEnd"/>
-        <w:r>
-          <w:rPr>
-            <w:rStyle w:val="NoneB"/>
-          </w:rPr>
-          <w:t xml:space="preserve"> &amp; Restrepo </w:t>
-        </w:r>
-        <w:proofErr w:type="spellStart"/>
-        <w:r>
-          <w:rPr>
-            <w:rStyle w:val="NoneB"/>
-          </w:rPr>
-          <w:t>Sanín</w:t>
-        </w:r>
-        <w:proofErr w:type="spellEnd"/>
-        <w:r>
-          <w:rPr>
-            <w:rStyle w:val="NoneB"/>
-          </w:rPr>
-          <w:t>, 2020)</w:t>
-        </w:r>
-      </w:hyperlink>
-      <w:r>
-        <w:rPr>
-          <w:rStyle w:val="NoneB"/>
-        </w:rPr>
-        <w:t>. Third, from a measurement perspective, we introduce a new method for measuring congruence between physical appearance and occupation (</w:t>
-      </w:r>
-      <w:proofErr w:type="spellStart"/>
-      <w:r>
-        <w:rPr>
-          <w:rStyle w:val="NoneB"/>
-        </w:rPr>
-        <w:t>Sarpila</w:t>
-      </w:r>
-      <w:proofErr w:type="spellEnd"/>
-      <w:r>
-        <w:rPr>
-          <w:rStyle w:val="NoneB"/>
-        </w:rPr>
-        <w:t xml:space="preserve">, </w:t>
-      </w:r>
-      <w:proofErr w:type="spellStart"/>
-      <w:r>
-        <w:rPr>
-          <w:rStyle w:val="NoneB"/>
-        </w:rPr>
-        <w:t>Koivula</w:t>
-      </w:r>
-      <w:proofErr w:type="spellEnd"/>
-      <w:r>
-        <w:rPr>
-          <w:rStyle w:val="NoneB"/>
-        </w:rPr>
-        <w:t xml:space="preserve"> et al., 2021), a concept the literature on physical appearance and candidate evaluation has largely ignored. </w:t>
-      </w:r>
-    </w:p>
-    <w:p>
-      <w:pPr>
-        <w:pStyle w:val="BodyA"/>
-        <w:spacing w:before="200" w:after="200"/>
-        <w:jc w:val="both"/>
-      </w:pPr>
-      <w:r>
-        <w:rPr>
-          <w:rStyle w:val="NoneB"/>
-        </w:rPr>
-        <w:t>This paper is organized as follows. First, we introduce the expectation-states theory, a theoretical framework developed to explain the relationship between physical appearance, social class, and inequality. Second, we discuss the literature on heuristics and candidate evaluation to frame physical appearance as one of the main heuristic devices available to voters for evaluating candidates. Importantly, this section links physical appearance to a heuristic that embodies social inequalities in voting. We then present our case, data, measurement strategy, statistical models, and empirical findings. Finally, we discuss our contribution, outlining its main limitations.</w:t>
-      </w:r>
-    </w:p>
-    <w:p>
-      <w:pPr>
-        <w:pStyle w:val="Subtitle"/>
-        <w:spacing w:before="200" w:after="200"/>
-        <w:jc w:val="both"/>
-      </w:pPr>
-      <w:bookmarkStart w:id="21" w:name="_headingh.5icci8ovbsm4"/>
-      <w:bookmarkEnd w:id="21"/>
-      <w:r>
-        <w:rPr>
-          <w:rStyle w:val="NoneB"/>
-        </w:rPr>
-        <w:t>Physical Appearance as a Locus of Inequality</w:t>
-      </w:r>
-    </w:p>
-    <w:p>
-      <w:pPr>
-        <w:pStyle w:val="BodyA"/>
-        <w:spacing w:before="200" w:after="200"/>
-        <w:jc w:val="both"/>
-      </w:pPr>
-      <w:r>
-        <w:rPr>
-          <w:rStyle w:val="Hyperlink2"/>
-        </w:rPr>
-        <w:t>Most studies on physical attractiveness and socioeconomic outcomes have convincingly shown that social inequalities with a basis in physical appearance are embedded in various fields of life, including marital life (</w:t>
-      </w:r>
-      <w:proofErr w:type="spellStart"/>
-      <w:r>
-        <w:rPr>
-          <w:rStyle w:val="Hyperlink2"/>
-        </w:rPr>
-        <w:t>Jæger</w:t>
-      </w:r>
-      <w:proofErr w:type="spellEnd"/>
-      <w:r>
-        <w:rPr>
-          <w:rStyle w:val="Hyperlink2"/>
-        </w:rPr>
-        <w:t xml:space="preserve">, 2011; McClintock, 2014) and labor markets (for a review, see Hamermesh, 2011; </w:t>
-      </w:r>
-      <w:proofErr w:type="spellStart"/>
-      <w:r>
-        <w:rPr>
-          <w:rStyle w:val="Hyperlink2"/>
-        </w:rPr>
-        <w:t>Maestripieri</w:t>
-      </w:r>
-      <w:proofErr w:type="spellEnd"/>
-      <w:r>
-        <w:rPr>
-          <w:rStyle w:val="Hyperlink2"/>
-        </w:rPr>
-        <w:t xml:space="preserve"> et al., 2017). Ultimately, physical appearance—not just in terms of facial and/or body attractiveness—</w:t>
+        <w:rPr>
+          <w:rStyle w:val="Hyperlink2"/>
+        </w:rPr>
+      </w:pPr>
+      <w:r>
+        <w:rPr>
+          <w:rStyle w:val="Hyperlink2"/>
+        </w:rPr>
+        <w:t>Leveraging these two bodies of literature, we use the case of the 2017 Finnish municipal elections. Empirically, we explore the degree to which a political candidate</w:t>
       </w:r>
       <w:r>
         <w:rPr>
@@ -1188,41 +788,346 @@
           <w:rtl/>
           <w:lang w:val="ar-SA"/>
         </w:rPr>
-        <w:t>“</w:t>
-      </w:r>
-      <w:r>
-        <w:rPr>
-          <w:rStyle w:val="Hyperlink2"/>
-        </w:rPr>
-        <w:t xml:space="preserve">cue[s] social categories and </w:t>
+        <w:t>’</w:t>
+      </w:r>
+      <w:r>
+        <w:rPr>
+          <w:rStyle w:val="Hyperlink2"/>
+        </w:rPr>
+        <w:t xml:space="preserve">s appearance—in </w:t>
+      </w:r>
+      <w:r>
+        <w:rPr>
+          <w:rStyle w:val="Hyperlink2"/>
+        </w:rPr>
+        <w:lastRenderedPageBreak/>
+        <w:t xml:space="preserve">particular, looking like one has an upper-class, middle-class, or working-class occupation—affects the number of votes the candidate receives. We designed our case study using a high-quality dataset comprising a subsample of photographs of municipal candidates (N=1,412) and a representative sample of Finns (N=7,920) who rated those pictures according to several dimensions. Critically, </w:t>
+      </w:r>
+      <w:r>
+        <w:rPr>
+          <w:rStyle w:val="Hyperlink2"/>
+        </w:rPr>
+        <w:t>we capitalize on the use of posters in Finnish municipal elections as the primary strategy for political campaigning. These posters prominently feature the candidate's name, headshot, and occupation</w:t>
+      </w:r>
+      <w:r>
+        <w:rPr>
+          <w:rStyle w:val="Hyperlink2"/>
+        </w:rPr>
+        <w:t xml:space="preserve">. Our findings suggest two main points. First, Finnish citizens systematically vote for candidates that look like they have (and do have) upper-class occupations. Second, candidates who look like they have working-class occupations, especially females, suffer a systematic electoral penalty. That is, Finns systematically punish working-class candidates in the voting booth, even more so if the candidate is a woman. </w:t>
+      </w:r>
+    </w:p>
+    <w:p>
+      <w:pPr>
+        <w:pStyle w:val="BodyA"/>
+        <w:spacing w:before="200" w:after="200"/>
+        <w:jc w:val="both"/>
+      </w:pPr>
+      <w:r>
+        <w:rPr>
+          <w:rStyle w:val="Hyperlink2"/>
+        </w:rPr>
+        <w:t>Our main contribution is the introduction of the expectation-states theory</w:t>
+      </w:r>
+      <w:r>
+        <w:rPr>
+          <w:rStyle w:val="Hyperlink2"/>
+        </w:rPr>
+        <w:t xml:space="preserve"> </w:t>
+      </w:r>
+      <w:hyperlink r:id="rId18" w:history="1">
+        <w:r>
+          <w:rPr>
+            <w:rStyle w:val="Hyperlink2"/>
+          </w:rPr>
+          <w:t>(</w:t>
+        </w:r>
+        <w:proofErr w:type="spellStart"/>
+        <w:r>
+          <w:rPr>
+            <w:rStyle w:val="Hyperlink2"/>
+          </w:rPr>
+          <w:t>Correll</w:t>
+        </w:r>
+        <w:proofErr w:type="spellEnd"/>
+        <w:r>
+          <w:rPr>
+            <w:rStyle w:val="Hyperlink2"/>
+          </w:rPr>
+          <w:t xml:space="preserve"> &amp; Ridgeway, 2006</w:t>
+        </w:r>
+        <w:r>
+          <w:rPr>
+            <w:rStyle w:val="Hyperlink2"/>
+          </w:rPr>
+          <w:t xml:space="preserve">; </w:t>
+        </w:r>
+        <w:r>
+          <w:rPr>
+            <w:rStyle w:val="Hyperlink2"/>
+          </w:rPr>
+          <w:t>Webster &amp; Driskell, 1983)</w:t>
+        </w:r>
+      </w:hyperlink>
+      <w:r>
+        <w:rPr>
+          <w:rStyle w:val="Hyperlink2"/>
+        </w:rPr>
+        <w:t xml:space="preserve"> in an effort to bridge the current gap in voting behavior studies, specifically addressing the relationship between physical appearance and inequality. </w:t>
+      </w:r>
+      <w:hyperlink r:id="rId19" w:history="1">
+        <w:r>
+          <w:rPr>
+            <w:rStyle w:val="Hyperlink2"/>
+          </w:rPr>
+          <w:t>(</w:t>
+        </w:r>
+        <w:proofErr w:type="spellStart"/>
+        <w:r>
+          <w:rPr>
+            <w:rStyle w:val="Hyperlink2"/>
+          </w:rPr>
+          <w:t>Kalick</w:t>
+        </w:r>
+        <w:proofErr w:type="spellEnd"/>
+        <w:r>
+          <w:rPr>
+            <w:rStyle w:val="Hyperlink2"/>
+          </w:rPr>
+          <w:t xml:space="preserve">, 1988; Hamermesh &amp; Biddle, 1994; </w:t>
+        </w:r>
+        <w:proofErr w:type="spellStart"/>
+        <w:r>
+          <w:rPr>
+            <w:rStyle w:val="Hyperlink2"/>
+          </w:rPr>
+          <w:t>Belmi</w:t>
+        </w:r>
+        <w:proofErr w:type="spellEnd"/>
+        <w:r>
+          <w:rPr>
+            <w:rStyle w:val="Hyperlink2"/>
+          </w:rPr>
+          <w:t xml:space="preserve"> &amp; Neale, 2014)</w:t>
+        </w:r>
+      </w:hyperlink>
+      <w:r>
+        <w:rPr>
+          <w:rStyle w:val="NoneB"/>
+        </w:rPr>
+        <w:t xml:space="preserve">. We also make other accompanying contributions. First, we contribute to the candidate-evaluation literature, particularly by presenting an alternative framework that voters use, namely, evaluations based on cues that go beyond physical attractiveness </w:t>
+      </w:r>
+      <w:hyperlink r:id="rId20" w:history="1">
+        <w:r>
+          <w:rPr>
+            <w:rStyle w:val="NoneB"/>
+          </w:rPr>
+          <w:t>(Berggren et al., 2010)</w:t>
+        </w:r>
+      </w:hyperlink>
+      <w:r>
+        <w:rPr>
+          <w:rStyle w:val="NoneB"/>
+        </w:rPr>
+        <w:t xml:space="preserve">. Second, we study social discrimination against women in politics </w:t>
+      </w:r>
+      <w:hyperlink r:id="rId21" w:history="1">
+        <w:r>
+          <w:rPr>
+            <w:rStyle w:val="NoneB"/>
+          </w:rPr>
+          <w:t>(</w:t>
+        </w:r>
+        <w:proofErr w:type="spellStart"/>
+        <w:r>
+          <w:rPr>
+            <w:rStyle w:val="NoneB"/>
+          </w:rPr>
+          <w:t>Ditonto</w:t>
+        </w:r>
+        <w:proofErr w:type="spellEnd"/>
+        <w:r>
+          <w:rPr>
+            <w:rStyle w:val="NoneB"/>
+          </w:rPr>
+          <w:t xml:space="preserve"> &amp; Mattes, 2018; </w:t>
+        </w:r>
+        <w:proofErr w:type="spellStart"/>
+        <w:r>
+          <w:rPr>
+            <w:rStyle w:val="NoneB"/>
+          </w:rPr>
+          <w:t>Krook</w:t>
+        </w:r>
+        <w:proofErr w:type="spellEnd"/>
+        <w:r>
+          <w:rPr>
+            <w:rStyle w:val="NoneB"/>
+          </w:rPr>
+          <w:t xml:space="preserve"> &amp; Restrepo </w:t>
+        </w:r>
+        <w:proofErr w:type="spellStart"/>
+        <w:r>
+          <w:rPr>
+            <w:rStyle w:val="NoneB"/>
+          </w:rPr>
+          <w:t>Sanín</w:t>
+        </w:r>
+        <w:proofErr w:type="spellEnd"/>
+        <w:r>
+          <w:rPr>
+            <w:rStyle w:val="NoneB"/>
+          </w:rPr>
+          <w:t>, 2020)</w:t>
+        </w:r>
+      </w:hyperlink>
+      <w:r>
+        <w:rPr>
+          <w:rStyle w:val="NoneB"/>
+        </w:rPr>
+        <w:t>. Third, from a measurement perspective, we introduce a new method for measuring congruence between physical appearance and occupation (</w:t>
       </w:r>
       <w:proofErr w:type="spellStart"/>
       <w:r>
         <w:rPr>
-          <w:rStyle w:val="Hyperlink2"/>
-        </w:rPr>
-        <w:t>signif</w:t>
+          <w:rStyle w:val="NoneB"/>
+        </w:rPr>
+        <w:t>Sarpila</w:t>
       </w:r>
       <w:proofErr w:type="spellEnd"/>
       <w:r>
         <w:rPr>
-          <w:rStyle w:val="Hyperlink2"/>
-        </w:rPr>
-        <w:t>[</w:t>
+          <w:rStyle w:val="NoneB"/>
+        </w:rPr>
+        <w:t xml:space="preserve">, </w:t>
       </w:r>
       <w:proofErr w:type="spellStart"/>
       <w:r>
         <w:rPr>
-          <w:rStyle w:val="Hyperlink2"/>
-        </w:rPr>
-        <w:t>ies</w:t>
+          <w:rStyle w:val="NoneB"/>
+        </w:rPr>
+        <w:t>Koivula</w:t>
       </w:r>
       <w:proofErr w:type="spellEnd"/>
       <w:r>
         <w:rPr>
-          <w:rStyle w:val="Hyperlink2"/>
-        </w:rPr>
-        <w:t xml:space="preserve">] social status,” making it a </w:t>
+          <w:rStyle w:val="NoneB"/>
+        </w:rPr>
+        <w:t xml:space="preserve"> et al., 2021), a concept the literature on physical appearance and candidate evaluation has largely ignored. </w:t>
+      </w:r>
+    </w:p>
+    <w:p>
+      <w:pPr>
+        <w:pStyle w:val="BodyA"/>
+        <w:spacing w:before="200" w:after="200"/>
+        <w:jc w:val="both"/>
+      </w:pPr>
+      <w:r>
+        <w:rPr>
+          <w:rStyle w:val="NoneB"/>
+        </w:rPr>
+        <w:t xml:space="preserve">This paper is organized as follows. First, </w:t>
+      </w:r>
+      <w:ins w:id="5" w:author="Microsoft Office User" w:date="2023-06-20T09:03:00Z">
+        <w:r>
+          <w:rPr>
+            <w:rStyle w:val="NoneB"/>
+          </w:rPr>
+          <w:t xml:space="preserve">we introduce the expectation-states theory, which is a theoretical framework </w:t>
+        </w:r>
+        <w:r>
+          <w:rPr>
+            <w:rStyle w:val="NoneB"/>
+          </w:rPr>
+          <w:t>developed</w:t>
+        </w:r>
+        <w:r>
+          <w:rPr>
+            <w:rStyle w:val="NoneB"/>
+          </w:rPr>
+          <w:t xml:space="preserve"> to elucidate the connection between social categories and inequality</w:t>
+        </w:r>
+      </w:ins>
+      <w:del w:id="6" w:author="Microsoft Office User" w:date="2023-06-20T09:03:00Z">
+        <w:r>
+          <w:rPr>
+            <w:rStyle w:val="NoneB"/>
+          </w:rPr>
+          <w:delText xml:space="preserve">we introduce the expectation-states theory, a theoretical framework developed to explain the relationship </w:delText>
+        </w:r>
+        <w:r>
+          <w:rPr>
+            <w:rStyle w:val="NoneB"/>
+          </w:rPr>
+          <w:delText xml:space="preserve">social categories </w:delText>
+        </w:r>
+        <w:r>
+          <w:rPr>
+            <w:rStyle w:val="NoneB"/>
+          </w:rPr>
+          <w:delText>and inequality</w:delText>
+        </w:r>
+      </w:del>
+      <w:r>
+        <w:rPr>
+          <w:rStyle w:val="NoneB"/>
+        </w:rPr>
+        <w:t>. Second, we discuss the literature on heuristics and candidate evaluation to frame physical appearance as one of the main heuristic devices available to voters for evaluating candidates. Importantly, this section links physical appearance to a heuristic that embodies social inequalities in voting. We then present our case, data, measurement strategy, statistical models, and empirical findings. Finally, we discuss our contribution, outlining its main limitations.</w:t>
+      </w:r>
+    </w:p>
+    <w:p>
+      <w:pPr>
+        <w:pStyle w:val="Subtitle"/>
+        <w:spacing w:before="200" w:after="200"/>
+        <w:jc w:val="both"/>
+      </w:pPr>
+      <w:bookmarkStart w:id="7" w:name="_headingh.5icci8ovbsm4"/>
+      <w:bookmarkEnd w:id="7"/>
+      <w:r>
+        <w:rPr>
+          <w:rStyle w:val="NoneB"/>
+        </w:rPr>
+        <w:t>Physical Appearance as a Locus of Inequality</w:t>
+      </w:r>
+    </w:p>
+    <w:p>
+      <w:pPr>
+        <w:pStyle w:val="BodyA"/>
+        <w:spacing w:before="200" w:after="200"/>
+        <w:jc w:val="both"/>
+      </w:pPr>
+      <w:r>
+        <w:rPr>
+          <w:rStyle w:val="Hyperlink2"/>
+        </w:rPr>
+        <w:t>Most studies on physical attractiveness and socioeconomic outcomes have convincingly shown that social inequalities with a basis in physical appearance are embedded in various fields of life, including marital life (</w:t>
+      </w:r>
+      <w:proofErr w:type="spellStart"/>
+      <w:r>
+        <w:rPr>
+          <w:rStyle w:val="Hyperlink2"/>
+        </w:rPr>
+        <w:t>Jæger</w:t>
+      </w:r>
+      <w:proofErr w:type="spellEnd"/>
+      <w:r>
+        <w:rPr>
+          <w:rStyle w:val="Hyperlink2"/>
+        </w:rPr>
+        <w:t xml:space="preserve">, 2011; McClintock, 2014) and labor markets (for a review, see Hamermesh, 2011; </w:t>
+      </w:r>
+      <w:proofErr w:type="spellStart"/>
+      <w:r>
+        <w:rPr>
+          <w:rStyle w:val="Hyperlink2"/>
+        </w:rPr>
+        <w:t>Maestripieri</w:t>
+      </w:r>
+      <w:proofErr w:type="spellEnd"/>
+      <w:r>
+        <w:rPr>
+          <w:rStyle w:val="Hyperlink2"/>
+        </w:rPr>
+        <w:t xml:space="preserve"> et al., 2017). Ultimately, physical appearance—not just in terms of facial and/or body attractiveness—</w:t>
       </w:r>
       <w:r>
         <w:rPr>
@@ -1237,6 +1142,49 @@
         <w:rPr>
           <w:rStyle w:val="Hyperlink2"/>
         </w:rPr>
+        <w:t xml:space="preserve">cue[s] social categories and </w:t>
+      </w:r>
+      <w:proofErr w:type="spellStart"/>
+      <w:r>
+        <w:rPr>
+          <w:rStyle w:val="Hyperlink2"/>
+        </w:rPr>
+        <w:t>signif</w:t>
+      </w:r>
+      <w:proofErr w:type="spellEnd"/>
+      <w:r>
+        <w:rPr>
+          <w:rStyle w:val="Hyperlink2"/>
+        </w:rPr>
+        <w:t>[</w:t>
+      </w:r>
+      <w:proofErr w:type="spellStart"/>
+      <w:r>
+        <w:rPr>
+          <w:rStyle w:val="Hyperlink2"/>
+        </w:rPr>
+        <w:t>ies</w:t>
+      </w:r>
+      <w:proofErr w:type="spellEnd"/>
+      <w:r>
+        <w:rPr>
+          <w:rStyle w:val="Hyperlink2"/>
+        </w:rPr>
+        <w:t xml:space="preserve">] social status,” making it a </w:t>
+      </w:r>
+      <w:r>
+        <w:rPr>
+          <w:rStyle w:val="None"/>
+          <w:rFonts w:ascii="Arial Unicode MS" w:hAnsi="Arial Unicode MS"/>
+          <w:rtl/>
+          <w:lang w:val="ar-SA"/>
+        </w:rPr>
+        <w:t>“</w:t>
+      </w:r>
+      <w:r>
+        <w:rPr>
+          <w:rStyle w:val="Hyperlink2"/>
+        </w:rPr>
         <w:t xml:space="preserve">potentially critical locus of inequality” </w:t>
       </w:r>
       <w:hyperlink r:id="rId22" w:history="1">
@@ -1263,7 +1211,7 @@
           <w:rStyle w:val="NoneB"/>
         </w:rPr>
       </w:pPr>
-      <w:ins w:id="22" w:author="Microsoft Office User" w:date="2023-06-16T13:10:00Z">
+      <w:ins w:id="8" w:author="Microsoft Office User" w:date="2023-06-16T13:10:00Z">
         <w:r>
           <w:rPr>
             <w:rStyle w:val="NoneB"/>
@@ -1271,7 +1219,7 @@
           <w:t>The theoretical framework we introduce is known as "expectation-states theory," which specifically examines how gender, occupation, race, and attractiveness contribute to social inequalities</w:t>
         </w:r>
       </w:ins>
-      <w:del w:id="23" w:author="Microsoft Office User" w:date="2023-06-16T13:10:00Z">
+      <w:del w:id="9" w:author="Microsoft Office User" w:date="2023-06-16T13:10:00Z">
         <w:r>
           <w:rPr>
             <w:rStyle w:val="NoneB"/>
@@ -1279,8 +1227,8 @@
           <w:delText xml:space="preserve">The </w:delText>
         </w:r>
       </w:del>
-      <w:ins w:id="24" w:author="Outi Sarpila" w:date="2023-06-14T14:58:00Z">
-        <w:del w:id="25" w:author="Microsoft Office User" w:date="2023-06-16T13:10:00Z">
+      <w:ins w:id="10" w:author="Outi Sarpila" w:date="2023-06-14T14:58:00Z">
+        <w:del w:id="11" w:author="Microsoft Office User" w:date="2023-06-16T13:10:00Z">
           <w:r>
             <w:rPr>
               <w:rStyle w:val="NoneB"/>
@@ -1289,8 +1237,8 @@
           </w:r>
         </w:del>
       </w:ins>
-      <w:ins w:id="26" w:author="Outi Sarpila" w:date="2023-06-14T15:19:00Z">
-        <w:del w:id="27" w:author="Microsoft Office User" w:date="2023-06-16T13:10:00Z">
+      <w:ins w:id="12" w:author="Outi Sarpila" w:date="2023-06-14T15:19:00Z">
+        <w:del w:id="13" w:author="Microsoft Office User" w:date="2023-06-16T13:10:00Z">
           <w:r>
             <w:rPr>
               <w:rStyle w:val="NoneB"/>
@@ -1318,8 +1266,8 @@
           </w:r>
         </w:del>
       </w:ins>
-      <w:ins w:id="28" w:author="Outi Sarpila" w:date="2023-06-14T15:20:00Z">
-        <w:del w:id="29" w:author="Microsoft Office User" w:date="2023-06-16T13:10:00Z">
+      <w:ins w:id="14" w:author="Outi Sarpila" w:date="2023-06-14T15:20:00Z">
+        <w:del w:id="15" w:author="Microsoft Office User" w:date="2023-06-16T13:10:00Z">
           <w:r>
             <w:rPr>
               <w:rStyle w:val="NoneB"/>
@@ -1328,7 +1276,7 @@
           </w:r>
         </w:del>
       </w:ins>
-      <w:del w:id="30" w:author="Microsoft Office User" w:date="2023-06-16T13:10:00Z">
+      <w:del w:id="16" w:author="Microsoft Office User" w:date="2023-06-16T13:10:00Z">
         <w:r>
           <w:rPr>
             <w:rStyle w:val="NoneB"/>
@@ -1336,8 +1284,8 @@
           <w:delText>theory pays special attention to how gender, occupation, and race</w:delText>
         </w:r>
       </w:del>
-      <w:ins w:id="31" w:author="Outi Sarpila" w:date="2023-06-14T14:57:00Z">
-        <w:del w:id="32" w:author="Microsoft Office User" w:date="2023-06-16T13:10:00Z">
+      <w:ins w:id="17" w:author="Outi Sarpila" w:date="2023-06-14T14:57:00Z">
+        <w:del w:id="18" w:author="Microsoft Office User" w:date="2023-06-16T13:10:00Z">
           <w:r>
             <w:rPr>
               <w:rStyle w:val="NoneB"/>
@@ -1346,7 +1294,7 @@
           </w:r>
         </w:del>
       </w:ins>
-      <w:del w:id="33" w:author="Microsoft Office User" w:date="2023-06-16T13:10:00Z">
+      <w:del w:id="19" w:author="Microsoft Office User" w:date="2023-06-16T13:10:00Z">
         <w:r>
           <w:rPr>
             <w:rStyle w:val="NoneB"/>
@@ -1358,7 +1306,68 @@
         <w:rPr>
           <w:rStyle w:val="NoneB"/>
         </w:rPr>
-        <w:t xml:space="preserve">. The inequality-producing mechanism occurs in social interactions where activation of norms regarding which social groups are more capable takes place, contributing to social discrimination and inequality </w:t>
+        <w:t xml:space="preserve">. The inequality-producing mechanism occurs in social interactions where activation of norms regarding which social groups </w:t>
+      </w:r>
+      <w:ins w:id="20" w:author="Outi Sarpila" w:date="2023-06-19T14:24:00Z">
+        <w:r>
+          <w:rPr>
+            <w:rStyle w:val="NoneB"/>
+          </w:rPr>
+          <w:t xml:space="preserve">are </w:t>
+        </w:r>
+      </w:ins>
+      <w:ins w:id="21" w:author="Outi Sarpila" w:date="2023-06-19T14:23:00Z">
+        <w:r>
+          <w:rPr>
+            <w:rStyle w:val="NoneB"/>
+          </w:rPr>
+          <w:t>believed to be more status worthy</w:t>
+        </w:r>
+      </w:ins>
+      <w:commentRangeStart w:id="22"/>
+      <w:ins w:id="23" w:author="Outi Sarpila" w:date="2023-06-19T13:49:00Z">
+        <w:r>
+          <w:rPr>
+            <w:rStyle w:val="NoneB"/>
+          </w:rPr>
+          <w:t xml:space="preserve">, and thus, </w:t>
+        </w:r>
+      </w:ins>
+      <w:r>
+        <w:rPr>
+          <w:rStyle w:val="NoneB"/>
+        </w:rPr>
+        <w:t xml:space="preserve">are </w:t>
+      </w:r>
+      <w:ins w:id="24" w:author="Outi Sarpila" w:date="2023-06-19T13:50:00Z">
+        <w:r>
+          <w:rPr>
+            <w:rStyle w:val="NoneB"/>
+          </w:rPr>
+          <w:t xml:space="preserve">considered </w:t>
+        </w:r>
+      </w:ins>
+      <w:commentRangeEnd w:id="22"/>
+      <w:ins w:id="25" w:author="Outi Sarpila" w:date="2023-06-19T13:51:00Z">
+        <w:r>
+          <w:rPr>
+            <w:rStyle w:val="CommentReference"/>
+            <w:rFonts w:ascii="Times New Roman" w:hAnsi="Times New Roman" w:cs="Times New Roman"/>
+            <w:color w:val="auto"/>
+            <w14:textOutline w14:w="0" w14:cap="rnd" w14:cmpd="sng" w14:algn="ctr">
+              <w14:noFill/>
+              <w14:prstDash w14:val="solid"/>
+              <w14:bevel/>
+            </w14:textOutline>
+          </w:rPr>
+          <w:commentReference w:id="22"/>
+        </w:r>
+      </w:ins>
+      <w:r>
+        <w:rPr>
+          <w:rStyle w:val="NoneB"/>
+        </w:rPr>
+        <w:t xml:space="preserve">more capable takes place, contributing to social discrimination and inequality </w:t>
       </w:r>
       <w:hyperlink r:id="rId23" w:history="1">
         <w:r>
@@ -1400,33 +1409,73 @@
         <w:rPr>
           <w:rStyle w:val="NoneB"/>
         </w:rPr>
-        <w:t xml:space="preserve">. Social norms are shared stereotypes whose significance people </w:t>
+        <w:t xml:space="preserve">. </w:t>
       </w:r>
       <w:r>
         <w:rPr>
           <w:rStyle w:val="NoneB"/>
         </w:rPr>
         <w:lastRenderedPageBreak/>
-        <w:t xml:space="preserve">actualize in social situations as they combine social categories with value judgments </w:t>
+        <w:t xml:space="preserve">Social norms are shared stereotypes whose significance people actualize in social situations as they combine social categories with </w:t>
+      </w:r>
+      <w:ins w:id="26" w:author="Outi Sarpila" w:date="2023-06-19T13:54:00Z">
+        <w:r>
+          <w:rPr>
+            <w:rStyle w:val="NoneB"/>
+          </w:rPr>
+          <w:t>(</w:t>
+        </w:r>
+      </w:ins>
+      <w:ins w:id="27" w:author="Outi Sarpila" w:date="2023-06-19T13:53:00Z">
+        <w:r>
+          <w:rPr>
+            <w:rStyle w:val="NoneB"/>
+          </w:rPr>
+          <w:t>e</w:t>
+        </w:r>
+      </w:ins>
+      <w:ins w:id="28" w:author="Outi Sarpila" w:date="2023-06-19T13:54:00Z">
+        <w:r>
+          <w:rPr>
+            <w:rStyle w:val="NoneB"/>
+          </w:rPr>
+          <w:t>)</w:t>
+        </w:r>
+      </w:ins>
+      <w:r>
+        <w:rPr>
+          <w:rStyle w:val="NoneB"/>
+        </w:rPr>
+        <w:t>valu</w:t>
+      </w:r>
+      <w:ins w:id="29" w:author="Outi Sarpila" w:date="2023-06-19T13:53:00Z">
+        <w:r>
+          <w:rPr>
+            <w:rStyle w:val="NoneB"/>
+          </w:rPr>
+          <w:t>ative</w:t>
+        </w:r>
+      </w:ins>
+      <w:del w:id="30" w:author="Outi Sarpila" w:date="2023-06-19T13:53:00Z">
+        <w:r>
+          <w:rPr>
+            <w:rStyle w:val="NoneB"/>
+          </w:rPr>
+          <w:delText>e</w:delText>
+        </w:r>
+      </w:del>
+      <w:r>
+        <w:rPr>
+          <w:rStyle w:val="NoneB"/>
+        </w:rPr>
+        <w:t xml:space="preserve"> judgments </w:t>
       </w:r>
       <w:hyperlink r:id="rId24" w:history="1">
         <w:r>
           <w:rPr>
             <w:rStyle w:val="NoneB"/>
           </w:rPr>
-          <w:t>(Ridgeway, 2011, 2014</w:t>
-        </w:r>
-        <w:r>
-          <w:rPr>
-            <w:rStyle w:val="NoneB"/>
-          </w:rPr>
-          <w:t>;</w:t>
-        </w:r>
-        <w:r>
-          <w:rPr>
-            <w:rStyle w:val="NoneB"/>
-          </w:rPr>
-          <w:t xml:space="preserve"> Ridgeway &amp; </w:t>
+          <w:t xml:space="preserve">(Ridgeway, 2011, 2014; Ridgeway &amp; </w:t>
         </w:r>
         <w:proofErr w:type="spellStart"/>
         <w:r>
@@ -1455,7 +1504,7 @@
         </w:rPr>
         <w:t>Accordingly, physical attractiveness is similar to other status characteristics, such as gender, race, and occupation, which form the basis for treating people unequally</w:t>
       </w:r>
-      <w:ins w:id="34" w:author="Microsoft Office User" w:date="2023-06-16T13:16:00Z">
+      <w:ins w:id="31" w:author="Microsoft Office User" w:date="2023-06-16T13:16:00Z">
         <w:r>
           <w:rPr>
             <w:rStyle w:val="NoneB"/>
@@ -1463,7 +1512,7 @@
           <w:t>.</w:t>
         </w:r>
       </w:ins>
-      <w:ins w:id="35" w:author="Outi Sarpila" w:date="2023-06-14T15:02:00Z">
+      <w:ins w:id="32" w:author="Outi Sarpila" w:date="2023-06-14T15:02:00Z">
         <w:r>
           <w:rPr>
             <w:rStyle w:val="NoneB"/>
@@ -1471,7 +1520,7 @@
           <w:t xml:space="preserve"> </w:t>
         </w:r>
       </w:ins>
-      <w:ins w:id="36" w:author="Microsoft Office User" w:date="2023-06-16T13:16:00Z">
+      <w:ins w:id="33" w:author="Microsoft Office User" w:date="2023-06-16T13:16:00Z">
         <w:r>
           <w:rPr>
             <w:rStyle w:val="NoneB"/>
@@ -1479,8 +1528,8 @@
           <w:t>This holds significant importance as attractive individuals are often perceived as "better" and "more capable" compared to those considered less attractive</w:t>
         </w:r>
       </w:ins>
-      <w:ins w:id="37" w:author="Outi Sarpila" w:date="2023-06-14T15:02:00Z">
-        <w:del w:id="38" w:author="Microsoft Office User" w:date="2023-06-16T13:16:00Z">
+      <w:ins w:id="34" w:author="Outi Sarpila" w:date="2023-06-14T15:02:00Z">
+        <w:del w:id="35" w:author="Microsoft Office User" w:date="2023-06-16T13:16:00Z">
           <w:r>
             <w:rPr>
               <w:rStyle w:val="NoneB"/>
@@ -1514,6 +1563,12 @@
             <w:delText>more capable” than those perceived as less attractive.</w:delText>
           </w:r>
         </w:del>
+        <w:r>
+          <w:rPr>
+            <w:rStyle w:val="NoneB"/>
+          </w:rPr>
+          <w:t xml:space="preserve"> </w:t>
+        </w:r>
       </w:ins>
       <w:r>
         <w:rPr>
@@ -1584,8 +1639,8 @@
         <w:spacing w:before="200" w:after="200"/>
         <w:jc w:val="both"/>
       </w:pPr>
-      <w:ins w:id="39" w:author="Outi Sarpila" w:date="2023-06-14T15:04:00Z">
-        <w:del w:id="40" w:author="Microsoft Office User" w:date="2023-06-16T13:23:00Z">
+      <w:ins w:id="36" w:author="Outi Sarpila" w:date="2023-06-14T15:04:00Z">
+        <w:del w:id="37" w:author="Microsoft Office User" w:date="2023-06-16T13:23:00Z">
           <w:r>
             <w:rPr>
               <w:rStyle w:val="Hyperlink2"/>
@@ -1594,7 +1649,7 @@
           </w:r>
         </w:del>
       </w:ins>
-      <w:ins w:id="41" w:author="Microsoft Office User" w:date="2023-06-16T13:23:00Z">
+      <w:ins w:id="38" w:author="Microsoft Office User" w:date="2023-06-16T13:23:00Z">
         <w:r>
           <w:rPr>
             <w:rStyle w:val="Hyperlink2"/>
@@ -1810,13 +1865,31 @@
         <w:rPr>
           <w:rStyle w:val="NoneB"/>
         </w:rPr>
-        <w:t xml:space="preserve"> approach. According to this framework, social classes are based on different types of capital: economic capital (e.g., wealth and income), cultural capital (e.g., educational qualifications, </w:t>
-      </w:r>
-      <w:r>
-        <w:rPr>
-          <w:rStyle w:val="NoneB"/>
-        </w:rPr>
-        <w:t xml:space="preserve">attitudes toward art, culture, clothing, and physical appearance), and social capital (e.g., social relations), the composition and volume of which varies from one social class to another (Bourdieu, 1984, 1986). Thus, for example, the upper class might comprise individuals with relatively higher levels of cultural capital but not excessive incomes (e.g., professors), as well as people with higher incomes but not necessarily much formal education (e.g., successful entrepreneurs; </w:t>
+        <w:t xml:space="preserve"> approach. </w:t>
+      </w:r>
+      <w:ins w:id="39" w:author="Outi Sarpila" w:date="2023-06-19T14:15:00Z">
+        <w:r>
+          <w:t xml:space="preserve">Although the occupational title </w:t>
+        </w:r>
+      </w:ins>
+      <w:ins w:id="40" w:author="Outi Sarpila" w:date="2023-06-19T14:16:00Z">
+        <w:r>
+          <w:t xml:space="preserve">can </w:t>
+        </w:r>
+      </w:ins>
+      <w:ins w:id="41" w:author="Outi Sarpila" w:date="2023-06-19T14:15:00Z">
+        <w:r>
+          <w:t>serve as a proxy for social class (which Bourdieu himself also used in his empirical analyses), Bourdieu approached social classes more broadly than just through occupational titles.</w:t>
+        </w:r>
+        <w:r>
+          <w:t xml:space="preserve"> </w:t>
+        </w:r>
+      </w:ins>
+      <w:r>
+        <w:rPr>
+          <w:rStyle w:val="NoneB"/>
+        </w:rPr>
+        <w:t xml:space="preserve">According to this framework, social classes are based on different types of capital: economic capital (e.g., wealth and income), cultural capital (e.g., educational qualifications, attitudes toward art, culture, clothing, and physical appearance), and social capital (e.g., social relations), the composition and volume of which varies from one social class to another (Bourdieu, 1984, 1986). Thus, for example, the upper class might comprise individuals with relatively higher levels of cultural capital but not excessive incomes (e.g., professors), as well as people with higher incomes but not necessarily much formal education (e.g., successful entrepreneurs; </w:t>
       </w:r>
       <w:proofErr w:type="spellStart"/>
       <w:r>
@@ -1833,45 +1906,60 @@
         <w:t xml:space="preserve"> et al., 2017). </w:t>
       </w:r>
       <w:commentRangeStart w:id="42"/>
+      <w:commentRangeStart w:id="43"/>
+      <w:commentRangeStart w:id="44"/>
+      <w:commentRangeStart w:id="45"/>
       <w:r>
         <w:rPr>
           <w:rStyle w:val="NoneB"/>
         </w:rPr>
         <w:t xml:space="preserve">Even more importantly, Bourdieu emphasized the embodied nature of social class: clothing and physical appearance can provide social markers that sort different social classes, according to how individuals dress and look (Bourdieu, 1984). </w:t>
       </w:r>
-      <w:ins w:id="43" w:author="Outi Sarpila" w:date="2023-06-14T15:12:00Z">
-        <w:r>
-          <w:t xml:space="preserve">The </w:t>
-        </w:r>
-        <w:r>
-          <w:t>occupational title</w:t>
-        </w:r>
-      </w:ins>
-      <w:ins w:id="44" w:author="Outi Sarpila" w:date="2023-06-14T15:22:00Z">
-        <w:r>
-          <w:t xml:space="preserve"> </w:t>
-        </w:r>
-      </w:ins>
-      <w:ins w:id="45" w:author="Outi Sarpila" w:date="2023-06-14T15:12:00Z">
-        <w:r>
-          <w:t xml:space="preserve">in turn, serves as a proxy for social class </w:t>
-        </w:r>
-      </w:ins>
-      <w:ins w:id="46" w:author="Outi Sarpila" w:date="2023-06-14T15:23:00Z">
-        <w:r>
-          <w:t>(which Bourdieu himself also used</w:t>
-        </w:r>
-        <w:r>
-          <w:t xml:space="preserve"> in his empirical analyses</w:t>
-        </w:r>
-        <w:r>
-          <w:t>)</w:t>
-        </w:r>
-        <w:r>
-          <w:t>.</w:t>
-        </w:r>
-      </w:ins>
       <w:commentRangeEnd w:id="42"/>
+      <w:del w:id="46" w:author="Outi Sarpila" w:date="2023-06-19T14:13:00Z">
+        <w:r>
+          <w:rPr>
+            <w:rStyle w:val="CommentReference"/>
+            <w:rFonts w:ascii="Times New Roman" w:hAnsi="Times New Roman" w:cs="Times New Roman"/>
+            <w:color w:val="auto"/>
+            <w14:textOutline w14:w="0" w14:cap="rnd" w14:cmpd="sng" w14:algn="ctr">
+              <w14:noFill/>
+              <w14:prstDash w14:val="solid"/>
+              <w14:bevel/>
+            </w14:textOutline>
+          </w:rPr>
+          <w:commentReference w:id="42"/>
+        </w:r>
+        <w:commentRangeEnd w:id="43"/>
+        <w:r>
+          <w:rPr>
+            <w:rStyle w:val="CommentReference"/>
+            <w:rFonts w:ascii="Times New Roman" w:hAnsi="Times New Roman" w:cs="Times New Roman"/>
+            <w:color w:val="auto"/>
+            <w14:textOutline w14:w="0" w14:cap="rnd" w14:cmpd="sng" w14:algn="ctr">
+              <w14:noFill/>
+              <w14:prstDash w14:val="solid"/>
+              <w14:bevel/>
+            </w14:textOutline>
+          </w:rPr>
+          <w:commentReference w:id="43"/>
+        </w:r>
+        <w:commentRangeEnd w:id="44"/>
+        <w:r>
+          <w:rPr>
+            <w:rStyle w:val="CommentReference"/>
+            <w:rFonts w:ascii="Times New Roman" w:hAnsi="Times New Roman" w:cs="Times New Roman"/>
+            <w:color w:val="auto"/>
+            <w14:textOutline w14:w="0" w14:cap="rnd" w14:cmpd="sng" w14:algn="ctr">
+              <w14:noFill/>
+              <w14:prstDash w14:val="solid"/>
+              <w14:bevel/>
+            </w14:textOutline>
+          </w:rPr>
+          <w:commentReference w:id="44"/>
+        </w:r>
+      </w:del>
+      <w:commentRangeEnd w:id="45"/>
       <w:r>
         <w:rPr>
           <w:rStyle w:val="CommentReference"/>
@@ -1883,7 +1971,7 @@
             <w14:bevel/>
           </w14:textOutline>
         </w:rPr>
-        <w:commentReference w:id="42"/>
+        <w:commentReference w:id="45"/>
       </w:r>
     </w:p>
     <w:p>
@@ -5198,13 +5286,7 @@
         <w:rPr>
           <w:rStyle w:val="NoneB"/>
         </w:rPr>
-        <w:t xml:space="preserve">Importantly, data from the raters show high levels of intraclass correlation: 0.24 for male and </w:t>
-      </w:r>
-      <w:r>
-        <w:rPr>
-          <w:rStyle w:val="NoneB"/>
-        </w:rPr>
-        <w:t>0.22 for female candidates for occupation-congruent appearance, 0.14 for male and 0.22 for female candidates for femininity, 0.15 for male and 0.10 for female candidates for masculinity, and 0.28 for male and 0.35 for female candidates for attractiveness (</w:t>
+        <w:t>Importantly, data from the raters show high levels of intraclass correlation: 0.24 for male and 0.22 for female candidates for occupation-congruent appearance, 0.14 for male and 0.22 for female candidates for femininity, 0.15 for male and 0.10 for female candidates for masculinity, and 0.28 for male and 0.35 for female candidates for attractiveness (</w:t>
       </w:r>
       <w:proofErr w:type="spellStart"/>
       <w:r>
@@ -5244,19 +5326,7 @@
         <w:rPr>
           <w:rStyle w:val="Hyperlink2"/>
         </w:rPr>
-        <w:t>This strategy might raise a concern about self-selection bias if, e.g.,</w:t>
-      </w:r>
-      <w:r>
-        <w:rPr>
-          <w:rStyle w:val="Hyperlink2"/>
-        </w:rPr>
-        <w:t xml:space="preserve"> </w:t>
-      </w:r>
-      <w:r>
-        <w:rPr>
-          <w:rStyle w:val="Hyperlink2"/>
-        </w:rPr>
-        <w:t xml:space="preserve">high-status occupations candidates are usually perceived as more attractive; or if, for example, </w:t>
+        <w:t xml:space="preserve">This strategy might raise a concern about self-selection bias if, e.g., high-status occupations candidates are usually perceived as more attractive; or if, for example, </w:t>
       </w:r>
       <w:r>
         <w:rPr>
@@ -5544,7 +5614,7 @@
             <wp:extent cx="3646759" cy="3646759"/>
             <wp:effectExtent l="0" t="0" r="0" b="0"/>
             <wp:wrapTopAndBottom distT="152400" distB="152400"/>
-            <wp:docPr id="1073741826" name="officeArt object" descr="balance.jpg"/>
+            <wp:docPr id="1073741826" name="Picture 2" descr="balance.jpg"/>
             <wp:cNvGraphicFramePr/>
             <a:graphic xmlns:a="http://schemas.openxmlformats.org/drawingml/2006/main">
               <a:graphicData uri="http://schemas.openxmlformats.org/drawingml/2006/picture">
@@ -6081,7 +6151,7 @@
                     <wp:lineTo x="0" y="0"/>
                   </wp:wrapPolygon>
                 </wp:wrapThrough>
-                <wp:docPr id="1073741827" name="officeArt object" descr="(1)"/>
+                <wp:docPr id="1073741827" name="Text Box 3" descr="(1)"/>
                 <wp:cNvGraphicFramePr/>
                 <a:graphic xmlns:a="http://schemas.openxmlformats.org/drawingml/2006/main">
                   <a:graphicData uri="http://schemas.microsoft.com/office/word/2010/wordprocessingShape">
@@ -6132,7 +6202,7 @@
                 <v:stroke joinstyle="miter"/>
                 <v:path gradientshapeok="t" o:connecttype="rect"/>
               </v:shapetype>
-              <v:shape id="officeArt object" o:spid="_x0000_s1026" type="#_x0000_t202" alt="(1)" style="position:absolute;left:0;text-align:left;margin-left:501.05pt;margin-top:48.15pt;width:21.45pt;height:18.25pt;z-index:251661312;visibility:visible;mso-wrap-style:square;mso-wrap-distance-left:12pt;mso-wrap-distance-top:12pt;mso-wrap-distance-right:12pt;mso-wrap-distance-bottom:12pt;mso-position-horizontal:absolute;mso-position-horizontal-relative:page;mso-position-vertical:absolute;mso-position-vertical-relative:line;v-text-anchor:top" wrapcoords="-50 0 21550 0 21550 21541 -50 21541 -50 0" o:gfxdata="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" filled="f" stroked="f" strokeweight="1pt">
+              <v:shape id="Text Box 3" o:spid="_x0000_s1026" type="#_x0000_t202" alt="(1)" style="position:absolute;left:0;text-align:left;margin-left:501.05pt;margin-top:48.15pt;width:21.45pt;height:18.25pt;z-index:251661312;visibility:visible;mso-wrap-style:square;mso-wrap-distance-left:12pt;mso-wrap-distance-top:12pt;mso-wrap-distance-right:12pt;mso-wrap-distance-bottom:12pt;mso-position-horizontal:absolute;mso-position-horizontal-relative:page;mso-position-vertical:absolute;mso-position-vertical-relative:line;v-text-anchor:top" wrapcoords="-50 0 21550 0 21550 21541 -50 21541 -50 0" o:gfxdata="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" filled="f" stroked="f" strokeweight="1pt">
                 <v:stroke miterlimit="4"/>
                 <v:textbox inset="1.2699mm,1.2699mm,1.2699mm,1.2699mm">
                   <w:txbxContent>
@@ -6174,7 +6244,7 @@
           <wp:inline distT="0" distB="0" distL="0" distR="0" wp14:anchorId="20626DB1" wp14:editId="7B16DDA3">
             <wp:extent cx="5065732" cy="1291762"/>
             <wp:effectExtent l="0" t="0" r="0" b="0"/>
-            <wp:docPr id="1073741828" name="officeArt object" descr="W9PZe54etwtMJq7xKmIk50s8glwFXB5_v72RJfnvt5DzI_nvWX9JSIQAXC_Zwe_sW2bwjnqJqe_A8b3l-9SXgiCUicWWUEYMQyPH_kfw6Y2r3ZwDOpXNGgc8yVu1YCdrOMagpbUYtixD.png"/>
+            <wp:docPr id="1073741828" name="Picture 4" descr="W9PZe54etwtMJq7xKmIk50s8glwFXB5_v72RJfnvt5DzI_nvWX9JSIQAXC_Zwe_sW2bwjnqJqe_A8b3l-9SXgiCUicWWUEYMQyPH_kfw6Y2r3ZwDOpXNGgc8yVu1YCdrOMagpbUYtixD.png"/>
             <wp:cNvGraphicFramePr/>
             <a:graphic xmlns:a="http://schemas.openxmlformats.org/drawingml/2006/main">
               <a:graphicData uri="http://schemas.openxmlformats.org/drawingml/2006/picture">
@@ -7129,7 +7199,7 @@
             <wp:extent cx="5727700" cy="2863850"/>
             <wp:effectExtent l="0" t="0" r="0" b="0"/>
             <wp:wrapTopAndBottom distT="152400" distB="152400"/>
-            <wp:docPr id="1073741829" name="officeArt object" descr="pred_prob_plot.jpeg"/>
+            <wp:docPr id="1073741829" name="Picture 5" descr="pred_prob_plot.jpeg"/>
             <wp:cNvGraphicFramePr/>
             <a:graphic xmlns:a="http://schemas.openxmlformats.org/drawingml/2006/main">
               <a:graphicData uri="http://schemas.openxmlformats.org/drawingml/2006/picture">
@@ -7251,7 +7321,7 @@
           <wp:inline distT="0" distB="0" distL="0" distR="0" wp14:anchorId="7E8C1EC1" wp14:editId="6084DAB5">
             <wp:extent cx="5727573" cy="1897259"/>
             <wp:effectExtent l="0" t="0" r="0" b="0"/>
-            <wp:docPr id="1073741830" name="officeArt object" descr="5-NP_rvfRJd8D3PT-APh_zQeVLYT1al9sdhd99dQZ_u4AhpCfI43Kg6-XR5uJzixZMRdj5lK_xmtLuNWe_eWI4t0jFUqb22iy5od5a3MhNPYl6BeJ6Sc-wwyyvxrCqNLz3liqd6zvdLoKPFyZdBvpA.png"/>
+            <wp:docPr id="1073741830" name="Picture 6" descr="5-NP_rvfRJd8D3PT-APh_zQeVLYT1al9sdhd99dQZ_u4AhpCfI43Kg6-XR5uJzixZMRdj5lK_xmtLuNWe_eWI4t0jFUqb22iy5od5a3MhNPYl6BeJ6Sc-wwyyvxrCqNLz3liqd6zvdLoKPFyZdBvpA.png"/>
             <wp:cNvGraphicFramePr/>
             <a:graphic xmlns:a="http://schemas.openxmlformats.org/drawingml/2006/main">
               <a:graphicData uri="http://schemas.openxmlformats.org/drawingml/2006/picture">
@@ -7349,7 +7419,7 @@
           <wp:inline distT="0" distB="0" distL="0" distR="0" wp14:anchorId="63C730B0" wp14:editId="6BA3AF18">
             <wp:extent cx="5727573" cy="1925897"/>
             <wp:effectExtent l="0" t="0" r="0" b="0"/>
-            <wp:docPr id="1073741831" name="officeArt object" descr="GBoeVHIRVzQPYYmZlvswyyyAsFFrJ8OhnsyczS5l-hDPXfe1UeIseo5SDDHlq7MEJexua83dzVU8C1QicGfVNhN9SL8pZYWp9Th5JJ9vH_c0QZRc86xhRCp5elbVNil6WtM6P9WtoTKa5IuSoCaUyw.png"/>
+            <wp:docPr id="1073741831" name="Picture 7" descr="GBoeVHIRVzQPYYmZlvswyyyAsFFrJ8OhnsyczS5l-hDPXfe1UeIseo5SDDHlq7MEJexua83dzVU8C1QicGfVNhN9SL8pZYWp9Th5JJ9vH_c0QZRc86xhRCp5elbVNil6WtM6P9WtoTKa5IuSoCaUyw.png"/>
             <wp:cNvGraphicFramePr/>
             <a:graphic xmlns:a="http://schemas.openxmlformats.org/drawingml/2006/main">
               <a:graphicData uri="http://schemas.openxmlformats.org/drawingml/2006/picture">
@@ -7459,19 +7529,7 @@
         <w:rPr>
           <w:rStyle w:val="Hyperlink2"/>
         </w:rPr>
-        <w:t>expectation-states theory, we argue that information about</w:t>
-      </w:r>
-      <w:r>
-        <w:rPr>
-          <w:rStyle w:val="Hyperlink2"/>
-        </w:rPr>
-        <w:t xml:space="preserve"> candidates’ </w:t>
-      </w:r>
-      <w:r>
-        <w:rPr>
-          <w:rStyle w:val="Hyperlink2"/>
-        </w:rPr>
-        <w:t xml:space="preserve">occupations, combined with information about candidates’ physical appearance, function as cues for status that have an effect on voting choices in low-information elections. Specifically, we show that Finnish citizens systematically vote for candidates that look like they have (and do have) upper-class occupations. Our results are rather uncomfortable. Since Finnish society is highly egalitarian, Finland serves as a </w:t>
+        <w:t>expectation-states theory, we argue that information about candidates</w:t>
       </w:r>
       <w:r>
         <w:rPr>
@@ -7480,44 +7538,13 @@
           <w:rtl/>
           <w:lang w:val="ar-SA"/>
         </w:rPr>
-        <w:t>“</w:t>
-      </w:r>
-      <w:r>
-        <w:rPr>
-          <w:rStyle w:val="Hyperlink2"/>
-        </w:rPr>
-        <w:t xml:space="preserve">hard case” for unequal outcomes, improving the inferential leverage of our empirical findings. Also, more than providing an alternative explanation for voting based on physical attractiveness, our results present a complementary mechanism based on occupation-congruent physical appearance and inequality. </w:t>
-      </w:r>
-    </w:p>
-    <w:p>
-      <w:pPr>
-        <w:pStyle w:val="BodyA"/>
-        <w:spacing w:before="200" w:after="200"/>
-        <w:jc w:val="both"/>
-      </w:pPr>
-      <w:r>
-        <w:rPr>
-          <w:rStyle w:val="Hyperlink2"/>
-        </w:rPr>
-        <w:t>Moreover, occupation as one status characteristic interacts with another</w:t>
-      </w:r>
-      <w:r>
-        <w:rPr>
-          <w:rStyle w:val="Hyperlink2"/>
-        </w:rPr>
-        <w:t xml:space="preserve"> social category</w:t>
-      </w:r>
-      <w:r>
-        <w:rPr>
-          <w:rStyle w:val="Hyperlink2"/>
-        </w:rPr>
-        <w:t>, namely, gender</w:t>
-      </w:r>
-      <w:r>
-        <w:rPr>
-          <w:rStyle w:val="Hyperlink2"/>
-        </w:rPr>
-        <w:t xml:space="preserve">. We find that voters particularly penalize female candidates who have a working-class occupation and look like a representative of the working class. In other words, the </w:t>
+        <w:t xml:space="preserve">’ </w:t>
+      </w:r>
+      <w:r>
+        <w:rPr>
+          <w:rStyle w:val="Hyperlink2"/>
+        </w:rPr>
+        <w:t xml:space="preserve">occupations, combined with information about candidates’ physical appearance, function as cues for status that have an effect on voting choices in low-information elections. Specifically, we show that Finnish citizens systematically vote for candidates that look like they have (and do have) upper-class occupations. Our results are rather uncomfortable. Since Finnish society is highly egalitarian, Finland serves as a </w:t>
       </w:r>
       <w:r>
         <w:rPr>
@@ -7532,13 +7559,47 @@
         <w:rPr>
           <w:rStyle w:val="Hyperlink2"/>
         </w:rPr>
-        <w:t xml:space="preserve">double cue of occupational status”—that is, a lower-status occupational title (first cue) combined with a low-status appearance (second cue)—especially concerns women in electoral contexts. These results are in line with previous studies of physical attractiveness and labor-market outcomes, which have shown that for women, the consequences of physical appearance can be much </w:t>
-      </w:r>
-      <w:r>
-        <w:rPr>
-          <w:rStyle w:val="Hyperlink2"/>
-        </w:rPr>
-        <w:t xml:space="preserve">more complex and severe at the same time </w:t>
+        <w:t xml:space="preserve">hard case” for unequal outcomes, improving the inferential leverage of our empirical findings. Also, more than providing an alternative explanation for voting based on physical attractiveness, our results present a complementary mechanism based on occupation-congruent physical appearance and inequality. </w:t>
+      </w:r>
+    </w:p>
+    <w:p>
+      <w:pPr>
+        <w:pStyle w:val="BodyA"/>
+        <w:spacing w:before="200" w:after="200"/>
+        <w:jc w:val="both"/>
+      </w:pPr>
+      <w:r>
+        <w:rPr>
+          <w:rStyle w:val="Hyperlink2"/>
+        </w:rPr>
+        <w:t>Moreover, occupation as one status characteristic interacts with another</w:t>
+      </w:r>
+      <w:r>
+        <w:rPr>
+          <w:rStyle w:val="Hyperlink2"/>
+        </w:rPr>
+        <w:t xml:space="preserve"> social category</w:t>
+      </w:r>
+      <w:r>
+        <w:rPr>
+          <w:rStyle w:val="Hyperlink2"/>
+        </w:rPr>
+        <w:t xml:space="preserve">, namely, gender. We find that voters particularly penalize female candidates who have a working-class occupation and look like a representative of the working class. In other words, the </w:t>
+      </w:r>
+      <w:r>
+        <w:rPr>
+          <w:rStyle w:val="None"/>
+          <w:rFonts w:ascii="Arial Unicode MS" w:hAnsi="Arial Unicode MS"/>
+          <w:rtl/>
+          <w:lang w:val="ar-SA"/>
+        </w:rPr>
+        <w:t>“</w:t>
+      </w:r>
+      <w:r>
+        <w:rPr>
+          <w:rStyle w:val="Hyperlink2"/>
+        </w:rPr>
+        <w:t xml:space="preserve">double cue of occupational status”—that is, a lower-status occupational title (first cue) combined with a low-status appearance (second cue)— especially concerns women in electoral contexts. These results are in line with previous studies of physical attractiveness and labor-market outcomes, which have shown that for women, the consequences of physical appearance can be much more complex and severe at the same time </w:t>
       </w:r>
       <w:hyperlink r:id="rId107" w:history="1">
         <w:r>
@@ -7696,13 +7757,7 @@
         <w:rPr>
           <w:rStyle w:val="NoneB"/>
         </w:rPr>
-        <w:t xml:space="preserve">In many ways, our study is explorative, calling </w:t>
-      </w:r>
-      <w:r>
-        <w:rPr>
-          <w:rStyle w:val="NoneB"/>
-        </w:rPr>
-        <w:t xml:space="preserve">for more research on inequality and physical appearance and their importance for voting choices. </w:t>
+        <w:t xml:space="preserve">In many ways, our study is explorative, calling for more research on inequality and physical appearance and their importance for voting choices. </w:t>
       </w:r>
       <w:r>
         <w:rPr>
@@ -7714,20 +7769,21 @@
         <w:rPr>
           <w:rStyle w:val="NoneB"/>
         </w:rPr>
-        <w:t xml:space="preserve">hile </w:t>
-      </w:r>
-      <w:r>
-        <w:rPr>
-          <w:rStyle w:val="NoneB"/>
-        </w:rPr>
-        <w:t xml:space="preserve">our design allows for a general description of the existence of the phenomenon, the mechanisms by which physical appearance produces social inequalities remain outside the scope of this study. One possible mechanism could include class voting—that is, the tendency of voters in a particular class to vote for a political candidate who looks like a representative of the same social class </w:t>
+        <w:t xml:space="preserve">hile our design allows for a general description of the existence of the phenomenon, the mechanisms by which physical appearance produces social inequalities remain outside the scope of this study. One possible mechanism could include class voting—that is, the tendency of voters in a particular class to vote for a political candidate who looks like a representative of the same social class </w:t>
       </w:r>
       <w:hyperlink r:id="rId111" w:history="1">
         <w:r>
           <w:rPr>
             <w:rStyle w:val="NoneB"/>
           </w:rPr>
-          <w:t>(e.g., Evans, 2000)</w:t>
+          <w:t xml:space="preserve">(e.g., </w:t>
+        </w:r>
+        <w:r>
+          <w:rPr>
+            <w:rStyle w:val="NoneB"/>
+          </w:rPr>
+          <w:lastRenderedPageBreak/>
+          <w:t>Evans, 2000)</w:t>
         </w:r>
       </w:hyperlink>
       <w:r>
@@ -7740,7 +7796,6 @@
         <w:rPr>
           <w:rStyle w:val="NoneB"/>
         </w:rPr>
-        <w:lastRenderedPageBreak/>
         <w:t xml:space="preserve">Second, </w:t>
       </w:r>
       <w:r>
@@ -8570,16 +8625,9 @@
             <w:rStyle w:val="Hyperlink14"/>
             <w:lang w:val="fi-FI"/>
           </w:rPr>
-          <w:t>Psycholog</w:t>
+          <w:t>Psychology</w:t>
         </w:r>
         <w:proofErr w:type="spellEnd"/>
-        <w:r>
-          <w:rPr>
-            <w:rStyle w:val="Hyperlink14"/>
-            <w:lang w:val="fi-FI"/>
-          </w:rPr>
-          <w:t>y</w:t>
-        </w:r>
       </w:hyperlink>
       <w:hyperlink r:id="rId156" w:history="1">
         <w:r>
@@ -11722,6 +11770,7 @@
         <w:jc w:val="both"/>
         <w:rPr>
           <w:rStyle w:val="NoneB"/>
+          <w:lang w:val="fi-FI"/>
         </w:rPr>
       </w:pPr>
       <w:proofErr w:type="spellStart"/>
@@ -11756,7 +11805,30 @@
         <w:rPr>
           <w:rStyle w:val="NoneB"/>
         </w:rPr>
-        <w:t>. R package version 2.8.9.</w:t>
+        <w:t xml:space="preserve">. </w:t>
+      </w:r>
+      <w:r>
+        <w:rPr>
+          <w:rStyle w:val="NoneB"/>
+          <w:lang w:val="fi-FI"/>
+        </w:rPr>
+        <w:t xml:space="preserve">R </w:t>
+      </w:r>
+      <w:proofErr w:type="spellStart"/>
+      <w:r>
+        <w:rPr>
+          <w:rStyle w:val="NoneB"/>
+          <w:lang w:val="fi-FI"/>
+        </w:rPr>
+        <w:t>package</w:t>
+      </w:r>
+      <w:proofErr w:type="spellEnd"/>
+      <w:r>
+        <w:rPr>
+          <w:rStyle w:val="NoneB"/>
+          <w:lang w:val="fi-FI"/>
+        </w:rPr>
+        <w:t xml:space="preserve"> version 2.8.9.</w:t>
       </w:r>
     </w:p>
     <w:p>
@@ -11832,13 +11904,7 @@
         <w:rPr>
           <w:rStyle w:val="Hyperlink10"/>
         </w:rPr>
-        <w:t xml:space="preserve">, D., Henry, A., &amp; Nickels, N. (2017). Explaining financial and prosocial biases in </w:t>
-      </w:r>
-      <w:r>
-        <w:rPr>
-          <w:rStyle w:val="Hyperlink10"/>
-        </w:rPr>
-        <w:t>favor of attractive people: Interdisciplinary perspectives from economics, social psychology, and evolutionary psychology. </w:t>
+        <w:t>, D., Henry, A., &amp; Nickels, N. (2017). Explaining financial and prosocial biases in favor of attractive people: Interdisciplinary perspectives from economics, social psychology, and evolutionary psychology. </w:t>
       </w:r>
       <w:r>
         <w:rPr>
@@ -12343,7 +12409,6 @@
           <w:rStyle w:val="None"/>
           <w:b/>
           <w:bCs/>
-          <w:lang w:val="fi-FI"/>
         </w:rPr>
       </w:pPr>
       <w:hyperlink r:id="rId357" w:history="1">
@@ -12377,46 +12442,25 @@
         </w:r>
       </w:hyperlink>
       <w:hyperlink r:id="rId358" w:history="1">
-        <w:proofErr w:type="spellStart"/>
         <w:r>
           <w:rPr>
             <w:rStyle w:val="Hyperlink14"/>
-            <w:lang w:val="fi-FI"/>
-          </w:rPr>
-          <w:t>Political</w:t>
-        </w:r>
-        <w:proofErr w:type="spellEnd"/>
+          </w:rPr>
+          <w:t>Political Psychology</w:t>
+        </w:r>
+      </w:hyperlink>
+      <w:hyperlink r:id="rId359" w:history="1">
+        <w:r>
+          <w:rPr>
+            <w:rStyle w:val="NoneB"/>
+          </w:rPr>
+          <w:t xml:space="preserve">, </w:t>
+        </w:r>
+      </w:hyperlink>
+      <w:hyperlink r:id="rId360" w:history="1">
         <w:r>
           <w:rPr>
             <w:rStyle w:val="Hyperlink14"/>
-            <w:lang w:val="fi-FI"/>
-          </w:rPr>
-          <w:t xml:space="preserve"> </w:t>
-        </w:r>
-        <w:proofErr w:type="spellStart"/>
-        <w:r>
-          <w:rPr>
-            <w:rStyle w:val="Hyperlink14"/>
-            <w:lang w:val="fi-FI"/>
-          </w:rPr>
-          <w:t>Psychology</w:t>
-        </w:r>
-        <w:proofErr w:type="spellEnd"/>
-      </w:hyperlink>
-      <w:hyperlink r:id="rId359" w:history="1">
-        <w:r>
-          <w:rPr>
-            <w:rStyle w:val="NoneB"/>
-            <w:lang w:val="fi-FI"/>
-          </w:rPr>
-          <w:t xml:space="preserve">, </w:t>
-        </w:r>
-      </w:hyperlink>
-      <w:hyperlink r:id="rId360" w:history="1">
-        <w:r>
-          <w:rPr>
-            <w:rStyle w:val="Hyperlink14"/>
-            <w:lang w:val="fi-FI"/>
           </w:rPr>
           <w:t>39</w:t>
         </w:r>
@@ -12425,7 +12469,6 @@
         <w:r>
           <w:rPr>
             <w:rStyle w:val="NoneB"/>
-            <w:lang w:val="fi-FI"/>
           </w:rPr>
           <w:t>(5), 1157–1171.</w:t>
         </w:r>
@@ -14529,7 +14572,7 @@
 
 <file path=word/comments.xml><?xml version="1.0" encoding="utf-8"?>
 <w:comments xmlns:wpc="http://schemas.microsoft.com/office/word/2010/wordprocessingCanvas" xmlns:cx="http://schemas.microsoft.com/office/drawing/2014/chartex" xmlns:cx1="http://schemas.microsoft.com/office/drawing/2015/9/8/chartex" xmlns:cx2="http://schemas.microsoft.com/office/drawing/2015/10/21/chartex" xmlns:cx3="http://schemas.microsoft.com/office/drawing/2016/5/9/chartex" xmlns:cx4="http://schemas.microsoft.com/office/drawing/2016/5/10/chartex" xmlns:cx5="http://schemas.microsoft.com/office/drawing/2016/5/11/chartex" xmlns:cx6="http://schemas.microsoft.com/office/drawing/2016/5/12/chartex" xmlns:cx7="http://schemas.microsoft.com/office/drawing/2016/5/13/chartex" xmlns:cx8="http://schemas.microsoft.com/office/drawing/2016/5/14/chartex" xmlns:mc="http://schemas.openxmlformats.org/markup-compatibility/2006" xmlns:aink="http://schemas.microsoft.com/office/drawing/2016/ink" xmlns:am3d="http://schemas.microsoft.com/office/drawing/2017/model3d" xmlns:o="urn:schemas-microsoft-com:office:office" xmlns:oel="http://schemas.microsoft.com/office/2019/extlst" xmlns:r="http://schemas.openxmlformats.org/officeDocument/2006/relationships" xmlns:m="http://schemas.openxmlformats.org/officeDocument/2006/math" xmlns:v="urn:schemas-microsoft-com:vml" xmlns:wp14="http://schemas.microsoft.com/office/word/2010/wordprocessingDrawing" xmlns:wp="http://schemas.openxmlformats.org/drawingml/2006/wordprocessingDrawing" xmlns:w10="urn:schemas-microsoft-com:office:word" xmlns:w="http://schemas.openxmlformats.org/wordprocessingml/2006/main" xmlns:w14="http://schemas.microsoft.com/office/word/2010/wordml" xmlns:w15="http://schemas.microsoft.com/office/word/2012/wordml" xmlns:w16cex="http://schemas.microsoft.com/office/word/2018/wordml/cex" xmlns:w16cid="http://schemas.microsoft.com/office/word/2016/wordml/cid" xmlns:w16="http://schemas.microsoft.com/office/word/2018/wordml" xmlns:w16sdtdh="http://schemas.microsoft.com/office/word/2020/wordml/sdtdatahash" xmlns:w16se="http://schemas.microsoft.com/office/word/2015/wordml/symex" xmlns:wpg="http://schemas.microsoft.com/office/word/2010/wordprocessingGroup" xmlns:wpi="http://schemas.microsoft.com/office/word/2010/wordprocessingInk" xmlns:wne="http://schemas.microsoft.com/office/word/2006/wordml" xmlns:wps="http://schemas.microsoft.com/office/word/2010/wordprocessingShape" mc:Ignorable="w14 w15 w16se w16cid w16 w16cex w16sdtdh wp14">
-  <w:comment w:id="1" w:author="Microsoft Office User" w:date="2023-06-16T12:54:00Z" w:initials="MOU">
+  <w:comment w:id="2" w:author="Microsoft Office User" w:date="2023-06-16T12:54:00Z" w:initials="MOU">
     <w:p>
       <w:pPr>
         <w:pStyle w:val="CommentText"/>
@@ -14549,18 +14592,46 @@
       </w:r>
       <w:proofErr w:type="spellEnd"/>
       <w:r>
-        <w:t xml:space="preserve"> liked “looks.” The abstract (I think) should be “less serious” and “cooler” and overall, “simpler.” But at the same time, I think you as a physical appearance scholar, must think that these two ideas are rather different. If it doesn’t represent a </w:t>
-      </w:r>
-      <w:proofErr w:type="spellStart"/>
-      <w:r>
-        <w:t>lose</w:t>
-      </w:r>
-      <w:proofErr w:type="spellEnd"/>
-      <w:r>
-        <w:t xml:space="preserve"> in meaning, I’d suggest keeping “looks.” It’s easier to “digest.” But if something is lost, let’s just change it as you propose </w:t>
+        <w:t xml:space="preserve"> liked “looks.” The abstract (I think) should be “less serious” and “cooler” and overall, “simpler.” But at the same time, I think you as a physical appearance scholar, must think that these two ideas are rather different. If it doesn’t represent a lose in meaning, I’d suggest keeping “looks.” It’s easier to “digest.” But if something is lost, let’s just change it as you propose </w:t>
       </w:r>
       <w:r>
         <w:sym w:font="Wingdings" w:char="F04A"/>
+      </w:r>
+    </w:p>
+  </w:comment>
+  <w:comment w:id="3" w:author="Outi Sarpila" w:date="2023-06-19T14:20:00Z" w:initials="OS">
+    <w:p>
+      <w:r>
+        <w:rPr>
+          <w:rStyle w:val="CommentReference"/>
+        </w:rPr>
+        <w:annotationRef/>
+      </w:r>
+      <w:r>
+        <w:rPr>
+          <w:color w:val="000000"/>
+          <w:sz w:val="20"/>
+          <w:szCs w:val="20"/>
+        </w:rPr>
+        <w:t>I would prefer PA. In appearance research “looks” often referred to good looks i.e. attractiveness and we want to be more broad here right?</w:t>
+      </w:r>
+    </w:p>
+  </w:comment>
+  <w:comment w:id="22" w:author="Outi Sarpila" w:date="2023-06-19T13:51:00Z" w:initials="OS">
+    <w:p>
+      <w:r>
+        <w:rPr>
+          <w:rStyle w:val="CommentReference"/>
+        </w:rPr>
+        <w:annotationRef/>
+      </w:r>
+      <w:r>
+        <w:rPr>
+          <w:color w:val="000000"/>
+          <w:sz w:val="20"/>
+          <w:szCs w:val="20"/>
+        </w:rPr>
+        <w:t xml:space="preserve">The word status is critical here in terms of inequality producing mechanism so added it </w:t>
       </w:r>
     </w:p>
   </w:comment>
@@ -14578,25 +14649,14 @@
         </w:rPr>
         <w:annotationRef/>
       </w:r>
-      <w:proofErr w:type="spellStart"/>
-      <w:r>
-        <w:t>Outi</w:t>
-      </w:r>
-      <w:proofErr w:type="spellEnd"/>
-      <w:r>
-        <w:t xml:space="preserve">: How about combining the first and second sentences? The first one is all about </w:t>
-      </w:r>
-      <w:r>
-        <w:rPr>
-          <w:rStyle w:val="NoneB"/>
-        </w:rPr>
-        <w:t>clothing and physical appearance</w:t>
-      </w:r>
-      <w:r>
-        <w:rPr>
-          <w:rStyle w:val="NoneB"/>
-        </w:rPr>
-        <w:t>, while the second one is about occupational titles. I propose:</w:t>
+      <w:r>
+        <w:t xml:space="preserve">Outi: How about combining the first and second sentences? The first one is all about </w:t>
+      </w:r>
+      <w:r>
+        <w:rPr>
+          <w:rStyle w:val="NoneB"/>
+        </w:rPr>
+        <w:t>clothing and physical appearance, while the second one is about occupational titles. I propose:</w:t>
       </w:r>
       <w:r>
         <w:rPr>
@@ -14613,19 +14673,7 @@
         <w:rPr>
           <w:rStyle w:val="NoneB"/>
         </w:rPr>
-        <w:t>“</w:t>
-      </w:r>
-      <w:r>
-        <w:rPr>
-          <w:rStyle w:val="NoneB"/>
-        </w:rPr>
-        <w:t>Even more importantly, Bourdieu emphasized the embodied nature of social class: clothing</w:t>
-      </w:r>
-      <w:r>
-        <w:rPr>
-          <w:rStyle w:val="NoneB"/>
-        </w:rPr>
-        <w:t xml:space="preserve">, </w:t>
+        <w:t xml:space="preserve">“Even more importantly, Bourdieu emphasized the embodied nature of social class: clothing, </w:t>
       </w:r>
       <w:r>
         <w:rPr>
@@ -14638,13 +14686,7 @@
         <w:rPr>
           <w:rStyle w:val="NoneB"/>
         </w:rPr>
-        <w:t xml:space="preserve"> and physical appearance can provide social markers that sort different social classes, according to how individuals dress and look (Bourdieu, 1984).</w:t>
-      </w:r>
-      <w:r>
-        <w:rPr>
-          <w:rStyle w:val="NoneB"/>
-        </w:rPr>
-        <w:t>”</w:t>
+        <w:t xml:space="preserve"> and physical appearance can provide social markers that sort different social classes, according to how individuals dress and look (Bourdieu, 1984).”</w:t>
       </w:r>
       <w:r>
         <w:rPr>
@@ -14657,31 +14699,7 @@
           <w:rStyle w:val="NoneB"/>
         </w:rPr>
         <w:br/>
-        <w:t xml:space="preserve">^ But I’m not sure if </w:t>
-      </w:r>
-      <w:r>
-        <w:rPr>
-          <w:rStyle w:val="NoneB"/>
-        </w:rPr>
-        <w:t>Bourdieu</w:t>
-      </w:r>
-      <w:r>
-        <w:rPr>
-          <w:rStyle w:val="NoneB"/>
-        </w:rPr>
-        <w:t xml:space="preserve"> (</w:t>
-      </w:r>
-      <w:r>
-        <w:rPr>
-          <w:rStyle w:val="NoneB"/>
-        </w:rPr>
-        <w:t>1984</w:t>
-      </w:r>
-      <w:r>
-        <w:rPr>
-          <w:rStyle w:val="NoneB"/>
-        </w:rPr>
-        <w:t>) did look at occupational titles.</w:t>
+        <w:t>^ But I’m not sure if Bourdieu (1984) did look at occupational titles.</w:t>
       </w:r>
       <w:r>
         <w:rPr>
@@ -14690,28 +14708,103 @@
         <w:br/>
       </w:r>
     </w:p>
+  </w:comment>
+  <w:comment w:id="43" w:author="Outi Sarpila" w:date="2023-06-19T14:05:00Z" w:initials="OS">
+    <w:p>
+      <w:r>
+        <w:rPr>
+          <w:rStyle w:val="CommentReference"/>
+        </w:rPr>
+        <w:annotationRef/>
+      </w:r>
+      <w:r>
+        <w:rPr>
+          <w:color w:val="000000"/>
+          <w:sz w:val="20"/>
+          <w:szCs w:val="20"/>
+        </w:rPr>
+        <w:t>Thank’s for the suggestion but I would not combine these two:D</w:t>
+      </w:r>
+    </w:p>
+  </w:comment>
+  <w:comment w:id="44" w:author="Outi Sarpila" w:date="2023-06-19T14:06:00Z" w:initials="OS">
+    <w:p>
+      <w:r>
+        <w:rPr>
+          <w:rStyle w:val="CommentReference"/>
+        </w:rPr>
+        <w:annotationRef/>
+      </w:r>
+      <w:r>
+        <w:rPr>
+          <w:color w:val="000000"/>
+          <w:sz w:val="20"/>
+          <w:szCs w:val="20"/>
+        </w:rPr>
+        <w:t>Because occupational title is not embodied.</w:t>
+      </w:r>
+    </w:p>
+  </w:comment>
+  <w:comment w:id="45" w:author="Outi Sarpila" w:date="2023-06-19T14:16:00Z" w:initials="OS">
+    <w:p>
+      <w:r>
+        <w:rPr>
+          <w:rStyle w:val="CommentReference"/>
+        </w:rPr>
+        <w:annotationRef/>
+      </w:r>
+      <w:r>
+        <w:rPr>
+          <w:color w:val="374051"/>
+          <w:sz w:val="20"/>
+          <w:szCs w:val="20"/>
+          <w:highlight w:val="white"/>
+        </w:rPr>
+        <w:t>I moved the matter concerning the occupational title higher to a section where it may be better linked. Does it work better now?</w:t>
+      </w:r>
+    </w:p>
+    <w:p/>
+    <w:p/>
+    <w:p/>
+    <w:p/>
+    <w:p/>
   </w:comment>
 </w:comments>
 </file>
 
 <file path=word/commentsExtended.xml><?xml version="1.0" encoding="utf-8"?>
 <w15:commentsEx xmlns:wpc="http://schemas.microsoft.com/office/word/2010/wordprocessingCanvas" xmlns:cx="http://schemas.microsoft.com/office/drawing/2014/chartex" xmlns:cx1="http://schemas.microsoft.com/office/drawing/2015/9/8/chartex" xmlns:cx2="http://schemas.microsoft.com/office/drawing/2015/10/21/chartex" xmlns:cx3="http://schemas.microsoft.com/office/drawing/2016/5/9/chartex" xmlns:cx4="http://schemas.microsoft.com/office/drawing/2016/5/10/chartex" xmlns:cx5="http://schemas.microsoft.com/office/drawing/2016/5/11/chartex" xmlns:cx6="http://schemas.microsoft.com/office/drawing/2016/5/12/chartex" xmlns:cx7="http://schemas.microsoft.com/office/drawing/2016/5/13/chartex" xmlns:cx8="http://schemas.microsoft.com/office/drawing/2016/5/14/chartex" xmlns:mc="http://schemas.openxmlformats.org/markup-compatibility/2006" xmlns:aink="http://schemas.microsoft.com/office/drawing/2016/ink" xmlns:am3d="http://schemas.microsoft.com/office/drawing/2017/model3d" xmlns:o="urn:schemas-microsoft-com:office:office" xmlns:oel="http://schemas.microsoft.com/office/2019/extlst" xmlns:r="http://schemas.openxmlformats.org/officeDocument/2006/relationships" xmlns:m="http://schemas.openxmlformats.org/officeDocument/2006/math" xmlns:v="urn:schemas-microsoft-com:vml" xmlns:wp14="http://schemas.microsoft.com/office/word/2010/wordprocessingDrawing" xmlns:wp="http://schemas.openxmlformats.org/drawingml/2006/wordprocessingDrawing" xmlns:w10="urn:schemas-microsoft-com:office:word" xmlns:w="http://schemas.openxmlformats.org/wordprocessingml/2006/main" xmlns:w14="http://schemas.microsoft.com/office/word/2010/wordml" xmlns:w15="http://schemas.microsoft.com/office/word/2012/wordml" xmlns:w16cex="http://schemas.microsoft.com/office/word/2018/wordml/cex" xmlns:w16cid="http://schemas.microsoft.com/office/word/2016/wordml/cid" xmlns:w16="http://schemas.microsoft.com/office/word/2018/wordml" xmlns:w16sdtdh="http://schemas.microsoft.com/office/word/2020/wordml/sdtdatahash" xmlns:w16se="http://schemas.microsoft.com/office/word/2015/wordml/symex" xmlns:wpg="http://schemas.microsoft.com/office/word/2010/wordprocessingGroup" xmlns:wpi="http://schemas.microsoft.com/office/word/2010/wordprocessingInk" xmlns:wne="http://schemas.microsoft.com/office/word/2006/wordml" xmlns:wps="http://schemas.microsoft.com/office/word/2010/wordprocessingShape" mc:Ignorable="w14 w15 w16se w16cid w16 w16cex w16sdtdh wp14">
-  <w15:commentEx w15:paraId="323F13B7" w15:done="0"/>
+  <w15:commentEx w15:paraId="323F13B7" w15:done="1"/>
+  <w15:commentEx w15:paraId="53BD3DE9" w15:paraIdParent="323F13B7" w15:done="1"/>
+  <w15:commentEx w15:paraId="6CE9F4BF" w15:done="0"/>
   <w15:commentEx w15:paraId="6BDAFEB5" w15:done="0"/>
+  <w15:commentEx w15:paraId="2A478E70" w15:paraIdParent="6BDAFEB5" w15:done="0"/>
+  <w15:commentEx w15:paraId="346E5208" w15:paraIdParent="6BDAFEB5" w15:done="0"/>
+  <w15:commentEx w15:paraId="4EFD621A" w15:paraIdParent="6BDAFEB5" w15:done="0"/>
 </w15:commentsEx>
 </file>
 
 <file path=word/commentsExtensible.xml><?xml version="1.0" encoding="utf-8"?>
 <w16cex:commentsExtensible xmlns:wpc="http://schemas.microsoft.com/office/word/2010/wordprocessingCanvas" xmlns:cx="http://schemas.microsoft.com/office/drawing/2014/chartex" xmlns:cx1="http://schemas.microsoft.com/office/drawing/2015/9/8/chartex" xmlns:cx2="http://schemas.microsoft.com/office/drawing/2015/10/21/chartex" xmlns:cx3="http://schemas.microsoft.com/office/drawing/2016/5/9/chartex" xmlns:cx4="http://schemas.microsoft.com/office/drawing/2016/5/10/chartex" xmlns:cx5="http://schemas.microsoft.com/office/drawing/2016/5/11/chartex" xmlns:cx6="http://schemas.microsoft.com/office/drawing/2016/5/12/chartex" xmlns:cx7="http://schemas.microsoft.com/office/drawing/2016/5/13/chartex" xmlns:cx8="http://schemas.microsoft.com/office/drawing/2016/5/14/chartex" xmlns:mc="http://schemas.openxmlformats.org/markup-compatibility/2006" xmlns:aink="http://schemas.microsoft.com/office/drawing/2016/ink" xmlns:am3d="http://schemas.microsoft.com/office/drawing/2017/model3d" xmlns:o="urn:schemas-microsoft-com:office:office" xmlns:oel="http://schemas.microsoft.com/office/2019/extlst" xmlns:r="http://schemas.openxmlformats.org/officeDocument/2006/relationships" xmlns:m="http://schemas.openxmlformats.org/officeDocument/2006/math" xmlns:v="urn:schemas-microsoft-com:vml" xmlns:wp14="http://schemas.microsoft.com/office/word/2010/wordprocessingDrawing" xmlns:wp="http://schemas.openxmlformats.org/drawingml/2006/wordprocessingDrawing" xmlns:w10="urn:schemas-microsoft-com:office:word" xmlns:w="http://schemas.openxmlformats.org/wordprocessingml/2006/main" xmlns:w14="http://schemas.microsoft.com/office/word/2010/wordml" xmlns:w15="http://schemas.microsoft.com/office/word/2012/wordml" xmlns:w16cex="http://schemas.microsoft.com/office/word/2018/wordml/cex" xmlns:w16cid="http://schemas.microsoft.com/office/word/2016/wordml/cid" xmlns:w16="http://schemas.microsoft.com/office/word/2018/wordml" xmlns:w16sdtdh="http://schemas.microsoft.com/office/word/2020/wordml/sdtdatahash" xmlns:w16se="http://schemas.microsoft.com/office/word/2015/wordml/symex" xmlns:wpg="http://schemas.microsoft.com/office/word/2010/wordprocessingGroup" xmlns:wpi="http://schemas.microsoft.com/office/word/2010/wordprocessingInk" xmlns:wne="http://schemas.microsoft.com/office/word/2006/wordml" xmlns:wps="http://schemas.microsoft.com/office/word/2010/wordprocessingShape" mc:Ignorable="w14 w15 w16se w16cid w16 w16cex w16sdtdh wp14">
   <w16cex:commentExtensible w16cex:durableId="2836DA0B" w16cex:dateUtc="2023-06-16T09:54:00Z"/>
+  <w16cex:commentExtensible w16cex:durableId="283AE2AC" w16cex:dateUtc="2023-06-19T11:20:00Z"/>
+  <w16cex:commentExtensible w16cex:durableId="283ADBD8" w16cex:dateUtc="2023-06-19T10:51:00Z"/>
   <w16cex:commentExtensible w16cex:durableId="2836E17B" w16cex:dateUtc="2023-06-16T10:26:00Z"/>
+  <w16cex:commentExtensible w16cex:durableId="283ADF24" w16cex:dateUtc="2023-06-19T11:05:00Z"/>
+  <w16cex:commentExtensible w16cex:durableId="283ADF60" w16cex:dateUtc="2023-06-19T11:06:00Z"/>
+  <w16cex:commentExtensible w16cex:durableId="283AE1A7" w16cex:dateUtc="2023-06-19T11:16:00Z"/>
 </w16cex:commentsExtensible>
 </file>
 
 <file path=word/commentsIds.xml><?xml version="1.0" encoding="utf-8"?>
 <w16cid:commentsIds xmlns:wpc="http://schemas.microsoft.com/office/word/2010/wordprocessingCanvas" xmlns:cx="http://schemas.microsoft.com/office/drawing/2014/chartex" xmlns:cx1="http://schemas.microsoft.com/office/drawing/2015/9/8/chartex" xmlns:cx2="http://schemas.microsoft.com/office/drawing/2015/10/21/chartex" xmlns:cx3="http://schemas.microsoft.com/office/drawing/2016/5/9/chartex" xmlns:cx4="http://schemas.microsoft.com/office/drawing/2016/5/10/chartex" xmlns:cx5="http://schemas.microsoft.com/office/drawing/2016/5/11/chartex" xmlns:cx6="http://schemas.microsoft.com/office/drawing/2016/5/12/chartex" xmlns:cx7="http://schemas.microsoft.com/office/drawing/2016/5/13/chartex" xmlns:cx8="http://schemas.microsoft.com/office/drawing/2016/5/14/chartex" xmlns:mc="http://schemas.openxmlformats.org/markup-compatibility/2006" xmlns:aink="http://schemas.microsoft.com/office/drawing/2016/ink" xmlns:am3d="http://schemas.microsoft.com/office/drawing/2017/model3d" xmlns:o="urn:schemas-microsoft-com:office:office" xmlns:oel="http://schemas.microsoft.com/office/2019/extlst" xmlns:r="http://schemas.openxmlformats.org/officeDocument/2006/relationships" xmlns:m="http://schemas.openxmlformats.org/officeDocument/2006/math" xmlns:v="urn:schemas-microsoft-com:vml" xmlns:wp14="http://schemas.microsoft.com/office/word/2010/wordprocessingDrawing" xmlns:wp="http://schemas.openxmlformats.org/drawingml/2006/wordprocessingDrawing" xmlns:w10="urn:schemas-microsoft-com:office:word" xmlns:w="http://schemas.openxmlformats.org/wordprocessingml/2006/main" xmlns:w14="http://schemas.microsoft.com/office/word/2010/wordml" xmlns:w15="http://schemas.microsoft.com/office/word/2012/wordml" xmlns:w16cex="http://schemas.microsoft.com/office/word/2018/wordml/cex" xmlns:w16cid="http://schemas.microsoft.com/office/word/2016/wordml/cid" xmlns:w16="http://schemas.microsoft.com/office/word/2018/wordml" xmlns:w16sdtdh="http://schemas.microsoft.com/office/word/2020/wordml/sdtdatahash" xmlns:w16se="http://schemas.microsoft.com/office/word/2015/wordml/symex" xmlns:wpg="http://schemas.microsoft.com/office/word/2010/wordprocessingGroup" xmlns:wpi="http://schemas.microsoft.com/office/word/2010/wordprocessingInk" xmlns:wne="http://schemas.microsoft.com/office/word/2006/wordml" xmlns:wps="http://schemas.microsoft.com/office/word/2010/wordprocessingShape" mc:Ignorable="w14 w15 w16se w16cid w16 w16cex w16sdtdh wp14">
   <w16cid:commentId w16cid:paraId="323F13B7" w16cid:durableId="2836DA0B"/>
+  <w16cid:commentId w16cid:paraId="53BD3DE9" w16cid:durableId="283AE2AC"/>
+  <w16cid:commentId w16cid:paraId="6CE9F4BF" w16cid:durableId="283ADBD8"/>
   <w16cid:commentId w16cid:paraId="6BDAFEB5" w16cid:durableId="2836E17B"/>
+  <w16cid:commentId w16cid:paraId="2A478E70" w16cid:durableId="283ADF24"/>
+  <w16cid:commentId w16cid:paraId="346E5208" w16cid:durableId="283ADF60"/>
+  <w16cid:commentId w16cid:paraId="4EFD621A" w16cid:durableId="283AE1A7"/>
 </w16cid:commentsIds>
 </file>
 
@@ -15402,7 +15495,7 @@
         <w:rPr>
           <w:rStyle w:val="Hyperlink9"/>
         </w:rPr>
-        <w:t xml:space="preserve"> We thank one of the reviewers for encouraging this discussion.</w:t>
+        <w:t xml:space="preserve">  We thank one of the reviewers for encouraging this discussion.</w:t>
       </w:r>
     </w:p>
   </w:footnote>
@@ -16144,11 +16237,11 @@
 
 <file path=word/people.xml><?xml version="1.0" encoding="utf-8"?>
 <w15:people xmlns:wpc="http://schemas.microsoft.com/office/word/2010/wordprocessingCanvas" xmlns:cx="http://schemas.microsoft.com/office/drawing/2014/chartex" xmlns:cx1="http://schemas.microsoft.com/office/drawing/2015/9/8/chartex" xmlns:cx2="http://schemas.microsoft.com/office/drawing/2015/10/21/chartex" xmlns:cx3="http://schemas.microsoft.com/office/drawing/2016/5/9/chartex" xmlns:cx4="http://schemas.microsoft.com/office/drawing/2016/5/10/chartex" xmlns:cx5="http://schemas.microsoft.com/office/drawing/2016/5/11/chartex" xmlns:cx6="http://schemas.microsoft.com/office/drawing/2016/5/12/chartex" xmlns:cx7="http://schemas.microsoft.com/office/drawing/2016/5/13/chartex" xmlns:cx8="http://schemas.microsoft.com/office/drawing/2016/5/14/chartex" xmlns:mc="http://schemas.openxmlformats.org/markup-compatibility/2006" xmlns:aink="http://schemas.microsoft.com/office/drawing/2016/ink" xmlns:am3d="http://schemas.microsoft.com/office/drawing/2017/model3d" xmlns:o="urn:schemas-microsoft-com:office:office" xmlns:oel="http://schemas.microsoft.com/office/2019/extlst" xmlns:r="http://schemas.openxmlformats.org/officeDocument/2006/relationships" xmlns:m="http://schemas.openxmlformats.org/officeDocument/2006/math" xmlns:v="urn:schemas-microsoft-com:vml" xmlns:wp14="http://schemas.microsoft.com/office/word/2010/wordprocessingDrawing" xmlns:wp="http://schemas.openxmlformats.org/drawingml/2006/wordprocessingDrawing" xmlns:w10="urn:schemas-microsoft-com:office:word" xmlns:w="http://schemas.openxmlformats.org/wordprocessingml/2006/main" xmlns:w14="http://schemas.microsoft.com/office/word/2010/wordml" xmlns:w15="http://schemas.microsoft.com/office/word/2012/wordml" xmlns:w16cex="http://schemas.microsoft.com/office/word/2018/wordml/cex" xmlns:w16cid="http://schemas.microsoft.com/office/word/2016/wordml/cid" xmlns:w16="http://schemas.microsoft.com/office/word/2018/wordml" xmlns:w16sdtdh="http://schemas.microsoft.com/office/word/2020/wordml/sdtdatahash" xmlns:w16se="http://schemas.microsoft.com/office/word/2015/wordml/symex" xmlns:wpg="http://schemas.microsoft.com/office/word/2010/wordprocessingGroup" xmlns:wpi="http://schemas.microsoft.com/office/word/2010/wordprocessingInk" xmlns:wne="http://schemas.microsoft.com/office/word/2006/wordml" xmlns:wps="http://schemas.microsoft.com/office/word/2010/wordprocessingShape" mc:Ignorable="w14 w15 w16se w16cid w16 w16cex w16sdtdh wp14">
+  <w15:person w15:author="Microsoft Office User">
+    <w15:presenceInfo w15:providerId="None" w15:userId="Microsoft Office User"/>
+  </w15:person>
   <w15:person w15:author="Outi Sarpila">
     <w15:presenceInfo w15:providerId="AD" w15:userId="S::oukasa@utu.fi::b88e0aca-b9d8-4ca8-a380-da43c80f7eb1"/>
-  </w15:person>
-  <w15:person w15:author="Microsoft Office User">
-    <w15:presenceInfo w15:providerId="None" w15:userId="Microsoft Office User"/>
   </w15:person>
 </w15:people>
 </file>

--- a/Bahamonde_Sarpila.docx
+++ b/Bahamonde_Sarpila.docx
@@ -1211,144 +1211,65 @@
           <w:rStyle w:val="NoneB"/>
         </w:rPr>
       </w:pPr>
-      <w:ins w:id="8" w:author="Microsoft Office User" w:date="2023-06-16T13:10:00Z">
-        <w:r>
-          <w:rPr>
-            <w:rStyle w:val="NoneB"/>
-          </w:rPr>
-          <w:t>The theoretical framework we introduce is known as "expectation-states theory," which specifically examines how gender, occupation, race, and attractiveness contribute to social inequalities</w:t>
+      <w:r>
+        <w:rPr>
+          <w:rStyle w:val="NoneB"/>
+        </w:rPr>
+        <w:t>The theoretical framework we introduce is known as "expectation-states theory," which specifically examines how gender, occupation, race, and attractiveness contribute to social inequalities</w:t>
+      </w:r>
+      <w:r>
+        <w:rPr>
+          <w:rStyle w:val="NoneB"/>
+        </w:rPr>
+        <w:t xml:space="preserve">. </w:t>
+      </w:r>
+      <w:ins w:id="8" w:author="Microsoft Office User" w:date="2023-06-20T09:14:00Z">
+        <w:r>
+          <w:rPr>
+            <w:rStyle w:val="NoneB"/>
+          </w:rPr>
+          <w:t>The mechanism that generates inequality operates within social interactions. It involves the activation of norms that determine which social groups are deemed more worthy of status and perceived as more capable. This dynamic leads to social discrimination and contributes to the persistence of inequality</w:t>
+        </w:r>
+        <w:r>
+          <w:rPr>
+            <w:rStyle w:val="NoneB"/>
+          </w:rPr>
+          <w:t xml:space="preserve"> </w:t>
         </w:r>
       </w:ins>
-      <w:del w:id="9" w:author="Microsoft Office User" w:date="2023-06-16T13:10:00Z">
-        <w:r>
-          <w:rPr>
-            <w:rStyle w:val="NoneB"/>
-          </w:rPr>
-          <w:delText xml:space="preserve">The </w:delText>
-        </w:r>
-      </w:del>
-      <w:ins w:id="10" w:author="Outi Sarpila" w:date="2023-06-14T14:58:00Z">
-        <w:del w:id="11" w:author="Microsoft Office User" w:date="2023-06-16T13:10:00Z">
-          <w:r>
-            <w:rPr>
-              <w:rStyle w:val="NoneB"/>
-            </w:rPr>
-            <w:delText>literature under</w:delText>
-          </w:r>
-        </w:del>
-      </w:ins>
-      <w:ins w:id="12" w:author="Outi Sarpila" w:date="2023-06-14T15:19:00Z">
-        <w:del w:id="13" w:author="Microsoft Office User" w:date="2023-06-16T13:10:00Z">
-          <w:r>
-            <w:rPr>
-              <w:rStyle w:val="NoneB"/>
-            </w:rPr>
-            <w:delText xml:space="preserve"> </w:delText>
-          </w:r>
-          <w:r>
-            <w:rPr>
-              <w:rStyle w:val="NoneB"/>
-            </w:rPr>
-            <w:delText xml:space="preserve">theoretical framework called </w:delText>
-          </w:r>
-          <w:r>
-            <w:rPr>
-              <w:rStyle w:val="NoneB"/>
-              <w:rtl/>
-            </w:rPr>
-            <w:delText>“</w:delText>
-          </w:r>
-          <w:r>
-            <w:rPr>
-              <w:rStyle w:val="NoneB"/>
-            </w:rPr>
-            <w:delText>expectation-states theory”</w:delText>
-          </w:r>
-        </w:del>
-      </w:ins>
-      <w:ins w:id="14" w:author="Outi Sarpila" w:date="2023-06-14T15:20:00Z">
-        <w:del w:id="15" w:author="Microsoft Office User" w:date="2023-06-16T13:10:00Z">
-          <w:r>
-            <w:rPr>
-              <w:rStyle w:val="NoneB"/>
-            </w:rPr>
-            <w:delText xml:space="preserve">, </w:delText>
-          </w:r>
-        </w:del>
-      </w:ins>
-      <w:del w:id="16" w:author="Microsoft Office User" w:date="2023-06-16T13:10:00Z">
-        <w:r>
-          <w:rPr>
-            <w:rStyle w:val="NoneB"/>
-          </w:rPr>
-          <w:delText>theory pays special attention to how gender, occupation, and race</w:delText>
-        </w:r>
-      </w:del>
-      <w:ins w:id="17" w:author="Outi Sarpila" w:date="2023-06-14T14:57:00Z">
-        <w:del w:id="18" w:author="Microsoft Office User" w:date="2023-06-16T13:10:00Z">
-          <w:r>
-            <w:rPr>
-              <w:rStyle w:val="NoneB"/>
-            </w:rPr>
-            <w:delText xml:space="preserve">, but also attractiveness, </w:delText>
-          </w:r>
-        </w:del>
-      </w:ins>
-      <w:del w:id="19" w:author="Microsoft Office User" w:date="2023-06-16T13:10:00Z">
-        <w:r>
-          <w:rPr>
-            <w:rStyle w:val="NoneB"/>
-          </w:rPr>
-          <w:delText xml:space="preserve"> can translate into social inequalities</w:delText>
-        </w:r>
-      </w:del>
-      <w:r>
-        <w:rPr>
-          <w:rStyle w:val="NoneB"/>
-        </w:rPr>
-        <w:t xml:space="preserve">. The inequality-producing mechanism occurs in social interactions where activation of norms regarding which social groups </w:t>
-      </w:r>
-      <w:ins w:id="20" w:author="Outi Sarpila" w:date="2023-06-19T14:24:00Z">
-        <w:r>
-          <w:rPr>
-            <w:rStyle w:val="NoneB"/>
-          </w:rPr>
-          <w:t xml:space="preserve">are </w:t>
-        </w:r>
-      </w:ins>
-      <w:ins w:id="21" w:author="Outi Sarpila" w:date="2023-06-19T14:23:00Z">
-        <w:r>
-          <w:rPr>
-            <w:rStyle w:val="NoneB"/>
-          </w:rPr>
-          <w:t>believed to be more status worthy</w:t>
-        </w:r>
-      </w:ins>
-      <w:commentRangeStart w:id="22"/>
-      <w:ins w:id="23" w:author="Outi Sarpila" w:date="2023-06-19T13:49:00Z">
-        <w:r>
-          <w:rPr>
-            <w:rStyle w:val="NoneB"/>
-          </w:rPr>
-          <w:t xml:space="preserve">, and thus, </w:t>
-        </w:r>
-      </w:ins>
-      <w:r>
-        <w:rPr>
-          <w:rStyle w:val="NoneB"/>
-        </w:rPr>
-        <w:t xml:space="preserve">are </w:t>
-      </w:r>
-      <w:ins w:id="24" w:author="Outi Sarpila" w:date="2023-06-19T13:50:00Z">
-        <w:r>
-          <w:rPr>
-            <w:rStyle w:val="NoneB"/>
-          </w:rPr>
-          <w:t xml:space="preserve">considered </w:t>
-        </w:r>
-      </w:ins>
-      <w:commentRangeEnd w:id="22"/>
-      <w:ins w:id="25" w:author="Outi Sarpila" w:date="2023-06-19T13:51:00Z">
+      <w:del w:id="9" w:author="Microsoft Office User" w:date="2023-06-20T09:14:00Z">
+        <w:r>
+          <w:rPr>
+            <w:rStyle w:val="NoneB"/>
+          </w:rPr>
+          <w:delText xml:space="preserve">The inequality-producing mechanism occurs in social interactions where activation of norms regarding which social groups </w:delText>
+        </w:r>
+        <w:r>
+          <w:rPr>
+            <w:rStyle w:val="NoneB"/>
+          </w:rPr>
+          <w:delText>are believed to be more status worthy</w:delText>
+        </w:r>
+        <w:commentRangeStart w:id="10"/>
+        <w:r>
+          <w:rPr>
+            <w:rStyle w:val="NoneB"/>
+          </w:rPr>
+          <w:delText xml:space="preserve">, and thus, </w:delText>
+        </w:r>
+        <w:r>
+          <w:rPr>
+            <w:rStyle w:val="NoneB"/>
+          </w:rPr>
+          <w:delText xml:space="preserve">are </w:delText>
+        </w:r>
+        <w:r>
+          <w:rPr>
+            <w:rStyle w:val="NoneB"/>
+          </w:rPr>
+          <w:delText xml:space="preserve">considered </w:delText>
+        </w:r>
+        <w:commentRangeEnd w:id="10"/>
         <w:r>
           <w:rPr>
             <w:rStyle w:val="CommentReference"/>
@@ -1360,15 +1281,15 @@
               <w14:bevel/>
             </w14:textOutline>
           </w:rPr>
-          <w:commentReference w:id="22"/>
-        </w:r>
-      </w:ins>
-      <w:r>
-        <w:rPr>
-          <w:rStyle w:val="NoneB"/>
-        </w:rPr>
-        <w:t xml:space="preserve">more capable takes place, contributing to social discrimination and inequality </w:t>
-      </w:r>
+          <w:commentReference w:id="10"/>
+        </w:r>
+        <w:r>
+          <w:rPr>
+            <w:rStyle w:val="NoneB"/>
+          </w:rPr>
+          <w:delText xml:space="preserve">more capable takes place, contributing to social discrimination and inequality </w:delText>
+        </w:r>
+      </w:del>
       <w:hyperlink r:id="rId23" w:history="1">
         <w:r>
           <w:rPr>
@@ -1388,7 +1309,14 @@
           <w:rPr>
             <w:rStyle w:val="NoneB"/>
           </w:rPr>
-          <w:t xml:space="preserve"> &amp; Ridgeway, 2006; Ridgeway, 2011, 2014; Ridgeway &amp; </w:t>
+          <w:t xml:space="preserve"> &amp; Ridgeway, 2006; Ridgeway, 2011, 2014; </w:t>
+        </w:r>
+        <w:r>
+          <w:rPr>
+            <w:rStyle w:val="NoneB"/>
+          </w:rPr>
+          <w:lastRenderedPageBreak/>
+          <w:t xml:space="preserve">Ridgeway &amp; </w:t>
         </w:r>
         <w:proofErr w:type="spellStart"/>
         <w:r>
@@ -1409,569 +1337,469 @@
         <w:rPr>
           <w:rStyle w:val="NoneB"/>
         </w:rPr>
-        <w:t xml:space="preserve">. </w:t>
-      </w:r>
-      <w:r>
-        <w:rPr>
-          <w:rStyle w:val="NoneB"/>
-        </w:rPr>
-        <w:lastRenderedPageBreak/>
-        <w:t xml:space="preserve">Social norms are shared stereotypes whose significance people actualize in social situations as they combine social categories with </w:t>
-      </w:r>
-      <w:ins w:id="26" w:author="Outi Sarpila" w:date="2023-06-19T13:54:00Z">
-        <w:r>
-          <w:rPr>
-            <w:rStyle w:val="NoneB"/>
+        <w:t xml:space="preserve">. Social norms are shared stereotypes whose significance people actualize in social situations as they combine social categories with </w:t>
+      </w:r>
+      <w:r>
+        <w:rPr>
+          <w:rStyle w:val="NoneB"/>
+        </w:rPr>
+        <w:t>(</w:t>
+      </w:r>
+      <w:r>
+        <w:rPr>
+          <w:rStyle w:val="NoneB"/>
+        </w:rPr>
+        <w:t>e</w:t>
+      </w:r>
+      <w:r>
+        <w:rPr>
+          <w:rStyle w:val="NoneB"/>
+        </w:rPr>
+        <w:t>)</w:t>
+      </w:r>
+      <w:r>
+        <w:rPr>
+          <w:rStyle w:val="NoneB"/>
+        </w:rPr>
+        <w:t>valu</w:t>
+      </w:r>
+      <w:r>
+        <w:rPr>
+          <w:rStyle w:val="NoneB"/>
+        </w:rPr>
+        <w:t>ative</w:t>
+      </w:r>
+      <w:r>
+        <w:rPr>
+          <w:rStyle w:val="NoneB"/>
+        </w:rPr>
+        <w:t xml:space="preserve"> judgments </w:t>
+      </w:r>
+      <w:hyperlink r:id="rId24" w:history="1">
+        <w:r>
+          <w:rPr>
+            <w:rStyle w:val="NoneB"/>
+          </w:rPr>
+          <w:t xml:space="preserve">(Ridgeway, 2011, 2014; Ridgeway &amp; </w:t>
+        </w:r>
+        <w:proofErr w:type="spellStart"/>
+        <w:r>
+          <w:rPr>
+            <w:rStyle w:val="NoneB"/>
+          </w:rPr>
+          <w:t>Correll</w:t>
+        </w:r>
+        <w:proofErr w:type="spellEnd"/>
+        <w:r>
+          <w:rPr>
+            <w:rStyle w:val="NoneB"/>
+          </w:rPr>
+          <w:t>, 2004)</w:t>
+        </w:r>
+      </w:hyperlink>
+      <w:r>
+        <w:rPr>
+          <w:rStyle w:val="NoneB"/>
+        </w:rPr>
+        <w:t xml:space="preserve">. In fact, research shows that physical appearance serves as the main information source for these types of evaluations, particularly in situations where individuals have limited information about the other person (for a review, see Hosoda et al., 2003). </w:t>
+      </w:r>
+      <w:r>
+        <w:rPr>
+          <w:rStyle w:val="NoneB"/>
+        </w:rPr>
+        <w:t>Accordingly, physical attractiveness is similar to other status characteristics, such as gender, race, and occupation, which form the basis for treating people unequally</w:t>
+      </w:r>
+      <w:r>
+        <w:rPr>
+          <w:rStyle w:val="NoneB"/>
+        </w:rPr>
+        <w:t>.</w:t>
+      </w:r>
+      <w:r>
+        <w:rPr>
+          <w:rStyle w:val="NoneB"/>
+        </w:rPr>
+        <w:t xml:space="preserve"> </w:t>
+      </w:r>
+      <w:r>
+        <w:rPr>
+          <w:rStyle w:val="NoneB"/>
+        </w:rPr>
+        <w:t>This holds significant importance as attractive individuals are often perceived as "better" and "more capable" compared to those considered less attractive</w:t>
+      </w:r>
+      <w:r>
+        <w:rPr>
+          <w:rStyle w:val="NoneB"/>
+        </w:rPr>
+        <w:t xml:space="preserve"> (</w:t>
+      </w:r>
+      <w:proofErr w:type="spellStart"/>
+      <w:r>
+        <w:rPr>
+          <w:rStyle w:val="NoneB"/>
+        </w:rPr>
+        <w:t>Frevert</w:t>
+      </w:r>
+      <w:proofErr w:type="spellEnd"/>
+      <w:r>
+        <w:rPr>
+          <w:rStyle w:val="NoneB"/>
+        </w:rPr>
+        <w:t xml:space="preserve"> &amp; Walker, 2014; </w:t>
+      </w:r>
+      <w:proofErr w:type="spellStart"/>
+      <w:r>
+        <w:rPr>
+          <w:rStyle w:val="NoneB"/>
+        </w:rPr>
+        <w:t>Wolbring</w:t>
+      </w:r>
+      <w:proofErr w:type="spellEnd"/>
+      <w:r>
+        <w:rPr>
+          <w:rStyle w:val="NoneB"/>
+        </w:rPr>
+        <w:t xml:space="preserve"> &amp; Riordan, 2016; </w:t>
+      </w:r>
+      <w:proofErr w:type="spellStart"/>
+      <w:r>
+        <w:rPr>
+          <w:rStyle w:val="NoneB"/>
+        </w:rPr>
+        <w:t>Kuwabara</w:t>
+      </w:r>
+      <w:proofErr w:type="spellEnd"/>
+      <w:r>
+        <w:rPr>
+          <w:rStyle w:val="NoneB"/>
+        </w:rPr>
+        <w:t xml:space="preserve"> &amp; </w:t>
+      </w:r>
+      <w:proofErr w:type="spellStart"/>
+      <w:r>
+        <w:rPr>
+          <w:rStyle w:val="NoneB"/>
+        </w:rPr>
+        <w:t>Thébaud</w:t>
+      </w:r>
+      <w:proofErr w:type="spellEnd"/>
+      <w:r>
+        <w:rPr>
+          <w:rStyle w:val="NoneB"/>
+        </w:rPr>
+        <w:t>, 2017; see also Webster &amp; Driskell, 1983, for a review).</w:t>
+      </w:r>
+    </w:p>
+    <w:p>
+      <w:pPr>
+        <w:pStyle w:val="BodyA"/>
+        <w:spacing w:before="200" w:after="200"/>
+        <w:jc w:val="both"/>
+      </w:pPr>
+      <w:r>
+        <w:rPr>
+          <w:rStyle w:val="Hyperlink2"/>
+        </w:rPr>
+        <w:t>In addition,</w:t>
+      </w:r>
+      <w:r>
+        <w:rPr>
+          <w:rStyle w:val="Hyperlink2"/>
+        </w:rPr>
+        <w:t xml:space="preserve"> the title of an occupation </w:t>
+      </w:r>
+      <w:r>
+        <w:rPr>
+          <w:rStyle w:val="Hyperlink13"/>
+        </w:rPr>
+        <w:t>per se</w:t>
+      </w:r>
+      <w:r>
+        <w:rPr>
+          <w:rStyle w:val="Hyperlink2"/>
+        </w:rPr>
+        <w:t xml:space="preserve"> as well as external cues of occupational status also function as status characteristics. In the long tradition of classifying occupations according to prestige </w:t>
+      </w:r>
+      <w:hyperlink r:id="rId25" w:history="1">
+        <w:r>
+          <w:rPr>
+            <w:rStyle w:val="Hyperlink2"/>
           </w:rPr>
           <w:t>(</w:t>
         </w:r>
-      </w:ins>
-      <w:ins w:id="27" w:author="Outi Sarpila" w:date="2023-06-19T13:53:00Z">
-        <w:r>
-          <w:rPr>
-            <w:rStyle w:val="NoneB"/>
-          </w:rPr>
-          <w:t>e</w:t>
-        </w:r>
-      </w:ins>
-      <w:ins w:id="28" w:author="Outi Sarpila" w:date="2023-06-19T13:54:00Z">
-        <w:r>
-          <w:rPr>
-            <w:rStyle w:val="NoneB"/>
-          </w:rPr>
-          <w:t>)</w:t>
-        </w:r>
-      </w:ins>
-      <w:r>
-        <w:rPr>
-          <w:rStyle w:val="NoneB"/>
-        </w:rPr>
-        <w:t>valu</w:t>
-      </w:r>
-      <w:ins w:id="29" w:author="Outi Sarpila" w:date="2023-06-19T13:53:00Z">
-        <w:r>
-          <w:rPr>
-            <w:rStyle w:val="NoneB"/>
-          </w:rPr>
-          <w:t>ative</w:t>
-        </w:r>
-      </w:ins>
-      <w:del w:id="30" w:author="Outi Sarpila" w:date="2023-06-19T13:53:00Z">
-        <w:r>
-          <w:rPr>
-            <w:rStyle w:val="NoneB"/>
-          </w:rPr>
-          <w:delText>e</w:delText>
-        </w:r>
-      </w:del>
-      <w:r>
-        <w:rPr>
-          <w:rStyle w:val="NoneB"/>
-        </w:rPr>
-        <w:t xml:space="preserve"> judgments </w:t>
-      </w:r>
-      <w:hyperlink r:id="rId24" w:history="1">
-        <w:r>
-          <w:rPr>
-            <w:rStyle w:val="NoneB"/>
-          </w:rPr>
-          <w:t xml:space="preserve">(Ridgeway, 2011, 2014; Ridgeway &amp; </w:t>
-        </w:r>
         <w:proofErr w:type="spellStart"/>
         <w:r>
           <w:rPr>
-            <w:rStyle w:val="NoneB"/>
-          </w:rPr>
-          <w:t>Correll</w:t>
+            <w:rStyle w:val="Hyperlink2"/>
+          </w:rPr>
+          <w:t>Treiman</w:t>
         </w:r>
         <w:proofErr w:type="spellEnd"/>
         <w:r>
           <w:rPr>
-            <w:rStyle w:val="NoneB"/>
-          </w:rPr>
-          <w:t>, 2004)</w:t>
-        </w:r>
-      </w:hyperlink>
-      <w:r>
-        <w:rPr>
-          <w:rStyle w:val="NoneB"/>
-        </w:rPr>
-        <w:t xml:space="preserve">. In fact, research shows that physical appearance serves as the main information source for these types of evaluations, particularly in situations where individuals have limited information about the other person (for a review, see Hosoda et al., 2003). </w:t>
-      </w:r>
-      <w:r>
-        <w:rPr>
-          <w:rStyle w:val="NoneB"/>
-        </w:rPr>
-        <w:t>Accordingly, physical attractiveness is similar to other status characteristics, such as gender, race, and occupation, which form the basis for treating people unequally</w:t>
-      </w:r>
-      <w:ins w:id="31" w:author="Microsoft Office User" w:date="2023-06-16T13:16:00Z">
-        <w:r>
-          <w:rPr>
-            <w:rStyle w:val="NoneB"/>
-          </w:rPr>
-          <w:t>.</w:t>
-        </w:r>
-      </w:ins>
-      <w:ins w:id="32" w:author="Outi Sarpila" w:date="2023-06-14T15:02:00Z">
-        <w:r>
-          <w:rPr>
-            <w:rStyle w:val="NoneB"/>
-          </w:rPr>
-          <w:t xml:space="preserve"> </w:t>
-        </w:r>
-      </w:ins>
-      <w:ins w:id="33" w:author="Microsoft Office User" w:date="2023-06-16T13:16:00Z">
-        <w:r>
-          <w:rPr>
-            <w:rStyle w:val="NoneB"/>
-          </w:rPr>
-          <w:t>This holds significant importance as attractive individuals are often perceived as "better" and "more capable" compared to those considered less attractive</w:t>
-        </w:r>
-      </w:ins>
-      <w:ins w:id="34" w:author="Outi Sarpila" w:date="2023-06-14T15:02:00Z">
-        <w:del w:id="35" w:author="Microsoft Office User" w:date="2023-06-16T13:16:00Z">
+            <w:rStyle w:val="Hyperlink2"/>
+          </w:rPr>
+          <w:t>, 1977)</w:t>
+        </w:r>
+      </w:hyperlink>
+      <w:r>
+        <w:rPr>
+          <w:rStyle w:val="Hyperlink2"/>
+        </w:rPr>
+        <w:t xml:space="preserve">, socioeconomic status </w:t>
+      </w:r>
+      <w:hyperlink r:id="rId26" w:history="1">
+        <w:r>
+          <w:rPr>
+            <w:rStyle w:val="Hyperlink2"/>
+          </w:rPr>
+          <w:t>(</w:t>
+        </w:r>
+        <w:proofErr w:type="spellStart"/>
+        <w:r>
+          <w:rPr>
+            <w:rStyle w:val="Hyperlink2"/>
+          </w:rPr>
+          <w:t>Ganzeboom</w:t>
+        </w:r>
+        <w:proofErr w:type="spellEnd"/>
+        <w:r>
+          <w:rPr>
+            <w:rStyle w:val="Hyperlink2"/>
+          </w:rPr>
+          <w:t xml:space="preserve"> et al., 1992)</w:t>
+        </w:r>
+      </w:hyperlink>
+      <w:r>
+        <w:rPr>
+          <w:rStyle w:val="Hyperlink2"/>
+        </w:rPr>
+        <w:t xml:space="preserve">, and social class </w:t>
+      </w:r>
+      <w:hyperlink r:id="rId27" w:history="1">
+        <w:r>
+          <w:rPr>
+            <w:rStyle w:val="Hyperlink2"/>
+          </w:rPr>
+          <w:t>(Erikson &amp; Goldthorpe, 1992)</w:t>
+        </w:r>
+      </w:hyperlink>
+      <w:r>
+        <w:rPr>
+          <w:rStyle w:val="Hyperlink2"/>
+        </w:rPr>
+        <w:t xml:space="preserve">, occupational sorting has been called the </w:t>
+      </w:r>
+      <w:r>
+        <w:rPr>
+          <w:rStyle w:val="None"/>
+          <w:rFonts w:ascii="Arial Unicode MS" w:hAnsi="Arial Unicode MS"/>
+          <w:rtl/>
+          <w:lang w:val="ar-SA"/>
+        </w:rPr>
+        <w:t>“</w:t>
+      </w:r>
+      <w:r>
+        <w:rPr>
+          <w:rStyle w:val="Hyperlink2"/>
+        </w:rPr>
+        <w:t xml:space="preserve">backbone” of stratification research </w:t>
+      </w:r>
+      <w:hyperlink r:id="rId28" w:history="1">
+        <w:r>
+          <w:rPr>
+            <w:rStyle w:val="Hyperlink2"/>
+          </w:rPr>
+          <w:t>(</w:t>
+        </w:r>
+        <w:proofErr w:type="spellStart"/>
+        <w:r>
+          <w:rPr>
+            <w:rStyle w:val="Hyperlink2"/>
+          </w:rPr>
+          <w:t>Ganzeboom</w:t>
+        </w:r>
+        <w:proofErr w:type="spellEnd"/>
+        <w:r>
+          <w:rPr>
+            <w:rStyle w:val="Hyperlink2"/>
+          </w:rPr>
+          <w:t xml:space="preserve"> &amp; </w:t>
+        </w:r>
+        <w:proofErr w:type="spellStart"/>
+        <w:r>
+          <w:rPr>
+            <w:rStyle w:val="Hyperlink2"/>
+          </w:rPr>
+          <w:t>Treiman</w:t>
+        </w:r>
+        <w:proofErr w:type="spellEnd"/>
+        <w:r>
+          <w:rPr>
+            <w:rStyle w:val="Hyperlink2"/>
+          </w:rPr>
+          <w:t>, 1996, p. 202; Rose &amp; Harrison, 2007). Overall, as Rose and Harrison (2007) note</w:t>
+        </w:r>
+      </w:hyperlink>
+      <w:r>
+        <w:rPr>
+          <w:rStyle w:val="Hyperlink2"/>
+        </w:rPr>
+        <w:t xml:space="preserve">, </w:t>
+      </w:r>
+      <w:r>
+        <w:rPr>
+          <w:rStyle w:val="Hyperlink2"/>
+        </w:rPr>
+        <w:t>“</w:t>
+      </w:r>
+      <w:r>
+        <w:rPr>
+          <w:rStyle w:val="Hyperlink2"/>
+        </w:rPr>
+        <w:t xml:space="preserve">[t]he life chances of individuals and families are largely determined by their position in the </w:t>
+      </w:r>
+      <w:proofErr w:type="gramStart"/>
+      <w:r>
+        <w:rPr>
+          <w:rStyle w:val="Hyperlink2"/>
+        </w:rPr>
+        <w:t>market[</w:t>
+      </w:r>
+      <w:proofErr w:type="gramEnd"/>
+      <w:r>
+        <w:rPr>
+          <w:rStyle w:val="Hyperlink2"/>
+        </w:rPr>
+        <w:t xml:space="preserve">,] and occupation is taken to be its central indicator” (p. 460). </w:t>
+      </w:r>
+    </w:p>
+    <w:p>
+      <w:pPr>
+        <w:pStyle w:val="BodyA"/>
+        <w:spacing w:before="200" w:after="200"/>
+        <w:jc w:val="both"/>
+      </w:pPr>
+      <w:r>
+        <w:rPr>
+          <w:rStyle w:val="NoneB"/>
+        </w:rPr>
+        <w:t>A</w:t>
+      </w:r>
+      <w:r>
+        <w:rPr>
+          <w:rStyle w:val="NoneB"/>
+        </w:rPr>
+        <w:t xml:space="preserve"> complementary </w:t>
+      </w:r>
+      <w:r>
+        <w:rPr>
+          <w:rStyle w:val="NoneB"/>
+        </w:rPr>
+        <w:t xml:space="preserve">approach that links physical appearance and inequality is the </w:t>
+      </w:r>
+      <w:proofErr w:type="spellStart"/>
+      <w:r>
+        <w:rPr>
+          <w:rStyle w:val="NoneB"/>
+        </w:rPr>
+        <w:t>Bourdieusian</w:t>
+      </w:r>
+      <w:proofErr w:type="spellEnd"/>
+      <w:r>
+        <w:rPr>
+          <w:rStyle w:val="NoneB"/>
+        </w:rPr>
+        <w:t xml:space="preserve"> approach. </w:t>
+      </w:r>
+      <w:ins w:id="11" w:author="Outi Sarpila" w:date="2023-06-19T14:15:00Z">
+        <w:del w:id="12" w:author="Microsoft Office User" w:date="2023-06-20T09:20:00Z">
           <w:r>
-            <w:rPr>
-              <w:rStyle w:val="NoneB"/>
-            </w:rPr>
-            <w:delText xml:space="preserve">as attractive individuals appear to be </w:delText>
-          </w:r>
-          <w:r>
-            <w:rPr>
-              <w:rStyle w:val="NoneB"/>
-              <w:rtl/>
-            </w:rPr>
-            <w:delText>“</w:delText>
-          </w:r>
-          <w:r>
-            <w:rPr>
-              <w:rStyle w:val="NoneB"/>
-            </w:rPr>
-            <w:delText xml:space="preserve">better” and </w:delText>
-          </w:r>
-          <w:r>
-            <w:rPr>
-              <w:rStyle w:val="NoneB"/>
-              <w:rtl/>
-            </w:rPr>
-            <w:delText>“</w:delText>
-          </w:r>
-          <w:r>
-            <w:rPr>
-              <w:rStyle w:val="NoneB"/>
-            </w:rPr>
-            <w:delText>more capable” than those perceived as less attractive.</w:delText>
-          </w:r>
-        </w:del>
-        <w:r>
-          <w:rPr>
-            <w:rStyle w:val="NoneB"/>
-          </w:rPr>
-          <w:t xml:space="preserve"> </w:t>
-        </w:r>
-      </w:ins>
-      <w:r>
-        <w:rPr>
-          <w:rStyle w:val="NoneB"/>
-        </w:rPr>
-        <w:t xml:space="preserve"> (</w:t>
-      </w:r>
-      <w:proofErr w:type="spellStart"/>
-      <w:r>
-        <w:rPr>
-          <w:rStyle w:val="NoneB"/>
-        </w:rPr>
-        <w:t>Frevert</w:t>
-      </w:r>
-      <w:proofErr w:type="spellEnd"/>
-      <w:r>
-        <w:rPr>
-          <w:rStyle w:val="NoneB"/>
-        </w:rPr>
-        <w:t xml:space="preserve"> &amp; Walker, 2014; </w:t>
-      </w:r>
-      <w:proofErr w:type="spellStart"/>
-      <w:r>
-        <w:rPr>
-          <w:rStyle w:val="NoneB"/>
-        </w:rPr>
-        <w:t>Wolbring</w:t>
-      </w:r>
-      <w:proofErr w:type="spellEnd"/>
-      <w:r>
-        <w:rPr>
-          <w:rStyle w:val="NoneB"/>
-        </w:rPr>
-        <w:t xml:space="preserve"> &amp; Riordan, 2016; </w:t>
-      </w:r>
-      <w:proofErr w:type="spellStart"/>
-      <w:r>
-        <w:rPr>
-          <w:rStyle w:val="NoneB"/>
-        </w:rPr>
-        <w:t>Kuwabara</w:t>
-      </w:r>
-      <w:proofErr w:type="spellEnd"/>
-      <w:r>
-        <w:rPr>
-          <w:rStyle w:val="NoneB"/>
-        </w:rPr>
-        <w:t xml:space="preserve"> &amp; </w:t>
-      </w:r>
-      <w:proofErr w:type="spellStart"/>
-      <w:r>
-        <w:rPr>
-          <w:rStyle w:val="NoneB"/>
-        </w:rPr>
-        <w:t>Thébaud</w:t>
-      </w:r>
-      <w:proofErr w:type="spellEnd"/>
-      <w:r>
-        <w:rPr>
-          <w:rStyle w:val="NoneB"/>
-        </w:rPr>
-        <w:t>, 2017; see also Webster &amp; Driskell, 1983, for a review).</w:t>
-      </w:r>
-    </w:p>
-    <w:p>
-      <w:pPr>
-        <w:pStyle w:val="BodyA"/>
-        <w:spacing w:before="200" w:after="200"/>
-        <w:jc w:val="both"/>
-      </w:pPr>
-      <w:ins w:id="36" w:author="Outi Sarpila" w:date="2023-06-14T15:04:00Z">
-        <w:del w:id="37" w:author="Microsoft Office User" w:date="2023-06-16T13:23:00Z">
-          <w:r>
-            <w:rPr>
-              <w:rStyle w:val="Hyperlink2"/>
-            </w:rPr>
-            <w:delText>But</w:delText>
+            <w:delText>Although</w:delText>
           </w:r>
         </w:del>
       </w:ins>
-      <w:ins w:id="38" w:author="Microsoft Office User" w:date="2023-06-16T13:23:00Z">
-        <w:r>
-          <w:rPr>
-            <w:rStyle w:val="Hyperlink2"/>
-          </w:rPr>
-          <w:t>In addition,</w:t>
+      <w:ins w:id="13" w:author="Microsoft Office User" w:date="2023-06-20T09:23:00Z">
+        <w:r>
+          <w:t>For instance, the occupational title could be used as an indicator of social class, a concept that Bourdieu explored in his research. However, Bourdieu adopted a broader perspective on social classes, considering factors beyond just occupational titles</w:t>
         </w:r>
       </w:ins>
-      <w:r>
-        <w:rPr>
-          <w:rStyle w:val="Hyperlink2"/>
-        </w:rPr>
-        <w:t xml:space="preserve"> the title of an occupation </w:t>
-      </w:r>
-      <w:r>
-        <w:rPr>
-          <w:rStyle w:val="Hyperlink13"/>
-        </w:rPr>
-        <w:t>per se</w:t>
-      </w:r>
-      <w:r>
-        <w:rPr>
-          <w:rStyle w:val="Hyperlink2"/>
-        </w:rPr>
-        <w:t xml:space="preserve"> as well as external cues of occupational status also function as status characteristics. In the long tradition of classifying occupations according to prestige </w:t>
-      </w:r>
-      <w:hyperlink r:id="rId25" w:history="1">
-        <w:r>
-          <w:rPr>
-            <w:rStyle w:val="Hyperlink2"/>
-          </w:rPr>
-          <w:t>(</w:t>
-        </w:r>
-        <w:proofErr w:type="spellStart"/>
-        <w:r>
-          <w:rPr>
-            <w:rStyle w:val="Hyperlink2"/>
-          </w:rPr>
-          <w:t>Treiman</w:t>
-        </w:r>
-        <w:proofErr w:type="spellEnd"/>
-        <w:r>
-          <w:rPr>
-            <w:rStyle w:val="Hyperlink2"/>
-          </w:rPr>
-          <w:t>, 1977)</w:t>
-        </w:r>
-      </w:hyperlink>
-      <w:r>
-        <w:rPr>
-          <w:rStyle w:val="Hyperlink2"/>
-        </w:rPr>
-        <w:t xml:space="preserve">, socioeconomic status </w:t>
-      </w:r>
-      <w:hyperlink r:id="rId26" w:history="1">
-        <w:r>
-          <w:rPr>
-            <w:rStyle w:val="Hyperlink2"/>
-          </w:rPr>
-          <w:t>(</w:t>
-        </w:r>
-        <w:proofErr w:type="spellStart"/>
-        <w:r>
-          <w:rPr>
-            <w:rStyle w:val="Hyperlink2"/>
-          </w:rPr>
-          <w:t>Ganzeboom</w:t>
-        </w:r>
-        <w:proofErr w:type="spellEnd"/>
-        <w:r>
-          <w:rPr>
-            <w:rStyle w:val="Hyperlink2"/>
-          </w:rPr>
-          <w:t xml:space="preserve"> et al., 1992)</w:t>
-        </w:r>
-      </w:hyperlink>
-      <w:r>
-        <w:rPr>
-          <w:rStyle w:val="Hyperlink2"/>
-        </w:rPr>
-        <w:t xml:space="preserve">, and social class </w:t>
-      </w:r>
-      <w:hyperlink r:id="rId27" w:history="1">
-        <w:r>
-          <w:rPr>
-            <w:rStyle w:val="Hyperlink2"/>
-          </w:rPr>
-          <w:t>(Erikson &amp; Goldthorpe, 1992)</w:t>
-        </w:r>
-      </w:hyperlink>
-      <w:r>
-        <w:rPr>
-          <w:rStyle w:val="Hyperlink2"/>
-        </w:rPr>
-        <w:t xml:space="preserve">, occupational sorting has been called the </w:t>
-      </w:r>
-      <w:r>
-        <w:rPr>
-          <w:rStyle w:val="None"/>
-          <w:rFonts w:ascii="Arial Unicode MS" w:hAnsi="Arial Unicode MS"/>
-          <w:rtl/>
-          <w:lang w:val="ar-SA"/>
-        </w:rPr>
-        <w:t>“</w:t>
-      </w:r>
-      <w:r>
-        <w:rPr>
-          <w:rStyle w:val="Hyperlink2"/>
-        </w:rPr>
-        <w:t xml:space="preserve">backbone” of stratification research </w:t>
-      </w:r>
-      <w:hyperlink r:id="rId28" w:history="1">
-        <w:r>
-          <w:rPr>
-            <w:rStyle w:val="Hyperlink2"/>
-          </w:rPr>
-          <w:t>(</w:t>
-        </w:r>
-        <w:proofErr w:type="spellStart"/>
-        <w:r>
-          <w:rPr>
-            <w:rStyle w:val="Hyperlink2"/>
-          </w:rPr>
-          <w:t>Ganzeboom</w:t>
-        </w:r>
-        <w:proofErr w:type="spellEnd"/>
-        <w:r>
-          <w:rPr>
-            <w:rStyle w:val="Hyperlink2"/>
-          </w:rPr>
-          <w:t xml:space="preserve"> &amp; </w:t>
-        </w:r>
-        <w:proofErr w:type="spellStart"/>
-        <w:r>
-          <w:rPr>
-            <w:rStyle w:val="Hyperlink2"/>
-          </w:rPr>
-          <w:t>Treiman</w:t>
-        </w:r>
-        <w:proofErr w:type="spellEnd"/>
-        <w:r>
-          <w:rPr>
-            <w:rStyle w:val="Hyperlink2"/>
-          </w:rPr>
-          <w:t>, 1996, p. 202; Rose &amp; Harrison, 2007). Overall, as Rose and Harrison (2007) note</w:t>
-        </w:r>
-      </w:hyperlink>
-      <w:r>
-        <w:rPr>
-          <w:rStyle w:val="Hyperlink2"/>
-        </w:rPr>
-        <w:t xml:space="preserve">, </w:t>
-      </w:r>
-      <w:r>
-        <w:rPr>
-          <w:rStyle w:val="Hyperlink2"/>
-        </w:rPr>
-        <w:t>“</w:t>
-      </w:r>
-      <w:r>
-        <w:rPr>
-          <w:rStyle w:val="Hyperlink2"/>
-        </w:rPr>
-        <w:t xml:space="preserve">[t]he life chances of individuals and families are largely determined by their position in the </w:t>
-      </w:r>
-      <w:proofErr w:type="gramStart"/>
-      <w:r>
-        <w:rPr>
-          <w:rStyle w:val="Hyperlink2"/>
-        </w:rPr>
-        <w:t>market[</w:t>
-      </w:r>
-      <w:proofErr w:type="gramEnd"/>
-      <w:r>
-        <w:rPr>
-          <w:rStyle w:val="Hyperlink2"/>
-        </w:rPr>
-        <w:t xml:space="preserve">,] and occupation is taken to be its central indicator” (p. 460). </w:t>
-      </w:r>
-    </w:p>
-    <w:p>
-      <w:pPr>
-        <w:pStyle w:val="BodyA"/>
-        <w:spacing w:before="200" w:after="200"/>
-        <w:jc w:val="both"/>
-      </w:pPr>
-      <w:r>
-        <w:rPr>
-          <w:rStyle w:val="NoneB"/>
-        </w:rPr>
-        <w:t>A</w:t>
-      </w:r>
-      <w:r>
-        <w:rPr>
-          <w:rStyle w:val="NoneB"/>
-        </w:rPr>
-        <w:t xml:space="preserve"> complementary </w:t>
-      </w:r>
-      <w:r>
-        <w:rPr>
-          <w:rStyle w:val="NoneB"/>
-        </w:rPr>
-        <w:t xml:space="preserve">approach that links physical appearance and inequality is the </w:t>
+      <w:ins w:id="14" w:author="Outi Sarpila" w:date="2023-06-19T14:15:00Z">
+        <w:del w:id="15" w:author="Microsoft Office User" w:date="2023-06-20T09:23:00Z">
+          <w:r>
+            <w:delText xml:space="preserve"> the occupational title </w:delText>
+          </w:r>
+        </w:del>
+      </w:ins>
+      <w:ins w:id="16" w:author="Outi Sarpila" w:date="2023-06-19T14:16:00Z">
+        <w:del w:id="17" w:author="Microsoft Office User" w:date="2023-06-20T09:20:00Z">
+          <w:r>
+            <w:delText xml:space="preserve">can </w:delText>
+          </w:r>
+        </w:del>
+      </w:ins>
+      <w:ins w:id="18" w:author="Outi Sarpila" w:date="2023-06-19T14:15:00Z">
+        <w:del w:id="19" w:author="Microsoft Office User" w:date="2023-06-20T09:23:00Z">
+          <w:r>
+            <w:delText xml:space="preserve">serve as a proxy for social class (which Bourdieu </w:delText>
+          </w:r>
+        </w:del>
+        <w:del w:id="20" w:author="Microsoft Office User" w:date="2023-06-20T09:20:00Z">
+          <w:r>
+            <w:delText xml:space="preserve">himself </w:delText>
+          </w:r>
+        </w:del>
+        <w:del w:id="21" w:author="Microsoft Office User" w:date="2023-06-20T09:23:00Z">
+          <w:r>
+            <w:delText xml:space="preserve">also </w:delText>
+          </w:r>
+        </w:del>
+        <w:del w:id="22" w:author="Microsoft Office User" w:date="2023-06-20T09:20:00Z">
+          <w:r>
+            <w:delText xml:space="preserve">used </w:delText>
+          </w:r>
+        </w:del>
+        <w:del w:id="23" w:author="Microsoft Office User" w:date="2023-06-20T09:23:00Z">
+          <w:r>
+            <w:delText xml:space="preserve">in his </w:delText>
+          </w:r>
+        </w:del>
+        <w:del w:id="24" w:author="Microsoft Office User" w:date="2023-06-20T09:20:00Z">
+          <w:r>
+            <w:delText>empirical analyses</w:delText>
+          </w:r>
+        </w:del>
+        <w:del w:id="25" w:author="Microsoft Office User" w:date="2023-06-20T09:23:00Z">
+          <w:r>
+            <w:delText>), Bourdieu approached social classes more broadly than just through occupational titles</w:delText>
+          </w:r>
+        </w:del>
+        <w:r>
+          <w:t>.</w:t>
+        </w:r>
+        <w:r>
+          <w:t xml:space="preserve"> </w:t>
+        </w:r>
+      </w:ins>
+      <w:r>
+        <w:rPr>
+          <w:rStyle w:val="NoneB"/>
+        </w:rPr>
+        <w:t xml:space="preserve">According to this framework, social classes are based on different types of capital: economic capital (e.g., wealth and income), cultural capital (e.g., educational qualifications, attitudes toward art, culture, clothing, and physical appearance), and social capital (e.g., social relations), the composition and volume of which varies from one social class to another (Bourdieu, 1984, 1986). Thus, for example, the upper class might comprise individuals with relatively higher levels of cultural capital but not excessive incomes (e.g., professors), as well as people with higher incomes but not necessarily much formal education (e.g., successful entrepreneurs; </w:t>
       </w:r>
       <w:proofErr w:type="spellStart"/>
       <w:r>
         <w:rPr>
           <w:rStyle w:val="NoneB"/>
         </w:rPr>
-        <w:t>Bourdieusian</w:t>
+        <w:t>Flemmen</w:t>
       </w:r>
       <w:proofErr w:type="spellEnd"/>
       <w:r>
         <w:rPr>
           <w:rStyle w:val="NoneB"/>
         </w:rPr>
-        <w:t xml:space="preserve"> approach. </w:t>
-      </w:r>
-      <w:ins w:id="39" w:author="Outi Sarpila" w:date="2023-06-19T14:15:00Z">
-        <w:r>
-          <w:t xml:space="preserve">Although the occupational title </w:t>
-        </w:r>
-      </w:ins>
-      <w:ins w:id="40" w:author="Outi Sarpila" w:date="2023-06-19T14:16:00Z">
-        <w:r>
-          <w:t xml:space="preserve">can </w:t>
-        </w:r>
-      </w:ins>
-      <w:ins w:id="41" w:author="Outi Sarpila" w:date="2023-06-19T14:15:00Z">
-        <w:r>
-          <w:t>serve as a proxy for social class (which Bourdieu himself also used in his empirical analyses), Bourdieu approached social classes more broadly than just through occupational titles.</w:t>
-        </w:r>
-        <w:r>
-          <w:t xml:space="preserve"> </w:t>
-        </w:r>
-      </w:ins>
-      <w:r>
-        <w:rPr>
-          <w:rStyle w:val="NoneB"/>
-        </w:rPr>
-        <w:t xml:space="preserve">According to this framework, social classes are based on different types of capital: economic capital (e.g., wealth and income), cultural capital (e.g., educational qualifications, attitudes toward art, culture, clothing, and physical appearance), and social capital (e.g., social relations), the composition and volume of which varies from one social class to another (Bourdieu, 1984, 1986). Thus, for example, the upper class might comprise individuals with relatively higher levels of cultural capital but not excessive incomes (e.g., professors), as well as people with higher incomes but not necessarily much formal education (e.g., successful entrepreneurs; </w:t>
-      </w:r>
-      <w:proofErr w:type="spellStart"/>
-      <w:r>
-        <w:rPr>
-          <w:rStyle w:val="NoneB"/>
-        </w:rPr>
-        <w:t>Flemmen</w:t>
-      </w:r>
-      <w:proofErr w:type="spellEnd"/>
-      <w:r>
-        <w:rPr>
-          <w:rStyle w:val="NoneB"/>
-        </w:rPr>
-        <w:t xml:space="preserve"> et al., 2017). </w:t>
-      </w:r>
-      <w:commentRangeStart w:id="42"/>
-      <w:commentRangeStart w:id="43"/>
-      <w:commentRangeStart w:id="44"/>
-      <w:commentRangeStart w:id="45"/>
-      <w:r>
-        <w:rPr>
-          <w:rStyle w:val="NoneB"/>
-        </w:rPr>
-        <w:t xml:space="preserve">Even more importantly, Bourdieu emphasized the embodied nature of social class: clothing and physical appearance can provide social markers that sort different social classes, according to how individuals dress and look (Bourdieu, 1984). </w:t>
-      </w:r>
-      <w:commentRangeEnd w:id="42"/>
-      <w:del w:id="46" w:author="Outi Sarpila" w:date="2023-06-19T14:13:00Z">
-        <w:r>
-          <w:rPr>
-            <w:rStyle w:val="CommentReference"/>
-            <w:rFonts w:ascii="Times New Roman" w:hAnsi="Times New Roman" w:cs="Times New Roman"/>
-            <w:color w:val="auto"/>
-            <w14:textOutline w14:w="0" w14:cap="rnd" w14:cmpd="sng" w14:algn="ctr">
-              <w14:noFill/>
-              <w14:prstDash w14:val="solid"/>
-              <w14:bevel/>
-            </w14:textOutline>
-          </w:rPr>
-          <w:commentReference w:id="42"/>
-        </w:r>
-        <w:commentRangeEnd w:id="43"/>
-        <w:r>
-          <w:rPr>
-            <w:rStyle w:val="CommentReference"/>
-            <w:rFonts w:ascii="Times New Roman" w:hAnsi="Times New Roman" w:cs="Times New Roman"/>
-            <w:color w:val="auto"/>
-            <w14:textOutline w14:w="0" w14:cap="rnd" w14:cmpd="sng" w14:algn="ctr">
-              <w14:noFill/>
-              <w14:prstDash w14:val="solid"/>
-              <w14:bevel/>
-            </w14:textOutline>
-          </w:rPr>
-          <w:commentReference w:id="43"/>
-        </w:r>
-        <w:commentRangeEnd w:id="44"/>
-        <w:r>
-          <w:rPr>
-            <w:rStyle w:val="CommentReference"/>
-            <w:rFonts w:ascii="Times New Roman" w:hAnsi="Times New Roman" w:cs="Times New Roman"/>
-            <w:color w:val="auto"/>
-            <w14:textOutline w14:w="0" w14:cap="rnd" w14:cmpd="sng" w14:algn="ctr">
-              <w14:noFill/>
-              <w14:prstDash w14:val="solid"/>
-              <w14:bevel/>
-            </w14:textOutline>
-          </w:rPr>
-          <w:commentReference w:id="44"/>
-        </w:r>
-      </w:del>
-      <w:commentRangeEnd w:id="45"/>
-      <w:r>
-        <w:rPr>
-          <w:rStyle w:val="CommentReference"/>
-          <w:rFonts w:ascii="Times New Roman" w:hAnsi="Times New Roman" w:cs="Times New Roman"/>
-          <w:color w:val="auto"/>
-          <w14:textOutline w14:w="0" w14:cap="rnd" w14:cmpd="sng" w14:algn="ctr">
-            <w14:noFill/>
-            <w14:prstDash w14:val="solid"/>
-            <w14:bevel/>
-          </w14:textOutline>
-        </w:rPr>
-        <w:commentReference w:id="45"/>
+        <w:t xml:space="preserve"> et al., 2017). Even more importantly, Bourdieu emphasized the embodied nature of social class: clothing and physical appearance can provide social markers that sort different social classes, according to how individuals dress and look (Bourdieu, 1984). </w:t>
       </w:r>
     </w:p>
     <w:p>
@@ -3624,8 +3452,8 @@
         <w:spacing w:before="200" w:after="200"/>
         <w:jc w:val="both"/>
       </w:pPr>
-      <w:bookmarkStart w:id="47" w:name="_headingh.3znysh7"/>
-      <w:bookmarkEnd w:id="47"/>
+      <w:bookmarkStart w:id="26" w:name="_headingh.3znysh7"/>
+      <w:bookmarkEnd w:id="26"/>
       <w:r>
         <w:rPr>
           <w:rStyle w:val="NoneB"/>
@@ -3639,8 +3467,8 @@
         <w:spacing w:before="200" w:after="200"/>
         <w:jc w:val="both"/>
       </w:pPr>
-      <w:bookmarkStart w:id="48" w:name="_headingh.2et92p0"/>
-      <w:bookmarkEnd w:id="48"/>
+      <w:bookmarkStart w:id="27" w:name="_headingh.2et92p0"/>
+      <w:bookmarkEnd w:id="27"/>
       <w:r>
         <w:rPr>
           <w:rStyle w:val="Hyperlink2"/>
@@ -4039,8 +3867,8 @@
         <w:spacing w:before="200" w:after="200"/>
         <w:jc w:val="both"/>
       </w:pPr>
-      <w:bookmarkStart w:id="49" w:name="_headingh.ibwfcvy5ekyq"/>
-      <w:bookmarkEnd w:id="49"/>
+      <w:bookmarkStart w:id="28" w:name="_headingh.ibwfcvy5ekyq"/>
+      <w:bookmarkEnd w:id="28"/>
       <w:r>
         <w:rPr>
           <w:rStyle w:val="NoneB"/>
@@ -4230,8 +4058,8 @@
         <w:spacing w:before="200" w:after="200"/>
         <w:jc w:val="both"/>
       </w:pPr>
-      <w:bookmarkStart w:id="50" w:name="_headingh.tyjcwt"/>
-      <w:bookmarkEnd w:id="50"/>
+      <w:bookmarkStart w:id="29" w:name="_headingh.tyjcwt"/>
+      <w:bookmarkEnd w:id="29"/>
       <w:r>
         <w:rPr>
           <w:rStyle w:val="NoneB"/>
@@ -5473,59 +5301,57 @@
         <w:spacing w:before="200" w:after="200"/>
         <w:jc w:val="center"/>
       </w:pPr>
-      <w:ins w:id="51" w:author="Microsoft Office User" w:date="2023-06-16T13:52:00Z">
-        <w:r>
-          <w:rPr>
-            <w:noProof/>
-            <w14:textOutline w14:w="0" w14:cap="rnd" w14:cmpd="sng" w14:algn="ctr">
-              <w14:noFill/>
-              <w14:prstDash w14:val="solid"/>
-              <w14:bevel/>
-            </w14:textOutline>
-          </w:rPr>
-          <w:drawing>
-            <wp:inline distT="0" distB="0" distL="0" distR="0" wp14:anchorId="2BB1C467" wp14:editId="4C56ED94">
-              <wp:extent cx="4892040" cy="5365516"/>
-              <wp:effectExtent l="0" t="0" r="0" b="0"/>
-              <wp:docPr id="464247169" name="Picture 1"/>
-              <wp:cNvGraphicFramePr>
-                <a:graphicFrameLocks xmlns:a="http://schemas.openxmlformats.org/drawingml/2006/main" noChangeAspect="1"/>
-              </wp:cNvGraphicFramePr>
-              <a:graphic xmlns:a="http://schemas.openxmlformats.org/drawingml/2006/main">
-                <a:graphicData uri="http://schemas.openxmlformats.org/drawingml/2006/picture">
-                  <pic:pic xmlns:pic="http://schemas.openxmlformats.org/drawingml/2006/picture">
-                    <pic:nvPicPr>
-                      <pic:cNvPr id="464247169" name="Picture 464247169"/>
-                      <pic:cNvPicPr/>
-                    </pic:nvPicPr>
-                    <pic:blipFill>
-                      <a:blip r:embed="rId79" cstate="print">
-                        <a:extLst>
-                          <a:ext uri="{28A0092B-C50C-407E-A947-70E740481C1C}">
-                            <a14:useLocalDpi xmlns:a14="http://schemas.microsoft.com/office/drawing/2010/main" val="0"/>
-                          </a:ext>
-                        </a:extLst>
-                      </a:blip>
-                      <a:stretch>
-                        <a:fillRect/>
-                      </a:stretch>
-                    </pic:blipFill>
-                    <pic:spPr>
-                      <a:xfrm>
-                        <a:off x="0" y="0"/>
-                        <a:ext cx="4926683" cy="5403512"/>
-                      </a:xfrm>
-                      <a:prstGeom prst="rect">
-                        <a:avLst/>
-                      </a:prstGeom>
-                    </pic:spPr>
-                  </pic:pic>
-                </a:graphicData>
-              </a:graphic>
-            </wp:inline>
-          </w:drawing>
-        </w:r>
-      </w:ins>
+      <w:r>
+        <w:rPr>
+          <w:noProof/>
+          <w14:textOutline w14:w="0" w14:cap="rnd" w14:cmpd="sng" w14:algn="ctr">
+            <w14:noFill/>
+            <w14:prstDash w14:val="solid"/>
+            <w14:bevel/>
+          </w14:textOutline>
+        </w:rPr>
+        <w:drawing>
+          <wp:inline distT="0" distB="0" distL="0" distR="0" wp14:anchorId="2BB1C467" wp14:editId="4C56ED94">
+            <wp:extent cx="4892040" cy="5365516"/>
+            <wp:effectExtent l="0" t="0" r="0" b="0"/>
+            <wp:docPr id="464247169" name="Picture 1"/>
+            <wp:cNvGraphicFramePr>
+              <a:graphicFrameLocks xmlns:a="http://schemas.openxmlformats.org/drawingml/2006/main" noChangeAspect="1"/>
+            </wp:cNvGraphicFramePr>
+            <a:graphic xmlns:a="http://schemas.openxmlformats.org/drawingml/2006/main">
+              <a:graphicData uri="http://schemas.openxmlformats.org/drawingml/2006/picture">
+                <pic:pic xmlns:pic="http://schemas.openxmlformats.org/drawingml/2006/picture">
+                  <pic:nvPicPr>
+                    <pic:cNvPr id="464247169" name="Picture 464247169"/>
+                    <pic:cNvPicPr/>
+                  </pic:nvPicPr>
+                  <pic:blipFill>
+                    <a:blip r:embed="rId79" cstate="print">
+                      <a:extLst>
+                        <a:ext uri="{28A0092B-C50C-407E-A947-70E740481C1C}">
+                          <a14:useLocalDpi xmlns:a14="http://schemas.microsoft.com/office/drawing/2010/main" val="0"/>
+                        </a:ext>
+                      </a:extLst>
+                    </a:blip>
+                    <a:stretch>
+                      <a:fillRect/>
+                    </a:stretch>
+                  </pic:blipFill>
+                  <pic:spPr>
+                    <a:xfrm>
+                      <a:off x="0" y="0"/>
+                      <a:ext cx="4926683" cy="5403512"/>
+                    </a:xfrm>
+                    <a:prstGeom prst="rect">
+                      <a:avLst/>
+                    </a:prstGeom>
+                  </pic:spPr>
+                </pic:pic>
+              </a:graphicData>
+            </a:graphic>
+          </wp:inline>
+        </w:drawing>
+      </w:r>
     </w:p>
     <w:p>
       <w:pPr>
@@ -5614,7 +5440,7 @@
             <wp:extent cx="3646759" cy="3646759"/>
             <wp:effectExtent l="0" t="0" r="0" b="0"/>
             <wp:wrapTopAndBottom distT="152400" distB="152400"/>
-            <wp:docPr id="1073741826" name="Picture 2" descr="balance.jpg"/>
+            <wp:docPr id="1073741826" name="officeArt object" descr="balance.jpg"/>
             <wp:cNvGraphicFramePr/>
             <a:graphic xmlns:a="http://schemas.openxmlformats.org/drawingml/2006/main">
               <a:graphicData uri="http://schemas.openxmlformats.org/drawingml/2006/picture">
@@ -5843,8 +5669,8 @@
         <w:spacing w:before="200" w:after="200"/>
         <w:jc w:val="both"/>
       </w:pPr>
-      <w:bookmarkStart w:id="52" w:name="_headingh.3dy6vkm"/>
-      <w:bookmarkEnd w:id="52"/>
+      <w:bookmarkStart w:id="30" w:name="_headingh.3dy6vkm"/>
+      <w:bookmarkEnd w:id="30"/>
       <w:r>
         <w:rPr>
           <w:rStyle w:val="Hyperlink2"/>
@@ -6151,7 +5977,7 @@
                     <wp:lineTo x="0" y="0"/>
                   </wp:wrapPolygon>
                 </wp:wrapThrough>
-                <wp:docPr id="1073741827" name="Text Box 3" descr="(1)"/>
+                <wp:docPr id="1073741827" name="officeArt object" descr="(1)"/>
                 <wp:cNvGraphicFramePr/>
                 <a:graphic xmlns:a="http://schemas.openxmlformats.org/drawingml/2006/main">
                   <a:graphicData uri="http://schemas.microsoft.com/office/word/2010/wordprocessingShape">
@@ -6202,7 +6028,7 @@
                 <v:stroke joinstyle="miter"/>
                 <v:path gradientshapeok="t" o:connecttype="rect"/>
               </v:shapetype>
-              <v:shape id="Text Box 3" o:spid="_x0000_s1026" type="#_x0000_t202" alt="(1)" style="position:absolute;left:0;text-align:left;margin-left:501.05pt;margin-top:48.15pt;width:21.45pt;height:18.25pt;z-index:251661312;visibility:visible;mso-wrap-style:square;mso-wrap-distance-left:12pt;mso-wrap-distance-top:12pt;mso-wrap-distance-right:12pt;mso-wrap-distance-bottom:12pt;mso-position-horizontal:absolute;mso-position-horizontal-relative:page;mso-position-vertical:absolute;mso-position-vertical-relative:line;v-text-anchor:top" wrapcoords="-50 0 21550 0 21550 21541 -50 21541 -50 0" o:gfxdata="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" filled="f" stroked="f" strokeweight="1pt">
+              <v:shape id="officeArt object" o:spid="_x0000_s1026" type="#_x0000_t202" alt="(1)" style="position:absolute;left:0;text-align:left;margin-left:501.05pt;margin-top:48.15pt;width:21.45pt;height:18.25pt;z-index:251661312;visibility:visible;mso-wrap-style:square;mso-wrap-distance-left:12pt;mso-wrap-distance-top:12pt;mso-wrap-distance-right:12pt;mso-wrap-distance-bottom:12pt;mso-position-horizontal:absolute;mso-position-horizontal-relative:page;mso-position-vertical:absolute;mso-position-vertical-relative:line;v-text-anchor:top" wrapcoords="-50 0 21550 0 21550 21541 -50 21541 -50 0" o:gfxdata="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" filled="f" stroked="f" strokeweight="1pt">
                 <v:stroke miterlimit="4"/>
                 <v:textbox inset="1.2699mm,1.2699mm,1.2699mm,1.2699mm">
                   <w:txbxContent>
@@ -6244,7 +6070,7 @@
           <wp:inline distT="0" distB="0" distL="0" distR="0" wp14:anchorId="20626DB1" wp14:editId="7B16DDA3">
             <wp:extent cx="5065732" cy="1291762"/>
             <wp:effectExtent l="0" t="0" r="0" b="0"/>
-            <wp:docPr id="1073741828" name="Picture 4" descr="W9PZe54etwtMJq7xKmIk50s8glwFXB5_v72RJfnvt5DzI_nvWX9JSIQAXC_Zwe_sW2bwjnqJqe_A8b3l-9SXgiCUicWWUEYMQyPH_kfw6Y2r3ZwDOpXNGgc8yVu1YCdrOMagpbUYtixD.png"/>
+            <wp:docPr id="1073741828" name="officeArt object" descr="W9PZe54etwtMJq7xKmIk50s8glwFXB5_v72RJfnvt5DzI_nvWX9JSIQAXC_Zwe_sW2bwjnqJqe_A8b3l-9SXgiCUicWWUEYMQyPH_kfw6Y2r3ZwDOpXNGgc8yVu1YCdrOMagpbUYtixD.png"/>
             <wp:cNvGraphicFramePr/>
             <a:graphic xmlns:a="http://schemas.openxmlformats.org/drawingml/2006/main">
               <a:graphicData uri="http://schemas.openxmlformats.org/drawingml/2006/picture">
@@ -6995,8 +6821,8 @@
         <w:spacing w:before="200" w:after="200"/>
         <w:jc w:val="both"/>
       </w:pPr>
-      <w:bookmarkStart w:id="55" w:name="_headingh.1t3h5sf"/>
-      <w:bookmarkEnd w:id="55"/>
+      <w:bookmarkStart w:id="31" w:name="_headingh.1t3h5sf"/>
+      <w:bookmarkEnd w:id="31"/>
       <w:r>
         <w:rPr>
           <w:rStyle w:val="Hyperlink2"/>
@@ -7199,7 +7025,7 @@
             <wp:extent cx="5727700" cy="2863850"/>
             <wp:effectExtent l="0" t="0" r="0" b="0"/>
             <wp:wrapTopAndBottom distT="152400" distB="152400"/>
-            <wp:docPr id="1073741829" name="Picture 5" descr="pred_prob_plot.jpeg"/>
+            <wp:docPr id="1073741829" name="officeArt object" descr="pred_prob_plot.jpeg"/>
             <wp:cNvGraphicFramePr/>
             <a:graphic xmlns:a="http://schemas.openxmlformats.org/drawingml/2006/main">
               <a:graphicData uri="http://schemas.openxmlformats.org/drawingml/2006/picture">
@@ -7321,7 +7147,7 @@
           <wp:inline distT="0" distB="0" distL="0" distR="0" wp14:anchorId="7E8C1EC1" wp14:editId="6084DAB5">
             <wp:extent cx="5727573" cy="1897259"/>
             <wp:effectExtent l="0" t="0" r="0" b="0"/>
-            <wp:docPr id="1073741830" name="Picture 6" descr="5-NP_rvfRJd8D3PT-APh_zQeVLYT1al9sdhd99dQZ_u4AhpCfI43Kg6-XR5uJzixZMRdj5lK_xmtLuNWe_eWI4t0jFUqb22iy5od5a3MhNPYl6BeJ6Sc-wwyyvxrCqNLz3liqd6zvdLoKPFyZdBvpA.png"/>
+            <wp:docPr id="1073741830" name="officeArt object" descr="5-NP_rvfRJd8D3PT-APh_zQeVLYT1al9sdhd99dQZ_u4AhpCfI43Kg6-XR5uJzixZMRdj5lK_xmtLuNWe_eWI4t0jFUqb22iy5od5a3MhNPYl6BeJ6Sc-wwyyvxrCqNLz3liqd6zvdLoKPFyZdBvpA.png"/>
             <wp:cNvGraphicFramePr/>
             <a:graphic xmlns:a="http://schemas.openxmlformats.org/drawingml/2006/main">
               <a:graphicData uri="http://schemas.openxmlformats.org/drawingml/2006/picture">
@@ -7419,7 +7245,7 @@
           <wp:inline distT="0" distB="0" distL="0" distR="0" wp14:anchorId="63C730B0" wp14:editId="6BA3AF18">
             <wp:extent cx="5727573" cy="1925897"/>
             <wp:effectExtent l="0" t="0" r="0" b="0"/>
-            <wp:docPr id="1073741831" name="Picture 7" descr="GBoeVHIRVzQPYYmZlvswyyyAsFFrJ8OhnsyczS5l-hDPXfe1UeIseo5SDDHlq7MEJexua83dzVU8C1QicGfVNhN9SL8pZYWp9Th5JJ9vH_c0QZRc86xhRCp5elbVNil6WtM6P9WtoTKa5IuSoCaUyw.png"/>
+            <wp:docPr id="1073741831" name="officeArt object" descr="GBoeVHIRVzQPYYmZlvswyyyAsFFrJ8OhnsyczS5l-hDPXfe1UeIseo5SDDHlq7MEJexua83dzVU8C1QicGfVNhN9SL8pZYWp9Th5JJ9vH_c0QZRc86xhRCp5elbVNil6WtM6P9WtoTKa5IuSoCaUyw.png"/>
             <wp:cNvGraphicFramePr/>
             <a:graphic xmlns:a="http://schemas.openxmlformats.org/drawingml/2006/main">
               <a:graphicData uri="http://schemas.openxmlformats.org/drawingml/2006/picture">
@@ -7478,8 +7304,8 @@
         <w:spacing w:before="200" w:after="200"/>
         <w:jc w:val="both"/>
       </w:pPr>
-      <w:bookmarkStart w:id="56" w:name="_headingh.4d34og8"/>
-      <w:bookmarkEnd w:id="56"/>
+      <w:bookmarkStart w:id="32" w:name="_headingh.4d34og8"/>
+      <w:bookmarkEnd w:id="32"/>
       <w:r>
         <w:rPr>
           <w:rStyle w:val="Hyperlink2"/>
@@ -7837,8 +7663,8 @@
         <w:spacing w:before="200" w:after="200"/>
         <w:jc w:val="both"/>
       </w:pPr>
-      <w:bookmarkStart w:id="57" w:name="_headingh.2s8eyo1"/>
-      <w:bookmarkEnd w:id="57"/>
+      <w:bookmarkStart w:id="33" w:name="_headingh.2s8eyo1"/>
+      <w:bookmarkEnd w:id="33"/>
       <w:r>
         <w:rPr>
           <w:rStyle w:val="Hyperlink2"/>
@@ -14617,7 +14443,7 @@
       </w:r>
     </w:p>
   </w:comment>
-  <w:comment w:id="22" w:author="Outi Sarpila" w:date="2023-06-19T13:51:00Z" w:initials="OS">
+  <w:comment w:id="10" w:author="Outi Sarpila" w:date="2023-06-19T13:51:00Z" w:initials="OS">
     <w:p>
       <w:r>
         <w:rPr>
@@ -14634,140 +14460,6 @@
         <w:t xml:space="preserve">The word status is critical here in terms of inequality producing mechanism so added it </w:t>
       </w:r>
     </w:p>
-  </w:comment>
-  <w:comment w:id="42" w:author="Microsoft Office User" w:date="2023-06-16T13:26:00Z" w:initials="MOU">
-    <w:p>
-      <w:pPr>
-        <w:pStyle w:val="CommentText"/>
-        <w:rPr>
-          <w:rStyle w:val="NoneB"/>
-        </w:rPr>
-      </w:pPr>
-      <w:r>
-        <w:rPr>
-          <w:rStyle w:val="CommentReference"/>
-        </w:rPr>
-        <w:annotationRef/>
-      </w:r>
-      <w:r>
-        <w:t xml:space="preserve">Outi: How about combining the first and second sentences? The first one is all about </w:t>
-      </w:r>
-      <w:r>
-        <w:rPr>
-          <w:rStyle w:val="NoneB"/>
-        </w:rPr>
-        <w:t>clothing and physical appearance, while the second one is about occupational titles. I propose:</w:t>
-      </w:r>
-      <w:r>
-        <w:rPr>
-          <w:rStyle w:val="NoneB"/>
-        </w:rPr>
-        <w:br/>
-      </w:r>
-    </w:p>
-    <w:p>
-      <w:pPr>
-        <w:pStyle w:val="CommentText"/>
-      </w:pPr>
-      <w:r>
-        <w:rPr>
-          <w:rStyle w:val="NoneB"/>
-        </w:rPr>
-        <w:t xml:space="preserve">“Even more importantly, Bourdieu emphasized the embodied nature of social class: clothing, </w:t>
-      </w:r>
-      <w:r>
-        <w:rPr>
-          <w:b/>
-          <w:bCs/>
-        </w:rPr>
-        <w:t>occupational title</w:t>
-      </w:r>
-      <w:r>
-        <w:rPr>
-          <w:rStyle w:val="NoneB"/>
-        </w:rPr>
-        <w:t xml:space="preserve"> and physical appearance can provide social markers that sort different social classes, according to how individuals dress and look (Bourdieu, 1984).”</w:t>
-      </w:r>
-      <w:r>
-        <w:rPr>
-          <w:rStyle w:val="NoneB"/>
-        </w:rPr>
-        <w:br/>
-      </w:r>
-      <w:r>
-        <w:rPr>
-          <w:rStyle w:val="NoneB"/>
-        </w:rPr>
-        <w:br/>
-        <w:t>^ But I’m not sure if Bourdieu (1984) did look at occupational titles.</w:t>
-      </w:r>
-      <w:r>
-        <w:rPr>
-          <w:rStyle w:val="NoneB"/>
-        </w:rPr>
-        <w:br/>
-      </w:r>
-    </w:p>
-  </w:comment>
-  <w:comment w:id="43" w:author="Outi Sarpila" w:date="2023-06-19T14:05:00Z" w:initials="OS">
-    <w:p>
-      <w:r>
-        <w:rPr>
-          <w:rStyle w:val="CommentReference"/>
-        </w:rPr>
-        <w:annotationRef/>
-      </w:r>
-      <w:r>
-        <w:rPr>
-          <w:color w:val="000000"/>
-          <w:sz w:val="20"/>
-          <w:szCs w:val="20"/>
-        </w:rPr>
-        <w:t>Thank’s for the suggestion but I would not combine these two:D</w:t>
-      </w:r>
-    </w:p>
-  </w:comment>
-  <w:comment w:id="44" w:author="Outi Sarpila" w:date="2023-06-19T14:06:00Z" w:initials="OS">
-    <w:p>
-      <w:r>
-        <w:rPr>
-          <w:rStyle w:val="CommentReference"/>
-        </w:rPr>
-        <w:annotationRef/>
-      </w:r>
-      <w:r>
-        <w:rPr>
-          <w:color w:val="000000"/>
-          <w:sz w:val="20"/>
-          <w:szCs w:val="20"/>
-        </w:rPr>
-        <w:t>Because occupational title is not embodied.</w:t>
-      </w:r>
-    </w:p>
-  </w:comment>
-  <w:comment w:id="45" w:author="Outi Sarpila" w:date="2023-06-19T14:16:00Z" w:initials="OS">
-    <w:p>
-      <w:r>
-        <w:rPr>
-          <w:rStyle w:val="CommentReference"/>
-        </w:rPr>
-        <w:annotationRef/>
-      </w:r>
-      <w:r>
-        <w:rPr>
-          <w:color w:val="374051"/>
-          <w:sz w:val="20"/>
-          <w:szCs w:val="20"/>
-          <w:highlight w:val="white"/>
-        </w:rPr>
-        <w:t>I moved the matter concerning the occupational title higher to a section where it may be better linked. Does it work better now?</w:t>
-      </w:r>
-    </w:p>
-    <w:p/>
-    <w:p/>
-    <w:p/>
-    <w:p/>
-    <w:p/>
   </w:comment>
 </w:comments>
 </file>
@@ -14776,11 +14468,7 @@
 <w15:commentsEx xmlns:wpc="http://schemas.microsoft.com/office/word/2010/wordprocessingCanvas" xmlns:cx="http://schemas.microsoft.com/office/drawing/2014/chartex" xmlns:cx1="http://schemas.microsoft.com/office/drawing/2015/9/8/chartex" xmlns:cx2="http://schemas.microsoft.com/office/drawing/2015/10/21/chartex" xmlns:cx3="http://schemas.microsoft.com/office/drawing/2016/5/9/chartex" xmlns:cx4="http://schemas.microsoft.com/office/drawing/2016/5/10/chartex" xmlns:cx5="http://schemas.microsoft.com/office/drawing/2016/5/11/chartex" xmlns:cx6="http://schemas.microsoft.com/office/drawing/2016/5/12/chartex" xmlns:cx7="http://schemas.microsoft.com/office/drawing/2016/5/13/chartex" xmlns:cx8="http://schemas.microsoft.com/office/drawing/2016/5/14/chartex" xmlns:mc="http://schemas.openxmlformats.org/markup-compatibility/2006" xmlns:aink="http://schemas.microsoft.com/office/drawing/2016/ink" xmlns:am3d="http://schemas.microsoft.com/office/drawing/2017/model3d" xmlns:o="urn:schemas-microsoft-com:office:office" xmlns:oel="http://schemas.microsoft.com/office/2019/extlst" xmlns:r="http://schemas.openxmlformats.org/officeDocument/2006/relationships" xmlns:m="http://schemas.openxmlformats.org/officeDocument/2006/math" xmlns:v="urn:schemas-microsoft-com:vml" xmlns:wp14="http://schemas.microsoft.com/office/word/2010/wordprocessingDrawing" xmlns:wp="http://schemas.openxmlformats.org/drawingml/2006/wordprocessingDrawing" xmlns:w10="urn:schemas-microsoft-com:office:word" xmlns:w="http://schemas.openxmlformats.org/wordprocessingml/2006/main" xmlns:w14="http://schemas.microsoft.com/office/word/2010/wordml" xmlns:w15="http://schemas.microsoft.com/office/word/2012/wordml" xmlns:w16cex="http://schemas.microsoft.com/office/word/2018/wordml/cex" xmlns:w16cid="http://schemas.microsoft.com/office/word/2016/wordml/cid" xmlns:w16="http://schemas.microsoft.com/office/word/2018/wordml" xmlns:w16sdtdh="http://schemas.microsoft.com/office/word/2020/wordml/sdtdatahash" xmlns:w16se="http://schemas.microsoft.com/office/word/2015/wordml/symex" xmlns:wpg="http://schemas.microsoft.com/office/word/2010/wordprocessingGroup" xmlns:wpi="http://schemas.microsoft.com/office/word/2010/wordprocessingInk" xmlns:wne="http://schemas.microsoft.com/office/word/2006/wordml" xmlns:wps="http://schemas.microsoft.com/office/word/2010/wordprocessingShape" mc:Ignorable="w14 w15 w16se w16cid w16 w16cex w16sdtdh wp14">
   <w15:commentEx w15:paraId="323F13B7" w15:done="1"/>
   <w15:commentEx w15:paraId="53BD3DE9" w15:paraIdParent="323F13B7" w15:done="1"/>
-  <w15:commentEx w15:paraId="6CE9F4BF" w15:done="0"/>
-  <w15:commentEx w15:paraId="6BDAFEB5" w15:done="0"/>
-  <w15:commentEx w15:paraId="2A478E70" w15:paraIdParent="6BDAFEB5" w15:done="0"/>
-  <w15:commentEx w15:paraId="346E5208" w15:paraIdParent="6BDAFEB5" w15:done="0"/>
-  <w15:commentEx w15:paraId="4EFD621A" w15:paraIdParent="6BDAFEB5" w15:done="0"/>
+  <w15:commentEx w15:paraId="6CE9F4BF" w15:done="1"/>
 </w15:commentsEx>
 </file>
 
@@ -14789,10 +14477,6 @@
   <w16cex:commentExtensible w16cex:durableId="2836DA0B" w16cex:dateUtc="2023-06-16T09:54:00Z"/>
   <w16cex:commentExtensible w16cex:durableId="283AE2AC" w16cex:dateUtc="2023-06-19T11:20:00Z"/>
   <w16cex:commentExtensible w16cex:durableId="283ADBD8" w16cex:dateUtc="2023-06-19T10:51:00Z"/>
-  <w16cex:commentExtensible w16cex:durableId="2836E17B" w16cex:dateUtc="2023-06-16T10:26:00Z"/>
-  <w16cex:commentExtensible w16cex:durableId="283ADF24" w16cex:dateUtc="2023-06-19T11:05:00Z"/>
-  <w16cex:commentExtensible w16cex:durableId="283ADF60" w16cex:dateUtc="2023-06-19T11:06:00Z"/>
-  <w16cex:commentExtensible w16cex:durableId="283AE1A7" w16cex:dateUtc="2023-06-19T11:16:00Z"/>
 </w16cex:commentsExtensible>
 </file>
 
@@ -14801,10 +14485,6 @@
   <w16cid:commentId w16cid:paraId="323F13B7" w16cid:durableId="2836DA0B"/>
   <w16cid:commentId w16cid:paraId="53BD3DE9" w16cid:durableId="283AE2AC"/>
   <w16cid:commentId w16cid:paraId="6CE9F4BF" w16cid:durableId="283ADBD8"/>
-  <w16cid:commentId w16cid:paraId="6BDAFEB5" w16cid:durableId="2836E17B"/>
-  <w16cid:commentId w16cid:paraId="2A478E70" w16cid:durableId="283ADF24"/>
-  <w16cid:commentId w16cid:paraId="346E5208" w16cid:durableId="283ADF60"/>
-  <w16cid:commentId w16cid:paraId="4EFD621A" w16cid:durableId="283AE1A7"/>
 </w16cid:commentsIds>
 </file>
 
@@ -16043,124 +15723,12 @@
         </w:rPr>
         <w:t xml:space="preserve"> Party frequency is as follows: </w:t>
       </w:r>
-      <w:ins w:id="53" w:author="Microsoft Office User" w:date="2023-06-16T13:46:00Z">
-        <w:r>
-          <w:rPr>
-            <w:rStyle w:val="Hyperlink9"/>
-          </w:rPr>
-          <w:t>KD (Christian Democrats, N=271), KESK (Centre Party, N=54), KOK (National Coalition Party, N=113), PS (Finns Party, N=508), RKP (Swedish People's Party, N=141), SDP (Social Democratic Party, N=141), VAS (Left Alliance, N=103), VIHR (Green League, N=54), Others (PIR-Communist Party of Finland and SKP-Pirate Party, N=4)</w:t>
-        </w:r>
-      </w:ins>
-      <w:del w:id="54" w:author="Microsoft Office User" w:date="2023-06-16T13:46:00Z">
-        <w:r>
-          <w:rPr>
-            <w:rStyle w:val="Hyperlink9"/>
-          </w:rPr>
-          <w:delText>KD</w:delText>
-        </w:r>
-        <w:r>
-          <w:rPr>
-            <w:rStyle w:val="Hyperlink9"/>
-          </w:rPr>
-          <w:delText>: Christian Democrats</w:delText>
-        </w:r>
-        <w:r>
-          <w:rPr>
-            <w:rStyle w:val="Hyperlink9"/>
-          </w:rPr>
-          <w:delText xml:space="preserve"> (271), KESK</w:delText>
-        </w:r>
-        <w:r>
-          <w:rPr>
-            <w:rStyle w:val="Hyperlink9"/>
-          </w:rPr>
-          <w:delText>: Centre Party</w:delText>
-        </w:r>
-        <w:r>
-          <w:rPr>
-            <w:rStyle w:val="Hyperlink9"/>
-          </w:rPr>
-          <w:delText xml:space="preserve"> (54), KOK</w:delText>
-        </w:r>
-        <w:r>
-          <w:rPr>
-            <w:rStyle w:val="Hyperlink9"/>
-          </w:rPr>
-          <w:delText>: National Coalition Party</w:delText>
-        </w:r>
-        <w:r>
-          <w:rPr>
-            <w:rStyle w:val="Hyperlink9"/>
-          </w:rPr>
-          <w:delText xml:space="preserve"> (113), PS</w:delText>
-        </w:r>
-        <w:r>
-          <w:rPr>
-            <w:rStyle w:val="Hyperlink9"/>
-          </w:rPr>
-          <w:delText>: Finns Party</w:delText>
-        </w:r>
-        <w:r>
-          <w:rPr>
-            <w:rStyle w:val="Hyperlink9"/>
-          </w:rPr>
-          <w:delText xml:space="preserve"> (508), RKP</w:delText>
-        </w:r>
-        <w:r>
-          <w:rPr>
-            <w:rStyle w:val="Hyperlink9"/>
-          </w:rPr>
-          <w:delText>: Swedish People’s Party</w:delText>
-        </w:r>
-        <w:r>
-          <w:rPr>
-            <w:rStyle w:val="Hyperlink9"/>
-          </w:rPr>
-          <w:delText xml:space="preserve"> (141), SDP</w:delText>
-        </w:r>
-        <w:r>
-          <w:rPr>
-            <w:rStyle w:val="Hyperlink9"/>
-          </w:rPr>
-          <w:delText>: Social Democratic Party</w:delText>
-        </w:r>
-        <w:r>
-          <w:rPr>
-            <w:rStyle w:val="Hyperlink9"/>
-          </w:rPr>
-          <w:delText xml:space="preserve"> (141), VAS</w:delText>
-        </w:r>
-        <w:r>
-          <w:rPr>
-            <w:rStyle w:val="Hyperlink9"/>
-          </w:rPr>
-          <w:delText>: Left Alliance</w:delText>
-        </w:r>
-        <w:r>
-          <w:rPr>
-            <w:rStyle w:val="Hyperlink9"/>
-          </w:rPr>
-          <w:delText xml:space="preserve"> (103), VIHR</w:delText>
-        </w:r>
-        <w:r>
-          <w:rPr>
-            <w:rStyle w:val="Hyperlink9"/>
-          </w:rPr>
-          <w:delText xml:space="preserve">: Green League </w:delText>
-        </w:r>
-        <w:r>
-          <w:rPr>
-            <w:rStyle w:val="Hyperlink9"/>
-          </w:rPr>
-          <w:delText>(54)</w:delText>
-        </w:r>
-        <w:r>
-          <w:rPr>
-            <w:rStyle w:val="Hyperlink9"/>
-          </w:rPr>
-          <w:delText>, others include PIR + SKP: Communist Party of Finland + Pirate Party (4)</w:delText>
-        </w:r>
-      </w:del>
+      <w:r>
+        <w:rPr>
+          <w:rStyle w:val="Hyperlink9"/>
+        </w:rPr>
+        <w:t>KD (Christian Democrats, N=271), KESK (Centre Party, N=54), KOK (National Coalition Party, N=113), PS (Finns Party, N=508), RKP (Swedish People's Party, N=141), SDP (Social Democratic Party, N=141), VAS (Left Alliance, N=103), VIHR (Green League, N=54), Others (PIR-Communist Party of Finland and SKP-Pirate Party, N=4)</w:t>
+      </w:r>
       <w:r>
         <w:rPr>
           <w:rStyle w:val="Hyperlink9"/>

--- a/Bahamonde_Sarpila.docx
+++ b/Bahamonde_Sarpila.docx
@@ -132,76 +132,12 @@
         </w:rPr>
         <w:t xml:space="preserve">A consensus seems to exist around physically attractive candidates winning elections more often. Unfortunately, </w:t>
       </w:r>
-      <w:ins w:id="0" w:author="Microsoft Office User" w:date="2023-06-20T08:59:00Z">
-        <w:r>
-          <w:rPr>
-            <w:rStyle w:val="Hyperlink2"/>
-          </w:rPr>
-          <w:t>we have limited understanding of how voters assess candidates with socioeconomically (dis)advantageous physical appearances</w:t>
-        </w:r>
-      </w:ins>
-      <w:del w:id="1" w:author="Microsoft Office User" w:date="2023-06-20T08:59:00Z">
-        <w:r>
-          <w:rPr>
-            <w:rStyle w:val="Hyperlink2"/>
-          </w:rPr>
-          <w:delText>how voters evaluate candidates with socioeconomically (dis)advantageous</w:delText>
-        </w:r>
-        <w:r>
-          <w:rPr>
-            <w:rStyle w:val="Hyperlink2"/>
-          </w:rPr>
-          <w:delText xml:space="preserve"> </w:delText>
-        </w:r>
-        <w:commentRangeStart w:id="2"/>
-        <w:commentRangeStart w:id="3"/>
-        <w:r>
-          <w:rPr>
-            <w:rStyle w:val="Hyperlink2"/>
-            <w:rFonts w:hint="cs"/>
-            <w:rtl/>
-          </w:rPr>
-          <w:delText>physical</w:delText>
-        </w:r>
-        <w:r>
-          <w:rPr>
-            <w:rStyle w:val="Hyperlink2"/>
-          </w:rPr>
-          <w:delText xml:space="preserve"> </w:delText>
-        </w:r>
-        <w:r>
-          <w:rPr>
-            <w:rStyle w:val="Hyperlink2"/>
-          </w:rPr>
-          <w:delText>appearance</w:delText>
-        </w:r>
-        <w:commentRangeEnd w:id="2"/>
-        <w:r>
-          <w:rPr>
-            <w:rStyle w:val="Hyperlink2"/>
-          </w:rPr>
-          <w:commentReference w:id="2"/>
-        </w:r>
-        <w:commentRangeEnd w:id="3"/>
-        <w:r>
-          <w:rPr>
-            <w:rStyle w:val="Hyperlink2"/>
-          </w:rPr>
-          <w:commentReference w:id="3"/>
-        </w:r>
-        <w:r>
-          <w:rPr>
-            <w:rStyle w:val="Hyperlink2"/>
-          </w:rPr>
-          <w:delText xml:space="preserve"> </w:delText>
-        </w:r>
-        <w:r>
-          <w:rPr>
-            <w:rStyle w:val="Hyperlink2"/>
-          </w:rPr>
-          <w:delText>relatively unknown</w:delText>
-        </w:r>
-      </w:del>
+      <w:r>
+        <w:rPr>
+          <w:rStyle w:val="Hyperlink2"/>
+        </w:rPr>
+        <w:t>we have limited understanding of how voters assess candidates with socioeconomically (dis)advantageous physical appearances</w:t>
+      </w:r>
       <w:r>
         <w:rPr>
           <w:rStyle w:val="Hyperlink2"/>
@@ -325,8 +261,8 @@
       <w:pPr>
         <w:pStyle w:val="Subtitle"/>
       </w:pPr>
-      <w:bookmarkStart w:id="4" w:name="_headingh.gjdgxs"/>
-      <w:bookmarkEnd w:id="4"/>
+      <w:bookmarkStart w:id="0" w:name="_headingh.gjdgxs"/>
+      <w:bookmarkEnd w:id="0"/>
       <w:r>
         <w:rPr>
           <w:rStyle w:val="NoneB"/>
@@ -363,7 +299,7 @@
         </w:rPr>
         <w:t xml:space="preserve">s physical attractiveness and electoral success </w:t>
       </w:r>
-      <w:hyperlink r:id="rId10" w:history="1">
+      <w:hyperlink r:id="rId6" w:history="1">
         <w:r>
           <w:rPr>
             <w:rStyle w:val="Hyperlink2"/>
@@ -419,7 +355,7 @@
         </w:rPr>
         <w:t xml:space="preserve">. Examples range from high-information electoral events, such as the well-studied Kennedy-Nixon 1960 presidential debate </w:t>
       </w:r>
-      <w:hyperlink r:id="rId11" w:history="1">
+      <w:hyperlink r:id="rId7" w:history="1">
         <w:r>
           <w:rPr>
             <w:rStyle w:val="Hyperlink2"/>
@@ -433,7 +369,7 @@
         </w:rPr>
         <w:t xml:space="preserve">, to low-information (e.g., municipal) elections </w:t>
       </w:r>
-      <w:hyperlink r:id="rId12" w:history="1">
+      <w:hyperlink r:id="rId8" w:history="1">
         <w:r>
           <w:rPr>
             <w:rStyle w:val="Hyperlink2"/>
@@ -500,7 +436,7 @@
         </w:rPr>
         <w:t xml:space="preserve"> dimension of physical appearance. For example, going beyond physical attractiveness, we do not know whether candidates who embody working-class looks perform better or worse in elections where they run against middle- or upper-class-looking candidates and if this potential relationship varies by gender. Overall, we contend that having overlooked the intertwined role of physical appearance and social stratification in voting leaves an important gap in the literature. Since individual perceptions of candidates inform voting decisions (</w:t>
       </w:r>
-      <w:hyperlink r:id="rId13" w:history="1">
+      <w:hyperlink r:id="rId9" w:history="1">
         <w:r>
           <w:rPr>
             <w:rStyle w:val="Hyperlink2"/>
@@ -541,7 +477,7 @@
         </w:rPr>
         <w:t xml:space="preserve">Building on the theory of status characteristics and expectation states </w:t>
       </w:r>
-      <w:hyperlink r:id="rId14" w:history="1">
+      <w:hyperlink r:id="rId10" w:history="1">
         <w:r>
           <w:rPr>
             <w:rStyle w:val="NoneB"/>
@@ -555,7 +491,7 @@
         </w:rPr>
         <w:t xml:space="preserve">, we suggest that the returns of physical appearance vary considerably by subgroup—that is, by combinations of status characteristics </w:t>
       </w:r>
-      <w:hyperlink r:id="rId15" w:history="1">
+      <w:hyperlink r:id="rId11" w:history="1">
         <w:r>
           <w:rPr>
             <w:rStyle w:val="NoneB"/>
@@ -624,7 +560,7 @@
         </w:rPr>
         <w:t xml:space="preserve">Drawing also from the literature on the use of heuristics in elections </w:t>
       </w:r>
-      <w:hyperlink r:id="rId16" w:history="1">
+      <w:hyperlink r:id="rId12" w:history="1">
         <w:r>
           <w:rPr>
             <w:rStyle w:val="Hyperlink2"/>
@@ -710,7 +646,7 @@
         </w:rPr>
         <w:t xml:space="preserve">cheap” heuristic shortcuts affect voting choices, particularly in low-information elections. Importantly, because looks will more likely penalize women </w:t>
       </w:r>
-      <w:hyperlink r:id="rId17" w:history="1">
+      <w:hyperlink r:id="rId13" w:history="1">
         <w:r>
           <w:rPr>
             <w:rStyle w:val="Hyperlink2"/>
@@ -834,7 +770,7 @@
         </w:rPr>
         <w:t xml:space="preserve"> </w:t>
       </w:r>
-      <w:hyperlink r:id="rId18" w:history="1">
+      <w:hyperlink r:id="rId14" w:history="1">
         <w:r>
           <w:rPr>
             <w:rStyle w:val="Hyperlink2"/>
@@ -874,7 +810,7 @@
         </w:rPr>
         <w:t xml:space="preserve"> in an effort to bridge the current gap in voting behavior studies, specifically addressing the relationship between physical appearance and inequality. </w:t>
       </w:r>
-      <w:hyperlink r:id="rId19" w:history="1">
+      <w:hyperlink r:id="rId15" w:history="1">
         <w:r>
           <w:rPr>
             <w:rStyle w:val="Hyperlink2"/>
@@ -916,7 +852,7 @@
         </w:rPr>
         <w:t xml:space="preserve">. We also make other accompanying contributions. First, we contribute to the candidate-evaluation literature, particularly by presenting an alternative framework that voters use, namely, evaluations based on cues that go beyond physical attractiveness </w:t>
       </w:r>
-      <w:hyperlink r:id="rId20" w:history="1">
+      <w:hyperlink r:id="rId16" w:history="1">
         <w:r>
           <w:rPr>
             <w:rStyle w:val="NoneB"/>
@@ -930,7 +866,7 @@
         </w:rPr>
         <w:t xml:space="preserve">. Second, we study social discrimination against women in politics </w:t>
       </w:r>
-      <w:hyperlink r:id="rId21" w:history="1">
+      <w:hyperlink r:id="rId17" w:history="1">
         <w:r>
           <w:rPr>
             <w:rStyle w:val="NoneB"/>
@@ -1027,46 +963,24 @@
         </w:rPr>
         <w:t xml:space="preserve">This paper is organized as follows. First, </w:t>
       </w:r>
-      <w:ins w:id="5" w:author="Microsoft Office User" w:date="2023-06-20T09:03:00Z">
-        <w:r>
-          <w:rPr>
-            <w:rStyle w:val="NoneB"/>
-          </w:rPr>
-          <w:t xml:space="preserve">we introduce the expectation-states theory, which is a theoretical framework </w:t>
-        </w:r>
-        <w:r>
-          <w:rPr>
-            <w:rStyle w:val="NoneB"/>
-          </w:rPr>
-          <w:t>developed</w:t>
-        </w:r>
-        <w:r>
-          <w:rPr>
-            <w:rStyle w:val="NoneB"/>
-          </w:rPr>
-          <w:t xml:space="preserve"> to elucidate the connection between social categories and inequality</w:t>
-        </w:r>
-      </w:ins>
-      <w:del w:id="6" w:author="Microsoft Office User" w:date="2023-06-20T09:03:00Z">
-        <w:r>
-          <w:rPr>
-            <w:rStyle w:val="NoneB"/>
-          </w:rPr>
-          <w:delText xml:space="preserve">we introduce the expectation-states theory, a theoretical framework developed to explain the relationship </w:delText>
-        </w:r>
-        <w:r>
-          <w:rPr>
-            <w:rStyle w:val="NoneB"/>
-          </w:rPr>
-          <w:delText xml:space="preserve">social categories </w:delText>
-        </w:r>
-        <w:r>
-          <w:rPr>
-            <w:rStyle w:val="NoneB"/>
-          </w:rPr>
-          <w:delText>and inequality</w:delText>
-        </w:r>
-      </w:del>
+      <w:r>
+        <w:rPr>
+          <w:rStyle w:val="NoneB"/>
+        </w:rPr>
+        <w:t xml:space="preserve">we introduce the expectation-states theory, which is a theoretical framework </w:t>
+      </w:r>
+      <w:r>
+        <w:rPr>
+          <w:rStyle w:val="NoneB"/>
+        </w:rPr>
+        <w:t>developed</w:t>
+      </w:r>
+      <w:r>
+        <w:rPr>
+          <w:rStyle w:val="NoneB"/>
+        </w:rPr>
+        <w:t xml:space="preserve"> to elucidate the connection between social categories and inequality</w:t>
+      </w:r>
       <w:r>
         <w:rPr>
           <w:rStyle w:val="NoneB"/>
@@ -1080,8 +994,8 @@
         <w:spacing w:before="200" w:after="200"/>
         <w:jc w:val="both"/>
       </w:pPr>
-      <w:bookmarkStart w:id="7" w:name="_headingh.5icci8ovbsm4"/>
-      <w:bookmarkEnd w:id="7"/>
+      <w:bookmarkStart w:id="1" w:name="_headingh.5icci8ovbsm4"/>
+      <w:bookmarkEnd w:id="1"/>
       <w:r>
         <w:rPr>
           <w:rStyle w:val="NoneB"/>
@@ -1187,7 +1101,7 @@
         </w:rPr>
         <w:t xml:space="preserve">potentially critical locus of inequality” </w:t>
       </w:r>
-      <w:hyperlink r:id="rId22" w:history="1">
+      <w:hyperlink r:id="rId18" w:history="1">
         <w:r>
           <w:rPr>
             <w:rStyle w:val="Hyperlink2"/>
@@ -1223,74 +1137,19 @@
         </w:rPr>
         <w:t xml:space="preserve">. </w:t>
       </w:r>
-      <w:ins w:id="8" w:author="Microsoft Office User" w:date="2023-06-20T09:14:00Z">
-        <w:r>
-          <w:rPr>
-            <w:rStyle w:val="NoneB"/>
-          </w:rPr>
-          <w:t>The mechanism that generates inequality operates within social interactions. It involves the activation of norms that determine which social groups are deemed more worthy of status and perceived as more capable. This dynamic leads to social discrimination and contributes to the persistence of inequality</w:t>
-        </w:r>
-        <w:r>
-          <w:rPr>
-            <w:rStyle w:val="NoneB"/>
-          </w:rPr>
-          <w:t xml:space="preserve"> </w:t>
-        </w:r>
-      </w:ins>
-      <w:del w:id="9" w:author="Microsoft Office User" w:date="2023-06-20T09:14:00Z">
-        <w:r>
-          <w:rPr>
-            <w:rStyle w:val="NoneB"/>
-          </w:rPr>
-          <w:delText xml:space="preserve">The inequality-producing mechanism occurs in social interactions where activation of norms regarding which social groups </w:delText>
-        </w:r>
-        <w:r>
-          <w:rPr>
-            <w:rStyle w:val="NoneB"/>
-          </w:rPr>
-          <w:delText>are believed to be more status worthy</w:delText>
-        </w:r>
-        <w:commentRangeStart w:id="10"/>
-        <w:r>
-          <w:rPr>
-            <w:rStyle w:val="NoneB"/>
-          </w:rPr>
-          <w:delText xml:space="preserve">, and thus, </w:delText>
-        </w:r>
-        <w:r>
-          <w:rPr>
-            <w:rStyle w:val="NoneB"/>
-          </w:rPr>
-          <w:delText xml:space="preserve">are </w:delText>
-        </w:r>
-        <w:r>
-          <w:rPr>
-            <w:rStyle w:val="NoneB"/>
-          </w:rPr>
-          <w:delText xml:space="preserve">considered </w:delText>
-        </w:r>
-        <w:commentRangeEnd w:id="10"/>
-        <w:r>
-          <w:rPr>
-            <w:rStyle w:val="CommentReference"/>
-            <w:rFonts w:ascii="Times New Roman" w:hAnsi="Times New Roman" w:cs="Times New Roman"/>
-            <w:color w:val="auto"/>
-            <w14:textOutline w14:w="0" w14:cap="rnd" w14:cmpd="sng" w14:algn="ctr">
-              <w14:noFill/>
-              <w14:prstDash w14:val="solid"/>
-              <w14:bevel/>
-            </w14:textOutline>
-          </w:rPr>
-          <w:commentReference w:id="10"/>
-        </w:r>
-        <w:r>
-          <w:rPr>
-            <w:rStyle w:val="NoneB"/>
-          </w:rPr>
-          <w:delText xml:space="preserve">more capable takes place, contributing to social discrimination and inequality </w:delText>
-        </w:r>
-      </w:del>
-      <w:hyperlink r:id="rId23" w:history="1">
+      <w:r>
+        <w:rPr>
+          <w:rStyle w:val="NoneB"/>
+        </w:rPr>
+        <w:t>The mechanism that generates inequality operates within social interactions. It involves the activation of norms that determine which social groups are deemed more worthy of status and perceived as more capable. This dynamic leads to social discrimination and contributes to the persistence of inequality</w:t>
+      </w:r>
+      <w:r>
+        <w:rPr>
+          <w:rStyle w:val="NoneB"/>
+        </w:rPr>
+        <w:t xml:space="preserve"> </w:t>
+      </w:r>
+      <w:hyperlink r:id="rId19" w:history="1">
         <w:r>
           <w:rPr>
             <w:rStyle w:val="NoneB"/>
@@ -1375,7 +1234,7 @@
         </w:rPr>
         <w:t xml:space="preserve"> judgments </w:t>
       </w:r>
-      <w:hyperlink r:id="rId24" w:history="1">
+      <w:hyperlink r:id="rId20" w:history="1">
         <w:r>
           <w:rPr>
             <w:rStyle w:val="NoneB"/>
@@ -1520,7 +1379,7 @@
         </w:rPr>
         <w:t xml:space="preserve"> as well as external cues of occupational status also function as status characteristics. In the long tradition of classifying occupations according to prestige </w:t>
       </w:r>
-      <w:hyperlink r:id="rId25" w:history="1">
+      <w:hyperlink r:id="rId21" w:history="1">
         <w:r>
           <w:rPr>
             <w:rStyle w:val="Hyperlink2"/>
@@ -1548,7 +1407,7 @@
         </w:rPr>
         <w:t xml:space="preserve">, socioeconomic status </w:t>
       </w:r>
-      <w:hyperlink r:id="rId26" w:history="1">
+      <w:hyperlink r:id="rId22" w:history="1">
         <w:r>
           <w:rPr>
             <w:rStyle w:val="Hyperlink2"/>
@@ -1576,7 +1435,7 @@
         </w:rPr>
         <w:t xml:space="preserve">, and social class </w:t>
       </w:r>
-      <w:hyperlink r:id="rId27" w:history="1">
+      <w:hyperlink r:id="rId23" w:history="1">
         <w:r>
           <w:rPr>
             <w:rStyle w:val="Hyperlink2"/>
@@ -1605,7 +1464,7 @@
         </w:rPr>
         <w:t xml:space="preserve">backbone” of stratification research </w:t>
       </w:r>
-      <w:hyperlink r:id="rId28" w:history="1">
+      <w:hyperlink r:id="rId24" w:history="1">
         <w:r>
           <w:rPr>
             <w:rStyle w:val="Hyperlink2"/>
@@ -1712,80 +1571,23 @@
         </w:rPr>
         <w:t xml:space="preserve"> approach. </w:t>
       </w:r>
-      <w:ins w:id="11" w:author="Outi Sarpila" w:date="2023-06-19T14:15:00Z">
-        <w:del w:id="12" w:author="Microsoft Office User" w:date="2023-06-20T09:20:00Z">
-          <w:r>
-            <w:delText>Although</w:delText>
-          </w:r>
-        </w:del>
-      </w:ins>
-      <w:ins w:id="13" w:author="Microsoft Office User" w:date="2023-06-20T09:23:00Z">
-        <w:r>
-          <w:t>For instance, the occupational title could be used as an indicator of social class, a concept that Bourdieu explored in his research. However, Bourdieu adopted a broader perspective on social classes, considering factors beyond just occupational titles</w:t>
-        </w:r>
-      </w:ins>
-      <w:ins w:id="14" w:author="Outi Sarpila" w:date="2023-06-19T14:15:00Z">
-        <w:del w:id="15" w:author="Microsoft Office User" w:date="2023-06-20T09:23:00Z">
-          <w:r>
-            <w:delText xml:space="preserve"> the occupational title </w:delText>
-          </w:r>
-        </w:del>
-      </w:ins>
-      <w:ins w:id="16" w:author="Outi Sarpila" w:date="2023-06-19T14:16:00Z">
-        <w:del w:id="17" w:author="Microsoft Office User" w:date="2023-06-20T09:20:00Z">
-          <w:r>
-            <w:delText xml:space="preserve">can </w:delText>
-          </w:r>
-        </w:del>
-      </w:ins>
-      <w:ins w:id="18" w:author="Outi Sarpila" w:date="2023-06-19T14:15:00Z">
-        <w:del w:id="19" w:author="Microsoft Office User" w:date="2023-06-20T09:23:00Z">
-          <w:r>
-            <w:delText xml:space="preserve">serve as a proxy for social class (which Bourdieu </w:delText>
-          </w:r>
-        </w:del>
-        <w:del w:id="20" w:author="Microsoft Office User" w:date="2023-06-20T09:20:00Z">
-          <w:r>
-            <w:delText xml:space="preserve">himself </w:delText>
-          </w:r>
-        </w:del>
-        <w:del w:id="21" w:author="Microsoft Office User" w:date="2023-06-20T09:23:00Z">
-          <w:r>
-            <w:delText xml:space="preserve">also </w:delText>
-          </w:r>
-        </w:del>
-        <w:del w:id="22" w:author="Microsoft Office User" w:date="2023-06-20T09:20:00Z">
-          <w:r>
-            <w:delText xml:space="preserve">used </w:delText>
-          </w:r>
-        </w:del>
-        <w:del w:id="23" w:author="Microsoft Office User" w:date="2023-06-20T09:23:00Z">
-          <w:r>
-            <w:delText xml:space="preserve">in his </w:delText>
-          </w:r>
-        </w:del>
-        <w:del w:id="24" w:author="Microsoft Office User" w:date="2023-06-20T09:20:00Z">
-          <w:r>
-            <w:delText>empirical analyses</w:delText>
-          </w:r>
-        </w:del>
-        <w:del w:id="25" w:author="Microsoft Office User" w:date="2023-06-20T09:23:00Z">
-          <w:r>
-            <w:delText>), Bourdieu approached social classes more broadly than just through occupational titles</w:delText>
-          </w:r>
-        </w:del>
-        <w:r>
-          <w:t>.</w:t>
-        </w:r>
-        <w:r>
-          <w:t xml:space="preserve"> </w:t>
-        </w:r>
-      </w:ins>
-      <w:r>
-        <w:rPr>
-          <w:rStyle w:val="NoneB"/>
-        </w:rPr>
-        <w:t xml:space="preserve">According to this framework, social classes are based on different types of capital: economic capital (e.g., wealth and income), cultural capital (e.g., educational qualifications, attitudes toward art, culture, clothing, and physical appearance), and social capital (e.g., social relations), the composition and volume of which varies from one social class to another (Bourdieu, 1984, 1986). Thus, for example, the upper class might comprise individuals with relatively higher levels of cultural capital but not excessive incomes (e.g., professors), as well as people with higher incomes but not necessarily much formal education (e.g., successful entrepreneurs; </w:t>
+      <w:r>
+        <w:t>For instance, the occupational title could be used as an indicator of social class, a concept that Bourdieu explored in his research. However, Bourdieu adopted a broader perspective on social classes, considering factors beyond just occupational titles</w:t>
+      </w:r>
+      <w:r>
+        <w:t xml:space="preserve">. </w:t>
+      </w:r>
+      <w:r>
+        <w:rPr>
+          <w:rStyle w:val="NoneB"/>
+        </w:rPr>
+        <w:t>According to this framework, social classes are based on different types of capital: economic capital</w:t>
+      </w:r>
+      <w:r>
+        <w:rPr>
+          <w:rStyle w:val="NoneB"/>
+        </w:rPr>
+        <w:t xml:space="preserve"> (e.g., wealth and income), cultural capital (e.g., educational qualifications, attitudes toward art, culture, clothing, and physical appearance), and social capital (e.g., social relations), the composition and volume of which varies from one social class to another (Bourdieu, 1984, 1986). Thus, for example, the upper class might comprise individuals with relatively higher levels of cultural capital but not excessive incomes (e.g., professors), as well as people with higher incomes but not necessarily much formal education (e.g., successful entrepreneurs; </w:t>
       </w:r>
       <w:proofErr w:type="spellStart"/>
       <w:r>
@@ -1941,7 +1743,7 @@
         </w:rPr>
         <w:t xml:space="preserve">, 2020; Mears, 2011). Furthermore, recent research has shown that young children can already classify other people into occupational status categories using attributes of physical appearance as cues </w:t>
       </w:r>
-      <w:hyperlink r:id="rId29" w:history="1">
+      <w:hyperlink r:id="rId25" w:history="1">
         <w:r>
           <w:rPr>
             <w:rStyle w:val="Hyperlink2"/>
@@ -2072,7 +1874,7 @@
         </w:rPr>
         <w:t xml:space="preserve"> et al., 2021). Gender is the primary frame that people use to classify each other </w:t>
       </w:r>
-      <w:hyperlink r:id="rId30" w:history="1">
+      <w:hyperlink r:id="rId26" w:history="1">
         <w:r>
           <w:rPr>
             <w:rStyle w:val="Hyperlink3"/>
@@ -2086,7 +1888,7 @@
         </w:rPr>
         <w:t xml:space="preserve">. For example, Ervin Goffman (1951) suggested that attractiveness is a gender-specific status characteristic. More recent empirical research has also shown that physical attractiveness intersects with gender, producing both favorable and unfavorable outcomes for women </w:t>
       </w:r>
-      <w:hyperlink r:id="rId31" w:history="1">
+      <w:hyperlink r:id="rId27" w:history="1">
         <w:r>
           <w:rPr>
             <w:rStyle w:val="Hyperlink3"/>
@@ -2156,7 +1958,7 @@
         </w:rPr>
         <w:t xml:space="preserve">. Moreover, a recent review of the socioeconomic outcomes of physical attractiveness indicates that although men and women are equally likely to be rewarded for their physical attractiveness, women are more likely to be penalized because of how they look </w:t>
       </w:r>
-      <w:hyperlink r:id="rId32" w:history="1">
+      <w:hyperlink r:id="rId28" w:history="1">
         <w:r>
           <w:rPr>
             <w:rStyle w:val="Hyperlink3"/>
@@ -2190,7 +1992,7 @@
         </w:rPr>
         <w:t xml:space="preserve">. Furthermore, studies on double standards have suggested that women are expected to attend to their physical appearance but are more likely to be disapproved of if they try to gain an economic advantage of their physical appearance related assets, as opposed to men engaging in the same behavior </w:t>
       </w:r>
-      <w:hyperlink r:id="rId33" w:history="1">
+      <w:hyperlink r:id="rId29" w:history="1">
         <w:r>
           <w:rPr>
             <w:rStyle w:val="Hyperlink3"/>
@@ -2284,7 +2086,7 @@
         </w:rPr>
         <w:t xml:space="preserve">s attractiveness. As </w:t>
       </w:r>
-      <w:hyperlink r:id="rId34" w:history="1">
+      <w:hyperlink r:id="rId30" w:history="1">
         <w:r>
           <w:rPr>
             <w:rStyle w:val="Hyperlink2"/>
@@ -2327,7 +2129,7 @@
         </w:rPr>
         <w:t xml:space="preserve"> physically attractive matters for electoral success” (p. 34). </w:t>
       </w:r>
-      <w:hyperlink r:id="rId35" w:history="1">
+      <w:hyperlink r:id="rId31" w:history="1">
         <w:r>
           <w:rPr>
             <w:rStyle w:val="Hyperlink2"/>
@@ -2386,7 +2188,7 @@
         </w:rPr>
         <w:t xml:space="preserve">if an attractive candidate competes with some ugly rivals he or she will receive a higher poll” </w:t>
       </w:r>
-      <w:hyperlink r:id="rId36" w:history="1">
+      <w:hyperlink r:id="rId32" w:history="1">
         <w:r>
           <w:rPr>
             <w:rStyle w:val="Hyperlink2"/>
@@ -2414,7 +2216,7 @@
         </w:rPr>
         <w:t xml:space="preserve">. Therefore, the relationship between looks and electoral success is not only old </w:t>
       </w:r>
-      <w:hyperlink r:id="rId37" w:history="1">
+      <w:hyperlink r:id="rId33" w:history="1">
         <w:r>
           <w:rPr>
             <w:rStyle w:val="Hyperlink2"/>
@@ -2442,7 +2244,7 @@
         </w:rPr>
         <w:t xml:space="preserve"> but also strong. For instance, </w:t>
       </w:r>
-      <w:hyperlink r:id="rId38" w:history="1">
+      <w:hyperlink r:id="rId34" w:history="1">
         <w:r>
           <w:rPr>
             <w:rStyle w:val="Hyperlink2"/>
@@ -2511,7 +2313,7 @@
         </w:rPr>
         <w:t xml:space="preserve">of studies have confirmed that the more attractive a candidate is, the more votes he or she tends to receive” </w:t>
       </w:r>
-      <w:hyperlink r:id="rId39" w:history="1">
+      <w:hyperlink r:id="rId35" w:history="1">
         <w:r>
           <w:rPr>
             <w:rStyle w:val="Hyperlink2"/>
@@ -2608,7 +2410,7 @@
         </w:rPr>
         <w:t xml:space="preserve">s personal image affects his or her chances of being elected” </w:t>
       </w:r>
-      <w:hyperlink r:id="rId40" w:history="1">
+      <w:hyperlink r:id="rId36" w:history="1">
         <w:r>
           <w:rPr>
             <w:rStyle w:val="Hyperlink2"/>
@@ -2686,7 +2488,7 @@
         </w:rPr>
         <w:t xml:space="preserve">problem-solving strategies'' </w:t>
       </w:r>
-      <w:hyperlink r:id="rId41" w:history="1">
+      <w:hyperlink r:id="rId37" w:history="1">
         <w:r>
           <w:rPr>
             <w:rStyle w:val="Hyperlink2"/>
@@ -2714,7 +2516,7 @@
         </w:rPr>
         <w:t xml:space="preserve"> for reducing the complex tasks of assessing political information, mainly due to the limits of human cognitive capacity </w:t>
       </w:r>
-      <w:hyperlink r:id="rId42" w:history="1">
+      <w:hyperlink r:id="rId38" w:history="1">
         <w:r>
           <w:rPr>
             <w:rStyle w:val="Hyperlink2"/>
@@ -2758,7 +2560,7 @@
         </w:rPr>
         <w:t xml:space="preserve">the most important” </w:t>
       </w:r>
-      <w:hyperlink r:id="rId43" w:history="1">
+      <w:hyperlink r:id="rId39" w:history="1">
         <w:r>
           <w:rPr>
             <w:rStyle w:val="Hyperlink2"/>
@@ -2801,7 +2603,7 @@
         </w:rPr>
         <w:t xml:space="preserve">most obvious and accessible” </w:t>
       </w:r>
-      <w:hyperlink r:id="rId44" w:history="1">
+      <w:hyperlink r:id="rId40" w:history="1">
         <w:r>
           <w:rPr>
             <w:rStyle w:val="Hyperlink2"/>
@@ -2830,7 +2632,7 @@
         </w:rPr>
         <w:t xml:space="preserve">major source of information” </w:t>
       </w:r>
-      <w:hyperlink r:id="rId45" w:history="1">
+      <w:hyperlink r:id="rId41" w:history="1">
         <w:r>
           <w:rPr>
             <w:rStyle w:val="Hyperlink2"/>
@@ -2844,7 +2646,7 @@
         </w:rPr>
         <w:t xml:space="preserve"> when evaluating candidates </w:t>
       </w:r>
-      <w:hyperlink r:id="rId46" w:history="1">
+      <w:hyperlink r:id="rId42" w:history="1">
         <w:r>
           <w:rPr>
             <w:rStyle w:val="Hyperlink2"/>
@@ -2858,7 +2660,7 @@
         </w:rPr>
         <w:t xml:space="preserve">. Thus, voters use this heuristic as a cognitive shortcut to compensate for a lack of information </w:t>
       </w:r>
-      <w:hyperlink r:id="rId47" w:history="1">
+      <w:hyperlink r:id="rId43" w:history="1">
         <w:r>
           <w:rPr>
             <w:rStyle w:val="Hyperlink2"/>
@@ -2886,7 +2688,7 @@
         </w:rPr>
         <w:t xml:space="preserve">; importantly, see </w:t>
       </w:r>
-      <w:hyperlink r:id="rId48" w:history="1">
+      <w:hyperlink r:id="rId44" w:history="1">
         <w:r>
           <w:rPr>
             <w:rStyle w:val="Hyperlink2"/>
@@ -2907,7 +2709,7 @@
         </w:rPr>
         <w:t xml:space="preserve">. For example, voters look at photographs of the candidates </w:t>
       </w:r>
-      <w:hyperlink r:id="rId49" w:history="1">
+      <w:hyperlink r:id="rId45" w:history="1">
         <w:r>
           <w:rPr>
             <w:rStyle w:val="Hyperlink2"/>
@@ -2950,7 +2752,7 @@
         </w:rPr>
         <w:t xml:space="preserve">watch a good deal of TV” </w:t>
       </w:r>
-      <w:hyperlink r:id="rId50" w:history="1">
+      <w:hyperlink r:id="rId46" w:history="1">
         <w:r>
           <w:rPr>
             <w:rStyle w:val="Hyperlink2"/>
@@ -2964,7 +2766,7 @@
         </w:rPr>
         <w:t xml:space="preserve"> because the way candidates look provides cues in low-information elections. In summary, and as </w:t>
       </w:r>
-      <w:hyperlink r:id="rId51" w:history="1">
+      <w:hyperlink r:id="rId47" w:history="1">
         <w:proofErr w:type="spellStart"/>
         <w:r>
           <w:rPr>
@@ -3057,7 +2859,7 @@
         </w:rPr>
         <w:t xml:space="preserve"> as well, physical appearance is used as an effective heuristic. </w:t>
       </w:r>
-      <w:hyperlink r:id="rId52" w:history="1">
+      <w:hyperlink r:id="rId48" w:history="1">
         <w:r>
           <w:rPr>
             <w:rStyle w:val="Hyperlink2"/>
@@ -3100,7 +2902,7 @@
         </w:rPr>
         <w:t xml:space="preserve">s facial image, new and potentially more relevant information is discarded. Similarly, </w:t>
       </w:r>
-      <w:hyperlink r:id="rId53" w:history="1">
+      <w:hyperlink r:id="rId49" w:history="1">
         <w:r>
           <w:rPr>
             <w:rStyle w:val="Hyperlink2"/>
@@ -3129,7 +2931,7 @@
         </w:rPr>
         <w:t xml:space="preserve">vote correctly,” especially voters who already have access to some political information </w:t>
       </w:r>
-      <w:hyperlink r:id="rId54" w:history="1">
+      <w:hyperlink r:id="rId50" w:history="1">
         <w:r>
           <w:rPr>
             <w:rStyle w:val="Hyperlink2"/>
@@ -3185,7 +2987,7 @@
         </w:rPr>
         <w:t xml:space="preserve">voters vote beautiful” </w:t>
       </w:r>
-      <w:hyperlink r:id="rId55" w:history="1">
+      <w:hyperlink r:id="rId51" w:history="1">
         <w:r>
           <w:rPr>
             <w:rStyle w:val="Hyperlink2"/>
@@ -3199,7 +3001,7 @@
         </w:rPr>
         <w:t xml:space="preserve"> because attractiveness serves as a heuristic for something else. For instance, </w:t>
       </w:r>
-      <w:hyperlink r:id="rId56" w:history="1">
+      <w:hyperlink r:id="rId52" w:history="1">
         <w:proofErr w:type="spellStart"/>
         <w:r>
           <w:rPr>
@@ -3236,11 +3038,136 @@
         </w:rPr>
         <w:t xml:space="preserve">are more likely to be attributed the qualities associated with successful politicians,” suffer less when involved in scandals </w:t>
       </w:r>
+      <w:hyperlink r:id="rId53" w:history="1">
+        <w:r>
+          <w:rPr>
+            <w:rStyle w:val="Hyperlink2"/>
+          </w:rPr>
+          <w:t>(</w:t>
+        </w:r>
+        <w:proofErr w:type="spellStart"/>
+        <w:r>
+          <w:rPr>
+            <w:rStyle w:val="Hyperlink2"/>
+          </w:rPr>
+          <w:t>Stockemer</w:t>
+        </w:r>
+        <w:proofErr w:type="spellEnd"/>
+        <w:r>
+          <w:rPr>
+            <w:rStyle w:val="Hyperlink2"/>
+          </w:rPr>
+          <w:t xml:space="preserve"> &amp; </w:t>
+        </w:r>
+        <w:proofErr w:type="spellStart"/>
+        <w:r>
+          <w:rPr>
+            <w:rStyle w:val="Hyperlink2"/>
+          </w:rPr>
+          <w:t>Praino</w:t>
+        </w:r>
+        <w:proofErr w:type="spellEnd"/>
+        <w:r>
+          <w:rPr>
+            <w:rStyle w:val="Hyperlink2"/>
+          </w:rPr>
+          <w:t>, 2019, p. 747)</w:t>
+        </w:r>
+      </w:hyperlink>
+      <w:r>
+        <w:rPr>
+          <w:rStyle w:val="Hyperlink2"/>
+        </w:rPr>
+        <w:t xml:space="preserve">, and appear more competent and trustworthy </w:t>
+      </w:r>
+      <w:hyperlink r:id="rId54" w:history="1">
+        <w:r>
+          <w:rPr>
+            <w:rStyle w:val="Hyperlink2"/>
+          </w:rPr>
+          <w:t>(Berggren et al., 2010, p. 8)</w:t>
+        </w:r>
+      </w:hyperlink>
+      <w:r>
+        <w:rPr>
+          <w:rStyle w:val="Hyperlink2"/>
+        </w:rPr>
+        <w:t xml:space="preserve">. Thus, attractiveness is associated with attributes </w:t>
+      </w:r>
+      <w:hyperlink r:id="rId55" w:history="1">
+        <w:r>
+          <w:rPr>
+            <w:rStyle w:val="Hyperlink2"/>
+          </w:rPr>
+          <w:t>(Mattes et al., 2010)</w:t>
+        </w:r>
+      </w:hyperlink>
+      <w:r>
+        <w:rPr>
+          <w:rStyle w:val="Hyperlink2"/>
+        </w:rPr>
+        <w:t xml:space="preserve"> and personality traits </w:t>
+      </w:r>
+      <w:hyperlink r:id="rId56" w:history="1">
+        <w:r>
+          <w:rPr>
+            <w:rStyle w:val="Hyperlink2"/>
+          </w:rPr>
+          <w:t>(</w:t>
+        </w:r>
+        <w:proofErr w:type="spellStart"/>
+        <w:r>
+          <w:rPr>
+            <w:rStyle w:val="Hyperlink2"/>
+          </w:rPr>
+          <w:t>Banducci</w:t>
+        </w:r>
+        <w:proofErr w:type="spellEnd"/>
+        <w:r>
+          <w:rPr>
+            <w:rStyle w:val="Hyperlink2"/>
+          </w:rPr>
+          <w:t xml:space="preserve"> et al., 2008)</w:t>
+        </w:r>
+      </w:hyperlink>
+      <w:r>
+        <w:rPr>
+          <w:rStyle w:val="Hyperlink2"/>
+        </w:rPr>
+        <w:t xml:space="preserve"> desirable in politicians, such as honesty, productivity, or conservatism </w:t>
+      </w:r>
       <w:hyperlink r:id="rId57" w:history="1">
         <w:r>
           <w:rPr>
             <w:rStyle w:val="Hyperlink2"/>
           </w:rPr>
+          <w:t>(Berggren et al., 2017)</w:t>
+        </w:r>
+      </w:hyperlink>
+      <w:r>
+        <w:rPr>
+          <w:rStyle w:val="Hyperlink2"/>
+        </w:rPr>
+        <w:t>.</w:t>
+      </w:r>
+    </w:p>
+    <w:p>
+      <w:pPr>
+        <w:pStyle w:val="BodyA"/>
+        <w:spacing w:before="200" w:after="200"/>
+        <w:jc w:val="both"/>
+      </w:pPr>
+      <w:r>
+        <w:rPr>
+          <w:rStyle w:val="Hyperlink2"/>
+        </w:rPr>
+        <w:t xml:space="preserve">Unfortunately, most studies fail to see this association as it relates to inequality and social stratification. With very few exceptions, studies of physical attractiveness occur in the context of the perceived socioeconomic status of candidates </w:t>
+      </w:r>
+      <w:hyperlink r:id="rId58" w:history="1">
+        <w:r>
+          <w:rPr>
+            <w:rStyle w:val="Hyperlink2"/>
+          </w:rPr>
           <w:t>(</w:t>
         </w:r>
         <w:proofErr w:type="spellStart"/>
@@ -3248,162 +3175,37 @@
           <w:rPr>
             <w:rStyle w:val="Hyperlink2"/>
           </w:rPr>
-          <w:t>Stockemer</w:t>
+          <w:t>Kalick</w:t>
         </w:r>
         <w:proofErr w:type="spellEnd"/>
         <w:r>
           <w:rPr>
             <w:rStyle w:val="Hyperlink2"/>
           </w:rPr>
-          <w:t xml:space="preserve"> &amp; </w:t>
+          <w:t xml:space="preserve">, 1988; Hamermesh &amp; Biddle, 1994; </w:t>
         </w:r>
         <w:proofErr w:type="spellStart"/>
         <w:r>
           <w:rPr>
             <w:rStyle w:val="Hyperlink2"/>
           </w:rPr>
-          <w:t>Praino</w:t>
+          <w:t>Belmi</w:t>
         </w:r>
         <w:proofErr w:type="spellEnd"/>
         <w:r>
           <w:rPr>
             <w:rStyle w:val="Hyperlink2"/>
           </w:rPr>
-          <w:t>, 2019, p. 747)</w:t>
-        </w:r>
-      </w:hyperlink>
-      <w:r>
-        <w:rPr>
-          <w:rStyle w:val="Hyperlink2"/>
-        </w:rPr>
-        <w:t xml:space="preserve">, and appear more competent and trustworthy </w:t>
-      </w:r>
-      <w:hyperlink r:id="rId58" w:history="1">
-        <w:r>
-          <w:rPr>
-            <w:rStyle w:val="Hyperlink2"/>
-          </w:rPr>
-          <w:t>(Berggren et al., 2010, p. 8)</w:t>
-        </w:r>
-      </w:hyperlink>
-      <w:r>
-        <w:rPr>
-          <w:rStyle w:val="Hyperlink2"/>
-        </w:rPr>
-        <w:t xml:space="preserve">. Thus, attractiveness is associated with attributes </w:t>
+          <w:t xml:space="preserve"> &amp; Neale, 2014)</w:t>
+        </w:r>
+      </w:hyperlink>
+      <w:r>
+        <w:rPr>
+          <w:rStyle w:val="Hyperlink2"/>
+        </w:rPr>
+        <w:t xml:space="preserve">. For instance, </w:t>
       </w:r>
       <w:hyperlink r:id="rId59" w:history="1">
-        <w:r>
-          <w:rPr>
-            <w:rStyle w:val="Hyperlink2"/>
-          </w:rPr>
-          <w:t>(Mattes et al., 2010)</w:t>
-        </w:r>
-      </w:hyperlink>
-      <w:r>
-        <w:rPr>
-          <w:rStyle w:val="Hyperlink2"/>
-        </w:rPr>
-        <w:t xml:space="preserve"> and personality traits </w:t>
-      </w:r>
-      <w:hyperlink r:id="rId60" w:history="1">
-        <w:r>
-          <w:rPr>
-            <w:rStyle w:val="Hyperlink2"/>
-          </w:rPr>
-          <w:t>(</w:t>
-        </w:r>
-        <w:proofErr w:type="spellStart"/>
-        <w:r>
-          <w:rPr>
-            <w:rStyle w:val="Hyperlink2"/>
-          </w:rPr>
-          <w:t>Banducci</w:t>
-        </w:r>
-        <w:proofErr w:type="spellEnd"/>
-        <w:r>
-          <w:rPr>
-            <w:rStyle w:val="Hyperlink2"/>
-          </w:rPr>
-          <w:t xml:space="preserve"> et al., 2008)</w:t>
-        </w:r>
-      </w:hyperlink>
-      <w:r>
-        <w:rPr>
-          <w:rStyle w:val="Hyperlink2"/>
-        </w:rPr>
-        <w:t xml:space="preserve"> desirable in politicians, such as honesty, productivity, or conservatism </w:t>
-      </w:r>
-      <w:hyperlink r:id="rId61" w:history="1">
-        <w:r>
-          <w:rPr>
-            <w:rStyle w:val="Hyperlink2"/>
-          </w:rPr>
-          <w:t>(Berggren et al., 2017)</w:t>
-        </w:r>
-      </w:hyperlink>
-      <w:r>
-        <w:rPr>
-          <w:rStyle w:val="Hyperlink2"/>
-        </w:rPr>
-        <w:t>.</w:t>
-      </w:r>
-    </w:p>
-    <w:p>
-      <w:pPr>
-        <w:pStyle w:val="BodyA"/>
-        <w:spacing w:before="200" w:after="200"/>
-        <w:jc w:val="both"/>
-      </w:pPr>
-      <w:r>
-        <w:rPr>
-          <w:rStyle w:val="Hyperlink2"/>
-        </w:rPr>
-        <w:t xml:space="preserve">Unfortunately, most studies fail to see this association as it relates to inequality and social stratification. With very few exceptions, studies of physical attractiveness occur in the context of the perceived socioeconomic status of candidates </w:t>
-      </w:r>
-      <w:hyperlink r:id="rId62" w:history="1">
-        <w:r>
-          <w:rPr>
-            <w:rStyle w:val="Hyperlink2"/>
-          </w:rPr>
-          <w:t>(</w:t>
-        </w:r>
-        <w:proofErr w:type="spellStart"/>
-        <w:r>
-          <w:rPr>
-            <w:rStyle w:val="Hyperlink2"/>
-          </w:rPr>
-          <w:t>Kalick</w:t>
-        </w:r>
-        <w:proofErr w:type="spellEnd"/>
-        <w:r>
-          <w:rPr>
-            <w:rStyle w:val="Hyperlink2"/>
-          </w:rPr>
-          <w:t xml:space="preserve">, 1988; Hamermesh &amp; Biddle, 1994; </w:t>
-        </w:r>
-        <w:proofErr w:type="spellStart"/>
-        <w:r>
-          <w:rPr>
-            <w:rStyle w:val="Hyperlink2"/>
-          </w:rPr>
-          <w:t>Belmi</w:t>
-        </w:r>
-        <w:proofErr w:type="spellEnd"/>
-        <w:r>
-          <w:rPr>
-            <w:rStyle w:val="Hyperlink2"/>
-          </w:rPr>
-          <w:t xml:space="preserve"> &amp; Neale, 2014)</w:t>
-        </w:r>
-      </w:hyperlink>
-      <w:r>
-        <w:rPr>
-          <w:rStyle w:val="Hyperlink2"/>
-        </w:rPr>
-        <w:t xml:space="preserve">. For instance, </w:t>
-      </w:r>
-      <w:hyperlink r:id="rId63" w:history="1">
         <w:r>
           <w:rPr>
             <w:rStyle w:val="Hyperlink2"/>
@@ -3452,8 +3254,8 @@
         <w:spacing w:before="200" w:after="200"/>
         <w:jc w:val="both"/>
       </w:pPr>
-      <w:bookmarkStart w:id="26" w:name="_headingh.3znysh7"/>
-      <w:bookmarkEnd w:id="26"/>
+      <w:bookmarkStart w:id="2" w:name="_headingh.3znysh7"/>
+      <w:bookmarkEnd w:id="2"/>
       <w:r>
         <w:rPr>
           <w:rStyle w:val="NoneB"/>
@@ -3467,8 +3269,8 @@
         <w:spacing w:before="200" w:after="200"/>
         <w:jc w:val="both"/>
       </w:pPr>
-      <w:bookmarkStart w:id="27" w:name="_headingh.2et92p0"/>
-      <w:bookmarkEnd w:id="27"/>
+      <w:bookmarkStart w:id="3" w:name="_headingh.2et92p0"/>
+      <w:bookmarkEnd w:id="3"/>
       <w:r>
         <w:rPr>
           <w:rStyle w:val="Hyperlink2"/>
@@ -3661,7 +3463,7 @@
         </w:rPr>
         <w:t xml:space="preserve">We also believe Finland is a very suitable case to study the effect of physical appearance on voting choices. First, Finnish municipal elections are low-information elections—that is, they do not attract broad media coverage </w:t>
       </w:r>
-      <w:hyperlink r:id="rId64" w:history="1">
+      <w:hyperlink r:id="rId60" w:history="1">
         <w:r>
           <w:rPr>
             <w:rStyle w:val="Hyperlink2"/>
@@ -3675,7 +3477,7 @@
         </w:rPr>
         <w:t xml:space="preserve">. Second, as </w:t>
       </w:r>
-      <w:hyperlink r:id="rId65" w:history="1">
+      <w:hyperlink r:id="rId61" w:history="1">
         <w:r>
           <w:rPr>
             <w:rStyle w:val="Hyperlink2"/>
@@ -3718,7 +3520,7 @@
         </w:rPr>
         <w:t xml:space="preserve"> is mainly restricted to posters and newspaper ads; hardly any candidates run individual campaigns on television or radio” (p. 83). Thus, most voters are only exposed to official candidate pictures. Alternative opportunities to see how the candidates look, sound, and dress—for instance, in television debates or radio ads—would potentially confound our identification strategy in multiple ways, most importantly because of differences in the levels of campaign spending. Third, Finland has been consistently considered a democratic </w:t>
       </w:r>
-      <w:hyperlink r:id="rId66" w:history="1">
+      <w:hyperlink r:id="rId62" w:history="1">
         <w:r>
           <w:rPr>
             <w:rStyle w:val="Hyperlink2"/>
@@ -3732,7 +3534,7 @@
         </w:rPr>
         <w:t xml:space="preserve">, economically egalitarian </w:t>
       </w:r>
-      <w:hyperlink r:id="rId67" w:history="1">
+      <w:hyperlink r:id="rId63" w:history="1">
         <w:r>
           <w:rPr>
             <w:rStyle w:val="Hyperlink2"/>
@@ -3760,7 +3562,7 @@
         </w:rPr>
         <w:t xml:space="preserve">, gender egalitarian </w:t>
       </w:r>
-      <w:hyperlink r:id="rId68" w:history="1">
+      <w:hyperlink r:id="rId64" w:history="1">
         <w:r>
           <w:rPr>
             <w:rStyle w:val="Hyperlink2"/>
@@ -3788,7 +3590,7 @@
         </w:rPr>
         <w:t xml:space="preserve">, and social-mobility-prone </w:t>
       </w:r>
-      <w:hyperlink r:id="rId69" w:history="1">
+      <w:hyperlink r:id="rId65" w:history="1">
         <w:r>
           <w:rPr>
             <w:rStyle w:val="Hyperlink2"/>
@@ -3846,7 +3648,7 @@
         </w:rPr>
         <w:t xml:space="preserve">least-likely case design” </w:t>
       </w:r>
-      <w:hyperlink r:id="rId70" w:history="1">
+      <w:hyperlink r:id="rId66" w:history="1">
         <w:r>
           <w:rPr>
             <w:rStyle w:val="Hyperlink2"/>
@@ -3867,8 +3669,8 @@
         <w:spacing w:before="200" w:after="200"/>
         <w:jc w:val="both"/>
       </w:pPr>
-      <w:bookmarkStart w:id="28" w:name="_headingh.ibwfcvy5ekyq"/>
-      <w:bookmarkEnd w:id="28"/>
+      <w:bookmarkStart w:id="4" w:name="_headingh.ibwfcvy5ekyq"/>
+      <w:bookmarkEnd w:id="4"/>
       <w:r>
         <w:rPr>
           <w:rStyle w:val="NoneB"/>
@@ -3888,7 +3690,7 @@
         </w:rPr>
         <w:t xml:space="preserve">We exploited several data sources. First, in the context of Finnish municipal elections, political campaigns use headshots of the candidates running for office, along with the candidate’s name, party affiliation, and occupation. This information is public and appears in city centers, bus stops, public squares, and other highly frequented places, including voting booths </w:t>
       </w:r>
-      <w:hyperlink r:id="rId71" w:history="1">
+      <w:hyperlink r:id="rId67" w:history="1">
         <w:r>
           <w:rPr>
             <w:rStyle w:val="Hyperlink2"/>
@@ -3914,7 +3716,7 @@
         </w:rPr>
         <w:t xml:space="preserve"> photos </w:t>
       </w:r>
-      <w:hyperlink r:id="rId72" w:history="1">
+      <w:hyperlink r:id="rId68" w:history="1">
         <w:r>
           <w:rPr>
             <w:rStyle w:val="Hyperlink2"/>
@@ -3943,7 +3745,7 @@
         </w:rPr>
         <w:t xml:space="preserve">each municipality is obliged by law to provide each party with the same number of slots for posters” </w:t>
       </w:r>
-      <w:hyperlink r:id="rId73" w:history="1">
+      <w:hyperlink r:id="rId69" w:history="1">
         <w:r>
           <w:rPr>
             <w:rStyle w:val="Hyperlink2"/>
@@ -3992,7 +3794,7 @@
         </w:rPr>
         <w:t xml:space="preserve"> From among the available pictures, we randomly selected 1,500 images, a subsample to maximize statistical representativeness at the national level regarding gender and occupation and, particularly, the share of women in any given occupation. To satisfy the latter criteria, we analyzed data from the Official Statistics of Finland Office (2017) in parallel. The final dataset consisted of 1,415 photographs. Then, taking the candidates’ occupational data as a starting point, we followed the European Socioeconomic Classification </w:t>
       </w:r>
-      <w:hyperlink r:id="rId74" w:history="1">
+      <w:hyperlink r:id="rId70" w:history="1">
         <w:r>
           <w:rPr>
             <w:rStyle w:val="Hyperlink2"/>
@@ -4058,8 +3860,8 @@
         <w:spacing w:before="200" w:after="200"/>
         <w:jc w:val="both"/>
       </w:pPr>
-      <w:bookmarkStart w:id="29" w:name="_headingh.tyjcwt"/>
-      <w:bookmarkEnd w:id="29"/>
+      <w:bookmarkStart w:id="5" w:name="_headingh.tyjcwt"/>
+      <w:bookmarkEnd w:id="5"/>
       <w:r>
         <w:rPr>
           <w:rStyle w:val="NoneB"/>
@@ -4702,7 +4504,7 @@
               </w:rPr>
               <w:t xml:space="preserve">5 = very attractive; 4 = more attractive than average; 3 = average; 2 = below average; 1 = well below average </w:t>
             </w:r>
-            <w:hyperlink r:id="rId75" w:history="1">
+            <w:hyperlink r:id="rId71" w:history="1">
               <w:r>
                 <w:rPr>
                   <w:rStyle w:val="Hyperlink5"/>
@@ -4859,7 +4661,7 @@
               </w:rPr>
               <w:t xml:space="preserve">From 1 = not masculine at all to 5 = very masculine </w:t>
             </w:r>
-            <w:hyperlink r:id="rId76" w:history="1">
+            <w:hyperlink r:id="rId72" w:history="1">
               <w:r>
                 <w:rPr>
                   <w:rStyle w:val="Hyperlink5"/>
@@ -5171,7 +4973,7 @@
         </w:rPr>
         <w:t xml:space="preserve">politicians on the right look more beautiful” </w:t>
       </w:r>
-      <w:hyperlink r:id="rId77" w:history="1">
+      <w:hyperlink r:id="rId73" w:history="1">
         <w:r>
           <w:rPr>
             <w:rStyle w:val="Hyperlink2"/>
@@ -5241,7 +5043,7 @@
         </w:rPr>
         <w:t xml:space="preserve">scores of the 1,415 candidates </w:t>
       </w:r>
-      <w:hyperlink r:id="rId78" w:history="1">
+      <w:hyperlink r:id="rId74" w:history="1">
         <w:r>
           <w:rPr>
             <w:rStyle w:val="Hyperlink2"/>
@@ -5326,7 +5128,7 @@
                     <pic:cNvPicPr/>
                   </pic:nvPicPr>
                   <pic:blipFill>
-                    <a:blip r:embed="rId79" cstate="print">
+                    <a:blip r:embed="rId75" cstate="print">
                       <a:extLst>
                         <a:ext uri="{28A0092B-C50C-407E-A947-70E740481C1C}">
                           <a14:useLocalDpi xmlns:a14="http://schemas.microsoft.com/office/drawing/2010/main" val="0"/>
@@ -5440,7 +5242,7 @@
             <wp:extent cx="3646759" cy="3646759"/>
             <wp:effectExtent l="0" t="0" r="0" b="0"/>
             <wp:wrapTopAndBottom distT="152400" distB="152400"/>
-            <wp:docPr id="1073741826" name="officeArt object" descr="balance.jpg"/>
+            <wp:docPr id="1073741826" name="Picture 2" descr="balance.jpg"/>
             <wp:cNvGraphicFramePr/>
             <a:graphic xmlns:a="http://schemas.openxmlformats.org/drawingml/2006/main">
               <a:graphicData uri="http://schemas.openxmlformats.org/drawingml/2006/picture">
@@ -5452,7 +5254,7 @@
                     </pic:cNvPicPr>
                   </pic:nvPicPr>
                   <pic:blipFill>
-                    <a:blip r:embed="rId80"/>
+                    <a:blip r:embed="rId76"/>
                     <a:stretch>
                       <a:fillRect/>
                     </a:stretch>
@@ -5606,7 +5408,7 @@
         </w:rPr>
         <w:t xml:space="preserve">All in all, we believe that this novel dataset relying on raters representative at the country level has clear advantages over other designs that rely on convenience samples, which may be the norm in physical-appearance research </w:t>
       </w:r>
-      <w:hyperlink r:id="rId81" w:history="1">
+      <w:hyperlink r:id="rId77" w:history="1">
         <w:r>
           <w:rPr>
             <w:rStyle w:val="NoneB"/>
@@ -5648,7 +5450,7 @@
         </w:rPr>
         <w:t xml:space="preserve">. Furthermore, while the relationship between physical attractiveness and voting has already been studied in Finland </w:t>
       </w:r>
-      <w:hyperlink r:id="rId82" w:history="1">
+      <w:hyperlink r:id="rId78" w:history="1">
         <w:r>
           <w:rPr>
             <w:rStyle w:val="NoneB"/>
@@ -5669,8 +5471,8 @@
         <w:spacing w:before="200" w:after="200"/>
         <w:jc w:val="both"/>
       </w:pPr>
-      <w:bookmarkStart w:id="30" w:name="_headingh.3dy6vkm"/>
-      <w:bookmarkEnd w:id="30"/>
+      <w:bookmarkStart w:id="6" w:name="_headingh.3dy6vkm"/>
+      <w:bookmarkEnd w:id="6"/>
       <w:r>
         <w:rPr>
           <w:rStyle w:val="Hyperlink2"/>
@@ -5690,40 +5492,147 @@
         </w:rPr>
         <w:t xml:space="preserve">This section seeks to explain the number of votes each candidate received. From a substantive point of view, this variable has already been studied in the same form, also in the context of physical appearance </w:t>
       </w:r>
+      <w:hyperlink r:id="rId79" w:history="1">
+        <w:r>
+          <w:rPr>
+            <w:rStyle w:val="NoneB"/>
+          </w:rPr>
+          <w:t>(Efrain &amp; Patterson, 1974)</w:t>
+        </w:r>
+      </w:hyperlink>
+      <w:r>
+        <w:rPr>
+          <w:rStyle w:val="NoneB"/>
+        </w:rPr>
+        <w:t xml:space="preserve">. Following the statistical literature, we identify the data-generating process of the dependent variable as a Poisson process </w:t>
+      </w:r>
+      <w:hyperlink r:id="rId80" w:history="1">
+        <w:r>
+          <w:rPr>
+            <w:rStyle w:val="NoneB"/>
+          </w:rPr>
+          <w:t>(Long, 1997)</w:t>
+        </w:r>
+      </w:hyperlink>
+      <w:r>
+        <w:rPr>
+          <w:rStyle w:val="NoneB"/>
+        </w:rPr>
+        <w:t>.</w:t>
+      </w:r>
+      <w:r>
+        <w:rPr>
+          <w:rStyle w:val="None"/>
+          <w:vertAlign w:val="superscript"/>
+        </w:rPr>
+        <w:footnoteReference w:id="18"/>
+      </w:r>
+    </w:p>
+    <w:p>
+      <w:pPr>
+        <w:pStyle w:val="BodyA"/>
+        <w:spacing w:before="200" w:after="200"/>
+        <w:jc w:val="both"/>
+      </w:pPr>
+      <w:r>
+        <w:rPr>
+          <w:rStyle w:val="NoneB"/>
+        </w:rPr>
+        <w:t xml:space="preserve">The main predictor is the estimated combined effects of physical appearance and social class of the candidate, i.e., looking like they belong and actually belonging to a certain class. Following </w:t>
+      </w:r>
+      <w:hyperlink r:id="rId81" w:history="1">
+        <w:proofErr w:type="spellStart"/>
+        <w:r>
+          <w:rPr>
+            <w:rStyle w:val="NoneB"/>
+          </w:rPr>
+          <w:t>Brambor</w:t>
+        </w:r>
+        <w:proofErr w:type="spellEnd"/>
+        <w:r>
+          <w:rPr>
+            <w:rStyle w:val="NoneB"/>
+          </w:rPr>
+          <w:t xml:space="preserve"> et al. (2006)</w:t>
+        </w:r>
+      </w:hyperlink>
+      <w:r>
+        <w:rPr>
+          <w:rStyle w:val="NoneB"/>
+        </w:rPr>
+        <w:t xml:space="preserve">, the equation included both the multiplicative and constitutive terms. We also analyzed the marginal effects plot (in Figure 2; see </w:t>
+      </w:r>
+      <w:proofErr w:type="spellStart"/>
+      <w:r>
+        <w:rPr>
+          <w:rStyle w:val="NoneB"/>
+        </w:rPr>
+        <w:t>Lüdecke</w:t>
+      </w:r>
+      <w:proofErr w:type="spellEnd"/>
+      <w:r>
+        <w:rPr>
+          <w:rStyle w:val="NoneB"/>
+        </w:rPr>
+        <w:t xml:space="preserve">, 2021) and not the regression table </w:t>
+      </w:r>
+      <w:hyperlink r:id="rId82" w:history="1">
+        <w:r>
+          <w:rPr>
+            <w:rStyle w:val="NoneB"/>
+          </w:rPr>
+          <w:t>(</w:t>
+        </w:r>
+        <w:proofErr w:type="spellStart"/>
+      </w:hyperlink>
       <w:hyperlink r:id="rId83" w:history="1">
         <w:r>
           <w:rPr>
             <w:rStyle w:val="NoneB"/>
           </w:rPr>
-          <w:t>(Efrain &amp; Patterson, 1974)</w:t>
-        </w:r>
-      </w:hyperlink>
-      <w:r>
-        <w:rPr>
-          <w:rStyle w:val="NoneB"/>
-        </w:rPr>
-        <w:t xml:space="preserve">. Following the statistical literature, we identify the data-generating process of the dependent variable as a Poisson process </w:t>
+          <w:t>Brambor</w:t>
+        </w:r>
+        <w:proofErr w:type="spellEnd"/>
+        <w:r>
+          <w:rPr>
+            <w:rStyle w:val="NoneB"/>
+          </w:rPr>
+          <w:t xml:space="preserve"> et al.</w:t>
+        </w:r>
+      </w:hyperlink>
+      <w:r>
+        <w:rPr>
+          <w:rStyle w:val="NoneB"/>
+        </w:rPr>
+        <w:t xml:space="preserve">, </w:t>
       </w:r>
       <w:hyperlink r:id="rId84" w:history="1">
         <w:r>
           <w:rPr>
             <w:rStyle w:val="NoneB"/>
           </w:rPr>
-          <w:t>(Long, 1997)</w:t>
-        </w:r>
-      </w:hyperlink>
-      <w:r>
-        <w:rPr>
-          <w:rStyle w:val="NoneB"/>
-        </w:rPr>
-        <w:t>.</w:t>
-      </w:r>
-      <w:r>
-        <w:rPr>
-          <w:rStyle w:val="None"/>
-          <w:vertAlign w:val="superscript"/>
-        </w:rPr>
-        <w:footnoteReference w:id="18"/>
+          <w:t>2006, p. 71)</w:t>
+        </w:r>
+      </w:hyperlink>
+      <w:r>
+        <w:rPr>
+          <w:rStyle w:val="NoneB"/>
+        </w:rPr>
+        <w:t xml:space="preserve">. This is particularly important when estimating generalized linear models because the interaction effect could be non-zero (even when the estimation indicates that it is zero). Moreover, the statistical significance of the interaction effect cannot be tested with a simple t-test on the coefficient of the interaction term </w:t>
+      </w:r>
+      <w:hyperlink r:id="rId85" w:history="1">
+        <w:r>
+          <w:rPr>
+            <w:rStyle w:val="NoneB"/>
+          </w:rPr>
+          <w:t>(Ai &amp; Norton, 2003)</w:t>
+        </w:r>
+      </w:hyperlink>
+      <w:r>
+        <w:rPr>
+          <w:rStyle w:val="NoneB"/>
+        </w:rPr>
+        <w:t xml:space="preserve">. </w:t>
       </w:r>
     </w:p>
     <w:p>
@@ -5734,118 +5643,11 @@
       </w:pPr>
       <w:r>
         <w:rPr>
-          <w:rStyle w:val="NoneB"/>
-        </w:rPr>
-        <w:t xml:space="preserve">The main predictor is the estimated combined effects of physical appearance and social class of the candidate, i.e., looking like they belong and actually belonging to a certain class. Following </w:t>
-      </w:r>
-      <w:hyperlink r:id="rId85" w:history="1">
-        <w:proofErr w:type="spellStart"/>
-        <w:r>
-          <w:rPr>
-            <w:rStyle w:val="NoneB"/>
-          </w:rPr>
-          <w:t>Brambor</w:t>
-        </w:r>
-        <w:proofErr w:type="spellEnd"/>
-        <w:r>
-          <w:rPr>
-            <w:rStyle w:val="NoneB"/>
-          </w:rPr>
-          <w:t xml:space="preserve"> et al. (2006)</w:t>
-        </w:r>
-      </w:hyperlink>
-      <w:r>
-        <w:rPr>
-          <w:rStyle w:val="NoneB"/>
-        </w:rPr>
-        <w:t xml:space="preserve">, the equation included both the multiplicative and constitutive terms. We also analyzed the marginal effects plot (in Figure 2; see </w:t>
-      </w:r>
-      <w:proofErr w:type="spellStart"/>
-      <w:r>
-        <w:rPr>
-          <w:rStyle w:val="NoneB"/>
-        </w:rPr>
-        <w:t>Lüdecke</w:t>
-      </w:r>
-      <w:proofErr w:type="spellEnd"/>
-      <w:r>
-        <w:rPr>
-          <w:rStyle w:val="NoneB"/>
-        </w:rPr>
-        <w:t xml:space="preserve">, 2021) and not the regression table </w:t>
+          <w:rStyle w:val="Hyperlink2"/>
+        </w:rPr>
+        <w:t xml:space="preserve">The model included several control variables. Since party affiliation is one of the main explanatory factors of voting </w:t>
       </w:r>
       <w:hyperlink r:id="rId86" w:history="1">
-        <w:r>
-          <w:rPr>
-            <w:rStyle w:val="NoneB"/>
-          </w:rPr>
-          <w:t>(</w:t>
-        </w:r>
-        <w:proofErr w:type="spellStart"/>
-      </w:hyperlink>
-      <w:hyperlink r:id="rId87" w:history="1">
-        <w:r>
-          <w:rPr>
-            <w:rStyle w:val="NoneB"/>
-          </w:rPr>
-          <w:t>Brambor</w:t>
-        </w:r>
-        <w:proofErr w:type="spellEnd"/>
-        <w:r>
-          <w:rPr>
-            <w:rStyle w:val="NoneB"/>
-          </w:rPr>
-          <w:t xml:space="preserve"> et al.</w:t>
-        </w:r>
-      </w:hyperlink>
-      <w:r>
-        <w:rPr>
-          <w:rStyle w:val="NoneB"/>
-        </w:rPr>
-        <w:t xml:space="preserve">, </w:t>
-      </w:r>
-      <w:hyperlink r:id="rId88" w:history="1">
-        <w:r>
-          <w:rPr>
-            <w:rStyle w:val="NoneB"/>
-          </w:rPr>
-          <w:t>2006, p. 71)</w:t>
-        </w:r>
-      </w:hyperlink>
-      <w:r>
-        <w:rPr>
-          <w:rStyle w:val="NoneB"/>
-        </w:rPr>
-        <w:t xml:space="preserve">. This is particularly important when estimating generalized linear models because the interaction effect could be non-zero (even when the estimation indicates that it is zero). Moreover, the statistical significance of the interaction effect cannot be tested with a simple t-test on the coefficient of the interaction term </w:t>
-      </w:r>
-      <w:hyperlink r:id="rId89" w:history="1">
-        <w:r>
-          <w:rPr>
-            <w:rStyle w:val="NoneB"/>
-          </w:rPr>
-          <w:t>(Ai &amp; Norton, 2003)</w:t>
-        </w:r>
-      </w:hyperlink>
-      <w:r>
-        <w:rPr>
-          <w:rStyle w:val="NoneB"/>
-        </w:rPr>
-        <w:t xml:space="preserve">. </w:t>
-      </w:r>
-    </w:p>
-    <w:p>
-      <w:pPr>
-        <w:pStyle w:val="BodyA"/>
-        <w:spacing w:before="200" w:after="200"/>
-        <w:jc w:val="both"/>
-      </w:pPr>
-      <w:r>
-        <w:rPr>
-          <w:rStyle w:val="Hyperlink2"/>
-        </w:rPr>
-        <w:t xml:space="preserve">The model included several control variables. Since party affiliation is one of the main explanatory factors of voting </w:t>
-      </w:r>
-      <w:hyperlink r:id="rId90" w:history="1">
         <w:r>
           <w:rPr>
             <w:rStyle w:val="Hyperlink2"/>
@@ -5908,7 +5710,7 @@
         </w:rPr>
         <w:t xml:space="preserve">dominance and strength” </w:t>
       </w:r>
-      <w:hyperlink r:id="rId91" w:history="1">
+      <w:hyperlink r:id="rId87" w:history="1">
         <w:r>
           <w:rPr>
             <w:rStyle w:val="Hyperlink2"/>
@@ -5922,7 +5724,7 @@
         </w:rPr>
         <w:t xml:space="preserve">. Finally, to account for unobserved but fixed omitted variables, we included city fixed effects in all models. By pursuing this econometric strategy, the model aims at controlling for city-specific factors, such as population size, different political cleavages (e.g., urban/rural, language) local party competition issues, and possible incumbency/contestation dynamics, among other hard-to-measure confounding factors </w:t>
       </w:r>
-      <w:hyperlink r:id="rId92" w:history="1">
+      <w:hyperlink r:id="rId88" w:history="1">
         <w:r>
           <w:rPr>
             <w:rStyle w:val="Hyperlink2"/>
@@ -5977,7 +5779,7 @@
                     <wp:lineTo x="0" y="0"/>
                   </wp:wrapPolygon>
                 </wp:wrapThrough>
-                <wp:docPr id="1073741827" name="officeArt object" descr="(1)"/>
+                <wp:docPr id="1073741827" name="Text Box 3" descr="(1)"/>
                 <wp:cNvGraphicFramePr/>
                 <a:graphic xmlns:a="http://schemas.openxmlformats.org/drawingml/2006/main">
                   <a:graphicData uri="http://schemas.microsoft.com/office/word/2010/wordprocessingShape">
@@ -6022,7 +5824,7 @@
               </wp:anchor>
             </w:drawing>
           </mc:Choice>
-          <mc:Fallback>
+          <mc:Fallback xmlns:w16du="http://schemas.microsoft.com/office/word/2023/wordml/word16du">
             <w:pict>
               <v:shapetype w14:anchorId="2218C8DF" id="_x0000_t202" coordsize="21600,21600" o:spt="202" path="m,l,21600r21600,l21600,xe">
                 <v:stroke joinstyle="miter"/>
@@ -6070,7 +5872,7 @@
           <wp:inline distT="0" distB="0" distL="0" distR="0" wp14:anchorId="20626DB1" wp14:editId="7B16DDA3">
             <wp:extent cx="5065732" cy="1291762"/>
             <wp:effectExtent l="0" t="0" r="0" b="0"/>
-            <wp:docPr id="1073741828" name="officeArt object" descr="W9PZe54etwtMJq7xKmIk50s8glwFXB5_v72RJfnvt5DzI_nvWX9JSIQAXC_Zwe_sW2bwjnqJqe_A8b3l-9SXgiCUicWWUEYMQyPH_kfw6Y2r3ZwDOpXNGgc8yVu1YCdrOMagpbUYtixD.png"/>
+            <wp:docPr id="1073741828" name="Picture 4" descr="W9PZe54etwtMJq7xKmIk50s8glwFXB5_v72RJfnvt5DzI_nvWX9JSIQAXC_Zwe_sW2bwjnqJqe_A8b3l-9SXgiCUicWWUEYMQyPH_kfw6Y2r3ZwDOpXNGgc8yVu1YCdrOMagpbUYtixD.png"/>
             <wp:cNvGraphicFramePr/>
             <a:graphic xmlns:a="http://schemas.openxmlformats.org/drawingml/2006/main">
               <a:graphicData uri="http://schemas.openxmlformats.org/drawingml/2006/picture">
@@ -6082,7 +5884,7 @@
                     </pic:cNvPicPr>
                   </pic:nvPicPr>
                   <pic:blipFill>
-                    <a:blip r:embed="rId93"/>
+                    <a:blip r:embed="rId89"/>
                     <a:stretch>
                       <a:fillRect/>
                     </a:stretch>
@@ -6383,7 +6185,7 @@
         </w:rPr>
         <w:t xml:space="preserve">the gender of candidates might interact with perceptions of physical appearance” </w:t>
       </w:r>
-      <w:hyperlink r:id="rId94" w:history="1">
+      <w:hyperlink r:id="rId90" w:history="1">
         <w:r>
           <w:rPr>
             <w:rStyle w:val="Hyperlink2"/>
@@ -6426,7 +6228,7 @@
         </w:rPr>
         <w:t xml:space="preserve">attractiveness matters most for women candidates” </w:t>
       </w:r>
-      <w:hyperlink r:id="rId95" w:history="1">
+      <w:hyperlink r:id="rId91" w:history="1">
         <w:r>
           <w:rPr>
             <w:rStyle w:val="Hyperlink2"/>
@@ -6496,7 +6298,7 @@
         </w:rPr>
         <w:t xml:space="preserve">Finnish elections are unusually suited for gender analysis, since there is a sizable number of both male and female candidates in all districts” </w:t>
       </w:r>
-      <w:hyperlink r:id="rId96" w:history="1">
+      <w:hyperlink r:id="rId92" w:history="1">
         <w:r>
           <w:rPr>
             <w:rStyle w:val="Hyperlink2"/>
@@ -6641,7 +6443,7 @@
         </w:rPr>
         <w:t xml:space="preserve"> look like she has a working-class occupation has a predicted count of 99 votes. This is a substantial and statistically significant 36% marginal change (p-value &lt; 0.001). To put these results in perspective, our findings are somewhat in line with </w:t>
       </w:r>
-      <w:hyperlink r:id="rId97" w:history="1">
+      <w:hyperlink r:id="rId93" w:history="1">
         <w:r>
           <w:rPr>
             <w:rStyle w:val="Hyperlink2"/>
@@ -6765,7 +6567,7 @@
         </w:rPr>
         <w:t xml:space="preserve">s work” </w:t>
       </w:r>
-      <w:hyperlink r:id="rId98" w:history="1">
+      <w:hyperlink r:id="rId94" w:history="1">
         <w:r>
           <w:rPr>
             <w:rStyle w:val="Hyperlink2"/>
@@ -6821,8 +6623,8 @@
         <w:spacing w:before="200" w:after="200"/>
         <w:jc w:val="both"/>
       </w:pPr>
-      <w:bookmarkStart w:id="31" w:name="_headingh.1t3h5sf"/>
-      <w:bookmarkEnd w:id="31"/>
+      <w:bookmarkStart w:id="7" w:name="_headingh.1t3h5sf"/>
+      <w:bookmarkEnd w:id="7"/>
       <w:r>
         <w:rPr>
           <w:rStyle w:val="Hyperlink2"/>
@@ -6841,7 +6643,7 @@
         </w:rPr>
         <w:t xml:space="preserve"> than it does female candidates. This is in line with prior findings </w:t>
       </w:r>
-      <w:hyperlink r:id="rId99" w:history="1">
+      <w:hyperlink r:id="rId95" w:history="1">
         <w:r>
           <w:rPr>
             <w:rStyle w:val="Hyperlink2"/>
@@ -6869,7 +6671,7 @@
         </w:rPr>
         <w:t xml:space="preserve">. For example, </w:t>
       </w:r>
-      <w:hyperlink r:id="rId100" w:history="1">
+      <w:hyperlink r:id="rId96" w:history="1">
         <w:proofErr w:type="spellStart"/>
         <w:r>
           <w:rPr>
@@ -6944,7 +6746,7 @@
         </w:rPr>
         <w:t xml:space="preserve"> penalized for how they look </w:t>
       </w:r>
-      <w:hyperlink r:id="rId101" w:history="1">
+      <w:hyperlink r:id="rId97" w:history="1">
         <w:r>
           <w:rPr>
             <w:rStyle w:val="Hyperlink2"/>
@@ -7025,7 +6827,7 @@
             <wp:extent cx="5727700" cy="2863850"/>
             <wp:effectExtent l="0" t="0" r="0" b="0"/>
             <wp:wrapTopAndBottom distT="152400" distB="152400"/>
-            <wp:docPr id="1073741829" name="officeArt object" descr="pred_prob_plot.jpeg"/>
+            <wp:docPr id="1073741829" name="Picture 5" descr="pred_prob_plot.jpeg"/>
             <wp:cNvGraphicFramePr/>
             <a:graphic xmlns:a="http://schemas.openxmlformats.org/drawingml/2006/main">
               <a:graphicData uri="http://schemas.openxmlformats.org/drawingml/2006/picture">
@@ -7037,7 +6839,7 @@
                     </pic:cNvPicPr>
                   </pic:nvPicPr>
                   <pic:blipFill>
-                    <a:blip r:embed="rId102"/>
+                    <a:blip r:embed="rId98"/>
                     <a:stretch>
                       <a:fillRect/>
                     </a:stretch>
@@ -7147,7 +6949,7 @@
           <wp:inline distT="0" distB="0" distL="0" distR="0" wp14:anchorId="7E8C1EC1" wp14:editId="6084DAB5">
             <wp:extent cx="5727573" cy="1897259"/>
             <wp:effectExtent l="0" t="0" r="0" b="0"/>
-            <wp:docPr id="1073741830" name="officeArt object" descr="5-NP_rvfRJd8D3PT-APh_zQeVLYT1al9sdhd99dQZ_u4AhpCfI43Kg6-XR5uJzixZMRdj5lK_xmtLuNWe_eWI4t0jFUqb22iy5od5a3MhNPYl6BeJ6Sc-wwyyvxrCqNLz3liqd6zvdLoKPFyZdBvpA.png"/>
+            <wp:docPr id="1073741830" name="Picture 6" descr="5-NP_rvfRJd8D3PT-APh_zQeVLYT1al9sdhd99dQZ_u4AhpCfI43Kg6-XR5uJzixZMRdj5lK_xmtLuNWe_eWI4t0jFUqb22iy5od5a3MhNPYl6BeJ6Sc-wwyyvxrCqNLz3liqd6zvdLoKPFyZdBvpA.png"/>
             <wp:cNvGraphicFramePr/>
             <a:graphic xmlns:a="http://schemas.openxmlformats.org/drawingml/2006/main">
               <a:graphicData uri="http://schemas.openxmlformats.org/drawingml/2006/picture">
@@ -7159,7 +6961,7 @@
                     </pic:cNvPicPr>
                   </pic:nvPicPr>
                   <pic:blipFill>
-                    <a:blip r:embed="rId103"/>
+                    <a:blip r:embed="rId99"/>
                     <a:stretch>
                       <a:fillRect/>
                     </a:stretch>
@@ -7245,7 +7047,7 @@
           <wp:inline distT="0" distB="0" distL="0" distR="0" wp14:anchorId="63C730B0" wp14:editId="6BA3AF18">
             <wp:extent cx="5727573" cy="1925897"/>
             <wp:effectExtent l="0" t="0" r="0" b="0"/>
-            <wp:docPr id="1073741831" name="officeArt object" descr="GBoeVHIRVzQPYYmZlvswyyyAsFFrJ8OhnsyczS5l-hDPXfe1UeIseo5SDDHlq7MEJexua83dzVU8C1QicGfVNhN9SL8pZYWp9Th5JJ9vH_c0QZRc86xhRCp5elbVNil6WtM6P9WtoTKa5IuSoCaUyw.png"/>
+            <wp:docPr id="1073741831" name="Picture 7" descr="GBoeVHIRVzQPYYmZlvswyyyAsFFrJ8OhnsyczS5l-hDPXfe1UeIseo5SDDHlq7MEJexua83dzVU8C1QicGfVNhN9SL8pZYWp9Th5JJ9vH_c0QZRc86xhRCp5elbVNil6WtM6P9WtoTKa5IuSoCaUyw.png"/>
             <wp:cNvGraphicFramePr/>
             <a:graphic xmlns:a="http://schemas.openxmlformats.org/drawingml/2006/main">
               <a:graphicData uri="http://schemas.openxmlformats.org/drawingml/2006/picture">
@@ -7257,7 +7059,7 @@
                     </pic:cNvPicPr>
                   </pic:nvPicPr>
                   <pic:blipFill>
-                    <a:blip r:embed="rId104"/>
+                    <a:blip r:embed="rId100"/>
                     <a:stretch>
                       <a:fillRect/>
                     </a:stretch>
@@ -7289,8 +7091,8 @@
         <w:spacing w:before="200" w:after="200"/>
         <w:jc w:val="both"/>
         <w:sectPr>
-          <w:headerReference w:type="default" r:id="rId105"/>
-          <w:footerReference w:type="default" r:id="rId106"/>
+          <w:headerReference w:type="default" r:id="rId101"/>
+          <w:footerReference w:type="default" r:id="rId102"/>
           <w:pgSz w:w="11900" w:h="16840"/>
           <w:pgMar w:top="1440" w:right="1440" w:bottom="1440" w:left="1440" w:header="720" w:footer="720" w:gutter="0"/>
           <w:pgNumType w:start="1"/>
@@ -7304,8 +7106,8 @@
         <w:spacing w:before="200" w:after="200"/>
         <w:jc w:val="both"/>
       </w:pPr>
-      <w:bookmarkStart w:id="32" w:name="_headingh.4d34og8"/>
-      <w:bookmarkEnd w:id="32"/>
+      <w:bookmarkStart w:id="8" w:name="_headingh.4d34og8"/>
+      <w:bookmarkEnd w:id="8"/>
       <w:r>
         <w:rPr>
           <w:rStyle w:val="Hyperlink2"/>
@@ -7427,177 +7229,177 @@
         </w:rPr>
         <w:t xml:space="preserve">double cue of occupational status”—that is, a lower-status occupational title (first cue) combined with a low-status appearance (second cue)— especially concerns women in electoral contexts. These results are in line with previous studies of physical attractiveness and labor-market outcomes, which have shown that for women, the consequences of physical appearance can be much more complex and severe at the same time </w:t>
       </w:r>
+      <w:hyperlink r:id="rId103" w:history="1">
+        <w:r>
+          <w:rPr>
+            <w:rStyle w:val="Hyperlink2"/>
+          </w:rPr>
+          <w:t>(</w:t>
+        </w:r>
+        <w:proofErr w:type="spellStart"/>
+        <w:r>
+          <w:rPr>
+            <w:rStyle w:val="Hyperlink2"/>
+          </w:rPr>
+          <w:t>Frevert</w:t>
+        </w:r>
+        <w:proofErr w:type="spellEnd"/>
+        <w:r>
+          <w:rPr>
+            <w:rStyle w:val="Hyperlink2"/>
+          </w:rPr>
+          <w:t xml:space="preserve"> &amp; Walker, 2014; </w:t>
+        </w:r>
+        <w:proofErr w:type="spellStart"/>
+        <w:r>
+          <w:rPr>
+            <w:rStyle w:val="Hyperlink2"/>
+          </w:rPr>
+          <w:t>Kuwabara</w:t>
+        </w:r>
+        <w:proofErr w:type="spellEnd"/>
+        <w:r>
+          <w:rPr>
+            <w:rStyle w:val="Hyperlink2"/>
+          </w:rPr>
+          <w:t xml:space="preserve"> &amp; </w:t>
+        </w:r>
+        <w:proofErr w:type="spellStart"/>
+        <w:r>
+          <w:rPr>
+            <w:rStyle w:val="Hyperlink2"/>
+          </w:rPr>
+          <w:t>Thébaud</w:t>
+        </w:r>
+        <w:proofErr w:type="spellEnd"/>
+        <w:r>
+          <w:rPr>
+            <w:rStyle w:val="Hyperlink2"/>
+          </w:rPr>
+          <w:t xml:space="preserve">, 2017; </w:t>
+        </w:r>
+        <w:proofErr w:type="spellStart"/>
+        <w:r>
+          <w:rPr>
+            <w:rStyle w:val="Hyperlink2"/>
+          </w:rPr>
+          <w:t>Kukkonen</w:t>
+        </w:r>
+        <w:proofErr w:type="spellEnd"/>
+        <w:r>
+          <w:rPr>
+            <w:rStyle w:val="Hyperlink2"/>
+          </w:rPr>
+          <w:t xml:space="preserve"> et al., 2023</w:t>
+        </w:r>
+        <w:r>
+          <w:rPr>
+            <w:rStyle w:val="Hyperlink2"/>
+          </w:rPr>
+          <w:t>)</w:t>
+        </w:r>
+      </w:hyperlink>
+      <w:r>
+        <w:rPr>
+          <w:rStyle w:val="Hyperlink2"/>
+        </w:rPr>
+        <w:t xml:space="preserve">. In keeping with our empirical results, past research on voting and physical attractiveness also indicates that appearance matters more for female than for male candidates </w:t>
+      </w:r>
+      <w:hyperlink r:id="rId104" w:history="1">
+        <w:r>
+          <w:rPr>
+            <w:rStyle w:val="Hyperlink2"/>
+          </w:rPr>
+          <w:t>(</w:t>
+        </w:r>
+        <w:proofErr w:type="spellStart"/>
+        <w:r>
+          <w:rPr>
+            <w:rStyle w:val="Hyperlink2"/>
+          </w:rPr>
+          <w:t>Ditonto</w:t>
+        </w:r>
+        <w:proofErr w:type="spellEnd"/>
+        <w:r>
+          <w:rPr>
+            <w:rStyle w:val="Hyperlink2"/>
+          </w:rPr>
+          <w:t xml:space="preserve"> &amp; Mattes, 2018)</w:t>
+        </w:r>
+      </w:hyperlink>
+      <w:r>
+        <w:rPr>
+          <w:rStyle w:val="Hyperlink2"/>
+        </w:rPr>
+        <w:t xml:space="preserve">. Our findings also reveal that as a status characteristic, being male compensates for the negative impact of male candidates’ occupations. This may be related to the fact that in some left-wing parties, being a man and looking like a representative of the working class might serve as an advantage </w:t>
+      </w:r>
+      <w:hyperlink r:id="rId105" w:history="1">
+        <w:r>
+          <w:rPr>
+            <w:rStyle w:val="Hyperlink2"/>
+          </w:rPr>
+          <w:t>(see Berggren et al., 2017)</w:t>
+        </w:r>
+      </w:hyperlink>
+      <w:r>
+        <w:rPr>
+          <w:rStyle w:val="Hyperlink2"/>
+        </w:rPr>
+        <w:t>. Overall, our study suggests that expectation-states theory is a useful theoretical framework for understanding how physical appearance, as a marker of occupational status, may be decisive in elections.</w:t>
+      </w:r>
+    </w:p>
+    <w:p>
+      <w:pPr>
+        <w:pStyle w:val="BodyA"/>
+        <w:spacing w:before="200" w:after="200"/>
+        <w:jc w:val="both"/>
+      </w:pPr>
+      <w:r>
+        <w:rPr>
+          <w:rStyle w:val="NoneB"/>
+        </w:rPr>
+        <w:t xml:space="preserve">In terms of social inequalities and democracy, the results raise serious concerns. Official statistics show that women and elected representatives with working-class occupations are already underrepresented in municipal councils </w:t>
+      </w:r>
+      <w:hyperlink r:id="rId106" w:history="1">
+        <w:r>
+          <w:rPr>
+            <w:rStyle w:val="NoneB"/>
+          </w:rPr>
+          <w:t>(Official Statistics Finland, 2017)</w:t>
+        </w:r>
+      </w:hyperlink>
+      <w:r>
+        <w:rPr>
+          <w:rStyle w:val="NoneB"/>
+        </w:rPr>
+        <w:t>. At the same time, we showed that the physical appearance of working-class women further lowers their chances of receiving a higher vote count.</w:t>
+      </w:r>
+    </w:p>
+    <w:p>
+      <w:pPr>
+        <w:pStyle w:val="BodyA"/>
+        <w:spacing w:before="200" w:after="200"/>
+        <w:jc w:val="both"/>
+      </w:pPr>
+      <w:r>
+        <w:rPr>
+          <w:rStyle w:val="NoneB"/>
+        </w:rPr>
+        <w:t xml:space="preserve">In many ways, our study is explorative, calling for more research on inequality and physical appearance and their importance for voting choices. </w:t>
+      </w:r>
+      <w:r>
+        <w:rPr>
+          <w:rStyle w:val="NoneB"/>
+        </w:rPr>
+        <w:t>First, w</w:t>
+      </w:r>
+      <w:r>
+        <w:rPr>
+          <w:rStyle w:val="NoneB"/>
+        </w:rPr>
+        <w:t xml:space="preserve">hile our design allows for a general description of the existence of the phenomenon, the mechanisms by which physical appearance produces social inequalities remain outside the scope of this study. One possible mechanism could include class voting—that is, the tendency of voters in a particular class to vote for a political candidate who looks like a representative of the same social class </w:t>
+      </w:r>
       <w:hyperlink r:id="rId107" w:history="1">
-        <w:r>
-          <w:rPr>
-            <w:rStyle w:val="Hyperlink2"/>
-          </w:rPr>
-          <w:t>(</w:t>
-        </w:r>
-        <w:proofErr w:type="spellStart"/>
-        <w:r>
-          <w:rPr>
-            <w:rStyle w:val="Hyperlink2"/>
-          </w:rPr>
-          <w:t>Frevert</w:t>
-        </w:r>
-        <w:proofErr w:type="spellEnd"/>
-        <w:r>
-          <w:rPr>
-            <w:rStyle w:val="Hyperlink2"/>
-          </w:rPr>
-          <w:t xml:space="preserve"> &amp; Walker, 2014; </w:t>
-        </w:r>
-        <w:proofErr w:type="spellStart"/>
-        <w:r>
-          <w:rPr>
-            <w:rStyle w:val="Hyperlink2"/>
-          </w:rPr>
-          <w:t>Kuwabara</w:t>
-        </w:r>
-        <w:proofErr w:type="spellEnd"/>
-        <w:r>
-          <w:rPr>
-            <w:rStyle w:val="Hyperlink2"/>
-          </w:rPr>
-          <w:t xml:space="preserve"> &amp; </w:t>
-        </w:r>
-        <w:proofErr w:type="spellStart"/>
-        <w:r>
-          <w:rPr>
-            <w:rStyle w:val="Hyperlink2"/>
-          </w:rPr>
-          <w:t>Thébaud</w:t>
-        </w:r>
-        <w:proofErr w:type="spellEnd"/>
-        <w:r>
-          <w:rPr>
-            <w:rStyle w:val="Hyperlink2"/>
-          </w:rPr>
-          <w:t xml:space="preserve">, 2017; </w:t>
-        </w:r>
-        <w:proofErr w:type="spellStart"/>
-        <w:r>
-          <w:rPr>
-            <w:rStyle w:val="Hyperlink2"/>
-          </w:rPr>
-          <w:t>Kukkonen</w:t>
-        </w:r>
-        <w:proofErr w:type="spellEnd"/>
-        <w:r>
-          <w:rPr>
-            <w:rStyle w:val="Hyperlink2"/>
-          </w:rPr>
-          <w:t xml:space="preserve"> et al., 2023</w:t>
-        </w:r>
-        <w:r>
-          <w:rPr>
-            <w:rStyle w:val="Hyperlink2"/>
-          </w:rPr>
-          <w:t>)</w:t>
-        </w:r>
-      </w:hyperlink>
-      <w:r>
-        <w:rPr>
-          <w:rStyle w:val="Hyperlink2"/>
-        </w:rPr>
-        <w:t xml:space="preserve">. In keeping with our empirical results, past research on voting and physical attractiveness also indicates that appearance matters more for female than for male candidates </w:t>
-      </w:r>
-      <w:hyperlink r:id="rId108" w:history="1">
-        <w:r>
-          <w:rPr>
-            <w:rStyle w:val="Hyperlink2"/>
-          </w:rPr>
-          <w:t>(</w:t>
-        </w:r>
-        <w:proofErr w:type="spellStart"/>
-        <w:r>
-          <w:rPr>
-            <w:rStyle w:val="Hyperlink2"/>
-          </w:rPr>
-          <w:t>Ditonto</w:t>
-        </w:r>
-        <w:proofErr w:type="spellEnd"/>
-        <w:r>
-          <w:rPr>
-            <w:rStyle w:val="Hyperlink2"/>
-          </w:rPr>
-          <w:t xml:space="preserve"> &amp; Mattes, 2018)</w:t>
-        </w:r>
-      </w:hyperlink>
-      <w:r>
-        <w:rPr>
-          <w:rStyle w:val="Hyperlink2"/>
-        </w:rPr>
-        <w:t xml:space="preserve">. Our findings also reveal that as a status characteristic, being male compensates for the negative impact of male candidates’ occupations. This may be related to the fact that in some left-wing parties, being a man and looking like a representative of the working class might serve as an advantage </w:t>
-      </w:r>
-      <w:hyperlink r:id="rId109" w:history="1">
-        <w:r>
-          <w:rPr>
-            <w:rStyle w:val="Hyperlink2"/>
-          </w:rPr>
-          <w:t>(see Berggren et al., 2017)</w:t>
-        </w:r>
-      </w:hyperlink>
-      <w:r>
-        <w:rPr>
-          <w:rStyle w:val="Hyperlink2"/>
-        </w:rPr>
-        <w:t>. Overall, our study suggests that expectation-states theory is a useful theoretical framework for understanding how physical appearance, as a marker of occupational status, may be decisive in elections.</w:t>
-      </w:r>
-    </w:p>
-    <w:p>
-      <w:pPr>
-        <w:pStyle w:val="BodyA"/>
-        <w:spacing w:before="200" w:after="200"/>
-        <w:jc w:val="both"/>
-      </w:pPr>
-      <w:r>
-        <w:rPr>
-          <w:rStyle w:val="NoneB"/>
-        </w:rPr>
-        <w:t xml:space="preserve">In terms of social inequalities and democracy, the results raise serious concerns. Official statistics show that women and elected representatives with working-class occupations are already underrepresented in municipal councils </w:t>
-      </w:r>
-      <w:hyperlink r:id="rId110" w:history="1">
-        <w:r>
-          <w:rPr>
-            <w:rStyle w:val="NoneB"/>
-          </w:rPr>
-          <w:t>(Official Statistics Finland, 2017)</w:t>
-        </w:r>
-      </w:hyperlink>
-      <w:r>
-        <w:rPr>
-          <w:rStyle w:val="NoneB"/>
-        </w:rPr>
-        <w:t>. At the same time, we showed that the physical appearance of working-class women further lowers their chances of receiving a higher vote count.</w:t>
-      </w:r>
-    </w:p>
-    <w:p>
-      <w:pPr>
-        <w:pStyle w:val="BodyA"/>
-        <w:spacing w:before="200" w:after="200"/>
-        <w:jc w:val="both"/>
-      </w:pPr>
-      <w:r>
-        <w:rPr>
-          <w:rStyle w:val="NoneB"/>
-        </w:rPr>
-        <w:t xml:space="preserve">In many ways, our study is explorative, calling for more research on inequality and physical appearance and their importance for voting choices. </w:t>
-      </w:r>
-      <w:r>
-        <w:rPr>
-          <w:rStyle w:val="NoneB"/>
-        </w:rPr>
-        <w:t>First, w</w:t>
-      </w:r>
-      <w:r>
-        <w:rPr>
-          <w:rStyle w:val="NoneB"/>
-        </w:rPr>
-        <w:t xml:space="preserve">hile our design allows for a general description of the existence of the phenomenon, the mechanisms by which physical appearance produces social inequalities remain outside the scope of this study. One possible mechanism could include class voting—that is, the tendency of voters in a particular class to vote for a political candidate who looks like a representative of the same social class </w:t>
-      </w:r>
-      <w:hyperlink r:id="rId111" w:history="1">
         <w:r>
           <w:rPr>
             <w:rStyle w:val="NoneB"/>
@@ -7663,8 +7465,8 @@
         <w:spacing w:before="200" w:after="200"/>
         <w:jc w:val="both"/>
       </w:pPr>
-      <w:bookmarkStart w:id="33" w:name="_headingh.2s8eyo1"/>
-      <w:bookmarkEnd w:id="33"/>
+      <w:bookmarkStart w:id="9" w:name="_headingh.2s8eyo1"/>
+      <w:bookmarkEnd w:id="9"/>
       <w:r>
         <w:rPr>
           <w:rStyle w:val="Hyperlink2"/>
@@ -7690,53 +7492,53 @@
         <w:ind w:left="720" w:hanging="720"/>
         <w:jc w:val="both"/>
       </w:pPr>
+      <w:hyperlink r:id="rId108" w:history="1">
+        <w:r>
+          <w:rPr>
+            <w:rStyle w:val="NoneB"/>
+          </w:rPr>
+          <w:t xml:space="preserve">Ai, C., &amp; Norton, E. (2003). Interaction terms in logit and </w:t>
+        </w:r>
+        <w:proofErr w:type="spellStart"/>
+        <w:r>
+          <w:rPr>
+            <w:rStyle w:val="NoneB"/>
+          </w:rPr>
+          <w:t>probit</w:t>
+        </w:r>
+        <w:proofErr w:type="spellEnd"/>
+        <w:r>
+          <w:rPr>
+            <w:rStyle w:val="NoneB"/>
+          </w:rPr>
+          <w:t xml:space="preserve"> models. </w:t>
+        </w:r>
+      </w:hyperlink>
+      <w:hyperlink r:id="rId109" w:history="1">
+        <w:r>
+          <w:rPr>
+            <w:rStyle w:val="Hyperlink14"/>
+          </w:rPr>
+          <w:t>Economics Letters</w:t>
+        </w:r>
+      </w:hyperlink>
+      <w:hyperlink r:id="rId110" w:history="1">
+        <w:r>
+          <w:rPr>
+            <w:rStyle w:val="NoneB"/>
+          </w:rPr>
+          <w:t xml:space="preserve">, </w:t>
+        </w:r>
+      </w:hyperlink>
+      <w:hyperlink r:id="rId111" w:history="1">
+        <w:r>
+          <w:rPr>
+            <w:rStyle w:val="Hyperlink14"/>
+          </w:rPr>
+          <w:t>80</w:t>
+        </w:r>
+      </w:hyperlink>
       <w:hyperlink r:id="rId112" w:history="1">
-        <w:r>
-          <w:rPr>
-            <w:rStyle w:val="NoneB"/>
-          </w:rPr>
-          <w:t xml:space="preserve">Ai, C., &amp; Norton, E. (2003). Interaction terms in logit and </w:t>
-        </w:r>
-        <w:proofErr w:type="spellStart"/>
-        <w:r>
-          <w:rPr>
-            <w:rStyle w:val="NoneB"/>
-          </w:rPr>
-          <w:t>probit</w:t>
-        </w:r>
-        <w:proofErr w:type="spellEnd"/>
-        <w:r>
-          <w:rPr>
-            <w:rStyle w:val="NoneB"/>
-          </w:rPr>
-          <w:t xml:space="preserve"> models. </w:t>
-        </w:r>
-      </w:hyperlink>
-      <w:hyperlink r:id="rId113" w:history="1">
-        <w:r>
-          <w:rPr>
-            <w:rStyle w:val="Hyperlink14"/>
-          </w:rPr>
-          <w:t>Economics Letters</w:t>
-        </w:r>
-      </w:hyperlink>
-      <w:hyperlink r:id="rId114" w:history="1">
-        <w:r>
-          <w:rPr>
-            <w:rStyle w:val="NoneB"/>
-          </w:rPr>
-          <w:t xml:space="preserve">, </w:t>
-        </w:r>
-      </w:hyperlink>
-      <w:hyperlink r:id="rId115" w:history="1">
-        <w:r>
-          <w:rPr>
-            <w:rStyle w:val="Hyperlink14"/>
-          </w:rPr>
-          <w:t>80</w:t>
-        </w:r>
-      </w:hyperlink>
-      <w:hyperlink r:id="rId116" w:history="1">
         <w:r>
           <w:rPr>
             <w:rStyle w:val="NoneB"/>
@@ -7758,7 +7560,7 @@
           <w:bCs/>
         </w:rPr>
       </w:pPr>
-      <w:hyperlink r:id="rId117" w:history="1">
+      <w:hyperlink r:id="rId113" w:history="1">
         <w:r>
           <w:rPr>
             <w:rStyle w:val="Hyperlink2"/>
@@ -7780,7 +7582,7 @@
           <w:t xml:space="preserve">, J.-S. (2009). </w:t>
         </w:r>
       </w:hyperlink>
-      <w:hyperlink r:id="rId118" w:history="1">
+      <w:hyperlink r:id="rId114" w:history="1">
         <w:r>
           <w:rPr>
             <w:rStyle w:val="Hyperlink13"/>
@@ -7803,7 +7605,7 @@
           <w:t>s companion</w:t>
         </w:r>
       </w:hyperlink>
-      <w:hyperlink r:id="rId119" w:history="1">
+      <w:hyperlink r:id="rId115" w:history="1">
         <w:r>
           <w:rPr>
             <w:rStyle w:val="Hyperlink2"/>
@@ -7820,7 +7622,7 @@
         <w:ind w:left="720" w:hanging="720"/>
         <w:jc w:val="both"/>
       </w:pPr>
-      <w:hyperlink r:id="rId120" w:history="1">
+      <w:hyperlink r:id="rId116" w:history="1">
         <w:proofErr w:type="spellStart"/>
         <w:r>
           <w:rPr>
@@ -7865,7 +7667,7 @@
           <w:t xml:space="preserve">s play! </w:t>
         </w:r>
       </w:hyperlink>
-      <w:hyperlink r:id="rId121" w:history="1">
+      <w:hyperlink r:id="rId117" w:history="1">
         <w:r>
           <w:rPr>
             <w:rStyle w:val="Hyperlink13"/>
@@ -7873,7 +7675,7 @@
           <w:t>Science</w:t>
         </w:r>
       </w:hyperlink>
-      <w:hyperlink r:id="rId122" w:history="1">
+      <w:hyperlink r:id="rId118" w:history="1">
         <w:r>
           <w:rPr>
             <w:rStyle w:val="Hyperlink2"/>
@@ -7881,7 +7683,7 @@
           <w:t xml:space="preserve">, </w:t>
         </w:r>
       </w:hyperlink>
-      <w:hyperlink r:id="rId123" w:history="1">
+      <w:hyperlink r:id="rId119" w:history="1">
         <w:r>
           <w:rPr>
             <w:rStyle w:val="Hyperlink13"/>
@@ -7889,7 +7691,7 @@
           <w:t>323</w:t>
         </w:r>
       </w:hyperlink>
-      <w:hyperlink r:id="rId124" w:history="1">
+      <w:hyperlink r:id="rId120" w:history="1">
         <w:r>
           <w:rPr>
             <w:rStyle w:val="Hyperlink2"/>
@@ -7954,61 +7756,61 @@
           <w:bCs/>
         </w:rPr>
       </w:pPr>
+      <w:hyperlink r:id="rId121" w:history="1">
+        <w:proofErr w:type="spellStart"/>
+        <w:r>
+          <w:rPr>
+            <w:rStyle w:val="NoneB"/>
+          </w:rPr>
+          <w:t>Banducci</w:t>
+        </w:r>
+        <w:proofErr w:type="spellEnd"/>
+        <w:r>
+          <w:rPr>
+            <w:rStyle w:val="NoneB"/>
+          </w:rPr>
+          <w:t xml:space="preserve">, S., Karp, J., Thrasher, M., &amp; </w:t>
+        </w:r>
+        <w:proofErr w:type="spellStart"/>
+        <w:r>
+          <w:rPr>
+            <w:rStyle w:val="NoneB"/>
+          </w:rPr>
+          <w:t>Rallings</w:t>
+        </w:r>
+        <w:proofErr w:type="spellEnd"/>
+        <w:r>
+          <w:rPr>
+            <w:rStyle w:val="NoneB"/>
+          </w:rPr>
+          <w:t xml:space="preserve">, C. (2008). Ballot photographs as cues in low-information elections. </w:t>
+        </w:r>
+      </w:hyperlink>
+      <w:hyperlink r:id="rId122" w:history="1">
+        <w:r>
+          <w:rPr>
+            <w:rStyle w:val="Hyperlink14"/>
+          </w:rPr>
+          <w:t>Political Psychology</w:t>
+        </w:r>
+      </w:hyperlink>
+      <w:hyperlink r:id="rId123" w:history="1">
+        <w:r>
+          <w:rPr>
+            <w:rStyle w:val="NoneB"/>
+          </w:rPr>
+          <w:t xml:space="preserve">, </w:t>
+        </w:r>
+      </w:hyperlink>
+      <w:hyperlink r:id="rId124" w:history="1">
+        <w:r>
+          <w:rPr>
+            <w:rStyle w:val="Hyperlink14"/>
+          </w:rPr>
+          <w:t>29</w:t>
+        </w:r>
+      </w:hyperlink>
       <w:hyperlink r:id="rId125" w:history="1">
-        <w:proofErr w:type="spellStart"/>
-        <w:r>
-          <w:rPr>
-            <w:rStyle w:val="NoneB"/>
-          </w:rPr>
-          <w:t>Banducci</w:t>
-        </w:r>
-        <w:proofErr w:type="spellEnd"/>
-        <w:r>
-          <w:rPr>
-            <w:rStyle w:val="NoneB"/>
-          </w:rPr>
-          <w:t xml:space="preserve">, S., Karp, J., Thrasher, M., &amp; </w:t>
-        </w:r>
-        <w:proofErr w:type="spellStart"/>
-        <w:r>
-          <w:rPr>
-            <w:rStyle w:val="NoneB"/>
-          </w:rPr>
-          <w:t>Rallings</w:t>
-        </w:r>
-        <w:proofErr w:type="spellEnd"/>
-        <w:r>
-          <w:rPr>
-            <w:rStyle w:val="NoneB"/>
-          </w:rPr>
-          <w:t xml:space="preserve">, C. (2008). Ballot photographs as cues in low-information elections. </w:t>
-        </w:r>
-      </w:hyperlink>
-      <w:hyperlink r:id="rId126" w:history="1">
-        <w:r>
-          <w:rPr>
-            <w:rStyle w:val="Hyperlink14"/>
-          </w:rPr>
-          <w:t>Political Psychology</w:t>
-        </w:r>
-      </w:hyperlink>
-      <w:hyperlink r:id="rId127" w:history="1">
-        <w:r>
-          <w:rPr>
-            <w:rStyle w:val="NoneB"/>
-          </w:rPr>
-          <w:t xml:space="preserve">, </w:t>
-        </w:r>
-      </w:hyperlink>
-      <w:hyperlink r:id="rId128" w:history="1">
-        <w:r>
-          <w:rPr>
-            <w:rStyle w:val="Hyperlink14"/>
-          </w:rPr>
-          <w:t>29</w:t>
-        </w:r>
-      </w:hyperlink>
-      <w:hyperlink r:id="rId129" w:history="1">
         <w:r>
           <w:rPr>
             <w:rStyle w:val="NoneB"/>
@@ -8030,7 +7832,7 @@
           <w:bCs/>
         </w:rPr>
       </w:pPr>
-      <w:hyperlink r:id="rId130" w:history="1">
+      <w:hyperlink r:id="rId126" w:history="1">
         <w:r>
           <w:rPr>
             <w:rStyle w:val="NoneB"/>
@@ -8038,7 +7840,7 @@
           <w:t xml:space="preserve">Bartels, L. (1996). Uninformed votes: Information effects in presidential elections. </w:t>
         </w:r>
       </w:hyperlink>
-      <w:hyperlink r:id="rId131" w:history="1">
+      <w:hyperlink r:id="rId127" w:history="1">
         <w:r>
           <w:rPr>
             <w:rStyle w:val="Hyperlink14"/>
@@ -8046,7 +7848,7 @@
           <w:t>American Journal of Political Science</w:t>
         </w:r>
       </w:hyperlink>
-      <w:hyperlink r:id="rId132" w:history="1">
+      <w:hyperlink r:id="rId128" w:history="1">
         <w:r>
           <w:rPr>
             <w:rStyle w:val="NoneB"/>
@@ -8054,7 +7856,7 @@
           <w:t xml:space="preserve">, </w:t>
         </w:r>
       </w:hyperlink>
-      <w:hyperlink r:id="rId133" w:history="1">
+      <w:hyperlink r:id="rId129" w:history="1">
         <w:r>
           <w:rPr>
             <w:rStyle w:val="Hyperlink14"/>
@@ -8082,39 +7884,39 @@
           <w:bCs/>
         </w:rPr>
       </w:pPr>
+      <w:hyperlink r:id="rId130" w:history="1">
+        <w:r>
+          <w:rPr>
+            <w:rStyle w:val="NoneB"/>
+          </w:rPr>
+          <w:t xml:space="preserve">Bartels, L. (2000). Partisanship and voting behavior, 1952–1996. </w:t>
+        </w:r>
+      </w:hyperlink>
+      <w:hyperlink r:id="rId131" w:history="1">
+        <w:r>
+          <w:rPr>
+            <w:rStyle w:val="Hyperlink14"/>
+          </w:rPr>
+          <w:t>American Journal of Political Science</w:t>
+        </w:r>
+      </w:hyperlink>
+      <w:hyperlink r:id="rId132" w:history="1">
+        <w:r>
+          <w:rPr>
+            <w:rStyle w:val="NoneB"/>
+          </w:rPr>
+          <w:t xml:space="preserve">, </w:t>
+        </w:r>
+      </w:hyperlink>
+      <w:hyperlink r:id="rId133" w:history="1">
+        <w:r>
+          <w:rPr>
+            <w:rStyle w:val="Hyperlink14"/>
+          </w:rPr>
+          <w:t>44</w:t>
+        </w:r>
+      </w:hyperlink>
       <w:hyperlink r:id="rId134" w:history="1">
-        <w:r>
-          <w:rPr>
-            <w:rStyle w:val="NoneB"/>
-          </w:rPr>
-          <w:t xml:space="preserve">Bartels, L. (2000). Partisanship and voting behavior, 1952–1996. </w:t>
-        </w:r>
-      </w:hyperlink>
-      <w:hyperlink r:id="rId135" w:history="1">
-        <w:r>
-          <w:rPr>
-            <w:rStyle w:val="Hyperlink14"/>
-          </w:rPr>
-          <w:t>American Journal of Political Science</w:t>
-        </w:r>
-      </w:hyperlink>
-      <w:hyperlink r:id="rId136" w:history="1">
-        <w:r>
-          <w:rPr>
-            <w:rStyle w:val="NoneB"/>
-          </w:rPr>
-          <w:t xml:space="preserve">, </w:t>
-        </w:r>
-      </w:hyperlink>
-      <w:hyperlink r:id="rId137" w:history="1">
-        <w:r>
-          <w:rPr>
-            <w:rStyle w:val="Hyperlink14"/>
-          </w:rPr>
-          <w:t>44</w:t>
-        </w:r>
-      </w:hyperlink>
-      <w:hyperlink r:id="rId138" w:history="1">
         <w:r>
           <w:rPr>
             <w:rStyle w:val="NoneB"/>
@@ -8136,7 +7938,7 @@
           <w:bCs/>
         </w:rPr>
       </w:pPr>
-      <w:hyperlink r:id="rId139" w:history="1">
+      <w:hyperlink r:id="rId135" w:history="1">
         <w:proofErr w:type="spellStart"/>
         <w:r>
           <w:rPr>
@@ -8175,7 +7977,7 @@
           <w:t xml:space="preserve"> the fairest of them all? Thinking that one is attractive increases the tendency to support inequality. </w:t>
         </w:r>
       </w:hyperlink>
-      <w:hyperlink r:id="rId140" w:history="1">
+      <w:hyperlink r:id="rId136" w:history="1">
         <w:r>
           <w:rPr>
             <w:rStyle w:val="Hyperlink13"/>
@@ -8183,7 +7985,7 @@
           <w:t>Organizational Behavior and Human Decision Processes</w:t>
         </w:r>
       </w:hyperlink>
-      <w:hyperlink r:id="rId141" w:history="1">
+      <w:hyperlink r:id="rId137" w:history="1">
         <w:r>
           <w:rPr>
             <w:rStyle w:val="Hyperlink2"/>
@@ -8191,7 +7993,7 @@
           <w:t xml:space="preserve">, </w:t>
         </w:r>
       </w:hyperlink>
-      <w:hyperlink r:id="rId142" w:history="1">
+      <w:hyperlink r:id="rId138" w:history="1">
         <w:r>
           <w:rPr>
             <w:rStyle w:val="Hyperlink13"/>
@@ -8199,7 +8001,7 @@
           <w:t>124</w:t>
         </w:r>
       </w:hyperlink>
-      <w:hyperlink r:id="rId143" w:history="1">
+      <w:hyperlink r:id="rId139" w:history="1">
         <w:r>
           <w:rPr>
             <w:rStyle w:val="Hyperlink2"/>
@@ -8221,67 +8023,67 @@
           <w:bCs/>
         </w:rPr>
       </w:pPr>
+      <w:hyperlink r:id="rId140" w:history="1">
+        <w:r>
+          <w:rPr>
+            <w:rStyle w:val="NoneB"/>
+          </w:rPr>
+          <w:t xml:space="preserve">Berggren, N., </w:t>
+        </w:r>
+        <w:proofErr w:type="spellStart"/>
+        <w:r>
+          <w:rPr>
+            <w:rStyle w:val="NoneB"/>
+          </w:rPr>
+          <w:t>Jordahl</w:t>
+        </w:r>
+        <w:proofErr w:type="spellEnd"/>
+        <w:r>
+          <w:rPr>
+            <w:rStyle w:val="NoneB"/>
+          </w:rPr>
+          <w:t xml:space="preserve">, H., &amp; </w:t>
+        </w:r>
+        <w:proofErr w:type="spellStart"/>
+        <w:r>
+          <w:rPr>
+            <w:rStyle w:val="NoneB"/>
+          </w:rPr>
+          <w:t>Poutvaara</w:t>
+        </w:r>
+        <w:proofErr w:type="spellEnd"/>
+        <w:r>
+          <w:rPr>
+            <w:rStyle w:val="NoneB"/>
+          </w:rPr>
+          <w:t xml:space="preserve">, P. (2010). The looks of a winner: Beauty and electoral success. </w:t>
+        </w:r>
+      </w:hyperlink>
+      <w:hyperlink r:id="rId141" w:history="1">
+        <w:r>
+          <w:rPr>
+            <w:rStyle w:val="Hyperlink14"/>
+          </w:rPr>
+          <w:t>Journal of Public Economics</w:t>
+        </w:r>
+      </w:hyperlink>
+      <w:hyperlink r:id="rId142" w:history="1">
+        <w:r>
+          <w:rPr>
+            <w:rStyle w:val="NoneB"/>
+          </w:rPr>
+          <w:t xml:space="preserve">, </w:t>
+        </w:r>
+      </w:hyperlink>
+      <w:hyperlink r:id="rId143" w:history="1">
+        <w:r>
+          <w:rPr>
+            <w:rStyle w:val="Hyperlink14"/>
+          </w:rPr>
+          <w:t>94</w:t>
+        </w:r>
+      </w:hyperlink>
       <w:hyperlink r:id="rId144" w:history="1">
-        <w:r>
-          <w:rPr>
-            <w:rStyle w:val="NoneB"/>
-          </w:rPr>
-          <w:t xml:space="preserve">Berggren, N., </w:t>
-        </w:r>
-        <w:proofErr w:type="spellStart"/>
-        <w:r>
-          <w:rPr>
-            <w:rStyle w:val="NoneB"/>
-          </w:rPr>
-          <w:t>Jordahl</w:t>
-        </w:r>
-        <w:proofErr w:type="spellEnd"/>
-        <w:r>
-          <w:rPr>
-            <w:rStyle w:val="NoneB"/>
-          </w:rPr>
-          <w:t xml:space="preserve">, H., &amp; </w:t>
-        </w:r>
-        <w:proofErr w:type="spellStart"/>
-        <w:r>
-          <w:rPr>
-            <w:rStyle w:val="NoneB"/>
-          </w:rPr>
-          <w:t>Poutvaara</w:t>
-        </w:r>
-        <w:proofErr w:type="spellEnd"/>
-        <w:r>
-          <w:rPr>
-            <w:rStyle w:val="NoneB"/>
-          </w:rPr>
-          <w:t xml:space="preserve">, P. (2010). The looks of a winner: Beauty and electoral success. </w:t>
-        </w:r>
-      </w:hyperlink>
-      <w:hyperlink r:id="rId145" w:history="1">
-        <w:r>
-          <w:rPr>
-            <w:rStyle w:val="Hyperlink14"/>
-          </w:rPr>
-          <w:t>Journal of Public Economics</w:t>
-        </w:r>
-      </w:hyperlink>
-      <w:hyperlink r:id="rId146" w:history="1">
-        <w:r>
-          <w:rPr>
-            <w:rStyle w:val="NoneB"/>
-          </w:rPr>
-          <w:t xml:space="preserve">, </w:t>
-        </w:r>
-      </w:hyperlink>
-      <w:hyperlink r:id="rId147" w:history="1">
-        <w:r>
-          <w:rPr>
-            <w:rStyle w:val="Hyperlink14"/>
-          </w:rPr>
-          <w:t>94</w:t>
-        </w:r>
-      </w:hyperlink>
-      <w:hyperlink r:id="rId148" w:history="1">
         <w:r>
           <w:rPr>
             <w:rStyle w:val="NoneB"/>
@@ -8298,67 +8100,67 @@
         <w:ind w:left="720" w:hanging="720"/>
         <w:jc w:val="both"/>
       </w:pPr>
+      <w:hyperlink r:id="rId145" w:history="1">
+        <w:r>
+          <w:rPr>
+            <w:rStyle w:val="NoneB"/>
+          </w:rPr>
+          <w:t xml:space="preserve">Berggren, N., </w:t>
+        </w:r>
+        <w:proofErr w:type="spellStart"/>
+        <w:r>
+          <w:rPr>
+            <w:rStyle w:val="NoneB"/>
+          </w:rPr>
+          <w:t>Jordahl</w:t>
+        </w:r>
+        <w:proofErr w:type="spellEnd"/>
+        <w:r>
+          <w:rPr>
+            <w:rStyle w:val="NoneB"/>
+          </w:rPr>
+          <w:t xml:space="preserve">, H., &amp; </w:t>
+        </w:r>
+        <w:proofErr w:type="spellStart"/>
+        <w:r>
+          <w:rPr>
+            <w:rStyle w:val="NoneB"/>
+          </w:rPr>
+          <w:t>Poutvaara</w:t>
+        </w:r>
+        <w:proofErr w:type="spellEnd"/>
+        <w:r>
+          <w:rPr>
+            <w:rStyle w:val="NoneB"/>
+          </w:rPr>
+          <w:t xml:space="preserve">, P. (2017). The right look: Conservative politicians look better and voters reward it. </w:t>
+        </w:r>
+      </w:hyperlink>
+      <w:hyperlink r:id="rId146" w:history="1">
+        <w:r>
+          <w:rPr>
+            <w:rStyle w:val="Hyperlink14"/>
+          </w:rPr>
+          <w:t>Journal of Public Economics</w:t>
+        </w:r>
+      </w:hyperlink>
+      <w:hyperlink r:id="rId147" w:history="1">
+        <w:r>
+          <w:rPr>
+            <w:rStyle w:val="NoneB"/>
+          </w:rPr>
+          <w:t xml:space="preserve">, </w:t>
+        </w:r>
+      </w:hyperlink>
+      <w:hyperlink r:id="rId148" w:history="1">
